--- a/EXPORTS/DOCX/published/niveau1/Dutch/DoingResearch.docx
+++ b/EXPORTS/DOCX/published/niveau1/Dutch/DoingResearch.docx
@@ -165,7 +165,7 @@
           <w:rFonts w:ascii="Charis SIL Italic" w:hAnsi="Charis SIL Italic" w:eastAsia="Charis SIL Italic"/>
           <w:b w:val="0"/>
           <w:i/>
-          <w:color w:val="0066CC"/>
+          <w:color w:val="0000FF"/>
           <w:sz w:val="24"/>
           <w:u w:val="single"/>
         </w:rPr>
@@ -183,7 +183,7 @@
           <w:rFonts w:ascii="Charis SIL Italic" w:hAnsi="Charis SIL Italic" w:eastAsia="Charis SIL Italic"/>
           <w:b w:val="0"/>
           <w:i/>
-          <w:color w:val="0066CC"/>
+          <w:color w:val="0000FF"/>
           <w:sz w:val="24"/>
           <w:u w:val="single"/>
         </w:rPr>
@@ -194,7 +194,7 @@
           <w:rFonts w:ascii="Charis SIL Italic" w:hAnsi="Charis SIL Italic" w:eastAsia="Charis SIL Italic"/>
           <w:b w:val="0"/>
           <w:i/>
-          <w:color w:val="0066CC"/>
+          <w:color w:val="0000FF"/>
           <w:sz w:val="24"/>
           <w:u w:val="single"/>
         </w:rPr>
@@ -212,7 +212,7 @@
           <w:rFonts w:ascii="Charis SIL Italic" w:hAnsi="Charis SIL Italic" w:eastAsia="Charis SIL Italic"/>
           <w:b w:val="0"/>
           <w:i/>
-          <w:color w:val="0066CC"/>
+          <w:color w:val="0000FF"/>
           <w:sz w:val="24"/>
           <w:u w:val="single"/>
         </w:rPr>
@@ -223,7 +223,7 @@
           <w:rFonts w:ascii="Charis SIL Italic" w:hAnsi="Charis SIL Italic" w:eastAsia="Charis SIL Italic"/>
           <w:b w:val="0"/>
           <w:i/>
-          <w:color w:val="0066CC"/>
+          <w:color w:val="0000FF"/>
           <w:sz w:val="24"/>
           <w:u w:val="single"/>
         </w:rPr>
@@ -241,7 +241,7 @@
           <w:rFonts w:ascii="Charis SIL Italic" w:hAnsi="Charis SIL Italic" w:eastAsia="Charis SIL Italic"/>
           <w:b w:val="0"/>
           <w:i/>
-          <w:color w:val="0066CC"/>
+          <w:color w:val="0000FF"/>
           <w:sz w:val="24"/>
           <w:u w:val="single"/>
         </w:rPr>
@@ -252,7 +252,7 @@
           <w:rFonts w:ascii="Charis SIL Italic" w:hAnsi="Charis SIL Italic" w:eastAsia="Charis SIL Italic"/>
           <w:b w:val="0"/>
           <w:i/>
-          <w:color w:val="0066CC"/>
+          <w:color w:val="0000FF"/>
           <w:sz w:val="24"/>
           <w:u w:val="single"/>
         </w:rPr>
@@ -270,7 +270,7 @@
           <w:rFonts w:ascii="Charis SIL Italic" w:hAnsi="Charis SIL Italic" w:eastAsia="Charis SIL Italic"/>
           <w:b w:val="0"/>
           <w:i/>
-          <w:color w:val="0066CC"/>
+          <w:color w:val="0000FF"/>
           <w:sz w:val="24"/>
           <w:u w:val="single"/>
         </w:rPr>
@@ -288,7 +288,7 @@
           <w:rFonts w:ascii="Charis SIL Italic" w:hAnsi="Charis SIL Italic" w:eastAsia="Charis SIL Italic"/>
           <w:b w:val="0"/>
           <w:i/>
-          <w:color w:val="0066CC"/>
+          <w:color w:val="0000FF"/>
           <w:sz w:val="24"/>
           <w:u w:val="single"/>
         </w:rPr>
@@ -299,7 +299,7 @@
           <w:rFonts w:ascii="Charis SIL Italic" w:hAnsi="Charis SIL Italic" w:eastAsia="Charis SIL Italic"/>
           <w:b w:val="0"/>
           <w:i/>
-          <w:color w:val="0066CC"/>
+          <w:color w:val="0000FF"/>
           <w:sz w:val="24"/>
           <w:u w:val="single"/>
         </w:rPr>
@@ -317,7 +317,7 @@
           <w:rFonts w:ascii="Charis SIL Italic" w:hAnsi="Charis SIL Italic" w:eastAsia="Charis SIL Italic"/>
           <w:b w:val="0"/>
           <w:i/>
-          <w:color w:val="0066CC"/>
+          <w:color w:val="0000FF"/>
           <w:sz w:val="24"/>
           <w:u w:val="single"/>
         </w:rPr>
@@ -328,7 +328,7 @@
           <w:rFonts w:ascii="Charis SIL Italic" w:hAnsi="Charis SIL Italic" w:eastAsia="Charis SIL Italic"/>
           <w:b w:val="0"/>
           <w:i/>
-          <w:color w:val="0066CC"/>
+          <w:color w:val="0000FF"/>
           <w:sz w:val="24"/>
           <w:u w:val="single"/>
         </w:rPr>
@@ -337,7 +337,7 @@
             <w:rPr>
               <w:rStyle w:val="Hyperlink"/>
             </w:rPr>
-            <w:t>significanc</w:t>
+            <w:t>significan</w:t>
           </w:r>
         </w:hyperlink>
       </w:r>
@@ -346,38 +346,15 @@
           <w:rFonts w:ascii="Charis SIL Italic" w:hAnsi="Charis SIL Italic" w:eastAsia="Charis SIL Italic"/>
           <w:b w:val="0"/>
           <w:i/>
-          <w:color w:val="0066CC"/>
-          <w:sz w:val="24"/>
-          <w:u w:val="single"/>
-        </w:rPr>
-        <w:t>e</w:t>
-      </w:r>
-      <w:r>
-        <w:rPr>
-          <w:rFonts w:ascii="Charis SIL Italic" w:hAnsi="Charis SIL Italic" w:eastAsia="Charis SIL Italic"/>
-          <w:b w:val="0"/>
-          <w:i/>
-          <w:color w:val="0066CC"/>
-          <w:sz w:val="24"/>
-          <w:u w:val="single"/>
-        </w:rPr>
-        <w:t xml:space="preserve"> </w:t>
-      </w:r>
-      <w:r>
-        <w:rPr>
-          <w:rFonts w:ascii="Charis SIL Italic" w:hAnsi="Charis SIL Italic" w:eastAsia="Charis SIL Italic"/>
-          <w:b w:val="0"/>
-          <w:i/>
-          <w:color w:val="0066CC"/>
-          <w:sz w:val="24"/>
-          <w:u w:val="single"/>
+          <w:color w:val="0000FF"/>
+          <w:sz w:val="24"/>
         </w:rPr>
         <w:hyperlink r:id="rId9" w:history="1">
           <w:r>
             <w:rPr>
               <w:rStyle w:val="Hyperlink"/>
             </w:rPr>
-            <w:t>of</w:t>
+            <w:t>c</w:t>
           </w:r>
         </w:hyperlink>
       </w:r>
@@ -386,7 +363,17 @@
           <w:rFonts w:ascii="Charis SIL Italic" w:hAnsi="Charis SIL Italic" w:eastAsia="Charis SIL Italic"/>
           <w:b w:val="0"/>
           <w:i/>
-          <w:color w:val="0066CC"/>
+          <w:color w:val="0000FF"/>
+          <w:sz w:val="24"/>
+        </w:rPr>
+        <w:t>e of cultural objects and collections acquired</w:t>
+      </w:r>
+      <w:r>
+        <w:rPr>
+          <w:rFonts w:ascii="Charis SIL Italic" w:hAnsi="Charis SIL Italic" w:eastAsia="Charis SIL Italic"/>
+          <w:b w:val="0"/>
+          <w:i/>
+          <w:color w:val="0000FF"/>
           <w:sz w:val="24"/>
           <w:u w:val="single"/>
         </w:rPr>
@@ -397,162 +384,7 @@
           <w:rFonts w:ascii="Charis SIL Italic" w:hAnsi="Charis SIL Italic" w:eastAsia="Charis SIL Italic"/>
           <w:b w:val="0"/>
           <w:i/>
-          <w:color w:val="0066CC"/>
-          <w:sz w:val="24"/>
-          <w:u w:val="single"/>
-        </w:rPr>
-        <w:hyperlink r:id="rId9" w:history="1">
-          <w:r>
-            <w:rPr>
-              <w:rStyle w:val="Hyperlink"/>
-            </w:rPr>
-            <w:t>cultura</w:t>
-          </w:r>
-        </w:hyperlink>
-      </w:r>
-      <w:r>
-        <w:rPr>
-          <w:rFonts w:ascii="Charis SIL Italic" w:hAnsi="Charis SIL Italic" w:eastAsia="Charis SIL Italic"/>
-          <w:b w:val="0"/>
-          <w:i/>
-          <w:color w:val="0066CC"/>
-          <w:sz w:val="24"/>
-        </w:rPr>
-        <w:t>l</w:t>
-      </w:r>
-      <w:r>
-        <w:rPr>
-          <w:rFonts w:ascii="Charis SIL Italic" w:hAnsi="Charis SIL Italic" w:eastAsia="Charis SIL Italic"/>
-          <w:b w:val="0"/>
-          <w:i/>
-          <w:color w:val="0066CC"/>
-          <w:sz w:val="24"/>
-          <w:u w:val="single"/>
-        </w:rPr>
-        <w:t xml:space="preserve"> </w:t>
-      </w:r>
-      <w:r>
-        <w:rPr>
-          <w:rFonts w:ascii="Charis SIL Italic" w:hAnsi="Charis SIL Italic" w:eastAsia="Charis SIL Italic"/>
-          <w:b w:val="0"/>
-          <w:i/>
-          <w:color w:val="0066CC"/>
-          <w:sz w:val="24"/>
-          <w:u w:val="single"/>
-        </w:rPr>
-        <w:hyperlink r:id="rId9" w:history="1">
-          <w:r>
-            <w:rPr>
-              <w:rStyle w:val="Hyperlink"/>
-            </w:rPr>
-            <w:t>objects</w:t>
-          </w:r>
-        </w:hyperlink>
-      </w:r>
-      <w:r>
-        <w:rPr>
-          <w:rFonts w:ascii="Charis SIL Italic" w:hAnsi="Charis SIL Italic" w:eastAsia="Charis SIL Italic"/>
-          <w:b w:val="0"/>
-          <w:i/>
-          <w:color w:val="0066CC"/>
-          <w:sz w:val="24"/>
-          <w:u w:val="single"/>
-        </w:rPr>
-        <w:t xml:space="preserve"> </w:t>
-      </w:r>
-      <w:r>
-        <w:rPr>
-          <w:rFonts w:ascii="Charis SIL Italic" w:hAnsi="Charis SIL Italic" w:eastAsia="Charis SIL Italic"/>
-          <w:b w:val="0"/>
-          <w:i/>
-          <w:color w:val="0066CC"/>
-          <w:sz w:val="24"/>
-          <w:u w:val="single"/>
-        </w:rPr>
-        <w:hyperlink r:id="rId9" w:history="1">
-          <w:r>
-            <w:rPr>
-              <w:rStyle w:val="Hyperlink"/>
-            </w:rPr>
-            <w:t>and</w:t>
-          </w:r>
-        </w:hyperlink>
-      </w:r>
-      <w:r>
-        <w:rPr>
-          <w:rFonts w:ascii="Charis SIL Italic" w:hAnsi="Charis SIL Italic" w:eastAsia="Charis SIL Italic"/>
-          <w:b w:val="0"/>
-          <w:i/>
-          <w:color w:val="0066CC"/>
-          <w:sz w:val="24"/>
-          <w:u w:val="single"/>
-        </w:rPr>
-        <w:t xml:space="preserve"> </w:t>
-      </w:r>
-      <w:r>
-        <w:rPr>
-          <w:rFonts w:ascii="Charis SIL Italic" w:hAnsi="Charis SIL Italic" w:eastAsia="Charis SIL Italic"/>
-          <w:b w:val="0"/>
-          <w:i/>
-          <w:color w:val="0066CC"/>
-          <w:sz w:val="24"/>
-          <w:u w:val="single"/>
-        </w:rPr>
-        <w:hyperlink r:id="rId9" w:history="1">
-          <w:r>
-            <w:rPr>
-              <w:rStyle w:val="Hyperlink"/>
-            </w:rPr>
-            <w:t>collections</w:t>
-          </w:r>
-        </w:hyperlink>
-      </w:r>
-      <w:r>
-        <w:rPr>
-          <w:rFonts w:ascii="Charis SIL Italic" w:hAnsi="Charis SIL Italic" w:eastAsia="Charis SIL Italic"/>
-          <w:b w:val="0"/>
-          <w:i/>
-          <w:color w:val="0066CC"/>
-          <w:sz w:val="24"/>
-          <w:u w:val="single"/>
-        </w:rPr>
-        <w:t xml:space="preserve"> </w:t>
-      </w:r>
-      <w:r>
-        <w:rPr>
-          <w:rFonts w:ascii="Charis SIL Italic" w:hAnsi="Charis SIL Italic" w:eastAsia="Charis SIL Italic"/>
-          <w:b w:val="0"/>
-          <w:i/>
-          <w:color w:val="0066CC"/>
-          <w:sz w:val="24"/>
-          <w:u w:val="single"/>
-        </w:rPr>
-        <w:hyperlink r:id="rId9" w:history="1">
-          <w:r>
-            <w:rPr>
-              <w:rStyle w:val="Hyperlink"/>
-            </w:rPr>
-            <w:t>acquired</w:t>
-          </w:r>
-        </w:hyperlink>
-      </w:r>
-      <w:r>
-        <w:rPr>
-          <w:rFonts w:ascii="Charis SIL Italic" w:hAnsi="Charis SIL Italic" w:eastAsia="Charis SIL Italic"/>
-          <w:b w:val="0"/>
-          <w:i/>
-          <w:color w:val="0066CC"/>
-          <w:sz w:val="24"/>
-          <w:u w:val="single"/>
-        </w:rPr>
-        <w:t xml:space="preserve"> </w:t>
-      </w:r>
-      <w:r>
-        <w:rPr>
-          <w:rFonts w:ascii="Charis SIL Italic" w:hAnsi="Charis SIL Italic" w:eastAsia="Charis SIL Italic"/>
-          <w:b w:val="0"/>
-          <w:i/>
-          <w:color w:val="0066CC"/>
+          <w:color w:val="0000FF"/>
           <w:sz w:val="24"/>
           <w:u w:val="single"/>
         </w:rPr>
@@ -570,7 +402,7 @@
           <w:rFonts w:ascii="Charis SIL Italic" w:hAnsi="Charis SIL Italic" w:eastAsia="Charis SIL Italic"/>
           <w:b w:val="0"/>
           <w:i/>
-          <w:color w:val="0066CC"/>
+          <w:color w:val="0000FF"/>
           <w:sz w:val="24"/>
           <w:u w:val="single"/>
         </w:rPr>
@@ -581,7 +413,7 @@
           <w:rFonts w:ascii="Charis SIL Italic" w:hAnsi="Charis SIL Italic" w:eastAsia="Charis SIL Italic"/>
           <w:b w:val="0"/>
           <w:i/>
-          <w:color w:val="0066CC"/>
+          <w:color w:val="0000FF"/>
           <w:sz w:val="24"/>
           <w:u w:val="single"/>
         </w:rPr>
@@ -599,7 +431,7 @@
           <w:rFonts w:ascii="Charis SIL Italic" w:hAnsi="Charis SIL Italic" w:eastAsia="Charis SIL Italic"/>
           <w:b w:val="0"/>
           <w:i/>
-          <w:color w:val="0066CC"/>
+          <w:color w:val="0000FF"/>
           <w:sz w:val="24"/>
           <w:u w:val="single"/>
         </w:rPr>
@@ -617,7 +449,7 @@
           <w:rFonts w:ascii="Charis SIL Italic" w:hAnsi="Charis SIL Italic" w:eastAsia="Charis SIL Italic"/>
           <w:b w:val="0"/>
           <w:i/>
-          <w:color w:val="0066CC"/>
+          <w:color w:val="0000FF"/>
           <w:sz w:val="24"/>
           <w:u w:val="single"/>
         </w:rPr>
@@ -628,7 +460,7 @@
           <w:rFonts w:ascii="Charis SIL Italic" w:hAnsi="Charis SIL Italic" w:eastAsia="Charis SIL Italic"/>
           <w:b w:val="0"/>
           <w:i/>
-          <w:color w:val="0066CC"/>
+          <w:color w:val="0000FF"/>
           <w:sz w:val="24"/>
           <w:u w:val="single"/>
         </w:rPr>
@@ -646,7 +478,7 @@
           <w:rFonts w:ascii="Charis SIL Italic" w:hAnsi="Charis SIL Italic" w:eastAsia="Charis SIL Italic"/>
           <w:b w:val="0"/>
           <w:i/>
-          <w:color w:val="0066CC"/>
+          <w:color w:val="0000FF"/>
           <w:sz w:val="24"/>
           <w:u w:val="single"/>
         </w:rPr>
@@ -664,7 +496,7 @@
           <w:rFonts w:ascii="Charis SIL Italic" w:hAnsi="Charis SIL Italic" w:eastAsia="Charis SIL Italic"/>
           <w:b w:val="0"/>
           <w:i/>
-          <w:color w:val="0066CC"/>
+          <w:color w:val="0000FF"/>
           <w:sz w:val="24"/>
           <w:u w:val="single"/>
         </w:rPr>
@@ -682,7 +514,7 @@
           <w:rFonts w:ascii="Charis SIL Italic" w:hAnsi="Charis SIL Italic" w:eastAsia="Charis SIL Italic"/>
           <w:b w:val="0"/>
           <w:i/>
-          <w:color w:val="0066CC"/>
+          <w:color w:val="0000FF"/>
           <w:sz w:val="24"/>
           <w:u w:val="single"/>
         </w:rPr>
@@ -697,7 +529,7 @@
       </w:r>
       <w:r>
         <w:rPr>
-          <w:u w:val="single" w:color="0066cc"/>
+          <w:u w:val="single" w:color="0000ff"/>
           <w:rFonts w:ascii="Charis SIL Regular" w:hAnsi="Charis SIL Regular" w:eastAsia="Charis SIL Regular"/>
           <w:b w:val="0"/>
           <w:i w:val="0"/>
@@ -715,20 +547,81 @@
       </w:r>
       <w:r>
         <w:rPr>
+          <w:u w:val="single" w:color="0000ff"/>
           <w:rFonts w:ascii="Charis SIL Regular" w:hAnsi="Charis SIL Regular" w:eastAsia="Charis SIL Regular"/>
           <w:b w:val="0"/>
           <w:i w:val="0"/>
           <w:color w:val="000000"/>
           <w:sz w:val="24"/>
         </w:rPr>
-        <w:t>publicatie _</w:t>
-      </w:r>
-      <w:r>
-        <w:rPr>
+        <w:hyperlink r:id="rId9" w:history="1">
+          <w:r>
+            <w:rPr>
+              <w:rStyle w:val="Hyperlink"/>
+            </w:rPr>
+            <w:t>public</w:t>
+          </w:r>
+        </w:hyperlink>
+      </w:r>
+      <w:r>
+        <w:rPr>
+          <w:u w:val="single" w:color="0000ff"/>
           <w:rFonts w:ascii="Charis SIL Regular" w:hAnsi="Charis SIL Regular" w:eastAsia="Charis SIL Regular"/>
           <w:b w:val="0"/>
           <w:i w:val="0"/>
-          <w:color w:val="0066CC"/>
+          <w:color w:val="000000"/>
+          <w:sz w:val="24"/>
+        </w:rPr>
+        <w:hyperlink r:id="rId9" w:history="1">
+          <w:r>
+            <w:rPr>
+              <w:rStyle w:val="Hyperlink"/>
+            </w:rPr>
+            <w:t>a</w:t>
+          </w:r>
+        </w:hyperlink>
+      </w:r>
+      <w:r>
+        <w:rPr>
+          <w:u w:val="single" w:color="0000ff"/>
+          <w:rFonts w:ascii="Charis SIL Regular" w:hAnsi="Charis SIL Regular" w:eastAsia="Charis SIL Regular"/>
+          <w:b w:val="0"/>
+          <w:i w:val="0"/>
+          <w:color w:val="000000"/>
+          <w:sz w:val="24"/>
+        </w:rPr>
+        <w:hyperlink r:id="rId9" w:history="1">
+          <w:r>
+            <w:rPr>
+              <w:rStyle w:val="Hyperlink"/>
+            </w:rPr>
+            <w:t xml:space="preserve">tie </w:t>
+          </w:r>
+        </w:hyperlink>
+      </w:r>
+      <w:r>
+        <w:rPr>
+          <w:rFonts w:ascii="Charis SIL Regular" w:hAnsi="Charis SIL Regular" w:eastAsia="Charis SIL Regular"/>
+          <w:b w:val="0"/>
+          <w:i w:val="0"/>
+          <w:color w:val="000000"/>
+          <w:sz w:val="24"/>
+        </w:rPr>
+        <w:hyperlink r:id="rId9" w:history="1">
+          <w:r>
+            <w:rPr>
+              <w:rStyle w:val="Hyperlink"/>
+            </w:rPr>
+            <w:t>_</w:t>
+          </w:r>
+        </w:hyperlink>
+      </w:r>
+      <w:r>
+        <w:rPr>
+          <w:rFonts w:ascii="Charis SIL Regular" w:hAnsi="Charis SIL Regular" w:eastAsia="Charis SIL Regular"/>
+          <w:b w:val="0"/>
+          <w:i w:val="0"/>
+          <w:color w:val="0000FF"/>
           <w:sz w:val="24"/>
           <w:u w:val="single"/>
         </w:rPr>
@@ -746,7 +639,7 @@
           <w:rFonts w:ascii="Charis SIL Regular" w:hAnsi="Charis SIL Regular" w:eastAsia="Charis SIL Regular"/>
           <w:b w:val="0"/>
           <w:i w:val="0"/>
-          <w:color w:val="0066CC"/>
+          <w:color w:val="0000FF"/>
           <w:sz w:val="24"/>
           <w:u w:val="single"/>
         </w:rPr>
@@ -764,7 +657,7 @@
           <w:rFonts w:ascii="Charis SIL Regular" w:hAnsi="Charis SIL Regular" w:eastAsia="Charis SIL Regular"/>
           <w:b w:val="0"/>
           <w:i w:val="0"/>
-          <w:color w:val="0066CC"/>
+          <w:color w:val="0000FF"/>
           <w:sz w:val="24"/>
           <w:u w:val="single"/>
         </w:rPr>
@@ -782,7 +675,7 @@
           <w:rFonts w:ascii="Charis SIL Regular" w:hAnsi="Charis SIL Regular" w:eastAsia="Charis SIL Regular"/>
           <w:b w:val="0"/>
           <w:i w:val="0"/>
-          <w:color w:val="0066CC"/>
+          <w:color w:val="0000FF"/>
           <w:sz w:val="24"/>
           <w:u w:val="single"/>
         </w:rPr>
@@ -800,7 +693,7 @@
           <w:rFonts w:ascii="Charis SIL Regular" w:hAnsi="Charis SIL Regular" w:eastAsia="Charis SIL Regular"/>
           <w:b w:val="0"/>
           <w:i w:val="0"/>
-          <w:color w:val="0066CC"/>
+          <w:color w:val="0000FF"/>
           <w:sz w:val="24"/>
           <w:u w:val="single"/>
         </w:rPr>
@@ -811,7 +704,7 @@
           <w:rFonts w:ascii="Charis SIL Regular" w:hAnsi="Charis SIL Regular" w:eastAsia="Charis SIL Regular"/>
           <w:b w:val="0"/>
           <w:i w:val="0"/>
-          <w:color w:val="0066CC"/>
+          <w:color w:val="0000FF"/>
           <w:sz w:val="24"/>
           <w:u w:val="single"/>
         </w:rPr>
@@ -829,7 +722,7 @@
           <w:rFonts w:ascii="Charis SIL Regular" w:hAnsi="Charis SIL Regular" w:eastAsia="Charis SIL Regular"/>
           <w:b w:val="0"/>
           <w:i w:val="0"/>
-          <w:color w:val="0066CC"/>
+          <w:color w:val="0000FF"/>
           <w:sz w:val="24"/>
           <w:u w:val="single"/>
         </w:rPr>
@@ -847,7 +740,7 @@
           <w:rFonts w:ascii="Charis SIL Regular" w:hAnsi="Charis SIL Regular" w:eastAsia="Charis SIL Regular"/>
           <w:b w:val="0"/>
           <w:i w:val="0"/>
-          <w:color w:val="0066CC"/>
+          <w:color w:val="0000FF"/>
           <w:sz w:val="24"/>
           <w:u w:val="single"/>
         </w:rPr>
@@ -858,7 +751,7 @@
           <w:rFonts w:ascii="Charis SIL Regular" w:hAnsi="Charis SIL Regular" w:eastAsia="Charis SIL Regular"/>
           <w:b w:val="0"/>
           <w:i w:val="0"/>
-          <w:color w:val="0066CC"/>
+          <w:color w:val="0000FF"/>
           <w:sz w:val="24"/>
           <w:u w:val="single"/>
         </w:rPr>
@@ -876,7 +769,7 @@
           <w:rFonts w:ascii="Charis SIL Regular" w:hAnsi="Charis SIL Regular" w:eastAsia="Charis SIL Regular"/>
           <w:b w:val="0"/>
           <w:i w:val="0"/>
-          <w:color w:val="0066CC"/>
+          <w:color w:val="0000FF"/>
           <w:sz w:val="24"/>
           <w:u w:val="single"/>
         </w:rPr>
@@ -894,7 +787,7 @@
           <w:rFonts w:ascii="Charis SIL Regular" w:hAnsi="Charis SIL Regular" w:eastAsia="Charis SIL Regular"/>
           <w:b w:val="0"/>
           <w:i w:val="0"/>
-          <w:color w:val="0066CC"/>
+          <w:color w:val="0000FF"/>
           <w:sz w:val="24"/>
           <w:u w:val="single"/>
         </w:rPr>
@@ -912,7 +805,7 @@
           <w:rFonts w:ascii="Charis SIL Regular" w:hAnsi="Charis SIL Regular" w:eastAsia="Charis SIL Regular"/>
           <w:b w:val="0"/>
           <w:i w:val="0"/>
-          <w:color w:val="0066CC"/>
+          <w:color w:val="0000FF"/>
           <w:sz w:val="24"/>
           <w:u w:val="single"/>
         </w:rPr>
@@ -930,7 +823,7 @@
           <w:rFonts w:ascii="Charis SIL Regular" w:hAnsi="Charis SIL Regular" w:eastAsia="Charis SIL Regular"/>
           <w:b w:val="0"/>
           <w:i w:val="0"/>
-          <w:color w:val="0066CC"/>
+          <w:color w:val="0000FF"/>
           <w:sz w:val="24"/>
           <w:u w:val="single"/>
         </w:rPr>
@@ -941,7 +834,7 @@
           <w:rFonts w:ascii="Charis SIL Regular" w:hAnsi="Charis SIL Regular" w:eastAsia="Charis SIL Regular"/>
           <w:b w:val="0"/>
           <w:i w:val="0"/>
-          <w:color w:val="0066CC"/>
+          <w:color w:val="0000FF"/>
           <w:sz w:val="24"/>
           <w:u w:val="single"/>
         </w:rPr>
@@ -959,7 +852,7 @@
           <w:rFonts w:ascii="Charis SIL Regular" w:hAnsi="Charis SIL Regular" w:eastAsia="Charis SIL Regular"/>
           <w:b w:val="0"/>
           <w:i w:val="0"/>
-          <w:color w:val="0066CC"/>
+          <w:color w:val="0000FF"/>
           <w:sz w:val="24"/>
           <w:u w:val="single"/>
         </w:rPr>
@@ -970,11 +863,11 @@
           <w:rFonts w:ascii="Charis SIL Regular" w:hAnsi="Charis SIL Regular" w:eastAsia="Charis SIL Regular"/>
           <w:b w:val="0"/>
           <w:i w:val="0"/>
-          <w:color w:val="0066CC"/>
+          <w:color w:val="0000FF"/>
           <w:sz w:val="24"/>
           <w:u w:val="single"/>
         </w:rPr>
-        <w:hyperlink r:id="rId9" w:history="1">
+        <w:hyperlink r:id="rId10" w:history="1">
           <w:r>
             <w:rPr>
               <w:rStyle w:val="Hyperlink"/>
@@ -988,7 +881,7 @@
           <w:rFonts w:ascii="Charis SIL Regular" w:hAnsi="Charis SIL Regular" w:eastAsia="Charis SIL Regular"/>
           <w:b w:val="0"/>
           <w:i w:val="0"/>
-          <w:color w:val="0066CC"/>
+          <w:color w:val="0000FF"/>
           <w:sz w:val="24"/>
           <w:u w:val="single"/>
         </w:rPr>
@@ -999,11 +892,11 @@
           <w:rFonts w:ascii="Charis SIL Regular" w:hAnsi="Charis SIL Regular" w:eastAsia="Charis SIL Regular"/>
           <w:b w:val="0"/>
           <w:i w:val="0"/>
-          <w:color w:val="0066CC"/>
+          <w:color w:val="0000FF"/>
           <w:sz w:val="24"/>
           <w:u w:val="single"/>
         </w:rPr>
-        <w:hyperlink r:id="rId9" w:history="1">
+        <w:hyperlink r:id="rId10" w:history="1">
           <w:r>
             <w:rPr>
               <w:rStyle w:val="Hyperlink"/>
@@ -1017,11 +910,11 @@
           <w:rFonts w:ascii="Charis SIL Regular" w:hAnsi="Charis SIL Regular" w:eastAsia="Charis SIL Regular"/>
           <w:b w:val="0"/>
           <w:i w:val="0"/>
-          <w:color w:val="0066CC"/>
+          <w:color w:val="0000FF"/>
           <w:sz w:val="24"/>
           <w:u w:val="single"/>
         </w:rPr>
-        <w:hyperlink r:id="rId9" w:history="1">
+        <w:hyperlink r:id="rId10" w:history="1">
           <w:r>
             <w:rPr>
               <w:rStyle w:val="Hyperlink"/>
@@ -1035,7 +928,7 @@
           <w:rFonts w:ascii="Charis SIL Regular" w:hAnsi="Charis SIL Regular" w:eastAsia="Charis SIL Regular"/>
           <w:b w:val="0"/>
           <w:i w:val="0"/>
-          <w:color w:val="0066CC"/>
+          <w:color w:val="0000FF"/>
           <w:sz w:val="24"/>
           <w:u w:val="single"/>
         </w:rPr>
@@ -1046,7 +939,7 @@
           <w:rFonts w:ascii="Charis SIL Regular" w:hAnsi="Charis SIL Regular" w:eastAsia="Charis SIL Regular"/>
           <w:b w:val="0"/>
           <w:i w:val="0"/>
-          <w:color w:val="0066CC"/>
+          <w:color w:val="0000FF"/>
           <w:sz w:val="24"/>
           <w:u w:val="single"/>
         </w:rPr>
@@ -1064,7 +957,7 @@
           <w:rFonts w:ascii="Charis SIL Regular" w:hAnsi="Charis SIL Regular" w:eastAsia="Charis SIL Regular"/>
           <w:b w:val="0"/>
           <w:i w:val="0"/>
-          <w:color w:val="0066CC"/>
+          <w:color w:val="0000FF"/>
           <w:sz w:val="24"/>
           <w:u w:val="single"/>
         </w:rPr>
@@ -1082,7 +975,7 @@
           <w:rFonts w:ascii="Charis SIL Regular" w:hAnsi="Charis SIL Regular" w:eastAsia="Charis SIL Regular"/>
           <w:b w:val="0"/>
           <w:i w:val="0"/>
-          <w:color w:val="0066CC"/>
+          <w:color w:val="0000FF"/>
           <w:sz w:val="24"/>
           <w:u w:val="single"/>
         </w:rPr>
@@ -1093,11 +986,11 @@
           <w:rFonts w:ascii="Charis SIL Regular" w:hAnsi="Charis SIL Regular" w:eastAsia="Charis SIL Regular"/>
           <w:b w:val="0"/>
           <w:i w:val="0"/>
-          <w:color w:val="0066CC"/>
+          <w:color w:val="0000FF"/>
           <w:sz w:val="24"/>
           <w:u w:val="single"/>
         </w:rPr>
-        <w:hyperlink r:id="rId10" w:history="1">
+        <w:hyperlink r:id="rId9" w:history="1">
           <w:r>
             <w:rPr>
               <w:rStyle w:val="Hyperlink"/>
@@ -1111,9 +1004,130 @@
           <w:rFonts w:ascii="Charis SIL Regular" w:hAnsi="Charis SIL Regular" w:eastAsia="Charis SIL Regular"/>
           <w:b w:val="0"/>
           <w:i w:val="0"/>
-          <w:color w:val="0066CC"/>
+          <w:color w:val="0000FF"/>
           <w:sz w:val="24"/>
           <w:u w:val="single"/>
+        </w:rPr>
+        <w:hyperlink r:id="rId9" w:history="1">
+          <w:r>
+            <w:rPr>
+              <w:rStyle w:val="Hyperlink"/>
+            </w:rPr>
+            <w:t>e</w:t>
+          </w:r>
+        </w:hyperlink>
+      </w:r>
+      <w:r>
+        <w:rPr>
+          <w:rFonts w:ascii="Charis SIL Regular" w:hAnsi="Charis SIL Regular" w:eastAsia="Charis SIL Regular"/>
+          <w:b w:val="0"/>
+          <w:i w:val="0"/>
+          <w:color w:val="0000FF"/>
+          <w:sz w:val="24"/>
+          <w:u w:val="single"/>
+        </w:rPr>
+        <w:hyperlink r:id="rId9" w:history="1">
+          <w:r>
+            <w:rPr>
+              <w:rStyle w:val="Hyperlink"/>
+            </w:rPr>
+            <w:t>n</w:t>
+          </w:r>
+        </w:hyperlink>
+      </w:r>
+      <w:r>
+        <w:rPr>
+          <w:rFonts w:ascii="Charis SIL Regular" w:hAnsi="Charis SIL Regular" w:eastAsia="Charis SIL Regular"/>
+          <w:b w:val="0"/>
+          <w:i w:val="0"/>
+          <w:color w:val="0000FF"/>
+          <w:sz w:val="24"/>
+          <w:u w:val="single"/>
+        </w:rPr>
+        <w:t xml:space="preserve"> </w:t>
+      </w:r>
+      <w:r>
+        <w:rPr>
+          <w:rFonts w:ascii="Charis SIL Regular" w:hAnsi="Charis SIL Regular" w:eastAsia="Charis SIL Regular"/>
+          <w:b w:val="0"/>
+          <w:i w:val="0"/>
+          <w:color w:val="0000FF"/>
+          <w:sz w:val="24"/>
+          <w:u w:val="single"/>
+        </w:rPr>
+        <w:hyperlink r:id="rId9" w:history="1">
+          <w:r>
+            <w:rPr>
+              <w:rStyle w:val="Hyperlink"/>
+            </w:rPr>
+            <w:t>handre</w:t>
+          </w:r>
+        </w:hyperlink>
+      </w:r>
+      <w:r>
+        <w:rPr>
+          <w:rFonts w:ascii="Charis SIL Regular" w:hAnsi="Charis SIL Regular" w:eastAsia="Charis SIL Regular"/>
+          <w:b w:val="0"/>
+          <w:i w:val="0"/>
+          <w:color w:val="0000FF"/>
+          <w:sz w:val="24"/>
+          <w:u w:val="single"/>
+        </w:rPr>
+        <w:hyperlink r:id="rId10" w:history="1">
+          <w:r>
+            <w:rPr>
+              <w:rStyle w:val="Hyperlink"/>
+            </w:rPr>
+            <w:t>iking</w:t>
+          </w:r>
+        </w:hyperlink>
+      </w:r>
+      <w:r>
+        <w:rPr>
+          <w:rFonts w:ascii="Charis SIL Regular" w:hAnsi="Charis SIL Regular" w:eastAsia="Charis SIL Regular"/>
+          <w:b w:val="0"/>
+          <w:i w:val="0"/>
+          <w:color w:val="000000"/>
+          <w:sz w:val="24"/>
+        </w:rPr>
+        <w:t xml:space="preserve"> van </w:t>
+      </w:r>
+      <w:r>
+        <w:rPr>
+          <w:rFonts w:ascii="Charis SIL Regular" w:hAnsi="Charis SIL Regular" w:eastAsia="Charis SIL Regular"/>
+          <w:b w:val="0"/>
+          <w:i w:val="0"/>
+          <w:color w:val="000000"/>
+          <w:sz w:val="24"/>
+        </w:rPr>
+        <w:t>de Rijksdie</w:t>
+      </w:r>
+      <w:r>
+        <w:rPr>
+          <w:u w:val="single" w:color="0000ff"/>
+          <w:rFonts w:ascii="Charis SIL Regular" w:hAnsi="Charis SIL Regular" w:eastAsia="Charis SIL Regular"/>
+          <w:b w:val="0"/>
+          <w:i w:val="0"/>
+          <w:color w:val="000000"/>
+          <w:sz w:val="24"/>
+        </w:rPr>
+        <w:hyperlink r:id="rId10" w:history="1">
+          <w:r>
+            <w:rPr>
+              <w:rStyle w:val="Hyperlink"/>
+            </w:rPr>
+            <w:t>nst voor het Culture</w:t>
+          </w:r>
+        </w:hyperlink>
+      </w:r>
+      <w:r>
+        <w:rPr>
+          <w:u w:val="single" w:color="0000ff"/>
+          <w:rFonts w:ascii="Charis SIL Regular" w:hAnsi="Charis SIL Regular" w:eastAsia="Charis SIL Regular"/>
+          <w:b w:val="0"/>
+          <w:i w:val="0"/>
+          <w:color w:val="000000"/>
+          <w:sz w:val="24"/>
         </w:rPr>
         <w:hyperlink r:id="rId10" w:history="1">
           <w:r>
@@ -1126,92 +1140,61 @@
       </w:r>
       <w:r>
         <w:rPr>
+          <w:u w:val="single" w:color="0000ff"/>
           <w:rFonts w:ascii="Charis SIL Regular" w:hAnsi="Charis SIL Regular" w:eastAsia="Charis SIL Regular"/>
           <w:b w:val="0"/>
           <w:i w:val="0"/>
-          <w:color w:val="0066CC"/>
-          <w:sz w:val="24"/>
-          <w:u w:val="single"/>
+          <w:color w:val="000000"/>
+          <w:sz w:val="24"/>
         </w:rPr>
         <w:hyperlink r:id="rId10" w:history="1">
           <w:r>
             <w:rPr>
               <w:rStyle w:val="Hyperlink"/>
             </w:rPr>
-            <w:t>n</w:t>
+            <w:t>l Erf</w:t>
           </w:r>
         </w:hyperlink>
       </w:r>
       <w:r>
         <w:rPr>
+          <w:u w:val="single" w:color="0000ff"/>
           <w:rFonts w:ascii="Charis SIL Regular" w:hAnsi="Charis SIL Regular" w:eastAsia="Charis SIL Regular"/>
           <w:b w:val="0"/>
           <w:i w:val="0"/>
-          <w:color w:val="0066CC"/>
-          <w:sz w:val="24"/>
-          <w:u w:val="single"/>
-        </w:rPr>
-        <w:t xml:space="preserve"> </w:t>
-      </w:r>
-      <w:r>
-        <w:rPr>
-          <w:rFonts w:ascii="Charis SIL Regular" w:hAnsi="Charis SIL Regular" w:eastAsia="Charis SIL Regular"/>
-          <w:b w:val="0"/>
-          <w:i w:val="0"/>
-          <w:color w:val="0066CC"/>
-          <w:sz w:val="24"/>
-          <w:u w:val="single"/>
+          <w:color w:val="000000"/>
+          <w:sz w:val="24"/>
         </w:rPr>
         <w:hyperlink r:id="rId10" w:history="1">
           <w:r>
             <w:rPr>
               <w:rStyle w:val="Hyperlink"/>
             </w:rPr>
-            <w:t>handre</w:t>
+            <w:t>g</w:t>
           </w:r>
         </w:hyperlink>
       </w:r>
       <w:r>
         <w:rPr>
+          <w:u w:val="single" w:color="0000ff"/>
           <w:rFonts w:ascii="Charis SIL Regular" w:hAnsi="Charis SIL Regular" w:eastAsia="Charis SIL Regular"/>
           <w:b w:val="0"/>
           <w:i w:val="0"/>
-          <w:color w:val="0066CC"/>
-          <w:sz w:val="24"/>
-          <w:u w:val="single"/>
+          <w:color w:val="000000"/>
+          <w:sz w:val="24"/>
         </w:rPr>
         <w:hyperlink r:id="rId10" w:history="1">
           <w:r>
             <w:rPr>
               <w:rStyle w:val="Hyperlink"/>
             </w:rPr>
-            <w:t>iking</w:t>
+            <w:t>oed. On</w:t>
           </w:r>
         </w:hyperlink>
       </w:r>
       <w:r>
         <w:rPr>
-          <w:rFonts w:ascii="Charis SIL Regular" w:hAnsi="Charis SIL Regular" w:eastAsia="Charis SIL Regular"/>
-          <w:b w:val="0"/>
-          <w:i w:val="0"/>
-          <w:color w:val="000000"/>
-          <w:sz w:val="24"/>
-        </w:rPr>
-        <w:t xml:space="preserve"> van </w:t>
-      </w:r>
-      <w:r>
-        <w:rPr>
-          <w:rFonts w:ascii="Charis SIL Regular" w:hAnsi="Charis SIL Regular" w:eastAsia="Charis SIL Regular"/>
-          <w:b w:val="0"/>
-          <w:i w:val="0"/>
-          <w:color w:val="000000"/>
-          <w:sz w:val="24"/>
-        </w:rPr>
-        <w:t>de Rijksdie</w:t>
-      </w:r>
-      <w:r>
-        <w:rPr>
-          <w:u w:val="single" w:color="0066cc"/>
+          <w:u w:val="single" w:color="0000ff"/>
           <w:rFonts w:ascii="Charis SIL Regular" w:hAnsi="Charis SIL Regular" w:eastAsia="Charis SIL Regular"/>
           <w:b w:val="0"/>
           <w:i w:val="0"/>
@@ -1223,13 +1206,13 @@
             <w:rPr>
               <w:rStyle w:val="Hyperlink"/>
             </w:rPr>
-            <w:t>nst voor het Culture</w:t>
+            <w:t>d</w:t>
           </w:r>
         </w:hyperlink>
       </w:r>
       <w:r>
         <w:rPr>
-          <w:u w:val="single" w:color="0066cc"/>
+          <w:u w:val="single" w:color="0000ff"/>
           <w:rFonts w:ascii="Charis SIL Regular" w:hAnsi="Charis SIL Regular" w:eastAsia="Charis SIL Regular"/>
           <w:b w:val="0"/>
           <w:i w:val="0"/>
@@ -1241,23 +1224,121 @@
             <w:rPr>
               <w:rStyle w:val="Hyperlink"/>
             </w:rPr>
-            <w:t>e</w:t>
+            <w:t>er</w:t>
           </w:r>
         </w:hyperlink>
       </w:r>
       <w:r>
         <w:rPr>
+          <w:u w:val="single" w:color="0000ff"/>
           <w:rFonts w:ascii="Charis SIL Regular" w:hAnsi="Charis SIL Regular" w:eastAsia="Charis SIL Regular"/>
           <w:b w:val="0"/>
           <w:i w:val="0"/>
           <w:color w:val="000000"/>
           <w:sz w:val="24"/>
         </w:rPr>
-        <w:t>l Erfgoed. Onderaan deze zoekhulp vind</w:t>
-      </w:r>
-      <w:r>
-        <w:rPr>
-          <w:u w:val="single" w:color="0066cc"/>
+        <w:hyperlink r:id="rId10" w:history="1">
+          <w:r>
+            <w:rPr>
+              <w:rStyle w:val="Hyperlink"/>
+            </w:rPr>
+            <w:t>a</w:t>
+          </w:r>
+        </w:hyperlink>
+      </w:r>
+      <w:r>
+        <w:rPr>
+          <w:u w:val="single" w:color="0000ff"/>
+          <w:rFonts w:ascii="Charis SIL Regular" w:hAnsi="Charis SIL Regular" w:eastAsia="Charis SIL Regular"/>
+          <w:b w:val="0"/>
+          <w:i w:val="0"/>
+          <w:color w:val="000000"/>
+          <w:sz w:val="24"/>
+        </w:rPr>
+        <w:hyperlink r:id="rId10" w:history="1">
+          <w:r>
+            <w:rPr>
+              <w:rStyle w:val="Hyperlink"/>
+            </w:rPr>
+            <w:t xml:space="preserve">an </w:t>
+          </w:r>
+        </w:hyperlink>
+      </w:r>
+      <w:r>
+        <w:rPr>
+          <w:u w:val="single" w:color="0000ff"/>
+          <w:rFonts w:ascii="Charis SIL Regular" w:hAnsi="Charis SIL Regular" w:eastAsia="Charis SIL Regular"/>
+          <w:b w:val="0"/>
+          <w:i w:val="0"/>
+          <w:color w:val="000000"/>
+          <w:sz w:val="24"/>
+        </w:rPr>
+        <w:hyperlink r:id="rId10" w:history="1">
+          <w:r>
+            <w:rPr>
+              <w:rStyle w:val="Hyperlink"/>
+            </w:rPr>
+            <w:t>d</w:t>
+          </w:r>
+        </w:hyperlink>
+      </w:r>
+      <w:r>
+        <w:rPr>
+          <w:u w:val="single" w:color="0000ff"/>
+          <w:rFonts w:ascii="Charis SIL Regular" w:hAnsi="Charis SIL Regular" w:eastAsia="Charis SIL Regular"/>
+          <w:b w:val="0"/>
+          <w:i w:val="0"/>
+          <w:color w:val="000000"/>
+          <w:sz w:val="24"/>
+        </w:rPr>
+        <w:hyperlink r:id="rId10" w:history="1">
+          <w:r>
+            <w:rPr>
+              <w:rStyle w:val="Hyperlink"/>
+            </w:rPr>
+            <w:t>eze zoek</w:t>
+          </w:r>
+        </w:hyperlink>
+      </w:r>
+      <w:r>
+        <w:rPr>
+          <w:u w:val="single" w:color="0000ff"/>
+          <w:rFonts w:ascii="Charis SIL Regular" w:hAnsi="Charis SIL Regular" w:eastAsia="Charis SIL Regular"/>
+          <w:b w:val="0"/>
+          <w:i w:val="0"/>
+          <w:color w:val="000000"/>
+          <w:sz w:val="24"/>
+        </w:rPr>
+        <w:hyperlink r:id="rId10" w:history="1">
+          <w:r>
+            <w:rPr>
+              <w:rStyle w:val="Hyperlink"/>
+            </w:rPr>
+            <w:t>h</w:t>
+          </w:r>
+        </w:hyperlink>
+      </w:r>
+      <w:r>
+        <w:rPr>
+          <w:u w:val="single" w:color="0000ff"/>
+          <w:rFonts w:ascii="Charis SIL Regular" w:hAnsi="Charis SIL Regular" w:eastAsia="Charis SIL Regular"/>
+          <w:b w:val="0"/>
+          <w:i w:val="0"/>
+          <w:color w:val="000000"/>
+          <w:sz w:val="24"/>
+        </w:rPr>
+        <w:hyperlink r:id="rId10" w:history="1">
+          <w:r>
+            <w:rPr>
+              <w:rStyle w:val="Hyperlink"/>
+            </w:rPr>
+            <w:t>ulp vind</w:t>
+          </w:r>
+        </w:hyperlink>
+      </w:r>
+      <w:r>
+        <w:rPr>
+          <w:u w:val="single" w:color="0000ff"/>
           <w:rFonts w:ascii="Charis SIL Regular" w:hAnsi="Charis SIL Regular" w:eastAsia="Charis SIL Regular"/>
           <w:b w:val="0"/>
           <w:i w:val="0"/>
@@ -1275,7 +1356,7 @@
       </w:r>
       <w:r>
         <w:rPr>
-          <w:u w:val="single" w:color="0066cc"/>
+          <w:u w:val="single" w:color="0000ff"/>
           <w:rFonts w:ascii="Charis SIL Regular" w:hAnsi="Charis SIL Regular" w:eastAsia="Charis SIL Regular"/>
           <w:b w:val="0"/>
           <w:i w:val="0"/>
@@ -1502,7 +1583,7 @@
           <w:rFonts w:ascii="Charis SIL Regular" w:hAnsi="Charis SIL Regular" w:eastAsia="Charis SIL Regular"/>
           <w:b w:val="0"/>
           <w:i w:val="0"/>
-          <w:color w:val="0066CC"/>
+          <w:color w:val="0000FF"/>
           <w:sz w:val="24"/>
           <w:u w:val="single"/>
         </w:rPr>
@@ -1520,7 +1601,7 @@
           <w:rFonts w:ascii="Charis SIL Regular" w:hAnsi="Charis SIL Regular" w:eastAsia="Charis SIL Regular"/>
           <w:b w:val="0"/>
           <w:i w:val="0"/>
-          <w:color w:val="0066CC"/>
+          <w:color w:val="0000FF"/>
           <w:sz w:val="24"/>
           <w:u w:val="single"/>
         </w:rPr>
@@ -1531,7 +1612,7 @@
           <w:rFonts w:ascii="Charis SIL Regular" w:hAnsi="Charis SIL Regular" w:eastAsia="Charis SIL Regular"/>
           <w:b w:val="0"/>
           <w:i w:val="0"/>
-          <w:color w:val="0066CC"/>
+          <w:color w:val="0000FF"/>
           <w:sz w:val="24"/>
           <w:u w:val="single"/>
         </w:rPr>
@@ -1549,7 +1630,7 @@
           <w:rFonts w:ascii="Charis SIL Regular" w:hAnsi="Charis SIL Regular" w:eastAsia="Charis SIL Regular"/>
           <w:b w:val="0"/>
           <w:i w:val="0"/>
-          <w:color w:val="0066CC"/>
+          <w:color w:val="0000FF"/>
           <w:sz w:val="24"/>
           <w:u w:val="single"/>
         </w:rPr>
@@ -1560,7 +1641,7 @@
           <w:rFonts w:ascii="Charis SIL Regular" w:hAnsi="Charis SIL Regular" w:eastAsia="Charis SIL Regular"/>
           <w:b w:val="0"/>
           <w:i w:val="0"/>
-          <w:color w:val="0066CC"/>
+          <w:color w:val="0000FF"/>
           <w:sz w:val="24"/>
           <w:u w:val="single"/>
         </w:rPr>
@@ -2229,7 +2310,7 @@
           <w:rFonts w:ascii="Charis SIL Regular" w:hAnsi="Charis SIL Regular" w:eastAsia="Charis SIL Regular"/>
           <w:b w:val="0"/>
           <w:i w:val="0"/>
-          <w:color w:val="0066CC"/>
+          <w:color w:val="0000FF"/>
           <w:sz w:val="24"/>
           <w:u w:val="single"/>
         </w:rPr>
@@ -2247,7 +2328,7 @@
           <w:rFonts w:ascii="Charis SIL Regular" w:hAnsi="Charis SIL Regular" w:eastAsia="Charis SIL Regular"/>
           <w:b w:val="0"/>
           <w:i w:val="0"/>
-          <w:color w:val="0066CC"/>
+          <w:color w:val="0000FF"/>
           <w:sz w:val="24"/>
           <w:u w:val="single"/>
         </w:rPr>
@@ -2258,7 +2339,7 @@
           <w:rFonts w:ascii="Charis SIL Regular" w:hAnsi="Charis SIL Regular" w:eastAsia="Charis SIL Regular"/>
           <w:b w:val="0"/>
           <w:i w:val="0"/>
-          <w:color w:val="0066CC"/>
+          <w:color w:val="0000FF"/>
           <w:sz w:val="24"/>
           <w:u w:val="single"/>
         </w:rPr>
@@ -2276,7 +2357,7 @@
           <w:rFonts w:ascii="Charis SIL Regular" w:hAnsi="Charis SIL Regular" w:eastAsia="Charis SIL Regular"/>
           <w:b w:val="0"/>
           <w:i w:val="0"/>
-          <w:color w:val="0066CC"/>
+          <w:color w:val="0000FF"/>
           <w:sz w:val="24"/>
           <w:u w:val="single"/>
         </w:rPr>
@@ -2287,7 +2368,7 @@
           <w:rFonts w:ascii="Charis SIL Regular" w:hAnsi="Charis SIL Regular" w:eastAsia="Charis SIL Regular"/>
           <w:b w:val="0"/>
           <w:i w:val="0"/>
-          <w:color w:val="0066CC"/>
+          <w:color w:val="0000FF"/>
           <w:sz w:val="24"/>
           <w:u w:val="single"/>
         </w:rPr>
@@ -2305,7 +2386,7 @@
           <w:rFonts w:ascii="Charis SIL Regular" w:hAnsi="Charis SIL Regular" w:eastAsia="Charis SIL Regular"/>
           <w:b w:val="0"/>
           <w:i w:val="0"/>
-          <w:color w:val="0066CC"/>
+          <w:color w:val="0000FF"/>
           <w:sz w:val="24"/>
           <w:u w:val="single"/>
         </w:rPr>
@@ -2316,7 +2397,7 @@
           <w:rFonts w:ascii="Charis SIL Regular" w:hAnsi="Charis SIL Regular" w:eastAsia="Charis SIL Regular"/>
           <w:b w:val="0"/>
           <w:i w:val="0"/>
-          <w:color w:val="0066CC"/>
+          <w:color w:val="0000FF"/>
           <w:sz w:val="24"/>
           <w:u w:val="single"/>
         </w:rPr>
@@ -2351,25 +2432,32 @@
       </w:r>
       <w:r>
         <w:rPr>
-          <w:u w:val="single" w:color="0066cc"/>
+          <w:u w:val="single" w:color="0000ff"/>
           <w:rFonts w:ascii="Charis SIL Regular" w:hAnsi="Charis SIL Regular" w:eastAsia="Charis SIL Regular"/>
           <w:b w:val="0"/>
           <w:i w:val="0"/>
           <w:color w:val="000000"/>
           <w:sz w:val="24"/>
         </w:rPr>
-        <w:t xml:space="preserve">de zoekhulp </w:t>
+        <w:hyperlink r:id="rId12" w:history="1">
+          <w:r>
+            <w:rPr>
+              <w:rStyle w:val="Hyperlink"/>
+            </w:rPr>
+            <w:t xml:space="preserve">de zoekhulp </w:t>
+          </w:r>
+        </w:hyperlink>
       </w:r>
       <w:r>
         <w:rPr>
           <w:rFonts w:ascii="Charis SIL Regular" w:hAnsi="Charis SIL Regular" w:eastAsia="Charis SIL Regular"/>
           <w:b w:val="0"/>
           <w:i w:val="0"/>
-          <w:color w:val="0066CC"/>
+          <w:color w:val="0000FF"/>
           <w:sz w:val="24"/>
           <w:u w:val="single"/>
         </w:rPr>
-        <w:hyperlink r:id="rId13" w:history="1">
+        <w:hyperlink r:id="rId12" w:history="1">
           <w:r>
             <w:rPr>
               <w:rStyle w:val="Hyperlink"/>
@@ -2383,7 +2471,7 @@
           <w:rFonts w:ascii="Charis SIL Regular" w:hAnsi="Charis SIL Regular" w:eastAsia="Charis SIL Regular"/>
           <w:b w:val="0"/>
           <w:i w:val="0"/>
-          <w:color w:val="0066CC"/>
+          <w:color w:val="0000FF"/>
           <w:sz w:val="24"/>
           <w:u w:val="single"/>
         </w:rPr>
@@ -2401,7 +2489,7 @@
           <w:rFonts w:ascii="Charis SIL Regular" w:hAnsi="Charis SIL Regular" w:eastAsia="Charis SIL Regular"/>
           <w:b w:val="0"/>
           <w:i w:val="0"/>
-          <w:color w:val="0066CC"/>
+          <w:color w:val="0000FF"/>
           <w:sz w:val="24"/>
           <w:u w:val="single"/>
         </w:rPr>
@@ -2419,7 +2507,7 @@
           <w:rFonts w:ascii="Charis SIL Regular" w:hAnsi="Charis SIL Regular" w:eastAsia="Charis SIL Regular"/>
           <w:b w:val="0"/>
           <w:i w:val="0"/>
-          <w:color w:val="0066CC"/>
+          <w:color w:val="0000FF"/>
           <w:sz w:val="24"/>
           <w:u w:val="single"/>
         </w:rPr>
@@ -2430,7 +2518,7 @@
           <w:rFonts w:ascii="Charis SIL Regular" w:hAnsi="Charis SIL Regular" w:eastAsia="Charis SIL Regular"/>
           <w:b w:val="0"/>
           <w:i w:val="0"/>
-          <w:color w:val="0066CC"/>
+          <w:color w:val="0000FF"/>
           <w:sz w:val="24"/>
           <w:u w:val="single"/>
         </w:rPr>
@@ -2448,7 +2536,7 @@
           <w:rFonts w:ascii="Charis SIL Regular" w:hAnsi="Charis SIL Regular" w:eastAsia="Charis SIL Regular"/>
           <w:b w:val="0"/>
           <w:i w:val="0"/>
-          <w:color w:val="0066CC"/>
+          <w:color w:val="0000FF"/>
           <w:sz w:val="24"/>
           <w:u w:val="single"/>
         </w:rPr>
@@ -2459,7 +2547,7 @@
           <w:rFonts w:ascii="Charis SIL Regular" w:hAnsi="Charis SIL Regular" w:eastAsia="Charis SIL Regular"/>
           <w:b w:val="0"/>
           <w:i w:val="0"/>
-          <w:color w:val="0066CC"/>
+          <w:color w:val="0000FF"/>
           <w:sz w:val="24"/>
           <w:u w:val="single"/>
         </w:rPr>
@@ -2477,7 +2565,7 @@
           <w:rFonts w:ascii="Charis SIL Regular" w:hAnsi="Charis SIL Regular" w:eastAsia="Charis SIL Regular"/>
           <w:b w:val="0"/>
           <w:i w:val="0"/>
-          <w:color w:val="0066CC"/>
+          <w:color w:val="0000FF"/>
           <w:sz w:val="24"/>
           <w:u w:val="single"/>
         </w:rPr>
@@ -2488,11 +2576,11 @@
           <w:rFonts w:ascii="Charis SIL Regular" w:hAnsi="Charis SIL Regular" w:eastAsia="Charis SIL Regular"/>
           <w:b w:val="0"/>
           <w:i w:val="0"/>
-          <w:color w:val="0066CC"/>
+          <w:color w:val="0000FF"/>
           <w:sz w:val="24"/>
           <w:u w:val="single"/>
         </w:rPr>
-        <w:hyperlink r:id="rId12" w:history="1">
+        <w:hyperlink r:id="rId13" w:history="1">
           <w:r>
             <w:rPr>
               <w:rStyle w:val="Hyperlink"/>
@@ -2506,11 +2594,11 @@
           <w:rFonts w:ascii="Charis SIL Regular" w:hAnsi="Charis SIL Regular" w:eastAsia="Charis SIL Regular"/>
           <w:b w:val="0"/>
           <w:i w:val="0"/>
-          <w:color w:val="0066CC"/>
+          <w:color w:val="0000FF"/>
           <w:sz w:val="24"/>
           <w:u w:val="single"/>
         </w:rPr>
-        <w:hyperlink r:id="rId12" w:history="1">
+        <w:hyperlink r:id="rId13" w:history="1">
           <w:r>
             <w:rPr>
               <w:rStyle w:val="Hyperlink"/>
@@ -2524,11 +2612,11 @@
           <w:rFonts w:ascii="Charis SIL Regular" w:hAnsi="Charis SIL Regular" w:eastAsia="Charis SIL Regular"/>
           <w:b w:val="0"/>
           <w:i w:val="0"/>
-          <w:color w:val="0066CC"/>
+          <w:color w:val="0000FF"/>
           <w:sz w:val="24"/>
           <w:u w:val="single"/>
         </w:rPr>
-        <w:hyperlink r:id="rId12" w:history="1">
+        <w:hyperlink r:id="rId13" w:history="1">
           <w:r>
             <w:rPr>
               <w:rStyle w:val="Hyperlink"/>
@@ -2542,11 +2630,11 @@
           <w:rFonts w:ascii="Charis SIL Regular" w:hAnsi="Charis SIL Regular" w:eastAsia="Charis SIL Regular"/>
           <w:b w:val="0"/>
           <w:i w:val="0"/>
-          <w:color w:val="0066CC"/>
+          <w:color w:val="0000FF"/>
           <w:sz w:val="24"/>
           <w:u w:val="single"/>
         </w:rPr>
-        <w:hyperlink r:id="rId12" w:history="1">
+        <w:hyperlink r:id="rId13" w:history="1">
           <w:r>
             <w:rPr>
               <w:rStyle w:val="Hyperlink"/>
@@ -2560,11 +2648,11 @@
           <w:rFonts w:ascii="Charis SIL Regular" w:hAnsi="Charis SIL Regular" w:eastAsia="Charis SIL Regular"/>
           <w:b w:val="0"/>
           <w:i w:val="0"/>
-          <w:color w:val="0066CC"/>
+          <w:color w:val="0000FF"/>
           <w:sz w:val="24"/>
           <w:u w:val="single"/>
         </w:rPr>
-        <w:hyperlink r:id="rId12" w:history="1">
+        <w:hyperlink r:id="rId13" w:history="1">
           <w:r>
             <w:rPr>
               <w:rStyle w:val="Hyperlink"/>
@@ -2578,7 +2666,7 @@
           <w:rFonts w:ascii="Charis SIL Regular" w:hAnsi="Charis SIL Regular" w:eastAsia="Charis SIL Regular"/>
           <w:b w:val="0"/>
           <w:i w:val="0"/>
-          <w:color w:val="0066CC"/>
+          <w:color w:val="0000FF"/>
           <w:sz w:val="24"/>
           <w:u w:val="single"/>
         </w:rPr>
@@ -2589,7 +2677,7 @@
           <w:rFonts w:ascii="Charis SIL Regular" w:hAnsi="Charis SIL Regular" w:eastAsia="Charis SIL Regular"/>
           <w:b w:val="0"/>
           <w:i w:val="0"/>
-          <w:color w:val="0066CC"/>
+          <w:color w:val="0000FF"/>
           <w:sz w:val="24"/>
           <w:u w:val="single"/>
         </w:rPr>
@@ -2607,7 +2695,7 @@
           <w:rFonts w:ascii="Charis SIL Regular" w:hAnsi="Charis SIL Regular" w:eastAsia="Charis SIL Regular"/>
           <w:b w:val="0"/>
           <w:i w:val="0"/>
-          <w:color w:val="0066CC"/>
+          <w:color w:val="0000FF"/>
           <w:sz w:val="24"/>
           <w:u w:val="single"/>
         </w:rPr>
@@ -2618,7 +2706,7 @@
           <w:rFonts w:ascii="Charis SIL Regular" w:hAnsi="Charis SIL Regular" w:eastAsia="Charis SIL Regular"/>
           <w:b w:val="0"/>
           <w:i w:val="0"/>
-          <w:color w:val="0066CC"/>
+          <w:color w:val="0000FF"/>
           <w:sz w:val="24"/>
           <w:u w:val="single"/>
         </w:rPr>
@@ -2817,7 +2905,7 @@
           <w:rFonts w:ascii="Charis SIL Regular" w:hAnsi="Charis SIL Regular" w:eastAsia="Charis SIL Regular"/>
           <w:b w:val="0"/>
           <w:i w:val="0"/>
-          <w:color w:val="0066CC"/>
+          <w:color w:val="0000FF"/>
           <w:sz w:val="24"/>
           <w:u w:val="single"/>
         </w:rPr>
@@ -2852,7 +2940,7 @@
       </w:r>
       <w:r>
         <w:rPr>
-          <w:u w:val="single" w:color="0066cc"/>
+          <w:u w:val="single" w:color="0000ff"/>
           <w:rFonts w:ascii="Charis SIL Regular" w:hAnsi="Charis SIL Regular" w:eastAsia="Charis SIL Regular"/>
           <w:b w:val="0"/>
           <w:i w:val="0"/>
@@ -2883,8 +2971,9 @@
           <w:rFonts w:ascii="Charis SIL Regular" w:hAnsi="Charis SIL Regular" w:eastAsia="Charis SIL Regular"/>
           <w:b w:val="0"/>
           <w:i w:val="0"/>
-          <w:color w:val="0066CC"/>
-          <w:sz w:val="24"/>
+          <w:color w:val="0000FF"/>
+          <w:sz w:val="24"/>
+          <w:u w:val="single"/>
         </w:rPr>
         <w:hyperlink r:id="rId15" w:history="1">
           <w:r>
@@ -3059,7 +3148,7 @@
           <w:rFonts w:ascii="Charis SIL Italic" w:hAnsi="Charis SIL Italic" w:eastAsia="Charis SIL Italic"/>
           <w:b w:val="0"/>
           <w:i/>
-          <w:color w:val="0066CC"/>
+          <w:color w:val="0000FF"/>
           <w:sz w:val="24"/>
           <w:u w:val="single"/>
         </w:rPr>
@@ -3077,7 +3166,7 @@
           <w:rFonts w:ascii="Charis SIL Italic" w:hAnsi="Charis SIL Italic" w:eastAsia="Charis SIL Italic"/>
           <w:b w:val="0"/>
           <w:i/>
-          <w:color w:val="0066CC"/>
+          <w:color w:val="0000FF"/>
           <w:sz w:val="24"/>
           <w:u w:val="single"/>
         </w:rPr>
@@ -3088,7 +3177,7 @@
           <w:rFonts w:ascii="Charis SIL Italic" w:hAnsi="Charis SIL Italic" w:eastAsia="Charis SIL Italic"/>
           <w:b w:val="0"/>
           <w:i/>
-          <w:color w:val="0066CC"/>
+          <w:color w:val="0000FF"/>
           <w:sz w:val="24"/>
           <w:u w:val="single"/>
         </w:rPr>
@@ -3106,7 +3195,7 @@
           <w:rFonts w:ascii="Charis SIL Italic" w:hAnsi="Charis SIL Italic" w:eastAsia="Charis SIL Italic"/>
           <w:b w:val="0"/>
           <w:i/>
-          <w:color w:val="0066CC"/>
+          <w:color w:val="0000FF"/>
           <w:sz w:val="24"/>
           <w:u w:val="single"/>
         </w:rPr>
@@ -3117,7 +3206,7 @@
           <w:rFonts w:ascii="Charis SIL Italic" w:hAnsi="Charis SIL Italic" w:eastAsia="Charis SIL Italic"/>
           <w:b w:val="0"/>
           <w:i/>
-          <w:color w:val="0066CC"/>
+          <w:color w:val="0000FF"/>
           <w:sz w:val="24"/>
           <w:u w:val="single"/>
         </w:rPr>
@@ -3135,7 +3224,7 @@
           <w:rFonts w:ascii="Charis SIL Italic" w:hAnsi="Charis SIL Italic" w:eastAsia="Charis SIL Italic"/>
           <w:b w:val="0"/>
           <w:i/>
-          <w:color w:val="0066CC"/>
+          <w:color w:val="0000FF"/>
           <w:sz w:val="24"/>
           <w:u w:val="single"/>
         </w:rPr>
@@ -3146,7 +3235,7 @@
           <w:rFonts w:ascii="Charis SIL Italic" w:hAnsi="Charis SIL Italic" w:eastAsia="Charis SIL Italic"/>
           <w:b w:val="0"/>
           <w:i/>
-          <w:color w:val="0066CC"/>
+          <w:color w:val="0000FF"/>
           <w:sz w:val="24"/>
           <w:u w:val="single"/>
         </w:rPr>
@@ -3164,7 +3253,7 @@
           <w:rFonts w:ascii="Charis SIL Italic" w:hAnsi="Charis SIL Italic" w:eastAsia="Charis SIL Italic"/>
           <w:b w:val="0"/>
           <w:i/>
-          <w:color w:val="0066CC"/>
+          <w:color w:val="0000FF"/>
           <w:sz w:val="24"/>
           <w:u w:val="single"/>
         </w:rPr>
@@ -3175,7 +3264,7 @@
           <w:rFonts w:ascii="Charis SIL Italic" w:hAnsi="Charis SIL Italic" w:eastAsia="Charis SIL Italic"/>
           <w:b w:val="0"/>
           <w:i/>
-          <w:color w:val="0066CC"/>
+          <w:color w:val="0000FF"/>
           <w:sz w:val="24"/>
           <w:u w:val="single"/>
         </w:rPr>
@@ -3193,7 +3282,7 @@
           <w:rFonts w:ascii="Charis SIL Italic" w:hAnsi="Charis SIL Italic" w:eastAsia="Charis SIL Italic"/>
           <w:b w:val="0"/>
           <w:i/>
-          <w:color w:val="0066CC"/>
+          <w:color w:val="0000FF"/>
           <w:sz w:val="24"/>
           <w:u w:val="single"/>
         </w:rPr>
@@ -3204,7 +3293,7 @@
           <w:rFonts w:ascii="Charis SIL Italic" w:hAnsi="Charis SIL Italic" w:eastAsia="Charis SIL Italic"/>
           <w:b w:val="0"/>
           <w:i/>
-          <w:color w:val="0066CC"/>
+          <w:color w:val="0000FF"/>
           <w:sz w:val="24"/>
           <w:u w:val="single"/>
         </w:rPr>
@@ -3222,7 +3311,7 @@
           <w:rFonts w:ascii="Charis SIL Italic" w:hAnsi="Charis SIL Italic" w:eastAsia="Charis SIL Italic"/>
           <w:b w:val="0"/>
           <w:i/>
-          <w:color w:val="0066CC"/>
+          <w:color w:val="0000FF"/>
           <w:sz w:val="24"/>
           <w:u w:val="single"/>
         </w:rPr>
@@ -3233,7 +3322,7 @@
           <w:rFonts w:ascii="Charis SIL Italic" w:hAnsi="Charis SIL Italic" w:eastAsia="Charis SIL Italic"/>
           <w:b w:val="0"/>
           <w:i/>
-          <w:color w:val="0066CC"/>
+          <w:color w:val="0000FF"/>
           <w:sz w:val="24"/>
           <w:u w:val="single"/>
         </w:rPr>
@@ -3251,7 +3340,7 @@
           <w:rFonts w:ascii="Charis SIL Italic" w:hAnsi="Charis SIL Italic" w:eastAsia="Charis SIL Italic"/>
           <w:b w:val="0"/>
           <w:i/>
-          <w:color w:val="0066CC"/>
+          <w:color w:val="0000FF"/>
           <w:sz w:val="24"/>
           <w:u w:val="single"/>
         </w:rPr>
@@ -3262,7 +3351,7 @@
           <w:rFonts w:ascii="Charis SIL Italic" w:hAnsi="Charis SIL Italic" w:eastAsia="Charis SIL Italic"/>
           <w:b w:val="0"/>
           <w:i/>
-          <w:color w:val="0066CC"/>
+          <w:color w:val="0000FF"/>
           <w:sz w:val="24"/>
           <w:u w:val="single"/>
         </w:rPr>
@@ -3273,7 +3362,7 @@
           <w:rFonts w:ascii="Charis SIL Italic" w:hAnsi="Charis SIL Italic" w:eastAsia="Charis SIL Italic"/>
           <w:b w:val="0"/>
           <w:i/>
-          <w:color w:val="0066CC"/>
+          <w:color w:val="0000FF"/>
           <w:sz w:val="24"/>
           <w:u w:val="single"/>
         </w:rPr>
@@ -3291,7 +3380,7 @@
           <w:rFonts w:ascii="Charis SIL Italic" w:hAnsi="Charis SIL Italic" w:eastAsia="Charis SIL Italic"/>
           <w:b w:val="0"/>
           <w:i/>
-          <w:color w:val="0066CC"/>
+          <w:color w:val="0000FF"/>
           <w:sz w:val="24"/>
         </w:rPr>
         <w:t xml:space="preserve">f </w:t>
@@ -3301,112 +3390,18 @@
           <w:rFonts w:ascii="Charis SIL Italic" w:hAnsi="Charis SIL Italic" w:eastAsia="Charis SIL Italic"/>
           <w:b w:val="0"/>
           <w:i/>
-          <w:color w:val="0066CC"/>
+          <w:color w:val="0000FF"/>
           <w:sz w:val="24"/>
           <w:u w:val="single"/>
         </w:rPr>
-        <w:hyperlink r:id="rId16" w:history="1">
-          <w:r>
-            <w:rPr>
-              <w:rStyle w:val="Hyperlink"/>
-            </w:rPr>
-            <w:t>Cultural</w:t>
-          </w:r>
-        </w:hyperlink>
+        <w:t>Cultural Objects and Collectio</w:t>
       </w:r>
       <w:r>
         <w:rPr>
           <w:rFonts w:ascii="Charis SIL Italic" w:hAnsi="Charis SIL Italic" w:eastAsia="Charis SIL Italic"/>
           <w:b w:val="0"/>
           <w:i/>
-          <w:color w:val="0066CC"/>
-          <w:sz w:val="24"/>
-          <w:u w:val="single"/>
-        </w:rPr>
-        <w:t xml:space="preserve"> </w:t>
-      </w:r>
-      <w:r>
-        <w:rPr>
-          <w:rFonts w:ascii="Charis SIL Italic" w:hAnsi="Charis SIL Italic" w:eastAsia="Charis SIL Italic"/>
-          <w:b w:val="0"/>
-          <w:i/>
-          <w:color w:val="0066CC"/>
-          <w:sz w:val="24"/>
-          <w:u w:val="single"/>
-        </w:rPr>
-        <w:hyperlink r:id="rId16" w:history="1">
-          <w:r>
-            <w:rPr>
-              <w:rStyle w:val="Hyperlink"/>
-            </w:rPr>
-            <w:t>Objects</w:t>
-          </w:r>
-        </w:hyperlink>
-      </w:r>
-      <w:r>
-        <w:rPr>
-          <w:rFonts w:ascii="Charis SIL Italic" w:hAnsi="Charis SIL Italic" w:eastAsia="Charis SIL Italic"/>
-          <w:b w:val="0"/>
-          <w:i/>
-          <w:color w:val="0066CC"/>
-          <w:sz w:val="24"/>
-          <w:u w:val="single"/>
-        </w:rPr>
-        <w:t xml:space="preserve"> </w:t>
-      </w:r>
-      <w:r>
-        <w:rPr>
-          <w:rFonts w:ascii="Charis SIL Italic" w:hAnsi="Charis SIL Italic" w:eastAsia="Charis SIL Italic"/>
-          <w:b w:val="0"/>
-          <w:i/>
-          <w:color w:val="0066CC"/>
-          <w:sz w:val="24"/>
-          <w:u w:val="single"/>
-        </w:rPr>
-        <w:hyperlink r:id="rId16" w:history="1">
-          <w:r>
-            <w:rPr>
-              <w:rStyle w:val="Hyperlink"/>
-            </w:rPr>
-            <w:t>and</w:t>
-          </w:r>
-        </w:hyperlink>
-      </w:r>
-      <w:r>
-        <w:rPr>
-          <w:rFonts w:ascii="Charis SIL Italic" w:hAnsi="Charis SIL Italic" w:eastAsia="Charis SIL Italic"/>
-          <w:b w:val="0"/>
-          <w:i/>
-          <w:color w:val="0066CC"/>
-          <w:sz w:val="24"/>
-          <w:u w:val="single"/>
-        </w:rPr>
-        <w:t xml:space="preserve"> </w:t>
-      </w:r>
-      <w:r>
-        <w:rPr>
-          <w:rFonts w:ascii="Charis SIL Italic" w:hAnsi="Charis SIL Italic" w:eastAsia="Charis SIL Italic"/>
-          <w:b w:val="0"/>
-          <w:i/>
-          <w:color w:val="0066CC"/>
-          <w:sz w:val="24"/>
-          <w:u w:val="single"/>
-        </w:rPr>
-        <w:hyperlink r:id="rId16" w:history="1">
-          <w:r>
-            <w:rPr>
-              <w:rStyle w:val="Hyperlink"/>
-            </w:rPr>
-            <w:t>Collectio</w:t>
-          </w:r>
-        </w:hyperlink>
-      </w:r>
-      <w:r>
-        <w:rPr>
-          <w:rFonts w:ascii="Charis SIL Italic" w:hAnsi="Charis SIL Italic" w:eastAsia="Charis SIL Italic"/>
-          <w:b w:val="0"/>
-          <w:i/>
-          <w:color w:val="0066CC"/>
+          <w:color w:val="0000FF"/>
           <w:sz w:val="24"/>
           <w:u w:val="single"/>
         </w:rPr>
@@ -3424,7 +3419,7 @@
           <w:rFonts w:ascii="Charis SIL Italic" w:hAnsi="Charis SIL Italic" w:eastAsia="Charis SIL Italic"/>
           <w:b w:val="0"/>
           <w:i/>
-          <w:color w:val="0066CC"/>
+          <w:color w:val="0000FF"/>
           <w:sz w:val="24"/>
           <w:u w:val="single"/>
         </w:rPr>
@@ -3435,7 +3430,7 @@
           <w:rFonts w:ascii="Charis SIL Italic" w:hAnsi="Charis SIL Italic" w:eastAsia="Charis SIL Italic"/>
           <w:b w:val="0"/>
           <w:i/>
-          <w:color w:val="0066CC"/>
+          <w:color w:val="0000FF"/>
           <w:sz w:val="24"/>
           <w:u w:val="single"/>
         </w:rPr>
@@ -3453,7 +3448,7 @@
           <w:rFonts w:ascii="Charis SIL Italic" w:hAnsi="Charis SIL Italic" w:eastAsia="Charis SIL Italic"/>
           <w:b w:val="0"/>
           <w:i/>
-          <w:color w:val="0066CC"/>
+          <w:color w:val="0000FF"/>
           <w:sz w:val="24"/>
           <w:u w:val="single"/>
         </w:rPr>
@@ -3471,7 +3466,7 @@
           <w:rFonts w:ascii="Charis SIL Italic" w:hAnsi="Charis SIL Italic" w:eastAsia="Charis SIL Italic"/>
           <w:b w:val="0"/>
           <w:i/>
-          <w:color w:val="0066CC"/>
+          <w:color w:val="0000FF"/>
           <w:sz w:val="24"/>
           <w:u w:val="single"/>
         </w:rPr>
@@ -3482,7 +3477,7 @@
           <w:rFonts w:ascii="Charis SIL Italic" w:hAnsi="Charis SIL Italic" w:eastAsia="Charis SIL Italic"/>
           <w:b w:val="0"/>
           <w:i/>
-          <w:color w:val="0066CC"/>
+          <w:color w:val="0000FF"/>
           <w:sz w:val="24"/>
           <w:u w:val="single"/>
         </w:rPr>
@@ -3500,7 +3495,7 @@
           <w:rFonts w:ascii="Charis SIL Italic" w:hAnsi="Charis SIL Italic" w:eastAsia="Charis SIL Italic"/>
           <w:b w:val="0"/>
           <w:i/>
-          <w:color w:val="0066CC"/>
+          <w:color w:val="0000FF"/>
           <w:sz w:val="24"/>
           <w:u w:val="single"/>
         </w:rPr>
@@ -3511,7 +3506,7 @@
           <w:rFonts w:ascii="Charis SIL Italic" w:hAnsi="Charis SIL Italic" w:eastAsia="Charis SIL Italic"/>
           <w:b w:val="0"/>
           <w:i/>
-          <w:color w:val="0066CC"/>
+          <w:color w:val="0000FF"/>
           <w:sz w:val="24"/>
           <w:u w:val="single"/>
         </w:rPr>
@@ -3529,7 +3524,7 @@
           <w:rFonts w:ascii="Charis SIL Italic" w:hAnsi="Charis SIL Italic" w:eastAsia="Charis SIL Italic"/>
           <w:b w:val="0"/>
           <w:i/>
-          <w:color w:val="0066CC"/>
+          <w:color w:val="0000FF"/>
           <w:sz w:val="24"/>
           <w:u w:val="single"/>
         </w:rPr>
@@ -3547,7 +3542,7 @@
           <w:rFonts w:ascii="Charis SIL Italic" w:hAnsi="Charis SIL Italic" w:eastAsia="Charis SIL Italic"/>
           <w:b w:val="0"/>
           <w:i/>
-          <w:color w:val="0066CC"/>
+          <w:color w:val="0000FF"/>
           <w:sz w:val="24"/>
           <w:u w:val="single"/>
         </w:rPr>
@@ -3558,7 +3553,7 @@
           <w:rFonts w:ascii="Charis SIL Italic" w:hAnsi="Charis SIL Italic" w:eastAsia="Charis SIL Italic"/>
           <w:b w:val="0"/>
           <w:i/>
-          <w:color w:val="0066CC"/>
+          <w:color w:val="0000FF"/>
           <w:sz w:val="24"/>
           <w:u w:val="single"/>
         </w:rPr>
@@ -3576,7 +3571,7 @@
           <w:rFonts w:ascii="Charis SIL Italic" w:hAnsi="Charis SIL Italic" w:eastAsia="Charis SIL Italic"/>
           <w:b w:val="0"/>
           <w:i/>
-          <w:color w:val="0066CC"/>
+          <w:color w:val="0000FF"/>
           <w:sz w:val="24"/>
           <w:u w:val="single"/>
         </w:rPr>
@@ -3591,7 +3586,7 @@
       </w:r>
       <w:r>
         <w:rPr>
-          <w:u w:val="single" w:color="0066cc"/>
+          <w:u w:val="single" w:color="0000ff"/>
           <w:rFonts w:ascii="Charis SIL Regular" w:hAnsi="Charis SIL Regular" w:eastAsia="Charis SIL Regular"/>
           <w:b w:val="0"/>
           <w:i w:val="0"/>
@@ -3609,7 +3604,7 @@
       </w:r>
       <w:r>
         <w:rPr>
-          <w:u w:val="single" w:color="0066cc"/>
+          <w:u w:val="single" w:color="0000ff"/>
           <w:rFonts w:ascii="Charis SIL Regular" w:hAnsi="Charis SIL Regular" w:eastAsia="Charis SIL Regular"/>
           <w:b w:val="0"/>
           <w:i w:val="0"/>
@@ -3627,7 +3622,7 @@
       </w:r>
       <w:r>
         <w:rPr>
-          <w:u w:val="single" w:color="0066cc"/>
+          <w:u w:val="single" w:color="0000ff"/>
           <w:rFonts w:ascii="Charis SIL Regular" w:hAnsi="Charis SIL Regular" w:eastAsia="Charis SIL Regular"/>
           <w:b w:val="0"/>
           <w:i w:val="0"/>
@@ -3645,7 +3640,7 @@
       </w:r>
       <w:r>
         <w:rPr>
-          <w:u w:val="single" w:color="0066cc"/>
+          <w:u w:val="single" w:color="0000ff"/>
           <w:rFonts w:ascii="Charis SIL Regular" w:hAnsi="Charis SIL Regular" w:eastAsia="Charis SIL Regular"/>
           <w:b w:val="0"/>
           <w:i w:val="0"/>
@@ -3666,17 +3661,25 @@
       </w:r>
       <w:r>
         <w:rPr>
+          <w:u w:val="single" w:color="0000ff"/>
           <w:rFonts w:ascii="Charis SIL Regular" w:hAnsi="Charis SIL Regular" w:eastAsia="Charis SIL Regular"/>
           <w:b w:val="0"/>
           <w:i w:val="0"/>
           <w:color w:val="000000"/>
           <w:sz w:val="24"/>
         </w:rPr>
-        <w:t>Rijksmu</w:t>
-      </w:r>
-      <w:r>
-        <w:rPr>
-          <w:u w:val="single" w:color="0066cc"/>
+        <w:hyperlink r:id="rId16" w:history="1">
+          <w:r>
+            <w:rPr>
+              <w:rStyle w:val="Hyperlink"/>
+            </w:rPr>
+            <w:t>Rijksmu</w:t>
+          </w:r>
+        </w:hyperlink>
+      </w:r>
+      <w:r>
+        <w:rPr>
+          <w:u w:val="single" w:color="0000ff"/>
           <w:rFonts w:ascii="Charis SIL Regular" w:hAnsi="Charis SIL Regular" w:eastAsia="Charis SIL Regular"/>
           <w:b w:val="0"/>
           <w:i w:val="0"/>
@@ -3694,7 +3697,7 @@
       </w:r>
       <w:r>
         <w:rPr>
-          <w:u w:val="single" w:color="0066cc"/>
+          <w:u w:val="single" w:color="0000ff"/>
           <w:rFonts w:ascii="Charis SIL Regular" w:hAnsi="Charis SIL Regular" w:eastAsia="Charis SIL Regular"/>
           <w:b w:val="0"/>
           <w:i w:val="0"/>
@@ -3712,7 +3715,7 @@
       </w:r>
       <w:r>
         <w:rPr>
-          <w:u w:val="single" w:color="0066cc"/>
+          <w:u w:val="single" w:color="0000ff"/>
           <w:rFonts w:ascii="Charis SIL Regular" w:hAnsi="Charis SIL Regular" w:eastAsia="Charis SIL Regular"/>
           <w:b w:val="0"/>
           <w:i w:val="0"/>
@@ -3730,7 +3733,7 @@
       </w:r>
       <w:r>
         <w:rPr>
-          <w:u w:val="single" w:color="0066cc"/>
+          <w:u w:val="single" w:color="0000ff"/>
           <w:rFonts w:ascii="Charis SIL Regular" w:hAnsi="Charis SIL Regular" w:eastAsia="Charis SIL Regular"/>
           <w:b w:val="0"/>
           <w:i w:val="0"/>
@@ -3774,7 +3777,7 @@
           <w:rFonts w:ascii="Charis SIL Italic" w:hAnsi="Charis SIL Italic" w:eastAsia="Charis SIL Italic"/>
           <w:b w:val="0"/>
           <w:i/>
-          <w:color w:val="0066CC"/>
+          <w:color w:val="0000FF"/>
           <w:sz w:val="24"/>
           <w:u w:val="single"/>
         </w:rPr>
@@ -3792,7 +3795,7 @@
           <w:rFonts w:ascii="Charis SIL Italic" w:hAnsi="Charis SIL Italic" w:eastAsia="Charis SIL Italic"/>
           <w:b w:val="0"/>
           <w:i/>
-          <w:color w:val="0066CC"/>
+          <w:color w:val="0000FF"/>
           <w:sz w:val="24"/>
           <w:u w:val="single"/>
         </w:rPr>
@@ -3803,7 +3806,7 @@
           <w:rFonts w:ascii="Charis SIL Italic" w:hAnsi="Charis SIL Italic" w:eastAsia="Charis SIL Italic"/>
           <w:b w:val="0"/>
           <w:i/>
-          <w:color w:val="0066CC"/>
+          <w:color w:val="0000FF"/>
           <w:sz w:val="24"/>
           <w:u w:val="single"/>
         </w:rPr>
@@ -3821,7 +3824,7 @@
           <w:rFonts w:ascii="Charis SIL Italic" w:hAnsi="Charis SIL Italic" w:eastAsia="Charis SIL Italic"/>
           <w:b w:val="0"/>
           <w:i/>
-          <w:color w:val="0066CC"/>
+          <w:color w:val="0000FF"/>
           <w:sz w:val="24"/>
           <w:u w:val="single"/>
         </w:rPr>
@@ -3832,7 +3835,7 @@
           <w:rFonts w:ascii="Charis SIL Italic" w:hAnsi="Charis SIL Italic" w:eastAsia="Charis SIL Italic"/>
           <w:b w:val="0"/>
           <w:i/>
-          <w:color w:val="0066CC"/>
+          <w:color w:val="0000FF"/>
           <w:sz w:val="24"/>
           <w:u w:val="single"/>
         </w:rPr>
@@ -3850,7 +3853,7 @@
           <w:rFonts w:ascii="Charis SIL Italic" w:hAnsi="Charis SIL Italic" w:eastAsia="Charis SIL Italic"/>
           <w:b w:val="0"/>
           <w:i/>
-          <w:color w:val="0066CC"/>
+          <w:color w:val="0000FF"/>
           <w:sz w:val="24"/>
           <w:u w:val="single"/>
         </w:rPr>
@@ -3861,7 +3864,7 @@
           <w:rFonts w:ascii="Charis SIL Italic" w:hAnsi="Charis SIL Italic" w:eastAsia="Charis SIL Italic"/>
           <w:b w:val="0"/>
           <w:i/>
-          <w:color w:val="0066CC"/>
+          <w:color w:val="0000FF"/>
           <w:sz w:val="24"/>
           <w:u w:val="single"/>
         </w:rPr>
@@ -3879,7 +3882,7 @@
           <w:rFonts w:ascii="Charis SIL Italic" w:hAnsi="Charis SIL Italic" w:eastAsia="Charis SIL Italic"/>
           <w:b w:val="0"/>
           <w:i/>
-          <w:color w:val="0066CC"/>
+          <w:color w:val="0000FF"/>
           <w:sz w:val="24"/>
           <w:u w:val="single"/>
         </w:rPr>
@@ -3890,7 +3893,7 @@
           <w:rFonts w:ascii="Charis SIL Italic" w:hAnsi="Charis SIL Italic" w:eastAsia="Charis SIL Italic"/>
           <w:b w:val="0"/>
           <w:i/>
-          <w:color w:val="0066CC"/>
+          <w:color w:val="0000FF"/>
           <w:sz w:val="24"/>
           <w:u w:val="single"/>
         </w:rPr>
@@ -3908,7 +3911,7 @@
           <w:rFonts w:ascii="Charis SIL Italic" w:hAnsi="Charis SIL Italic" w:eastAsia="Charis SIL Italic"/>
           <w:b w:val="0"/>
           <w:i/>
-          <w:color w:val="0066CC"/>
+          <w:color w:val="0000FF"/>
           <w:sz w:val="24"/>
           <w:u w:val="single"/>
         </w:rPr>
@@ -3919,7 +3922,7 @@
           <w:rFonts w:ascii="Charis SIL Italic" w:hAnsi="Charis SIL Italic" w:eastAsia="Charis SIL Italic"/>
           <w:b w:val="0"/>
           <w:i/>
-          <w:color w:val="0066CC"/>
+          <w:color w:val="0000FF"/>
           <w:sz w:val="24"/>
           <w:u w:val="single"/>
         </w:rPr>
@@ -3937,7 +3940,7 @@
           <w:rFonts w:ascii="Charis SIL Italic" w:hAnsi="Charis SIL Italic" w:eastAsia="Charis SIL Italic"/>
           <w:b w:val="0"/>
           <w:i/>
-          <w:color w:val="0066CC"/>
+          <w:color w:val="0000FF"/>
           <w:sz w:val="24"/>
           <w:u w:val="single"/>
         </w:rPr>
@@ -3955,7 +3958,7 @@
           <w:rFonts w:ascii="Charis SIL Italic" w:hAnsi="Charis SIL Italic" w:eastAsia="Charis SIL Italic"/>
           <w:b w:val="0"/>
           <w:i/>
-          <w:color w:val="0066CC"/>
+          <w:color w:val="0000FF"/>
           <w:sz w:val="24"/>
           <w:u w:val="single"/>
         </w:rPr>
@@ -3966,7 +3969,7 @@
           <w:rFonts w:ascii="Charis SIL Italic" w:hAnsi="Charis SIL Italic" w:eastAsia="Charis SIL Italic"/>
           <w:b w:val="0"/>
           <w:i/>
-          <w:color w:val="0066CC"/>
+          <w:color w:val="0000FF"/>
           <w:sz w:val="24"/>
           <w:u w:val="single"/>
         </w:rPr>
@@ -3984,7 +3987,7 @@
           <w:rFonts w:ascii="Charis SIL Italic" w:hAnsi="Charis SIL Italic" w:eastAsia="Charis SIL Italic"/>
           <w:b w:val="0"/>
           <w:i/>
-          <w:color w:val="0066CC"/>
+          <w:color w:val="0000FF"/>
           <w:sz w:val="24"/>
           <w:u w:val="single"/>
         </w:rPr>
@@ -3995,7 +3998,7 @@
           <w:rFonts w:ascii="Charis SIL Italic" w:hAnsi="Charis SIL Italic" w:eastAsia="Charis SIL Italic"/>
           <w:b w:val="0"/>
           <w:i/>
-          <w:color w:val="0066CC"/>
+          <w:color w:val="0000FF"/>
           <w:sz w:val="24"/>
           <w:u w:val="single"/>
         </w:rPr>
@@ -4020,7 +4023,7 @@
       </w:r>
       <w:r>
         <w:rPr>
-          <w:u w:val="single" w:color="0066cc"/>
+          <w:u w:val="single" w:color="0000ff"/>
           <w:rFonts w:ascii="Charis SIL Regular" w:hAnsi="Charis SIL Regular" w:eastAsia="Charis SIL Regular"/>
           <w:b w:val="0"/>
           <w:i w:val="0"/>
@@ -4038,7 +4041,7 @@
       </w:r>
       <w:r>
         <w:rPr>
-          <w:u w:val="single" w:color="0066cc"/>
+          <w:u w:val="single" w:color="0000ff"/>
           <w:rFonts w:ascii="Charis SIL Regular" w:hAnsi="Charis SIL Regular" w:eastAsia="Charis SIL Regular"/>
           <w:b w:val="0"/>
           <w:i w:val="0"/>
@@ -4056,7 +4059,7 @@
       </w:r>
       <w:r>
         <w:rPr>
-          <w:u w:val="single" w:color="0066cc"/>
+          <w:u w:val="single" w:color="0000ff"/>
           <w:rFonts w:ascii="Charis SIL Regular" w:hAnsi="Charis SIL Regular" w:eastAsia="Charis SIL Regular"/>
           <w:b w:val="0"/>
           <w:i w:val="0"/>
@@ -4074,7 +4077,7 @@
       </w:r>
       <w:r>
         <w:rPr>
-          <w:u w:val="single" w:color="0066cc"/>
+          <w:u w:val="single" w:color="0000ff"/>
           <w:rFonts w:ascii="Charis SIL Regular" w:hAnsi="Charis SIL Regular" w:eastAsia="Charis SIL Regular"/>
           <w:b w:val="0"/>
           <w:i w:val="0"/>
@@ -4092,7 +4095,7 @@
       </w:r>
       <w:r>
         <w:rPr>
-          <w:u w:val="single" w:color="0066cc"/>
+          <w:u w:val="single" w:color="0000ff"/>
           <w:rFonts w:ascii="Charis SIL Regular" w:hAnsi="Charis SIL Regular" w:eastAsia="Charis SIL Regular"/>
           <w:b w:val="0"/>
           <w:i w:val="0"/>
@@ -4110,7 +4113,7 @@
       </w:r>
       <w:r>
         <w:rPr>
-          <w:u w:val="single" w:color="0066cc"/>
+          <w:u w:val="single" w:color="0000ff"/>
           <w:rFonts w:ascii="Charis SIL Regular" w:hAnsi="Charis SIL Regular" w:eastAsia="Charis SIL Regular"/>
           <w:b w:val="0"/>
           <w:i w:val="0"/>
@@ -4128,6 +4131,7 @@
       </w:r>
       <w:r>
         <w:rPr>
+          <w:u w:val="single" w:color="0000ff"/>
           <w:rFonts w:ascii="Charis SIL Regular" w:hAnsi="Charis SIL Regular" w:eastAsia="Charis SIL Regular"/>
           <w:b w:val="0"/>
           <w:i w:val="0"/>
@@ -4138,7 +4142,7 @@
       </w:r>
       <w:r>
         <w:rPr>
-          <w:u w:val="single" w:color="0066cc"/>
+          <w:u w:val="single" w:color="0000ff"/>
           <w:rFonts w:ascii="Charis SIL Regular" w:hAnsi="Charis SIL Regular" w:eastAsia="Charis SIL Regular"/>
           <w:b w:val="0"/>
           <w:i w:val="0"/>
@@ -4156,7 +4160,7 @@
       </w:r>
       <w:r>
         <w:rPr>
-          <w:u w:val="single" w:color="0066cc"/>
+          <w:u w:val="single" w:color="0000ff"/>
           <w:rFonts w:ascii="Charis SIL Regular" w:hAnsi="Charis SIL Regular" w:eastAsia="Charis SIL Regular"/>
           <w:b w:val="0"/>
           <w:i w:val="0"/>
@@ -4174,7 +4178,7 @@
       </w:r>
       <w:r>
         <w:rPr>
-          <w:u w:val="single" w:color="0066cc"/>
+          <w:u w:val="single" w:color="0000ff"/>
           <w:rFonts w:ascii="Charis SIL Regular" w:hAnsi="Charis SIL Regular" w:eastAsia="Charis SIL Regular"/>
           <w:b w:val="0"/>
           <w:i w:val="0"/>
@@ -4238,14 +4242,68 @@
           <w:color w:val="000000"/>
           <w:sz w:val="24"/>
         </w:rPr>
-        <w:t xml:space="preserve">•  Yeide, Nancy, Konstantin Akinsha and Amy L. Walsh, </w:t>
+        <w:t xml:space="preserve">•  </w:t>
+      </w:r>
+      <w:r>
+        <w:rPr>
+          <w:rFonts w:ascii="Charis SIL Regular" w:hAnsi="Charis SIL Regular" w:eastAsia="Charis SIL Regular"/>
+          <w:b w:val="0"/>
+          <w:i w:val="0"/>
+          <w:color w:val="000000"/>
+          <w:sz w:val="24"/>
+        </w:rPr>
+        <w:hyperlink r:id="rId10" w:history="1">
+          <w:r>
+            <w:rPr>
+              <w:rStyle w:val="Hyperlink"/>
+            </w:rPr>
+            <w:t xml:space="preserve">Yeide, </w:t>
+          </w:r>
+        </w:hyperlink>
+      </w:r>
+      <w:r>
+        <w:rPr>
+          <w:rFonts w:ascii="Charis SIL Regular" w:hAnsi="Charis SIL Regular" w:eastAsia="Charis SIL Regular"/>
+          <w:b w:val="0"/>
+          <w:i w:val="0"/>
+          <w:color w:val="000000"/>
+          <w:sz w:val="24"/>
+        </w:rPr>
+        <w:t>N</w:t>
+      </w:r>
+      <w:r>
+        <w:rPr>
+          <w:rFonts w:ascii="Charis SIL Regular" w:hAnsi="Charis SIL Regular" w:eastAsia="Charis SIL Regular"/>
+          <w:b w:val="0"/>
+          <w:i w:val="0"/>
+          <w:color w:val="000000"/>
+          <w:sz w:val="24"/>
+        </w:rPr>
+        <w:hyperlink r:id="rId10" w:history="1">
+          <w:r>
+            <w:rPr>
+              <w:rStyle w:val="Hyperlink"/>
+            </w:rPr>
+            <w:t>anc</w:t>
+          </w:r>
+        </w:hyperlink>
+      </w:r>
+      <w:r>
+        <w:rPr>
+          <w:rFonts w:ascii="Charis SIL Regular" w:hAnsi="Charis SIL Regular" w:eastAsia="Charis SIL Regular"/>
+          <w:b w:val="0"/>
+          <w:i w:val="0"/>
+          <w:color w:val="000000"/>
+          <w:sz w:val="24"/>
+        </w:rPr>
+        <w:t xml:space="preserve">y, Konstantin Akinsha and Amy L. Walsh, </w:t>
       </w:r>
       <w:r>
         <w:rPr>
           <w:rFonts w:ascii="Charis SIL Italic" w:hAnsi="Charis SIL Italic" w:eastAsia="Charis SIL Italic"/>
           <w:b w:val="0"/>
           <w:i/>
-          <w:color w:val="0066CC"/>
+          <w:color w:val="0000FF"/>
           <w:sz w:val="24"/>
           <w:u w:val="single"/>
         </w:rPr>
@@ -4263,7 +4321,7 @@
           <w:rFonts w:ascii="Charis SIL Italic" w:hAnsi="Charis SIL Italic" w:eastAsia="Charis SIL Italic"/>
           <w:b w:val="0"/>
           <w:i/>
-          <w:color w:val="0066CC"/>
+          <w:color w:val="0000FF"/>
           <w:sz w:val="24"/>
           <w:u w:val="single"/>
         </w:rPr>
@@ -4274,7 +4332,7 @@
           <w:rFonts w:ascii="Charis SIL Italic" w:hAnsi="Charis SIL Italic" w:eastAsia="Charis SIL Italic"/>
           <w:b w:val="0"/>
           <w:i/>
-          <w:color w:val="0066CC"/>
+          <w:color w:val="0000FF"/>
           <w:sz w:val="24"/>
           <w:u w:val="single"/>
         </w:rPr>
@@ -4292,7 +4350,7 @@
           <w:rFonts w:ascii="Charis SIL Italic" w:hAnsi="Charis SIL Italic" w:eastAsia="Charis SIL Italic"/>
           <w:b w:val="0"/>
           <w:i/>
-          <w:color w:val="0066CC"/>
+          <w:color w:val="0000FF"/>
           <w:sz w:val="24"/>
           <w:u w:val="single"/>
         </w:rPr>
@@ -4303,7 +4361,7 @@
           <w:rFonts w:ascii="Charis SIL Italic" w:hAnsi="Charis SIL Italic" w:eastAsia="Charis SIL Italic"/>
           <w:b w:val="0"/>
           <w:i/>
-          <w:color w:val="0066CC"/>
+          <w:color w:val="0000FF"/>
           <w:sz w:val="24"/>
           <w:u w:val="single"/>
         </w:rPr>
@@ -4321,7 +4379,7 @@
           <w:rFonts w:ascii="Charis SIL Italic" w:hAnsi="Charis SIL Italic" w:eastAsia="Charis SIL Italic"/>
           <w:b w:val="0"/>
           <w:i/>
-          <w:color w:val="0066CC"/>
+          <w:color w:val="0000FF"/>
           <w:sz w:val="24"/>
           <w:u w:val="single"/>
         </w:rPr>
@@ -4332,7 +4390,7 @@
           <w:rFonts w:ascii="Charis SIL Italic" w:hAnsi="Charis SIL Italic" w:eastAsia="Charis SIL Italic"/>
           <w:b w:val="0"/>
           <w:i/>
-          <w:color w:val="0066CC"/>
+          <w:color w:val="0000FF"/>
           <w:sz w:val="24"/>
           <w:u w:val="single"/>
         </w:rPr>
@@ -4350,7 +4408,7 @@
           <w:rFonts w:ascii="Charis SIL Italic" w:hAnsi="Charis SIL Italic" w:eastAsia="Charis SIL Italic"/>
           <w:b w:val="0"/>
           <w:i/>
-          <w:color w:val="0066CC"/>
+          <w:color w:val="0000FF"/>
           <w:sz w:val="24"/>
           <w:u w:val="single"/>
         </w:rPr>
@@ -4428,7 +4486,7 @@
           <w:rFonts w:ascii="Charis SIL Italic" w:hAnsi="Charis SIL Italic" w:eastAsia="Charis SIL Italic"/>
           <w:b w:val="0"/>
           <w:i/>
-          <w:color w:val="0066CC"/>
+          <w:color w:val="0000FF"/>
           <w:sz w:val="24"/>
           <w:u w:val="single"/>
         </w:rPr>
@@ -4446,7 +4504,7 @@
           <w:rFonts w:ascii="Charis SIL Italic" w:hAnsi="Charis SIL Italic" w:eastAsia="Charis SIL Italic"/>
           <w:b w:val="0"/>
           <w:i/>
-          <w:color w:val="0066CC"/>
+          <w:color w:val="0000FF"/>
           <w:sz w:val="24"/>
           <w:u w:val="single"/>
         </w:rPr>
@@ -4457,7 +4515,7 @@
           <w:rFonts w:ascii="Charis SIL Italic" w:hAnsi="Charis SIL Italic" w:eastAsia="Charis SIL Italic"/>
           <w:b w:val="0"/>
           <w:i/>
-          <w:color w:val="0066CC"/>
+          <w:color w:val="0000FF"/>
           <w:sz w:val="24"/>
           <w:u w:val="single"/>
         </w:rPr>
@@ -4475,7 +4533,7 @@
           <w:rFonts w:ascii="Charis SIL Italic" w:hAnsi="Charis SIL Italic" w:eastAsia="Charis SIL Italic"/>
           <w:b w:val="0"/>
           <w:i/>
-          <w:color w:val="0066CC"/>
+          <w:color w:val="0000FF"/>
           <w:sz w:val="24"/>
           <w:u w:val="single"/>
         </w:rPr>
@@ -4486,7 +4544,7 @@
           <w:rFonts w:ascii="Charis SIL Italic" w:hAnsi="Charis SIL Italic" w:eastAsia="Charis SIL Italic"/>
           <w:b w:val="0"/>
           <w:i/>
-          <w:color w:val="0066CC"/>
+          <w:color w:val="0000FF"/>
           <w:sz w:val="24"/>
           <w:u w:val="single"/>
         </w:rPr>
@@ -4504,7 +4562,7 @@
           <w:rFonts w:ascii="Charis SIL Italic" w:hAnsi="Charis SIL Italic" w:eastAsia="Charis SIL Italic"/>
           <w:b w:val="0"/>
           <w:i/>
-          <w:color w:val="0066CC"/>
+          <w:color w:val="0000FF"/>
           <w:sz w:val="24"/>
           <w:u w:val="single"/>
         </w:rPr>
@@ -4515,7 +4573,7 @@
           <w:rFonts w:ascii="Charis SIL Italic" w:hAnsi="Charis SIL Italic" w:eastAsia="Charis SIL Italic"/>
           <w:b w:val="0"/>
           <w:i/>
-          <w:color w:val="0066CC"/>
+          <w:color w:val="0000FF"/>
           <w:sz w:val="24"/>
           <w:u w:val="single"/>
         </w:rPr>
@@ -4533,7 +4591,7 @@
           <w:rFonts w:ascii="Charis SIL Italic" w:hAnsi="Charis SIL Italic" w:eastAsia="Charis SIL Italic"/>
           <w:b w:val="0"/>
           <w:i/>
-          <w:color w:val="0066CC"/>
+          <w:color w:val="0000FF"/>
           <w:sz w:val="24"/>
           <w:u w:val="single"/>
         </w:rPr>
@@ -4544,7 +4602,7 @@
           <w:rFonts w:ascii="Charis SIL Italic" w:hAnsi="Charis SIL Italic" w:eastAsia="Charis SIL Italic"/>
           <w:b w:val="0"/>
           <w:i/>
-          <w:color w:val="0066CC"/>
+          <w:color w:val="0000FF"/>
           <w:sz w:val="24"/>
           <w:u w:val="single"/>
         </w:rPr>
@@ -4562,7 +4620,7 @@
           <w:rFonts w:ascii="Charis SIL Italic" w:hAnsi="Charis SIL Italic" w:eastAsia="Charis SIL Italic"/>
           <w:b w:val="0"/>
           <w:i/>
-          <w:color w:val="0066CC"/>
+          <w:color w:val="0000FF"/>
           <w:sz w:val="24"/>
           <w:u w:val="single"/>
         </w:rPr>
@@ -4573,7 +4631,7 @@
           <w:rFonts w:ascii="Charis SIL Italic" w:hAnsi="Charis SIL Italic" w:eastAsia="Charis SIL Italic"/>
           <w:b w:val="0"/>
           <w:i/>
-          <w:color w:val="0066CC"/>
+          <w:color w:val="0000FF"/>
           <w:sz w:val="24"/>
           <w:u w:val="single"/>
         </w:rPr>
@@ -4591,7 +4649,7 @@
           <w:rFonts w:ascii="Charis SIL Italic" w:hAnsi="Charis SIL Italic" w:eastAsia="Charis SIL Italic"/>
           <w:b w:val="0"/>
           <w:i/>
-          <w:color w:val="0066CC"/>
+          <w:color w:val="0000FF"/>
           <w:sz w:val="24"/>
           <w:u w:val="single"/>
         </w:rPr>
@@ -4602,7 +4660,7 @@
           <w:rFonts w:ascii="Charis SIL Italic" w:hAnsi="Charis SIL Italic" w:eastAsia="Charis SIL Italic"/>
           <w:b w:val="0"/>
           <w:i/>
-          <w:color w:val="0066CC"/>
+          <w:color w:val="0000FF"/>
           <w:sz w:val="24"/>
           <w:u w:val="single"/>
         </w:rPr>
@@ -4620,7 +4678,7 @@
           <w:rFonts w:ascii="Charis SIL Italic" w:hAnsi="Charis SIL Italic" w:eastAsia="Charis SIL Italic"/>
           <w:b w:val="0"/>
           <w:i/>
-          <w:color w:val="0066CC"/>
+          <w:color w:val="0000FF"/>
           <w:sz w:val="24"/>
           <w:u w:val="single"/>
         </w:rPr>
@@ -4631,7 +4689,7 @@
           <w:rFonts w:ascii="Charis SIL Italic" w:hAnsi="Charis SIL Italic" w:eastAsia="Charis SIL Italic"/>
           <w:b w:val="0"/>
           <w:i/>
-          <w:color w:val="0066CC"/>
+          <w:color w:val="0000FF"/>
           <w:sz w:val="24"/>
           <w:u w:val="single"/>
         </w:rPr>
@@ -4649,7 +4707,7 @@
           <w:rFonts w:ascii="Charis SIL Italic" w:hAnsi="Charis SIL Italic" w:eastAsia="Charis SIL Italic"/>
           <w:b w:val="0"/>
           <w:i/>
-          <w:color w:val="0066CC"/>
+          <w:color w:val="0000FF"/>
           <w:sz w:val="24"/>
           <w:u w:val="single"/>
         </w:rPr>
@@ -4660,7 +4718,7 @@
           <w:rFonts w:ascii="Charis SIL Italic" w:hAnsi="Charis SIL Italic" w:eastAsia="Charis SIL Italic"/>
           <w:b w:val="0"/>
           <w:i/>
-          <w:color w:val="0066CC"/>
+          <w:color w:val="0000FF"/>
           <w:sz w:val="24"/>
           <w:u w:val="single"/>
         </w:rPr>
@@ -4678,7 +4736,7 @@
           <w:rFonts w:ascii="Charis SIL Italic" w:hAnsi="Charis SIL Italic" w:eastAsia="Charis SIL Italic"/>
           <w:b w:val="0"/>
           <w:i/>
-          <w:color w:val="0066CC"/>
+          <w:color w:val="0000FF"/>
           <w:sz w:val="24"/>
           <w:u w:val="single"/>
         </w:rPr>
@@ -4703,7 +4761,7 @@
       </w:r>
       <w:r>
         <w:rPr>
-          <w:u w:val="single" w:color="0066cc"/>
+          <w:u w:val="single" w:color="0000ff"/>
           <w:rFonts w:ascii="Charis SIL Regular" w:hAnsi="Charis SIL Regular" w:eastAsia="Charis SIL Regular"/>
           <w:b w:val="0"/>
           <w:i w:val="0"/>
@@ -4721,7 +4779,7 @@
       </w:r>
       <w:r>
         <w:rPr>
-          <w:u w:val="single" w:color="0066cc"/>
+          <w:u w:val="single" w:color="0000ff"/>
           <w:rFonts w:ascii="Charis SIL Regular" w:hAnsi="Charis SIL Regular" w:eastAsia="Charis SIL Regular"/>
           <w:b w:val="0"/>
           <w:i w:val="0"/>
@@ -4739,7 +4797,7 @@
       </w:r>
       <w:r>
         <w:rPr>
-          <w:u w:val="single" w:color="0066cc"/>
+          <w:u w:val="single" w:color="0000ff"/>
           <w:rFonts w:ascii="Charis SIL Regular" w:hAnsi="Charis SIL Regular" w:eastAsia="Charis SIL Regular"/>
           <w:b w:val="0"/>
           <w:i w:val="0"/>
@@ -4757,7 +4815,7 @@
       </w:r>
       <w:r>
         <w:rPr>
-          <w:u w:val="single" w:color="0066cc"/>
+          <w:u w:val="single" w:color="0000ff"/>
           <w:rFonts w:ascii="Charis SIL Regular" w:hAnsi="Charis SIL Regular" w:eastAsia="Charis SIL Regular"/>
           <w:b w:val="0"/>
           <w:i w:val="0"/>
@@ -4768,7 +4826,7 @@
       </w:r>
       <w:r>
         <w:rPr>
-          <w:u w:val="single" w:color="0066cc"/>
+          <w:u w:val="single" w:color="0000ff"/>
           <w:rFonts w:ascii="Charis SIL Regular" w:hAnsi="Charis SIL Regular" w:eastAsia="Charis SIL Regular"/>
           <w:b w:val="0"/>
           <w:i w:val="0"/>
@@ -4786,7 +4844,7 @@
       </w:r>
       <w:r>
         <w:rPr>
-          <w:u w:val="single" w:color="0066cc"/>
+          <w:u w:val="single" w:color="0000ff"/>
           <w:rFonts w:ascii="Charis SIL Regular" w:hAnsi="Charis SIL Regular" w:eastAsia="Charis SIL Regular"/>
           <w:b w:val="0"/>
           <w:i w:val="0"/>
@@ -4804,7 +4862,7 @@
       </w:r>
       <w:r>
         <w:rPr>
-          <w:u w:val="single" w:color="0066cc"/>
+          <w:u w:val="single" w:color="0000ff"/>
           <w:rFonts w:ascii="Charis SIL Regular" w:hAnsi="Charis SIL Regular" w:eastAsia="Charis SIL Regular"/>
           <w:b w:val="0"/>
           <w:i w:val="0"/>
@@ -4822,7 +4880,7 @@
       </w:r>
       <w:r>
         <w:rPr>
-          <w:u w:val="single" w:color="0066cc"/>
+          <w:u w:val="single" w:color="0000ff"/>
           <w:rFonts w:ascii="Charis SIL Regular" w:hAnsi="Charis SIL Regular" w:eastAsia="Charis SIL Regular"/>
           <w:b w:val="0"/>
           <w:i w:val="0"/>
@@ -4893,7 +4951,7 @@
           <w:rFonts w:ascii="Charis SIL Italic" w:hAnsi="Charis SIL Italic" w:eastAsia="Charis SIL Italic"/>
           <w:b w:val="0"/>
           <w:i/>
-          <w:color w:val="0066CC"/>
+          <w:color w:val="0000FF"/>
           <w:sz w:val="24"/>
           <w:u w:val="single"/>
         </w:rPr>
@@ -4911,7 +4969,7 @@
           <w:rFonts w:ascii="Charis SIL Italic" w:hAnsi="Charis SIL Italic" w:eastAsia="Charis SIL Italic"/>
           <w:b w:val="0"/>
           <w:i/>
-          <w:color w:val="0066CC"/>
+          <w:color w:val="0000FF"/>
           <w:sz w:val="24"/>
           <w:u w:val="single"/>
         </w:rPr>
@@ -4922,7 +4980,7 @@
           <w:rFonts w:ascii="Charis SIL Italic" w:hAnsi="Charis SIL Italic" w:eastAsia="Charis SIL Italic"/>
           <w:b w:val="0"/>
           <w:i/>
-          <w:color w:val="0066CC"/>
+          <w:color w:val="0000FF"/>
           <w:sz w:val="24"/>
           <w:u w:val="single"/>
         </w:rPr>
@@ -4940,7 +4998,7 @@
           <w:rFonts w:ascii="Charis SIL Italic" w:hAnsi="Charis SIL Italic" w:eastAsia="Charis SIL Italic"/>
           <w:b w:val="0"/>
           <w:i/>
-          <w:color w:val="0066CC"/>
+          <w:color w:val="0000FF"/>
           <w:sz w:val="24"/>
           <w:u w:val="single"/>
         </w:rPr>
@@ -4951,7 +5009,7 @@
           <w:rFonts w:ascii="Charis SIL Italic" w:hAnsi="Charis SIL Italic" w:eastAsia="Charis SIL Italic"/>
           <w:b w:val="0"/>
           <w:i/>
-          <w:color w:val="0066CC"/>
+          <w:color w:val="0000FF"/>
           <w:sz w:val="24"/>
           <w:u w:val="single"/>
         </w:rPr>
@@ -4969,7 +5027,7 @@
           <w:rFonts w:ascii="Charis SIL Italic" w:hAnsi="Charis SIL Italic" w:eastAsia="Charis SIL Italic"/>
           <w:b w:val="0"/>
           <w:i/>
-          <w:color w:val="0066CC"/>
+          <w:color w:val="0000FF"/>
           <w:sz w:val="24"/>
           <w:u w:val="single"/>
         </w:rPr>
@@ -4980,7 +5038,7 @@
           <w:rFonts w:ascii="Charis SIL Italic" w:hAnsi="Charis SIL Italic" w:eastAsia="Charis SIL Italic"/>
           <w:b w:val="0"/>
           <w:i/>
-          <w:color w:val="0066CC"/>
+          <w:color w:val="0000FF"/>
           <w:sz w:val="24"/>
           <w:u w:val="single"/>
         </w:rPr>
@@ -4998,7 +5056,7 @@
           <w:rFonts w:ascii="Charis SIL Italic" w:hAnsi="Charis SIL Italic" w:eastAsia="Charis SIL Italic"/>
           <w:b w:val="0"/>
           <w:i/>
-          <w:color w:val="0066CC"/>
+          <w:color w:val="0000FF"/>
           <w:sz w:val="24"/>
           <w:u w:val="single"/>
         </w:rPr>
@@ -5009,7 +5067,7 @@
           <w:rFonts w:ascii="Charis SIL Italic" w:hAnsi="Charis SIL Italic" w:eastAsia="Charis SIL Italic"/>
           <w:b w:val="0"/>
           <w:i/>
-          <w:color w:val="0066CC"/>
+          <w:color w:val="0000FF"/>
           <w:sz w:val="24"/>
           <w:u w:val="single"/>
         </w:rPr>
@@ -5027,7 +5085,7 @@
           <w:rFonts w:ascii="Charis SIL Italic" w:hAnsi="Charis SIL Italic" w:eastAsia="Charis SIL Italic"/>
           <w:b w:val="0"/>
           <w:i/>
-          <w:color w:val="0066CC"/>
+          <w:color w:val="0000FF"/>
           <w:sz w:val="24"/>
           <w:u w:val="single"/>
         </w:rPr>
@@ -5038,7 +5096,7 @@
           <w:rFonts w:ascii="Charis SIL Italic" w:hAnsi="Charis SIL Italic" w:eastAsia="Charis SIL Italic"/>
           <w:b w:val="0"/>
           <w:i/>
-          <w:color w:val="0066CC"/>
+          <w:color w:val="0000FF"/>
           <w:sz w:val="24"/>
           <w:u w:val="single"/>
         </w:rPr>
@@ -5056,7 +5114,7 @@
           <w:rFonts w:ascii="Charis SIL Italic" w:hAnsi="Charis SIL Italic" w:eastAsia="Charis SIL Italic"/>
           <w:b w:val="0"/>
           <w:i/>
-          <w:color w:val="0066CC"/>
+          <w:color w:val="0000FF"/>
           <w:sz w:val="24"/>
           <w:u w:val="single"/>
         </w:rPr>
@@ -5067,7 +5125,7 @@
           <w:rFonts w:ascii="Charis SIL Italic" w:hAnsi="Charis SIL Italic" w:eastAsia="Charis SIL Italic"/>
           <w:b w:val="0"/>
           <w:i/>
-          <w:color w:val="0066CC"/>
+          <w:color w:val="0000FF"/>
           <w:sz w:val="24"/>
           <w:u w:val="single"/>
         </w:rPr>
@@ -5085,7 +5143,7 @@
           <w:rFonts w:ascii="Charis SIL Italic" w:hAnsi="Charis SIL Italic" w:eastAsia="Charis SIL Italic"/>
           <w:b w:val="0"/>
           <w:i/>
-          <w:color w:val="0066CC"/>
+          <w:color w:val="0000FF"/>
           <w:sz w:val="24"/>
           <w:u w:val="single"/>
         </w:rPr>
@@ -5096,7 +5154,7 @@
           <w:rFonts w:ascii="Charis SIL Italic" w:hAnsi="Charis SIL Italic" w:eastAsia="Charis SIL Italic"/>
           <w:b w:val="0"/>
           <w:i/>
-          <w:color w:val="0066CC"/>
+          <w:color w:val="0000FF"/>
           <w:sz w:val="24"/>
           <w:u w:val="single"/>
         </w:rPr>
@@ -5114,7 +5172,7 @@
           <w:rFonts w:ascii="Charis SIL Italic" w:hAnsi="Charis SIL Italic" w:eastAsia="Charis SIL Italic"/>
           <w:b w:val="0"/>
           <w:i/>
-          <w:color w:val="0066CC"/>
+          <w:color w:val="0000FF"/>
           <w:sz w:val="24"/>
           <w:u w:val="single"/>
         </w:rPr>
@@ -5125,7 +5183,7 @@
           <w:rFonts w:ascii="Charis SIL Italic" w:hAnsi="Charis SIL Italic" w:eastAsia="Charis SIL Italic"/>
           <w:b w:val="0"/>
           <w:i/>
-          <w:color w:val="0066CC"/>
+          <w:color w:val="0000FF"/>
           <w:sz w:val="24"/>
           <w:u w:val="single"/>
         </w:rPr>
@@ -5143,7 +5201,7 @@
           <w:rFonts w:ascii="Charis SIL Italic" w:hAnsi="Charis SIL Italic" w:eastAsia="Charis SIL Italic"/>
           <w:b w:val="0"/>
           <w:i/>
-          <w:color w:val="0066CC"/>
+          <w:color w:val="0000FF"/>
           <w:sz w:val="24"/>
           <w:u w:val="single"/>
         </w:rPr>
@@ -5154,7 +5212,7 @@
           <w:rFonts w:ascii="Charis SIL Italic" w:hAnsi="Charis SIL Italic" w:eastAsia="Charis SIL Italic"/>
           <w:b w:val="0"/>
           <w:i/>
-          <w:color w:val="0066CC"/>
+          <w:color w:val="0000FF"/>
           <w:sz w:val="24"/>
           <w:u w:val="single"/>
         </w:rPr>
@@ -5172,7 +5230,7 @@
           <w:rFonts w:ascii="Charis SIL Italic" w:hAnsi="Charis SIL Italic" w:eastAsia="Charis SIL Italic"/>
           <w:b w:val="0"/>
           <w:i/>
-          <w:color w:val="0066CC"/>
+          <w:color w:val="0000FF"/>
           <w:sz w:val="24"/>
           <w:u w:val="single"/>
         </w:rPr>
@@ -5197,7 +5255,7 @@
       </w:r>
       <w:r>
         <w:rPr>
-          <w:u w:val="single" w:color="0066cc"/>
+          <w:u w:val="single" w:color="0000ff"/>
           <w:rFonts w:ascii="Charis SIL Regular" w:hAnsi="Charis SIL Regular" w:eastAsia="Charis SIL Regular"/>
           <w:b w:val="0"/>
           <w:i w:val="0"/>
@@ -5215,7 +5273,7 @@
       </w:r>
       <w:r>
         <w:rPr>
-          <w:u w:val="single" w:color="0066cc"/>
+          <w:u w:val="single" w:color="0000ff"/>
           <w:rFonts w:ascii="Charis SIL Regular" w:hAnsi="Charis SIL Regular" w:eastAsia="Charis SIL Regular"/>
           <w:b w:val="0"/>
           <w:i w:val="0"/>
@@ -5233,7 +5291,7 @@
       </w:r>
       <w:r>
         <w:rPr>
-          <w:u w:val="single" w:color="0066cc"/>
+          <w:u w:val="single" w:color="0000ff"/>
           <w:rFonts w:ascii="Charis SIL Regular" w:hAnsi="Charis SIL Regular" w:eastAsia="Charis SIL Regular"/>
           <w:b w:val="0"/>
           <w:i w:val="0"/>
@@ -5251,7 +5309,7 @@
       </w:r>
       <w:r>
         <w:rPr>
-          <w:u w:val="single" w:color="0066cc"/>
+          <w:u w:val="single" w:color="0000ff"/>
           <w:rFonts w:ascii="Charis SIL Regular" w:hAnsi="Charis SIL Regular" w:eastAsia="Charis SIL Regular"/>
           <w:b w:val="0"/>
           <w:i w:val="0"/>
@@ -5269,7 +5327,7 @@
       </w:r>
       <w:r>
         <w:rPr>
-          <w:u w:val="single" w:color="0066cc"/>
+          <w:u w:val="single" w:color="0000ff"/>
           <w:rFonts w:ascii="Charis SIL Regular" w:hAnsi="Charis SIL Regular" w:eastAsia="Charis SIL Regular"/>
           <w:b w:val="0"/>
           <w:i w:val="0"/>
@@ -5287,7 +5345,7 @@
       </w:r>
       <w:r>
         <w:rPr>
-          <w:u w:val="single" w:color="0066cc"/>
+          <w:u w:val="single" w:color="0000ff"/>
           <w:rFonts w:ascii="Charis SIL Regular" w:hAnsi="Charis SIL Regular" w:eastAsia="Charis SIL Regular"/>
           <w:b w:val="0"/>
           <w:i w:val="0"/>
@@ -5305,7 +5363,7 @@
       </w:r>
       <w:r>
         <w:rPr>
-          <w:u w:val="single" w:color="0066cc"/>
+          <w:u w:val="single" w:color="0000ff"/>
           <w:rFonts w:ascii="Charis SIL Regular" w:hAnsi="Charis SIL Regular" w:eastAsia="Charis SIL Regular"/>
           <w:b w:val="0"/>
           <w:i w:val="0"/>
@@ -5376,7 +5434,7 @@
           <w:rFonts w:ascii="Charis SIL Regular" w:hAnsi="Charis SIL Regular" w:eastAsia="Charis SIL Regular"/>
           <w:b w:val="0"/>
           <w:i w:val="0"/>
-          <w:color w:val="0066CC"/>
+          <w:color w:val="0000FF"/>
           <w:sz w:val="24"/>
           <w:u w:val="single"/>
         </w:rPr>
@@ -5394,7 +5452,7 @@
           <w:rFonts w:ascii="Charis SIL Regular" w:hAnsi="Charis SIL Regular" w:eastAsia="Charis SIL Regular"/>
           <w:b w:val="0"/>
           <w:i w:val="0"/>
-          <w:color w:val="0066CC"/>
+          <w:color w:val="0000FF"/>
           <w:sz w:val="24"/>
           <w:u w:val="single"/>
         </w:rPr>
@@ -5405,7 +5463,7 @@
           <w:rFonts w:ascii="Charis SIL Regular" w:hAnsi="Charis SIL Regular" w:eastAsia="Charis SIL Regular"/>
           <w:b w:val="0"/>
           <w:i w:val="0"/>
-          <w:color w:val="0066CC"/>
+          <w:color w:val="0000FF"/>
           <w:sz w:val="24"/>
           <w:u w:val="single"/>
         </w:rPr>
@@ -5423,7 +5481,7 @@
           <w:rFonts w:ascii="Charis SIL Regular" w:hAnsi="Charis SIL Regular" w:eastAsia="Charis SIL Regular"/>
           <w:b w:val="0"/>
           <w:i w:val="0"/>
-          <w:color w:val="0066CC"/>
+          <w:color w:val="0000FF"/>
           <w:sz w:val="24"/>
           <w:u w:val="single"/>
         </w:rPr>
@@ -5434,7 +5492,7 @@
           <w:rFonts w:ascii="Charis SIL Regular" w:hAnsi="Charis SIL Regular" w:eastAsia="Charis SIL Regular"/>
           <w:b w:val="0"/>
           <w:i w:val="0"/>
-          <w:color w:val="0066CC"/>
+          <w:color w:val="0000FF"/>
           <w:sz w:val="24"/>
           <w:u w:val="single"/>
         </w:rPr>
@@ -5452,7 +5510,7 @@
           <w:rFonts w:ascii="Charis SIL Regular" w:hAnsi="Charis SIL Regular" w:eastAsia="Charis SIL Regular"/>
           <w:b w:val="0"/>
           <w:i w:val="0"/>
-          <w:color w:val="0066CC"/>
+          <w:color w:val="0000FF"/>
           <w:sz w:val="24"/>
           <w:u w:val="single"/>
         </w:rPr>
@@ -5463,7 +5521,7 @@
           <w:rFonts w:ascii="Charis SIL Regular" w:hAnsi="Charis SIL Regular" w:eastAsia="Charis SIL Regular"/>
           <w:b w:val="0"/>
           <w:i w:val="0"/>
-          <w:color w:val="0066CC"/>
+          <w:color w:val="0000FF"/>
           <w:sz w:val="24"/>
           <w:u w:val="single"/>
         </w:rPr>
@@ -5636,7 +5694,7 @@
           <w:rFonts w:ascii="Charis SIL Regular" w:hAnsi="Charis SIL Regular" w:eastAsia="Charis SIL Regular"/>
           <w:b w:val="0"/>
           <w:i w:val="0"/>
-          <w:color w:val="0066CC"/>
+          <w:color w:val="0000FF"/>
           <w:sz w:val="24"/>
           <w:u w:val="single"/>
         </w:rPr>
@@ -5654,7 +5712,7 @@
           <w:rFonts w:ascii="Charis SIL Regular" w:hAnsi="Charis SIL Regular" w:eastAsia="Charis SIL Regular"/>
           <w:b w:val="0"/>
           <w:i w:val="0"/>
-          <w:color w:val="0066CC"/>
+          <w:color w:val="0000FF"/>
           <w:sz w:val="24"/>
           <w:u w:val="single"/>
         </w:rPr>
@@ -5665,7 +5723,7 @@
           <w:rFonts w:ascii="Charis SIL Regular" w:hAnsi="Charis SIL Regular" w:eastAsia="Charis SIL Regular"/>
           <w:b w:val="0"/>
           <w:i w:val="0"/>
-          <w:color w:val="0066CC"/>
+          <w:color w:val="0000FF"/>
           <w:sz w:val="24"/>
           <w:u w:val="single"/>
         </w:rPr>
@@ -5683,7 +5741,7 @@
           <w:rFonts w:ascii="Charis SIL Regular" w:hAnsi="Charis SIL Regular" w:eastAsia="Charis SIL Regular"/>
           <w:b w:val="0"/>
           <w:i w:val="0"/>
-          <w:color w:val="0066CC"/>
+          <w:color w:val="0000FF"/>
           <w:sz w:val="24"/>
           <w:u w:val="single"/>
         </w:rPr>
@@ -5694,7 +5752,7 @@
           <w:rFonts w:ascii="Charis SIL Regular" w:hAnsi="Charis SIL Regular" w:eastAsia="Charis SIL Regular"/>
           <w:b w:val="0"/>
           <w:i w:val="0"/>
-          <w:color w:val="0066CC"/>
+          <w:color w:val="0000FF"/>
           <w:sz w:val="24"/>
           <w:u w:val="single"/>
         </w:rPr>
@@ -5712,7 +5770,7 @@
           <w:rFonts w:ascii="Charis SIL Regular" w:hAnsi="Charis SIL Regular" w:eastAsia="Charis SIL Regular"/>
           <w:b w:val="0"/>
           <w:i w:val="0"/>
-          <w:color w:val="0066CC"/>
+          <w:color w:val="0000FF"/>
           <w:sz w:val="24"/>
           <w:u w:val="single"/>
         </w:rPr>
@@ -5723,7 +5781,7 @@
           <w:rFonts w:ascii="Charis SIL Regular" w:hAnsi="Charis SIL Regular" w:eastAsia="Charis SIL Regular"/>
           <w:b w:val="0"/>
           <w:i w:val="0"/>
-          <w:color w:val="0066CC"/>
+          <w:color w:val="0000FF"/>
           <w:sz w:val="24"/>
           <w:u w:val="single"/>
         </w:rPr>
@@ -5741,7 +5799,7 @@
           <w:rFonts w:ascii="Charis SIL Regular" w:hAnsi="Charis SIL Regular" w:eastAsia="Charis SIL Regular"/>
           <w:b w:val="0"/>
           <w:i w:val="0"/>
-          <w:color w:val="0066CC"/>
+          <w:color w:val="0000FF"/>
           <w:sz w:val="24"/>
           <w:u w:val="single"/>
         </w:rPr>
@@ -5752,7 +5810,7 @@
           <w:rFonts w:ascii="Charis SIL Regular" w:hAnsi="Charis SIL Regular" w:eastAsia="Charis SIL Regular"/>
           <w:b w:val="0"/>
           <w:i w:val="0"/>
-          <w:color w:val="0066CC"/>
+          <w:color w:val="0000FF"/>
           <w:sz w:val="24"/>
           <w:u w:val="single"/>
         </w:rPr>
@@ -5770,7 +5828,7 @@
           <w:rFonts w:ascii="Charis SIL Regular" w:hAnsi="Charis SIL Regular" w:eastAsia="Charis SIL Regular"/>
           <w:b w:val="0"/>
           <w:i w:val="0"/>
-          <w:color w:val="0066CC"/>
+          <w:color w:val="0000FF"/>
           <w:sz w:val="24"/>
           <w:u w:val="single"/>
         </w:rPr>
@@ -5781,7 +5839,7 @@
           <w:rFonts w:ascii="Charis SIL Regular" w:hAnsi="Charis SIL Regular" w:eastAsia="Charis SIL Regular"/>
           <w:b w:val="0"/>
           <w:i w:val="0"/>
-          <w:color w:val="0066CC"/>
+          <w:color w:val="0000FF"/>
           <w:sz w:val="24"/>
           <w:u w:val="single"/>
         </w:rPr>
@@ -5849,8 +5907,9 @@
           <w:rFonts w:ascii="Charis SIL Regular" w:hAnsi="Charis SIL Regular" w:eastAsia="Charis SIL Regular"/>
           <w:b w:val="0"/>
           <w:i w:val="0"/>
-          <w:color w:val="0066CC"/>
-          <w:sz w:val="24"/>
+          <w:color w:val="0000FF"/>
+          <w:sz w:val="24"/>
+          <w:u w:val="single"/>
         </w:rPr>
         <w:t>Bronnen</w:t>
       </w:r>
@@ -5872,11 +5931,22 @@
           <w:rFonts w:ascii="Charis SIL Regular" w:hAnsi="Charis SIL Regular" w:eastAsia="Charis SIL Regular"/>
           <w:b w:val="0"/>
           <w:i w:val="0"/>
-          <w:color w:val="0066CC"/>
+          <w:color w:val="0000FF"/>
           <w:sz w:val="24"/>
           <w:u w:val="single"/>
         </w:rPr>
-        <w:t>Selecteren en afbakenen</w:t>
+        <w:t>Selectere</w:t>
+      </w:r>
+      <w:r>
+        <w:rPr>
+          <w:rFonts w:ascii="Charis SIL Regular" w:hAnsi="Charis SIL Regular" w:eastAsia="Charis SIL Regular"/>
+          <w:b w:val="0"/>
+          <w:i w:val="0"/>
+          <w:color w:val="0000FF"/>
+          <w:sz w:val="24"/>
+          <w:u w:val="single"/>
+        </w:rPr>
+        <w:t>n en afbakenen</w:t>
       </w:r>
       <w:r>
         <w:br/>
@@ -5896,7 +5966,7 @@
           <w:rFonts w:ascii="Charis SIL Regular" w:hAnsi="Charis SIL Regular" w:eastAsia="Charis SIL Regular"/>
           <w:b w:val="0"/>
           <w:i w:val="0"/>
-          <w:color w:val="0066CC"/>
+          <w:color w:val="0000FF"/>
           <w:sz w:val="24"/>
           <w:u w:val="single"/>
         </w:rPr>
@@ -5920,11 +5990,22 @@
           <w:rFonts w:ascii="Charis SIL Regular" w:hAnsi="Charis SIL Regular" w:eastAsia="Charis SIL Regular"/>
           <w:b w:val="0"/>
           <w:i w:val="0"/>
-          <w:color w:val="0066CC"/>
+          <w:color w:val="0000FF"/>
           <w:sz w:val="24"/>
           <w:u w:val="single"/>
         </w:rPr>
-        <w:t>Universitaire collecties</w:t>
+        <w:t xml:space="preserve">Universitaire </w:t>
+      </w:r>
+      <w:r>
+        <w:rPr>
+          <w:rFonts w:ascii="Charis SIL Regular" w:hAnsi="Charis SIL Regular" w:eastAsia="Charis SIL Regular"/>
+          <w:b w:val="0"/>
+          <w:i w:val="0"/>
+          <w:color w:val="0000FF"/>
+          <w:sz w:val="24"/>
+          <w:u w:val="single"/>
+        </w:rPr>
+        <w:t>collecties</w:t>
       </w:r>
     </w:p>
     <w:p>

--- a/EXPORTS/DOCX/published/niveau1/Dutch/DoingResearch.docx
+++ b/EXPORTS/DOCX/published/niveau1/Dutch/DoingResearch.docx
@@ -337,7 +337,7 @@
             <w:rPr>
               <w:rStyle w:val="Hyperlink"/>
             </w:rPr>
-            <w:t>significan</w:t>
+            <w:t>significanc</w:t>
           </w:r>
         </w:hyperlink>
       </w:r>
@@ -348,13 +348,36 @@
           <w:i/>
           <w:color w:val="0000FF"/>
           <w:sz w:val="24"/>
+          <w:u w:val="single"/>
+        </w:rPr>
+        <w:t>e</w:t>
+      </w:r>
+      <w:r>
+        <w:rPr>
+          <w:rFonts w:ascii="Charis SIL Italic" w:hAnsi="Charis SIL Italic" w:eastAsia="Charis SIL Italic"/>
+          <w:b w:val="0"/>
+          <w:i/>
+          <w:color w:val="0000FF"/>
+          <w:sz w:val="24"/>
+          <w:u w:val="single"/>
+        </w:rPr>
+        <w:t xml:space="preserve"> </w:t>
+      </w:r>
+      <w:r>
+        <w:rPr>
+          <w:rFonts w:ascii="Charis SIL Italic" w:hAnsi="Charis SIL Italic" w:eastAsia="Charis SIL Italic"/>
+          <w:b w:val="0"/>
+          <w:i/>
+          <w:color w:val="0000FF"/>
+          <w:sz w:val="24"/>
+          <w:u w:val="single"/>
         </w:rPr>
         <w:hyperlink r:id="rId9" w:history="1">
           <w:r>
             <w:rPr>
               <w:rStyle w:val="Hyperlink"/>
             </w:rPr>
-            <w:t>c</w:t>
+            <w:t>o</w:t>
           </w:r>
         </w:hyperlink>
       </w:r>
@@ -366,7 +389,152 @@
           <w:color w:val="0000FF"/>
           <w:sz w:val="24"/>
         </w:rPr>
-        <w:t>e of cultural objects and collections acquired</w:t>
+        <w:t>f</w:t>
+      </w:r>
+      <w:r>
+        <w:rPr>
+          <w:rFonts w:ascii="Charis SIL Italic" w:hAnsi="Charis SIL Italic" w:eastAsia="Charis SIL Italic"/>
+          <w:b w:val="0"/>
+          <w:i/>
+          <w:color w:val="0000FF"/>
+          <w:sz w:val="24"/>
+          <w:u w:val="single"/>
+        </w:rPr>
+        <w:t xml:space="preserve"> </w:t>
+      </w:r>
+      <w:r>
+        <w:rPr>
+          <w:rFonts w:ascii="Charis SIL Italic" w:hAnsi="Charis SIL Italic" w:eastAsia="Charis SIL Italic"/>
+          <w:b w:val="0"/>
+          <w:i/>
+          <w:color w:val="0000FF"/>
+          <w:sz w:val="24"/>
+          <w:u w:val="single"/>
+        </w:rPr>
+        <w:hyperlink r:id="rId9" w:history="1">
+          <w:r>
+            <w:rPr>
+              <w:rStyle w:val="Hyperlink"/>
+            </w:rPr>
+            <w:t>cultural</w:t>
+          </w:r>
+        </w:hyperlink>
+      </w:r>
+      <w:r>
+        <w:rPr>
+          <w:rFonts w:ascii="Charis SIL Italic" w:hAnsi="Charis SIL Italic" w:eastAsia="Charis SIL Italic"/>
+          <w:b w:val="0"/>
+          <w:i/>
+          <w:color w:val="0000FF"/>
+          <w:sz w:val="24"/>
+          <w:u w:val="single"/>
+        </w:rPr>
+        <w:t xml:space="preserve"> </w:t>
+      </w:r>
+      <w:r>
+        <w:rPr>
+          <w:rFonts w:ascii="Charis SIL Italic" w:hAnsi="Charis SIL Italic" w:eastAsia="Charis SIL Italic"/>
+          <w:b w:val="0"/>
+          <w:i/>
+          <w:color w:val="0000FF"/>
+          <w:sz w:val="24"/>
+          <w:u w:val="single"/>
+        </w:rPr>
+        <w:hyperlink r:id="rId9" w:history="1">
+          <w:r>
+            <w:rPr>
+              <w:rStyle w:val="Hyperlink"/>
+            </w:rPr>
+            <w:t>objects</w:t>
+          </w:r>
+        </w:hyperlink>
+      </w:r>
+      <w:r>
+        <w:rPr>
+          <w:rFonts w:ascii="Charis SIL Italic" w:hAnsi="Charis SIL Italic" w:eastAsia="Charis SIL Italic"/>
+          <w:b w:val="0"/>
+          <w:i/>
+          <w:color w:val="0000FF"/>
+          <w:sz w:val="24"/>
+          <w:u w:val="single"/>
+        </w:rPr>
+        <w:t xml:space="preserve"> </w:t>
+      </w:r>
+      <w:r>
+        <w:rPr>
+          <w:rFonts w:ascii="Charis SIL Italic" w:hAnsi="Charis SIL Italic" w:eastAsia="Charis SIL Italic"/>
+          <w:b w:val="0"/>
+          <w:i/>
+          <w:color w:val="0000FF"/>
+          <w:sz w:val="24"/>
+          <w:u w:val="single"/>
+        </w:rPr>
+        <w:hyperlink r:id="rId9" w:history="1">
+          <w:r>
+            <w:rPr>
+              <w:rStyle w:val="Hyperlink"/>
+            </w:rPr>
+            <w:t>and</w:t>
+          </w:r>
+        </w:hyperlink>
+      </w:r>
+      <w:r>
+        <w:rPr>
+          <w:rFonts w:ascii="Charis SIL Italic" w:hAnsi="Charis SIL Italic" w:eastAsia="Charis SIL Italic"/>
+          <w:b w:val="0"/>
+          <w:i/>
+          <w:color w:val="0000FF"/>
+          <w:sz w:val="24"/>
+          <w:u w:val="single"/>
+        </w:rPr>
+        <w:t xml:space="preserve"> </w:t>
+      </w:r>
+      <w:r>
+        <w:rPr>
+          <w:rFonts w:ascii="Charis SIL Italic" w:hAnsi="Charis SIL Italic" w:eastAsia="Charis SIL Italic"/>
+          <w:b w:val="0"/>
+          <w:i/>
+          <w:color w:val="0000FF"/>
+          <w:sz w:val="24"/>
+          <w:u w:val="single"/>
+        </w:rPr>
+        <w:hyperlink r:id="rId9" w:history="1">
+          <w:r>
+            <w:rPr>
+              <w:rStyle w:val="Hyperlink"/>
+            </w:rPr>
+            <w:t>collections</w:t>
+          </w:r>
+        </w:hyperlink>
+      </w:r>
+      <w:r>
+        <w:rPr>
+          <w:rFonts w:ascii="Charis SIL Italic" w:hAnsi="Charis SIL Italic" w:eastAsia="Charis SIL Italic"/>
+          <w:b w:val="0"/>
+          <w:i/>
+          <w:color w:val="0000FF"/>
+          <w:sz w:val="24"/>
+          <w:u w:val="single"/>
+        </w:rPr>
+        <w:t xml:space="preserve"> </w:t>
+      </w:r>
+      <w:r>
+        <w:rPr>
+          <w:rFonts w:ascii="Charis SIL Italic" w:hAnsi="Charis SIL Italic" w:eastAsia="Charis SIL Italic"/>
+          <w:b w:val="0"/>
+          <w:i/>
+          <w:color w:val="0000FF"/>
+          <w:sz w:val="24"/>
+          <w:u w:val="single"/>
+        </w:rPr>
+        <w:hyperlink r:id="rId9" w:history="1">
+          <w:r>
+            <w:rPr>
+              <w:rStyle w:val="Hyperlink"/>
+            </w:rPr>
+            <w:t>acquired</w:t>
+          </w:r>
+        </w:hyperlink>
       </w:r>
       <w:r>
         <w:rPr>
@@ -422,7 +590,25 @@
             <w:rPr>
               <w:rStyle w:val="Hyperlink"/>
             </w:rPr>
-            <w:t>col</w:t>
+            <w:t>co</w:t>
+          </w:r>
+        </w:hyperlink>
+      </w:r>
+      <w:r>
+        <w:rPr>
+          <w:rFonts w:ascii="Charis SIL Italic" w:hAnsi="Charis SIL Italic" w:eastAsia="Charis SIL Italic"/>
+          <w:b w:val="0"/>
+          <w:i/>
+          <w:color w:val="0000FF"/>
+          <w:sz w:val="24"/>
+          <w:u w:val="single"/>
+        </w:rPr>
+        <w:hyperlink r:id="rId9" w:history="1">
+          <w:r>
+            <w:rPr>
+              <w:rStyle w:val="Hyperlink"/>
+            </w:rPr>
+            <w:t>l</w:t>
           </w:r>
         </w:hyperlink>
       </w:r>
@@ -547,74 +733,13 @@
       </w:r>
       <w:r>
         <w:rPr>
-          <w:u w:val="single" w:color="0000ff"/>
           <w:rFonts w:ascii="Charis SIL Regular" w:hAnsi="Charis SIL Regular" w:eastAsia="Charis SIL Regular"/>
           <w:b w:val="0"/>
           <w:i w:val="0"/>
           <w:color w:val="000000"/>
           <w:sz w:val="24"/>
         </w:rPr>
-        <w:hyperlink r:id="rId9" w:history="1">
-          <w:r>
-            <w:rPr>
-              <w:rStyle w:val="Hyperlink"/>
-            </w:rPr>
-            <w:t>public</w:t>
-          </w:r>
-        </w:hyperlink>
-      </w:r>
-      <w:r>
-        <w:rPr>
-          <w:u w:val="single" w:color="0000ff"/>
-          <w:rFonts w:ascii="Charis SIL Regular" w:hAnsi="Charis SIL Regular" w:eastAsia="Charis SIL Regular"/>
-          <w:b w:val="0"/>
-          <w:i w:val="0"/>
-          <w:color w:val="000000"/>
-          <w:sz w:val="24"/>
-        </w:rPr>
-        <w:hyperlink r:id="rId9" w:history="1">
-          <w:r>
-            <w:rPr>
-              <w:rStyle w:val="Hyperlink"/>
-            </w:rPr>
-            <w:t>a</w:t>
-          </w:r>
-        </w:hyperlink>
-      </w:r>
-      <w:r>
-        <w:rPr>
-          <w:u w:val="single" w:color="0000ff"/>
-          <w:rFonts w:ascii="Charis SIL Regular" w:hAnsi="Charis SIL Regular" w:eastAsia="Charis SIL Regular"/>
-          <w:b w:val="0"/>
-          <w:i w:val="0"/>
-          <w:color w:val="000000"/>
-          <w:sz w:val="24"/>
-        </w:rPr>
-        <w:hyperlink r:id="rId9" w:history="1">
-          <w:r>
-            <w:rPr>
-              <w:rStyle w:val="Hyperlink"/>
-            </w:rPr>
-            <w:t xml:space="preserve">tie </w:t>
-          </w:r>
-        </w:hyperlink>
-      </w:r>
-      <w:r>
-        <w:rPr>
-          <w:rFonts w:ascii="Charis SIL Regular" w:hAnsi="Charis SIL Regular" w:eastAsia="Charis SIL Regular"/>
-          <w:b w:val="0"/>
-          <w:i w:val="0"/>
-          <w:color w:val="000000"/>
-          <w:sz w:val="24"/>
-        </w:rPr>
-        <w:hyperlink r:id="rId9" w:history="1">
-          <w:r>
-            <w:rPr>
-              <w:rStyle w:val="Hyperlink"/>
-            </w:rPr>
-            <w:t>_</w:t>
-          </w:r>
-        </w:hyperlink>
+        <w:t>publicatie _</w:t>
       </w:r>
       <w:r>
         <w:rPr>
@@ -625,7 +750,7 @@
           <w:sz w:val="24"/>
           <w:u w:val="single"/>
         </w:rPr>
-        <w:hyperlink r:id="rId9" w:history="1">
+        <w:hyperlink r:id="rId10" w:history="1">
           <w:r>
             <w:rPr>
               <w:rStyle w:val="Hyperlink"/>
@@ -643,7 +768,7 @@
           <w:sz w:val="24"/>
           <w:u w:val="single"/>
         </w:rPr>
-        <w:hyperlink r:id="rId9" w:history="1">
+        <w:hyperlink r:id="rId10" w:history="1">
           <w:r>
             <w:rPr>
               <w:rStyle w:val="Hyperlink"/>
@@ -867,7 +992,7 @@
           <w:sz w:val="24"/>
           <w:u w:val="single"/>
         </w:rPr>
-        <w:hyperlink r:id="rId10" w:history="1">
+        <w:hyperlink r:id="rId9" w:history="1">
           <w:r>
             <w:rPr>
               <w:rStyle w:val="Hyperlink"/>
@@ -896,7 +1021,7 @@
           <w:sz w:val="24"/>
           <w:u w:val="single"/>
         </w:rPr>
-        <w:hyperlink r:id="rId10" w:history="1">
+        <w:hyperlink r:id="rId9" w:history="1">
           <w:r>
             <w:rPr>
               <w:rStyle w:val="Hyperlink"/>
@@ -914,7 +1039,7 @@
           <w:sz w:val="24"/>
           <w:u w:val="single"/>
         </w:rPr>
-        <w:hyperlink r:id="rId10" w:history="1">
+        <w:hyperlink r:id="rId9" w:history="1">
           <w:r>
             <w:rPr>
               <w:rStyle w:val="Hyperlink"/>
@@ -990,7 +1115,7 @@
           <w:sz w:val="24"/>
           <w:u w:val="single"/>
         </w:rPr>
-        <w:hyperlink r:id="rId9" w:history="1">
+        <w:hyperlink r:id="rId10" w:history="1">
           <w:r>
             <w:rPr>
               <w:rStyle w:val="Hyperlink"/>
@@ -1100,241 +1225,7 @@
           <w:color w:val="000000"/>
           <w:sz w:val="24"/>
         </w:rPr>
-        <w:t>de Rijksdie</w:t>
-      </w:r>
-      <w:r>
-        <w:rPr>
-          <w:u w:val="single" w:color="0000ff"/>
-          <w:rFonts w:ascii="Charis SIL Regular" w:hAnsi="Charis SIL Regular" w:eastAsia="Charis SIL Regular"/>
-          <w:b w:val="0"/>
-          <w:i w:val="0"/>
-          <w:color w:val="000000"/>
-          <w:sz w:val="24"/>
-        </w:rPr>
-        <w:hyperlink r:id="rId10" w:history="1">
-          <w:r>
-            <w:rPr>
-              <w:rStyle w:val="Hyperlink"/>
-            </w:rPr>
-            <w:t>nst voor het Culture</w:t>
-          </w:r>
-        </w:hyperlink>
-      </w:r>
-      <w:r>
-        <w:rPr>
-          <w:u w:val="single" w:color="0000ff"/>
-          <w:rFonts w:ascii="Charis SIL Regular" w:hAnsi="Charis SIL Regular" w:eastAsia="Charis SIL Regular"/>
-          <w:b w:val="0"/>
-          <w:i w:val="0"/>
-          <w:color w:val="000000"/>
-          <w:sz w:val="24"/>
-        </w:rPr>
-        <w:hyperlink r:id="rId10" w:history="1">
-          <w:r>
-            <w:rPr>
-              <w:rStyle w:val="Hyperlink"/>
-            </w:rPr>
-            <w:t>e</w:t>
-          </w:r>
-        </w:hyperlink>
-      </w:r>
-      <w:r>
-        <w:rPr>
-          <w:u w:val="single" w:color="0000ff"/>
-          <w:rFonts w:ascii="Charis SIL Regular" w:hAnsi="Charis SIL Regular" w:eastAsia="Charis SIL Regular"/>
-          <w:b w:val="0"/>
-          <w:i w:val="0"/>
-          <w:color w:val="000000"/>
-          <w:sz w:val="24"/>
-        </w:rPr>
-        <w:hyperlink r:id="rId10" w:history="1">
-          <w:r>
-            <w:rPr>
-              <w:rStyle w:val="Hyperlink"/>
-            </w:rPr>
-            <w:t>l Erf</w:t>
-          </w:r>
-        </w:hyperlink>
-      </w:r>
-      <w:r>
-        <w:rPr>
-          <w:u w:val="single" w:color="0000ff"/>
-          <w:rFonts w:ascii="Charis SIL Regular" w:hAnsi="Charis SIL Regular" w:eastAsia="Charis SIL Regular"/>
-          <w:b w:val="0"/>
-          <w:i w:val="0"/>
-          <w:color w:val="000000"/>
-          <w:sz w:val="24"/>
-        </w:rPr>
-        <w:hyperlink r:id="rId10" w:history="1">
-          <w:r>
-            <w:rPr>
-              <w:rStyle w:val="Hyperlink"/>
-            </w:rPr>
-            <w:t>g</w:t>
-          </w:r>
-        </w:hyperlink>
-      </w:r>
-      <w:r>
-        <w:rPr>
-          <w:u w:val="single" w:color="0000ff"/>
-          <w:rFonts w:ascii="Charis SIL Regular" w:hAnsi="Charis SIL Regular" w:eastAsia="Charis SIL Regular"/>
-          <w:b w:val="0"/>
-          <w:i w:val="0"/>
-          <w:color w:val="000000"/>
-          <w:sz w:val="24"/>
-        </w:rPr>
-        <w:hyperlink r:id="rId10" w:history="1">
-          <w:r>
-            <w:rPr>
-              <w:rStyle w:val="Hyperlink"/>
-            </w:rPr>
-            <w:t>oed. On</w:t>
-          </w:r>
-        </w:hyperlink>
-      </w:r>
-      <w:r>
-        <w:rPr>
-          <w:u w:val="single" w:color="0000ff"/>
-          <w:rFonts w:ascii="Charis SIL Regular" w:hAnsi="Charis SIL Regular" w:eastAsia="Charis SIL Regular"/>
-          <w:b w:val="0"/>
-          <w:i w:val="0"/>
-          <w:color w:val="000000"/>
-          <w:sz w:val="24"/>
-        </w:rPr>
-        <w:hyperlink r:id="rId10" w:history="1">
-          <w:r>
-            <w:rPr>
-              <w:rStyle w:val="Hyperlink"/>
-            </w:rPr>
-            <w:t>d</w:t>
-          </w:r>
-        </w:hyperlink>
-      </w:r>
-      <w:r>
-        <w:rPr>
-          <w:u w:val="single" w:color="0000ff"/>
-          <w:rFonts w:ascii="Charis SIL Regular" w:hAnsi="Charis SIL Regular" w:eastAsia="Charis SIL Regular"/>
-          <w:b w:val="0"/>
-          <w:i w:val="0"/>
-          <w:color w:val="000000"/>
-          <w:sz w:val="24"/>
-        </w:rPr>
-        <w:hyperlink r:id="rId10" w:history="1">
-          <w:r>
-            <w:rPr>
-              <w:rStyle w:val="Hyperlink"/>
-            </w:rPr>
-            <w:t>er</w:t>
-          </w:r>
-        </w:hyperlink>
-      </w:r>
-      <w:r>
-        <w:rPr>
-          <w:u w:val="single" w:color="0000ff"/>
-          <w:rFonts w:ascii="Charis SIL Regular" w:hAnsi="Charis SIL Regular" w:eastAsia="Charis SIL Regular"/>
-          <w:b w:val="0"/>
-          <w:i w:val="0"/>
-          <w:color w:val="000000"/>
-          <w:sz w:val="24"/>
-        </w:rPr>
-        <w:hyperlink r:id="rId10" w:history="1">
-          <w:r>
-            <w:rPr>
-              <w:rStyle w:val="Hyperlink"/>
-            </w:rPr>
-            <w:t>a</w:t>
-          </w:r>
-        </w:hyperlink>
-      </w:r>
-      <w:r>
-        <w:rPr>
-          <w:u w:val="single" w:color="0000ff"/>
-          <w:rFonts w:ascii="Charis SIL Regular" w:hAnsi="Charis SIL Regular" w:eastAsia="Charis SIL Regular"/>
-          <w:b w:val="0"/>
-          <w:i w:val="0"/>
-          <w:color w:val="000000"/>
-          <w:sz w:val="24"/>
-        </w:rPr>
-        <w:hyperlink r:id="rId10" w:history="1">
-          <w:r>
-            <w:rPr>
-              <w:rStyle w:val="Hyperlink"/>
-            </w:rPr>
-            <w:t xml:space="preserve">an </w:t>
-          </w:r>
-        </w:hyperlink>
-      </w:r>
-      <w:r>
-        <w:rPr>
-          <w:u w:val="single" w:color="0000ff"/>
-          <w:rFonts w:ascii="Charis SIL Regular" w:hAnsi="Charis SIL Regular" w:eastAsia="Charis SIL Regular"/>
-          <w:b w:val="0"/>
-          <w:i w:val="0"/>
-          <w:color w:val="000000"/>
-          <w:sz w:val="24"/>
-        </w:rPr>
-        <w:hyperlink r:id="rId10" w:history="1">
-          <w:r>
-            <w:rPr>
-              <w:rStyle w:val="Hyperlink"/>
-            </w:rPr>
-            <w:t>d</w:t>
-          </w:r>
-        </w:hyperlink>
-      </w:r>
-      <w:r>
-        <w:rPr>
-          <w:u w:val="single" w:color="0000ff"/>
-          <w:rFonts w:ascii="Charis SIL Regular" w:hAnsi="Charis SIL Regular" w:eastAsia="Charis SIL Regular"/>
-          <w:b w:val="0"/>
-          <w:i w:val="0"/>
-          <w:color w:val="000000"/>
-          <w:sz w:val="24"/>
-        </w:rPr>
-        <w:hyperlink r:id="rId10" w:history="1">
-          <w:r>
-            <w:rPr>
-              <w:rStyle w:val="Hyperlink"/>
-            </w:rPr>
-            <w:t>eze zoek</w:t>
-          </w:r>
-        </w:hyperlink>
-      </w:r>
-      <w:r>
-        <w:rPr>
-          <w:u w:val="single" w:color="0000ff"/>
-          <w:rFonts w:ascii="Charis SIL Regular" w:hAnsi="Charis SIL Regular" w:eastAsia="Charis SIL Regular"/>
-          <w:b w:val="0"/>
-          <w:i w:val="0"/>
-          <w:color w:val="000000"/>
-          <w:sz w:val="24"/>
-        </w:rPr>
-        <w:hyperlink r:id="rId10" w:history="1">
-          <w:r>
-            <w:rPr>
-              <w:rStyle w:val="Hyperlink"/>
-            </w:rPr>
-            <w:t>h</w:t>
-          </w:r>
-        </w:hyperlink>
-      </w:r>
-      <w:r>
-        <w:rPr>
-          <w:u w:val="single" w:color="0000ff"/>
-          <w:rFonts w:ascii="Charis SIL Regular" w:hAnsi="Charis SIL Regular" w:eastAsia="Charis SIL Regular"/>
-          <w:b w:val="0"/>
-          <w:i w:val="0"/>
-          <w:color w:val="000000"/>
-          <w:sz w:val="24"/>
-        </w:rPr>
-        <w:hyperlink r:id="rId10" w:history="1">
-          <w:r>
-            <w:rPr>
-              <w:rStyle w:val="Hyperlink"/>
-            </w:rPr>
-            <w:t>ulp vind</w:t>
-          </w:r>
-        </w:hyperlink>
+        <w:t>de Rijksdienst voor het Cultureel Erfgoed. Onderaan deze zoekhulp vind</w:t>
       </w:r>
       <w:r>
         <w:rPr>
@@ -2439,14 +2330,7 @@
           <w:color w:val="000000"/>
           <w:sz w:val="24"/>
         </w:rPr>
-        <w:hyperlink r:id="rId12" w:history="1">
-          <w:r>
-            <w:rPr>
-              <w:rStyle w:val="Hyperlink"/>
-            </w:rPr>
-            <w:t xml:space="preserve">de zoekhulp </w:t>
-          </w:r>
-        </w:hyperlink>
+        <w:t xml:space="preserve">de zoekhulp </w:t>
       </w:r>
       <w:r>
         <w:rPr>
@@ -2457,7 +2341,7 @@
           <w:sz w:val="24"/>
           <w:u w:val="single"/>
         </w:rPr>
-        <w:hyperlink r:id="rId12" w:history="1">
+        <w:hyperlink r:id="rId13" w:history="1">
           <w:r>
             <w:rPr>
               <w:rStyle w:val="Hyperlink"/>
@@ -2465,6 +2349,111 @@
             <w:t>H</w:t>
           </w:r>
         </w:hyperlink>
+      </w:r>
+      <w:r>
+        <w:rPr>
+          <w:rFonts w:ascii="Charis SIL Regular" w:hAnsi="Charis SIL Regular" w:eastAsia="Charis SIL Regular"/>
+          <w:b w:val="0"/>
+          <w:i w:val="0"/>
+          <w:color w:val="0000FF"/>
+          <w:sz w:val="24"/>
+          <w:u w:val="single"/>
+        </w:rPr>
+        <w:hyperlink r:id="rId13" w:history="1">
+          <w:r>
+            <w:rPr>
+              <w:rStyle w:val="Hyperlink"/>
+            </w:rPr>
+            <w:t>o</w:t>
+          </w:r>
+        </w:hyperlink>
+      </w:r>
+      <w:r>
+        <w:rPr>
+          <w:rFonts w:ascii="Charis SIL Regular" w:hAnsi="Charis SIL Regular" w:eastAsia="Charis SIL Regular"/>
+          <w:b w:val="0"/>
+          <w:i w:val="0"/>
+          <w:color w:val="0000FF"/>
+          <w:sz w:val="24"/>
+          <w:u w:val="single"/>
+        </w:rPr>
+        <w:hyperlink r:id="rId12" w:history="1">
+          <w:r>
+            <w:rPr>
+              <w:rStyle w:val="Hyperlink"/>
+            </w:rPr>
+            <w:t>e</w:t>
+          </w:r>
+        </w:hyperlink>
+      </w:r>
+      <w:r>
+        <w:rPr>
+          <w:rFonts w:ascii="Charis SIL Regular" w:hAnsi="Charis SIL Regular" w:eastAsia="Charis SIL Regular"/>
+          <w:b w:val="0"/>
+          <w:i w:val="0"/>
+          <w:color w:val="0000FF"/>
+          <w:sz w:val="24"/>
+          <w:u w:val="single"/>
+        </w:rPr>
+        <w:t xml:space="preserve"> </w:t>
+      </w:r>
+      <w:r>
+        <w:rPr>
+          <w:rFonts w:ascii="Charis SIL Regular" w:hAnsi="Charis SIL Regular" w:eastAsia="Charis SIL Regular"/>
+          <w:b w:val="0"/>
+          <w:i w:val="0"/>
+          <w:color w:val="0000FF"/>
+          <w:sz w:val="24"/>
+          <w:u w:val="single"/>
+        </w:rPr>
+        <w:hyperlink r:id="rId12" w:history="1">
+          <w:r>
+            <w:rPr>
+              <w:rStyle w:val="Hyperlink"/>
+            </w:rPr>
+            <w:t>doe</w:t>
+          </w:r>
+        </w:hyperlink>
+      </w:r>
+      <w:r>
+        <w:rPr>
+          <w:rFonts w:ascii="Charis SIL Regular" w:hAnsi="Charis SIL Regular" w:eastAsia="Charis SIL Regular"/>
+          <w:b w:val="0"/>
+          <w:i w:val="0"/>
+          <w:color w:val="0000FF"/>
+          <w:sz w:val="24"/>
+          <w:u w:val="single"/>
+        </w:rPr>
+        <w:t xml:space="preserve"> </w:t>
+      </w:r>
+      <w:r>
+        <w:rPr>
+          <w:rFonts w:ascii="Charis SIL Regular" w:hAnsi="Charis SIL Regular" w:eastAsia="Charis SIL Regular"/>
+          <w:b w:val="0"/>
+          <w:i w:val="0"/>
+          <w:color w:val="0000FF"/>
+          <w:sz w:val="24"/>
+          <w:u w:val="single"/>
+        </w:rPr>
+        <w:hyperlink r:id="rId12" w:history="1">
+          <w:r>
+            <w:rPr>
+              <w:rStyle w:val="Hyperlink"/>
+            </w:rPr>
+            <w:t>ik</w:t>
+          </w:r>
+        </w:hyperlink>
+      </w:r>
+      <w:r>
+        <w:rPr>
+          <w:rFonts w:ascii="Charis SIL Regular" w:hAnsi="Charis SIL Regular" w:eastAsia="Charis SIL Regular"/>
+          <w:b w:val="0"/>
+          <w:i w:val="0"/>
+          <w:color w:val="0000FF"/>
+          <w:sz w:val="24"/>
+          <w:u w:val="single"/>
+        </w:rPr>
+        <w:t xml:space="preserve"> </w:t>
       </w:r>
       <w:r>
         <w:rPr>
@@ -2498,111 +2487,6 @@
             <w:rPr>
               <w:rStyle w:val="Hyperlink"/>
             </w:rPr>
-            <w:t>e</w:t>
-          </w:r>
-        </w:hyperlink>
-      </w:r>
-      <w:r>
-        <w:rPr>
-          <w:rFonts w:ascii="Charis SIL Regular" w:hAnsi="Charis SIL Regular" w:eastAsia="Charis SIL Regular"/>
-          <w:b w:val="0"/>
-          <w:i w:val="0"/>
-          <w:color w:val="0000FF"/>
-          <w:sz w:val="24"/>
-          <w:u w:val="single"/>
-        </w:rPr>
-        <w:t xml:space="preserve"> </w:t>
-      </w:r>
-      <w:r>
-        <w:rPr>
-          <w:rFonts w:ascii="Charis SIL Regular" w:hAnsi="Charis SIL Regular" w:eastAsia="Charis SIL Regular"/>
-          <w:b w:val="0"/>
-          <w:i w:val="0"/>
-          <w:color w:val="0000FF"/>
-          <w:sz w:val="24"/>
-          <w:u w:val="single"/>
-        </w:rPr>
-        <w:hyperlink r:id="rId12" w:history="1">
-          <w:r>
-            <w:rPr>
-              <w:rStyle w:val="Hyperlink"/>
-            </w:rPr>
-            <w:t>doe</w:t>
-          </w:r>
-        </w:hyperlink>
-      </w:r>
-      <w:r>
-        <w:rPr>
-          <w:rFonts w:ascii="Charis SIL Regular" w:hAnsi="Charis SIL Regular" w:eastAsia="Charis SIL Regular"/>
-          <w:b w:val="0"/>
-          <w:i w:val="0"/>
-          <w:color w:val="0000FF"/>
-          <w:sz w:val="24"/>
-          <w:u w:val="single"/>
-        </w:rPr>
-        <w:t xml:space="preserve"> </w:t>
-      </w:r>
-      <w:r>
-        <w:rPr>
-          <w:rFonts w:ascii="Charis SIL Regular" w:hAnsi="Charis SIL Regular" w:eastAsia="Charis SIL Regular"/>
-          <w:b w:val="0"/>
-          <w:i w:val="0"/>
-          <w:color w:val="0000FF"/>
-          <w:sz w:val="24"/>
-          <w:u w:val="single"/>
-        </w:rPr>
-        <w:hyperlink r:id="rId12" w:history="1">
-          <w:r>
-            <w:rPr>
-              <w:rStyle w:val="Hyperlink"/>
-            </w:rPr>
-            <w:t>ik</w:t>
-          </w:r>
-        </w:hyperlink>
-      </w:r>
-      <w:r>
-        <w:rPr>
-          <w:rFonts w:ascii="Charis SIL Regular" w:hAnsi="Charis SIL Regular" w:eastAsia="Charis SIL Regular"/>
-          <w:b w:val="0"/>
-          <w:i w:val="0"/>
-          <w:color w:val="0000FF"/>
-          <w:sz w:val="24"/>
-          <w:u w:val="single"/>
-        </w:rPr>
-        <w:t xml:space="preserve"> </w:t>
-      </w:r>
-      <w:r>
-        <w:rPr>
-          <w:rFonts w:ascii="Charis SIL Regular" w:hAnsi="Charis SIL Regular" w:eastAsia="Charis SIL Regular"/>
-          <w:b w:val="0"/>
-          <w:i w:val="0"/>
-          <w:color w:val="0000FF"/>
-          <w:sz w:val="24"/>
-          <w:u w:val="single"/>
-        </w:rPr>
-        <w:hyperlink r:id="rId13" w:history="1">
-          <w:r>
-            <w:rPr>
-              <w:rStyle w:val="Hyperlink"/>
-            </w:rPr>
-            <w:t>o</w:t>
-          </w:r>
-        </w:hyperlink>
-      </w:r>
-      <w:r>
-        <w:rPr>
-          <w:rFonts w:ascii="Charis SIL Regular" w:hAnsi="Charis SIL Regular" w:eastAsia="Charis SIL Regular"/>
-          <w:b w:val="0"/>
-          <w:i w:val="0"/>
-          <w:color w:val="0000FF"/>
-          <w:sz w:val="24"/>
-          <w:u w:val="single"/>
-        </w:rPr>
-        <w:hyperlink r:id="rId13" w:history="1">
-          <w:r>
-            <w:rPr>
-              <w:rStyle w:val="Hyperlink"/>
-            </w:rPr>
             <w:t>n</w:t>
           </w:r>
         </w:hyperlink>
@@ -2616,7 +2500,7 @@
           <w:sz w:val="24"/>
           <w:u w:val="single"/>
         </w:rPr>
-        <w:hyperlink r:id="rId13" w:history="1">
+        <w:hyperlink r:id="rId12" w:history="1">
           <w:r>
             <w:rPr>
               <w:rStyle w:val="Hyperlink"/>
@@ -2634,7 +2518,7 @@
           <w:sz w:val="24"/>
           <w:u w:val="single"/>
         </w:rPr>
-        <w:hyperlink r:id="rId13" w:history="1">
+        <w:hyperlink r:id="rId12" w:history="1">
           <w:r>
             <w:rPr>
               <w:rStyle w:val="Hyperlink"/>
@@ -2652,7 +2536,7 @@
           <w:sz w:val="24"/>
           <w:u w:val="single"/>
         </w:rPr>
-        <w:hyperlink r:id="rId13" w:history="1">
+        <w:hyperlink r:id="rId12" w:history="1">
           <w:r>
             <w:rPr>
               <w:rStyle w:val="Hyperlink"/>
@@ -2681,7 +2565,7 @@
           <w:sz w:val="24"/>
           <w:u w:val="single"/>
         </w:rPr>
-        <w:hyperlink r:id="rId13" w:history="1">
+        <w:hyperlink r:id="rId12" w:history="1">
           <w:r>
             <w:rPr>
               <w:rStyle w:val="Hyperlink"/>
@@ -3394,7 +3278,101 @@
           <w:sz w:val="24"/>
           <w:u w:val="single"/>
         </w:rPr>
-        <w:t>Cultural Objects and Collectio</w:t>
+        <w:hyperlink r:id="rId16" w:history="1">
+          <w:r>
+            <w:rPr>
+              <w:rStyle w:val="Hyperlink"/>
+            </w:rPr>
+            <w:t>Cultural</w:t>
+          </w:r>
+        </w:hyperlink>
+      </w:r>
+      <w:r>
+        <w:rPr>
+          <w:rFonts w:ascii="Charis SIL Italic" w:hAnsi="Charis SIL Italic" w:eastAsia="Charis SIL Italic"/>
+          <w:b w:val="0"/>
+          <w:i/>
+          <w:color w:val="0000FF"/>
+          <w:sz w:val="24"/>
+          <w:u w:val="single"/>
+        </w:rPr>
+        <w:t xml:space="preserve"> </w:t>
+      </w:r>
+      <w:r>
+        <w:rPr>
+          <w:rFonts w:ascii="Charis SIL Italic" w:hAnsi="Charis SIL Italic" w:eastAsia="Charis SIL Italic"/>
+          <w:b w:val="0"/>
+          <w:i/>
+          <w:color w:val="0000FF"/>
+          <w:sz w:val="24"/>
+          <w:u w:val="single"/>
+        </w:rPr>
+        <w:hyperlink r:id="rId16" w:history="1">
+          <w:r>
+            <w:rPr>
+              <w:rStyle w:val="Hyperlink"/>
+            </w:rPr>
+            <w:t>Objects</w:t>
+          </w:r>
+        </w:hyperlink>
+      </w:r>
+      <w:r>
+        <w:rPr>
+          <w:rFonts w:ascii="Charis SIL Italic" w:hAnsi="Charis SIL Italic" w:eastAsia="Charis SIL Italic"/>
+          <w:b w:val="0"/>
+          <w:i/>
+          <w:color w:val="0000FF"/>
+          <w:sz w:val="24"/>
+          <w:u w:val="single"/>
+        </w:rPr>
+        <w:t xml:space="preserve"> </w:t>
+      </w:r>
+      <w:r>
+        <w:rPr>
+          <w:rFonts w:ascii="Charis SIL Italic" w:hAnsi="Charis SIL Italic" w:eastAsia="Charis SIL Italic"/>
+          <w:b w:val="0"/>
+          <w:i/>
+          <w:color w:val="0000FF"/>
+          <w:sz w:val="24"/>
+          <w:u w:val="single"/>
+        </w:rPr>
+        <w:hyperlink r:id="rId16" w:history="1">
+          <w:r>
+            <w:rPr>
+              <w:rStyle w:val="Hyperlink"/>
+            </w:rPr>
+            <w:t>and</w:t>
+          </w:r>
+        </w:hyperlink>
+      </w:r>
+      <w:r>
+        <w:rPr>
+          <w:rFonts w:ascii="Charis SIL Italic" w:hAnsi="Charis SIL Italic" w:eastAsia="Charis SIL Italic"/>
+          <w:b w:val="0"/>
+          <w:i/>
+          <w:color w:val="0000FF"/>
+          <w:sz w:val="24"/>
+          <w:u w:val="single"/>
+        </w:rPr>
+        <w:t xml:space="preserve"> </w:t>
+      </w:r>
+      <w:r>
+        <w:rPr>
+          <w:rFonts w:ascii="Charis SIL Italic" w:hAnsi="Charis SIL Italic" w:eastAsia="Charis SIL Italic"/>
+          <w:b w:val="0"/>
+          <w:i/>
+          <w:color w:val="0000FF"/>
+          <w:sz w:val="24"/>
+          <w:u w:val="single"/>
+        </w:rPr>
+        <w:hyperlink r:id="rId16" w:history="1">
+          <w:r>
+            <w:rPr>
+              <w:rStyle w:val="Hyperlink"/>
+            </w:rPr>
+            <w:t>Collectio</w:t>
+          </w:r>
+        </w:hyperlink>
       </w:r>
       <w:r>
         <w:rPr>
@@ -4131,7 +4109,6 @@
       </w:r>
       <w:r>
         <w:rPr>
-          <w:u w:val="single" w:color="0000ff"/>
           <w:rFonts w:ascii="Charis SIL Regular" w:hAnsi="Charis SIL Regular" w:eastAsia="Charis SIL Regular"/>
           <w:b w:val="0"/>
           <w:i w:val="0"/>
@@ -4917,34 +4894,7 @@
           <w:color w:val="000000"/>
           <w:sz w:val="24"/>
         </w:rPr>
-        <w:t xml:space="preserve">•  </w:t>
-      </w:r>
-      <w:r>
-        <w:rPr>
-          <w:rFonts w:ascii="Charis SIL Regular" w:hAnsi="Charis SIL Regular" w:eastAsia="Charis SIL Regular"/>
-          <w:b w:val="0"/>
-          <w:i w:val="0"/>
-          <w:color w:val="000000"/>
-          <w:sz w:val="24"/>
-        </w:rPr>
-        <w:hyperlink r:id="rId18" w:history="1">
-          <w:r>
-            <w:rPr>
-              <w:rStyle w:val="Hyperlink"/>
-            </w:rPr>
-            <w:t xml:space="preserve">Deterts, </w:t>
-          </w:r>
-        </w:hyperlink>
-      </w:r>
-      <w:r>
-        <w:rPr>
-          <w:rFonts w:ascii="Charis SIL Regular" w:hAnsi="Charis SIL Regular" w:eastAsia="Charis SIL Regular"/>
-          <w:b w:val="0"/>
-          <w:i w:val="0"/>
-          <w:color w:val="000000"/>
-          <w:sz w:val="24"/>
-        </w:rPr>
-        <w:t xml:space="preserve">Dorothea (ed.), </w:t>
+        <w:t xml:space="preserve">•  Deterts, Dorothea (ed.), </w:t>
       </w:r>
       <w:r>
         <w:rPr>

--- a/EXPORTS/DOCX/published/niveau1/Dutch/DoingResearch.docx
+++ b/EXPORTS/DOCX/published/niveau1/Dutch/DoingResearch.docx
@@ -377,19 +377,9 @@
             <w:rPr>
               <w:rStyle w:val="Hyperlink"/>
             </w:rPr>
-            <w:t>o</w:t>
+            <w:t>of</w:t>
           </w:r>
         </w:hyperlink>
-      </w:r>
-      <w:r>
-        <w:rPr>
-          <w:rFonts w:ascii="Charis SIL Italic" w:hAnsi="Charis SIL Italic" w:eastAsia="Charis SIL Italic"/>
-          <w:b w:val="0"/>
-          <w:i/>
-          <w:color w:val="0000FF"/>
-          <w:sz w:val="24"/>
-        </w:rPr>
-        <w:t>f</w:t>
       </w:r>
       <w:r>
         <w:rPr>
@@ -416,9 +406,19 @@
             <w:rPr>
               <w:rStyle w:val="Hyperlink"/>
             </w:rPr>
-            <w:t>cultural</w:t>
+            <w:t>cultura</w:t>
           </w:r>
         </w:hyperlink>
+      </w:r>
+      <w:r>
+        <w:rPr>
+          <w:rFonts w:ascii="Charis SIL Italic" w:hAnsi="Charis SIL Italic" w:eastAsia="Charis SIL Italic"/>
+          <w:b w:val="0"/>
+          <w:i/>
+          <w:color w:val="0000FF"/>
+          <w:sz w:val="24"/>
+        </w:rPr>
+        <w:t>l</w:t>
       </w:r>
       <w:r>
         <w:rPr>
@@ -590,25 +590,7 @@
             <w:rPr>
               <w:rStyle w:val="Hyperlink"/>
             </w:rPr>
-            <w:t>co</w:t>
-          </w:r>
-        </w:hyperlink>
-      </w:r>
-      <w:r>
-        <w:rPr>
-          <w:rFonts w:ascii="Charis SIL Italic" w:hAnsi="Charis SIL Italic" w:eastAsia="Charis SIL Italic"/>
-          <w:b w:val="0"/>
-          <w:i/>
-          <w:color w:val="0000FF"/>
-          <w:sz w:val="24"/>
-          <w:u w:val="single"/>
-        </w:rPr>
-        <w:hyperlink r:id="rId9" w:history="1">
-          <w:r>
-            <w:rPr>
-              <w:rStyle w:val="Hyperlink"/>
-            </w:rPr>
-            <w:t>l</w:t>
+            <w:t>col</w:t>
           </w:r>
         </w:hyperlink>
       </w:r>
@@ -786,7 +768,7 @@
           <w:sz w:val="24"/>
           <w:u w:val="single"/>
         </w:rPr>
-        <w:hyperlink r:id="rId9" w:history="1">
+        <w:hyperlink r:id="rId10" w:history="1">
           <w:r>
             <w:rPr>
               <w:rStyle w:val="Hyperlink"/>
@@ -804,7 +786,7 @@
           <w:sz w:val="24"/>
           <w:u w:val="single"/>
         </w:rPr>
-        <w:hyperlink r:id="rId9" w:history="1">
+        <w:hyperlink r:id="rId10" w:history="1">
           <w:r>
             <w:rPr>
               <w:rStyle w:val="Hyperlink"/>
@@ -1133,7 +1115,7 @@
           <w:sz w:val="24"/>
           <w:u w:val="single"/>
         </w:rPr>
-        <w:hyperlink r:id="rId9" w:history="1">
+        <w:hyperlink r:id="rId10" w:history="1">
           <w:r>
             <w:rPr>
               <w:rStyle w:val="Hyperlink"/>
@@ -1151,7 +1133,7 @@
           <w:sz w:val="24"/>
           <w:u w:val="single"/>
         </w:rPr>
-        <w:hyperlink r:id="rId9" w:history="1">
+        <w:hyperlink r:id="rId10" w:history="1">
           <w:r>
             <w:rPr>
               <w:rStyle w:val="Hyperlink"/>
@@ -1180,7 +1162,7 @@
           <w:sz w:val="24"/>
           <w:u w:val="single"/>
         </w:rPr>
-        <w:hyperlink r:id="rId9" w:history="1">
+        <w:hyperlink r:id="rId10" w:history="1">
           <w:r>
             <w:rPr>
               <w:rStyle w:val="Hyperlink"/>
@@ -1225,7 +1207,7 @@
           <w:color w:val="000000"/>
           <w:sz w:val="24"/>
         </w:rPr>
-        <w:t>de Rijksdienst voor het Cultureel Erfgoed. Onderaan deze zoekhulp vind</w:t>
+        <w:t>de Rijksdie</w:t>
       </w:r>
       <w:r>
         <w:rPr>
@@ -1241,9 +1223,37 @@
             <w:rPr>
               <w:rStyle w:val="Hyperlink"/>
             </w:rPr>
-            <w:t xml:space="preserve"> je e</w:t>
+            <w:t>nst voor het Culture</w:t>
           </w:r>
         </w:hyperlink>
+      </w:r>
+      <w:r>
+        <w:rPr>
+          <w:u w:val="single" w:color="0000ff"/>
+          <w:rFonts w:ascii="Charis SIL Regular" w:hAnsi="Charis SIL Regular" w:eastAsia="Charis SIL Regular"/>
+          <w:b w:val="0"/>
+          <w:i w:val="0"/>
+          <w:color w:val="000000"/>
+          <w:sz w:val="24"/>
+        </w:rPr>
+        <w:hyperlink r:id="rId10" w:history="1">
+          <w:r>
+            <w:rPr>
+              <w:rStyle w:val="Hyperlink"/>
+            </w:rPr>
+            <w:t>e</w:t>
+          </w:r>
+        </w:hyperlink>
+      </w:r>
+      <w:r>
+        <w:rPr>
+          <w:rFonts w:ascii="Charis SIL Regular" w:hAnsi="Charis SIL Regular" w:eastAsia="Charis SIL Regular"/>
+          <w:b w:val="0"/>
+          <w:i w:val="0"/>
+          <w:color w:val="000000"/>
+          <w:sz w:val="24"/>
+        </w:rPr>
+        <w:t>l Erfgoed. Onderaan deze zoekhulp vind je e</w:t>
       </w:r>
       <w:r>
         <w:rPr>
@@ -2377,7 +2387,7 @@
           <w:sz w:val="24"/>
           <w:u w:val="single"/>
         </w:rPr>
-        <w:hyperlink r:id="rId12" w:history="1">
+        <w:hyperlink r:id="rId13" w:history="1">
           <w:r>
             <w:rPr>
               <w:rStyle w:val="Hyperlink"/>
@@ -2406,7 +2416,7 @@
           <w:sz w:val="24"/>
           <w:u w:val="single"/>
         </w:rPr>
-        <w:hyperlink r:id="rId12" w:history="1">
+        <w:hyperlink r:id="rId13" w:history="1">
           <w:r>
             <w:rPr>
               <w:rStyle w:val="Hyperlink"/>
@@ -2435,7 +2445,7 @@
           <w:sz w:val="24"/>
           <w:u w:val="single"/>
         </w:rPr>
-        <w:hyperlink r:id="rId12" w:history="1">
+        <w:hyperlink r:id="rId13" w:history="1">
           <w:r>
             <w:rPr>
               <w:rStyle w:val="Hyperlink"/>
@@ -2464,7 +2474,7 @@
           <w:sz w:val="24"/>
           <w:u w:val="single"/>
         </w:rPr>
-        <w:hyperlink r:id="rId12" w:history="1">
+        <w:hyperlink r:id="rId13" w:history="1">
           <w:r>
             <w:rPr>
               <w:rStyle w:val="Hyperlink"/>
@@ -4894,7 +4904,34 @@
           <w:color w:val="000000"/>
           <w:sz w:val="24"/>
         </w:rPr>
-        <w:t xml:space="preserve">•  Deterts, Dorothea (ed.), </w:t>
+        <w:t xml:space="preserve">•  </w:t>
+      </w:r>
+      <w:r>
+        <w:rPr>
+          <w:rFonts w:ascii="Charis SIL Regular" w:hAnsi="Charis SIL Regular" w:eastAsia="Charis SIL Regular"/>
+          <w:b w:val="0"/>
+          <w:i w:val="0"/>
+          <w:color w:val="000000"/>
+          <w:sz w:val="24"/>
+        </w:rPr>
+        <w:hyperlink r:id="rId18" w:history="1">
+          <w:r>
+            <w:rPr>
+              <w:rStyle w:val="Hyperlink"/>
+            </w:rPr>
+            <w:t xml:space="preserve">Deterts, </w:t>
+          </w:r>
+        </w:hyperlink>
+      </w:r>
+      <w:r>
+        <w:rPr>
+          <w:rFonts w:ascii="Charis SIL Regular" w:hAnsi="Charis SIL Regular" w:eastAsia="Charis SIL Regular"/>
+          <w:b w:val="0"/>
+          <w:i w:val="0"/>
+          <w:color w:val="000000"/>
+          <w:sz w:val="24"/>
+        </w:rPr>
+        <w:t xml:space="preserve">Dorothea (ed.), </w:t>
       </w:r>
       <w:r>
         <w:rPr>

--- a/EXPORTS/DOCX/published/niveau1/Dutch/DoingResearch.docx
+++ b/EXPORTS/DOCX/published/niveau1/Dutch/DoingResearch.docx
@@ -337,7 +337,7 @@
             <w:rPr>
               <w:rStyle w:val="Hyperlink"/>
             </w:rPr>
-            <w:t>significanc</w:t>
+            <w:t>significan</w:t>
           </w:r>
         </w:hyperlink>
       </w:r>
@@ -348,36 +348,13 @@
           <w:i/>
           <w:color w:val="0000FF"/>
           <w:sz w:val="24"/>
-          <w:u w:val="single"/>
-        </w:rPr>
-        <w:t>e</w:t>
-      </w:r>
-      <w:r>
-        <w:rPr>
-          <w:rFonts w:ascii="Charis SIL Italic" w:hAnsi="Charis SIL Italic" w:eastAsia="Charis SIL Italic"/>
-          <w:b w:val="0"/>
-          <w:i/>
-          <w:color w:val="0000FF"/>
-          <w:sz w:val="24"/>
-          <w:u w:val="single"/>
-        </w:rPr>
-        <w:t xml:space="preserve"> </w:t>
-      </w:r>
-      <w:r>
-        <w:rPr>
-          <w:rFonts w:ascii="Charis SIL Italic" w:hAnsi="Charis SIL Italic" w:eastAsia="Charis SIL Italic"/>
-          <w:b w:val="0"/>
-          <w:i/>
-          <w:color w:val="0000FF"/>
-          <w:sz w:val="24"/>
-          <w:u w:val="single"/>
         </w:rPr>
         <w:hyperlink r:id="rId9" w:history="1">
           <w:r>
             <w:rPr>
               <w:rStyle w:val="Hyperlink"/>
             </w:rPr>
-            <w:t>of</w:t>
+            <w:t>c</w:t>
           </w:r>
         </w:hyperlink>
       </w:r>
@@ -388,153 +365,8 @@
           <w:i/>
           <w:color w:val="0000FF"/>
           <w:sz w:val="24"/>
-          <w:u w:val="single"/>
-        </w:rPr>
-        <w:t xml:space="preserve"> </w:t>
-      </w:r>
-      <w:r>
-        <w:rPr>
-          <w:rFonts w:ascii="Charis SIL Italic" w:hAnsi="Charis SIL Italic" w:eastAsia="Charis SIL Italic"/>
-          <w:b w:val="0"/>
-          <w:i/>
-          <w:color w:val="0000FF"/>
-          <w:sz w:val="24"/>
-          <w:u w:val="single"/>
-        </w:rPr>
-        <w:hyperlink r:id="rId9" w:history="1">
-          <w:r>
-            <w:rPr>
-              <w:rStyle w:val="Hyperlink"/>
-            </w:rPr>
-            <w:t>cultura</w:t>
-          </w:r>
-        </w:hyperlink>
-      </w:r>
-      <w:r>
-        <w:rPr>
-          <w:rFonts w:ascii="Charis SIL Italic" w:hAnsi="Charis SIL Italic" w:eastAsia="Charis SIL Italic"/>
-          <w:b w:val="0"/>
-          <w:i/>
-          <w:color w:val="0000FF"/>
-          <w:sz w:val="24"/>
-        </w:rPr>
-        <w:t>l</w:t>
-      </w:r>
-      <w:r>
-        <w:rPr>
-          <w:rFonts w:ascii="Charis SIL Italic" w:hAnsi="Charis SIL Italic" w:eastAsia="Charis SIL Italic"/>
-          <w:b w:val="0"/>
-          <w:i/>
-          <w:color w:val="0000FF"/>
-          <w:sz w:val="24"/>
-          <w:u w:val="single"/>
-        </w:rPr>
-        <w:t xml:space="preserve"> </w:t>
-      </w:r>
-      <w:r>
-        <w:rPr>
-          <w:rFonts w:ascii="Charis SIL Italic" w:hAnsi="Charis SIL Italic" w:eastAsia="Charis SIL Italic"/>
-          <w:b w:val="0"/>
-          <w:i/>
-          <w:color w:val="0000FF"/>
-          <w:sz w:val="24"/>
-          <w:u w:val="single"/>
-        </w:rPr>
-        <w:hyperlink r:id="rId9" w:history="1">
-          <w:r>
-            <w:rPr>
-              <w:rStyle w:val="Hyperlink"/>
-            </w:rPr>
-            <w:t>objects</w:t>
-          </w:r>
-        </w:hyperlink>
-      </w:r>
-      <w:r>
-        <w:rPr>
-          <w:rFonts w:ascii="Charis SIL Italic" w:hAnsi="Charis SIL Italic" w:eastAsia="Charis SIL Italic"/>
-          <w:b w:val="0"/>
-          <w:i/>
-          <w:color w:val="0000FF"/>
-          <w:sz w:val="24"/>
-          <w:u w:val="single"/>
-        </w:rPr>
-        <w:t xml:space="preserve"> </w:t>
-      </w:r>
-      <w:r>
-        <w:rPr>
-          <w:rFonts w:ascii="Charis SIL Italic" w:hAnsi="Charis SIL Italic" w:eastAsia="Charis SIL Italic"/>
-          <w:b w:val="0"/>
-          <w:i/>
-          <w:color w:val="0000FF"/>
-          <w:sz w:val="24"/>
-          <w:u w:val="single"/>
-        </w:rPr>
-        <w:hyperlink r:id="rId9" w:history="1">
-          <w:r>
-            <w:rPr>
-              <w:rStyle w:val="Hyperlink"/>
-            </w:rPr>
-            <w:t>and</w:t>
-          </w:r>
-        </w:hyperlink>
-      </w:r>
-      <w:r>
-        <w:rPr>
-          <w:rFonts w:ascii="Charis SIL Italic" w:hAnsi="Charis SIL Italic" w:eastAsia="Charis SIL Italic"/>
-          <w:b w:val="0"/>
-          <w:i/>
-          <w:color w:val="0000FF"/>
-          <w:sz w:val="24"/>
-          <w:u w:val="single"/>
-        </w:rPr>
-        <w:t xml:space="preserve"> </w:t>
-      </w:r>
-      <w:r>
-        <w:rPr>
-          <w:rFonts w:ascii="Charis SIL Italic" w:hAnsi="Charis SIL Italic" w:eastAsia="Charis SIL Italic"/>
-          <w:b w:val="0"/>
-          <w:i/>
-          <w:color w:val="0000FF"/>
-          <w:sz w:val="24"/>
-          <w:u w:val="single"/>
-        </w:rPr>
-        <w:hyperlink r:id="rId9" w:history="1">
-          <w:r>
-            <w:rPr>
-              <w:rStyle w:val="Hyperlink"/>
-            </w:rPr>
-            <w:t>collections</w:t>
-          </w:r>
-        </w:hyperlink>
-      </w:r>
-      <w:r>
-        <w:rPr>
-          <w:rFonts w:ascii="Charis SIL Italic" w:hAnsi="Charis SIL Italic" w:eastAsia="Charis SIL Italic"/>
-          <w:b w:val="0"/>
-          <w:i/>
-          <w:color w:val="0000FF"/>
-          <w:sz w:val="24"/>
-          <w:u w:val="single"/>
-        </w:rPr>
-        <w:t xml:space="preserve"> </w:t>
-      </w:r>
-      <w:r>
-        <w:rPr>
-          <w:rFonts w:ascii="Charis SIL Italic" w:hAnsi="Charis SIL Italic" w:eastAsia="Charis SIL Italic"/>
-          <w:b w:val="0"/>
-          <w:i/>
-          <w:color w:val="0000FF"/>
-          <w:sz w:val="24"/>
-          <w:u w:val="single"/>
-        </w:rPr>
-        <w:hyperlink r:id="rId9" w:history="1">
-          <w:r>
-            <w:rPr>
-              <w:rStyle w:val="Hyperlink"/>
-            </w:rPr>
-            <w:t>acquired</w:t>
-          </w:r>
-        </w:hyperlink>
+        </w:rPr>
+        <w:t>e of cultural objects and collections acquired</w:t>
       </w:r>
       <w:r>
         <w:rPr>
@@ -715,13 +547,74 @@
       </w:r>
       <w:r>
         <w:rPr>
+          <w:u w:val="single" w:color="0000ff"/>
           <w:rFonts w:ascii="Charis SIL Regular" w:hAnsi="Charis SIL Regular" w:eastAsia="Charis SIL Regular"/>
           <w:b w:val="0"/>
           <w:i w:val="0"/>
           <w:color w:val="000000"/>
           <w:sz w:val="24"/>
         </w:rPr>
-        <w:t>publicatie _</w:t>
+        <w:hyperlink r:id="rId9" w:history="1">
+          <w:r>
+            <w:rPr>
+              <w:rStyle w:val="Hyperlink"/>
+            </w:rPr>
+            <w:t>public</w:t>
+          </w:r>
+        </w:hyperlink>
+      </w:r>
+      <w:r>
+        <w:rPr>
+          <w:u w:val="single" w:color="0000ff"/>
+          <w:rFonts w:ascii="Charis SIL Regular" w:hAnsi="Charis SIL Regular" w:eastAsia="Charis SIL Regular"/>
+          <w:b w:val="0"/>
+          <w:i w:val="0"/>
+          <w:color w:val="000000"/>
+          <w:sz w:val="24"/>
+        </w:rPr>
+        <w:hyperlink r:id="rId9" w:history="1">
+          <w:r>
+            <w:rPr>
+              <w:rStyle w:val="Hyperlink"/>
+            </w:rPr>
+            <w:t>a</w:t>
+          </w:r>
+        </w:hyperlink>
+      </w:r>
+      <w:r>
+        <w:rPr>
+          <w:u w:val="single" w:color="0000ff"/>
+          <w:rFonts w:ascii="Charis SIL Regular" w:hAnsi="Charis SIL Regular" w:eastAsia="Charis SIL Regular"/>
+          <w:b w:val="0"/>
+          <w:i w:val="0"/>
+          <w:color w:val="000000"/>
+          <w:sz w:val="24"/>
+        </w:rPr>
+        <w:hyperlink r:id="rId9" w:history="1">
+          <w:r>
+            <w:rPr>
+              <w:rStyle w:val="Hyperlink"/>
+            </w:rPr>
+            <w:t xml:space="preserve">tie </w:t>
+          </w:r>
+        </w:hyperlink>
+      </w:r>
+      <w:r>
+        <w:rPr>
+          <w:rFonts w:ascii="Charis SIL Regular" w:hAnsi="Charis SIL Regular" w:eastAsia="Charis SIL Regular"/>
+          <w:b w:val="0"/>
+          <w:i w:val="0"/>
+          <w:color w:val="000000"/>
+          <w:sz w:val="24"/>
+        </w:rPr>
+        <w:hyperlink r:id="rId9" w:history="1">
+          <w:r>
+            <w:rPr>
+              <w:rStyle w:val="Hyperlink"/>
+            </w:rPr>
+            <w:t>_</w:t>
+          </w:r>
+        </w:hyperlink>
       </w:r>
       <w:r>
         <w:rPr>
@@ -732,7 +625,7 @@
           <w:sz w:val="24"/>
           <w:u w:val="single"/>
         </w:rPr>
-        <w:hyperlink r:id="rId10" w:history="1">
+        <w:hyperlink r:id="rId9" w:history="1">
           <w:r>
             <w:rPr>
               <w:rStyle w:val="Hyperlink"/>
@@ -750,7 +643,7 @@
           <w:sz w:val="24"/>
           <w:u w:val="single"/>
         </w:rPr>
-        <w:hyperlink r:id="rId10" w:history="1">
+        <w:hyperlink r:id="rId9" w:history="1">
           <w:r>
             <w:rPr>
               <w:rStyle w:val="Hyperlink"/>
@@ -767,6 +660,474 @@
           <w:color w:val="0000FF"/>
           <w:sz w:val="24"/>
           <w:u w:val="single"/>
+        </w:rPr>
+        <w:hyperlink r:id="rId9" w:history="1">
+          <w:r>
+            <w:rPr>
+              <w:rStyle w:val="Hyperlink"/>
+            </w:rPr>
+            <w:t>e</w:t>
+          </w:r>
+        </w:hyperlink>
+      </w:r>
+      <w:r>
+        <w:rPr>
+          <w:rFonts w:ascii="Charis SIL Regular" w:hAnsi="Charis SIL Regular" w:eastAsia="Charis SIL Regular"/>
+          <w:b w:val="0"/>
+          <w:i w:val="0"/>
+          <w:color w:val="0000FF"/>
+          <w:sz w:val="24"/>
+          <w:u w:val="single"/>
+        </w:rPr>
+        <w:hyperlink r:id="rId9" w:history="1">
+          <w:r>
+            <w:rPr>
+              <w:rStyle w:val="Hyperlink"/>
+            </w:rPr>
+            <w:t>rzoek</w:t>
+          </w:r>
+        </w:hyperlink>
+      </w:r>
+      <w:r>
+        <w:rPr>
+          <w:rFonts w:ascii="Charis SIL Regular" w:hAnsi="Charis SIL Regular" w:eastAsia="Charis SIL Regular"/>
+          <w:b w:val="0"/>
+          <w:i w:val="0"/>
+          <w:color w:val="0000FF"/>
+          <w:sz w:val="24"/>
+          <w:u w:val="single"/>
+        </w:rPr>
+        <w:t xml:space="preserve"> </w:t>
+      </w:r>
+      <w:r>
+        <w:rPr>
+          <w:rFonts w:ascii="Charis SIL Regular" w:hAnsi="Charis SIL Regular" w:eastAsia="Charis SIL Regular"/>
+          <w:b w:val="0"/>
+          <w:i w:val="0"/>
+          <w:color w:val="0000FF"/>
+          <w:sz w:val="24"/>
+          <w:u w:val="single"/>
+        </w:rPr>
+        <w:hyperlink r:id="rId9" w:history="1">
+          <w:r>
+            <w:rPr>
+              <w:rStyle w:val="Hyperlink"/>
+            </w:rPr>
+            <w:t>n</w:t>
+          </w:r>
+        </w:hyperlink>
+      </w:r>
+      <w:r>
+        <w:rPr>
+          <w:rFonts w:ascii="Charis SIL Regular" w:hAnsi="Charis SIL Regular" w:eastAsia="Charis SIL Regular"/>
+          <w:b w:val="0"/>
+          <w:i w:val="0"/>
+          <w:color w:val="0000FF"/>
+          <w:sz w:val="24"/>
+          <w:u w:val="single"/>
+        </w:rPr>
+        <w:hyperlink r:id="rId9" w:history="1">
+          <w:r>
+            <w:rPr>
+              <w:rStyle w:val="Hyperlink"/>
+            </w:rPr>
+            <w:t>aar</w:t>
+          </w:r>
+        </w:hyperlink>
+      </w:r>
+      <w:r>
+        <w:rPr>
+          <w:rFonts w:ascii="Charis SIL Regular" w:hAnsi="Charis SIL Regular" w:eastAsia="Charis SIL Regular"/>
+          <w:b w:val="0"/>
+          <w:i w:val="0"/>
+          <w:color w:val="0000FF"/>
+          <w:sz w:val="24"/>
+          <w:u w:val="single"/>
+        </w:rPr>
+        <w:t xml:space="preserve"> </w:t>
+      </w:r>
+      <w:r>
+        <w:rPr>
+          <w:rFonts w:ascii="Charis SIL Regular" w:hAnsi="Charis SIL Regular" w:eastAsia="Charis SIL Regular"/>
+          <w:b w:val="0"/>
+          <w:i w:val="0"/>
+          <w:color w:val="0000FF"/>
+          <w:sz w:val="24"/>
+          <w:u w:val="single"/>
+        </w:rPr>
+        <w:hyperlink r:id="rId9" w:history="1">
+          <w:r>
+            <w:rPr>
+              <w:rStyle w:val="Hyperlink"/>
+            </w:rPr>
+            <w:t>ob</w:t>
+          </w:r>
+        </w:hyperlink>
+      </w:r>
+      <w:r>
+        <w:rPr>
+          <w:rFonts w:ascii="Charis SIL Regular" w:hAnsi="Charis SIL Regular" w:eastAsia="Charis SIL Regular"/>
+          <w:b w:val="0"/>
+          <w:i w:val="0"/>
+          <w:color w:val="0000FF"/>
+          <w:sz w:val="24"/>
+          <w:u w:val="single"/>
+        </w:rPr>
+        <w:hyperlink r:id="rId9" w:history="1">
+          <w:r>
+            <w:rPr>
+              <w:rStyle w:val="Hyperlink"/>
+            </w:rPr>
+            <w:t>j</w:t>
+          </w:r>
+        </w:hyperlink>
+      </w:r>
+      <w:r>
+        <w:rPr>
+          <w:rFonts w:ascii="Charis SIL Regular" w:hAnsi="Charis SIL Regular" w:eastAsia="Charis SIL Regular"/>
+          <w:b w:val="0"/>
+          <w:i w:val="0"/>
+          <w:color w:val="0000FF"/>
+          <w:sz w:val="24"/>
+          <w:u w:val="single"/>
+        </w:rPr>
+        <w:hyperlink r:id="rId9" w:history="1">
+          <w:r>
+            <w:rPr>
+              <w:rStyle w:val="Hyperlink"/>
+            </w:rPr>
+            <w:t>ecte</w:t>
+          </w:r>
+        </w:hyperlink>
+      </w:r>
+      <w:r>
+        <w:rPr>
+          <w:rFonts w:ascii="Charis SIL Regular" w:hAnsi="Charis SIL Regular" w:eastAsia="Charis SIL Regular"/>
+          <w:b w:val="0"/>
+          <w:i w:val="0"/>
+          <w:color w:val="0000FF"/>
+          <w:sz w:val="24"/>
+          <w:u w:val="single"/>
+        </w:rPr>
+        <w:hyperlink r:id="rId10" w:history="1">
+          <w:r>
+            <w:rPr>
+              <w:rStyle w:val="Hyperlink"/>
+            </w:rPr>
+            <w:t>n</w:t>
+          </w:r>
+        </w:hyperlink>
+      </w:r>
+      <w:r>
+        <w:rPr>
+          <w:rFonts w:ascii="Charis SIL Regular" w:hAnsi="Charis SIL Regular" w:eastAsia="Charis SIL Regular"/>
+          <w:b w:val="0"/>
+          <w:i w:val="0"/>
+          <w:color w:val="0000FF"/>
+          <w:sz w:val="24"/>
+          <w:u w:val="single"/>
+        </w:rPr>
+        <w:t xml:space="preserve"> </w:t>
+      </w:r>
+      <w:r>
+        <w:rPr>
+          <w:rFonts w:ascii="Charis SIL Regular" w:hAnsi="Charis SIL Regular" w:eastAsia="Charis SIL Regular"/>
+          <w:b w:val="0"/>
+          <w:i w:val="0"/>
+          <w:color w:val="0000FF"/>
+          <w:sz w:val="24"/>
+          <w:u w:val="single"/>
+        </w:rPr>
+        <w:hyperlink r:id="rId9" w:history="1">
+          <w:r>
+            <w:rPr>
+              <w:rStyle w:val="Hyperlink"/>
+            </w:rPr>
+            <w:t>uit</w:t>
+          </w:r>
+        </w:hyperlink>
+      </w:r>
+      <w:r>
+        <w:rPr>
+          <w:rFonts w:ascii="Charis SIL Regular" w:hAnsi="Charis SIL Regular" w:eastAsia="Charis SIL Regular"/>
+          <w:b w:val="0"/>
+          <w:i w:val="0"/>
+          <w:color w:val="0000FF"/>
+          <w:sz w:val="24"/>
+          <w:u w:val="single"/>
+        </w:rPr>
+        <w:t xml:space="preserve"> </w:t>
+      </w:r>
+      <w:r>
+        <w:rPr>
+          <w:rFonts w:ascii="Charis SIL Regular" w:hAnsi="Charis SIL Regular" w:eastAsia="Charis SIL Regular"/>
+          <w:b w:val="0"/>
+          <w:i w:val="0"/>
+          <w:color w:val="0000FF"/>
+          <w:sz w:val="24"/>
+          <w:u w:val="single"/>
+        </w:rPr>
+        <w:hyperlink r:id="rId9" w:history="1">
+          <w:r>
+            <w:rPr>
+              <w:rStyle w:val="Hyperlink"/>
+            </w:rPr>
+            <w:t>een</w:t>
+          </w:r>
+        </w:hyperlink>
+      </w:r>
+      <w:r>
+        <w:rPr>
+          <w:rFonts w:ascii="Charis SIL Regular" w:hAnsi="Charis SIL Regular" w:eastAsia="Charis SIL Regular"/>
+          <w:b w:val="0"/>
+          <w:i w:val="0"/>
+          <w:color w:val="0000FF"/>
+          <w:sz w:val="24"/>
+          <w:u w:val="single"/>
+        </w:rPr>
+        <w:t xml:space="preserve"> </w:t>
+      </w:r>
+      <w:r>
+        <w:rPr>
+          <w:rFonts w:ascii="Charis SIL Regular" w:hAnsi="Charis SIL Regular" w:eastAsia="Charis SIL Regular"/>
+          <w:b w:val="0"/>
+          <w:i w:val="0"/>
+          <w:color w:val="0000FF"/>
+          <w:sz w:val="24"/>
+          <w:u w:val="single"/>
+        </w:rPr>
+        <w:hyperlink r:id="rId10" w:history="1">
+          <w:r>
+            <w:rPr>
+              <w:rStyle w:val="Hyperlink"/>
+            </w:rPr>
+            <w:t>k</w:t>
+          </w:r>
+        </w:hyperlink>
+      </w:r>
+      <w:r>
+        <w:rPr>
+          <w:rFonts w:ascii="Charis SIL Regular" w:hAnsi="Charis SIL Regular" w:eastAsia="Charis SIL Regular"/>
+          <w:b w:val="0"/>
+          <w:i w:val="0"/>
+          <w:color w:val="0000FF"/>
+          <w:sz w:val="24"/>
+          <w:u w:val="single"/>
+        </w:rPr>
+        <w:hyperlink r:id="rId10" w:history="1">
+          <w:r>
+            <w:rPr>
+              <w:rStyle w:val="Hyperlink"/>
+            </w:rPr>
+            <w:t>oloniale</w:t>
+          </w:r>
+        </w:hyperlink>
+      </w:r>
+      <w:r>
+        <w:rPr>
+          <w:rFonts w:ascii="Charis SIL Regular" w:hAnsi="Charis SIL Regular" w:eastAsia="Charis SIL Regular"/>
+          <w:b w:val="0"/>
+          <w:i w:val="0"/>
+          <w:color w:val="0000FF"/>
+          <w:sz w:val="24"/>
+          <w:u w:val="single"/>
+        </w:rPr>
+        <w:t xml:space="preserve"> </w:t>
+      </w:r>
+      <w:r>
+        <w:rPr>
+          <w:rFonts w:ascii="Charis SIL Regular" w:hAnsi="Charis SIL Regular" w:eastAsia="Charis SIL Regular"/>
+          <w:b w:val="0"/>
+          <w:i w:val="0"/>
+          <w:color w:val="0000FF"/>
+          <w:sz w:val="24"/>
+          <w:u w:val="single"/>
+        </w:rPr>
+        <w:hyperlink r:id="rId9" w:history="1">
+          <w:r>
+            <w:rPr>
+              <w:rStyle w:val="Hyperlink"/>
+            </w:rPr>
+            <w:t>co</w:t>
+          </w:r>
+        </w:hyperlink>
+      </w:r>
+      <w:r>
+        <w:rPr>
+          <w:rFonts w:ascii="Charis SIL Regular" w:hAnsi="Charis SIL Regular" w:eastAsia="Charis SIL Regular"/>
+          <w:b w:val="0"/>
+          <w:i w:val="0"/>
+          <w:color w:val="0000FF"/>
+          <w:sz w:val="24"/>
+          <w:u w:val="single"/>
+        </w:rPr>
+        <w:hyperlink r:id="rId9" w:history="1">
+          <w:r>
+            <w:rPr>
+              <w:rStyle w:val="Hyperlink"/>
+            </w:rPr>
+            <w:t>ntext.</w:t>
+          </w:r>
+        </w:hyperlink>
+      </w:r>
+      <w:r>
+        <w:rPr>
+          <w:rFonts w:ascii="Charis SIL Regular" w:hAnsi="Charis SIL Regular" w:eastAsia="Charis SIL Regular"/>
+          <w:b w:val="0"/>
+          <w:i w:val="0"/>
+          <w:color w:val="0000FF"/>
+          <w:sz w:val="24"/>
+          <w:u w:val="single"/>
+        </w:rPr>
+        <w:t xml:space="preserve"> </w:t>
+      </w:r>
+      <w:r>
+        <w:rPr>
+          <w:rFonts w:ascii="Charis SIL Regular" w:hAnsi="Charis SIL Regular" w:eastAsia="Charis SIL Regular"/>
+          <w:b w:val="0"/>
+          <w:i w:val="0"/>
+          <w:color w:val="0000FF"/>
+          <w:sz w:val="24"/>
+          <w:u w:val="single"/>
+        </w:rPr>
+        <w:hyperlink r:id="rId9" w:history="1">
+          <w:r>
+            <w:rPr>
+              <w:rStyle w:val="Hyperlink"/>
+            </w:rPr>
+            <w:t>E</w:t>
+          </w:r>
+        </w:hyperlink>
+      </w:r>
+      <w:r>
+        <w:rPr>
+          <w:rFonts w:ascii="Charis SIL Regular" w:hAnsi="Charis SIL Regular" w:eastAsia="Charis SIL Regular"/>
+          <w:b w:val="0"/>
+          <w:i w:val="0"/>
+          <w:color w:val="0000FF"/>
+          <w:sz w:val="24"/>
+          <w:u w:val="single"/>
+        </w:rPr>
+        <w:hyperlink r:id="rId9" w:history="1">
+          <w:r>
+            <w:rPr>
+              <w:rStyle w:val="Hyperlink"/>
+            </w:rPr>
+            <w:t>e</w:t>
+          </w:r>
+        </w:hyperlink>
+      </w:r>
+      <w:r>
+        <w:rPr>
+          <w:rFonts w:ascii="Charis SIL Regular" w:hAnsi="Charis SIL Regular" w:eastAsia="Charis SIL Regular"/>
+          <w:b w:val="0"/>
+          <w:i w:val="0"/>
+          <w:color w:val="0000FF"/>
+          <w:sz w:val="24"/>
+          <w:u w:val="single"/>
+        </w:rPr>
+        <w:hyperlink r:id="rId9" w:history="1">
+          <w:r>
+            <w:rPr>
+              <w:rStyle w:val="Hyperlink"/>
+            </w:rPr>
+            <w:t>n</w:t>
+          </w:r>
+        </w:hyperlink>
+      </w:r>
+      <w:r>
+        <w:rPr>
+          <w:rFonts w:ascii="Charis SIL Regular" w:hAnsi="Charis SIL Regular" w:eastAsia="Charis SIL Regular"/>
+          <w:b w:val="0"/>
+          <w:i w:val="0"/>
+          <w:color w:val="0000FF"/>
+          <w:sz w:val="24"/>
+          <w:u w:val="single"/>
+        </w:rPr>
+        <w:t xml:space="preserve"> </w:t>
+      </w:r>
+      <w:r>
+        <w:rPr>
+          <w:rFonts w:ascii="Charis SIL Regular" w:hAnsi="Charis SIL Regular" w:eastAsia="Charis SIL Regular"/>
+          <w:b w:val="0"/>
+          <w:i w:val="0"/>
+          <w:color w:val="0000FF"/>
+          <w:sz w:val="24"/>
+          <w:u w:val="single"/>
+        </w:rPr>
+        <w:hyperlink r:id="rId9" w:history="1">
+          <w:r>
+            <w:rPr>
+              <w:rStyle w:val="Hyperlink"/>
+            </w:rPr>
+            <w:t>handre</w:t>
+          </w:r>
+        </w:hyperlink>
+      </w:r>
+      <w:r>
+        <w:rPr>
+          <w:rFonts w:ascii="Charis SIL Regular" w:hAnsi="Charis SIL Regular" w:eastAsia="Charis SIL Regular"/>
+          <w:b w:val="0"/>
+          <w:i w:val="0"/>
+          <w:color w:val="0000FF"/>
+          <w:sz w:val="24"/>
+          <w:u w:val="single"/>
+        </w:rPr>
+        <w:hyperlink r:id="rId10" w:history="1">
+          <w:r>
+            <w:rPr>
+              <w:rStyle w:val="Hyperlink"/>
+            </w:rPr>
+            <w:t>iking</w:t>
+          </w:r>
+        </w:hyperlink>
+      </w:r>
+      <w:r>
+        <w:rPr>
+          <w:rFonts w:ascii="Charis SIL Regular" w:hAnsi="Charis SIL Regular" w:eastAsia="Charis SIL Regular"/>
+          <w:b w:val="0"/>
+          <w:i w:val="0"/>
+          <w:color w:val="000000"/>
+          <w:sz w:val="24"/>
+        </w:rPr>
+        <w:t xml:space="preserve"> van </w:t>
+      </w:r>
+      <w:r>
+        <w:rPr>
+          <w:rFonts w:ascii="Charis SIL Regular" w:hAnsi="Charis SIL Regular" w:eastAsia="Charis SIL Regular"/>
+          <w:b w:val="0"/>
+          <w:i w:val="0"/>
+          <w:color w:val="000000"/>
+          <w:sz w:val="24"/>
+        </w:rPr>
+        <w:t>de Rijksdie</w:t>
+      </w:r>
+      <w:r>
+        <w:rPr>
+          <w:u w:val="single" w:color="0000ff"/>
+          <w:rFonts w:ascii="Charis SIL Regular" w:hAnsi="Charis SIL Regular" w:eastAsia="Charis SIL Regular"/>
+          <w:b w:val="0"/>
+          <w:i w:val="0"/>
+          <w:color w:val="000000"/>
+          <w:sz w:val="24"/>
+        </w:rPr>
+        <w:hyperlink r:id="rId10" w:history="1">
+          <w:r>
+            <w:rPr>
+              <w:rStyle w:val="Hyperlink"/>
+            </w:rPr>
+            <w:t>nst voor het Culture</w:t>
+          </w:r>
+        </w:hyperlink>
+      </w:r>
+      <w:r>
+        <w:rPr>
+          <w:u w:val="single" w:color="0000ff"/>
+          <w:rFonts w:ascii="Charis SIL Regular" w:hAnsi="Charis SIL Regular" w:eastAsia="Charis SIL Regular"/>
+          <w:b w:val="0"/>
+          <w:i w:val="0"/>
+          <w:color w:val="000000"/>
+          <w:sz w:val="24"/>
         </w:rPr>
         <w:hyperlink r:id="rId10" w:history="1">
           <w:r>
@@ -779,435 +1140,129 @@
       </w:r>
       <w:r>
         <w:rPr>
+          <w:u w:val="single" w:color="0000ff"/>
           <w:rFonts w:ascii="Charis SIL Regular" w:hAnsi="Charis SIL Regular" w:eastAsia="Charis SIL Regular"/>
           <w:b w:val="0"/>
           <w:i w:val="0"/>
-          <w:color w:val="0000FF"/>
-          <w:sz w:val="24"/>
-          <w:u w:val="single"/>
+          <w:color w:val="000000"/>
+          <w:sz w:val="24"/>
         </w:rPr>
         <w:hyperlink r:id="rId10" w:history="1">
           <w:r>
             <w:rPr>
               <w:rStyle w:val="Hyperlink"/>
             </w:rPr>
-            <w:t>rzoek</w:t>
+            <w:t>l Erf</w:t>
           </w:r>
         </w:hyperlink>
       </w:r>
       <w:r>
         <w:rPr>
+          <w:u w:val="single" w:color="0000ff"/>
           <w:rFonts w:ascii="Charis SIL Regular" w:hAnsi="Charis SIL Regular" w:eastAsia="Charis SIL Regular"/>
           <w:b w:val="0"/>
           <w:i w:val="0"/>
-          <w:color w:val="0000FF"/>
-          <w:sz w:val="24"/>
-          <w:u w:val="single"/>
-        </w:rPr>
-        <w:t xml:space="preserve"> </w:t>
-      </w:r>
-      <w:r>
-        <w:rPr>
-          <w:rFonts w:ascii="Charis SIL Regular" w:hAnsi="Charis SIL Regular" w:eastAsia="Charis SIL Regular"/>
-          <w:b w:val="0"/>
-          <w:i w:val="0"/>
-          <w:color w:val="0000FF"/>
-          <w:sz w:val="24"/>
-          <w:u w:val="single"/>
-        </w:rPr>
-        <w:hyperlink r:id="rId9" w:history="1">
-          <w:r>
-            <w:rPr>
-              <w:rStyle w:val="Hyperlink"/>
-            </w:rPr>
-            <w:t>n</w:t>
-          </w:r>
-        </w:hyperlink>
-      </w:r>
-      <w:r>
-        <w:rPr>
-          <w:rFonts w:ascii="Charis SIL Regular" w:hAnsi="Charis SIL Regular" w:eastAsia="Charis SIL Regular"/>
-          <w:b w:val="0"/>
-          <w:i w:val="0"/>
-          <w:color w:val="0000FF"/>
-          <w:sz w:val="24"/>
-          <w:u w:val="single"/>
-        </w:rPr>
-        <w:hyperlink r:id="rId9" w:history="1">
-          <w:r>
-            <w:rPr>
-              <w:rStyle w:val="Hyperlink"/>
-            </w:rPr>
-            <w:t>aar</w:t>
-          </w:r>
-        </w:hyperlink>
-      </w:r>
-      <w:r>
-        <w:rPr>
-          <w:rFonts w:ascii="Charis SIL Regular" w:hAnsi="Charis SIL Regular" w:eastAsia="Charis SIL Regular"/>
-          <w:b w:val="0"/>
-          <w:i w:val="0"/>
-          <w:color w:val="0000FF"/>
-          <w:sz w:val="24"/>
-          <w:u w:val="single"/>
-        </w:rPr>
-        <w:t xml:space="preserve"> </w:t>
-      </w:r>
-      <w:r>
-        <w:rPr>
-          <w:rFonts w:ascii="Charis SIL Regular" w:hAnsi="Charis SIL Regular" w:eastAsia="Charis SIL Regular"/>
-          <w:b w:val="0"/>
-          <w:i w:val="0"/>
-          <w:color w:val="0000FF"/>
-          <w:sz w:val="24"/>
-          <w:u w:val="single"/>
-        </w:rPr>
-        <w:hyperlink r:id="rId9" w:history="1">
-          <w:r>
-            <w:rPr>
-              <w:rStyle w:val="Hyperlink"/>
-            </w:rPr>
-            <w:t>ob</w:t>
-          </w:r>
-        </w:hyperlink>
-      </w:r>
-      <w:r>
-        <w:rPr>
-          <w:rFonts w:ascii="Charis SIL Regular" w:hAnsi="Charis SIL Regular" w:eastAsia="Charis SIL Regular"/>
-          <w:b w:val="0"/>
-          <w:i w:val="0"/>
-          <w:color w:val="0000FF"/>
-          <w:sz w:val="24"/>
-          <w:u w:val="single"/>
-        </w:rPr>
-        <w:hyperlink r:id="rId9" w:history="1">
-          <w:r>
-            <w:rPr>
-              <w:rStyle w:val="Hyperlink"/>
-            </w:rPr>
-            <w:t>j</w:t>
-          </w:r>
-        </w:hyperlink>
-      </w:r>
-      <w:r>
-        <w:rPr>
-          <w:rFonts w:ascii="Charis SIL Regular" w:hAnsi="Charis SIL Regular" w:eastAsia="Charis SIL Regular"/>
-          <w:b w:val="0"/>
-          <w:i w:val="0"/>
-          <w:color w:val="0000FF"/>
-          <w:sz w:val="24"/>
-          <w:u w:val="single"/>
-        </w:rPr>
-        <w:hyperlink r:id="rId9" w:history="1">
-          <w:r>
-            <w:rPr>
-              <w:rStyle w:val="Hyperlink"/>
-            </w:rPr>
-            <w:t>ecte</w:t>
-          </w:r>
-        </w:hyperlink>
-      </w:r>
-      <w:r>
-        <w:rPr>
-          <w:rFonts w:ascii="Charis SIL Regular" w:hAnsi="Charis SIL Regular" w:eastAsia="Charis SIL Regular"/>
-          <w:b w:val="0"/>
-          <w:i w:val="0"/>
-          <w:color w:val="0000FF"/>
-          <w:sz w:val="24"/>
-          <w:u w:val="single"/>
+          <w:color w:val="000000"/>
+          <w:sz w:val="24"/>
         </w:rPr>
         <w:hyperlink r:id="rId10" w:history="1">
           <w:r>
             <w:rPr>
               <w:rStyle w:val="Hyperlink"/>
             </w:rPr>
-            <w:t>n</w:t>
+            <w:t>g</w:t>
           </w:r>
         </w:hyperlink>
       </w:r>
       <w:r>
         <w:rPr>
+          <w:u w:val="single" w:color="0000ff"/>
           <w:rFonts w:ascii="Charis SIL Regular" w:hAnsi="Charis SIL Regular" w:eastAsia="Charis SIL Regular"/>
           <w:b w:val="0"/>
           <w:i w:val="0"/>
-          <w:color w:val="0000FF"/>
-          <w:sz w:val="24"/>
-          <w:u w:val="single"/>
-        </w:rPr>
-        <w:t xml:space="preserve"> </w:t>
-      </w:r>
-      <w:r>
-        <w:rPr>
-          <w:rFonts w:ascii="Charis SIL Regular" w:hAnsi="Charis SIL Regular" w:eastAsia="Charis SIL Regular"/>
-          <w:b w:val="0"/>
-          <w:i w:val="0"/>
-          <w:color w:val="0000FF"/>
-          <w:sz w:val="24"/>
-          <w:u w:val="single"/>
-        </w:rPr>
-        <w:hyperlink r:id="rId9" w:history="1">
-          <w:r>
-            <w:rPr>
-              <w:rStyle w:val="Hyperlink"/>
-            </w:rPr>
-            <w:t>uit</w:t>
-          </w:r>
-        </w:hyperlink>
-      </w:r>
-      <w:r>
-        <w:rPr>
-          <w:rFonts w:ascii="Charis SIL Regular" w:hAnsi="Charis SIL Regular" w:eastAsia="Charis SIL Regular"/>
-          <w:b w:val="0"/>
-          <w:i w:val="0"/>
-          <w:color w:val="0000FF"/>
-          <w:sz w:val="24"/>
-          <w:u w:val="single"/>
-        </w:rPr>
-        <w:t xml:space="preserve"> </w:t>
-      </w:r>
-      <w:r>
-        <w:rPr>
-          <w:rFonts w:ascii="Charis SIL Regular" w:hAnsi="Charis SIL Regular" w:eastAsia="Charis SIL Regular"/>
-          <w:b w:val="0"/>
-          <w:i w:val="0"/>
-          <w:color w:val="0000FF"/>
-          <w:sz w:val="24"/>
-          <w:u w:val="single"/>
-        </w:rPr>
-        <w:hyperlink r:id="rId9" w:history="1">
-          <w:r>
-            <w:rPr>
-              <w:rStyle w:val="Hyperlink"/>
-            </w:rPr>
-            <w:t>een</w:t>
-          </w:r>
-        </w:hyperlink>
-      </w:r>
-      <w:r>
-        <w:rPr>
-          <w:rFonts w:ascii="Charis SIL Regular" w:hAnsi="Charis SIL Regular" w:eastAsia="Charis SIL Regular"/>
-          <w:b w:val="0"/>
-          <w:i w:val="0"/>
-          <w:color w:val="0000FF"/>
-          <w:sz w:val="24"/>
-          <w:u w:val="single"/>
-        </w:rPr>
-        <w:t xml:space="preserve"> </w:t>
-      </w:r>
-      <w:r>
-        <w:rPr>
-          <w:rFonts w:ascii="Charis SIL Regular" w:hAnsi="Charis SIL Regular" w:eastAsia="Charis SIL Regular"/>
-          <w:b w:val="0"/>
-          <w:i w:val="0"/>
-          <w:color w:val="0000FF"/>
-          <w:sz w:val="24"/>
-          <w:u w:val="single"/>
-        </w:rPr>
-        <w:hyperlink r:id="rId9" w:history="1">
-          <w:r>
-            <w:rPr>
-              <w:rStyle w:val="Hyperlink"/>
-            </w:rPr>
-            <w:t>k</w:t>
-          </w:r>
-        </w:hyperlink>
-      </w:r>
-      <w:r>
-        <w:rPr>
-          <w:rFonts w:ascii="Charis SIL Regular" w:hAnsi="Charis SIL Regular" w:eastAsia="Charis SIL Regular"/>
-          <w:b w:val="0"/>
-          <w:i w:val="0"/>
-          <w:color w:val="0000FF"/>
-          <w:sz w:val="24"/>
-          <w:u w:val="single"/>
-        </w:rPr>
-        <w:hyperlink r:id="rId9" w:history="1">
-          <w:r>
-            <w:rPr>
-              <w:rStyle w:val="Hyperlink"/>
-            </w:rPr>
-            <w:t>oloniale</w:t>
-          </w:r>
-        </w:hyperlink>
-      </w:r>
-      <w:r>
-        <w:rPr>
-          <w:rFonts w:ascii="Charis SIL Regular" w:hAnsi="Charis SIL Regular" w:eastAsia="Charis SIL Regular"/>
-          <w:b w:val="0"/>
-          <w:i w:val="0"/>
-          <w:color w:val="0000FF"/>
-          <w:sz w:val="24"/>
-          <w:u w:val="single"/>
-        </w:rPr>
-        <w:t xml:space="preserve"> </w:t>
-      </w:r>
-      <w:r>
-        <w:rPr>
-          <w:rFonts w:ascii="Charis SIL Regular" w:hAnsi="Charis SIL Regular" w:eastAsia="Charis SIL Regular"/>
-          <w:b w:val="0"/>
-          <w:i w:val="0"/>
-          <w:color w:val="0000FF"/>
-          <w:sz w:val="24"/>
-          <w:u w:val="single"/>
-        </w:rPr>
-        <w:hyperlink r:id="rId9" w:history="1">
-          <w:r>
-            <w:rPr>
-              <w:rStyle w:val="Hyperlink"/>
-            </w:rPr>
-            <w:t>co</w:t>
-          </w:r>
-        </w:hyperlink>
-      </w:r>
-      <w:r>
-        <w:rPr>
-          <w:rFonts w:ascii="Charis SIL Regular" w:hAnsi="Charis SIL Regular" w:eastAsia="Charis SIL Regular"/>
-          <w:b w:val="0"/>
-          <w:i w:val="0"/>
-          <w:color w:val="0000FF"/>
-          <w:sz w:val="24"/>
-          <w:u w:val="single"/>
-        </w:rPr>
-        <w:hyperlink r:id="rId9" w:history="1">
-          <w:r>
-            <w:rPr>
-              <w:rStyle w:val="Hyperlink"/>
-            </w:rPr>
-            <w:t>ntext.</w:t>
-          </w:r>
-        </w:hyperlink>
-      </w:r>
-      <w:r>
-        <w:rPr>
-          <w:rFonts w:ascii="Charis SIL Regular" w:hAnsi="Charis SIL Regular" w:eastAsia="Charis SIL Regular"/>
-          <w:b w:val="0"/>
-          <w:i w:val="0"/>
-          <w:color w:val="0000FF"/>
-          <w:sz w:val="24"/>
-          <w:u w:val="single"/>
-        </w:rPr>
-        <w:t xml:space="preserve"> </w:t>
-      </w:r>
-      <w:r>
-        <w:rPr>
-          <w:rFonts w:ascii="Charis SIL Regular" w:hAnsi="Charis SIL Regular" w:eastAsia="Charis SIL Regular"/>
-          <w:b w:val="0"/>
-          <w:i w:val="0"/>
-          <w:color w:val="0000FF"/>
-          <w:sz w:val="24"/>
-          <w:u w:val="single"/>
+          <w:color w:val="000000"/>
+          <w:sz w:val="24"/>
         </w:rPr>
         <w:hyperlink r:id="rId10" w:history="1">
           <w:r>
             <w:rPr>
               <w:rStyle w:val="Hyperlink"/>
             </w:rPr>
-            <w:t>E</w:t>
+            <w:t>oed. On</w:t>
           </w:r>
         </w:hyperlink>
       </w:r>
       <w:r>
         <w:rPr>
+          <w:u w:val="single" w:color="0000ff"/>
           <w:rFonts w:ascii="Charis SIL Regular" w:hAnsi="Charis SIL Regular" w:eastAsia="Charis SIL Regular"/>
           <w:b w:val="0"/>
           <w:i w:val="0"/>
-          <w:color w:val="0000FF"/>
-          <w:sz w:val="24"/>
-          <w:u w:val="single"/>
+          <w:color w:val="000000"/>
+          <w:sz w:val="24"/>
         </w:rPr>
         <w:hyperlink r:id="rId10" w:history="1">
           <w:r>
             <w:rPr>
               <w:rStyle w:val="Hyperlink"/>
             </w:rPr>
-            <w:t>e</w:t>
+            <w:t>d</w:t>
           </w:r>
         </w:hyperlink>
       </w:r>
       <w:r>
         <w:rPr>
+          <w:u w:val="single" w:color="0000ff"/>
           <w:rFonts w:ascii="Charis SIL Regular" w:hAnsi="Charis SIL Regular" w:eastAsia="Charis SIL Regular"/>
           <w:b w:val="0"/>
           <w:i w:val="0"/>
-          <w:color w:val="0000FF"/>
-          <w:sz w:val="24"/>
-          <w:u w:val="single"/>
+          <w:color w:val="000000"/>
+          <w:sz w:val="24"/>
         </w:rPr>
         <w:hyperlink r:id="rId10" w:history="1">
           <w:r>
             <w:rPr>
               <w:rStyle w:val="Hyperlink"/>
             </w:rPr>
-            <w:t>n</w:t>
+            <w:t>er</w:t>
           </w:r>
         </w:hyperlink>
       </w:r>
       <w:r>
         <w:rPr>
+          <w:u w:val="single" w:color="0000ff"/>
           <w:rFonts w:ascii="Charis SIL Regular" w:hAnsi="Charis SIL Regular" w:eastAsia="Charis SIL Regular"/>
           <w:b w:val="0"/>
           <w:i w:val="0"/>
-          <w:color w:val="0000FF"/>
-          <w:sz w:val="24"/>
-          <w:u w:val="single"/>
-        </w:rPr>
-        <w:t xml:space="preserve"> </w:t>
-      </w:r>
-      <w:r>
-        <w:rPr>
-          <w:rFonts w:ascii="Charis SIL Regular" w:hAnsi="Charis SIL Regular" w:eastAsia="Charis SIL Regular"/>
-          <w:b w:val="0"/>
-          <w:i w:val="0"/>
-          <w:color w:val="0000FF"/>
-          <w:sz w:val="24"/>
-          <w:u w:val="single"/>
+          <w:color w:val="000000"/>
+          <w:sz w:val="24"/>
         </w:rPr>
         <w:hyperlink r:id="rId10" w:history="1">
           <w:r>
             <w:rPr>
               <w:rStyle w:val="Hyperlink"/>
             </w:rPr>
-            <w:t>handre</w:t>
+            <w:t>a</w:t>
           </w:r>
         </w:hyperlink>
       </w:r>
       <w:r>
         <w:rPr>
+          <w:u w:val="single" w:color="0000ff"/>
           <w:rFonts w:ascii="Charis SIL Regular" w:hAnsi="Charis SIL Regular" w:eastAsia="Charis SIL Regular"/>
           <w:b w:val="0"/>
           <w:i w:val="0"/>
-          <w:color w:val="0000FF"/>
-          <w:sz w:val="24"/>
-          <w:u w:val="single"/>
+          <w:color w:val="000000"/>
+          <w:sz w:val="24"/>
         </w:rPr>
         <w:hyperlink r:id="rId10" w:history="1">
           <w:r>
             <w:rPr>
               <w:rStyle w:val="Hyperlink"/>
             </w:rPr>
-            <w:t>iking</w:t>
+            <w:t xml:space="preserve">an </w:t>
           </w:r>
         </w:hyperlink>
-      </w:r>
-      <w:r>
-        <w:rPr>
-          <w:rFonts w:ascii="Charis SIL Regular" w:hAnsi="Charis SIL Regular" w:eastAsia="Charis SIL Regular"/>
-          <w:b w:val="0"/>
-          <w:i w:val="0"/>
-          <w:color w:val="000000"/>
-          <w:sz w:val="24"/>
-        </w:rPr>
-        <w:t xml:space="preserve"> van </w:t>
-      </w:r>
-      <w:r>
-        <w:rPr>
-          <w:rFonts w:ascii="Charis SIL Regular" w:hAnsi="Charis SIL Regular" w:eastAsia="Charis SIL Regular"/>
-          <w:b w:val="0"/>
-          <w:i w:val="0"/>
-          <w:color w:val="000000"/>
-          <w:sz w:val="24"/>
-        </w:rPr>
-        <w:t>de Rijksdie</w:t>
       </w:r>
       <w:r>
         <w:rPr>
@@ -1223,7 +1278,7 @@
             <w:rPr>
               <w:rStyle w:val="Hyperlink"/>
             </w:rPr>
-            <w:t>nst voor het Culture</w:t>
+            <w:t>d</w:t>
           </w:r>
         </w:hyperlink>
       </w:r>
@@ -1241,19 +1296,63 @@
             <w:rPr>
               <w:rStyle w:val="Hyperlink"/>
             </w:rPr>
-            <w:t>e</w:t>
+            <w:t>eze zoek</w:t>
           </w:r>
         </w:hyperlink>
       </w:r>
       <w:r>
         <w:rPr>
+          <w:u w:val="single" w:color="0000ff"/>
           <w:rFonts w:ascii="Charis SIL Regular" w:hAnsi="Charis SIL Regular" w:eastAsia="Charis SIL Regular"/>
           <w:b w:val="0"/>
           <w:i w:val="0"/>
           <w:color w:val="000000"/>
           <w:sz w:val="24"/>
         </w:rPr>
-        <w:t>l Erfgoed. Onderaan deze zoekhulp vind je e</w:t>
+        <w:hyperlink r:id="rId10" w:history="1">
+          <w:r>
+            <w:rPr>
+              <w:rStyle w:val="Hyperlink"/>
+            </w:rPr>
+            <w:t>h</w:t>
+          </w:r>
+        </w:hyperlink>
+      </w:r>
+      <w:r>
+        <w:rPr>
+          <w:u w:val="single" w:color="0000ff"/>
+          <w:rFonts w:ascii="Charis SIL Regular" w:hAnsi="Charis SIL Regular" w:eastAsia="Charis SIL Regular"/>
+          <w:b w:val="0"/>
+          <w:i w:val="0"/>
+          <w:color w:val="000000"/>
+          <w:sz w:val="24"/>
+        </w:rPr>
+        <w:hyperlink r:id="rId10" w:history="1">
+          <w:r>
+            <w:rPr>
+              <w:rStyle w:val="Hyperlink"/>
+            </w:rPr>
+            <w:t>ulp vind</w:t>
+          </w:r>
+        </w:hyperlink>
+      </w:r>
+      <w:r>
+        <w:rPr>
+          <w:u w:val="single" w:color="0000ff"/>
+          <w:rFonts w:ascii="Charis SIL Regular" w:hAnsi="Charis SIL Regular" w:eastAsia="Charis SIL Regular"/>
+          <w:b w:val="0"/>
+          <w:i w:val="0"/>
+          <w:color w:val="000000"/>
+          <w:sz w:val="24"/>
+        </w:rPr>
+        <w:hyperlink r:id="rId10" w:history="1">
+          <w:r>
+            <w:rPr>
+              <w:rStyle w:val="Hyperlink"/>
+            </w:rPr>
+            <w:t xml:space="preserve"> je e</w:t>
+          </w:r>
+        </w:hyperlink>
       </w:r>
       <w:r>
         <w:rPr>
@@ -2340,7 +2439,14 @@
           <w:color w:val="000000"/>
           <w:sz w:val="24"/>
         </w:rPr>
-        <w:t xml:space="preserve">de zoekhulp </w:t>
+        <w:hyperlink r:id="rId12" w:history="1">
+          <w:r>
+            <w:rPr>
+              <w:rStyle w:val="Hyperlink"/>
+            </w:rPr>
+            <w:t xml:space="preserve">de zoekhulp </w:t>
+          </w:r>
+        </w:hyperlink>
       </w:r>
       <w:r>
         <w:rPr>
@@ -2351,7 +2457,7 @@
           <w:sz w:val="24"/>
           <w:u w:val="single"/>
         </w:rPr>
-        <w:hyperlink r:id="rId13" w:history="1">
+        <w:hyperlink r:id="rId12" w:history="1">
           <w:r>
             <w:rPr>
               <w:rStyle w:val="Hyperlink"/>
@@ -2359,6 +2465,111 @@
             <w:t>H</w:t>
           </w:r>
         </w:hyperlink>
+      </w:r>
+      <w:r>
+        <w:rPr>
+          <w:rFonts w:ascii="Charis SIL Regular" w:hAnsi="Charis SIL Regular" w:eastAsia="Charis SIL Regular"/>
+          <w:b w:val="0"/>
+          <w:i w:val="0"/>
+          <w:color w:val="0000FF"/>
+          <w:sz w:val="24"/>
+          <w:u w:val="single"/>
+        </w:rPr>
+        <w:hyperlink r:id="rId12" w:history="1">
+          <w:r>
+            <w:rPr>
+              <w:rStyle w:val="Hyperlink"/>
+            </w:rPr>
+            <w:t>o</w:t>
+          </w:r>
+        </w:hyperlink>
+      </w:r>
+      <w:r>
+        <w:rPr>
+          <w:rFonts w:ascii="Charis SIL Regular" w:hAnsi="Charis SIL Regular" w:eastAsia="Charis SIL Regular"/>
+          <w:b w:val="0"/>
+          <w:i w:val="0"/>
+          <w:color w:val="0000FF"/>
+          <w:sz w:val="24"/>
+          <w:u w:val="single"/>
+        </w:rPr>
+        <w:hyperlink r:id="rId12" w:history="1">
+          <w:r>
+            <w:rPr>
+              <w:rStyle w:val="Hyperlink"/>
+            </w:rPr>
+            <w:t>e</w:t>
+          </w:r>
+        </w:hyperlink>
+      </w:r>
+      <w:r>
+        <w:rPr>
+          <w:rFonts w:ascii="Charis SIL Regular" w:hAnsi="Charis SIL Regular" w:eastAsia="Charis SIL Regular"/>
+          <w:b w:val="0"/>
+          <w:i w:val="0"/>
+          <w:color w:val="0000FF"/>
+          <w:sz w:val="24"/>
+          <w:u w:val="single"/>
+        </w:rPr>
+        <w:t xml:space="preserve"> </w:t>
+      </w:r>
+      <w:r>
+        <w:rPr>
+          <w:rFonts w:ascii="Charis SIL Regular" w:hAnsi="Charis SIL Regular" w:eastAsia="Charis SIL Regular"/>
+          <w:b w:val="0"/>
+          <w:i w:val="0"/>
+          <w:color w:val="0000FF"/>
+          <w:sz w:val="24"/>
+          <w:u w:val="single"/>
+        </w:rPr>
+        <w:hyperlink r:id="rId12" w:history="1">
+          <w:r>
+            <w:rPr>
+              <w:rStyle w:val="Hyperlink"/>
+            </w:rPr>
+            <w:t>doe</w:t>
+          </w:r>
+        </w:hyperlink>
+      </w:r>
+      <w:r>
+        <w:rPr>
+          <w:rFonts w:ascii="Charis SIL Regular" w:hAnsi="Charis SIL Regular" w:eastAsia="Charis SIL Regular"/>
+          <w:b w:val="0"/>
+          <w:i w:val="0"/>
+          <w:color w:val="0000FF"/>
+          <w:sz w:val="24"/>
+          <w:u w:val="single"/>
+        </w:rPr>
+        <w:t xml:space="preserve"> </w:t>
+      </w:r>
+      <w:r>
+        <w:rPr>
+          <w:rFonts w:ascii="Charis SIL Regular" w:hAnsi="Charis SIL Regular" w:eastAsia="Charis SIL Regular"/>
+          <w:b w:val="0"/>
+          <w:i w:val="0"/>
+          <w:color w:val="0000FF"/>
+          <w:sz w:val="24"/>
+          <w:u w:val="single"/>
+        </w:rPr>
+        <w:hyperlink r:id="rId12" w:history="1">
+          <w:r>
+            <w:rPr>
+              <w:rStyle w:val="Hyperlink"/>
+            </w:rPr>
+            <w:t>ik</w:t>
+          </w:r>
+        </w:hyperlink>
+      </w:r>
+      <w:r>
+        <w:rPr>
+          <w:rFonts w:ascii="Charis SIL Regular" w:hAnsi="Charis SIL Regular" w:eastAsia="Charis SIL Regular"/>
+          <w:b w:val="0"/>
+          <w:i w:val="0"/>
+          <w:color w:val="0000FF"/>
+          <w:sz w:val="24"/>
+          <w:u w:val="single"/>
+        </w:rPr>
+        <w:t xml:space="preserve"> </w:t>
       </w:r>
       <w:r>
         <w:rPr>
@@ -2392,111 +2603,6 @@
             <w:rPr>
               <w:rStyle w:val="Hyperlink"/>
             </w:rPr>
-            <w:t>e</w:t>
-          </w:r>
-        </w:hyperlink>
-      </w:r>
-      <w:r>
-        <w:rPr>
-          <w:rFonts w:ascii="Charis SIL Regular" w:hAnsi="Charis SIL Regular" w:eastAsia="Charis SIL Regular"/>
-          <w:b w:val="0"/>
-          <w:i w:val="0"/>
-          <w:color w:val="0000FF"/>
-          <w:sz w:val="24"/>
-          <w:u w:val="single"/>
-        </w:rPr>
-        <w:t xml:space="preserve"> </w:t>
-      </w:r>
-      <w:r>
-        <w:rPr>
-          <w:rFonts w:ascii="Charis SIL Regular" w:hAnsi="Charis SIL Regular" w:eastAsia="Charis SIL Regular"/>
-          <w:b w:val="0"/>
-          <w:i w:val="0"/>
-          <w:color w:val="0000FF"/>
-          <w:sz w:val="24"/>
-          <w:u w:val="single"/>
-        </w:rPr>
-        <w:hyperlink r:id="rId13" w:history="1">
-          <w:r>
-            <w:rPr>
-              <w:rStyle w:val="Hyperlink"/>
-            </w:rPr>
-            <w:t>doe</w:t>
-          </w:r>
-        </w:hyperlink>
-      </w:r>
-      <w:r>
-        <w:rPr>
-          <w:rFonts w:ascii="Charis SIL Regular" w:hAnsi="Charis SIL Regular" w:eastAsia="Charis SIL Regular"/>
-          <w:b w:val="0"/>
-          <w:i w:val="0"/>
-          <w:color w:val="0000FF"/>
-          <w:sz w:val="24"/>
-          <w:u w:val="single"/>
-        </w:rPr>
-        <w:t xml:space="preserve"> </w:t>
-      </w:r>
-      <w:r>
-        <w:rPr>
-          <w:rFonts w:ascii="Charis SIL Regular" w:hAnsi="Charis SIL Regular" w:eastAsia="Charis SIL Regular"/>
-          <w:b w:val="0"/>
-          <w:i w:val="0"/>
-          <w:color w:val="0000FF"/>
-          <w:sz w:val="24"/>
-          <w:u w:val="single"/>
-        </w:rPr>
-        <w:hyperlink r:id="rId13" w:history="1">
-          <w:r>
-            <w:rPr>
-              <w:rStyle w:val="Hyperlink"/>
-            </w:rPr>
-            <w:t>ik</w:t>
-          </w:r>
-        </w:hyperlink>
-      </w:r>
-      <w:r>
-        <w:rPr>
-          <w:rFonts w:ascii="Charis SIL Regular" w:hAnsi="Charis SIL Regular" w:eastAsia="Charis SIL Regular"/>
-          <w:b w:val="0"/>
-          <w:i w:val="0"/>
-          <w:color w:val="0000FF"/>
-          <w:sz w:val="24"/>
-          <w:u w:val="single"/>
-        </w:rPr>
-        <w:t xml:space="preserve"> </w:t>
-      </w:r>
-      <w:r>
-        <w:rPr>
-          <w:rFonts w:ascii="Charis SIL Regular" w:hAnsi="Charis SIL Regular" w:eastAsia="Charis SIL Regular"/>
-          <w:b w:val="0"/>
-          <w:i w:val="0"/>
-          <w:color w:val="0000FF"/>
-          <w:sz w:val="24"/>
-          <w:u w:val="single"/>
-        </w:rPr>
-        <w:hyperlink r:id="rId13" w:history="1">
-          <w:r>
-            <w:rPr>
-              <w:rStyle w:val="Hyperlink"/>
-            </w:rPr>
-            <w:t>o</w:t>
-          </w:r>
-        </w:hyperlink>
-      </w:r>
-      <w:r>
-        <w:rPr>
-          <w:rFonts w:ascii="Charis SIL Regular" w:hAnsi="Charis SIL Regular" w:eastAsia="Charis SIL Regular"/>
-          <w:b w:val="0"/>
-          <w:i w:val="0"/>
-          <w:color w:val="0000FF"/>
-          <w:sz w:val="24"/>
-          <w:u w:val="single"/>
-        </w:rPr>
-        <w:hyperlink r:id="rId12" w:history="1">
-          <w:r>
-            <w:rPr>
-              <w:rStyle w:val="Hyperlink"/>
-            </w:rPr>
             <w:t>n</w:t>
           </w:r>
         </w:hyperlink>
@@ -2510,7 +2616,7 @@
           <w:sz w:val="24"/>
           <w:u w:val="single"/>
         </w:rPr>
-        <w:hyperlink r:id="rId12" w:history="1">
+        <w:hyperlink r:id="rId13" w:history="1">
           <w:r>
             <w:rPr>
               <w:rStyle w:val="Hyperlink"/>
@@ -2528,7 +2634,7 @@
           <w:sz w:val="24"/>
           <w:u w:val="single"/>
         </w:rPr>
-        <w:hyperlink r:id="rId12" w:history="1">
+        <w:hyperlink r:id="rId13" w:history="1">
           <w:r>
             <w:rPr>
               <w:rStyle w:val="Hyperlink"/>
@@ -2546,7 +2652,7 @@
           <w:sz w:val="24"/>
           <w:u w:val="single"/>
         </w:rPr>
-        <w:hyperlink r:id="rId12" w:history="1">
+        <w:hyperlink r:id="rId13" w:history="1">
           <w:r>
             <w:rPr>
               <w:rStyle w:val="Hyperlink"/>
@@ -2575,7 +2681,7 @@
           <w:sz w:val="24"/>
           <w:u w:val="single"/>
         </w:rPr>
-        <w:hyperlink r:id="rId12" w:history="1">
+        <w:hyperlink r:id="rId13" w:history="1">
           <w:r>
             <w:rPr>
               <w:rStyle w:val="Hyperlink"/>
@@ -3286,103 +3392,8 @@
           <w:i/>
           <w:color w:val="0000FF"/>
           <w:sz w:val="24"/>
-          <w:u w:val="single"/>
-        </w:rPr>
-        <w:hyperlink r:id="rId16" w:history="1">
-          <w:r>
-            <w:rPr>
-              <w:rStyle w:val="Hyperlink"/>
-            </w:rPr>
-            <w:t>Cultural</w:t>
-          </w:r>
-        </w:hyperlink>
-      </w:r>
-      <w:r>
-        <w:rPr>
-          <w:rFonts w:ascii="Charis SIL Italic" w:hAnsi="Charis SIL Italic" w:eastAsia="Charis SIL Italic"/>
-          <w:b w:val="0"/>
-          <w:i/>
-          <w:color w:val="0000FF"/>
-          <w:sz w:val="24"/>
-          <w:u w:val="single"/>
-        </w:rPr>
-        <w:t xml:space="preserve"> </w:t>
-      </w:r>
-      <w:r>
-        <w:rPr>
-          <w:rFonts w:ascii="Charis SIL Italic" w:hAnsi="Charis SIL Italic" w:eastAsia="Charis SIL Italic"/>
-          <w:b w:val="0"/>
-          <w:i/>
-          <w:color w:val="0000FF"/>
-          <w:sz w:val="24"/>
-          <w:u w:val="single"/>
-        </w:rPr>
-        <w:hyperlink r:id="rId16" w:history="1">
-          <w:r>
-            <w:rPr>
-              <w:rStyle w:val="Hyperlink"/>
-            </w:rPr>
-            <w:t>Objects</w:t>
-          </w:r>
-        </w:hyperlink>
-      </w:r>
-      <w:r>
-        <w:rPr>
-          <w:rFonts w:ascii="Charis SIL Italic" w:hAnsi="Charis SIL Italic" w:eastAsia="Charis SIL Italic"/>
-          <w:b w:val="0"/>
-          <w:i/>
-          <w:color w:val="0000FF"/>
-          <w:sz w:val="24"/>
-          <w:u w:val="single"/>
-        </w:rPr>
-        <w:t xml:space="preserve"> </w:t>
-      </w:r>
-      <w:r>
-        <w:rPr>
-          <w:rFonts w:ascii="Charis SIL Italic" w:hAnsi="Charis SIL Italic" w:eastAsia="Charis SIL Italic"/>
-          <w:b w:val="0"/>
-          <w:i/>
-          <w:color w:val="0000FF"/>
-          <w:sz w:val="24"/>
-          <w:u w:val="single"/>
-        </w:rPr>
-        <w:hyperlink r:id="rId16" w:history="1">
-          <w:r>
-            <w:rPr>
-              <w:rStyle w:val="Hyperlink"/>
-            </w:rPr>
-            <w:t>and</w:t>
-          </w:r>
-        </w:hyperlink>
-      </w:r>
-      <w:r>
-        <w:rPr>
-          <w:rFonts w:ascii="Charis SIL Italic" w:hAnsi="Charis SIL Italic" w:eastAsia="Charis SIL Italic"/>
-          <w:b w:val="0"/>
-          <w:i/>
-          <w:color w:val="0000FF"/>
-          <w:sz w:val="24"/>
-          <w:u w:val="single"/>
-        </w:rPr>
-        <w:t xml:space="preserve"> </w:t>
-      </w:r>
-      <w:r>
-        <w:rPr>
-          <w:rFonts w:ascii="Charis SIL Italic" w:hAnsi="Charis SIL Italic" w:eastAsia="Charis SIL Italic"/>
-          <w:b w:val="0"/>
-          <w:i/>
-          <w:color w:val="0000FF"/>
-          <w:sz w:val="24"/>
-          <w:u w:val="single"/>
-        </w:rPr>
-        <w:hyperlink r:id="rId16" w:history="1">
-          <w:r>
-            <w:rPr>
-              <w:rStyle w:val="Hyperlink"/>
-            </w:rPr>
-            <w:t>Collectio</w:t>
-          </w:r>
-        </w:hyperlink>
+        </w:rPr>
+        <w:t>Cultural Objects and Collectio</w:t>
       </w:r>
       <w:r>
         <w:rPr>
@@ -4119,6 +4130,7 @@
       </w:r>
       <w:r>
         <w:rPr>
+          <w:u w:val="single" w:color="0000ff"/>
           <w:rFonts w:ascii="Charis SIL Regular" w:hAnsi="Charis SIL Regular" w:eastAsia="Charis SIL Regular"/>
           <w:b w:val="0"/>
           <w:i w:val="0"/>

--- a/EXPORTS/DOCX/published/niveau1/Dutch/DoingResearch.docx
+++ b/EXPORTS/DOCX/published/niveau1/Dutch/DoingResearch.docx
@@ -337,7 +337,7 @@
             <w:rPr>
               <w:rStyle w:val="Hyperlink"/>
             </w:rPr>
-            <w:t>significan</w:t>
+            <w:t>significanc</w:t>
           </w:r>
         </w:hyperlink>
       </w:r>
@@ -348,13 +348,36 @@
           <w:i/>
           <w:color w:val="0000FF"/>
           <w:sz w:val="24"/>
+          <w:u w:val="single"/>
+        </w:rPr>
+        <w:t>e</w:t>
+      </w:r>
+      <w:r>
+        <w:rPr>
+          <w:rFonts w:ascii="Charis SIL Italic" w:hAnsi="Charis SIL Italic" w:eastAsia="Charis SIL Italic"/>
+          <w:b w:val="0"/>
+          <w:i/>
+          <w:color w:val="0000FF"/>
+          <w:sz w:val="24"/>
+          <w:u w:val="single"/>
+        </w:rPr>
+        <w:t xml:space="preserve"> </w:t>
+      </w:r>
+      <w:r>
+        <w:rPr>
+          <w:rFonts w:ascii="Charis SIL Italic" w:hAnsi="Charis SIL Italic" w:eastAsia="Charis SIL Italic"/>
+          <w:b w:val="0"/>
+          <w:i/>
+          <w:color w:val="0000FF"/>
+          <w:sz w:val="24"/>
+          <w:u w:val="single"/>
         </w:rPr>
         <w:hyperlink r:id="rId9" w:history="1">
           <w:r>
             <w:rPr>
               <w:rStyle w:val="Hyperlink"/>
             </w:rPr>
-            <w:t>c</w:t>
+            <w:t>of</w:t>
           </w:r>
         </w:hyperlink>
       </w:r>
@@ -365,8 +388,142 @@
           <w:i/>
           <w:color w:val="0000FF"/>
           <w:sz w:val="24"/>
-        </w:rPr>
-        <w:t>e of cultural objects and collections acquired</w:t>
+          <w:u w:val="single"/>
+        </w:rPr>
+        <w:t xml:space="preserve"> </w:t>
+      </w:r>
+      <w:r>
+        <w:rPr>
+          <w:rFonts w:ascii="Charis SIL Italic" w:hAnsi="Charis SIL Italic" w:eastAsia="Charis SIL Italic"/>
+          <w:b w:val="0"/>
+          <w:i/>
+          <w:color w:val="0000FF"/>
+          <w:sz w:val="24"/>
+          <w:u w:val="single"/>
+        </w:rPr>
+        <w:hyperlink r:id="rId9" w:history="1">
+          <w:r>
+            <w:rPr>
+              <w:rStyle w:val="Hyperlink"/>
+            </w:rPr>
+            <w:t>cultural</w:t>
+          </w:r>
+        </w:hyperlink>
+      </w:r>
+      <w:r>
+        <w:rPr>
+          <w:rFonts w:ascii="Charis SIL Italic" w:hAnsi="Charis SIL Italic" w:eastAsia="Charis SIL Italic"/>
+          <w:b w:val="0"/>
+          <w:i/>
+          <w:color w:val="0000FF"/>
+          <w:sz w:val="24"/>
+          <w:u w:val="single"/>
+        </w:rPr>
+        <w:t xml:space="preserve"> </w:t>
+      </w:r>
+      <w:r>
+        <w:rPr>
+          <w:rFonts w:ascii="Charis SIL Italic" w:hAnsi="Charis SIL Italic" w:eastAsia="Charis SIL Italic"/>
+          <w:b w:val="0"/>
+          <w:i/>
+          <w:color w:val="0000FF"/>
+          <w:sz w:val="24"/>
+          <w:u w:val="single"/>
+        </w:rPr>
+        <w:hyperlink r:id="rId9" w:history="1">
+          <w:r>
+            <w:rPr>
+              <w:rStyle w:val="Hyperlink"/>
+            </w:rPr>
+            <w:t>objects</w:t>
+          </w:r>
+        </w:hyperlink>
+      </w:r>
+      <w:r>
+        <w:rPr>
+          <w:rFonts w:ascii="Charis SIL Italic" w:hAnsi="Charis SIL Italic" w:eastAsia="Charis SIL Italic"/>
+          <w:b w:val="0"/>
+          <w:i/>
+          <w:color w:val="0000FF"/>
+          <w:sz w:val="24"/>
+          <w:u w:val="single"/>
+        </w:rPr>
+        <w:t xml:space="preserve"> </w:t>
+      </w:r>
+      <w:r>
+        <w:rPr>
+          <w:rFonts w:ascii="Charis SIL Italic" w:hAnsi="Charis SIL Italic" w:eastAsia="Charis SIL Italic"/>
+          <w:b w:val="0"/>
+          <w:i/>
+          <w:color w:val="0000FF"/>
+          <w:sz w:val="24"/>
+          <w:u w:val="single"/>
+        </w:rPr>
+        <w:hyperlink r:id="rId9" w:history="1">
+          <w:r>
+            <w:rPr>
+              <w:rStyle w:val="Hyperlink"/>
+            </w:rPr>
+            <w:t>and</w:t>
+          </w:r>
+        </w:hyperlink>
+      </w:r>
+      <w:r>
+        <w:rPr>
+          <w:rFonts w:ascii="Charis SIL Italic" w:hAnsi="Charis SIL Italic" w:eastAsia="Charis SIL Italic"/>
+          <w:b w:val="0"/>
+          <w:i/>
+          <w:color w:val="0000FF"/>
+          <w:sz w:val="24"/>
+        </w:rPr>
+        <w:t xml:space="preserve"> </w:t>
+      </w:r>
+      <w:r>
+        <w:rPr>
+          <w:rFonts w:ascii="Charis SIL Italic" w:hAnsi="Charis SIL Italic" w:eastAsia="Charis SIL Italic"/>
+          <w:b w:val="0"/>
+          <w:i/>
+          <w:color w:val="0000FF"/>
+          <w:sz w:val="24"/>
+          <w:u w:val="single"/>
+        </w:rPr>
+        <w:hyperlink r:id="rId9" w:history="1">
+          <w:r>
+            <w:rPr>
+              <w:rStyle w:val="Hyperlink"/>
+            </w:rPr>
+            <w:t>collections</w:t>
+          </w:r>
+        </w:hyperlink>
+      </w:r>
+      <w:r>
+        <w:rPr>
+          <w:rFonts w:ascii="Charis SIL Italic" w:hAnsi="Charis SIL Italic" w:eastAsia="Charis SIL Italic"/>
+          <w:b w:val="0"/>
+          <w:i/>
+          <w:color w:val="0000FF"/>
+          <w:sz w:val="24"/>
+          <w:u w:val="single"/>
+        </w:rPr>
+        <w:t xml:space="preserve"> </w:t>
+      </w:r>
+      <w:r>
+        <w:rPr>
+          <w:rFonts w:ascii="Charis SIL Italic" w:hAnsi="Charis SIL Italic" w:eastAsia="Charis SIL Italic"/>
+          <w:b w:val="0"/>
+          <w:i/>
+          <w:color w:val="0000FF"/>
+          <w:sz w:val="24"/>
+          <w:u w:val="single"/>
+        </w:rPr>
+        <w:hyperlink r:id="rId9" w:history="1">
+          <w:r>
+            <w:rPr>
+              <w:rStyle w:val="Hyperlink"/>
+            </w:rPr>
+            <w:t>acquired</w:t>
+          </w:r>
+        </w:hyperlink>
       </w:r>
       <w:r>
         <w:rPr>
@@ -547,74 +704,13 @@
       </w:r>
       <w:r>
         <w:rPr>
-          <w:u w:val="single" w:color="0000ff"/>
           <w:rFonts w:ascii="Charis SIL Regular" w:hAnsi="Charis SIL Regular" w:eastAsia="Charis SIL Regular"/>
           <w:b w:val="0"/>
           <w:i w:val="0"/>
           <w:color w:val="000000"/>
           <w:sz w:val="24"/>
         </w:rPr>
-        <w:hyperlink r:id="rId9" w:history="1">
-          <w:r>
-            <w:rPr>
-              <w:rStyle w:val="Hyperlink"/>
-            </w:rPr>
-            <w:t>public</w:t>
-          </w:r>
-        </w:hyperlink>
-      </w:r>
-      <w:r>
-        <w:rPr>
-          <w:u w:val="single" w:color="0000ff"/>
-          <w:rFonts w:ascii="Charis SIL Regular" w:hAnsi="Charis SIL Regular" w:eastAsia="Charis SIL Regular"/>
-          <w:b w:val="0"/>
-          <w:i w:val="0"/>
-          <w:color w:val="000000"/>
-          <w:sz w:val="24"/>
-        </w:rPr>
-        <w:hyperlink r:id="rId9" w:history="1">
-          <w:r>
-            <w:rPr>
-              <w:rStyle w:val="Hyperlink"/>
-            </w:rPr>
-            <w:t>a</w:t>
-          </w:r>
-        </w:hyperlink>
-      </w:r>
-      <w:r>
-        <w:rPr>
-          <w:u w:val="single" w:color="0000ff"/>
-          <w:rFonts w:ascii="Charis SIL Regular" w:hAnsi="Charis SIL Regular" w:eastAsia="Charis SIL Regular"/>
-          <w:b w:val="0"/>
-          <w:i w:val="0"/>
-          <w:color w:val="000000"/>
-          <w:sz w:val="24"/>
-        </w:rPr>
-        <w:hyperlink r:id="rId9" w:history="1">
-          <w:r>
-            <w:rPr>
-              <w:rStyle w:val="Hyperlink"/>
-            </w:rPr>
-            <w:t xml:space="preserve">tie </w:t>
-          </w:r>
-        </w:hyperlink>
-      </w:r>
-      <w:r>
-        <w:rPr>
-          <w:rFonts w:ascii="Charis SIL Regular" w:hAnsi="Charis SIL Regular" w:eastAsia="Charis SIL Regular"/>
-          <w:b w:val="0"/>
-          <w:i w:val="0"/>
-          <w:color w:val="000000"/>
-          <w:sz w:val="24"/>
-        </w:rPr>
-        <w:hyperlink r:id="rId9" w:history="1">
-          <w:r>
-            <w:rPr>
-              <w:rStyle w:val="Hyperlink"/>
-            </w:rPr>
-            <w:t>_</w:t>
-          </w:r>
-        </w:hyperlink>
+        <w:t>publicatie _</w:t>
       </w:r>
       <w:r>
         <w:rPr>
@@ -809,7 +905,7 @@
           <w:sz w:val="24"/>
           <w:u w:val="single"/>
         </w:rPr>
-        <w:hyperlink r:id="rId10" w:history="1">
+        <w:hyperlink r:id="rId9" w:history="1">
           <w:r>
             <w:rPr>
               <w:rStyle w:val="Hyperlink"/>
@@ -896,7 +992,7 @@
           <w:sz w:val="24"/>
           <w:u w:val="single"/>
         </w:rPr>
-        <w:hyperlink r:id="rId10" w:history="1">
+        <w:hyperlink r:id="rId9" w:history="1">
           <w:r>
             <w:rPr>
               <w:rStyle w:val="Hyperlink"/>
@@ -914,7 +1010,7 @@
           <w:sz w:val="24"/>
           <w:u w:val="single"/>
         </w:rPr>
-        <w:hyperlink r:id="rId10" w:history="1">
+        <w:hyperlink r:id="rId9" w:history="1">
           <w:r>
             <w:rPr>
               <w:rStyle w:val="Hyperlink"/>
@@ -2551,7 +2647,7 @@
           <w:sz w:val="24"/>
           <w:u w:val="single"/>
         </w:rPr>
-        <w:hyperlink r:id="rId12" w:history="1">
+        <w:hyperlink r:id="rId13" w:history="1">
           <w:r>
             <w:rPr>
               <w:rStyle w:val="Hyperlink"/>
@@ -3331,7 +3427,7 @@
             <w:rPr>
               <w:rStyle w:val="Hyperlink"/>
             </w:rPr>
-            <w:t>Significanc</w:t>
+            <w:t>Significan</w:t>
           </w:r>
         </w:hyperlink>
       </w:r>
@@ -3342,36 +3438,13 @@
           <w:i/>
           <w:color w:val="0000FF"/>
           <w:sz w:val="24"/>
-          <w:u w:val="single"/>
-        </w:rPr>
-        <w:t>e</w:t>
-      </w:r>
-      <w:r>
-        <w:rPr>
-          <w:rFonts w:ascii="Charis SIL Italic" w:hAnsi="Charis SIL Italic" w:eastAsia="Charis SIL Italic"/>
-          <w:b w:val="0"/>
-          <w:i/>
-          <w:color w:val="0000FF"/>
-          <w:sz w:val="24"/>
-          <w:u w:val="single"/>
-        </w:rPr>
-        <w:t xml:space="preserve"> </w:t>
-      </w:r>
-      <w:r>
-        <w:rPr>
-          <w:rFonts w:ascii="Charis SIL Italic" w:hAnsi="Charis SIL Italic" w:eastAsia="Charis SIL Italic"/>
-          <w:b w:val="0"/>
-          <w:i/>
-          <w:color w:val="0000FF"/>
-          <w:sz w:val="24"/>
-          <w:u w:val="single"/>
         </w:rPr>
         <w:hyperlink r:id="rId16" w:history="1">
           <w:r>
             <w:rPr>
               <w:rStyle w:val="Hyperlink"/>
             </w:rPr>
-            <w:t>o</w:t>
+            <w:t>c</w:t>
           </w:r>
         </w:hyperlink>
       </w:r>
@@ -3383,7 +3456,7 @@
           <w:color w:val="0000FF"/>
           <w:sz w:val="24"/>
         </w:rPr>
-        <w:t xml:space="preserve">f </w:t>
+        <w:t>e</w:t>
       </w:r>
       <w:r>
         <w:rPr>
@@ -3392,8 +3465,9 @@
           <w:i/>
           <w:color w:val="0000FF"/>
           <w:sz w:val="24"/>
-        </w:rPr>
-        <w:t>Cultural Objects and Collectio</w:t>
+          <w:u w:val="single"/>
+        </w:rPr>
+        <w:t xml:space="preserve"> </w:t>
       </w:r>
       <w:r>
         <w:rPr>
@@ -3409,7 +3483,7 @@
             <w:rPr>
               <w:rStyle w:val="Hyperlink"/>
             </w:rPr>
-            <w:t>ns</w:t>
+            <w:t xml:space="preserve">of </w:t>
           </w:r>
         </w:hyperlink>
       </w:r>
@@ -3420,150 +3494,8 @@
           <w:i/>
           <w:color w:val="0000FF"/>
           <w:sz w:val="24"/>
-          <w:u w:val="single"/>
-        </w:rPr>
-        <w:t xml:space="preserve"> </w:t>
-      </w:r>
-      <w:r>
-        <w:rPr>
-          <w:rFonts w:ascii="Charis SIL Italic" w:hAnsi="Charis SIL Italic" w:eastAsia="Charis SIL Italic"/>
-          <w:b w:val="0"/>
-          <w:i/>
-          <w:color w:val="0000FF"/>
-          <w:sz w:val="24"/>
-          <w:u w:val="single"/>
-        </w:rPr>
-        <w:hyperlink r:id="rId16" w:history="1">
-          <w:r>
-            <w:rPr>
-              <w:rStyle w:val="Hyperlink"/>
-            </w:rPr>
-            <w:t>Ac</w:t>
-          </w:r>
-        </w:hyperlink>
-      </w:r>
-      <w:r>
-        <w:rPr>
-          <w:rFonts w:ascii="Charis SIL Italic" w:hAnsi="Charis SIL Italic" w:eastAsia="Charis SIL Italic"/>
-          <w:b w:val="0"/>
-          <w:i/>
-          <w:color w:val="0000FF"/>
-          <w:sz w:val="24"/>
-          <w:u w:val="single"/>
-        </w:rPr>
-        <w:hyperlink r:id="rId16" w:history="1">
-          <w:r>
-            <w:rPr>
-              <w:rStyle w:val="Hyperlink"/>
-            </w:rPr>
-            <w:t>quired</w:t>
-          </w:r>
-        </w:hyperlink>
-      </w:r>
-      <w:r>
-        <w:rPr>
-          <w:rFonts w:ascii="Charis SIL Italic" w:hAnsi="Charis SIL Italic" w:eastAsia="Charis SIL Italic"/>
-          <w:b w:val="0"/>
-          <w:i/>
-          <w:color w:val="0000FF"/>
-          <w:sz w:val="24"/>
-          <w:u w:val="single"/>
-        </w:rPr>
-        <w:t xml:space="preserve"> </w:t>
-      </w:r>
-      <w:r>
-        <w:rPr>
-          <w:rFonts w:ascii="Charis SIL Italic" w:hAnsi="Charis SIL Italic" w:eastAsia="Charis SIL Italic"/>
-          <w:b w:val="0"/>
-          <w:i/>
-          <w:color w:val="0000FF"/>
-          <w:sz w:val="24"/>
-          <w:u w:val="single"/>
-        </w:rPr>
-        <w:hyperlink r:id="rId16" w:history="1">
-          <w:r>
-            <w:rPr>
-              <w:rStyle w:val="Hyperlink"/>
-            </w:rPr>
-            <w:t>in</w:t>
-          </w:r>
-        </w:hyperlink>
-      </w:r>
-      <w:r>
-        <w:rPr>
-          <w:rFonts w:ascii="Charis SIL Italic" w:hAnsi="Charis SIL Italic" w:eastAsia="Charis SIL Italic"/>
-          <w:b w:val="0"/>
-          <w:i/>
-          <w:color w:val="0000FF"/>
-          <w:sz w:val="24"/>
-          <w:u w:val="single"/>
-        </w:rPr>
-        <w:t xml:space="preserve"> </w:t>
-      </w:r>
-      <w:r>
-        <w:rPr>
-          <w:rFonts w:ascii="Charis SIL Italic" w:hAnsi="Charis SIL Italic" w:eastAsia="Charis SIL Italic"/>
-          <w:b w:val="0"/>
-          <w:i/>
-          <w:color w:val="0000FF"/>
-          <w:sz w:val="24"/>
-          <w:u w:val="single"/>
-        </w:rPr>
-        <w:hyperlink r:id="rId16" w:history="1">
-          <w:r>
-            <w:rPr>
-              <w:rStyle w:val="Hyperlink"/>
-            </w:rPr>
-            <w:t>Colo</w:t>
-          </w:r>
-        </w:hyperlink>
-      </w:r>
-      <w:r>
-        <w:rPr>
-          <w:rFonts w:ascii="Charis SIL Italic" w:hAnsi="Charis SIL Italic" w:eastAsia="Charis SIL Italic"/>
-          <w:b w:val="0"/>
-          <w:i/>
-          <w:color w:val="0000FF"/>
-          <w:sz w:val="24"/>
-          <w:u w:val="single"/>
-        </w:rPr>
-        <w:hyperlink r:id="rId16" w:history="1">
-          <w:r>
-            <w:rPr>
-              <w:rStyle w:val="Hyperlink"/>
-            </w:rPr>
-            <w:t>nial</w:t>
-          </w:r>
-        </w:hyperlink>
-      </w:r>
-      <w:r>
-        <w:rPr>
-          <w:rFonts w:ascii="Charis SIL Italic" w:hAnsi="Charis SIL Italic" w:eastAsia="Charis SIL Italic"/>
-          <w:b w:val="0"/>
-          <w:i/>
-          <w:color w:val="0000FF"/>
-          <w:sz w:val="24"/>
-          <w:u w:val="single"/>
-        </w:rPr>
-        <w:t xml:space="preserve"> </w:t>
-      </w:r>
-      <w:r>
-        <w:rPr>
-          <w:rFonts w:ascii="Charis SIL Italic" w:hAnsi="Charis SIL Italic" w:eastAsia="Charis SIL Italic"/>
-          <w:b w:val="0"/>
-          <w:i/>
-          <w:color w:val="0000FF"/>
-          <w:sz w:val="24"/>
-          <w:u w:val="single"/>
-        </w:rPr>
-        <w:hyperlink r:id="rId16" w:history="1">
-          <w:r>
-            <w:rPr>
-              <w:rStyle w:val="Hyperlink"/>
-            </w:rPr>
-            <w:t>Situatio</w:t>
-          </w:r>
-        </w:hyperlink>
+        </w:rPr>
+        <w:t>Cultural Objects and Collections Acquired in Colonial Situatio</w:t>
       </w:r>
       <w:r>
         <w:rPr>
@@ -4451,34 +4383,7 @@
           <w:color w:val="000000"/>
           <w:sz w:val="24"/>
         </w:rPr>
-        <w:t xml:space="preserve">•  </w:t>
-      </w:r>
-      <w:r>
-        <w:rPr>
-          <w:rFonts w:ascii="Charis SIL Regular" w:hAnsi="Charis SIL Regular" w:eastAsia="Charis SIL Regular"/>
-          <w:b w:val="0"/>
-          <w:i w:val="0"/>
-          <w:color w:val="000000"/>
-          <w:sz w:val="24"/>
-        </w:rPr>
-        <w:hyperlink r:id="rId17" w:history="1">
-          <w:r>
-            <w:rPr>
-              <w:rStyle w:val="Hyperlink"/>
-            </w:rPr>
-            <w:t>Lang, Sa</w:t>
-          </w:r>
-        </w:hyperlink>
-      </w:r>
-      <w:r>
-        <w:rPr>
-          <w:rFonts w:ascii="Charis SIL Regular" w:hAnsi="Charis SIL Regular" w:eastAsia="Charis SIL Regular"/>
-          <w:b w:val="0"/>
-          <w:i w:val="0"/>
-          <w:color w:val="000000"/>
-          <w:sz w:val="24"/>
-        </w:rPr>
-        <w:t xml:space="preserve">bine (ed.), </w:t>
+        <w:t xml:space="preserve">•  Lang, Sabine (ed.), </w:t>
       </w:r>
       <w:r>
         <w:rPr>

--- a/EXPORTS/DOCX/published/niveau1/Dutch/DoingResearch.docx
+++ b/EXPORTS/DOCX/published/niveau1/Dutch/DoingResearch.docx
@@ -337,7 +337,7 @@
             <w:rPr>
               <w:rStyle w:val="Hyperlink"/>
             </w:rPr>
-            <w:t>significanc</w:t>
+            <w:t>significan</w:t>
           </w:r>
         </w:hyperlink>
       </w:r>
@@ -348,36 +348,13 @@
           <w:i/>
           <w:color w:val="0000FF"/>
           <w:sz w:val="24"/>
-          <w:u w:val="single"/>
-        </w:rPr>
-        <w:t>e</w:t>
-      </w:r>
-      <w:r>
-        <w:rPr>
-          <w:rFonts w:ascii="Charis SIL Italic" w:hAnsi="Charis SIL Italic" w:eastAsia="Charis SIL Italic"/>
-          <w:b w:val="0"/>
-          <w:i/>
-          <w:color w:val="0000FF"/>
-          <w:sz w:val="24"/>
-          <w:u w:val="single"/>
-        </w:rPr>
-        <w:t xml:space="preserve"> </w:t>
-      </w:r>
-      <w:r>
-        <w:rPr>
-          <w:rFonts w:ascii="Charis SIL Italic" w:hAnsi="Charis SIL Italic" w:eastAsia="Charis SIL Italic"/>
-          <w:b w:val="0"/>
-          <w:i/>
-          <w:color w:val="0000FF"/>
-          <w:sz w:val="24"/>
-          <w:u w:val="single"/>
         </w:rPr>
         <w:hyperlink r:id="rId9" w:history="1">
           <w:r>
             <w:rPr>
               <w:rStyle w:val="Hyperlink"/>
             </w:rPr>
-            <w:t>of</w:t>
+            <w:t>c</w:t>
           </w:r>
         </w:hyperlink>
       </w:r>
@@ -388,142 +365,8 @@
           <w:i/>
           <w:color w:val="0000FF"/>
           <w:sz w:val="24"/>
-          <w:u w:val="single"/>
-        </w:rPr>
-        <w:t xml:space="preserve"> </w:t>
-      </w:r>
-      <w:r>
-        <w:rPr>
-          <w:rFonts w:ascii="Charis SIL Italic" w:hAnsi="Charis SIL Italic" w:eastAsia="Charis SIL Italic"/>
-          <w:b w:val="0"/>
-          <w:i/>
-          <w:color w:val="0000FF"/>
-          <w:sz w:val="24"/>
-          <w:u w:val="single"/>
-        </w:rPr>
-        <w:hyperlink r:id="rId9" w:history="1">
-          <w:r>
-            <w:rPr>
-              <w:rStyle w:val="Hyperlink"/>
-            </w:rPr>
-            <w:t>cultural</w:t>
-          </w:r>
-        </w:hyperlink>
-      </w:r>
-      <w:r>
-        <w:rPr>
-          <w:rFonts w:ascii="Charis SIL Italic" w:hAnsi="Charis SIL Italic" w:eastAsia="Charis SIL Italic"/>
-          <w:b w:val="0"/>
-          <w:i/>
-          <w:color w:val="0000FF"/>
-          <w:sz w:val="24"/>
-          <w:u w:val="single"/>
-        </w:rPr>
-        <w:t xml:space="preserve"> </w:t>
-      </w:r>
-      <w:r>
-        <w:rPr>
-          <w:rFonts w:ascii="Charis SIL Italic" w:hAnsi="Charis SIL Italic" w:eastAsia="Charis SIL Italic"/>
-          <w:b w:val="0"/>
-          <w:i/>
-          <w:color w:val="0000FF"/>
-          <w:sz w:val="24"/>
-          <w:u w:val="single"/>
-        </w:rPr>
-        <w:hyperlink r:id="rId9" w:history="1">
-          <w:r>
-            <w:rPr>
-              <w:rStyle w:val="Hyperlink"/>
-            </w:rPr>
-            <w:t>objects</w:t>
-          </w:r>
-        </w:hyperlink>
-      </w:r>
-      <w:r>
-        <w:rPr>
-          <w:rFonts w:ascii="Charis SIL Italic" w:hAnsi="Charis SIL Italic" w:eastAsia="Charis SIL Italic"/>
-          <w:b w:val="0"/>
-          <w:i/>
-          <w:color w:val="0000FF"/>
-          <w:sz w:val="24"/>
-          <w:u w:val="single"/>
-        </w:rPr>
-        <w:t xml:space="preserve"> </w:t>
-      </w:r>
-      <w:r>
-        <w:rPr>
-          <w:rFonts w:ascii="Charis SIL Italic" w:hAnsi="Charis SIL Italic" w:eastAsia="Charis SIL Italic"/>
-          <w:b w:val="0"/>
-          <w:i/>
-          <w:color w:val="0000FF"/>
-          <w:sz w:val="24"/>
-          <w:u w:val="single"/>
-        </w:rPr>
-        <w:hyperlink r:id="rId9" w:history="1">
-          <w:r>
-            <w:rPr>
-              <w:rStyle w:val="Hyperlink"/>
-            </w:rPr>
-            <w:t>and</w:t>
-          </w:r>
-        </w:hyperlink>
-      </w:r>
-      <w:r>
-        <w:rPr>
-          <w:rFonts w:ascii="Charis SIL Italic" w:hAnsi="Charis SIL Italic" w:eastAsia="Charis SIL Italic"/>
-          <w:b w:val="0"/>
-          <w:i/>
-          <w:color w:val="0000FF"/>
-          <w:sz w:val="24"/>
-        </w:rPr>
-        <w:t xml:space="preserve"> </w:t>
-      </w:r>
-      <w:r>
-        <w:rPr>
-          <w:rFonts w:ascii="Charis SIL Italic" w:hAnsi="Charis SIL Italic" w:eastAsia="Charis SIL Italic"/>
-          <w:b w:val="0"/>
-          <w:i/>
-          <w:color w:val="0000FF"/>
-          <w:sz w:val="24"/>
-          <w:u w:val="single"/>
-        </w:rPr>
-        <w:hyperlink r:id="rId9" w:history="1">
-          <w:r>
-            <w:rPr>
-              <w:rStyle w:val="Hyperlink"/>
-            </w:rPr>
-            <w:t>collections</w:t>
-          </w:r>
-        </w:hyperlink>
-      </w:r>
-      <w:r>
-        <w:rPr>
-          <w:rFonts w:ascii="Charis SIL Italic" w:hAnsi="Charis SIL Italic" w:eastAsia="Charis SIL Italic"/>
-          <w:b w:val="0"/>
-          <w:i/>
-          <w:color w:val="0000FF"/>
-          <w:sz w:val="24"/>
-          <w:u w:val="single"/>
-        </w:rPr>
-        <w:t xml:space="preserve"> </w:t>
-      </w:r>
-      <w:r>
-        <w:rPr>
-          <w:rFonts w:ascii="Charis SIL Italic" w:hAnsi="Charis SIL Italic" w:eastAsia="Charis SIL Italic"/>
-          <w:b w:val="0"/>
-          <w:i/>
-          <w:color w:val="0000FF"/>
-          <w:sz w:val="24"/>
-          <w:u w:val="single"/>
-        </w:rPr>
-        <w:hyperlink r:id="rId9" w:history="1">
-          <w:r>
-            <w:rPr>
-              <w:rStyle w:val="Hyperlink"/>
-            </w:rPr>
-            <w:t>acquired</w:t>
-          </w:r>
-        </w:hyperlink>
+        </w:rPr>
+        <w:t>e of cultural objects and collections acquired</w:t>
       </w:r>
       <w:r>
         <w:rPr>
@@ -704,13 +547,74 @@
       </w:r>
       <w:r>
         <w:rPr>
+          <w:u w:val="single" w:color="0000ff"/>
           <w:rFonts w:ascii="Charis SIL Regular" w:hAnsi="Charis SIL Regular" w:eastAsia="Charis SIL Regular"/>
           <w:b w:val="0"/>
           <w:i w:val="0"/>
           <w:color w:val="000000"/>
           <w:sz w:val="24"/>
         </w:rPr>
-        <w:t>publicatie _</w:t>
+        <w:hyperlink r:id="rId9" w:history="1">
+          <w:r>
+            <w:rPr>
+              <w:rStyle w:val="Hyperlink"/>
+            </w:rPr>
+            <w:t>public</w:t>
+          </w:r>
+        </w:hyperlink>
+      </w:r>
+      <w:r>
+        <w:rPr>
+          <w:u w:val="single" w:color="0000ff"/>
+          <w:rFonts w:ascii="Charis SIL Regular" w:hAnsi="Charis SIL Regular" w:eastAsia="Charis SIL Regular"/>
+          <w:b w:val="0"/>
+          <w:i w:val="0"/>
+          <w:color w:val="000000"/>
+          <w:sz w:val="24"/>
+        </w:rPr>
+        <w:hyperlink r:id="rId9" w:history="1">
+          <w:r>
+            <w:rPr>
+              <w:rStyle w:val="Hyperlink"/>
+            </w:rPr>
+            <w:t>a</w:t>
+          </w:r>
+        </w:hyperlink>
+      </w:r>
+      <w:r>
+        <w:rPr>
+          <w:u w:val="single" w:color="0000ff"/>
+          <w:rFonts w:ascii="Charis SIL Regular" w:hAnsi="Charis SIL Regular" w:eastAsia="Charis SIL Regular"/>
+          <w:b w:val="0"/>
+          <w:i w:val="0"/>
+          <w:color w:val="000000"/>
+          <w:sz w:val="24"/>
+        </w:rPr>
+        <w:hyperlink r:id="rId9" w:history="1">
+          <w:r>
+            <w:rPr>
+              <w:rStyle w:val="Hyperlink"/>
+            </w:rPr>
+            <w:t xml:space="preserve">tie </w:t>
+          </w:r>
+        </w:hyperlink>
+      </w:r>
+      <w:r>
+        <w:rPr>
+          <w:rFonts w:ascii="Charis SIL Regular" w:hAnsi="Charis SIL Regular" w:eastAsia="Charis SIL Regular"/>
+          <w:b w:val="0"/>
+          <w:i w:val="0"/>
+          <w:color w:val="000000"/>
+          <w:sz w:val="24"/>
+        </w:rPr>
+        <w:hyperlink r:id="rId9" w:history="1">
+          <w:r>
+            <w:rPr>
+              <w:rStyle w:val="Hyperlink"/>
+            </w:rPr>
+            <w:t>_</w:t>
+          </w:r>
+        </w:hyperlink>
       </w:r>
       <w:r>
         <w:rPr>
@@ -905,7 +809,7 @@
           <w:sz w:val="24"/>
           <w:u w:val="single"/>
         </w:rPr>
-        <w:hyperlink r:id="rId9" w:history="1">
+        <w:hyperlink r:id="rId10" w:history="1">
           <w:r>
             <w:rPr>
               <w:rStyle w:val="Hyperlink"/>
@@ -992,7 +896,7 @@
           <w:sz w:val="24"/>
           <w:u w:val="single"/>
         </w:rPr>
-        <w:hyperlink r:id="rId9" w:history="1">
+        <w:hyperlink r:id="rId10" w:history="1">
           <w:r>
             <w:rPr>
               <w:rStyle w:val="Hyperlink"/>
@@ -1010,7 +914,7 @@
           <w:sz w:val="24"/>
           <w:u w:val="single"/>
         </w:rPr>
-        <w:hyperlink r:id="rId9" w:history="1">
+        <w:hyperlink r:id="rId10" w:history="1">
           <w:r>
             <w:rPr>
               <w:rStyle w:val="Hyperlink"/>
@@ -2535,14 +2439,7 @@
           <w:color w:val="000000"/>
           <w:sz w:val="24"/>
         </w:rPr>
-        <w:hyperlink r:id="rId12" w:history="1">
-          <w:r>
-            <w:rPr>
-              <w:rStyle w:val="Hyperlink"/>
-            </w:rPr>
-            <w:t xml:space="preserve">de zoekhulp </w:t>
-          </w:r>
-        </w:hyperlink>
+        <w:t xml:space="preserve">de zoekhulp </w:t>
       </w:r>
       <w:r>
         <w:rPr>
@@ -2553,7 +2450,7 @@
           <w:sz w:val="24"/>
           <w:u w:val="single"/>
         </w:rPr>
-        <w:hyperlink r:id="rId12" w:history="1">
+        <w:hyperlink r:id="rId13" w:history="1">
           <w:r>
             <w:rPr>
               <w:rStyle w:val="Hyperlink"/>
@@ -2647,7 +2544,7 @@
           <w:sz w:val="24"/>
           <w:u w:val="single"/>
         </w:rPr>
-        <w:hyperlink r:id="rId13" w:history="1">
+        <w:hyperlink r:id="rId12" w:history="1">
           <w:r>
             <w:rPr>
               <w:rStyle w:val="Hyperlink"/>
@@ -2676,7 +2573,7 @@
           <w:sz w:val="24"/>
           <w:u w:val="single"/>
         </w:rPr>
-        <w:hyperlink r:id="rId13" w:history="1">
+        <w:hyperlink r:id="rId12" w:history="1">
           <w:r>
             <w:rPr>
               <w:rStyle w:val="Hyperlink"/>
@@ -2694,7 +2591,7 @@
           <w:sz w:val="24"/>
           <w:u w:val="single"/>
         </w:rPr>
-        <w:hyperlink r:id="rId13" w:history="1">
+        <w:hyperlink r:id="rId12" w:history="1">
           <w:r>
             <w:rPr>
               <w:rStyle w:val="Hyperlink"/>
@@ -2712,7 +2609,7 @@
           <w:sz w:val="24"/>
           <w:u w:val="single"/>
         </w:rPr>
-        <w:hyperlink r:id="rId13" w:history="1">
+        <w:hyperlink r:id="rId12" w:history="1">
           <w:r>
             <w:rPr>
               <w:rStyle w:val="Hyperlink"/>
@@ -2730,7 +2627,7 @@
           <w:sz w:val="24"/>
           <w:u w:val="single"/>
         </w:rPr>
-        <w:hyperlink r:id="rId13" w:history="1">
+        <w:hyperlink r:id="rId12" w:history="1">
           <w:r>
             <w:rPr>
               <w:rStyle w:val="Hyperlink"/>
@@ -2748,7 +2645,7 @@
           <w:sz w:val="24"/>
           <w:u w:val="single"/>
         </w:rPr>
-        <w:hyperlink r:id="rId13" w:history="1">
+        <w:hyperlink r:id="rId12" w:history="1">
           <w:r>
             <w:rPr>
               <w:rStyle w:val="Hyperlink"/>
@@ -3494,8 +3391,273 @@
           <w:i/>
           <w:color w:val="0000FF"/>
           <w:sz w:val="24"/>
-        </w:rPr>
-        <w:t>Cultural Objects and Collections Acquired in Colonial Situatio</w:t>
+          <w:u w:val="single"/>
+        </w:rPr>
+        <w:hyperlink r:id="rId16" w:history="1">
+          <w:r>
+            <w:rPr>
+              <w:rStyle w:val="Hyperlink"/>
+            </w:rPr>
+            <w:t>Cultural</w:t>
+          </w:r>
+        </w:hyperlink>
+      </w:r>
+      <w:r>
+        <w:rPr>
+          <w:rFonts w:ascii="Charis SIL Italic" w:hAnsi="Charis SIL Italic" w:eastAsia="Charis SIL Italic"/>
+          <w:b w:val="0"/>
+          <w:i/>
+          <w:color w:val="0000FF"/>
+          <w:sz w:val="24"/>
+          <w:u w:val="single"/>
+        </w:rPr>
+        <w:t xml:space="preserve"> </w:t>
+      </w:r>
+      <w:r>
+        <w:rPr>
+          <w:rFonts w:ascii="Charis SIL Italic" w:hAnsi="Charis SIL Italic" w:eastAsia="Charis SIL Italic"/>
+          <w:b w:val="0"/>
+          <w:i/>
+          <w:color w:val="0000FF"/>
+          <w:sz w:val="24"/>
+          <w:u w:val="single"/>
+        </w:rPr>
+        <w:hyperlink r:id="rId16" w:history="1">
+          <w:r>
+            <w:rPr>
+              <w:rStyle w:val="Hyperlink"/>
+            </w:rPr>
+            <w:t>Objects</w:t>
+          </w:r>
+        </w:hyperlink>
+      </w:r>
+      <w:r>
+        <w:rPr>
+          <w:rFonts w:ascii="Charis SIL Italic" w:hAnsi="Charis SIL Italic" w:eastAsia="Charis SIL Italic"/>
+          <w:b w:val="0"/>
+          <w:i/>
+          <w:color w:val="0000FF"/>
+          <w:sz w:val="24"/>
+          <w:u w:val="single"/>
+        </w:rPr>
+        <w:t xml:space="preserve"> </w:t>
+      </w:r>
+      <w:r>
+        <w:rPr>
+          <w:rFonts w:ascii="Charis SIL Italic" w:hAnsi="Charis SIL Italic" w:eastAsia="Charis SIL Italic"/>
+          <w:b w:val="0"/>
+          <w:i/>
+          <w:color w:val="0000FF"/>
+          <w:sz w:val="24"/>
+          <w:u w:val="single"/>
+        </w:rPr>
+        <w:hyperlink r:id="rId16" w:history="1">
+          <w:r>
+            <w:rPr>
+              <w:rStyle w:val="Hyperlink"/>
+            </w:rPr>
+            <w:t>and</w:t>
+          </w:r>
+        </w:hyperlink>
+      </w:r>
+      <w:r>
+        <w:rPr>
+          <w:rFonts w:ascii="Charis SIL Italic" w:hAnsi="Charis SIL Italic" w:eastAsia="Charis SIL Italic"/>
+          <w:b w:val="0"/>
+          <w:i/>
+          <w:color w:val="0000FF"/>
+          <w:sz w:val="24"/>
+          <w:u w:val="single"/>
+        </w:rPr>
+        <w:t xml:space="preserve"> </w:t>
+      </w:r>
+      <w:r>
+        <w:rPr>
+          <w:rFonts w:ascii="Charis SIL Italic" w:hAnsi="Charis SIL Italic" w:eastAsia="Charis SIL Italic"/>
+          <w:b w:val="0"/>
+          <w:i/>
+          <w:color w:val="0000FF"/>
+          <w:sz w:val="24"/>
+          <w:u w:val="single"/>
+        </w:rPr>
+        <w:hyperlink r:id="rId16" w:history="1">
+          <w:r>
+            <w:rPr>
+              <w:rStyle w:val="Hyperlink"/>
+            </w:rPr>
+            <w:t>Collectio</w:t>
+          </w:r>
+        </w:hyperlink>
+      </w:r>
+      <w:r>
+        <w:rPr>
+          <w:rFonts w:ascii="Charis SIL Italic" w:hAnsi="Charis SIL Italic" w:eastAsia="Charis SIL Italic"/>
+          <w:b w:val="0"/>
+          <w:i/>
+          <w:color w:val="0000FF"/>
+          <w:sz w:val="24"/>
+          <w:u w:val="single"/>
+        </w:rPr>
+        <w:hyperlink r:id="rId16" w:history="1">
+          <w:r>
+            <w:rPr>
+              <w:rStyle w:val="Hyperlink"/>
+            </w:rPr>
+            <w:t>ns</w:t>
+          </w:r>
+        </w:hyperlink>
+      </w:r>
+      <w:r>
+        <w:rPr>
+          <w:rFonts w:ascii="Charis SIL Italic" w:hAnsi="Charis SIL Italic" w:eastAsia="Charis SIL Italic"/>
+          <w:b w:val="0"/>
+          <w:i/>
+          <w:color w:val="0000FF"/>
+          <w:sz w:val="24"/>
+          <w:u w:val="single"/>
+        </w:rPr>
+        <w:t xml:space="preserve"> </w:t>
+      </w:r>
+      <w:r>
+        <w:rPr>
+          <w:rFonts w:ascii="Charis SIL Italic" w:hAnsi="Charis SIL Italic" w:eastAsia="Charis SIL Italic"/>
+          <w:b w:val="0"/>
+          <w:i/>
+          <w:color w:val="0000FF"/>
+          <w:sz w:val="24"/>
+          <w:u w:val="single"/>
+        </w:rPr>
+        <w:hyperlink r:id="rId16" w:history="1">
+          <w:r>
+            <w:rPr>
+              <w:rStyle w:val="Hyperlink"/>
+            </w:rPr>
+            <w:t>Ac</w:t>
+          </w:r>
+        </w:hyperlink>
+      </w:r>
+      <w:r>
+        <w:rPr>
+          <w:rFonts w:ascii="Charis SIL Italic" w:hAnsi="Charis SIL Italic" w:eastAsia="Charis SIL Italic"/>
+          <w:b w:val="0"/>
+          <w:i/>
+          <w:color w:val="0000FF"/>
+          <w:sz w:val="24"/>
+          <w:u w:val="single"/>
+        </w:rPr>
+        <w:hyperlink r:id="rId16" w:history="1">
+          <w:r>
+            <w:rPr>
+              <w:rStyle w:val="Hyperlink"/>
+            </w:rPr>
+            <w:t>quired</w:t>
+          </w:r>
+        </w:hyperlink>
+      </w:r>
+      <w:r>
+        <w:rPr>
+          <w:rFonts w:ascii="Charis SIL Italic" w:hAnsi="Charis SIL Italic" w:eastAsia="Charis SIL Italic"/>
+          <w:b w:val="0"/>
+          <w:i/>
+          <w:color w:val="0000FF"/>
+          <w:sz w:val="24"/>
+          <w:u w:val="single"/>
+        </w:rPr>
+        <w:t xml:space="preserve"> </w:t>
+      </w:r>
+      <w:r>
+        <w:rPr>
+          <w:rFonts w:ascii="Charis SIL Italic" w:hAnsi="Charis SIL Italic" w:eastAsia="Charis SIL Italic"/>
+          <w:b w:val="0"/>
+          <w:i/>
+          <w:color w:val="0000FF"/>
+          <w:sz w:val="24"/>
+          <w:u w:val="single"/>
+        </w:rPr>
+        <w:hyperlink r:id="rId16" w:history="1">
+          <w:r>
+            <w:rPr>
+              <w:rStyle w:val="Hyperlink"/>
+            </w:rPr>
+            <w:t>in</w:t>
+          </w:r>
+        </w:hyperlink>
+      </w:r>
+      <w:r>
+        <w:rPr>
+          <w:rFonts w:ascii="Charis SIL Italic" w:hAnsi="Charis SIL Italic" w:eastAsia="Charis SIL Italic"/>
+          <w:b w:val="0"/>
+          <w:i/>
+          <w:color w:val="0000FF"/>
+          <w:sz w:val="24"/>
+          <w:u w:val="single"/>
+        </w:rPr>
+        <w:t xml:space="preserve"> </w:t>
+      </w:r>
+      <w:r>
+        <w:rPr>
+          <w:rFonts w:ascii="Charis SIL Italic" w:hAnsi="Charis SIL Italic" w:eastAsia="Charis SIL Italic"/>
+          <w:b w:val="0"/>
+          <w:i/>
+          <w:color w:val="0000FF"/>
+          <w:sz w:val="24"/>
+          <w:u w:val="single"/>
+        </w:rPr>
+        <w:hyperlink r:id="rId16" w:history="1">
+          <w:r>
+            <w:rPr>
+              <w:rStyle w:val="Hyperlink"/>
+            </w:rPr>
+            <w:t>Colo</w:t>
+          </w:r>
+        </w:hyperlink>
+      </w:r>
+      <w:r>
+        <w:rPr>
+          <w:rFonts w:ascii="Charis SIL Italic" w:hAnsi="Charis SIL Italic" w:eastAsia="Charis SIL Italic"/>
+          <w:b w:val="0"/>
+          <w:i/>
+          <w:color w:val="0000FF"/>
+          <w:sz w:val="24"/>
+          <w:u w:val="single"/>
+        </w:rPr>
+        <w:hyperlink r:id="rId16" w:history="1">
+          <w:r>
+            <w:rPr>
+              <w:rStyle w:val="Hyperlink"/>
+            </w:rPr>
+            <w:t>nial</w:t>
+          </w:r>
+        </w:hyperlink>
+      </w:r>
+      <w:r>
+        <w:rPr>
+          <w:rFonts w:ascii="Charis SIL Italic" w:hAnsi="Charis SIL Italic" w:eastAsia="Charis SIL Italic"/>
+          <w:b w:val="0"/>
+          <w:i/>
+          <w:color w:val="0000FF"/>
+          <w:sz w:val="24"/>
+          <w:u w:val="single"/>
+        </w:rPr>
+        <w:t xml:space="preserve"> </w:t>
+      </w:r>
+      <w:r>
+        <w:rPr>
+          <w:rFonts w:ascii="Charis SIL Italic" w:hAnsi="Charis SIL Italic" w:eastAsia="Charis SIL Italic"/>
+          <w:b w:val="0"/>
+          <w:i/>
+          <w:color w:val="0000FF"/>
+          <w:sz w:val="24"/>
+          <w:u w:val="single"/>
+        </w:rPr>
+        <w:hyperlink r:id="rId16" w:history="1">
+          <w:r>
+            <w:rPr>
+              <w:rStyle w:val="Hyperlink"/>
+            </w:rPr>
+            <w:t>Situatio</w:t>
+          </w:r>
+        </w:hyperlink>
       </w:r>
       <w:r>
         <w:rPr>
@@ -4661,108 +4823,7 @@
           <w:color w:val="000000"/>
           <w:sz w:val="24"/>
         </w:rPr>
-        <w:t>. 2nd Editio</w:t>
-      </w:r>
-      <w:r>
-        <w:rPr>
-          <w:u w:val="single" w:color="0000ff"/>
-          <w:rFonts w:ascii="Charis SIL Regular" w:hAnsi="Charis SIL Regular" w:eastAsia="Charis SIL Regular"/>
-          <w:b w:val="0"/>
-          <w:i w:val="0"/>
-          <w:color w:val="000000"/>
-          <w:sz w:val="24"/>
-        </w:rPr>
-        <w:hyperlink r:id="rId18" w:history="1">
-          <w:r>
-            <w:rPr>
-              <w:rStyle w:val="Hyperlink"/>
-            </w:rPr>
-            <w:t>n (Germa</w:t>
-          </w:r>
-        </w:hyperlink>
-      </w:r>
-      <w:r>
-        <w:rPr>
-          <w:u w:val="single" w:color="0000ff"/>
-          <w:rFonts w:ascii="Charis SIL Regular" w:hAnsi="Charis SIL Regular" w:eastAsia="Charis SIL Regular"/>
-          <w:b w:val="0"/>
-          <w:i w:val="0"/>
-          <w:color w:val="000000"/>
-          <w:sz w:val="24"/>
-        </w:rPr>
-        <w:hyperlink r:id="rId18" w:history="1">
-          <w:r>
-            <w:rPr>
-              <w:rStyle w:val="Hyperlink"/>
-            </w:rPr>
-            <w:t>n M</w:t>
-          </w:r>
-        </w:hyperlink>
-      </w:r>
-      <w:r>
-        <w:rPr>
-          <w:u w:val="single" w:color="0000ff"/>
-          <w:rFonts w:ascii="Charis SIL Regular" w:hAnsi="Charis SIL Regular" w:eastAsia="Charis SIL Regular"/>
-          <w:b w:val="0"/>
-          <w:i w:val="0"/>
-          <w:color w:val="000000"/>
-          <w:sz w:val="24"/>
-        </w:rPr>
-        <w:hyperlink r:id="rId18" w:history="1">
-          <w:r>
-            <w:rPr>
-              <w:rStyle w:val="Hyperlink"/>
-            </w:rPr>
-            <w:t>useums</w:t>
-          </w:r>
-        </w:hyperlink>
-      </w:r>
-      <w:r>
-        <w:rPr>
-          <w:u w:val="single" w:color="0000ff"/>
-          <w:rFonts w:ascii="Charis SIL Regular" w:hAnsi="Charis SIL Regular" w:eastAsia="Charis SIL Regular"/>
-          <w:b w:val="0"/>
-          <w:i w:val="0"/>
-          <w:color w:val="000000"/>
-          <w:sz w:val="24"/>
-        </w:rPr>
-        <w:t xml:space="preserve"> </w:t>
-      </w:r>
-      <w:r>
-        <w:rPr>
-          <w:u w:val="single" w:color="0000ff"/>
-          <w:rFonts w:ascii="Charis SIL Regular" w:hAnsi="Charis SIL Regular" w:eastAsia="Charis SIL Regular"/>
-          <w:b w:val="0"/>
-          <w:i w:val="0"/>
-          <w:color w:val="000000"/>
-          <w:sz w:val="24"/>
-        </w:rPr>
-        <w:hyperlink r:id="rId18" w:history="1">
-          <w:r>
-            <w:rPr>
-              <w:rStyle w:val="Hyperlink"/>
-            </w:rPr>
-            <w:t>Associatio</w:t>
-          </w:r>
-        </w:hyperlink>
-      </w:r>
-      <w:r>
-        <w:rPr>
-          <w:u w:val="single" w:color="0000ff"/>
-          <w:rFonts w:ascii="Charis SIL Regular" w:hAnsi="Charis SIL Regular" w:eastAsia="Charis SIL Regular"/>
-          <w:b w:val="0"/>
-          <w:i w:val="0"/>
-          <w:color w:val="000000"/>
-          <w:sz w:val="24"/>
-        </w:rPr>
-        <w:hyperlink r:id="rId18" w:history="1">
-          <w:r>
-            <w:rPr>
-              <w:rStyle w:val="Hyperlink"/>
-            </w:rPr>
-            <w:t>n, 20</w:t>
-          </w:r>
-        </w:hyperlink>
+        <w:t>. 2nd Edition (German Museums Association, 20</w:t>
       </w:r>
       <w:r>
         <w:rPr>

--- a/EXPORTS/DOCX/published/niveau1/Dutch/DoingResearch.docx
+++ b/EXPORTS/DOCX/published/niveau1/Dutch/DoingResearch.docx
@@ -867,7 +867,7 @@
           <w:sz w:val="24"/>
           <w:u w:val="single"/>
         </w:rPr>
-        <w:hyperlink r:id="rId9" w:history="1">
+        <w:hyperlink r:id="rId10" w:history="1">
           <w:r>
             <w:rPr>
               <w:rStyle w:val="Hyperlink"/>
@@ -2428,18 +2428,7 @@
           <w:color w:val="000000"/>
           <w:sz w:val="24"/>
         </w:rPr>
-        <w:t xml:space="preserve">Haag is </w:t>
-      </w:r>
-      <w:r>
-        <w:rPr>
-          <w:u w:val="single" w:color="0000ff"/>
-          <w:rFonts w:ascii="Charis SIL Regular" w:hAnsi="Charis SIL Regular" w:eastAsia="Charis SIL Regular"/>
-          <w:b w:val="0"/>
-          <w:i w:val="0"/>
-          <w:color w:val="000000"/>
-          <w:sz w:val="24"/>
-        </w:rPr>
-        <w:t xml:space="preserve">de zoekhulp </w:t>
+        <w:t xml:space="preserve">Haag is de zoekhulp </w:t>
       </w:r>
       <w:r>
         <w:rPr>
@@ -3324,7 +3313,7 @@
             <w:rPr>
               <w:rStyle w:val="Hyperlink"/>
             </w:rPr>
-            <w:t>Significan</w:t>
+            <w:t>Significanc</w:t>
           </w:r>
         </w:hyperlink>
       </w:r>
@@ -3335,15 +3324,9 @@
           <w:i/>
           <w:color w:val="0000FF"/>
           <w:sz w:val="24"/>
-        </w:rPr>
-        <w:hyperlink r:id="rId16" w:history="1">
-          <w:r>
-            <w:rPr>
-              <w:rStyle w:val="Hyperlink"/>
-            </w:rPr>
-            <w:t>c</w:t>
-          </w:r>
-        </w:hyperlink>
+          <w:u w:val="single"/>
+        </w:rPr>
+        <w:t>e</w:t>
       </w:r>
       <w:r>
         <w:rPr>
@@ -3352,17 +3335,6 @@
           <w:i/>
           <w:color w:val="0000FF"/>
           <w:sz w:val="24"/>
-        </w:rPr>
-        <w:t>e</w:t>
-      </w:r>
-      <w:r>
-        <w:rPr>
-          <w:rFonts w:ascii="Charis SIL Italic" w:hAnsi="Charis SIL Italic" w:eastAsia="Charis SIL Italic"/>
-          <w:b w:val="0"/>
-          <w:i/>
-          <w:color w:val="0000FF"/>
-          <w:sz w:val="24"/>
-          <w:u w:val="single"/>
         </w:rPr>
         <w:t xml:space="preserve"> </w:t>
       </w:r>
@@ -4823,7 +4795,108 @@
           <w:color w:val="000000"/>
           <w:sz w:val="24"/>
         </w:rPr>
-        <w:t>. 2nd Edition (German Museums Association, 20</w:t>
+        <w:t>. 2nd Editio</w:t>
+      </w:r>
+      <w:r>
+        <w:rPr>
+          <w:u w:val="single" w:color="0000ff"/>
+          <w:rFonts w:ascii="Charis SIL Regular" w:hAnsi="Charis SIL Regular" w:eastAsia="Charis SIL Regular"/>
+          <w:b w:val="0"/>
+          <w:i w:val="0"/>
+          <w:color w:val="000000"/>
+          <w:sz w:val="24"/>
+        </w:rPr>
+        <w:hyperlink r:id="rId18" w:history="1">
+          <w:r>
+            <w:rPr>
+              <w:rStyle w:val="Hyperlink"/>
+            </w:rPr>
+            <w:t>n (Germa</w:t>
+          </w:r>
+        </w:hyperlink>
+      </w:r>
+      <w:r>
+        <w:rPr>
+          <w:u w:val="single" w:color="0000ff"/>
+          <w:rFonts w:ascii="Charis SIL Regular" w:hAnsi="Charis SIL Regular" w:eastAsia="Charis SIL Regular"/>
+          <w:b w:val="0"/>
+          <w:i w:val="0"/>
+          <w:color w:val="000000"/>
+          <w:sz w:val="24"/>
+        </w:rPr>
+        <w:hyperlink r:id="rId18" w:history="1">
+          <w:r>
+            <w:rPr>
+              <w:rStyle w:val="Hyperlink"/>
+            </w:rPr>
+            <w:t>n M</w:t>
+          </w:r>
+        </w:hyperlink>
+      </w:r>
+      <w:r>
+        <w:rPr>
+          <w:u w:val="single" w:color="0000ff"/>
+          <w:rFonts w:ascii="Charis SIL Regular" w:hAnsi="Charis SIL Regular" w:eastAsia="Charis SIL Regular"/>
+          <w:b w:val="0"/>
+          <w:i w:val="0"/>
+          <w:color w:val="000000"/>
+          <w:sz w:val="24"/>
+        </w:rPr>
+        <w:hyperlink r:id="rId18" w:history="1">
+          <w:r>
+            <w:rPr>
+              <w:rStyle w:val="Hyperlink"/>
+            </w:rPr>
+            <w:t>useums</w:t>
+          </w:r>
+        </w:hyperlink>
+      </w:r>
+      <w:r>
+        <w:rPr>
+          <w:u w:val="single" w:color="0000ff"/>
+          <w:rFonts w:ascii="Charis SIL Regular" w:hAnsi="Charis SIL Regular" w:eastAsia="Charis SIL Regular"/>
+          <w:b w:val="0"/>
+          <w:i w:val="0"/>
+          <w:color w:val="000000"/>
+          <w:sz w:val="24"/>
+        </w:rPr>
+        <w:t xml:space="preserve"> </w:t>
+      </w:r>
+      <w:r>
+        <w:rPr>
+          <w:u w:val="single" w:color="0000ff"/>
+          <w:rFonts w:ascii="Charis SIL Regular" w:hAnsi="Charis SIL Regular" w:eastAsia="Charis SIL Regular"/>
+          <w:b w:val="0"/>
+          <w:i w:val="0"/>
+          <w:color w:val="000000"/>
+          <w:sz w:val="24"/>
+        </w:rPr>
+        <w:hyperlink r:id="rId18" w:history="1">
+          <w:r>
+            <w:rPr>
+              <w:rStyle w:val="Hyperlink"/>
+            </w:rPr>
+            <w:t>Associatio</w:t>
+          </w:r>
+        </w:hyperlink>
+      </w:r>
+      <w:r>
+        <w:rPr>
+          <w:u w:val="single" w:color="0000ff"/>
+          <w:rFonts w:ascii="Charis SIL Regular" w:hAnsi="Charis SIL Regular" w:eastAsia="Charis SIL Regular"/>
+          <w:b w:val="0"/>
+          <w:i w:val="0"/>
+          <w:color w:val="000000"/>
+          <w:sz w:val="24"/>
+        </w:rPr>
+        <w:hyperlink r:id="rId18" w:history="1">
+          <w:r>
+            <w:rPr>
+              <w:rStyle w:val="Hyperlink"/>
+            </w:rPr>
+            <w:t>n, 20</w:t>
+          </w:r>
+        </w:hyperlink>
       </w:r>
       <w:r>
         <w:rPr>

--- a/EXPORTS/DOCX/published/niveau1/Dutch/DoingResearch.docx
+++ b/EXPORTS/DOCX/published/niveau1/Dutch/DoingResearch.docx
@@ -337,7 +337,7 @@
             <w:rPr>
               <w:rStyle w:val="Hyperlink"/>
             </w:rPr>
-            <w:t>significan</w:t>
+            <w:t>significanc</w:t>
           </w:r>
         </w:hyperlink>
       </w:r>
@@ -348,13 +348,35 @@
           <w:i/>
           <w:color w:val="0000FF"/>
           <w:sz w:val="24"/>
+          <w:u w:val="single"/>
+        </w:rPr>
+        <w:t>e</w:t>
+      </w:r>
+      <w:r>
+        <w:rPr>
+          <w:rFonts w:ascii="Charis SIL Italic" w:hAnsi="Charis SIL Italic" w:eastAsia="Charis SIL Italic"/>
+          <w:b w:val="0"/>
+          <w:i/>
+          <w:color w:val="0000FF"/>
+          <w:sz w:val="24"/>
+        </w:rPr>
+        <w:t xml:space="preserve"> </w:t>
+      </w:r>
+      <w:r>
+        <w:rPr>
+          <w:rFonts w:ascii="Charis SIL Italic" w:hAnsi="Charis SIL Italic" w:eastAsia="Charis SIL Italic"/>
+          <w:b w:val="0"/>
+          <w:i/>
+          <w:color w:val="0000FF"/>
+          <w:sz w:val="24"/>
+          <w:u w:val="single"/>
         </w:rPr>
         <w:hyperlink r:id="rId9" w:history="1">
           <w:r>
             <w:rPr>
               <w:rStyle w:val="Hyperlink"/>
             </w:rPr>
-            <w:t>c</w:t>
+            <w:t>of</w:t>
           </w:r>
         </w:hyperlink>
       </w:r>
@@ -365,8 +387,143 @@
           <w:i/>
           <w:color w:val="0000FF"/>
           <w:sz w:val="24"/>
-        </w:rPr>
-        <w:t>e of cultural objects and collections acquired</w:t>
+          <w:u w:val="single"/>
+        </w:rPr>
+        <w:t xml:space="preserve"> </w:t>
+      </w:r>
+      <w:r>
+        <w:rPr>
+          <w:rFonts w:ascii="Charis SIL Italic" w:hAnsi="Charis SIL Italic" w:eastAsia="Charis SIL Italic"/>
+          <w:b w:val="0"/>
+          <w:i/>
+          <w:color w:val="0000FF"/>
+          <w:sz w:val="24"/>
+          <w:u w:val="single"/>
+        </w:rPr>
+        <w:hyperlink r:id="rId9" w:history="1">
+          <w:r>
+            <w:rPr>
+              <w:rStyle w:val="Hyperlink"/>
+            </w:rPr>
+            <w:t>cultural</w:t>
+          </w:r>
+        </w:hyperlink>
+      </w:r>
+      <w:r>
+        <w:rPr>
+          <w:rFonts w:ascii="Charis SIL Italic" w:hAnsi="Charis SIL Italic" w:eastAsia="Charis SIL Italic"/>
+          <w:b w:val="0"/>
+          <w:i/>
+          <w:color w:val="0000FF"/>
+          <w:sz w:val="24"/>
+          <w:u w:val="single"/>
+        </w:rPr>
+        <w:t xml:space="preserve"> </w:t>
+      </w:r>
+      <w:r>
+        <w:rPr>
+          <w:rFonts w:ascii="Charis SIL Italic" w:hAnsi="Charis SIL Italic" w:eastAsia="Charis SIL Italic"/>
+          <w:b w:val="0"/>
+          <w:i/>
+          <w:color w:val="0000FF"/>
+          <w:sz w:val="24"/>
+          <w:u w:val="single"/>
+        </w:rPr>
+        <w:hyperlink r:id="rId9" w:history="1">
+          <w:r>
+            <w:rPr>
+              <w:rStyle w:val="Hyperlink"/>
+            </w:rPr>
+            <w:t>objects</w:t>
+          </w:r>
+        </w:hyperlink>
+      </w:r>
+      <w:r>
+        <w:rPr>
+          <w:rFonts w:ascii="Charis SIL Italic" w:hAnsi="Charis SIL Italic" w:eastAsia="Charis SIL Italic"/>
+          <w:b w:val="0"/>
+          <w:i/>
+          <w:color w:val="0000FF"/>
+          <w:sz w:val="24"/>
+          <w:u w:val="single"/>
+        </w:rPr>
+        <w:t xml:space="preserve"> </w:t>
+      </w:r>
+      <w:r>
+        <w:rPr>
+          <w:rFonts w:ascii="Charis SIL Italic" w:hAnsi="Charis SIL Italic" w:eastAsia="Charis SIL Italic"/>
+          <w:b w:val="0"/>
+          <w:i/>
+          <w:color w:val="0000FF"/>
+          <w:sz w:val="24"/>
+          <w:u w:val="single"/>
+        </w:rPr>
+        <w:hyperlink r:id="rId9" w:history="1">
+          <w:r>
+            <w:rPr>
+              <w:rStyle w:val="Hyperlink"/>
+            </w:rPr>
+            <w:t>and</w:t>
+          </w:r>
+        </w:hyperlink>
+      </w:r>
+      <w:r>
+        <w:rPr>
+          <w:rFonts w:ascii="Charis SIL Italic" w:hAnsi="Charis SIL Italic" w:eastAsia="Charis SIL Italic"/>
+          <w:b w:val="0"/>
+          <w:i/>
+          <w:color w:val="0000FF"/>
+          <w:sz w:val="24"/>
+          <w:u w:val="single"/>
+        </w:rPr>
+        <w:t xml:space="preserve"> </w:t>
+      </w:r>
+      <w:r>
+        <w:rPr>
+          <w:rFonts w:ascii="Charis SIL Italic" w:hAnsi="Charis SIL Italic" w:eastAsia="Charis SIL Italic"/>
+          <w:b w:val="0"/>
+          <w:i/>
+          <w:color w:val="0000FF"/>
+          <w:sz w:val="24"/>
+          <w:u w:val="single"/>
+        </w:rPr>
+        <w:hyperlink r:id="rId9" w:history="1">
+          <w:r>
+            <w:rPr>
+              <w:rStyle w:val="Hyperlink"/>
+            </w:rPr>
+            <w:t>collections</w:t>
+          </w:r>
+        </w:hyperlink>
+      </w:r>
+      <w:r>
+        <w:rPr>
+          <w:rFonts w:ascii="Charis SIL Italic" w:hAnsi="Charis SIL Italic" w:eastAsia="Charis SIL Italic"/>
+          <w:b w:val="0"/>
+          <w:i/>
+          <w:color w:val="0000FF"/>
+          <w:sz w:val="24"/>
+          <w:u w:val="single"/>
+        </w:rPr>
+        <w:t xml:space="preserve"> </w:t>
+      </w:r>
+      <w:r>
+        <w:rPr>
+          <w:rFonts w:ascii="Charis SIL Italic" w:hAnsi="Charis SIL Italic" w:eastAsia="Charis SIL Italic"/>
+          <w:b w:val="0"/>
+          <w:i/>
+          <w:color w:val="0000FF"/>
+          <w:sz w:val="24"/>
+          <w:u w:val="single"/>
+        </w:rPr>
+        <w:hyperlink r:id="rId9" w:history="1">
+          <w:r>
+            <w:rPr>
+              <w:rStyle w:val="Hyperlink"/>
+            </w:rPr>
+            <w:t>acquired</w:t>
+          </w:r>
+        </w:hyperlink>
       </w:r>
       <w:r>
         <w:rPr>
@@ -422,7 +579,25 @@
             <w:rPr>
               <w:rStyle w:val="Hyperlink"/>
             </w:rPr>
-            <w:t>col</w:t>
+            <w:t>co</w:t>
+          </w:r>
+        </w:hyperlink>
+      </w:r>
+      <w:r>
+        <w:rPr>
+          <w:rFonts w:ascii="Charis SIL Italic" w:hAnsi="Charis SIL Italic" w:eastAsia="Charis SIL Italic"/>
+          <w:b w:val="0"/>
+          <w:i/>
+          <w:color w:val="0000FF"/>
+          <w:sz w:val="24"/>
+          <w:u w:val="single"/>
+        </w:rPr>
+        <w:hyperlink r:id="rId9" w:history="1">
+          <w:r>
+            <w:rPr>
+              <w:rStyle w:val="Hyperlink"/>
+            </w:rPr>
+            <w:t>l</w:t>
           </w:r>
         </w:hyperlink>
       </w:r>
@@ -547,74 +722,13 @@
       </w:r>
       <w:r>
         <w:rPr>
-          <w:u w:val="single" w:color="0000ff"/>
           <w:rFonts w:ascii="Charis SIL Regular" w:hAnsi="Charis SIL Regular" w:eastAsia="Charis SIL Regular"/>
           <w:b w:val="0"/>
           <w:i w:val="0"/>
           <w:color w:val="000000"/>
           <w:sz w:val="24"/>
         </w:rPr>
-        <w:hyperlink r:id="rId9" w:history="1">
-          <w:r>
-            <w:rPr>
-              <w:rStyle w:val="Hyperlink"/>
-            </w:rPr>
-            <w:t>public</w:t>
-          </w:r>
-        </w:hyperlink>
-      </w:r>
-      <w:r>
-        <w:rPr>
-          <w:u w:val="single" w:color="0000ff"/>
-          <w:rFonts w:ascii="Charis SIL Regular" w:hAnsi="Charis SIL Regular" w:eastAsia="Charis SIL Regular"/>
-          <w:b w:val="0"/>
-          <w:i w:val="0"/>
-          <w:color w:val="000000"/>
-          <w:sz w:val="24"/>
-        </w:rPr>
-        <w:hyperlink r:id="rId9" w:history="1">
-          <w:r>
-            <w:rPr>
-              <w:rStyle w:val="Hyperlink"/>
-            </w:rPr>
-            <w:t>a</w:t>
-          </w:r>
-        </w:hyperlink>
-      </w:r>
-      <w:r>
-        <w:rPr>
-          <w:u w:val="single" w:color="0000ff"/>
-          <w:rFonts w:ascii="Charis SIL Regular" w:hAnsi="Charis SIL Regular" w:eastAsia="Charis SIL Regular"/>
-          <w:b w:val="0"/>
-          <w:i w:val="0"/>
-          <w:color w:val="000000"/>
-          <w:sz w:val="24"/>
-        </w:rPr>
-        <w:hyperlink r:id="rId9" w:history="1">
-          <w:r>
-            <w:rPr>
-              <w:rStyle w:val="Hyperlink"/>
-            </w:rPr>
-            <w:t xml:space="preserve">tie </w:t>
-          </w:r>
-        </w:hyperlink>
-      </w:r>
-      <w:r>
-        <w:rPr>
-          <w:rFonts w:ascii="Charis SIL Regular" w:hAnsi="Charis SIL Regular" w:eastAsia="Charis SIL Regular"/>
-          <w:b w:val="0"/>
-          <w:i w:val="0"/>
-          <w:color w:val="000000"/>
-          <w:sz w:val="24"/>
-        </w:rPr>
-        <w:hyperlink r:id="rId9" w:history="1">
-          <w:r>
-            <w:rPr>
-              <w:rStyle w:val="Hyperlink"/>
-            </w:rPr>
-            <w:t>_</w:t>
-          </w:r>
-        </w:hyperlink>
+        <w:t>publicatie _</w:t>
       </w:r>
       <w:r>
         <w:rPr>
@@ -625,7 +739,7 @@
           <w:sz w:val="24"/>
           <w:u w:val="single"/>
         </w:rPr>
-        <w:hyperlink r:id="rId9" w:history="1">
+        <w:hyperlink r:id="rId10" w:history="1">
           <w:r>
             <w:rPr>
               <w:rStyle w:val="Hyperlink"/>
@@ -867,7 +981,7 @@
           <w:sz w:val="24"/>
           <w:u w:val="single"/>
         </w:rPr>
-        <w:hyperlink r:id="rId10" w:history="1">
+        <w:hyperlink r:id="rId9" w:history="1">
           <w:r>
             <w:rPr>
               <w:rStyle w:val="Hyperlink"/>
@@ -896,7 +1010,7 @@
           <w:sz w:val="24"/>
           <w:u w:val="single"/>
         </w:rPr>
-        <w:hyperlink r:id="rId10" w:history="1">
+        <w:hyperlink r:id="rId9" w:history="1">
           <w:r>
             <w:rPr>
               <w:rStyle w:val="Hyperlink"/>
@@ -914,7 +1028,7 @@
           <w:sz w:val="24"/>
           <w:u w:val="single"/>
         </w:rPr>
-        <w:hyperlink r:id="rId10" w:history="1">
+        <w:hyperlink r:id="rId9" w:history="1">
           <w:r>
             <w:rPr>
               <w:rStyle w:val="Hyperlink"/>
@@ -943,7 +1057,7 @@
           <w:sz w:val="24"/>
           <w:u w:val="single"/>
         </w:rPr>
-        <w:hyperlink r:id="rId9" w:history="1">
+        <w:hyperlink r:id="rId10" w:history="1">
           <w:r>
             <w:rPr>
               <w:rStyle w:val="Hyperlink"/>
@@ -2428,7 +2542,18 @@
           <w:color w:val="000000"/>
           <w:sz w:val="24"/>
         </w:rPr>
-        <w:t xml:space="preserve">Haag is de zoekhulp </w:t>
+        <w:t xml:space="preserve">Haag is </w:t>
+      </w:r>
+      <w:r>
+        <w:rPr>
+          <w:u w:val="single" w:color="0000ff"/>
+          <w:rFonts w:ascii="Charis SIL Regular" w:hAnsi="Charis SIL Regular" w:eastAsia="Charis SIL Regular"/>
+          <w:b w:val="0"/>
+          <w:i w:val="0"/>
+          <w:color w:val="000000"/>
+          <w:sz w:val="24"/>
+        </w:rPr>
+        <w:t xml:space="preserve">de zoekhulp </w:t>
       </w:r>
       <w:r>
         <w:rPr>
@@ -2457,6 +2582,111 @@
           <w:sz w:val="24"/>
           <w:u w:val="single"/>
         </w:rPr>
+        <w:hyperlink r:id="rId13" w:history="1">
+          <w:r>
+            <w:rPr>
+              <w:rStyle w:val="Hyperlink"/>
+            </w:rPr>
+            <w:t>o</w:t>
+          </w:r>
+        </w:hyperlink>
+      </w:r>
+      <w:r>
+        <w:rPr>
+          <w:rFonts w:ascii="Charis SIL Regular" w:hAnsi="Charis SIL Regular" w:eastAsia="Charis SIL Regular"/>
+          <w:b w:val="0"/>
+          <w:i w:val="0"/>
+          <w:color w:val="0000FF"/>
+          <w:sz w:val="24"/>
+          <w:u w:val="single"/>
+        </w:rPr>
+        <w:hyperlink r:id="rId12" w:history="1">
+          <w:r>
+            <w:rPr>
+              <w:rStyle w:val="Hyperlink"/>
+            </w:rPr>
+            <w:t>e</w:t>
+          </w:r>
+        </w:hyperlink>
+      </w:r>
+      <w:r>
+        <w:rPr>
+          <w:rFonts w:ascii="Charis SIL Regular" w:hAnsi="Charis SIL Regular" w:eastAsia="Charis SIL Regular"/>
+          <w:b w:val="0"/>
+          <w:i w:val="0"/>
+          <w:color w:val="0000FF"/>
+          <w:sz w:val="24"/>
+          <w:u w:val="single"/>
+        </w:rPr>
+        <w:t xml:space="preserve"> </w:t>
+      </w:r>
+      <w:r>
+        <w:rPr>
+          <w:rFonts w:ascii="Charis SIL Regular" w:hAnsi="Charis SIL Regular" w:eastAsia="Charis SIL Regular"/>
+          <w:b w:val="0"/>
+          <w:i w:val="0"/>
+          <w:color w:val="0000FF"/>
+          <w:sz w:val="24"/>
+          <w:u w:val="single"/>
+        </w:rPr>
+        <w:hyperlink r:id="rId12" w:history="1">
+          <w:r>
+            <w:rPr>
+              <w:rStyle w:val="Hyperlink"/>
+            </w:rPr>
+            <w:t>doe</w:t>
+          </w:r>
+        </w:hyperlink>
+      </w:r>
+      <w:r>
+        <w:rPr>
+          <w:rFonts w:ascii="Charis SIL Regular" w:hAnsi="Charis SIL Regular" w:eastAsia="Charis SIL Regular"/>
+          <w:b w:val="0"/>
+          <w:i w:val="0"/>
+          <w:color w:val="0000FF"/>
+          <w:sz w:val="24"/>
+          <w:u w:val="single"/>
+        </w:rPr>
+        <w:t xml:space="preserve"> </w:t>
+      </w:r>
+      <w:r>
+        <w:rPr>
+          <w:rFonts w:ascii="Charis SIL Regular" w:hAnsi="Charis SIL Regular" w:eastAsia="Charis SIL Regular"/>
+          <w:b w:val="0"/>
+          <w:i w:val="0"/>
+          <w:color w:val="0000FF"/>
+          <w:sz w:val="24"/>
+          <w:u w:val="single"/>
+        </w:rPr>
+        <w:hyperlink r:id="rId12" w:history="1">
+          <w:r>
+            <w:rPr>
+              <w:rStyle w:val="Hyperlink"/>
+            </w:rPr>
+            <w:t>ik</w:t>
+          </w:r>
+        </w:hyperlink>
+      </w:r>
+      <w:r>
+        <w:rPr>
+          <w:rFonts w:ascii="Charis SIL Regular" w:hAnsi="Charis SIL Regular" w:eastAsia="Charis SIL Regular"/>
+          <w:b w:val="0"/>
+          <w:i w:val="0"/>
+          <w:color w:val="0000FF"/>
+          <w:sz w:val="24"/>
+          <w:u w:val="single"/>
+        </w:rPr>
+        <w:t xml:space="preserve"> </w:t>
+      </w:r>
+      <w:r>
+        <w:rPr>
+          <w:rFonts w:ascii="Charis SIL Regular" w:hAnsi="Charis SIL Regular" w:eastAsia="Charis SIL Regular"/>
+          <w:b w:val="0"/>
+          <w:i w:val="0"/>
+          <w:color w:val="0000FF"/>
+          <w:sz w:val="24"/>
+          <w:u w:val="single"/>
+        </w:rPr>
         <w:hyperlink r:id="rId12" w:history="1">
           <w:r>
             <w:rPr>
@@ -2480,111 +2710,6 @@
             <w:rPr>
               <w:rStyle w:val="Hyperlink"/>
             </w:rPr>
-            <w:t>e</w:t>
-          </w:r>
-        </w:hyperlink>
-      </w:r>
-      <w:r>
-        <w:rPr>
-          <w:rFonts w:ascii="Charis SIL Regular" w:hAnsi="Charis SIL Regular" w:eastAsia="Charis SIL Regular"/>
-          <w:b w:val="0"/>
-          <w:i w:val="0"/>
-          <w:color w:val="0000FF"/>
-          <w:sz w:val="24"/>
-          <w:u w:val="single"/>
-        </w:rPr>
-        <w:t xml:space="preserve"> </w:t>
-      </w:r>
-      <w:r>
-        <w:rPr>
-          <w:rFonts w:ascii="Charis SIL Regular" w:hAnsi="Charis SIL Regular" w:eastAsia="Charis SIL Regular"/>
-          <w:b w:val="0"/>
-          <w:i w:val="0"/>
-          <w:color w:val="0000FF"/>
-          <w:sz w:val="24"/>
-          <w:u w:val="single"/>
-        </w:rPr>
-        <w:hyperlink r:id="rId12" w:history="1">
-          <w:r>
-            <w:rPr>
-              <w:rStyle w:val="Hyperlink"/>
-            </w:rPr>
-            <w:t>doe</w:t>
-          </w:r>
-        </w:hyperlink>
-      </w:r>
-      <w:r>
-        <w:rPr>
-          <w:rFonts w:ascii="Charis SIL Regular" w:hAnsi="Charis SIL Regular" w:eastAsia="Charis SIL Regular"/>
-          <w:b w:val="0"/>
-          <w:i w:val="0"/>
-          <w:color w:val="0000FF"/>
-          <w:sz w:val="24"/>
-          <w:u w:val="single"/>
-        </w:rPr>
-        <w:t xml:space="preserve"> </w:t>
-      </w:r>
-      <w:r>
-        <w:rPr>
-          <w:rFonts w:ascii="Charis SIL Regular" w:hAnsi="Charis SIL Regular" w:eastAsia="Charis SIL Regular"/>
-          <w:b w:val="0"/>
-          <w:i w:val="0"/>
-          <w:color w:val="0000FF"/>
-          <w:sz w:val="24"/>
-          <w:u w:val="single"/>
-        </w:rPr>
-        <w:hyperlink r:id="rId12" w:history="1">
-          <w:r>
-            <w:rPr>
-              <w:rStyle w:val="Hyperlink"/>
-            </w:rPr>
-            <w:t>ik</w:t>
-          </w:r>
-        </w:hyperlink>
-      </w:r>
-      <w:r>
-        <w:rPr>
-          <w:rFonts w:ascii="Charis SIL Regular" w:hAnsi="Charis SIL Regular" w:eastAsia="Charis SIL Regular"/>
-          <w:b w:val="0"/>
-          <w:i w:val="0"/>
-          <w:color w:val="0000FF"/>
-          <w:sz w:val="24"/>
-          <w:u w:val="single"/>
-        </w:rPr>
-        <w:t xml:space="preserve"> </w:t>
-      </w:r>
-      <w:r>
-        <w:rPr>
-          <w:rFonts w:ascii="Charis SIL Regular" w:hAnsi="Charis SIL Regular" w:eastAsia="Charis SIL Regular"/>
-          <w:b w:val="0"/>
-          <w:i w:val="0"/>
-          <w:color w:val="0000FF"/>
-          <w:sz w:val="24"/>
-          <w:u w:val="single"/>
-        </w:rPr>
-        <w:hyperlink r:id="rId12" w:history="1">
-          <w:r>
-            <w:rPr>
-              <w:rStyle w:val="Hyperlink"/>
-            </w:rPr>
-            <w:t>o</w:t>
-          </w:r>
-        </w:hyperlink>
-      </w:r>
-      <w:r>
-        <w:rPr>
-          <w:rFonts w:ascii="Charis SIL Regular" w:hAnsi="Charis SIL Regular" w:eastAsia="Charis SIL Regular"/>
-          <w:b w:val="0"/>
-          <w:i w:val="0"/>
-          <w:color w:val="0000FF"/>
-          <w:sz w:val="24"/>
-          <w:u w:val="single"/>
-        </w:rPr>
-        <w:hyperlink r:id="rId12" w:history="1">
-          <w:r>
-            <w:rPr>
-              <w:rStyle w:val="Hyperlink"/>
-            </w:rPr>
             <w:t>n</w:t>
           </w:r>
         </w:hyperlink>
@@ -2663,7 +2788,7 @@
           <w:sz w:val="24"/>
           <w:u w:val="single"/>
         </w:rPr>
-        <w:hyperlink r:id="rId13" w:history="1">
+        <w:hyperlink r:id="rId12" w:history="1">
           <w:r>
             <w:rPr>
               <w:rStyle w:val="Hyperlink"/>
@@ -3313,7 +3438,7 @@
             <w:rPr>
               <w:rStyle w:val="Hyperlink"/>
             </w:rPr>
-            <w:t>Significanc</w:t>
+            <w:t>Significan</w:t>
           </w:r>
         </w:hyperlink>
       </w:r>
@@ -3326,7 +3451,7 @@
           <w:sz w:val="24"/>
           <w:u w:val="single"/>
         </w:rPr>
-        <w:t>e</w:t>
+        <w:t>c</w:t>
       </w:r>
       <w:r>
         <w:rPr>
@@ -3335,6 +3460,17 @@
           <w:i/>
           <w:color w:val="0000FF"/>
           <w:sz w:val="24"/>
+        </w:rPr>
+        <w:t>e</w:t>
+      </w:r>
+      <w:r>
+        <w:rPr>
+          <w:rFonts w:ascii="Charis SIL Italic" w:hAnsi="Charis SIL Italic" w:eastAsia="Charis SIL Italic"/>
+          <w:b w:val="0"/>
+          <w:i/>
+          <w:color w:val="0000FF"/>
+          <w:sz w:val="24"/>
+          <w:u w:val="single"/>
         </w:rPr>
         <w:t xml:space="preserve"> </w:t>
       </w:r>
@@ -4795,126 +4931,7 @@
           <w:color w:val="000000"/>
           <w:sz w:val="24"/>
         </w:rPr>
-        <w:t>. 2nd Editio</w:t>
-      </w:r>
-      <w:r>
-        <w:rPr>
-          <w:u w:val="single" w:color="0000ff"/>
-          <w:rFonts w:ascii="Charis SIL Regular" w:hAnsi="Charis SIL Regular" w:eastAsia="Charis SIL Regular"/>
-          <w:b w:val="0"/>
-          <w:i w:val="0"/>
-          <w:color w:val="000000"/>
-          <w:sz w:val="24"/>
-        </w:rPr>
-        <w:hyperlink r:id="rId18" w:history="1">
-          <w:r>
-            <w:rPr>
-              <w:rStyle w:val="Hyperlink"/>
-            </w:rPr>
-            <w:t>n (Germa</w:t>
-          </w:r>
-        </w:hyperlink>
-      </w:r>
-      <w:r>
-        <w:rPr>
-          <w:u w:val="single" w:color="0000ff"/>
-          <w:rFonts w:ascii="Charis SIL Regular" w:hAnsi="Charis SIL Regular" w:eastAsia="Charis SIL Regular"/>
-          <w:b w:val="0"/>
-          <w:i w:val="0"/>
-          <w:color w:val="000000"/>
-          <w:sz w:val="24"/>
-        </w:rPr>
-        <w:hyperlink r:id="rId18" w:history="1">
-          <w:r>
-            <w:rPr>
-              <w:rStyle w:val="Hyperlink"/>
-            </w:rPr>
-            <w:t>n M</w:t>
-          </w:r>
-        </w:hyperlink>
-      </w:r>
-      <w:r>
-        <w:rPr>
-          <w:u w:val="single" w:color="0000ff"/>
-          <w:rFonts w:ascii="Charis SIL Regular" w:hAnsi="Charis SIL Regular" w:eastAsia="Charis SIL Regular"/>
-          <w:b w:val="0"/>
-          <w:i w:val="0"/>
-          <w:color w:val="000000"/>
-          <w:sz w:val="24"/>
-        </w:rPr>
-        <w:hyperlink r:id="rId18" w:history="1">
-          <w:r>
-            <w:rPr>
-              <w:rStyle w:val="Hyperlink"/>
-            </w:rPr>
-            <w:t>useums</w:t>
-          </w:r>
-        </w:hyperlink>
-      </w:r>
-      <w:r>
-        <w:rPr>
-          <w:u w:val="single" w:color="0000ff"/>
-          <w:rFonts w:ascii="Charis SIL Regular" w:hAnsi="Charis SIL Regular" w:eastAsia="Charis SIL Regular"/>
-          <w:b w:val="0"/>
-          <w:i w:val="0"/>
-          <w:color w:val="000000"/>
-          <w:sz w:val="24"/>
-        </w:rPr>
-        <w:t xml:space="preserve"> </w:t>
-      </w:r>
-      <w:r>
-        <w:rPr>
-          <w:u w:val="single" w:color="0000ff"/>
-          <w:rFonts w:ascii="Charis SIL Regular" w:hAnsi="Charis SIL Regular" w:eastAsia="Charis SIL Regular"/>
-          <w:b w:val="0"/>
-          <w:i w:val="0"/>
-          <w:color w:val="000000"/>
-          <w:sz w:val="24"/>
-        </w:rPr>
-        <w:hyperlink r:id="rId18" w:history="1">
-          <w:r>
-            <w:rPr>
-              <w:rStyle w:val="Hyperlink"/>
-            </w:rPr>
-            <w:t>Associatio</w:t>
-          </w:r>
-        </w:hyperlink>
-      </w:r>
-      <w:r>
-        <w:rPr>
-          <w:u w:val="single" w:color="0000ff"/>
-          <w:rFonts w:ascii="Charis SIL Regular" w:hAnsi="Charis SIL Regular" w:eastAsia="Charis SIL Regular"/>
-          <w:b w:val="0"/>
-          <w:i w:val="0"/>
-          <w:color w:val="000000"/>
-          <w:sz w:val="24"/>
-        </w:rPr>
-        <w:hyperlink r:id="rId18" w:history="1">
-          <w:r>
-            <w:rPr>
-              <w:rStyle w:val="Hyperlink"/>
-            </w:rPr>
-            <w:t>n, 20</w:t>
-          </w:r>
-        </w:hyperlink>
-      </w:r>
-      <w:r>
-        <w:rPr>
-          <w:u w:val="single" w:color="0000ff"/>
-          <w:rFonts w:ascii="Charis SIL Regular" w:hAnsi="Charis SIL Regular" w:eastAsia="Charis SIL Regular"/>
-          <w:b w:val="0"/>
-          <w:i w:val="0"/>
-          <w:color w:val="000000"/>
-          <w:sz w:val="24"/>
-        </w:rPr>
-        <w:hyperlink r:id="rId18" w:history="1">
-          <w:r>
-            <w:rPr>
-              <w:rStyle w:val="Hyperlink"/>
-            </w:rPr>
-            <w:t>19</w:t>
-          </w:r>
-        </w:hyperlink>
+        <w:t>. 2nd Edition (German Museums Association, 2019</w:t>
       </w:r>
       <w:r>
         <w:rPr>

--- a/EXPORTS/DOCX/published/niveau1/Dutch/DoingResearch.docx
+++ b/EXPORTS/DOCX/published/niveau1/Dutch/DoingResearch.docx
@@ -359,6 +359,7 @@
           <w:i/>
           <w:color w:val="0000FF"/>
           <w:sz w:val="24"/>
+          <w:u w:val="single"/>
         </w:rPr>
         <w:t xml:space="preserve"> </w:t>
       </w:r>
@@ -376,9 +377,19 @@
             <w:rPr>
               <w:rStyle w:val="Hyperlink"/>
             </w:rPr>
-            <w:t>of</w:t>
+            <w:t>o</w:t>
           </w:r>
         </w:hyperlink>
+      </w:r>
+      <w:r>
+        <w:rPr>
+          <w:rFonts w:ascii="Charis SIL Italic" w:hAnsi="Charis SIL Italic" w:eastAsia="Charis SIL Italic"/>
+          <w:b w:val="0"/>
+          <w:i/>
+          <w:color w:val="0000FF"/>
+          <w:sz w:val="24"/>
+        </w:rPr>
+        <w:t>f</w:t>
       </w:r>
       <w:r>
         <w:rPr>
@@ -757,7 +768,7 @@
           <w:sz w:val="24"/>
           <w:u w:val="single"/>
         </w:rPr>
-        <w:hyperlink r:id="rId9" w:history="1">
+        <w:hyperlink r:id="rId10" w:history="1">
           <w:r>
             <w:rPr>
               <w:rStyle w:val="Hyperlink"/>
@@ -1075,7 +1086,7 @@
           <w:sz w:val="24"/>
           <w:u w:val="single"/>
         </w:rPr>
-        <w:hyperlink r:id="rId9" w:history="1">
+        <w:hyperlink r:id="rId10" w:history="1">
           <w:r>
             <w:rPr>
               <w:rStyle w:val="Hyperlink"/>
@@ -1104,7 +1115,7 @@
           <w:sz w:val="24"/>
           <w:u w:val="single"/>
         </w:rPr>
-        <w:hyperlink r:id="rId9" w:history="1">
+        <w:hyperlink r:id="rId10" w:history="1">
           <w:r>
             <w:rPr>
               <w:rStyle w:val="Hyperlink"/>
@@ -2600,7 +2611,7 @@
           <w:sz w:val="24"/>
           <w:u w:val="single"/>
         </w:rPr>
-        <w:hyperlink r:id="rId12" w:history="1">
+        <w:hyperlink r:id="rId13" w:history="1">
           <w:r>
             <w:rPr>
               <w:rStyle w:val="Hyperlink"/>
@@ -2629,7 +2640,7 @@
           <w:sz w:val="24"/>
           <w:u w:val="single"/>
         </w:rPr>
-        <w:hyperlink r:id="rId12" w:history="1">
+        <w:hyperlink r:id="rId13" w:history="1">
           <w:r>
             <w:rPr>
               <w:rStyle w:val="Hyperlink"/>
@@ -2658,7 +2669,7 @@
           <w:sz w:val="24"/>
           <w:u w:val="single"/>
         </w:rPr>
-        <w:hyperlink r:id="rId12" w:history="1">
+        <w:hyperlink r:id="rId13" w:history="1">
           <w:r>
             <w:rPr>
               <w:rStyle w:val="Hyperlink"/>
@@ -2687,7 +2698,7 @@
           <w:sz w:val="24"/>
           <w:u w:val="single"/>
         </w:rPr>
-        <w:hyperlink r:id="rId12" w:history="1">
+        <w:hyperlink r:id="rId13" w:history="1">
           <w:r>
             <w:rPr>
               <w:rStyle w:val="Hyperlink"/>
@@ -4931,7 +4942,126 @@
           <w:color w:val="000000"/>
           <w:sz w:val="24"/>
         </w:rPr>
-        <w:t>. 2nd Edition (German Museums Association, 2019</w:t>
+        <w:t>. 2nd Editio</w:t>
+      </w:r>
+      <w:r>
+        <w:rPr>
+          <w:u w:val="single" w:color="0000ff"/>
+          <w:rFonts w:ascii="Charis SIL Regular" w:hAnsi="Charis SIL Regular" w:eastAsia="Charis SIL Regular"/>
+          <w:b w:val="0"/>
+          <w:i w:val="0"/>
+          <w:color w:val="000000"/>
+          <w:sz w:val="24"/>
+        </w:rPr>
+        <w:hyperlink r:id="rId18" w:history="1">
+          <w:r>
+            <w:rPr>
+              <w:rStyle w:val="Hyperlink"/>
+            </w:rPr>
+            <w:t>n (Germa</w:t>
+          </w:r>
+        </w:hyperlink>
+      </w:r>
+      <w:r>
+        <w:rPr>
+          <w:u w:val="single" w:color="0000ff"/>
+          <w:rFonts w:ascii="Charis SIL Regular" w:hAnsi="Charis SIL Regular" w:eastAsia="Charis SIL Regular"/>
+          <w:b w:val="0"/>
+          <w:i w:val="0"/>
+          <w:color w:val="000000"/>
+          <w:sz w:val="24"/>
+        </w:rPr>
+        <w:hyperlink r:id="rId18" w:history="1">
+          <w:r>
+            <w:rPr>
+              <w:rStyle w:val="Hyperlink"/>
+            </w:rPr>
+            <w:t>n M</w:t>
+          </w:r>
+        </w:hyperlink>
+      </w:r>
+      <w:r>
+        <w:rPr>
+          <w:u w:val="single" w:color="0000ff"/>
+          <w:rFonts w:ascii="Charis SIL Regular" w:hAnsi="Charis SIL Regular" w:eastAsia="Charis SIL Regular"/>
+          <w:b w:val="0"/>
+          <w:i w:val="0"/>
+          <w:color w:val="000000"/>
+          <w:sz w:val="24"/>
+        </w:rPr>
+        <w:hyperlink r:id="rId18" w:history="1">
+          <w:r>
+            <w:rPr>
+              <w:rStyle w:val="Hyperlink"/>
+            </w:rPr>
+            <w:t>useums</w:t>
+          </w:r>
+        </w:hyperlink>
+      </w:r>
+      <w:r>
+        <w:rPr>
+          <w:u w:val="single" w:color="0000ff"/>
+          <w:rFonts w:ascii="Charis SIL Regular" w:hAnsi="Charis SIL Regular" w:eastAsia="Charis SIL Regular"/>
+          <w:b w:val="0"/>
+          <w:i w:val="0"/>
+          <w:color w:val="000000"/>
+          <w:sz w:val="24"/>
+        </w:rPr>
+        <w:t xml:space="preserve"> </w:t>
+      </w:r>
+      <w:r>
+        <w:rPr>
+          <w:u w:val="single" w:color="0000ff"/>
+          <w:rFonts w:ascii="Charis SIL Regular" w:hAnsi="Charis SIL Regular" w:eastAsia="Charis SIL Regular"/>
+          <w:b w:val="0"/>
+          <w:i w:val="0"/>
+          <w:color w:val="000000"/>
+          <w:sz w:val="24"/>
+        </w:rPr>
+        <w:hyperlink r:id="rId18" w:history="1">
+          <w:r>
+            <w:rPr>
+              <w:rStyle w:val="Hyperlink"/>
+            </w:rPr>
+            <w:t>Associatio</w:t>
+          </w:r>
+        </w:hyperlink>
+      </w:r>
+      <w:r>
+        <w:rPr>
+          <w:u w:val="single" w:color="0000ff"/>
+          <w:rFonts w:ascii="Charis SIL Regular" w:hAnsi="Charis SIL Regular" w:eastAsia="Charis SIL Regular"/>
+          <w:b w:val="0"/>
+          <w:i w:val="0"/>
+          <w:color w:val="000000"/>
+          <w:sz w:val="24"/>
+        </w:rPr>
+        <w:hyperlink r:id="rId18" w:history="1">
+          <w:r>
+            <w:rPr>
+              <w:rStyle w:val="Hyperlink"/>
+            </w:rPr>
+            <w:t>n, 20</w:t>
+          </w:r>
+        </w:hyperlink>
+      </w:r>
+      <w:r>
+        <w:rPr>
+          <w:u w:val="single" w:color="0000ff"/>
+          <w:rFonts w:ascii="Charis SIL Regular" w:hAnsi="Charis SIL Regular" w:eastAsia="Charis SIL Regular"/>
+          <w:b w:val="0"/>
+          <w:i w:val="0"/>
+          <w:color w:val="000000"/>
+          <w:sz w:val="24"/>
+        </w:rPr>
+        <w:hyperlink r:id="rId18" w:history="1">
+          <w:r>
+            <w:rPr>
+              <w:rStyle w:val="Hyperlink"/>
+            </w:rPr>
+            <w:t>19</w:t>
+          </w:r>
+        </w:hyperlink>
       </w:r>
       <w:r>
         <w:rPr>

--- a/EXPORTS/DOCX/published/niveau1/Dutch/DoingResearch.docx
+++ b/EXPORTS/DOCX/published/niveau1/Dutch/DoingResearch.docx
@@ -337,7 +337,7 @@
             <w:rPr>
               <w:rStyle w:val="Hyperlink"/>
             </w:rPr>
-            <w:t>significanc</w:t>
+            <w:t>significan</w:t>
           </w:r>
         </w:hyperlink>
       </w:r>
@@ -349,6 +349,16 @@
           <w:color w:val="0000FF"/>
           <w:sz w:val="24"/>
           <w:u w:val="single"/>
+        </w:rPr>
+        <w:t>c</w:t>
+      </w:r>
+      <w:r>
+        <w:rPr>
+          <w:rFonts w:ascii="Charis SIL Italic" w:hAnsi="Charis SIL Italic" w:eastAsia="Charis SIL Italic"/>
+          <w:b w:val="0"/>
+          <w:i/>
+          <w:color w:val="0000FF"/>
+          <w:sz w:val="24"/>
         </w:rPr>
         <w:t>e</w:t>
       </w:r>
@@ -377,19 +387,9 @@
             <w:rPr>
               <w:rStyle w:val="Hyperlink"/>
             </w:rPr>
-            <w:t>o</w:t>
+            <w:t>of</w:t>
           </w:r>
         </w:hyperlink>
-      </w:r>
-      <w:r>
-        <w:rPr>
-          <w:rFonts w:ascii="Charis SIL Italic" w:hAnsi="Charis SIL Italic" w:eastAsia="Charis SIL Italic"/>
-          <w:b w:val="0"/>
-          <w:i/>
-          <w:color w:val="0000FF"/>
-          <w:sz w:val="24"/>
-        </w:rPr>
-        <w:t>f</w:t>
       </w:r>
       <w:r>
         <w:rPr>
@@ -427,114 +427,8 @@
           <w:i/>
           <w:color w:val="0000FF"/>
           <w:sz w:val="24"/>
-          <w:u w:val="single"/>
-        </w:rPr>
-        <w:t xml:space="preserve"> </w:t>
-      </w:r>
-      <w:r>
-        <w:rPr>
-          <w:rFonts w:ascii="Charis SIL Italic" w:hAnsi="Charis SIL Italic" w:eastAsia="Charis SIL Italic"/>
-          <w:b w:val="0"/>
-          <w:i/>
-          <w:color w:val="0000FF"/>
-          <w:sz w:val="24"/>
-          <w:u w:val="single"/>
-        </w:rPr>
-        <w:hyperlink r:id="rId9" w:history="1">
-          <w:r>
-            <w:rPr>
-              <w:rStyle w:val="Hyperlink"/>
-            </w:rPr>
-            <w:t>objects</w:t>
-          </w:r>
-        </w:hyperlink>
-      </w:r>
-      <w:r>
-        <w:rPr>
-          <w:rFonts w:ascii="Charis SIL Italic" w:hAnsi="Charis SIL Italic" w:eastAsia="Charis SIL Italic"/>
-          <w:b w:val="0"/>
-          <w:i/>
-          <w:color w:val="0000FF"/>
-          <w:sz w:val="24"/>
-          <w:u w:val="single"/>
-        </w:rPr>
-        <w:t xml:space="preserve"> </w:t>
-      </w:r>
-      <w:r>
-        <w:rPr>
-          <w:rFonts w:ascii="Charis SIL Italic" w:hAnsi="Charis SIL Italic" w:eastAsia="Charis SIL Italic"/>
-          <w:b w:val="0"/>
-          <w:i/>
-          <w:color w:val="0000FF"/>
-          <w:sz w:val="24"/>
-          <w:u w:val="single"/>
-        </w:rPr>
-        <w:hyperlink r:id="rId9" w:history="1">
-          <w:r>
-            <w:rPr>
-              <w:rStyle w:val="Hyperlink"/>
-            </w:rPr>
-            <w:t>and</w:t>
-          </w:r>
-        </w:hyperlink>
-      </w:r>
-      <w:r>
-        <w:rPr>
-          <w:rFonts w:ascii="Charis SIL Italic" w:hAnsi="Charis SIL Italic" w:eastAsia="Charis SIL Italic"/>
-          <w:b w:val="0"/>
-          <w:i/>
-          <w:color w:val="0000FF"/>
-          <w:sz w:val="24"/>
-          <w:u w:val="single"/>
-        </w:rPr>
-        <w:t xml:space="preserve"> </w:t>
-      </w:r>
-      <w:r>
-        <w:rPr>
-          <w:rFonts w:ascii="Charis SIL Italic" w:hAnsi="Charis SIL Italic" w:eastAsia="Charis SIL Italic"/>
-          <w:b w:val="0"/>
-          <w:i/>
-          <w:color w:val="0000FF"/>
-          <w:sz w:val="24"/>
-          <w:u w:val="single"/>
-        </w:rPr>
-        <w:hyperlink r:id="rId9" w:history="1">
-          <w:r>
-            <w:rPr>
-              <w:rStyle w:val="Hyperlink"/>
-            </w:rPr>
-            <w:t>collections</w:t>
-          </w:r>
-        </w:hyperlink>
-      </w:r>
-      <w:r>
-        <w:rPr>
-          <w:rFonts w:ascii="Charis SIL Italic" w:hAnsi="Charis SIL Italic" w:eastAsia="Charis SIL Italic"/>
-          <w:b w:val="0"/>
-          <w:i/>
-          <w:color w:val="0000FF"/>
-          <w:sz w:val="24"/>
-          <w:u w:val="single"/>
-        </w:rPr>
-        <w:t xml:space="preserve"> </w:t>
-      </w:r>
-      <w:r>
-        <w:rPr>
-          <w:rFonts w:ascii="Charis SIL Italic" w:hAnsi="Charis SIL Italic" w:eastAsia="Charis SIL Italic"/>
-          <w:b w:val="0"/>
-          <w:i/>
-          <w:color w:val="0000FF"/>
-          <w:sz w:val="24"/>
-          <w:u w:val="single"/>
-        </w:rPr>
-        <w:hyperlink r:id="rId9" w:history="1">
-          <w:r>
-            <w:rPr>
-              <w:rStyle w:val="Hyperlink"/>
-            </w:rPr>
-            <w:t>acquired</w:t>
-          </w:r>
-        </w:hyperlink>
+        </w:rPr>
+        <w:t xml:space="preserve"> objects and collections acquired</w:t>
       </w:r>
       <w:r>
         <w:rPr>
@@ -590,25 +484,7 @@
             <w:rPr>
               <w:rStyle w:val="Hyperlink"/>
             </w:rPr>
-            <w:t>co</w:t>
-          </w:r>
-        </w:hyperlink>
-      </w:r>
-      <w:r>
-        <w:rPr>
-          <w:rFonts w:ascii="Charis SIL Italic" w:hAnsi="Charis SIL Italic" w:eastAsia="Charis SIL Italic"/>
-          <w:b w:val="0"/>
-          <w:i/>
-          <w:color w:val="0000FF"/>
-          <w:sz w:val="24"/>
-          <w:u w:val="single"/>
-        </w:rPr>
-        <w:hyperlink r:id="rId9" w:history="1">
-          <w:r>
-            <w:rPr>
-              <w:rStyle w:val="Hyperlink"/>
-            </w:rPr>
-            <w:t>l</w:t>
+            <w:t>col</w:t>
           </w:r>
         </w:hyperlink>
       </w:r>
@@ -748,16 +624,8 @@
           <w:i w:val="0"/>
           <w:color w:val="0000FF"/>
           <w:sz w:val="24"/>
-          <w:u w:val="single"/>
-        </w:rPr>
-        <w:hyperlink r:id="rId10" w:history="1">
-          <w:r>
-            <w:rPr>
-              <w:rStyle w:val="Hyperlink"/>
-            </w:rPr>
-            <w:t>Herkomsto</w:t>
-          </w:r>
-        </w:hyperlink>
+        </w:rPr>
+        <w:t>Herkomsto</w:t>
       </w:r>
       <w:r>
         <w:rPr>
@@ -768,7 +636,7 @@
           <w:sz w:val="24"/>
           <w:u w:val="single"/>
         </w:rPr>
-        <w:hyperlink r:id="rId10" w:history="1">
+        <w:hyperlink r:id="rId9" w:history="1">
           <w:r>
             <w:rPr>
               <w:rStyle w:val="Hyperlink"/>
@@ -1086,7 +954,7 @@
           <w:sz w:val="24"/>
           <w:u w:val="single"/>
         </w:rPr>
-        <w:hyperlink r:id="rId10" w:history="1">
+        <w:hyperlink r:id="rId9" w:history="1">
           <w:r>
             <w:rPr>
               <w:rStyle w:val="Hyperlink"/>
@@ -1115,7 +983,7 @@
           <w:sz w:val="24"/>
           <w:u w:val="single"/>
         </w:rPr>
-        <w:hyperlink r:id="rId10" w:history="1">
+        <w:hyperlink r:id="rId9" w:history="1">
           <w:r>
             <w:rPr>
               <w:rStyle w:val="Hyperlink"/>
@@ -2593,7 +2461,7 @@
           <w:sz w:val="24"/>
           <w:u w:val="single"/>
         </w:rPr>
-        <w:hyperlink r:id="rId13" w:history="1">
+        <w:hyperlink r:id="rId12" w:history="1">
           <w:r>
             <w:rPr>
               <w:rStyle w:val="Hyperlink"/>
@@ -2611,7 +2479,7 @@
           <w:sz w:val="24"/>
           <w:u w:val="single"/>
         </w:rPr>
-        <w:hyperlink r:id="rId13" w:history="1">
+        <w:hyperlink r:id="rId12" w:history="1">
           <w:r>
             <w:rPr>
               <w:rStyle w:val="Hyperlink"/>
@@ -2640,7 +2508,7 @@
           <w:sz w:val="24"/>
           <w:u w:val="single"/>
         </w:rPr>
-        <w:hyperlink r:id="rId13" w:history="1">
+        <w:hyperlink r:id="rId12" w:history="1">
           <w:r>
             <w:rPr>
               <w:rStyle w:val="Hyperlink"/>
@@ -2669,7 +2537,7 @@
           <w:sz w:val="24"/>
           <w:u w:val="single"/>
         </w:rPr>
-        <w:hyperlink r:id="rId13" w:history="1">
+        <w:hyperlink r:id="rId12" w:history="1">
           <w:r>
             <w:rPr>
               <w:rStyle w:val="Hyperlink"/>
@@ -2698,7 +2566,7 @@
           <w:sz w:val="24"/>
           <w:u w:val="single"/>
         </w:rPr>
-        <w:hyperlink r:id="rId13" w:history="1">
+        <w:hyperlink r:id="rId12" w:history="1">
           <w:r>
             <w:rPr>
               <w:rStyle w:val="Hyperlink"/>
@@ -2799,7 +2667,7 @@
           <w:sz w:val="24"/>
           <w:u w:val="single"/>
         </w:rPr>
-        <w:hyperlink r:id="rId12" w:history="1">
+        <w:hyperlink r:id="rId13" w:history="1">
           <w:r>
             <w:rPr>
               <w:rStyle w:val="Hyperlink"/>
@@ -3449,7 +3317,7 @@
             <w:rPr>
               <w:rStyle w:val="Hyperlink"/>
             </w:rPr>
-            <w:t>Significan</w:t>
+            <w:t>Significanc</w:t>
           </w:r>
         </w:hyperlink>
       </w:r>
@@ -3461,16 +3329,6 @@
           <w:color w:val="0000FF"/>
           <w:sz w:val="24"/>
           <w:u w:val="single"/>
-        </w:rPr>
-        <w:t>c</w:t>
-      </w:r>
-      <w:r>
-        <w:rPr>
-          <w:rFonts w:ascii="Charis SIL Italic" w:hAnsi="Charis SIL Italic" w:eastAsia="Charis SIL Italic"/>
-          <w:b w:val="0"/>
-          <w:i/>
-          <w:color w:val="0000FF"/>
-          <w:sz w:val="24"/>
         </w:rPr>
         <w:t>e</w:t>
       </w:r>
@@ -3499,7 +3357,7 @@
             <w:rPr>
               <w:rStyle w:val="Hyperlink"/>
             </w:rPr>
-            <w:t xml:space="preserve">of </w:t>
+            <w:t>o</w:t>
           </w:r>
         </w:hyperlink>
       </w:r>
@@ -3510,16 +3368,8 @@
           <w:i/>
           <w:color w:val="0000FF"/>
           <w:sz w:val="24"/>
-          <w:u w:val="single"/>
-        </w:rPr>
-        <w:hyperlink r:id="rId16" w:history="1">
-          <w:r>
-            <w:rPr>
-              <w:rStyle w:val="Hyperlink"/>
-            </w:rPr>
-            <w:t>Cultural</w:t>
-          </w:r>
-        </w:hyperlink>
+        </w:rPr>
+        <w:t xml:space="preserve">f </w:t>
       </w:r>
       <w:r>
         <w:rPr>
@@ -3530,83 +3380,7 @@
           <w:sz w:val="24"/>
           <w:u w:val="single"/>
         </w:rPr>
-        <w:t xml:space="preserve"> </w:t>
-      </w:r>
-      <w:r>
-        <w:rPr>
-          <w:rFonts w:ascii="Charis SIL Italic" w:hAnsi="Charis SIL Italic" w:eastAsia="Charis SIL Italic"/>
-          <w:b w:val="0"/>
-          <w:i/>
-          <w:color w:val="0000FF"/>
-          <w:sz w:val="24"/>
-          <w:u w:val="single"/>
-        </w:rPr>
-        <w:hyperlink r:id="rId16" w:history="1">
-          <w:r>
-            <w:rPr>
-              <w:rStyle w:val="Hyperlink"/>
-            </w:rPr>
-            <w:t>Objects</w:t>
-          </w:r>
-        </w:hyperlink>
-      </w:r>
-      <w:r>
-        <w:rPr>
-          <w:rFonts w:ascii="Charis SIL Italic" w:hAnsi="Charis SIL Italic" w:eastAsia="Charis SIL Italic"/>
-          <w:b w:val="0"/>
-          <w:i/>
-          <w:color w:val="0000FF"/>
-          <w:sz w:val="24"/>
-          <w:u w:val="single"/>
-        </w:rPr>
-        <w:t xml:space="preserve"> </w:t>
-      </w:r>
-      <w:r>
-        <w:rPr>
-          <w:rFonts w:ascii="Charis SIL Italic" w:hAnsi="Charis SIL Italic" w:eastAsia="Charis SIL Italic"/>
-          <w:b w:val="0"/>
-          <w:i/>
-          <w:color w:val="0000FF"/>
-          <w:sz w:val="24"/>
-          <w:u w:val="single"/>
-        </w:rPr>
-        <w:hyperlink r:id="rId16" w:history="1">
-          <w:r>
-            <w:rPr>
-              <w:rStyle w:val="Hyperlink"/>
-            </w:rPr>
-            <w:t>and</w:t>
-          </w:r>
-        </w:hyperlink>
-      </w:r>
-      <w:r>
-        <w:rPr>
-          <w:rFonts w:ascii="Charis SIL Italic" w:hAnsi="Charis SIL Italic" w:eastAsia="Charis SIL Italic"/>
-          <w:b w:val="0"/>
-          <w:i/>
-          <w:color w:val="0000FF"/>
-          <w:sz w:val="24"/>
-          <w:u w:val="single"/>
-        </w:rPr>
-        <w:t xml:space="preserve"> </w:t>
-      </w:r>
-      <w:r>
-        <w:rPr>
-          <w:rFonts w:ascii="Charis SIL Italic" w:hAnsi="Charis SIL Italic" w:eastAsia="Charis SIL Italic"/>
-          <w:b w:val="0"/>
-          <w:i/>
-          <w:color w:val="0000FF"/>
-          <w:sz w:val="24"/>
-          <w:u w:val="single"/>
-        </w:rPr>
-        <w:hyperlink r:id="rId16" w:history="1">
-          <w:r>
-            <w:rPr>
-              <w:rStyle w:val="Hyperlink"/>
-            </w:rPr>
-            <w:t>Collectio</w:t>
-          </w:r>
-        </w:hyperlink>
+        <w:t>Cultural Objects and Collectio</w:t>
       </w:r>
       <w:r>
         <w:rPr>
@@ -4664,7 +4438,34 @@
           <w:color w:val="000000"/>
           <w:sz w:val="24"/>
         </w:rPr>
-        <w:t xml:space="preserve">•  Lang, Sabine (ed.), </w:t>
+        <w:t xml:space="preserve">•  </w:t>
+      </w:r>
+      <w:r>
+        <w:rPr>
+          <w:rFonts w:ascii="Charis SIL Regular" w:hAnsi="Charis SIL Regular" w:eastAsia="Charis SIL Regular"/>
+          <w:b w:val="0"/>
+          <w:i w:val="0"/>
+          <w:color w:val="000000"/>
+          <w:sz w:val="24"/>
+        </w:rPr>
+        <w:hyperlink r:id="rId17" w:history="1">
+          <w:r>
+            <w:rPr>
+              <w:rStyle w:val="Hyperlink"/>
+            </w:rPr>
+            <w:t>Lang, Sa</w:t>
+          </w:r>
+        </w:hyperlink>
+      </w:r>
+      <w:r>
+        <w:rPr>
+          <w:rFonts w:ascii="Charis SIL Regular" w:hAnsi="Charis SIL Regular" w:eastAsia="Charis SIL Regular"/>
+          <w:b w:val="0"/>
+          <w:i w:val="0"/>
+          <w:color w:val="000000"/>
+          <w:sz w:val="24"/>
+        </w:rPr>
+        <w:t xml:space="preserve">bine (ed.), </w:t>
       </w:r>
       <w:r>
         <w:rPr>

--- a/EXPORTS/DOCX/published/niveau1/Dutch/DoingResearch.docx
+++ b/EXPORTS/DOCX/published/niveau1/Dutch/DoingResearch.docx
@@ -337,7 +337,7 @@
             <w:rPr>
               <w:rStyle w:val="Hyperlink"/>
             </w:rPr>
-            <w:t>significan</w:t>
+            <w:t>significanc</w:t>
           </w:r>
         </w:hyperlink>
       </w:r>
@@ -349,16 +349,6 @@
           <w:color w:val="0000FF"/>
           <w:sz w:val="24"/>
           <w:u w:val="single"/>
-        </w:rPr>
-        <w:t>c</w:t>
-      </w:r>
-      <w:r>
-        <w:rPr>
-          <w:rFonts w:ascii="Charis SIL Italic" w:hAnsi="Charis SIL Italic" w:eastAsia="Charis SIL Italic"/>
-          <w:b w:val="0"/>
-          <w:i/>
-          <w:color w:val="0000FF"/>
-          <w:sz w:val="24"/>
         </w:rPr>
         <w:t>e</w:t>
       </w:r>
@@ -427,8 +417,124 @@
           <w:i/>
           <w:color w:val="0000FF"/>
           <w:sz w:val="24"/>
-        </w:rPr>
-        <w:t xml:space="preserve"> objects and collections acquired</w:t>
+          <w:u w:val="single"/>
+        </w:rPr>
+        <w:t xml:space="preserve"> </w:t>
+      </w:r>
+      <w:r>
+        <w:rPr>
+          <w:rFonts w:ascii="Charis SIL Italic" w:hAnsi="Charis SIL Italic" w:eastAsia="Charis SIL Italic"/>
+          <w:b w:val="0"/>
+          <w:i/>
+          <w:color w:val="0000FF"/>
+          <w:sz w:val="24"/>
+          <w:u w:val="single"/>
+        </w:rPr>
+        <w:hyperlink r:id="rId9" w:history="1">
+          <w:r>
+            <w:rPr>
+              <w:rStyle w:val="Hyperlink"/>
+            </w:rPr>
+            <w:t>objects</w:t>
+          </w:r>
+        </w:hyperlink>
+      </w:r>
+      <w:r>
+        <w:rPr>
+          <w:rFonts w:ascii="Charis SIL Italic" w:hAnsi="Charis SIL Italic" w:eastAsia="Charis SIL Italic"/>
+          <w:b w:val="0"/>
+          <w:i/>
+          <w:color w:val="0000FF"/>
+          <w:sz w:val="24"/>
+          <w:u w:val="single"/>
+        </w:rPr>
+        <w:t xml:space="preserve"> </w:t>
+      </w:r>
+      <w:r>
+        <w:rPr>
+          <w:rFonts w:ascii="Charis SIL Italic" w:hAnsi="Charis SIL Italic" w:eastAsia="Charis SIL Italic"/>
+          <w:b w:val="0"/>
+          <w:i/>
+          <w:color w:val="0000FF"/>
+          <w:sz w:val="24"/>
+          <w:u w:val="single"/>
+        </w:rPr>
+        <w:hyperlink r:id="rId9" w:history="1">
+          <w:r>
+            <w:rPr>
+              <w:rStyle w:val="Hyperlink"/>
+            </w:rPr>
+            <w:t>an</w:t>
+          </w:r>
+        </w:hyperlink>
+      </w:r>
+      <w:r>
+        <w:rPr>
+          <w:rFonts w:ascii="Charis SIL Italic" w:hAnsi="Charis SIL Italic" w:eastAsia="Charis SIL Italic"/>
+          <w:b w:val="0"/>
+          <w:i/>
+          <w:color w:val="0000FF"/>
+          <w:sz w:val="24"/>
+        </w:rPr>
+        <w:t>d</w:t>
+      </w:r>
+      <w:r>
+        <w:rPr>
+          <w:rFonts w:ascii="Charis SIL Italic" w:hAnsi="Charis SIL Italic" w:eastAsia="Charis SIL Italic"/>
+          <w:b w:val="0"/>
+          <w:i/>
+          <w:color w:val="0000FF"/>
+          <w:sz w:val="24"/>
+          <w:u w:val="single"/>
+        </w:rPr>
+        <w:t xml:space="preserve"> </w:t>
+      </w:r>
+      <w:r>
+        <w:rPr>
+          <w:rFonts w:ascii="Charis SIL Italic" w:hAnsi="Charis SIL Italic" w:eastAsia="Charis SIL Italic"/>
+          <w:b w:val="0"/>
+          <w:i/>
+          <w:color w:val="0000FF"/>
+          <w:sz w:val="24"/>
+          <w:u w:val="single"/>
+        </w:rPr>
+        <w:hyperlink r:id="rId9" w:history="1">
+          <w:r>
+            <w:rPr>
+              <w:rStyle w:val="Hyperlink"/>
+            </w:rPr>
+            <w:t>collections</w:t>
+          </w:r>
+        </w:hyperlink>
+      </w:r>
+      <w:r>
+        <w:rPr>
+          <w:rFonts w:ascii="Charis SIL Italic" w:hAnsi="Charis SIL Italic" w:eastAsia="Charis SIL Italic"/>
+          <w:b w:val="0"/>
+          <w:i/>
+          <w:color w:val="0000FF"/>
+          <w:sz w:val="24"/>
+          <w:u w:val="single"/>
+        </w:rPr>
+        <w:t xml:space="preserve"> </w:t>
+      </w:r>
+      <w:r>
+        <w:rPr>
+          <w:rFonts w:ascii="Charis SIL Italic" w:hAnsi="Charis SIL Italic" w:eastAsia="Charis SIL Italic"/>
+          <w:b w:val="0"/>
+          <w:i/>
+          <w:color w:val="0000FF"/>
+          <w:sz w:val="24"/>
+          <w:u w:val="single"/>
+        </w:rPr>
+        <w:hyperlink r:id="rId9" w:history="1">
+          <w:r>
+            <w:rPr>
+              <w:rStyle w:val="Hyperlink"/>
+            </w:rPr>
+            <w:t>acquired</w:t>
+          </w:r>
+        </w:hyperlink>
       </w:r>
       <w:r>
         <w:rPr>
@@ -624,8 +730,16 @@
           <w:i w:val="0"/>
           <w:color w:val="0000FF"/>
           <w:sz w:val="24"/>
-        </w:rPr>
-        <w:t>Herkomsto</w:t>
+          <w:u w:val="single"/>
+        </w:rPr>
+        <w:hyperlink r:id="rId9" w:history="1">
+          <w:r>
+            <w:rPr>
+              <w:rStyle w:val="Hyperlink"/>
+            </w:rPr>
+            <w:t>Herkomsto</w:t>
+          </w:r>
+        </w:hyperlink>
       </w:r>
       <w:r>
         <w:rPr>
@@ -746,50 +860,13 @@
           <w:i w:val="0"/>
           <w:color w:val="0000FF"/>
           <w:sz w:val="24"/>
-          <w:u w:val="single"/>
-        </w:rPr>
-        <w:hyperlink r:id="rId9" w:history="1">
+        </w:rPr>
+        <w:hyperlink r:id="rId10" w:history="1">
           <w:r>
             <w:rPr>
               <w:rStyle w:val="Hyperlink"/>
             </w:rPr>
-            <w:t>ob</w:t>
-          </w:r>
-        </w:hyperlink>
-      </w:r>
-      <w:r>
-        <w:rPr>
-          <w:rFonts w:ascii="Charis SIL Regular" w:hAnsi="Charis SIL Regular" w:eastAsia="Charis SIL Regular"/>
-          <w:b w:val="0"/>
-          <w:i w:val="0"/>
-          <w:color w:val="0000FF"/>
-          <w:sz w:val="24"/>
-          <w:u w:val="single"/>
-        </w:rPr>
-        <w:hyperlink r:id="rId9" w:history="1">
-          <w:r>
-            <w:rPr>
-              <w:rStyle w:val="Hyperlink"/>
-            </w:rPr>
-            <w:t>j</w:t>
-          </w:r>
-        </w:hyperlink>
-      </w:r>
-      <w:r>
-        <w:rPr>
-          <w:rFonts w:ascii="Charis SIL Regular" w:hAnsi="Charis SIL Regular" w:eastAsia="Charis SIL Regular"/>
-          <w:b w:val="0"/>
-          <w:i w:val="0"/>
-          <w:color w:val="0000FF"/>
-          <w:sz w:val="24"/>
-          <w:u w:val="single"/>
-        </w:rPr>
-        <w:hyperlink r:id="rId9" w:history="1">
-          <w:r>
-            <w:rPr>
-              <w:rStyle w:val="Hyperlink"/>
-            </w:rPr>
-            <w:t>ecte</w:t>
+            <w:t>objecte</w:t>
           </w:r>
         </w:hyperlink>
       </w:r>
@@ -936,7 +1013,7 @@
           <w:sz w:val="24"/>
           <w:u w:val="single"/>
         </w:rPr>
-        <w:hyperlink r:id="rId10" w:history="1">
+        <w:hyperlink r:id="rId9" w:history="1">
           <w:r>
             <w:rPr>
               <w:rStyle w:val="Hyperlink"/>
@@ -2432,7 +2509,14 @@
           <w:color w:val="000000"/>
           <w:sz w:val="24"/>
         </w:rPr>
-        <w:t xml:space="preserve">de zoekhulp </w:t>
+        <w:hyperlink r:id="rId12" w:history="1">
+          <w:r>
+            <w:rPr>
+              <w:rStyle w:val="Hyperlink"/>
+            </w:rPr>
+            <w:t xml:space="preserve">de zoekhulp </w:t>
+          </w:r>
+        </w:hyperlink>
       </w:r>
       <w:r>
         <w:rPr>
@@ -2443,7 +2527,7 @@
           <w:sz w:val="24"/>
           <w:u w:val="single"/>
         </w:rPr>
-        <w:hyperlink r:id="rId13" w:history="1">
+        <w:hyperlink r:id="rId12" w:history="1">
           <w:r>
             <w:rPr>
               <w:rStyle w:val="Hyperlink"/>
@@ -2537,7 +2621,7 @@
           <w:sz w:val="24"/>
           <w:u w:val="single"/>
         </w:rPr>
-        <w:hyperlink r:id="rId12" w:history="1">
+        <w:hyperlink r:id="rId13" w:history="1">
           <w:r>
             <w:rPr>
               <w:rStyle w:val="Hyperlink"/>
@@ -2566,7 +2650,7 @@
           <w:sz w:val="24"/>
           <w:u w:val="single"/>
         </w:rPr>
-        <w:hyperlink r:id="rId12" w:history="1">
+        <w:hyperlink r:id="rId13" w:history="1">
           <w:r>
             <w:rPr>
               <w:rStyle w:val="Hyperlink"/>
@@ -2584,7 +2668,7 @@
           <w:sz w:val="24"/>
           <w:u w:val="single"/>
         </w:rPr>
-        <w:hyperlink r:id="rId12" w:history="1">
+        <w:hyperlink r:id="rId13" w:history="1">
           <w:r>
             <w:rPr>
               <w:rStyle w:val="Hyperlink"/>
@@ -2602,7 +2686,7 @@
           <w:sz w:val="24"/>
           <w:u w:val="single"/>
         </w:rPr>
-        <w:hyperlink r:id="rId12" w:history="1">
+        <w:hyperlink r:id="rId13" w:history="1">
           <w:r>
             <w:rPr>
               <w:rStyle w:val="Hyperlink"/>
@@ -2620,7 +2704,7 @@
           <w:sz w:val="24"/>
           <w:u w:val="single"/>
         </w:rPr>
-        <w:hyperlink r:id="rId12" w:history="1">
+        <w:hyperlink r:id="rId13" w:history="1">
           <w:r>
             <w:rPr>
               <w:rStyle w:val="Hyperlink"/>
@@ -2638,7 +2722,7 @@
           <w:sz w:val="24"/>
           <w:u w:val="single"/>
         </w:rPr>
-        <w:hyperlink r:id="rId12" w:history="1">
+        <w:hyperlink r:id="rId13" w:history="1">
           <w:r>
             <w:rPr>
               <w:rStyle w:val="Hyperlink"/>
@@ -4005,126 +4089,7 @@
           <w:color w:val="000000"/>
           <w:sz w:val="24"/>
         </w:rPr>
-        <w:t xml:space="preserve"> (Amersfo</w:t>
-      </w:r>
-      <w:r>
-        <w:rPr>
-          <w:u w:val="single" w:color="0000ff"/>
-          <w:rFonts w:ascii="Charis SIL Regular" w:hAnsi="Charis SIL Regular" w:eastAsia="Charis SIL Regular"/>
-          <w:b w:val="0"/>
-          <w:i w:val="0"/>
-          <w:color w:val="000000"/>
-          <w:sz w:val="24"/>
-        </w:rPr>
-        <w:hyperlink r:id="rId10" w:history="1">
-          <w:r>
-            <w:rPr>
-              <w:rStyle w:val="Hyperlink"/>
-            </w:rPr>
-            <w:t>ort: Rijksdienst vo</w:t>
-          </w:r>
-        </w:hyperlink>
-      </w:r>
-      <w:r>
-        <w:rPr>
-          <w:u w:val="single" w:color="0000ff"/>
-          <w:rFonts w:ascii="Charis SIL Regular" w:hAnsi="Charis SIL Regular" w:eastAsia="Charis SIL Regular"/>
-          <w:b w:val="0"/>
-          <w:i w:val="0"/>
-          <w:color w:val="000000"/>
-          <w:sz w:val="24"/>
-        </w:rPr>
-        <w:hyperlink r:id="rId10" w:history="1">
-          <w:r>
-            <w:rPr>
-              <w:rStyle w:val="Hyperlink"/>
-            </w:rPr>
-            <w:t>o</w:t>
-          </w:r>
-        </w:hyperlink>
-      </w:r>
-      <w:r>
-        <w:rPr>
-          <w:u w:val="single" w:color="0000ff"/>
-          <w:rFonts w:ascii="Charis SIL Regular" w:hAnsi="Charis SIL Regular" w:eastAsia="Charis SIL Regular"/>
-          <w:b w:val="0"/>
-          <w:i w:val="0"/>
-          <w:color w:val="000000"/>
-          <w:sz w:val="24"/>
-        </w:rPr>
-        <w:hyperlink r:id="rId10" w:history="1">
-          <w:r>
-            <w:rPr>
-              <w:rStyle w:val="Hyperlink"/>
-            </w:rPr>
-            <w:t>r he</w:t>
-          </w:r>
-        </w:hyperlink>
-      </w:r>
-      <w:r>
-        <w:rPr>
-          <w:u w:val="single" w:color="0000ff"/>
-          <w:rFonts w:ascii="Charis SIL Regular" w:hAnsi="Charis SIL Regular" w:eastAsia="Charis SIL Regular"/>
-          <w:b w:val="0"/>
-          <w:i w:val="0"/>
-          <w:color w:val="000000"/>
-          <w:sz w:val="24"/>
-        </w:rPr>
-        <w:hyperlink r:id="rId10" w:history="1">
-          <w:r>
-            <w:rPr>
-              <w:rStyle w:val="Hyperlink"/>
-            </w:rPr>
-            <w:t>t</w:t>
-          </w:r>
-        </w:hyperlink>
-      </w:r>
-      <w:r>
-        <w:rPr>
-          <w:u w:val="single" w:color="0000ff"/>
-          <w:rFonts w:ascii="Charis SIL Regular" w:hAnsi="Charis SIL Regular" w:eastAsia="Charis SIL Regular"/>
-          <w:b w:val="0"/>
-          <w:i w:val="0"/>
-          <w:color w:val="000000"/>
-          <w:sz w:val="24"/>
-        </w:rPr>
-        <w:hyperlink r:id="rId10" w:history="1">
-          <w:r>
-            <w:rPr>
-              <w:rStyle w:val="Hyperlink"/>
-            </w:rPr>
-            <w:t xml:space="preserve"> Culture</w:t>
-          </w:r>
-        </w:hyperlink>
-      </w:r>
-      <w:r>
-        <w:rPr>
-          <w:u w:val="single" w:color="0000ff"/>
-          <w:rFonts w:ascii="Charis SIL Regular" w:hAnsi="Charis SIL Regular" w:eastAsia="Charis SIL Regular"/>
-          <w:b w:val="0"/>
-          <w:i w:val="0"/>
-          <w:color w:val="000000"/>
-          <w:sz w:val="24"/>
-        </w:rPr>
-        <w:hyperlink r:id="rId10" w:history="1">
-          <w:r>
-            <w:rPr>
-              <w:rStyle w:val="Hyperlink"/>
-            </w:rPr>
-            <w:t xml:space="preserve">el </w:t>
-          </w:r>
-        </w:hyperlink>
-      </w:r>
-      <w:r>
-        <w:rPr>
-          <w:u w:val="single" w:color="0000ff"/>
-          <w:rFonts w:ascii="Charis SIL Regular" w:hAnsi="Charis SIL Regular" w:eastAsia="Charis SIL Regular"/>
-          <w:b w:val="0"/>
-          <w:i w:val="0"/>
-          <w:color w:val="000000"/>
-          <w:sz w:val="24"/>
-        </w:rPr>
-        <w:t>E</w:t>
+        <w:t xml:space="preserve"> (Amersfoort: Rijksdienst voor het Cultureel E</w:t>
       </w:r>
       <w:r>
         <w:rPr>

--- a/EXPORTS/DOCX/published/niveau1/Dutch/DoingResearch.docx
+++ b/EXPORTS/DOCX/published/niveau1/Dutch/DoingResearch.docx
@@ -337,7 +337,7 @@
             <w:rPr>
               <w:rStyle w:val="Hyperlink"/>
             </w:rPr>
-            <w:t>significanc</w:t>
+            <w:t>significan</w:t>
           </w:r>
         </w:hyperlink>
       </w:r>
@@ -349,6 +349,16 @@
           <w:color w:val="0000FF"/>
           <w:sz w:val="24"/>
           <w:u w:val="single"/>
+        </w:rPr>
+        <w:t>c</w:t>
+      </w:r>
+      <w:r>
+        <w:rPr>
+          <w:rFonts w:ascii="Charis SIL Italic" w:hAnsi="Charis SIL Italic" w:eastAsia="Charis SIL Italic"/>
+          <w:b w:val="0"/>
+          <w:i/>
+          <w:color w:val="0000FF"/>
+          <w:sz w:val="24"/>
         </w:rPr>
         <w:t>e</w:t>
       </w:r>
@@ -464,7 +474,7 @@
             <w:rPr>
               <w:rStyle w:val="Hyperlink"/>
             </w:rPr>
-            <w:t>an</w:t>
+            <w:t>and</w:t>
           </w:r>
         </w:hyperlink>
       </w:r>
@@ -475,8 +485,9 @@
           <w:i/>
           <w:color w:val="0000FF"/>
           <w:sz w:val="24"/>
-        </w:rPr>
-        <w:t>d</w:t>
+          <w:u w:val="single"/>
+        </w:rPr>
+        <w:t xml:space="preserve"> </w:t>
       </w:r>
       <w:r>
         <w:rPr>
@@ -485,56 +496,8 @@
           <w:i/>
           <w:color w:val="0000FF"/>
           <w:sz w:val="24"/>
-          <w:u w:val="single"/>
-        </w:rPr>
-        <w:t xml:space="preserve"> </w:t>
-      </w:r>
-      <w:r>
-        <w:rPr>
-          <w:rFonts w:ascii="Charis SIL Italic" w:hAnsi="Charis SIL Italic" w:eastAsia="Charis SIL Italic"/>
-          <w:b w:val="0"/>
-          <w:i/>
-          <w:color w:val="0000FF"/>
-          <w:sz w:val="24"/>
-          <w:u w:val="single"/>
-        </w:rPr>
-        <w:hyperlink r:id="rId9" w:history="1">
-          <w:r>
-            <w:rPr>
-              <w:rStyle w:val="Hyperlink"/>
-            </w:rPr>
-            <w:t>collections</w:t>
-          </w:r>
-        </w:hyperlink>
-      </w:r>
-      <w:r>
-        <w:rPr>
-          <w:rFonts w:ascii="Charis SIL Italic" w:hAnsi="Charis SIL Italic" w:eastAsia="Charis SIL Italic"/>
-          <w:b w:val="0"/>
-          <w:i/>
-          <w:color w:val="0000FF"/>
-          <w:sz w:val="24"/>
-          <w:u w:val="single"/>
-        </w:rPr>
-        <w:t xml:space="preserve"> </w:t>
-      </w:r>
-      <w:r>
-        <w:rPr>
-          <w:rFonts w:ascii="Charis SIL Italic" w:hAnsi="Charis SIL Italic" w:eastAsia="Charis SIL Italic"/>
-          <w:b w:val="0"/>
-          <w:i/>
-          <w:color w:val="0000FF"/>
-          <w:sz w:val="24"/>
-          <w:u w:val="single"/>
-        </w:rPr>
-        <w:hyperlink r:id="rId9" w:history="1">
-          <w:r>
-            <w:rPr>
-              <w:rStyle w:val="Hyperlink"/>
-            </w:rPr>
-            <w:t>acquired</w:t>
-          </w:r>
-        </w:hyperlink>
+        </w:rPr>
+        <w:t>collections acquired</w:t>
       </w:r>
       <w:r>
         <w:rPr>
@@ -730,297 +693,8 @@
           <w:i w:val="0"/>
           <w:color w:val="0000FF"/>
           <w:sz w:val="24"/>
-          <w:u w:val="single"/>
-        </w:rPr>
-        <w:hyperlink r:id="rId9" w:history="1">
-          <w:r>
-            <w:rPr>
-              <w:rStyle w:val="Hyperlink"/>
-            </w:rPr>
-            <w:t>Herkomsto</w:t>
-          </w:r>
-        </w:hyperlink>
-      </w:r>
-      <w:r>
-        <w:rPr>
-          <w:rFonts w:ascii="Charis SIL Regular" w:hAnsi="Charis SIL Regular" w:eastAsia="Charis SIL Regular"/>
-          <w:b w:val="0"/>
-          <w:i w:val="0"/>
-          <w:color w:val="0000FF"/>
-          <w:sz w:val="24"/>
-          <w:u w:val="single"/>
-        </w:rPr>
-        <w:hyperlink r:id="rId9" w:history="1">
-          <w:r>
-            <w:rPr>
-              <w:rStyle w:val="Hyperlink"/>
-            </w:rPr>
-            <w:t>nd</w:t>
-          </w:r>
-        </w:hyperlink>
-      </w:r>
-      <w:r>
-        <w:rPr>
-          <w:rFonts w:ascii="Charis SIL Regular" w:hAnsi="Charis SIL Regular" w:eastAsia="Charis SIL Regular"/>
-          <w:b w:val="0"/>
-          <w:i w:val="0"/>
-          <w:color w:val="0000FF"/>
-          <w:sz w:val="24"/>
-          <w:u w:val="single"/>
-        </w:rPr>
-        <w:hyperlink r:id="rId9" w:history="1">
-          <w:r>
-            <w:rPr>
-              <w:rStyle w:val="Hyperlink"/>
-            </w:rPr>
-            <w:t>e</w:t>
-          </w:r>
-        </w:hyperlink>
-      </w:r>
-      <w:r>
-        <w:rPr>
-          <w:rFonts w:ascii="Charis SIL Regular" w:hAnsi="Charis SIL Regular" w:eastAsia="Charis SIL Regular"/>
-          <w:b w:val="0"/>
-          <w:i w:val="0"/>
-          <w:color w:val="0000FF"/>
-          <w:sz w:val="24"/>
-          <w:u w:val="single"/>
-        </w:rPr>
-        <w:hyperlink r:id="rId9" w:history="1">
-          <w:r>
-            <w:rPr>
-              <w:rStyle w:val="Hyperlink"/>
-            </w:rPr>
-            <w:t>rzoek</w:t>
-          </w:r>
-        </w:hyperlink>
-      </w:r>
-      <w:r>
-        <w:rPr>
-          <w:rFonts w:ascii="Charis SIL Regular" w:hAnsi="Charis SIL Regular" w:eastAsia="Charis SIL Regular"/>
-          <w:b w:val="0"/>
-          <w:i w:val="0"/>
-          <w:color w:val="0000FF"/>
-          <w:sz w:val="24"/>
-          <w:u w:val="single"/>
-        </w:rPr>
-        <w:t xml:space="preserve"> </w:t>
-      </w:r>
-      <w:r>
-        <w:rPr>
-          <w:rFonts w:ascii="Charis SIL Regular" w:hAnsi="Charis SIL Regular" w:eastAsia="Charis SIL Regular"/>
-          <w:b w:val="0"/>
-          <w:i w:val="0"/>
-          <w:color w:val="0000FF"/>
-          <w:sz w:val="24"/>
-          <w:u w:val="single"/>
-        </w:rPr>
-        <w:hyperlink r:id="rId9" w:history="1">
-          <w:r>
-            <w:rPr>
-              <w:rStyle w:val="Hyperlink"/>
-            </w:rPr>
-            <w:t>n</w:t>
-          </w:r>
-        </w:hyperlink>
-      </w:r>
-      <w:r>
-        <w:rPr>
-          <w:rFonts w:ascii="Charis SIL Regular" w:hAnsi="Charis SIL Regular" w:eastAsia="Charis SIL Regular"/>
-          <w:b w:val="0"/>
-          <w:i w:val="0"/>
-          <w:color w:val="0000FF"/>
-          <w:sz w:val="24"/>
-          <w:u w:val="single"/>
-        </w:rPr>
-        <w:hyperlink r:id="rId9" w:history="1">
-          <w:r>
-            <w:rPr>
-              <w:rStyle w:val="Hyperlink"/>
-            </w:rPr>
-            <w:t>aar</w:t>
-          </w:r>
-        </w:hyperlink>
-      </w:r>
-      <w:r>
-        <w:rPr>
-          <w:rFonts w:ascii="Charis SIL Regular" w:hAnsi="Charis SIL Regular" w:eastAsia="Charis SIL Regular"/>
-          <w:b w:val="0"/>
-          <w:i w:val="0"/>
-          <w:color w:val="0000FF"/>
-          <w:sz w:val="24"/>
-          <w:u w:val="single"/>
-        </w:rPr>
-        <w:t xml:space="preserve"> </w:t>
-      </w:r>
-      <w:r>
-        <w:rPr>
-          <w:rFonts w:ascii="Charis SIL Regular" w:hAnsi="Charis SIL Regular" w:eastAsia="Charis SIL Regular"/>
-          <w:b w:val="0"/>
-          <w:i w:val="0"/>
-          <w:color w:val="0000FF"/>
-          <w:sz w:val="24"/>
-        </w:rPr>
-        <w:hyperlink r:id="rId10" w:history="1">
-          <w:r>
-            <w:rPr>
-              <w:rStyle w:val="Hyperlink"/>
-            </w:rPr>
-            <w:t>objecte</w:t>
-          </w:r>
-        </w:hyperlink>
-      </w:r>
-      <w:r>
-        <w:rPr>
-          <w:rFonts w:ascii="Charis SIL Regular" w:hAnsi="Charis SIL Regular" w:eastAsia="Charis SIL Regular"/>
-          <w:b w:val="0"/>
-          <w:i w:val="0"/>
-          <w:color w:val="0000FF"/>
-          <w:sz w:val="24"/>
-          <w:u w:val="single"/>
-        </w:rPr>
-        <w:hyperlink r:id="rId10" w:history="1">
-          <w:r>
-            <w:rPr>
-              <w:rStyle w:val="Hyperlink"/>
-            </w:rPr>
-            <w:t>n</w:t>
-          </w:r>
-        </w:hyperlink>
-      </w:r>
-      <w:r>
-        <w:rPr>
-          <w:rFonts w:ascii="Charis SIL Regular" w:hAnsi="Charis SIL Regular" w:eastAsia="Charis SIL Regular"/>
-          <w:b w:val="0"/>
-          <w:i w:val="0"/>
-          <w:color w:val="0000FF"/>
-          <w:sz w:val="24"/>
-          <w:u w:val="single"/>
-        </w:rPr>
-        <w:t xml:space="preserve"> </w:t>
-      </w:r>
-      <w:r>
-        <w:rPr>
-          <w:rFonts w:ascii="Charis SIL Regular" w:hAnsi="Charis SIL Regular" w:eastAsia="Charis SIL Regular"/>
-          <w:b w:val="0"/>
-          <w:i w:val="0"/>
-          <w:color w:val="0000FF"/>
-          <w:sz w:val="24"/>
-          <w:u w:val="single"/>
-        </w:rPr>
-        <w:hyperlink r:id="rId9" w:history="1">
-          <w:r>
-            <w:rPr>
-              <w:rStyle w:val="Hyperlink"/>
-            </w:rPr>
-            <w:t>uit</w:t>
-          </w:r>
-        </w:hyperlink>
-      </w:r>
-      <w:r>
-        <w:rPr>
-          <w:rFonts w:ascii="Charis SIL Regular" w:hAnsi="Charis SIL Regular" w:eastAsia="Charis SIL Regular"/>
-          <w:b w:val="0"/>
-          <w:i w:val="0"/>
-          <w:color w:val="0000FF"/>
-          <w:sz w:val="24"/>
-          <w:u w:val="single"/>
-        </w:rPr>
-        <w:t xml:space="preserve"> </w:t>
-      </w:r>
-      <w:r>
-        <w:rPr>
-          <w:rFonts w:ascii="Charis SIL Regular" w:hAnsi="Charis SIL Regular" w:eastAsia="Charis SIL Regular"/>
-          <w:b w:val="0"/>
-          <w:i w:val="0"/>
-          <w:color w:val="0000FF"/>
-          <w:sz w:val="24"/>
-          <w:u w:val="single"/>
-        </w:rPr>
-        <w:hyperlink r:id="rId9" w:history="1">
-          <w:r>
-            <w:rPr>
-              <w:rStyle w:val="Hyperlink"/>
-            </w:rPr>
-            <w:t>een</w:t>
-          </w:r>
-        </w:hyperlink>
-      </w:r>
-      <w:r>
-        <w:rPr>
-          <w:rFonts w:ascii="Charis SIL Regular" w:hAnsi="Charis SIL Regular" w:eastAsia="Charis SIL Regular"/>
-          <w:b w:val="0"/>
-          <w:i w:val="0"/>
-          <w:color w:val="0000FF"/>
-          <w:sz w:val="24"/>
-          <w:u w:val="single"/>
-        </w:rPr>
-        <w:t xml:space="preserve"> </w:t>
-      </w:r>
-      <w:r>
-        <w:rPr>
-          <w:rFonts w:ascii="Charis SIL Regular" w:hAnsi="Charis SIL Regular" w:eastAsia="Charis SIL Regular"/>
-          <w:b w:val="0"/>
-          <w:i w:val="0"/>
-          <w:color w:val="0000FF"/>
-          <w:sz w:val="24"/>
-          <w:u w:val="single"/>
-        </w:rPr>
-        <w:hyperlink r:id="rId9" w:history="1">
-          <w:r>
-            <w:rPr>
-              <w:rStyle w:val="Hyperlink"/>
-            </w:rPr>
-            <w:t>k</w:t>
-          </w:r>
-        </w:hyperlink>
-      </w:r>
-      <w:r>
-        <w:rPr>
-          <w:rFonts w:ascii="Charis SIL Regular" w:hAnsi="Charis SIL Regular" w:eastAsia="Charis SIL Regular"/>
-          <w:b w:val="0"/>
-          <w:i w:val="0"/>
-          <w:color w:val="0000FF"/>
-          <w:sz w:val="24"/>
-          <w:u w:val="single"/>
-        </w:rPr>
-        <w:hyperlink r:id="rId9" w:history="1">
-          <w:r>
-            <w:rPr>
-              <w:rStyle w:val="Hyperlink"/>
-            </w:rPr>
-            <w:t>oloniale</w:t>
-          </w:r>
-        </w:hyperlink>
-      </w:r>
-      <w:r>
-        <w:rPr>
-          <w:rFonts w:ascii="Charis SIL Regular" w:hAnsi="Charis SIL Regular" w:eastAsia="Charis SIL Regular"/>
-          <w:b w:val="0"/>
-          <w:i w:val="0"/>
-          <w:color w:val="0000FF"/>
-          <w:sz w:val="24"/>
-          <w:u w:val="single"/>
-        </w:rPr>
-        <w:t xml:space="preserve"> </w:t>
-      </w:r>
-      <w:r>
-        <w:rPr>
-          <w:rFonts w:ascii="Charis SIL Regular" w:hAnsi="Charis SIL Regular" w:eastAsia="Charis SIL Regular"/>
-          <w:b w:val="0"/>
-          <w:i w:val="0"/>
-          <w:color w:val="0000FF"/>
-          <w:sz w:val="24"/>
-          <w:u w:val="single"/>
-        </w:rPr>
-        <w:hyperlink r:id="rId9" w:history="1">
-          <w:r>
-            <w:rPr>
-              <w:rStyle w:val="Hyperlink"/>
-            </w:rPr>
-            <w:t>co</w:t>
-          </w:r>
-        </w:hyperlink>
+        </w:rPr>
+        <w:t>Herkomstonderzoek naar objecten uit een koloniale co</w:t>
       </w:r>
       <w:r>
         <w:rPr>
@@ -2509,14 +2183,7 @@
           <w:color w:val="000000"/>
           <w:sz w:val="24"/>
         </w:rPr>
-        <w:hyperlink r:id="rId12" w:history="1">
-          <w:r>
-            <w:rPr>
-              <w:rStyle w:val="Hyperlink"/>
-            </w:rPr>
-            <w:t xml:space="preserve">de zoekhulp </w:t>
-          </w:r>
-        </w:hyperlink>
+        <w:t xml:space="preserve">de zoekhulp </w:t>
       </w:r>
       <w:r>
         <w:rPr>
@@ -2527,7 +2194,7 @@
           <w:sz w:val="24"/>
           <w:u w:val="single"/>
         </w:rPr>
-        <w:hyperlink r:id="rId12" w:history="1">
+        <w:hyperlink r:id="rId13" w:history="1">
           <w:r>
             <w:rPr>
               <w:rStyle w:val="Hyperlink"/>
@@ -2535,6 +2202,111 @@
             <w:t>H</w:t>
           </w:r>
         </w:hyperlink>
+      </w:r>
+      <w:r>
+        <w:rPr>
+          <w:rFonts w:ascii="Charis SIL Regular" w:hAnsi="Charis SIL Regular" w:eastAsia="Charis SIL Regular"/>
+          <w:b w:val="0"/>
+          <w:i w:val="0"/>
+          <w:color w:val="0000FF"/>
+          <w:sz w:val="24"/>
+          <w:u w:val="single"/>
+        </w:rPr>
+        <w:hyperlink r:id="rId13" w:history="1">
+          <w:r>
+            <w:rPr>
+              <w:rStyle w:val="Hyperlink"/>
+            </w:rPr>
+            <w:t>o</w:t>
+          </w:r>
+        </w:hyperlink>
+      </w:r>
+      <w:r>
+        <w:rPr>
+          <w:rFonts w:ascii="Charis SIL Regular" w:hAnsi="Charis SIL Regular" w:eastAsia="Charis SIL Regular"/>
+          <w:b w:val="0"/>
+          <w:i w:val="0"/>
+          <w:color w:val="0000FF"/>
+          <w:sz w:val="24"/>
+          <w:u w:val="single"/>
+        </w:rPr>
+        <w:hyperlink r:id="rId12" w:history="1">
+          <w:r>
+            <w:rPr>
+              <w:rStyle w:val="Hyperlink"/>
+            </w:rPr>
+            <w:t>e</w:t>
+          </w:r>
+        </w:hyperlink>
+      </w:r>
+      <w:r>
+        <w:rPr>
+          <w:rFonts w:ascii="Charis SIL Regular" w:hAnsi="Charis SIL Regular" w:eastAsia="Charis SIL Regular"/>
+          <w:b w:val="0"/>
+          <w:i w:val="0"/>
+          <w:color w:val="0000FF"/>
+          <w:sz w:val="24"/>
+          <w:u w:val="single"/>
+        </w:rPr>
+        <w:t xml:space="preserve"> </w:t>
+      </w:r>
+      <w:r>
+        <w:rPr>
+          <w:rFonts w:ascii="Charis SIL Regular" w:hAnsi="Charis SIL Regular" w:eastAsia="Charis SIL Regular"/>
+          <w:b w:val="0"/>
+          <w:i w:val="0"/>
+          <w:color w:val="0000FF"/>
+          <w:sz w:val="24"/>
+          <w:u w:val="single"/>
+        </w:rPr>
+        <w:hyperlink r:id="rId12" w:history="1">
+          <w:r>
+            <w:rPr>
+              <w:rStyle w:val="Hyperlink"/>
+            </w:rPr>
+            <w:t>doe</w:t>
+          </w:r>
+        </w:hyperlink>
+      </w:r>
+      <w:r>
+        <w:rPr>
+          <w:rFonts w:ascii="Charis SIL Regular" w:hAnsi="Charis SIL Regular" w:eastAsia="Charis SIL Regular"/>
+          <w:b w:val="0"/>
+          <w:i w:val="0"/>
+          <w:color w:val="0000FF"/>
+          <w:sz w:val="24"/>
+          <w:u w:val="single"/>
+        </w:rPr>
+        <w:t xml:space="preserve"> </w:t>
+      </w:r>
+      <w:r>
+        <w:rPr>
+          <w:rFonts w:ascii="Charis SIL Regular" w:hAnsi="Charis SIL Regular" w:eastAsia="Charis SIL Regular"/>
+          <w:b w:val="0"/>
+          <w:i w:val="0"/>
+          <w:color w:val="0000FF"/>
+          <w:sz w:val="24"/>
+          <w:u w:val="single"/>
+        </w:rPr>
+        <w:hyperlink r:id="rId12" w:history="1">
+          <w:r>
+            <w:rPr>
+              <w:rStyle w:val="Hyperlink"/>
+            </w:rPr>
+            <w:t>ik</w:t>
+          </w:r>
+        </w:hyperlink>
+      </w:r>
+      <w:r>
+        <w:rPr>
+          <w:rFonts w:ascii="Charis SIL Regular" w:hAnsi="Charis SIL Regular" w:eastAsia="Charis SIL Regular"/>
+          <w:b w:val="0"/>
+          <w:i w:val="0"/>
+          <w:color w:val="0000FF"/>
+          <w:sz w:val="24"/>
+          <w:u w:val="single"/>
+        </w:rPr>
+        <w:t xml:space="preserve"> </w:t>
       </w:r>
       <w:r>
         <w:rPr>
@@ -2568,111 +2340,6 @@
             <w:rPr>
               <w:rStyle w:val="Hyperlink"/>
             </w:rPr>
-            <w:t>e</w:t>
-          </w:r>
-        </w:hyperlink>
-      </w:r>
-      <w:r>
-        <w:rPr>
-          <w:rFonts w:ascii="Charis SIL Regular" w:hAnsi="Charis SIL Regular" w:eastAsia="Charis SIL Regular"/>
-          <w:b w:val="0"/>
-          <w:i w:val="0"/>
-          <w:color w:val="0000FF"/>
-          <w:sz w:val="24"/>
-          <w:u w:val="single"/>
-        </w:rPr>
-        <w:t xml:space="preserve"> </w:t>
-      </w:r>
-      <w:r>
-        <w:rPr>
-          <w:rFonts w:ascii="Charis SIL Regular" w:hAnsi="Charis SIL Regular" w:eastAsia="Charis SIL Regular"/>
-          <w:b w:val="0"/>
-          <w:i w:val="0"/>
-          <w:color w:val="0000FF"/>
-          <w:sz w:val="24"/>
-          <w:u w:val="single"/>
-        </w:rPr>
-        <w:hyperlink r:id="rId12" w:history="1">
-          <w:r>
-            <w:rPr>
-              <w:rStyle w:val="Hyperlink"/>
-            </w:rPr>
-            <w:t>doe</w:t>
-          </w:r>
-        </w:hyperlink>
-      </w:r>
-      <w:r>
-        <w:rPr>
-          <w:rFonts w:ascii="Charis SIL Regular" w:hAnsi="Charis SIL Regular" w:eastAsia="Charis SIL Regular"/>
-          <w:b w:val="0"/>
-          <w:i w:val="0"/>
-          <w:color w:val="0000FF"/>
-          <w:sz w:val="24"/>
-          <w:u w:val="single"/>
-        </w:rPr>
-        <w:t xml:space="preserve"> </w:t>
-      </w:r>
-      <w:r>
-        <w:rPr>
-          <w:rFonts w:ascii="Charis SIL Regular" w:hAnsi="Charis SIL Regular" w:eastAsia="Charis SIL Regular"/>
-          <w:b w:val="0"/>
-          <w:i w:val="0"/>
-          <w:color w:val="0000FF"/>
-          <w:sz w:val="24"/>
-          <w:u w:val="single"/>
-        </w:rPr>
-        <w:hyperlink r:id="rId13" w:history="1">
-          <w:r>
-            <w:rPr>
-              <w:rStyle w:val="Hyperlink"/>
-            </w:rPr>
-            <w:t>ik</w:t>
-          </w:r>
-        </w:hyperlink>
-      </w:r>
-      <w:r>
-        <w:rPr>
-          <w:rFonts w:ascii="Charis SIL Regular" w:hAnsi="Charis SIL Regular" w:eastAsia="Charis SIL Regular"/>
-          <w:b w:val="0"/>
-          <w:i w:val="0"/>
-          <w:color w:val="0000FF"/>
-          <w:sz w:val="24"/>
-          <w:u w:val="single"/>
-        </w:rPr>
-        <w:t xml:space="preserve"> </w:t>
-      </w:r>
-      <w:r>
-        <w:rPr>
-          <w:rFonts w:ascii="Charis SIL Regular" w:hAnsi="Charis SIL Regular" w:eastAsia="Charis SIL Regular"/>
-          <w:b w:val="0"/>
-          <w:i w:val="0"/>
-          <w:color w:val="0000FF"/>
-          <w:sz w:val="24"/>
-          <w:u w:val="single"/>
-        </w:rPr>
-        <w:hyperlink r:id="rId13" w:history="1">
-          <w:r>
-            <w:rPr>
-              <w:rStyle w:val="Hyperlink"/>
-            </w:rPr>
-            <w:t>o</w:t>
-          </w:r>
-        </w:hyperlink>
-      </w:r>
-      <w:r>
-        <w:rPr>
-          <w:rFonts w:ascii="Charis SIL Regular" w:hAnsi="Charis SIL Regular" w:eastAsia="Charis SIL Regular"/>
-          <w:b w:val="0"/>
-          <w:i w:val="0"/>
-          <w:color w:val="0000FF"/>
-          <w:sz w:val="24"/>
-          <w:u w:val="single"/>
-        </w:rPr>
-        <w:hyperlink r:id="rId13" w:history="1">
-          <w:r>
-            <w:rPr>
-              <w:rStyle w:val="Hyperlink"/>
-            </w:rPr>
             <w:t>n</w:t>
           </w:r>
         </w:hyperlink>
@@ -2686,7 +2353,7 @@
           <w:sz w:val="24"/>
           <w:u w:val="single"/>
         </w:rPr>
-        <w:hyperlink r:id="rId13" w:history="1">
+        <w:hyperlink r:id="rId12" w:history="1">
           <w:r>
             <w:rPr>
               <w:rStyle w:val="Hyperlink"/>
@@ -2704,7 +2371,7 @@
           <w:sz w:val="24"/>
           <w:u w:val="single"/>
         </w:rPr>
-        <w:hyperlink r:id="rId13" w:history="1">
+        <w:hyperlink r:id="rId12" w:history="1">
           <w:r>
             <w:rPr>
               <w:rStyle w:val="Hyperlink"/>
@@ -2722,7 +2389,7 @@
           <w:sz w:val="24"/>
           <w:u w:val="single"/>
         </w:rPr>
-        <w:hyperlink r:id="rId13" w:history="1">
+        <w:hyperlink r:id="rId12" w:history="1">
           <w:r>
             <w:rPr>
               <w:rStyle w:val="Hyperlink"/>
@@ -3462,7 +3129,6 @@
           <w:i/>
           <w:color w:val="0000FF"/>
           <w:sz w:val="24"/>
-          <w:u w:val="single"/>
         </w:rPr>
         <w:t>Cultural Objects and Collectio</w:t>
       </w:r>
@@ -4089,7 +3755,126 @@
           <w:color w:val="000000"/>
           <w:sz w:val="24"/>
         </w:rPr>
-        <w:t xml:space="preserve"> (Amersfoort: Rijksdienst voor het Cultureel E</w:t>
+        <w:t xml:space="preserve"> (Amersfo</w:t>
+      </w:r>
+      <w:r>
+        <w:rPr>
+          <w:u w:val="single" w:color="0000ff"/>
+          <w:rFonts w:ascii="Charis SIL Regular" w:hAnsi="Charis SIL Regular" w:eastAsia="Charis SIL Regular"/>
+          <w:b w:val="0"/>
+          <w:i w:val="0"/>
+          <w:color w:val="000000"/>
+          <w:sz w:val="24"/>
+        </w:rPr>
+        <w:hyperlink r:id="rId10" w:history="1">
+          <w:r>
+            <w:rPr>
+              <w:rStyle w:val="Hyperlink"/>
+            </w:rPr>
+            <w:t>ort: Rijksdienst vo</w:t>
+          </w:r>
+        </w:hyperlink>
+      </w:r>
+      <w:r>
+        <w:rPr>
+          <w:u w:val="single" w:color="0000ff"/>
+          <w:rFonts w:ascii="Charis SIL Regular" w:hAnsi="Charis SIL Regular" w:eastAsia="Charis SIL Regular"/>
+          <w:b w:val="0"/>
+          <w:i w:val="0"/>
+          <w:color w:val="000000"/>
+          <w:sz w:val="24"/>
+        </w:rPr>
+        <w:hyperlink r:id="rId10" w:history="1">
+          <w:r>
+            <w:rPr>
+              <w:rStyle w:val="Hyperlink"/>
+            </w:rPr>
+            <w:t>o</w:t>
+          </w:r>
+        </w:hyperlink>
+      </w:r>
+      <w:r>
+        <w:rPr>
+          <w:u w:val="single" w:color="0000ff"/>
+          <w:rFonts w:ascii="Charis SIL Regular" w:hAnsi="Charis SIL Regular" w:eastAsia="Charis SIL Regular"/>
+          <w:b w:val="0"/>
+          <w:i w:val="0"/>
+          <w:color w:val="000000"/>
+          <w:sz w:val="24"/>
+        </w:rPr>
+        <w:hyperlink r:id="rId10" w:history="1">
+          <w:r>
+            <w:rPr>
+              <w:rStyle w:val="Hyperlink"/>
+            </w:rPr>
+            <w:t>r he</w:t>
+          </w:r>
+        </w:hyperlink>
+      </w:r>
+      <w:r>
+        <w:rPr>
+          <w:u w:val="single" w:color="0000ff"/>
+          <w:rFonts w:ascii="Charis SIL Regular" w:hAnsi="Charis SIL Regular" w:eastAsia="Charis SIL Regular"/>
+          <w:b w:val="0"/>
+          <w:i w:val="0"/>
+          <w:color w:val="000000"/>
+          <w:sz w:val="24"/>
+        </w:rPr>
+        <w:hyperlink r:id="rId10" w:history="1">
+          <w:r>
+            <w:rPr>
+              <w:rStyle w:val="Hyperlink"/>
+            </w:rPr>
+            <w:t>t</w:t>
+          </w:r>
+        </w:hyperlink>
+      </w:r>
+      <w:r>
+        <w:rPr>
+          <w:u w:val="single" w:color="0000ff"/>
+          <w:rFonts w:ascii="Charis SIL Regular" w:hAnsi="Charis SIL Regular" w:eastAsia="Charis SIL Regular"/>
+          <w:b w:val="0"/>
+          <w:i w:val="0"/>
+          <w:color w:val="000000"/>
+          <w:sz w:val="24"/>
+        </w:rPr>
+        <w:hyperlink r:id="rId10" w:history="1">
+          <w:r>
+            <w:rPr>
+              <w:rStyle w:val="Hyperlink"/>
+            </w:rPr>
+            <w:t xml:space="preserve"> Culture</w:t>
+          </w:r>
+        </w:hyperlink>
+      </w:r>
+      <w:r>
+        <w:rPr>
+          <w:u w:val="single" w:color="0000ff"/>
+          <w:rFonts w:ascii="Charis SIL Regular" w:hAnsi="Charis SIL Regular" w:eastAsia="Charis SIL Regular"/>
+          <w:b w:val="0"/>
+          <w:i w:val="0"/>
+          <w:color w:val="000000"/>
+          <w:sz w:val="24"/>
+        </w:rPr>
+        <w:hyperlink r:id="rId10" w:history="1">
+          <w:r>
+            <w:rPr>
+              <w:rStyle w:val="Hyperlink"/>
+            </w:rPr>
+            <w:t xml:space="preserve">el </w:t>
+          </w:r>
+        </w:hyperlink>
+      </w:r>
+      <w:r>
+        <w:rPr>
+          <w:u w:val="single" w:color="0000ff"/>
+          <w:rFonts w:ascii="Charis SIL Regular" w:hAnsi="Charis SIL Regular" w:eastAsia="Charis SIL Regular"/>
+          <w:b w:val="0"/>
+          <w:i w:val="0"/>
+          <w:color w:val="000000"/>
+          <w:sz w:val="24"/>
+        </w:rPr>
+        <w:t>E</w:t>
       </w:r>
       <w:r>
         <w:rPr>

--- a/EXPORTS/DOCX/published/niveau1/Dutch/DoingResearch.docx
+++ b/EXPORTS/DOCX/published/niveau1/Dutch/DoingResearch.docx
@@ -348,9 +348,15 @@
           <w:i/>
           <w:color w:val="0000FF"/>
           <w:sz w:val="24"/>
-          <w:u w:val="single"/>
-        </w:rPr>
-        <w:t>c</w:t>
+        </w:rPr>
+        <w:hyperlink r:id="rId9" w:history="1">
+          <w:r>
+            <w:rPr>
+              <w:rStyle w:val="Hyperlink"/>
+            </w:rPr>
+            <w:t>c</w:t>
+          </w:r>
+        </w:hyperlink>
       </w:r>
       <w:r>
         <w:rPr>
@@ -467,37 +473,8 @@
           <w:i/>
           <w:color w:val="0000FF"/>
           <w:sz w:val="24"/>
-          <w:u w:val="single"/>
-        </w:rPr>
-        <w:hyperlink r:id="rId9" w:history="1">
-          <w:r>
-            <w:rPr>
-              <w:rStyle w:val="Hyperlink"/>
-            </w:rPr>
-            <w:t>and</w:t>
-          </w:r>
-        </w:hyperlink>
-      </w:r>
-      <w:r>
-        <w:rPr>
-          <w:rFonts w:ascii="Charis SIL Italic" w:hAnsi="Charis SIL Italic" w:eastAsia="Charis SIL Italic"/>
-          <w:b w:val="0"/>
-          <w:i/>
-          <w:color w:val="0000FF"/>
-          <w:sz w:val="24"/>
-          <w:u w:val="single"/>
-        </w:rPr>
-        <w:t xml:space="preserve"> </w:t>
-      </w:r>
-      <w:r>
-        <w:rPr>
-          <w:rFonts w:ascii="Charis SIL Italic" w:hAnsi="Charis SIL Italic" w:eastAsia="Charis SIL Italic"/>
-          <w:b w:val="0"/>
-          <w:i/>
-          <w:color w:val="0000FF"/>
-          <w:sz w:val="24"/>
-        </w:rPr>
-        <w:t>collections acquired</w:t>
+        </w:rPr>
+        <w:t>and collections acquired</w:t>
       </w:r>
       <w:r>
         <w:rPr>
@@ -678,13 +655,74 @@
       </w:r>
       <w:r>
         <w:rPr>
+          <w:u w:val="single" w:color="0000ff"/>
           <w:rFonts w:ascii="Charis SIL Regular" w:hAnsi="Charis SIL Regular" w:eastAsia="Charis SIL Regular"/>
           <w:b w:val="0"/>
           <w:i w:val="0"/>
           <w:color w:val="000000"/>
           <w:sz w:val="24"/>
         </w:rPr>
-        <w:t>publicatie _</w:t>
+        <w:hyperlink r:id="rId9" w:history="1">
+          <w:r>
+            <w:rPr>
+              <w:rStyle w:val="Hyperlink"/>
+            </w:rPr>
+            <w:t>public</w:t>
+          </w:r>
+        </w:hyperlink>
+      </w:r>
+      <w:r>
+        <w:rPr>
+          <w:u w:val="single" w:color="0000ff"/>
+          <w:rFonts w:ascii="Charis SIL Regular" w:hAnsi="Charis SIL Regular" w:eastAsia="Charis SIL Regular"/>
+          <w:b w:val="0"/>
+          <w:i w:val="0"/>
+          <w:color w:val="000000"/>
+          <w:sz w:val="24"/>
+        </w:rPr>
+        <w:hyperlink r:id="rId9" w:history="1">
+          <w:r>
+            <w:rPr>
+              <w:rStyle w:val="Hyperlink"/>
+            </w:rPr>
+            <w:t>a</w:t>
+          </w:r>
+        </w:hyperlink>
+      </w:r>
+      <w:r>
+        <w:rPr>
+          <w:u w:val="single" w:color="0000ff"/>
+          <w:rFonts w:ascii="Charis SIL Regular" w:hAnsi="Charis SIL Regular" w:eastAsia="Charis SIL Regular"/>
+          <w:b w:val="0"/>
+          <w:i w:val="0"/>
+          <w:color w:val="000000"/>
+          <w:sz w:val="24"/>
+        </w:rPr>
+        <w:hyperlink r:id="rId9" w:history="1">
+          <w:r>
+            <w:rPr>
+              <w:rStyle w:val="Hyperlink"/>
+            </w:rPr>
+            <w:t xml:space="preserve">tie </w:t>
+          </w:r>
+        </w:hyperlink>
+      </w:r>
+      <w:r>
+        <w:rPr>
+          <w:rFonts w:ascii="Charis SIL Regular" w:hAnsi="Charis SIL Regular" w:eastAsia="Charis SIL Regular"/>
+          <w:b w:val="0"/>
+          <w:i w:val="0"/>
+          <w:color w:val="000000"/>
+          <w:sz w:val="24"/>
+        </w:rPr>
+        <w:hyperlink r:id="rId9" w:history="1">
+          <w:r>
+            <w:rPr>
+              <w:rStyle w:val="Hyperlink"/>
+            </w:rPr>
+            <w:t>_</w:t>
+          </w:r>
+        </w:hyperlink>
       </w:r>
       <w:r>
         <w:rPr>
@@ -693,8 +731,334 @@
           <w:i w:val="0"/>
           <w:color w:val="0000FF"/>
           <w:sz w:val="24"/>
-        </w:rPr>
-        <w:t>Herkomstonderzoek naar objecten uit een koloniale co</w:t>
+          <w:u w:val="single"/>
+        </w:rPr>
+        <w:hyperlink r:id="rId9" w:history="1">
+          <w:r>
+            <w:rPr>
+              <w:rStyle w:val="Hyperlink"/>
+            </w:rPr>
+            <w:t>Herkomsto</w:t>
+          </w:r>
+        </w:hyperlink>
+      </w:r>
+      <w:r>
+        <w:rPr>
+          <w:rFonts w:ascii="Charis SIL Regular" w:hAnsi="Charis SIL Regular" w:eastAsia="Charis SIL Regular"/>
+          <w:b w:val="0"/>
+          <w:i w:val="0"/>
+          <w:color w:val="0000FF"/>
+          <w:sz w:val="24"/>
+          <w:u w:val="single"/>
+        </w:rPr>
+        <w:hyperlink r:id="rId9" w:history="1">
+          <w:r>
+            <w:rPr>
+              <w:rStyle w:val="Hyperlink"/>
+            </w:rPr>
+            <w:t>nd</w:t>
+          </w:r>
+        </w:hyperlink>
+      </w:r>
+      <w:r>
+        <w:rPr>
+          <w:rFonts w:ascii="Charis SIL Regular" w:hAnsi="Charis SIL Regular" w:eastAsia="Charis SIL Regular"/>
+          <w:b w:val="0"/>
+          <w:i w:val="0"/>
+          <w:color w:val="0000FF"/>
+          <w:sz w:val="24"/>
+          <w:u w:val="single"/>
+        </w:rPr>
+        <w:hyperlink r:id="rId9" w:history="1">
+          <w:r>
+            <w:rPr>
+              <w:rStyle w:val="Hyperlink"/>
+            </w:rPr>
+            <w:t>e</w:t>
+          </w:r>
+        </w:hyperlink>
+      </w:r>
+      <w:r>
+        <w:rPr>
+          <w:rFonts w:ascii="Charis SIL Regular" w:hAnsi="Charis SIL Regular" w:eastAsia="Charis SIL Regular"/>
+          <w:b w:val="0"/>
+          <w:i w:val="0"/>
+          <w:color w:val="0000FF"/>
+          <w:sz w:val="24"/>
+          <w:u w:val="single"/>
+        </w:rPr>
+        <w:hyperlink r:id="rId9" w:history="1">
+          <w:r>
+            <w:rPr>
+              <w:rStyle w:val="Hyperlink"/>
+            </w:rPr>
+            <w:t>rzoek</w:t>
+          </w:r>
+        </w:hyperlink>
+      </w:r>
+      <w:r>
+        <w:rPr>
+          <w:rFonts w:ascii="Charis SIL Regular" w:hAnsi="Charis SIL Regular" w:eastAsia="Charis SIL Regular"/>
+          <w:b w:val="0"/>
+          <w:i w:val="0"/>
+          <w:color w:val="0000FF"/>
+          <w:sz w:val="24"/>
+          <w:u w:val="single"/>
+        </w:rPr>
+        <w:t xml:space="preserve"> </w:t>
+      </w:r>
+      <w:r>
+        <w:rPr>
+          <w:rFonts w:ascii="Charis SIL Regular" w:hAnsi="Charis SIL Regular" w:eastAsia="Charis SIL Regular"/>
+          <w:b w:val="0"/>
+          <w:i w:val="0"/>
+          <w:color w:val="0000FF"/>
+          <w:sz w:val="24"/>
+          <w:u w:val="single"/>
+        </w:rPr>
+        <w:hyperlink r:id="rId9" w:history="1">
+          <w:r>
+            <w:rPr>
+              <w:rStyle w:val="Hyperlink"/>
+            </w:rPr>
+            <w:t>n</w:t>
+          </w:r>
+        </w:hyperlink>
+      </w:r>
+      <w:r>
+        <w:rPr>
+          <w:rFonts w:ascii="Charis SIL Regular" w:hAnsi="Charis SIL Regular" w:eastAsia="Charis SIL Regular"/>
+          <w:b w:val="0"/>
+          <w:i w:val="0"/>
+          <w:color w:val="0000FF"/>
+          <w:sz w:val="24"/>
+          <w:u w:val="single"/>
+        </w:rPr>
+        <w:hyperlink r:id="rId9" w:history="1">
+          <w:r>
+            <w:rPr>
+              <w:rStyle w:val="Hyperlink"/>
+            </w:rPr>
+            <w:t>aar</w:t>
+          </w:r>
+        </w:hyperlink>
+      </w:r>
+      <w:r>
+        <w:rPr>
+          <w:rFonts w:ascii="Charis SIL Regular" w:hAnsi="Charis SIL Regular" w:eastAsia="Charis SIL Regular"/>
+          <w:b w:val="0"/>
+          <w:i w:val="0"/>
+          <w:color w:val="0000FF"/>
+          <w:sz w:val="24"/>
+          <w:u w:val="single"/>
+        </w:rPr>
+        <w:t xml:space="preserve"> </w:t>
+      </w:r>
+      <w:r>
+        <w:rPr>
+          <w:rFonts w:ascii="Charis SIL Regular" w:hAnsi="Charis SIL Regular" w:eastAsia="Charis SIL Regular"/>
+          <w:b w:val="0"/>
+          <w:i w:val="0"/>
+          <w:color w:val="0000FF"/>
+          <w:sz w:val="24"/>
+          <w:u w:val="single"/>
+        </w:rPr>
+        <w:hyperlink r:id="rId9" w:history="1">
+          <w:r>
+            <w:rPr>
+              <w:rStyle w:val="Hyperlink"/>
+            </w:rPr>
+            <w:t>ob</w:t>
+          </w:r>
+        </w:hyperlink>
+      </w:r>
+      <w:r>
+        <w:rPr>
+          <w:rFonts w:ascii="Charis SIL Regular" w:hAnsi="Charis SIL Regular" w:eastAsia="Charis SIL Regular"/>
+          <w:b w:val="0"/>
+          <w:i w:val="0"/>
+          <w:color w:val="0000FF"/>
+          <w:sz w:val="24"/>
+          <w:u w:val="single"/>
+        </w:rPr>
+        <w:hyperlink r:id="rId9" w:history="1">
+          <w:r>
+            <w:rPr>
+              <w:rStyle w:val="Hyperlink"/>
+            </w:rPr>
+            <w:t>j</w:t>
+          </w:r>
+        </w:hyperlink>
+      </w:r>
+      <w:r>
+        <w:rPr>
+          <w:rFonts w:ascii="Charis SIL Regular" w:hAnsi="Charis SIL Regular" w:eastAsia="Charis SIL Regular"/>
+          <w:b w:val="0"/>
+          <w:i w:val="0"/>
+          <w:color w:val="0000FF"/>
+          <w:sz w:val="24"/>
+          <w:u w:val="single"/>
+        </w:rPr>
+        <w:hyperlink r:id="rId9" w:history="1">
+          <w:r>
+            <w:rPr>
+              <w:rStyle w:val="Hyperlink"/>
+            </w:rPr>
+            <w:t>ecte</w:t>
+          </w:r>
+        </w:hyperlink>
+      </w:r>
+      <w:r>
+        <w:rPr>
+          <w:rFonts w:ascii="Charis SIL Regular" w:hAnsi="Charis SIL Regular" w:eastAsia="Charis SIL Regular"/>
+          <w:b w:val="0"/>
+          <w:i w:val="0"/>
+          <w:color w:val="0000FF"/>
+          <w:sz w:val="24"/>
+          <w:u w:val="single"/>
+        </w:rPr>
+        <w:hyperlink r:id="rId10" w:history="1">
+          <w:r>
+            <w:rPr>
+              <w:rStyle w:val="Hyperlink"/>
+            </w:rPr>
+            <w:t>n</w:t>
+          </w:r>
+        </w:hyperlink>
+      </w:r>
+      <w:r>
+        <w:rPr>
+          <w:rFonts w:ascii="Charis SIL Regular" w:hAnsi="Charis SIL Regular" w:eastAsia="Charis SIL Regular"/>
+          <w:b w:val="0"/>
+          <w:i w:val="0"/>
+          <w:color w:val="0000FF"/>
+          <w:sz w:val="24"/>
+          <w:u w:val="single"/>
+        </w:rPr>
+        <w:t xml:space="preserve"> </w:t>
+      </w:r>
+      <w:r>
+        <w:rPr>
+          <w:rFonts w:ascii="Charis SIL Regular" w:hAnsi="Charis SIL Regular" w:eastAsia="Charis SIL Regular"/>
+          <w:b w:val="0"/>
+          <w:i w:val="0"/>
+          <w:color w:val="0000FF"/>
+          <w:sz w:val="24"/>
+          <w:u w:val="single"/>
+        </w:rPr>
+        <w:hyperlink r:id="rId9" w:history="1">
+          <w:r>
+            <w:rPr>
+              <w:rStyle w:val="Hyperlink"/>
+            </w:rPr>
+            <w:t>uit</w:t>
+          </w:r>
+        </w:hyperlink>
+      </w:r>
+      <w:r>
+        <w:rPr>
+          <w:rFonts w:ascii="Charis SIL Regular" w:hAnsi="Charis SIL Regular" w:eastAsia="Charis SIL Regular"/>
+          <w:b w:val="0"/>
+          <w:i w:val="0"/>
+          <w:color w:val="0000FF"/>
+          <w:sz w:val="24"/>
+          <w:u w:val="single"/>
+        </w:rPr>
+        <w:t xml:space="preserve"> </w:t>
+      </w:r>
+      <w:r>
+        <w:rPr>
+          <w:rFonts w:ascii="Charis SIL Regular" w:hAnsi="Charis SIL Regular" w:eastAsia="Charis SIL Regular"/>
+          <w:b w:val="0"/>
+          <w:i w:val="0"/>
+          <w:color w:val="0000FF"/>
+          <w:sz w:val="24"/>
+          <w:u w:val="single"/>
+        </w:rPr>
+        <w:hyperlink r:id="rId9" w:history="1">
+          <w:r>
+            <w:rPr>
+              <w:rStyle w:val="Hyperlink"/>
+            </w:rPr>
+            <w:t>een</w:t>
+          </w:r>
+        </w:hyperlink>
+      </w:r>
+      <w:r>
+        <w:rPr>
+          <w:rFonts w:ascii="Charis SIL Regular" w:hAnsi="Charis SIL Regular" w:eastAsia="Charis SIL Regular"/>
+          <w:b w:val="0"/>
+          <w:i w:val="0"/>
+          <w:color w:val="0000FF"/>
+          <w:sz w:val="24"/>
+          <w:u w:val="single"/>
+        </w:rPr>
+        <w:t xml:space="preserve"> </w:t>
+      </w:r>
+      <w:r>
+        <w:rPr>
+          <w:rFonts w:ascii="Charis SIL Regular" w:hAnsi="Charis SIL Regular" w:eastAsia="Charis SIL Regular"/>
+          <w:b w:val="0"/>
+          <w:i w:val="0"/>
+          <w:color w:val="0000FF"/>
+          <w:sz w:val="24"/>
+          <w:u w:val="single"/>
+        </w:rPr>
+        <w:hyperlink r:id="rId10" w:history="1">
+          <w:r>
+            <w:rPr>
+              <w:rStyle w:val="Hyperlink"/>
+            </w:rPr>
+            <w:t>k</w:t>
+          </w:r>
+        </w:hyperlink>
+      </w:r>
+      <w:r>
+        <w:rPr>
+          <w:rFonts w:ascii="Charis SIL Regular" w:hAnsi="Charis SIL Regular" w:eastAsia="Charis SIL Regular"/>
+          <w:b w:val="0"/>
+          <w:i w:val="0"/>
+          <w:color w:val="0000FF"/>
+          <w:sz w:val="24"/>
+          <w:u w:val="single"/>
+        </w:rPr>
+        <w:hyperlink r:id="rId10" w:history="1">
+          <w:r>
+            <w:rPr>
+              <w:rStyle w:val="Hyperlink"/>
+            </w:rPr>
+            <w:t>oloniale</w:t>
+          </w:r>
+        </w:hyperlink>
+      </w:r>
+      <w:r>
+        <w:rPr>
+          <w:rFonts w:ascii="Charis SIL Regular" w:hAnsi="Charis SIL Regular" w:eastAsia="Charis SIL Regular"/>
+          <w:b w:val="0"/>
+          <w:i w:val="0"/>
+          <w:color w:val="0000FF"/>
+          <w:sz w:val="24"/>
+          <w:u w:val="single"/>
+        </w:rPr>
+        <w:t xml:space="preserve"> </w:t>
+      </w:r>
+      <w:r>
+        <w:rPr>
+          <w:rFonts w:ascii="Charis SIL Regular" w:hAnsi="Charis SIL Regular" w:eastAsia="Charis SIL Regular"/>
+          <w:b w:val="0"/>
+          <w:i w:val="0"/>
+          <w:color w:val="0000FF"/>
+          <w:sz w:val="24"/>
+          <w:u w:val="single"/>
+        </w:rPr>
+        <w:hyperlink r:id="rId9" w:history="1">
+          <w:r>
+            <w:rPr>
+              <w:rStyle w:val="Hyperlink"/>
+            </w:rPr>
+            <w:t>co</w:t>
+          </w:r>
+        </w:hyperlink>
       </w:r>
       <w:r>
         <w:rPr>
@@ -2183,7 +2547,14 @@
           <w:color w:val="000000"/>
           <w:sz w:val="24"/>
         </w:rPr>
-        <w:t xml:space="preserve">de zoekhulp </w:t>
+        <w:hyperlink r:id="rId12" w:history="1">
+          <w:r>
+            <w:rPr>
+              <w:rStyle w:val="Hyperlink"/>
+            </w:rPr>
+            <w:t xml:space="preserve">de zoekhulp </w:t>
+          </w:r>
+        </w:hyperlink>
       </w:r>
       <w:r>
         <w:rPr>
@@ -2194,7 +2565,7 @@
           <w:sz w:val="24"/>
           <w:u w:val="single"/>
         </w:rPr>
-        <w:hyperlink r:id="rId13" w:history="1">
+        <w:hyperlink r:id="rId12" w:history="1">
           <w:r>
             <w:rPr>
               <w:rStyle w:val="Hyperlink"/>
@@ -2202,6 +2573,111 @@
             <w:t>H</w:t>
           </w:r>
         </w:hyperlink>
+      </w:r>
+      <w:r>
+        <w:rPr>
+          <w:rFonts w:ascii="Charis SIL Regular" w:hAnsi="Charis SIL Regular" w:eastAsia="Charis SIL Regular"/>
+          <w:b w:val="0"/>
+          <w:i w:val="0"/>
+          <w:color w:val="0000FF"/>
+          <w:sz w:val="24"/>
+          <w:u w:val="single"/>
+        </w:rPr>
+        <w:hyperlink r:id="rId12" w:history="1">
+          <w:r>
+            <w:rPr>
+              <w:rStyle w:val="Hyperlink"/>
+            </w:rPr>
+            <w:t>o</w:t>
+          </w:r>
+        </w:hyperlink>
+      </w:r>
+      <w:r>
+        <w:rPr>
+          <w:rFonts w:ascii="Charis SIL Regular" w:hAnsi="Charis SIL Regular" w:eastAsia="Charis SIL Regular"/>
+          <w:b w:val="0"/>
+          <w:i w:val="0"/>
+          <w:color w:val="0000FF"/>
+          <w:sz w:val="24"/>
+          <w:u w:val="single"/>
+        </w:rPr>
+        <w:hyperlink r:id="rId12" w:history="1">
+          <w:r>
+            <w:rPr>
+              <w:rStyle w:val="Hyperlink"/>
+            </w:rPr>
+            <w:t>e</w:t>
+          </w:r>
+        </w:hyperlink>
+      </w:r>
+      <w:r>
+        <w:rPr>
+          <w:rFonts w:ascii="Charis SIL Regular" w:hAnsi="Charis SIL Regular" w:eastAsia="Charis SIL Regular"/>
+          <w:b w:val="0"/>
+          <w:i w:val="0"/>
+          <w:color w:val="0000FF"/>
+          <w:sz w:val="24"/>
+          <w:u w:val="single"/>
+        </w:rPr>
+        <w:t xml:space="preserve"> </w:t>
+      </w:r>
+      <w:r>
+        <w:rPr>
+          <w:rFonts w:ascii="Charis SIL Regular" w:hAnsi="Charis SIL Regular" w:eastAsia="Charis SIL Regular"/>
+          <w:b w:val="0"/>
+          <w:i w:val="0"/>
+          <w:color w:val="0000FF"/>
+          <w:sz w:val="24"/>
+          <w:u w:val="single"/>
+        </w:rPr>
+        <w:hyperlink r:id="rId12" w:history="1">
+          <w:r>
+            <w:rPr>
+              <w:rStyle w:val="Hyperlink"/>
+            </w:rPr>
+            <w:t>doe</w:t>
+          </w:r>
+        </w:hyperlink>
+      </w:r>
+      <w:r>
+        <w:rPr>
+          <w:rFonts w:ascii="Charis SIL Regular" w:hAnsi="Charis SIL Regular" w:eastAsia="Charis SIL Regular"/>
+          <w:b w:val="0"/>
+          <w:i w:val="0"/>
+          <w:color w:val="0000FF"/>
+          <w:sz w:val="24"/>
+          <w:u w:val="single"/>
+        </w:rPr>
+        <w:t xml:space="preserve"> </w:t>
+      </w:r>
+      <w:r>
+        <w:rPr>
+          <w:rFonts w:ascii="Charis SIL Regular" w:hAnsi="Charis SIL Regular" w:eastAsia="Charis SIL Regular"/>
+          <w:b w:val="0"/>
+          <w:i w:val="0"/>
+          <w:color w:val="0000FF"/>
+          <w:sz w:val="24"/>
+          <w:u w:val="single"/>
+        </w:rPr>
+        <w:hyperlink r:id="rId12" w:history="1">
+          <w:r>
+            <w:rPr>
+              <w:rStyle w:val="Hyperlink"/>
+            </w:rPr>
+            <w:t>ik</w:t>
+          </w:r>
+        </w:hyperlink>
+      </w:r>
+      <w:r>
+        <w:rPr>
+          <w:rFonts w:ascii="Charis SIL Regular" w:hAnsi="Charis SIL Regular" w:eastAsia="Charis SIL Regular"/>
+          <w:b w:val="0"/>
+          <w:i w:val="0"/>
+          <w:color w:val="0000FF"/>
+          <w:sz w:val="24"/>
+          <w:u w:val="single"/>
+        </w:rPr>
+        <w:t xml:space="preserve"> </w:t>
       </w:r>
       <w:r>
         <w:rPr>
@@ -2230,112 +2706,7 @@
           <w:sz w:val="24"/>
           <w:u w:val="single"/>
         </w:rPr>
-        <w:hyperlink r:id="rId12" w:history="1">
-          <w:r>
-            <w:rPr>
-              <w:rStyle w:val="Hyperlink"/>
-            </w:rPr>
-            <w:t>e</w:t>
-          </w:r>
-        </w:hyperlink>
-      </w:r>
-      <w:r>
-        <w:rPr>
-          <w:rFonts w:ascii="Charis SIL Regular" w:hAnsi="Charis SIL Regular" w:eastAsia="Charis SIL Regular"/>
-          <w:b w:val="0"/>
-          <w:i w:val="0"/>
-          <w:color w:val="0000FF"/>
-          <w:sz w:val="24"/>
-          <w:u w:val="single"/>
-        </w:rPr>
-        <w:t xml:space="preserve"> </w:t>
-      </w:r>
-      <w:r>
-        <w:rPr>
-          <w:rFonts w:ascii="Charis SIL Regular" w:hAnsi="Charis SIL Regular" w:eastAsia="Charis SIL Regular"/>
-          <w:b w:val="0"/>
-          <w:i w:val="0"/>
-          <w:color w:val="0000FF"/>
-          <w:sz w:val="24"/>
-          <w:u w:val="single"/>
-        </w:rPr>
-        <w:hyperlink r:id="rId12" w:history="1">
-          <w:r>
-            <w:rPr>
-              <w:rStyle w:val="Hyperlink"/>
-            </w:rPr>
-            <w:t>doe</w:t>
-          </w:r>
-        </w:hyperlink>
-      </w:r>
-      <w:r>
-        <w:rPr>
-          <w:rFonts w:ascii="Charis SIL Regular" w:hAnsi="Charis SIL Regular" w:eastAsia="Charis SIL Regular"/>
-          <w:b w:val="0"/>
-          <w:i w:val="0"/>
-          <w:color w:val="0000FF"/>
-          <w:sz w:val="24"/>
-          <w:u w:val="single"/>
-        </w:rPr>
-        <w:t xml:space="preserve"> </w:t>
-      </w:r>
-      <w:r>
-        <w:rPr>
-          <w:rFonts w:ascii="Charis SIL Regular" w:hAnsi="Charis SIL Regular" w:eastAsia="Charis SIL Regular"/>
-          <w:b w:val="0"/>
-          <w:i w:val="0"/>
-          <w:color w:val="0000FF"/>
-          <w:sz w:val="24"/>
-          <w:u w:val="single"/>
-        </w:rPr>
-        <w:hyperlink r:id="rId12" w:history="1">
-          <w:r>
-            <w:rPr>
-              <w:rStyle w:val="Hyperlink"/>
-            </w:rPr>
-            <w:t>ik</w:t>
-          </w:r>
-        </w:hyperlink>
-      </w:r>
-      <w:r>
-        <w:rPr>
-          <w:rFonts w:ascii="Charis SIL Regular" w:hAnsi="Charis SIL Regular" w:eastAsia="Charis SIL Regular"/>
-          <w:b w:val="0"/>
-          <w:i w:val="0"/>
-          <w:color w:val="0000FF"/>
-          <w:sz w:val="24"/>
-          <w:u w:val="single"/>
-        </w:rPr>
-        <w:t xml:space="preserve"> </w:t>
-      </w:r>
-      <w:r>
-        <w:rPr>
-          <w:rFonts w:ascii="Charis SIL Regular" w:hAnsi="Charis SIL Regular" w:eastAsia="Charis SIL Regular"/>
-          <w:b w:val="0"/>
-          <w:i w:val="0"/>
-          <w:color w:val="0000FF"/>
-          <w:sz w:val="24"/>
-          <w:u w:val="single"/>
-        </w:rPr>
-        <w:hyperlink r:id="rId12" w:history="1">
-          <w:r>
-            <w:rPr>
-              <w:rStyle w:val="Hyperlink"/>
-            </w:rPr>
-            <w:t>o</w:t>
-          </w:r>
-        </w:hyperlink>
-      </w:r>
-      <w:r>
-        <w:rPr>
-          <w:rFonts w:ascii="Charis SIL Regular" w:hAnsi="Charis SIL Regular" w:eastAsia="Charis SIL Regular"/>
-          <w:b w:val="0"/>
-          <w:i w:val="0"/>
-          <w:color w:val="0000FF"/>
-          <w:sz w:val="24"/>
-          <w:u w:val="single"/>
-        </w:rPr>
-        <w:hyperlink r:id="rId12" w:history="1">
+        <w:hyperlink r:id="rId13" w:history="1">
           <w:r>
             <w:rPr>
               <w:rStyle w:val="Hyperlink"/>
@@ -2353,7 +2724,7 @@
           <w:sz w:val="24"/>
           <w:u w:val="single"/>
         </w:rPr>
-        <w:hyperlink r:id="rId12" w:history="1">
+        <w:hyperlink r:id="rId13" w:history="1">
           <w:r>
             <w:rPr>
               <w:rStyle w:val="Hyperlink"/>
@@ -2371,7 +2742,7 @@
           <w:sz w:val="24"/>
           <w:u w:val="single"/>
         </w:rPr>
-        <w:hyperlink r:id="rId12" w:history="1">
+        <w:hyperlink r:id="rId13" w:history="1">
           <w:r>
             <w:rPr>
               <w:rStyle w:val="Hyperlink"/>
@@ -2389,7 +2760,7 @@
           <w:sz w:val="24"/>
           <w:u w:val="single"/>
         </w:rPr>
-        <w:hyperlink r:id="rId12" w:history="1">
+        <w:hyperlink r:id="rId13" w:history="1">
           <w:r>
             <w:rPr>
               <w:rStyle w:val="Hyperlink"/>
@@ -3129,6 +3500,7 @@
           <w:i/>
           <w:color w:val="0000FF"/>
           <w:sz w:val="24"/>
+          <w:u w:val="single"/>
         </w:rPr>
         <w:t>Cultural Objects and Collectio</w:t>
       </w:r>
@@ -3867,7 +4239,6 @@
       </w:r>
       <w:r>
         <w:rPr>
-          <w:u w:val="single" w:color="0000ff"/>
           <w:rFonts w:ascii="Charis SIL Regular" w:hAnsi="Charis SIL Regular" w:eastAsia="Charis SIL Regular"/>
           <w:b w:val="0"/>
           <w:i w:val="0"/>

--- a/EXPORTS/DOCX/published/niveau1/Dutch/DoingResearch.docx
+++ b/EXPORTS/DOCX/published/niveau1/Dutch/DoingResearch.docx
@@ -462,19 +462,8 @@
           <w:i/>
           <w:color w:val="0000FF"/>
           <w:sz w:val="24"/>
-          <w:u w:val="single"/>
-        </w:rPr>
-        <w:t xml:space="preserve"> </w:t>
-      </w:r>
-      <w:r>
-        <w:rPr>
-          <w:rFonts w:ascii="Charis SIL Italic" w:hAnsi="Charis SIL Italic" w:eastAsia="Charis SIL Italic"/>
-          <w:b w:val="0"/>
-          <w:i/>
-          <w:color w:val="0000FF"/>
-          <w:sz w:val="24"/>
-        </w:rPr>
-        <w:t>and collections acquired</w:t>
+        </w:rPr>
+        <w:t xml:space="preserve"> and collections acquired</w:t>
       </w:r>
       <w:r>
         <w:rPr>
@@ -655,74 +644,13 @@
       </w:r>
       <w:r>
         <w:rPr>
-          <w:u w:val="single" w:color="0000ff"/>
           <w:rFonts w:ascii="Charis SIL Regular" w:hAnsi="Charis SIL Regular" w:eastAsia="Charis SIL Regular"/>
           <w:b w:val="0"/>
           <w:i w:val="0"/>
           <w:color w:val="000000"/>
           <w:sz w:val="24"/>
         </w:rPr>
-        <w:hyperlink r:id="rId9" w:history="1">
-          <w:r>
-            <w:rPr>
-              <w:rStyle w:val="Hyperlink"/>
-            </w:rPr>
-            <w:t>public</w:t>
-          </w:r>
-        </w:hyperlink>
-      </w:r>
-      <w:r>
-        <w:rPr>
-          <w:u w:val="single" w:color="0000ff"/>
-          <w:rFonts w:ascii="Charis SIL Regular" w:hAnsi="Charis SIL Regular" w:eastAsia="Charis SIL Regular"/>
-          <w:b w:val="0"/>
-          <w:i w:val="0"/>
-          <w:color w:val="000000"/>
-          <w:sz w:val="24"/>
-        </w:rPr>
-        <w:hyperlink r:id="rId9" w:history="1">
-          <w:r>
-            <w:rPr>
-              <w:rStyle w:val="Hyperlink"/>
-            </w:rPr>
-            <w:t>a</w:t>
-          </w:r>
-        </w:hyperlink>
-      </w:r>
-      <w:r>
-        <w:rPr>
-          <w:u w:val="single" w:color="0000ff"/>
-          <w:rFonts w:ascii="Charis SIL Regular" w:hAnsi="Charis SIL Regular" w:eastAsia="Charis SIL Regular"/>
-          <w:b w:val="0"/>
-          <w:i w:val="0"/>
-          <w:color w:val="000000"/>
-          <w:sz w:val="24"/>
-        </w:rPr>
-        <w:hyperlink r:id="rId9" w:history="1">
-          <w:r>
-            <w:rPr>
-              <w:rStyle w:val="Hyperlink"/>
-            </w:rPr>
-            <w:t xml:space="preserve">tie </w:t>
-          </w:r>
-        </w:hyperlink>
-      </w:r>
-      <w:r>
-        <w:rPr>
-          <w:rFonts w:ascii="Charis SIL Regular" w:hAnsi="Charis SIL Regular" w:eastAsia="Charis SIL Regular"/>
-          <w:b w:val="0"/>
-          <w:i w:val="0"/>
-          <w:color w:val="000000"/>
-          <w:sz w:val="24"/>
-        </w:rPr>
-        <w:hyperlink r:id="rId9" w:history="1">
-          <w:r>
-            <w:rPr>
-              <w:rStyle w:val="Hyperlink"/>
-            </w:rPr>
-            <w:t>_</w:t>
-          </w:r>
-        </w:hyperlink>
+        <w:t>publicatie _</w:t>
       </w:r>
       <w:r>
         <w:rPr>
@@ -2536,25 +2464,7 @@
           <w:color w:val="000000"/>
           <w:sz w:val="24"/>
         </w:rPr>
-        <w:t xml:space="preserve">Haag is </w:t>
-      </w:r>
-      <w:r>
-        <w:rPr>
-          <w:u w:val="single" w:color="0000ff"/>
-          <w:rFonts w:ascii="Charis SIL Regular" w:hAnsi="Charis SIL Regular" w:eastAsia="Charis SIL Regular"/>
-          <w:b w:val="0"/>
-          <w:i w:val="0"/>
-          <w:color w:val="000000"/>
-          <w:sz w:val="24"/>
-        </w:rPr>
-        <w:hyperlink r:id="rId12" w:history="1">
-          <w:r>
-            <w:rPr>
-              <w:rStyle w:val="Hyperlink"/>
-            </w:rPr>
-            <w:t xml:space="preserve">de zoekhulp </w:t>
-          </w:r>
-        </w:hyperlink>
+        <w:t xml:space="preserve">Haag is de zoekhulp </w:t>
       </w:r>
       <w:r>
         <w:rPr>
@@ -2565,7 +2475,7 @@
           <w:sz w:val="24"/>
           <w:u w:val="single"/>
         </w:rPr>
-        <w:hyperlink r:id="rId12" w:history="1">
+        <w:hyperlink r:id="rId13" w:history="1">
           <w:r>
             <w:rPr>
               <w:rStyle w:val="Hyperlink"/>
@@ -2573,111 +2483,6 @@
             <w:t>H</w:t>
           </w:r>
         </w:hyperlink>
-      </w:r>
-      <w:r>
-        <w:rPr>
-          <w:rFonts w:ascii="Charis SIL Regular" w:hAnsi="Charis SIL Regular" w:eastAsia="Charis SIL Regular"/>
-          <w:b w:val="0"/>
-          <w:i w:val="0"/>
-          <w:color w:val="0000FF"/>
-          <w:sz w:val="24"/>
-          <w:u w:val="single"/>
-        </w:rPr>
-        <w:hyperlink r:id="rId12" w:history="1">
-          <w:r>
-            <w:rPr>
-              <w:rStyle w:val="Hyperlink"/>
-            </w:rPr>
-            <w:t>o</w:t>
-          </w:r>
-        </w:hyperlink>
-      </w:r>
-      <w:r>
-        <w:rPr>
-          <w:rFonts w:ascii="Charis SIL Regular" w:hAnsi="Charis SIL Regular" w:eastAsia="Charis SIL Regular"/>
-          <w:b w:val="0"/>
-          <w:i w:val="0"/>
-          <w:color w:val="0000FF"/>
-          <w:sz w:val="24"/>
-          <w:u w:val="single"/>
-        </w:rPr>
-        <w:hyperlink r:id="rId12" w:history="1">
-          <w:r>
-            <w:rPr>
-              <w:rStyle w:val="Hyperlink"/>
-            </w:rPr>
-            <w:t>e</w:t>
-          </w:r>
-        </w:hyperlink>
-      </w:r>
-      <w:r>
-        <w:rPr>
-          <w:rFonts w:ascii="Charis SIL Regular" w:hAnsi="Charis SIL Regular" w:eastAsia="Charis SIL Regular"/>
-          <w:b w:val="0"/>
-          <w:i w:val="0"/>
-          <w:color w:val="0000FF"/>
-          <w:sz w:val="24"/>
-          <w:u w:val="single"/>
-        </w:rPr>
-        <w:t xml:space="preserve"> </w:t>
-      </w:r>
-      <w:r>
-        <w:rPr>
-          <w:rFonts w:ascii="Charis SIL Regular" w:hAnsi="Charis SIL Regular" w:eastAsia="Charis SIL Regular"/>
-          <w:b w:val="0"/>
-          <w:i w:val="0"/>
-          <w:color w:val="0000FF"/>
-          <w:sz w:val="24"/>
-          <w:u w:val="single"/>
-        </w:rPr>
-        <w:hyperlink r:id="rId12" w:history="1">
-          <w:r>
-            <w:rPr>
-              <w:rStyle w:val="Hyperlink"/>
-            </w:rPr>
-            <w:t>doe</w:t>
-          </w:r>
-        </w:hyperlink>
-      </w:r>
-      <w:r>
-        <w:rPr>
-          <w:rFonts w:ascii="Charis SIL Regular" w:hAnsi="Charis SIL Regular" w:eastAsia="Charis SIL Regular"/>
-          <w:b w:val="0"/>
-          <w:i w:val="0"/>
-          <w:color w:val="0000FF"/>
-          <w:sz w:val="24"/>
-          <w:u w:val="single"/>
-        </w:rPr>
-        <w:t xml:space="preserve"> </w:t>
-      </w:r>
-      <w:r>
-        <w:rPr>
-          <w:rFonts w:ascii="Charis SIL Regular" w:hAnsi="Charis SIL Regular" w:eastAsia="Charis SIL Regular"/>
-          <w:b w:val="0"/>
-          <w:i w:val="0"/>
-          <w:color w:val="0000FF"/>
-          <w:sz w:val="24"/>
-          <w:u w:val="single"/>
-        </w:rPr>
-        <w:hyperlink r:id="rId12" w:history="1">
-          <w:r>
-            <w:rPr>
-              <w:rStyle w:val="Hyperlink"/>
-            </w:rPr>
-            <w:t>ik</w:t>
-          </w:r>
-        </w:hyperlink>
-      </w:r>
-      <w:r>
-        <w:rPr>
-          <w:rFonts w:ascii="Charis SIL Regular" w:hAnsi="Charis SIL Regular" w:eastAsia="Charis SIL Regular"/>
-          <w:b w:val="0"/>
-          <w:i w:val="0"/>
-          <w:color w:val="0000FF"/>
-          <w:sz w:val="24"/>
-          <w:u w:val="single"/>
-        </w:rPr>
-        <w:t xml:space="preserve"> </w:t>
       </w:r>
       <w:r>
         <w:rPr>
@@ -2711,6 +2516,111 @@
             <w:rPr>
               <w:rStyle w:val="Hyperlink"/>
             </w:rPr>
+            <w:t>e</w:t>
+          </w:r>
+        </w:hyperlink>
+      </w:r>
+      <w:r>
+        <w:rPr>
+          <w:rFonts w:ascii="Charis SIL Regular" w:hAnsi="Charis SIL Regular" w:eastAsia="Charis SIL Regular"/>
+          <w:b w:val="0"/>
+          <w:i w:val="0"/>
+          <w:color w:val="0000FF"/>
+          <w:sz w:val="24"/>
+          <w:u w:val="single"/>
+        </w:rPr>
+        <w:t xml:space="preserve"> </w:t>
+      </w:r>
+      <w:r>
+        <w:rPr>
+          <w:rFonts w:ascii="Charis SIL Regular" w:hAnsi="Charis SIL Regular" w:eastAsia="Charis SIL Regular"/>
+          <w:b w:val="0"/>
+          <w:i w:val="0"/>
+          <w:color w:val="0000FF"/>
+          <w:sz w:val="24"/>
+          <w:u w:val="single"/>
+        </w:rPr>
+        <w:hyperlink r:id="rId13" w:history="1">
+          <w:r>
+            <w:rPr>
+              <w:rStyle w:val="Hyperlink"/>
+            </w:rPr>
+            <w:t>doe</w:t>
+          </w:r>
+        </w:hyperlink>
+      </w:r>
+      <w:r>
+        <w:rPr>
+          <w:rFonts w:ascii="Charis SIL Regular" w:hAnsi="Charis SIL Regular" w:eastAsia="Charis SIL Regular"/>
+          <w:b w:val="0"/>
+          <w:i w:val="0"/>
+          <w:color w:val="0000FF"/>
+          <w:sz w:val="24"/>
+          <w:u w:val="single"/>
+        </w:rPr>
+        <w:t xml:space="preserve"> </w:t>
+      </w:r>
+      <w:r>
+        <w:rPr>
+          <w:rFonts w:ascii="Charis SIL Regular" w:hAnsi="Charis SIL Regular" w:eastAsia="Charis SIL Regular"/>
+          <w:b w:val="0"/>
+          <w:i w:val="0"/>
+          <w:color w:val="0000FF"/>
+          <w:sz w:val="24"/>
+          <w:u w:val="single"/>
+        </w:rPr>
+        <w:hyperlink r:id="rId13" w:history="1">
+          <w:r>
+            <w:rPr>
+              <w:rStyle w:val="Hyperlink"/>
+            </w:rPr>
+            <w:t>ik</w:t>
+          </w:r>
+        </w:hyperlink>
+      </w:r>
+      <w:r>
+        <w:rPr>
+          <w:rFonts w:ascii="Charis SIL Regular" w:hAnsi="Charis SIL Regular" w:eastAsia="Charis SIL Regular"/>
+          <w:b w:val="0"/>
+          <w:i w:val="0"/>
+          <w:color w:val="0000FF"/>
+          <w:sz w:val="24"/>
+          <w:u w:val="single"/>
+        </w:rPr>
+        <w:t xml:space="preserve"> </w:t>
+      </w:r>
+      <w:r>
+        <w:rPr>
+          <w:rFonts w:ascii="Charis SIL Regular" w:hAnsi="Charis SIL Regular" w:eastAsia="Charis SIL Regular"/>
+          <w:b w:val="0"/>
+          <w:i w:val="0"/>
+          <w:color w:val="0000FF"/>
+          <w:sz w:val="24"/>
+          <w:u w:val="single"/>
+        </w:rPr>
+        <w:hyperlink r:id="rId13" w:history="1">
+          <w:r>
+            <w:rPr>
+              <w:rStyle w:val="Hyperlink"/>
+            </w:rPr>
+            <w:t>o</w:t>
+          </w:r>
+        </w:hyperlink>
+      </w:r>
+      <w:r>
+        <w:rPr>
+          <w:rFonts w:ascii="Charis SIL Regular" w:hAnsi="Charis SIL Regular" w:eastAsia="Charis SIL Regular"/>
+          <w:b w:val="0"/>
+          <w:i w:val="0"/>
+          <w:color w:val="0000FF"/>
+          <w:sz w:val="24"/>
+          <w:u w:val="single"/>
+        </w:rPr>
+        <w:hyperlink r:id="rId13" w:history="1">
+          <w:r>
+            <w:rPr>
+              <w:rStyle w:val="Hyperlink"/>
+            </w:rPr>
             <w:t>n</w:t>
           </w:r>
         </w:hyperlink>
@@ -2742,7 +2652,7 @@
           <w:sz w:val="24"/>
           <w:u w:val="single"/>
         </w:rPr>
-        <w:hyperlink r:id="rId13" w:history="1">
+        <w:hyperlink r:id="rId12" w:history="1">
           <w:r>
             <w:rPr>
               <w:rStyle w:val="Hyperlink"/>
@@ -2760,7 +2670,7 @@
           <w:sz w:val="24"/>
           <w:u w:val="single"/>
         </w:rPr>
-        <w:hyperlink r:id="rId13" w:history="1">
+        <w:hyperlink r:id="rId12" w:history="1">
           <w:r>
             <w:rPr>
               <w:rStyle w:val="Hyperlink"/>
@@ -2789,7 +2699,7 @@
           <w:sz w:val="24"/>
           <w:u w:val="single"/>
         </w:rPr>
-        <w:hyperlink r:id="rId13" w:history="1">
+        <w:hyperlink r:id="rId12" w:history="1">
           <w:r>
             <w:rPr>
               <w:rStyle w:val="Hyperlink"/>
@@ -3439,7 +3349,7 @@
             <w:rPr>
               <w:rStyle w:val="Hyperlink"/>
             </w:rPr>
-            <w:t>Significanc</w:t>
+            <w:t>Significan</w:t>
           </w:r>
         </w:hyperlink>
       </w:r>
@@ -3450,36 +3360,13 @@
           <w:i/>
           <w:color w:val="0000FF"/>
           <w:sz w:val="24"/>
-          <w:u w:val="single"/>
-        </w:rPr>
-        <w:t>e</w:t>
-      </w:r>
-      <w:r>
-        <w:rPr>
-          <w:rFonts w:ascii="Charis SIL Italic" w:hAnsi="Charis SIL Italic" w:eastAsia="Charis SIL Italic"/>
-          <w:b w:val="0"/>
-          <w:i/>
-          <w:color w:val="0000FF"/>
-          <w:sz w:val="24"/>
-          <w:u w:val="single"/>
-        </w:rPr>
-        <w:t xml:space="preserve"> </w:t>
-      </w:r>
-      <w:r>
-        <w:rPr>
-          <w:rFonts w:ascii="Charis SIL Italic" w:hAnsi="Charis SIL Italic" w:eastAsia="Charis SIL Italic"/>
-          <w:b w:val="0"/>
-          <w:i/>
-          <w:color w:val="0000FF"/>
-          <w:sz w:val="24"/>
-          <w:u w:val="single"/>
         </w:rPr>
         <w:hyperlink r:id="rId16" w:history="1">
           <w:r>
             <w:rPr>
               <w:rStyle w:val="Hyperlink"/>
             </w:rPr>
-            <w:t>o</w:t>
+            <w:t>c</w:t>
           </w:r>
         </w:hyperlink>
       </w:r>
@@ -3491,7 +3378,7 @@
           <w:color w:val="0000FF"/>
           <w:sz w:val="24"/>
         </w:rPr>
-        <w:t xml:space="preserve">f </w:t>
+        <w:t>e</w:t>
       </w:r>
       <w:r>
         <w:rPr>
@@ -3502,7 +3389,130 @@
           <w:sz w:val="24"/>
           <w:u w:val="single"/>
         </w:rPr>
-        <w:t>Cultural Objects and Collectio</w:t>
+        <w:t xml:space="preserve"> </w:t>
+      </w:r>
+      <w:r>
+        <w:rPr>
+          <w:rFonts w:ascii="Charis SIL Italic" w:hAnsi="Charis SIL Italic" w:eastAsia="Charis SIL Italic"/>
+          <w:b w:val="0"/>
+          <w:i/>
+          <w:color w:val="0000FF"/>
+          <w:sz w:val="24"/>
+          <w:u w:val="single"/>
+        </w:rPr>
+        <w:hyperlink r:id="rId16" w:history="1">
+          <w:r>
+            <w:rPr>
+              <w:rStyle w:val="Hyperlink"/>
+            </w:rPr>
+            <w:t xml:space="preserve">of </w:t>
+          </w:r>
+        </w:hyperlink>
+      </w:r>
+      <w:r>
+        <w:rPr>
+          <w:rFonts w:ascii="Charis SIL Italic" w:hAnsi="Charis SIL Italic" w:eastAsia="Charis SIL Italic"/>
+          <w:b w:val="0"/>
+          <w:i/>
+          <w:color w:val="0000FF"/>
+          <w:sz w:val="24"/>
+          <w:u w:val="single"/>
+        </w:rPr>
+        <w:hyperlink r:id="rId16" w:history="1">
+          <w:r>
+            <w:rPr>
+              <w:rStyle w:val="Hyperlink"/>
+            </w:rPr>
+            <w:t>Cultural</w:t>
+          </w:r>
+        </w:hyperlink>
+      </w:r>
+      <w:r>
+        <w:rPr>
+          <w:rFonts w:ascii="Charis SIL Italic" w:hAnsi="Charis SIL Italic" w:eastAsia="Charis SIL Italic"/>
+          <w:b w:val="0"/>
+          <w:i/>
+          <w:color w:val="0000FF"/>
+          <w:sz w:val="24"/>
+          <w:u w:val="single"/>
+        </w:rPr>
+        <w:t xml:space="preserve"> </w:t>
+      </w:r>
+      <w:r>
+        <w:rPr>
+          <w:rFonts w:ascii="Charis SIL Italic" w:hAnsi="Charis SIL Italic" w:eastAsia="Charis SIL Italic"/>
+          <w:b w:val="0"/>
+          <w:i/>
+          <w:color w:val="0000FF"/>
+          <w:sz w:val="24"/>
+          <w:u w:val="single"/>
+        </w:rPr>
+        <w:hyperlink r:id="rId16" w:history="1">
+          <w:r>
+            <w:rPr>
+              <w:rStyle w:val="Hyperlink"/>
+            </w:rPr>
+            <w:t>Objects</w:t>
+          </w:r>
+        </w:hyperlink>
+      </w:r>
+      <w:r>
+        <w:rPr>
+          <w:rFonts w:ascii="Charis SIL Italic" w:hAnsi="Charis SIL Italic" w:eastAsia="Charis SIL Italic"/>
+          <w:b w:val="0"/>
+          <w:i/>
+          <w:color w:val="0000FF"/>
+          <w:sz w:val="24"/>
+          <w:u w:val="single"/>
+        </w:rPr>
+        <w:t xml:space="preserve"> </w:t>
+      </w:r>
+      <w:r>
+        <w:rPr>
+          <w:rFonts w:ascii="Charis SIL Italic" w:hAnsi="Charis SIL Italic" w:eastAsia="Charis SIL Italic"/>
+          <w:b w:val="0"/>
+          <w:i/>
+          <w:color w:val="0000FF"/>
+          <w:sz w:val="24"/>
+          <w:u w:val="single"/>
+        </w:rPr>
+        <w:hyperlink r:id="rId16" w:history="1">
+          <w:r>
+            <w:rPr>
+              <w:rStyle w:val="Hyperlink"/>
+            </w:rPr>
+            <w:t>and</w:t>
+          </w:r>
+        </w:hyperlink>
+      </w:r>
+      <w:r>
+        <w:rPr>
+          <w:rFonts w:ascii="Charis SIL Italic" w:hAnsi="Charis SIL Italic" w:eastAsia="Charis SIL Italic"/>
+          <w:b w:val="0"/>
+          <w:i/>
+          <w:color w:val="0000FF"/>
+          <w:sz w:val="24"/>
+          <w:u w:val="single"/>
+        </w:rPr>
+        <w:t xml:space="preserve"> </w:t>
+      </w:r>
+      <w:r>
+        <w:rPr>
+          <w:rFonts w:ascii="Charis SIL Italic" w:hAnsi="Charis SIL Italic" w:eastAsia="Charis SIL Italic"/>
+          <w:b w:val="0"/>
+          <w:i/>
+          <w:color w:val="0000FF"/>
+          <w:sz w:val="24"/>
+          <w:u w:val="single"/>
+        </w:rPr>
+        <w:hyperlink r:id="rId16" w:history="1">
+          <w:r>
+            <w:rPr>
+              <w:rStyle w:val="Hyperlink"/>
+            </w:rPr>
+            <w:t>Collectio</w:t>
+          </w:r>
+        </w:hyperlink>
       </w:r>
       <w:r>
         <w:rPr>
@@ -5024,34 +5034,7 @@
           <w:color w:val="000000"/>
           <w:sz w:val="24"/>
         </w:rPr>
-        <w:t xml:space="preserve">•  </w:t>
-      </w:r>
-      <w:r>
-        <w:rPr>
-          <w:rFonts w:ascii="Charis SIL Regular" w:hAnsi="Charis SIL Regular" w:eastAsia="Charis SIL Regular"/>
-          <w:b w:val="0"/>
-          <w:i w:val="0"/>
-          <w:color w:val="000000"/>
-          <w:sz w:val="24"/>
-        </w:rPr>
-        <w:hyperlink r:id="rId18" w:history="1">
-          <w:r>
-            <w:rPr>
-              <w:rStyle w:val="Hyperlink"/>
-            </w:rPr>
-            <w:t xml:space="preserve">Deterts, </w:t>
-          </w:r>
-        </w:hyperlink>
-      </w:r>
-      <w:r>
-        <w:rPr>
-          <w:rFonts w:ascii="Charis SIL Regular" w:hAnsi="Charis SIL Regular" w:eastAsia="Charis SIL Regular"/>
-          <w:b w:val="0"/>
-          <w:i w:val="0"/>
-          <w:color w:val="000000"/>
-          <w:sz w:val="24"/>
-        </w:rPr>
-        <w:t xml:space="preserve">Dorothea (ed.), </w:t>
+        <w:t xml:space="preserve">•  Deterts, Dorothea (ed.), </w:t>
       </w:r>
       <w:r>
         <w:rPr>

--- a/EXPORTS/DOCX/published/niveau1/Dutch/DoingResearch.docx
+++ b/EXPORTS/DOCX/published/niveau1/Dutch/DoingResearch.docx
@@ -462,8 +462,37 @@
           <w:i/>
           <w:color w:val="0000FF"/>
           <w:sz w:val="24"/>
-        </w:rPr>
-        <w:t xml:space="preserve"> and collections acquired</w:t>
+          <w:u w:val="single"/>
+        </w:rPr>
+        <w:t xml:space="preserve"> </w:t>
+      </w:r>
+      <w:r>
+        <w:rPr>
+          <w:rFonts w:ascii="Charis SIL Italic" w:hAnsi="Charis SIL Italic" w:eastAsia="Charis SIL Italic"/>
+          <w:b w:val="0"/>
+          <w:i/>
+          <w:color w:val="0000FF"/>
+          <w:sz w:val="24"/>
+          <w:u w:val="single"/>
+        </w:rPr>
+        <w:hyperlink r:id="rId9" w:history="1">
+          <w:r>
+            <w:rPr>
+              <w:rStyle w:val="Hyperlink"/>
+            </w:rPr>
+            <w:t>and</w:t>
+          </w:r>
+        </w:hyperlink>
+      </w:r>
+      <w:r>
+        <w:rPr>
+          <w:rFonts w:ascii="Charis SIL Italic" w:hAnsi="Charis SIL Italic" w:eastAsia="Charis SIL Italic"/>
+          <w:b w:val="0"/>
+          <w:i/>
+          <w:color w:val="0000FF"/>
+          <w:sz w:val="24"/>
+        </w:rPr>
+        <w:t xml:space="preserve"> collections acquired</w:t>
       </w:r>
       <w:r>
         <w:rPr>
@@ -2464,7 +2493,18 @@
           <w:color w:val="000000"/>
           <w:sz w:val="24"/>
         </w:rPr>
-        <w:t xml:space="preserve">Haag is de zoekhulp </w:t>
+        <w:t xml:space="preserve">Haag is </w:t>
+      </w:r>
+      <w:r>
+        <w:rPr>
+          <w:u w:val="single" w:color="0000ff"/>
+          <w:rFonts w:ascii="Charis SIL Regular" w:hAnsi="Charis SIL Regular" w:eastAsia="Charis SIL Regular"/>
+          <w:b w:val="0"/>
+          <w:i w:val="0"/>
+          <w:color w:val="000000"/>
+          <w:sz w:val="24"/>
+        </w:rPr>
+        <w:t xml:space="preserve">de zoekhulp </w:t>
       </w:r>
       <w:r>
         <w:rPr>
@@ -2493,7 +2533,7 @@
           <w:sz w:val="24"/>
           <w:u w:val="single"/>
         </w:rPr>
-        <w:hyperlink r:id="rId13" w:history="1">
+        <w:hyperlink r:id="rId12" w:history="1">
           <w:r>
             <w:rPr>
               <w:rStyle w:val="Hyperlink"/>
@@ -2511,7 +2551,7 @@
           <w:sz w:val="24"/>
           <w:u w:val="single"/>
         </w:rPr>
-        <w:hyperlink r:id="rId13" w:history="1">
+        <w:hyperlink r:id="rId12" w:history="1">
           <w:r>
             <w:rPr>
               <w:rStyle w:val="Hyperlink"/>
@@ -2540,7 +2580,7 @@
           <w:sz w:val="24"/>
           <w:u w:val="single"/>
         </w:rPr>
-        <w:hyperlink r:id="rId13" w:history="1">
+        <w:hyperlink r:id="rId12" w:history="1">
           <w:r>
             <w:rPr>
               <w:rStyle w:val="Hyperlink"/>
@@ -2569,7 +2609,7 @@
           <w:sz w:val="24"/>
           <w:u w:val="single"/>
         </w:rPr>
-        <w:hyperlink r:id="rId13" w:history="1">
+        <w:hyperlink r:id="rId12" w:history="1">
           <w:r>
             <w:rPr>
               <w:rStyle w:val="Hyperlink"/>
@@ -2598,7 +2638,7 @@
           <w:sz w:val="24"/>
           <w:u w:val="single"/>
         </w:rPr>
-        <w:hyperlink r:id="rId13" w:history="1">
+        <w:hyperlink r:id="rId12" w:history="1">
           <w:r>
             <w:rPr>
               <w:rStyle w:val="Hyperlink"/>
@@ -2616,7 +2656,7 @@
           <w:sz w:val="24"/>
           <w:u w:val="single"/>
         </w:rPr>
-        <w:hyperlink r:id="rId13" w:history="1">
+        <w:hyperlink r:id="rId12" w:history="1">
           <w:r>
             <w:rPr>
               <w:rStyle w:val="Hyperlink"/>
@@ -2634,7 +2674,7 @@
           <w:sz w:val="24"/>
           <w:u w:val="single"/>
         </w:rPr>
-        <w:hyperlink r:id="rId13" w:history="1">
+        <w:hyperlink r:id="rId12" w:history="1">
           <w:r>
             <w:rPr>
               <w:rStyle w:val="Hyperlink"/>
@@ -2699,7 +2739,7 @@
           <w:sz w:val="24"/>
           <w:u w:val="single"/>
         </w:rPr>
-        <w:hyperlink r:id="rId12" w:history="1">
+        <w:hyperlink r:id="rId13" w:history="1">
           <w:r>
             <w:rPr>
               <w:rStyle w:val="Hyperlink"/>
@@ -3349,7 +3389,7 @@
             <w:rPr>
               <w:rStyle w:val="Hyperlink"/>
             </w:rPr>
-            <w:t>Significan</w:t>
+            <w:t>Significanc</w:t>
           </w:r>
         </w:hyperlink>
       </w:r>
@@ -3360,13 +3400,36 @@
           <w:i/>
           <w:color w:val="0000FF"/>
           <w:sz w:val="24"/>
+          <w:u w:val="single"/>
+        </w:rPr>
+        <w:t>e</w:t>
+      </w:r>
+      <w:r>
+        <w:rPr>
+          <w:rFonts w:ascii="Charis SIL Italic" w:hAnsi="Charis SIL Italic" w:eastAsia="Charis SIL Italic"/>
+          <w:b w:val="0"/>
+          <w:i/>
+          <w:color w:val="0000FF"/>
+          <w:sz w:val="24"/>
+          <w:u w:val="single"/>
+        </w:rPr>
+        <w:t xml:space="preserve"> </w:t>
+      </w:r>
+      <w:r>
+        <w:rPr>
+          <w:rFonts w:ascii="Charis SIL Italic" w:hAnsi="Charis SIL Italic" w:eastAsia="Charis SIL Italic"/>
+          <w:b w:val="0"/>
+          <w:i/>
+          <w:color w:val="0000FF"/>
+          <w:sz w:val="24"/>
+          <w:u w:val="single"/>
         </w:rPr>
         <w:hyperlink r:id="rId16" w:history="1">
           <w:r>
             <w:rPr>
               <w:rStyle w:val="Hyperlink"/>
             </w:rPr>
-            <w:t>c</w:t>
+            <w:t>o</w:t>
           </w:r>
         </w:hyperlink>
       </w:r>
@@ -3378,7 +3441,7 @@
           <w:color w:val="0000FF"/>
           <w:sz w:val="24"/>
         </w:rPr>
-        <w:t>e</w:t>
+        <w:t xml:space="preserve">f </w:t>
       </w:r>
       <w:r>
         <w:rPr>
@@ -3389,130 +3452,7 @@
           <w:sz w:val="24"/>
           <w:u w:val="single"/>
         </w:rPr>
-        <w:t xml:space="preserve"> </w:t>
-      </w:r>
-      <w:r>
-        <w:rPr>
-          <w:rFonts w:ascii="Charis SIL Italic" w:hAnsi="Charis SIL Italic" w:eastAsia="Charis SIL Italic"/>
-          <w:b w:val="0"/>
-          <w:i/>
-          <w:color w:val="0000FF"/>
-          <w:sz w:val="24"/>
-          <w:u w:val="single"/>
-        </w:rPr>
-        <w:hyperlink r:id="rId16" w:history="1">
-          <w:r>
-            <w:rPr>
-              <w:rStyle w:val="Hyperlink"/>
-            </w:rPr>
-            <w:t xml:space="preserve">of </w:t>
-          </w:r>
-        </w:hyperlink>
-      </w:r>
-      <w:r>
-        <w:rPr>
-          <w:rFonts w:ascii="Charis SIL Italic" w:hAnsi="Charis SIL Italic" w:eastAsia="Charis SIL Italic"/>
-          <w:b w:val="0"/>
-          <w:i/>
-          <w:color w:val="0000FF"/>
-          <w:sz w:val="24"/>
-          <w:u w:val="single"/>
-        </w:rPr>
-        <w:hyperlink r:id="rId16" w:history="1">
-          <w:r>
-            <w:rPr>
-              <w:rStyle w:val="Hyperlink"/>
-            </w:rPr>
-            <w:t>Cultural</w:t>
-          </w:r>
-        </w:hyperlink>
-      </w:r>
-      <w:r>
-        <w:rPr>
-          <w:rFonts w:ascii="Charis SIL Italic" w:hAnsi="Charis SIL Italic" w:eastAsia="Charis SIL Italic"/>
-          <w:b w:val="0"/>
-          <w:i/>
-          <w:color w:val="0000FF"/>
-          <w:sz w:val="24"/>
-          <w:u w:val="single"/>
-        </w:rPr>
-        <w:t xml:space="preserve"> </w:t>
-      </w:r>
-      <w:r>
-        <w:rPr>
-          <w:rFonts w:ascii="Charis SIL Italic" w:hAnsi="Charis SIL Italic" w:eastAsia="Charis SIL Italic"/>
-          <w:b w:val="0"/>
-          <w:i/>
-          <w:color w:val="0000FF"/>
-          <w:sz w:val="24"/>
-          <w:u w:val="single"/>
-        </w:rPr>
-        <w:hyperlink r:id="rId16" w:history="1">
-          <w:r>
-            <w:rPr>
-              <w:rStyle w:val="Hyperlink"/>
-            </w:rPr>
-            <w:t>Objects</w:t>
-          </w:r>
-        </w:hyperlink>
-      </w:r>
-      <w:r>
-        <w:rPr>
-          <w:rFonts w:ascii="Charis SIL Italic" w:hAnsi="Charis SIL Italic" w:eastAsia="Charis SIL Italic"/>
-          <w:b w:val="0"/>
-          <w:i/>
-          <w:color w:val="0000FF"/>
-          <w:sz w:val="24"/>
-          <w:u w:val="single"/>
-        </w:rPr>
-        <w:t xml:space="preserve"> </w:t>
-      </w:r>
-      <w:r>
-        <w:rPr>
-          <w:rFonts w:ascii="Charis SIL Italic" w:hAnsi="Charis SIL Italic" w:eastAsia="Charis SIL Italic"/>
-          <w:b w:val="0"/>
-          <w:i/>
-          <w:color w:val="0000FF"/>
-          <w:sz w:val="24"/>
-          <w:u w:val="single"/>
-        </w:rPr>
-        <w:hyperlink r:id="rId16" w:history="1">
-          <w:r>
-            <w:rPr>
-              <w:rStyle w:val="Hyperlink"/>
-            </w:rPr>
-            <w:t>and</w:t>
-          </w:r>
-        </w:hyperlink>
-      </w:r>
-      <w:r>
-        <w:rPr>
-          <w:rFonts w:ascii="Charis SIL Italic" w:hAnsi="Charis SIL Italic" w:eastAsia="Charis SIL Italic"/>
-          <w:b w:val="0"/>
-          <w:i/>
-          <w:color w:val="0000FF"/>
-          <w:sz w:val="24"/>
-          <w:u w:val="single"/>
-        </w:rPr>
-        <w:t xml:space="preserve"> </w:t>
-      </w:r>
-      <w:r>
-        <w:rPr>
-          <w:rFonts w:ascii="Charis SIL Italic" w:hAnsi="Charis SIL Italic" w:eastAsia="Charis SIL Italic"/>
-          <w:b w:val="0"/>
-          <w:i/>
-          <w:color w:val="0000FF"/>
-          <w:sz w:val="24"/>
-          <w:u w:val="single"/>
-        </w:rPr>
-        <w:hyperlink r:id="rId16" w:history="1">
-          <w:r>
-            <w:rPr>
-              <w:rStyle w:val="Hyperlink"/>
-            </w:rPr>
-            <w:t>Collectio</w:t>
-          </w:r>
-        </w:hyperlink>
+        <w:t>Cultural Objects and Collectio</w:t>
       </w:r>
       <w:r>
         <w:rPr>
@@ -4137,125 +4077,7 @@
           <w:color w:val="000000"/>
           <w:sz w:val="24"/>
         </w:rPr>
-        <w:t xml:space="preserve"> (Amersfo</w:t>
-      </w:r>
-      <w:r>
-        <w:rPr>
-          <w:u w:val="single" w:color="0000ff"/>
-          <w:rFonts w:ascii="Charis SIL Regular" w:hAnsi="Charis SIL Regular" w:eastAsia="Charis SIL Regular"/>
-          <w:b w:val="0"/>
-          <w:i w:val="0"/>
-          <w:color w:val="000000"/>
-          <w:sz w:val="24"/>
-        </w:rPr>
-        <w:hyperlink r:id="rId10" w:history="1">
-          <w:r>
-            <w:rPr>
-              <w:rStyle w:val="Hyperlink"/>
-            </w:rPr>
-            <w:t>ort: Rijksdienst vo</w:t>
-          </w:r>
-        </w:hyperlink>
-      </w:r>
-      <w:r>
-        <w:rPr>
-          <w:u w:val="single" w:color="0000ff"/>
-          <w:rFonts w:ascii="Charis SIL Regular" w:hAnsi="Charis SIL Regular" w:eastAsia="Charis SIL Regular"/>
-          <w:b w:val="0"/>
-          <w:i w:val="0"/>
-          <w:color w:val="000000"/>
-          <w:sz w:val="24"/>
-        </w:rPr>
-        <w:hyperlink r:id="rId10" w:history="1">
-          <w:r>
-            <w:rPr>
-              <w:rStyle w:val="Hyperlink"/>
-            </w:rPr>
-            <w:t>o</w:t>
-          </w:r>
-        </w:hyperlink>
-      </w:r>
-      <w:r>
-        <w:rPr>
-          <w:u w:val="single" w:color="0000ff"/>
-          <w:rFonts w:ascii="Charis SIL Regular" w:hAnsi="Charis SIL Regular" w:eastAsia="Charis SIL Regular"/>
-          <w:b w:val="0"/>
-          <w:i w:val="0"/>
-          <w:color w:val="000000"/>
-          <w:sz w:val="24"/>
-        </w:rPr>
-        <w:hyperlink r:id="rId10" w:history="1">
-          <w:r>
-            <w:rPr>
-              <w:rStyle w:val="Hyperlink"/>
-            </w:rPr>
-            <w:t>r he</w:t>
-          </w:r>
-        </w:hyperlink>
-      </w:r>
-      <w:r>
-        <w:rPr>
-          <w:u w:val="single" w:color="0000ff"/>
-          <w:rFonts w:ascii="Charis SIL Regular" w:hAnsi="Charis SIL Regular" w:eastAsia="Charis SIL Regular"/>
-          <w:b w:val="0"/>
-          <w:i w:val="0"/>
-          <w:color w:val="000000"/>
-          <w:sz w:val="24"/>
-        </w:rPr>
-        <w:hyperlink r:id="rId10" w:history="1">
-          <w:r>
-            <w:rPr>
-              <w:rStyle w:val="Hyperlink"/>
-            </w:rPr>
-            <w:t>t</w:t>
-          </w:r>
-        </w:hyperlink>
-      </w:r>
-      <w:r>
-        <w:rPr>
-          <w:u w:val="single" w:color="0000ff"/>
-          <w:rFonts w:ascii="Charis SIL Regular" w:hAnsi="Charis SIL Regular" w:eastAsia="Charis SIL Regular"/>
-          <w:b w:val="0"/>
-          <w:i w:val="0"/>
-          <w:color w:val="000000"/>
-          <w:sz w:val="24"/>
-        </w:rPr>
-        <w:hyperlink r:id="rId10" w:history="1">
-          <w:r>
-            <w:rPr>
-              <w:rStyle w:val="Hyperlink"/>
-            </w:rPr>
-            <w:t xml:space="preserve"> Culture</w:t>
-          </w:r>
-        </w:hyperlink>
-      </w:r>
-      <w:r>
-        <w:rPr>
-          <w:u w:val="single" w:color="0000ff"/>
-          <w:rFonts w:ascii="Charis SIL Regular" w:hAnsi="Charis SIL Regular" w:eastAsia="Charis SIL Regular"/>
-          <w:b w:val="0"/>
-          <w:i w:val="0"/>
-          <w:color w:val="000000"/>
-          <w:sz w:val="24"/>
-        </w:rPr>
-        <w:hyperlink r:id="rId10" w:history="1">
-          <w:r>
-            <w:rPr>
-              <w:rStyle w:val="Hyperlink"/>
-            </w:rPr>
-            <w:t xml:space="preserve">el </w:t>
-          </w:r>
-        </w:hyperlink>
-      </w:r>
-      <w:r>
-        <w:rPr>
-          <w:rFonts w:ascii="Charis SIL Regular" w:hAnsi="Charis SIL Regular" w:eastAsia="Charis SIL Regular"/>
-          <w:b w:val="0"/>
-          <w:i w:val="0"/>
-          <w:color w:val="000000"/>
-          <w:sz w:val="24"/>
-        </w:rPr>
-        <w:t>E</w:t>
+        <w:t xml:space="preserve"> (Amersfoort: Rijksdienst voor het Cultureel E</w:t>
       </w:r>
       <w:r>
         <w:rPr>
@@ -5034,7 +4856,34 @@
           <w:color w:val="000000"/>
           <w:sz w:val="24"/>
         </w:rPr>
-        <w:t xml:space="preserve">•  Deterts, Dorothea (ed.), </w:t>
+        <w:t xml:space="preserve">•  </w:t>
+      </w:r>
+      <w:r>
+        <w:rPr>
+          <w:rFonts w:ascii="Charis SIL Regular" w:hAnsi="Charis SIL Regular" w:eastAsia="Charis SIL Regular"/>
+          <w:b w:val="0"/>
+          <w:i w:val="0"/>
+          <w:color w:val="000000"/>
+          <w:sz w:val="24"/>
+        </w:rPr>
+        <w:hyperlink r:id="rId18" w:history="1">
+          <w:r>
+            <w:rPr>
+              <w:rStyle w:val="Hyperlink"/>
+            </w:rPr>
+            <w:t xml:space="preserve">Deterts, </w:t>
+          </w:r>
+        </w:hyperlink>
+      </w:r>
+      <w:r>
+        <w:rPr>
+          <w:rFonts w:ascii="Charis SIL Regular" w:hAnsi="Charis SIL Regular" w:eastAsia="Charis SIL Regular"/>
+          <w:b w:val="0"/>
+          <w:i w:val="0"/>
+          <w:color w:val="000000"/>
+          <w:sz w:val="24"/>
+        </w:rPr>
+        <w:t xml:space="preserve">Dorothea (ed.), </w:t>
       </w:r>
       <w:r>
         <w:rPr>

--- a/EXPORTS/DOCX/published/niveau1/Dutch/DoingResearch.docx
+++ b/EXPORTS/DOCX/published/niveau1/Dutch/DoingResearch.docx
@@ -348,15 +348,9 @@
           <w:i/>
           <w:color w:val="0000FF"/>
           <w:sz w:val="24"/>
-        </w:rPr>
-        <w:hyperlink r:id="rId9" w:history="1">
-          <w:r>
-            <w:rPr>
-              <w:rStyle w:val="Hyperlink"/>
-            </w:rPr>
-            <w:t>c</w:t>
-          </w:r>
-        </w:hyperlink>
+          <w:u w:val="single"/>
+        </w:rPr>
+        <w:t>c</w:t>
       </w:r>
       <w:r>
         <w:rPr>
@@ -433,66 +427,8 @@
           <w:i/>
           <w:color w:val="0000FF"/>
           <w:sz w:val="24"/>
-          <w:u w:val="single"/>
-        </w:rPr>
-        <w:t xml:space="preserve"> </w:t>
-      </w:r>
-      <w:r>
-        <w:rPr>
-          <w:rFonts w:ascii="Charis SIL Italic" w:hAnsi="Charis SIL Italic" w:eastAsia="Charis SIL Italic"/>
-          <w:b w:val="0"/>
-          <w:i/>
-          <w:color w:val="0000FF"/>
-          <w:sz w:val="24"/>
-          <w:u w:val="single"/>
-        </w:rPr>
-        <w:hyperlink r:id="rId9" w:history="1">
-          <w:r>
-            <w:rPr>
-              <w:rStyle w:val="Hyperlink"/>
-            </w:rPr>
-            <w:t>objects</w:t>
-          </w:r>
-        </w:hyperlink>
-      </w:r>
-      <w:r>
-        <w:rPr>
-          <w:rFonts w:ascii="Charis SIL Italic" w:hAnsi="Charis SIL Italic" w:eastAsia="Charis SIL Italic"/>
-          <w:b w:val="0"/>
-          <w:i/>
-          <w:color w:val="0000FF"/>
-          <w:sz w:val="24"/>
-          <w:u w:val="single"/>
-        </w:rPr>
-        <w:t xml:space="preserve"> </w:t>
-      </w:r>
-      <w:r>
-        <w:rPr>
-          <w:rFonts w:ascii="Charis SIL Italic" w:hAnsi="Charis SIL Italic" w:eastAsia="Charis SIL Italic"/>
-          <w:b w:val="0"/>
-          <w:i/>
-          <w:color w:val="0000FF"/>
-          <w:sz w:val="24"/>
-          <w:u w:val="single"/>
-        </w:rPr>
-        <w:hyperlink r:id="rId9" w:history="1">
-          <w:r>
-            <w:rPr>
-              <w:rStyle w:val="Hyperlink"/>
-            </w:rPr>
-            <w:t>and</w:t>
-          </w:r>
-        </w:hyperlink>
-      </w:r>
-      <w:r>
-        <w:rPr>
-          <w:rFonts w:ascii="Charis SIL Italic" w:hAnsi="Charis SIL Italic" w:eastAsia="Charis SIL Italic"/>
-          <w:b w:val="0"/>
-          <w:i/>
-          <w:color w:val="0000FF"/>
-          <w:sz w:val="24"/>
-        </w:rPr>
-        <w:t xml:space="preserve"> collections acquired</w:t>
+        </w:rPr>
+        <w:t xml:space="preserve"> objects and collections acquired</w:t>
       </w:r>
       <w:r>
         <w:rPr>
@@ -673,31 +609,41 @@
       </w:r>
       <w:r>
         <w:rPr>
+          <w:u w:val="single" w:color="0000ff"/>
           <w:rFonts w:ascii="Charis SIL Regular" w:hAnsi="Charis SIL Regular" w:eastAsia="Charis SIL Regular"/>
           <w:b w:val="0"/>
           <w:i w:val="0"/>
           <w:color w:val="000000"/>
           <w:sz w:val="24"/>
-        </w:rPr>
-        <w:t>publicatie _</w:t>
-      </w:r>
-      <w:r>
-        <w:rPr>
-          <w:rFonts w:ascii="Charis SIL Regular" w:hAnsi="Charis SIL Regular" w:eastAsia="Charis SIL Regular"/>
-          <w:b w:val="0"/>
-          <w:i w:val="0"/>
-          <w:color w:val="0000FF"/>
-          <w:sz w:val="24"/>
-          <w:u w:val="single"/>
         </w:rPr>
         <w:hyperlink r:id="rId9" w:history="1">
           <w:r>
             <w:rPr>
               <w:rStyle w:val="Hyperlink"/>
             </w:rPr>
-            <w:t>Herkomsto</w:t>
+            <w:t>public</w:t>
           </w:r>
         </w:hyperlink>
+      </w:r>
+      <w:r>
+        <w:rPr>
+          <w:rFonts w:ascii="Charis SIL Regular" w:hAnsi="Charis SIL Regular" w:eastAsia="Charis SIL Regular"/>
+          <w:b w:val="0"/>
+          <w:i w:val="0"/>
+          <w:color w:val="000000"/>
+          <w:sz w:val="24"/>
+        </w:rPr>
+        <w:t>atie _</w:t>
+      </w:r>
+      <w:r>
+        <w:rPr>
+          <w:rFonts w:ascii="Charis SIL Regular" w:hAnsi="Charis SIL Regular" w:eastAsia="Charis SIL Regular"/>
+          <w:b w:val="0"/>
+          <w:i w:val="0"/>
+          <w:color w:val="0000FF"/>
+          <w:sz w:val="24"/>
+        </w:rPr>
+        <w:t>Herkomsto</w:t>
       </w:r>
       <w:r>
         <w:rPr>
@@ -995,27 +941,8 @@
           <w:i w:val="0"/>
           <w:color w:val="0000FF"/>
           <w:sz w:val="24"/>
-          <w:u w:val="single"/>
-        </w:rPr>
-        <w:t xml:space="preserve"> </w:t>
-      </w:r>
-      <w:r>
-        <w:rPr>
-          <w:rFonts w:ascii="Charis SIL Regular" w:hAnsi="Charis SIL Regular" w:eastAsia="Charis SIL Regular"/>
-          <w:b w:val="0"/>
-          <w:i w:val="0"/>
-          <w:color w:val="0000FF"/>
-          <w:sz w:val="24"/>
-          <w:u w:val="single"/>
-        </w:rPr>
-        <w:hyperlink r:id="rId9" w:history="1">
-          <w:r>
-            <w:rPr>
-              <w:rStyle w:val="Hyperlink"/>
-            </w:rPr>
-            <w:t>co</w:t>
-          </w:r>
-        </w:hyperlink>
+        </w:rPr>
+        <w:t xml:space="preserve"> co</w:t>
       </w:r>
       <w:r>
         <w:rPr>
@@ -4077,7 +4004,126 @@
           <w:color w:val="000000"/>
           <w:sz w:val="24"/>
         </w:rPr>
-        <w:t xml:space="preserve"> (Amersfoort: Rijksdienst voor het Cultureel E</w:t>
+        <w:t xml:space="preserve"> (Amersfo</w:t>
+      </w:r>
+      <w:r>
+        <w:rPr>
+          <w:u w:val="single" w:color="0000ff"/>
+          <w:rFonts w:ascii="Charis SIL Regular" w:hAnsi="Charis SIL Regular" w:eastAsia="Charis SIL Regular"/>
+          <w:b w:val="0"/>
+          <w:i w:val="0"/>
+          <w:color w:val="000000"/>
+          <w:sz w:val="24"/>
+        </w:rPr>
+        <w:hyperlink r:id="rId10" w:history="1">
+          <w:r>
+            <w:rPr>
+              <w:rStyle w:val="Hyperlink"/>
+            </w:rPr>
+            <w:t>ort: Rijksdienst vo</w:t>
+          </w:r>
+        </w:hyperlink>
+      </w:r>
+      <w:r>
+        <w:rPr>
+          <w:u w:val="single" w:color="0000ff"/>
+          <w:rFonts w:ascii="Charis SIL Regular" w:hAnsi="Charis SIL Regular" w:eastAsia="Charis SIL Regular"/>
+          <w:b w:val="0"/>
+          <w:i w:val="0"/>
+          <w:color w:val="000000"/>
+          <w:sz w:val="24"/>
+        </w:rPr>
+        <w:hyperlink r:id="rId10" w:history="1">
+          <w:r>
+            <w:rPr>
+              <w:rStyle w:val="Hyperlink"/>
+            </w:rPr>
+            <w:t>o</w:t>
+          </w:r>
+        </w:hyperlink>
+      </w:r>
+      <w:r>
+        <w:rPr>
+          <w:u w:val="single" w:color="0000ff"/>
+          <w:rFonts w:ascii="Charis SIL Regular" w:hAnsi="Charis SIL Regular" w:eastAsia="Charis SIL Regular"/>
+          <w:b w:val="0"/>
+          <w:i w:val="0"/>
+          <w:color w:val="000000"/>
+          <w:sz w:val="24"/>
+        </w:rPr>
+        <w:hyperlink r:id="rId10" w:history="1">
+          <w:r>
+            <w:rPr>
+              <w:rStyle w:val="Hyperlink"/>
+            </w:rPr>
+            <w:t>r he</w:t>
+          </w:r>
+        </w:hyperlink>
+      </w:r>
+      <w:r>
+        <w:rPr>
+          <w:u w:val="single" w:color="0000ff"/>
+          <w:rFonts w:ascii="Charis SIL Regular" w:hAnsi="Charis SIL Regular" w:eastAsia="Charis SIL Regular"/>
+          <w:b w:val="0"/>
+          <w:i w:val="0"/>
+          <w:color w:val="000000"/>
+          <w:sz w:val="24"/>
+        </w:rPr>
+        <w:hyperlink r:id="rId10" w:history="1">
+          <w:r>
+            <w:rPr>
+              <w:rStyle w:val="Hyperlink"/>
+            </w:rPr>
+            <w:t>t</w:t>
+          </w:r>
+        </w:hyperlink>
+      </w:r>
+      <w:r>
+        <w:rPr>
+          <w:u w:val="single" w:color="0000ff"/>
+          <w:rFonts w:ascii="Charis SIL Regular" w:hAnsi="Charis SIL Regular" w:eastAsia="Charis SIL Regular"/>
+          <w:b w:val="0"/>
+          <w:i w:val="0"/>
+          <w:color w:val="000000"/>
+          <w:sz w:val="24"/>
+        </w:rPr>
+        <w:hyperlink r:id="rId10" w:history="1">
+          <w:r>
+            <w:rPr>
+              <w:rStyle w:val="Hyperlink"/>
+            </w:rPr>
+            <w:t xml:space="preserve"> Culture</w:t>
+          </w:r>
+        </w:hyperlink>
+      </w:r>
+      <w:r>
+        <w:rPr>
+          <w:u w:val="single" w:color="0000ff"/>
+          <w:rFonts w:ascii="Charis SIL Regular" w:hAnsi="Charis SIL Regular" w:eastAsia="Charis SIL Regular"/>
+          <w:b w:val="0"/>
+          <w:i w:val="0"/>
+          <w:color w:val="000000"/>
+          <w:sz w:val="24"/>
+        </w:rPr>
+        <w:hyperlink r:id="rId10" w:history="1">
+          <w:r>
+            <w:rPr>
+              <w:rStyle w:val="Hyperlink"/>
+            </w:rPr>
+            <w:t xml:space="preserve">el </w:t>
+          </w:r>
+        </w:hyperlink>
+      </w:r>
+      <w:r>
+        <w:rPr>
+          <w:u w:val="single" w:color="0000ff"/>
+          <w:rFonts w:ascii="Charis SIL Regular" w:hAnsi="Charis SIL Regular" w:eastAsia="Charis SIL Regular"/>
+          <w:b w:val="0"/>
+          <w:i w:val="0"/>
+          <w:color w:val="000000"/>
+          <w:sz w:val="24"/>
+        </w:rPr>
+        <w:t>E</w:t>
       </w:r>
       <w:r>
         <w:rPr>

--- a/EXPORTS/DOCX/published/niveau1/Dutch/DoingResearch.docx
+++ b/EXPORTS/DOCX/published/niveau1/Dutch/DoingResearch.docx
@@ -348,46 +348,13 @@
           <w:i/>
           <w:color w:val="0000FF"/>
           <w:sz w:val="24"/>
-          <w:u w:val="single"/>
-        </w:rPr>
-        <w:t>c</w:t>
-      </w:r>
-      <w:r>
-        <w:rPr>
-          <w:rFonts w:ascii="Charis SIL Italic" w:hAnsi="Charis SIL Italic" w:eastAsia="Charis SIL Italic"/>
-          <w:b w:val="0"/>
-          <w:i/>
-          <w:color w:val="0000FF"/>
-          <w:sz w:val="24"/>
-        </w:rPr>
-        <w:t>e</w:t>
-      </w:r>
-      <w:r>
-        <w:rPr>
-          <w:rFonts w:ascii="Charis SIL Italic" w:hAnsi="Charis SIL Italic" w:eastAsia="Charis SIL Italic"/>
-          <w:b w:val="0"/>
-          <w:i/>
-          <w:color w:val="0000FF"/>
-          <w:sz w:val="24"/>
-          <w:u w:val="single"/>
-        </w:rPr>
-        <w:t xml:space="preserve"> </w:t>
-      </w:r>
-      <w:r>
-        <w:rPr>
-          <w:rFonts w:ascii="Charis SIL Italic" w:hAnsi="Charis SIL Italic" w:eastAsia="Charis SIL Italic"/>
-          <w:b w:val="0"/>
-          <w:i/>
-          <w:color w:val="0000FF"/>
-          <w:sz w:val="24"/>
-          <w:u w:val="single"/>
         </w:rPr>
         <w:hyperlink r:id="rId9" w:history="1">
           <w:r>
             <w:rPr>
               <w:rStyle w:val="Hyperlink"/>
             </w:rPr>
-            <w:t>of</w:t>
+            <w:t>c</w:t>
           </w:r>
         </w:hyperlink>
       </w:r>
@@ -398,37 +365,8 @@
           <w:i/>
           <w:color w:val="0000FF"/>
           <w:sz w:val="24"/>
-          <w:u w:val="single"/>
-        </w:rPr>
-        <w:t xml:space="preserve"> </w:t>
-      </w:r>
-      <w:r>
-        <w:rPr>
-          <w:rFonts w:ascii="Charis SIL Italic" w:hAnsi="Charis SIL Italic" w:eastAsia="Charis SIL Italic"/>
-          <w:b w:val="0"/>
-          <w:i/>
-          <w:color w:val="0000FF"/>
-          <w:sz w:val="24"/>
-          <w:u w:val="single"/>
-        </w:rPr>
-        <w:hyperlink r:id="rId9" w:history="1">
-          <w:r>
-            <w:rPr>
-              <w:rStyle w:val="Hyperlink"/>
-            </w:rPr>
-            <w:t>cultural</w:t>
-          </w:r>
-        </w:hyperlink>
-      </w:r>
-      <w:r>
-        <w:rPr>
-          <w:rFonts w:ascii="Charis SIL Italic" w:hAnsi="Charis SIL Italic" w:eastAsia="Charis SIL Italic"/>
-          <w:b w:val="0"/>
-          <w:i/>
-          <w:color w:val="0000FF"/>
-          <w:sz w:val="24"/>
-        </w:rPr>
-        <w:t xml:space="preserve"> objects and collections acquired</w:t>
+        </w:rPr>
+        <w:t>e of cultural objects and collections acquired</w:t>
       </w:r>
       <w:r>
         <w:rPr>
@@ -627,13 +565,56 @@
       </w:r>
       <w:r>
         <w:rPr>
+          <w:u w:val="single" w:color="0000ff"/>
           <w:rFonts w:ascii="Charis SIL Regular" w:hAnsi="Charis SIL Regular" w:eastAsia="Charis SIL Regular"/>
           <w:b w:val="0"/>
           <w:i w:val="0"/>
           <w:color w:val="000000"/>
           <w:sz w:val="24"/>
         </w:rPr>
-        <w:t>atie _</w:t>
+        <w:hyperlink r:id="rId9" w:history="1">
+          <w:r>
+            <w:rPr>
+              <w:rStyle w:val="Hyperlink"/>
+            </w:rPr>
+            <w:t>a</w:t>
+          </w:r>
+        </w:hyperlink>
+      </w:r>
+      <w:r>
+        <w:rPr>
+          <w:u w:val="single" w:color="0000ff"/>
+          <w:rFonts w:ascii="Charis SIL Regular" w:hAnsi="Charis SIL Regular" w:eastAsia="Charis SIL Regular"/>
+          <w:b w:val="0"/>
+          <w:i w:val="0"/>
+          <w:color w:val="000000"/>
+          <w:sz w:val="24"/>
+        </w:rPr>
+        <w:hyperlink r:id="rId9" w:history="1">
+          <w:r>
+            <w:rPr>
+              <w:rStyle w:val="Hyperlink"/>
+            </w:rPr>
+            <w:t xml:space="preserve">tie </w:t>
+          </w:r>
+        </w:hyperlink>
+      </w:r>
+      <w:r>
+        <w:rPr>
+          <w:rFonts w:ascii="Charis SIL Regular" w:hAnsi="Charis SIL Regular" w:eastAsia="Charis SIL Regular"/>
+          <w:b w:val="0"/>
+          <w:i w:val="0"/>
+          <w:color w:val="000000"/>
+          <w:sz w:val="24"/>
+        </w:rPr>
+        <w:hyperlink r:id="rId9" w:history="1">
+          <w:r>
+            <w:rPr>
+              <w:rStyle w:val="Hyperlink"/>
+            </w:rPr>
+            <w:t>_</w:t>
+          </w:r>
+        </w:hyperlink>
       </w:r>
       <w:r>
         <w:rPr>
@@ -642,8 +623,16 @@
           <w:i w:val="0"/>
           <w:color w:val="0000FF"/>
           <w:sz w:val="24"/>
-        </w:rPr>
-        <w:t>Herkomsto</w:t>
+          <w:u w:val="single"/>
+        </w:rPr>
+        <w:hyperlink r:id="rId9" w:history="1">
+          <w:r>
+            <w:rPr>
+              <w:rStyle w:val="Hyperlink"/>
+            </w:rPr>
+            <w:t>Herkomsto</w:t>
+          </w:r>
+        </w:hyperlink>
       </w:r>
       <w:r>
         <w:rPr>
@@ -941,8 +930,27 @@
           <w:i w:val="0"/>
           <w:color w:val="0000FF"/>
           <w:sz w:val="24"/>
-        </w:rPr>
-        <w:t xml:space="preserve"> co</w:t>
+          <w:u w:val="single"/>
+        </w:rPr>
+        <w:t xml:space="preserve"> </w:t>
+      </w:r>
+      <w:r>
+        <w:rPr>
+          <w:rFonts w:ascii="Charis SIL Regular" w:hAnsi="Charis SIL Regular" w:eastAsia="Charis SIL Regular"/>
+          <w:b w:val="0"/>
+          <w:i w:val="0"/>
+          <w:color w:val="0000FF"/>
+          <w:sz w:val="24"/>
+          <w:u w:val="single"/>
+        </w:rPr>
+        <w:hyperlink r:id="rId9" w:history="1">
+          <w:r>
+            <w:rPr>
+              <w:rStyle w:val="Hyperlink"/>
+            </w:rPr>
+            <w:t>co</w:t>
+          </w:r>
+        </w:hyperlink>
       </w:r>
       <w:r>
         <w:rPr>
@@ -2460,7 +2468,7 @@
           <w:sz w:val="24"/>
           <w:u w:val="single"/>
         </w:rPr>
-        <w:hyperlink r:id="rId12" w:history="1">
+        <w:hyperlink r:id="rId13" w:history="1">
           <w:r>
             <w:rPr>
               <w:rStyle w:val="Hyperlink"/>
@@ -2478,7 +2486,7 @@
           <w:sz w:val="24"/>
           <w:u w:val="single"/>
         </w:rPr>
-        <w:hyperlink r:id="rId12" w:history="1">
+        <w:hyperlink r:id="rId13" w:history="1">
           <w:r>
             <w:rPr>
               <w:rStyle w:val="Hyperlink"/>
@@ -2507,7 +2515,7 @@
           <w:sz w:val="24"/>
           <w:u w:val="single"/>
         </w:rPr>
-        <w:hyperlink r:id="rId12" w:history="1">
+        <w:hyperlink r:id="rId13" w:history="1">
           <w:r>
             <w:rPr>
               <w:rStyle w:val="Hyperlink"/>
@@ -2536,7 +2544,7 @@
           <w:sz w:val="24"/>
           <w:u w:val="single"/>
         </w:rPr>
-        <w:hyperlink r:id="rId12" w:history="1">
+        <w:hyperlink r:id="rId13" w:history="1">
           <w:r>
             <w:rPr>
               <w:rStyle w:val="Hyperlink"/>
@@ -2565,7 +2573,7 @@
           <w:sz w:val="24"/>
           <w:u w:val="single"/>
         </w:rPr>
-        <w:hyperlink r:id="rId12" w:history="1">
+        <w:hyperlink r:id="rId13" w:history="1">
           <w:r>
             <w:rPr>
               <w:rStyle w:val="Hyperlink"/>
@@ -2666,7 +2674,7 @@
           <w:sz w:val="24"/>
           <w:u w:val="single"/>
         </w:rPr>
-        <w:hyperlink r:id="rId13" w:history="1">
+        <w:hyperlink r:id="rId12" w:history="1">
           <w:r>
             <w:rPr>
               <w:rStyle w:val="Hyperlink"/>

--- a/EXPORTS/DOCX/published/niveau1/Dutch/DoingResearch.docx
+++ b/EXPORTS/DOCX/published/niveau1/Dutch/DoingResearch.docx
@@ -337,7 +337,7 @@
             <w:rPr>
               <w:rStyle w:val="Hyperlink"/>
             </w:rPr>
-            <w:t>significan</w:t>
+            <w:t>significanc</w:t>
           </w:r>
         </w:hyperlink>
       </w:r>
@@ -348,13 +348,36 @@
           <w:i/>
           <w:color w:val="0000FF"/>
           <w:sz w:val="24"/>
+          <w:u w:val="single"/>
+        </w:rPr>
+        <w:t>e</w:t>
+      </w:r>
+      <w:r>
+        <w:rPr>
+          <w:rFonts w:ascii="Charis SIL Italic" w:hAnsi="Charis SIL Italic" w:eastAsia="Charis SIL Italic"/>
+          <w:b w:val="0"/>
+          <w:i/>
+          <w:color w:val="0000FF"/>
+          <w:sz w:val="24"/>
+          <w:u w:val="single"/>
+        </w:rPr>
+        <w:t xml:space="preserve"> </w:t>
+      </w:r>
+      <w:r>
+        <w:rPr>
+          <w:rFonts w:ascii="Charis SIL Italic" w:hAnsi="Charis SIL Italic" w:eastAsia="Charis SIL Italic"/>
+          <w:b w:val="0"/>
+          <w:i/>
+          <w:color w:val="0000FF"/>
+          <w:sz w:val="24"/>
+          <w:u w:val="single"/>
         </w:rPr>
         <w:hyperlink r:id="rId9" w:history="1">
           <w:r>
             <w:rPr>
               <w:rStyle w:val="Hyperlink"/>
             </w:rPr>
-            <w:t>c</w:t>
+            <w:t>of</w:t>
           </w:r>
         </w:hyperlink>
       </w:r>
@@ -365,8 +388,153 @@
           <w:i/>
           <w:color w:val="0000FF"/>
           <w:sz w:val="24"/>
-        </w:rPr>
-        <w:t>e of cultural objects and collections acquired</w:t>
+          <w:u w:val="single"/>
+        </w:rPr>
+        <w:t xml:space="preserve"> </w:t>
+      </w:r>
+      <w:r>
+        <w:rPr>
+          <w:rFonts w:ascii="Charis SIL Italic" w:hAnsi="Charis SIL Italic" w:eastAsia="Charis SIL Italic"/>
+          <w:b w:val="0"/>
+          <w:i/>
+          <w:color w:val="0000FF"/>
+          <w:sz w:val="24"/>
+          <w:u w:val="single"/>
+        </w:rPr>
+        <w:hyperlink r:id="rId9" w:history="1">
+          <w:r>
+            <w:rPr>
+              <w:rStyle w:val="Hyperlink"/>
+            </w:rPr>
+            <w:t>cultural</w:t>
+          </w:r>
+        </w:hyperlink>
+      </w:r>
+      <w:r>
+        <w:rPr>
+          <w:rFonts w:ascii="Charis SIL Italic" w:hAnsi="Charis SIL Italic" w:eastAsia="Charis SIL Italic"/>
+          <w:b w:val="0"/>
+          <w:i/>
+          <w:color w:val="0000FF"/>
+          <w:sz w:val="24"/>
+          <w:u w:val="single"/>
+        </w:rPr>
+        <w:t xml:space="preserve"> </w:t>
+      </w:r>
+      <w:r>
+        <w:rPr>
+          <w:rFonts w:ascii="Charis SIL Italic" w:hAnsi="Charis SIL Italic" w:eastAsia="Charis SIL Italic"/>
+          <w:b w:val="0"/>
+          <w:i/>
+          <w:color w:val="0000FF"/>
+          <w:sz w:val="24"/>
+          <w:u w:val="single"/>
+        </w:rPr>
+        <w:hyperlink r:id="rId9" w:history="1">
+          <w:r>
+            <w:rPr>
+              <w:rStyle w:val="Hyperlink"/>
+            </w:rPr>
+            <w:t>objects</w:t>
+          </w:r>
+        </w:hyperlink>
+      </w:r>
+      <w:r>
+        <w:rPr>
+          <w:rFonts w:ascii="Charis SIL Italic" w:hAnsi="Charis SIL Italic" w:eastAsia="Charis SIL Italic"/>
+          <w:b w:val="0"/>
+          <w:i/>
+          <w:color w:val="0000FF"/>
+          <w:sz w:val="24"/>
+          <w:u w:val="single"/>
+        </w:rPr>
+        <w:t xml:space="preserve"> </w:t>
+      </w:r>
+      <w:r>
+        <w:rPr>
+          <w:rFonts w:ascii="Charis SIL Italic" w:hAnsi="Charis SIL Italic" w:eastAsia="Charis SIL Italic"/>
+          <w:b w:val="0"/>
+          <w:i/>
+          <w:color w:val="0000FF"/>
+          <w:sz w:val="24"/>
+          <w:u w:val="single"/>
+        </w:rPr>
+        <w:hyperlink r:id="rId9" w:history="1">
+          <w:r>
+            <w:rPr>
+              <w:rStyle w:val="Hyperlink"/>
+            </w:rPr>
+            <w:t>an</w:t>
+          </w:r>
+        </w:hyperlink>
+      </w:r>
+      <w:r>
+        <w:rPr>
+          <w:rFonts w:ascii="Charis SIL Italic" w:hAnsi="Charis SIL Italic" w:eastAsia="Charis SIL Italic"/>
+          <w:b w:val="0"/>
+          <w:i/>
+          <w:color w:val="0000FF"/>
+          <w:sz w:val="24"/>
+        </w:rPr>
+        <w:t>d</w:t>
+      </w:r>
+      <w:r>
+        <w:rPr>
+          <w:rFonts w:ascii="Charis SIL Italic" w:hAnsi="Charis SIL Italic" w:eastAsia="Charis SIL Italic"/>
+          <w:b w:val="0"/>
+          <w:i/>
+          <w:color w:val="0000FF"/>
+          <w:sz w:val="24"/>
+          <w:u w:val="single"/>
+        </w:rPr>
+        <w:t xml:space="preserve"> </w:t>
+      </w:r>
+      <w:r>
+        <w:rPr>
+          <w:rFonts w:ascii="Charis SIL Italic" w:hAnsi="Charis SIL Italic" w:eastAsia="Charis SIL Italic"/>
+          <w:b w:val="0"/>
+          <w:i/>
+          <w:color w:val="0000FF"/>
+          <w:sz w:val="24"/>
+          <w:u w:val="single"/>
+        </w:rPr>
+        <w:hyperlink r:id="rId9" w:history="1">
+          <w:r>
+            <w:rPr>
+              <w:rStyle w:val="Hyperlink"/>
+            </w:rPr>
+            <w:t>collections</w:t>
+          </w:r>
+        </w:hyperlink>
+      </w:r>
+      <w:r>
+        <w:rPr>
+          <w:rFonts w:ascii="Charis SIL Italic" w:hAnsi="Charis SIL Italic" w:eastAsia="Charis SIL Italic"/>
+          <w:b w:val="0"/>
+          <w:i/>
+          <w:color w:val="0000FF"/>
+          <w:sz w:val="24"/>
+          <w:u w:val="single"/>
+        </w:rPr>
+        <w:t xml:space="preserve"> </w:t>
+      </w:r>
+      <w:r>
+        <w:rPr>
+          <w:rFonts w:ascii="Charis SIL Italic" w:hAnsi="Charis SIL Italic" w:eastAsia="Charis SIL Italic"/>
+          <w:b w:val="0"/>
+          <w:i/>
+          <w:color w:val="0000FF"/>
+          <w:sz w:val="24"/>
+          <w:u w:val="single"/>
+        </w:rPr>
+        <w:hyperlink r:id="rId9" w:history="1">
+          <w:r>
+            <w:rPr>
+              <w:rStyle w:val="Hyperlink"/>
+            </w:rPr>
+            <w:t>acquired</w:t>
+          </w:r>
+        </w:hyperlink>
       </w:r>
       <w:r>
         <w:rPr>
@@ -547,74 +715,13 @@
       </w:r>
       <w:r>
         <w:rPr>
-          <w:u w:val="single" w:color="0000ff"/>
           <w:rFonts w:ascii="Charis SIL Regular" w:hAnsi="Charis SIL Regular" w:eastAsia="Charis SIL Regular"/>
           <w:b w:val="0"/>
           <w:i w:val="0"/>
           <w:color w:val="000000"/>
           <w:sz w:val="24"/>
         </w:rPr>
-        <w:hyperlink r:id="rId9" w:history="1">
-          <w:r>
-            <w:rPr>
-              <w:rStyle w:val="Hyperlink"/>
-            </w:rPr>
-            <w:t>public</w:t>
-          </w:r>
-        </w:hyperlink>
-      </w:r>
-      <w:r>
-        <w:rPr>
-          <w:u w:val="single" w:color="0000ff"/>
-          <w:rFonts w:ascii="Charis SIL Regular" w:hAnsi="Charis SIL Regular" w:eastAsia="Charis SIL Regular"/>
-          <w:b w:val="0"/>
-          <w:i w:val="0"/>
-          <w:color w:val="000000"/>
-          <w:sz w:val="24"/>
-        </w:rPr>
-        <w:hyperlink r:id="rId9" w:history="1">
-          <w:r>
-            <w:rPr>
-              <w:rStyle w:val="Hyperlink"/>
-            </w:rPr>
-            <w:t>a</w:t>
-          </w:r>
-        </w:hyperlink>
-      </w:r>
-      <w:r>
-        <w:rPr>
-          <w:u w:val="single" w:color="0000ff"/>
-          <w:rFonts w:ascii="Charis SIL Regular" w:hAnsi="Charis SIL Regular" w:eastAsia="Charis SIL Regular"/>
-          <w:b w:val="0"/>
-          <w:i w:val="0"/>
-          <w:color w:val="000000"/>
-          <w:sz w:val="24"/>
-        </w:rPr>
-        <w:hyperlink r:id="rId9" w:history="1">
-          <w:r>
-            <w:rPr>
-              <w:rStyle w:val="Hyperlink"/>
-            </w:rPr>
-            <w:t xml:space="preserve">tie </w:t>
-          </w:r>
-        </w:hyperlink>
-      </w:r>
-      <w:r>
-        <w:rPr>
-          <w:rFonts w:ascii="Charis SIL Regular" w:hAnsi="Charis SIL Regular" w:eastAsia="Charis SIL Regular"/>
-          <w:b w:val="0"/>
-          <w:i w:val="0"/>
-          <w:color w:val="000000"/>
-          <w:sz w:val="24"/>
-        </w:rPr>
-        <w:hyperlink r:id="rId9" w:history="1">
-          <w:r>
-            <w:rPr>
-              <w:rStyle w:val="Hyperlink"/>
-            </w:rPr>
-            <w:t>_</w:t>
-          </w:r>
-        </w:hyperlink>
+        <w:t>publicatie _</w:t>
       </w:r>
       <w:r>
         <w:rPr>
@@ -623,81 +730,8 @@
           <w:i w:val="0"/>
           <w:color w:val="0000FF"/>
           <w:sz w:val="24"/>
-          <w:u w:val="single"/>
-        </w:rPr>
-        <w:hyperlink r:id="rId9" w:history="1">
-          <w:r>
-            <w:rPr>
-              <w:rStyle w:val="Hyperlink"/>
-            </w:rPr>
-            <w:t>Herkomsto</w:t>
-          </w:r>
-        </w:hyperlink>
-      </w:r>
-      <w:r>
-        <w:rPr>
-          <w:rFonts w:ascii="Charis SIL Regular" w:hAnsi="Charis SIL Regular" w:eastAsia="Charis SIL Regular"/>
-          <w:b w:val="0"/>
-          <w:i w:val="0"/>
-          <w:color w:val="0000FF"/>
-          <w:sz w:val="24"/>
-          <w:u w:val="single"/>
-        </w:rPr>
-        <w:hyperlink r:id="rId9" w:history="1">
-          <w:r>
-            <w:rPr>
-              <w:rStyle w:val="Hyperlink"/>
-            </w:rPr>
-            <w:t>nd</w:t>
-          </w:r>
-        </w:hyperlink>
-      </w:r>
-      <w:r>
-        <w:rPr>
-          <w:rFonts w:ascii="Charis SIL Regular" w:hAnsi="Charis SIL Regular" w:eastAsia="Charis SIL Regular"/>
-          <w:b w:val="0"/>
-          <w:i w:val="0"/>
-          <w:color w:val="0000FF"/>
-          <w:sz w:val="24"/>
-          <w:u w:val="single"/>
-        </w:rPr>
-        <w:hyperlink r:id="rId9" w:history="1">
-          <w:r>
-            <w:rPr>
-              <w:rStyle w:val="Hyperlink"/>
-            </w:rPr>
-            <w:t>e</w:t>
-          </w:r>
-        </w:hyperlink>
-      </w:r>
-      <w:r>
-        <w:rPr>
-          <w:rFonts w:ascii="Charis SIL Regular" w:hAnsi="Charis SIL Regular" w:eastAsia="Charis SIL Regular"/>
-          <w:b w:val="0"/>
-          <w:i w:val="0"/>
-          <w:color w:val="0000FF"/>
-          <w:sz w:val="24"/>
-          <w:u w:val="single"/>
-        </w:rPr>
-        <w:hyperlink r:id="rId9" w:history="1">
-          <w:r>
-            <w:rPr>
-              <w:rStyle w:val="Hyperlink"/>
-            </w:rPr>
-            <w:t>rzoek</w:t>
-          </w:r>
-        </w:hyperlink>
-      </w:r>
-      <w:r>
-        <w:rPr>
-          <w:rFonts w:ascii="Charis SIL Regular" w:hAnsi="Charis SIL Regular" w:eastAsia="Charis SIL Regular"/>
-          <w:b w:val="0"/>
-          <w:i w:val="0"/>
-          <w:color w:val="0000FF"/>
-          <w:sz w:val="24"/>
-          <w:u w:val="single"/>
-        </w:rPr>
-        <w:t xml:space="preserve"> </w:t>
+        </w:rPr>
+        <w:t>Herkomstonderzoek naar objecte</w:t>
       </w:r>
       <w:r>
         <w:rPr>
@@ -726,107 +760,6 @@
           <w:sz w:val="24"/>
           <w:u w:val="single"/>
         </w:rPr>
-        <w:hyperlink r:id="rId9" w:history="1">
-          <w:r>
-            <w:rPr>
-              <w:rStyle w:val="Hyperlink"/>
-            </w:rPr>
-            <w:t>aar</w:t>
-          </w:r>
-        </w:hyperlink>
-      </w:r>
-      <w:r>
-        <w:rPr>
-          <w:rFonts w:ascii="Charis SIL Regular" w:hAnsi="Charis SIL Regular" w:eastAsia="Charis SIL Regular"/>
-          <w:b w:val="0"/>
-          <w:i w:val="0"/>
-          <w:color w:val="0000FF"/>
-          <w:sz w:val="24"/>
-          <w:u w:val="single"/>
-        </w:rPr>
-        <w:t xml:space="preserve"> </w:t>
-      </w:r>
-      <w:r>
-        <w:rPr>
-          <w:rFonts w:ascii="Charis SIL Regular" w:hAnsi="Charis SIL Regular" w:eastAsia="Charis SIL Regular"/>
-          <w:b w:val="0"/>
-          <w:i w:val="0"/>
-          <w:color w:val="0000FF"/>
-          <w:sz w:val="24"/>
-          <w:u w:val="single"/>
-        </w:rPr>
-        <w:hyperlink r:id="rId9" w:history="1">
-          <w:r>
-            <w:rPr>
-              <w:rStyle w:val="Hyperlink"/>
-            </w:rPr>
-            <w:t>ob</w:t>
-          </w:r>
-        </w:hyperlink>
-      </w:r>
-      <w:r>
-        <w:rPr>
-          <w:rFonts w:ascii="Charis SIL Regular" w:hAnsi="Charis SIL Regular" w:eastAsia="Charis SIL Regular"/>
-          <w:b w:val="0"/>
-          <w:i w:val="0"/>
-          <w:color w:val="0000FF"/>
-          <w:sz w:val="24"/>
-          <w:u w:val="single"/>
-        </w:rPr>
-        <w:hyperlink r:id="rId9" w:history="1">
-          <w:r>
-            <w:rPr>
-              <w:rStyle w:val="Hyperlink"/>
-            </w:rPr>
-            <w:t>j</w:t>
-          </w:r>
-        </w:hyperlink>
-      </w:r>
-      <w:r>
-        <w:rPr>
-          <w:rFonts w:ascii="Charis SIL Regular" w:hAnsi="Charis SIL Regular" w:eastAsia="Charis SIL Regular"/>
-          <w:b w:val="0"/>
-          <w:i w:val="0"/>
-          <w:color w:val="0000FF"/>
-          <w:sz w:val="24"/>
-          <w:u w:val="single"/>
-        </w:rPr>
-        <w:hyperlink r:id="rId9" w:history="1">
-          <w:r>
-            <w:rPr>
-              <w:rStyle w:val="Hyperlink"/>
-            </w:rPr>
-            <w:t>ecte</w:t>
-          </w:r>
-        </w:hyperlink>
-      </w:r>
-      <w:r>
-        <w:rPr>
-          <w:rFonts w:ascii="Charis SIL Regular" w:hAnsi="Charis SIL Regular" w:eastAsia="Charis SIL Regular"/>
-          <w:b w:val="0"/>
-          <w:i w:val="0"/>
-          <w:color w:val="0000FF"/>
-          <w:sz w:val="24"/>
-          <w:u w:val="single"/>
-        </w:rPr>
-        <w:hyperlink r:id="rId10" w:history="1">
-          <w:r>
-            <w:rPr>
-              <w:rStyle w:val="Hyperlink"/>
-            </w:rPr>
-            <w:t>n</w:t>
-          </w:r>
-        </w:hyperlink>
-      </w:r>
-      <w:r>
-        <w:rPr>
-          <w:rFonts w:ascii="Charis SIL Regular" w:hAnsi="Charis SIL Regular" w:eastAsia="Charis SIL Regular"/>
-          <w:b w:val="0"/>
-          <w:i w:val="0"/>
-          <w:color w:val="0000FF"/>
-          <w:sz w:val="24"/>
-          <w:u w:val="single"/>
-        </w:rPr>
         <w:t xml:space="preserve"> </w:t>
       </w:r>
       <w:r>
@@ -896,7 +829,7 @@
           <w:sz w:val="24"/>
           <w:u w:val="single"/>
         </w:rPr>
-        <w:hyperlink r:id="rId10" w:history="1">
+        <w:hyperlink r:id="rId9" w:history="1">
           <w:r>
             <w:rPr>
               <w:rStyle w:val="Hyperlink"/>
@@ -914,7 +847,7 @@
           <w:sz w:val="24"/>
           <w:u w:val="single"/>
         </w:rPr>
-        <w:hyperlink r:id="rId10" w:history="1">
+        <w:hyperlink r:id="rId9" w:history="1">
           <w:r>
             <w:rPr>
               <w:rStyle w:val="Hyperlink"/>
@@ -2439,7 +2372,14 @@
           <w:color w:val="000000"/>
           <w:sz w:val="24"/>
         </w:rPr>
-        <w:t xml:space="preserve">de zoekhulp </w:t>
+        <w:hyperlink r:id="rId12" w:history="1">
+          <w:r>
+            <w:rPr>
+              <w:rStyle w:val="Hyperlink"/>
+            </w:rPr>
+            <w:t xml:space="preserve">de zoekhulp </w:t>
+          </w:r>
+        </w:hyperlink>
       </w:r>
       <w:r>
         <w:rPr>
@@ -2450,7 +2390,7 @@
           <w:sz w:val="24"/>
           <w:u w:val="single"/>
         </w:rPr>
-        <w:hyperlink r:id="rId13" w:history="1">
+        <w:hyperlink r:id="rId12" w:history="1">
           <w:r>
             <w:rPr>
               <w:rStyle w:val="Hyperlink"/>
@@ -2458,6 +2398,111 @@
             <w:t>H</w:t>
           </w:r>
         </w:hyperlink>
+      </w:r>
+      <w:r>
+        <w:rPr>
+          <w:rFonts w:ascii="Charis SIL Regular" w:hAnsi="Charis SIL Regular" w:eastAsia="Charis SIL Regular"/>
+          <w:b w:val="0"/>
+          <w:i w:val="0"/>
+          <w:color w:val="0000FF"/>
+          <w:sz w:val="24"/>
+          <w:u w:val="single"/>
+        </w:rPr>
+        <w:hyperlink r:id="rId12" w:history="1">
+          <w:r>
+            <w:rPr>
+              <w:rStyle w:val="Hyperlink"/>
+            </w:rPr>
+            <w:t>o</w:t>
+          </w:r>
+        </w:hyperlink>
+      </w:r>
+      <w:r>
+        <w:rPr>
+          <w:rFonts w:ascii="Charis SIL Regular" w:hAnsi="Charis SIL Regular" w:eastAsia="Charis SIL Regular"/>
+          <w:b w:val="0"/>
+          <w:i w:val="0"/>
+          <w:color w:val="0000FF"/>
+          <w:sz w:val="24"/>
+          <w:u w:val="single"/>
+        </w:rPr>
+        <w:hyperlink r:id="rId12" w:history="1">
+          <w:r>
+            <w:rPr>
+              <w:rStyle w:val="Hyperlink"/>
+            </w:rPr>
+            <w:t>e</w:t>
+          </w:r>
+        </w:hyperlink>
+      </w:r>
+      <w:r>
+        <w:rPr>
+          <w:rFonts w:ascii="Charis SIL Regular" w:hAnsi="Charis SIL Regular" w:eastAsia="Charis SIL Regular"/>
+          <w:b w:val="0"/>
+          <w:i w:val="0"/>
+          <w:color w:val="0000FF"/>
+          <w:sz w:val="24"/>
+          <w:u w:val="single"/>
+        </w:rPr>
+        <w:t xml:space="preserve"> </w:t>
+      </w:r>
+      <w:r>
+        <w:rPr>
+          <w:rFonts w:ascii="Charis SIL Regular" w:hAnsi="Charis SIL Regular" w:eastAsia="Charis SIL Regular"/>
+          <w:b w:val="0"/>
+          <w:i w:val="0"/>
+          <w:color w:val="0000FF"/>
+          <w:sz w:val="24"/>
+          <w:u w:val="single"/>
+        </w:rPr>
+        <w:hyperlink r:id="rId12" w:history="1">
+          <w:r>
+            <w:rPr>
+              <w:rStyle w:val="Hyperlink"/>
+            </w:rPr>
+            <w:t>doe</w:t>
+          </w:r>
+        </w:hyperlink>
+      </w:r>
+      <w:r>
+        <w:rPr>
+          <w:rFonts w:ascii="Charis SIL Regular" w:hAnsi="Charis SIL Regular" w:eastAsia="Charis SIL Regular"/>
+          <w:b w:val="0"/>
+          <w:i w:val="0"/>
+          <w:color w:val="0000FF"/>
+          <w:sz w:val="24"/>
+          <w:u w:val="single"/>
+        </w:rPr>
+        <w:t xml:space="preserve"> </w:t>
+      </w:r>
+      <w:r>
+        <w:rPr>
+          <w:rFonts w:ascii="Charis SIL Regular" w:hAnsi="Charis SIL Regular" w:eastAsia="Charis SIL Regular"/>
+          <w:b w:val="0"/>
+          <w:i w:val="0"/>
+          <w:color w:val="0000FF"/>
+          <w:sz w:val="24"/>
+          <w:u w:val="single"/>
+        </w:rPr>
+        <w:hyperlink r:id="rId13" w:history="1">
+          <w:r>
+            <w:rPr>
+              <w:rStyle w:val="Hyperlink"/>
+            </w:rPr>
+            <w:t>ik</w:t>
+          </w:r>
+        </w:hyperlink>
+      </w:r>
+      <w:r>
+        <w:rPr>
+          <w:rFonts w:ascii="Charis SIL Regular" w:hAnsi="Charis SIL Regular" w:eastAsia="Charis SIL Regular"/>
+          <w:b w:val="0"/>
+          <w:i w:val="0"/>
+          <w:color w:val="0000FF"/>
+          <w:sz w:val="24"/>
+          <w:u w:val="single"/>
+        </w:rPr>
+        <w:t xml:space="preserve"> </w:t>
       </w:r>
       <w:r>
         <w:rPr>
@@ -2491,111 +2536,6 @@
             <w:rPr>
               <w:rStyle w:val="Hyperlink"/>
             </w:rPr>
-            <w:t>e</w:t>
-          </w:r>
-        </w:hyperlink>
-      </w:r>
-      <w:r>
-        <w:rPr>
-          <w:rFonts w:ascii="Charis SIL Regular" w:hAnsi="Charis SIL Regular" w:eastAsia="Charis SIL Regular"/>
-          <w:b w:val="0"/>
-          <w:i w:val="0"/>
-          <w:color w:val="0000FF"/>
-          <w:sz w:val="24"/>
-          <w:u w:val="single"/>
-        </w:rPr>
-        <w:t xml:space="preserve"> </w:t>
-      </w:r>
-      <w:r>
-        <w:rPr>
-          <w:rFonts w:ascii="Charis SIL Regular" w:hAnsi="Charis SIL Regular" w:eastAsia="Charis SIL Regular"/>
-          <w:b w:val="0"/>
-          <w:i w:val="0"/>
-          <w:color w:val="0000FF"/>
-          <w:sz w:val="24"/>
-          <w:u w:val="single"/>
-        </w:rPr>
-        <w:hyperlink r:id="rId13" w:history="1">
-          <w:r>
-            <w:rPr>
-              <w:rStyle w:val="Hyperlink"/>
-            </w:rPr>
-            <w:t>doe</w:t>
-          </w:r>
-        </w:hyperlink>
-      </w:r>
-      <w:r>
-        <w:rPr>
-          <w:rFonts w:ascii="Charis SIL Regular" w:hAnsi="Charis SIL Regular" w:eastAsia="Charis SIL Regular"/>
-          <w:b w:val="0"/>
-          <w:i w:val="0"/>
-          <w:color w:val="0000FF"/>
-          <w:sz w:val="24"/>
-          <w:u w:val="single"/>
-        </w:rPr>
-        <w:t xml:space="preserve"> </w:t>
-      </w:r>
-      <w:r>
-        <w:rPr>
-          <w:rFonts w:ascii="Charis SIL Regular" w:hAnsi="Charis SIL Regular" w:eastAsia="Charis SIL Regular"/>
-          <w:b w:val="0"/>
-          <w:i w:val="0"/>
-          <w:color w:val="0000FF"/>
-          <w:sz w:val="24"/>
-          <w:u w:val="single"/>
-        </w:rPr>
-        <w:hyperlink r:id="rId13" w:history="1">
-          <w:r>
-            <w:rPr>
-              <w:rStyle w:val="Hyperlink"/>
-            </w:rPr>
-            <w:t>ik</w:t>
-          </w:r>
-        </w:hyperlink>
-      </w:r>
-      <w:r>
-        <w:rPr>
-          <w:rFonts w:ascii="Charis SIL Regular" w:hAnsi="Charis SIL Regular" w:eastAsia="Charis SIL Regular"/>
-          <w:b w:val="0"/>
-          <w:i w:val="0"/>
-          <w:color w:val="0000FF"/>
-          <w:sz w:val="24"/>
-          <w:u w:val="single"/>
-        </w:rPr>
-        <w:t xml:space="preserve"> </w:t>
-      </w:r>
-      <w:r>
-        <w:rPr>
-          <w:rFonts w:ascii="Charis SIL Regular" w:hAnsi="Charis SIL Regular" w:eastAsia="Charis SIL Regular"/>
-          <w:b w:val="0"/>
-          <w:i w:val="0"/>
-          <w:color w:val="0000FF"/>
-          <w:sz w:val="24"/>
-          <w:u w:val="single"/>
-        </w:rPr>
-        <w:hyperlink r:id="rId13" w:history="1">
-          <w:r>
-            <w:rPr>
-              <w:rStyle w:val="Hyperlink"/>
-            </w:rPr>
-            <w:t>o</w:t>
-          </w:r>
-        </w:hyperlink>
-      </w:r>
-      <w:r>
-        <w:rPr>
-          <w:rFonts w:ascii="Charis SIL Regular" w:hAnsi="Charis SIL Regular" w:eastAsia="Charis SIL Regular"/>
-          <w:b w:val="0"/>
-          <w:i w:val="0"/>
-          <w:color w:val="0000FF"/>
-          <w:sz w:val="24"/>
-          <w:u w:val="single"/>
-        </w:rPr>
-        <w:hyperlink r:id="rId12" w:history="1">
-          <w:r>
-            <w:rPr>
-              <w:rStyle w:val="Hyperlink"/>
-            </w:rPr>
             <w:t>n</w:t>
           </w:r>
         </w:hyperlink>
@@ -2609,7 +2549,7 @@
           <w:sz w:val="24"/>
           <w:u w:val="single"/>
         </w:rPr>
-        <w:hyperlink r:id="rId12" w:history="1">
+        <w:hyperlink r:id="rId13" w:history="1">
           <w:r>
             <w:rPr>
               <w:rStyle w:val="Hyperlink"/>
@@ -2627,7 +2567,7 @@
           <w:sz w:val="24"/>
           <w:u w:val="single"/>
         </w:rPr>
-        <w:hyperlink r:id="rId12" w:history="1">
+        <w:hyperlink r:id="rId13" w:history="1">
           <w:r>
             <w:rPr>
               <w:rStyle w:val="Hyperlink"/>
@@ -2645,7 +2585,7 @@
           <w:sz w:val="24"/>
           <w:u w:val="single"/>
         </w:rPr>
-        <w:hyperlink r:id="rId12" w:history="1">
+        <w:hyperlink r:id="rId13" w:history="1">
           <w:r>
             <w:rPr>
               <w:rStyle w:val="Hyperlink"/>
@@ -2674,7 +2614,7 @@
           <w:sz w:val="24"/>
           <w:u w:val="single"/>
         </w:rPr>
-        <w:hyperlink r:id="rId12" w:history="1">
+        <w:hyperlink r:id="rId13" w:history="1">
           <w:r>
             <w:rPr>
               <w:rStyle w:val="Hyperlink"/>

--- a/EXPORTS/DOCX/published/niveau1/Dutch/DoingResearch.docx
+++ b/EXPORTS/DOCX/published/niveau1/Dutch/DoingResearch.docx
@@ -377,9 +377,19 @@
             <w:rPr>
               <w:rStyle w:val="Hyperlink"/>
             </w:rPr>
-            <w:t>of</w:t>
+            <w:t>o</w:t>
           </w:r>
         </w:hyperlink>
+      </w:r>
+      <w:r>
+        <w:rPr>
+          <w:rFonts w:ascii="Charis SIL Italic" w:hAnsi="Charis SIL Italic" w:eastAsia="Charis SIL Italic"/>
+          <w:b w:val="0"/>
+          <w:i/>
+          <w:color w:val="0000FF"/>
+          <w:sz w:val="24"/>
+        </w:rPr>
+        <w:t>f</w:t>
       </w:r>
       <w:r>
         <w:rPr>
@@ -464,19 +474,9 @@
             <w:rPr>
               <w:rStyle w:val="Hyperlink"/>
             </w:rPr>
-            <w:t>an</w:t>
+            <w:t>and</w:t>
           </w:r>
         </w:hyperlink>
-      </w:r>
-      <w:r>
-        <w:rPr>
-          <w:rFonts w:ascii="Charis SIL Italic" w:hAnsi="Charis SIL Italic" w:eastAsia="Charis SIL Italic"/>
-          <w:b w:val="0"/>
-          <w:i/>
-          <w:color w:val="0000FF"/>
-          <w:sz w:val="24"/>
-        </w:rPr>
-        <w:t>d</w:t>
       </w:r>
       <w:r>
         <w:rPr>
@@ -590,7 +590,25 @@
             <w:rPr>
               <w:rStyle w:val="Hyperlink"/>
             </w:rPr>
-            <w:t>col</w:t>
+            <w:t>co</w:t>
+          </w:r>
+        </w:hyperlink>
+      </w:r>
+      <w:r>
+        <w:rPr>
+          <w:rFonts w:ascii="Charis SIL Italic" w:hAnsi="Charis SIL Italic" w:eastAsia="Charis SIL Italic"/>
+          <w:b w:val="0"/>
+          <w:i/>
+          <w:color w:val="0000FF"/>
+          <w:sz w:val="24"/>
+          <w:u w:val="single"/>
+        </w:rPr>
+        <w:hyperlink r:id="rId9" w:history="1">
+          <w:r>
+            <w:rPr>
+              <w:rStyle w:val="Hyperlink"/>
+            </w:rPr>
+            <w:t>l</w:t>
           </w:r>
         </w:hyperlink>
       </w:r>
@@ -730,8 +748,81 @@
           <w:i w:val="0"/>
           <w:color w:val="0000FF"/>
           <w:sz w:val="24"/>
-        </w:rPr>
-        <w:t>Herkomstonderzoek naar objecte</w:t>
+          <w:u w:val="single"/>
+        </w:rPr>
+        <w:hyperlink r:id="rId10" w:history="1">
+          <w:r>
+            <w:rPr>
+              <w:rStyle w:val="Hyperlink"/>
+            </w:rPr>
+            <w:t>Herkomsto</w:t>
+          </w:r>
+        </w:hyperlink>
+      </w:r>
+      <w:r>
+        <w:rPr>
+          <w:rFonts w:ascii="Charis SIL Regular" w:hAnsi="Charis SIL Regular" w:eastAsia="Charis SIL Regular"/>
+          <w:b w:val="0"/>
+          <w:i w:val="0"/>
+          <w:color w:val="0000FF"/>
+          <w:sz w:val="24"/>
+          <w:u w:val="single"/>
+        </w:rPr>
+        <w:hyperlink r:id="rId10" w:history="1">
+          <w:r>
+            <w:rPr>
+              <w:rStyle w:val="Hyperlink"/>
+            </w:rPr>
+            <w:t>nd</w:t>
+          </w:r>
+        </w:hyperlink>
+      </w:r>
+      <w:r>
+        <w:rPr>
+          <w:rFonts w:ascii="Charis SIL Regular" w:hAnsi="Charis SIL Regular" w:eastAsia="Charis SIL Regular"/>
+          <w:b w:val="0"/>
+          <w:i w:val="0"/>
+          <w:color w:val="0000FF"/>
+          <w:sz w:val="24"/>
+          <w:u w:val="single"/>
+        </w:rPr>
+        <w:hyperlink r:id="rId9" w:history="1">
+          <w:r>
+            <w:rPr>
+              <w:rStyle w:val="Hyperlink"/>
+            </w:rPr>
+            <w:t>e</w:t>
+          </w:r>
+        </w:hyperlink>
+      </w:r>
+      <w:r>
+        <w:rPr>
+          <w:rFonts w:ascii="Charis SIL Regular" w:hAnsi="Charis SIL Regular" w:eastAsia="Charis SIL Regular"/>
+          <w:b w:val="0"/>
+          <w:i w:val="0"/>
+          <w:color w:val="0000FF"/>
+          <w:sz w:val="24"/>
+          <w:u w:val="single"/>
+        </w:rPr>
+        <w:hyperlink r:id="rId9" w:history="1">
+          <w:r>
+            <w:rPr>
+              <w:rStyle w:val="Hyperlink"/>
+            </w:rPr>
+            <w:t>rzoek</w:t>
+          </w:r>
+        </w:hyperlink>
+      </w:r>
+      <w:r>
+        <w:rPr>
+          <w:rFonts w:ascii="Charis SIL Regular" w:hAnsi="Charis SIL Regular" w:eastAsia="Charis SIL Regular"/>
+          <w:b w:val="0"/>
+          <w:i w:val="0"/>
+          <w:color w:val="0000FF"/>
+          <w:sz w:val="24"/>
+          <w:u w:val="single"/>
+        </w:rPr>
+        <w:t xml:space="preserve"> </w:t>
       </w:r>
       <w:r>
         <w:rPr>
@@ -760,6 +851,107 @@
           <w:sz w:val="24"/>
           <w:u w:val="single"/>
         </w:rPr>
+        <w:hyperlink r:id="rId9" w:history="1">
+          <w:r>
+            <w:rPr>
+              <w:rStyle w:val="Hyperlink"/>
+            </w:rPr>
+            <w:t>aar</w:t>
+          </w:r>
+        </w:hyperlink>
+      </w:r>
+      <w:r>
+        <w:rPr>
+          <w:rFonts w:ascii="Charis SIL Regular" w:hAnsi="Charis SIL Regular" w:eastAsia="Charis SIL Regular"/>
+          <w:b w:val="0"/>
+          <w:i w:val="0"/>
+          <w:color w:val="0000FF"/>
+          <w:sz w:val="24"/>
+          <w:u w:val="single"/>
+        </w:rPr>
+        <w:t xml:space="preserve"> </w:t>
+      </w:r>
+      <w:r>
+        <w:rPr>
+          <w:rFonts w:ascii="Charis SIL Regular" w:hAnsi="Charis SIL Regular" w:eastAsia="Charis SIL Regular"/>
+          <w:b w:val="0"/>
+          <w:i w:val="0"/>
+          <w:color w:val="0000FF"/>
+          <w:sz w:val="24"/>
+          <w:u w:val="single"/>
+        </w:rPr>
+        <w:hyperlink r:id="rId9" w:history="1">
+          <w:r>
+            <w:rPr>
+              <w:rStyle w:val="Hyperlink"/>
+            </w:rPr>
+            <w:t>ob</w:t>
+          </w:r>
+        </w:hyperlink>
+      </w:r>
+      <w:r>
+        <w:rPr>
+          <w:rFonts w:ascii="Charis SIL Regular" w:hAnsi="Charis SIL Regular" w:eastAsia="Charis SIL Regular"/>
+          <w:b w:val="0"/>
+          <w:i w:val="0"/>
+          <w:color w:val="0000FF"/>
+          <w:sz w:val="24"/>
+          <w:u w:val="single"/>
+        </w:rPr>
+        <w:hyperlink r:id="rId9" w:history="1">
+          <w:r>
+            <w:rPr>
+              <w:rStyle w:val="Hyperlink"/>
+            </w:rPr>
+            <w:t>j</w:t>
+          </w:r>
+        </w:hyperlink>
+      </w:r>
+      <w:r>
+        <w:rPr>
+          <w:rFonts w:ascii="Charis SIL Regular" w:hAnsi="Charis SIL Regular" w:eastAsia="Charis SIL Regular"/>
+          <w:b w:val="0"/>
+          <w:i w:val="0"/>
+          <w:color w:val="0000FF"/>
+          <w:sz w:val="24"/>
+          <w:u w:val="single"/>
+        </w:rPr>
+        <w:hyperlink r:id="rId9" w:history="1">
+          <w:r>
+            <w:rPr>
+              <w:rStyle w:val="Hyperlink"/>
+            </w:rPr>
+            <w:t>ecte</w:t>
+          </w:r>
+        </w:hyperlink>
+      </w:r>
+      <w:r>
+        <w:rPr>
+          <w:rFonts w:ascii="Charis SIL Regular" w:hAnsi="Charis SIL Regular" w:eastAsia="Charis SIL Regular"/>
+          <w:b w:val="0"/>
+          <w:i w:val="0"/>
+          <w:color w:val="0000FF"/>
+          <w:sz w:val="24"/>
+          <w:u w:val="single"/>
+        </w:rPr>
+        <w:hyperlink r:id="rId10" w:history="1">
+          <w:r>
+            <w:rPr>
+              <w:rStyle w:val="Hyperlink"/>
+            </w:rPr>
+            <w:t>n</w:t>
+          </w:r>
+        </w:hyperlink>
+      </w:r>
+      <w:r>
+        <w:rPr>
+          <w:rFonts w:ascii="Charis SIL Regular" w:hAnsi="Charis SIL Regular" w:eastAsia="Charis SIL Regular"/>
+          <w:b w:val="0"/>
+          <w:i w:val="0"/>
+          <w:color w:val="0000FF"/>
+          <w:sz w:val="24"/>
+          <w:u w:val="single"/>
+        </w:rPr>
         <w:t xml:space="preserve"> </w:t>
       </w:r>
       <w:r>
@@ -923,7 +1115,7 @@
           <w:sz w:val="24"/>
           <w:u w:val="single"/>
         </w:rPr>
-        <w:hyperlink r:id="rId9" w:history="1">
+        <w:hyperlink r:id="rId10" w:history="1">
           <w:r>
             <w:rPr>
               <w:rStyle w:val="Hyperlink"/>
@@ -941,7 +1133,7 @@
           <w:sz w:val="24"/>
           <w:u w:val="single"/>
         </w:rPr>
-        <w:hyperlink r:id="rId9" w:history="1">
+        <w:hyperlink r:id="rId10" w:history="1">
           <w:r>
             <w:rPr>
               <w:rStyle w:val="Hyperlink"/>
@@ -1033,241 +1225,7 @@
           <w:color w:val="000000"/>
           <w:sz w:val="24"/>
         </w:rPr>
-        <w:t>de Rijksdie</w:t>
-      </w:r>
-      <w:r>
-        <w:rPr>
-          <w:u w:val="single" w:color="0000ff"/>
-          <w:rFonts w:ascii="Charis SIL Regular" w:hAnsi="Charis SIL Regular" w:eastAsia="Charis SIL Regular"/>
-          <w:b w:val="0"/>
-          <w:i w:val="0"/>
-          <w:color w:val="000000"/>
-          <w:sz w:val="24"/>
-        </w:rPr>
-        <w:hyperlink r:id="rId10" w:history="1">
-          <w:r>
-            <w:rPr>
-              <w:rStyle w:val="Hyperlink"/>
-            </w:rPr>
-            <w:t>nst voor het Culture</w:t>
-          </w:r>
-        </w:hyperlink>
-      </w:r>
-      <w:r>
-        <w:rPr>
-          <w:u w:val="single" w:color="0000ff"/>
-          <w:rFonts w:ascii="Charis SIL Regular" w:hAnsi="Charis SIL Regular" w:eastAsia="Charis SIL Regular"/>
-          <w:b w:val="0"/>
-          <w:i w:val="0"/>
-          <w:color w:val="000000"/>
-          <w:sz w:val="24"/>
-        </w:rPr>
-        <w:hyperlink r:id="rId10" w:history="1">
-          <w:r>
-            <w:rPr>
-              <w:rStyle w:val="Hyperlink"/>
-            </w:rPr>
-            <w:t>e</w:t>
-          </w:r>
-        </w:hyperlink>
-      </w:r>
-      <w:r>
-        <w:rPr>
-          <w:u w:val="single" w:color="0000ff"/>
-          <w:rFonts w:ascii="Charis SIL Regular" w:hAnsi="Charis SIL Regular" w:eastAsia="Charis SIL Regular"/>
-          <w:b w:val="0"/>
-          <w:i w:val="0"/>
-          <w:color w:val="000000"/>
-          <w:sz w:val="24"/>
-        </w:rPr>
-        <w:hyperlink r:id="rId10" w:history="1">
-          <w:r>
-            <w:rPr>
-              <w:rStyle w:val="Hyperlink"/>
-            </w:rPr>
-            <w:t>l Erf</w:t>
-          </w:r>
-        </w:hyperlink>
-      </w:r>
-      <w:r>
-        <w:rPr>
-          <w:u w:val="single" w:color="0000ff"/>
-          <w:rFonts w:ascii="Charis SIL Regular" w:hAnsi="Charis SIL Regular" w:eastAsia="Charis SIL Regular"/>
-          <w:b w:val="0"/>
-          <w:i w:val="0"/>
-          <w:color w:val="000000"/>
-          <w:sz w:val="24"/>
-        </w:rPr>
-        <w:hyperlink r:id="rId10" w:history="1">
-          <w:r>
-            <w:rPr>
-              <w:rStyle w:val="Hyperlink"/>
-            </w:rPr>
-            <w:t>g</w:t>
-          </w:r>
-        </w:hyperlink>
-      </w:r>
-      <w:r>
-        <w:rPr>
-          <w:u w:val="single" w:color="0000ff"/>
-          <w:rFonts w:ascii="Charis SIL Regular" w:hAnsi="Charis SIL Regular" w:eastAsia="Charis SIL Regular"/>
-          <w:b w:val="0"/>
-          <w:i w:val="0"/>
-          <w:color w:val="000000"/>
-          <w:sz w:val="24"/>
-        </w:rPr>
-        <w:hyperlink r:id="rId10" w:history="1">
-          <w:r>
-            <w:rPr>
-              <w:rStyle w:val="Hyperlink"/>
-            </w:rPr>
-            <w:t>oed. On</w:t>
-          </w:r>
-        </w:hyperlink>
-      </w:r>
-      <w:r>
-        <w:rPr>
-          <w:u w:val="single" w:color="0000ff"/>
-          <w:rFonts w:ascii="Charis SIL Regular" w:hAnsi="Charis SIL Regular" w:eastAsia="Charis SIL Regular"/>
-          <w:b w:val="0"/>
-          <w:i w:val="0"/>
-          <w:color w:val="000000"/>
-          <w:sz w:val="24"/>
-        </w:rPr>
-        <w:hyperlink r:id="rId10" w:history="1">
-          <w:r>
-            <w:rPr>
-              <w:rStyle w:val="Hyperlink"/>
-            </w:rPr>
-            <w:t>d</w:t>
-          </w:r>
-        </w:hyperlink>
-      </w:r>
-      <w:r>
-        <w:rPr>
-          <w:u w:val="single" w:color="0000ff"/>
-          <w:rFonts w:ascii="Charis SIL Regular" w:hAnsi="Charis SIL Regular" w:eastAsia="Charis SIL Regular"/>
-          <w:b w:val="0"/>
-          <w:i w:val="0"/>
-          <w:color w:val="000000"/>
-          <w:sz w:val="24"/>
-        </w:rPr>
-        <w:hyperlink r:id="rId10" w:history="1">
-          <w:r>
-            <w:rPr>
-              <w:rStyle w:val="Hyperlink"/>
-            </w:rPr>
-            <w:t>er</w:t>
-          </w:r>
-        </w:hyperlink>
-      </w:r>
-      <w:r>
-        <w:rPr>
-          <w:u w:val="single" w:color="0000ff"/>
-          <w:rFonts w:ascii="Charis SIL Regular" w:hAnsi="Charis SIL Regular" w:eastAsia="Charis SIL Regular"/>
-          <w:b w:val="0"/>
-          <w:i w:val="0"/>
-          <w:color w:val="000000"/>
-          <w:sz w:val="24"/>
-        </w:rPr>
-        <w:hyperlink r:id="rId10" w:history="1">
-          <w:r>
-            <w:rPr>
-              <w:rStyle w:val="Hyperlink"/>
-            </w:rPr>
-            <w:t>a</w:t>
-          </w:r>
-        </w:hyperlink>
-      </w:r>
-      <w:r>
-        <w:rPr>
-          <w:u w:val="single" w:color="0000ff"/>
-          <w:rFonts w:ascii="Charis SIL Regular" w:hAnsi="Charis SIL Regular" w:eastAsia="Charis SIL Regular"/>
-          <w:b w:val="0"/>
-          <w:i w:val="0"/>
-          <w:color w:val="000000"/>
-          <w:sz w:val="24"/>
-        </w:rPr>
-        <w:hyperlink r:id="rId10" w:history="1">
-          <w:r>
-            <w:rPr>
-              <w:rStyle w:val="Hyperlink"/>
-            </w:rPr>
-            <w:t xml:space="preserve">an </w:t>
-          </w:r>
-        </w:hyperlink>
-      </w:r>
-      <w:r>
-        <w:rPr>
-          <w:u w:val="single" w:color="0000ff"/>
-          <w:rFonts w:ascii="Charis SIL Regular" w:hAnsi="Charis SIL Regular" w:eastAsia="Charis SIL Regular"/>
-          <w:b w:val="0"/>
-          <w:i w:val="0"/>
-          <w:color w:val="000000"/>
-          <w:sz w:val="24"/>
-        </w:rPr>
-        <w:hyperlink r:id="rId10" w:history="1">
-          <w:r>
-            <w:rPr>
-              <w:rStyle w:val="Hyperlink"/>
-            </w:rPr>
-            <w:t>d</w:t>
-          </w:r>
-        </w:hyperlink>
-      </w:r>
-      <w:r>
-        <w:rPr>
-          <w:u w:val="single" w:color="0000ff"/>
-          <w:rFonts w:ascii="Charis SIL Regular" w:hAnsi="Charis SIL Regular" w:eastAsia="Charis SIL Regular"/>
-          <w:b w:val="0"/>
-          <w:i w:val="0"/>
-          <w:color w:val="000000"/>
-          <w:sz w:val="24"/>
-        </w:rPr>
-        <w:hyperlink r:id="rId10" w:history="1">
-          <w:r>
-            <w:rPr>
-              <w:rStyle w:val="Hyperlink"/>
-            </w:rPr>
-            <w:t>eze zoek</w:t>
-          </w:r>
-        </w:hyperlink>
-      </w:r>
-      <w:r>
-        <w:rPr>
-          <w:u w:val="single" w:color="0000ff"/>
-          <w:rFonts w:ascii="Charis SIL Regular" w:hAnsi="Charis SIL Regular" w:eastAsia="Charis SIL Regular"/>
-          <w:b w:val="0"/>
-          <w:i w:val="0"/>
-          <w:color w:val="000000"/>
-          <w:sz w:val="24"/>
-        </w:rPr>
-        <w:hyperlink r:id="rId10" w:history="1">
-          <w:r>
-            <w:rPr>
-              <w:rStyle w:val="Hyperlink"/>
-            </w:rPr>
-            <w:t>h</w:t>
-          </w:r>
-        </w:hyperlink>
-      </w:r>
-      <w:r>
-        <w:rPr>
-          <w:u w:val="single" w:color="0000ff"/>
-          <w:rFonts w:ascii="Charis SIL Regular" w:hAnsi="Charis SIL Regular" w:eastAsia="Charis SIL Regular"/>
-          <w:b w:val="0"/>
-          <w:i w:val="0"/>
-          <w:color w:val="000000"/>
-          <w:sz w:val="24"/>
-        </w:rPr>
-        <w:hyperlink r:id="rId10" w:history="1">
-          <w:r>
-            <w:rPr>
-              <w:rStyle w:val="Hyperlink"/>
-            </w:rPr>
-            <w:t>ulp vind</w:t>
-          </w:r>
-        </w:hyperlink>
+        <w:t>de Rijksdienst voor het Cultureel Erfgoed. Onderaan deze zoekhulp vind</w:t>
       </w:r>
       <w:r>
         <w:rPr>
@@ -2372,14 +2330,7 @@
           <w:color w:val="000000"/>
           <w:sz w:val="24"/>
         </w:rPr>
-        <w:hyperlink r:id="rId12" w:history="1">
-          <w:r>
-            <w:rPr>
-              <w:rStyle w:val="Hyperlink"/>
-            </w:rPr>
-            <w:t xml:space="preserve">de zoekhulp </w:t>
-          </w:r>
-        </w:hyperlink>
+        <w:t xml:space="preserve">de zoekhulp </w:t>
       </w:r>
       <w:r>
         <w:rPr>
@@ -2390,7 +2341,7 @@
           <w:sz w:val="24"/>
           <w:u w:val="single"/>
         </w:rPr>
-        <w:hyperlink r:id="rId12" w:history="1">
+        <w:hyperlink r:id="rId13" w:history="1">
           <w:r>
             <w:rPr>
               <w:rStyle w:val="Hyperlink"/>
@@ -2408,7 +2359,7 @@
           <w:sz w:val="24"/>
           <w:u w:val="single"/>
         </w:rPr>
-        <w:hyperlink r:id="rId12" w:history="1">
+        <w:hyperlink r:id="rId13" w:history="1">
           <w:r>
             <w:rPr>
               <w:rStyle w:val="Hyperlink"/>
@@ -2426,7 +2377,7 @@
           <w:sz w:val="24"/>
           <w:u w:val="single"/>
         </w:rPr>
-        <w:hyperlink r:id="rId12" w:history="1">
+        <w:hyperlink r:id="rId13" w:history="1">
           <w:r>
             <w:rPr>
               <w:rStyle w:val="Hyperlink"/>
@@ -2455,7 +2406,7 @@
           <w:sz w:val="24"/>
           <w:u w:val="single"/>
         </w:rPr>
-        <w:hyperlink r:id="rId12" w:history="1">
+        <w:hyperlink r:id="rId13" w:history="1">
           <w:r>
             <w:rPr>
               <w:rStyle w:val="Hyperlink"/>
@@ -2549,7 +2500,7 @@
           <w:sz w:val="24"/>
           <w:u w:val="single"/>
         </w:rPr>
-        <w:hyperlink r:id="rId13" w:history="1">
+        <w:hyperlink r:id="rId12" w:history="1">
           <w:r>
             <w:rPr>
               <w:rStyle w:val="Hyperlink"/>
@@ -2567,7 +2518,7 @@
           <w:sz w:val="24"/>
           <w:u w:val="single"/>
         </w:rPr>
-        <w:hyperlink r:id="rId13" w:history="1">
+        <w:hyperlink r:id="rId12" w:history="1">
           <w:r>
             <w:rPr>
               <w:rStyle w:val="Hyperlink"/>
@@ -2585,7 +2536,7 @@
           <w:sz w:val="24"/>
           <w:u w:val="single"/>
         </w:rPr>
-        <w:hyperlink r:id="rId13" w:history="1">
+        <w:hyperlink r:id="rId12" w:history="1">
           <w:r>
             <w:rPr>
               <w:rStyle w:val="Hyperlink"/>
@@ -2614,7 +2565,7 @@
           <w:sz w:val="24"/>
           <w:u w:val="single"/>
         </w:rPr>
-        <w:hyperlink r:id="rId13" w:history="1">
+        <w:hyperlink r:id="rId12" w:history="1">
           <w:r>
             <w:rPr>
               <w:rStyle w:val="Hyperlink"/>
@@ -3325,56 +3276,8 @@
           <w:i/>
           <w:color w:val="0000FF"/>
           <w:sz w:val="24"/>
-          <w:u w:val="single"/>
-        </w:rPr>
-        <w:t>Cultural Objects and Collectio</w:t>
-      </w:r>
-      <w:r>
-        <w:rPr>
-          <w:rFonts w:ascii="Charis SIL Italic" w:hAnsi="Charis SIL Italic" w:eastAsia="Charis SIL Italic"/>
-          <w:b w:val="0"/>
-          <w:i/>
-          <w:color w:val="0000FF"/>
-          <w:sz w:val="24"/>
-          <w:u w:val="single"/>
-        </w:rPr>
-        <w:hyperlink r:id="rId16" w:history="1">
-          <w:r>
-            <w:rPr>
-              <w:rStyle w:val="Hyperlink"/>
-            </w:rPr>
-            <w:t>ns</w:t>
-          </w:r>
-        </w:hyperlink>
-      </w:r>
-      <w:r>
-        <w:rPr>
-          <w:rFonts w:ascii="Charis SIL Italic" w:hAnsi="Charis SIL Italic" w:eastAsia="Charis SIL Italic"/>
-          <w:b w:val="0"/>
-          <w:i/>
-          <w:color w:val="0000FF"/>
-          <w:sz w:val="24"/>
-          <w:u w:val="single"/>
-        </w:rPr>
-        <w:t xml:space="preserve"> </w:t>
-      </w:r>
-      <w:r>
-        <w:rPr>
-          <w:rFonts w:ascii="Charis SIL Italic" w:hAnsi="Charis SIL Italic" w:eastAsia="Charis SIL Italic"/>
-          <w:b w:val="0"/>
-          <w:i/>
-          <w:color w:val="0000FF"/>
-          <w:sz w:val="24"/>
-          <w:u w:val="single"/>
-        </w:rPr>
-        <w:hyperlink r:id="rId16" w:history="1">
-          <w:r>
-            <w:rPr>
-              <w:rStyle w:val="Hyperlink"/>
-            </w:rPr>
-            <w:t>Ac</w:t>
-          </w:r>
-        </w:hyperlink>
+        </w:rPr>
+        <w:t>Cultural Objects and Collections Ac</w:t>
       </w:r>
       <w:r>
         <w:rPr>

--- a/EXPORTS/DOCX/published/niveau1/Dutch/DoingResearch.docx
+++ b/EXPORTS/DOCX/published/niveau1/Dutch/DoingResearch.docx
@@ -337,7 +337,7 @@
             <w:rPr>
               <w:rStyle w:val="Hyperlink"/>
             </w:rPr>
-            <w:t>significanc</w:t>
+            <w:t>significan</w:t>
           </w:r>
         </w:hyperlink>
       </w:r>
@@ -349,6 +349,16 @@
           <w:color w:val="0000FF"/>
           <w:sz w:val="24"/>
           <w:u w:val="single"/>
+        </w:rPr>
+        <w:t>c</w:t>
+      </w:r>
+      <w:r>
+        <w:rPr>
+          <w:rFonts w:ascii="Charis SIL Italic" w:hAnsi="Charis SIL Italic" w:eastAsia="Charis SIL Italic"/>
+          <w:b w:val="0"/>
+          <w:i/>
+          <w:color w:val="0000FF"/>
+          <w:sz w:val="24"/>
         </w:rPr>
         <w:t>e</w:t>
       </w:r>
@@ -377,19 +387,9 @@
             <w:rPr>
               <w:rStyle w:val="Hyperlink"/>
             </w:rPr>
-            <w:t>o</w:t>
+            <w:t>of</w:t>
           </w:r>
         </w:hyperlink>
-      </w:r>
-      <w:r>
-        <w:rPr>
-          <w:rFonts w:ascii="Charis SIL Italic" w:hAnsi="Charis SIL Italic" w:eastAsia="Charis SIL Italic"/>
-          <w:b w:val="0"/>
-          <w:i/>
-          <w:color w:val="0000FF"/>
-          <w:sz w:val="24"/>
-        </w:rPr>
-        <w:t>f</w:t>
       </w:r>
       <w:r>
         <w:rPr>
@@ -496,45 +496,8 @@
           <w:i/>
           <w:color w:val="0000FF"/>
           <w:sz w:val="24"/>
-          <w:u w:val="single"/>
-        </w:rPr>
-        <w:hyperlink r:id="rId9" w:history="1">
-          <w:r>
-            <w:rPr>
-              <w:rStyle w:val="Hyperlink"/>
-            </w:rPr>
-            <w:t>collections</w:t>
-          </w:r>
-        </w:hyperlink>
-      </w:r>
-      <w:r>
-        <w:rPr>
-          <w:rFonts w:ascii="Charis SIL Italic" w:hAnsi="Charis SIL Italic" w:eastAsia="Charis SIL Italic"/>
-          <w:b w:val="0"/>
-          <w:i/>
-          <w:color w:val="0000FF"/>
-          <w:sz w:val="24"/>
-          <w:u w:val="single"/>
-        </w:rPr>
-        <w:t xml:space="preserve"> </w:t>
-      </w:r>
-      <w:r>
-        <w:rPr>
-          <w:rFonts w:ascii="Charis SIL Italic" w:hAnsi="Charis SIL Italic" w:eastAsia="Charis SIL Italic"/>
-          <w:b w:val="0"/>
-          <w:i/>
-          <w:color w:val="0000FF"/>
-          <w:sz w:val="24"/>
-          <w:u w:val="single"/>
-        </w:rPr>
-        <w:hyperlink r:id="rId9" w:history="1">
-          <w:r>
-            <w:rPr>
-              <w:rStyle w:val="Hyperlink"/>
-            </w:rPr>
-            <w:t>acquired</w:t>
-          </w:r>
-        </w:hyperlink>
+        </w:rPr>
+        <w:t>collections acquired</w:t>
       </w:r>
       <w:r>
         <w:rPr>
@@ -590,25 +553,7 @@
             <w:rPr>
               <w:rStyle w:val="Hyperlink"/>
             </w:rPr>
-            <w:t>co</w:t>
-          </w:r>
-        </w:hyperlink>
-      </w:r>
-      <w:r>
-        <w:rPr>
-          <w:rFonts w:ascii="Charis SIL Italic" w:hAnsi="Charis SIL Italic" w:eastAsia="Charis SIL Italic"/>
-          <w:b w:val="0"/>
-          <w:i/>
-          <w:color w:val="0000FF"/>
-          <w:sz w:val="24"/>
-          <w:u w:val="single"/>
-        </w:rPr>
-        <w:hyperlink r:id="rId9" w:history="1">
-          <w:r>
-            <w:rPr>
-              <w:rStyle w:val="Hyperlink"/>
-            </w:rPr>
-            <w:t>l</w:t>
+            <w:t>col</w:t>
           </w:r>
         </w:hyperlink>
       </w:r>
@@ -748,14 +693,24 @@
           <w:i w:val="0"/>
           <w:color w:val="0000FF"/>
           <w:sz w:val="24"/>
+        </w:rPr>
+        <w:t>Herkomstonderzoek naar objecten uit een koloniale co</w:t>
+      </w:r>
+      <w:r>
+        <w:rPr>
+          <w:rFonts w:ascii="Charis SIL Regular" w:hAnsi="Charis SIL Regular" w:eastAsia="Charis SIL Regular"/>
+          <w:b w:val="0"/>
+          <w:i w:val="0"/>
+          <w:color w:val="0000FF"/>
+          <w:sz w:val="24"/>
           <w:u w:val="single"/>
         </w:rPr>
-        <w:hyperlink r:id="rId10" w:history="1">
+        <w:hyperlink r:id="rId9" w:history="1">
           <w:r>
             <w:rPr>
               <w:rStyle w:val="Hyperlink"/>
             </w:rPr>
-            <w:t>Herkomsto</w:t>
+            <w:t>ntext.</w:t>
           </w:r>
         </w:hyperlink>
       </w:r>
@@ -768,12 +723,23 @@
           <w:sz w:val="24"/>
           <w:u w:val="single"/>
         </w:rPr>
-        <w:hyperlink r:id="rId10" w:history="1">
+        <w:t xml:space="preserve"> </w:t>
+      </w:r>
+      <w:r>
+        <w:rPr>
+          <w:rFonts w:ascii="Charis SIL Regular" w:hAnsi="Charis SIL Regular" w:eastAsia="Charis SIL Regular"/>
+          <w:b w:val="0"/>
+          <w:i w:val="0"/>
+          <w:color w:val="0000FF"/>
+          <w:sz w:val="24"/>
+          <w:u w:val="single"/>
+        </w:rPr>
+        <w:hyperlink r:id="rId9" w:history="1">
           <w:r>
             <w:rPr>
               <w:rStyle w:val="Hyperlink"/>
             </w:rPr>
-            <w:t>nd</w:t>
+            <w:t>E</w:t>
           </w:r>
         </w:hyperlink>
       </w:r>
@@ -809,7 +775,7 @@
             <w:rPr>
               <w:rStyle w:val="Hyperlink"/>
             </w:rPr>
-            <w:t>rzoek</w:t>
+            <w:t>n</w:t>
           </w:r>
         </w:hyperlink>
       </w:r>
@@ -838,90 +804,7 @@
             <w:rPr>
               <w:rStyle w:val="Hyperlink"/>
             </w:rPr>
-            <w:t>n</w:t>
-          </w:r>
-        </w:hyperlink>
-      </w:r>
-      <w:r>
-        <w:rPr>
-          <w:rFonts w:ascii="Charis SIL Regular" w:hAnsi="Charis SIL Regular" w:eastAsia="Charis SIL Regular"/>
-          <w:b w:val="0"/>
-          <w:i w:val="0"/>
-          <w:color w:val="0000FF"/>
-          <w:sz w:val="24"/>
-          <w:u w:val="single"/>
-        </w:rPr>
-        <w:hyperlink r:id="rId9" w:history="1">
-          <w:r>
-            <w:rPr>
-              <w:rStyle w:val="Hyperlink"/>
-            </w:rPr>
-            <w:t>aar</w:t>
-          </w:r>
-        </w:hyperlink>
-      </w:r>
-      <w:r>
-        <w:rPr>
-          <w:rFonts w:ascii="Charis SIL Regular" w:hAnsi="Charis SIL Regular" w:eastAsia="Charis SIL Regular"/>
-          <w:b w:val="0"/>
-          <w:i w:val="0"/>
-          <w:color w:val="0000FF"/>
-          <w:sz w:val="24"/>
-          <w:u w:val="single"/>
-        </w:rPr>
-        <w:t xml:space="preserve"> </w:t>
-      </w:r>
-      <w:r>
-        <w:rPr>
-          <w:rFonts w:ascii="Charis SIL Regular" w:hAnsi="Charis SIL Regular" w:eastAsia="Charis SIL Regular"/>
-          <w:b w:val="0"/>
-          <w:i w:val="0"/>
-          <w:color w:val="0000FF"/>
-          <w:sz w:val="24"/>
-          <w:u w:val="single"/>
-        </w:rPr>
-        <w:hyperlink r:id="rId9" w:history="1">
-          <w:r>
-            <w:rPr>
-              <w:rStyle w:val="Hyperlink"/>
-            </w:rPr>
-            <w:t>ob</w:t>
-          </w:r>
-        </w:hyperlink>
-      </w:r>
-      <w:r>
-        <w:rPr>
-          <w:rFonts w:ascii="Charis SIL Regular" w:hAnsi="Charis SIL Regular" w:eastAsia="Charis SIL Regular"/>
-          <w:b w:val="0"/>
-          <w:i w:val="0"/>
-          <w:color w:val="0000FF"/>
-          <w:sz w:val="24"/>
-          <w:u w:val="single"/>
-        </w:rPr>
-        <w:hyperlink r:id="rId9" w:history="1">
-          <w:r>
-            <w:rPr>
-              <w:rStyle w:val="Hyperlink"/>
-            </w:rPr>
-            <w:t>j</w:t>
-          </w:r>
-        </w:hyperlink>
-      </w:r>
-      <w:r>
-        <w:rPr>
-          <w:rFonts w:ascii="Charis SIL Regular" w:hAnsi="Charis SIL Regular" w:eastAsia="Charis SIL Regular"/>
-          <w:b w:val="0"/>
-          <w:i w:val="0"/>
-          <w:color w:val="0000FF"/>
-          <w:sz w:val="24"/>
-          <w:u w:val="single"/>
-        </w:rPr>
-        <w:hyperlink r:id="rId9" w:history="1">
-          <w:r>
-            <w:rPr>
-              <w:rStyle w:val="Hyperlink"/>
-            </w:rPr>
-            <w:t>ecte</w:t>
+            <w:t>handre</w:t>
           </w:r>
         </w:hyperlink>
       </w:r>
@@ -939,7 +822,7 @@
             <w:rPr>
               <w:rStyle w:val="Hyperlink"/>
             </w:rPr>
-            <w:t>n</w:t>
+            <w:t>iking</w:t>
           </w:r>
         </w:hyperlink>
       </w:r>
@@ -948,190 +831,47 @@
           <w:rFonts w:ascii="Charis SIL Regular" w:hAnsi="Charis SIL Regular" w:eastAsia="Charis SIL Regular"/>
           <w:b w:val="0"/>
           <w:i w:val="0"/>
-          <w:color w:val="0000FF"/>
-          <w:sz w:val="24"/>
-          <w:u w:val="single"/>
-        </w:rPr>
-        <w:t xml:space="preserve"> </w:t>
+          <w:color w:val="000000"/>
+          <w:sz w:val="24"/>
+        </w:rPr>
+        <w:t xml:space="preserve"> van </w:t>
       </w:r>
       <w:r>
         <w:rPr>
           <w:rFonts w:ascii="Charis SIL Regular" w:hAnsi="Charis SIL Regular" w:eastAsia="Charis SIL Regular"/>
           <w:b w:val="0"/>
           <w:i w:val="0"/>
-          <w:color w:val="0000FF"/>
-          <w:sz w:val="24"/>
-          <w:u w:val="single"/>
-        </w:rPr>
-        <w:hyperlink r:id="rId9" w:history="1">
-          <w:r>
-            <w:rPr>
-              <w:rStyle w:val="Hyperlink"/>
-            </w:rPr>
-            <w:t>uit</w:t>
-          </w:r>
-        </w:hyperlink>
-      </w:r>
-      <w:r>
-        <w:rPr>
+          <w:color w:val="000000"/>
+          <w:sz w:val="24"/>
+        </w:rPr>
+        <w:t>de Rijksdie</w:t>
+      </w:r>
+      <w:r>
+        <w:rPr>
+          <w:u w:val="single" w:color="0000ff"/>
           <w:rFonts w:ascii="Charis SIL Regular" w:hAnsi="Charis SIL Regular" w:eastAsia="Charis SIL Regular"/>
           <w:b w:val="0"/>
           <w:i w:val="0"/>
-          <w:color w:val="0000FF"/>
-          <w:sz w:val="24"/>
-          <w:u w:val="single"/>
-        </w:rPr>
-        <w:t xml:space="preserve"> </w:t>
-      </w:r>
-      <w:r>
-        <w:rPr>
-          <w:rFonts w:ascii="Charis SIL Regular" w:hAnsi="Charis SIL Regular" w:eastAsia="Charis SIL Regular"/>
-          <w:b w:val="0"/>
-          <w:i w:val="0"/>
-          <w:color w:val="0000FF"/>
-          <w:sz w:val="24"/>
-          <w:u w:val="single"/>
-        </w:rPr>
-        <w:hyperlink r:id="rId9" w:history="1">
-          <w:r>
-            <w:rPr>
-              <w:rStyle w:val="Hyperlink"/>
-            </w:rPr>
-            <w:t>een</w:t>
-          </w:r>
-        </w:hyperlink>
-      </w:r>
-      <w:r>
-        <w:rPr>
-          <w:rFonts w:ascii="Charis SIL Regular" w:hAnsi="Charis SIL Regular" w:eastAsia="Charis SIL Regular"/>
-          <w:b w:val="0"/>
-          <w:i w:val="0"/>
-          <w:color w:val="0000FF"/>
-          <w:sz w:val="24"/>
-          <w:u w:val="single"/>
-        </w:rPr>
-        <w:t xml:space="preserve"> </w:t>
-      </w:r>
-      <w:r>
-        <w:rPr>
-          <w:rFonts w:ascii="Charis SIL Regular" w:hAnsi="Charis SIL Regular" w:eastAsia="Charis SIL Regular"/>
-          <w:b w:val="0"/>
-          <w:i w:val="0"/>
-          <w:color w:val="0000FF"/>
-          <w:sz w:val="24"/>
-          <w:u w:val="single"/>
-        </w:rPr>
-        <w:hyperlink r:id="rId9" w:history="1">
-          <w:r>
-            <w:rPr>
-              <w:rStyle w:val="Hyperlink"/>
-            </w:rPr>
-            <w:t>k</w:t>
-          </w:r>
-        </w:hyperlink>
-      </w:r>
-      <w:r>
-        <w:rPr>
-          <w:rFonts w:ascii="Charis SIL Regular" w:hAnsi="Charis SIL Regular" w:eastAsia="Charis SIL Regular"/>
-          <w:b w:val="0"/>
-          <w:i w:val="0"/>
-          <w:color w:val="0000FF"/>
-          <w:sz w:val="24"/>
-          <w:u w:val="single"/>
-        </w:rPr>
-        <w:hyperlink r:id="rId9" w:history="1">
-          <w:r>
-            <w:rPr>
-              <w:rStyle w:val="Hyperlink"/>
-            </w:rPr>
-            <w:t>oloniale</w:t>
-          </w:r>
-        </w:hyperlink>
-      </w:r>
-      <w:r>
-        <w:rPr>
-          <w:rFonts w:ascii="Charis SIL Regular" w:hAnsi="Charis SIL Regular" w:eastAsia="Charis SIL Regular"/>
-          <w:b w:val="0"/>
-          <w:i w:val="0"/>
-          <w:color w:val="0000FF"/>
-          <w:sz w:val="24"/>
-          <w:u w:val="single"/>
-        </w:rPr>
-        <w:t xml:space="preserve"> </w:t>
-      </w:r>
-      <w:r>
-        <w:rPr>
-          <w:rFonts w:ascii="Charis SIL Regular" w:hAnsi="Charis SIL Regular" w:eastAsia="Charis SIL Regular"/>
-          <w:b w:val="0"/>
-          <w:i w:val="0"/>
-          <w:color w:val="0000FF"/>
-          <w:sz w:val="24"/>
-          <w:u w:val="single"/>
-        </w:rPr>
-        <w:hyperlink r:id="rId9" w:history="1">
-          <w:r>
-            <w:rPr>
-              <w:rStyle w:val="Hyperlink"/>
-            </w:rPr>
-            <w:t>co</w:t>
-          </w:r>
-        </w:hyperlink>
-      </w:r>
-      <w:r>
-        <w:rPr>
-          <w:rFonts w:ascii="Charis SIL Regular" w:hAnsi="Charis SIL Regular" w:eastAsia="Charis SIL Regular"/>
-          <w:b w:val="0"/>
-          <w:i w:val="0"/>
-          <w:color w:val="0000FF"/>
-          <w:sz w:val="24"/>
-          <w:u w:val="single"/>
-        </w:rPr>
-        <w:hyperlink r:id="rId9" w:history="1">
-          <w:r>
-            <w:rPr>
-              <w:rStyle w:val="Hyperlink"/>
-            </w:rPr>
-            <w:t>ntext.</w:t>
-          </w:r>
-        </w:hyperlink>
-      </w:r>
-      <w:r>
-        <w:rPr>
-          <w:rFonts w:ascii="Charis SIL Regular" w:hAnsi="Charis SIL Regular" w:eastAsia="Charis SIL Regular"/>
-          <w:b w:val="0"/>
-          <w:i w:val="0"/>
-          <w:color w:val="0000FF"/>
-          <w:sz w:val="24"/>
-          <w:u w:val="single"/>
-        </w:rPr>
-        <w:t xml:space="preserve"> </w:t>
-      </w:r>
-      <w:r>
-        <w:rPr>
-          <w:rFonts w:ascii="Charis SIL Regular" w:hAnsi="Charis SIL Regular" w:eastAsia="Charis SIL Regular"/>
-          <w:b w:val="0"/>
-          <w:i w:val="0"/>
-          <w:color w:val="0000FF"/>
-          <w:sz w:val="24"/>
-          <w:u w:val="single"/>
+          <w:color w:val="000000"/>
+          <w:sz w:val="24"/>
         </w:rPr>
         <w:hyperlink r:id="rId10" w:history="1">
           <w:r>
             <w:rPr>
               <w:rStyle w:val="Hyperlink"/>
             </w:rPr>
-            <w:t>E</w:t>
+            <w:t>nst voor het Culture</w:t>
           </w:r>
         </w:hyperlink>
       </w:r>
       <w:r>
         <w:rPr>
+          <w:u w:val="single" w:color="0000ff"/>
           <w:rFonts w:ascii="Charis SIL Regular" w:hAnsi="Charis SIL Regular" w:eastAsia="Charis SIL Regular"/>
           <w:b w:val="0"/>
           <w:i w:val="0"/>
-          <w:color w:val="0000FF"/>
-          <w:sz w:val="24"/>
-          <w:u w:val="single"/>
+          <w:color w:val="000000"/>
+          <w:sz w:val="24"/>
         </w:rPr>
         <w:hyperlink r:id="rId10" w:history="1">
           <w:r>
@@ -1144,88 +884,201 @@
       </w:r>
       <w:r>
         <w:rPr>
+          <w:u w:val="single" w:color="0000ff"/>
           <w:rFonts w:ascii="Charis SIL Regular" w:hAnsi="Charis SIL Regular" w:eastAsia="Charis SIL Regular"/>
           <w:b w:val="0"/>
           <w:i w:val="0"/>
-          <w:color w:val="0000FF"/>
-          <w:sz w:val="24"/>
-          <w:u w:val="single"/>
-        </w:rPr>
-        <w:hyperlink r:id="rId9" w:history="1">
-          <w:r>
-            <w:rPr>
-              <w:rStyle w:val="Hyperlink"/>
-            </w:rPr>
-            <w:t>n</w:t>
-          </w:r>
-        </w:hyperlink>
-      </w:r>
-      <w:r>
-        <w:rPr>
-          <w:rFonts w:ascii="Charis SIL Regular" w:hAnsi="Charis SIL Regular" w:eastAsia="Charis SIL Regular"/>
-          <w:b w:val="0"/>
-          <w:i w:val="0"/>
-          <w:color w:val="0000FF"/>
-          <w:sz w:val="24"/>
-          <w:u w:val="single"/>
-        </w:rPr>
-        <w:t xml:space="preserve"> </w:t>
-      </w:r>
-      <w:r>
-        <w:rPr>
-          <w:rFonts w:ascii="Charis SIL Regular" w:hAnsi="Charis SIL Regular" w:eastAsia="Charis SIL Regular"/>
-          <w:b w:val="0"/>
-          <w:i w:val="0"/>
-          <w:color w:val="0000FF"/>
-          <w:sz w:val="24"/>
-          <w:u w:val="single"/>
-        </w:rPr>
-        <w:hyperlink r:id="rId9" w:history="1">
-          <w:r>
-            <w:rPr>
-              <w:rStyle w:val="Hyperlink"/>
-            </w:rPr>
-            <w:t>handre</w:t>
-          </w:r>
-        </w:hyperlink>
-      </w:r>
-      <w:r>
-        <w:rPr>
-          <w:rFonts w:ascii="Charis SIL Regular" w:hAnsi="Charis SIL Regular" w:eastAsia="Charis SIL Regular"/>
-          <w:b w:val="0"/>
-          <w:i w:val="0"/>
-          <w:color w:val="0000FF"/>
-          <w:sz w:val="24"/>
-          <w:u w:val="single"/>
+          <w:color w:val="000000"/>
+          <w:sz w:val="24"/>
         </w:rPr>
         <w:hyperlink r:id="rId10" w:history="1">
           <w:r>
             <w:rPr>
               <w:rStyle w:val="Hyperlink"/>
             </w:rPr>
-            <w:t>iking</w:t>
+            <w:t>l Erf</w:t>
           </w:r>
         </w:hyperlink>
       </w:r>
       <w:r>
         <w:rPr>
+          <w:u w:val="single" w:color="0000ff"/>
           <w:rFonts w:ascii="Charis SIL Regular" w:hAnsi="Charis SIL Regular" w:eastAsia="Charis SIL Regular"/>
           <w:b w:val="0"/>
           <w:i w:val="0"/>
           <w:color w:val="000000"/>
           <w:sz w:val="24"/>
         </w:rPr>
-        <w:t xml:space="preserve"> van </w:t>
-      </w:r>
-      <w:r>
-        <w:rPr>
+        <w:hyperlink r:id="rId10" w:history="1">
+          <w:r>
+            <w:rPr>
+              <w:rStyle w:val="Hyperlink"/>
+            </w:rPr>
+            <w:t>g</w:t>
+          </w:r>
+        </w:hyperlink>
+      </w:r>
+      <w:r>
+        <w:rPr>
+          <w:u w:val="single" w:color="0000ff"/>
           <w:rFonts w:ascii="Charis SIL Regular" w:hAnsi="Charis SIL Regular" w:eastAsia="Charis SIL Regular"/>
           <w:b w:val="0"/>
           <w:i w:val="0"/>
           <w:color w:val="000000"/>
           <w:sz w:val="24"/>
         </w:rPr>
-        <w:t>de Rijksdienst voor het Cultureel Erfgoed. Onderaan deze zoekhulp vind</w:t>
+        <w:hyperlink r:id="rId10" w:history="1">
+          <w:r>
+            <w:rPr>
+              <w:rStyle w:val="Hyperlink"/>
+            </w:rPr>
+            <w:t>oed. On</w:t>
+          </w:r>
+        </w:hyperlink>
+      </w:r>
+      <w:r>
+        <w:rPr>
+          <w:u w:val="single" w:color="0000ff"/>
+          <w:rFonts w:ascii="Charis SIL Regular" w:hAnsi="Charis SIL Regular" w:eastAsia="Charis SIL Regular"/>
+          <w:b w:val="0"/>
+          <w:i w:val="0"/>
+          <w:color w:val="000000"/>
+          <w:sz w:val="24"/>
+        </w:rPr>
+        <w:hyperlink r:id="rId10" w:history="1">
+          <w:r>
+            <w:rPr>
+              <w:rStyle w:val="Hyperlink"/>
+            </w:rPr>
+            <w:t>d</w:t>
+          </w:r>
+        </w:hyperlink>
+      </w:r>
+      <w:r>
+        <w:rPr>
+          <w:u w:val="single" w:color="0000ff"/>
+          <w:rFonts w:ascii="Charis SIL Regular" w:hAnsi="Charis SIL Regular" w:eastAsia="Charis SIL Regular"/>
+          <w:b w:val="0"/>
+          <w:i w:val="0"/>
+          <w:color w:val="000000"/>
+          <w:sz w:val="24"/>
+        </w:rPr>
+        <w:hyperlink r:id="rId10" w:history="1">
+          <w:r>
+            <w:rPr>
+              <w:rStyle w:val="Hyperlink"/>
+            </w:rPr>
+            <w:t>er</w:t>
+          </w:r>
+        </w:hyperlink>
+      </w:r>
+      <w:r>
+        <w:rPr>
+          <w:u w:val="single" w:color="0000ff"/>
+          <w:rFonts w:ascii="Charis SIL Regular" w:hAnsi="Charis SIL Regular" w:eastAsia="Charis SIL Regular"/>
+          <w:b w:val="0"/>
+          <w:i w:val="0"/>
+          <w:color w:val="000000"/>
+          <w:sz w:val="24"/>
+        </w:rPr>
+        <w:hyperlink r:id="rId10" w:history="1">
+          <w:r>
+            <w:rPr>
+              <w:rStyle w:val="Hyperlink"/>
+            </w:rPr>
+            <w:t>a</w:t>
+          </w:r>
+        </w:hyperlink>
+      </w:r>
+      <w:r>
+        <w:rPr>
+          <w:u w:val="single" w:color="0000ff"/>
+          <w:rFonts w:ascii="Charis SIL Regular" w:hAnsi="Charis SIL Regular" w:eastAsia="Charis SIL Regular"/>
+          <w:b w:val="0"/>
+          <w:i w:val="0"/>
+          <w:color w:val="000000"/>
+          <w:sz w:val="24"/>
+        </w:rPr>
+        <w:hyperlink r:id="rId10" w:history="1">
+          <w:r>
+            <w:rPr>
+              <w:rStyle w:val="Hyperlink"/>
+            </w:rPr>
+            <w:t xml:space="preserve">an </w:t>
+          </w:r>
+        </w:hyperlink>
+      </w:r>
+      <w:r>
+        <w:rPr>
+          <w:u w:val="single" w:color="0000ff"/>
+          <w:rFonts w:ascii="Charis SIL Regular" w:hAnsi="Charis SIL Regular" w:eastAsia="Charis SIL Regular"/>
+          <w:b w:val="0"/>
+          <w:i w:val="0"/>
+          <w:color w:val="000000"/>
+          <w:sz w:val="24"/>
+        </w:rPr>
+        <w:hyperlink r:id="rId10" w:history="1">
+          <w:r>
+            <w:rPr>
+              <w:rStyle w:val="Hyperlink"/>
+            </w:rPr>
+            <w:t>d</w:t>
+          </w:r>
+        </w:hyperlink>
+      </w:r>
+      <w:r>
+        <w:rPr>
+          <w:u w:val="single" w:color="0000ff"/>
+          <w:rFonts w:ascii="Charis SIL Regular" w:hAnsi="Charis SIL Regular" w:eastAsia="Charis SIL Regular"/>
+          <w:b w:val="0"/>
+          <w:i w:val="0"/>
+          <w:color w:val="000000"/>
+          <w:sz w:val="24"/>
+        </w:rPr>
+        <w:hyperlink r:id="rId10" w:history="1">
+          <w:r>
+            <w:rPr>
+              <w:rStyle w:val="Hyperlink"/>
+            </w:rPr>
+            <w:t>eze zoek</w:t>
+          </w:r>
+        </w:hyperlink>
+      </w:r>
+      <w:r>
+        <w:rPr>
+          <w:u w:val="single" w:color="0000ff"/>
+          <w:rFonts w:ascii="Charis SIL Regular" w:hAnsi="Charis SIL Regular" w:eastAsia="Charis SIL Regular"/>
+          <w:b w:val="0"/>
+          <w:i w:val="0"/>
+          <w:color w:val="000000"/>
+          <w:sz w:val="24"/>
+        </w:rPr>
+        <w:hyperlink r:id="rId10" w:history="1">
+          <w:r>
+            <w:rPr>
+              <w:rStyle w:val="Hyperlink"/>
+            </w:rPr>
+            <w:t>h</w:t>
+          </w:r>
+        </w:hyperlink>
+      </w:r>
+      <w:r>
+        <w:rPr>
+          <w:u w:val="single" w:color="0000ff"/>
+          <w:rFonts w:ascii="Charis SIL Regular" w:hAnsi="Charis SIL Regular" w:eastAsia="Charis SIL Regular"/>
+          <w:b w:val="0"/>
+          <w:i w:val="0"/>
+          <w:color w:val="000000"/>
+          <w:sz w:val="24"/>
+        </w:rPr>
+        <w:hyperlink r:id="rId10" w:history="1">
+          <w:r>
+            <w:rPr>
+              <w:rStyle w:val="Hyperlink"/>
+            </w:rPr>
+            <w:t>ulp vind</w:t>
+          </w:r>
+        </w:hyperlink>
       </w:r>
       <w:r>
         <w:rPr>
@@ -2377,7 +2230,7 @@
           <w:sz w:val="24"/>
           <w:u w:val="single"/>
         </w:rPr>
-        <w:hyperlink r:id="rId13" w:history="1">
+        <w:hyperlink r:id="rId12" w:history="1">
           <w:r>
             <w:rPr>
               <w:rStyle w:val="Hyperlink"/>
@@ -2406,7 +2259,7 @@
           <w:sz w:val="24"/>
           <w:u w:val="single"/>
         </w:rPr>
-        <w:hyperlink r:id="rId13" w:history="1">
+        <w:hyperlink r:id="rId12" w:history="1">
           <w:r>
             <w:rPr>
               <w:rStyle w:val="Hyperlink"/>
@@ -2435,7 +2288,7 @@
           <w:sz w:val="24"/>
           <w:u w:val="single"/>
         </w:rPr>
-        <w:hyperlink r:id="rId13" w:history="1">
+        <w:hyperlink r:id="rId12" w:history="1">
           <w:r>
             <w:rPr>
               <w:rStyle w:val="Hyperlink"/>
@@ -2464,7 +2317,7 @@
           <w:sz w:val="24"/>
           <w:u w:val="single"/>
         </w:rPr>
-        <w:hyperlink r:id="rId13" w:history="1">
+        <w:hyperlink r:id="rId12" w:history="1">
           <w:r>
             <w:rPr>
               <w:rStyle w:val="Hyperlink"/>
@@ -2482,7 +2335,7 @@
           <w:sz w:val="24"/>
           <w:u w:val="single"/>
         </w:rPr>
-        <w:hyperlink r:id="rId13" w:history="1">
+        <w:hyperlink r:id="rId12" w:history="1">
           <w:r>
             <w:rPr>
               <w:rStyle w:val="Hyperlink"/>
@@ -2565,7 +2418,7 @@
           <w:sz w:val="24"/>
           <w:u w:val="single"/>
         </w:rPr>
-        <w:hyperlink r:id="rId12" w:history="1">
+        <w:hyperlink r:id="rId13" w:history="1">
           <w:r>
             <w:rPr>
               <w:rStyle w:val="Hyperlink"/>
@@ -3277,7 +3130,54 @@
           <w:color w:val="0000FF"/>
           <w:sz w:val="24"/>
         </w:rPr>
-        <w:t>Cultural Objects and Collections Ac</w:t>
+        <w:t>Cultural Objects and Collectio</w:t>
+      </w:r>
+      <w:r>
+        <w:rPr>
+          <w:rFonts w:ascii="Charis SIL Italic" w:hAnsi="Charis SIL Italic" w:eastAsia="Charis SIL Italic"/>
+          <w:b w:val="0"/>
+          <w:i/>
+          <w:color w:val="0000FF"/>
+          <w:sz w:val="24"/>
+          <w:u w:val="single"/>
+        </w:rPr>
+        <w:hyperlink r:id="rId16" w:history="1">
+          <w:r>
+            <w:rPr>
+              <w:rStyle w:val="Hyperlink"/>
+            </w:rPr>
+            <w:t>ns</w:t>
+          </w:r>
+        </w:hyperlink>
+      </w:r>
+      <w:r>
+        <w:rPr>
+          <w:rFonts w:ascii="Charis SIL Italic" w:hAnsi="Charis SIL Italic" w:eastAsia="Charis SIL Italic"/>
+          <w:b w:val="0"/>
+          <w:i/>
+          <w:color w:val="0000FF"/>
+          <w:sz w:val="24"/>
+          <w:u w:val="single"/>
+        </w:rPr>
+        <w:t xml:space="preserve"> </w:t>
+      </w:r>
+      <w:r>
+        <w:rPr>
+          <w:rFonts w:ascii="Charis SIL Italic" w:hAnsi="Charis SIL Italic" w:eastAsia="Charis SIL Italic"/>
+          <w:b w:val="0"/>
+          <w:i/>
+          <w:color w:val="0000FF"/>
+          <w:sz w:val="24"/>
+          <w:u w:val="single"/>
+        </w:rPr>
+        <w:hyperlink r:id="rId16" w:history="1">
+          <w:r>
+            <w:rPr>
+              <w:rStyle w:val="Hyperlink"/>
+            </w:rPr>
+            <w:t>Ac</w:t>
+          </w:r>
+        </w:hyperlink>
       </w:r>
       <w:r>
         <w:rPr>

--- a/EXPORTS/DOCX/published/niveau1/Dutch/DoingResearch.docx
+++ b/EXPORTS/DOCX/published/niveau1/Dutch/DoingResearch.docx
@@ -348,9 +348,15 @@
           <w:i/>
           <w:color w:val="0000FF"/>
           <w:sz w:val="24"/>
-          <w:u w:val="single"/>
-        </w:rPr>
-        <w:t>c</w:t>
+        </w:rPr>
+        <w:hyperlink r:id="rId9" w:history="1">
+          <w:r>
+            <w:rPr>
+              <w:rStyle w:val="Hyperlink"/>
+            </w:rPr>
+            <w:t>c</w:t>
+          </w:r>
+        </w:hyperlink>
       </w:r>
       <w:r>
         <w:rPr>
@@ -678,13 +684,74 @@
       </w:r>
       <w:r>
         <w:rPr>
+          <w:u w:val="single" w:color="0000ff"/>
           <w:rFonts w:ascii="Charis SIL Regular" w:hAnsi="Charis SIL Regular" w:eastAsia="Charis SIL Regular"/>
           <w:b w:val="0"/>
           <w:i w:val="0"/>
           <w:color w:val="000000"/>
           <w:sz w:val="24"/>
         </w:rPr>
-        <w:t>publicatie _</w:t>
+        <w:hyperlink r:id="rId9" w:history="1">
+          <w:r>
+            <w:rPr>
+              <w:rStyle w:val="Hyperlink"/>
+            </w:rPr>
+            <w:t>public</w:t>
+          </w:r>
+        </w:hyperlink>
+      </w:r>
+      <w:r>
+        <w:rPr>
+          <w:u w:val="single" w:color="0000ff"/>
+          <w:rFonts w:ascii="Charis SIL Regular" w:hAnsi="Charis SIL Regular" w:eastAsia="Charis SIL Regular"/>
+          <w:b w:val="0"/>
+          <w:i w:val="0"/>
+          <w:color w:val="000000"/>
+          <w:sz w:val="24"/>
+        </w:rPr>
+        <w:hyperlink r:id="rId9" w:history="1">
+          <w:r>
+            <w:rPr>
+              <w:rStyle w:val="Hyperlink"/>
+            </w:rPr>
+            <w:t>a</w:t>
+          </w:r>
+        </w:hyperlink>
+      </w:r>
+      <w:r>
+        <w:rPr>
+          <w:u w:val="single" w:color="0000ff"/>
+          <w:rFonts w:ascii="Charis SIL Regular" w:hAnsi="Charis SIL Regular" w:eastAsia="Charis SIL Regular"/>
+          <w:b w:val="0"/>
+          <w:i w:val="0"/>
+          <w:color w:val="000000"/>
+          <w:sz w:val="24"/>
+        </w:rPr>
+        <w:hyperlink r:id="rId9" w:history="1">
+          <w:r>
+            <w:rPr>
+              <w:rStyle w:val="Hyperlink"/>
+            </w:rPr>
+            <w:t xml:space="preserve">tie </w:t>
+          </w:r>
+        </w:hyperlink>
+      </w:r>
+      <w:r>
+        <w:rPr>
+          <w:rFonts w:ascii="Charis SIL Regular" w:hAnsi="Charis SIL Regular" w:eastAsia="Charis SIL Regular"/>
+          <w:b w:val="0"/>
+          <w:i w:val="0"/>
+          <w:color w:val="000000"/>
+          <w:sz w:val="24"/>
+        </w:rPr>
+        <w:hyperlink r:id="rId9" w:history="1">
+          <w:r>
+            <w:rPr>
+              <w:rStyle w:val="Hyperlink"/>
+            </w:rPr>
+            <w:t>_</w:t>
+          </w:r>
+        </w:hyperlink>
       </w:r>
       <w:r>
         <w:rPr>
@@ -693,8 +760,334 @@
           <w:i w:val="0"/>
           <w:color w:val="0000FF"/>
           <w:sz w:val="24"/>
-        </w:rPr>
-        <w:t>Herkomstonderzoek naar objecten uit een koloniale co</w:t>
+          <w:u w:val="single"/>
+        </w:rPr>
+        <w:hyperlink r:id="rId9" w:history="1">
+          <w:r>
+            <w:rPr>
+              <w:rStyle w:val="Hyperlink"/>
+            </w:rPr>
+            <w:t>Herkomsto</w:t>
+          </w:r>
+        </w:hyperlink>
+      </w:r>
+      <w:r>
+        <w:rPr>
+          <w:rFonts w:ascii="Charis SIL Regular" w:hAnsi="Charis SIL Regular" w:eastAsia="Charis SIL Regular"/>
+          <w:b w:val="0"/>
+          <w:i w:val="0"/>
+          <w:color w:val="0000FF"/>
+          <w:sz w:val="24"/>
+          <w:u w:val="single"/>
+        </w:rPr>
+        <w:hyperlink r:id="rId9" w:history="1">
+          <w:r>
+            <w:rPr>
+              <w:rStyle w:val="Hyperlink"/>
+            </w:rPr>
+            <w:t>nd</w:t>
+          </w:r>
+        </w:hyperlink>
+      </w:r>
+      <w:r>
+        <w:rPr>
+          <w:rFonts w:ascii="Charis SIL Regular" w:hAnsi="Charis SIL Regular" w:eastAsia="Charis SIL Regular"/>
+          <w:b w:val="0"/>
+          <w:i w:val="0"/>
+          <w:color w:val="0000FF"/>
+          <w:sz w:val="24"/>
+          <w:u w:val="single"/>
+        </w:rPr>
+        <w:hyperlink r:id="rId9" w:history="1">
+          <w:r>
+            <w:rPr>
+              <w:rStyle w:val="Hyperlink"/>
+            </w:rPr>
+            <w:t>e</w:t>
+          </w:r>
+        </w:hyperlink>
+      </w:r>
+      <w:r>
+        <w:rPr>
+          <w:rFonts w:ascii="Charis SIL Regular" w:hAnsi="Charis SIL Regular" w:eastAsia="Charis SIL Regular"/>
+          <w:b w:val="0"/>
+          <w:i w:val="0"/>
+          <w:color w:val="0000FF"/>
+          <w:sz w:val="24"/>
+          <w:u w:val="single"/>
+        </w:rPr>
+        <w:hyperlink r:id="rId9" w:history="1">
+          <w:r>
+            <w:rPr>
+              <w:rStyle w:val="Hyperlink"/>
+            </w:rPr>
+            <w:t>rzoek</w:t>
+          </w:r>
+        </w:hyperlink>
+      </w:r>
+      <w:r>
+        <w:rPr>
+          <w:rFonts w:ascii="Charis SIL Regular" w:hAnsi="Charis SIL Regular" w:eastAsia="Charis SIL Regular"/>
+          <w:b w:val="0"/>
+          <w:i w:val="0"/>
+          <w:color w:val="0000FF"/>
+          <w:sz w:val="24"/>
+          <w:u w:val="single"/>
+        </w:rPr>
+        <w:t xml:space="preserve"> </w:t>
+      </w:r>
+      <w:r>
+        <w:rPr>
+          <w:rFonts w:ascii="Charis SIL Regular" w:hAnsi="Charis SIL Regular" w:eastAsia="Charis SIL Regular"/>
+          <w:b w:val="0"/>
+          <w:i w:val="0"/>
+          <w:color w:val="0000FF"/>
+          <w:sz w:val="24"/>
+          <w:u w:val="single"/>
+        </w:rPr>
+        <w:hyperlink r:id="rId9" w:history="1">
+          <w:r>
+            <w:rPr>
+              <w:rStyle w:val="Hyperlink"/>
+            </w:rPr>
+            <w:t>n</w:t>
+          </w:r>
+        </w:hyperlink>
+      </w:r>
+      <w:r>
+        <w:rPr>
+          <w:rFonts w:ascii="Charis SIL Regular" w:hAnsi="Charis SIL Regular" w:eastAsia="Charis SIL Regular"/>
+          <w:b w:val="0"/>
+          <w:i w:val="0"/>
+          <w:color w:val="0000FF"/>
+          <w:sz w:val="24"/>
+          <w:u w:val="single"/>
+        </w:rPr>
+        <w:hyperlink r:id="rId9" w:history="1">
+          <w:r>
+            <w:rPr>
+              <w:rStyle w:val="Hyperlink"/>
+            </w:rPr>
+            <w:t>aar</w:t>
+          </w:r>
+        </w:hyperlink>
+      </w:r>
+      <w:r>
+        <w:rPr>
+          <w:rFonts w:ascii="Charis SIL Regular" w:hAnsi="Charis SIL Regular" w:eastAsia="Charis SIL Regular"/>
+          <w:b w:val="0"/>
+          <w:i w:val="0"/>
+          <w:color w:val="0000FF"/>
+          <w:sz w:val="24"/>
+          <w:u w:val="single"/>
+        </w:rPr>
+        <w:t xml:space="preserve"> </w:t>
+      </w:r>
+      <w:r>
+        <w:rPr>
+          <w:rFonts w:ascii="Charis SIL Regular" w:hAnsi="Charis SIL Regular" w:eastAsia="Charis SIL Regular"/>
+          <w:b w:val="0"/>
+          <w:i w:val="0"/>
+          <w:color w:val="0000FF"/>
+          <w:sz w:val="24"/>
+          <w:u w:val="single"/>
+        </w:rPr>
+        <w:hyperlink r:id="rId9" w:history="1">
+          <w:r>
+            <w:rPr>
+              <w:rStyle w:val="Hyperlink"/>
+            </w:rPr>
+            <w:t>ob</w:t>
+          </w:r>
+        </w:hyperlink>
+      </w:r>
+      <w:r>
+        <w:rPr>
+          <w:rFonts w:ascii="Charis SIL Regular" w:hAnsi="Charis SIL Regular" w:eastAsia="Charis SIL Regular"/>
+          <w:b w:val="0"/>
+          <w:i w:val="0"/>
+          <w:color w:val="0000FF"/>
+          <w:sz w:val="24"/>
+          <w:u w:val="single"/>
+        </w:rPr>
+        <w:hyperlink r:id="rId9" w:history="1">
+          <w:r>
+            <w:rPr>
+              <w:rStyle w:val="Hyperlink"/>
+            </w:rPr>
+            <w:t>j</w:t>
+          </w:r>
+        </w:hyperlink>
+      </w:r>
+      <w:r>
+        <w:rPr>
+          <w:rFonts w:ascii="Charis SIL Regular" w:hAnsi="Charis SIL Regular" w:eastAsia="Charis SIL Regular"/>
+          <w:b w:val="0"/>
+          <w:i w:val="0"/>
+          <w:color w:val="0000FF"/>
+          <w:sz w:val="24"/>
+          <w:u w:val="single"/>
+        </w:rPr>
+        <w:hyperlink r:id="rId9" w:history="1">
+          <w:r>
+            <w:rPr>
+              <w:rStyle w:val="Hyperlink"/>
+            </w:rPr>
+            <w:t>ecte</w:t>
+          </w:r>
+        </w:hyperlink>
+      </w:r>
+      <w:r>
+        <w:rPr>
+          <w:rFonts w:ascii="Charis SIL Regular" w:hAnsi="Charis SIL Regular" w:eastAsia="Charis SIL Regular"/>
+          <w:b w:val="0"/>
+          <w:i w:val="0"/>
+          <w:color w:val="0000FF"/>
+          <w:sz w:val="24"/>
+          <w:u w:val="single"/>
+        </w:rPr>
+        <w:hyperlink r:id="rId10" w:history="1">
+          <w:r>
+            <w:rPr>
+              <w:rStyle w:val="Hyperlink"/>
+            </w:rPr>
+            <w:t>n</w:t>
+          </w:r>
+        </w:hyperlink>
+      </w:r>
+      <w:r>
+        <w:rPr>
+          <w:rFonts w:ascii="Charis SIL Regular" w:hAnsi="Charis SIL Regular" w:eastAsia="Charis SIL Regular"/>
+          <w:b w:val="0"/>
+          <w:i w:val="0"/>
+          <w:color w:val="0000FF"/>
+          <w:sz w:val="24"/>
+          <w:u w:val="single"/>
+        </w:rPr>
+        <w:t xml:space="preserve"> </w:t>
+      </w:r>
+      <w:r>
+        <w:rPr>
+          <w:rFonts w:ascii="Charis SIL Regular" w:hAnsi="Charis SIL Regular" w:eastAsia="Charis SIL Regular"/>
+          <w:b w:val="0"/>
+          <w:i w:val="0"/>
+          <w:color w:val="0000FF"/>
+          <w:sz w:val="24"/>
+          <w:u w:val="single"/>
+        </w:rPr>
+        <w:hyperlink r:id="rId9" w:history="1">
+          <w:r>
+            <w:rPr>
+              <w:rStyle w:val="Hyperlink"/>
+            </w:rPr>
+            <w:t>uit</w:t>
+          </w:r>
+        </w:hyperlink>
+      </w:r>
+      <w:r>
+        <w:rPr>
+          <w:rFonts w:ascii="Charis SIL Regular" w:hAnsi="Charis SIL Regular" w:eastAsia="Charis SIL Regular"/>
+          <w:b w:val="0"/>
+          <w:i w:val="0"/>
+          <w:color w:val="0000FF"/>
+          <w:sz w:val="24"/>
+          <w:u w:val="single"/>
+        </w:rPr>
+        <w:t xml:space="preserve"> </w:t>
+      </w:r>
+      <w:r>
+        <w:rPr>
+          <w:rFonts w:ascii="Charis SIL Regular" w:hAnsi="Charis SIL Regular" w:eastAsia="Charis SIL Regular"/>
+          <w:b w:val="0"/>
+          <w:i w:val="0"/>
+          <w:color w:val="0000FF"/>
+          <w:sz w:val="24"/>
+          <w:u w:val="single"/>
+        </w:rPr>
+        <w:hyperlink r:id="rId9" w:history="1">
+          <w:r>
+            <w:rPr>
+              <w:rStyle w:val="Hyperlink"/>
+            </w:rPr>
+            <w:t>een</w:t>
+          </w:r>
+        </w:hyperlink>
+      </w:r>
+      <w:r>
+        <w:rPr>
+          <w:rFonts w:ascii="Charis SIL Regular" w:hAnsi="Charis SIL Regular" w:eastAsia="Charis SIL Regular"/>
+          <w:b w:val="0"/>
+          <w:i w:val="0"/>
+          <w:color w:val="0000FF"/>
+          <w:sz w:val="24"/>
+          <w:u w:val="single"/>
+        </w:rPr>
+        <w:t xml:space="preserve"> </w:t>
+      </w:r>
+      <w:r>
+        <w:rPr>
+          <w:rFonts w:ascii="Charis SIL Regular" w:hAnsi="Charis SIL Regular" w:eastAsia="Charis SIL Regular"/>
+          <w:b w:val="0"/>
+          <w:i w:val="0"/>
+          <w:color w:val="0000FF"/>
+          <w:sz w:val="24"/>
+          <w:u w:val="single"/>
+        </w:rPr>
+        <w:hyperlink r:id="rId10" w:history="1">
+          <w:r>
+            <w:rPr>
+              <w:rStyle w:val="Hyperlink"/>
+            </w:rPr>
+            <w:t>k</w:t>
+          </w:r>
+        </w:hyperlink>
+      </w:r>
+      <w:r>
+        <w:rPr>
+          <w:rFonts w:ascii="Charis SIL Regular" w:hAnsi="Charis SIL Regular" w:eastAsia="Charis SIL Regular"/>
+          <w:b w:val="0"/>
+          <w:i w:val="0"/>
+          <w:color w:val="0000FF"/>
+          <w:sz w:val="24"/>
+          <w:u w:val="single"/>
+        </w:rPr>
+        <w:hyperlink r:id="rId10" w:history="1">
+          <w:r>
+            <w:rPr>
+              <w:rStyle w:val="Hyperlink"/>
+            </w:rPr>
+            <w:t>oloniale</w:t>
+          </w:r>
+        </w:hyperlink>
+      </w:r>
+      <w:r>
+        <w:rPr>
+          <w:rFonts w:ascii="Charis SIL Regular" w:hAnsi="Charis SIL Regular" w:eastAsia="Charis SIL Regular"/>
+          <w:b w:val="0"/>
+          <w:i w:val="0"/>
+          <w:color w:val="0000FF"/>
+          <w:sz w:val="24"/>
+          <w:u w:val="single"/>
+        </w:rPr>
+        <w:t xml:space="preserve"> </w:t>
+      </w:r>
+      <w:r>
+        <w:rPr>
+          <w:rFonts w:ascii="Charis SIL Regular" w:hAnsi="Charis SIL Regular" w:eastAsia="Charis SIL Regular"/>
+          <w:b w:val="0"/>
+          <w:i w:val="0"/>
+          <w:color w:val="0000FF"/>
+          <w:sz w:val="24"/>
+          <w:u w:val="single"/>
+        </w:rPr>
+        <w:hyperlink r:id="rId9" w:history="1">
+          <w:r>
+            <w:rPr>
+              <w:rStyle w:val="Hyperlink"/>
+            </w:rPr>
+            <w:t>co</w:t>
+          </w:r>
+        </w:hyperlink>
       </w:r>
       <w:r>
         <w:rPr>
@@ -2212,6 +2605,111 @@
           <w:sz w:val="24"/>
           <w:u w:val="single"/>
         </w:rPr>
+        <w:hyperlink r:id="rId12" w:history="1">
+          <w:r>
+            <w:rPr>
+              <w:rStyle w:val="Hyperlink"/>
+            </w:rPr>
+            <w:t>o</w:t>
+          </w:r>
+        </w:hyperlink>
+      </w:r>
+      <w:r>
+        <w:rPr>
+          <w:rFonts w:ascii="Charis SIL Regular" w:hAnsi="Charis SIL Regular" w:eastAsia="Charis SIL Regular"/>
+          <w:b w:val="0"/>
+          <w:i w:val="0"/>
+          <w:color w:val="0000FF"/>
+          <w:sz w:val="24"/>
+          <w:u w:val="single"/>
+        </w:rPr>
+        <w:hyperlink r:id="rId12" w:history="1">
+          <w:r>
+            <w:rPr>
+              <w:rStyle w:val="Hyperlink"/>
+            </w:rPr>
+            <w:t>e</w:t>
+          </w:r>
+        </w:hyperlink>
+      </w:r>
+      <w:r>
+        <w:rPr>
+          <w:rFonts w:ascii="Charis SIL Regular" w:hAnsi="Charis SIL Regular" w:eastAsia="Charis SIL Regular"/>
+          <w:b w:val="0"/>
+          <w:i w:val="0"/>
+          <w:color w:val="0000FF"/>
+          <w:sz w:val="24"/>
+          <w:u w:val="single"/>
+        </w:rPr>
+        <w:t xml:space="preserve"> </w:t>
+      </w:r>
+      <w:r>
+        <w:rPr>
+          <w:rFonts w:ascii="Charis SIL Regular" w:hAnsi="Charis SIL Regular" w:eastAsia="Charis SIL Regular"/>
+          <w:b w:val="0"/>
+          <w:i w:val="0"/>
+          <w:color w:val="0000FF"/>
+          <w:sz w:val="24"/>
+          <w:u w:val="single"/>
+        </w:rPr>
+        <w:hyperlink r:id="rId12" w:history="1">
+          <w:r>
+            <w:rPr>
+              <w:rStyle w:val="Hyperlink"/>
+            </w:rPr>
+            <w:t>doe</w:t>
+          </w:r>
+        </w:hyperlink>
+      </w:r>
+      <w:r>
+        <w:rPr>
+          <w:rFonts w:ascii="Charis SIL Regular" w:hAnsi="Charis SIL Regular" w:eastAsia="Charis SIL Regular"/>
+          <w:b w:val="0"/>
+          <w:i w:val="0"/>
+          <w:color w:val="0000FF"/>
+          <w:sz w:val="24"/>
+          <w:u w:val="single"/>
+        </w:rPr>
+        <w:t xml:space="preserve"> </w:t>
+      </w:r>
+      <w:r>
+        <w:rPr>
+          <w:rFonts w:ascii="Charis SIL Regular" w:hAnsi="Charis SIL Regular" w:eastAsia="Charis SIL Regular"/>
+          <w:b w:val="0"/>
+          <w:i w:val="0"/>
+          <w:color w:val="0000FF"/>
+          <w:sz w:val="24"/>
+          <w:u w:val="single"/>
+        </w:rPr>
+        <w:hyperlink r:id="rId12" w:history="1">
+          <w:r>
+            <w:rPr>
+              <w:rStyle w:val="Hyperlink"/>
+            </w:rPr>
+            <w:t>ik</w:t>
+          </w:r>
+        </w:hyperlink>
+      </w:r>
+      <w:r>
+        <w:rPr>
+          <w:rFonts w:ascii="Charis SIL Regular" w:hAnsi="Charis SIL Regular" w:eastAsia="Charis SIL Regular"/>
+          <w:b w:val="0"/>
+          <w:i w:val="0"/>
+          <w:color w:val="0000FF"/>
+          <w:sz w:val="24"/>
+          <w:u w:val="single"/>
+        </w:rPr>
+        <w:t xml:space="preserve"> </w:t>
+      </w:r>
+      <w:r>
+        <w:rPr>
+          <w:rFonts w:ascii="Charis SIL Regular" w:hAnsi="Charis SIL Regular" w:eastAsia="Charis SIL Regular"/>
+          <w:b w:val="0"/>
+          <w:i w:val="0"/>
+          <w:color w:val="0000FF"/>
+          <w:sz w:val="24"/>
+          <w:u w:val="single"/>
+        </w:rPr>
         <w:hyperlink r:id="rId13" w:history="1">
           <w:r>
             <w:rPr>
@@ -2230,112 +2728,7 @@
           <w:sz w:val="24"/>
           <w:u w:val="single"/>
         </w:rPr>
-        <w:hyperlink r:id="rId12" w:history="1">
-          <w:r>
-            <w:rPr>
-              <w:rStyle w:val="Hyperlink"/>
-            </w:rPr>
-            <w:t>e</w:t>
-          </w:r>
-        </w:hyperlink>
-      </w:r>
-      <w:r>
-        <w:rPr>
-          <w:rFonts w:ascii="Charis SIL Regular" w:hAnsi="Charis SIL Regular" w:eastAsia="Charis SIL Regular"/>
-          <w:b w:val="0"/>
-          <w:i w:val="0"/>
-          <w:color w:val="0000FF"/>
-          <w:sz w:val="24"/>
-          <w:u w:val="single"/>
-        </w:rPr>
-        <w:t xml:space="preserve"> </w:t>
-      </w:r>
-      <w:r>
-        <w:rPr>
-          <w:rFonts w:ascii="Charis SIL Regular" w:hAnsi="Charis SIL Regular" w:eastAsia="Charis SIL Regular"/>
-          <w:b w:val="0"/>
-          <w:i w:val="0"/>
-          <w:color w:val="0000FF"/>
-          <w:sz w:val="24"/>
-          <w:u w:val="single"/>
-        </w:rPr>
-        <w:hyperlink r:id="rId12" w:history="1">
-          <w:r>
-            <w:rPr>
-              <w:rStyle w:val="Hyperlink"/>
-            </w:rPr>
-            <w:t>doe</w:t>
-          </w:r>
-        </w:hyperlink>
-      </w:r>
-      <w:r>
-        <w:rPr>
-          <w:rFonts w:ascii="Charis SIL Regular" w:hAnsi="Charis SIL Regular" w:eastAsia="Charis SIL Regular"/>
-          <w:b w:val="0"/>
-          <w:i w:val="0"/>
-          <w:color w:val="0000FF"/>
-          <w:sz w:val="24"/>
-          <w:u w:val="single"/>
-        </w:rPr>
-        <w:t xml:space="preserve"> </w:t>
-      </w:r>
-      <w:r>
-        <w:rPr>
-          <w:rFonts w:ascii="Charis SIL Regular" w:hAnsi="Charis SIL Regular" w:eastAsia="Charis SIL Regular"/>
-          <w:b w:val="0"/>
-          <w:i w:val="0"/>
-          <w:color w:val="0000FF"/>
-          <w:sz w:val="24"/>
-          <w:u w:val="single"/>
-        </w:rPr>
-        <w:hyperlink r:id="rId12" w:history="1">
-          <w:r>
-            <w:rPr>
-              <w:rStyle w:val="Hyperlink"/>
-            </w:rPr>
-            <w:t>ik</w:t>
-          </w:r>
-        </w:hyperlink>
-      </w:r>
-      <w:r>
-        <w:rPr>
-          <w:rFonts w:ascii="Charis SIL Regular" w:hAnsi="Charis SIL Regular" w:eastAsia="Charis SIL Regular"/>
-          <w:b w:val="0"/>
-          <w:i w:val="0"/>
-          <w:color w:val="0000FF"/>
-          <w:sz w:val="24"/>
-          <w:u w:val="single"/>
-        </w:rPr>
-        <w:t xml:space="preserve"> </w:t>
-      </w:r>
-      <w:r>
-        <w:rPr>
-          <w:rFonts w:ascii="Charis SIL Regular" w:hAnsi="Charis SIL Regular" w:eastAsia="Charis SIL Regular"/>
-          <w:b w:val="0"/>
-          <w:i w:val="0"/>
-          <w:color w:val="0000FF"/>
-          <w:sz w:val="24"/>
-          <w:u w:val="single"/>
-        </w:rPr>
-        <w:hyperlink r:id="rId12" w:history="1">
-          <w:r>
-            <w:rPr>
-              <w:rStyle w:val="Hyperlink"/>
-            </w:rPr>
-            <w:t>o</w:t>
-          </w:r>
-        </w:hyperlink>
-      </w:r>
-      <w:r>
-        <w:rPr>
-          <w:rFonts w:ascii="Charis SIL Regular" w:hAnsi="Charis SIL Regular" w:eastAsia="Charis SIL Regular"/>
-          <w:b w:val="0"/>
-          <w:i w:val="0"/>
-          <w:color w:val="0000FF"/>
-          <w:sz w:val="24"/>
-          <w:u w:val="single"/>
-        </w:rPr>
-        <w:hyperlink r:id="rId12" w:history="1">
+        <w:hyperlink r:id="rId13" w:history="1">
           <w:r>
             <w:rPr>
               <w:rStyle w:val="Hyperlink"/>
@@ -2353,7 +2746,7 @@
           <w:sz w:val="24"/>
           <w:u w:val="single"/>
         </w:rPr>
-        <w:hyperlink r:id="rId12" w:history="1">
+        <w:hyperlink r:id="rId13" w:history="1">
           <w:r>
             <w:rPr>
               <w:rStyle w:val="Hyperlink"/>
@@ -2371,7 +2764,7 @@
           <w:sz w:val="24"/>
           <w:u w:val="single"/>
         </w:rPr>
-        <w:hyperlink r:id="rId12" w:history="1">
+        <w:hyperlink r:id="rId13" w:history="1">
           <w:r>
             <w:rPr>
               <w:rStyle w:val="Hyperlink"/>
@@ -2389,7 +2782,7 @@
           <w:sz w:val="24"/>
           <w:u w:val="single"/>
         </w:rPr>
-        <w:hyperlink r:id="rId12" w:history="1">
+        <w:hyperlink r:id="rId13" w:history="1">
           <w:r>
             <w:rPr>
               <w:rStyle w:val="Hyperlink"/>

--- a/EXPORTS/DOCX/published/niveau1/Dutch/DoingResearch.docx
+++ b/EXPORTS/DOCX/published/niveau1/Dutch/DoingResearch.docx
@@ -337,7 +337,7 @@
             <w:rPr>
               <w:rStyle w:val="Hyperlink"/>
             </w:rPr>
-            <w:t>significan</w:t>
+            <w:t>significanc</w:t>
           </w:r>
         </w:hyperlink>
       </w:r>
@@ -348,23 +348,7 @@
           <w:i/>
           <w:color w:val="0000FF"/>
           <w:sz w:val="24"/>
-        </w:rPr>
-        <w:hyperlink r:id="rId9" w:history="1">
-          <w:r>
-            <w:rPr>
-              <w:rStyle w:val="Hyperlink"/>
-            </w:rPr>
-            <w:t>c</w:t>
-          </w:r>
-        </w:hyperlink>
-      </w:r>
-      <w:r>
-        <w:rPr>
-          <w:rFonts w:ascii="Charis SIL Italic" w:hAnsi="Charis SIL Italic" w:eastAsia="Charis SIL Italic"/>
-          <w:b w:val="0"/>
-          <w:i/>
-          <w:color w:val="0000FF"/>
-          <w:sz w:val="24"/>
+          <w:u w:val="single"/>
         </w:rPr>
         <w:t>e</w:t>
       </w:r>
@@ -502,8 +486,45 @@
           <w:i/>
           <w:color w:val="0000FF"/>
           <w:sz w:val="24"/>
-        </w:rPr>
-        <w:t>collections acquired</w:t>
+          <w:u w:val="single"/>
+        </w:rPr>
+        <w:hyperlink r:id="rId9" w:history="1">
+          <w:r>
+            <w:rPr>
+              <w:rStyle w:val="Hyperlink"/>
+            </w:rPr>
+            <w:t>collections</w:t>
+          </w:r>
+        </w:hyperlink>
+      </w:r>
+      <w:r>
+        <w:rPr>
+          <w:rFonts w:ascii="Charis SIL Italic" w:hAnsi="Charis SIL Italic" w:eastAsia="Charis SIL Italic"/>
+          <w:b w:val="0"/>
+          <w:i/>
+          <w:color w:val="0000FF"/>
+          <w:sz w:val="24"/>
+          <w:u w:val="single"/>
+        </w:rPr>
+        <w:t xml:space="preserve"> </w:t>
+      </w:r>
+      <w:r>
+        <w:rPr>
+          <w:rFonts w:ascii="Charis SIL Italic" w:hAnsi="Charis SIL Italic" w:eastAsia="Charis SIL Italic"/>
+          <w:b w:val="0"/>
+          <w:i/>
+          <w:color w:val="0000FF"/>
+          <w:sz w:val="24"/>
+          <w:u w:val="single"/>
+        </w:rPr>
+        <w:hyperlink r:id="rId9" w:history="1">
+          <w:r>
+            <w:rPr>
+              <w:rStyle w:val="Hyperlink"/>
+            </w:rPr>
+            <w:t>acquired</w:t>
+          </w:r>
+        </w:hyperlink>
       </w:r>
       <w:r>
         <w:rPr>
@@ -653,16 +674,8 @@
           <w:i/>
           <w:color w:val="0000FF"/>
           <w:sz w:val="24"/>
-          <w:u w:val="single"/>
-        </w:rPr>
-        <w:hyperlink r:id="rId9" w:history="1">
-          <w:r>
-            <w:rPr>
-              <w:rStyle w:val="Hyperlink"/>
-            </w:rPr>
-            <w:t>s</w:t>
-          </w:r>
-        </w:hyperlink>
+        </w:rPr>
+        <w:t>s</w:t>
       </w:r>
       <w:r>
         <w:rPr>
@@ -738,6 +751,7 @@
       </w:r>
       <w:r>
         <w:rPr>
+          <w:u w:val="single" w:color="0000ff"/>
           <w:rFonts w:ascii="Charis SIL Regular" w:hAnsi="Charis SIL Regular" w:eastAsia="Charis SIL Regular"/>
           <w:b w:val="0"/>
           <w:i w:val="0"/>
@@ -975,7 +989,7 @@
           <w:sz w:val="24"/>
           <w:u w:val="single"/>
         </w:rPr>
-        <w:hyperlink r:id="rId9" w:history="1">
+        <w:hyperlink r:id="rId10" w:history="1">
           <w:r>
             <w:rPr>
               <w:rStyle w:val="Hyperlink"/>
@@ -1004,7 +1018,7 @@
           <w:sz w:val="24"/>
           <w:u w:val="single"/>
         </w:rPr>
-        <w:hyperlink r:id="rId9" w:history="1">
+        <w:hyperlink r:id="rId10" w:history="1">
           <w:r>
             <w:rPr>
               <w:rStyle w:val="Hyperlink"/>
@@ -1033,7 +1047,7 @@
           <w:sz w:val="24"/>
           <w:u w:val="single"/>
         </w:rPr>
-        <w:hyperlink r:id="rId10" w:history="1">
+        <w:hyperlink r:id="rId9" w:history="1">
           <w:r>
             <w:rPr>
               <w:rStyle w:val="Hyperlink"/>
@@ -1051,7 +1065,7 @@
           <w:sz w:val="24"/>
           <w:u w:val="single"/>
         </w:rPr>
-        <w:hyperlink r:id="rId10" w:history="1">
+        <w:hyperlink r:id="rId9" w:history="1">
           <w:r>
             <w:rPr>
               <w:rStyle w:val="Hyperlink"/>
@@ -2710,7 +2724,7 @@
           <w:sz w:val="24"/>
           <w:u w:val="single"/>
         </w:rPr>
-        <w:hyperlink r:id="rId13" w:history="1">
+        <w:hyperlink r:id="rId12" w:history="1">
           <w:r>
             <w:rPr>
               <w:rStyle w:val="Hyperlink"/>
@@ -2728,7 +2742,7 @@
           <w:sz w:val="24"/>
           <w:u w:val="single"/>
         </w:rPr>
-        <w:hyperlink r:id="rId13" w:history="1">
+        <w:hyperlink r:id="rId12" w:history="1">
           <w:r>
             <w:rPr>
               <w:rStyle w:val="Hyperlink"/>
@@ -2746,7 +2760,7 @@
           <w:sz w:val="24"/>
           <w:u w:val="single"/>
         </w:rPr>
-        <w:hyperlink r:id="rId13" w:history="1">
+        <w:hyperlink r:id="rId12" w:history="1">
           <w:r>
             <w:rPr>
               <w:rStyle w:val="Hyperlink"/>
@@ -2764,7 +2778,7 @@
           <w:sz w:val="24"/>
           <w:u w:val="single"/>
         </w:rPr>
-        <w:hyperlink r:id="rId13" w:history="1">
+        <w:hyperlink r:id="rId12" w:history="1">
           <w:r>
             <w:rPr>
               <w:rStyle w:val="Hyperlink"/>
@@ -2782,7 +2796,7 @@
           <w:sz w:val="24"/>
           <w:u w:val="single"/>
         </w:rPr>
-        <w:hyperlink r:id="rId13" w:history="1">
+        <w:hyperlink r:id="rId12" w:history="1">
           <w:r>
             <w:rPr>
               <w:rStyle w:val="Hyperlink"/>

--- a/EXPORTS/DOCX/published/niveau1/Dutch/DoingResearch.docx
+++ b/EXPORTS/DOCX/published/niveau1/Dutch/DoingResearch.docx
@@ -337,7 +337,7 @@
             <w:rPr>
               <w:rStyle w:val="Hyperlink"/>
             </w:rPr>
-            <w:t>significanc</w:t>
+            <w:t>significan</w:t>
           </w:r>
         </w:hyperlink>
       </w:r>
@@ -348,7 +348,23 @@
           <w:i/>
           <w:color w:val="0000FF"/>
           <w:sz w:val="24"/>
-          <w:u w:val="single"/>
+        </w:rPr>
+        <w:hyperlink r:id="rId9" w:history="1">
+          <w:r>
+            <w:rPr>
+              <w:rStyle w:val="Hyperlink"/>
+            </w:rPr>
+            <w:t>c</w:t>
+          </w:r>
+        </w:hyperlink>
+      </w:r>
+      <w:r>
+        <w:rPr>
+          <w:rFonts w:ascii="Charis SIL Italic" w:hAnsi="Charis SIL Italic" w:eastAsia="Charis SIL Italic"/>
+          <w:b w:val="0"/>
+          <w:i/>
+          <w:color w:val="0000FF"/>
+          <w:sz w:val="24"/>
         </w:rPr>
         <w:t>e</w:t>
       </w:r>
@@ -486,45 +502,8 @@
           <w:i/>
           <w:color w:val="0000FF"/>
           <w:sz w:val="24"/>
-          <w:u w:val="single"/>
-        </w:rPr>
-        <w:hyperlink r:id="rId9" w:history="1">
-          <w:r>
-            <w:rPr>
-              <w:rStyle w:val="Hyperlink"/>
-            </w:rPr>
-            <w:t>collections</w:t>
-          </w:r>
-        </w:hyperlink>
-      </w:r>
-      <w:r>
-        <w:rPr>
-          <w:rFonts w:ascii="Charis SIL Italic" w:hAnsi="Charis SIL Italic" w:eastAsia="Charis SIL Italic"/>
-          <w:b w:val="0"/>
-          <w:i/>
-          <w:color w:val="0000FF"/>
-          <w:sz w:val="24"/>
-          <w:u w:val="single"/>
-        </w:rPr>
-        <w:t xml:space="preserve"> </w:t>
-      </w:r>
-      <w:r>
-        <w:rPr>
-          <w:rFonts w:ascii="Charis SIL Italic" w:hAnsi="Charis SIL Italic" w:eastAsia="Charis SIL Italic"/>
-          <w:b w:val="0"/>
-          <w:i/>
-          <w:color w:val="0000FF"/>
-          <w:sz w:val="24"/>
-          <w:u w:val="single"/>
-        </w:rPr>
-        <w:hyperlink r:id="rId9" w:history="1">
-          <w:r>
-            <w:rPr>
-              <w:rStyle w:val="Hyperlink"/>
-            </w:rPr>
-            <w:t>acquired</w:t>
-          </w:r>
-        </w:hyperlink>
+        </w:rPr>
+        <w:t>collections acquired</w:t>
       </w:r>
       <w:r>
         <w:rPr>
@@ -674,8 +653,16 @@
           <w:i/>
           <w:color w:val="0000FF"/>
           <w:sz w:val="24"/>
-        </w:rPr>
-        <w:t>s</w:t>
+          <w:u w:val="single"/>
+        </w:rPr>
+        <w:hyperlink r:id="rId9" w:history="1">
+          <w:r>
+            <w:rPr>
+              <w:rStyle w:val="Hyperlink"/>
+            </w:rPr>
+            <w:t>s</w:t>
+          </w:r>
+        </w:hyperlink>
       </w:r>
       <w:r>
         <w:rPr>
@@ -697,75 +684,13 @@
       </w:r>
       <w:r>
         <w:rPr>
-          <w:u w:val="single" w:color="0000ff"/>
           <w:rFonts w:ascii="Charis SIL Regular" w:hAnsi="Charis SIL Regular" w:eastAsia="Charis SIL Regular"/>
           <w:b w:val="0"/>
           <w:i w:val="0"/>
           <w:color w:val="000000"/>
           <w:sz w:val="24"/>
         </w:rPr>
-        <w:hyperlink r:id="rId9" w:history="1">
-          <w:r>
-            <w:rPr>
-              <w:rStyle w:val="Hyperlink"/>
-            </w:rPr>
-            <w:t>public</w:t>
-          </w:r>
-        </w:hyperlink>
-      </w:r>
-      <w:r>
-        <w:rPr>
-          <w:u w:val="single" w:color="0000ff"/>
-          <w:rFonts w:ascii="Charis SIL Regular" w:hAnsi="Charis SIL Regular" w:eastAsia="Charis SIL Regular"/>
-          <w:b w:val="0"/>
-          <w:i w:val="0"/>
-          <w:color w:val="000000"/>
-          <w:sz w:val="24"/>
-        </w:rPr>
-        <w:hyperlink r:id="rId9" w:history="1">
-          <w:r>
-            <w:rPr>
-              <w:rStyle w:val="Hyperlink"/>
-            </w:rPr>
-            <w:t>a</w:t>
-          </w:r>
-        </w:hyperlink>
-      </w:r>
-      <w:r>
-        <w:rPr>
-          <w:u w:val="single" w:color="0000ff"/>
-          <w:rFonts w:ascii="Charis SIL Regular" w:hAnsi="Charis SIL Regular" w:eastAsia="Charis SIL Regular"/>
-          <w:b w:val="0"/>
-          <w:i w:val="0"/>
-          <w:color w:val="000000"/>
-          <w:sz w:val="24"/>
-        </w:rPr>
-        <w:hyperlink r:id="rId9" w:history="1">
-          <w:r>
-            <w:rPr>
-              <w:rStyle w:val="Hyperlink"/>
-            </w:rPr>
-            <w:t xml:space="preserve">tie </w:t>
-          </w:r>
-        </w:hyperlink>
-      </w:r>
-      <w:r>
-        <w:rPr>
-          <w:u w:val="single" w:color="0000ff"/>
-          <w:rFonts w:ascii="Charis SIL Regular" w:hAnsi="Charis SIL Regular" w:eastAsia="Charis SIL Regular"/>
-          <w:b w:val="0"/>
-          <w:i w:val="0"/>
-          <w:color w:val="000000"/>
-          <w:sz w:val="24"/>
-        </w:rPr>
-        <w:hyperlink r:id="rId9" w:history="1">
-          <w:r>
-            <w:rPr>
-              <w:rStyle w:val="Hyperlink"/>
-            </w:rPr>
-            <w:t>_</w:t>
-          </w:r>
-        </w:hyperlink>
+        <w:t>publicatie _</w:t>
       </w:r>
       <w:r>
         <w:rPr>
@@ -989,7 +914,7 @@
           <w:sz w:val="24"/>
           <w:u w:val="single"/>
         </w:rPr>
-        <w:hyperlink r:id="rId10" w:history="1">
+        <w:hyperlink r:id="rId9" w:history="1">
           <w:r>
             <w:rPr>
               <w:rStyle w:val="Hyperlink"/>
@@ -1018,7 +943,7 @@
           <w:sz w:val="24"/>
           <w:u w:val="single"/>
         </w:rPr>
-        <w:hyperlink r:id="rId10" w:history="1">
+        <w:hyperlink r:id="rId9" w:history="1">
           <w:r>
             <w:rPr>
               <w:rStyle w:val="Hyperlink"/>
@@ -1047,7 +972,7 @@
           <w:sz w:val="24"/>
           <w:u w:val="single"/>
         </w:rPr>
-        <w:hyperlink r:id="rId9" w:history="1">
+        <w:hyperlink r:id="rId10" w:history="1">
           <w:r>
             <w:rPr>
               <w:rStyle w:val="Hyperlink"/>
@@ -1065,7 +990,7 @@
           <w:sz w:val="24"/>
           <w:u w:val="single"/>
         </w:rPr>
-        <w:hyperlink r:id="rId9" w:history="1">
+        <w:hyperlink r:id="rId10" w:history="1">
           <w:r>
             <w:rPr>
               <w:rStyle w:val="Hyperlink"/>
@@ -2724,7 +2649,7 @@
           <w:sz w:val="24"/>
           <w:u w:val="single"/>
         </w:rPr>
-        <w:hyperlink r:id="rId12" w:history="1">
+        <w:hyperlink r:id="rId13" w:history="1">
           <w:r>
             <w:rPr>
               <w:rStyle w:val="Hyperlink"/>
@@ -2742,7 +2667,7 @@
           <w:sz w:val="24"/>
           <w:u w:val="single"/>
         </w:rPr>
-        <w:hyperlink r:id="rId12" w:history="1">
+        <w:hyperlink r:id="rId13" w:history="1">
           <w:r>
             <w:rPr>
               <w:rStyle w:val="Hyperlink"/>
@@ -2760,7 +2685,7 @@
           <w:sz w:val="24"/>
           <w:u w:val="single"/>
         </w:rPr>
-        <w:hyperlink r:id="rId12" w:history="1">
+        <w:hyperlink r:id="rId13" w:history="1">
           <w:r>
             <w:rPr>
               <w:rStyle w:val="Hyperlink"/>
@@ -2778,7 +2703,7 @@
           <w:sz w:val="24"/>
           <w:u w:val="single"/>
         </w:rPr>
-        <w:hyperlink r:id="rId12" w:history="1">
+        <w:hyperlink r:id="rId13" w:history="1">
           <w:r>
             <w:rPr>
               <w:rStyle w:val="Hyperlink"/>
@@ -2796,7 +2721,7 @@
           <w:sz w:val="24"/>
           <w:u w:val="single"/>
         </w:rPr>
-        <w:hyperlink r:id="rId12" w:history="1">
+        <w:hyperlink r:id="rId13" w:history="1">
           <w:r>
             <w:rPr>
               <w:rStyle w:val="Hyperlink"/>

--- a/EXPORTS/DOCX/published/niveau1/Dutch/DoingResearch.docx
+++ b/EXPORTS/DOCX/published/niveau1/Dutch/DoingResearch.docx
@@ -337,7 +337,7 @@
             <w:rPr>
               <w:rStyle w:val="Hyperlink"/>
             </w:rPr>
-            <w:t>significan</w:t>
+            <w:t>significanc</w:t>
           </w:r>
         </w:hyperlink>
       </w:r>
@@ -348,15 +348,9 @@
           <w:i/>
           <w:color w:val="0000FF"/>
           <w:sz w:val="24"/>
-        </w:rPr>
-        <w:hyperlink r:id="rId9" w:history="1">
-          <w:r>
-            <w:rPr>
-              <w:rStyle w:val="Hyperlink"/>
-            </w:rPr>
-            <w:t>c</w:t>
-          </w:r>
-        </w:hyperlink>
+          <w:u w:val="single"/>
+        </w:rPr>
+        <w:t>e</w:t>
       </w:r>
       <w:r>
         <w:rPr>
@@ -365,17 +359,6 @@
           <w:i/>
           <w:color w:val="0000FF"/>
           <w:sz w:val="24"/>
-        </w:rPr>
-        <w:t>e</w:t>
-      </w:r>
-      <w:r>
-        <w:rPr>
-          <w:rFonts w:ascii="Charis SIL Italic" w:hAnsi="Charis SIL Italic" w:eastAsia="Charis SIL Italic"/>
-          <w:b w:val="0"/>
-          <w:i/>
-          <w:color w:val="0000FF"/>
-          <w:sz w:val="24"/>
-          <w:u w:val="single"/>
         </w:rPr>
         <w:t xml:space="preserve"> </w:t>
       </w:r>
@@ -502,8 +485,45 @@
           <w:i/>
           <w:color w:val="0000FF"/>
           <w:sz w:val="24"/>
-        </w:rPr>
-        <w:t>collections acquired</w:t>
+          <w:u w:val="single"/>
+        </w:rPr>
+        <w:hyperlink r:id="rId9" w:history="1">
+          <w:r>
+            <w:rPr>
+              <w:rStyle w:val="Hyperlink"/>
+            </w:rPr>
+            <w:t>collections</w:t>
+          </w:r>
+        </w:hyperlink>
+      </w:r>
+      <w:r>
+        <w:rPr>
+          <w:rFonts w:ascii="Charis SIL Italic" w:hAnsi="Charis SIL Italic" w:eastAsia="Charis SIL Italic"/>
+          <w:b w:val="0"/>
+          <w:i/>
+          <w:color w:val="0000FF"/>
+          <w:sz w:val="24"/>
+          <w:u w:val="single"/>
+        </w:rPr>
+        <w:t xml:space="preserve"> </w:t>
+      </w:r>
+      <w:r>
+        <w:rPr>
+          <w:rFonts w:ascii="Charis SIL Italic" w:hAnsi="Charis SIL Italic" w:eastAsia="Charis SIL Italic"/>
+          <w:b w:val="0"/>
+          <w:i/>
+          <w:color w:val="0000FF"/>
+          <w:sz w:val="24"/>
+          <w:u w:val="single"/>
+        </w:rPr>
+        <w:hyperlink r:id="rId9" w:history="1">
+          <w:r>
+            <w:rPr>
+              <w:rStyle w:val="Hyperlink"/>
+            </w:rPr>
+            <w:t>acquired</w:t>
+          </w:r>
+        </w:hyperlink>
       </w:r>
       <w:r>
         <w:rPr>
@@ -559,7 +579,25 @@
             <w:rPr>
               <w:rStyle w:val="Hyperlink"/>
             </w:rPr>
-            <w:t>col</w:t>
+            <w:t>co</w:t>
+          </w:r>
+        </w:hyperlink>
+      </w:r>
+      <w:r>
+        <w:rPr>
+          <w:rFonts w:ascii="Charis SIL Italic" w:hAnsi="Charis SIL Italic" w:eastAsia="Charis SIL Italic"/>
+          <w:b w:val="0"/>
+          <w:i/>
+          <w:color w:val="0000FF"/>
+          <w:sz w:val="24"/>
+          <w:u w:val="single"/>
+        </w:rPr>
+        <w:hyperlink r:id="rId9" w:history="1">
+          <w:r>
+            <w:rPr>
+              <w:rStyle w:val="Hyperlink"/>
+            </w:rPr>
+            <w:t>l</w:t>
           </w:r>
         </w:hyperlink>
       </w:r>
@@ -701,7 +739,7 @@
           <w:sz w:val="24"/>
           <w:u w:val="single"/>
         </w:rPr>
-        <w:hyperlink r:id="rId9" w:history="1">
+        <w:hyperlink r:id="rId10" w:history="1">
           <w:r>
             <w:rPr>
               <w:rStyle w:val="Hyperlink"/>
@@ -972,7 +1010,7 @@
           <w:sz w:val="24"/>
           <w:u w:val="single"/>
         </w:rPr>
-        <w:hyperlink r:id="rId10" w:history="1">
+        <w:hyperlink r:id="rId9" w:history="1">
           <w:r>
             <w:rPr>
               <w:rStyle w:val="Hyperlink"/>
@@ -990,7 +1028,7 @@
           <w:sz w:val="24"/>
           <w:u w:val="single"/>
         </w:rPr>
-        <w:hyperlink r:id="rId10" w:history="1">
+        <w:hyperlink r:id="rId9" w:history="1">
           <w:r>
             <w:rPr>
               <w:rStyle w:val="Hyperlink"/>
@@ -1019,7 +1057,7 @@
           <w:sz w:val="24"/>
           <w:u w:val="single"/>
         </w:rPr>
-        <w:hyperlink r:id="rId9" w:history="1">
+        <w:hyperlink r:id="rId10" w:history="1">
           <w:r>
             <w:rPr>
               <w:rStyle w:val="Hyperlink"/>
@@ -2649,7 +2687,7 @@
           <w:sz w:val="24"/>
           <w:u w:val="single"/>
         </w:rPr>
-        <w:hyperlink r:id="rId13" w:history="1">
+        <w:hyperlink r:id="rId12" w:history="1">
           <w:r>
             <w:rPr>
               <w:rStyle w:val="Hyperlink"/>
@@ -2667,7 +2705,7 @@
           <w:sz w:val="24"/>
           <w:u w:val="single"/>
         </w:rPr>
-        <w:hyperlink r:id="rId13" w:history="1">
+        <w:hyperlink r:id="rId12" w:history="1">
           <w:r>
             <w:rPr>
               <w:rStyle w:val="Hyperlink"/>
@@ -2685,7 +2723,7 @@
           <w:sz w:val="24"/>
           <w:u w:val="single"/>
         </w:rPr>
-        <w:hyperlink r:id="rId13" w:history="1">
+        <w:hyperlink r:id="rId12" w:history="1">
           <w:r>
             <w:rPr>
               <w:rStyle w:val="Hyperlink"/>
@@ -2703,7 +2741,7 @@
           <w:sz w:val="24"/>
           <w:u w:val="single"/>
         </w:rPr>
-        <w:hyperlink r:id="rId13" w:history="1">
+        <w:hyperlink r:id="rId12" w:history="1">
           <w:r>
             <w:rPr>
               <w:rStyle w:val="Hyperlink"/>
@@ -2721,7 +2759,7 @@
           <w:sz w:val="24"/>
           <w:u w:val="single"/>
         </w:rPr>
-        <w:hyperlink r:id="rId13" w:history="1">
+        <w:hyperlink r:id="rId12" w:history="1">
           <w:r>
             <w:rPr>
               <w:rStyle w:val="Hyperlink"/>
@@ -2750,7 +2788,7 @@
           <w:sz w:val="24"/>
           <w:u w:val="single"/>
         </w:rPr>
-        <w:hyperlink r:id="rId13" w:history="1">
+        <w:hyperlink r:id="rId12" w:history="1">
           <w:r>
             <w:rPr>
               <w:rStyle w:val="Hyperlink"/>
@@ -3461,6 +3499,7 @@
           <w:i/>
           <w:color w:val="0000FF"/>
           <w:sz w:val="24"/>
+          <w:u w:val="single"/>
         </w:rPr>
         <w:t>Cultural Objects and Collectio</w:t>
       </w:r>

--- a/EXPORTS/DOCX/published/niveau1/Dutch/DoingResearch.docx
+++ b/EXPORTS/DOCX/published/niveau1/Dutch/DoingResearch.docx
@@ -359,6 +359,7 @@
           <w:i/>
           <w:color w:val="0000FF"/>
           <w:sz w:val="24"/>
+          <w:u w:val="single"/>
         </w:rPr>
         <w:t xml:space="preserve"> </w:t>
       </w:r>
@@ -579,25 +580,7 @@
             <w:rPr>
               <w:rStyle w:val="Hyperlink"/>
             </w:rPr>
-            <w:t>co</w:t>
-          </w:r>
-        </w:hyperlink>
-      </w:r>
-      <w:r>
-        <w:rPr>
-          <w:rFonts w:ascii="Charis SIL Italic" w:hAnsi="Charis SIL Italic" w:eastAsia="Charis SIL Italic"/>
-          <w:b w:val="0"/>
-          <w:i/>
-          <w:color w:val="0000FF"/>
-          <w:sz w:val="24"/>
-          <w:u w:val="single"/>
-        </w:rPr>
-        <w:hyperlink r:id="rId9" w:history="1">
-          <w:r>
-            <w:rPr>
-              <w:rStyle w:val="Hyperlink"/>
-            </w:rPr>
-            <w:t>l</w:t>
+            <w:t>col</w:t>
           </w:r>
         </w:hyperlink>
       </w:r>
@@ -691,16 +674,8 @@
           <w:i/>
           <w:color w:val="0000FF"/>
           <w:sz w:val="24"/>
-          <w:u w:val="single"/>
-        </w:rPr>
-        <w:hyperlink r:id="rId9" w:history="1">
-          <w:r>
-            <w:rPr>
-              <w:rStyle w:val="Hyperlink"/>
-            </w:rPr>
-            <w:t>s</w:t>
-          </w:r>
-        </w:hyperlink>
+        </w:rPr>
+        <w:t>s</w:t>
       </w:r>
       <w:r>
         <w:rPr>
@@ -739,7 +714,7 @@
           <w:sz w:val="24"/>
           <w:u w:val="single"/>
         </w:rPr>
-        <w:hyperlink r:id="rId10" w:history="1">
+        <w:hyperlink r:id="rId9" w:history="1">
           <w:r>
             <w:rPr>
               <w:rStyle w:val="Hyperlink"/>
@@ -952,7 +927,7 @@
           <w:sz w:val="24"/>
           <w:u w:val="single"/>
         </w:rPr>
-        <w:hyperlink r:id="rId9" w:history="1">
+        <w:hyperlink r:id="rId10" w:history="1">
           <w:r>
             <w:rPr>
               <w:rStyle w:val="Hyperlink"/>
@@ -981,7 +956,7 @@
           <w:sz w:val="24"/>
           <w:u w:val="single"/>
         </w:rPr>
-        <w:hyperlink r:id="rId9" w:history="1">
+        <w:hyperlink r:id="rId10" w:history="1">
           <w:r>
             <w:rPr>
               <w:rStyle w:val="Hyperlink"/>
@@ -1057,7 +1032,7 @@
           <w:sz w:val="24"/>
           <w:u w:val="single"/>
         </w:rPr>
-        <w:hyperlink r:id="rId10" w:history="1">
+        <w:hyperlink r:id="rId9" w:history="1">
           <w:r>
             <w:rPr>
               <w:rStyle w:val="Hyperlink"/>
@@ -2553,7 +2528,14 @@
           <w:color w:val="000000"/>
           <w:sz w:val="24"/>
         </w:rPr>
-        <w:t xml:space="preserve">de zoekhulp </w:t>
+        <w:hyperlink r:id="rId12" w:history="1">
+          <w:r>
+            <w:rPr>
+              <w:rStyle w:val="Hyperlink"/>
+            </w:rPr>
+            <w:t xml:space="preserve">de zoekhulp </w:t>
+          </w:r>
+        </w:hyperlink>
       </w:r>
       <w:r>
         <w:rPr>
@@ -2564,7 +2546,7 @@
           <w:sz w:val="24"/>
           <w:u w:val="single"/>
         </w:rPr>
-        <w:hyperlink r:id="rId13" w:history="1">
+        <w:hyperlink r:id="rId12" w:history="1">
           <w:r>
             <w:rPr>
               <w:rStyle w:val="Hyperlink"/>
@@ -2658,7 +2640,7 @@
           <w:sz w:val="24"/>
           <w:u w:val="single"/>
         </w:rPr>
-        <w:hyperlink r:id="rId12" w:history="1">
+        <w:hyperlink r:id="rId13" w:history="1">
           <w:r>
             <w:rPr>
               <w:rStyle w:val="Hyperlink"/>
@@ -2687,7 +2669,7 @@
           <w:sz w:val="24"/>
           <w:u w:val="single"/>
         </w:rPr>
-        <w:hyperlink r:id="rId12" w:history="1">
+        <w:hyperlink r:id="rId13" w:history="1">
           <w:r>
             <w:rPr>
               <w:rStyle w:val="Hyperlink"/>
@@ -2705,7 +2687,7 @@
           <w:sz w:val="24"/>
           <w:u w:val="single"/>
         </w:rPr>
-        <w:hyperlink r:id="rId12" w:history="1">
+        <w:hyperlink r:id="rId13" w:history="1">
           <w:r>
             <w:rPr>
               <w:rStyle w:val="Hyperlink"/>
@@ -2723,7 +2705,7 @@
           <w:sz w:val="24"/>
           <w:u w:val="single"/>
         </w:rPr>
-        <w:hyperlink r:id="rId12" w:history="1">
+        <w:hyperlink r:id="rId13" w:history="1">
           <w:r>
             <w:rPr>
               <w:rStyle w:val="Hyperlink"/>
@@ -2741,7 +2723,7 @@
           <w:sz w:val="24"/>
           <w:u w:val="single"/>
         </w:rPr>
-        <w:hyperlink r:id="rId12" w:history="1">
+        <w:hyperlink r:id="rId13" w:history="1">
           <w:r>
             <w:rPr>
               <w:rStyle w:val="Hyperlink"/>
@@ -2759,7 +2741,7 @@
           <w:sz w:val="24"/>
           <w:u w:val="single"/>
         </w:rPr>
-        <w:hyperlink r:id="rId12" w:history="1">
+        <w:hyperlink r:id="rId13" w:history="1">
           <w:r>
             <w:rPr>
               <w:rStyle w:val="Hyperlink"/>
@@ -2788,7 +2770,7 @@
           <w:sz w:val="24"/>
           <w:u w:val="single"/>
         </w:rPr>
-        <w:hyperlink r:id="rId12" w:history="1">
+        <w:hyperlink r:id="rId13" w:history="1">
           <w:r>
             <w:rPr>
               <w:rStyle w:val="Hyperlink"/>

--- a/EXPORTS/DOCX/published/niveau1/Dutch/DoingResearch.docx
+++ b/EXPORTS/DOCX/published/niveau1/Dutch/DoingResearch.docx
@@ -377,9 +377,19 @@
             <w:rPr>
               <w:rStyle w:val="Hyperlink"/>
             </w:rPr>
-            <w:t>of</w:t>
+            <w:t>o</w:t>
           </w:r>
         </w:hyperlink>
+      </w:r>
+      <w:r>
+        <w:rPr>
+          <w:rFonts w:ascii="Charis SIL Italic" w:hAnsi="Charis SIL Italic" w:eastAsia="Charis SIL Italic"/>
+          <w:b w:val="0"/>
+          <w:i/>
+          <w:color w:val="0000FF"/>
+          <w:sz w:val="24"/>
+        </w:rPr>
+        <w:t>f</w:t>
       </w:r>
       <w:r>
         <w:rPr>
@@ -580,7 +590,25 @@
             <w:rPr>
               <w:rStyle w:val="Hyperlink"/>
             </w:rPr>
-            <w:t>col</w:t>
+            <w:t>co</w:t>
+          </w:r>
+        </w:hyperlink>
+      </w:r>
+      <w:r>
+        <w:rPr>
+          <w:rFonts w:ascii="Charis SIL Italic" w:hAnsi="Charis SIL Italic" w:eastAsia="Charis SIL Italic"/>
+          <w:b w:val="0"/>
+          <w:i/>
+          <w:color w:val="0000FF"/>
+          <w:sz w:val="24"/>
+          <w:u w:val="single"/>
+        </w:rPr>
+        <w:hyperlink r:id="rId9" w:history="1">
+          <w:r>
+            <w:rPr>
+              <w:rStyle w:val="Hyperlink"/>
+            </w:rPr>
+            <w:t>l</w:t>
           </w:r>
         </w:hyperlink>
       </w:r>
@@ -674,8 +702,16 @@
           <w:i/>
           <w:color w:val="0000FF"/>
           <w:sz w:val="24"/>
-        </w:rPr>
-        <w:t>s</w:t>
+          <w:u w:val="single"/>
+        </w:rPr>
+        <w:hyperlink r:id="rId9" w:history="1">
+          <w:r>
+            <w:rPr>
+              <w:rStyle w:val="Hyperlink"/>
+            </w:rPr>
+            <w:t>s</w:t>
+          </w:r>
+        </w:hyperlink>
       </w:r>
       <w:r>
         <w:rPr>
@@ -714,7 +750,7 @@
           <w:sz w:val="24"/>
           <w:u w:val="single"/>
         </w:rPr>
-        <w:hyperlink r:id="rId9" w:history="1">
+        <w:hyperlink r:id="rId10" w:history="1">
           <w:r>
             <w:rPr>
               <w:rStyle w:val="Hyperlink"/>
@@ -732,7 +768,7 @@
           <w:sz w:val="24"/>
           <w:u w:val="single"/>
         </w:rPr>
-        <w:hyperlink r:id="rId9" w:history="1">
+        <w:hyperlink r:id="rId10" w:history="1">
           <w:r>
             <w:rPr>
               <w:rStyle w:val="Hyperlink"/>
@@ -927,7 +963,7 @@
           <w:sz w:val="24"/>
           <w:u w:val="single"/>
         </w:rPr>
-        <w:hyperlink r:id="rId10" w:history="1">
+        <w:hyperlink r:id="rId9" w:history="1">
           <w:r>
             <w:rPr>
               <w:rStyle w:val="Hyperlink"/>
@@ -956,7 +992,7 @@
           <w:sz w:val="24"/>
           <w:u w:val="single"/>
         </w:rPr>
-        <w:hyperlink r:id="rId10" w:history="1">
+        <w:hyperlink r:id="rId9" w:history="1">
           <w:r>
             <w:rPr>
               <w:rStyle w:val="Hyperlink"/>
@@ -1032,7 +1068,7 @@
           <w:sz w:val="24"/>
           <w:u w:val="single"/>
         </w:rPr>
-        <w:hyperlink r:id="rId9" w:history="1">
+        <w:hyperlink r:id="rId10" w:history="1">
           <w:r>
             <w:rPr>
               <w:rStyle w:val="Hyperlink"/>
@@ -1050,7 +1086,7 @@
           <w:sz w:val="24"/>
           <w:u w:val="single"/>
         </w:rPr>
-        <w:hyperlink r:id="rId9" w:history="1">
+        <w:hyperlink r:id="rId10" w:history="1">
           <w:r>
             <w:rPr>
               <w:rStyle w:val="Hyperlink"/>
@@ -1079,7 +1115,7 @@
           <w:sz w:val="24"/>
           <w:u w:val="single"/>
         </w:rPr>
-        <w:hyperlink r:id="rId9" w:history="1">
+        <w:hyperlink r:id="rId10" w:history="1">
           <w:r>
             <w:rPr>
               <w:rStyle w:val="Hyperlink"/>
@@ -2546,7 +2582,7 @@
           <w:sz w:val="24"/>
           <w:u w:val="single"/>
         </w:rPr>
-        <w:hyperlink r:id="rId12" w:history="1">
+        <w:hyperlink r:id="rId13" w:history="1">
           <w:r>
             <w:rPr>
               <w:rStyle w:val="Hyperlink"/>
@@ -2564,7 +2600,7 @@
           <w:sz w:val="24"/>
           <w:u w:val="single"/>
         </w:rPr>
-        <w:hyperlink r:id="rId12" w:history="1">
+        <w:hyperlink r:id="rId13" w:history="1">
           <w:r>
             <w:rPr>
               <w:rStyle w:val="Hyperlink"/>
@@ -2582,7 +2618,7 @@
           <w:sz w:val="24"/>
           <w:u w:val="single"/>
         </w:rPr>
-        <w:hyperlink r:id="rId12" w:history="1">
+        <w:hyperlink r:id="rId13" w:history="1">
           <w:r>
             <w:rPr>
               <w:rStyle w:val="Hyperlink"/>
@@ -2611,7 +2647,7 @@
           <w:sz w:val="24"/>
           <w:u w:val="single"/>
         </w:rPr>
-        <w:hyperlink r:id="rId12" w:history="1">
+        <w:hyperlink r:id="rId13" w:history="1">
           <w:r>
             <w:rPr>
               <w:rStyle w:val="Hyperlink"/>
@@ -4331,7 +4367,7 @@
           <w:color w:val="000000"/>
           <w:sz w:val="24"/>
         </w:rPr>
-        <w:t xml:space="preserve">•  </w:t>
+        <w:t>•  Yeide, Nanc</w:t>
       </w:r>
       <w:r>
         <w:rPr>
@@ -4346,7 +4382,7 @@
             <w:rPr>
               <w:rStyle w:val="Hyperlink"/>
             </w:rPr>
-            <w:t xml:space="preserve">Yeide, </w:t>
+            <w:t>y, Konstant</w:t>
           </w:r>
         </w:hyperlink>
       </w:r>
@@ -4358,34 +4394,7 @@
           <w:color w:val="000000"/>
           <w:sz w:val="24"/>
         </w:rPr>
-        <w:t>N</w:t>
-      </w:r>
-      <w:r>
-        <w:rPr>
-          <w:rFonts w:ascii="Charis SIL Regular" w:hAnsi="Charis SIL Regular" w:eastAsia="Charis SIL Regular"/>
-          <w:b w:val="0"/>
-          <w:i w:val="0"/>
-          <w:color w:val="000000"/>
-          <w:sz w:val="24"/>
-        </w:rPr>
-        <w:hyperlink r:id="rId10" w:history="1">
-          <w:r>
-            <w:rPr>
-              <w:rStyle w:val="Hyperlink"/>
-            </w:rPr>
-            <w:t>anc</w:t>
-          </w:r>
-        </w:hyperlink>
-      </w:r>
-      <w:r>
-        <w:rPr>
-          <w:rFonts w:ascii="Charis SIL Regular" w:hAnsi="Charis SIL Regular" w:eastAsia="Charis SIL Regular"/>
-          <w:b w:val="0"/>
-          <w:i w:val="0"/>
-          <w:color w:val="000000"/>
-          <w:sz w:val="24"/>
-        </w:rPr>
-        <w:t xml:space="preserve">y, Konstantin Akinsha and Amy L. Walsh, </w:t>
+        <w:t xml:space="preserve">in Akinsha and Amy L. Walsh, </w:t>
       </w:r>
       <w:r>
         <w:rPr>

--- a/EXPORTS/DOCX/published/niveau1/Dutch/DoingResearch.docx
+++ b/EXPORTS/DOCX/published/niveau1/Dutch/DoingResearch.docx
@@ -337,7 +337,7 @@
             <w:rPr>
               <w:rStyle w:val="Hyperlink"/>
             </w:rPr>
-            <w:t>significan</w:t>
+            <w:t>significanc</w:t>
           </w:r>
         </w:hyperlink>
       </w:r>
@@ -348,15 +348,9 @@
           <w:i/>
           <w:color w:val="0000FF"/>
           <w:sz w:val="24"/>
-        </w:rPr>
-        <w:hyperlink r:id="rId9" w:history="1">
-          <w:r>
-            <w:rPr>
-              <w:rStyle w:val="Hyperlink"/>
-            </w:rPr>
-            <w:t>c</w:t>
-          </w:r>
-        </w:hyperlink>
+          <w:u w:val="single"/>
+        </w:rPr>
+        <w:t>e</w:t>
       </w:r>
       <w:r>
         <w:rPr>
@@ -365,17 +359,6 @@
           <w:i/>
           <w:color w:val="0000FF"/>
           <w:sz w:val="24"/>
-        </w:rPr>
-        <w:t>e</w:t>
-      </w:r>
-      <w:r>
-        <w:rPr>
-          <w:rFonts w:ascii="Charis SIL Italic" w:hAnsi="Charis SIL Italic" w:eastAsia="Charis SIL Italic"/>
-          <w:b w:val="0"/>
-          <w:i/>
-          <w:color w:val="0000FF"/>
-          <w:sz w:val="24"/>
-          <w:u w:val="single"/>
         </w:rPr>
         <w:t xml:space="preserve"> </w:t>
       </w:r>
@@ -531,6 +514,7 @@
           <w:i/>
           <w:color w:val="0000FF"/>
           <w:sz w:val="24"/>
+          <w:u w:val="single"/>
         </w:rPr>
         <w:hyperlink r:id="rId9" w:history="1">
           <w:r>
@@ -595,7 +579,25 @@
             <w:rPr>
               <w:rStyle w:val="Hyperlink"/>
             </w:rPr>
-            <w:t>col</w:t>
+            <w:t>co</w:t>
+          </w:r>
+        </w:hyperlink>
+      </w:r>
+      <w:r>
+        <w:rPr>
+          <w:rFonts w:ascii="Charis SIL Italic" w:hAnsi="Charis SIL Italic" w:eastAsia="Charis SIL Italic"/>
+          <w:b w:val="0"/>
+          <w:i/>
+          <w:color w:val="0000FF"/>
+          <w:sz w:val="24"/>
+          <w:u w:val="single"/>
+        </w:rPr>
+        <w:hyperlink r:id="rId9" w:history="1">
+          <w:r>
+            <w:rPr>
+              <w:rStyle w:val="Hyperlink"/>
+            </w:rPr>
+            <w:t>l</w:t>
           </w:r>
         </w:hyperlink>
       </w:r>
@@ -720,74 +722,13 @@
       </w:r>
       <w:r>
         <w:rPr>
-          <w:u w:val="single" w:color="0000ff"/>
           <w:rFonts w:ascii="Charis SIL Regular" w:hAnsi="Charis SIL Regular" w:eastAsia="Charis SIL Regular"/>
           <w:b w:val="0"/>
           <w:i w:val="0"/>
           <w:color w:val="000000"/>
           <w:sz w:val="24"/>
         </w:rPr>
-        <w:hyperlink r:id="rId9" w:history="1">
-          <w:r>
-            <w:rPr>
-              <w:rStyle w:val="Hyperlink"/>
-            </w:rPr>
-            <w:t>public</w:t>
-          </w:r>
-        </w:hyperlink>
-      </w:r>
-      <w:r>
-        <w:rPr>
-          <w:u w:val="single" w:color="0000ff"/>
-          <w:rFonts w:ascii="Charis SIL Regular" w:hAnsi="Charis SIL Regular" w:eastAsia="Charis SIL Regular"/>
-          <w:b w:val="0"/>
-          <w:i w:val="0"/>
-          <w:color w:val="000000"/>
-          <w:sz w:val="24"/>
-        </w:rPr>
-        <w:hyperlink r:id="rId9" w:history="1">
-          <w:r>
-            <w:rPr>
-              <w:rStyle w:val="Hyperlink"/>
-            </w:rPr>
-            <w:t>a</w:t>
-          </w:r>
-        </w:hyperlink>
-      </w:r>
-      <w:r>
-        <w:rPr>
-          <w:u w:val="single" w:color="0000ff"/>
-          <w:rFonts w:ascii="Charis SIL Regular" w:hAnsi="Charis SIL Regular" w:eastAsia="Charis SIL Regular"/>
-          <w:b w:val="0"/>
-          <w:i w:val="0"/>
-          <w:color w:val="000000"/>
-          <w:sz w:val="24"/>
-        </w:rPr>
-        <w:hyperlink r:id="rId9" w:history="1">
-          <w:r>
-            <w:rPr>
-              <w:rStyle w:val="Hyperlink"/>
-            </w:rPr>
-            <w:t xml:space="preserve">tie </w:t>
-          </w:r>
-        </w:hyperlink>
-      </w:r>
-      <w:r>
-        <w:rPr>
-          <w:rFonts w:ascii="Charis SIL Regular" w:hAnsi="Charis SIL Regular" w:eastAsia="Charis SIL Regular"/>
-          <w:b w:val="0"/>
-          <w:i w:val="0"/>
-          <w:color w:val="000000"/>
-          <w:sz w:val="24"/>
-        </w:rPr>
-        <w:hyperlink r:id="rId9" w:history="1">
-          <w:r>
-            <w:rPr>
-              <w:rStyle w:val="Hyperlink"/>
-            </w:rPr>
-            <w:t>_</w:t>
-          </w:r>
-        </w:hyperlink>
+        <w:t>publicatie _</w:t>
       </w:r>
       <w:r>
         <w:rPr>
@@ -798,7 +739,7 @@
           <w:sz w:val="24"/>
           <w:u w:val="single"/>
         </w:rPr>
-        <w:hyperlink r:id="rId9" w:history="1">
+        <w:hyperlink r:id="rId10" w:history="1">
           <w:r>
             <w:rPr>
               <w:rStyle w:val="Hyperlink"/>
@@ -1011,7 +952,7 @@
           <w:sz w:val="24"/>
           <w:u w:val="single"/>
         </w:rPr>
-        <w:hyperlink r:id="rId10" w:history="1">
+        <w:hyperlink r:id="rId9" w:history="1">
           <w:r>
             <w:rPr>
               <w:rStyle w:val="Hyperlink"/>
@@ -1040,7 +981,7 @@
           <w:sz w:val="24"/>
           <w:u w:val="single"/>
         </w:rPr>
-        <w:hyperlink r:id="rId10" w:history="1">
+        <w:hyperlink r:id="rId9" w:history="1">
           <w:r>
             <w:rPr>
               <w:rStyle w:val="Hyperlink"/>
@@ -1069,7 +1010,7 @@
           <w:sz w:val="24"/>
           <w:u w:val="single"/>
         </w:rPr>
-        <w:hyperlink r:id="rId9" w:history="1">
+        <w:hyperlink r:id="rId10" w:history="1">
           <w:r>
             <w:rPr>
               <w:rStyle w:val="Hyperlink"/>
@@ -1087,7 +1028,7 @@
           <w:sz w:val="24"/>
           <w:u w:val="single"/>
         </w:rPr>
-        <w:hyperlink r:id="rId9" w:history="1">
+        <w:hyperlink r:id="rId10" w:history="1">
           <w:r>
             <w:rPr>
               <w:rStyle w:val="Hyperlink"/>
@@ -1116,7 +1057,7 @@
           <w:sz w:val="24"/>
           <w:u w:val="single"/>
         </w:rPr>
-        <w:hyperlink r:id="rId9" w:history="1">
+        <w:hyperlink r:id="rId10" w:history="1">
           <w:r>
             <w:rPr>
               <w:rStyle w:val="Hyperlink"/>
@@ -1134,7 +1075,7 @@
           <w:sz w:val="24"/>
           <w:u w:val="single"/>
         </w:rPr>
-        <w:hyperlink r:id="rId9" w:history="1">
+        <w:hyperlink r:id="rId10" w:history="1">
           <w:r>
             <w:rPr>
               <w:rStyle w:val="Hyperlink"/>
@@ -1163,7 +1104,7 @@
           <w:sz w:val="24"/>
           <w:u w:val="single"/>
         </w:rPr>
-        <w:hyperlink r:id="rId9" w:history="1">
+        <w:hyperlink r:id="rId10" w:history="1">
           <w:r>
             <w:rPr>
               <w:rStyle w:val="Hyperlink"/>
@@ -2601,18 +2542,7 @@
           <w:color w:val="000000"/>
           <w:sz w:val="24"/>
         </w:rPr>
-        <w:t xml:space="preserve">Haag is </w:t>
-      </w:r>
-      <w:r>
-        <w:rPr>
-          <w:u w:val="single" w:color="0000ff"/>
-          <w:rFonts w:ascii="Charis SIL Regular" w:hAnsi="Charis SIL Regular" w:eastAsia="Charis SIL Regular"/>
-          <w:b w:val="0"/>
-          <w:i w:val="0"/>
-          <w:color w:val="000000"/>
-          <w:sz w:val="24"/>
-        </w:rPr>
-        <w:t xml:space="preserve">de zoekhulp </w:t>
+        <w:t xml:space="preserve">Haag is de zoekhulp </w:t>
       </w:r>
       <w:r>
         <w:rPr>
@@ -2641,7 +2571,7 @@
           <w:sz w:val="24"/>
           <w:u w:val="single"/>
         </w:rPr>
-        <w:hyperlink r:id="rId12" w:history="1">
+        <w:hyperlink r:id="rId13" w:history="1">
           <w:r>
             <w:rPr>
               <w:rStyle w:val="Hyperlink"/>
@@ -2659,7 +2589,7 @@
           <w:sz w:val="24"/>
           <w:u w:val="single"/>
         </w:rPr>
-        <w:hyperlink r:id="rId12" w:history="1">
+        <w:hyperlink r:id="rId13" w:history="1">
           <w:r>
             <w:rPr>
               <w:rStyle w:val="Hyperlink"/>
@@ -2688,7 +2618,7 @@
           <w:sz w:val="24"/>
           <w:u w:val="single"/>
         </w:rPr>
-        <w:hyperlink r:id="rId12" w:history="1">
+        <w:hyperlink r:id="rId13" w:history="1">
           <w:r>
             <w:rPr>
               <w:rStyle w:val="Hyperlink"/>
@@ -2717,7 +2647,7 @@
           <w:sz w:val="24"/>
           <w:u w:val="single"/>
         </w:rPr>
-        <w:hyperlink r:id="rId12" w:history="1">
+        <w:hyperlink r:id="rId13" w:history="1">
           <w:r>
             <w:rPr>
               <w:rStyle w:val="Hyperlink"/>
@@ -2746,7 +2676,7 @@
           <w:sz w:val="24"/>
           <w:u w:val="single"/>
         </w:rPr>
-        <w:hyperlink r:id="rId12" w:history="1">
+        <w:hyperlink r:id="rId13" w:history="1">
           <w:r>
             <w:rPr>
               <w:rStyle w:val="Hyperlink"/>
@@ -2764,7 +2694,7 @@
           <w:sz w:val="24"/>
           <w:u w:val="single"/>
         </w:rPr>
-        <w:hyperlink r:id="rId12" w:history="1">
+        <w:hyperlink r:id="rId13" w:history="1">
           <w:r>
             <w:rPr>
               <w:rStyle w:val="Hyperlink"/>
@@ -2847,7 +2777,7 @@
           <w:sz w:val="24"/>
           <w:u w:val="single"/>
         </w:rPr>
-        <w:hyperlink r:id="rId13" w:history="1">
+        <w:hyperlink r:id="rId12" w:history="1">
           <w:r>
             <w:rPr>
               <w:rStyle w:val="Hyperlink"/>
@@ -3497,7 +3427,7 @@
             <w:rPr>
               <w:rStyle w:val="Hyperlink"/>
             </w:rPr>
-            <w:t>Significanc</w:t>
+            <w:t>Significan</w:t>
           </w:r>
         </w:hyperlink>
       </w:r>
@@ -3508,36 +3438,13 @@
           <w:i/>
           <w:color w:val="0000FF"/>
           <w:sz w:val="24"/>
-          <w:u w:val="single"/>
-        </w:rPr>
-        <w:t>e</w:t>
-      </w:r>
-      <w:r>
-        <w:rPr>
-          <w:rFonts w:ascii="Charis SIL Italic" w:hAnsi="Charis SIL Italic" w:eastAsia="Charis SIL Italic"/>
-          <w:b w:val="0"/>
-          <w:i/>
-          <w:color w:val="0000FF"/>
-          <w:sz w:val="24"/>
-          <w:u w:val="single"/>
-        </w:rPr>
-        <w:t xml:space="preserve"> </w:t>
-      </w:r>
-      <w:r>
-        <w:rPr>
-          <w:rFonts w:ascii="Charis SIL Italic" w:hAnsi="Charis SIL Italic" w:eastAsia="Charis SIL Italic"/>
-          <w:b w:val="0"/>
-          <w:i/>
-          <w:color w:val="0000FF"/>
-          <w:sz w:val="24"/>
-          <w:u w:val="single"/>
         </w:rPr>
         <w:hyperlink r:id="rId16" w:history="1">
           <w:r>
             <w:rPr>
               <w:rStyle w:val="Hyperlink"/>
             </w:rPr>
-            <w:t>o</w:t>
+            <w:t>c</w:t>
           </w:r>
         </w:hyperlink>
       </w:r>
@@ -3549,7 +3456,7 @@
           <w:color w:val="0000FF"/>
           <w:sz w:val="24"/>
         </w:rPr>
-        <w:t xml:space="preserve">f </w:t>
+        <w:t>e</w:t>
       </w:r>
       <w:r>
         <w:rPr>
@@ -3558,8 +3465,132 @@
           <w:i/>
           <w:color w:val="0000FF"/>
           <w:sz w:val="24"/>
-        </w:rPr>
-        <w:t>Cultural Objects and Collectio</w:t>
+          <w:u w:val="single"/>
+        </w:rPr>
+        <w:t xml:space="preserve"> </w:t>
+      </w:r>
+      <w:r>
+        <w:rPr>
+          <w:rFonts w:ascii="Charis SIL Italic" w:hAnsi="Charis SIL Italic" w:eastAsia="Charis SIL Italic"/>
+          <w:b w:val="0"/>
+          <w:i/>
+          <w:color w:val="0000FF"/>
+          <w:sz w:val="24"/>
+          <w:u w:val="single"/>
+        </w:rPr>
+        <w:hyperlink r:id="rId16" w:history="1">
+          <w:r>
+            <w:rPr>
+              <w:rStyle w:val="Hyperlink"/>
+            </w:rPr>
+            <w:t xml:space="preserve">of </w:t>
+          </w:r>
+        </w:hyperlink>
+      </w:r>
+      <w:r>
+        <w:rPr>
+          <w:rFonts w:ascii="Charis SIL Italic" w:hAnsi="Charis SIL Italic" w:eastAsia="Charis SIL Italic"/>
+          <w:b w:val="0"/>
+          <w:i/>
+          <w:color w:val="0000FF"/>
+          <w:sz w:val="24"/>
+          <w:u w:val="single"/>
+        </w:rPr>
+        <w:hyperlink r:id="rId16" w:history="1">
+          <w:r>
+            <w:rPr>
+              <w:rStyle w:val="Hyperlink"/>
+            </w:rPr>
+            <w:t>Cultural</w:t>
+          </w:r>
+        </w:hyperlink>
+      </w:r>
+      <w:r>
+        <w:rPr>
+          <w:rFonts w:ascii="Charis SIL Italic" w:hAnsi="Charis SIL Italic" w:eastAsia="Charis SIL Italic"/>
+          <w:b w:val="0"/>
+          <w:i/>
+          <w:color w:val="0000FF"/>
+          <w:sz w:val="24"/>
+          <w:u w:val="single"/>
+        </w:rPr>
+        <w:t xml:space="preserve"> </w:t>
+      </w:r>
+      <w:r>
+        <w:rPr>
+          <w:rFonts w:ascii="Charis SIL Italic" w:hAnsi="Charis SIL Italic" w:eastAsia="Charis SIL Italic"/>
+          <w:b w:val="0"/>
+          <w:i/>
+          <w:color w:val="0000FF"/>
+          <w:sz w:val="24"/>
+          <w:u w:val="single"/>
+        </w:rPr>
+        <w:hyperlink r:id="rId16" w:history="1">
+          <w:r>
+            <w:rPr>
+              <w:rStyle w:val="Hyperlink"/>
+            </w:rPr>
+            <w:t>Objects</w:t>
+          </w:r>
+        </w:hyperlink>
+      </w:r>
+      <w:r>
+        <w:rPr>
+          <w:rFonts w:ascii="Charis SIL Italic" w:hAnsi="Charis SIL Italic" w:eastAsia="Charis SIL Italic"/>
+          <w:b w:val="0"/>
+          <w:i/>
+          <w:color w:val="0000FF"/>
+          <w:sz w:val="24"/>
+          <w:u w:val="single"/>
+        </w:rPr>
+        <w:t xml:space="preserve"> </w:t>
+      </w:r>
+      <w:r>
+        <w:rPr>
+          <w:rFonts w:ascii="Charis SIL Italic" w:hAnsi="Charis SIL Italic" w:eastAsia="Charis SIL Italic"/>
+          <w:b w:val="0"/>
+          <w:i/>
+          <w:color w:val="0000FF"/>
+          <w:sz w:val="24"/>
+          <w:u w:val="single"/>
+        </w:rPr>
+        <w:hyperlink r:id="rId16" w:history="1">
+          <w:r>
+            <w:rPr>
+              <w:rStyle w:val="Hyperlink"/>
+            </w:rPr>
+            <w:t>and</w:t>
+          </w:r>
+        </w:hyperlink>
+      </w:r>
+      <w:r>
+        <w:rPr>
+          <w:rFonts w:ascii="Charis SIL Italic" w:hAnsi="Charis SIL Italic" w:eastAsia="Charis SIL Italic"/>
+          <w:b w:val="0"/>
+          <w:i/>
+          <w:color w:val="0000FF"/>
+          <w:sz w:val="24"/>
+          <w:u w:val="single"/>
+        </w:rPr>
+        <w:t xml:space="preserve"> </w:t>
+      </w:r>
+      <w:r>
+        <w:rPr>
+          <w:rFonts w:ascii="Charis SIL Italic" w:hAnsi="Charis SIL Italic" w:eastAsia="Charis SIL Italic"/>
+          <w:b w:val="0"/>
+          <w:i/>
+          <w:color w:val="0000FF"/>
+          <w:sz w:val="24"/>
+          <w:u w:val="single"/>
+        </w:rPr>
+        <w:hyperlink r:id="rId16" w:history="1">
+          <w:r>
+            <w:rPr>
+              <w:rStyle w:val="Hyperlink"/>
+            </w:rPr>
+            <w:t>Collectio</w:t>
+          </w:r>
+        </w:hyperlink>
       </w:r>
       <w:r>
         <w:rPr>
@@ -4617,34 +4648,7 @@
           <w:color w:val="000000"/>
           <w:sz w:val="24"/>
         </w:rPr>
-        <w:t xml:space="preserve">•  </w:t>
-      </w:r>
-      <w:r>
-        <w:rPr>
-          <w:rFonts w:ascii="Charis SIL Regular" w:hAnsi="Charis SIL Regular" w:eastAsia="Charis SIL Regular"/>
-          <w:b w:val="0"/>
-          <w:i w:val="0"/>
-          <w:color w:val="000000"/>
-          <w:sz w:val="24"/>
-        </w:rPr>
-        <w:hyperlink r:id="rId17" w:history="1">
-          <w:r>
-            <w:rPr>
-              <w:rStyle w:val="Hyperlink"/>
-            </w:rPr>
-            <w:t>Lang, Sa</w:t>
-          </w:r>
-        </w:hyperlink>
-      </w:r>
-      <w:r>
-        <w:rPr>
-          <w:rFonts w:ascii="Charis SIL Regular" w:hAnsi="Charis SIL Regular" w:eastAsia="Charis SIL Regular"/>
-          <w:b w:val="0"/>
-          <w:i w:val="0"/>
-          <w:color w:val="000000"/>
-          <w:sz w:val="24"/>
-        </w:rPr>
-        <w:t xml:space="preserve">bine (ed.), </w:t>
+        <w:t xml:space="preserve">•  Lang, Sabine (ed.), </w:t>
       </w:r>
       <w:r>
         <w:rPr>
@@ -4922,43 +4926,7 @@
           <w:color w:val="000000"/>
           <w:sz w:val="24"/>
         </w:rPr>
-        <w:t>. 2nd Editio</w:t>
-      </w:r>
-      <w:r>
-        <w:rPr>
-          <w:u w:val="single" w:color="0000ff"/>
-          <w:rFonts w:ascii="Charis SIL Regular" w:hAnsi="Charis SIL Regular" w:eastAsia="Charis SIL Regular"/>
-          <w:b w:val="0"/>
-          <w:i w:val="0"/>
-          <w:color w:val="000000"/>
-          <w:sz w:val="24"/>
-        </w:rPr>
-        <w:hyperlink r:id="rId18" w:history="1">
-          <w:r>
-            <w:rPr>
-              <w:rStyle w:val="Hyperlink"/>
-            </w:rPr>
-            <w:t>n (Germa</w:t>
-          </w:r>
-        </w:hyperlink>
-      </w:r>
-      <w:r>
-        <w:rPr>
-          <w:u w:val="single" w:color="0000ff"/>
-          <w:rFonts w:ascii="Charis SIL Regular" w:hAnsi="Charis SIL Regular" w:eastAsia="Charis SIL Regular"/>
-          <w:b w:val="0"/>
-          <w:i w:val="0"/>
-          <w:color w:val="000000"/>
-          <w:sz w:val="24"/>
-        </w:rPr>
-        <w:hyperlink r:id="rId18" w:history="1">
-          <w:r>
-            <w:rPr>
-              <w:rStyle w:val="Hyperlink"/>
-            </w:rPr>
-            <w:t>n M</w:t>
-          </w:r>
-        </w:hyperlink>
+        <w:t>. 2nd Edition (German M</w:t>
       </w:r>
       <w:r>
         <w:rPr>

--- a/EXPORTS/DOCX/published/niveau1/Dutch/DoingResearch.docx
+++ b/EXPORTS/DOCX/published/niveau1/Dutch/DoingResearch.docx
@@ -359,6 +359,7 @@
           <w:i/>
           <w:color w:val="0000FF"/>
           <w:sz w:val="24"/>
+          <w:u w:val="single"/>
         </w:rPr>
         <w:t xml:space="preserve"> </w:t>
       </w:r>
@@ -474,7 +475,6 @@
           <w:i/>
           <w:color w:val="0000FF"/>
           <w:sz w:val="24"/>
-          <w:u w:val="single"/>
         </w:rPr>
         <w:t xml:space="preserve"> </w:t>
       </w:r>
@@ -579,25 +579,7 @@
             <w:rPr>
               <w:rStyle w:val="Hyperlink"/>
             </w:rPr>
-            <w:t>co</w:t>
-          </w:r>
-        </w:hyperlink>
-      </w:r>
-      <w:r>
-        <w:rPr>
-          <w:rFonts w:ascii="Charis SIL Italic" w:hAnsi="Charis SIL Italic" w:eastAsia="Charis SIL Italic"/>
-          <w:b w:val="0"/>
-          <w:i/>
-          <w:color w:val="0000FF"/>
-          <w:sz w:val="24"/>
-          <w:u w:val="single"/>
-        </w:rPr>
-        <w:hyperlink r:id="rId9" w:history="1">
-          <w:r>
-            <w:rPr>
-              <w:rStyle w:val="Hyperlink"/>
-            </w:rPr>
-            <w:t>l</w:t>
+            <w:t>col</w:t>
           </w:r>
         </w:hyperlink>
       </w:r>
@@ -722,13 +704,75 @@
       </w:r>
       <w:r>
         <w:rPr>
+          <w:u w:val="single" w:color="0000ff"/>
           <w:rFonts w:ascii="Charis SIL Regular" w:hAnsi="Charis SIL Regular" w:eastAsia="Charis SIL Regular"/>
           <w:b w:val="0"/>
           <w:i w:val="0"/>
           <w:color w:val="000000"/>
           <w:sz w:val="24"/>
         </w:rPr>
-        <w:t>publicatie _</w:t>
+        <w:hyperlink r:id="rId9" w:history="1">
+          <w:r>
+            <w:rPr>
+              <w:rStyle w:val="Hyperlink"/>
+            </w:rPr>
+            <w:t>public</w:t>
+          </w:r>
+        </w:hyperlink>
+      </w:r>
+      <w:r>
+        <w:rPr>
+          <w:u w:val="single" w:color="0000ff"/>
+          <w:rFonts w:ascii="Charis SIL Regular" w:hAnsi="Charis SIL Regular" w:eastAsia="Charis SIL Regular"/>
+          <w:b w:val="0"/>
+          <w:i w:val="0"/>
+          <w:color w:val="000000"/>
+          <w:sz w:val="24"/>
+        </w:rPr>
+        <w:hyperlink r:id="rId9" w:history="1">
+          <w:r>
+            <w:rPr>
+              <w:rStyle w:val="Hyperlink"/>
+            </w:rPr>
+            <w:t>a</w:t>
+          </w:r>
+        </w:hyperlink>
+      </w:r>
+      <w:r>
+        <w:rPr>
+          <w:u w:val="single" w:color="0000ff"/>
+          <w:rFonts w:ascii="Charis SIL Regular" w:hAnsi="Charis SIL Regular" w:eastAsia="Charis SIL Regular"/>
+          <w:b w:val="0"/>
+          <w:i w:val="0"/>
+          <w:color w:val="000000"/>
+          <w:sz w:val="24"/>
+        </w:rPr>
+        <w:hyperlink r:id="rId9" w:history="1">
+          <w:r>
+            <w:rPr>
+              <w:rStyle w:val="Hyperlink"/>
+            </w:rPr>
+            <w:t xml:space="preserve">tie </w:t>
+          </w:r>
+        </w:hyperlink>
+      </w:r>
+      <w:r>
+        <w:rPr>
+          <w:u w:val="single" w:color="0000ff"/>
+          <w:rFonts w:ascii="Charis SIL Regular" w:hAnsi="Charis SIL Regular" w:eastAsia="Charis SIL Regular"/>
+          <w:b w:val="0"/>
+          <w:i w:val="0"/>
+          <w:color w:val="000000"/>
+          <w:sz w:val="24"/>
+        </w:rPr>
+        <w:hyperlink r:id="rId9" w:history="1">
+          <w:r>
+            <w:rPr>
+              <w:rStyle w:val="Hyperlink"/>
+            </w:rPr>
+            <w:t>_</w:t>
+          </w:r>
+        </w:hyperlink>
       </w:r>
       <w:r>
         <w:rPr>
@@ -739,7 +783,7 @@
           <w:sz w:val="24"/>
           <w:u w:val="single"/>
         </w:rPr>
-        <w:hyperlink r:id="rId10" w:history="1">
+        <w:hyperlink r:id="rId9" w:history="1">
           <w:r>
             <w:rPr>
               <w:rStyle w:val="Hyperlink"/>
@@ -923,7 +967,7 @@
           <w:sz w:val="24"/>
           <w:u w:val="single"/>
         </w:rPr>
-        <w:hyperlink r:id="rId10" w:history="1">
+        <w:hyperlink r:id="rId9" w:history="1">
           <w:r>
             <w:rPr>
               <w:rStyle w:val="Hyperlink"/>
@@ -1010,7 +1054,7 @@
           <w:sz w:val="24"/>
           <w:u w:val="single"/>
         </w:rPr>
-        <w:hyperlink r:id="rId10" w:history="1">
+        <w:hyperlink r:id="rId9" w:history="1">
           <w:r>
             <w:rPr>
               <w:rStyle w:val="Hyperlink"/>
@@ -1028,7 +1072,7 @@
           <w:sz w:val="24"/>
           <w:u w:val="single"/>
         </w:rPr>
-        <w:hyperlink r:id="rId10" w:history="1">
+        <w:hyperlink r:id="rId9" w:history="1">
           <w:r>
             <w:rPr>
               <w:rStyle w:val="Hyperlink"/>
@@ -1057,7 +1101,7 @@
           <w:sz w:val="24"/>
           <w:u w:val="single"/>
         </w:rPr>
-        <w:hyperlink r:id="rId10" w:history="1">
+        <w:hyperlink r:id="rId9" w:history="1">
           <w:r>
             <w:rPr>
               <w:rStyle w:val="Hyperlink"/>
@@ -1075,7 +1119,7 @@
           <w:sz w:val="24"/>
           <w:u w:val="single"/>
         </w:rPr>
-        <w:hyperlink r:id="rId10" w:history="1">
+        <w:hyperlink r:id="rId9" w:history="1">
           <w:r>
             <w:rPr>
               <w:rStyle w:val="Hyperlink"/>
@@ -1104,7 +1148,7 @@
           <w:sz w:val="24"/>
           <w:u w:val="single"/>
         </w:rPr>
-        <w:hyperlink r:id="rId10" w:history="1">
+        <w:hyperlink r:id="rId9" w:history="1">
           <w:r>
             <w:rPr>
               <w:rStyle w:val="Hyperlink"/>
@@ -2542,7 +2586,25 @@
           <w:color w:val="000000"/>
           <w:sz w:val="24"/>
         </w:rPr>
-        <w:t xml:space="preserve">Haag is de zoekhulp </w:t>
+        <w:t xml:space="preserve">Haag is </w:t>
+      </w:r>
+      <w:r>
+        <w:rPr>
+          <w:u w:val="single" w:color="0000ff"/>
+          <w:rFonts w:ascii="Charis SIL Regular" w:hAnsi="Charis SIL Regular" w:eastAsia="Charis SIL Regular"/>
+          <w:b w:val="0"/>
+          <w:i w:val="0"/>
+          <w:color w:val="000000"/>
+          <w:sz w:val="24"/>
+        </w:rPr>
+        <w:hyperlink r:id="rId12" w:history="1">
+          <w:r>
+            <w:rPr>
+              <w:rStyle w:val="Hyperlink"/>
+            </w:rPr>
+            <w:t xml:space="preserve">de zoekhulp </w:t>
+          </w:r>
+        </w:hyperlink>
       </w:r>
       <w:r>
         <w:rPr>
@@ -2553,7 +2615,7 @@
           <w:sz w:val="24"/>
           <w:u w:val="single"/>
         </w:rPr>
-        <w:hyperlink r:id="rId13" w:history="1">
+        <w:hyperlink r:id="rId12" w:history="1">
           <w:r>
             <w:rPr>
               <w:rStyle w:val="Hyperlink"/>
@@ -2571,7 +2633,7 @@
           <w:sz w:val="24"/>
           <w:u w:val="single"/>
         </w:rPr>
-        <w:hyperlink r:id="rId13" w:history="1">
+        <w:hyperlink r:id="rId12" w:history="1">
           <w:r>
             <w:rPr>
               <w:rStyle w:val="Hyperlink"/>
@@ -2589,7 +2651,7 @@
           <w:sz w:val="24"/>
           <w:u w:val="single"/>
         </w:rPr>
-        <w:hyperlink r:id="rId13" w:history="1">
+        <w:hyperlink r:id="rId12" w:history="1">
           <w:r>
             <w:rPr>
               <w:rStyle w:val="Hyperlink"/>
@@ -2618,7 +2680,7 @@
           <w:sz w:val="24"/>
           <w:u w:val="single"/>
         </w:rPr>
-        <w:hyperlink r:id="rId13" w:history="1">
+        <w:hyperlink r:id="rId12" w:history="1">
           <w:r>
             <w:rPr>
               <w:rStyle w:val="Hyperlink"/>
@@ -2647,7 +2709,7 @@
           <w:sz w:val="24"/>
           <w:u w:val="single"/>
         </w:rPr>
-        <w:hyperlink r:id="rId13" w:history="1">
+        <w:hyperlink r:id="rId12" w:history="1">
           <w:r>
             <w:rPr>
               <w:rStyle w:val="Hyperlink"/>
@@ -2676,7 +2738,7 @@
           <w:sz w:val="24"/>
           <w:u w:val="single"/>
         </w:rPr>
-        <w:hyperlink r:id="rId13" w:history="1">
+        <w:hyperlink r:id="rId12" w:history="1">
           <w:r>
             <w:rPr>
               <w:rStyle w:val="Hyperlink"/>
@@ -2694,7 +2756,7 @@
           <w:sz w:val="24"/>
           <w:u w:val="single"/>
         </w:rPr>
-        <w:hyperlink r:id="rId13" w:history="1">
+        <w:hyperlink r:id="rId12" w:history="1">
           <w:r>
             <w:rPr>
               <w:rStyle w:val="Hyperlink"/>
@@ -2777,7 +2839,7 @@
           <w:sz w:val="24"/>
           <w:u w:val="single"/>
         </w:rPr>
-        <w:hyperlink r:id="rId12" w:history="1">
+        <w:hyperlink r:id="rId13" w:history="1">
           <w:r>
             <w:rPr>
               <w:rStyle w:val="Hyperlink"/>
@@ -3427,7 +3489,7 @@
             <w:rPr>
               <w:rStyle w:val="Hyperlink"/>
             </w:rPr>
-            <w:t>Significan</w:t>
+            <w:t>Significanc</w:t>
           </w:r>
         </w:hyperlink>
       </w:r>
@@ -3438,13 +3500,36 @@
           <w:i/>
           <w:color w:val="0000FF"/>
           <w:sz w:val="24"/>
+          <w:u w:val="single"/>
+        </w:rPr>
+        <w:t>e</w:t>
+      </w:r>
+      <w:r>
+        <w:rPr>
+          <w:rFonts w:ascii="Charis SIL Italic" w:hAnsi="Charis SIL Italic" w:eastAsia="Charis SIL Italic"/>
+          <w:b w:val="0"/>
+          <w:i/>
+          <w:color w:val="0000FF"/>
+          <w:sz w:val="24"/>
+          <w:u w:val="single"/>
+        </w:rPr>
+        <w:t xml:space="preserve"> </w:t>
+      </w:r>
+      <w:r>
+        <w:rPr>
+          <w:rFonts w:ascii="Charis SIL Italic" w:hAnsi="Charis SIL Italic" w:eastAsia="Charis SIL Italic"/>
+          <w:b w:val="0"/>
+          <w:i/>
+          <w:color w:val="0000FF"/>
+          <w:sz w:val="24"/>
+          <w:u w:val="single"/>
         </w:rPr>
         <w:hyperlink r:id="rId16" w:history="1">
           <w:r>
             <w:rPr>
               <w:rStyle w:val="Hyperlink"/>
             </w:rPr>
-            <w:t>c</w:t>
+            <w:t>o</w:t>
           </w:r>
         </w:hyperlink>
       </w:r>
@@ -3456,7 +3541,7 @@
           <w:color w:val="0000FF"/>
           <w:sz w:val="24"/>
         </w:rPr>
-        <w:t>e</w:t>
+        <w:t xml:space="preserve">f </w:t>
       </w:r>
       <w:r>
         <w:rPr>
@@ -3465,132 +3550,8 @@
           <w:i/>
           <w:color w:val="0000FF"/>
           <w:sz w:val="24"/>
-          <w:u w:val="single"/>
-        </w:rPr>
-        <w:t xml:space="preserve"> </w:t>
-      </w:r>
-      <w:r>
-        <w:rPr>
-          <w:rFonts w:ascii="Charis SIL Italic" w:hAnsi="Charis SIL Italic" w:eastAsia="Charis SIL Italic"/>
-          <w:b w:val="0"/>
-          <w:i/>
-          <w:color w:val="0000FF"/>
-          <w:sz w:val="24"/>
-          <w:u w:val="single"/>
-        </w:rPr>
-        <w:hyperlink r:id="rId16" w:history="1">
-          <w:r>
-            <w:rPr>
-              <w:rStyle w:val="Hyperlink"/>
-            </w:rPr>
-            <w:t xml:space="preserve">of </w:t>
-          </w:r>
-        </w:hyperlink>
-      </w:r>
-      <w:r>
-        <w:rPr>
-          <w:rFonts w:ascii="Charis SIL Italic" w:hAnsi="Charis SIL Italic" w:eastAsia="Charis SIL Italic"/>
-          <w:b w:val="0"/>
-          <w:i/>
-          <w:color w:val="0000FF"/>
-          <w:sz w:val="24"/>
-          <w:u w:val="single"/>
-        </w:rPr>
-        <w:hyperlink r:id="rId16" w:history="1">
-          <w:r>
-            <w:rPr>
-              <w:rStyle w:val="Hyperlink"/>
-            </w:rPr>
-            <w:t>Cultural</w:t>
-          </w:r>
-        </w:hyperlink>
-      </w:r>
-      <w:r>
-        <w:rPr>
-          <w:rFonts w:ascii="Charis SIL Italic" w:hAnsi="Charis SIL Italic" w:eastAsia="Charis SIL Italic"/>
-          <w:b w:val="0"/>
-          <w:i/>
-          <w:color w:val="0000FF"/>
-          <w:sz w:val="24"/>
-          <w:u w:val="single"/>
-        </w:rPr>
-        <w:t xml:space="preserve"> </w:t>
-      </w:r>
-      <w:r>
-        <w:rPr>
-          <w:rFonts w:ascii="Charis SIL Italic" w:hAnsi="Charis SIL Italic" w:eastAsia="Charis SIL Italic"/>
-          <w:b w:val="0"/>
-          <w:i/>
-          <w:color w:val="0000FF"/>
-          <w:sz w:val="24"/>
-          <w:u w:val="single"/>
-        </w:rPr>
-        <w:hyperlink r:id="rId16" w:history="1">
-          <w:r>
-            <w:rPr>
-              <w:rStyle w:val="Hyperlink"/>
-            </w:rPr>
-            <w:t>Objects</w:t>
-          </w:r>
-        </w:hyperlink>
-      </w:r>
-      <w:r>
-        <w:rPr>
-          <w:rFonts w:ascii="Charis SIL Italic" w:hAnsi="Charis SIL Italic" w:eastAsia="Charis SIL Italic"/>
-          <w:b w:val="0"/>
-          <w:i/>
-          <w:color w:val="0000FF"/>
-          <w:sz w:val="24"/>
-          <w:u w:val="single"/>
-        </w:rPr>
-        <w:t xml:space="preserve"> </w:t>
-      </w:r>
-      <w:r>
-        <w:rPr>
-          <w:rFonts w:ascii="Charis SIL Italic" w:hAnsi="Charis SIL Italic" w:eastAsia="Charis SIL Italic"/>
-          <w:b w:val="0"/>
-          <w:i/>
-          <w:color w:val="0000FF"/>
-          <w:sz w:val="24"/>
-          <w:u w:val="single"/>
-        </w:rPr>
-        <w:hyperlink r:id="rId16" w:history="1">
-          <w:r>
-            <w:rPr>
-              <w:rStyle w:val="Hyperlink"/>
-            </w:rPr>
-            <w:t>and</w:t>
-          </w:r>
-        </w:hyperlink>
-      </w:r>
-      <w:r>
-        <w:rPr>
-          <w:rFonts w:ascii="Charis SIL Italic" w:hAnsi="Charis SIL Italic" w:eastAsia="Charis SIL Italic"/>
-          <w:b w:val="0"/>
-          <w:i/>
-          <w:color w:val="0000FF"/>
-          <w:sz w:val="24"/>
-          <w:u w:val="single"/>
-        </w:rPr>
-        <w:t xml:space="preserve"> </w:t>
-      </w:r>
-      <w:r>
-        <w:rPr>
-          <w:rFonts w:ascii="Charis SIL Italic" w:hAnsi="Charis SIL Italic" w:eastAsia="Charis SIL Italic"/>
-          <w:b w:val="0"/>
-          <w:i/>
-          <w:color w:val="0000FF"/>
-          <w:sz w:val="24"/>
-          <w:u w:val="single"/>
-        </w:rPr>
-        <w:hyperlink r:id="rId16" w:history="1">
-          <w:r>
-            <w:rPr>
-              <w:rStyle w:val="Hyperlink"/>
-            </w:rPr>
-            <w:t>Collectio</w:t>
-          </w:r>
-        </w:hyperlink>
+        </w:rPr>
+        <w:t>Cultural Objects and Collectio</w:t>
       </w:r>
       <w:r>
         <w:rPr>
@@ -4648,7 +4609,34 @@
           <w:color w:val="000000"/>
           <w:sz w:val="24"/>
         </w:rPr>
-        <w:t xml:space="preserve">•  Lang, Sabine (ed.), </w:t>
+        <w:t xml:space="preserve">•  </w:t>
+      </w:r>
+      <w:r>
+        <w:rPr>
+          <w:rFonts w:ascii="Charis SIL Regular" w:hAnsi="Charis SIL Regular" w:eastAsia="Charis SIL Regular"/>
+          <w:b w:val="0"/>
+          <w:i w:val="0"/>
+          <w:color w:val="000000"/>
+          <w:sz w:val="24"/>
+        </w:rPr>
+        <w:hyperlink r:id="rId17" w:history="1">
+          <w:r>
+            <w:rPr>
+              <w:rStyle w:val="Hyperlink"/>
+            </w:rPr>
+            <w:t>Lang, Sa</w:t>
+          </w:r>
+        </w:hyperlink>
+      </w:r>
+      <w:r>
+        <w:rPr>
+          <w:rFonts w:ascii="Charis SIL Regular" w:hAnsi="Charis SIL Regular" w:eastAsia="Charis SIL Regular"/>
+          <w:b w:val="0"/>
+          <w:i w:val="0"/>
+          <w:color w:val="000000"/>
+          <w:sz w:val="24"/>
+        </w:rPr>
+        <w:t xml:space="preserve">bine (ed.), </w:t>
       </w:r>
       <w:r>
         <w:rPr>
@@ -4926,7 +4914,43 @@
           <w:color w:val="000000"/>
           <w:sz w:val="24"/>
         </w:rPr>
-        <w:t>. 2nd Edition (German M</w:t>
+        <w:t>. 2nd Editio</w:t>
+      </w:r>
+      <w:r>
+        <w:rPr>
+          <w:u w:val="single" w:color="0000ff"/>
+          <w:rFonts w:ascii="Charis SIL Regular" w:hAnsi="Charis SIL Regular" w:eastAsia="Charis SIL Regular"/>
+          <w:b w:val="0"/>
+          <w:i w:val="0"/>
+          <w:color w:val="000000"/>
+          <w:sz w:val="24"/>
+        </w:rPr>
+        <w:hyperlink r:id="rId18" w:history="1">
+          <w:r>
+            <w:rPr>
+              <w:rStyle w:val="Hyperlink"/>
+            </w:rPr>
+            <w:t>n (Germa</w:t>
+          </w:r>
+        </w:hyperlink>
+      </w:r>
+      <w:r>
+        <w:rPr>
+          <w:u w:val="single" w:color="0000ff"/>
+          <w:rFonts w:ascii="Charis SIL Regular" w:hAnsi="Charis SIL Regular" w:eastAsia="Charis SIL Regular"/>
+          <w:b w:val="0"/>
+          <w:i w:val="0"/>
+          <w:color w:val="000000"/>
+          <w:sz w:val="24"/>
+        </w:rPr>
+        <w:hyperlink r:id="rId18" w:history="1">
+          <w:r>
+            <w:rPr>
+              <w:rStyle w:val="Hyperlink"/>
+            </w:rPr>
+            <w:t>n M</w:t>
+          </w:r>
+        </w:hyperlink>
       </w:r>
       <w:r>
         <w:rPr>

--- a/EXPORTS/DOCX/published/niveau1/Dutch/DoingResearch.docx
+++ b/EXPORTS/DOCX/published/niveau1/Dutch/DoingResearch.docx
@@ -337,7 +337,7 @@
             <w:rPr>
               <w:rStyle w:val="Hyperlink"/>
             </w:rPr>
-            <w:t>significanc</w:t>
+            <w:t>significan</w:t>
           </w:r>
         </w:hyperlink>
       </w:r>
@@ -348,7 +348,23 @@
           <w:i/>
           <w:color w:val="0000FF"/>
           <w:sz w:val="24"/>
-          <w:u w:val="single"/>
+        </w:rPr>
+        <w:hyperlink r:id="rId9" w:history="1">
+          <w:r>
+            <w:rPr>
+              <w:rStyle w:val="Hyperlink"/>
+            </w:rPr>
+            <w:t>c</w:t>
+          </w:r>
+        </w:hyperlink>
+      </w:r>
+      <w:r>
+        <w:rPr>
+          <w:rFonts w:ascii="Charis SIL Italic" w:hAnsi="Charis SIL Italic" w:eastAsia="Charis SIL Italic"/>
+          <w:b w:val="0"/>
+          <w:i/>
+          <w:color w:val="0000FF"/>
+          <w:sz w:val="24"/>
         </w:rPr>
         <w:t>e</w:t>
       </w:r>
@@ -475,6 +491,7 @@
           <w:i/>
           <w:color w:val="0000FF"/>
           <w:sz w:val="24"/>
+          <w:u w:val="single"/>
         </w:rPr>
         <w:t xml:space="preserve"> </w:t>
       </w:r>
@@ -514,7 +531,6 @@
           <w:i/>
           <w:color w:val="0000FF"/>
           <w:sz w:val="24"/>
-          <w:u w:val="single"/>
         </w:rPr>
         <w:hyperlink r:id="rId9" w:history="1">
           <w:r>
@@ -758,7 +774,6 @@
       </w:r>
       <w:r>
         <w:rPr>
-          <w:u w:val="single" w:color="0000ff"/>
           <w:rFonts w:ascii="Charis SIL Regular" w:hAnsi="Charis SIL Regular" w:eastAsia="Charis SIL Regular"/>
           <w:b w:val="0"/>
           <w:i w:val="0"/>
@@ -967,7 +982,7 @@
           <w:sz w:val="24"/>
           <w:u w:val="single"/>
         </w:rPr>
-        <w:hyperlink r:id="rId9" w:history="1">
+        <w:hyperlink r:id="rId10" w:history="1">
           <w:r>
             <w:rPr>
               <w:rStyle w:val="Hyperlink"/>
@@ -1025,7 +1040,7 @@
           <w:sz w:val="24"/>
           <w:u w:val="single"/>
         </w:rPr>
-        <w:hyperlink r:id="rId9" w:history="1">
+        <w:hyperlink r:id="rId10" w:history="1">
           <w:r>
             <w:rPr>
               <w:rStyle w:val="Hyperlink"/>
@@ -1054,7 +1069,7 @@
           <w:sz w:val="24"/>
           <w:u w:val="single"/>
         </w:rPr>
-        <w:hyperlink r:id="rId9" w:history="1">
+        <w:hyperlink r:id="rId10" w:history="1">
           <w:r>
             <w:rPr>
               <w:rStyle w:val="Hyperlink"/>
@@ -2597,14 +2612,7 @@
           <w:color w:val="000000"/>
           <w:sz w:val="24"/>
         </w:rPr>
-        <w:hyperlink r:id="rId12" w:history="1">
-          <w:r>
-            <w:rPr>
-              <w:rStyle w:val="Hyperlink"/>
-            </w:rPr>
-            <w:t xml:space="preserve">de zoekhulp </w:t>
-          </w:r>
-        </w:hyperlink>
+        <w:t xml:space="preserve">de zoekhulp </w:t>
       </w:r>
       <w:r>
         <w:rPr>
@@ -2615,7 +2623,7 @@
           <w:sz w:val="24"/>
           <w:u w:val="single"/>
         </w:rPr>
-        <w:hyperlink r:id="rId12" w:history="1">
+        <w:hyperlink r:id="rId13" w:history="1">
           <w:r>
             <w:rPr>
               <w:rStyle w:val="Hyperlink"/>
@@ -2623,6 +2631,111 @@
             <w:t>H</w:t>
           </w:r>
         </w:hyperlink>
+      </w:r>
+      <w:r>
+        <w:rPr>
+          <w:rFonts w:ascii="Charis SIL Regular" w:hAnsi="Charis SIL Regular" w:eastAsia="Charis SIL Regular"/>
+          <w:b w:val="0"/>
+          <w:i w:val="0"/>
+          <w:color w:val="0000FF"/>
+          <w:sz w:val="24"/>
+          <w:u w:val="single"/>
+        </w:rPr>
+        <w:hyperlink r:id="rId13" w:history="1">
+          <w:r>
+            <w:rPr>
+              <w:rStyle w:val="Hyperlink"/>
+            </w:rPr>
+            <w:t>o</w:t>
+          </w:r>
+        </w:hyperlink>
+      </w:r>
+      <w:r>
+        <w:rPr>
+          <w:rFonts w:ascii="Charis SIL Regular" w:hAnsi="Charis SIL Regular" w:eastAsia="Charis SIL Regular"/>
+          <w:b w:val="0"/>
+          <w:i w:val="0"/>
+          <w:color w:val="0000FF"/>
+          <w:sz w:val="24"/>
+          <w:u w:val="single"/>
+        </w:rPr>
+        <w:hyperlink r:id="rId12" w:history="1">
+          <w:r>
+            <w:rPr>
+              <w:rStyle w:val="Hyperlink"/>
+            </w:rPr>
+            <w:t>e</w:t>
+          </w:r>
+        </w:hyperlink>
+      </w:r>
+      <w:r>
+        <w:rPr>
+          <w:rFonts w:ascii="Charis SIL Regular" w:hAnsi="Charis SIL Regular" w:eastAsia="Charis SIL Regular"/>
+          <w:b w:val="0"/>
+          <w:i w:val="0"/>
+          <w:color w:val="0000FF"/>
+          <w:sz w:val="24"/>
+          <w:u w:val="single"/>
+        </w:rPr>
+        <w:t xml:space="preserve"> </w:t>
+      </w:r>
+      <w:r>
+        <w:rPr>
+          <w:rFonts w:ascii="Charis SIL Regular" w:hAnsi="Charis SIL Regular" w:eastAsia="Charis SIL Regular"/>
+          <w:b w:val="0"/>
+          <w:i w:val="0"/>
+          <w:color w:val="0000FF"/>
+          <w:sz w:val="24"/>
+          <w:u w:val="single"/>
+        </w:rPr>
+        <w:hyperlink r:id="rId12" w:history="1">
+          <w:r>
+            <w:rPr>
+              <w:rStyle w:val="Hyperlink"/>
+            </w:rPr>
+            <w:t>doe</w:t>
+          </w:r>
+        </w:hyperlink>
+      </w:r>
+      <w:r>
+        <w:rPr>
+          <w:rFonts w:ascii="Charis SIL Regular" w:hAnsi="Charis SIL Regular" w:eastAsia="Charis SIL Regular"/>
+          <w:b w:val="0"/>
+          <w:i w:val="0"/>
+          <w:color w:val="0000FF"/>
+          <w:sz w:val="24"/>
+          <w:u w:val="single"/>
+        </w:rPr>
+        <w:t xml:space="preserve"> </w:t>
+      </w:r>
+      <w:r>
+        <w:rPr>
+          <w:rFonts w:ascii="Charis SIL Regular" w:hAnsi="Charis SIL Regular" w:eastAsia="Charis SIL Regular"/>
+          <w:b w:val="0"/>
+          <w:i w:val="0"/>
+          <w:color w:val="0000FF"/>
+          <w:sz w:val="24"/>
+          <w:u w:val="single"/>
+        </w:rPr>
+        <w:hyperlink r:id="rId12" w:history="1">
+          <w:r>
+            <w:rPr>
+              <w:rStyle w:val="Hyperlink"/>
+            </w:rPr>
+            <w:t>ik</w:t>
+          </w:r>
+        </w:hyperlink>
+      </w:r>
+      <w:r>
+        <w:rPr>
+          <w:rFonts w:ascii="Charis SIL Regular" w:hAnsi="Charis SIL Regular" w:eastAsia="Charis SIL Regular"/>
+          <w:b w:val="0"/>
+          <w:i w:val="0"/>
+          <w:color w:val="0000FF"/>
+          <w:sz w:val="24"/>
+          <w:u w:val="single"/>
+        </w:rPr>
+        <w:t xml:space="preserve"> </w:t>
       </w:r>
       <w:r>
         <w:rPr>
@@ -2656,111 +2769,6 @@
             <w:rPr>
               <w:rStyle w:val="Hyperlink"/>
             </w:rPr>
-            <w:t>e</w:t>
-          </w:r>
-        </w:hyperlink>
-      </w:r>
-      <w:r>
-        <w:rPr>
-          <w:rFonts w:ascii="Charis SIL Regular" w:hAnsi="Charis SIL Regular" w:eastAsia="Charis SIL Regular"/>
-          <w:b w:val="0"/>
-          <w:i w:val="0"/>
-          <w:color w:val="0000FF"/>
-          <w:sz w:val="24"/>
-          <w:u w:val="single"/>
-        </w:rPr>
-        <w:t xml:space="preserve"> </w:t>
-      </w:r>
-      <w:r>
-        <w:rPr>
-          <w:rFonts w:ascii="Charis SIL Regular" w:hAnsi="Charis SIL Regular" w:eastAsia="Charis SIL Regular"/>
-          <w:b w:val="0"/>
-          <w:i w:val="0"/>
-          <w:color w:val="0000FF"/>
-          <w:sz w:val="24"/>
-          <w:u w:val="single"/>
-        </w:rPr>
-        <w:hyperlink r:id="rId12" w:history="1">
-          <w:r>
-            <w:rPr>
-              <w:rStyle w:val="Hyperlink"/>
-            </w:rPr>
-            <w:t>doe</w:t>
-          </w:r>
-        </w:hyperlink>
-      </w:r>
-      <w:r>
-        <w:rPr>
-          <w:rFonts w:ascii="Charis SIL Regular" w:hAnsi="Charis SIL Regular" w:eastAsia="Charis SIL Regular"/>
-          <w:b w:val="0"/>
-          <w:i w:val="0"/>
-          <w:color w:val="0000FF"/>
-          <w:sz w:val="24"/>
-          <w:u w:val="single"/>
-        </w:rPr>
-        <w:t xml:space="preserve"> </w:t>
-      </w:r>
-      <w:r>
-        <w:rPr>
-          <w:rFonts w:ascii="Charis SIL Regular" w:hAnsi="Charis SIL Regular" w:eastAsia="Charis SIL Regular"/>
-          <w:b w:val="0"/>
-          <w:i w:val="0"/>
-          <w:color w:val="0000FF"/>
-          <w:sz w:val="24"/>
-          <w:u w:val="single"/>
-        </w:rPr>
-        <w:hyperlink r:id="rId12" w:history="1">
-          <w:r>
-            <w:rPr>
-              <w:rStyle w:val="Hyperlink"/>
-            </w:rPr>
-            <w:t>ik</w:t>
-          </w:r>
-        </w:hyperlink>
-      </w:r>
-      <w:r>
-        <w:rPr>
-          <w:rFonts w:ascii="Charis SIL Regular" w:hAnsi="Charis SIL Regular" w:eastAsia="Charis SIL Regular"/>
-          <w:b w:val="0"/>
-          <w:i w:val="0"/>
-          <w:color w:val="0000FF"/>
-          <w:sz w:val="24"/>
-          <w:u w:val="single"/>
-        </w:rPr>
-        <w:t xml:space="preserve"> </w:t>
-      </w:r>
-      <w:r>
-        <w:rPr>
-          <w:rFonts w:ascii="Charis SIL Regular" w:hAnsi="Charis SIL Regular" w:eastAsia="Charis SIL Regular"/>
-          <w:b w:val="0"/>
-          <w:i w:val="0"/>
-          <w:color w:val="0000FF"/>
-          <w:sz w:val="24"/>
-          <w:u w:val="single"/>
-        </w:rPr>
-        <w:hyperlink r:id="rId12" w:history="1">
-          <w:r>
-            <w:rPr>
-              <w:rStyle w:val="Hyperlink"/>
-            </w:rPr>
-            <w:t>o</w:t>
-          </w:r>
-        </w:hyperlink>
-      </w:r>
-      <w:r>
-        <w:rPr>
-          <w:rFonts w:ascii="Charis SIL Regular" w:hAnsi="Charis SIL Regular" w:eastAsia="Charis SIL Regular"/>
-          <w:b w:val="0"/>
-          <w:i w:val="0"/>
-          <w:color w:val="0000FF"/>
-          <w:sz w:val="24"/>
-          <w:u w:val="single"/>
-        </w:rPr>
-        <w:hyperlink r:id="rId12" w:history="1">
-          <w:r>
-            <w:rPr>
-              <w:rStyle w:val="Hyperlink"/>
-            </w:rPr>
             <w:t>n</w:t>
           </w:r>
         </w:hyperlink>
@@ -2839,7 +2847,7 @@
           <w:sz w:val="24"/>
           <w:u w:val="single"/>
         </w:rPr>
-        <w:hyperlink r:id="rId13" w:history="1">
+        <w:hyperlink r:id="rId12" w:history="1">
           <w:r>
             <w:rPr>
               <w:rStyle w:val="Hyperlink"/>
@@ -3551,54 +3559,7 @@
           <w:color w:val="0000FF"/>
           <w:sz w:val="24"/>
         </w:rPr>
-        <w:t>Cultural Objects and Collectio</w:t>
-      </w:r>
-      <w:r>
-        <w:rPr>
-          <w:rFonts w:ascii="Charis SIL Italic" w:hAnsi="Charis SIL Italic" w:eastAsia="Charis SIL Italic"/>
-          <w:b w:val="0"/>
-          <w:i/>
-          <w:color w:val="0000FF"/>
-          <w:sz w:val="24"/>
-          <w:u w:val="single"/>
-        </w:rPr>
-        <w:hyperlink r:id="rId16" w:history="1">
-          <w:r>
-            <w:rPr>
-              <w:rStyle w:val="Hyperlink"/>
-            </w:rPr>
-            <w:t>ns</w:t>
-          </w:r>
-        </w:hyperlink>
-      </w:r>
-      <w:r>
-        <w:rPr>
-          <w:rFonts w:ascii="Charis SIL Italic" w:hAnsi="Charis SIL Italic" w:eastAsia="Charis SIL Italic"/>
-          <w:b w:val="0"/>
-          <w:i/>
-          <w:color w:val="0000FF"/>
-          <w:sz w:val="24"/>
-          <w:u w:val="single"/>
-        </w:rPr>
-        <w:t xml:space="preserve"> </w:t>
-      </w:r>
-      <w:r>
-        <w:rPr>
-          <w:rFonts w:ascii="Charis SIL Italic" w:hAnsi="Charis SIL Italic" w:eastAsia="Charis SIL Italic"/>
-          <w:b w:val="0"/>
-          <w:i/>
-          <w:color w:val="0000FF"/>
-          <w:sz w:val="24"/>
-          <w:u w:val="single"/>
-        </w:rPr>
-        <w:hyperlink r:id="rId16" w:history="1">
-          <w:r>
-            <w:rPr>
-              <w:rStyle w:val="Hyperlink"/>
-            </w:rPr>
-            <w:t>Ac</w:t>
-          </w:r>
-        </w:hyperlink>
+        <w:t>Cultural Objects and Collections Ac</w:t>
       </w:r>
       <w:r>
         <w:rPr>

--- a/EXPORTS/DOCX/published/niveau1/Dutch/DoingResearch.docx
+++ b/EXPORTS/DOCX/published/niveau1/Dutch/DoingResearch.docx
@@ -337,7 +337,7 @@
             <w:rPr>
               <w:rStyle w:val="Hyperlink"/>
             </w:rPr>
-            <w:t>significan</w:t>
+            <w:t>significanc</w:t>
           </w:r>
         </w:hyperlink>
       </w:r>
@@ -348,23 +348,7 @@
           <w:i/>
           <w:color w:val="0000FF"/>
           <w:sz w:val="24"/>
-        </w:rPr>
-        <w:hyperlink r:id="rId9" w:history="1">
-          <w:r>
-            <w:rPr>
-              <w:rStyle w:val="Hyperlink"/>
-            </w:rPr>
-            <w:t>c</w:t>
-          </w:r>
-        </w:hyperlink>
-      </w:r>
-      <w:r>
-        <w:rPr>
-          <w:rFonts w:ascii="Charis SIL Italic" w:hAnsi="Charis SIL Italic" w:eastAsia="Charis SIL Italic"/>
-          <w:b w:val="0"/>
-          <w:i/>
-          <w:color w:val="0000FF"/>
-          <w:sz w:val="24"/>
+          <w:u w:val="single"/>
         </w:rPr>
         <w:t>e</w:t>
       </w:r>
@@ -404,7 +388,6 @@
           <w:i/>
           <w:color w:val="0000FF"/>
           <w:sz w:val="24"/>
-          <w:u w:val="single"/>
         </w:rPr>
         <w:t xml:space="preserve"> </w:t>
       </w:r>
@@ -531,6 +514,7 @@
           <w:i/>
           <w:color w:val="0000FF"/>
           <w:sz w:val="24"/>
+          <w:u w:val="single"/>
         </w:rPr>
         <w:hyperlink r:id="rId9" w:history="1">
           <w:r>
@@ -738,56 +722,13 @@
       </w:r>
       <w:r>
         <w:rPr>
-          <w:u w:val="single" w:color="0000ff"/>
           <w:rFonts w:ascii="Charis SIL Regular" w:hAnsi="Charis SIL Regular" w:eastAsia="Charis SIL Regular"/>
           <w:b w:val="0"/>
           <w:i w:val="0"/>
           <w:color w:val="000000"/>
           <w:sz w:val="24"/>
         </w:rPr>
-        <w:hyperlink r:id="rId9" w:history="1">
-          <w:r>
-            <w:rPr>
-              <w:rStyle w:val="Hyperlink"/>
-            </w:rPr>
-            <w:t>a</w:t>
-          </w:r>
-        </w:hyperlink>
-      </w:r>
-      <w:r>
-        <w:rPr>
-          <w:u w:val="single" w:color="0000ff"/>
-          <w:rFonts w:ascii="Charis SIL Regular" w:hAnsi="Charis SIL Regular" w:eastAsia="Charis SIL Regular"/>
-          <w:b w:val="0"/>
-          <w:i w:val="0"/>
-          <w:color w:val="000000"/>
-          <w:sz w:val="24"/>
-        </w:rPr>
-        <w:hyperlink r:id="rId9" w:history="1">
-          <w:r>
-            <w:rPr>
-              <w:rStyle w:val="Hyperlink"/>
-            </w:rPr>
-            <w:t xml:space="preserve">tie </w:t>
-          </w:r>
-        </w:hyperlink>
-      </w:r>
-      <w:r>
-        <w:rPr>
-          <w:rFonts w:ascii="Charis SIL Regular" w:hAnsi="Charis SIL Regular" w:eastAsia="Charis SIL Regular"/>
-          <w:b w:val="0"/>
-          <w:i w:val="0"/>
-          <w:color w:val="000000"/>
-          <w:sz w:val="24"/>
-        </w:rPr>
-        <w:hyperlink r:id="rId9" w:history="1">
-          <w:r>
-            <w:rPr>
-              <w:rStyle w:val="Hyperlink"/>
-            </w:rPr>
-            <w:t>_</w:t>
-          </w:r>
-        </w:hyperlink>
+        <w:t>atie _</w:t>
       </w:r>
       <w:r>
         <w:rPr>
@@ -798,7 +739,7 @@
           <w:sz w:val="24"/>
           <w:u w:val="single"/>
         </w:rPr>
-        <w:hyperlink r:id="rId9" w:history="1">
+        <w:hyperlink r:id="rId10" w:history="1">
           <w:r>
             <w:rPr>
               <w:rStyle w:val="Hyperlink"/>
@@ -816,7 +757,7 @@
           <w:sz w:val="24"/>
           <w:u w:val="single"/>
         </w:rPr>
-        <w:hyperlink r:id="rId9" w:history="1">
+        <w:hyperlink r:id="rId10" w:history="1">
           <w:r>
             <w:rPr>
               <w:rStyle w:val="Hyperlink"/>
@@ -834,7 +775,7 @@
           <w:sz w:val="24"/>
           <w:u w:val="single"/>
         </w:rPr>
-        <w:hyperlink r:id="rId9" w:history="1">
+        <w:hyperlink r:id="rId10" w:history="1">
           <w:r>
             <w:rPr>
               <w:rStyle w:val="Hyperlink"/>
@@ -1040,7 +981,7 @@
           <w:sz w:val="24"/>
           <w:u w:val="single"/>
         </w:rPr>
-        <w:hyperlink r:id="rId10" w:history="1">
+        <w:hyperlink r:id="rId9" w:history="1">
           <w:r>
             <w:rPr>
               <w:rStyle w:val="Hyperlink"/>
@@ -1069,7 +1010,7 @@
           <w:sz w:val="24"/>
           <w:u w:val="single"/>
         </w:rPr>
-        <w:hyperlink r:id="rId10" w:history="1">
+        <w:hyperlink r:id="rId9" w:history="1">
           <w:r>
             <w:rPr>
               <w:rStyle w:val="Hyperlink"/>
@@ -1163,7 +1104,7 @@
           <w:sz w:val="24"/>
           <w:u w:val="single"/>
         </w:rPr>
-        <w:hyperlink r:id="rId9" w:history="1">
+        <w:hyperlink r:id="rId10" w:history="1">
           <w:r>
             <w:rPr>
               <w:rStyle w:val="Hyperlink"/>
@@ -1181,7 +1122,7 @@
           <w:sz w:val="24"/>
           <w:u w:val="single"/>
         </w:rPr>
-        <w:hyperlink r:id="rId9" w:history="1">
+        <w:hyperlink r:id="rId10" w:history="1">
           <w:r>
             <w:rPr>
               <w:rStyle w:val="Hyperlink"/>
@@ -1199,7 +1140,7 @@
           <w:sz w:val="24"/>
           <w:u w:val="single"/>
         </w:rPr>
-        <w:hyperlink r:id="rId9" w:history="1">
+        <w:hyperlink r:id="rId10" w:history="1">
           <w:r>
             <w:rPr>
               <w:rStyle w:val="Hyperlink"/>
@@ -1228,7 +1169,7 @@
           <w:sz w:val="24"/>
           <w:u w:val="single"/>
         </w:rPr>
-        <w:hyperlink r:id="rId9" w:history="1">
+        <w:hyperlink r:id="rId10" w:history="1">
           <w:r>
             <w:rPr>
               <w:rStyle w:val="Hyperlink"/>
@@ -2612,7 +2553,14 @@
           <w:color w:val="000000"/>
           <w:sz w:val="24"/>
         </w:rPr>
-        <w:t xml:space="preserve">de zoekhulp </w:t>
+        <w:hyperlink r:id="rId12" w:history="1">
+          <w:r>
+            <w:rPr>
+              <w:rStyle w:val="Hyperlink"/>
+            </w:rPr>
+            <w:t xml:space="preserve">de zoekhulp </w:t>
+          </w:r>
+        </w:hyperlink>
       </w:r>
       <w:r>
         <w:rPr>
@@ -2623,7 +2571,7 @@
           <w:sz w:val="24"/>
           <w:u w:val="single"/>
         </w:rPr>
-        <w:hyperlink r:id="rId13" w:history="1">
+        <w:hyperlink r:id="rId12" w:history="1">
           <w:r>
             <w:rPr>
               <w:rStyle w:val="Hyperlink"/>
@@ -2631,6 +2579,111 @@
             <w:t>H</w:t>
           </w:r>
         </w:hyperlink>
+      </w:r>
+      <w:r>
+        <w:rPr>
+          <w:rFonts w:ascii="Charis SIL Regular" w:hAnsi="Charis SIL Regular" w:eastAsia="Charis SIL Regular"/>
+          <w:b w:val="0"/>
+          <w:i w:val="0"/>
+          <w:color w:val="0000FF"/>
+          <w:sz w:val="24"/>
+          <w:u w:val="single"/>
+        </w:rPr>
+        <w:hyperlink r:id="rId12" w:history="1">
+          <w:r>
+            <w:rPr>
+              <w:rStyle w:val="Hyperlink"/>
+            </w:rPr>
+            <w:t>o</w:t>
+          </w:r>
+        </w:hyperlink>
+      </w:r>
+      <w:r>
+        <w:rPr>
+          <w:rFonts w:ascii="Charis SIL Regular" w:hAnsi="Charis SIL Regular" w:eastAsia="Charis SIL Regular"/>
+          <w:b w:val="0"/>
+          <w:i w:val="0"/>
+          <w:color w:val="0000FF"/>
+          <w:sz w:val="24"/>
+          <w:u w:val="single"/>
+        </w:rPr>
+        <w:hyperlink r:id="rId12" w:history="1">
+          <w:r>
+            <w:rPr>
+              <w:rStyle w:val="Hyperlink"/>
+            </w:rPr>
+            <w:t>e</w:t>
+          </w:r>
+        </w:hyperlink>
+      </w:r>
+      <w:r>
+        <w:rPr>
+          <w:rFonts w:ascii="Charis SIL Regular" w:hAnsi="Charis SIL Regular" w:eastAsia="Charis SIL Regular"/>
+          <w:b w:val="0"/>
+          <w:i w:val="0"/>
+          <w:color w:val="0000FF"/>
+          <w:sz w:val="24"/>
+          <w:u w:val="single"/>
+        </w:rPr>
+        <w:t xml:space="preserve"> </w:t>
+      </w:r>
+      <w:r>
+        <w:rPr>
+          <w:rFonts w:ascii="Charis SIL Regular" w:hAnsi="Charis SIL Regular" w:eastAsia="Charis SIL Regular"/>
+          <w:b w:val="0"/>
+          <w:i w:val="0"/>
+          <w:color w:val="0000FF"/>
+          <w:sz w:val="24"/>
+          <w:u w:val="single"/>
+        </w:rPr>
+        <w:hyperlink r:id="rId13" w:history="1">
+          <w:r>
+            <w:rPr>
+              <w:rStyle w:val="Hyperlink"/>
+            </w:rPr>
+            <w:t>doe</w:t>
+          </w:r>
+        </w:hyperlink>
+      </w:r>
+      <w:r>
+        <w:rPr>
+          <w:rFonts w:ascii="Charis SIL Regular" w:hAnsi="Charis SIL Regular" w:eastAsia="Charis SIL Regular"/>
+          <w:b w:val="0"/>
+          <w:i w:val="0"/>
+          <w:color w:val="0000FF"/>
+          <w:sz w:val="24"/>
+          <w:u w:val="single"/>
+        </w:rPr>
+        <w:t xml:space="preserve"> </w:t>
+      </w:r>
+      <w:r>
+        <w:rPr>
+          <w:rFonts w:ascii="Charis SIL Regular" w:hAnsi="Charis SIL Regular" w:eastAsia="Charis SIL Regular"/>
+          <w:b w:val="0"/>
+          <w:i w:val="0"/>
+          <w:color w:val="0000FF"/>
+          <w:sz w:val="24"/>
+          <w:u w:val="single"/>
+        </w:rPr>
+        <w:hyperlink r:id="rId13" w:history="1">
+          <w:r>
+            <w:rPr>
+              <w:rStyle w:val="Hyperlink"/>
+            </w:rPr>
+            <w:t>ik</w:t>
+          </w:r>
+        </w:hyperlink>
+      </w:r>
+      <w:r>
+        <w:rPr>
+          <w:rFonts w:ascii="Charis SIL Regular" w:hAnsi="Charis SIL Regular" w:eastAsia="Charis SIL Regular"/>
+          <w:b w:val="0"/>
+          <w:i w:val="0"/>
+          <w:color w:val="0000FF"/>
+          <w:sz w:val="24"/>
+          <w:u w:val="single"/>
+        </w:rPr>
+        <w:t xml:space="preserve"> </w:t>
       </w:r>
       <w:r>
         <w:rPr>
@@ -2659,112 +2712,7 @@
           <w:sz w:val="24"/>
           <w:u w:val="single"/>
         </w:rPr>
-        <w:hyperlink r:id="rId12" w:history="1">
-          <w:r>
-            <w:rPr>
-              <w:rStyle w:val="Hyperlink"/>
-            </w:rPr>
-            <w:t>e</w:t>
-          </w:r>
-        </w:hyperlink>
-      </w:r>
-      <w:r>
-        <w:rPr>
-          <w:rFonts w:ascii="Charis SIL Regular" w:hAnsi="Charis SIL Regular" w:eastAsia="Charis SIL Regular"/>
-          <w:b w:val="0"/>
-          <w:i w:val="0"/>
-          <w:color w:val="0000FF"/>
-          <w:sz w:val="24"/>
-          <w:u w:val="single"/>
-        </w:rPr>
-        <w:t xml:space="preserve"> </w:t>
-      </w:r>
-      <w:r>
-        <w:rPr>
-          <w:rFonts w:ascii="Charis SIL Regular" w:hAnsi="Charis SIL Regular" w:eastAsia="Charis SIL Regular"/>
-          <w:b w:val="0"/>
-          <w:i w:val="0"/>
-          <w:color w:val="0000FF"/>
-          <w:sz w:val="24"/>
-          <w:u w:val="single"/>
-        </w:rPr>
-        <w:hyperlink r:id="rId12" w:history="1">
-          <w:r>
-            <w:rPr>
-              <w:rStyle w:val="Hyperlink"/>
-            </w:rPr>
-            <w:t>doe</w:t>
-          </w:r>
-        </w:hyperlink>
-      </w:r>
-      <w:r>
-        <w:rPr>
-          <w:rFonts w:ascii="Charis SIL Regular" w:hAnsi="Charis SIL Regular" w:eastAsia="Charis SIL Regular"/>
-          <w:b w:val="0"/>
-          <w:i w:val="0"/>
-          <w:color w:val="0000FF"/>
-          <w:sz w:val="24"/>
-          <w:u w:val="single"/>
-        </w:rPr>
-        <w:t xml:space="preserve"> </w:t>
-      </w:r>
-      <w:r>
-        <w:rPr>
-          <w:rFonts w:ascii="Charis SIL Regular" w:hAnsi="Charis SIL Regular" w:eastAsia="Charis SIL Regular"/>
-          <w:b w:val="0"/>
-          <w:i w:val="0"/>
-          <w:color w:val="0000FF"/>
-          <w:sz w:val="24"/>
-          <w:u w:val="single"/>
-        </w:rPr>
-        <w:hyperlink r:id="rId12" w:history="1">
-          <w:r>
-            <w:rPr>
-              <w:rStyle w:val="Hyperlink"/>
-            </w:rPr>
-            <w:t>ik</w:t>
-          </w:r>
-        </w:hyperlink>
-      </w:r>
-      <w:r>
-        <w:rPr>
-          <w:rFonts w:ascii="Charis SIL Regular" w:hAnsi="Charis SIL Regular" w:eastAsia="Charis SIL Regular"/>
-          <w:b w:val="0"/>
-          <w:i w:val="0"/>
-          <w:color w:val="0000FF"/>
-          <w:sz w:val="24"/>
-          <w:u w:val="single"/>
-        </w:rPr>
-        <w:t xml:space="preserve"> </w:t>
-      </w:r>
-      <w:r>
-        <w:rPr>
-          <w:rFonts w:ascii="Charis SIL Regular" w:hAnsi="Charis SIL Regular" w:eastAsia="Charis SIL Regular"/>
-          <w:b w:val="0"/>
-          <w:i w:val="0"/>
-          <w:color w:val="0000FF"/>
-          <w:sz w:val="24"/>
-          <w:u w:val="single"/>
-        </w:rPr>
-        <w:hyperlink r:id="rId12" w:history="1">
-          <w:r>
-            <w:rPr>
-              <w:rStyle w:val="Hyperlink"/>
-            </w:rPr>
-            <w:t>o</w:t>
-          </w:r>
-        </w:hyperlink>
-      </w:r>
-      <w:r>
-        <w:rPr>
-          <w:rFonts w:ascii="Charis SIL Regular" w:hAnsi="Charis SIL Regular" w:eastAsia="Charis SIL Regular"/>
-          <w:b w:val="0"/>
-          <w:i w:val="0"/>
-          <w:color w:val="0000FF"/>
-          <w:sz w:val="24"/>
-          <w:u w:val="single"/>
-        </w:rPr>
-        <w:hyperlink r:id="rId12" w:history="1">
+        <w:hyperlink r:id="rId13" w:history="1">
           <w:r>
             <w:rPr>
               <w:rStyle w:val="Hyperlink"/>
@@ -2782,7 +2730,7 @@
           <w:sz w:val="24"/>
           <w:u w:val="single"/>
         </w:rPr>
-        <w:hyperlink r:id="rId12" w:history="1">
+        <w:hyperlink r:id="rId13" w:history="1">
           <w:r>
             <w:rPr>
               <w:rStyle w:val="Hyperlink"/>
@@ -2800,7 +2748,7 @@
           <w:sz w:val="24"/>
           <w:u w:val="single"/>
         </w:rPr>
-        <w:hyperlink r:id="rId12" w:history="1">
+        <w:hyperlink r:id="rId13" w:history="1">
           <w:r>
             <w:rPr>
               <w:rStyle w:val="Hyperlink"/>
@@ -2818,7 +2766,7 @@
           <w:sz w:val="24"/>
           <w:u w:val="single"/>
         </w:rPr>
-        <w:hyperlink r:id="rId12" w:history="1">
+        <w:hyperlink r:id="rId13" w:history="1">
           <w:r>
             <w:rPr>
               <w:rStyle w:val="Hyperlink"/>
@@ -2847,7 +2795,7 @@
           <w:sz w:val="24"/>
           <w:u w:val="single"/>
         </w:rPr>
-        <w:hyperlink r:id="rId12" w:history="1">
+        <w:hyperlink r:id="rId13" w:history="1">
           <w:r>
             <w:rPr>
               <w:rStyle w:val="Hyperlink"/>
@@ -3558,8 +3506,56 @@
           <w:i/>
           <w:color w:val="0000FF"/>
           <w:sz w:val="24"/>
-        </w:rPr>
-        <w:t>Cultural Objects and Collections Ac</w:t>
+          <w:u w:val="single"/>
+        </w:rPr>
+        <w:t>Cultural Objects and Collectio</w:t>
+      </w:r>
+      <w:r>
+        <w:rPr>
+          <w:rFonts w:ascii="Charis SIL Italic" w:hAnsi="Charis SIL Italic" w:eastAsia="Charis SIL Italic"/>
+          <w:b w:val="0"/>
+          <w:i/>
+          <w:color w:val="0000FF"/>
+          <w:sz w:val="24"/>
+          <w:u w:val="single"/>
+        </w:rPr>
+        <w:hyperlink r:id="rId16" w:history="1">
+          <w:r>
+            <w:rPr>
+              <w:rStyle w:val="Hyperlink"/>
+            </w:rPr>
+            <w:t>ns</w:t>
+          </w:r>
+        </w:hyperlink>
+      </w:r>
+      <w:r>
+        <w:rPr>
+          <w:rFonts w:ascii="Charis SIL Italic" w:hAnsi="Charis SIL Italic" w:eastAsia="Charis SIL Italic"/>
+          <w:b w:val="0"/>
+          <w:i/>
+          <w:color w:val="0000FF"/>
+          <w:sz w:val="24"/>
+          <w:u w:val="single"/>
+        </w:rPr>
+        <w:t xml:space="preserve"> </w:t>
+      </w:r>
+      <w:r>
+        <w:rPr>
+          <w:rFonts w:ascii="Charis SIL Italic" w:hAnsi="Charis SIL Italic" w:eastAsia="Charis SIL Italic"/>
+          <w:b w:val="0"/>
+          <w:i/>
+          <w:color w:val="0000FF"/>
+          <w:sz w:val="24"/>
+          <w:u w:val="single"/>
+        </w:rPr>
+        <w:hyperlink r:id="rId16" w:history="1">
+          <w:r>
+            <w:rPr>
+              <w:rStyle w:val="Hyperlink"/>
+            </w:rPr>
+            <w:t>Ac</w:t>
+          </w:r>
+        </w:hyperlink>
       </w:r>
       <w:r>
         <w:rPr>
@@ -4414,7 +4410,24 @@
           <w:color w:val="000000"/>
           <w:sz w:val="24"/>
         </w:rPr>
-        <w:t xml:space="preserve">y, Konstantin Akinsha and Amy L. Walsh, </w:t>
+        <w:hyperlink r:id="rId10" w:history="1">
+          <w:r>
+            <w:rPr>
+              <w:rStyle w:val="Hyperlink"/>
+            </w:rPr>
+            <w:t>y, Konstant</w:t>
+          </w:r>
+        </w:hyperlink>
+      </w:r>
+      <w:r>
+        <w:rPr>
+          <w:rFonts w:ascii="Charis SIL Regular" w:hAnsi="Charis SIL Regular" w:eastAsia="Charis SIL Regular"/>
+          <w:b w:val="0"/>
+          <w:i w:val="0"/>
+          <w:color w:val="000000"/>
+          <w:sz w:val="24"/>
+        </w:rPr>
+        <w:t xml:space="preserve">in Akinsha and Amy L. Walsh, </w:t>
       </w:r>
       <w:r>
         <w:rPr>

--- a/EXPORTS/DOCX/published/niveau1/Dutch/DoingResearch.docx
+++ b/EXPORTS/DOCX/published/niveau1/Dutch/DoingResearch.docx
@@ -337,7 +337,7 @@
             <w:rPr>
               <w:rStyle w:val="Hyperlink"/>
             </w:rPr>
-            <w:t>significanc</w:t>
+            <w:t>significan</w:t>
           </w:r>
         </w:hyperlink>
       </w:r>
@@ -348,36 +348,13 @@
           <w:i/>
           <w:color w:val="0000FF"/>
           <w:sz w:val="24"/>
-          <w:u w:val="single"/>
-        </w:rPr>
-        <w:t>e</w:t>
-      </w:r>
-      <w:r>
-        <w:rPr>
-          <w:rFonts w:ascii="Charis SIL Italic" w:hAnsi="Charis SIL Italic" w:eastAsia="Charis SIL Italic"/>
-          <w:b w:val="0"/>
-          <w:i/>
-          <w:color w:val="0000FF"/>
-          <w:sz w:val="24"/>
-          <w:u w:val="single"/>
-        </w:rPr>
-        <w:t xml:space="preserve"> </w:t>
-      </w:r>
-      <w:r>
-        <w:rPr>
-          <w:rFonts w:ascii="Charis SIL Italic" w:hAnsi="Charis SIL Italic" w:eastAsia="Charis SIL Italic"/>
-          <w:b w:val="0"/>
-          <w:i/>
-          <w:color w:val="0000FF"/>
-          <w:sz w:val="24"/>
-          <w:u w:val="single"/>
         </w:rPr>
         <w:hyperlink r:id="rId9" w:history="1">
           <w:r>
             <w:rPr>
               <w:rStyle w:val="Hyperlink"/>
             </w:rPr>
-            <w:t>of</w:t>
+            <w:t>c</w:t>
           </w:r>
         </w:hyperlink>
       </w:r>
@@ -389,141 +366,7 @@
           <w:color w:val="0000FF"/>
           <w:sz w:val="24"/>
         </w:rPr>
-        <w:t xml:space="preserve"> </w:t>
-      </w:r>
-      <w:r>
-        <w:rPr>
-          <w:rFonts w:ascii="Charis SIL Italic" w:hAnsi="Charis SIL Italic" w:eastAsia="Charis SIL Italic"/>
-          <w:b w:val="0"/>
-          <w:i/>
-          <w:color w:val="0000FF"/>
-          <w:sz w:val="24"/>
-          <w:u w:val="single"/>
-        </w:rPr>
-        <w:hyperlink r:id="rId9" w:history="1">
-          <w:r>
-            <w:rPr>
-              <w:rStyle w:val="Hyperlink"/>
-            </w:rPr>
-            <w:t>cultural</w:t>
-          </w:r>
-        </w:hyperlink>
-      </w:r>
-      <w:r>
-        <w:rPr>
-          <w:rFonts w:ascii="Charis SIL Italic" w:hAnsi="Charis SIL Italic" w:eastAsia="Charis SIL Italic"/>
-          <w:b w:val="0"/>
-          <w:i/>
-          <w:color w:val="0000FF"/>
-          <w:sz w:val="24"/>
-          <w:u w:val="single"/>
-        </w:rPr>
-        <w:t xml:space="preserve"> </w:t>
-      </w:r>
-      <w:r>
-        <w:rPr>
-          <w:rFonts w:ascii="Charis SIL Italic" w:hAnsi="Charis SIL Italic" w:eastAsia="Charis SIL Italic"/>
-          <w:b w:val="0"/>
-          <w:i/>
-          <w:color w:val="0000FF"/>
-          <w:sz w:val="24"/>
-          <w:u w:val="single"/>
-        </w:rPr>
-        <w:hyperlink r:id="rId9" w:history="1">
-          <w:r>
-            <w:rPr>
-              <w:rStyle w:val="Hyperlink"/>
-            </w:rPr>
-            <w:t>objects</w:t>
-          </w:r>
-        </w:hyperlink>
-      </w:r>
-      <w:r>
-        <w:rPr>
-          <w:rFonts w:ascii="Charis SIL Italic" w:hAnsi="Charis SIL Italic" w:eastAsia="Charis SIL Italic"/>
-          <w:b w:val="0"/>
-          <w:i/>
-          <w:color w:val="0000FF"/>
-          <w:sz w:val="24"/>
-          <w:u w:val="single"/>
-        </w:rPr>
-        <w:t xml:space="preserve"> </w:t>
-      </w:r>
-      <w:r>
-        <w:rPr>
-          <w:rFonts w:ascii="Charis SIL Italic" w:hAnsi="Charis SIL Italic" w:eastAsia="Charis SIL Italic"/>
-          <w:b w:val="0"/>
-          <w:i/>
-          <w:color w:val="0000FF"/>
-          <w:sz w:val="24"/>
-          <w:u w:val="single"/>
-        </w:rPr>
-        <w:hyperlink r:id="rId9" w:history="1">
-          <w:r>
-            <w:rPr>
-              <w:rStyle w:val="Hyperlink"/>
-            </w:rPr>
-            <w:t>and</w:t>
-          </w:r>
-        </w:hyperlink>
-      </w:r>
-      <w:r>
-        <w:rPr>
-          <w:rFonts w:ascii="Charis SIL Italic" w:hAnsi="Charis SIL Italic" w:eastAsia="Charis SIL Italic"/>
-          <w:b w:val="0"/>
-          <w:i/>
-          <w:color w:val="0000FF"/>
-          <w:sz w:val="24"/>
-          <w:u w:val="single"/>
-        </w:rPr>
-        <w:t xml:space="preserve"> </w:t>
-      </w:r>
-      <w:r>
-        <w:rPr>
-          <w:rFonts w:ascii="Charis SIL Italic" w:hAnsi="Charis SIL Italic" w:eastAsia="Charis SIL Italic"/>
-          <w:b w:val="0"/>
-          <w:i/>
-          <w:color w:val="0000FF"/>
-          <w:sz w:val="24"/>
-          <w:u w:val="single"/>
-        </w:rPr>
-        <w:hyperlink r:id="rId9" w:history="1">
-          <w:r>
-            <w:rPr>
-              <w:rStyle w:val="Hyperlink"/>
-            </w:rPr>
-            <w:t>collections</w:t>
-          </w:r>
-        </w:hyperlink>
-      </w:r>
-      <w:r>
-        <w:rPr>
-          <w:rFonts w:ascii="Charis SIL Italic" w:hAnsi="Charis SIL Italic" w:eastAsia="Charis SIL Italic"/>
-          <w:b w:val="0"/>
-          <w:i/>
-          <w:color w:val="0000FF"/>
-          <w:sz w:val="24"/>
-          <w:u w:val="single"/>
-        </w:rPr>
-        <w:t xml:space="preserve"> </w:t>
-      </w:r>
-      <w:r>
-        <w:rPr>
-          <w:rFonts w:ascii="Charis SIL Italic" w:hAnsi="Charis SIL Italic" w:eastAsia="Charis SIL Italic"/>
-          <w:b w:val="0"/>
-          <w:i/>
-          <w:color w:val="0000FF"/>
-          <w:sz w:val="24"/>
-          <w:u w:val="single"/>
-        </w:rPr>
-        <w:hyperlink r:id="rId9" w:history="1">
-          <w:r>
-            <w:rPr>
-              <w:rStyle w:val="Hyperlink"/>
-            </w:rPr>
-            <w:t>acquired</w:t>
-          </w:r>
-        </w:hyperlink>
+        <w:t>e of cultural objects and collections acquired</w:t>
       </w:r>
       <w:r>
         <w:rPr>
@@ -722,13 +565,56 @@
       </w:r>
       <w:r>
         <w:rPr>
+          <w:u w:val="single" w:color="0000ff"/>
           <w:rFonts w:ascii="Charis SIL Regular" w:hAnsi="Charis SIL Regular" w:eastAsia="Charis SIL Regular"/>
           <w:b w:val="0"/>
           <w:i w:val="0"/>
           <w:color w:val="000000"/>
           <w:sz w:val="24"/>
         </w:rPr>
-        <w:t>atie _</w:t>
+        <w:hyperlink r:id="rId9" w:history="1">
+          <w:r>
+            <w:rPr>
+              <w:rStyle w:val="Hyperlink"/>
+            </w:rPr>
+            <w:t>a</w:t>
+          </w:r>
+        </w:hyperlink>
+      </w:r>
+      <w:r>
+        <w:rPr>
+          <w:u w:val="single" w:color="0000ff"/>
+          <w:rFonts w:ascii="Charis SIL Regular" w:hAnsi="Charis SIL Regular" w:eastAsia="Charis SIL Regular"/>
+          <w:b w:val="0"/>
+          <w:i w:val="0"/>
+          <w:color w:val="000000"/>
+          <w:sz w:val="24"/>
+        </w:rPr>
+        <w:hyperlink r:id="rId9" w:history="1">
+          <w:r>
+            <w:rPr>
+              <w:rStyle w:val="Hyperlink"/>
+            </w:rPr>
+            <w:t xml:space="preserve">tie </w:t>
+          </w:r>
+        </w:hyperlink>
+      </w:r>
+      <w:r>
+        <w:rPr>
+          <w:rFonts w:ascii="Charis SIL Regular" w:hAnsi="Charis SIL Regular" w:eastAsia="Charis SIL Regular"/>
+          <w:b w:val="0"/>
+          <w:i w:val="0"/>
+          <w:color w:val="000000"/>
+          <w:sz w:val="24"/>
+        </w:rPr>
+        <w:hyperlink r:id="rId9" w:history="1">
+          <w:r>
+            <w:rPr>
+              <w:rStyle w:val="Hyperlink"/>
+            </w:rPr>
+            <w:t>_</w:t>
+          </w:r>
+        </w:hyperlink>
       </w:r>
       <w:r>
         <w:rPr>
@@ -739,7 +625,7 @@
           <w:sz w:val="24"/>
           <w:u w:val="single"/>
         </w:rPr>
-        <w:hyperlink r:id="rId10" w:history="1">
+        <w:hyperlink r:id="rId9" w:history="1">
           <w:r>
             <w:rPr>
               <w:rStyle w:val="Hyperlink"/>
@@ -757,7 +643,7 @@
           <w:sz w:val="24"/>
           <w:u w:val="single"/>
         </w:rPr>
-        <w:hyperlink r:id="rId10" w:history="1">
+        <w:hyperlink r:id="rId9" w:history="1">
           <w:r>
             <w:rPr>
               <w:rStyle w:val="Hyperlink"/>
@@ -775,7 +661,7 @@
           <w:sz w:val="24"/>
           <w:u w:val="single"/>
         </w:rPr>
-        <w:hyperlink r:id="rId10" w:history="1">
+        <w:hyperlink r:id="rId9" w:history="1">
           <w:r>
             <w:rPr>
               <w:rStyle w:val="Hyperlink"/>
@@ -1010,7 +896,7 @@
           <w:sz w:val="24"/>
           <w:u w:val="single"/>
         </w:rPr>
-        <w:hyperlink r:id="rId9" w:history="1">
+        <w:hyperlink r:id="rId10" w:history="1">
           <w:r>
             <w:rPr>
               <w:rStyle w:val="Hyperlink"/>
@@ -1028,7 +914,7 @@
           <w:sz w:val="24"/>
           <w:u w:val="single"/>
         </w:rPr>
-        <w:hyperlink r:id="rId9" w:history="1">
+        <w:hyperlink r:id="rId10" w:history="1">
           <w:r>
             <w:rPr>
               <w:rStyle w:val="Hyperlink"/>
@@ -1104,7 +990,7 @@
           <w:sz w:val="24"/>
           <w:u w:val="single"/>
         </w:rPr>
-        <w:hyperlink r:id="rId10" w:history="1">
+        <w:hyperlink r:id="rId9" w:history="1">
           <w:r>
             <w:rPr>
               <w:rStyle w:val="Hyperlink"/>
@@ -1122,7 +1008,7 @@
           <w:sz w:val="24"/>
           <w:u w:val="single"/>
         </w:rPr>
-        <w:hyperlink r:id="rId10" w:history="1">
+        <w:hyperlink r:id="rId9" w:history="1">
           <w:r>
             <w:rPr>
               <w:rStyle w:val="Hyperlink"/>
@@ -1140,7 +1026,7 @@
           <w:sz w:val="24"/>
           <w:u w:val="single"/>
         </w:rPr>
-        <w:hyperlink r:id="rId10" w:history="1">
+        <w:hyperlink r:id="rId9" w:history="1">
           <w:r>
             <w:rPr>
               <w:rStyle w:val="Hyperlink"/>
@@ -1169,7 +1055,7 @@
           <w:sz w:val="24"/>
           <w:u w:val="single"/>
         </w:rPr>
-        <w:hyperlink r:id="rId10" w:history="1">
+        <w:hyperlink r:id="rId9" w:history="1">
           <w:r>
             <w:rPr>
               <w:rStyle w:val="Hyperlink"/>
@@ -2553,14 +2439,7 @@
           <w:color w:val="000000"/>
           <w:sz w:val="24"/>
         </w:rPr>
-        <w:hyperlink r:id="rId12" w:history="1">
-          <w:r>
-            <w:rPr>
-              <w:rStyle w:val="Hyperlink"/>
-            </w:rPr>
-            <w:t xml:space="preserve">de zoekhulp </w:t>
-          </w:r>
-        </w:hyperlink>
+        <w:t xml:space="preserve">de zoekhulp </w:t>
       </w:r>
       <w:r>
         <w:rPr>
@@ -2571,7 +2450,7 @@
           <w:sz w:val="24"/>
           <w:u w:val="single"/>
         </w:rPr>
-        <w:hyperlink r:id="rId12" w:history="1">
+        <w:hyperlink r:id="rId13" w:history="1">
           <w:r>
             <w:rPr>
               <w:rStyle w:val="Hyperlink"/>
@@ -2579,6 +2458,111 @@
             <w:t>H</w:t>
           </w:r>
         </w:hyperlink>
+      </w:r>
+      <w:r>
+        <w:rPr>
+          <w:rFonts w:ascii="Charis SIL Regular" w:hAnsi="Charis SIL Regular" w:eastAsia="Charis SIL Regular"/>
+          <w:b w:val="0"/>
+          <w:i w:val="0"/>
+          <w:color w:val="0000FF"/>
+          <w:sz w:val="24"/>
+          <w:u w:val="single"/>
+        </w:rPr>
+        <w:hyperlink r:id="rId13" w:history="1">
+          <w:r>
+            <w:rPr>
+              <w:rStyle w:val="Hyperlink"/>
+            </w:rPr>
+            <w:t>o</w:t>
+          </w:r>
+        </w:hyperlink>
+      </w:r>
+      <w:r>
+        <w:rPr>
+          <w:rFonts w:ascii="Charis SIL Regular" w:hAnsi="Charis SIL Regular" w:eastAsia="Charis SIL Regular"/>
+          <w:b w:val="0"/>
+          <w:i w:val="0"/>
+          <w:color w:val="0000FF"/>
+          <w:sz w:val="24"/>
+          <w:u w:val="single"/>
+        </w:rPr>
+        <w:hyperlink r:id="rId12" w:history="1">
+          <w:r>
+            <w:rPr>
+              <w:rStyle w:val="Hyperlink"/>
+            </w:rPr>
+            <w:t>e</w:t>
+          </w:r>
+        </w:hyperlink>
+      </w:r>
+      <w:r>
+        <w:rPr>
+          <w:rFonts w:ascii="Charis SIL Regular" w:hAnsi="Charis SIL Regular" w:eastAsia="Charis SIL Regular"/>
+          <w:b w:val="0"/>
+          <w:i w:val="0"/>
+          <w:color w:val="0000FF"/>
+          <w:sz w:val="24"/>
+          <w:u w:val="single"/>
+        </w:rPr>
+        <w:t xml:space="preserve"> </w:t>
+      </w:r>
+      <w:r>
+        <w:rPr>
+          <w:rFonts w:ascii="Charis SIL Regular" w:hAnsi="Charis SIL Regular" w:eastAsia="Charis SIL Regular"/>
+          <w:b w:val="0"/>
+          <w:i w:val="0"/>
+          <w:color w:val="0000FF"/>
+          <w:sz w:val="24"/>
+          <w:u w:val="single"/>
+        </w:rPr>
+        <w:hyperlink r:id="rId12" w:history="1">
+          <w:r>
+            <w:rPr>
+              <w:rStyle w:val="Hyperlink"/>
+            </w:rPr>
+            <w:t>doe</w:t>
+          </w:r>
+        </w:hyperlink>
+      </w:r>
+      <w:r>
+        <w:rPr>
+          <w:rFonts w:ascii="Charis SIL Regular" w:hAnsi="Charis SIL Regular" w:eastAsia="Charis SIL Regular"/>
+          <w:b w:val="0"/>
+          <w:i w:val="0"/>
+          <w:color w:val="0000FF"/>
+          <w:sz w:val="24"/>
+          <w:u w:val="single"/>
+        </w:rPr>
+        <w:t xml:space="preserve"> </w:t>
+      </w:r>
+      <w:r>
+        <w:rPr>
+          <w:rFonts w:ascii="Charis SIL Regular" w:hAnsi="Charis SIL Regular" w:eastAsia="Charis SIL Regular"/>
+          <w:b w:val="0"/>
+          <w:i w:val="0"/>
+          <w:color w:val="0000FF"/>
+          <w:sz w:val="24"/>
+          <w:u w:val="single"/>
+        </w:rPr>
+        <w:hyperlink r:id="rId12" w:history="1">
+          <w:r>
+            <w:rPr>
+              <w:rStyle w:val="Hyperlink"/>
+            </w:rPr>
+            <w:t>ik</w:t>
+          </w:r>
+        </w:hyperlink>
+      </w:r>
+      <w:r>
+        <w:rPr>
+          <w:rFonts w:ascii="Charis SIL Regular" w:hAnsi="Charis SIL Regular" w:eastAsia="Charis SIL Regular"/>
+          <w:b w:val="0"/>
+          <w:i w:val="0"/>
+          <w:color w:val="0000FF"/>
+          <w:sz w:val="24"/>
+          <w:u w:val="single"/>
+        </w:rPr>
+        <w:t xml:space="preserve"> </w:t>
       </w:r>
       <w:r>
         <w:rPr>
@@ -2612,111 +2596,6 @@
             <w:rPr>
               <w:rStyle w:val="Hyperlink"/>
             </w:rPr>
-            <w:t>e</w:t>
-          </w:r>
-        </w:hyperlink>
-      </w:r>
-      <w:r>
-        <w:rPr>
-          <w:rFonts w:ascii="Charis SIL Regular" w:hAnsi="Charis SIL Regular" w:eastAsia="Charis SIL Regular"/>
-          <w:b w:val="0"/>
-          <w:i w:val="0"/>
-          <w:color w:val="0000FF"/>
-          <w:sz w:val="24"/>
-          <w:u w:val="single"/>
-        </w:rPr>
-        <w:t xml:space="preserve"> </w:t>
-      </w:r>
-      <w:r>
-        <w:rPr>
-          <w:rFonts w:ascii="Charis SIL Regular" w:hAnsi="Charis SIL Regular" w:eastAsia="Charis SIL Regular"/>
-          <w:b w:val="0"/>
-          <w:i w:val="0"/>
-          <w:color w:val="0000FF"/>
-          <w:sz w:val="24"/>
-          <w:u w:val="single"/>
-        </w:rPr>
-        <w:hyperlink r:id="rId13" w:history="1">
-          <w:r>
-            <w:rPr>
-              <w:rStyle w:val="Hyperlink"/>
-            </w:rPr>
-            <w:t>doe</w:t>
-          </w:r>
-        </w:hyperlink>
-      </w:r>
-      <w:r>
-        <w:rPr>
-          <w:rFonts w:ascii="Charis SIL Regular" w:hAnsi="Charis SIL Regular" w:eastAsia="Charis SIL Regular"/>
-          <w:b w:val="0"/>
-          <w:i w:val="0"/>
-          <w:color w:val="0000FF"/>
-          <w:sz w:val="24"/>
-          <w:u w:val="single"/>
-        </w:rPr>
-        <w:t xml:space="preserve"> </w:t>
-      </w:r>
-      <w:r>
-        <w:rPr>
-          <w:rFonts w:ascii="Charis SIL Regular" w:hAnsi="Charis SIL Regular" w:eastAsia="Charis SIL Regular"/>
-          <w:b w:val="0"/>
-          <w:i w:val="0"/>
-          <w:color w:val="0000FF"/>
-          <w:sz w:val="24"/>
-          <w:u w:val="single"/>
-        </w:rPr>
-        <w:hyperlink r:id="rId13" w:history="1">
-          <w:r>
-            <w:rPr>
-              <w:rStyle w:val="Hyperlink"/>
-            </w:rPr>
-            <w:t>ik</w:t>
-          </w:r>
-        </w:hyperlink>
-      </w:r>
-      <w:r>
-        <w:rPr>
-          <w:rFonts w:ascii="Charis SIL Regular" w:hAnsi="Charis SIL Regular" w:eastAsia="Charis SIL Regular"/>
-          <w:b w:val="0"/>
-          <w:i w:val="0"/>
-          <w:color w:val="0000FF"/>
-          <w:sz w:val="24"/>
-          <w:u w:val="single"/>
-        </w:rPr>
-        <w:t xml:space="preserve"> </w:t>
-      </w:r>
-      <w:r>
-        <w:rPr>
-          <w:rFonts w:ascii="Charis SIL Regular" w:hAnsi="Charis SIL Regular" w:eastAsia="Charis SIL Regular"/>
-          <w:b w:val="0"/>
-          <w:i w:val="0"/>
-          <w:color w:val="0000FF"/>
-          <w:sz w:val="24"/>
-          <w:u w:val="single"/>
-        </w:rPr>
-        <w:hyperlink r:id="rId13" w:history="1">
-          <w:r>
-            <w:rPr>
-              <w:rStyle w:val="Hyperlink"/>
-            </w:rPr>
-            <w:t>o</w:t>
-          </w:r>
-        </w:hyperlink>
-      </w:r>
-      <w:r>
-        <w:rPr>
-          <w:rFonts w:ascii="Charis SIL Regular" w:hAnsi="Charis SIL Regular" w:eastAsia="Charis SIL Regular"/>
-          <w:b w:val="0"/>
-          <w:i w:val="0"/>
-          <w:color w:val="0000FF"/>
-          <w:sz w:val="24"/>
-          <w:u w:val="single"/>
-        </w:rPr>
-        <w:hyperlink r:id="rId13" w:history="1">
-          <w:r>
-            <w:rPr>
-              <w:rStyle w:val="Hyperlink"/>
-            </w:rPr>
             <w:t>n</w:t>
           </w:r>
         </w:hyperlink>
@@ -2730,7 +2609,7 @@
           <w:sz w:val="24"/>
           <w:u w:val="single"/>
         </w:rPr>
-        <w:hyperlink r:id="rId13" w:history="1">
+        <w:hyperlink r:id="rId12" w:history="1">
           <w:r>
             <w:rPr>
               <w:rStyle w:val="Hyperlink"/>
@@ -2748,7 +2627,7 @@
           <w:sz w:val="24"/>
           <w:u w:val="single"/>
         </w:rPr>
-        <w:hyperlink r:id="rId13" w:history="1">
+        <w:hyperlink r:id="rId12" w:history="1">
           <w:r>
             <w:rPr>
               <w:rStyle w:val="Hyperlink"/>
@@ -2766,7 +2645,7 @@
           <w:sz w:val="24"/>
           <w:u w:val="single"/>
         </w:rPr>
-        <w:hyperlink r:id="rId13" w:history="1">
+        <w:hyperlink r:id="rId12" w:history="1">
           <w:r>
             <w:rPr>
               <w:rStyle w:val="Hyperlink"/>
@@ -2795,7 +2674,7 @@
           <w:sz w:val="24"/>
           <w:u w:val="single"/>
         </w:rPr>
-        <w:hyperlink r:id="rId13" w:history="1">
+        <w:hyperlink r:id="rId12" w:history="1">
           <w:r>
             <w:rPr>
               <w:rStyle w:val="Hyperlink"/>
@@ -3506,56 +3385,8 @@
           <w:i/>
           <w:color w:val="0000FF"/>
           <w:sz w:val="24"/>
-          <w:u w:val="single"/>
-        </w:rPr>
-        <w:t>Cultural Objects and Collectio</w:t>
-      </w:r>
-      <w:r>
-        <w:rPr>
-          <w:rFonts w:ascii="Charis SIL Italic" w:hAnsi="Charis SIL Italic" w:eastAsia="Charis SIL Italic"/>
-          <w:b w:val="0"/>
-          <w:i/>
-          <w:color w:val="0000FF"/>
-          <w:sz w:val="24"/>
-          <w:u w:val="single"/>
-        </w:rPr>
-        <w:hyperlink r:id="rId16" w:history="1">
-          <w:r>
-            <w:rPr>
-              <w:rStyle w:val="Hyperlink"/>
-            </w:rPr>
-            <w:t>ns</w:t>
-          </w:r>
-        </w:hyperlink>
-      </w:r>
-      <w:r>
-        <w:rPr>
-          <w:rFonts w:ascii="Charis SIL Italic" w:hAnsi="Charis SIL Italic" w:eastAsia="Charis SIL Italic"/>
-          <w:b w:val="0"/>
-          <w:i/>
-          <w:color w:val="0000FF"/>
-          <w:sz w:val="24"/>
-          <w:u w:val="single"/>
-        </w:rPr>
-        <w:t xml:space="preserve"> </w:t>
-      </w:r>
-      <w:r>
-        <w:rPr>
-          <w:rFonts w:ascii="Charis SIL Italic" w:hAnsi="Charis SIL Italic" w:eastAsia="Charis SIL Italic"/>
-          <w:b w:val="0"/>
-          <w:i/>
-          <w:color w:val="0000FF"/>
-          <w:sz w:val="24"/>
-          <w:u w:val="single"/>
-        </w:rPr>
-        <w:hyperlink r:id="rId16" w:history="1">
-          <w:r>
-            <w:rPr>
-              <w:rStyle w:val="Hyperlink"/>
-            </w:rPr>
-            <w:t>Ac</w:t>
-          </w:r>
-        </w:hyperlink>
+        </w:rPr>
+        <w:t>Cultural Objects and Collections Ac</w:t>
       </w:r>
       <w:r>
         <w:rPr>
@@ -4410,24 +4241,7 @@
           <w:color w:val="000000"/>
           <w:sz w:val="24"/>
         </w:rPr>
-        <w:hyperlink r:id="rId10" w:history="1">
-          <w:r>
-            <w:rPr>
-              <w:rStyle w:val="Hyperlink"/>
-            </w:rPr>
-            <w:t>y, Konstant</w:t>
-          </w:r>
-        </w:hyperlink>
-      </w:r>
-      <w:r>
-        <w:rPr>
-          <w:rFonts w:ascii="Charis SIL Regular" w:hAnsi="Charis SIL Regular" w:eastAsia="Charis SIL Regular"/>
-          <w:b w:val="0"/>
-          <w:i w:val="0"/>
-          <w:color w:val="000000"/>
-          <w:sz w:val="24"/>
-        </w:rPr>
-        <w:t xml:space="preserve">in Akinsha and Amy L. Walsh, </w:t>
+        <w:t xml:space="preserve">y, Konstantin Akinsha and Amy L. Walsh, </w:t>
       </w:r>
       <w:r>
         <w:rPr>

--- a/EXPORTS/DOCX/published/niveau1/Dutch/DoingResearch.docx
+++ b/EXPORTS/DOCX/published/niveau1/Dutch/DoingResearch.docx
@@ -366,7 +366,104 @@
           <w:color w:val="0000FF"/>
           <w:sz w:val="24"/>
         </w:rPr>
-        <w:t>e of cultural objects and collections acquired</w:t>
+        <w:t>e</w:t>
+      </w:r>
+      <w:r>
+        <w:rPr>
+          <w:rFonts w:ascii="Charis SIL Italic" w:hAnsi="Charis SIL Italic" w:eastAsia="Charis SIL Italic"/>
+          <w:b w:val="0"/>
+          <w:i/>
+          <w:color w:val="0000FF"/>
+          <w:sz w:val="24"/>
+          <w:u w:val="single"/>
+        </w:rPr>
+        <w:t xml:space="preserve"> </w:t>
+      </w:r>
+      <w:r>
+        <w:rPr>
+          <w:rFonts w:ascii="Charis SIL Italic" w:hAnsi="Charis SIL Italic" w:eastAsia="Charis SIL Italic"/>
+          <w:b w:val="0"/>
+          <w:i/>
+          <w:color w:val="0000FF"/>
+          <w:sz w:val="24"/>
+          <w:u w:val="single"/>
+        </w:rPr>
+        <w:hyperlink r:id="rId9" w:history="1">
+          <w:r>
+            <w:rPr>
+              <w:rStyle w:val="Hyperlink"/>
+            </w:rPr>
+            <w:t>of</w:t>
+          </w:r>
+        </w:hyperlink>
+      </w:r>
+      <w:r>
+        <w:rPr>
+          <w:rFonts w:ascii="Charis SIL Italic" w:hAnsi="Charis SIL Italic" w:eastAsia="Charis SIL Italic"/>
+          <w:b w:val="0"/>
+          <w:i/>
+          <w:color w:val="0000FF"/>
+          <w:sz w:val="24"/>
+          <w:u w:val="single"/>
+        </w:rPr>
+        <w:t xml:space="preserve"> </w:t>
+      </w:r>
+      <w:r>
+        <w:rPr>
+          <w:rFonts w:ascii="Charis SIL Italic" w:hAnsi="Charis SIL Italic" w:eastAsia="Charis SIL Italic"/>
+          <w:b w:val="0"/>
+          <w:i/>
+          <w:color w:val="0000FF"/>
+          <w:sz w:val="24"/>
+          <w:u w:val="single"/>
+        </w:rPr>
+        <w:hyperlink r:id="rId9" w:history="1">
+          <w:r>
+            <w:rPr>
+              <w:rStyle w:val="Hyperlink"/>
+            </w:rPr>
+            <w:t>cultural</w:t>
+          </w:r>
+        </w:hyperlink>
+      </w:r>
+      <w:r>
+        <w:rPr>
+          <w:rFonts w:ascii="Charis SIL Italic" w:hAnsi="Charis SIL Italic" w:eastAsia="Charis SIL Italic"/>
+          <w:b w:val="0"/>
+          <w:i/>
+          <w:color w:val="0000FF"/>
+          <w:sz w:val="24"/>
+          <w:u w:val="single"/>
+        </w:rPr>
+        <w:t xml:space="preserve"> </w:t>
+      </w:r>
+      <w:r>
+        <w:rPr>
+          <w:rFonts w:ascii="Charis SIL Italic" w:hAnsi="Charis SIL Italic" w:eastAsia="Charis SIL Italic"/>
+          <w:b w:val="0"/>
+          <w:i/>
+          <w:color w:val="0000FF"/>
+          <w:sz w:val="24"/>
+          <w:u w:val="single"/>
+        </w:rPr>
+        <w:hyperlink r:id="rId9" w:history="1">
+          <w:r>
+            <w:rPr>
+              <w:rStyle w:val="Hyperlink"/>
+            </w:rPr>
+            <w:t>objects</w:t>
+          </w:r>
+        </w:hyperlink>
+      </w:r>
+      <w:r>
+        <w:rPr>
+          <w:rFonts w:ascii="Charis SIL Italic" w:hAnsi="Charis SIL Italic" w:eastAsia="Charis SIL Italic"/>
+          <w:b w:val="0"/>
+          <w:i/>
+          <w:color w:val="0000FF"/>
+          <w:sz w:val="24"/>
+        </w:rPr>
+        <w:t xml:space="preserve"> and collections acquired</w:t>
       </w:r>
       <w:r>
         <w:rPr>
@@ -547,74 +644,13 @@
       </w:r>
       <w:r>
         <w:rPr>
-          <w:u w:val="single" w:color="0000ff"/>
           <w:rFonts w:ascii="Charis SIL Regular" w:hAnsi="Charis SIL Regular" w:eastAsia="Charis SIL Regular"/>
           <w:b w:val="0"/>
           <w:i w:val="0"/>
           <w:color w:val="000000"/>
           <w:sz w:val="24"/>
         </w:rPr>
-        <w:hyperlink r:id="rId9" w:history="1">
-          <w:r>
-            <w:rPr>
-              <w:rStyle w:val="Hyperlink"/>
-            </w:rPr>
-            <w:t>public</w:t>
-          </w:r>
-        </w:hyperlink>
-      </w:r>
-      <w:r>
-        <w:rPr>
-          <w:u w:val="single" w:color="0000ff"/>
-          <w:rFonts w:ascii="Charis SIL Regular" w:hAnsi="Charis SIL Regular" w:eastAsia="Charis SIL Regular"/>
-          <w:b w:val="0"/>
-          <w:i w:val="0"/>
-          <w:color w:val="000000"/>
-          <w:sz w:val="24"/>
-        </w:rPr>
-        <w:hyperlink r:id="rId9" w:history="1">
-          <w:r>
-            <w:rPr>
-              <w:rStyle w:val="Hyperlink"/>
-            </w:rPr>
-            <w:t>a</w:t>
-          </w:r>
-        </w:hyperlink>
-      </w:r>
-      <w:r>
-        <w:rPr>
-          <w:u w:val="single" w:color="0000ff"/>
-          <w:rFonts w:ascii="Charis SIL Regular" w:hAnsi="Charis SIL Regular" w:eastAsia="Charis SIL Regular"/>
-          <w:b w:val="0"/>
-          <w:i w:val="0"/>
-          <w:color w:val="000000"/>
-          <w:sz w:val="24"/>
-        </w:rPr>
-        <w:hyperlink r:id="rId9" w:history="1">
-          <w:r>
-            <w:rPr>
-              <w:rStyle w:val="Hyperlink"/>
-            </w:rPr>
-            <w:t xml:space="preserve">tie </w:t>
-          </w:r>
-        </w:hyperlink>
-      </w:r>
-      <w:r>
-        <w:rPr>
-          <w:rFonts w:ascii="Charis SIL Regular" w:hAnsi="Charis SIL Regular" w:eastAsia="Charis SIL Regular"/>
-          <w:b w:val="0"/>
-          <w:i w:val="0"/>
-          <w:color w:val="000000"/>
-          <w:sz w:val="24"/>
-        </w:rPr>
-        <w:hyperlink r:id="rId9" w:history="1">
-          <w:r>
-            <w:rPr>
-              <w:rStyle w:val="Hyperlink"/>
-            </w:rPr>
-            <w:t>_</w:t>
-          </w:r>
-        </w:hyperlink>
+        <w:t>publicatie _</w:t>
       </w:r>
       <w:r>
         <w:rPr>

--- a/EXPORTS/DOCX/published/niveau1/Dutch/DoingResearch.docx
+++ b/EXPORTS/DOCX/published/niveau1/Dutch/DoingResearch.docx
@@ -337,7 +337,7 @@
             <w:rPr>
               <w:rStyle w:val="Hyperlink"/>
             </w:rPr>
-            <w:t>significan</w:t>
+            <w:t>significanc</w:t>
           </w:r>
         </w:hyperlink>
       </w:r>
@@ -348,23 +348,7 @@
           <w:i/>
           <w:color w:val="0000FF"/>
           <w:sz w:val="24"/>
-        </w:rPr>
-        <w:hyperlink r:id="rId9" w:history="1">
-          <w:r>
-            <w:rPr>
-              <w:rStyle w:val="Hyperlink"/>
-            </w:rPr>
-            <w:t>c</w:t>
-          </w:r>
-        </w:hyperlink>
-      </w:r>
-      <w:r>
-        <w:rPr>
-          <w:rFonts w:ascii="Charis SIL Italic" w:hAnsi="Charis SIL Italic" w:eastAsia="Charis SIL Italic"/>
-          <w:b w:val="0"/>
-          <w:i/>
-          <w:color w:val="0000FF"/>
-          <w:sz w:val="24"/>
+          <w:u w:val="single"/>
         </w:rPr>
         <w:t>e</w:t>
       </w:r>
@@ -462,8 +446,85 @@
           <w:i/>
           <w:color w:val="0000FF"/>
           <w:sz w:val="24"/>
-        </w:rPr>
-        <w:t xml:space="preserve"> and collections acquired</w:t>
+          <w:u w:val="single"/>
+        </w:rPr>
+        <w:t xml:space="preserve"> </w:t>
+      </w:r>
+      <w:r>
+        <w:rPr>
+          <w:rFonts w:ascii="Charis SIL Italic" w:hAnsi="Charis SIL Italic" w:eastAsia="Charis SIL Italic"/>
+          <w:b w:val="0"/>
+          <w:i/>
+          <w:color w:val="0000FF"/>
+          <w:sz w:val="24"/>
+          <w:u w:val="single"/>
+        </w:rPr>
+        <w:hyperlink r:id="rId9" w:history="1">
+          <w:r>
+            <w:rPr>
+              <w:rStyle w:val="Hyperlink"/>
+            </w:rPr>
+            <w:t>and</w:t>
+          </w:r>
+        </w:hyperlink>
+      </w:r>
+      <w:r>
+        <w:rPr>
+          <w:rFonts w:ascii="Charis SIL Italic" w:hAnsi="Charis SIL Italic" w:eastAsia="Charis SIL Italic"/>
+          <w:b w:val="0"/>
+          <w:i/>
+          <w:color w:val="0000FF"/>
+          <w:sz w:val="24"/>
+          <w:u w:val="single"/>
+        </w:rPr>
+        <w:t xml:space="preserve"> </w:t>
+      </w:r>
+      <w:r>
+        <w:rPr>
+          <w:rFonts w:ascii="Charis SIL Italic" w:hAnsi="Charis SIL Italic" w:eastAsia="Charis SIL Italic"/>
+          <w:b w:val="0"/>
+          <w:i/>
+          <w:color w:val="0000FF"/>
+          <w:sz w:val="24"/>
+          <w:u w:val="single"/>
+        </w:rPr>
+        <w:hyperlink r:id="rId9" w:history="1">
+          <w:r>
+            <w:rPr>
+              <w:rStyle w:val="Hyperlink"/>
+            </w:rPr>
+            <w:t>collections</w:t>
+          </w:r>
+        </w:hyperlink>
+      </w:r>
+      <w:r>
+        <w:rPr>
+          <w:rFonts w:ascii="Charis SIL Italic" w:hAnsi="Charis SIL Italic" w:eastAsia="Charis SIL Italic"/>
+          <w:b w:val="0"/>
+          <w:i/>
+          <w:color w:val="0000FF"/>
+          <w:sz w:val="24"/>
+          <w:u w:val="single"/>
+        </w:rPr>
+        <w:t xml:space="preserve"> </w:t>
+      </w:r>
+      <w:r>
+        <w:rPr>
+          <w:rFonts w:ascii="Charis SIL Italic" w:hAnsi="Charis SIL Italic" w:eastAsia="Charis SIL Italic"/>
+          <w:b w:val="0"/>
+          <w:i/>
+          <w:color w:val="0000FF"/>
+          <w:sz w:val="24"/>
+          <w:u w:val="single"/>
+        </w:rPr>
+        <w:hyperlink r:id="rId9" w:history="1">
+          <w:r>
+            <w:rPr>
+              <w:rStyle w:val="Hyperlink"/>
+            </w:rPr>
+            <w:t>acquired</w:t>
+          </w:r>
+        </w:hyperlink>
       </w:r>
       <w:r>
         <w:rPr>
@@ -613,16 +674,8 @@
           <w:i/>
           <w:color w:val="0000FF"/>
           <w:sz w:val="24"/>
-          <w:u w:val="single"/>
-        </w:rPr>
-        <w:hyperlink r:id="rId9" w:history="1">
-          <w:r>
-            <w:rPr>
-              <w:rStyle w:val="Hyperlink"/>
-            </w:rPr>
-            <w:t>s</w:t>
-          </w:r>
-        </w:hyperlink>
+        </w:rPr>
+        <w:t>s</w:t>
       </w:r>
       <w:r>
         <w:rPr>
@@ -644,13 +697,75 @@
       </w:r>
       <w:r>
         <w:rPr>
+          <w:u w:val="single" w:color="0000ff"/>
           <w:rFonts w:ascii="Charis SIL Regular" w:hAnsi="Charis SIL Regular" w:eastAsia="Charis SIL Regular"/>
           <w:b w:val="0"/>
           <w:i w:val="0"/>
           <w:color w:val="000000"/>
           <w:sz w:val="24"/>
         </w:rPr>
-        <w:t>publicatie _</w:t>
+        <w:hyperlink r:id="rId9" w:history="1">
+          <w:r>
+            <w:rPr>
+              <w:rStyle w:val="Hyperlink"/>
+            </w:rPr>
+            <w:t>public</w:t>
+          </w:r>
+        </w:hyperlink>
+      </w:r>
+      <w:r>
+        <w:rPr>
+          <w:u w:val="single" w:color="0000ff"/>
+          <w:rFonts w:ascii="Charis SIL Regular" w:hAnsi="Charis SIL Regular" w:eastAsia="Charis SIL Regular"/>
+          <w:b w:val="0"/>
+          <w:i w:val="0"/>
+          <w:color w:val="000000"/>
+          <w:sz w:val="24"/>
+        </w:rPr>
+        <w:hyperlink r:id="rId9" w:history="1">
+          <w:r>
+            <w:rPr>
+              <w:rStyle w:val="Hyperlink"/>
+            </w:rPr>
+            <w:t>a</w:t>
+          </w:r>
+        </w:hyperlink>
+      </w:r>
+      <w:r>
+        <w:rPr>
+          <w:u w:val="single" w:color="0000ff"/>
+          <w:rFonts w:ascii="Charis SIL Regular" w:hAnsi="Charis SIL Regular" w:eastAsia="Charis SIL Regular"/>
+          <w:b w:val="0"/>
+          <w:i w:val="0"/>
+          <w:color w:val="000000"/>
+          <w:sz w:val="24"/>
+        </w:rPr>
+        <w:hyperlink r:id="rId9" w:history="1">
+          <w:r>
+            <w:rPr>
+              <w:rStyle w:val="Hyperlink"/>
+            </w:rPr>
+            <w:t xml:space="preserve">tie </w:t>
+          </w:r>
+        </w:hyperlink>
+      </w:r>
+      <w:r>
+        <w:rPr>
+          <w:u w:val="single" w:color="0000ff"/>
+          <w:rFonts w:ascii="Charis SIL Regular" w:hAnsi="Charis SIL Regular" w:eastAsia="Charis SIL Regular"/>
+          <w:b w:val="0"/>
+          <w:i w:val="0"/>
+          <w:color w:val="000000"/>
+          <w:sz w:val="24"/>
+        </w:rPr>
+        <w:hyperlink r:id="rId9" w:history="1">
+          <w:r>
+            <w:rPr>
+              <w:rStyle w:val="Hyperlink"/>
+            </w:rPr>
+            <w:t>_</w:t>
+          </w:r>
+        </w:hyperlink>
       </w:r>
       <w:r>
         <w:rPr>
@@ -874,7 +989,7 @@
           <w:sz w:val="24"/>
           <w:u w:val="single"/>
         </w:rPr>
-        <w:hyperlink r:id="rId9" w:history="1">
+        <w:hyperlink r:id="rId10" w:history="1">
           <w:r>
             <w:rPr>
               <w:rStyle w:val="Hyperlink"/>
@@ -903,7 +1018,7 @@
           <w:sz w:val="24"/>
           <w:u w:val="single"/>
         </w:rPr>
-        <w:hyperlink r:id="rId9" w:history="1">
+        <w:hyperlink r:id="rId10" w:history="1">
           <w:r>
             <w:rPr>
               <w:rStyle w:val="Hyperlink"/>
@@ -932,7 +1047,7 @@
           <w:sz w:val="24"/>
           <w:u w:val="single"/>
         </w:rPr>
-        <w:hyperlink r:id="rId10" w:history="1">
+        <w:hyperlink r:id="rId9" w:history="1">
           <w:r>
             <w:rPr>
               <w:rStyle w:val="Hyperlink"/>
@@ -950,7 +1065,7 @@
           <w:sz w:val="24"/>
           <w:u w:val="single"/>
         </w:rPr>
-        <w:hyperlink r:id="rId10" w:history="1">
+        <w:hyperlink r:id="rId9" w:history="1">
           <w:r>
             <w:rPr>
               <w:rStyle w:val="Hyperlink"/>
@@ -2464,18 +2579,7 @@
           <w:color w:val="000000"/>
           <w:sz w:val="24"/>
         </w:rPr>
-        <w:t xml:space="preserve">Haag is </w:t>
-      </w:r>
-      <w:r>
-        <w:rPr>
-          <w:u w:val="single" w:color="0000ff"/>
-          <w:rFonts w:ascii="Charis SIL Regular" w:hAnsi="Charis SIL Regular" w:eastAsia="Charis SIL Regular"/>
-          <w:b w:val="0"/>
-          <w:i w:val="0"/>
-          <w:color w:val="000000"/>
-          <w:sz w:val="24"/>
-        </w:rPr>
-        <w:t xml:space="preserve">de zoekhulp </w:t>
+        <w:t xml:space="preserve">Haag is de zoekhulp </w:t>
       </w:r>
       <w:r>
         <w:rPr>
@@ -2504,6 +2608,111 @@
           <w:sz w:val="24"/>
           <w:u w:val="single"/>
         </w:rPr>
+        <w:hyperlink r:id="rId12" w:history="1">
+          <w:r>
+            <w:rPr>
+              <w:rStyle w:val="Hyperlink"/>
+            </w:rPr>
+            <w:t>o</w:t>
+          </w:r>
+        </w:hyperlink>
+      </w:r>
+      <w:r>
+        <w:rPr>
+          <w:rFonts w:ascii="Charis SIL Regular" w:hAnsi="Charis SIL Regular" w:eastAsia="Charis SIL Regular"/>
+          <w:b w:val="0"/>
+          <w:i w:val="0"/>
+          <w:color w:val="0000FF"/>
+          <w:sz w:val="24"/>
+          <w:u w:val="single"/>
+        </w:rPr>
+        <w:hyperlink r:id="rId12" w:history="1">
+          <w:r>
+            <w:rPr>
+              <w:rStyle w:val="Hyperlink"/>
+            </w:rPr>
+            <w:t>e</w:t>
+          </w:r>
+        </w:hyperlink>
+      </w:r>
+      <w:r>
+        <w:rPr>
+          <w:rFonts w:ascii="Charis SIL Regular" w:hAnsi="Charis SIL Regular" w:eastAsia="Charis SIL Regular"/>
+          <w:b w:val="0"/>
+          <w:i w:val="0"/>
+          <w:color w:val="0000FF"/>
+          <w:sz w:val="24"/>
+          <w:u w:val="single"/>
+        </w:rPr>
+        <w:t xml:space="preserve"> </w:t>
+      </w:r>
+      <w:r>
+        <w:rPr>
+          <w:rFonts w:ascii="Charis SIL Regular" w:hAnsi="Charis SIL Regular" w:eastAsia="Charis SIL Regular"/>
+          <w:b w:val="0"/>
+          <w:i w:val="0"/>
+          <w:color w:val="0000FF"/>
+          <w:sz w:val="24"/>
+          <w:u w:val="single"/>
+        </w:rPr>
+        <w:hyperlink r:id="rId12" w:history="1">
+          <w:r>
+            <w:rPr>
+              <w:rStyle w:val="Hyperlink"/>
+            </w:rPr>
+            <w:t>doe</w:t>
+          </w:r>
+        </w:hyperlink>
+      </w:r>
+      <w:r>
+        <w:rPr>
+          <w:rFonts w:ascii="Charis SIL Regular" w:hAnsi="Charis SIL Regular" w:eastAsia="Charis SIL Regular"/>
+          <w:b w:val="0"/>
+          <w:i w:val="0"/>
+          <w:color w:val="0000FF"/>
+          <w:sz w:val="24"/>
+          <w:u w:val="single"/>
+        </w:rPr>
+        <w:t xml:space="preserve"> </w:t>
+      </w:r>
+      <w:r>
+        <w:rPr>
+          <w:rFonts w:ascii="Charis SIL Regular" w:hAnsi="Charis SIL Regular" w:eastAsia="Charis SIL Regular"/>
+          <w:b w:val="0"/>
+          <w:i w:val="0"/>
+          <w:color w:val="0000FF"/>
+          <w:sz w:val="24"/>
+          <w:u w:val="single"/>
+        </w:rPr>
+        <w:hyperlink r:id="rId12" w:history="1">
+          <w:r>
+            <w:rPr>
+              <w:rStyle w:val="Hyperlink"/>
+            </w:rPr>
+            <w:t>ik</w:t>
+          </w:r>
+        </w:hyperlink>
+      </w:r>
+      <w:r>
+        <w:rPr>
+          <w:rFonts w:ascii="Charis SIL Regular" w:hAnsi="Charis SIL Regular" w:eastAsia="Charis SIL Regular"/>
+          <w:b w:val="0"/>
+          <w:i w:val="0"/>
+          <w:color w:val="0000FF"/>
+          <w:sz w:val="24"/>
+          <w:u w:val="single"/>
+        </w:rPr>
+        <w:t xml:space="preserve"> </w:t>
+      </w:r>
+      <w:r>
+        <w:rPr>
+          <w:rFonts w:ascii="Charis SIL Regular" w:hAnsi="Charis SIL Regular" w:eastAsia="Charis SIL Regular"/>
+          <w:b w:val="0"/>
+          <w:i w:val="0"/>
+          <w:color w:val="0000FF"/>
+          <w:sz w:val="24"/>
+          <w:u w:val="single"/>
+        </w:rPr>
         <w:hyperlink r:id="rId13" w:history="1">
           <w:r>
             <w:rPr>
@@ -2522,112 +2731,7 @@
           <w:sz w:val="24"/>
           <w:u w:val="single"/>
         </w:rPr>
-        <w:hyperlink r:id="rId12" w:history="1">
-          <w:r>
-            <w:rPr>
-              <w:rStyle w:val="Hyperlink"/>
-            </w:rPr>
-            <w:t>e</w:t>
-          </w:r>
-        </w:hyperlink>
-      </w:r>
-      <w:r>
-        <w:rPr>
-          <w:rFonts w:ascii="Charis SIL Regular" w:hAnsi="Charis SIL Regular" w:eastAsia="Charis SIL Regular"/>
-          <w:b w:val="0"/>
-          <w:i w:val="0"/>
-          <w:color w:val="0000FF"/>
-          <w:sz w:val="24"/>
-          <w:u w:val="single"/>
-        </w:rPr>
-        <w:t xml:space="preserve"> </w:t>
-      </w:r>
-      <w:r>
-        <w:rPr>
-          <w:rFonts w:ascii="Charis SIL Regular" w:hAnsi="Charis SIL Regular" w:eastAsia="Charis SIL Regular"/>
-          <w:b w:val="0"/>
-          <w:i w:val="0"/>
-          <w:color w:val="0000FF"/>
-          <w:sz w:val="24"/>
-          <w:u w:val="single"/>
-        </w:rPr>
-        <w:hyperlink r:id="rId12" w:history="1">
-          <w:r>
-            <w:rPr>
-              <w:rStyle w:val="Hyperlink"/>
-            </w:rPr>
-            <w:t>doe</w:t>
-          </w:r>
-        </w:hyperlink>
-      </w:r>
-      <w:r>
-        <w:rPr>
-          <w:rFonts w:ascii="Charis SIL Regular" w:hAnsi="Charis SIL Regular" w:eastAsia="Charis SIL Regular"/>
-          <w:b w:val="0"/>
-          <w:i w:val="0"/>
-          <w:color w:val="0000FF"/>
-          <w:sz w:val="24"/>
-          <w:u w:val="single"/>
-        </w:rPr>
-        <w:t xml:space="preserve"> </w:t>
-      </w:r>
-      <w:r>
-        <w:rPr>
-          <w:rFonts w:ascii="Charis SIL Regular" w:hAnsi="Charis SIL Regular" w:eastAsia="Charis SIL Regular"/>
-          <w:b w:val="0"/>
-          <w:i w:val="0"/>
-          <w:color w:val="0000FF"/>
-          <w:sz w:val="24"/>
-          <w:u w:val="single"/>
-        </w:rPr>
-        <w:hyperlink r:id="rId12" w:history="1">
-          <w:r>
-            <w:rPr>
-              <w:rStyle w:val="Hyperlink"/>
-            </w:rPr>
-            <w:t>ik</w:t>
-          </w:r>
-        </w:hyperlink>
-      </w:r>
-      <w:r>
-        <w:rPr>
-          <w:rFonts w:ascii="Charis SIL Regular" w:hAnsi="Charis SIL Regular" w:eastAsia="Charis SIL Regular"/>
-          <w:b w:val="0"/>
-          <w:i w:val="0"/>
-          <w:color w:val="0000FF"/>
-          <w:sz w:val="24"/>
-          <w:u w:val="single"/>
-        </w:rPr>
-        <w:t xml:space="preserve"> </w:t>
-      </w:r>
-      <w:r>
-        <w:rPr>
-          <w:rFonts w:ascii="Charis SIL Regular" w:hAnsi="Charis SIL Regular" w:eastAsia="Charis SIL Regular"/>
-          <w:b w:val="0"/>
-          <w:i w:val="0"/>
-          <w:color w:val="0000FF"/>
-          <w:sz w:val="24"/>
-          <w:u w:val="single"/>
-        </w:rPr>
-        <w:hyperlink r:id="rId12" w:history="1">
-          <w:r>
-            <w:rPr>
-              <w:rStyle w:val="Hyperlink"/>
-            </w:rPr>
-            <w:t>o</w:t>
-          </w:r>
-        </w:hyperlink>
-      </w:r>
-      <w:r>
-        <w:rPr>
-          <w:rFonts w:ascii="Charis SIL Regular" w:hAnsi="Charis SIL Regular" w:eastAsia="Charis SIL Regular"/>
-          <w:b w:val="0"/>
-          <w:i w:val="0"/>
-          <w:color w:val="0000FF"/>
-          <w:sz w:val="24"/>
-          <w:u w:val="single"/>
-        </w:rPr>
-        <w:hyperlink r:id="rId12" w:history="1">
+        <w:hyperlink r:id="rId13" w:history="1">
           <w:r>
             <w:rPr>
               <w:rStyle w:val="Hyperlink"/>
@@ -2645,7 +2749,7 @@
           <w:sz w:val="24"/>
           <w:u w:val="single"/>
         </w:rPr>
-        <w:hyperlink r:id="rId12" w:history="1">
+        <w:hyperlink r:id="rId13" w:history="1">
           <w:r>
             <w:rPr>
               <w:rStyle w:val="Hyperlink"/>
@@ -2663,7 +2767,7 @@
           <w:sz w:val="24"/>
           <w:u w:val="single"/>
         </w:rPr>
-        <w:hyperlink r:id="rId12" w:history="1">
+        <w:hyperlink r:id="rId13" w:history="1">
           <w:r>
             <w:rPr>
               <w:rStyle w:val="Hyperlink"/>
@@ -2681,7 +2785,7 @@
           <w:sz w:val="24"/>
           <w:u w:val="single"/>
         </w:rPr>
-        <w:hyperlink r:id="rId12" w:history="1">
+        <w:hyperlink r:id="rId13" w:history="1">
           <w:r>
             <w:rPr>
               <w:rStyle w:val="Hyperlink"/>
@@ -2710,7 +2814,7 @@
           <w:sz w:val="24"/>
           <w:u w:val="single"/>
         </w:rPr>
-        <w:hyperlink r:id="rId12" w:history="1">
+        <w:hyperlink r:id="rId13" w:history="1">
           <w:r>
             <w:rPr>
               <w:rStyle w:val="Hyperlink"/>
@@ -3360,7 +3464,7 @@
             <w:rPr>
               <w:rStyle w:val="Hyperlink"/>
             </w:rPr>
-            <w:t>Significanc</w:t>
+            <w:t>Significan</w:t>
           </w:r>
         </w:hyperlink>
       </w:r>
@@ -3371,36 +3475,13 @@
           <w:i/>
           <w:color w:val="0000FF"/>
           <w:sz w:val="24"/>
-          <w:u w:val="single"/>
-        </w:rPr>
-        <w:t>e</w:t>
-      </w:r>
-      <w:r>
-        <w:rPr>
-          <w:rFonts w:ascii="Charis SIL Italic" w:hAnsi="Charis SIL Italic" w:eastAsia="Charis SIL Italic"/>
-          <w:b w:val="0"/>
-          <w:i/>
-          <w:color w:val="0000FF"/>
-          <w:sz w:val="24"/>
-          <w:u w:val="single"/>
-        </w:rPr>
-        <w:t xml:space="preserve"> </w:t>
-      </w:r>
-      <w:r>
-        <w:rPr>
-          <w:rFonts w:ascii="Charis SIL Italic" w:hAnsi="Charis SIL Italic" w:eastAsia="Charis SIL Italic"/>
-          <w:b w:val="0"/>
-          <w:i/>
-          <w:color w:val="0000FF"/>
-          <w:sz w:val="24"/>
-          <w:u w:val="single"/>
         </w:rPr>
         <w:hyperlink r:id="rId16" w:history="1">
           <w:r>
             <w:rPr>
               <w:rStyle w:val="Hyperlink"/>
             </w:rPr>
-            <w:t>o</w:t>
+            <w:t>c</w:t>
           </w:r>
         </w:hyperlink>
       </w:r>
@@ -3412,7 +3493,7 @@
           <w:color w:val="0000FF"/>
           <w:sz w:val="24"/>
         </w:rPr>
-        <w:t xml:space="preserve">f </w:t>
+        <w:t>e</w:t>
       </w:r>
       <w:r>
         <w:rPr>
@@ -3421,8 +3502,179 @@
           <w:i/>
           <w:color w:val="0000FF"/>
           <w:sz w:val="24"/>
-        </w:rPr>
-        <w:t>Cultural Objects and Collections Ac</w:t>
+          <w:u w:val="single"/>
+        </w:rPr>
+        <w:t xml:space="preserve"> </w:t>
+      </w:r>
+      <w:r>
+        <w:rPr>
+          <w:rFonts w:ascii="Charis SIL Italic" w:hAnsi="Charis SIL Italic" w:eastAsia="Charis SIL Italic"/>
+          <w:b w:val="0"/>
+          <w:i/>
+          <w:color w:val="0000FF"/>
+          <w:sz w:val="24"/>
+          <w:u w:val="single"/>
+        </w:rPr>
+        <w:hyperlink r:id="rId16" w:history="1">
+          <w:r>
+            <w:rPr>
+              <w:rStyle w:val="Hyperlink"/>
+            </w:rPr>
+            <w:t xml:space="preserve">of </w:t>
+          </w:r>
+        </w:hyperlink>
+      </w:r>
+      <w:r>
+        <w:rPr>
+          <w:rFonts w:ascii="Charis SIL Italic" w:hAnsi="Charis SIL Italic" w:eastAsia="Charis SIL Italic"/>
+          <w:b w:val="0"/>
+          <w:i/>
+          <w:color w:val="0000FF"/>
+          <w:sz w:val="24"/>
+          <w:u w:val="single"/>
+        </w:rPr>
+        <w:hyperlink r:id="rId16" w:history="1">
+          <w:r>
+            <w:rPr>
+              <w:rStyle w:val="Hyperlink"/>
+            </w:rPr>
+            <w:t>Cultural</w:t>
+          </w:r>
+        </w:hyperlink>
+      </w:r>
+      <w:r>
+        <w:rPr>
+          <w:rFonts w:ascii="Charis SIL Italic" w:hAnsi="Charis SIL Italic" w:eastAsia="Charis SIL Italic"/>
+          <w:b w:val="0"/>
+          <w:i/>
+          <w:color w:val="0000FF"/>
+          <w:sz w:val="24"/>
+          <w:u w:val="single"/>
+        </w:rPr>
+        <w:t xml:space="preserve"> </w:t>
+      </w:r>
+      <w:r>
+        <w:rPr>
+          <w:rFonts w:ascii="Charis SIL Italic" w:hAnsi="Charis SIL Italic" w:eastAsia="Charis SIL Italic"/>
+          <w:b w:val="0"/>
+          <w:i/>
+          <w:color w:val="0000FF"/>
+          <w:sz w:val="24"/>
+          <w:u w:val="single"/>
+        </w:rPr>
+        <w:hyperlink r:id="rId16" w:history="1">
+          <w:r>
+            <w:rPr>
+              <w:rStyle w:val="Hyperlink"/>
+            </w:rPr>
+            <w:t>Objects</w:t>
+          </w:r>
+        </w:hyperlink>
+      </w:r>
+      <w:r>
+        <w:rPr>
+          <w:rFonts w:ascii="Charis SIL Italic" w:hAnsi="Charis SIL Italic" w:eastAsia="Charis SIL Italic"/>
+          <w:b w:val="0"/>
+          <w:i/>
+          <w:color w:val="0000FF"/>
+          <w:sz w:val="24"/>
+          <w:u w:val="single"/>
+        </w:rPr>
+        <w:t xml:space="preserve"> </w:t>
+      </w:r>
+      <w:r>
+        <w:rPr>
+          <w:rFonts w:ascii="Charis SIL Italic" w:hAnsi="Charis SIL Italic" w:eastAsia="Charis SIL Italic"/>
+          <w:b w:val="0"/>
+          <w:i/>
+          <w:color w:val="0000FF"/>
+          <w:sz w:val="24"/>
+          <w:u w:val="single"/>
+        </w:rPr>
+        <w:hyperlink r:id="rId16" w:history="1">
+          <w:r>
+            <w:rPr>
+              <w:rStyle w:val="Hyperlink"/>
+            </w:rPr>
+            <w:t>and</w:t>
+          </w:r>
+        </w:hyperlink>
+      </w:r>
+      <w:r>
+        <w:rPr>
+          <w:rFonts w:ascii="Charis SIL Italic" w:hAnsi="Charis SIL Italic" w:eastAsia="Charis SIL Italic"/>
+          <w:b w:val="0"/>
+          <w:i/>
+          <w:color w:val="0000FF"/>
+          <w:sz w:val="24"/>
+          <w:u w:val="single"/>
+        </w:rPr>
+        <w:t xml:space="preserve"> </w:t>
+      </w:r>
+      <w:r>
+        <w:rPr>
+          <w:rFonts w:ascii="Charis SIL Italic" w:hAnsi="Charis SIL Italic" w:eastAsia="Charis SIL Italic"/>
+          <w:b w:val="0"/>
+          <w:i/>
+          <w:color w:val="0000FF"/>
+          <w:sz w:val="24"/>
+          <w:u w:val="single"/>
+        </w:rPr>
+        <w:hyperlink r:id="rId16" w:history="1">
+          <w:r>
+            <w:rPr>
+              <w:rStyle w:val="Hyperlink"/>
+            </w:rPr>
+            <w:t>Collectio</w:t>
+          </w:r>
+        </w:hyperlink>
+      </w:r>
+      <w:r>
+        <w:rPr>
+          <w:rFonts w:ascii="Charis SIL Italic" w:hAnsi="Charis SIL Italic" w:eastAsia="Charis SIL Italic"/>
+          <w:b w:val="0"/>
+          <w:i/>
+          <w:color w:val="0000FF"/>
+          <w:sz w:val="24"/>
+          <w:u w:val="single"/>
+        </w:rPr>
+        <w:hyperlink r:id="rId16" w:history="1">
+          <w:r>
+            <w:rPr>
+              <w:rStyle w:val="Hyperlink"/>
+            </w:rPr>
+            <w:t>ns</w:t>
+          </w:r>
+        </w:hyperlink>
+      </w:r>
+      <w:r>
+        <w:rPr>
+          <w:rFonts w:ascii="Charis SIL Italic" w:hAnsi="Charis SIL Italic" w:eastAsia="Charis SIL Italic"/>
+          <w:b w:val="0"/>
+          <w:i/>
+          <w:color w:val="0000FF"/>
+          <w:sz w:val="24"/>
+          <w:u w:val="single"/>
+        </w:rPr>
+        <w:t xml:space="preserve"> </w:t>
+      </w:r>
+      <w:r>
+        <w:rPr>
+          <w:rFonts w:ascii="Charis SIL Italic" w:hAnsi="Charis SIL Italic" w:eastAsia="Charis SIL Italic"/>
+          <w:b w:val="0"/>
+          <w:i/>
+          <w:color w:val="0000FF"/>
+          <w:sz w:val="24"/>
+          <w:u w:val="single"/>
+        </w:rPr>
+        <w:hyperlink r:id="rId16" w:history="1">
+          <w:r>
+            <w:rPr>
+              <w:rStyle w:val="Hyperlink"/>
+            </w:rPr>
+            <w:t>Ac</w:t>
+          </w:r>
+        </w:hyperlink>
       </w:r>
       <w:r>
         <w:rPr>
@@ -4433,34 +4685,7 @@
           <w:color w:val="000000"/>
           <w:sz w:val="24"/>
         </w:rPr>
-        <w:t xml:space="preserve">•  </w:t>
-      </w:r>
-      <w:r>
-        <w:rPr>
-          <w:rFonts w:ascii="Charis SIL Regular" w:hAnsi="Charis SIL Regular" w:eastAsia="Charis SIL Regular"/>
-          <w:b w:val="0"/>
-          <w:i w:val="0"/>
-          <w:color w:val="000000"/>
-          <w:sz w:val="24"/>
-        </w:rPr>
-        <w:hyperlink r:id="rId17" w:history="1">
-          <w:r>
-            <w:rPr>
-              <w:rStyle w:val="Hyperlink"/>
-            </w:rPr>
-            <w:t>Lang, Sa</w:t>
-          </w:r>
-        </w:hyperlink>
-      </w:r>
-      <w:r>
-        <w:rPr>
-          <w:rFonts w:ascii="Charis SIL Regular" w:hAnsi="Charis SIL Regular" w:eastAsia="Charis SIL Regular"/>
-          <w:b w:val="0"/>
-          <w:i w:val="0"/>
-          <w:color w:val="000000"/>
-          <w:sz w:val="24"/>
-        </w:rPr>
-        <w:t xml:space="preserve">bine (ed.), </w:t>
+        <w:t xml:space="preserve">•  Lang, Sabine (ed.), </w:t>
       </w:r>
       <w:r>
         <w:rPr>
@@ -4738,126 +4963,7 @@
           <w:color w:val="000000"/>
           <w:sz w:val="24"/>
         </w:rPr>
-        <w:t>. 2nd Editio</w:t>
-      </w:r>
-      <w:r>
-        <w:rPr>
-          <w:u w:val="single" w:color="0000ff"/>
-          <w:rFonts w:ascii="Charis SIL Regular" w:hAnsi="Charis SIL Regular" w:eastAsia="Charis SIL Regular"/>
-          <w:b w:val="0"/>
-          <w:i w:val="0"/>
-          <w:color w:val="000000"/>
-          <w:sz w:val="24"/>
-        </w:rPr>
-        <w:hyperlink r:id="rId18" w:history="1">
-          <w:r>
-            <w:rPr>
-              <w:rStyle w:val="Hyperlink"/>
-            </w:rPr>
-            <w:t>n (Germa</w:t>
-          </w:r>
-        </w:hyperlink>
-      </w:r>
-      <w:r>
-        <w:rPr>
-          <w:u w:val="single" w:color="0000ff"/>
-          <w:rFonts w:ascii="Charis SIL Regular" w:hAnsi="Charis SIL Regular" w:eastAsia="Charis SIL Regular"/>
-          <w:b w:val="0"/>
-          <w:i w:val="0"/>
-          <w:color w:val="000000"/>
-          <w:sz w:val="24"/>
-        </w:rPr>
-        <w:hyperlink r:id="rId18" w:history="1">
-          <w:r>
-            <w:rPr>
-              <w:rStyle w:val="Hyperlink"/>
-            </w:rPr>
-            <w:t>n M</w:t>
-          </w:r>
-        </w:hyperlink>
-      </w:r>
-      <w:r>
-        <w:rPr>
-          <w:u w:val="single" w:color="0000ff"/>
-          <w:rFonts w:ascii="Charis SIL Regular" w:hAnsi="Charis SIL Regular" w:eastAsia="Charis SIL Regular"/>
-          <w:b w:val="0"/>
-          <w:i w:val="0"/>
-          <w:color w:val="000000"/>
-          <w:sz w:val="24"/>
-        </w:rPr>
-        <w:hyperlink r:id="rId18" w:history="1">
-          <w:r>
-            <w:rPr>
-              <w:rStyle w:val="Hyperlink"/>
-            </w:rPr>
-            <w:t>useums</w:t>
-          </w:r>
-        </w:hyperlink>
-      </w:r>
-      <w:r>
-        <w:rPr>
-          <w:u w:val="single" w:color="0000ff"/>
-          <w:rFonts w:ascii="Charis SIL Regular" w:hAnsi="Charis SIL Regular" w:eastAsia="Charis SIL Regular"/>
-          <w:b w:val="0"/>
-          <w:i w:val="0"/>
-          <w:color w:val="000000"/>
-          <w:sz w:val="24"/>
-        </w:rPr>
-        <w:t xml:space="preserve"> </w:t>
-      </w:r>
-      <w:r>
-        <w:rPr>
-          <w:u w:val="single" w:color="0000ff"/>
-          <w:rFonts w:ascii="Charis SIL Regular" w:hAnsi="Charis SIL Regular" w:eastAsia="Charis SIL Regular"/>
-          <w:b w:val="0"/>
-          <w:i w:val="0"/>
-          <w:color w:val="000000"/>
-          <w:sz w:val="24"/>
-        </w:rPr>
-        <w:hyperlink r:id="rId18" w:history="1">
-          <w:r>
-            <w:rPr>
-              <w:rStyle w:val="Hyperlink"/>
-            </w:rPr>
-            <w:t>Associatio</w:t>
-          </w:r>
-        </w:hyperlink>
-      </w:r>
-      <w:r>
-        <w:rPr>
-          <w:u w:val="single" w:color="0000ff"/>
-          <w:rFonts w:ascii="Charis SIL Regular" w:hAnsi="Charis SIL Regular" w:eastAsia="Charis SIL Regular"/>
-          <w:b w:val="0"/>
-          <w:i w:val="0"/>
-          <w:color w:val="000000"/>
-          <w:sz w:val="24"/>
-        </w:rPr>
-        <w:hyperlink r:id="rId18" w:history="1">
-          <w:r>
-            <w:rPr>
-              <w:rStyle w:val="Hyperlink"/>
-            </w:rPr>
-            <w:t>n, 20</w:t>
-          </w:r>
-        </w:hyperlink>
-      </w:r>
-      <w:r>
-        <w:rPr>
-          <w:u w:val="single" w:color="0000ff"/>
-          <w:rFonts w:ascii="Charis SIL Regular" w:hAnsi="Charis SIL Regular" w:eastAsia="Charis SIL Regular"/>
-          <w:b w:val="0"/>
-          <w:i w:val="0"/>
-          <w:color w:val="000000"/>
-          <w:sz w:val="24"/>
-        </w:rPr>
-        <w:hyperlink r:id="rId18" w:history="1">
-          <w:r>
-            <w:rPr>
-              <w:rStyle w:val="Hyperlink"/>
-            </w:rPr>
-            <w:t>19</w:t>
-          </w:r>
-        </w:hyperlink>
+        <w:t>. 2nd Edition (German Museums Association, 2019</w:t>
       </w:r>
       <w:r>
         <w:rPr>

--- a/EXPORTS/DOCX/published/niveau1/Dutch/DoingResearch.docx
+++ b/EXPORTS/DOCX/published/niveau1/Dutch/DoingResearch.docx
@@ -337,7 +337,7 @@
             <w:rPr>
               <w:rStyle w:val="Hyperlink"/>
             </w:rPr>
-            <w:t>significanc</w:t>
+            <w:t>significan</w:t>
           </w:r>
         </w:hyperlink>
       </w:r>
@@ -348,36 +348,13 @@
           <w:i/>
           <w:color w:val="0000FF"/>
           <w:sz w:val="24"/>
-          <w:u w:val="single"/>
-        </w:rPr>
-        <w:t>e</w:t>
-      </w:r>
-      <w:r>
-        <w:rPr>
-          <w:rFonts w:ascii="Charis SIL Italic" w:hAnsi="Charis SIL Italic" w:eastAsia="Charis SIL Italic"/>
-          <w:b w:val="0"/>
-          <w:i/>
-          <w:color w:val="0000FF"/>
-          <w:sz w:val="24"/>
-          <w:u w:val="single"/>
-        </w:rPr>
-        <w:t xml:space="preserve"> </w:t>
-      </w:r>
-      <w:r>
-        <w:rPr>
-          <w:rFonts w:ascii="Charis SIL Italic" w:hAnsi="Charis SIL Italic" w:eastAsia="Charis SIL Italic"/>
-          <w:b w:val="0"/>
-          <w:i/>
-          <w:color w:val="0000FF"/>
-          <w:sz w:val="24"/>
-          <w:u w:val="single"/>
         </w:rPr>
         <w:hyperlink r:id="rId9" w:history="1">
           <w:r>
             <w:rPr>
               <w:rStyle w:val="Hyperlink"/>
             </w:rPr>
-            <w:t>of</w:t>
+            <w:t>c</w:t>
           </w:r>
         </w:hyperlink>
       </w:r>
@@ -388,143 +365,8 @@
           <w:i/>
           <w:color w:val="0000FF"/>
           <w:sz w:val="24"/>
-          <w:u w:val="single"/>
-        </w:rPr>
-        <w:t xml:space="preserve"> </w:t>
-      </w:r>
-      <w:r>
-        <w:rPr>
-          <w:rFonts w:ascii="Charis SIL Italic" w:hAnsi="Charis SIL Italic" w:eastAsia="Charis SIL Italic"/>
-          <w:b w:val="0"/>
-          <w:i/>
-          <w:color w:val="0000FF"/>
-          <w:sz w:val="24"/>
-          <w:u w:val="single"/>
-        </w:rPr>
-        <w:hyperlink r:id="rId9" w:history="1">
-          <w:r>
-            <w:rPr>
-              <w:rStyle w:val="Hyperlink"/>
-            </w:rPr>
-            <w:t>cultural</w:t>
-          </w:r>
-        </w:hyperlink>
-      </w:r>
-      <w:r>
-        <w:rPr>
-          <w:rFonts w:ascii="Charis SIL Italic" w:hAnsi="Charis SIL Italic" w:eastAsia="Charis SIL Italic"/>
-          <w:b w:val="0"/>
-          <w:i/>
-          <w:color w:val="0000FF"/>
-          <w:sz w:val="24"/>
-          <w:u w:val="single"/>
-        </w:rPr>
-        <w:t xml:space="preserve"> </w:t>
-      </w:r>
-      <w:r>
-        <w:rPr>
-          <w:rFonts w:ascii="Charis SIL Italic" w:hAnsi="Charis SIL Italic" w:eastAsia="Charis SIL Italic"/>
-          <w:b w:val="0"/>
-          <w:i/>
-          <w:color w:val="0000FF"/>
-          <w:sz w:val="24"/>
-          <w:u w:val="single"/>
-        </w:rPr>
-        <w:hyperlink r:id="rId9" w:history="1">
-          <w:r>
-            <w:rPr>
-              <w:rStyle w:val="Hyperlink"/>
-            </w:rPr>
-            <w:t>objects</w:t>
-          </w:r>
-        </w:hyperlink>
-      </w:r>
-      <w:r>
-        <w:rPr>
-          <w:rFonts w:ascii="Charis SIL Italic" w:hAnsi="Charis SIL Italic" w:eastAsia="Charis SIL Italic"/>
-          <w:b w:val="0"/>
-          <w:i/>
-          <w:color w:val="0000FF"/>
-          <w:sz w:val="24"/>
-          <w:u w:val="single"/>
-        </w:rPr>
-        <w:t xml:space="preserve"> </w:t>
-      </w:r>
-      <w:r>
-        <w:rPr>
-          <w:rFonts w:ascii="Charis SIL Italic" w:hAnsi="Charis SIL Italic" w:eastAsia="Charis SIL Italic"/>
-          <w:b w:val="0"/>
-          <w:i/>
-          <w:color w:val="0000FF"/>
-          <w:sz w:val="24"/>
-          <w:u w:val="single"/>
-        </w:rPr>
-        <w:hyperlink r:id="rId9" w:history="1">
-          <w:r>
-            <w:rPr>
-              <w:rStyle w:val="Hyperlink"/>
-            </w:rPr>
-            <w:t>and</w:t>
-          </w:r>
-        </w:hyperlink>
-      </w:r>
-      <w:r>
-        <w:rPr>
-          <w:rFonts w:ascii="Charis SIL Italic" w:hAnsi="Charis SIL Italic" w:eastAsia="Charis SIL Italic"/>
-          <w:b w:val="0"/>
-          <w:i/>
-          <w:color w:val="0000FF"/>
-          <w:sz w:val="24"/>
-          <w:u w:val="single"/>
-        </w:rPr>
-        <w:t xml:space="preserve"> </w:t>
-      </w:r>
-      <w:r>
-        <w:rPr>
-          <w:rFonts w:ascii="Charis SIL Italic" w:hAnsi="Charis SIL Italic" w:eastAsia="Charis SIL Italic"/>
-          <w:b w:val="0"/>
-          <w:i/>
-          <w:color w:val="0000FF"/>
-          <w:sz w:val="24"/>
-          <w:u w:val="single"/>
-        </w:rPr>
-        <w:hyperlink r:id="rId9" w:history="1">
-          <w:r>
-            <w:rPr>
-              <w:rStyle w:val="Hyperlink"/>
-            </w:rPr>
-            <w:t>collections</w:t>
-          </w:r>
-        </w:hyperlink>
-      </w:r>
-      <w:r>
-        <w:rPr>
-          <w:rFonts w:ascii="Charis SIL Italic" w:hAnsi="Charis SIL Italic" w:eastAsia="Charis SIL Italic"/>
-          <w:b w:val="0"/>
-          <w:i/>
-          <w:color w:val="0000FF"/>
-          <w:sz w:val="24"/>
-          <w:u w:val="single"/>
-        </w:rPr>
-        <w:t xml:space="preserve"> </w:t>
-      </w:r>
-      <w:r>
-        <w:rPr>
-          <w:rFonts w:ascii="Charis SIL Italic" w:hAnsi="Charis SIL Italic" w:eastAsia="Charis SIL Italic"/>
-          <w:b w:val="0"/>
-          <w:i/>
-          <w:color w:val="0000FF"/>
-          <w:sz w:val="24"/>
-          <w:u w:val="single"/>
-        </w:rPr>
-        <w:hyperlink r:id="rId9" w:history="1">
-          <w:r>
-            <w:rPr>
-              <w:rStyle w:val="Hyperlink"/>
-            </w:rPr>
-            <w:t>acquired</w:t>
-          </w:r>
-        </w:hyperlink>
+        </w:rPr>
+        <w:t>e of cultural objects and collections acquired</w:t>
       </w:r>
       <w:r>
         <w:rPr>
@@ -674,8 +516,16 @@
           <w:i/>
           <w:color w:val="0000FF"/>
           <w:sz w:val="24"/>
-        </w:rPr>
-        <w:t>s</w:t>
+          <w:u w:val="single"/>
+        </w:rPr>
+        <w:hyperlink r:id="rId9" w:history="1">
+          <w:r>
+            <w:rPr>
+              <w:rStyle w:val="Hyperlink"/>
+            </w:rPr>
+            <w:t>s</w:t>
+          </w:r>
+        </w:hyperlink>
       </w:r>
       <w:r>
         <w:rPr>
@@ -751,7 +601,6 @@
       </w:r>
       <w:r>
         <w:rPr>
-          <w:u w:val="single" w:color="0000ff"/>
           <w:rFonts w:ascii="Charis SIL Regular" w:hAnsi="Charis SIL Regular" w:eastAsia="Charis SIL Regular"/>
           <w:b w:val="0"/>
           <w:i w:val="0"/>
@@ -989,7 +838,7 @@
           <w:sz w:val="24"/>
           <w:u w:val="single"/>
         </w:rPr>
-        <w:hyperlink r:id="rId10" w:history="1">
+        <w:hyperlink r:id="rId9" w:history="1">
           <w:r>
             <w:rPr>
               <w:rStyle w:val="Hyperlink"/>
@@ -1047,7 +896,7 @@
           <w:sz w:val="24"/>
           <w:u w:val="single"/>
         </w:rPr>
-        <w:hyperlink r:id="rId9" w:history="1">
+        <w:hyperlink r:id="rId10" w:history="1">
           <w:r>
             <w:rPr>
               <w:rStyle w:val="Hyperlink"/>
@@ -1065,7 +914,7 @@
           <w:sz w:val="24"/>
           <w:u w:val="single"/>
         </w:rPr>
-        <w:hyperlink r:id="rId9" w:history="1">
+        <w:hyperlink r:id="rId10" w:history="1">
           <w:r>
             <w:rPr>
               <w:rStyle w:val="Hyperlink"/>
@@ -2579,7 +2428,18 @@
           <w:color w:val="000000"/>
           <w:sz w:val="24"/>
         </w:rPr>
-        <w:t xml:space="preserve">Haag is de zoekhulp </w:t>
+        <w:t xml:space="preserve">Haag is </w:t>
+      </w:r>
+      <w:r>
+        <w:rPr>
+          <w:u w:val="single" w:color="0000ff"/>
+          <w:rFonts w:ascii="Charis SIL Regular" w:hAnsi="Charis SIL Regular" w:eastAsia="Charis SIL Regular"/>
+          <w:b w:val="0"/>
+          <w:i w:val="0"/>
+          <w:color w:val="000000"/>
+          <w:sz w:val="24"/>
+        </w:rPr>
+        <w:t xml:space="preserve">de zoekhulp </w:t>
       </w:r>
       <w:r>
         <w:rPr>
@@ -2713,7 +2573,7 @@
           <w:sz w:val="24"/>
           <w:u w:val="single"/>
         </w:rPr>
-        <w:hyperlink r:id="rId13" w:history="1">
+        <w:hyperlink r:id="rId12" w:history="1">
           <w:r>
             <w:rPr>
               <w:rStyle w:val="Hyperlink"/>
@@ -2731,7 +2591,7 @@
           <w:sz w:val="24"/>
           <w:u w:val="single"/>
         </w:rPr>
-        <w:hyperlink r:id="rId13" w:history="1">
+        <w:hyperlink r:id="rId12" w:history="1">
           <w:r>
             <w:rPr>
               <w:rStyle w:val="Hyperlink"/>
@@ -2749,7 +2609,7 @@
           <w:sz w:val="24"/>
           <w:u w:val="single"/>
         </w:rPr>
-        <w:hyperlink r:id="rId13" w:history="1">
+        <w:hyperlink r:id="rId12" w:history="1">
           <w:r>
             <w:rPr>
               <w:rStyle w:val="Hyperlink"/>
@@ -2767,7 +2627,7 @@
           <w:sz w:val="24"/>
           <w:u w:val="single"/>
         </w:rPr>
-        <w:hyperlink r:id="rId13" w:history="1">
+        <w:hyperlink r:id="rId12" w:history="1">
           <w:r>
             <w:rPr>
               <w:rStyle w:val="Hyperlink"/>
@@ -2785,7 +2645,7 @@
           <w:sz w:val="24"/>
           <w:u w:val="single"/>
         </w:rPr>
-        <w:hyperlink r:id="rId13" w:history="1">
+        <w:hyperlink r:id="rId12" w:history="1">
           <w:r>
             <w:rPr>
               <w:rStyle w:val="Hyperlink"/>
@@ -2814,7 +2674,7 @@
           <w:sz w:val="24"/>
           <w:u w:val="single"/>
         </w:rPr>
-        <w:hyperlink r:id="rId13" w:history="1">
+        <w:hyperlink r:id="rId12" w:history="1">
           <w:r>
             <w:rPr>
               <w:rStyle w:val="Hyperlink"/>
@@ -3464,7 +3324,7 @@
             <w:rPr>
               <w:rStyle w:val="Hyperlink"/>
             </w:rPr>
-            <w:t>Significan</w:t>
+            <w:t>Significanc</w:t>
           </w:r>
         </w:hyperlink>
       </w:r>
@@ -3475,13 +3335,36 @@
           <w:i/>
           <w:color w:val="0000FF"/>
           <w:sz w:val="24"/>
+          <w:u w:val="single"/>
+        </w:rPr>
+        <w:t>e</w:t>
+      </w:r>
+      <w:r>
+        <w:rPr>
+          <w:rFonts w:ascii="Charis SIL Italic" w:hAnsi="Charis SIL Italic" w:eastAsia="Charis SIL Italic"/>
+          <w:b w:val="0"/>
+          <w:i/>
+          <w:color w:val="0000FF"/>
+          <w:sz w:val="24"/>
+          <w:u w:val="single"/>
+        </w:rPr>
+        <w:t xml:space="preserve"> </w:t>
+      </w:r>
+      <w:r>
+        <w:rPr>
+          <w:rFonts w:ascii="Charis SIL Italic" w:hAnsi="Charis SIL Italic" w:eastAsia="Charis SIL Italic"/>
+          <w:b w:val="0"/>
+          <w:i/>
+          <w:color w:val="0000FF"/>
+          <w:sz w:val="24"/>
+          <w:u w:val="single"/>
         </w:rPr>
         <w:hyperlink r:id="rId16" w:history="1">
           <w:r>
             <w:rPr>
               <w:rStyle w:val="Hyperlink"/>
             </w:rPr>
-            <w:t>c</w:t>
+            <w:t>o</w:t>
           </w:r>
         </w:hyperlink>
       </w:r>
@@ -3493,36 +3376,7 @@
           <w:color w:val="0000FF"/>
           <w:sz w:val="24"/>
         </w:rPr>
-        <w:t>e</w:t>
-      </w:r>
-      <w:r>
-        <w:rPr>
-          <w:rFonts w:ascii="Charis SIL Italic" w:hAnsi="Charis SIL Italic" w:eastAsia="Charis SIL Italic"/>
-          <w:b w:val="0"/>
-          <w:i/>
-          <w:color w:val="0000FF"/>
-          <w:sz w:val="24"/>
-          <w:u w:val="single"/>
-        </w:rPr>
-        <w:t xml:space="preserve"> </w:t>
-      </w:r>
-      <w:r>
-        <w:rPr>
-          <w:rFonts w:ascii="Charis SIL Italic" w:hAnsi="Charis SIL Italic" w:eastAsia="Charis SIL Italic"/>
-          <w:b w:val="0"/>
-          <w:i/>
-          <w:color w:val="0000FF"/>
-          <w:sz w:val="24"/>
-          <w:u w:val="single"/>
-        </w:rPr>
-        <w:hyperlink r:id="rId16" w:history="1">
-          <w:r>
-            <w:rPr>
-              <w:rStyle w:val="Hyperlink"/>
-            </w:rPr>
-            <w:t xml:space="preserve">of </w:t>
-          </w:r>
-        </w:hyperlink>
+        <w:t xml:space="preserve">f </w:t>
       </w:r>
       <w:r>
         <w:rPr>
@@ -4364,7 +4218,6 @@
       </w:r>
       <w:r>
         <w:rPr>
-          <w:u w:val="single" w:color="0000ff"/>
           <w:rFonts w:ascii="Charis SIL Regular" w:hAnsi="Charis SIL Regular" w:eastAsia="Charis SIL Regular"/>
           <w:b w:val="0"/>
           <w:i w:val="0"/>
@@ -4685,7 +4538,34 @@
           <w:color w:val="000000"/>
           <w:sz w:val="24"/>
         </w:rPr>
-        <w:t xml:space="preserve">•  Lang, Sabine (ed.), </w:t>
+        <w:t xml:space="preserve">•  </w:t>
+      </w:r>
+      <w:r>
+        <w:rPr>
+          <w:rFonts w:ascii="Charis SIL Regular" w:hAnsi="Charis SIL Regular" w:eastAsia="Charis SIL Regular"/>
+          <w:b w:val="0"/>
+          <w:i w:val="0"/>
+          <w:color w:val="000000"/>
+          <w:sz w:val="24"/>
+        </w:rPr>
+        <w:hyperlink r:id="rId17" w:history="1">
+          <w:r>
+            <w:rPr>
+              <w:rStyle w:val="Hyperlink"/>
+            </w:rPr>
+            <w:t>Lang, Sa</w:t>
+          </w:r>
+        </w:hyperlink>
+      </w:r>
+      <w:r>
+        <w:rPr>
+          <w:rFonts w:ascii="Charis SIL Regular" w:hAnsi="Charis SIL Regular" w:eastAsia="Charis SIL Regular"/>
+          <w:b w:val="0"/>
+          <w:i w:val="0"/>
+          <w:color w:val="000000"/>
+          <w:sz w:val="24"/>
+        </w:rPr>
+        <w:t xml:space="preserve">bine (ed.), </w:t>
       </w:r>
       <w:r>
         <w:rPr>
@@ -4963,7 +4843,126 @@
           <w:color w:val="000000"/>
           <w:sz w:val="24"/>
         </w:rPr>
-        <w:t>. 2nd Edition (German Museums Association, 2019</w:t>
+        <w:t>. 2nd Editio</w:t>
+      </w:r>
+      <w:r>
+        <w:rPr>
+          <w:u w:val="single" w:color="0000ff"/>
+          <w:rFonts w:ascii="Charis SIL Regular" w:hAnsi="Charis SIL Regular" w:eastAsia="Charis SIL Regular"/>
+          <w:b w:val="0"/>
+          <w:i w:val="0"/>
+          <w:color w:val="000000"/>
+          <w:sz w:val="24"/>
+        </w:rPr>
+        <w:hyperlink r:id="rId18" w:history="1">
+          <w:r>
+            <w:rPr>
+              <w:rStyle w:val="Hyperlink"/>
+            </w:rPr>
+            <w:t>n (Germa</w:t>
+          </w:r>
+        </w:hyperlink>
+      </w:r>
+      <w:r>
+        <w:rPr>
+          <w:u w:val="single" w:color="0000ff"/>
+          <w:rFonts w:ascii="Charis SIL Regular" w:hAnsi="Charis SIL Regular" w:eastAsia="Charis SIL Regular"/>
+          <w:b w:val="0"/>
+          <w:i w:val="0"/>
+          <w:color w:val="000000"/>
+          <w:sz w:val="24"/>
+        </w:rPr>
+        <w:hyperlink r:id="rId18" w:history="1">
+          <w:r>
+            <w:rPr>
+              <w:rStyle w:val="Hyperlink"/>
+            </w:rPr>
+            <w:t>n M</w:t>
+          </w:r>
+        </w:hyperlink>
+      </w:r>
+      <w:r>
+        <w:rPr>
+          <w:u w:val="single" w:color="0000ff"/>
+          <w:rFonts w:ascii="Charis SIL Regular" w:hAnsi="Charis SIL Regular" w:eastAsia="Charis SIL Regular"/>
+          <w:b w:val="0"/>
+          <w:i w:val="0"/>
+          <w:color w:val="000000"/>
+          <w:sz w:val="24"/>
+        </w:rPr>
+        <w:hyperlink r:id="rId18" w:history="1">
+          <w:r>
+            <w:rPr>
+              <w:rStyle w:val="Hyperlink"/>
+            </w:rPr>
+            <w:t>useums</w:t>
+          </w:r>
+        </w:hyperlink>
+      </w:r>
+      <w:r>
+        <w:rPr>
+          <w:u w:val="single" w:color="0000ff"/>
+          <w:rFonts w:ascii="Charis SIL Regular" w:hAnsi="Charis SIL Regular" w:eastAsia="Charis SIL Regular"/>
+          <w:b w:val="0"/>
+          <w:i w:val="0"/>
+          <w:color w:val="000000"/>
+          <w:sz w:val="24"/>
+        </w:rPr>
+        <w:t xml:space="preserve"> </w:t>
+      </w:r>
+      <w:r>
+        <w:rPr>
+          <w:u w:val="single" w:color="0000ff"/>
+          <w:rFonts w:ascii="Charis SIL Regular" w:hAnsi="Charis SIL Regular" w:eastAsia="Charis SIL Regular"/>
+          <w:b w:val="0"/>
+          <w:i w:val="0"/>
+          <w:color w:val="000000"/>
+          <w:sz w:val="24"/>
+        </w:rPr>
+        <w:hyperlink r:id="rId18" w:history="1">
+          <w:r>
+            <w:rPr>
+              <w:rStyle w:val="Hyperlink"/>
+            </w:rPr>
+            <w:t>Associatio</w:t>
+          </w:r>
+        </w:hyperlink>
+      </w:r>
+      <w:r>
+        <w:rPr>
+          <w:u w:val="single" w:color="0000ff"/>
+          <w:rFonts w:ascii="Charis SIL Regular" w:hAnsi="Charis SIL Regular" w:eastAsia="Charis SIL Regular"/>
+          <w:b w:val="0"/>
+          <w:i w:val="0"/>
+          <w:color w:val="000000"/>
+          <w:sz w:val="24"/>
+        </w:rPr>
+        <w:hyperlink r:id="rId18" w:history="1">
+          <w:r>
+            <w:rPr>
+              <w:rStyle w:val="Hyperlink"/>
+            </w:rPr>
+            <w:t>n, 20</w:t>
+          </w:r>
+        </w:hyperlink>
+      </w:r>
+      <w:r>
+        <w:rPr>
+          <w:u w:val="single" w:color="0000ff"/>
+          <w:rFonts w:ascii="Charis SIL Regular" w:hAnsi="Charis SIL Regular" w:eastAsia="Charis SIL Regular"/>
+          <w:b w:val="0"/>
+          <w:i w:val="0"/>
+          <w:color w:val="000000"/>
+          <w:sz w:val="24"/>
+        </w:rPr>
+        <w:hyperlink r:id="rId18" w:history="1">
+          <w:r>
+            <w:rPr>
+              <w:rStyle w:val="Hyperlink"/>
+            </w:rPr>
+            <w:t>19</w:t>
+          </w:r>
+        </w:hyperlink>
       </w:r>
       <w:r>
         <w:rPr>
@@ -5004,34 +5003,7 @@
           <w:color w:val="000000"/>
           <w:sz w:val="24"/>
         </w:rPr>
-        <w:t xml:space="preserve">•  </w:t>
-      </w:r>
-      <w:r>
-        <w:rPr>
-          <w:rFonts w:ascii="Charis SIL Regular" w:hAnsi="Charis SIL Regular" w:eastAsia="Charis SIL Regular"/>
-          <w:b w:val="0"/>
-          <w:i w:val="0"/>
-          <w:color w:val="000000"/>
-          <w:sz w:val="24"/>
-        </w:rPr>
-        <w:hyperlink r:id="rId18" w:history="1">
-          <w:r>
-            <w:rPr>
-              <w:rStyle w:val="Hyperlink"/>
-            </w:rPr>
-            <w:t xml:space="preserve">Deterts, </w:t>
-          </w:r>
-        </w:hyperlink>
-      </w:r>
-      <w:r>
-        <w:rPr>
-          <w:rFonts w:ascii="Charis SIL Regular" w:hAnsi="Charis SIL Regular" w:eastAsia="Charis SIL Regular"/>
-          <w:b w:val="0"/>
-          <w:i w:val="0"/>
-          <w:color w:val="000000"/>
-          <w:sz w:val="24"/>
-        </w:rPr>
-        <w:t xml:space="preserve">Dorothea (ed.), </w:t>
+        <w:t xml:space="preserve">•  Deterts, Dorothea (ed.), </w:t>
       </w:r>
       <w:r>
         <w:rPr>

--- a/EXPORTS/DOCX/published/niveau1/Dutch/DoingResearch.docx
+++ b/EXPORTS/DOCX/published/niveau1/Dutch/DoingResearch.docx
@@ -337,7 +337,7 @@
             <w:rPr>
               <w:rStyle w:val="Hyperlink"/>
             </w:rPr>
-            <w:t>significan</w:t>
+            <w:t>significanc</w:t>
           </w:r>
         </w:hyperlink>
       </w:r>
@@ -348,13 +348,36 @@
           <w:i/>
           <w:color w:val="0000FF"/>
           <w:sz w:val="24"/>
+          <w:u w:val="single"/>
+        </w:rPr>
+        <w:t>e</w:t>
+      </w:r>
+      <w:r>
+        <w:rPr>
+          <w:rFonts w:ascii="Charis SIL Italic" w:hAnsi="Charis SIL Italic" w:eastAsia="Charis SIL Italic"/>
+          <w:b w:val="0"/>
+          <w:i/>
+          <w:color w:val="0000FF"/>
+          <w:sz w:val="24"/>
+          <w:u w:val="single"/>
+        </w:rPr>
+        <w:t xml:space="preserve"> </w:t>
+      </w:r>
+      <w:r>
+        <w:rPr>
+          <w:rFonts w:ascii="Charis SIL Italic" w:hAnsi="Charis SIL Italic" w:eastAsia="Charis SIL Italic"/>
+          <w:b w:val="0"/>
+          <w:i/>
+          <w:color w:val="0000FF"/>
+          <w:sz w:val="24"/>
+          <w:u w:val="single"/>
         </w:rPr>
         <w:hyperlink r:id="rId9" w:history="1">
           <w:r>
             <w:rPr>
               <w:rStyle w:val="Hyperlink"/>
             </w:rPr>
-            <w:t>c</w:t>
+            <w:t>of</w:t>
           </w:r>
         </w:hyperlink>
       </w:r>
@@ -365,8 +388,143 @@
           <w:i/>
           <w:color w:val="0000FF"/>
           <w:sz w:val="24"/>
-        </w:rPr>
-        <w:t>e of cultural objects and collections acquired</w:t>
+          <w:u w:val="single"/>
+        </w:rPr>
+        <w:t xml:space="preserve"> </w:t>
+      </w:r>
+      <w:r>
+        <w:rPr>
+          <w:rFonts w:ascii="Charis SIL Italic" w:hAnsi="Charis SIL Italic" w:eastAsia="Charis SIL Italic"/>
+          <w:b w:val="0"/>
+          <w:i/>
+          <w:color w:val="0000FF"/>
+          <w:sz w:val="24"/>
+          <w:u w:val="single"/>
+        </w:rPr>
+        <w:hyperlink r:id="rId9" w:history="1">
+          <w:r>
+            <w:rPr>
+              <w:rStyle w:val="Hyperlink"/>
+            </w:rPr>
+            <w:t>cultural</w:t>
+          </w:r>
+        </w:hyperlink>
+      </w:r>
+      <w:r>
+        <w:rPr>
+          <w:rFonts w:ascii="Charis SIL Italic" w:hAnsi="Charis SIL Italic" w:eastAsia="Charis SIL Italic"/>
+          <w:b w:val="0"/>
+          <w:i/>
+          <w:color w:val="0000FF"/>
+          <w:sz w:val="24"/>
+          <w:u w:val="single"/>
+        </w:rPr>
+        <w:t xml:space="preserve"> </w:t>
+      </w:r>
+      <w:r>
+        <w:rPr>
+          <w:rFonts w:ascii="Charis SIL Italic" w:hAnsi="Charis SIL Italic" w:eastAsia="Charis SIL Italic"/>
+          <w:b w:val="0"/>
+          <w:i/>
+          <w:color w:val="0000FF"/>
+          <w:sz w:val="24"/>
+          <w:u w:val="single"/>
+        </w:rPr>
+        <w:hyperlink r:id="rId9" w:history="1">
+          <w:r>
+            <w:rPr>
+              <w:rStyle w:val="Hyperlink"/>
+            </w:rPr>
+            <w:t>objects</w:t>
+          </w:r>
+        </w:hyperlink>
+      </w:r>
+      <w:r>
+        <w:rPr>
+          <w:rFonts w:ascii="Charis SIL Italic" w:hAnsi="Charis SIL Italic" w:eastAsia="Charis SIL Italic"/>
+          <w:b w:val="0"/>
+          <w:i/>
+          <w:color w:val="0000FF"/>
+          <w:sz w:val="24"/>
+          <w:u w:val="single"/>
+        </w:rPr>
+        <w:t xml:space="preserve"> </w:t>
+      </w:r>
+      <w:r>
+        <w:rPr>
+          <w:rFonts w:ascii="Charis SIL Italic" w:hAnsi="Charis SIL Italic" w:eastAsia="Charis SIL Italic"/>
+          <w:b w:val="0"/>
+          <w:i/>
+          <w:color w:val="0000FF"/>
+          <w:sz w:val="24"/>
+          <w:u w:val="single"/>
+        </w:rPr>
+        <w:hyperlink r:id="rId9" w:history="1">
+          <w:r>
+            <w:rPr>
+              <w:rStyle w:val="Hyperlink"/>
+            </w:rPr>
+            <w:t>and</w:t>
+          </w:r>
+        </w:hyperlink>
+      </w:r>
+      <w:r>
+        <w:rPr>
+          <w:rFonts w:ascii="Charis SIL Italic" w:hAnsi="Charis SIL Italic" w:eastAsia="Charis SIL Italic"/>
+          <w:b w:val="0"/>
+          <w:i/>
+          <w:color w:val="0000FF"/>
+          <w:sz w:val="24"/>
+          <w:u w:val="single"/>
+        </w:rPr>
+        <w:t xml:space="preserve"> </w:t>
+      </w:r>
+      <w:r>
+        <w:rPr>
+          <w:rFonts w:ascii="Charis SIL Italic" w:hAnsi="Charis SIL Italic" w:eastAsia="Charis SIL Italic"/>
+          <w:b w:val="0"/>
+          <w:i/>
+          <w:color w:val="0000FF"/>
+          <w:sz w:val="24"/>
+          <w:u w:val="single"/>
+        </w:rPr>
+        <w:hyperlink r:id="rId9" w:history="1">
+          <w:r>
+            <w:rPr>
+              <w:rStyle w:val="Hyperlink"/>
+            </w:rPr>
+            <w:t>collections</w:t>
+          </w:r>
+        </w:hyperlink>
+      </w:r>
+      <w:r>
+        <w:rPr>
+          <w:rFonts w:ascii="Charis SIL Italic" w:hAnsi="Charis SIL Italic" w:eastAsia="Charis SIL Italic"/>
+          <w:b w:val="0"/>
+          <w:i/>
+          <w:color w:val="0000FF"/>
+          <w:sz w:val="24"/>
+          <w:u w:val="single"/>
+        </w:rPr>
+        <w:t xml:space="preserve"> </w:t>
+      </w:r>
+      <w:r>
+        <w:rPr>
+          <w:rFonts w:ascii="Charis SIL Italic" w:hAnsi="Charis SIL Italic" w:eastAsia="Charis SIL Italic"/>
+          <w:b w:val="0"/>
+          <w:i/>
+          <w:color w:val="0000FF"/>
+          <w:sz w:val="24"/>
+          <w:u w:val="single"/>
+        </w:rPr>
+        <w:hyperlink r:id="rId9" w:history="1">
+          <w:r>
+            <w:rPr>
+              <w:rStyle w:val="Hyperlink"/>
+            </w:rPr>
+            <w:t>acquired</w:t>
+          </w:r>
+        </w:hyperlink>
       </w:r>
       <w:r>
         <w:rPr>
@@ -516,16 +674,8 @@
           <w:i/>
           <w:color w:val="0000FF"/>
           <w:sz w:val="24"/>
-          <w:u w:val="single"/>
-        </w:rPr>
-        <w:hyperlink r:id="rId9" w:history="1">
-          <w:r>
-            <w:rPr>
-              <w:rStyle w:val="Hyperlink"/>
-            </w:rPr>
-            <w:t>s</w:t>
-          </w:r>
-        </w:hyperlink>
+        </w:rPr>
+        <w:t>s</w:t>
       </w:r>
       <w:r>
         <w:rPr>
@@ -547,74 +697,13 @@
       </w:r>
       <w:r>
         <w:rPr>
-          <w:u w:val="single" w:color="0000ff"/>
           <w:rFonts w:ascii="Charis SIL Regular" w:hAnsi="Charis SIL Regular" w:eastAsia="Charis SIL Regular"/>
           <w:b w:val="0"/>
           <w:i w:val="0"/>
           <w:color w:val="000000"/>
           <w:sz w:val="24"/>
         </w:rPr>
-        <w:hyperlink r:id="rId9" w:history="1">
-          <w:r>
-            <w:rPr>
-              <w:rStyle w:val="Hyperlink"/>
-            </w:rPr>
-            <w:t>public</w:t>
-          </w:r>
-        </w:hyperlink>
-      </w:r>
-      <w:r>
-        <w:rPr>
-          <w:u w:val="single" w:color="0000ff"/>
-          <w:rFonts w:ascii="Charis SIL Regular" w:hAnsi="Charis SIL Regular" w:eastAsia="Charis SIL Regular"/>
-          <w:b w:val="0"/>
-          <w:i w:val="0"/>
-          <w:color w:val="000000"/>
-          <w:sz w:val="24"/>
-        </w:rPr>
-        <w:hyperlink r:id="rId9" w:history="1">
-          <w:r>
-            <w:rPr>
-              <w:rStyle w:val="Hyperlink"/>
-            </w:rPr>
-            <w:t>a</w:t>
-          </w:r>
-        </w:hyperlink>
-      </w:r>
-      <w:r>
-        <w:rPr>
-          <w:u w:val="single" w:color="0000ff"/>
-          <w:rFonts w:ascii="Charis SIL Regular" w:hAnsi="Charis SIL Regular" w:eastAsia="Charis SIL Regular"/>
-          <w:b w:val="0"/>
-          <w:i w:val="0"/>
-          <w:color w:val="000000"/>
-          <w:sz w:val="24"/>
-        </w:rPr>
-        <w:hyperlink r:id="rId9" w:history="1">
-          <w:r>
-            <w:rPr>
-              <w:rStyle w:val="Hyperlink"/>
-            </w:rPr>
-            <w:t xml:space="preserve">tie </w:t>
-          </w:r>
-        </w:hyperlink>
-      </w:r>
-      <w:r>
-        <w:rPr>
-          <w:rFonts w:ascii="Charis SIL Regular" w:hAnsi="Charis SIL Regular" w:eastAsia="Charis SIL Regular"/>
-          <w:b w:val="0"/>
-          <w:i w:val="0"/>
-          <w:color w:val="000000"/>
-          <w:sz w:val="24"/>
-        </w:rPr>
-        <w:hyperlink r:id="rId9" w:history="1">
-          <w:r>
-            <w:rPr>
-              <w:rStyle w:val="Hyperlink"/>
-            </w:rPr>
-            <w:t>_</w:t>
-          </w:r>
-        </w:hyperlink>
+        <w:t>publicatie _</w:t>
       </w:r>
       <w:r>
         <w:rPr>
@@ -755,7 +844,7 @@
           <w:sz w:val="24"/>
           <w:u w:val="single"/>
         </w:rPr>
-        <w:hyperlink r:id="rId9" w:history="1">
+        <w:hyperlink r:id="rId10" w:history="1">
           <w:r>
             <w:rPr>
               <w:rStyle w:val="Hyperlink"/>
@@ -773,7 +862,7 @@
           <w:sz w:val="24"/>
           <w:u w:val="single"/>
         </w:rPr>
-        <w:hyperlink r:id="rId9" w:history="1">
+        <w:hyperlink r:id="rId10" w:history="1">
           <w:r>
             <w:rPr>
               <w:rStyle w:val="Hyperlink"/>
@@ -791,7 +880,7 @@
           <w:sz w:val="24"/>
           <w:u w:val="single"/>
         </w:rPr>
-        <w:hyperlink r:id="rId9" w:history="1">
+        <w:hyperlink r:id="rId10" w:history="1">
           <w:r>
             <w:rPr>
               <w:rStyle w:val="Hyperlink"/>
@@ -838,7 +927,7 @@
           <w:sz w:val="24"/>
           <w:u w:val="single"/>
         </w:rPr>
-        <w:hyperlink r:id="rId9" w:history="1">
+        <w:hyperlink r:id="rId10" w:history="1">
           <w:r>
             <w:rPr>
               <w:rStyle w:val="Hyperlink"/>
@@ -896,7 +985,7 @@
           <w:sz w:val="24"/>
           <w:u w:val="single"/>
         </w:rPr>
-        <w:hyperlink r:id="rId10" w:history="1">
+        <w:hyperlink r:id="rId9" w:history="1">
           <w:r>
             <w:rPr>
               <w:rStyle w:val="Hyperlink"/>
@@ -914,7 +1003,7 @@
           <w:sz w:val="24"/>
           <w:u w:val="single"/>
         </w:rPr>
-        <w:hyperlink r:id="rId10" w:history="1">
+        <w:hyperlink r:id="rId9" w:history="1">
           <w:r>
             <w:rPr>
               <w:rStyle w:val="Hyperlink"/>
@@ -2439,7 +2528,14 @@
           <w:color w:val="000000"/>
           <w:sz w:val="24"/>
         </w:rPr>
-        <w:t xml:space="preserve">de zoekhulp </w:t>
+        <w:hyperlink r:id="rId12" w:history="1">
+          <w:r>
+            <w:rPr>
+              <w:rStyle w:val="Hyperlink"/>
+            </w:rPr>
+            <w:t xml:space="preserve">de zoekhulp </w:t>
+          </w:r>
+        </w:hyperlink>
       </w:r>
       <w:r>
         <w:rPr>
@@ -2450,7 +2546,7 @@
           <w:sz w:val="24"/>
           <w:u w:val="single"/>
         </w:rPr>
-        <w:hyperlink r:id="rId13" w:history="1">
+        <w:hyperlink r:id="rId12" w:history="1">
           <w:r>
             <w:rPr>
               <w:rStyle w:val="Hyperlink"/>
@@ -2573,7 +2669,7 @@
           <w:sz w:val="24"/>
           <w:u w:val="single"/>
         </w:rPr>
-        <w:hyperlink r:id="rId12" w:history="1">
+        <w:hyperlink r:id="rId13" w:history="1">
           <w:r>
             <w:rPr>
               <w:rStyle w:val="Hyperlink"/>
@@ -2591,7 +2687,7 @@
           <w:sz w:val="24"/>
           <w:u w:val="single"/>
         </w:rPr>
-        <w:hyperlink r:id="rId12" w:history="1">
+        <w:hyperlink r:id="rId13" w:history="1">
           <w:r>
             <w:rPr>
               <w:rStyle w:val="Hyperlink"/>
@@ -2609,7 +2705,7 @@
           <w:sz w:val="24"/>
           <w:u w:val="single"/>
         </w:rPr>
-        <w:hyperlink r:id="rId12" w:history="1">
+        <w:hyperlink r:id="rId13" w:history="1">
           <w:r>
             <w:rPr>
               <w:rStyle w:val="Hyperlink"/>
@@ -2627,7 +2723,7 @@
           <w:sz w:val="24"/>
           <w:u w:val="single"/>
         </w:rPr>
-        <w:hyperlink r:id="rId12" w:history="1">
+        <w:hyperlink r:id="rId13" w:history="1">
           <w:r>
             <w:rPr>
               <w:rStyle w:val="Hyperlink"/>
@@ -2645,7 +2741,7 @@
           <w:sz w:val="24"/>
           <w:u w:val="single"/>
         </w:rPr>
-        <w:hyperlink r:id="rId12" w:history="1">
+        <w:hyperlink r:id="rId13" w:history="1">
           <w:r>
             <w:rPr>
               <w:rStyle w:val="Hyperlink"/>
@@ -2674,7 +2770,7 @@
           <w:sz w:val="24"/>
           <w:u w:val="single"/>
         </w:rPr>
-        <w:hyperlink r:id="rId12" w:history="1">
+        <w:hyperlink r:id="rId13" w:history="1">
           <w:r>
             <w:rPr>
               <w:rStyle w:val="Hyperlink"/>
@@ -3324,7 +3420,7 @@
             <w:rPr>
               <w:rStyle w:val="Hyperlink"/>
             </w:rPr>
-            <w:t>Significanc</w:t>
+            <w:t>Significan</w:t>
           </w:r>
         </w:hyperlink>
       </w:r>
@@ -3335,36 +3431,13 @@
           <w:i/>
           <w:color w:val="0000FF"/>
           <w:sz w:val="24"/>
-          <w:u w:val="single"/>
-        </w:rPr>
-        <w:t>e</w:t>
-      </w:r>
-      <w:r>
-        <w:rPr>
-          <w:rFonts w:ascii="Charis SIL Italic" w:hAnsi="Charis SIL Italic" w:eastAsia="Charis SIL Italic"/>
-          <w:b w:val="0"/>
-          <w:i/>
-          <w:color w:val="0000FF"/>
-          <w:sz w:val="24"/>
-          <w:u w:val="single"/>
-        </w:rPr>
-        <w:t xml:space="preserve"> </w:t>
-      </w:r>
-      <w:r>
-        <w:rPr>
-          <w:rFonts w:ascii="Charis SIL Italic" w:hAnsi="Charis SIL Italic" w:eastAsia="Charis SIL Italic"/>
-          <w:b w:val="0"/>
-          <w:i/>
-          <w:color w:val="0000FF"/>
-          <w:sz w:val="24"/>
-          <w:u w:val="single"/>
         </w:rPr>
         <w:hyperlink r:id="rId16" w:history="1">
           <w:r>
             <w:rPr>
               <w:rStyle w:val="Hyperlink"/>
             </w:rPr>
-            <w:t>o</w:t>
+            <w:t>c</w:t>
           </w:r>
         </w:hyperlink>
       </w:r>
@@ -3376,7 +3449,36 @@
           <w:color w:val="0000FF"/>
           <w:sz w:val="24"/>
         </w:rPr>
-        <w:t xml:space="preserve">f </w:t>
+        <w:t>e</w:t>
+      </w:r>
+      <w:r>
+        <w:rPr>
+          <w:rFonts w:ascii="Charis SIL Italic" w:hAnsi="Charis SIL Italic" w:eastAsia="Charis SIL Italic"/>
+          <w:b w:val="0"/>
+          <w:i/>
+          <w:color w:val="0000FF"/>
+          <w:sz w:val="24"/>
+          <w:u w:val="single"/>
+        </w:rPr>
+        <w:t xml:space="preserve"> </w:t>
+      </w:r>
+      <w:r>
+        <w:rPr>
+          <w:rFonts w:ascii="Charis SIL Italic" w:hAnsi="Charis SIL Italic" w:eastAsia="Charis SIL Italic"/>
+          <w:b w:val="0"/>
+          <w:i/>
+          <w:color w:val="0000FF"/>
+          <w:sz w:val="24"/>
+          <w:u w:val="single"/>
+        </w:rPr>
+        <w:hyperlink r:id="rId16" w:history="1">
+          <w:r>
+            <w:rPr>
+              <w:rStyle w:val="Hyperlink"/>
+            </w:rPr>
+            <w:t xml:space="preserve">of </w:t>
+          </w:r>
+        </w:hyperlink>
       </w:r>
       <w:r>
         <w:rPr>
@@ -3472,7 +3574,6 @@
           <w:i/>
           <w:color w:val="0000FF"/>
           <w:sz w:val="24"/>
-          <w:u w:val="single"/>
         </w:rPr>
         <w:hyperlink r:id="rId16" w:history="1">
           <w:r>
@@ -4218,6 +4319,7 @@
       </w:r>
       <w:r>
         <w:rPr>
+          <w:u w:val="single" w:color="0000ff"/>
           <w:rFonts w:ascii="Charis SIL Regular" w:hAnsi="Charis SIL Regular" w:eastAsia="Charis SIL Regular"/>
           <w:b w:val="0"/>
           <w:i w:val="0"/>
@@ -5003,7 +5105,34 @@
           <w:color w:val="000000"/>
           <w:sz w:val="24"/>
         </w:rPr>
-        <w:t xml:space="preserve">•  Deterts, Dorothea (ed.), </w:t>
+        <w:t xml:space="preserve">•  </w:t>
+      </w:r>
+      <w:r>
+        <w:rPr>
+          <w:rFonts w:ascii="Charis SIL Regular" w:hAnsi="Charis SIL Regular" w:eastAsia="Charis SIL Regular"/>
+          <w:b w:val="0"/>
+          <w:i w:val="0"/>
+          <w:color w:val="000000"/>
+          <w:sz w:val="24"/>
+        </w:rPr>
+        <w:hyperlink r:id="rId18" w:history="1">
+          <w:r>
+            <w:rPr>
+              <w:rStyle w:val="Hyperlink"/>
+            </w:rPr>
+            <w:t xml:space="preserve">Deterts, </w:t>
+          </w:r>
+        </w:hyperlink>
+      </w:r>
+      <w:r>
+        <w:rPr>
+          <w:rFonts w:ascii="Charis SIL Regular" w:hAnsi="Charis SIL Regular" w:eastAsia="Charis SIL Regular"/>
+          <w:b w:val="0"/>
+          <w:i w:val="0"/>
+          <w:color w:val="000000"/>
+          <w:sz w:val="24"/>
+        </w:rPr>
+        <w:t xml:space="preserve">Dorothea (ed.), </w:t>
       </w:r>
       <w:r>
         <w:rPr>

--- a/EXPORTS/DOCX/published/niveau1/Dutch/DoingResearch.docx
+++ b/EXPORTS/DOCX/published/niveau1/Dutch/DoingResearch.docx
@@ -435,7 +435,7 @@
             <w:rPr>
               <w:rStyle w:val="Hyperlink"/>
             </w:rPr>
-            <w:t>objects</w:t>
+            <w:t>object</w:t>
           </w:r>
         </w:hyperlink>
       </w:r>
@@ -446,9 +446,29 @@
           <w:i/>
           <w:color w:val="0000FF"/>
           <w:sz w:val="24"/>
+        </w:rPr>
+        <w:t>s</w:t>
+      </w:r>
+      <w:r>
+        <w:rPr>
+          <w:rFonts w:ascii="Charis SIL Italic" w:hAnsi="Charis SIL Italic" w:eastAsia="Charis SIL Italic"/>
+          <w:b w:val="0"/>
+          <w:i/>
+          <w:color w:val="0000FF"/>
+          <w:sz w:val="24"/>
           <w:u w:val="single"/>
         </w:rPr>
         <w:t xml:space="preserve"> </w:t>
+      </w:r>
+      <w:r>
+        <w:rPr>
+          <w:rFonts w:ascii="Charis SIL Italic" w:hAnsi="Charis SIL Italic" w:eastAsia="Charis SIL Italic"/>
+          <w:b w:val="0"/>
+          <w:i/>
+          <w:color w:val="0000FF"/>
+          <w:sz w:val="24"/>
+        </w:rPr>
+        <w:t>and collections acquired in colonial situation</w:t>
       </w:r>
       <w:r>
         <w:rPr>
@@ -464,218 +484,9 @@
             <w:rPr>
               <w:rStyle w:val="Hyperlink"/>
             </w:rPr>
-            <w:t>and</w:t>
+            <w:t>s</w:t>
           </w:r>
         </w:hyperlink>
-      </w:r>
-      <w:r>
-        <w:rPr>
-          <w:rFonts w:ascii="Charis SIL Italic" w:hAnsi="Charis SIL Italic" w:eastAsia="Charis SIL Italic"/>
-          <w:b w:val="0"/>
-          <w:i/>
-          <w:color w:val="0000FF"/>
-          <w:sz w:val="24"/>
-          <w:u w:val="single"/>
-        </w:rPr>
-        <w:t xml:space="preserve"> </w:t>
-      </w:r>
-      <w:r>
-        <w:rPr>
-          <w:rFonts w:ascii="Charis SIL Italic" w:hAnsi="Charis SIL Italic" w:eastAsia="Charis SIL Italic"/>
-          <w:b w:val="0"/>
-          <w:i/>
-          <w:color w:val="0000FF"/>
-          <w:sz w:val="24"/>
-          <w:u w:val="single"/>
-        </w:rPr>
-        <w:hyperlink r:id="rId9" w:history="1">
-          <w:r>
-            <w:rPr>
-              <w:rStyle w:val="Hyperlink"/>
-            </w:rPr>
-            <w:t>collections</w:t>
-          </w:r>
-        </w:hyperlink>
-      </w:r>
-      <w:r>
-        <w:rPr>
-          <w:rFonts w:ascii="Charis SIL Italic" w:hAnsi="Charis SIL Italic" w:eastAsia="Charis SIL Italic"/>
-          <w:b w:val="0"/>
-          <w:i/>
-          <w:color w:val="0000FF"/>
-          <w:sz w:val="24"/>
-          <w:u w:val="single"/>
-        </w:rPr>
-        <w:t xml:space="preserve"> </w:t>
-      </w:r>
-      <w:r>
-        <w:rPr>
-          <w:rFonts w:ascii="Charis SIL Italic" w:hAnsi="Charis SIL Italic" w:eastAsia="Charis SIL Italic"/>
-          <w:b w:val="0"/>
-          <w:i/>
-          <w:color w:val="0000FF"/>
-          <w:sz w:val="24"/>
-          <w:u w:val="single"/>
-        </w:rPr>
-        <w:hyperlink r:id="rId9" w:history="1">
-          <w:r>
-            <w:rPr>
-              <w:rStyle w:val="Hyperlink"/>
-            </w:rPr>
-            <w:t>acquired</w:t>
-          </w:r>
-        </w:hyperlink>
-      </w:r>
-      <w:r>
-        <w:rPr>
-          <w:rFonts w:ascii="Charis SIL Italic" w:hAnsi="Charis SIL Italic" w:eastAsia="Charis SIL Italic"/>
-          <w:b w:val="0"/>
-          <w:i/>
-          <w:color w:val="0000FF"/>
-          <w:sz w:val="24"/>
-          <w:u w:val="single"/>
-        </w:rPr>
-        <w:t xml:space="preserve"> </w:t>
-      </w:r>
-      <w:r>
-        <w:rPr>
-          <w:rFonts w:ascii="Charis SIL Italic" w:hAnsi="Charis SIL Italic" w:eastAsia="Charis SIL Italic"/>
-          <w:b w:val="0"/>
-          <w:i/>
-          <w:color w:val="0000FF"/>
-          <w:sz w:val="24"/>
-          <w:u w:val="single"/>
-        </w:rPr>
-        <w:hyperlink r:id="rId9" w:history="1">
-          <w:r>
-            <w:rPr>
-              <w:rStyle w:val="Hyperlink"/>
-            </w:rPr>
-            <w:t>in</w:t>
-          </w:r>
-        </w:hyperlink>
-      </w:r>
-      <w:r>
-        <w:rPr>
-          <w:rFonts w:ascii="Charis SIL Italic" w:hAnsi="Charis SIL Italic" w:eastAsia="Charis SIL Italic"/>
-          <w:b w:val="0"/>
-          <w:i/>
-          <w:color w:val="0000FF"/>
-          <w:sz w:val="24"/>
-          <w:u w:val="single"/>
-        </w:rPr>
-        <w:t xml:space="preserve"> </w:t>
-      </w:r>
-      <w:r>
-        <w:rPr>
-          <w:rFonts w:ascii="Charis SIL Italic" w:hAnsi="Charis SIL Italic" w:eastAsia="Charis SIL Italic"/>
-          <w:b w:val="0"/>
-          <w:i/>
-          <w:color w:val="0000FF"/>
-          <w:sz w:val="24"/>
-          <w:u w:val="single"/>
-        </w:rPr>
-        <w:hyperlink r:id="rId9" w:history="1">
-          <w:r>
-            <w:rPr>
-              <w:rStyle w:val="Hyperlink"/>
-            </w:rPr>
-            <w:t>col</w:t>
-          </w:r>
-        </w:hyperlink>
-      </w:r>
-      <w:r>
-        <w:rPr>
-          <w:rFonts w:ascii="Charis SIL Italic" w:hAnsi="Charis SIL Italic" w:eastAsia="Charis SIL Italic"/>
-          <w:b w:val="0"/>
-          <w:i/>
-          <w:color w:val="0000FF"/>
-          <w:sz w:val="24"/>
-          <w:u w:val="single"/>
-        </w:rPr>
-        <w:hyperlink r:id="rId9" w:history="1">
-          <w:r>
-            <w:rPr>
-              <w:rStyle w:val="Hyperlink"/>
-            </w:rPr>
-            <w:t>onial</w:t>
-          </w:r>
-        </w:hyperlink>
-      </w:r>
-      <w:r>
-        <w:rPr>
-          <w:rFonts w:ascii="Charis SIL Italic" w:hAnsi="Charis SIL Italic" w:eastAsia="Charis SIL Italic"/>
-          <w:b w:val="0"/>
-          <w:i/>
-          <w:color w:val="0000FF"/>
-          <w:sz w:val="24"/>
-          <w:u w:val="single"/>
-        </w:rPr>
-        <w:t xml:space="preserve"> </w:t>
-      </w:r>
-      <w:r>
-        <w:rPr>
-          <w:rFonts w:ascii="Charis SIL Italic" w:hAnsi="Charis SIL Italic" w:eastAsia="Charis SIL Italic"/>
-          <w:b w:val="0"/>
-          <w:i/>
-          <w:color w:val="0000FF"/>
-          <w:sz w:val="24"/>
-          <w:u w:val="single"/>
-        </w:rPr>
-        <w:hyperlink r:id="rId9" w:history="1">
-          <w:r>
-            <w:rPr>
-              <w:rStyle w:val="Hyperlink"/>
-            </w:rPr>
-            <w:t>situ</w:t>
-          </w:r>
-        </w:hyperlink>
-      </w:r>
-      <w:r>
-        <w:rPr>
-          <w:rFonts w:ascii="Charis SIL Italic" w:hAnsi="Charis SIL Italic" w:eastAsia="Charis SIL Italic"/>
-          <w:b w:val="0"/>
-          <w:i/>
-          <w:color w:val="0000FF"/>
-          <w:sz w:val="24"/>
-          <w:u w:val="single"/>
-        </w:rPr>
-        <w:hyperlink r:id="rId9" w:history="1">
-          <w:r>
-            <w:rPr>
-              <w:rStyle w:val="Hyperlink"/>
-            </w:rPr>
-            <w:t>a</w:t>
-          </w:r>
-        </w:hyperlink>
-      </w:r>
-      <w:r>
-        <w:rPr>
-          <w:rFonts w:ascii="Charis SIL Italic" w:hAnsi="Charis SIL Italic" w:eastAsia="Charis SIL Italic"/>
-          <w:b w:val="0"/>
-          <w:i/>
-          <w:color w:val="0000FF"/>
-          <w:sz w:val="24"/>
-          <w:u w:val="single"/>
-        </w:rPr>
-        <w:hyperlink r:id="rId9" w:history="1">
-          <w:r>
-            <w:rPr>
-              <w:rStyle w:val="Hyperlink"/>
-            </w:rPr>
-            <w:t>tion</w:t>
-          </w:r>
-        </w:hyperlink>
-      </w:r>
-      <w:r>
-        <w:rPr>
-          <w:rFonts w:ascii="Charis SIL Italic" w:hAnsi="Charis SIL Italic" w:eastAsia="Charis SIL Italic"/>
-          <w:b w:val="0"/>
-          <w:i/>
-          <w:color w:val="0000FF"/>
-          <w:sz w:val="24"/>
-        </w:rPr>
-        <w:t>s</w:t>
       </w:r>
       <w:r>
         <w:rPr>
@@ -797,6 +608,324 @@
           <w:sz w:val="24"/>
           <w:u w:val="single"/>
         </w:rPr>
+        <w:hyperlink r:id="rId10" w:history="1">
+          <w:r>
+            <w:rPr>
+              <w:rStyle w:val="Hyperlink"/>
+            </w:rPr>
+            <w:t>n</w:t>
+          </w:r>
+        </w:hyperlink>
+      </w:r>
+      <w:r>
+        <w:rPr>
+          <w:rFonts w:ascii="Charis SIL Regular" w:hAnsi="Charis SIL Regular" w:eastAsia="Charis SIL Regular"/>
+          <w:b w:val="0"/>
+          <w:i w:val="0"/>
+          <w:color w:val="0000FF"/>
+          <w:sz w:val="24"/>
+          <w:u w:val="single"/>
+        </w:rPr>
+        <w:hyperlink r:id="rId10" w:history="1">
+          <w:r>
+            <w:rPr>
+              <w:rStyle w:val="Hyperlink"/>
+            </w:rPr>
+            <w:t>aar</w:t>
+          </w:r>
+        </w:hyperlink>
+      </w:r>
+      <w:r>
+        <w:rPr>
+          <w:rFonts w:ascii="Charis SIL Regular" w:hAnsi="Charis SIL Regular" w:eastAsia="Charis SIL Regular"/>
+          <w:b w:val="0"/>
+          <w:i w:val="0"/>
+          <w:color w:val="0000FF"/>
+          <w:sz w:val="24"/>
+          <w:u w:val="single"/>
+        </w:rPr>
+        <w:t xml:space="preserve"> </w:t>
+      </w:r>
+      <w:r>
+        <w:rPr>
+          <w:rFonts w:ascii="Charis SIL Regular" w:hAnsi="Charis SIL Regular" w:eastAsia="Charis SIL Regular"/>
+          <w:b w:val="0"/>
+          <w:i w:val="0"/>
+          <w:color w:val="0000FF"/>
+          <w:sz w:val="24"/>
+          <w:u w:val="single"/>
+        </w:rPr>
+        <w:hyperlink r:id="rId10" w:history="1">
+          <w:r>
+            <w:rPr>
+              <w:rStyle w:val="Hyperlink"/>
+            </w:rPr>
+            <w:t>ob</w:t>
+          </w:r>
+        </w:hyperlink>
+      </w:r>
+      <w:r>
+        <w:rPr>
+          <w:rFonts w:ascii="Charis SIL Regular" w:hAnsi="Charis SIL Regular" w:eastAsia="Charis SIL Regular"/>
+          <w:b w:val="0"/>
+          <w:i w:val="0"/>
+          <w:color w:val="0000FF"/>
+          <w:sz w:val="24"/>
+          <w:u w:val="single"/>
+        </w:rPr>
+        <w:hyperlink r:id="rId9" w:history="1">
+          <w:r>
+            <w:rPr>
+              <w:rStyle w:val="Hyperlink"/>
+            </w:rPr>
+            <w:t>j</w:t>
+          </w:r>
+        </w:hyperlink>
+      </w:r>
+      <w:r>
+        <w:rPr>
+          <w:rFonts w:ascii="Charis SIL Regular" w:hAnsi="Charis SIL Regular" w:eastAsia="Charis SIL Regular"/>
+          <w:b w:val="0"/>
+          <w:i w:val="0"/>
+          <w:color w:val="0000FF"/>
+          <w:sz w:val="24"/>
+          <w:u w:val="single"/>
+        </w:rPr>
+        <w:hyperlink r:id="rId9" w:history="1">
+          <w:r>
+            <w:rPr>
+              <w:rStyle w:val="Hyperlink"/>
+            </w:rPr>
+            <w:t>ecte</w:t>
+          </w:r>
+        </w:hyperlink>
+      </w:r>
+      <w:r>
+        <w:rPr>
+          <w:rFonts w:ascii="Charis SIL Regular" w:hAnsi="Charis SIL Regular" w:eastAsia="Charis SIL Regular"/>
+          <w:b w:val="0"/>
+          <w:i w:val="0"/>
+          <w:color w:val="0000FF"/>
+          <w:sz w:val="24"/>
+          <w:u w:val="single"/>
+        </w:rPr>
+        <w:hyperlink r:id="rId10" w:history="1">
+          <w:r>
+            <w:rPr>
+              <w:rStyle w:val="Hyperlink"/>
+            </w:rPr>
+            <w:t>n</w:t>
+          </w:r>
+        </w:hyperlink>
+      </w:r>
+      <w:r>
+        <w:rPr>
+          <w:rFonts w:ascii="Charis SIL Regular" w:hAnsi="Charis SIL Regular" w:eastAsia="Charis SIL Regular"/>
+          <w:b w:val="0"/>
+          <w:i w:val="0"/>
+          <w:color w:val="0000FF"/>
+          <w:sz w:val="24"/>
+          <w:u w:val="single"/>
+        </w:rPr>
+        <w:t xml:space="preserve"> </w:t>
+      </w:r>
+      <w:r>
+        <w:rPr>
+          <w:rFonts w:ascii="Charis SIL Regular" w:hAnsi="Charis SIL Regular" w:eastAsia="Charis SIL Regular"/>
+          <w:b w:val="0"/>
+          <w:i w:val="0"/>
+          <w:color w:val="0000FF"/>
+          <w:sz w:val="24"/>
+          <w:u w:val="single"/>
+        </w:rPr>
+        <w:hyperlink r:id="rId9" w:history="1">
+          <w:r>
+            <w:rPr>
+              <w:rStyle w:val="Hyperlink"/>
+            </w:rPr>
+            <w:t>uit</w:t>
+          </w:r>
+        </w:hyperlink>
+      </w:r>
+      <w:r>
+        <w:rPr>
+          <w:rFonts w:ascii="Charis SIL Regular" w:hAnsi="Charis SIL Regular" w:eastAsia="Charis SIL Regular"/>
+          <w:b w:val="0"/>
+          <w:i w:val="0"/>
+          <w:color w:val="0000FF"/>
+          <w:sz w:val="24"/>
+          <w:u w:val="single"/>
+        </w:rPr>
+        <w:t xml:space="preserve"> </w:t>
+      </w:r>
+      <w:r>
+        <w:rPr>
+          <w:rFonts w:ascii="Charis SIL Regular" w:hAnsi="Charis SIL Regular" w:eastAsia="Charis SIL Regular"/>
+          <w:b w:val="0"/>
+          <w:i w:val="0"/>
+          <w:color w:val="0000FF"/>
+          <w:sz w:val="24"/>
+          <w:u w:val="single"/>
+        </w:rPr>
+        <w:hyperlink r:id="rId9" w:history="1">
+          <w:r>
+            <w:rPr>
+              <w:rStyle w:val="Hyperlink"/>
+            </w:rPr>
+            <w:t>een</w:t>
+          </w:r>
+        </w:hyperlink>
+      </w:r>
+      <w:r>
+        <w:rPr>
+          <w:rFonts w:ascii="Charis SIL Regular" w:hAnsi="Charis SIL Regular" w:eastAsia="Charis SIL Regular"/>
+          <w:b w:val="0"/>
+          <w:i w:val="0"/>
+          <w:color w:val="0000FF"/>
+          <w:sz w:val="24"/>
+          <w:u w:val="single"/>
+        </w:rPr>
+        <w:t xml:space="preserve"> </w:t>
+      </w:r>
+      <w:r>
+        <w:rPr>
+          <w:rFonts w:ascii="Charis SIL Regular" w:hAnsi="Charis SIL Regular" w:eastAsia="Charis SIL Regular"/>
+          <w:b w:val="0"/>
+          <w:i w:val="0"/>
+          <w:color w:val="0000FF"/>
+          <w:sz w:val="24"/>
+          <w:u w:val="single"/>
+        </w:rPr>
+        <w:hyperlink r:id="rId9" w:history="1">
+          <w:r>
+            <w:rPr>
+              <w:rStyle w:val="Hyperlink"/>
+            </w:rPr>
+            <w:t>k</w:t>
+          </w:r>
+        </w:hyperlink>
+      </w:r>
+      <w:r>
+        <w:rPr>
+          <w:rFonts w:ascii="Charis SIL Regular" w:hAnsi="Charis SIL Regular" w:eastAsia="Charis SIL Regular"/>
+          <w:b w:val="0"/>
+          <w:i w:val="0"/>
+          <w:color w:val="0000FF"/>
+          <w:sz w:val="24"/>
+          <w:u w:val="single"/>
+        </w:rPr>
+        <w:hyperlink r:id="rId9" w:history="1">
+          <w:r>
+            <w:rPr>
+              <w:rStyle w:val="Hyperlink"/>
+            </w:rPr>
+            <w:t>oloniale</w:t>
+          </w:r>
+        </w:hyperlink>
+      </w:r>
+      <w:r>
+        <w:rPr>
+          <w:rFonts w:ascii="Charis SIL Regular" w:hAnsi="Charis SIL Regular" w:eastAsia="Charis SIL Regular"/>
+          <w:b w:val="0"/>
+          <w:i w:val="0"/>
+          <w:color w:val="0000FF"/>
+          <w:sz w:val="24"/>
+          <w:u w:val="single"/>
+        </w:rPr>
+        <w:t xml:space="preserve"> </w:t>
+      </w:r>
+      <w:r>
+        <w:rPr>
+          <w:rFonts w:ascii="Charis SIL Regular" w:hAnsi="Charis SIL Regular" w:eastAsia="Charis SIL Regular"/>
+          <w:b w:val="0"/>
+          <w:i w:val="0"/>
+          <w:color w:val="0000FF"/>
+          <w:sz w:val="24"/>
+          <w:u w:val="single"/>
+        </w:rPr>
+        <w:hyperlink r:id="rId9" w:history="1">
+          <w:r>
+            <w:rPr>
+              <w:rStyle w:val="Hyperlink"/>
+            </w:rPr>
+            <w:t>co</w:t>
+          </w:r>
+        </w:hyperlink>
+      </w:r>
+      <w:r>
+        <w:rPr>
+          <w:rFonts w:ascii="Charis SIL Regular" w:hAnsi="Charis SIL Regular" w:eastAsia="Charis SIL Regular"/>
+          <w:b w:val="0"/>
+          <w:i w:val="0"/>
+          <w:color w:val="0000FF"/>
+          <w:sz w:val="24"/>
+          <w:u w:val="single"/>
+        </w:rPr>
+        <w:hyperlink r:id="rId9" w:history="1">
+          <w:r>
+            <w:rPr>
+              <w:rStyle w:val="Hyperlink"/>
+            </w:rPr>
+            <w:t>ntext.</w:t>
+          </w:r>
+        </w:hyperlink>
+      </w:r>
+      <w:r>
+        <w:rPr>
+          <w:rFonts w:ascii="Charis SIL Regular" w:hAnsi="Charis SIL Regular" w:eastAsia="Charis SIL Regular"/>
+          <w:b w:val="0"/>
+          <w:i w:val="0"/>
+          <w:color w:val="0000FF"/>
+          <w:sz w:val="24"/>
+          <w:u w:val="single"/>
+        </w:rPr>
+        <w:t xml:space="preserve"> </w:t>
+      </w:r>
+      <w:r>
+        <w:rPr>
+          <w:rFonts w:ascii="Charis SIL Regular" w:hAnsi="Charis SIL Regular" w:eastAsia="Charis SIL Regular"/>
+          <w:b w:val="0"/>
+          <w:i w:val="0"/>
+          <w:color w:val="0000FF"/>
+          <w:sz w:val="24"/>
+          <w:u w:val="single"/>
+        </w:rPr>
+        <w:hyperlink r:id="rId9" w:history="1">
+          <w:r>
+            <w:rPr>
+              <w:rStyle w:val="Hyperlink"/>
+            </w:rPr>
+            <w:t>E</w:t>
+          </w:r>
+        </w:hyperlink>
+      </w:r>
+      <w:r>
+        <w:rPr>
+          <w:rFonts w:ascii="Charis SIL Regular" w:hAnsi="Charis SIL Regular" w:eastAsia="Charis SIL Regular"/>
+          <w:b w:val="0"/>
+          <w:i w:val="0"/>
+          <w:color w:val="0000FF"/>
+          <w:sz w:val="24"/>
+          <w:u w:val="single"/>
+        </w:rPr>
+        <w:hyperlink r:id="rId9" w:history="1">
+          <w:r>
+            <w:rPr>
+              <w:rStyle w:val="Hyperlink"/>
+            </w:rPr>
+            <w:t>e</w:t>
+          </w:r>
+        </w:hyperlink>
+      </w:r>
+      <w:r>
+        <w:rPr>
+          <w:rFonts w:ascii="Charis SIL Regular" w:hAnsi="Charis SIL Regular" w:eastAsia="Charis SIL Regular"/>
+          <w:b w:val="0"/>
+          <w:i w:val="0"/>
+          <w:color w:val="0000FF"/>
+          <w:sz w:val="24"/>
+          <w:u w:val="single"/>
+        </w:rPr>
         <w:hyperlink r:id="rId9" w:history="1">
           <w:r>
             <w:rPr>
@@ -815,14 +944,7 @@
           <w:sz w:val="24"/>
           <w:u w:val="single"/>
         </w:rPr>
-        <w:hyperlink r:id="rId9" w:history="1">
-          <w:r>
-            <w:rPr>
-              <w:rStyle w:val="Hyperlink"/>
-            </w:rPr>
-            <w:t>aar</w:t>
-          </w:r>
-        </w:hyperlink>
+        <w:t xml:space="preserve"> </w:t>
       </w:r>
       <w:r>
         <w:rPr>
@@ -833,318 +955,7 @@
           <w:sz w:val="24"/>
           <w:u w:val="single"/>
         </w:rPr>
-        <w:t xml:space="preserve"> </w:t>
-      </w:r>
-      <w:r>
-        <w:rPr>
-          <w:rFonts w:ascii="Charis SIL Regular" w:hAnsi="Charis SIL Regular" w:eastAsia="Charis SIL Regular"/>
-          <w:b w:val="0"/>
-          <w:i w:val="0"/>
-          <w:color w:val="0000FF"/>
-          <w:sz w:val="24"/>
-          <w:u w:val="single"/>
-        </w:rPr>
         <w:hyperlink r:id="rId10" w:history="1">
-          <w:r>
-            <w:rPr>
-              <w:rStyle w:val="Hyperlink"/>
-            </w:rPr>
-            <w:t>ob</w:t>
-          </w:r>
-        </w:hyperlink>
-      </w:r>
-      <w:r>
-        <w:rPr>
-          <w:rFonts w:ascii="Charis SIL Regular" w:hAnsi="Charis SIL Regular" w:eastAsia="Charis SIL Regular"/>
-          <w:b w:val="0"/>
-          <w:i w:val="0"/>
-          <w:color w:val="0000FF"/>
-          <w:sz w:val="24"/>
-          <w:u w:val="single"/>
-        </w:rPr>
-        <w:hyperlink r:id="rId10" w:history="1">
-          <w:r>
-            <w:rPr>
-              <w:rStyle w:val="Hyperlink"/>
-            </w:rPr>
-            <w:t>j</w:t>
-          </w:r>
-        </w:hyperlink>
-      </w:r>
-      <w:r>
-        <w:rPr>
-          <w:rFonts w:ascii="Charis SIL Regular" w:hAnsi="Charis SIL Regular" w:eastAsia="Charis SIL Regular"/>
-          <w:b w:val="0"/>
-          <w:i w:val="0"/>
-          <w:color w:val="0000FF"/>
-          <w:sz w:val="24"/>
-          <w:u w:val="single"/>
-        </w:rPr>
-        <w:hyperlink r:id="rId10" w:history="1">
-          <w:r>
-            <w:rPr>
-              <w:rStyle w:val="Hyperlink"/>
-            </w:rPr>
-            <w:t>ecte</w:t>
-          </w:r>
-        </w:hyperlink>
-      </w:r>
-      <w:r>
-        <w:rPr>
-          <w:rFonts w:ascii="Charis SIL Regular" w:hAnsi="Charis SIL Regular" w:eastAsia="Charis SIL Regular"/>
-          <w:b w:val="0"/>
-          <w:i w:val="0"/>
-          <w:color w:val="0000FF"/>
-          <w:sz w:val="24"/>
-          <w:u w:val="single"/>
-        </w:rPr>
-        <w:hyperlink r:id="rId10" w:history="1">
-          <w:r>
-            <w:rPr>
-              <w:rStyle w:val="Hyperlink"/>
-            </w:rPr>
-            <w:t>n</w:t>
-          </w:r>
-        </w:hyperlink>
-      </w:r>
-      <w:r>
-        <w:rPr>
-          <w:rFonts w:ascii="Charis SIL Regular" w:hAnsi="Charis SIL Regular" w:eastAsia="Charis SIL Regular"/>
-          <w:b w:val="0"/>
-          <w:i w:val="0"/>
-          <w:color w:val="0000FF"/>
-          <w:sz w:val="24"/>
-          <w:u w:val="single"/>
-        </w:rPr>
-        <w:t xml:space="preserve"> </w:t>
-      </w:r>
-      <w:r>
-        <w:rPr>
-          <w:rFonts w:ascii="Charis SIL Regular" w:hAnsi="Charis SIL Regular" w:eastAsia="Charis SIL Regular"/>
-          <w:b w:val="0"/>
-          <w:i w:val="0"/>
-          <w:color w:val="0000FF"/>
-          <w:sz w:val="24"/>
-          <w:u w:val="single"/>
-        </w:rPr>
-        <w:hyperlink r:id="rId10" w:history="1">
-          <w:r>
-            <w:rPr>
-              <w:rStyle w:val="Hyperlink"/>
-            </w:rPr>
-            <w:t>uit</w:t>
-          </w:r>
-        </w:hyperlink>
-      </w:r>
-      <w:r>
-        <w:rPr>
-          <w:rFonts w:ascii="Charis SIL Regular" w:hAnsi="Charis SIL Regular" w:eastAsia="Charis SIL Regular"/>
-          <w:b w:val="0"/>
-          <w:i w:val="0"/>
-          <w:color w:val="0000FF"/>
-          <w:sz w:val="24"/>
-          <w:u w:val="single"/>
-        </w:rPr>
-        <w:t xml:space="preserve"> </w:t>
-      </w:r>
-      <w:r>
-        <w:rPr>
-          <w:rFonts w:ascii="Charis SIL Regular" w:hAnsi="Charis SIL Regular" w:eastAsia="Charis SIL Regular"/>
-          <w:b w:val="0"/>
-          <w:i w:val="0"/>
-          <w:color w:val="0000FF"/>
-          <w:sz w:val="24"/>
-          <w:u w:val="single"/>
-        </w:rPr>
-        <w:hyperlink r:id="rId10" w:history="1">
-          <w:r>
-            <w:rPr>
-              <w:rStyle w:val="Hyperlink"/>
-            </w:rPr>
-            <w:t>een</w:t>
-          </w:r>
-        </w:hyperlink>
-      </w:r>
-      <w:r>
-        <w:rPr>
-          <w:rFonts w:ascii="Charis SIL Regular" w:hAnsi="Charis SIL Regular" w:eastAsia="Charis SIL Regular"/>
-          <w:b w:val="0"/>
-          <w:i w:val="0"/>
-          <w:color w:val="0000FF"/>
-          <w:sz w:val="24"/>
-          <w:u w:val="single"/>
-        </w:rPr>
-        <w:t xml:space="preserve"> </w:t>
-      </w:r>
-      <w:r>
-        <w:rPr>
-          <w:rFonts w:ascii="Charis SIL Regular" w:hAnsi="Charis SIL Regular" w:eastAsia="Charis SIL Regular"/>
-          <w:b w:val="0"/>
-          <w:i w:val="0"/>
-          <w:color w:val="0000FF"/>
-          <w:sz w:val="24"/>
-          <w:u w:val="single"/>
-        </w:rPr>
-        <w:hyperlink r:id="rId9" w:history="1">
-          <w:r>
-            <w:rPr>
-              <w:rStyle w:val="Hyperlink"/>
-            </w:rPr>
-            <w:t>k</w:t>
-          </w:r>
-        </w:hyperlink>
-      </w:r>
-      <w:r>
-        <w:rPr>
-          <w:rFonts w:ascii="Charis SIL Regular" w:hAnsi="Charis SIL Regular" w:eastAsia="Charis SIL Regular"/>
-          <w:b w:val="0"/>
-          <w:i w:val="0"/>
-          <w:color w:val="0000FF"/>
-          <w:sz w:val="24"/>
-          <w:u w:val="single"/>
-        </w:rPr>
-        <w:hyperlink r:id="rId9" w:history="1">
-          <w:r>
-            <w:rPr>
-              <w:rStyle w:val="Hyperlink"/>
-            </w:rPr>
-            <w:t>oloniale</w:t>
-          </w:r>
-        </w:hyperlink>
-      </w:r>
-      <w:r>
-        <w:rPr>
-          <w:rFonts w:ascii="Charis SIL Regular" w:hAnsi="Charis SIL Regular" w:eastAsia="Charis SIL Regular"/>
-          <w:b w:val="0"/>
-          <w:i w:val="0"/>
-          <w:color w:val="0000FF"/>
-          <w:sz w:val="24"/>
-          <w:u w:val="single"/>
-        </w:rPr>
-        <w:t xml:space="preserve"> </w:t>
-      </w:r>
-      <w:r>
-        <w:rPr>
-          <w:rFonts w:ascii="Charis SIL Regular" w:hAnsi="Charis SIL Regular" w:eastAsia="Charis SIL Regular"/>
-          <w:b w:val="0"/>
-          <w:i w:val="0"/>
-          <w:color w:val="0000FF"/>
-          <w:sz w:val="24"/>
-          <w:u w:val="single"/>
-        </w:rPr>
-        <w:hyperlink r:id="rId9" w:history="1">
-          <w:r>
-            <w:rPr>
-              <w:rStyle w:val="Hyperlink"/>
-            </w:rPr>
-            <w:t>co</w:t>
-          </w:r>
-        </w:hyperlink>
-      </w:r>
-      <w:r>
-        <w:rPr>
-          <w:rFonts w:ascii="Charis SIL Regular" w:hAnsi="Charis SIL Regular" w:eastAsia="Charis SIL Regular"/>
-          <w:b w:val="0"/>
-          <w:i w:val="0"/>
-          <w:color w:val="0000FF"/>
-          <w:sz w:val="24"/>
-          <w:u w:val="single"/>
-        </w:rPr>
-        <w:hyperlink r:id="rId9" w:history="1">
-          <w:r>
-            <w:rPr>
-              <w:rStyle w:val="Hyperlink"/>
-            </w:rPr>
-            <w:t>ntext.</w:t>
-          </w:r>
-        </w:hyperlink>
-      </w:r>
-      <w:r>
-        <w:rPr>
-          <w:rFonts w:ascii="Charis SIL Regular" w:hAnsi="Charis SIL Regular" w:eastAsia="Charis SIL Regular"/>
-          <w:b w:val="0"/>
-          <w:i w:val="0"/>
-          <w:color w:val="0000FF"/>
-          <w:sz w:val="24"/>
-          <w:u w:val="single"/>
-        </w:rPr>
-        <w:t xml:space="preserve"> </w:t>
-      </w:r>
-      <w:r>
-        <w:rPr>
-          <w:rFonts w:ascii="Charis SIL Regular" w:hAnsi="Charis SIL Regular" w:eastAsia="Charis SIL Regular"/>
-          <w:b w:val="0"/>
-          <w:i w:val="0"/>
-          <w:color w:val="0000FF"/>
-          <w:sz w:val="24"/>
-          <w:u w:val="single"/>
-        </w:rPr>
-        <w:hyperlink r:id="rId9" w:history="1">
-          <w:r>
-            <w:rPr>
-              <w:rStyle w:val="Hyperlink"/>
-            </w:rPr>
-            <w:t>E</w:t>
-          </w:r>
-        </w:hyperlink>
-      </w:r>
-      <w:r>
-        <w:rPr>
-          <w:rFonts w:ascii="Charis SIL Regular" w:hAnsi="Charis SIL Regular" w:eastAsia="Charis SIL Regular"/>
-          <w:b w:val="0"/>
-          <w:i w:val="0"/>
-          <w:color w:val="0000FF"/>
-          <w:sz w:val="24"/>
-          <w:u w:val="single"/>
-        </w:rPr>
-        <w:hyperlink r:id="rId9" w:history="1">
-          <w:r>
-            <w:rPr>
-              <w:rStyle w:val="Hyperlink"/>
-            </w:rPr>
-            <w:t>e</w:t>
-          </w:r>
-        </w:hyperlink>
-      </w:r>
-      <w:r>
-        <w:rPr>
-          <w:rFonts w:ascii="Charis SIL Regular" w:hAnsi="Charis SIL Regular" w:eastAsia="Charis SIL Regular"/>
-          <w:b w:val="0"/>
-          <w:i w:val="0"/>
-          <w:color w:val="0000FF"/>
-          <w:sz w:val="24"/>
-          <w:u w:val="single"/>
-        </w:rPr>
-        <w:hyperlink r:id="rId9" w:history="1">
-          <w:r>
-            <w:rPr>
-              <w:rStyle w:val="Hyperlink"/>
-            </w:rPr>
-            <w:t>n</w:t>
-          </w:r>
-        </w:hyperlink>
-      </w:r>
-      <w:r>
-        <w:rPr>
-          <w:rFonts w:ascii="Charis SIL Regular" w:hAnsi="Charis SIL Regular" w:eastAsia="Charis SIL Regular"/>
-          <w:b w:val="0"/>
-          <w:i w:val="0"/>
-          <w:color w:val="0000FF"/>
-          <w:sz w:val="24"/>
-          <w:u w:val="single"/>
-        </w:rPr>
-        <w:t xml:space="preserve"> </w:t>
-      </w:r>
-      <w:r>
-        <w:rPr>
-          <w:rFonts w:ascii="Charis SIL Regular" w:hAnsi="Charis SIL Regular" w:eastAsia="Charis SIL Regular"/>
-          <w:b w:val="0"/>
-          <w:i w:val="0"/>
-          <w:color w:val="0000FF"/>
-          <w:sz w:val="24"/>
-          <w:u w:val="single"/>
-        </w:rPr>
-        <w:hyperlink r:id="rId9" w:history="1">
           <w:r>
             <w:rPr>
               <w:rStyle w:val="Hyperlink"/>
@@ -3574,6 +3385,7 @@
           <w:i/>
           <w:color w:val="0000FF"/>
           <w:sz w:val="24"/>
+          <w:u w:val="single"/>
         </w:rPr>
         <w:hyperlink r:id="rId16" w:history="1">
           <w:r>

--- a/EXPORTS/DOCX/published/niveau1/Dutch/DoingResearch.docx
+++ b/EXPORTS/DOCX/published/niveau1/Dutch/DoingResearch.docx
@@ -417,7 +417,6 @@
           <w:i/>
           <w:color w:val="0000FF"/>
           <w:sz w:val="24"/>
-          <w:u w:val="single"/>
         </w:rPr>
         <w:t xml:space="preserve"> </w:t>
       </w:r>
@@ -435,7 +434,7 @@
             <w:rPr>
               <w:rStyle w:val="Hyperlink"/>
             </w:rPr>
-            <w:t>object</w:t>
+            <w:t>objects</w:t>
           </w:r>
         </w:hyperlink>
       </w:r>
@@ -446,8 +445,9 @@
           <w:i/>
           <w:color w:val="0000FF"/>
           <w:sz w:val="24"/>
-        </w:rPr>
-        <w:t>s</w:t>
+          <w:u w:val="single"/>
+        </w:rPr>
+        <w:t xml:space="preserve"> </w:t>
       </w:r>
       <w:r>
         <w:rPr>
@@ -458,7 +458,14 @@
           <w:sz w:val="24"/>
           <w:u w:val="single"/>
         </w:rPr>
-        <w:t xml:space="preserve"> </w:t>
+        <w:hyperlink r:id="rId9" w:history="1">
+          <w:r>
+            <w:rPr>
+              <w:rStyle w:val="Hyperlink"/>
+            </w:rPr>
+            <w:t>and</w:t>
+          </w:r>
+        </w:hyperlink>
       </w:r>
       <w:r>
         <w:rPr>
@@ -467,8 +474,197 @@
           <w:i/>
           <w:color w:val="0000FF"/>
           <w:sz w:val="24"/>
-        </w:rPr>
-        <w:t>and collections acquired in colonial situation</w:t>
+          <w:u w:val="single"/>
+        </w:rPr>
+        <w:t xml:space="preserve"> </w:t>
+      </w:r>
+      <w:r>
+        <w:rPr>
+          <w:rFonts w:ascii="Charis SIL Italic" w:hAnsi="Charis SIL Italic" w:eastAsia="Charis SIL Italic"/>
+          <w:b w:val="0"/>
+          <w:i/>
+          <w:color w:val="0000FF"/>
+          <w:sz w:val="24"/>
+          <w:u w:val="single"/>
+        </w:rPr>
+        <w:hyperlink r:id="rId9" w:history="1">
+          <w:r>
+            <w:rPr>
+              <w:rStyle w:val="Hyperlink"/>
+            </w:rPr>
+            <w:t>collections</w:t>
+          </w:r>
+        </w:hyperlink>
+      </w:r>
+      <w:r>
+        <w:rPr>
+          <w:rFonts w:ascii="Charis SIL Italic" w:hAnsi="Charis SIL Italic" w:eastAsia="Charis SIL Italic"/>
+          <w:b w:val="0"/>
+          <w:i/>
+          <w:color w:val="0000FF"/>
+          <w:sz w:val="24"/>
+          <w:u w:val="single"/>
+        </w:rPr>
+        <w:t xml:space="preserve"> </w:t>
+      </w:r>
+      <w:r>
+        <w:rPr>
+          <w:rFonts w:ascii="Charis SIL Italic" w:hAnsi="Charis SIL Italic" w:eastAsia="Charis SIL Italic"/>
+          <w:b w:val="0"/>
+          <w:i/>
+          <w:color w:val="0000FF"/>
+          <w:sz w:val="24"/>
+          <w:u w:val="single"/>
+        </w:rPr>
+        <w:hyperlink r:id="rId9" w:history="1">
+          <w:r>
+            <w:rPr>
+              <w:rStyle w:val="Hyperlink"/>
+            </w:rPr>
+            <w:t>acquired</w:t>
+          </w:r>
+        </w:hyperlink>
+      </w:r>
+      <w:r>
+        <w:rPr>
+          <w:rFonts w:ascii="Charis SIL Italic" w:hAnsi="Charis SIL Italic" w:eastAsia="Charis SIL Italic"/>
+          <w:b w:val="0"/>
+          <w:i/>
+          <w:color w:val="0000FF"/>
+          <w:sz w:val="24"/>
+          <w:u w:val="single"/>
+        </w:rPr>
+        <w:t xml:space="preserve"> </w:t>
+      </w:r>
+      <w:r>
+        <w:rPr>
+          <w:rFonts w:ascii="Charis SIL Italic" w:hAnsi="Charis SIL Italic" w:eastAsia="Charis SIL Italic"/>
+          <w:b w:val="0"/>
+          <w:i/>
+          <w:color w:val="0000FF"/>
+          <w:sz w:val="24"/>
+          <w:u w:val="single"/>
+        </w:rPr>
+        <w:hyperlink r:id="rId9" w:history="1">
+          <w:r>
+            <w:rPr>
+              <w:rStyle w:val="Hyperlink"/>
+            </w:rPr>
+            <w:t>in</w:t>
+          </w:r>
+        </w:hyperlink>
+      </w:r>
+      <w:r>
+        <w:rPr>
+          <w:rFonts w:ascii="Charis SIL Italic" w:hAnsi="Charis SIL Italic" w:eastAsia="Charis SIL Italic"/>
+          <w:b w:val="0"/>
+          <w:i/>
+          <w:color w:val="0000FF"/>
+          <w:sz w:val="24"/>
+          <w:u w:val="single"/>
+        </w:rPr>
+        <w:t xml:space="preserve"> </w:t>
+      </w:r>
+      <w:r>
+        <w:rPr>
+          <w:rFonts w:ascii="Charis SIL Italic" w:hAnsi="Charis SIL Italic" w:eastAsia="Charis SIL Italic"/>
+          <w:b w:val="0"/>
+          <w:i/>
+          <w:color w:val="0000FF"/>
+          <w:sz w:val="24"/>
+          <w:u w:val="single"/>
+        </w:rPr>
+        <w:hyperlink r:id="rId9" w:history="1">
+          <w:r>
+            <w:rPr>
+              <w:rStyle w:val="Hyperlink"/>
+            </w:rPr>
+            <w:t>col</w:t>
+          </w:r>
+        </w:hyperlink>
+      </w:r>
+      <w:r>
+        <w:rPr>
+          <w:rFonts w:ascii="Charis SIL Italic" w:hAnsi="Charis SIL Italic" w:eastAsia="Charis SIL Italic"/>
+          <w:b w:val="0"/>
+          <w:i/>
+          <w:color w:val="0000FF"/>
+          <w:sz w:val="24"/>
+          <w:u w:val="single"/>
+        </w:rPr>
+        <w:hyperlink r:id="rId9" w:history="1">
+          <w:r>
+            <w:rPr>
+              <w:rStyle w:val="Hyperlink"/>
+            </w:rPr>
+            <w:t>onial</w:t>
+          </w:r>
+        </w:hyperlink>
+      </w:r>
+      <w:r>
+        <w:rPr>
+          <w:rFonts w:ascii="Charis SIL Italic" w:hAnsi="Charis SIL Italic" w:eastAsia="Charis SIL Italic"/>
+          <w:b w:val="0"/>
+          <w:i/>
+          <w:color w:val="0000FF"/>
+          <w:sz w:val="24"/>
+          <w:u w:val="single"/>
+        </w:rPr>
+        <w:t xml:space="preserve"> </w:t>
+      </w:r>
+      <w:r>
+        <w:rPr>
+          <w:rFonts w:ascii="Charis SIL Italic" w:hAnsi="Charis SIL Italic" w:eastAsia="Charis SIL Italic"/>
+          <w:b w:val="0"/>
+          <w:i/>
+          <w:color w:val="0000FF"/>
+          <w:sz w:val="24"/>
+          <w:u w:val="single"/>
+        </w:rPr>
+        <w:hyperlink r:id="rId9" w:history="1">
+          <w:r>
+            <w:rPr>
+              <w:rStyle w:val="Hyperlink"/>
+            </w:rPr>
+            <w:t>situ</w:t>
+          </w:r>
+        </w:hyperlink>
+      </w:r>
+      <w:r>
+        <w:rPr>
+          <w:rFonts w:ascii="Charis SIL Italic" w:hAnsi="Charis SIL Italic" w:eastAsia="Charis SIL Italic"/>
+          <w:b w:val="0"/>
+          <w:i/>
+          <w:color w:val="0000FF"/>
+          <w:sz w:val="24"/>
+          <w:u w:val="single"/>
+        </w:rPr>
+        <w:hyperlink r:id="rId9" w:history="1">
+          <w:r>
+            <w:rPr>
+              <w:rStyle w:val="Hyperlink"/>
+            </w:rPr>
+            <w:t>a</w:t>
+          </w:r>
+        </w:hyperlink>
+      </w:r>
+      <w:r>
+        <w:rPr>
+          <w:rFonts w:ascii="Charis SIL Italic" w:hAnsi="Charis SIL Italic" w:eastAsia="Charis SIL Italic"/>
+          <w:b w:val="0"/>
+          <w:i/>
+          <w:color w:val="0000FF"/>
+          <w:sz w:val="24"/>
+          <w:u w:val="single"/>
+        </w:rPr>
+        <w:hyperlink r:id="rId9" w:history="1">
+          <w:r>
+            <w:rPr>
+              <w:rStyle w:val="Hyperlink"/>
+            </w:rPr>
+            <w:t>tion</w:t>
+          </w:r>
+        </w:hyperlink>
       </w:r>
       <w:r>
         <w:rPr>
@@ -626,7 +822,7 @@
           <w:sz w:val="24"/>
           <w:u w:val="single"/>
         </w:rPr>
-        <w:hyperlink r:id="rId10" w:history="1">
+        <w:hyperlink r:id="rId9" w:history="1">
           <w:r>
             <w:rPr>
               <w:rStyle w:val="Hyperlink"/>
@@ -655,7 +851,7 @@
           <w:sz w:val="24"/>
           <w:u w:val="single"/>
         </w:rPr>
-        <w:hyperlink r:id="rId10" w:history="1">
+        <w:hyperlink r:id="rId9" w:history="1">
           <w:r>
             <w:rPr>
               <w:rStyle w:val="Hyperlink"/>
@@ -1000,259 +1196,7 @@
           <w:color w:val="000000"/>
           <w:sz w:val="24"/>
         </w:rPr>
-        <w:t>de Rijksdie</w:t>
-      </w:r>
-      <w:r>
-        <w:rPr>
-          <w:u w:val="single" w:color="0000ff"/>
-          <w:rFonts w:ascii="Charis SIL Regular" w:hAnsi="Charis SIL Regular" w:eastAsia="Charis SIL Regular"/>
-          <w:b w:val="0"/>
-          <w:i w:val="0"/>
-          <w:color w:val="000000"/>
-          <w:sz w:val="24"/>
-        </w:rPr>
-        <w:hyperlink r:id="rId10" w:history="1">
-          <w:r>
-            <w:rPr>
-              <w:rStyle w:val="Hyperlink"/>
-            </w:rPr>
-            <w:t>nst voor het Culture</w:t>
-          </w:r>
-        </w:hyperlink>
-      </w:r>
-      <w:r>
-        <w:rPr>
-          <w:u w:val="single" w:color="0000ff"/>
-          <w:rFonts w:ascii="Charis SIL Regular" w:hAnsi="Charis SIL Regular" w:eastAsia="Charis SIL Regular"/>
-          <w:b w:val="0"/>
-          <w:i w:val="0"/>
-          <w:color w:val="000000"/>
-          <w:sz w:val="24"/>
-        </w:rPr>
-        <w:hyperlink r:id="rId10" w:history="1">
-          <w:r>
-            <w:rPr>
-              <w:rStyle w:val="Hyperlink"/>
-            </w:rPr>
-            <w:t>e</w:t>
-          </w:r>
-        </w:hyperlink>
-      </w:r>
-      <w:r>
-        <w:rPr>
-          <w:u w:val="single" w:color="0000ff"/>
-          <w:rFonts w:ascii="Charis SIL Regular" w:hAnsi="Charis SIL Regular" w:eastAsia="Charis SIL Regular"/>
-          <w:b w:val="0"/>
-          <w:i w:val="0"/>
-          <w:color w:val="000000"/>
-          <w:sz w:val="24"/>
-        </w:rPr>
-        <w:hyperlink r:id="rId10" w:history="1">
-          <w:r>
-            <w:rPr>
-              <w:rStyle w:val="Hyperlink"/>
-            </w:rPr>
-            <w:t>l Erf</w:t>
-          </w:r>
-        </w:hyperlink>
-      </w:r>
-      <w:r>
-        <w:rPr>
-          <w:u w:val="single" w:color="0000ff"/>
-          <w:rFonts w:ascii="Charis SIL Regular" w:hAnsi="Charis SIL Regular" w:eastAsia="Charis SIL Regular"/>
-          <w:b w:val="0"/>
-          <w:i w:val="0"/>
-          <w:color w:val="000000"/>
-          <w:sz w:val="24"/>
-        </w:rPr>
-        <w:hyperlink r:id="rId10" w:history="1">
-          <w:r>
-            <w:rPr>
-              <w:rStyle w:val="Hyperlink"/>
-            </w:rPr>
-            <w:t>g</w:t>
-          </w:r>
-        </w:hyperlink>
-      </w:r>
-      <w:r>
-        <w:rPr>
-          <w:u w:val="single" w:color="0000ff"/>
-          <w:rFonts w:ascii="Charis SIL Regular" w:hAnsi="Charis SIL Regular" w:eastAsia="Charis SIL Regular"/>
-          <w:b w:val="0"/>
-          <w:i w:val="0"/>
-          <w:color w:val="000000"/>
-          <w:sz w:val="24"/>
-        </w:rPr>
-        <w:hyperlink r:id="rId10" w:history="1">
-          <w:r>
-            <w:rPr>
-              <w:rStyle w:val="Hyperlink"/>
-            </w:rPr>
-            <w:t>oed. On</w:t>
-          </w:r>
-        </w:hyperlink>
-      </w:r>
-      <w:r>
-        <w:rPr>
-          <w:u w:val="single" w:color="0000ff"/>
-          <w:rFonts w:ascii="Charis SIL Regular" w:hAnsi="Charis SIL Regular" w:eastAsia="Charis SIL Regular"/>
-          <w:b w:val="0"/>
-          <w:i w:val="0"/>
-          <w:color w:val="000000"/>
-          <w:sz w:val="24"/>
-        </w:rPr>
-        <w:hyperlink r:id="rId10" w:history="1">
-          <w:r>
-            <w:rPr>
-              <w:rStyle w:val="Hyperlink"/>
-            </w:rPr>
-            <w:t>d</w:t>
-          </w:r>
-        </w:hyperlink>
-      </w:r>
-      <w:r>
-        <w:rPr>
-          <w:u w:val="single" w:color="0000ff"/>
-          <w:rFonts w:ascii="Charis SIL Regular" w:hAnsi="Charis SIL Regular" w:eastAsia="Charis SIL Regular"/>
-          <w:b w:val="0"/>
-          <w:i w:val="0"/>
-          <w:color w:val="000000"/>
-          <w:sz w:val="24"/>
-        </w:rPr>
-        <w:hyperlink r:id="rId10" w:history="1">
-          <w:r>
-            <w:rPr>
-              <w:rStyle w:val="Hyperlink"/>
-            </w:rPr>
-            <w:t>er</w:t>
-          </w:r>
-        </w:hyperlink>
-      </w:r>
-      <w:r>
-        <w:rPr>
-          <w:u w:val="single" w:color="0000ff"/>
-          <w:rFonts w:ascii="Charis SIL Regular" w:hAnsi="Charis SIL Regular" w:eastAsia="Charis SIL Regular"/>
-          <w:b w:val="0"/>
-          <w:i w:val="0"/>
-          <w:color w:val="000000"/>
-          <w:sz w:val="24"/>
-        </w:rPr>
-        <w:hyperlink r:id="rId10" w:history="1">
-          <w:r>
-            <w:rPr>
-              <w:rStyle w:val="Hyperlink"/>
-            </w:rPr>
-            <w:t>a</w:t>
-          </w:r>
-        </w:hyperlink>
-      </w:r>
-      <w:r>
-        <w:rPr>
-          <w:u w:val="single" w:color="0000ff"/>
-          <w:rFonts w:ascii="Charis SIL Regular" w:hAnsi="Charis SIL Regular" w:eastAsia="Charis SIL Regular"/>
-          <w:b w:val="0"/>
-          <w:i w:val="0"/>
-          <w:color w:val="000000"/>
-          <w:sz w:val="24"/>
-        </w:rPr>
-        <w:hyperlink r:id="rId10" w:history="1">
-          <w:r>
-            <w:rPr>
-              <w:rStyle w:val="Hyperlink"/>
-            </w:rPr>
-            <w:t xml:space="preserve">an </w:t>
-          </w:r>
-        </w:hyperlink>
-      </w:r>
-      <w:r>
-        <w:rPr>
-          <w:u w:val="single" w:color="0000ff"/>
-          <w:rFonts w:ascii="Charis SIL Regular" w:hAnsi="Charis SIL Regular" w:eastAsia="Charis SIL Regular"/>
-          <w:b w:val="0"/>
-          <w:i w:val="0"/>
-          <w:color w:val="000000"/>
-          <w:sz w:val="24"/>
-        </w:rPr>
-        <w:hyperlink r:id="rId10" w:history="1">
-          <w:r>
-            <w:rPr>
-              <w:rStyle w:val="Hyperlink"/>
-            </w:rPr>
-            <w:t>d</w:t>
-          </w:r>
-        </w:hyperlink>
-      </w:r>
-      <w:r>
-        <w:rPr>
-          <w:u w:val="single" w:color="0000ff"/>
-          <w:rFonts w:ascii="Charis SIL Regular" w:hAnsi="Charis SIL Regular" w:eastAsia="Charis SIL Regular"/>
-          <w:b w:val="0"/>
-          <w:i w:val="0"/>
-          <w:color w:val="000000"/>
-          <w:sz w:val="24"/>
-        </w:rPr>
-        <w:hyperlink r:id="rId10" w:history="1">
-          <w:r>
-            <w:rPr>
-              <w:rStyle w:val="Hyperlink"/>
-            </w:rPr>
-            <w:t>eze zoek</w:t>
-          </w:r>
-        </w:hyperlink>
-      </w:r>
-      <w:r>
-        <w:rPr>
-          <w:u w:val="single" w:color="0000ff"/>
-          <w:rFonts w:ascii="Charis SIL Regular" w:hAnsi="Charis SIL Regular" w:eastAsia="Charis SIL Regular"/>
-          <w:b w:val="0"/>
-          <w:i w:val="0"/>
-          <w:color w:val="000000"/>
-          <w:sz w:val="24"/>
-        </w:rPr>
-        <w:hyperlink r:id="rId10" w:history="1">
-          <w:r>
-            <w:rPr>
-              <w:rStyle w:val="Hyperlink"/>
-            </w:rPr>
-            <w:t>h</w:t>
-          </w:r>
-        </w:hyperlink>
-      </w:r>
-      <w:r>
-        <w:rPr>
-          <w:u w:val="single" w:color="0000ff"/>
-          <w:rFonts w:ascii="Charis SIL Regular" w:hAnsi="Charis SIL Regular" w:eastAsia="Charis SIL Regular"/>
-          <w:b w:val="0"/>
-          <w:i w:val="0"/>
-          <w:color w:val="000000"/>
-          <w:sz w:val="24"/>
-        </w:rPr>
-        <w:hyperlink r:id="rId10" w:history="1">
-          <w:r>
-            <w:rPr>
-              <w:rStyle w:val="Hyperlink"/>
-            </w:rPr>
-            <w:t>ulp vind</w:t>
-          </w:r>
-        </w:hyperlink>
-      </w:r>
-      <w:r>
-        <w:rPr>
-          <w:u w:val="single" w:color="0000ff"/>
-          <w:rFonts w:ascii="Charis SIL Regular" w:hAnsi="Charis SIL Regular" w:eastAsia="Charis SIL Regular"/>
-          <w:b w:val="0"/>
-          <w:i w:val="0"/>
-          <w:color w:val="000000"/>
-          <w:sz w:val="24"/>
-        </w:rPr>
-        <w:hyperlink r:id="rId10" w:history="1">
-          <w:r>
-            <w:rPr>
-              <w:rStyle w:val="Hyperlink"/>
-            </w:rPr>
-            <w:t xml:space="preserve"> je e</w:t>
-          </w:r>
-        </w:hyperlink>
+        <w:t>de Rijksdienst voor het Cultureel Erfgoed. Onderaan deze zoekhulp vind je e</w:t>
       </w:r>
       <w:r>
         <w:rPr>
@@ -2332,7 +2276,6 @@
       </w:r>
       <w:r>
         <w:rPr>
-          <w:u w:val="single" w:color="0000ff"/>
           <w:rFonts w:ascii="Charis SIL Regular" w:hAnsi="Charis SIL Regular" w:eastAsia="Charis SIL Regular"/>
           <w:b w:val="0"/>
           <w:i w:val="0"/>
@@ -2451,7 +2394,7 @@
           <w:sz w:val="24"/>
           <w:u w:val="single"/>
         </w:rPr>
-        <w:hyperlink r:id="rId12" w:history="1">
+        <w:hyperlink r:id="rId13" w:history="1">
           <w:r>
             <w:rPr>
               <w:rStyle w:val="Hyperlink"/>
@@ -3231,7 +3174,7 @@
             <w:rPr>
               <w:rStyle w:val="Hyperlink"/>
             </w:rPr>
-            <w:t>Significan</w:t>
+            <w:t>Significanc</w:t>
           </w:r>
         </w:hyperlink>
       </w:r>
@@ -3242,13 +3185,36 @@
           <w:i/>
           <w:color w:val="0000FF"/>
           <w:sz w:val="24"/>
+          <w:u w:val="single"/>
+        </w:rPr>
+        <w:t>e</w:t>
+      </w:r>
+      <w:r>
+        <w:rPr>
+          <w:rFonts w:ascii="Charis SIL Italic" w:hAnsi="Charis SIL Italic" w:eastAsia="Charis SIL Italic"/>
+          <w:b w:val="0"/>
+          <w:i/>
+          <w:color w:val="0000FF"/>
+          <w:sz w:val="24"/>
+          <w:u w:val="single"/>
+        </w:rPr>
+        <w:t xml:space="preserve"> </w:t>
+      </w:r>
+      <w:r>
+        <w:rPr>
+          <w:rFonts w:ascii="Charis SIL Italic" w:hAnsi="Charis SIL Italic" w:eastAsia="Charis SIL Italic"/>
+          <w:b w:val="0"/>
+          <w:i/>
+          <w:color w:val="0000FF"/>
+          <w:sz w:val="24"/>
+          <w:u w:val="single"/>
         </w:rPr>
         <w:hyperlink r:id="rId16" w:history="1">
           <w:r>
             <w:rPr>
               <w:rStyle w:val="Hyperlink"/>
             </w:rPr>
-            <w:t>c</w:t>
+            <w:t>o</w:t>
           </w:r>
         </w:hyperlink>
       </w:r>
@@ -3260,36 +3226,7 @@
           <w:color w:val="0000FF"/>
           <w:sz w:val="24"/>
         </w:rPr>
-        <w:t>e</w:t>
-      </w:r>
-      <w:r>
-        <w:rPr>
-          <w:rFonts w:ascii="Charis SIL Italic" w:hAnsi="Charis SIL Italic" w:eastAsia="Charis SIL Italic"/>
-          <w:b w:val="0"/>
-          <w:i/>
-          <w:color w:val="0000FF"/>
-          <w:sz w:val="24"/>
-          <w:u w:val="single"/>
-        </w:rPr>
-        <w:t xml:space="preserve"> </w:t>
-      </w:r>
-      <w:r>
-        <w:rPr>
-          <w:rFonts w:ascii="Charis SIL Italic" w:hAnsi="Charis SIL Italic" w:eastAsia="Charis SIL Italic"/>
-          <w:b w:val="0"/>
-          <w:i/>
-          <w:color w:val="0000FF"/>
-          <w:sz w:val="24"/>
-          <w:u w:val="single"/>
-        </w:rPr>
-        <w:hyperlink r:id="rId16" w:history="1">
-          <w:r>
-            <w:rPr>
-              <w:rStyle w:val="Hyperlink"/>
-            </w:rPr>
-            <w:t xml:space="preserve">of </w:t>
-          </w:r>
-        </w:hyperlink>
+        <w:t xml:space="preserve">f </w:t>
       </w:r>
       <w:r>
         <w:rPr>
@@ -4452,34 +4389,7 @@
           <w:color w:val="000000"/>
           <w:sz w:val="24"/>
         </w:rPr>
-        <w:t xml:space="preserve">•  </w:t>
-      </w:r>
-      <w:r>
-        <w:rPr>
-          <w:rFonts w:ascii="Charis SIL Regular" w:hAnsi="Charis SIL Regular" w:eastAsia="Charis SIL Regular"/>
-          <w:b w:val="0"/>
-          <w:i w:val="0"/>
-          <w:color w:val="000000"/>
-          <w:sz w:val="24"/>
-        </w:rPr>
-        <w:hyperlink r:id="rId17" w:history="1">
-          <w:r>
-            <w:rPr>
-              <w:rStyle w:val="Hyperlink"/>
-            </w:rPr>
-            <w:t>Lang, Sa</w:t>
-          </w:r>
-        </w:hyperlink>
-      </w:r>
-      <w:r>
-        <w:rPr>
-          <w:rFonts w:ascii="Charis SIL Regular" w:hAnsi="Charis SIL Regular" w:eastAsia="Charis SIL Regular"/>
-          <w:b w:val="0"/>
-          <w:i w:val="0"/>
-          <w:color w:val="000000"/>
-          <w:sz w:val="24"/>
-        </w:rPr>
-        <w:t xml:space="preserve">bine (ed.), </w:t>
+        <w:t xml:space="preserve">•  Lang, Sabine (ed.), </w:t>
       </w:r>
       <w:r>
         <w:rPr>

--- a/EXPORTS/DOCX/published/niveau1/Dutch/DoingResearch.docx
+++ b/EXPORTS/DOCX/published/niveau1/Dutch/DoingResearch.docx
@@ -417,6 +417,7 @@
           <w:i/>
           <w:color w:val="0000FF"/>
           <w:sz w:val="24"/>
+          <w:u w:val="single"/>
         </w:rPr>
         <w:t xml:space="preserve"> </w:t>
       </w:r>
@@ -463,9 +464,19 @@
             <w:rPr>
               <w:rStyle w:val="Hyperlink"/>
             </w:rPr>
-            <w:t>and</w:t>
+            <w:t>an</w:t>
           </w:r>
         </w:hyperlink>
+      </w:r>
+      <w:r>
+        <w:rPr>
+          <w:rFonts w:ascii="Charis SIL Italic" w:hAnsi="Charis SIL Italic" w:eastAsia="Charis SIL Italic"/>
+          <w:b w:val="0"/>
+          <w:i/>
+          <w:color w:val="0000FF"/>
+          <w:sz w:val="24"/>
+        </w:rPr>
+        <w:t>d</w:t>
       </w:r>
       <w:r>
         <w:rPr>
@@ -719,6 +730,16 @@
           <w:i w:val="0"/>
           <w:color w:val="0000FF"/>
           <w:sz w:val="24"/>
+        </w:rPr>
+        <w:t>Herkomstonderzoek naar objecte</w:t>
+      </w:r>
+      <w:r>
+        <w:rPr>
+          <w:rFonts w:ascii="Charis SIL Regular" w:hAnsi="Charis SIL Regular" w:eastAsia="Charis SIL Regular"/>
+          <w:b w:val="0"/>
+          <w:i w:val="0"/>
+          <w:color w:val="0000FF"/>
+          <w:sz w:val="24"/>
           <w:u w:val="single"/>
         </w:rPr>
         <w:hyperlink r:id="rId9" w:history="1">
@@ -726,9 +747,20 @@
             <w:rPr>
               <w:rStyle w:val="Hyperlink"/>
             </w:rPr>
-            <w:t>Herkomsto</w:t>
+            <w:t>n</w:t>
           </w:r>
         </w:hyperlink>
+      </w:r>
+      <w:r>
+        <w:rPr>
+          <w:rFonts w:ascii="Charis SIL Regular" w:hAnsi="Charis SIL Regular" w:eastAsia="Charis SIL Regular"/>
+          <w:b w:val="0"/>
+          <w:i w:val="0"/>
+          <w:color w:val="0000FF"/>
+          <w:sz w:val="24"/>
+          <w:u w:val="single"/>
+        </w:rPr>
+        <w:t xml:space="preserve"> </w:t>
       </w:r>
       <w:r>
         <w:rPr>
@@ -744,7 +776,159 @@
             <w:rPr>
               <w:rStyle w:val="Hyperlink"/>
             </w:rPr>
-            <w:t>nd</w:t>
+            <w:t>uit</w:t>
+          </w:r>
+        </w:hyperlink>
+      </w:r>
+      <w:r>
+        <w:rPr>
+          <w:rFonts w:ascii="Charis SIL Regular" w:hAnsi="Charis SIL Regular" w:eastAsia="Charis SIL Regular"/>
+          <w:b w:val="0"/>
+          <w:i w:val="0"/>
+          <w:color w:val="0000FF"/>
+          <w:sz w:val="24"/>
+          <w:u w:val="single"/>
+        </w:rPr>
+        <w:t xml:space="preserve"> </w:t>
+      </w:r>
+      <w:r>
+        <w:rPr>
+          <w:rFonts w:ascii="Charis SIL Regular" w:hAnsi="Charis SIL Regular" w:eastAsia="Charis SIL Regular"/>
+          <w:b w:val="0"/>
+          <w:i w:val="0"/>
+          <w:color w:val="0000FF"/>
+          <w:sz w:val="24"/>
+          <w:u w:val="single"/>
+        </w:rPr>
+        <w:hyperlink r:id="rId9" w:history="1">
+          <w:r>
+            <w:rPr>
+              <w:rStyle w:val="Hyperlink"/>
+            </w:rPr>
+            <w:t>een</w:t>
+          </w:r>
+        </w:hyperlink>
+      </w:r>
+      <w:r>
+        <w:rPr>
+          <w:rFonts w:ascii="Charis SIL Regular" w:hAnsi="Charis SIL Regular" w:eastAsia="Charis SIL Regular"/>
+          <w:b w:val="0"/>
+          <w:i w:val="0"/>
+          <w:color w:val="0000FF"/>
+          <w:sz w:val="24"/>
+          <w:u w:val="single"/>
+        </w:rPr>
+        <w:t xml:space="preserve"> </w:t>
+      </w:r>
+      <w:r>
+        <w:rPr>
+          <w:rFonts w:ascii="Charis SIL Regular" w:hAnsi="Charis SIL Regular" w:eastAsia="Charis SIL Regular"/>
+          <w:b w:val="0"/>
+          <w:i w:val="0"/>
+          <w:color w:val="0000FF"/>
+          <w:sz w:val="24"/>
+          <w:u w:val="single"/>
+        </w:rPr>
+        <w:hyperlink r:id="rId9" w:history="1">
+          <w:r>
+            <w:rPr>
+              <w:rStyle w:val="Hyperlink"/>
+            </w:rPr>
+            <w:t>k</w:t>
+          </w:r>
+        </w:hyperlink>
+      </w:r>
+      <w:r>
+        <w:rPr>
+          <w:rFonts w:ascii="Charis SIL Regular" w:hAnsi="Charis SIL Regular" w:eastAsia="Charis SIL Regular"/>
+          <w:b w:val="0"/>
+          <w:i w:val="0"/>
+          <w:color w:val="0000FF"/>
+          <w:sz w:val="24"/>
+          <w:u w:val="single"/>
+        </w:rPr>
+        <w:hyperlink r:id="rId9" w:history="1">
+          <w:r>
+            <w:rPr>
+              <w:rStyle w:val="Hyperlink"/>
+            </w:rPr>
+            <w:t>oloniale</w:t>
+          </w:r>
+        </w:hyperlink>
+      </w:r>
+      <w:r>
+        <w:rPr>
+          <w:rFonts w:ascii="Charis SIL Regular" w:hAnsi="Charis SIL Regular" w:eastAsia="Charis SIL Regular"/>
+          <w:b w:val="0"/>
+          <w:i w:val="0"/>
+          <w:color w:val="0000FF"/>
+          <w:sz w:val="24"/>
+          <w:u w:val="single"/>
+        </w:rPr>
+        <w:t xml:space="preserve"> </w:t>
+      </w:r>
+      <w:r>
+        <w:rPr>
+          <w:rFonts w:ascii="Charis SIL Regular" w:hAnsi="Charis SIL Regular" w:eastAsia="Charis SIL Regular"/>
+          <w:b w:val="0"/>
+          <w:i w:val="0"/>
+          <w:color w:val="0000FF"/>
+          <w:sz w:val="24"/>
+          <w:u w:val="single"/>
+        </w:rPr>
+        <w:hyperlink r:id="rId9" w:history="1">
+          <w:r>
+            <w:rPr>
+              <w:rStyle w:val="Hyperlink"/>
+            </w:rPr>
+            <w:t>co</w:t>
+          </w:r>
+        </w:hyperlink>
+      </w:r>
+      <w:r>
+        <w:rPr>
+          <w:rFonts w:ascii="Charis SIL Regular" w:hAnsi="Charis SIL Regular" w:eastAsia="Charis SIL Regular"/>
+          <w:b w:val="0"/>
+          <w:i w:val="0"/>
+          <w:color w:val="0000FF"/>
+          <w:sz w:val="24"/>
+          <w:u w:val="single"/>
+        </w:rPr>
+        <w:hyperlink r:id="rId9" w:history="1">
+          <w:r>
+            <w:rPr>
+              <w:rStyle w:val="Hyperlink"/>
+            </w:rPr>
+            <w:t>ntext.</w:t>
+          </w:r>
+        </w:hyperlink>
+      </w:r>
+      <w:r>
+        <w:rPr>
+          <w:rFonts w:ascii="Charis SIL Regular" w:hAnsi="Charis SIL Regular" w:eastAsia="Charis SIL Regular"/>
+          <w:b w:val="0"/>
+          <w:i w:val="0"/>
+          <w:color w:val="0000FF"/>
+          <w:sz w:val="24"/>
+          <w:u w:val="single"/>
+        </w:rPr>
+        <w:t xml:space="preserve"> </w:t>
+      </w:r>
+      <w:r>
+        <w:rPr>
+          <w:rFonts w:ascii="Charis SIL Regular" w:hAnsi="Charis SIL Regular" w:eastAsia="Charis SIL Regular"/>
+          <w:b w:val="0"/>
+          <w:i w:val="0"/>
+          <w:color w:val="0000FF"/>
+          <w:sz w:val="24"/>
+          <w:u w:val="single"/>
+        </w:rPr>
+        <w:hyperlink r:id="rId9" w:history="1">
+          <w:r>
+            <w:rPr>
+              <w:rStyle w:val="Hyperlink"/>
+            </w:rPr>
+            <w:t>E</w:t>
           </w:r>
         </w:hyperlink>
       </w:r>
@@ -780,35 +964,6 @@
             <w:rPr>
               <w:rStyle w:val="Hyperlink"/>
             </w:rPr>
-            <w:t>rzoek</w:t>
-          </w:r>
-        </w:hyperlink>
-      </w:r>
-      <w:r>
-        <w:rPr>
-          <w:rFonts w:ascii="Charis SIL Regular" w:hAnsi="Charis SIL Regular" w:eastAsia="Charis SIL Regular"/>
-          <w:b w:val="0"/>
-          <w:i w:val="0"/>
-          <w:color w:val="0000FF"/>
-          <w:sz w:val="24"/>
-          <w:u w:val="single"/>
-        </w:rPr>
-        <w:t xml:space="preserve"> </w:t>
-      </w:r>
-      <w:r>
-        <w:rPr>
-          <w:rFonts w:ascii="Charis SIL Regular" w:hAnsi="Charis SIL Regular" w:eastAsia="Charis SIL Regular"/>
-          <w:b w:val="0"/>
-          <w:i w:val="0"/>
-          <w:color w:val="0000FF"/>
-          <w:sz w:val="24"/>
-          <w:u w:val="single"/>
-        </w:rPr>
-        <w:hyperlink r:id="rId10" w:history="1">
-          <w:r>
-            <w:rPr>
-              <w:rStyle w:val="Hyperlink"/>
-            </w:rPr>
             <w:t>n</w:t>
           </w:r>
         </w:hyperlink>
@@ -822,14 +977,7 @@
           <w:sz w:val="24"/>
           <w:u w:val="single"/>
         </w:rPr>
-        <w:hyperlink r:id="rId9" w:history="1">
-          <w:r>
-            <w:rPr>
-              <w:rStyle w:val="Hyperlink"/>
-            </w:rPr>
-            <w:t>aar</w:t>
-          </w:r>
-        </w:hyperlink>
+        <w:t xml:space="preserve"> </w:t>
       </w:r>
       <w:r>
         <w:rPr>
@@ -840,318 +988,7 @@
           <w:sz w:val="24"/>
           <w:u w:val="single"/>
         </w:rPr>
-        <w:t xml:space="preserve"> </w:t>
-      </w:r>
-      <w:r>
-        <w:rPr>
-          <w:rFonts w:ascii="Charis SIL Regular" w:hAnsi="Charis SIL Regular" w:eastAsia="Charis SIL Regular"/>
-          <w:b w:val="0"/>
-          <w:i w:val="0"/>
-          <w:color w:val="0000FF"/>
-          <w:sz w:val="24"/>
-          <w:u w:val="single"/>
-        </w:rPr>
         <w:hyperlink r:id="rId9" w:history="1">
-          <w:r>
-            <w:rPr>
-              <w:rStyle w:val="Hyperlink"/>
-            </w:rPr>
-            <w:t>ob</w:t>
-          </w:r>
-        </w:hyperlink>
-      </w:r>
-      <w:r>
-        <w:rPr>
-          <w:rFonts w:ascii="Charis SIL Regular" w:hAnsi="Charis SIL Regular" w:eastAsia="Charis SIL Regular"/>
-          <w:b w:val="0"/>
-          <w:i w:val="0"/>
-          <w:color w:val="0000FF"/>
-          <w:sz w:val="24"/>
-          <w:u w:val="single"/>
-        </w:rPr>
-        <w:hyperlink r:id="rId9" w:history="1">
-          <w:r>
-            <w:rPr>
-              <w:rStyle w:val="Hyperlink"/>
-            </w:rPr>
-            <w:t>j</w:t>
-          </w:r>
-        </w:hyperlink>
-      </w:r>
-      <w:r>
-        <w:rPr>
-          <w:rFonts w:ascii="Charis SIL Regular" w:hAnsi="Charis SIL Regular" w:eastAsia="Charis SIL Regular"/>
-          <w:b w:val="0"/>
-          <w:i w:val="0"/>
-          <w:color w:val="0000FF"/>
-          <w:sz w:val="24"/>
-          <w:u w:val="single"/>
-        </w:rPr>
-        <w:hyperlink r:id="rId9" w:history="1">
-          <w:r>
-            <w:rPr>
-              <w:rStyle w:val="Hyperlink"/>
-            </w:rPr>
-            <w:t>ecte</w:t>
-          </w:r>
-        </w:hyperlink>
-      </w:r>
-      <w:r>
-        <w:rPr>
-          <w:rFonts w:ascii="Charis SIL Regular" w:hAnsi="Charis SIL Regular" w:eastAsia="Charis SIL Regular"/>
-          <w:b w:val="0"/>
-          <w:i w:val="0"/>
-          <w:color w:val="0000FF"/>
-          <w:sz w:val="24"/>
-          <w:u w:val="single"/>
-        </w:rPr>
-        <w:hyperlink r:id="rId10" w:history="1">
-          <w:r>
-            <w:rPr>
-              <w:rStyle w:val="Hyperlink"/>
-            </w:rPr>
-            <w:t>n</w:t>
-          </w:r>
-        </w:hyperlink>
-      </w:r>
-      <w:r>
-        <w:rPr>
-          <w:rFonts w:ascii="Charis SIL Regular" w:hAnsi="Charis SIL Regular" w:eastAsia="Charis SIL Regular"/>
-          <w:b w:val="0"/>
-          <w:i w:val="0"/>
-          <w:color w:val="0000FF"/>
-          <w:sz w:val="24"/>
-          <w:u w:val="single"/>
-        </w:rPr>
-        <w:t xml:space="preserve"> </w:t>
-      </w:r>
-      <w:r>
-        <w:rPr>
-          <w:rFonts w:ascii="Charis SIL Regular" w:hAnsi="Charis SIL Regular" w:eastAsia="Charis SIL Regular"/>
-          <w:b w:val="0"/>
-          <w:i w:val="0"/>
-          <w:color w:val="0000FF"/>
-          <w:sz w:val="24"/>
-          <w:u w:val="single"/>
-        </w:rPr>
-        <w:hyperlink r:id="rId9" w:history="1">
-          <w:r>
-            <w:rPr>
-              <w:rStyle w:val="Hyperlink"/>
-            </w:rPr>
-            <w:t>uit</w:t>
-          </w:r>
-        </w:hyperlink>
-      </w:r>
-      <w:r>
-        <w:rPr>
-          <w:rFonts w:ascii="Charis SIL Regular" w:hAnsi="Charis SIL Regular" w:eastAsia="Charis SIL Regular"/>
-          <w:b w:val="0"/>
-          <w:i w:val="0"/>
-          <w:color w:val="0000FF"/>
-          <w:sz w:val="24"/>
-          <w:u w:val="single"/>
-        </w:rPr>
-        <w:t xml:space="preserve"> </w:t>
-      </w:r>
-      <w:r>
-        <w:rPr>
-          <w:rFonts w:ascii="Charis SIL Regular" w:hAnsi="Charis SIL Regular" w:eastAsia="Charis SIL Regular"/>
-          <w:b w:val="0"/>
-          <w:i w:val="0"/>
-          <w:color w:val="0000FF"/>
-          <w:sz w:val="24"/>
-          <w:u w:val="single"/>
-        </w:rPr>
-        <w:hyperlink r:id="rId9" w:history="1">
-          <w:r>
-            <w:rPr>
-              <w:rStyle w:val="Hyperlink"/>
-            </w:rPr>
-            <w:t>een</w:t>
-          </w:r>
-        </w:hyperlink>
-      </w:r>
-      <w:r>
-        <w:rPr>
-          <w:rFonts w:ascii="Charis SIL Regular" w:hAnsi="Charis SIL Regular" w:eastAsia="Charis SIL Regular"/>
-          <w:b w:val="0"/>
-          <w:i w:val="0"/>
-          <w:color w:val="0000FF"/>
-          <w:sz w:val="24"/>
-          <w:u w:val="single"/>
-        </w:rPr>
-        <w:t xml:space="preserve"> </w:t>
-      </w:r>
-      <w:r>
-        <w:rPr>
-          <w:rFonts w:ascii="Charis SIL Regular" w:hAnsi="Charis SIL Regular" w:eastAsia="Charis SIL Regular"/>
-          <w:b w:val="0"/>
-          <w:i w:val="0"/>
-          <w:color w:val="0000FF"/>
-          <w:sz w:val="24"/>
-          <w:u w:val="single"/>
-        </w:rPr>
-        <w:hyperlink r:id="rId9" w:history="1">
-          <w:r>
-            <w:rPr>
-              <w:rStyle w:val="Hyperlink"/>
-            </w:rPr>
-            <w:t>k</w:t>
-          </w:r>
-        </w:hyperlink>
-      </w:r>
-      <w:r>
-        <w:rPr>
-          <w:rFonts w:ascii="Charis SIL Regular" w:hAnsi="Charis SIL Regular" w:eastAsia="Charis SIL Regular"/>
-          <w:b w:val="0"/>
-          <w:i w:val="0"/>
-          <w:color w:val="0000FF"/>
-          <w:sz w:val="24"/>
-          <w:u w:val="single"/>
-        </w:rPr>
-        <w:hyperlink r:id="rId9" w:history="1">
-          <w:r>
-            <w:rPr>
-              <w:rStyle w:val="Hyperlink"/>
-            </w:rPr>
-            <w:t>oloniale</w:t>
-          </w:r>
-        </w:hyperlink>
-      </w:r>
-      <w:r>
-        <w:rPr>
-          <w:rFonts w:ascii="Charis SIL Regular" w:hAnsi="Charis SIL Regular" w:eastAsia="Charis SIL Regular"/>
-          <w:b w:val="0"/>
-          <w:i w:val="0"/>
-          <w:color w:val="0000FF"/>
-          <w:sz w:val="24"/>
-          <w:u w:val="single"/>
-        </w:rPr>
-        <w:t xml:space="preserve"> </w:t>
-      </w:r>
-      <w:r>
-        <w:rPr>
-          <w:rFonts w:ascii="Charis SIL Regular" w:hAnsi="Charis SIL Regular" w:eastAsia="Charis SIL Regular"/>
-          <w:b w:val="0"/>
-          <w:i w:val="0"/>
-          <w:color w:val="0000FF"/>
-          <w:sz w:val="24"/>
-          <w:u w:val="single"/>
-        </w:rPr>
-        <w:hyperlink r:id="rId9" w:history="1">
-          <w:r>
-            <w:rPr>
-              <w:rStyle w:val="Hyperlink"/>
-            </w:rPr>
-            <w:t>co</w:t>
-          </w:r>
-        </w:hyperlink>
-      </w:r>
-      <w:r>
-        <w:rPr>
-          <w:rFonts w:ascii="Charis SIL Regular" w:hAnsi="Charis SIL Regular" w:eastAsia="Charis SIL Regular"/>
-          <w:b w:val="0"/>
-          <w:i w:val="0"/>
-          <w:color w:val="0000FF"/>
-          <w:sz w:val="24"/>
-          <w:u w:val="single"/>
-        </w:rPr>
-        <w:hyperlink r:id="rId9" w:history="1">
-          <w:r>
-            <w:rPr>
-              <w:rStyle w:val="Hyperlink"/>
-            </w:rPr>
-            <w:t>ntext.</w:t>
-          </w:r>
-        </w:hyperlink>
-      </w:r>
-      <w:r>
-        <w:rPr>
-          <w:rFonts w:ascii="Charis SIL Regular" w:hAnsi="Charis SIL Regular" w:eastAsia="Charis SIL Regular"/>
-          <w:b w:val="0"/>
-          <w:i w:val="0"/>
-          <w:color w:val="0000FF"/>
-          <w:sz w:val="24"/>
-          <w:u w:val="single"/>
-        </w:rPr>
-        <w:t xml:space="preserve"> </w:t>
-      </w:r>
-      <w:r>
-        <w:rPr>
-          <w:rFonts w:ascii="Charis SIL Regular" w:hAnsi="Charis SIL Regular" w:eastAsia="Charis SIL Regular"/>
-          <w:b w:val="0"/>
-          <w:i w:val="0"/>
-          <w:color w:val="0000FF"/>
-          <w:sz w:val="24"/>
-          <w:u w:val="single"/>
-        </w:rPr>
-        <w:hyperlink r:id="rId9" w:history="1">
-          <w:r>
-            <w:rPr>
-              <w:rStyle w:val="Hyperlink"/>
-            </w:rPr>
-            <w:t>E</w:t>
-          </w:r>
-        </w:hyperlink>
-      </w:r>
-      <w:r>
-        <w:rPr>
-          <w:rFonts w:ascii="Charis SIL Regular" w:hAnsi="Charis SIL Regular" w:eastAsia="Charis SIL Regular"/>
-          <w:b w:val="0"/>
-          <w:i w:val="0"/>
-          <w:color w:val="0000FF"/>
-          <w:sz w:val="24"/>
-          <w:u w:val="single"/>
-        </w:rPr>
-        <w:hyperlink r:id="rId9" w:history="1">
-          <w:r>
-            <w:rPr>
-              <w:rStyle w:val="Hyperlink"/>
-            </w:rPr>
-            <w:t>e</w:t>
-          </w:r>
-        </w:hyperlink>
-      </w:r>
-      <w:r>
-        <w:rPr>
-          <w:rFonts w:ascii="Charis SIL Regular" w:hAnsi="Charis SIL Regular" w:eastAsia="Charis SIL Regular"/>
-          <w:b w:val="0"/>
-          <w:i w:val="0"/>
-          <w:color w:val="0000FF"/>
-          <w:sz w:val="24"/>
-          <w:u w:val="single"/>
-        </w:rPr>
-        <w:hyperlink r:id="rId9" w:history="1">
-          <w:r>
-            <w:rPr>
-              <w:rStyle w:val="Hyperlink"/>
-            </w:rPr>
-            <w:t>n</w:t>
-          </w:r>
-        </w:hyperlink>
-      </w:r>
-      <w:r>
-        <w:rPr>
-          <w:rFonts w:ascii="Charis SIL Regular" w:hAnsi="Charis SIL Regular" w:eastAsia="Charis SIL Regular"/>
-          <w:b w:val="0"/>
-          <w:i w:val="0"/>
-          <w:color w:val="0000FF"/>
-          <w:sz w:val="24"/>
-          <w:u w:val="single"/>
-        </w:rPr>
-        <w:t xml:space="preserve"> </w:t>
-      </w:r>
-      <w:r>
-        <w:rPr>
-          <w:rFonts w:ascii="Charis SIL Regular" w:hAnsi="Charis SIL Regular" w:eastAsia="Charis SIL Regular"/>
-          <w:b w:val="0"/>
-          <w:i w:val="0"/>
-          <w:color w:val="0000FF"/>
-          <w:sz w:val="24"/>
-          <w:u w:val="single"/>
-        </w:rPr>
-        <w:hyperlink r:id="rId10" w:history="1">
           <w:r>
             <w:rPr>
               <w:rStyle w:val="Hyperlink"/>
@@ -1196,7 +1033,259 @@
           <w:color w:val="000000"/>
           <w:sz w:val="24"/>
         </w:rPr>
-        <w:t>de Rijksdienst voor het Cultureel Erfgoed. Onderaan deze zoekhulp vind je e</w:t>
+        <w:t>de Rijksdie</w:t>
+      </w:r>
+      <w:r>
+        <w:rPr>
+          <w:u w:val="single" w:color="0000ff"/>
+          <w:rFonts w:ascii="Charis SIL Regular" w:hAnsi="Charis SIL Regular" w:eastAsia="Charis SIL Regular"/>
+          <w:b w:val="0"/>
+          <w:i w:val="0"/>
+          <w:color w:val="000000"/>
+          <w:sz w:val="24"/>
+        </w:rPr>
+        <w:hyperlink r:id="rId10" w:history="1">
+          <w:r>
+            <w:rPr>
+              <w:rStyle w:val="Hyperlink"/>
+            </w:rPr>
+            <w:t>nst voor het Culture</w:t>
+          </w:r>
+        </w:hyperlink>
+      </w:r>
+      <w:r>
+        <w:rPr>
+          <w:u w:val="single" w:color="0000ff"/>
+          <w:rFonts w:ascii="Charis SIL Regular" w:hAnsi="Charis SIL Regular" w:eastAsia="Charis SIL Regular"/>
+          <w:b w:val="0"/>
+          <w:i w:val="0"/>
+          <w:color w:val="000000"/>
+          <w:sz w:val="24"/>
+        </w:rPr>
+        <w:hyperlink r:id="rId10" w:history="1">
+          <w:r>
+            <w:rPr>
+              <w:rStyle w:val="Hyperlink"/>
+            </w:rPr>
+            <w:t>e</w:t>
+          </w:r>
+        </w:hyperlink>
+      </w:r>
+      <w:r>
+        <w:rPr>
+          <w:u w:val="single" w:color="0000ff"/>
+          <w:rFonts w:ascii="Charis SIL Regular" w:hAnsi="Charis SIL Regular" w:eastAsia="Charis SIL Regular"/>
+          <w:b w:val="0"/>
+          <w:i w:val="0"/>
+          <w:color w:val="000000"/>
+          <w:sz w:val="24"/>
+        </w:rPr>
+        <w:hyperlink r:id="rId10" w:history="1">
+          <w:r>
+            <w:rPr>
+              <w:rStyle w:val="Hyperlink"/>
+            </w:rPr>
+            <w:t>l Erf</w:t>
+          </w:r>
+        </w:hyperlink>
+      </w:r>
+      <w:r>
+        <w:rPr>
+          <w:u w:val="single" w:color="0000ff"/>
+          <w:rFonts w:ascii="Charis SIL Regular" w:hAnsi="Charis SIL Regular" w:eastAsia="Charis SIL Regular"/>
+          <w:b w:val="0"/>
+          <w:i w:val="0"/>
+          <w:color w:val="000000"/>
+          <w:sz w:val="24"/>
+        </w:rPr>
+        <w:hyperlink r:id="rId10" w:history="1">
+          <w:r>
+            <w:rPr>
+              <w:rStyle w:val="Hyperlink"/>
+            </w:rPr>
+            <w:t>g</w:t>
+          </w:r>
+        </w:hyperlink>
+      </w:r>
+      <w:r>
+        <w:rPr>
+          <w:u w:val="single" w:color="0000ff"/>
+          <w:rFonts w:ascii="Charis SIL Regular" w:hAnsi="Charis SIL Regular" w:eastAsia="Charis SIL Regular"/>
+          <w:b w:val="0"/>
+          <w:i w:val="0"/>
+          <w:color w:val="000000"/>
+          <w:sz w:val="24"/>
+        </w:rPr>
+        <w:hyperlink r:id="rId10" w:history="1">
+          <w:r>
+            <w:rPr>
+              <w:rStyle w:val="Hyperlink"/>
+            </w:rPr>
+            <w:t>oed. On</w:t>
+          </w:r>
+        </w:hyperlink>
+      </w:r>
+      <w:r>
+        <w:rPr>
+          <w:u w:val="single" w:color="0000ff"/>
+          <w:rFonts w:ascii="Charis SIL Regular" w:hAnsi="Charis SIL Regular" w:eastAsia="Charis SIL Regular"/>
+          <w:b w:val="0"/>
+          <w:i w:val="0"/>
+          <w:color w:val="000000"/>
+          <w:sz w:val="24"/>
+        </w:rPr>
+        <w:hyperlink r:id="rId10" w:history="1">
+          <w:r>
+            <w:rPr>
+              <w:rStyle w:val="Hyperlink"/>
+            </w:rPr>
+            <w:t>d</w:t>
+          </w:r>
+        </w:hyperlink>
+      </w:r>
+      <w:r>
+        <w:rPr>
+          <w:u w:val="single" w:color="0000ff"/>
+          <w:rFonts w:ascii="Charis SIL Regular" w:hAnsi="Charis SIL Regular" w:eastAsia="Charis SIL Regular"/>
+          <w:b w:val="0"/>
+          <w:i w:val="0"/>
+          <w:color w:val="000000"/>
+          <w:sz w:val="24"/>
+        </w:rPr>
+        <w:hyperlink r:id="rId10" w:history="1">
+          <w:r>
+            <w:rPr>
+              <w:rStyle w:val="Hyperlink"/>
+            </w:rPr>
+            <w:t>er</w:t>
+          </w:r>
+        </w:hyperlink>
+      </w:r>
+      <w:r>
+        <w:rPr>
+          <w:u w:val="single" w:color="0000ff"/>
+          <w:rFonts w:ascii="Charis SIL Regular" w:hAnsi="Charis SIL Regular" w:eastAsia="Charis SIL Regular"/>
+          <w:b w:val="0"/>
+          <w:i w:val="0"/>
+          <w:color w:val="000000"/>
+          <w:sz w:val="24"/>
+        </w:rPr>
+        <w:hyperlink r:id="rId10" w:history="1">
+          <w:r>
+            <w:rPr>
+              <w:rStyle w:val="Hyperlink"/>
+            </w:rPr>
+            <w:t>a</w:t>
+          </w:r>
+        </w:hyperlink>
+      </w:r>
+      <w:r>
+        <w:rPr>
+          <w:u w:val="single" w:color="0000ff"/>
+          <w:rFonts w:ascii="Charis SIL Regular" w:hAnsi="Charis SIL Regular" w:eastAsia="Charis SIL Regular"/>
+          <w:b w:val="0"/>
+          <w:i w:val="0"/>
+          <w:color w:val="000000"/>
+          <w:sz w:val="24"/>
+        </w:rPr>
+        <w:hyperlink r:id="rId10" w:history="1">
+          <w:r>
+            <w:rPr>
+              <w:rStyle w:val="Hyperlink"/>
+            </w:rPr>
+            <w:t xml:space="preserve">an </w:t>
+          </w:r>
+        </w:hyperlink>
+      </w:r>
+      <w:r>
+        <w:rPr>
+          <w:u w:val="single" w:color="0000ff"/>
+          <w:rFonts w:ascii="Charis SIL Regular" w:hAnsi="Charis SIL Regular" w:eastAsia="Charis SIL Regular"/>
+          <w:b w:val="0"/>
+          <w:i w:val="0"/>
+          <w:color w:val="000000"/>
+          <w:sz w:val="24"/>
+        </w:rPr>
+        <w:hyperlink r:id="rId10" w:history="1">
+          <w:r>
+            <w:rPr>
+              <w:rStyle w:val="Hyperlink"/>
+            </w:rPr>
+            <w:t>d</w:t>
+          </w:r>
+        </w:hyperlink>
+      </w:r>
+      <w:r>
+        <w:rPr>
+          <w:u w:val="single" w:color="0000ff"/>
+          <w:rFonts w:ascii="Charis SIL Regular" w:hAnsi="Charis SIL Regular" w:eastAsia="Charis SIL Regular"/>
+          <w:b w:val="0"/>
+          <w:i w:val="0"/>
+          <w:color w:val="000000"/>
+          <w:sz w:val="24"/>
+        </w:rPr>
+        <w:hyperlink r:id="rId10" w:history="1">
+          <w:r>
+            <w:rPr>
+              <w:rStyle w:val="Hyperlink"/>
+            </w:rPr>
+            <w:t>eze zoek</w:t>
+          </w:r>
+        </w:hyperlink>
+      </w:r>
+      <w:r>
+        <w:rPr>
+          <w:u w:val="single" w:color="0000ff"/>
+          <w:rFonts w:ascii="Charis SIL Regular" w:hAnsi="Charis SIL Regular" w:eastAsia="Charis SIL Regular"/>
+          <w:b w:val="0"/>
+          <w:i w:val="0"/>
+          <w:color w:val="000000"/>
+          <w:sz w:val="24"/>
+        </w:rPr>
+        <w:hyperlink r:id="rId10" w:history="1">
+          <w:r>
+            <w:rPr>
+              <w:rStyle w:val="Hyperlink"/>
+            </w:rPr>
+            <w:t>h</w:t>
+          </w:r>
+        </w:hyperlink>
+      </w:r>
+      <w:r>
+        <w:rPr>
+          <w:u w:val="single" w:color="0000ff"/>
+          <w:rFonts w:ascii="Charis SIL Regular" w:hAnsi="Charis SIL Regular" w:eastAsia="Charis SIL Regular"/>
+          <w:b w:val="0"/>
+          <w:i w:val="0"/>
+          <w:color w:val="000000"/>
+          <w:sz w:val="24"/>
+        </w:rPr>
+        <w:hyperlink r:id="rId10" w:history="1">
+          <w:r>
+            <w:rPr>
+              <w:rStyle w:val="Hyperlink"/>
+            </w:rPr>
+            <w:t>ulp vind</w:t>
+          </w:r>
+        </w:hyperlink>
+      </w:r>
+      <w:r>
+        <w:rPr>
+          <w:u w:val="single" w:color="0000ff"/>
+          <w:rFonts w:ascii="Charis SIL Regular" w:hAnsi="Charis SIL Regular" w:eastAsia="Charis SIL Regular"/>
+          <w:b w:val="0"/>
+          <w:i w:val="0"/>
+          <w:color w:val="000000"/>
+          <w:sz w:val="24"/>
+        </w:rPr>
+        <w:hyperlink r:id="rId10" w:history="1">
+          <w:r>
+            <w:rPr>
+              <w:rStyle w:val="Hyperlink"/>
+            </w:rPr>
+            <w:t xml:space="preserve"> je e</w:t>
+          </w:r>
+        </w:hyperlink>
       </w:r>
       <w:r>
         <w:rPr>
@@ -2276,20 +2365,14 @@
       </w:r>
       <w:r>
         <w:rPr>
+          <w:u w:val="single" w:color="0000ff"/>
           <w:rFonts w:ascii="Charis SIL Regular" w:hAnsi="Charis SIL Regular" w:eastAsia="Charis SIL Regular"/>
           <w:b w:val="0"/>
           <w:i w:val="0"/>
           <w:color w:val="000000"/>
           <w:sz w:val="24"/>
         </w:rPr>
-        <w:hyperlink r:id="rId12" w:history="1">
-          <w:r>
-            <w:rPr>
-              <w:rStyle w:val="Hyperlink"/>
-            </w:rPr>
-            <w:t xml:space="preserve">de zoekhulp </w:t>
-          </w:r>
-        </w:hyperlink>
+        <w:t xml:space="preserve">de zoekhulp </w:t>
       </w:r>
       <w:r>
         <w:rPr>
@@ -2300,7 +2383,7 @@
           <w:sz w:val="24"/>
           <w:u w:val="single"/>
         </w:rPr>
-        <w:hyperlink r:id="rId12" w:history="1">
+        <w:hyperlink r:id="rId13" w:history="1">
           <w:r>
             <w:rPr>
               <w:rStyle w:val="Hyperlink"/>
@@ -2394,7 +2477,7 @@
           <w:sz w:val="24"/>
           <w:u w:val="single"/>
         </w:rPr>
-        <w:hyperlink r:id="rId13" w:history="1">
+        <w:hyperlink r:id="rId12" w:history="1">
           <w:r>
             <w:rPr>
               <w:rStyle w:val="Hyperlink"/>
@@ -2423,7 +2506,7 @@
           <w:sz w:val="24"/>
           <w:u w:val="single"/>
         </w:rPr>
-        <w:hyperlink r:id="rId13" w:history="1">
+        <w:hyperlink r:id="rId12" w:history="1">
           <w:r>
             <w:rPr>
               <w:rStyle w:val="Hyperlink"/>
@@ -2441,7 +2524,7 @@
           <w:sz w:val="24"/>
           <w:u w:val="single"/>
         </w:rPr>
-        <w:hyperlink r:id="rId13" w:history="1">
+        <w:hyperlink r:id="rId12" w:history="1">
           <w:r>
             <w:rPr>
               <w:rStyle w:val="Hyperlink"/>
@@ -2459,7 +2542,7 @@
           <w:sz w:val="24"/>
           <w:u w:val="single"/>
         </w:rPr>
-        <w:hyperlink r:id="rId13" w:history="1">
+        <w:hyperlink r:id="rId12" w:history="1">
           <w:r>
             <w:rPr>
               <w:rStyle w:val="Hyperlink"/>
@@ -2477,7 +2560,7 @@
           <w:sz w:val="24"/>
           <w:u w:val="single"/>
         </w:rPr>
-        <w:hyperlink r:id="rId13" w:history="1">
+        <w:hyperlink r:id="rId12" w:history="1">
           <w:r>
             <w:rPr>
               <w:rStyle w:val="Hyperlink"/>
@@ -2495,7 +2578,7 @@
           <w:sz w:val="24"/>
           <w:u w:val="single"/>
         </w:rPr>
-        <w:hyperlink r:id="rId13" w:history="1">
+        <w:hyperlink r:id="rId12" w:history="1">
           <w:r>
             <w:rPr>
               <w:rStyle w:val="Hyperlink"/>
@@ -3237,101 +3320,7 @@
           <w:sz w:val="24"/>
           <w:u w:val="single"/>
         </w:rPr>
-        <w:hyperlink r:id="rId16" w:history="1">
-          <w:r>
-            <w:rPr>
-              <w:rStyle w:val="Hyperlink"/>
-            </w:rPr>
-            <w:t>Cultural</w:t>
-          </w:r>
-        </w:hyperlink>
-      </w:r>
-      <w:r>
-        <w:rPr>
-          <w:rFonts w:ascii="Charis SIL Italic" w:hAnsi="Charis SIL Italic" w:eastAsia="Charis SIL Italic"/>
-          <w:b w:val="0"/>
-          <w:i/>
-          <w:color w:val="0000FF"/>
-          <w:sz w:val="24"/>
-          <w:u w:val="single"/>
-        </w:rPr>
-        <w:t xml:space="preserve"> </w:t>
-      </w:r>
-      <w:r>
-        <w:rPr>
-          <w:rFonts w:ascii="Charis SIL Italic" w:hAnsi="Charis SIL Italic" w:eastAsia="Charis SIL Italic"/>
-          <w:b w:val="0"/>
-          <w:i/>
-          <w:color w:val="0000FF"/>
-          <w:sz w:val="24"/>
-          <w:u w:val="single"/>
-        </w:rPr>
-        <w:hyperlink r:id="rId16" w:history="1">
-          <w:r>
-            <w:rPr>
-              <w:rStyle w:val="Hyperlink"/>
-            </w:rPr>
-            <w:t>Objects</w:t>
-          </w:r>
-        </w:hyperlink>
-      </w:r>
-      <w:r>
-        <w:rPr>
-          <w:rFonts w:ascii="Charis SIL Italic" w:hAnsi="Charis SIL Italic" w:eastAsia="Charis SIL Italic"/>
-          <w:b w:val="0"/>
-          <w:i/>
-          <w:color w:val="0000FF"/>
-          <w:sz w:val="24"/>
-          <w:u w:val="single"/>
-        </w:rPr>
-        <w:t xml:space="preserve"> </w:t>
-      </w:r>
-      <w:r>
-        <w:rPr>
-          <w:rFonts w:ascii="Charis SIL Italic" w:hAnsi="Charis SIL Italic" w:eastAsia="Charis SIL Italic"/>
-          <w:b w:val="0"/>
-          <w:i/>
-          <w:color w:val="0000FF"/>
-          <w:sz w:val="24"/>
-          <w:u w:val="single"/>
-        </w:rPr>
-        <w:hyperlink r:id="rId16" w:history="1">
-          <w:r>
-            <w:rPr>
-              <w:rStyle w:val="Hyperlink"/>
-            </w:rPr>
-            <w:t>and</w:t>
-          </w:r>
-        </w:hyperlink>
-      </w:r>
-      <w:r>
-        <w:rPr>
-          <w:rFonts w:ascii="Charis SIL Italic" w:hAnsi="Charis SIL Italic" w:eastAsia="Charis SIL Italic"/>
-          <w:b w:val="0"/>
-          <w:i/>
-          <w:color w:val="0000FF"/>
-          <w:sz w:val="24"/>
-          <w:u w:val="single"/>
-        </w:rPr>
-        <w:t xml:space="preserve"> </w:t>
-      </w:r>
-      <w:r>
-        <w:rPr>
-          <w:rFonts w:ascii="Charis SIL Italic" w:hAnsi="Charis SIL Italic" w:eastAsia="Charis SIL Italic"/>
-          <w:b w:val="0"/>
-          <w:i/>
-          <w:color w:val="0000FF"/>
-          <w:sz w:val="24"/>
-          <w:u w:val="single"/>
-        </w:rPr>
-        <w:hyperlink r:id="rId16" w:history="1">
-          <w:r>
-            <w:rPr>
-              <w:rStyle w:val="Hyperlink"/>
-            </w:rPr>
-            <w:t>Collectio</w:t>
-          </w:r>
-        </w:hyperlink>
+        <w:t>Cultural Objects and Collectio</w:t>
       </w:r>
       <w:r>
         <w:rPr>
@@ -3956,126 +3945,7 @@
           <w:color w:val="000000"/>
           <w:sz w:val="24"/>
         </w:rPr>
-        <w:t xml:space="preserve"> (Amersfo</w:t>
-      </w:r>
-      <w:r>
-        <w:rPr>
-          <w:u w:val="single" w:color="0000ff"/>
-          <w:rFonts w:ascii="Charis SIL Regular" w:hAnsi="Charis SIL Regular" w:eastAsia="Charis SIL Regular"/>
-          <w:b w:val="0"/>
-          <w:i w:val="0"/>
-          <w:color w:val="000000"/>
-          <w:sz w:val="24"/>
-        </w:rPr>
-        <w:hyperlink r:id="rId10" w:history="1">
-          <w:r>
-            <w:rPr>
-              <w:rStyle w:val="Hyperlink"/>
-            </w:rPr>
-            <w:t>ort: Rijksdienst vo</w:t>
-          </w:r>
-        </w:hyperlink>
-      </w:r>
-      <w:r>
-        <w:rPr>
-          <w:u w:val="single" w:color="0000ff"/>
-          <w:rFonts w:ascii="Charis SIL Regular" w:hAnsi="Charis SIL Regular" w:eastAsia="Charis SIL Regular"/>
-          <w:b w:val="0"/>
-          <w:i w:val="0"/>
-          <w:color w:val="000000"/>
-          <w:sz w:val="24"/>
-        </w:rPr>
-        <w:hyperlink r:id="rId10" w:history="1">
-          <w:r>
-            <w:rPr>
-              <w:rStyle w:val="Hyperlink"/>
-            </w:rPr>
-            <w:t>o</w:t>
-          </w:r>
-        </w:hyperlink>
-      </w:r>
-      <w:r>
-        <w:rPr>
-          <w:u w:val="single" w:color="0000ff"/>
-          <w:rFonts w:ascii="Charis SIL Regular" w:hAnsi="Charis SIL Regular" w:eastAsia="Charis SIL Regular"/>
-          <w:b w:val="0"/>
-          <w:i w:val="0"/>
-          <w:color w:val="000000"/>
-          <w:sz w:val="24"/>
-        </w:rPr>
-        <w:hyperlink r:id="rId10" w:history="1">
-          <w:r>
-            <w:rPr>
-              <w:rStyle w:val="Hyperlink"/>
-            </w:rPr>
-            <w:t>r he</w:t>
-          </w:r>
-        </w:hyperlink>
-      </w:r>
-      <w:r>
-        <w:rPr>
-          <w:u w:val="single" w:color="0000ff"/>
-          <w:rFonts w:ascii="Charis SIL Regular" w:hAnsi="Charis SIL Regular" w:eastAsia="Charis SIL Regular"/>
-          <w:b w:val="0"/>
-          <w:i w:val="0"/>
-          <w:color w:val="000000"/>
-          <w:sz w:val="24"/>
-        </w:rPr>
-        <w:hyperlink r:id="rId10" w:history="1">
-          <w:r>
-            <w:rPr>
-              <w:rStyle w:val="Hyperlink"/>
-            </w:rPr>
-            <w:t>t</w:t>
-          </w:r>
-        </w:hyperlink>
-      </w:r>
-      <w:r>
-        <w:rPr>
-          <w:u w:val="single" w:color="0000ff"/>
-          <w:rFonts w:ascii="Charis SIL Regular" w:hAnsi="Charis SIL Regular" w:eastAsia="Charis SIL Regular"/>
-          <w:b w:val="0"/>
-          <w:i w:val="0"/>
-          <w:color w:val="000000"/>
-          <w:sz w:val="24"/>
-        </w:rPr>
-        <w:hyperlink r:id="rId10" w:history="1">
-          <w:r>
-            <w:rPr>
-              <w:rStyle w:val="Hyperlink"/>
-            </w:rPr>
-            <w:t xml:space="preserve"> Culture</w:t>
-          </w:r>
-        </w:hyperlink>
-      </w:r>
-      <w:r>
-        <w:rPr>
-          <w:u w:val="single" w:color="0000ff"/>
-          <w:rFonts w:ascii="Charis SIL Regular" w:hAnsi="Charis SIL Regular" w:eastAsia="Charis SIL Regular"/>
-          <w:b w:val="0"/>
-          <w:i w:val="0"/>
-          <w:color w:val="000000"/>
-          <w:sz w:val="24"/>
-        </w:rPr>
-        <w:hyperlink r:id="rId10" w:history="1">
-          <w:r>
-            <w:rPr>
-              <w:rStyle w:val="Hyperlink"/>
-            </w:rPr>
-            <w:t xml:space="preserve">el </w:t>
-          </w:r>
-        </w:hyperlink>
-      </w:r>
-      <w:r>
-        <w:rPr>
-          <w:u w:val="single" w:color="0000ff"/>
-          <w:rFonts w:ascii="Charis SIL Regular" w:hAnsi="Charis SIL Regular" w:eastAsia="Charis SIL Regular"/>
-          <w:b w:val="0"/>
-          <w:i w:val="0"/>
-          <w:color w:val="000000"/>
-          <w:sz w:val="24"/>
-        </w:rPr>
-        <w:t>E</w:t>
+        <w:t xml:space="preserve"> (Amersfoort: Rijksdienst voor het Cultureel E</w:t>
       </w:r>
       <w:r>
         <w:rPr>
@@ -4389,7 +4259,34 @@
           <w:color w:val="000000"/>
           <w:sz w:val="24"/>
         </w:rPr>
-        <w:t xml:space="preserve">•  Lang, Sabine (ed.), </w:t>
+        <w:t xml:space="preserve">•  </w:t>
+      </w:r>
+      <w:r>
+        <w:rPr>
+          <w:rFonts w:ascii="Charis SIL Regular" w:hAnsi="Charis SIL Regular" w:eastAsia="Charis SIL Regular"/>
+          <w:b w:val="0"/>
+          <w:i w:val="0"/>
+          <w:color w:val="000000"/>
+          <w:sz w:val="24"/>
+        </w:rPr>
+        <w:hyperlink r:id="rId17" w:history="1">
+          <w:r>
+            <w:rPr>
+              <w:rStyle w:val="Hyperlink"/>
+            </w:rPr>
+            <w:t>Lang, Sa</w:t>
+          </w:r>
+        </w:hyperlink>
+      </w:r>
+      <w:r>
+        <w:rPr>
+          <w:rFonts w:ascii="Charis SIL Regular" w:hAnsi="Charis SIL Regular" w:eastAsia="Charis SIL Regular"/>
+          <w:b w:val="0"/>
+          <w:i w:val="0"/>
+          <w:color w:val="000000"/>
+          <w:sz w:val="24"/>
+        </w:rPr>
+        <w:t xml:space="preserve">bine (ed.), </w:t>
       </w:r>
       <w:r>
         <w:rPr>

--- a/EXPORTS/DOCX/published/niveau1/Dutch/DoingResearch.docx
+++ b/EXPORTS/DOCX/published/niveau1/Dutch/DoingResearch.docx
@@ -337,7 +337,7 @@
             <w:rPr>
               <w:rStyle w:val="Hyperlink"/>
             </w:rPr>
-            <w:t>significanc</w:t>
+            <w:t>significan</w:t>
           </w:r>
         </w:hyperlink>
       </w:r>
@@ -349,6 +349,16 @@
           <w:color w:val="0000FF"/>
           <w:sz w:val="24"/>
           <w:u w:val="single"/>
+        </w:rPr>
+        <w:t>c</w:t>
+      </w:r>
+      <w:r>
+        <w:rPr>
+          <w:rFonts w:ascii="Charis SIL Italic" w:hAnsi="Charis SIL Italic" w:eastAsia="Charis SIL Italic"/>
+          <w:b w:val="0"/>
+          <w:i/>
+          <w:color w:val="0000FF"/>
+          <w:sz w:val="24"/>
         </w:rPr>
         <w:t>e</w:t>
       </w:r>
@@ -399,142 +409,8 @@
           <w:i/>
           <w:color w:val="0000FF"/>
           <w:sz w:val="24"/>
-          <w:u w:val="single"/>
-        </w:rPr>
-        <w:hyperlink r:id="rId9" w:history="1">
-          <w:r>
-            <w:rPr>
-              <w:rStyle w:val="Hyperlink"/>
-            </w:rPr>
-            <w:t>cultural</w:t>
-          </w:r>
-        </w:hyperlink>
-      </w:r>
-      <w:r>
-        <w:rPr>
-          <w:rFonts w:ascii="Charis SIL Italic" w:hAnsi="Charis SIL Italic" w:eastAsia="Charis SIL Italic"/>
-          <w:b w:val="0"/>
-          <w:i/>
-          <w:color w:val="0000FF"/>
-          <w:sz w:val="24"/>
-          <w:u w:val="single"/>
-        </w:rPr>
-        <w:t xml:space="preserve"> </w:t>
-      </w:r>
-      <w:r>
-        <w:rPr>
-          <w:rFonts w:ascii="Charis SIL Italic" w:hAnsi="Charis SIL Italic" w:eastAsia="Charis SIL Italic"/>
-          <w:b w:val="0"/>
-          <w:i/>
-          <w:color w:val="0000FF"/>
-          <w:sz w:val="24"/>
-          <w:u w:val="single"/>
-        </w:rPr>
-        <w:hyperlink r:id="rId9" w:history="1">
-          <w:r>
-            <w:rPr>
-              <w:rStyle w:val="Hyperlink"/>
-            </w:rPr>
-            <w:t>objects</w:t>
-          </w:r>
-        </w:hyperlink>
-      </w:r>
-      <w:r>
-        <w:rPr>
-          <w:rFonts w:ascii="Charis SIL Italic" w:hAnsi="Charis SIL Italic" w:eastAsia="Charis SIL Italic"/>
-          <w:b w:val="0"/>
-          <w:i/>
-          <w:color w:val="0000FF"/>
-          <w:sz w:val="24"/>
-          <w:u w:val="single"/>
-        </w:rPr>
-        <w:t xml:space="preserve"> </w:t>
-      </w:r>
-      <w:r>
-        <w:rPr>
-          <w:rFonts w:ascii="Charis SIL Italic" w:hAnsi="Charis SIL Italic" w:eastAsia="Charis SIL Italic"/>
-          <w:b w:val="0"/>
-          <w:i/>
-          <w:color w:val="0000FF"/>
-          <w:sz w:val="24"/>
-          <w:u w:val="single"/>
-        </w:rPr>
-        <w:hyperlink r:id="rId9" w:history="1">
-          <w:r>
-            <w:rPr>
-              <w:rStyle w:val="Hyperlink"/>
-            </w:rPr>
-            <w:t>an</w:t>
-          </w:r>
-        </w:hyperlink>
-      </w:r>
-      <w:r>
-        <w:rPr>
-          <w:rFonts w:ascii="Charis SIL Italic" w:hAnsi="Charis SIL Italic" w:eastAsia="Charis SIL Italic"/>
-          <w:b w:val="0"/>
-          <w:i/>
-          <w:color w:val="0000FF"/>
-          <w:sz w:val="24"/>
-        </w:rPr>
-        <w:t>d</w:t>
-      </w:r>
-      <w:r>
-        <w:rPr>
-          <w:rFonts w:ascii="Charis SIL Italic" w:hAnsi="Charis SIL Italic" w:eastAsia="Charis SIL Italic"/>
-          <w:b w:val="0"/>
-          <w:i/>
-          <w:color w:val="0000FF"/>
-          <w:sz w:val="24"/>
-          <w:u w:val="single"/>
-        </w:rPr>
-        <w:t xml:space="preserve"> </w:t>
-      </w:r>
-      <w:r>
-        <w:rPr>
-          <w:rFonts w:ascii="Charis SIL Italic" w:hAnsi="Charis SIL Italic" w:eastAsia="Charis SIL Italic"/>
-          <w:b w:val="0"/>
-          <w:i/>
-          <w:color w:val="0000FF"/>
-          <w:sz w:val="24"/>
-          <w:u w:val="single"/>
-        </w:rPr>
-        <w:hyperlink r:id="rId9" w:history="1">
-          <w:r>
-            <w:rPr>
-              <w:rStyle w:val="Hyperlink"/>
-            </w:rPr>
-            <w:t>collections</w:t>
-          </w:r>
-        </w:hyperlink>
-      </w:r>
-      <w:r>
-        <w:rPr>
-          <w:rFonts w:ascii="Charis SIL Italic" w:hAnsi="Charis SIL Italic" w:eastAsia="Charis SIL Italic"/>
-          <w:b w:val="0"/>
-          <w:i/>
-          <w:color w:val="0000FF"/>
-          <w:sz w:val="24"/>
-          <w:u w:val="single"/>
-        </w:rPr>
-        <w:t xml:space="preserve"> </w:t>
-      </w:r>
-      <w:r>
-        <w:rPr>
-          <w:rFonts w:ascii="Charis SIL Italic" w:hAnsi="Charis SIL Italic" w:eastAsia="Charis SIL Italic"/>
-          <w:b w:val="0"/>
-          <w:i/>
-          <w:color w:val="0000FF"/>
-          <w:sz w:val="24"/>
-          <w:u w:val="single"/>
-        </w:rPr>
-        <w:hyperlink r:id="rId9" w:history="1">
-          <w:r>
-            <w:rPr>
-              <w:rStyle w:val="Hyperlink"/>
-            </w:rPr>
-            <w:t>acquired</w:t>
-          </w:r>
-        </w:hyperlink>
+        </w:rPr>
+        <w:t>cultural objects and collections acquired</w:t>
       </w:r>
       <w:r>
         <w:rPr>
@@ -731,7 +607,72 @@
           <w:color w:val="0000FF"/>
           <w:sz w:val="24"/>
         </w:rPr>
-        <w:t>Herkomstonderzoek naar objecte</w:t>
+        <w:t>Herkomsto</w:t>
+      </w:r>
+      <w:r>
+        <w:rPr>
+          <w:rFonts w:ascii="Charis SIL Regular" w:hAnsi="Charis SIL Regular" w:eastAsia="Charis SIL Regular"/>
+          <w:b w:val="0"/>
+          <w:i w:val="0"/>
+          <w:color w:val="0000FF"/>
+          <w:sz w:val="24"/>
+          <w:u w:val="single"/>
+        </w:rPr>
+        <w:hyperlink r:id="rId9" w:history="1">
+          <w:r>
+            <w:rPr>
+              <w:rStyle w:val="Hyperlink"/>
+            </w:rPr>
+            <w:t>nd</w:t>
+          </w:r>
+        </w:hyperlink>
+      </w:r>
+      <w:r>
+        <w:rPr>
+          <w:rFonts w:ascii="Charis SIL Regular" w:hAnsi="Charis SIL Regular" w:eastAsia="Charis SIL Regular"/>
+          <w:b w:val="0"/>
+          <w:i w:val="0"/>
+          <w:color w:val="0000FF"/>
+          <w:sz w:val="24"/>
+          <w:u w:val="single"/>
+        </w:rPr>
+        <w:hyperlink r:id="rId9" w:history="1">
+          <w:r>
+            <w:rPr>
+              <w:rStyle w:val="Hyperlink"/>
+            </w:rPr>
+            <w:t>e</w:t>
+          </w:r>
+        </w:hyperlink>
+      </w:r>
+      <w:r>
+        <w:rPr>
+          <w:rFonts w:ascii="Charis SIL Regular" w:hAnsi="Charis SIL Regular" w:eastAsia="Charis SIL Regular"/>
+          <w:b w:val="0"/>
+          <w:i w:val="0"/>
+          <w:color w:val="0000FF"/>
+          <w:sz w:val="24"/>
+          <w:u w:val="single"/>
+        </w:rPr>
+        <w:hyperlink r:id="rId9" w:history="1">
+          <w:r>
+            <w:rPr>
+              <w:rStyle w:val="Hyperlink"/>
+            </w:rPr>
+            <w:t>rzoek</w:t>
+          </w:r>
+        </w:hyperlink>
+      </w:r>
+      <w:r>
+        <w:rPr>
+          <w:rFonts w:ascii="Charis SIL Regular" w:hAnsi="Charis SIL Regular" w:eastAsia="Charis SIL Regular"/>
+          <w:b w:val="0"/>
+          <w:i w:val="0"/>
+          <w:color w:val="0000FF"/>
+          <w:sz w:val="24"/>
+          <w:u w:val="single"/>
+        </w:rPr>
+        <w:t xml:space="preserve"> </w:t>
       </w:r>
       <w:r>
         <w:rPr>
@@ -760,6 +701,107 @@
           <w:sz w:val="24"/>
           <w:u w:val="single"/>
         </w:rPr>
+        <w:hyperlink r:id="rId9" w:history="1">
+          <w:r>
+            <w:rPr>
+              <w:rStyle w:val="Hyperlink"/>
+            </w:rPr>
+            <w:t>aar</w:t>
+          </w:r>
+        </w:hyperlink>
+      </w:r>
+      <w:r>
+        <w:rPr>
+          <w:rFonts w:ascii="Charis SIL Regular" w:hAnsi="Charis SIL Regular" w:eastAsia="Charis SIL Regular"/>
+          <w:b w:val="0"/>
+          <w:i w:val="0"/>
+          <w:color w:val="0000FF"/>
+          <w:sz w:val="24"/>
+          <w:u w:val="single"/>
+        </w:rPr>
+        <w:t xml:space="preserve"> </w:t>
+      </w:r>
+      <w:r>
+        <w:rPr>
+          <w:rFonts w:ascii="Charis SIL Regular" w:hAnsi="Charis SIL Regular" w:eastAsia="Charis SIL Regular"/>
+          <w:b w:val="0"/>
+          <w:i w:val="0"/>
+          <w:color w:val="0000FF"/>
+          <w:sz w:val="24"/>
+          <w:u w:val="single"/>
+        </w:rPr>
+        <w:hyperlink r:id="rId9" w:history="1">
+          <w:r>
+            <w:rPr>
+              <w:rStyle w:val="Hyperlink"/>
+            </w:rPr>
+            <w:t>ob</w:t>
+          </w:r>
+        </w:hyperlink>
+      </w:r>
+      <w:r>
+        <w:rPr>
+          <w:rFonts w:ascii="Charis SIL Regular" w:hAnsi="Charis SIL Regular" w:eastAsia="Charis SIL Regular"/>
+          <w:b w:val="0"/>
+          <w:i w:val="0"/>
+          <w:color w:val="0000FF"/>
+          <w:sz w:val="24"/>
+          <w:u w:val="single"/>
+        </w:rPr>
+        <w:hyperlink r:id="rId9" w:history="1">
+          <w:r>
+            <w:rPr>
+              <w:rStyle w:val="Hyperlink"/>
+            </w:rPr>
+            <w:t>j</w:t>
+          </w:r>
+        </w:hyperlink>
+      </w:r>
+      <w:r>
+        <w:rPr>
+          <w:rFonts w:ascii="Charis SIL Regular" w:hAnsi="Charis SIL Regular" w:eastAsia="Charis SIL Regular"/>
+          <w:b w:val="0"/>
+          <w:i w:val="0"/>
+          <w:color w:val="0000FF"/>
+          <w:sz w:val="24"/>
+          <w:u w:val="single"/>
+        </w:rPr>
+        <w:hyperlink r:id="rId9" w:history="1">
+          <w:r>
+            <w:rPr>
+              <w:rStyle w:val="Hyperlink"/>
+            </w:rPr>
+            <w:t>ecte</w:t>
+          </w:r>
+        </w:hyperlink>
+      </w:r>
+      <w:r>
+        <w:rPr>
+          <w:rFonts w:ascii="Charis SIL Regular" w:hAnsi="Charis SIL Regular" w:eastAsia="Charis SIL Regular"/>
+          <w:b w:val="0"/>
+          <w:i w:val="0"/>
+          <w:color w:val="0000FF"/>
+          <w:sz w:val="24"/>
+          <w:u w:val="single"/>
+        </w:rPr>
+        <w:hyperlink r:id="rId10" w:history="1">
+          <w:r>
+            <w:rPr>
+              <w:rStyle w:val="Hyperlink"/>
+            </w:rPr>
+            <w:t>n</w:t>
+          </w:r>
+        </w:hyperlink>
+      </w:r>
+      <w:r>
+        <w:rPr>
+          <w:rFonts w:ascii="Charis SIL Regular" w:hAnsi="Charis SIL Regular" w:eastAsia="Charis SIL Regular"/>
+          <w:b w:val="0"/>
+          <w:i w:val="0"/>
+          <w:color w:val="0000FF"/>
+          <w:sz w:val="24"/>
+          <w:u w:val="single"/>
+        </w:rPr>
         <w:t xml:space="preserve"> </w:t>
       </w:r>
       <w:r>
@@ -876,7 +918,7 @@
           <w:sz w:val="24"/>
           <w:u w:val="single"/>
         </w:rPr>
-        <w:hyperlink r:id="rId9" w:history="1">
+        <w:hyperlink r:id="rId10" w:history="1">
           <w:r>
             <w:rPr>
               <w:rStyle w:val="Hyperlink"/>
@@ -2372,7 +2414,14 @@
           <w:color w:val="000000"/>
           <w:sz w:val="24"/>
         </w:rPr>
-        <w:t xml:space="preserve">de zoekhulp </w:t>
+        <w:hyperlink r:id="rId12" w:history="1">
+          <w:r>
+            <w:rPr>
+              <w:rStyle w:val="Hyperlink"/>
+            </w:rPr>
+            <w:t xml:space="preserve">de zoekhulp </w:t>
+          </w:r>
+        </w:hyperlink>
       </w:r>
       <w:r>
         <w:rPr>
@@ -2383,7 +2432,7 @@
           <w:sz w:val="24"/>
           <w:u w:val="single"/>
         </w:rPr>
-        <w:hyperlink r:id="rId13" w:history="1">
+        <w:hyperlink r:id="rId12" w:history="1">
           <w:r>
             <w:rPr>
               <w:rStyle w:val="Hyperlink"/>
@@ -2506,7 +2555,7 @@
           <w:sz w:val="24"/>
           <w:u w:val="single"/>
         </w:rPr>
-        <w:hyperlink r:id="rId12" w:history="1">
+        <w:hyperlink r:id="rId13" w:history="1">
           <w:r>
             <w:rPr>
               <w:rStyle w:val="Hyperlink"/>
@@ -2524,7 +2573,7 @@
           <w:sz w:val="24"/>
           <w:u w:val="single"/>
         </w:rPr>
-        <w:hyperlink r:id="rId12" w:history="1">
+        <w:hyperlink r:id="rId13" w:history="1">
           <w:r>
             <w:rPr>
               <w:rStyle w:val="Hyperlink"/>
@@ -2542,7 +2591,7 @@
           <w:sz w:val="24"/>
           <w:u w:val="single"/>
         </w:rPr>
-        <w:hyperlink r:id="rId12" w:history="1">
+        <w:hyperlink r:id="rId13" w:history="1">
           <w:r>
             <w:rPr>
               <w:rStyle w:val="Hyperlink"/>
@@ -2560,7 +2609,7 @@
           <w:sz w:val="24"/>
           <w:u w:val="single"/>
         </w:rPr>
-        <w:hyperlink r:id="rId12" w:history="1">
+        <w:hyperlink r:id="rId13" w:history="1">
           <w:r>
             <w:rPr>
               <w:rStyle w:val="Hyperlink"/>
@@ -2578,7 +2627,7 @@
           <w:sz w:val="24"/>
           <w:u w:val="single"/>
         </w:rPr>
-        <w:hyperlink r:id="rId12" w:history="1">
+        <w:hyperlink r:id="rId13" w:history="1">
           <w:r>
             <w:rPr>
               <w:rStyle w:val="Hyperlink"/>
@@ -3257,7 +3306,7 @@
             <w:rPr>
               <w:rStyle w:val="Hyperlink"/>
             </w:rPr>
-            <w:t>Significanc</w:t>
+            <w:t>Significan</w:t>
           </w:r>
         </w:hyperlink>
       </w:r>
@@ -3268,36 +3317,13 @@
           <w:i/>
           <w:color w:val="0000FF"/>
           <w:sz w:val="24"/>
-          <w:u w:val="single"/>
-        </w:rPr>
-        <w:t>e</w:t>
-      </w:r>
-      <w:r>
-        <w:rPr>
-          <w:rFonts w:ascii="Charis SIL Italic" w:hAnsi="Charis SIL Italic" w:eastAsia="Charis SIL Italic"/>
-          <w:b w:val="0"/>
-          <w:i/>
-          <w:color w:val="0000FF"/>
-          <w:sz w:val="24"/>
-          <w:u w:val="single"/>
-        </w:rPr>
-        <w:t xml:space="preserve"> </w:t>
-      </w:r>
-      <w:r>
-        <w:rPr>
-          <w:rFonts w:ascii="Charis SIL Italic" w:hAnsi="Charis SIL Italic" w:eastAsia="Charis SIL Italic"/>
-          <w:b w:val="0"/>
-          <w:i/>
-          <w:color w:val="0000FF"/>
-          <w:sz w:val="24"/>
-          <w:u w:val="single"/>
         </w:rPr>
         <w:hyperlink r:id="rId16" w:history="1">
           <w:r>
             <w:rPr>
               <w:rStyle w:val="Hyperlink"/>
             </w:rPr>
-            <w:t>o</w:t>
+            <w:t>c</w:t>
           </w:r>
         </w:hyperlink>
       </w:r>
@@ -3309,7 +3335,7 @@
           <w:color w:val="0000FF"/>
           <w:sz w:val="24"/>
         </w:rPr>
-        <w:t xml:space="preserve">f </w:t>
+        <w:t>e</w:t>
       </w:r>
       <w:r>
         <w:rPr>
@@ -3320,7 +3346,130 @@
           <w:sz w:val="24"/>
           <w:u w:val="single"/>
         </w:rPr>
-        <w:t>Cultural Objects and Collectio</w:t>
+        <w:t xml:space="preserve"> </w:t>
+      </w:r>
+      <w:r>
+        <w:rPr>
+          <w:rFonts w:ascii="Charis SIL Italic" w:hAnsi="Charis SIL Italic" w:eastAsia="Charis SIL Italic"/>
+          <w:b w:val="0"/>
+          <w:i/>
+          <w:color w:val="0000FF"/>
+          <w:sz w:val="24"/>
+          <w:u w:val="single"/>
+        </w:rPr>
+        <w:hyperlink r:id="rId16" w:history="1">
+          <w:r>
+            <w:rPr>
+              <w:rStyle w:val="Hyperlink"/>
+            </w:rPr>
+            <w:t xml:space="preserve">of </w:t>
+          </w:r>
+        </w:hyperlink>
+      </w:r>
+      <w:r>
+        <w:rPr>
+          <w:rFonts w:ascii="Charis SIL Italic" w:hAnsi="Charis SIL Italic" w:eastAsia="Charis SIL Italic"/>
+          <w:b w:val="0"/>
+          <w:i/>
+          <w:color w:val="0000FF"/>
+          <w:sz w:val="24"/>
+          <w:u w:val="single"/>
+        </w:rPr>
+        <w:hyperlink r:id="rId16" w:history="1">
+          <w:r>
+            <w:rPr>
+              <w:rStyle w:val="Hyperlink"/>
+            </w:rPr>
+            <w:t>Cultural</w:t>
+          </w:r>
+        </w:hyperlink>
+      </w:r>
+      <w:r>
+        <w:rPr>
+          <w:rFonts w:ascii="Charis SIL Italic" w:hAnsi="Charis SIL Italic" w:eastAsia="Charis SIL Italic"/>
+          <w:b w:val="0"/>
+          <w:i/>
+          <w:color w:val="0000FF"/>
+          <w:sz w:val="24"/>
+          <w:u w:val="single"/>
+        </w:rPr>
+        <w:t xml:space="preserve"> </w:t>
+      </w:r>
+      <w:r>
+        <w:rPr>
+          <w:rFonts w:ascii="Charis SIL Italic" w:hAnsi="Charis SIL Italic" w:eastAsia="Charis SIL Italic"/>
+          <w:b w:val="0"/>
+          <w:i/>
+          <w:color w:val="0000FF"/>
+          <w:sz w:val="24"/>
+          <w:u w:val="single"/>
+        </w:rPr>
+        <w:hyperlink r:id="rId16" w:history="1">
+          <w:r>
+            <w:rPr>
+              <w:rStyle w:val="Hyperlink"/>
+            </w:rPr>
+            <w:t>Objects</w:t>
+          </w:r>
+        </w:hyperlink>
+      </w:r>
+      <w:r>
+        <w:rPr>
+          <w:rFonts w:ascii="Charis SIL Italic" w:hAnsi="Charis SIL Italic" w:eastAsia="Charis SIL Italic"/>
+          <w:b w:val="0"/>
+          <w:i/>
+          <w:color w:val="0000FF"/>
+          <w:sz w:val="24"/>
+          <w:u w:val="single"/>
+        </w:rPr>
+        <w:t xml:space="preserve"> </w:t>
+      </w:r>
+      <w:r>
+        <w:rPr>
+          <w:rFonts w:ascii="Charis SIL Italic" w:hAnsi="Charis SIL Italic" w:eastAsia="Charis SIL Italic"/>
+          <w:b w:val="0"/>
+          <w:i/>
+          <w:color w:val="0000FF"/>
+          <w:sz w:val="24"/>
+          <w:u w:val="single"/>
+        </w:rPr>
+        <w:hyperlink r:id="rId16" w:history="1">
+          <w:r>
+            <w:rPr>
+              <w:rStyle w:val="Hyperlink"/>
+            </w:rPr>
+            <w:t>and</w:t>
+          </w:r>
+        </w:hyperlink>
+      </w:r>
+      <w:r>
+        <w:rPr>
+          <w:rFonts w:ascii="Charis SIL Italic" w:hAnsi="Charis SIL Italic" w:eastAsia="Charis SIL Italic"/>
+          <w:b w:val="0"/>
+          <w:i/>
+          <w:color w:val="0000FF"/>
+          <w:sz w:val="24"/>
+          <w:u w:val="single"/>
+        </w:rPr>
+        <w:t xml:space="preserve"> </w:t>
+      </w:r>
+      <w:r>
+        <w:rPr>
+          <w:rFonts w:ascii="Charis SIL Italic" w:hAnsi="Charis SIL Italic" w:eastAsia="Charis SIL Italic"/>
+          <w:b w:val="0"/>
+          <w:i/>
+          <w:color w:val="0000FF"/>
+          <w:sz w:val="24"/>
+          <w:u w:val="single"/>
+        </w:rPr>
+        <w:hyperlink r:id="rId16" w:history="1">
+          <w:r>
+            <w:rPr>
+              <w:rStyle w:val="Hyperlink"/>
+            </w:rPr>
+            <w:t>Collectio</w:t>
+          </w:r>
+        </w:hyperlink>
       </w:r>
       <w:r>
         <w:rPr>
@@ -3945,7 +4094,126 @@
           <w:color w:val="000000"/>
           <w:sz w:val="24"/>
         </w:rPr>
-        <w:t xml:space="preserve"> (Amersfoort: Rijksdienst voor het Cultureel E</w:t>
+        <w:t xml:space="preserve"> (Amersfo</w:t>
+      </w:r>
+      <w:r>
+        <w:rPr>
+          <w:u w:val="single" w:color="0000ff"/>
+          <w:rFonts w:ascii="Charis SIL Regular" w:hAnsi="Charis SIL Regular" w:eastAsia="Charis SIL Regular"/>
+          <w:b w:val="0"/>
+          <w:i w:val="0"/>
+          <w:color w:val="000000"/>
+          <w:sz w:val="24"/>
+        </w:rPr>
+        <w:hyperlink r:id="rId10" w:history="1">
+          <w:r>
+            <w:rPr>
+              <w:rStyle w:val="Hyperlink"/>
+            </w:rPr>
+            <w:t>ort: Rijksdienst vo</w:t>
+          </w:r>
+        </w:hyperlink>
+      </w:r>
+      <w:r>
+        <w:rPr>
+          <w:u w:val="single" w:color="0000ff"/>
+          <w:rFonts w:ascii="Charis SIL Regular" w:hAnsi="Charis SIL Regular" w:eastAsia="Charis SIL Regular"/>
+          <w:b w:val="0"/>
+          <w:i w:val="0"/>
+          <w:color w:val="000000"/>
+          <w:sz w:val="24"/>
+        </w:rPr>
+        <w:hyperlink r:id="rId10" w:history="1">
+          <w:r>
+            <w:rPr>
+              <w:rStyle w:val="Hyperlink"/>
+            </w:rPr>
+            <w:t>o</w:t>
+          </w:r>
+        </w:hyperlink>
+      </w:r>
+      <w:r>
+        <w:rPr>
+          <w:u w:val="single" w:color="0000ff"/>
+          <w:rFonts w:ascii="Charis SIL Regular" w:hAnsi="Charis SIL Regular" w:eastAsia="Charis SIL Regular"/>
+          <w:b w:val="0"/>
+          <w:i w:val="0"/>
+          <w:color w:val="000000"/>
+          <w:sz w:val="24"/>
+        </w:rPr>
+        <w:hyperlink r:id="rId10" w:history="1">
+          <w:r>
+            <w:rPr>
+              <w:rStyle w:val="Hyperlink"/>
+            </w:rPr>
+            <w:t>r he</w:t>
+          </w:r>
+        </w:hyperlink>
+      </w:r>
+      <w:r>
+        <w:rPr>
+          <w:u w:val="single" w:color="0000ff"/>
+          <w:rFonts w:ascii="Charis SIL Regular" w:hAnsi="Charis SIL Regular" w:eastAsia="Charis SIL Regular"/>
+          <w:b w:val="0"/>
+          <w:i w:val="0"/>
+          <w:color w:val="000000"/>
+          <w:sz w:val="24"/>
+        </w:rPr>
+        <w:hyperlink r:id="rId10" w:history="1">
+          <w:r>
+            <w:rPr>
+              <w:rStyle w:val="Hyperlink"/>
+            </w:rPr>
+            <w:t>t</w:t>
+          </w:r>
+        </w:hyperlink>
+      </w:r>
+      <w:r>
+        <w:rPr>
+          <w:u w:val="single" w:color="0000ff"/>
+          <w:rFonts w:ascii="Charis SIL Regular" w:hAnsi="Charis SIL Regular" w:eastAsia="Charis SIL Regular"/>
+          <w:b w:val="0"/>
+          <w:i w:val="0"/>
+          <w:color w:val="000000"/>
+          <w:sz w:val="24"/>
+        </w:rPr>
+        <w:hyperlink r:id="rId10" w:history="1">
+          <w:r>
+            <w:rPr>
+              <w:rStyle w:val="Hyperlink"/>
+            </w:rPr>
+            <w:t xml:space="preserve"> Culture</w:t>
+          </w:r>
+        </w:hyperlink>
+      </w:r>
+      <w:r>
+        <w:rPr>
+          <w:u w:val="single" w:color="0000ff"/>
+          <w:rFonts w:ascii="Charis SIL Regular" w:hAnsi="Charis SIL Regular" w:eastAsia="Charis SIL Regular"/>
+          <w:b w:val="0"/>
+          <w:i w:val="0"/>
+          <w:color w:val="000000"/>
+          <w:sz w:val="24"/>
+        </w:rPr>
+        <w:hyperlink r:id="rId10" w:history="1">
+          <w:r>
+            <w:rPr>
+              <w:rStyle w:val="Hyperlink"/>
+            </w:rPr>
+            <w:t xml:space="preserve">el </w:t>
+          </w:r>
+        </w:hyperlink>
+      </w:r>
+      <w:r>
+        <w:rPr>
+          <w:u w:val="single" w:color="0000ff"/>
+          <w:rFonts w:ascii="Charis SIL Regular" w:hAnsi="Charis SIL Regular" w:eastAsia="Charis SIL Regular"/>
+          <w:b w:val="0"/>
+          <w:i w:val="0"/>
+          <w:color w:val="000000"/>
+          <w:sz w:val="24"/>
+        </w:rPr>
+        <w:t>E</w:t>
       </w:r>
       <w:r>
         <w:rPr>
@@ -4259,34 +4527,7 @@
           <w:color w:val="000000"/>
           <w:sz w:val="24"/>
         </w:rPr>
-        <w:t xml:space="preserve">•  </w:t>
-      </w:r>
-      <w:r>
-        <w:rPr>
-          <w:rFonts w:ascii="Charis SIL Regular" w:hAnsi="Charis SIL Regular" w:eastAsia="Charis SIL Regular"/>
-          <w:b w:val="0"/>
-          <w:i w:val="0"/>
-          <w:color w:val="000000"/>
-          <w:sz w:val="24"/>
-        </w:rPr>
-        <w:hyperlink r:id="rId17" w:history="1">
-          <w:r>
-            <w:rPr>
-              <w:rStyle w:val="Hyperlink"/>
-            </w:rPr>
-            <w:t>Lang, Sa</w:t>
-          </w:r>
-        </w:hyperlink>
-      </w:r>
-      <w:r>
-        <w:rPr>
-          <w:rFonts w:ascii="Charis SIL Regular" w:hAnsi="Charis SIL Regular" w:eastAsia="Charis SIL Regular"/>
-          <w:b w:val="0"/>
-          <w:i w:val="0"/>
-          <w:color w:val="000000"/>
-          <w:sz w:val="24"/>
-        </w:rPr>
-        <w:t xml:space="preserve">bine (ed.), </w:t>
+        <w:t xml:space="preserve">•  Lang, Sabine (ed.), </w:t>
       </w:r>
       <w:r>
         <w:rPr>

--- a/EXPORTS/DOCX/published/niveau1/Dutch/DoingResearch.docx
+++ b/EXPORTS/DOCX/published/niveau1/Dutch/DoingResearch.docx
@@ -348,9 +348,15 @@
           <w:i/>
           <w:color w:val="0000FF"/>
           <w:sz w:val="24"/>
-          <w:u w:val="single"/>
-        </w:rPr>
-        <w:t>c</w:t>
+        </w:rPr>
+        <w:hyperlink r:id="rId9" w:history="1">
+          <w:r>
+            <w:rPr>
+              <w:rStyle w:val="Hyperlink"/>
+            </w:rPr>
+            <w:t>c</w:t>
+          </w:r>
+        </w:hyperlink>
       </w:r>
       <w:r>
         <w:rPr>
@@ -409,8 +415,84 @@
           <w:i/>
           <w:color w:val="0000FF"/>
           <w:sz w:val="24"/>
-        </w:rPr>
-        <w:t>cultural objects and collections acquired</w:t>
+          <w:u w:val="single"/>
+        </w:rPr>
+        <w:hyperlink r:id="rId9" w:history="1">
+          <w:r>
+            <w:rPr>
+              <w:rStyle w:val="Hyperlink"/>
+            </w:rPr>
+            <w:t>cultural</w:t>
+          </w:r>
+        </w:hyperlink>
+      </w:r>
+      <w:r>
+        <w:rPr>
+          <w:rFonts w:ascii="Charis SIL Italic" w:hAnsi="Charis SIL Italic" w:eastAsia="Charis SIL Italic"/>
+          <w:b w:val="0"/>
+          <w:i/>
+          <w:color w:val="0000FF"/>
+          <w:sz w:val="24"/>
+          <w:u w:val="single"/>
+        </w:rPr>
+        <w:t xml:space="preserve"> </w:t>
+      </w:r>
+      <w:r>
+        <w:rPr>
+          <w:rFonts w:ascii="Charis SIL Italic" w:hAnsi="Charis SIL Italic" w:eastAsia="Charis SIL Italic"/>
+          <w:b w:val="0"/>
+          <w:i/>
+          <w:color w:val="0000FF"/>
+          <w:sz w:val="24"/>
+          <w:u w:val="single"/>
+        </w:rPr>
+        <w:hyperlink r:id="rId9" w:history="1">
+          <w:r>
+            <w:rPr>
+              <w:rStyle w:val="Hyperlink"/>
+            </w:rPr>
+            <w:t>objects</w:t>
+          </w:r>
+        </w:hyperlink>
+      </w:r>
+      <w:r>
+        <w:rPr>
+          <w:rFonts w:ascii="Charis SIL Italic" w:hAnsi="Charis SIL Italic" w:eastAsia="Charis SIL Italic"/>
+          <w:b w:val="0"/>
+          <w:i/>
+          <w:color w:val="0000FF"/>
+          <w:sz w:val="24"/>
+          <w:u w:val="single"/>
+        </w:rPr>
+        <w:t xml:space="preserve"> </w:t>
+      </w:r>
+      <w:r>
+        <w:rPr>
+          <w:rFonts w:ascii="Charis SIL Italic" w:hAnsi="Charis SIL Italic" w:eastAsia="Charis SIL Italic"/>
+          <w:b w:val="0"/>
+          <w:i/>
+          <w:color w:val="0000FF"/>
+          <w:sz w:val="24"/>
+          <w:u w:val="single"/>
+        </w:rPr>
+        <w:hyperlink r:id="rId9" w:history="1">
+          <w:r>
+            <w:rPr>
+              <w:rStyle w:val="Hyperlink"/>
+            </w:rPr>
+            <w:t>and</w:t>
+          </w:r>
+        </w:hyperlink>
+      </w:r>
+      <w:r>
+        <w:rPr>
+          <w:rFonts w:ascii="Charis SIL Italic" w:hAnsi="Charis SIL Italic" w:eastAsia="Charis SIL Italic"/>
+          <w:b w:val="0"/>
+          <w:i/>
+          <w:color w:val="0000FF"/>
+          <w:sz w:val="24"/>
+        </w:rPr>
+        <w:t xml:space="preserve"> collections acquired</w:t>
       </w:r>
       <w:r>
         <w:rPr>
@@ -591,13 +673,74 @@
       </w:r>
       <w:r>
         <w:rPr>
+          <w:u w:val="single" w:color="0000ff"/>
           <w:rFonts w:ascii="Charis SIL Regular" w:hAnsi="Charis SIL Regular" w:eastAsia="Charis SIL Regular"/>
           <w:b w:val="0"/>
           <w:i w:val="0"/>
           <w:color w:val="000000"/>
           <w:sz w:val="24"/>
         </w:rPr>
-        <w:t>publicatie _</w:t>
+        <w:hyperlink r:id="rId9" w:history="1">
+          <w:r>
+            <w:rPr>
+              <w:rStyle w:val="Hyperlink"/>
+            </w:rPr>
+            <w:t>public</w:t>
+          </w:r>
+        </w:hyperlink>
+      </w:r>
+      <w:r>
+        <w:rPr>
+          <w:u w:val="single" w:color="0000ff"/>
+          <w:rFonts w:ascii="Charis SIL Regular" w:hAnsi="Charis SIL Regular" w:eastAsia="Charis SIL Regular"/>
+          <w:b w:val="0"/>
+          <w:i w:val="0"/>
+          <w:color w:val="000000"/>
+          <w:sz w:val="24"/>
+        </w:rPr>
+        <w:hyperlink r:id="rId9" w:history="1">
+          <w:r>
+            <w:rPr>
+              <w:rStyle w:val="Hyperlink"/>
+            </w:rPr>
+            <w:t>a</w:t>
+          </w:r>
+        </w:hyperlink>
+      </w:r>
+      <w:r>
+        <w:rPr>
+          <w:u w:val="single" w:color="0000ff"/>
+          <w:rFonts w:ascii="Charis SIL Regular" w:hAnsi="Charis SIL Regular" w:eastAsia="Charis SIL Regular"/>
+          <w:b w:val="0"/>
+          <w:i w:val="0"/>
+          <w:color w:val="000000"/>
+          <w:sz w:val="24"/>
+        </w:rPr>
+        <w:hyperlink r:id="rId9" w:history="1">
+          <w:r>
+            <w:rPr>
+              <w:rStyle w:val="Hyperlink"/>
+            </w:rPr>
+            <w:t xml:space="preserve">tie </w:t>
+          </w:r>
+        </w:hyperlink>
+      </w:r>
+      <w:r>
+        <w:rPr>
+          <w:rFonts w:ascii="Charis SIL Regular" w:hAnsi="Charis SIL Regular" w:eastAsia="Charis SIL Regular"/>
+          <w:b w:val="0"/>
+          <w:i w:val="0"/>
+          <w:color w:val="000000"/>
+          <w:sz w:val="24"/>
+        </w:rPr>
+        <w:hyperlink r:id="rId9" w:history="1">
+          <w:r>
+            <w:rPr>
+              <w:rStyle w:val="Hyperlink"/>
+            </w:rPr>
+            <w:t>_</w:t>
+          </w:r>
+        </w:hyperlink>
       </w:r>
       <w:r>
         <w:rPr>
@@ -606,8 +749,16 @@
           <w:i w:val="0"/>
           <w:color w:val="0000FF"/>
           <w:sz w:val="24"/>
-        </w:rPr>
-        <w:t>Herkomsto</w:t>
+          <w:u w:val="single"/>
+        </w:rPr>
+        <w:hyperlink r:id="rId9" w:history="1">
+          <w:r>
+            <w:rPr>
+              <w:rStyle w:val="Hyperlink"/>
+            </w:rPr>
+            <w:t>Herkomsto</w:t>
+          </w:r>
+        </w:hyperlink>
       </w:r>
       <w:r>
         <w:rPr>
@@ -842,7 +993,7 @@
           <w:sz w:val="24"/>
           <w:u w:val="single"/>
         </w:rPr>
-        <w:hyperlink r:id="rId9" w:history="1">
+        <w:hyperlink r:id="rId10" w:history="1">
           <w:r>
             <w:rPr>
               <w:rStyle w:val="Hyperlink"/>
@@ -871,7 +1022,7 @@
           <w:sz w:val="24"/>
           <w:u w:val="single"/>
         </w:rPr>
-        <w:hyperlink r:id="rId9" w:history="1">
+        <w:hyperlink r:id="rId10" w:history="1">
           <w:r>
             <w:rPr>
               <w:rStyle w:val="Hyperlink"/>
@@ -889,7 +1040,7 @@
           <w:sz w:val="24"/>
           <w:u w:val="single"/>
         </w:rPr>
-        <w:hyperlink r:id="rId9" w:history="1">
+        <w:hyperlink r:id="rId10" w:history="1">
           <w:r>
             <w:rPr>
               <w:rStyle w:val="Hyperlink"/>
@@ -918,7 +1069,7 @@
           <w:sz w:val="24"/>
           <w:u w:val="single"/>
         </w:rPr>
-        <w:hyperlink r:id="rId10" w:history="1">
+        <w:hyperlink r:id="rId9" w:history="1">
           <w:r>
             <w:rPr>
               <w:rStyle w:val="Hyperlink"/>
@@ -3306,7 +3457,7 @@
             <w:rPr>
               <w:rStyle w:val="Hyperlink"/>
             </w:rPr>
-            <w:t>Significan</w:t>
+            <w:t>Significanc</w:t>
           </w:r>
         </w:hyperlink>
       </w:r>
@@ -3317,13 +3468,36 @@
           <w:i/>
           <w:color w:val="0000FF"/>
           <w:sz w:val="24"/>
+          <w:u w:val="single"/>
+        </w:rPr>
+        <w:t>e</w:t>
+      </w:r>
+      <w:r>
+        <w:rPr>
+          <w:rFonts w:ascii="Charis SIL Italic" w:hAnsi="Charis SIL Italic" w:eastAsia="Charis SIL Italic"/>
+          <w:b w:val="0"/>
+          <w:i/>
+          <w:color w:val="0000FF"/>
+          <w:sz w:val="24"/>
+          <w:u w:val="single"/>
+        </w:rPr>
+        <w:t xml:space="preserve"> </w:t>
+      </w:r>
+      <w:r>
+        <w:rPr>
+          <w:rFonts w:ascii="Charis SIL Italic" w:hAnsi="Charis SIL Italic" w:eastAsia="Charis SIL Italic"/>
+          <w:b w:val="0"/>
+          <w:i/>
+          <w:color w:val="0000FF"/>
+          <w:sz w:val="24"/>
+          <w:u w:val="single"/>
         </w:rPr>
         <w:hyperlink r:id="rId16" w:history="1">
           <w:r>
             <w:rPr>
               <w:rStyle w:val="Hyperlink"/>
             </w:rPr>
-            <w:t>c</w:t>
+            <w:t>o</w:t>
           </w:r>
         </w:hyperlink>
       </w:r>
@@ -3335,7 +3509,7 @@
           <w:color w:val="0000FF"/>
           <w:sz w:val="24"/>
         </w:rPr>
-        <w:t>e</w:t>
+        <w:t xml:space="preserve">f </w:t>
       </w:r>
       <w:r>
         <w:rPr>
@@ -3346,130 +3520,7 @@
           <w:sz w:val="24"/>
           <w:u w:val="single"/>
         </w:rPr>
-        <w:t xml:space="preserve"> </w:t>
-      </w:r>
-      <w:r>
-        <w:rPr>
-          <w:rFonts w:ascii="Charis SIL Italic" w:hAnsi="Charis SIL Italic" w:eastAsia="Charis SIL Italic"/>
-          <w:b w:val="0"/>
-          <w:i/>
-          <w:color w:val="0000FF"/>
-          <w:sz w:val="24"/>
-          <w:u w:val="single"/>
-        </w:rPr>
-        <w:hyperlink r:id="rId16" w:history="1">
-          <w:r>
-            <w:rPr>
-              <w:rStyle w:val="Hyperlink"/>
-            </w:rPr>
-            <w:t xml:space="preserve">of </w:t>
-          </w:r>
-        </w:hyperlink>
-      </w:r>
-      <w:r>
-        <w:rPr>
-          <w:rFonts w:ascii="Charis SIL Italic" w:hAnsi="Charis SIL Italic" w:eastAsia="Charis SIL Italic"/>
-          <w:b w:val="0"/>
-          <w:i/>
-          <w:color w:val="0000FF"/>
-          <w:sz w:val="24"/>
-          <w:u w:val="single"/>
-        </w:rPr>
-        <w:hyperlink r:id="rId16" w:history="1">
-          <w:r>
-            <w:rPr>
-              <w:rStyle w:val="Hyperlink"/>
-            </w:rPr>
-            <w:t>Cultural</w:t>
-          </w:r>
-        </w:hyperlink>
-      </w:r>
-      <w:r>
-        <w:rPr>
-          <w:rFonts w:ascii="Charis SIL Italic" w:hAnsi="Charis SIL Italic" w:eastAsia="Charis SIL Italic"/>
-          <w:b w:val="0"/>
-          <w:i/>
-          <w:color w:val="0000FF"/>
-          <w:sz w:val="24"/>
-          <w:u w:val="single"/>
-        </w:rPr>
-        <w:t xml:space="preserve"> </w:t>
-      </w:r>
-      <w:r>
-        <w:rPr>
-          <w:rFonts w:ascii="Charis SIL Italic" w:hAnsi="Charis SIL Italic" w:eastAsia="Charis SIL Italic"/>
-          <w:b w:val="0"/>
-          <w:i/>
-          <w:color w:val="0000FF"/>
-          <w:sz w:val="24"/>
-          <w:u w:val="single"/>
-        </w:rPr>
-        <w:hyperlink r:id="rId16" w:history="1">
-          <w:r>
-            <w:rPr>
-              <w:rStyle w:val="Hyperlink"/>
-            </w:rPr>
-            <w:t>Objects</w:t>
-          </w:r>
-        </w:hyperlink>
-      </w:r>
-      <w:r>
-        <w:rPr>
-          <w:rFonts w:ascii="Charis SIL Italic" w:hAnsi="Charis SIL Italic" w:eastAsia="Charis SIL Italic"/>
-          <w:b w:val="0"/>
-          <w:i/>
-          <w:color w:val="0000FF"/>
-          <w:sz w:val="24"/>
-          <w:u w:val="single"/>
-        </w:rPr>
-        <w:t xml:space="preserve"> </w:t>
-      </w:r>
-      <w:r>
-        <w:rPr>
-          <w:rFonts w:ascii="Charis SIL Italic" w:hAnsi="Charis SIL Italic" w:eastAsia="Charis SIL Italic"/>
-          <w:b w:val="0"/>
-          <w:i/>
-          <w:color w:val="0000FF"/>
-          <w:sz w:val="24"/>
-          <w:u w:val="single"/>
-        </w:rPr>
-        <w:hyperlink r:id="rId16" w:history="1">
-          <w:r>
-            <w:rPr>
-              <w:rStyle w:val="Hyperlink"/>
-            </w:rPr>
-            <w:t>and</w:t>
-          </w:r>
-        </w:hyperlink>
-      </w:r>
-      <w:r>
-        <w:rPr>
-          <w:rFonts w:ascii="Charis SIL Italic" w:hAnsi="Charis SIL Italic" w:eastAsia="Charis SIL Italic"/>
-          <w:b w:val="0"/>
-          <w:i/>
-          <w:color w:val="0000FF"/>
-          <w:sz w:val="24"/>
-          <w:u w:val="single"/>
-        </w:rPr>
-        <w:t xml:space="preserve"> </w:t>
-      </w:r>
-      <w:r>
-        <w:rPr>
-          <w:rFonts w:ascii="Charis SIL Italic" w:hAnsi="Charis SIL Italic" w:eastAsia="Charis SIL Italic"/>
-          <w:b w:val="0"/>
-          <w:i/>
-          <w:color w:val="0000FF"/>
-          <w:sz w:val="24"/>
-          <w:u w:val="single"/>
-        </w:rPr>
-        <w:hyperlink r:id="rId16" w:history="1">
-          <w:r>
-            <w:rPr>
-              <w:rStyle w:val="Hyperlink"/>
-            </w:rPr>
-            <w:t>Collectio</w:t>
-          </w:r>
-        </w:hyperlink>
+        <w:t>Cultural Objects and Collectio</w:t>
       </w:r>
       <w:r>
         <w:rPr>
@@ -4094,97 +4145,7 @@
           <w:color w:val="000000"/>
           <w:sz w:val="24"/>
         </w:rPr>
-        <w:t xml:space="preserve"> (Amersfo</w:t>
-      </w:r>
-      <w:r>
-        <w:rPr>
-          <w:u w:val="single" w:color="0000ff"/>
-          <w:rFonts w:ascii="Charis SIL Regular" w:hAnsi="Charis SIL Regular" w:eastAsia="Charis SIL Regular"/>
-          <w:b w:val="0"/>
-          <w:i w:val="0"/>
-          <w:color w:val="000000"/>
-          <w:sz w:val="24"/>
-        </w:rPr>
-        <w:hyperlink r:id="rId10" w:history="1">
-          <w:r>
-            <w:rPr>
-              <w:rStyle w:val="Hyperlink"/>
-            </w:rPr>
-            <w:t>ort: Rijksdienst vo</w:t>
-          </w:r>
-        </w:hyperlink>
-      </w:r>
-      <w:r>
-        <w:rPr>
-          <w:u w:val="single" w:color="0000ff"/>
-          <w:rFonts w:ascii="Charis SIL Regular" w:hAnsi="Charis SIL Regular" w:eastAsia="Charis SIL Regular"/>
-          <w:b w:val="0"/>
-          <w:i w:val="0"/>
-          <w:color w:val="000000"/>
-          <w:sz w:val="24"/>
-        </w:rPr>
-        <w:hyperlink r:id="rId10" w:history="1">
-          <w:r>
-            <w:rPr>
-              <w:rStyle w:val="Hyperlink"/>
-            </w:rPr>
-            <w:t>o</w:t>
-          </w:r>
-        </w:hyperlink>
-      </w:r>
-      <w:r>
-        <w:rPr>
-          <w:u w:val="single" w:color="0000ff"/>
-          <w:rFonts w:ascii="Charis SIL Regular" w:hAnsi="Charis SIL Regular" w:eastAsia="Charis SIL Regular"/>
-          <w:b w:val="0"/>
-          <w:i w:val="0"/>
-          <w:color w:val="000000"/>
-          <w:sz w:val="24"/>
-        </w:rPr>
-        <w:hyperlink r:id="rId10" w:history="1">
-          <w:r>
-            <w:rPr>
-              <w:rStyle w:val="Hyperlink"/>
-            </w:rPr>
-            <w:t>r he</w:t>
-          </w:r>
-        </w:hyperlink>
-      </w:r>
-      <w:r>
-        <w:rPr>
-          <w:u w:val="single" w:color="0000ff"/>
-          <w:rFonts w:ascii="Charis SIL Regular" w:hAnsi="Charis SIL Regular" w:eastAsia="Charis SIL Regular"/>
-          <w:b w:val="0"/>
-          <w:i w:val="0"/>
-          <w:color w:val="000000"/>
-          <w:sz w:val="24"/>
-        </w:rPr>
-        <w:hyperlink r:id="rId10" w:history="1">
-          <w:r>
-            <w:rPr>
-              <w:rStyle w:val="Hyperlink"/>
-            </w:rPr>
-            <w:t>t</w:t>
-          </w:r>
-        </w:hyperlink>
-      </w:r>
-      <w:r>
-        <w:rPr>
-          <w:u w:val="single" w:color="0000ff"/>
-          <w:rFonts w:ascii="Charis SIL Regular" w:hAnsi="Charis SIL Regular" w:eastAsia="Charis SIL Regular"/>
-          <w:b w:val="0"/>
-          <w:i w:val="0"/>
-          <w:color w:val="000000"/>
-          <w:sz w:val="24"/>
-        </w:rPr>
-        <w:hyperlink r:id="rId10" w:history="1">
-          <w:r>
-            <w:rPr>
-              <w:rStyle w:val="Hyperlink"/>
-            </w:rPr>
-            <w:t xml:space="preserve"> Culture</w:t>
-          </w:r>
-        </w:hyperlink>
+        <w:t xml:space="preserve"> (Amersfoort: Rijksdienst voor het Culture</w:t>
       </w:r>
       <w:r>
         <w:rPr>
@@ -4206,7 +4167,6 @@
       </w:r>
       <w:r>
         <w:rPr>
-          <w:u w:val="single" w:color="0000ff"/>
           <w:rFonts w:ascii="Charis SIL Regular" w:hAnsi="Charis SIL Regular" w:eastAsia="Charis SIL Regular"/>
           <w:b w:val="0"/>
           <w:i w:val="0"/>
@@ -4527,7 +4487,34 @@
           <w:color w:val="000000"/>
           <w:sz w:val="24"/>
         </w:rPr>
-        <w:t xml:space="preserve">•  Lang, Sabine (ed.), </w:t>
+        <w:t xml:space="preserve">•  </w:t>
+      </w:r>
+      <w:r>
+        <w:rPr>
+          <w:rFonts w:ascii="Charis SIL Regular" w:hAnsi="Charis SIL Regular" w:eastAsia="Charis SIL Regular"/>
+          <w:b w:val="0"/>
+          <w:i w:val="0"/>
+          <w:color w:val="000000"/>
+          <w:sz w:val="24"/>
+        </w:rPr>
+        <w:hyperlink r:id="rId17" w:history="1">
+          <w:r>
+            <w:rPr>
+              <w:rStyle w:val="Hyperlink"/>
+            </w:rPr>
+            <w:t>Lang, Sa</w:t>
+          </w:r>
+        </w:hyperlink>
+      </w:r>
+      <w:r>
+        <w:rPr>
+          <w:rFonts w:ascii="Charis SIL Regular" w:hAnsi="Charis SIL Regular" w:eastAsia="Charis SIL Regular"/>
+          <w:b w:val="0"/>
+          <w:i w:val="0"/>
+          <w:color w:val="000000"/>
+          <w:sz w:val="24"/>
+        </w:rPr>
+        <w:t xml:space="preserve">bine (ed.), </w:t>
       </w:r>
       <w:r>
         <w:rPr>

--- a/EXPORTS/DOCX/published/niveau1/Dutch/DoingResearch.docx
+++ b/EXPORTS/DOCX/published/niveau1/Dutch/DoingResearch.docx
@@ -366,133 +366,7 @@
           <w:color w:val="0000FF"/>
           <w:sz w:val="24"/>
         </w:rPr>
-        <w:t>e</w:t>
-      </w:r>
-      <w:r>
-        <w:rPr>
-          <w:rFonts w:ascii="Charis SIL Italic" w:hAnsi="Charis SIL Italic" w:eastAsia="Charis SIL Italic"/>
-          <w:b w:val="0"/>
-          <w:i/>
-          <w:color w:val="0000FF"/>
-          <w:sz w:val="24"/>
-          <w:u w:val="single"/>
-        </w:rPr>
-        <w:t xml:space="preserve"> </w:t>
-      </w:r>
-      <w:r>
-        <w:rPr>
-          <w:rFonts w:ascii="Charis SIL Italic" w:hAnsi="Charis SIL Italic" w:eastAsia="Charis SIL Italic"/>
-          <w:b w:val="0"/>
-          <w:i/>
-          <w:color w:val="0000FF"/>
-          <w:sz w:val="24"/>
-          <w:u w:val="single"/>
-        </w:rPr>
-        <w:hyperlink r:id="rId9" w:history="1">
-          <w:r>
-            <w:rPr>
-              <w:rStyle w:val="Hyperlink"/>
-            </w:rPr>
-            <w:t>of</w:t>
-          </w:r>
-        </w:hyperlink>
-      </w:r>
-      <w:r>
-        <w:rPr>
-          <w:rFonts w:ascii="Charis SIL Italic" w:hAnsi="Charis SIL Italic" w:eastAsia="Charis SIL Italic"/>
-          <w:b w:val="0"/>
-          <w:i/>
-          <w:color w:val="0000FF"/>
-          <w:sz w:val="24"/>
-          <w:u w:val="single"/>
-        </w:rPr>
-        <w:t xml:space="preserve"> </w:t>
-      </w:r>
-      <w:r>
-        <w:rPr>
-          <w:rFonts w:ascii="Charis SIL Italic" w:hAnsi="Charis SIL Italic" w:eastAsia="Charis SIL Italic"/>
-          <w:b w:val="0"/>
-          <w:i/>
-          <w:color w:val="0000FF"/>
-          <w:sz w:val="24"/>
-          <w:u w:val="single"/>
-        </w:rPr>
-        <w:hyperlink r:id="rId9" w:history="1">
-          <w:r>
-            <w:rPr>
-              <w:rStyle w:val="Hyperlink"/>
-            </w:rPr>
-            <w:t>cultural</w:t>
-          </w:r>
-        </w:hyperlink>
-      </w:r>
-      <w:r>
-        <w:rPr>
-          <w:rFonts w:ascii="Charis SIL Italic" w:hAnsi="Charis SIL Italic" w:eastAsia="Charis SIL Italic"/>
-          <w:b w:val="0"/>
-          <w:i/>
-          <w:color w:val="0000FF"/>
-          <w:sz w:val="24"/>
-          <w:u w:val="single"/>
-        </w:rPr>
-        <w:t xml:space="preserve"> </w:t>
-      </w:r>
-      <w:r>
-        <w:rPr>
-          <w:rFonts w:ascii="Charis SIL Italic" w:hAnsi="Charis SIL Italic" w:eastAsia="Charis SIL Italic"/>
-          <w:b w:val="0"/>
-          <w:i/>
-          <w:color w:val="0000FF"/>
-          <w:sz w:val="24"/>
-          <w:u w:val="single"/>
-        </w:rPr>
-        <w:hyperlink r:id="rId9" w:history="1">
-          <w:r>
-            <w:rPr>
-              <w:rStyle w:val="Hyperlink"/>
-            </w:rPr>
-            <w:t>objects</w:t>
-          </w:r>
-        </w:hyperlink>
-      </w:r>
-      <w:r>
-        <w:rPr>
-          <w:rFonts w:ascii="Charis SIL Italic" w:hAnsi="Charis SIL Italic" w:eastAsia="Charis SIL Italic"/>
-          <w:b w:val="0"/>
-          <w:i/>
-          <w:color w:val="0000FF"/>
-          <w:sz w:val="24"/>
-          <w:u w:val="single"/>
-        </w:rPr>
-        <w:t xml:space="preserve"> </w:t>
-      </w:r>
-      <w:r>
-        <w:rPr>
-          <w:rFonts w:ascii="Charis SIL Italic" w:hAnsi="Charis SIL Italic" w:eastAsia="Charis SIL Italic"/>
-          <w:b w:val="0"/>
-          <w:i/>
-          <w:color w:val="0000FF"/>
-          <w:sz w:val="24"/>
-          <w:u w:val="single"/>
-        </w:rPr>
-        <w:hyperlink r:id="rId9" w:history="1">
-          <w:r>
-            <w:rPr>
-              <w:rStyle w:val="Hyperlink"/>
-            </w:rPr>
-            <w:t>and</w:t>
-          </w:r>
-        </w:hyperlink>
-      </w:r>
-      <w:r>
-        <w:rPr>
-          <w:rFonts w:ascii="Charis SIL Italic" w:hAnsi="Charis SIL Italic" w:eastAsia="Charis SIL Italic"/>
-          <w:b w:val="0"/>
-          <w:i/>
-          <w:color w:val="0000FF"/>
-          <w:sz w:val="24"/>
-        </w:rPr>
-        <w:t xml:space="preserve"> collections acquired</w:t>
+        <w:t>e of cultural objects and collections acquired</w:t>
       </w:r>
       <w:r>
         <w:rPr>
@@ -2554,25 +2428,7 @@
           <w:color w:val="000000"/>
           <w:sz w:val="24"/>
         </w:rPr>
-        <w:t xml:space="preserve">Haag is </w:t>
-      </w:r>
-      <w:r>
-        <w:rPr>
-          <w:u w:val="single" w:color="0000ff"/>
-          <w:rFonts w:ascii="Charis SIL Regular" w:hAnsi="Charis SIL Regular" w:eastAsia="Charis SIL Regular"/>
-          <w:b w:val="0"/>
-          <w:i w:val="0"/>
-          <w:color w:val="000000"/>
-          <w:sz w:val="24"/>
-        </w:rPr>
-        <w:hyperlink r:id="rId12" w:history="1">
-          <w:r>
-            <w:rPr>
-              <w:rStyle w:val="Hyperlink"/>
-            </w:rPr>
-            <w:t xml:space="preserve">de zoekhulp </w:t>
-          </w:r>
-        </w:hyperlink>
+        <w:t xml:space="preserve">Haag is de zoekhulp </w:t>
       </w:r>
       <w:r>
         <w:rPr>
@@ -2583,7 +2439,7 @@
           <w:sz w:val="24"/>
           <w:u w:val="single"/>
         </w:rPr>
-        <w:hyperlink r:id="rId12" w:history="1">
+        <w:hyperlink r:id="rId13" w:history="1">
           <w:r>
             <w:rPr>
               <w:rStyle w:val="Hyperlink"/>
@@ -2591,111 +2447,6 @@
             <w:t>H</w:t>
           </w:r>
         </w:hyperlink>
-      </w:r>
-      <w:r>
-        <w:rPr>
-          <w:rFonts w:ascii="Charis SIL Regular" w:hAnsi="Charis SIL Regular" w:eastAsia="Charis SIL Regular"/>
-          <w:b w:val="0"/>
-          <w:i w:val="0"/>
-          <w:color w:val="0000FF"/>
-          <w:sz w:val="24"/>
-          <w:u w:val="single"/>
-        </w:rPr>
-        <w:hyperlink r:id="rId12" w:history="1">
-          <w:r>
-            <w:rPr>
-              <w:rStyle w:val="Hyperlink"/>
-            </w:rPr>
-            <w:t>o</w:t>
-          </w:r>
-        </w:hyperlink>
-      </w:r>
-      <w:r>
-        <w:rPr>
-          <w:rFonts w:ascii="Charis SIL Regular" w:hAnsi="Charis SIL Regular" w:eastAsia="Charis SIL Regular"/>
-          <w:b w:val="0"/>
-          <w:i w:val="0"/>
-          <w:color w:val="0000FF"/>
-          <w:sz w:val="24"/>
-          <w:u w:val="single"/>
-        </w:rPr>
-        <w:hyperlink r:id="rId12" w:history="1">
-          <w:r>
-            <w:rPr>
-              <w:rStyle w:val="Hyperlink"/>
-            </w:rPr>
-            <w:t>e</w:t>
-          </w:r>
-        </w:hyperlink>
-      </w:r>
-      <w:r>
-        <w:rPr>
-          <w:rFonts w:ascii="Charis SIL Regular" w:hAnsi="Charis SIL Regular" w:eastAsia="Charis SIL Regular"/>
-          <w:b w:val="0"/>
-          <w:i w:val="0"/>
-          <w:color w:val="0000FF"/>
-          <w:sz w:val="24"/>
-          <w:u w:val="single"/>
-        </w:rPr>
-        <w:t xml:space="preserve"> </w:t>
-      </w:r>
-      <w:r>
-        <w:rPr>
-          <w:rFonts w:ascii="Charis SIL Regular" w:hAnsi="Charis SIL Regular" w:eastAsia="Charis SIL Regular"/>
-          <w:b w:val="0"/>
-          <w:i w:val="0"/>
-          <w:color w:val="0000FF"/>
-          <w:sz w:val="24"/>
-          <w:u w:val="single"/>
-        </w:rPr>
-        <w:hyperlink r:id="rId12" w:history="1">
-          <w:r>
-            <w:rPr>
-              <w:rStyle w:val="Hyperlink"/>
-            </w:rPr>
-            <w:t>doe</w:t>
-          </w:r>
-        </w:hyperlink>
-      </w:r>
-      <w:r>
-        <w:rPr>
-          <w:rFonts w:ascii="Charis SIL Regular" w:hAnsi="Charis SIL Regular" w:eastAsia="Charis SIL Regular"/>
-          <w:b w:val="0"/>
-          <w:i w:val="0"/>
-          <w:color w:val="0000FF"/>
-          <w:sz w:val="24"/>
-          <w:u w:val="single"/>
-        </w:rPr>
-        <w:t xml:space="preserve"> </w:t>
-      </w:r>
-      <w:r>
-        <w:rPr>
-          <w:rFonts w:ascii="Charis SIL Regular" w:hAnsi="Charis SIL Regular" w:eastAsia="Charis SIL Regular"/>
-          <w:b w:val="0"/>
-          <w:i w:val="0"/>
-          <w:color w:val="0000FF"/>
-          <w:sz w:val="24"/>
-          <w:u w:val="single"/>
-        </w:rPr>
-        <w:hyperlink r:id="rId12" w:history="1">
-          <w:r>
-            <w:rPr>
-              <w:rStyle w:val="Hyperlink"/>
-            </w:rPr>
-            <w:t>ik</w:t>
-          </w:r>
-        </w:hyperlink>
-      </w:r>
-      <w:r>
-        <w:rPr>
-          <w:rFonts w:ascii="Charis SIL Regular" w:hAnsi="Charis SIL Regular" w:eastAsia="Charis SIL Regular"/>
-          <w:b w:val="0"/>
-          <w:i w:val="0"/>
-          <w:color w:val="0000FF"/>
-          <w:sz w:val="24"/>
-          <w:u w:val="single"/>
-        </w:rPr>
-        <w:t xml:space="preserve"> </w:t>
       </w:r>
       <w:r>
         <w:rPr>
@@ -2729,6 +2480,111 @@
             <w:rPr>
               <w:rStyle w:val="Hyperlink"/>
             </w:rPr>
+            <w:t>e</w:t>
+          </w:r>
+        </w:hyperlink>
+      </w:r>
+      <w:r>
+        <w:rPr>
+          <w:rFonts w:ascii="Charis SIL Regular" w:hAnsi="Charis SIL Regular" w:eastAsia="Charis SIL Regular"/>
+          <w:b w:val="0"/>
+          <w:i w:val="0"/>
+          <w:color w:val="0000FF"/>
+          <w:sz w:val="24"/>
+          <w:u w:val="single"/>
+        </w:rPr>
+        <w:t xml:space="preserve"> </w:t>
+      </w:r>
+      <w:r>
+        <w:rPr>
+          <w:rFonts w:ascii="Charis SIL Regular" w:hAnsi="Charis SIL Regular" w:eastAsia="Charis SIL Regular"/>
+          <w:b w:val="0"/>
+          <w:i w:val="0"/>
+          <w:color w:val="0000FF"/>
+          <w:sz w:val="24"/>
+          <w:u w:val="single"/>
+        </w:rPr>
+        <w:hyperlink r:id="rId13" w:history="1">
+          <w:r>
+            <w:rPr>
+              <w:rStyle w:val="Hyperlink"/>
+            </w:rPr>
+            <w:t>doe</w:t>
+          </w:r>
+        </w:hyperlink>
+      </w:r>
+      <w:r>
+        <w:rPr>
+          <w:rFonts w:ascii="Charis SIL Regular" w:hAnsi="Charis SIL Regular" w:eastAsia="Charis SIL Regular"/>
+          <w:b w:val="0"/>
+          <w:i w:val="0"/>
+          <w:color w:val="0000FF"/>
+          <w:sz w:val="24"/>
+          <w:u w:val="single"/>
+        </w:rPr>
+        <w:t xml:space="preserve"> </w:t>
+      </w:r>
+      <w:r>
+        <w:rPr>
+          <w:rFonts w:ascii="Charis SIL Regular" w:hAnsi="Charis SIL Regular" w:eastAsia="Charis SIL Regular"/>
+          <w:b w:val="0"/>
+          <w:i w:val="0"/>
+          <w:color w:val="0000FF"/>
+          <w:sz w:val="24"/>
+          <w:u w:val="single"/>
+        </w:rPr>
+        <w:hyperlink r:id="rId13" w:history="1">
+          <w:r>
+            <w:rPr>
+              <w:rStyle w:val="Hyperlink"/>
+            </w:rPr>
+            <w:t>ik</w:t>
+          </w:r>
+        </w:hyperlink>
+      </w:r>
+      <w:r>
+        <w:rPr>
+          <w:rFonts w:ascii="Charis SIL Regular" w:hAnsi="Charis SIL Regular" w:eastAsia="Charis SIL Regular"/>
+          <w:b w:val="0"/>
+          <w:i w:val="0"/>
+          <w:color w:val="0000FF"/>
+          <w:sz w:val="24"/>
+          <w:u w:val="single"/>
+        </w:rPr>
+        <w:t xml:space="preserve"> </w:t>
+      </w:r>
+      <w:r>
+        <w:rPr>
+          <w:rFonts w:ascii="Charis SIL Regular" w:hAnsi="Charis SIL Regular" w:eastAsia="Charis SIL Regular"/>
+          <w:b w:val="0"/>
+          <w:i w:val="0"/>
+          <w:color w:val="0000FF"/>
+          <w:sz w:val="24"/>
+          <w:u w:val="single"/>
+        </w:rPr>
+        <w:hyperlink r:id="rId13" w:history="1">
+          <w:r>
+            <w:rPr>
+              <w:rStyle w:val="Hyperlink"/>
+            </w:rPr>
+            <w:t>o</w:t>
+          </w:r>
+        </w:hyperlink>
+      </w:r>
+      <w:r>
+        <w:rPr>
+          <w:rFonts w:ascii="Charis SIL Regular" w:hAnsi="Charis SIL Regular" w:eastAsia="Charis SIL Regular"/>
+          <w:b w:val="0"/>
+          <w:i w:val="0"/>
+          <w:color w:val="0000FF"/>
+          <w:sz w:val="24"/>
+          <w:u w:val="single"/>
+        </w:rPr>
+        <w:hyperlink r:id="rId13" w:history="1">
+          <w:r>
+            <w:rPr>
+              <w:rStyle w:val="Hyperlink"/>
+            </w:rPr>
             <w:t>n</w:t>
           </w:r>
         </w:hyperlink>
@@ -2760,7 +2616,7 @@
           <w:sz w:val="24"/>
           <w:u w:val="single"/>
         </w:rPr>
-        <w:hyperlink r:id="rId13" w:history="1">
+        <w:hyperlink r:id="rId12" w:history="1">
           <w:r>
             <w:rPr>
               <w:rStyle w:val="Hyperlink"/>
@@ -2778,7 +2634,7 @@
           <w:sz w:val="24"/>
           <w:u w:val="single"/>
         </w:rPr>
-        <w:hyperlink r:id="rId13" w:history="1">
+        <w:hyperlink r:id="rId12" w:history="1">
           <w:r>
             <w:rPr>
               <w:rStyle w:val="Hyperlink"/>
@@ -2807,7 +2663,7 @@
           <w:sz w:val="24"/>
           <w:u w:val="single"/>
         </w:rPr>
-        <w:hyperlink r:id="rId13" w:history="1">
+        <w:hyperlink r:id="rId12" w:history="1">
           <w:r>
             <w:rPr>
               <w:rStyle w:val="Hyperlink"/>
@@ -3518,56 +3374,8 @@
           <w:i/>
           <w:color w:val="0000FF"/>
           <w:sz w:val="24"/>
-          <w:u w:val="single"/>
-        </w:rPr>
-        <w:t>Cultural Objects and Collectio</w:t>
-      </w:r>
-      <w:r>
-        <w:rPr>
-          <w:rFonts w:ascii="Charis SIL Italic" w:hAnsi="Charis SIL Italic" w:eastAsia="Charis SIL Italic"/>
-          <w:b w:val="0"/>
-          <w:i/>
-          <w:color w:val="0000FF"/>
-          <w:sz w:val="24"/>
-          <w:u w:val="single"/>
-        </w:rPr>
-        <w:hyperlink r:id="rId16" w:history="1">
-          <w:r>
-            <w:rPr>
-              <w:rStyle w:val="Hyperlink"/>
-            </w:rPr>
-            <w:t>ns</w:t>
-          </w:r>
-        </w:hyperlink>
-      </w:r>
-      <w:r>
-        <w:rPr>
-          <w:rFonts w:ascii="Charis SIL Italic" w:hAnsi="Charis SIL Italic" w:eastAsia="Charis SIL Italic"/>
-          <w:b w:val="0"/>
-          <w:i/>
-          <w:color w:val="0000FF"/>
-          <w:sz w:val="24"/>
-          <w:u w:val="single"/>
-        </w:rPr>
-        <w:t xml:space="preserve"> </w:t>
-      </w:r>
-      <w:r>
-        <w:rPr>
-          <w:rFonts w:ascii="Charis SIL Italic" w:hAnsi="Charis SIL Italic" w:eastAsia="Charis SIL Italic"/>
-          <w:b w:val="0"/>
-          <w:i/>
-          <w:color w:val="0000FF"/>
-          <w:sz w:val="24"/>
-          <w:u w:val="single"/>
-        </w:rPr>
-        <w:hyperlink r:id="rId16" w:history="1">
-          <w:r>
-            <w:rPr>
-              <w:rStyle w:val="Hyperlink"/>
-            </w:rPr>
-            <w:t>Ac</w:t>
-          </w:r>
-        </w:hyperlink>
+        </w:rPr>
+        <w:t>Cultural Objects and Collections Ac</w:t>
       </w:r>
       <w:r>
         <w:rPr>
@@ -4145,7 +3953,97 @@
           <w:color w:val="000000"/>
           <w:sz w:val="24"/>
         </w:rPr>
-        <w:t xml:space="preserve"> (Amersfoort: Rijksdienst voor het Culture</w:t>
+        <w:t xml:space="preserve"> (Amersfo</w:t>
+      </w:r>
+      <w:r>
+        <w:rPr>
+          <w:u w:val="single" w:color="0000ff"/>
+          <w:rFonts w:ascii="Charis SIL Regular" w:hAnsi="Charis SIL Regular" w:eastAsia="Charis SIL Regular"/>
+          <w:b w:val="0"/>
+          <w:i w:val="0"/>
+          <w:color w:val="000000"/>
+          <w:sz w:val="24"/>
+        </w:rPr>
+        <w:hyperlink r:id="rId10" w:history="1">
+          <w:r>
+            <w:rPr>
+              <w:rStyle w:val="Hyperlink"/>
+            </w:rPr>
+            <w:t>ort: Rijksdienst vo</w:t>
+          </w:r>
+        </w:hyperlink>
+      </w:r>
+      <w:r>
+        <w:rPr>
+          <w:u w:val="single" w:color="0000ff"/>
+          <w:rFonts w:ascii="Charis SIL Regular" w:hAnsi="Charis SIL Regular" w:eastAsia="Charis SIL Regular"/>
+          <w:b w:val="0"/>
+          <w:i w:val="0"/>
+          <w:color w:val="000000"/>
+          <w:sz w:val="24"/>
+        </w:rPr>
+        <w:hyperlink r:id="rId10" w:history="1">
+          <w:r>
+            <w:rPr>
+              <w:rStyle w:val="Hyperlink"/>
+            </w:rPr>
+            <w:t>o</w:t>
+          </w:r>
+        </w:hyperlink>
+      </w:r>
+      <w:r>
+        <w:rPr>
+          <w:u w:val="single" w:color="0000ff"/>
+          <w:rFonts w:ascii="Charis SIL Regular" w:hAnsi="Charis SIL Regular" w:eastAsia="Charis SIL Regular"/>
+          <w:b w:val="0"/>
+          <w:i w:val="0"/>
+          <w:color w:val="000000"/>
+          <w:sz w:val="24"/>
+        </w:rPr>
+        <w:hyperlink r:id="rId10" w:history="1">
+          <w:r>
+            <w:rPr>
+              <w:rStyle w:val="Hyperlink"/>
+            </w:rPr>
+            <w:t>r he</w:t>
+          </w:r>
+        </w:hyperlink>
+      </w:r>
+      <w:r>
+        <w:rPr>
+          <w:u w:val="single" w:color="0000ff"/>
+          <w:rFonts w:ascii="Charis SIL Regular" w:hAnsi="Charis SIL Regular" w:eastAsia="Charis SIL Regular"/>
+          <w:b w:val="0"/>
+          <w:i w:val="0"/>
+          <w:color w:val="000000"/>
+          <w:sz w:val="24"/>
+        </w:rPr>
+        <w:hyperlink r:id="rId10" w:history="1">
+          <w:r>
+            <w:rPr>
+              <w:rStyle w:val="Hyperlink"/>
+            </w:rPr>
+            <w:t>t</w:t>
+          </w:r>
+        </w:hyperlink>
+      </w:r>
+      <w:r>
+        <w:rPr>
+          <w:u w:val="single" w:color="0000ff"/>
+          <w:rFonts w:ascii="Charis SIL Regular" w:hAnsi="Charis SIL Regular" w:eastAsia="Charis SIL Regular"/>
+          <w:b w:val="0"/>
+          <w:i w:val="0"/>
+          <w:color w:val="000000"/>
+          <w:sz w:val="24"/>
+        </w:rPr>
+        <w:hyperlink r:id="rId10" w:history="1">
+          <w:r>
+            <w:rPr>
+              <w:rStyle w:val="Hyperlink"/>
+            </w:rPr>
+            <w:t xml:space="preserve"> Culture</w:t>
+          </w:r>
+        </w:hyperlink>
       </w:r>
       <w:r>
         <w:rPr>
@@ -4167,6 +4065,7 @@
       </w:r>
       <w:r>
         <w:rPr>
+          <w:u w:val="single" w:color="0000ff"/>
           <w:rFonts w:ascii="Charis SIL Regular" w:hAnsi="Charis SIL Regular" w:eastAsia="Charis SIL Regular"/>
           <w:b w:val="0"/>
           <w:i w:val="0"/>

--- a/EXPORTS/DOCX/published/niveau1/Dutch/DoingResearch.docx
+++ b/EXPORTS/DOCX/published/niveau1/Dutch/DoingResearch.docx
@@ -337,7 +337,7 @@
             <w:rPr>
               <w:rStyle w:val="Hyperlink"/>
             </w:rPr>
-            <w:t>significan</w:t>
+            <w:t>significanc</w:t>
           </w:r>
         </w:hyperlink>
       </w:r>
@@ -348,13 +348,36 @@
           <w:i/>
           <w:color w:val="0000FF"/>
           <w:sz w:val="24"/>
+          <w:u w:val="single"/>
+        </w:rPr>
+        <w:t>e</w:t>
+      </w:r>
+      <w:r>
+        <w:rPr>
+          <w:rFonts w:ascii="Charis SIL Italic" w:hAnsi="Charis SIL Italic" w:eastAsia="Charis SIL Italic"/>
+          <w:b w:val="0"/>
+          <w:i/>
+          <w:color w:val="0000FF"/>
+          <w:sz w:val="24"/>
+          <w:u w:val="single"/>
+        </w:rPr>
+        <w:t xml:space="preserve"> </w:t>
+      </w:r>
+      <w:r>
+        <w:rPr>
+          <w:rFonts w:ascii="Charis SIL Italic" w:hAnsi="Charis SIL Italic" w:eastAsia="Charis SIL Italic"/>
+          <w:b w:val="0"/>
+          <w:i/>
+          <w:color w:val="0000FF"/>
+          <w:sz w:val="24"/>
+          <w:u w:val="single"/>
         </w:rPr>
         <w:hyperlink r:id="rId9" w:history="1">
           <w:r>
             <w:rPr>
               <w:rStyle w:val="Hyperlink"/>
             </w:rPr>
-            <w:t>c</w:t>
+            <w:t>of</w:t>
           </w:r>
         </w:hyperlink>
       </w:r>
@@ -365,8 +388,153 @@
           <w:i/>
           <w:color w:val="0000FF"/>
           <w:sz w:val="24"/>
-        </w:rPr>
-        <w:t>e of cultural objects and collections acquired</w:t>
+          <w:u w:val="single"/>
+        </w:rPr>
+        <w:t xml:space="preserve"> </w:t>
+      </w:r>
+      <w:r>
+        <w:rPr>
+          <w:rFonts w:ascii="Charis SIL Italic" w:hAnsi="Charis SIL Italic" w:eastAsia="Charis SIL Italic"/>
+          <w:b w:val="0"/>
+          <w:i/>
+          <w:color w:val="0000FF"/>
+          <w:sz w:val="24"/>
+          <w:u w:val="single"/>
+        </w:rPr>
+        <w:hyperlink r:id="rId9" w:history="1">
+          <w:r>
+            <w:rPr>
+              <w:rStyle w:val="Hyperlink"/>
+            </w:rPr>
+            <w:t>cultural</w:t>
+          </w:r>
+        </w:hyperlink>
+      </w:r>
+      <w:r>
+        <w:rPr>
+          <w:rFonts w:ascii="Charis SIL Italic" w:hAnsi="Charis SIL Italic" w:eastAsia="Charis SIL Italic"/>
+          <w:b w:val="0"/>
+          <w:i/>
+          <w:color w:val="0000FF"/>
+          <w:sz w:val="24"/>
+          <w:u w:val="single"/>
+        </w:rPr>
+        <w:t xml:space="preserve"> </w:t>
+      </w:r>
+      <w:r>
+        <w:rPr>
+          <w:rFonts w:ascii="Charis SIL Italic" w:hAnsi="Charis SIL Italic" w:eastAsia="Charis SIL Italic"/>
+          <w:b w:val="0"/>
+          <w:i/>
+          <w:color w:val="0000FF"/>
+          <w:sz w:val="24"/>
+          <w:u w:val="single"/>
+        </w:rPr>
+        <w:hyperlink r:id="rId9" w:history="1">
+          <w:r>
+            <w:rPr>
+              <w:rStyle w:val="Hyperlink"/>
+            </w:rPr>
+            <w:t>object</w:t>
+          </w:r>
+        </w:hyperlink>
+      </w:r>
+      <w:r>
+        <w:rPr>
+          <w:rFonts w:ascii="Charis SIL Italic" w:hAnsi="Charis SIL Italic" w:eastAsia="Charis SIL Italic"/>
+          <w:b w:val="0"/>
+          <w:i/>
+          <w:color w:val="0000FF"/>
+          <w:sz w:val="24"/>
+        </w:rPr>
+        <w:t>s</w:t>
+      </w:r>
+      <w:r>
+        <w:rPr>
+          <w:rFonts w:ascii="Charis SIL Italic" w:hAnsi="Charis SIL Italic" w:eastAsia="Charis SIL Italic"/>
+          <w:b w:val="0"/>
+          <w:i/>
+          <w:color w:val="0000FF"/>
+          <w:sz w:val="24"/>
+          <w:u w:val="single"/>
+        </w:rPr>
+        <w:t xml:space="preserve"> </w:t>
+      </w:r>
+      <w:r>
+        <w:rPr>
+          <w:rFonts w:ascii="Charis SIL Italic" w:hAnsi="Charis SIL Italic" w:eastAsia="Charis SIL Italic"/>
+          <w:b w:val="0"/>
+          <w:i/>
+          <w:color w:val="0000FF"/>
+          <w:sz w:val="24"/>
+          <w:u w:val="single"/>
+        </w:rPr>
+        <w:hyperlink r:id="rId9" w:history="1">
+          <w:r>
+            <w:rPr>
+              <w:rStyle w:val="Hyperlink"/>
+            </w:rPr>
+            <w:t>and</w:t>
+          </w:r>
+        </w:hyperlink>
+      </w:r>
+      <w:r>
+        <w:rPr>
+          <w:rFonts w:ascii="Charis SIL Italic" w:hAnsi="Charis SIL Italic" w:eastAsia="Charis SIL Italic"/>
+          <w:b w:val="0"/>
+          <w:i/>
+          <w:color w:val="0000FF"/>
+          <w:sz w:val="24"/>
+          <w:u w:val="single"/>
+        </w:rPr>
+        <w:t xml:space="preserve"> </w:t>
+      </w:r>
+      <w:r>
+        <w:rPr>
+          <w:rFonts w:ascii="Charis SIL Italic" w:hAnsi="Charis SIL Italic" w:eastAsia="Charis SIL Italic"/>
+          <w:b w:val="0"/>
+          <w:i/>
+          <w:color w:val="0000FF"/>
+          <w:sz w:val="24"/>
+          <w:u w:val="single"/>
+        </w:rPr>
+        <w:hyperlink r:id="rId9" w:history="1">
+          <w:r>
+            <w:rPr>
+              <w:rStyle w:val="Hyperlink"/>
+            </w:rPr>
+            <w:t>collections</w:t>
+          </w:r>
+        </w:hyperlink>
+      </w:r>
+      <w:r>
+        <w:rPr>
+          <w:rFonts w:ascii="Charis SIL Italic" w:hAnsi="Charis SIL Italic" w:eastAsia="Charis SIL Italic"/>
+          <w:b w:val="0"/>
+          <w:i/>
+          <w:color w:val="0000FF"/>
+          <w:sz w:val="24"/>
+          <w:u w:val="single"/>
+        </w:rPr>
+        <w:t xml:space="preserve"> </w:t>
+      </w:r>
+      <w:r>
+        <w:rPr>
+          <w:rFonts w:ascii="Charis SIL Italic" w:hAnsi="Charis SIL Italic" w:eastAsia="Charis SIL Italic"/>
+          <w:b w:val="0"/>
+          <w:i/>
+          <w:color w:val="0000FF"/>
+          <w:sz w:val="24"/>
+          <w:u w:val="single"/>
+        </w:rPr>
+        <w:hyperlink r:id="rId9" w:history="1">
+          <w:r>
+            <w:rPr>
+              <w:rStyle w:val="Hyperlink"/>
+            </w:rPr>
+            <w:t>acquired</w:t>
+          </w:r>
+        </w:hyperlink>
       </w:r>
       <w:r>
         <w:rPr>
@@ -547,74 +715,13 @@
       </w:r>
       <w:r>
         <w:rPr>
-          <w:u w:val="single" w:color="0000ff"/>
           <w:rFonts w:ascii="Charis SIL Regular" w:hAnsi="Charis SIL Regular" w:eastAsia="Charis SIL Regular"/>
           <w:b w:val="0"/>
           <w:i w:val="0"/>
           <w:color w:val="000000"/>
           <w:sz w:val="24"/>
         </w:rPr>
-        <w:hyperlink r:id="rId9" w:history="1">
-          <w:r>
-            <w:rPr>
-              <w:rStyle w:val="Hyperlink"/>
-            </w:rPr>
-            <w:t>public</w:t>
-          </w:r>
-        </w:hyperlink>
-      </w:r>
-      <w:r>
-        <w:rPr>
-          <w:u w:val="single" w:color="0000ff"/>
-          <w:rFonts w:ascii="Charis SIL Regular" w:hAnsi="Charis SIL Regular" w:eastAsia="Charis SIL Regular"/>
-          <w:b w:val="0"/>
-          <w:i w:val="0"/>
-          <w:color w:val="000000"/>
-          <w:sz w:val="24"/>
-        </w:rPr>
-        <w:hyperlink r:id="rId9" w:history="1">
-          <w:r>
-            <w:rPr>
-              <w:rStyle w:val="Hyperlink"/>
-            </w:rPr>
-            <w:t>a</w:t>
-          </w:r>
-        </w:hyperlink>
-      </w:r>
-      <w:r>
-        <w:rPr>
-          <w:u w:val="single" w:color="0000ff"/>
-          <w:rFonts w:ascii="Charis SIL Regular" w:hAnsi="Charis SIL Regular" w:eastAsia="Charis SIL Regular"/>
-          <w:b w:val="0"/>
-          <w:i w:val="0"/>
-          <w:color w:val="000000"/>
-          <w:sz w:val="24"/>
-        </w:rPr>
-        <w:hyperlink r:id="rId9" w:history="1">
-          <w:r>
-            <w:rPr>
-              <w:rStyle w:val="Hyperlink"/>
-            </w:rPr>
-            <w:t xml:space="preserve">tie </w:t>
-          </w:r>
-        </w:hyperlink>
-      </w:r>
-      <w:r>
-        <w:rPr>
-          <w:rFonts w:ascii="Charis SIL Regular" w:hAnsi="Charis SIL Regular" w:eastAsia="Charis SIL Regular"/>
-          <w:b w:val="0"/>
-          <w:i w:val="0"/>
-          <w:color w:val="000000"/>
-          <w:sz w:val="24"/>
-        </w:rPr>
-        <w:hyperlink r:id="rId9" w:history="1">
-          <w:r>
-            <w:rPr>
-              <w:rStyle w:val="Hyperlink"/>
-            </w:rPr>
-            <w:t>_</w:t>
-          </w:r>
-        </w:hyperlink>
+        <w:t>publicatie _</w:t>
       </w:r>
       <w:r>
         <w:rPr>
@@ -708,7 +815,7 @@
           <w:sz w:val="24"/>
           <w:u w:val="single"/>
         </w:rPr>
-        <w:hyperlink r:id="rId9" w:history="1">
+        <w:hyperlink r:id="rId10" w:history="1">
           <w:r>
             <w:rPr>
               <w:rStyle w:val="Hyperlink"/>
@@ -726,7 +833,7 @@
           <w:sz w:val="24"/>
           <w:u w:val="single"/>
         </w:rPr>
-        <w:hyperlink r:id="rId9" w:history="1">
+        <w:hyperlink r:id="rId10" w:history="1">
           <w:r>
             <w:rPr>
               <w:rStyle w:val="Hyperlink"/>
@@ -755,7 +862,7 @@
           <w:sz w:val="24"/>
           <w:u w:val="single"/>
         </w:rPr>
-        <w:hyperlink r:id="rId9" w:history="1">
+        <w:hyperlink r:id="rId10" w:history="1">
           <w:r>
             <w:rPr>
               <w:rStyle w:val="Hyperlink"/>
@@ -867,7 +974,7 @@
           <w:sz w:val="24"/>
           <w:u w:val="single"/>
         </w:rPr>
-        <w:hyperlink r:id="rId10" w:history="1">
+        <w:hyperlink r:id="rId9" w:history="1">
           <w:r>
             <w:rPr>
               <w:rStyle w:val="Hyperlink"/>
@@ -896,7 +1003,7 @@
           <w:sz w:val="24"/>
           <w:u w:val="single"/>
         </w:rPr>
-        <w:hyperlink r:id="rId10" w:history="1">
+        <w:hyperlink r:id="rId9" w:history="1">
           <w:r>
             <w:rPr>
               <w:rStyle w:val="Hyperlink"/>
@@ -914,7 +1021,7 @@
           <w:sz w:val="24"/>
           <w:u w:val="single"/>
         </w:rPr>
-        <w:hyperlink r:id="rId10" w:history="1">
+        <w:hyperlink r:id="rId9" w:history="1">
           <w:r>
             <w:rPr>
               <w:rStyle w:val="Hyperlink"/>
@@ -2616,7 +2723,7 @@
           <w:sz w:val="24"/>
           <w:u w:val="single"/>
         </w:rPr>
-        <w:hyperlink r:id="rId12" w:history="1">
+        <w:hyperlink r:id="rId13" w:history="1">
           <w:r>
             <w:rPr>
               <w:rStyle w:val="Hyperlink"/>
@@ -4386,34 +4493,7 @@
           <w:color w:val="000000"/>
           <w:sz w:val="24"/>
         </w:rPr>
-        <w:t xml:space="preserve">•  </w:t>
-      </w:r>
-      <w:r>
-        <w:rPr>
-          <w:rFonts w:ascii="Charis SIL Regular" w:hAnsi="Charis SIL Regular" w:eastAsia="Charis SIL Regular"/>
-          <w:b w:val="0"/>
-          <w:i w:val="0"/>
-          <w:color w:val="000000"/>
-          <w:sz w:val="24"/>
-        </w:rPr>
-        <w:hyperlink r:id="rId17" w:history="1">
-          <w:r>
-            <w:rPr>
-              <w:rStyle w:val="Hyperlink"/>
-            </w:rPr>
-            <w:t>Lang, Sa</w:t>
-          </w:r>
-        </w:hyperlink>
-      </w:r>
-      <w:r>
-        <w:rPr>
-          <w:rFonts w:ascii="Charis SIL Regular" w:hAnsi="Charis SIL Regular" w:eastAsia="Charis SIL Regular"/>
-          <w:b w:val="0"/>
-          <w:i w:val="0"/>
-          <w:color w:val="000000"/>
-          <w:sz w:val="24"/>
-        </w:rPr>
-        <w:t xml:space="preserve">bine (ed.), </w:t>
+        <w:t xml:space="preserve">•  Lang, Sabine (ed.), </w:t>
       </w:r>
       <w:r>
         <w:rPr>

--- a/EXPORTS/DOCX/published/niveau1/Dutch/DoingResearch.docx
+++ b/EXPORTS/DOCX/published/niveau1/Dutch/DoingResearch.docx
@@ -388,7 +388,6 @@
           <w:i/>
           <w:color w:val="0000FF"/>
           <w:sz w:val="24"/>
-          <w:u w:val="single"/>
         </w:rPr>
         <w:t xml:space="preserve"> </w:t>
       </w:r>
@@ -435,19 +434,9 @@
             <w:rPr>
               <w:rStyle w:val="Hyperlink"/>
             </w:rPr>
-            <w:t>object</w:t>
+            <w:t>objects</w:t>
           </w:r>
         </w:hyperlink>
-      </w:r>
-      <w:r>
-        <w:rPr>
-          <w:rFonts w:ascii="Charis SIL Italic" w:hAnsi="Charis SIL Italic" w:eastAsia="Charis SIL Italic"/>
-          <w:b w:val="0"/>
-          <w:i/>
-          <w:color w:val="0000FF"/>
-          <w:sz w:val="24"/>
-        </w:rPr>
-        <w:t>s</w:t>
       </w:r>
       <w:r>
         <w:rPr>
@@ -732,7 +721,7 @@
           <w:sz w:val="24"/>
           <w:u w:val="single"/>
         </w:rPr>
-        <w:hyperlink r:id="rId9" w:history="1">
+        <w:hyperlink r:id="rId10" w:history="1">
           <w:r>
             <w:rPr>
               <w:rStyle w:val="Hyperlink"/>
@@ -750,7 +739,7 @@
           <w:sz w:val="24"/>
           <w:u w:val="single"/>
         </w:rPr>
-        <w:hyperlink r:id="rId9" w:history="1">
+        <w:hyperlink r:id="rId10" w:history="1">
           <w:r>
             <w:rPr>
               <w:rStyle w:val="Hyperlink"/>
@@ -768,7 +757,7 @@
           <w:sz w:val="24"/>
           <w:u w:val="single"/>
         </w:rPr>
-        <w:hyperlink r:id="rId9" w:history="1">
+        <w:hyperlink r:id="rId10" w:history="1">
           <w:r>
             <w:rPr>
               <w:rStyle w:val="Hyperlink"/>
@@ -815,6 +804,107 @@
           <w:sz w:val="24"/>
           <w:u w:val="single"/>
         </w:rPr>
+        <w:hyperlink r:id="rId9" w:history="1">
+          <w:r>
+            <w:rPr>
+              <w:rStyle w:val="Hyperlink"/>
+            </w:rPr>
+            <w:t>n</w:t>
+          </w:r>
+        </w:hyperlink>
+      </w:r>
+      <w:r>
+        <w:rPr>
+          <w:rFonts w:ascii="Charis SIL Regular" w:hAnsi="Charis SIL Regular" w:eastAsia="Charis SIL Regular"/>
+          <w:b w:val="0"/>
+          <w:i w:val="0"/>
+          <w:color w:val="0000FF"/>
+          <w:sz w:val="24"/>
+          <w:u w:val="single"/>
+        </w:rPr>
+        <w:hyperlink r:id="rId9" w:history="1">
+          <w:r>
+            <w:rPr>
+              <w:rStyle w:val="Hyperlink"/>
+            </w:rPr>
+            <w:t>aar</w:t>
+          </w:r>
+        </w:hyperlink>
+      </w:r>
+      <w:r>
+        <w:rPr>
+          <w:rFonts w:ascii="Charis SIL Regular" w:hAnsi="Charis SIL Regular" w:eastAsia="Charis SIL Regular"/>
+          <w:b w:val="0"/>
+          <w:i w:val="0"/>
+          <w:color w:val="0000FF"/>
+          <w:sz w:val="24"/>
+          <w:u w:val="single"/>
+        </w:rPr>
+        <w:t xml:space="preserve"> </w:t>
+      </w:r>
+      <w:r>
+        <w:rPr>
+          <w:rFonts w:ascii="Charis SIL Regular" w:hAnsi="Charis SIL Regular" w:eastAsia="Charis SIL Regular"/>
+          <w:b w:val="0"/>
+          <w:i w:val="0"/>
+          <w:color w:val="0000FF"/>
+          <w:sz w:val="24"/>
+          <w:u w:val="single"/>
+        </w:rPr>
+        <w:hyperlink r:id="rId9" w:history="1">
+          <w:r>
+            <w:rPr>
+              <w:rStyle w:val="Hyperlink"/>
+            </w:rPr>
+            <w:t>ob</w:t>
+          </w:r>
+        </w:hyperlink>
+      </w:r>
+      <w:r>
+        <w:rPr>
+          <w:rFonts w:ascii="Charis SIL Regular" w:hAnsi="Charis SIL Regular" w:eastAsia="Charis SIL Regular"/>
+          <w:b w:val="0"/>
+          <w:i w:val="0"/>
+          <w:color w:val="0000FF"/>
+          <w:sz w:val="24"/>
+          <w:u w:val="single"/>
+        </w:rPr>
+        <w:hyperlink r:id="rId9" w:history="1">
+          <w:r>
+            <w:rPr>
+              <w:rStyle w:val="Hyperlink"/>
+            </w:rPr>
+            <w:t>j</w:t>
+          </w:r>
+        </w:hyperlink>
+      </w:r>
+      <w:r>
+        <w:rPr>
+          <w:rFonts w:ascii="Charis SIL Regular" w:hAnsi="Charis SIL Regular" w:eastAsia="Charis SIL Regular"/>
+          <w:b w:val="0"/>
+          <w:i w:val="0"/>
+          <w:color w:val="0000FF"/>
+          <w:sz w:val="24"/>
+          <w:u w:val="single"/>
+        </w:rPr>
+        <w:hyperlink r:id="rId9" w:history="1">
+          <w:r>
+            <w:rPr>
+              <w:rStyle w:val="Hyperlink"/>
+            </w:rPr>
+            <w:t>ecte</w:t>
+          </w:r>
+        </w:hyperlink>
+      </w:r>
+      <w:r>
+        <w:rPr>
+          <w:rFonts w:ascii="Charis SIL Regular" w:hAnsi="Charis SIL Regular" w:eastAsia="Charis SIL Regular"/>
+          <w:b w:val="0"/>
+          <w:i w:val="0"/>
+          <w:color w:val="0000FF"/>
+          <w:sz w:val="24"/>
+          <w:u w:val="single"/>
+        </w:rPr>
         <w:hyperlink r:id="rId10" w:history="1">
           <w:r>
             <w:rPr>
@@ -833,107 +923,6 @@
           <w:sz w:val="24"/>
           <w:u w:val="single"/>
         </w:rPr>
-        <w:hyperlink r:id="rId10" w:history="1">
-          <w:r>
-            <w:rPr>
-              <w:rStyle w:val="Hyperlink"/>
-            </w:rPr>
-            <w:t>aar</w:t>
-          </w:r>
-        </w:hyperlink>
-      </w:r>
-      <w:r>
-        <w:rPr>
-          <w:rFonts w:ascii="Charis SIL Regular" w:hAnsi="Charis SIL Regular" w:eastAsia="Charis SIL Regular"/>
-          <w:b w:val="0"/>
-          <w:i w:val="0"/>
-          <w:color w:val="0000FF"/>
-          <w:sz w:val="24"/>
-          <w:u w:val="single"/>
-        </w:rPr>
-        <w:t xml:space="preserve"> </w:t>
-      </w:r>
-      <w:r>
-        <w:rPr>
-          <w:rFonts w:ascii="Charis SIL Regular" w:hAnsi="Charis SIL Regular" w:eastAsia="Charis SIL Regular"/>
-          <w:b w:val="0"/>
-          <w:i w:val="0"/>
-          <w:color w:val="0000FF"/>
-          <w:sz w:val="24"/>
-          <w:u w:val="single"/>
-        </w:rPr>
-        <w:hyperlink r:id="rId10" w:history="1">
-          <w:r>
-            <w:rPr>
-              <w:rStyle w:val="Hyperlink"/>
-            </w:rPr>
-            <w:t>ob</w:t>
-          </w:r>
-        </w:hyperlink>
-      </w:r>
-      <w:r>
-        <w:rPr>
-          <w:rFonts w:ascii="Charis SIL Regular" w:hAnsi="Charis SIL Regular" w:eastAsia="Charis SIL Regular"/>
-          <w:b w:val="0"/>
-          <w:i w:val="0"/>
-          <w:color w:val="0000FF"/>
-          <w:sz w:val="24"/>
-          <w:u w:val="single"/>
-        </w:rPr>
-        <w:hyperlink r:id="rId9" w:history="1">
-          <w:r>
-            <w:rPr>
-              <w:rStyle w:val="Hyperlink"/>
-            </w:rPr>
-            <w:t>j</w:t>
-          </w:r>
-        </w:hyperlink>
-      </w:r>
-      <w:r>
-        <w:rPr>
-          <w:rFonts w:ascii="Charis SIL Regular" w:hAnsi="Charis SIL Regular" w:eastAsia="Charis SIL Regular"/>
-          <w:b w:val="0"/>
-          <w:i w:val="0"/>
-          <w:color w:val="0000FF"/>
-          <w:sz w:val="24"/>
-          <w:u w:val="single"/>
-        </w:rPr>
-        <w:hyperlink r:id="rId9" w:history="1">
-          <w:r>
-            <w:rPr>
-              <w:rStyle w:val="Hyperlink"/>
-            </w:rPr>
-            <w:t>ecte</w:t>
-          </w:r>
-        </w:hyperlink>
-      </w:r>
-      <w:r>
-        <w:rPr>
-          <w:rFonts w:ascii="Charis SIL Regular" w:hAnsi="Charis SIL Regular" w:eastAsia="Charis SIL Regular"/>
-          <w:b w:val="0"/>
-          <w:i w:val="0"/>
-          <w:color w:val="0000FF"/>
-          <w:sz w:val="24"/>
-          <w:u w:val="single"/>
-        </w:rPr>
-        <w:hyperlink r:id="rId10" w:history="1">
-          <w:r>
-            <w:rPr>
-              <w:rStyle w:val="Hyperlink"/>
-            </w:rPr>
-            <w:t>n</w:t>
-          </w:r>
-        </w:hyperlink>
-      </w:r>
-      <w:r>
-        <w:rPr>
-          <w:rFonts w:ascii="Charis SIL Regular" w:hAnsi="Charis SIL Regular" w:eastAsia="Charis SIL Regular"/>
-          <w:b w:val="0"/>
-          <w:i w:val="0"/>
-          <w:color w:val="0000FF"/>
-          <w:sz w:val="24"/>
-          <w:u w:val="single"/>
-        </w:rPr>
         <w:t xml:space="preserve"> </w:t>
       </w:r>
       <w:r>
@@ -1097,7 +1086,7 @@
           <w:sz w:val="24"/>
           <w:u w:val="single"/>
         </w:rPr>
-        <w:hyperlink r:id="rId9" w:history="1">
+        <w:hyperlink r:id="rId10" w:history="1">
           <w:r>
             <w:rPr>
               <w:rStyle w:val="Hyperlink"/>
@@ -1115,7 +1104,7 @@
           <w:sz w:val="24"/>
           <w:u w:val="single"/>
         </w:rPr>
-        <w:hyperlink r:id="rId9" w:history="1">
+        <w:hyperlink r:id="rId10" w:history="1">
           <w:r>
             <w:rPr>
               <w:rStyle w:val="Hyperlink"/>
@@ -1207,241 +1196,7 @@
           <w:color w:val="000000"/>
           <w:sz w:val="24"/>
         </w:rPr>
-        <w:t>de Rijksdie</w:t>
-      </w:r>
-      <w:r>
-        <w:rPr>
-          <w:u w:val="single" w:color="0000ff"/>
-          <w:rFonts w:ascii="Charis SIL Regular" w:hAnsi="Charis SIL Regular" w:eastAsia="Charis SIL Regular"/>
-          <w:b w:val="0"/>
-          <w:i w:val="0"/>
-          <w:color w:val="000000"/>
-          <w:sz w:val="24"/>
-        </w:rPr>
-        <w:hyperlink r:id="rId10" w:history="1">
-          <w:r>
-            <w:rPr>
-              <w:rStyle w:val="Hyperlink"/>
-            </w:rPr>
-            <w:t>nst voor het Culture</w:t>
-          </w:r>
-        </w:hyperlink>
-      </w:r>
-      <w:r>
-        <w:rPr>
-          <w:u w:val="single" w:color="0000ff"/>
-          <w:rFonts w:ascii="Charis SIL Regular" w:hAnsi="Charis SIL Regular" w:eastAsia="Charis SIL Regular"/>
-          <w:b w:val="0"/>
-          <w:i w:val="0"/>
-          <w:color w:val="000000"/>
-          <w:sz w:val="24"/>
-        </w:rPr>
-        <w:hyperlink r:id="rId10" w:history="1">
-          <w:r>
-            <w:rPr>
-              <w:rStyle w:val="Hyperlink"/>
-            </w:rPr>
-            <w:t>e</w:t>
-          </w:r>
-        </w:hyperlink>
-      </w:r>
-      <w:r>
-        <w:rPr>
-          <w:u w:val="single" w:color="0000ff"/>
-          <w:rFonts w:ascii="Charis SIL Regular" w:hAnsi="Charis SIL Regular" w:eastAsia="Charis SIL Regular"/>
-          <w:b w:val="0"/>
-          <w:i w:val="0"/>
-          <w:color w:val="000000"/>
-          <w:sz w:val="24"/>
-        </w:rPr>
-        <w:hyperlink r:id="rId10" w:history="1">
-          <w:r>
-            <w:rPr>
-              <w:rStyle w:val="Hyperlink"/>
-            </w:rPr>
-            <w:t>l Erf</w:t>
-          </w:r>
-        </w:hyperlink>
-      </w:r>
-      <w:r>
-        <w:rPr>
-          <w:u w:val="single" w:color="0000ff"/>
-          <w:rFonts w:ascii="Charis SIL Regular" w:hAnsi="Charis SIL Regular" w:eastAsia="Charis SIL Regular"/>
-          <w:b w:val="0"/>
-          <w:i w:val="0"/>
-          <w:color w:val="000000"/>
-          <w:sz w:val="24"/>
-        </w:rPr>
-        <w:hyperlink r:id="rId10" w:history="1">
-          <w:r>
-            <w:rPr>
-              <w:rStyle w:val="Hyperlink"/>
-            </w:rPr>
-            <w:t>g</w:t>
-          </w:r>
-        </w:hyperlink>
-      </w:r>
-      <w:r>
-        <w:rPr>
-          <w:u w:val="single" w:color="0000ff"/>
-          <w:rFonts w:ascii="Charis SIL Regular" w:hAnsi="Charis SIL Regular" w:eastAsia="Charis SIL Regular"/>
-          <w:b w:val="0"/>
-          <w:i w:val="0"/>
-          <w:color w:val="000000"/>
-          <w:sz w:val="24"/>
-        </w:rPr>
-        <w:hyperlink r:id="rId10" w:history="1">
-          <w:r>
-            <w:rPr>
-              <w:rStyle w:val="Hyperlink"/>
-            </w:rPr>
-            <w:t>oed. On</w:t>
-          </w:r>
-        </w:hyperlink>
-      </w:r>
-      <w:r>
-        <w:rPr>
-          <w:u w:val="single" w:color="0000ff"/>
-          <w:rFonts w:ascii="Charis SIL Regular" w:hAnsi="Charis SIL Regular" w:eastAsia="Charis SIL Regular"/>
-          <w:b w:val="0"/>
-          <w:i w:val="0"/>
-          <w:color w:val="000000"/>
-          <w:sz w:val="24"/>
-        </w:rPr>
-        <w:hyperlink r:id="rId10" w:history="1">
-          <w:r>
-            <w:rPr>
-              <w:rStyle w:val="Hyperlink"/>
-            </w:rPr>
-            <w:t>d</w:t>
-          </w:r>
-        </w:hyperlink>
-      </w:r>
-      <w:r>
-        <w:rPr>
-          <w:u w:val="single" w:color="0000ff"/>
-          <w:rFonts w:ascii="Charis SIL Regular" w:hAnsi="Charis SIL Regular" w:eastAsia="Charis SIL Regular"/>
-          <w:b w:val="0"/>
-          <w:i w:val="0"/>
-          <w:color w:val="000000"/>
-          <w:sz w:val="24"/>
-        </w:rPr>
-        <w:hyperlink r:id="rId10" w:history="1">
-          <w:r>
-            <w:rPr>
-              <w:rStyle w:val="Hyperlink"/>
-            </w:rPr>
-            <w:t>er</w:t>
-          </w:r>
-        </w:hyperlink>
-      </w:r>
-      <w:r>
-        <w:rPr>
-          <w:u w:val="single" w:color="0000ff"/>
-          <w:rFonts w:ascii="Charis SIL Regular" w:hAnsi="Charis SIL Regular" w:eastAsia="Charis SIL Regular"/>
-          <w:b w:val="0"/>
-          <w:i w:val="0"/>
-          <w:color w:val="000000"/>
-          <w:sz w:val="24"/>
-        </w:rPr>
-        <w:hyperlink r:id="rId10" w:history="1">
-          <w:r>
-            <w:rPr>
-              <w:rStyle w:val="Hyperlink"/>
-            </w:rPr>
-            <w:t>a</w:t>
-          </w:r>
-        </w:hyperlink>
-      </w:r>
-      <w:r>
-        <w:rPr>
-          <w:u w:val="single" w:color="0000ff"/>
-          <w:rFonts w:ascii="Charis SIL Regular" w:hAnsi="Charis SIL Regular" w:eastAsia="Charis SIL Regular"/>
-          <w:b w:val="0"/>
-          <w:i w:val="0"/>
-          <w:color w:val="000000"/>
-          <w:sz w:val="24"/>
-        </w:rPr>
-        <w:hyperlink r:id="rId10" w:history="1">
-          <w:r>
-            <w:rPr>
-              <w:rStyle w:val="Hyperlink"/>
-            </w:rPr>
-            <w:t xml:space="preserve">an </w:t>
-          </w:r>
-        </w:hyperlink>
-      </w:r>
-      <w:r>
-        <w:rPr>
-          <w:u w:val="single" w:color="0000ff"/>
-          <w:rFonts w:ascii="Charis SIL Regular" w:hAnsi="Charis SIL Regular" w:eastAsia="Charis SIL Regular"/>
-          <w:b w:val="0"/>
-          <w:i w:val="0"/>
-          <w:color w:val="000000"/>
-          <w:sz w:val="24"/>
-        </w:rPr>
-        <w:hyperlink r:id="rId10" w:history="1">
-          <w:r>
-            <w:rPr>
-              <w:rStyle w:val="Hyperlink"/>
-            </w:rPr>
-            <w:t>d</w:t>
-          </w:r>
-        </w:hyperlink>
-      </w:r>
-      <w:r>
-        <w:rPr>
-          <w:u w:val="single" w:color="0000ff"/>
-          <w:rFonts w:ascii="Charis SIL Regular" w:hAnsi="Charis SIL Regular" w:eastAsia="Charis SIL Regular"/>
-          <w:b w:val="0"/>
-          <w:i w:val="0"/>
-          <w:color w:val="000000"/>
-          <w:sz w:val="24"/>
-        </w:rPr>
-        <w:hyperlink r:id="rId10" w:history="1">
-          <w:r>
-            <w:rPr>
-              <w:rStyle w:val="Hyperlink"/>
-            </w:rPr>
-            <w:t>eze zoek</w:t>
-          </w:r>
-        </w:hyperlink>
-      </w:r>
-      <w:r>
-        <w:rPr>
-          <w:u w:val="single" w:color="0000ff"/>
-          <w:rFonts w:ascii="Charis SIL Regular" w:hAnsi="Charis SIL Regular" w:eastAsia="Charis SIL Regular"/>
-          <w:b w:val="0"/>
-          <w:i w:val="0"/>
-          <w:color w:val="000000"/>
-          <w:sz w:val="24"/>
-        </w:rPr>
-        <w:hyperlink r:id="rId10" w:history="1">
-          <w:r>
-            <w:rPr>
-              <w:rStyle w:val="Hyperlink"/>
-            </w:rPr>
-            <w:t>h</w:t>
-          </w:r>
-        </w:hyperlink>
-      </w:r>
-      <w:r>
-        <w:rPr>
-          <w:u w:val="single" w:color="0000ff"/>
-          <w:rFonts w:ascii="Charis SIL Regular" w:hAnsi="Charis SIL Regular" w:eastAsia="Charis SIL Regular"/>
-          <w:b w:val="0"/>
-          <w:i w:val="0"/>
-          <w:color w:val="000000"/>
-          <w:sz w:val="24"/>
-        </w:rPr>
-        <w:hyperlink r:id="rId10" w:history="1">
-          <w:r>
-            <w:rPr>
-              <w:rStyle w:val="Hyperlink"/>
-            </w:rPr>
-            <w:t>ulp vind</w:t>
-          </w:r>
-        </w:hyperlink>
+        <w:t>de Rijksdienst voor het Cultureel Erfgoed. Onderaan deze zoekhulp vind</w:t>
       </w:r>
       <w:r>
         <w:rPr>
@@ -2535,7 +2290,25 @@
           <w:color w:val="000000"/>
           <w:sz w:val="24"/>
         </w:rPr>
-        <w:t xml:space="preserve">Haag is de zoekhulp </w:t>
+        <w:t xml:space="preserve">Haag is </w:t>
+      </w:r>
+      <w:r>
+        <w:rPr>
+          <w:u w:val="single" w:color="0000ff"/>
+          <w:rFonts w:ascii="Charis SIL Regular" w:hAnsi="Charis SIL Regular" w:eastAsia="Charis SIL Regular"/>
+          <w:b w:val="0"/>
+          <w:i w:val="0"/>
+          <w:color w:val="000000"/>
+          <w:sz w:val="24"/>
+        </w:rPr>
+        <w:hyperlink r:id="rId12" w:history="1">
+          <w:r>
+            <w:rPr>
+              <w:rStyle w:val="Hyperlink"/>
+            </w:rPr>
+            <w:t xml:space="preserve">de zoekhulp </w:t>
+          </w:r>
+        </w:hyperlink>
       </w:r>
       <w:r>
         <w:rPr>
@@ -2546,7 +2319,7 @@
           <w:sz w:val="24"/>
           <w:u w:val="single"/>
         </w:rPr>
-        <w:hyperlink r:id="rId13" w:history="1">
+        <w:hyperlink r:id="rId12" w:history="1">
           <w:r>
             <w:rPr>
               <w:rStyle w:val="Hyperlink"/>
@@ -2554,6 +2327,111 @@
             <w:t>H</w:t>
           </w:r>
         </w:hyperlink>
+      </w:r>
+      <w:r>
+        <w:rPr>
+          <w:rFonts w:ascii="Charis SIL Regular" w:hAnsi="Charis SIL Regular" w:eastAsia="Charis SIL Regular"/>
+          <w:b w:val="0"/>
+          <w:i w:val="0"/>
+          <w:color w:val="0000FF"/>
+          <w:sz w:val="24"/>
+          <w:u w:val="single"/>
+        </w:rPr>
+        <w:hyperlink r:id="rId12" w:history="1">
+          <w:r>
+            <w:rPr>
+              <w:rStyle w:val="Hyperlink"/>
+            </w:rPr>
+            <w:t>o</w:t>
+          </w:r>
+        </w:hyperlink>
+      </w:r>
+      <w:r>
+        <w:rPr>
+          <w:rFonts w:ascii="Charis SIL Regular" w:hAnsi="Charis SIL Regular" w:eastAsia="Charis SIL Regular"/>
+          <w:b w:val="0"/>
+          <w:i w:val="0"/>
+          <w:color w:val="0000FF"/>
+          <w:sz w:val="24"/>
+          <w:u w:val="single"/>
+        </w:rPr>
+        <w:hyperlink r:id="rId12" w:history="1">
+          <w:r>
+            <w:rPr>
+              <w:rStyle w:val="Hyperlink"/>
+            </w:rPr>
+            <w:t>e</w:t>
+          </w:r>
+        </w:hyperlink>
+      </w:r>
+      <w:r>
+        <w:rPr>
+          <w:rFonts w:ascii="Charis SIL Regular" w:hAnsi="Charis SIL Regular" w:eastAsia="Charis SIL Regular"/>
+          <w:b w:val="0"/>
+          <w:i w:val="0"/>
+          <w:color w:val="0000FF"/>
+          <w:sz w:val="24"/>
+          <w:u w:val="single"/>
+        </w:rPr>
+        <w:t xml:space="preserve"> </w:t>
+      </w:r>
+      <w:r>
+        <w:rPr>
+          <w:rFonts w:ascii="Charis SIL Regular" w:hAnsi="Charis SIL Regular" w:eastAsia="Charis SIL Regular"/>
+          <w:b w:val="0"/>
+          <w:i w:val="0"/>
+          <w:color w:val="0000FF"/>
+          <w:sz w:val="24"/>
+          <w:u w:val="single"/>
+        </w:rPr>
+        <w:hyperlink r:id="rId12" w:history="1">
+          <w:r>
+            <w:rPr>
+              <w:rStyle w:val="Hyperlink"/>
+            </w:rPr>
+            <w:t>doe</w:t>
+          </w:r>
+        </w:hyperlink>
+      </w:r>
+      <w:r>
+        <w:rPr>
+          <w:rFonts w:ascii="Charis SIL Regular" w:hAnsi="Charis SIL Regular" w:eastAsia="Charis SIL Regular"/>
+          <w:b w:val="0"/>
+          <w:i w:val="0"/>
+          <w:color w:val="0000FF"/>
+          <w:sz w:val="24"/>
+          <w:u w:val="single"/>
+        </w:rPr>
+        <w:t xml:space="preserve"> </w:t>
+      </w:r>
+      <w:r>
+        <w:rPr>
+          <w:rFonts w:ascii="Charis SIL Regular" w:hAnsi="Charis SIL Regular" w:eastAsia="Charis SIL Regular"/>
+          <w:b w:val="0"/>
+          <w:i w:val="0"/>
+          <w:color w:val="0000FF"/>
+          <w:sz w:val="24"/>
+          <w:u w:val="single"/>
+        </w:rPr>
+        <w:hyperlink r:id="rId13" w:history="1">
+          <w:r>
+            <w:rPr>
+              <w:rStyle w:val="Hyperlink"/>
+            </w:rPr>
+            <w:t>ik</w:t>
+          </w:r>
+        </w:hyperlink>
+      </w:r>
+      <w:r>
+        <w:rPr>
+          <w:rFonts w:ascii="Charis SIL Regular" w:hAnsi="Charis SIL Regular" w:eastAsia="Charis SIL Regular"/>
+          <w:b w:val="0"/>
+          <w:i w:val="0"/>
+          <w:color w:val="0000FF"/>
+          <w:sz w:val="24"/>
+          <w:u w:val="single"/>
+        </w:rPr>
+        <w:t xml:space="preserve"> </w:t>
       </w:r>
       <w:r>
         <w:rPr>
@@ -2587,111 +2465,6 @@
             <w:rPr>
               <w:rStyle w:val="Hyperlink"/>
             </w:rPr>
-            <w:t>e</w:t>
-          </w:r>
-        </w:hyperlink>
-      </w:r>
-      <w:r>
-        <w:rPr>
-          <w:rFonts w:ascii="Charis SIL Regular" w:hAnsi="Charis SIL Regular" w:eastAsia="Charis SIL Regular"/>
-          <w:b w:val="0"/>
-          <w:i w:val="0"/>
-          <w:color w:val="0000FF"/>
-          <w:sz w:val="24"/>
-          <w:u w:val="single"/>
-        </w:rPr>
-        <w:t xml:space="preserve"> </w:t>
-      </w:r>
-      <w:r>
-        <w:rPr>
-          <w:rFonts w:ascii="Charis SIL Regular" w:hAnsi="Charis SIL Regular" w:eastAsia="Charis SIL Regular"/>
-          <w:b w:val="0"/>
-          <w:i w:val="0"/>
-          <w:color w:val="0000FF"/>
-          <w:sz w:val="24"/>
-          <w:u w:val="single"/>
-        </w:rPr>
-        <w:hyperlink r:id="rId13" w:history="1">
-          <w:r>
-            <w:rPr>
-              <w:rStyle w:val="Hyperlink"/>
-            </w:rPr>
-            <w:t>doe</w:t>
-          </w:r>
-        </w:hyperlink>
-      </w:r>
-      <w:r>
-        <w:rPr>
-          <w:rFonts w:ascii="Charis SIL Regular" w:hAnsi="Charis SIL Regular" w:eastAsia="Charis SIL Regular"/>
-          <w:b w:val="0"/>
-          <w:i w:val="0"/>
-          <w:color w:val="0000FF"/>
-          <w:sz w:val="24"/>
-          <w:u w:val="single"/>
-        </w:rPr>
-        <w:t xml:space="preserve"> </w:t>
-      </w:r>
-      <w:r>
-        <w:rPr>
-          <w:rFonts w:ascii="Charis SIL Regular" w:hAnsi="Charis SIL Regular" w:eastAsia="Charis SIL Regular"/>
-          <w:b w:val="0"/>
-          <w:i w:val="0"/>
-          <w:color w:val="0000FF"/>
-          <w:sz w:val="24"/>
-          <w:u w:val="single"/>
-        </w:rPr>
-        <w:hyperlink r:id="rId13" w:history="1">
-          <w:r>
-            <w:rPr>
-              <w:rStyle w:val="Hyperlink"/>
-            </w:rPr>
-            <w:t>ik</w:t>
-          </w:r>
-        </w:hyperlink>
-      </w:r>
-      <w:r>
-        <w:rPr>
-          <w:rFonts w:ascii="Charis SIL Regular" w:hAnsi="Charis SIL Regular" w:eastAsia="Charis SIL Regular"/>
-          <w:b w:val="0"/>
-          <w:i w:val="0"/>
-          <w:color w:val="0000FF"/>
-          <w:sz w:val="24"/>
-          <w:u w:val="single"/>
-        </w:rPr>
-        <w:t xml:space="preserve"> </w:t>
-      </w:r>
-      <w:r>
-        <w:rPr>
-          <w:rFonts w:ascii="Charis SIL Regular" w:hAnsi="Charis SIL Regular" w:eastAsia="Charis SIL Regular"/>
-          <w:b w:val="0"/>
-          <w:i w:val="0"/>
-          <w:color w:val="0000FF"/>
-          <w:sz w:val="24"/>
-          <w:u w:val="single"/>
-        </w:rPr>
-        <w:hyperlink r:id="rId13" w:history="1">
-          <w:r>
-            <w:rPr>
-              <w:rStyle w:val="Hyperlink"/>
-            </w:rPr>
-            <w:t>o</w:t>
-          </w:r>
-        </w:hyperlink>
-      </w:r>
-      <w:r>
-        <w:rPr>
-          <w:rFonts w:ascii="Charis SIL Regular" w:hAnsi="Charis SIL Regular" w:eastAsia="Charis SIL Regular"/>
-          <w:b w:val="0"/>
-          <w:i w:val="0"/>
-          <w:color w:val="0000FF"/>
-          <w:sz w:val="24"/>
-          <w:u w:val="single"/>
-        </w:rPr>
-        <w:hyperlink r:id="rId13" w:history="1">
-          <w:r>
-            <w:rPr>
-              <w:rStyle w:val="Hyperlink"/>
-            </w:rPr>
             <w:t>n</w:t>
           </w:r>
         </w:hyperlink>
@@ -2741,7 +2514,7 @@
           <w:sz w:val="24"/>
           <w:u w:val="single"/>
         </w:rPr>
-        <w:hyperlink r:id="rId12" w:history="1">
+        <w:hyperlink r:id="rId13" w:history="1">
           <w:r>
             <w:rPr>
               <w:rStyle w:val="Hyperlink"/>
@@ -2770,7 +2543,7 @@
           <w:sz w:val="24"/>
           <w:u w:val="single"/>
         </w:rPr>
-        <w:hyperlink r:id="rId12" w:history="1">
+        <w:hyperlink r:id="rId13" w:history="1">
           <w:r>
             <w:rPr>
               <w:rStyle w:val="Hyperlink"/>
@@ -3420,7 +3193,7 @@
             <w:rPr>
               <w:rStyle w:val="Hyperlink"/>
             </w:rPr>
-            <w:t>Significanc</w:t>
+            <w:t>Significan</w:t>
           </w:r>
         </w:hyperlink>
       </w:r>
@@ -3431,36 +3204,13 @@
           <w:i/>
           <w:color w:val="0000FF"/>
           <w:sz w:val="24"/>
-          <w:u w:val="single"/>
-        </w:rPr>
-        <w:t>e</w:t>
-      </w:r>
-      <w:r>
-        <w:rPr>
-          <w:rFonts w:ascii="Charis SIL Italic" w:hAnsi="Charis SIL Italic" w:eastAsia="Charis SIL Italic"/>
-          <w:b w:val="0"/>
-          <w:i/>
-          <w:color w:val="0000FF"/>
-          <w:sz w:val="24"/>
-          <w:u w:val="single"/>
-        </w:rPr>
-        <w:t xml:space="preserve"> </w:t>
-      </w:r>
-      <w:r>
-        <w:rPr>
-          <w:rFonts w:ascii="Charis SIL Italic" w:hAnsi="Charis SIL Italic" w:eastAsia="Charis SIL Italic"/>
-          <w:b w:val="0"/>
-          <w:i/>
-          <w:color w:val="0000FF"/>
-          <w:sz w:val="24"/>
-          <w:u w:val="single"/>
         </w:rPr>
         <w:hyperlink r:id="rId16" w:history="1">
           <w:r>
             <w:rPr>
               <w:rStyle w:val="Hyperlink"/>
             </w:rPr>
-            <w:t>o</w:t>
+            <w:t>c</w:t>
           </w:r>
         </w:hyperlink>
       </w:r>
@@ -3472,7 +3222,7 @@
           <w:color w:val="0000FF"/>
           <w:sz w:val="24"/>
         </w:rPr>
-        <w:t xml:space="preserve">f </w:t>
+        <w:t>e</w:t>
       </w:r>
       <w:r>
         <w:rPr>
@@ -3481,8 +3231,179 @@
           <w:i/>
           <w:color w:val="0000FF"/>
           <w:sz w:val="24"/>
-        </w:rPr>
-        <w:t>Cultural Objects and Collections Ac</w:t>
+          <w:u w:val="single"/>
+        </w:rPr>
+        <w:t xml:space="preserve"> </w:t>
+      </w:r>
+      <w:r>
+        <w:rPr>
+          <w:rFonts w:ascii="Charis SIL Italic" w:hAnsi="Charis SIL Italic" w:eastAsia="Charis SIL Italic"/>
+          <w:b w:val="0"/>
+          <w:i/>
+          <w:color w:val="0000FF"/>
+          <w:sz w:val="24"/>
+          <w:u w:val="single"/>
+        </w:rPr>
+        <w:hyperlink r:id="rId16" w:history="1">
+          <w:r>
+            <w:rPr>
+              <w:rStyle w:val="Hyperlink"/>
+            </w:rPr>
+            <w:t xml:space="preserve">of </w:t>
+          </w:r>
+        </w:hyperlink>
+      </w:r>
+      <w:r>
+        <w:rPr>
+          <w:rFonts w:ascii="Charis SIL Italic" w:hAnsi="Charis SIL Italic" w:eastAsia="Charis SIL Italic"/>
+          <w:b w:val="0"/>
+          <w:i/>
+          <w:color w:val="0000FF"/>
+          <w:sz w:val="24"/>
+          <w:u w:val="single"/>
+        </w:rPr>
+        <w:hyperlink r:id="rId16" w:history="1">
+          <w:r>
+            <w:rPr>
+              <w:rStyle w:val="Hyperlink"/>
+            </w:rPr>
+            <w:t>Cultural</w:t>
+          </w:r>
+        </w:hyperlink>
+      </w:r>
+      <w:r>
+        <w:rPr>
+          <w:rFonts w:ascii="Charis SIL Italic" w:hAnsi="Charis SIL Italic" w:eastAsia="Charis SIL Italic"/>
+          <w:b w:val="0"/>
+          <w:i/>
+          <w:color w:val="0000FF"/>
+          <w:sz w:val="24"/>
+          <w:u w:val="single"/>
+        </w:rPr>
+        <w:t xml:space="preserve"> </w:t>
+      </w:r>
+      <w:r>
+        <w:rPr>
+          <w:rFonts w:ascii="Charis SIL Italic" w:hAnsi="Charis SIL Italic" w:eastAsia="Charis SIL Italic"/>
+          <w:b w:val="0"/>
+          <w:i/>
+          <w:color w:val="0000FF"/>
+          <w:sz w:val="24"/>
+          <w:u w:val="single"/>
+        </w:rPr>
+        <w:hyperlink r:id="rId16" w:history="1">
+          <w:r>
+            <w:rPr>
+              <w:rStyle w:val="Hyperlink"/>
+            </w:rPr>
+            <w:t>Objects</w:t>
+          </w:r>
+        </w:hyperlink>
+      </w:r>
+      <w:r>
+        <w:rPr>
+          <w:rFonts w:ascii="Charis SIL Italic" w:hAnsi="Charis SIL Italic" w:eastAsia="Charis SIL Italic"/>
+          <w:b w:val="0"/>
+          <w:i/>
+          <w:color w:val="0000FF"/>
+          <w:sz w:val="24"/>
+          <w:u w:val="single"/>
+        </w:rPr>
+        <w:t xml:space="preserve"> </w:t>
+      </w:r>
+      <w:r>
+        <w:rPr>
+          <w:rFonts w:ascii="Charis SIL Italic" w:hAnsi="Charis SIL Italic" w:eastAsia="Charis SIL Italic"/>
+          <w:b w:val="0"/>
+          <w:i/>
+          <w:color w:val="0000FF"/>
+          <w:sz w:val="24"/>
+          <w:u w:val="single"/>
+        </w:rPr>
+        <w:hyperlink r:id="rId16" w:history="1">
+          <w:r>
+            <w:rPr>
+              <w:rStyle w:val="Hyperlink"/>
+            </w:rPr>
+            <w:t>and</w:t>
+          </w:r>
+        </w:hyperlink>
+      </w:r>
+      <w:r>
+        <w:rPr>
+          <w:rFonts w:ascii="Charis SIL Italic" w:hAnsi="Charis SIL Italic" w:eastAsia="Charis SIL Italic"/>
+          <w:b w:val="0"/>
+          <w:i/>
+          <w:color w:val="0000FF"/>
+          <w:sz w:val="24"/>
+          <w:u w:val="single"/>
+        </w:rPr>
+        <w:t xml:space="preserve"> </w:t>
+      </w:r>
+      <w:r>
+        <w:rPr>
+          <w:rFonts w:ascii="Charis SIL Italic" w:hAnsi="Charis SIL Italic" w:eastAsia="Charis SIL Italic"/>
+          <w:b w:val="0"/>
+          <w:i/>
+          <w:color w:val="0000FF"/>
+          <w:sz w:val="24"/>
+          <w:u w:val="single"/>
+        </w:rPr>
+        <w:hyperlink r:id="rId16" w:history="1">
+          <w:r>
+            <w:rPr>
+              <w:rStyle w:val="Hyperlink"/>
+            </w:rPr>
+            <w:t>Collectio</w:t>
+          </w:r>
+        </w:hyperlink>
+      </w:r>
+      <w:r>
+        <w:rPr>
+          <w:rFonts w:ascii="Charis SIL Italic" w:hAnsi="Charis SIL Italic" w:eastAsia="Charis SIL Italic"/>
+          <w:b w:val="0"/>
+          <w:i/>
+          <w:color w:val="0000FF"/>
+          <w:sz w:val="24"/>
+          <w:u w:val="single"/>
+        </w:rPr>
+        <w:hyperlink r:id="rId16" w:history="1">
+          <w:r>
+            <w:rPr>
+              <w:rStyle w:val="Hyperlink"/>
+            </w:rPr>
+            <w:t>ns</w:t>
+          </w:r>
+        </w:hyperlink>
+      </w:r>
+      <w:r>
+        <w:rPr>
+          <w:rFonts w:ascii="Charis SIL Italic" w:hAnsi="Charis SIL Italic" w:eastAsia="Charis SIL Italic"/>
+          <w:b w:val="0"/>
+          <w:i/>
+          <w:color w:val="0000FF"/>
+          <w:sz w:val="24"/>
+          <w:u w:val="single"/>
+        </w:rPr>
+        <w:t xml:space="preserve"> </w:t>
+      </w:r>
+      <w:r>
+        <w:rPr>
+          <w:rFonts w:ascii="Charis SIL Italic" w:hAnsi="Charis SIL Italic" w:eastAsia="Charis SIL Italic"/>
+          <w:b w:val="0"/>
+          <w:i/>
+          <w:color w:val="0000FF"/>
+          <w:sz w:val="24"/>
+          <w:u w:val="single"/>
+        </w:rPr>
+        <w:hyperlink r:id="rId16" w:history="1">
+          <w:r>
+            <w:rPr>
+              <w:rStyle w:val="Hyperlink"/>
+            </w:rPr>
+            <w:t>Ac</w:t>
+          </w:r>
+        </w:hyperlink>
       </w:r>
       <w:r>
         <w:rPr>
@@ -4283,61 +4204,7 @@
           <w:color w:val="000000"/>
           <w:sz w:val="24"/>
         </w:rPr>
-        <w:t xml:space="preserve">•  </w:t>
-      </w:r>
-      <w:r>
-        <w:rPr>
-          <w:rFonts w:ascii="Charis SIL Regular" w:hAnsi="Charis SIL Regular" w:eastAsia="Charis SIL Regular"/>
-          <w:b w:val="0"/>
-          <w:i w:val="0"/>
-          <w:color w:val="000000"/>
-          <w:sz w:val="24"/>
-        </w:rPr>
-        <w:hyperlink r:id="rId10" w:history="1">
-          <w:r>
-            <w:rPr>
-              <w:rStyle w:val="Hyperlink"/>
-            </w:rPr>
-            <w:t xml:space="preserve">Yeide, </w:t>
-          </w:r>
-        </w:hyperlink>
-      </w:r>
-      <w:r>
-        <w:rPr>
-          <w:rFonts w:ascii="Charis SIL Regular" w:hAnsi="Charis SIL Regular" w:eastAsia="Charis SIL Regular"/>
-          <w:b w:val="0"/>
-          <w:i w:val="0"/>
-          <w:color w:val="000000"/>
-          <w:sz w:val="24"/>
-        </w:rPr>
-        <w:t>N</w:t>
-      </w:r>
-      <w:r>
-        <w:rPr>
-          <w:rFonts w:ascii="Charis SIL Regular" w:hAnsi="Charis SIL Regular" w:eastAsia="Charis SIL Regular"/>
-          <w:b w:val="0"/>
-          <w:i w:val="0"/>
-          <w:color w:val="000000"/>
-          <w:sz w:val="24"/>
-        </w:rPr>
-        <w:hyperlink r:id="rId10" w:history="1">
-          <w:r>
-            <w:rPr>
-              <w:rStyle w:val="Hyperlink"/>
-            </w:rPr>
-            <w:t>anc</w:t>
-          </w:r>
-        </w:hyperlink>
-      </w:r>
-      <w:r>
-        <w:rPr>
-          <w:rFonts w:ascii="Charis SIL Regular" w:hAnsi="Charis SIL Regular" w:eastAsia="Charis SIL Regular"/>
-          <w:b w:val="0"/>
-          <w:i w:val="0"/>
-          <w:color w:val="000000"/>
-          <w:sz w:val="24"/>
-        </w:rPr>
-        <w:t xml:space="preserve">y, Konstantin Akinsha and Amy L. Walsh, </w:t>
+        <w:t xml:space="preserve">•  Yeide, Nancy, Konstantin Akinsha and Amy L. Walsh, </w:t>
       </w:r>
       <w:r>
         <w:rPr>
@@ -4493,7 +4360,34 @@
           <w:color w:val="000000"/>
           <w:sz w:val="24"/>
         </w:rPr>
-        <w:t xml:space="preserve">•  Lang, Sabine (ed.), </w:t>
+        <w:t xml:space="preserve">•  </w:t>
+      </w:r>
+      <w:r>
+        <w:rPr>
+          <w:rFonts w:ascii="Charis SIL Regular" w:hAnsi="Charis SIL Regular" w:eastAsia="Charis SIL Regular"/>
+          <w:b w:val="0"/>
+          <w:i w:val="0"/>
+          <w:color w:val="000000"/>
+          <w:sz w:val="24"/>
+        </w:rPr>
+        <w:hyperlink r:id="rId17" w:history="1">
+          <w:r>
+            <w:rPr>
+              <w:rStyle w:val="Hyperlink"/>
+            </w:rPr>
+            <w:t>Lang, Sa</w:t>
+          </w:r>
+        </w:hyperlink>
+      </w:r>
+      <w:r>
+        <w:rPr>
+          <w:rFonts w:ascii="Charis SIL Regular" w:hAnsi="Charis SIL Regular" w:eastAsia="Charis SIL Regular"/>
+          <w:b w:val="0"/>
+          <w:i w:val="0"/>
+          <w:color w:val="000000"/>
+          <w:sz w:val="24"/>
+        </w:rPr>
+        <w:t xml:space="preserve">bine (ed.), </w:t>
       </w:r>
       <w:r>
         <w:rPr>

--- a/EXPORTS/DOCX/published/niveau1/Dutch/DoingResearch.docx
+++ b/EXPORTS/DOCX/published/niveau1/Dutch/DoingResearch.docx
@@ -377,7 +377,7 @@
             <w:rPr>
               <w:rStyle w:val="Hyperlink"/>
             </w:rPr>
-            <w:t>of</w:t>
+            <w:t>o</w:t>
           </w:r>
         </w:hyperlink>
       </w:r>
@@ -388,6 +388,17 @@
           <w:i/>
           <w:color w:val="0000FF"/>
           <w:sz w:val="24"/>
+        </w:rPr>
+        <w:t>f</w:t>
+      </w:r>
+      <w:r>
+        <w:rPr>
+          <w:rFonts w:ascii="Charis SIL Italic" w:hAnsi="Charis SIL Italic" w:eastAsia="Charis SIL Italic"/>
+          <w:b w:val="0"/>
+          <w:i/>
+          <w:color w:val="0000FF"/>
+          <w:sz w:val="24"/>
+          <w:u w:val="single"/>
         </w:rPr>
         <w:t xml:space="preserve"> </w:t>
       </w:r>
@@ -579,7 +590,25 @@
             <w:rPr>
               <w:rStyle w:val="Hyperlink"/>
             </w:rPr>
-            <w:t>col</w:t>
+            <w:t>co</w:t>
+          </w:r>
+        </w:hyperlink>
+      </w:r>
+      <w:r>
+        <w:rPr>
+          <w:rFonts w:ascii="Charis SIL Italic" w:hAnsi="Charis SIL Italic" w:eastAsia="Charis SIL Italic"/>
+          <w:b w:val="0"/>
+          <w:i/>
+          <w:color w:val="0000FF"/>
+          <w:sz w:val="24"/>
+          <w:u w:val="single"/>
+        </w:rPr>
+        <w:hyperlink r:id="rId9" w:history="1">
+          <w:r>
+            <w:rPr>
+              <w:rStyle w:val="Hyperlink"/>
+            </w:rPr>
+            <w:t>l</w:t>
           </w:r>
         </w:hyperlink>
       </w:r>
@@ -757,7 +786,7 @@
           <w:sz w:val="24"/>
           <w:u w:val="single"/>
         </w:rPr>
-        <w:hyperlink r:id="rId10" w:history="1">
+        <w:hyperlink r:id="rId9" w:history="1">
           <w:r>
             <w:rPr>
               <w:rStyle w:val="Hyperlink"/>
@@ -2413,7 +2442,7 @@
           <w:sz w:val="24"/>
           <w:u w:val="single"/>
         </w:rPr>
-        <w:hyperlink r:id="rId13" w:history="1">
+        <w:hyperlink r:id="rId12" w:history="1">
           <w:r>
             <w:rPr>
               <w:rStyle w:val="Hyperlink"/>
@@ -4204,7 +4233,61 @@
           <w:color w:val="000000"/>
           <w:sz w:val="24"/>
         </w:rPr>
-        <w:t xml:space="preserve">•  Yeide, Nancy, Konstantin Akinsha and Amy L. Walsh, </w:t>
+        <w:t xml:space="preserve">•  </w:t>
+      </w:r>
+      <w:r>
+        <w:rPr>
+          <w:rFonts w:ascii="Charis SIL Regular" w:hAnsi="Charis SIL Regular" w:eastAsia="Charis SIL Regular"/>
+          <w:b w:val="0"/>
+          <w:i w:val="0"/>
+          <w:color w:val="000000"/>
+          <w:sz w:val="24"/>
+        </w:rPr>
+        <w:hyperlink r:id="rId10" w:history="1">
+          <w:r>
+            <w:rPr>
+              <w:rStyle w:val="Hyperlink"/>
+            </w:rPr>
+            <w:t xml:space="preserve">Yeide, </w:t>
+          </w:r>
+        </w:hyperlink>
+      </w:r>
+      <w:r>
+        <w:rPr>
+          <w:rFonts w:ascii="Charis SIL Regular" w:hAnsi="Charis SIL Regular" w:eastAsia="Charis SIL Regular"/>
+          <w:b w:val="0"/>
+          <w:i w:val="0"/>
+          <w:color w:val="000000"/>
+          <w:sz w:val="24"/>
+        </w:rPr>
+        <w:t>N</w:t>
+      </w:r>
+      <w:r>
+        <w:rPr>
+          <w:rFonts w:ascii="Charis SIL Regular" w:hAnsi="Charis SIL Regular" w:eastAsia="Charis SIL Regular"/>
+          <w:b w:val="0"/>
+          <w:i w:val="0"/>
+          <w:color w:val="000000"/>
+          <w:sz w:val="24"/>
+        </w:rPr>
+        <w:hyperlink r:id="rId10" w:history="1">
+          <w:r>
+            <w:rPr>
+              <w:rStyle w:val="Hyperlink"/>
+            </w:rPr>
+            <w:t>anc</w:t>
+          </w:r>
+        </w:hyperlink>
+      </w:r>
+      <w:r>
+        <w:rPr>
+          <w:rFonts w:ascii="Charis SIL Regular" w:hAnsi="Charis SIL Regular" w:eastAsia="Charis SIL Regular"/>
+          <w:b w:val="0"/>
+          <w:i w:val="0"/>
+          <w:color w:val="000000"/>
+          <w:sz w:val="24"/>
+        </w:rPr>
+        <w:t xml:space="preserve">y, Konstantin Akinsha and Amy L. Walsh, </w:t>
       </w:r>
       <w:r>
         <w:rPr>
@@ -4360,34 +4443,7 @@
           <w:color w:val="000000"/>
           <w:sz w:val="24"/>
         </w:rPr>
-        <w:t xml:space="preserve">•  </w:t>
-      </w:r>
-      <w:r>
-        <w:rPr>
-          <w:rFonts w:ascii="Charis SIL Regular" w:hAnsi="Charis SIL Regular" w:eastAsia="Charis SIL Regular"/>
-          <w:b w:val="0"/>
-          <w:i w:val="0"/>
-          <w:color w:val="000000"/>
-          <w:sz w:val="24"/>
-        </w:rPr>
-        <w:hyperlink r:id="rId17" w:history="1">
-          <w:r>
-            <w:rPr>
-              <w:rStyle w:val="Hyperlink"/>
-            </w:rPr>
-            <w:t>Lang, Sa</w:t>
-          </w:r>
-        </w:hyperlink>
-      </w:r>
-      <w:r>
-        <w:rPr>
-          <w:rFonts w:ascii="Charis SIL Regular" w:hAnsi="Charis SIL Regular" w:eastAsia="Charis SIL Regular"/>
-          <w:b w:val="0"/>
-          <w:i w:val="0"/>
-          <w:color w:val="000000"/>
-          <w:sz w:val="24"/>
-        </w:rPr>
-        <w:t xml:space="preserve">bine (ed.), </w:t>
+        <w:t xml:space="preserve">•  Lang, Sabine (ed.), </w:t>
       </w:r>
       <w:r>
         <w:rPr>
@@ -4665,90 +4721,7 @@
           <w:color w:val="000000"/>
           <w:sz w:val="24"/>
         </w:rPr>
-        <w:t>. 2nd Editio</w:t>
-      </w:r>
-      <w:r>
-        <w:rPr>
-          <w:u w:val="single" w:color="0000ff"/>
-          <w:rFonts w:ascii="Charis SIL Regular" w:hAnsi="Charis SIL Regular" w:eastAsia="Charis SIL Regular"/>
-          <w:b w:val="0"/>
-          <w:i w:val="0"/>
-          <w:color w:val="000000"/>
-          <w:sz w:val="24"/>
-        </w:rPr>
-        <w:hyperlink r:id="rId18" w:history="1">
-          <w:r>
-            <w:rPr>
-              <w:rStyle w:val="Hyperlink"/>
-            </w:rPr>
-            <w:t>n (Germa</w:t>
-          </w:r>
-        </w:hyperlink>
-      </w:r>
-      <w:r>
-        <w:rPr>
-          <w:u w:val="single" w:color="0000ff"/>
-          <w:rFonts w:ascii="Charis SIL Regular" w:hAnsi="Charis SIL Regular" w:eastAsia="Charis SIL Regular"/>
-          <w:b w:val="0"/>
-          <w:i w:val="0"/>
-          <w:color w:val="000000"/>
-          <w:sz w:val="24"/>
-        </w:rPr>
-        <w:hyperlink r:id="rId18" w:history="1">
-          <w:r>
-            <w:rPr>
-              <w:rStyle w:val="Hyperlink"/>
-            </w:rPr>
-            <w:t>n M</w:t>
-          </w:r>
-        </w:hyperlink>
-      </w:r>
-      <w:r>
-        <w:rPr>
-          <w:u w:val="single" w:color="0000ff"/>
-          <w:rFonts w:ascii="Charis SIL Regular" w:hAnsi="Charis SIL Regular" w:eastAsia="Charis SIL Regular"/>
-          <w:b w:val="0"/>
-          <w:i w:val="0"/>
-          <w:color w:val="000000"/>
-          <w:sz w:val="24"/>
-        </w:rPr>
-        <w:hyperlink r:id="rId18" w:history="1">
-          <w:r>
-            <w:rPr>
-              <w:rStyle w:val="Hyperlink"/>
-            </w:rPr>
-            <w:t>useums</w:t>
-          </w:r>
-        </w:hyperlink>
-      </w:r>
-      <w:r>
-        <w:rPr>
-          <w:u w:val="single" w:color="0000ff"/>
-          <w:rFonts w:ascii="Charis SIL Regular" w:hAnsi="Charis SIL Regular" w:eastAsia="Charis SIL Regular"/>
-          <w:b w:val="0"/>
-          <w:i w:val="0"/>
-          <w:color w:val="000000"/>
-          <w:sz w:val="24"/>
-        </w:rPr>
-        <w:t xml:space="preserve"> </w:t>
-      </w:r>
-      <w:r>
-        <w:rPr>
-          <w:u w:val="single" w:color="0000ff"/>
-          <w:rFonts w:ascii="Charis SIL Regular" w:hAnsi="Charis SIL Regular" w:eastAsia="Charis SIL Regular"/>
-          <w:b w:val="0"/>
-          <w:i w:val="0"/>
-          <w:color w:val="000000"/>
-          <w:sz w:val="24"/>
-        </w:rPr>
-        <w:hyperlink r:id="rId18" w:history="1">
-          <w:r>
-            <w:rPr>
-              <w:rStyle w:val="Hyperlink"/>
-            </w:rPr>
-            <w:t>Associatio</w:t>
-          </w:r>
-        </w:hyperlink>
+        <w:t>. 2nd Edition (German Museums Associatio</w:t>
       </w:r>
       <w:r>
         <w:rPr>

--- a/EXPORTS/DOCX/published/niveau1/Dutch/DoingResearch.docx
+++ b/EXPORTS/DOCX/published/niveau1/Dutch/DoingResearch.docx
@@ -377,19 +377,9 @@
             <w:rPr>
               <w:rStyle w:val="Hyperlink"/>
             </w:rPr>
-            <w:t>o</w:t>
+            <w:t>of</w:t>
           </w:r>
         </w:hyperlink>
-      </w:r>
-      <w:r>
-        <w:rPr>
-          <w:rFonts w:ascii="Charis SIL Italic" w:hAnsi="Charis SIL Italic" w:eastAsia="Charis SIL Italic"/>
-          <w:b w:val="0"/>
-          <w:i/>
-          <w:color w:val="0000FF"/>
-          <w:sz w:val="24"/>
-        </w:rPr>
-        <w:t>f</w:t>
       </w:r>
       <w:r>
         <w:rPr>
@@ -590,25 +580,7 @@
             <w:rPr>
               <w:rStyle w:val="Hyperlink"/>
             </w:rPr>
-            <w:t>co</w:t>
-          </w:r>
-        </w:hyperlink>
-      </w:r>
-      <w:r>
-        <w:rPr>
-          <w:rFonts w:ascii="Charis SIL Italic" w:hAnsi="Charis SIL Italic" w:eastAsia="Charis SIL Italic"/>
-          <w:b w:val="0"/>
-          <w:i/>
-          <w:color w:val="0000FF"/>
-          <w:sz w:val="24"/>
-          <w:u w:val="single"/>
-        </w:rPr>
-        <w:hyperlink r:id="rId9" w:history="1">
-          <w:r>
-            <w:rPr>
-              <w:rStyle w:val="Hyperlink"/>
-            </w:rPr>
-            <w:t>l</w:t>
+            <w:t>col</w:t>
           </w:r>
         </w:hyperlink>
       </w:r>
@@ -702,16 +674,8 @@
           <w:i/>
           <w:color w:val="0000FF"/>
           <w:sz w:val="24"/>
-          <w:u w:val="single"/>
-        </w:rPr>
-        <w:hyperlink r:id="rId9" w:history="1">
-          <w:r>
-            <w:rPr>
-              <w:rStyle w:val="Hyperlink"/>
-            </w:rPr>
-            <w:t>s</w:t>
-          </w:r>
-        </w:hyperlink>
+        </w:rPr>
+        <w:t>s</w:t>
       </w:r>
       <w:r>
         <w:rPr>
@@ -733,13 +697,75 @@
       </w:r>
       <w:r>
         <w:rPr>
+          <w:u w:val="single" w:color="0000ff"/>
           <w:rFonts w:ascii="Charis SIL Regular" w:hAnsi="Charis SIL Regular" w:eastAsia="Charis SIL Regular"/>
           <w:b w:val="0"/>
           <w:i w:val="0"/>
           <w:color w:val="000000"/>
           <w:sz w:val="24"/>
         </w:rPr>
-        <w:t>publicatie _</w:t>
+        <w:hyperlink r:id="rId9" w:history="1">
+          <w:r>
+            <w:rPr>
+              <w:rStyle w:val="Hyperlink"/>
+            </w:rPr>
+            <w:t>public</w:t>
+          </w:r>
+        </w:hyperlink>
+      </w:r>
+      <w:r>
+        <w:rPr>
+          <w:u w:val="single" w:color="0000ff"/>
+          <w:rFonts w:ascii="Charis SIL Regular" w:hAnsi="Charis SIL Regular" w:eastAsia="Charis SIL Regular"/>
+          <w:b w:val="0"/>
+          <w:i w:val="0"/>
+          <w:color w:val="000000"/>
+          <w:sz w:val="24"/>
+        </w:rPr>
+        <w:hyperlink r:id="rId9" w:history="1">
+          <w:r>
+            <w:rPr>
+              <w:rStyle w:val="Hyperlink"/>
+            </w:rPr>
+            <w:t>a</w:t>
+          </w:r>
+        </w:hyperlink>
+      </w:r>
+      <w:r>
+        <w:rPr>
+          <w:u w:val="single" w:color="0000ff"/>
+          <w:rFonts w:ascii="Charis SIL Regular" w:hAnsi="Charis SIL Regular" w:eastAsia="Charis SIL Regular"/>
+          <w:b w:val="0"/>
+          <w:i w:val="0"/>
+          <w:color w:val="000000"/>
+          <w:sz w:val="24"/>
+        </w:rPr>
+        <w:hyperlink r:id="rId9" w:history="1">
+          <w:r>
+            <w:rPr>
+              <w:rStyle w:val="Hyperlink"/>
+            </w:rPr>
+            <w:t xml:space="preserve">tie </w:t>
+          </w:r>
+        </w:hyperlink>
+      </w:r>
+      <w:r>
+        <w:rPr>
+          <w:u w:val="single" w:color="0000ff"/>
+          <w:rFonts w:ascii="Charis SIL Regular" w:hAnsi="Charis SIL Regular" w:eastAsia="Charis SIL Regular"/>
+          <w:b w:val="0"/>
+          <w:i w:val="0"/>
+          <w:color w:val="000000"/>
+          <w:sz w:val="24"/>
+        </w:rPr>
+        <w:hyperlink r:id="rId9" w:history="1">
+          <w:r>
+            <w:rPr>
+              <w:rStyle w:val="Hyperlink"/>
+            </w:rPr>
+            <w:t>_</w:t>
+          </w:r>
+        </w:hyperlink>
       </w:r>
       <w:r>
         <w:rPr>
@@ -750,7 +776,7 @@
           <w:sz w:val="24"/>
           <w:u w:val="single"/>
         </w:rPr>
-        <w:hyperlink r:id="rId10" w:history="1">
+        <w:hyperlink r:id="rId9" w:history="1">
           <w:r>
             <w:rPr>
               <w:rStyle w:val="Hyperlink"/>
@@ -768,7 +794,7 @@
           <w:sz w:val="24"/>
           <w:u w:val="single"/>
         </w:rPr>
-        <w:hyperlink r:id="rId10" w:history="1">
+        <w:hyperlink r:id="rId9" w:history="1">
           <w:r>
             <w:rPr>
               <w:rStyle w:val="Hyperlink"/>
@@ -963,7 +989,7 @@
           <w:sz w:val="24"/>
           <w:u w:val="single"/>
         </w:rPr>
-        <w:hyperlink r:id="rId9" w:history="1">
+        <w:hyperlink r:id="rId10" w:history="1">
           <w:r>
             <w:rPr>
               <w:rStyle w:val="Hyperlink"/>
@@ -992,7 +1018,7 @@
           <w:sz w:val="24"/>
           <w:u w:val="single"/>
         </w:rPr>
-        <w:hyperlink r:id="rId9" w:history="1">
+        <w:hyperlink r:id="rId10" w:history="1">
           <w:r>
             <w:rPr>
               <w:rStyle w:val="Hyperlink"/>
@@ -1115,7 +1141,7 @@
           <w:sz w:val="24"/>
           <w:u w:val="single"/>
         </w:rPr>
-        <w:hyperlink r:id="rId10" w:history="1">
+        <w:hyperlink r:id="rId9" w:history="1">
           <w:r>
             <w:rPr>
               <w:rStyle w:val="Hyperlink"/>
@@ -1132,6 +1158,127 @@
           <w:color w:val="0000FF"/>
           <w:sz w:val="24"/>
           <w:u w:val="single"/>
+        </w:rPr>
+        <w:hyperlink r:id="rId9" w:history="1">
+          <w:r>
+            <w:rPr>
+              <w:rStyle w:val="Hyperlink"/>
+            </w:rPr>
+            <w:t>e</w:t>
+          </w:r>
+        </w:hyperlink>
+      </w:r>
+      <w:r>
+        <w:rPr>
+          <w:rFonts w:ascii="Charis SIL Regular" w:hAnsi="Charis SIL Regular" w:eastAsia="Charis SIL Regular"/>
+          <w:b w:val="0"/>
+          <w:i w:val="0"/>
+          <w:color w:val="0000FF"/>
+          <w:sz w:val="24"/>
+          <w:u w:val="single"/>
+        </w:rPr>
+        <w:hyperlink r:id="rId9" w:history="1">
+          <w:r>
+            <w:rPr>
+              <w:rStyle w:val="Hyperlink"/>
+            </w:rPr>
+            <w:t>n</w:t>
+          </w:r>
+        </w:hyperlink>
+      </w:r>
+      <w:r>
+        <w:rPr>
+          <w:rFonts w:ascii="Charis SIL Regular" w:hAnsi="Charis SIL Regular" w:eastAsia="Charis SIL Regular"/>
+          <w:b w:val="0"/>
+          <w:i w:val="0"/>
+          <w:color w:val="0000FF"/>
+          <w:sz w:val="24"/>
+          <w:u w:val="single"/>
+        </w:rPr>
+        <w:t xml:space="preserve"> </w:t>
+      </w:r>
+      <w:r>
+        <w:rPr>
+          <w:rFonts w:ascii="Charis SIL Regular" w:hAnsi="Charis SIL Regular" w:eastAsia="Charis SIL Regular"/>
+          <w:b w:val="0"/>
+          <w:i w:val="0"/>
+          <w:color w:val="0000FF"/>
+          <w:sz w:val="24"/>
+          <w:u w:val="single"/>
+        </w:rPr>
+        <w:hyperlink r:id="rId9" w:history="1">
+          <w:r>
+            <w:rPr>
+              <w:rStyle w:val="Hyperlink"/>
+            </w:rPr>
+            <w:t>handre</w:t>
+          </w:r>
+        </w:hyperlink>
+      </w:r>
+      <w:r>
+        <w:rPr>
+          <w:rFonts w:ascii="Charis SIL Regular" w:hAnsi="Charis SIL Regular" w:eastAsia="Charis SIL Regular"/>
+          <w:b w:val="0"/>
+          <w:i w:val="0"/>
+          <w:color w:val="0000FF"/>
+          <w:sz w:val="24"/>
+          <w:u w:val="single"/>
+        </w:rPr>
+        <w:hyperlink r:id="rId10" w:history="1">
+          <w:r>
+            <w:rPr>
+              <w:rStyle w:val="Hyperlink"/>
+            </w:rPr>
+            <w:t>iking</w:t>
+          </w:r>
+        </w:hyperlink>
+      </w:r>
+      <w:r>
+        <w:rPr>
+          <w:rFonts w:ascii="Charis SIL Regular" w:hAnsi="Charis SIL Regular" w:eastAsia="Charis SIL Regular"/>
+          <w:b w:val="0"/>
+          <w:i w:val="0"/>
+          <w:color w:val="000000"/>
+          <w:sz w:val="24"/>
+        </w:rPr>
+        <w:t xml:space="preserve"> van </w:t>
+      </w:r>
+      <w:r>
+        <w:rPr>
+          <w:rFonts w:ascii="Charis SIL Regular" w:hAnsi="Charis SIL Regular" w:eastAsia="Charis SIL Regular"/>
+          <w:b w:val="0"/>
+          <w:i w:val="0"/>
+          <w:color w:val="000000"/>
+          <w:sz w:val="24"/>
+        </w:rPr>
+        <w:t>de Rijksdie</w:t>
+      </w:r>
+      <w:r>
+        <w:rPr>
+          <w:u w:val="single" w:color="0000ff"/>
+          <w:rFonts w:ascii="Charis SIL Regular" w:hAnsi="Charis SIL Regular" w:eastAsia="Charis SIL Regular"/>
+          <w:b w:val="0"/>
+          <w:i w:val="0"/>
+          <w:color w:val="000000"/>
+          <w:sz w:val="24"/>
+        </w:rPr>
+        <w:hyperlink r:id="rId10" w:history="1">
+          <w:r>
+            <w:rPr>
+              <w:rStyle w:val="Hyperlink"/>
+            </w:rPr>
+            <w:t>nst voor het Culture</w:t>
+          </w:r>
+        </w:hyperlink>
+      </w:r>
+      <w:r>
+        <w:rPr>
+          <w:u w:val="single" w:color="0000ff"/>
+          <w:rFonts w:ascii="Charis SIL Regular" w:hAnsi="Charis SIL Regular" w:eastAsia="Charis SIL Regular"/>
+          <w:b w:val="0"/>
+          <w:i w:val="0"/>
+          <w:color w:val="000000"/>
+          <w:sz w:val="24"/>
         </w:rPr>
         <w:hyperlink r:id="rId10" w:history="1">
           <w:r>
@@ -1144,88 +1291,201 @@
       </w:r>
       <w:r>
         <w:rPr>
+          <w:u w:val="single" w:color="0000ff"/>
           <w:rFonts w:ascii="Charis SIL Regular" w:hAnsi="Charis SIL Regular" w:eastAsia="Charis SIL Regular"/>
           <w:b w:val="0"/>
           <w:i w:val="0"/>
-          <w:color w:val="0000FF"/>
-          <w:sz w:val="24"/>
-          <w:u w:val="single"/>
-        </w:rPr>
-        <w:hyperlink r:id="rId9" w:history="1">
-          <w:r>
-            <w:rPr>
-              <w:rStyle w:val="Hyperlink"/>
-            </w:rPr>
-            <w:t>n</w:t>
-          </w:r>
-        </w:hyperlink>
-      </w:r>
-      <w:r>
-        <w:rPr>
-          <w:rFonts w:ascii="Charis SIL Regular" w:hAnsi="Charis SIL Regular" w:eastAsia="Charis SIL Regular"/>
-          <w:b w:val="0"/>
-          <w:i w:val="0"/>
-          <w:color w:val="0000FF"/>
-          <w:sz w:val="24"/>
-          <w:u w:val="single"/>
-        </w:rPr>
-        <w:t xml:space="preserve"> </w:t>
-      </w:r>
-      <w:r>
-        <w:rPr>
-          <w:rFonts w:ascii="Charis SIL Regular" w:hAnsi="Charis SIL Regular" w:eastAsia="Charis SIL Regular"/>
-          <w:b w:val="0"/>
-          <w:i w:val="0"/>
-          <w:color w:val="0000FF"/>
-          <w:sz w:val="24"/>
-          <w:u w:val="single"/>
-        </w:rPr>
-        <w:hyperlink r:id="rId9" w:history="1">
-          <w:r>
-            <w:rPr>
-              <w:rStyle w:val="Hyperlink"/>
-            </w:rPr>
-            <w:t>handre</w:t>
-          </w:r>
-        </w:hyperlink>
-      </w:r>
-      <w:r>
-        <w:rPr>
-          <w:rFonts w:ascii="Charis SIL Regular" w:hAnsi="Charis SIL Regular" w:eastAsia="Charis SIL Regular"/>
-          <w:b w:val="0"/>
-          <w:i w:val="0"/>
-          <w:color w:val="0000FF"/>
-          <w:sz w:val="24"/>
-          <w:u w:val="single"/>
+          <w:color w:val="000000"/>
+          <w:sz w:val="24"/>
         </w:rPr>
         <w:hyperlink r:id="rId10" w:history="1">
           <w:r>
             <w:rPr>
               <w:rStyle w:val="Hyperlink"/>
             </w:rPr>
-            <w:t>iking</w:t>
+            <w:t>l Erf</w:t>
           </w:r>
         </w:hyperlink>
       </w:r>
       <w:r>
         <w:rPr>
+          <w:u w:val="single" w:color="0000ff"/>
           <w:rFonts w:ascii="Charis SIL Regular" w:hAnsi="Charis SIL Regular" w:eastAsia="Charis SIL Regular"/>
           <w:b w:val="0"/>
           <w:i w:val="0"/>
           <w:color w:val="000000"/>
           <w:sz w:val="24"/>
         </w:rPr>
-        <w:t xml:space="preserve"> van </w:t>
-      </w:r>
-      <w:r>
-        <w:rPr>
+        <w:hyperlink r:id="rId10" w:history="1">
+          <w:r>
+            <w:rPr>
+              <w:rStyle w:val="Hyperlink"/>
+            </w:rPr>
+            <w:t>g</w:t>
+          </w:r>
+        </w:hyperlink>
+      </w:r>
+      <w:r>
+        <w:rPr>
+          <w:u w:val="single" w:color="0000ff"/>
           <w:rFonts w:ascii="Charis SIL Regular" w:hAnsi="Charis SIL Regular" w:eastAsia="Charis SIL Regular"/>
           <w:b w:val="0"/>
           <w:i w:val="0"/>
           <w:color w:val="000000"/>
           <w:sz w:val="24"/>
         </w:rPr>
-        <w:t>de Rijksdienst voor het Cultureel Erfgoed. Onderaan deze zoekhulp vind</w:t>
+        <w:hyperlink r:id="rId10" w:history="1">
+          <w:r>
+            <w:rPr>
+              <w:rStyle w:val="Hyperlink"/>
+            </w:rPr>
+            <w:t>oed. On</w:t>
+          </w:r>
+        </w:hyperlink>
+      </w:r>
+      <w:r>
+        <w:rPr>
+          <w:u w:val="single" w:color="0000ff"/>
+          <w:rFonts w:ascii="Charis SIL Regular" w:hAnsi="Charis SIL Regular" w:eastAsia="Charis SIL Regular"/>
+          <w:b w:val="0"/>
+          <w:i w:val="0"/>
+          <w:color w:val="000000"/>
+          <w:sz w:val="24"/>
+        </w:rPr>
+        <w:hyperlink r:id="rId10" w:history="1">
+          <w:r>
+            <w:rPr>
+              <w:rStyle w:val="Hyperlink"/>
+            </w:rPr>
+            <w:t>d</w:t>
+          </w:r>
+        </w:hyperlink>
+      </w:r>
+      <w:r>
+        <w:rPr>
+          <w:u w:val="single" w:color="0000ff"/>
+          <w:rFonts w:ascii="Charis SIL Regular" w:hAnsi="Charis SIL Regular" w:eastAsia="Charis SIL Regular"/>
+          <w:b w:val="0"/>
+          <w:i w:val="0"/>
+          <w:color w:val="000000"/>
+          <w:sz w:val="24"/>
+        </w:rPr>
+        <w:hyperlink r:id="rId10" w:history="1">
+          <w:r>
+            <w:rPr>
+              <w:rStyle w:val="Hyperlink"/>
+            </w:rPr>
+            <w:t>er</w:t>
+          </w:r>
+        </w:hyperlink>
+      </w:r>
+      <w:r>
+        <w:rPr>
+          <w:u w:val="single" w:color="0000ff"/>
+          <w:rFonts w:ascii="Charis SIL Regular" w:hAnsi="Charis SIL Regular" w:eastAsia="Charis SIL Regular"/>
+          <w:b w:val="0"/>
+          <w:i w:val="0"/>
+          <w:color w:val="000000"/>
+          <w:sz w:val="24"/>
+        </w:rPr>
+        <w:hyperlink r:id="rId10" w:history="1">
+          <w:r>
+            <w:rPr>
+              <w:rStyle w:val="Hyperlink"/>
+            </w:rPr>
+            <w:t>a</w:t>
+          </w:r>
+        </w:hyperlink>
+      </w:r>
+      <w:r>
+        <w:rPr>
+          <w:u w:val="single" w:color="0000ff"/>
+          <w:rFonts w:ascii="Charis SIL Regular" w:hAnsi="Charis SIL Regular" w:eastAsia="Charis SIL Regular"/>
+          <w:b w:val="0"/>
+          <w:i w:val="0"/>
+          <w:color w:val="000000"/>
+          <w:sz w:val="24"/>
+        </w:rPr>
+        <w:hyperlink r:id="rId10" w:history="1">
+          <w:r>
+            <w:rPr>
+              <w:rStyle w:val="Hyperlink"/>
+            </w:rPr>
+            <w:t xml:space="preserve">an </w:t>
+          </w:r>
+        </w:hyperlink>
+      </w:r>
+      <w:r>
+        <w:rPr>
+          <w:u w:val="single" w:color="0000ff"/>
+          <w:rFonts w:ascii="Charis SIL Regular" w:hAnsi="Charis SIL Regular" w:eastAsia="Charis SIL Regular"/>
+          <w:b w:val="0"/>
+          <w:i w:val="0"/>
+          <w:color w:val="000000"/>
+          <w:sz w:val="24"/>
+        </w:rPr>
+        <w:hyperlink r:id="rId10" w:history="1">
+          <w:r>
+            <w:rPr>
+              <w:rStyle w:val="Hyperlink"/>
+            </w:rPr>
+            <w:t>d</w:t>
+          </w:r>
+        </w:hyperlink>
+      </w:r>
+      <w:r>
+        <w:rPr>
+          <w:u w:val="single" w:color="0000ff"/>
+          <w:rFonts w:ascii="Charis SIL Regular" w:hAnsi="Charis SIL Regular" w:eastAsia="Charis SIL Regular"/>
+          <w:b w:val="0"/>
+          <w:i w:val="0"/>
+          <w:color w:val="000000"/>
+          <w:sz w:val="24"/>
+        </w:rPr>
+        <w:hyperlink r:id="rId10" w:history="1">
+          <w:r>
+            <w:rPr>
+              <w:rStyle w:val="Hyperlink"/>
+            </w:rPr>
+            <w:t>eze zoek</w:t>
+          </w:r>
+        </w:hyperlink>
+      </w:r>
+      <w:r>
+        <w:rPr>
+          <w:u w:val="single" w:color="0000ff"/>
+          <w:rFonts w:ascii="Charis SIL Regular" w:hAnsi="Charis SIL Regular" w:eastAsia="Charis SIL Regular"/>
+          <w:b w:val="0"/>
+          <w:i w:val="0"/>
+          <w:color w:val="000000"/>
+          <w:sz w:val="24"/>
+        </w:rPr>
+        <w:hyperlink r:id="rId10" w:history="1">
+          <w:r>
+            <w:rPr>
+              <w:rStyle w:val="Hyperlink"/>
+            </w:rPr>
+            <w:t>h</w:t>
+          </w:r>
+        </w:hyperlink>
+      </w:r>
+      <w:r>
+        <w:rPr>
+          <w:u w:val="single" w:color="0000ff"/>
+          <w:rFonts w:ascii="Charis SIL Regular" w:hAnsi="Charis SIL Regular" w:eastAsia="Charis SIL Regular"/>
+          <w:b w:val="0"/>
+          <w:i w:val="0"/>
+          <w:color w:val="000000"/>
+          <w:sz w:val="24"/>
+        </w:rPr>
+        <w:hyperlink r:id="rId10" w:history="1">
+          <w:r>
+            <w:rPr>
+              <w:rStyle w:val="Hyperlink"/>
+            </w:rPr>
+            <w:t>ulp vind</w:t>
+          </w:r>
+        </w:hyperlink>
       </w:r>
       <w:r>
         <w:rPr>
@@ -2330,14 +2590,7 @@
           <w:color w:val="000000"/>
           <w:sz w:val="24"/>
         </w:rPr>
-        <w:hyperlink r:id="rId12" w:history="1">
-          <w:r>
-            <w:rPr>
-              <w:rStyle w:val="Hyperlink"/>
-            </w:rPr>
-            <w:t xml:space="preserve">de zoekhulp </w:t>
-          </w:r>
-        </w:hyperlink>
+        <w:t xml:space="preserve">de zoekhulp </w:t>
       </w:r>
       <w:r>
         <w:rPr>
@@ -2348,7 +2601,7 @@
           <w:sz w:val="24"/>
           <w:u w:val="single"/>
         </w:rPr>
-        <w:hyperlink r:id="rId12" w:history="1">
+        <w:hyperlink r:id="rId13" w:history="1">
           <w:r>
             <w:rPr>
               <w:rStyle w:val="Hyperlink"/>
@@ -2356,111 +2609,6 @@
             <w:t>H</w:t>
           </w:r>
         </w:hyperlink>
-      </w:r>
-      <w:r>
-        <w:rPr>
-          <w:rFonts w:ascii="Charis SIL Regular" w:hAnsi="Charis SIL Regular" w:eastAsia="Charis SIL Regular"/>
-          <w:b w:val="0"/>
-          <w:i w:val="0"/>
-          <w:color w:val="0000FF"/>
-          <w:sz w:val="24"/>
-          <w:u w:val="single"/>
-        </w:rPr>
-        <w:hyperlink r:id="rId12" w:history="1">
-          <w:r>
-            <w:rPr>
-              <w:rStyle w:val="Hyperlink"/>
-            </w:rPr>
-            <w:t>o</w:t>
-          </w:r>
-        </w:hyperlink>
-      </w:r>
-      <w:r>
-        <w:rPr>
-          <w:rFonts w:ascii="Charis SIL Regular" w:hAnsi="Charis SIL Regular" w:eastAsia="Charis SIL Regular"/>
-          <w:b w:val="0"/>
-          <w:i w:val="0"/>
-          <w:color w:val="0000FF"/>
-          <w:sz w:val="24"/>
-          <w:u w:val="single"/>
-        </w:rPr>
-        <w:hyperlink r:id="rId12" w:history="1">
-          <w:r>
-            <w:rPr>
-              <w:rStyle w:val="Hyperlink"/>
-            </w:rPr>
-            <w:t>e</w:t>
-          </w:r>
-        </w:hyperlink>
-      </w:r>
-      <w:r>
-        <w:rPr>
-          <w:rFonts w:ascii="Charis SIL Regular" w:hAnsi="Charis SIL Regular" w:eastAsia="Charis SIL Regular"/>
-          <w:b w:val="0"/>
-          <w:i w:val="0"/>
-          <w:color w:val="0000FF"/>
-          <w:sz w:val="24"/>
-          <w:u w:val="single"/>
-        </w:rPr>
-        <w:t xml:space="preserve"> </w:t>
-      </w:r>
-      <w:r>
-        <w:rPr>
-          <w:rFonts w:ascii="Charis SIL Regular" w:hAnsi="Charis SIL Regular" w:eastAsia="Charis SIL Regular"/>
-          <w:b w:val="0"/>
-          <w:i w:val="0"/>
-          <w:color w:val="0000FF"/>
-          <w:sz w:val="24"/>
-          <w:u w:val="single"/>
-        </w:rPr>
-        <w:hyperlink r:id="rId12" w:history="1">
-          <w:r>
-            <w:rPr>
-              <w:rStyle w:val="Hyperlink"/>
-            </w:rPr>
-            <w:t>doe</w:t>
-          </w:r>
-        </w:hyperlink>
-      </w:r>
-      <w:r>
-        <w:rPr>
-          <w:rFonts w:ascii="Charis SIL Regular" w:hAnsi="Charis SIL Regular" w:eastAsia="Charis SIL Regular"/>
-          <w:b w:val="0"/>
-          <w:i w:val="0"/>
-          <w:color w:val="0000FF"/>
-          <w:sz w:val="24"/>
-          <w:u w:val="single"/>
-        </w:rPr>
-        <w:t xml:space="preserve"> </w:t>
-      </w:r>
-      <w:r>
-        <w:rPr>
-          <w:rFonts w:ascii="Charis SIL Regular" w:hAnsi="Charis SIL Regular" w:eastAsia="Charis SIL Regular"/>
-          <w:b w:val="0"/>
-          <w:i w:val="0"/>
-          <w:color w:val="0000FF"/>
-          <w:sz w:val="24"/>
-          <w:u w:val="single"/>
-        </w:rPr>
-        <w:hyperlink r:id="rId12" w:history="1">
-          <w:r>
-            <w:rPr>
-              <w:rStyle w:val="Hyperlink"/>
-            </w:rPr>
-            <w:t>ik</w:t>
-          </w:r>
-        </w:hyperlink>
-      </w:r>
-      <w:r>
-        <w:rPr>
-          <w:rFonts w:ascii="Charis SIL Regular" w:hAnsi="Charis SIL Regular" w:eastAsia="Charis SIL Regular"/>
-          <w:b w:val="0"/>
-          <w:i w:val="0"/>
-          <w:color w:val="0000FF"/>
-          <w:sz w:val="24"/>
-          <w:u w:val="single"/>
-        </w:rPr>
-        <w:t xml:space="preserve"> </w:t>
       </w:r>
       <w:r>
         <w:rPr>
@@ -2494,6 +2642,111 @@
             <w:rPr>
               <w:rStyle w:val="Hyperlink"/>
             </w:rPr>
+            <w:t>e</w:t>
+          </w:r>
+        </w:hyperlink>
+      </w:r>
+      <w:r>
+        <w:rPr>
+          <w:rFonts w:ascii="Charis SIL Regular" w:hAnsi="Charis SIL Regular" w:eastAsia="Charis SIL Regular"/>
+          <w:b w:val="0"/>
+          <w:i w:val="0"/>
+          <w:color w:val="0000FF"/>
+          <w:sz w:val="24"/>
+          <w:u w:val="single"/>
+        </w:rPr>
+        <w:t xml:space="preserve"> </w:t>
+      </w:r>
+      <w:r>
+        <w:rPr>
+          <w:rFonts w:ascii="Charis SIL Regular" w:hAnsi="Charis SIL Regular" w:eastAsia="Charis SIL Regular"/>
+          <w:b w:val="0"/>
+          <w:i w:val="0"/>
+          <w:color w:val="0000FF"/>
+          <w:sz w:val="24"/>
+          <w:u w:val="single"/>
+        </w:rPr>
+        <w:hyperlink r:id="rId13" w:history="1">
+          <w:r>
+            <w:rPr>
+              <w:rStyle w:val="Hyperlink"/>
+            </w:rPr>
+            <w:t>doe</w:t>
+          </w:r>
+        </w:hyperlink>
+      </w:r>
+      <w:r>
+        <w:rPr>
+          <w:rFonts w:ascii="Charis SIL Regular" w:hAnsi="Charis SIL Regular" w:eastAsia="Charis SIL Regular"/>
+          <w:b w:val="0"/>
+          <w:i w:val="0"/>
+          <w:color w:val="0000FF"/>
+          <w:sz w:val="24"/>
+          <w:u w:val="single"/>
+        </w:rPr>
+        <w:t xml:space="preserve"> </w:t>
+      </w:r>
+      <w:r>
+        <w:rPr>
+          <w:rFonts w:ascii="Charis SIL Regular" w:hAnsi="Charis SIL Regular" w:eastAsia="Charis SIL Regular"/>
+          <w:b w:val="0"/>
+          <w:i w:val="0"/>
+          <w:color w:val="0000FF"/>
+          <w:sz w:val="24"/>
+          <w:u w:val="single"/>
+        </w:rPr>
+        <w:hyperlink r:id="rId13" w:history="1">
+          <w:r>
+            <w:rPr>
+              <w:rStyle w:val="Hyperlink"/>
+            </w:rPr>
+            <w:t>ik</w:t>
+          </w:r>
+        </w:hyperlink>
+      </w:r>
+      <w:r>
+        <w:rPr>
+          <w:rFonts w:ascii="Charis SIL Regular" w:hAnsi="Charis SIL Regular" w:eastAsia="Charis SIL Regular"/>
+          <w:b w:val="0"/>
+          <w:i w:val="0"/>
+          <w:color w:val="0000FF"/>
+          <w:sz w:val="24"/>
+          <w:u w:val="single"/>
+        </w:rPr>
+        <w:t xml:space="preserve"> </w:t>
+      </w:r>
+      <w:r>
+        <w:rPr>
+          <w:rFonts w:ascii="Charis SIL Regular" w:hAnsi="Charis SIL Regular" w:eastAsia="Charis SIL Regular"/>
+          <w:b w:val="0"/>
+          <w:i w:val="0"/>
+          <w:color w:val="0000FF"/>
+          <w:sz w:val="24"/>
+          <w:u w:val="single"/>
+        </w:rPr>
+        <w:hyperlink r:id="rId13" w:history="1">
+          <w:r>
+            <w:rPr>
+              <w:rStyle w:val="Hyperlink"/>
+            </w:rPr>
+            <w:t>o</w:t>
+          </w:r>
+        </w:hyperlink>
+      </w:r>
+      <w:r>
+        <w:rPr>
+          <w:rFonts w:ascii="Charis SIL Regular" w:hAnsi="Charis SIL Regular" w:eastAsia="Charis SIL Regular"/>
+          <w:b w:val="0"/>
+          <w:i w:val="0"/>
+          <w:color w:val="0000FF"/>
+          <w:sz w:val="24"/>
+          <w:u w:val="single"/>
+        </w:rPr>
+        <w:hyperlink r:id="rId12" w:history="1">
+          <w:r>
+            <w:rPr>
+              <w:rStyle w:val="Hyperlink"/>
+            </w:rPr>
             <w:t>n</w:t>
           </w:r>
         </w:hyperlink>
@@ -2507,7 +2760,7 @@
           <w:sz w:val="24"/>
           <w:u w:val="single"/>
         </w:rPr>
-        <w:hyperlink r:id="rId13" w:history="1">
+        <w:hyperlink r:id="rId12" w:history="1">
           <w:r>
             <w:rPr>
               <w:rStyle w:val="Hyperlink"/>
@@ -2525,7 +2778,7 @@
           <w:sz w:val="24"/>
           <w:u w:val="single"/>
         </w:rPr>
-        <w:hyperlink r:id="rId13" w:history="1">
+        <w:hyperlink r:id="rId12" w:history="1">
           <w:r>
             <w:rPr>
               <w:rStyle w:val="Hyperlink"/>
@@ -2543,7 +2796,7 @@
           <w:sz w:val="24"/>
           <w:u w:val="single"/>
         </w:rPr>
-        <w:hyperlink r:id="rId13" w:history="1">
+        <w:hyperlink r:id="rId12" w:history="1">
           <w:r>
             <w:rPr>
               <w:rStyle w:val="Hyperlink"/>
@@ -2572,7 +2825,7 @@
           <w:sz w:val="24"/>
           <w:u w:val="single"/>
         </w:rPr>
-        <w:hyperlink r:id="rId13" w:history="1">
+        <w:hyperlink r:id="rId12" w:history="1">
           <w:r>
             <w:rPr>
               <w:rStyle w:val="Hyperlink"/>
@@ -4443,7 +4696,34 @@
           <w:color w:val="000000"/>
           <w:sz w:val="24"/>
         </w:rPr>
-        <w:t xml:space="preserve">•  Lang, Sabine (ed.), </w:t>
+        <w:t xml:space="preserve">•  </w:t>
+      </w:r>
+      <w:r>
+        <w:rPr>
+          <w:rFonts w:ascii="Charis SIL Regular" w:hAnsi="Charis SIL Regular" w:eastAsia="Charis SIL Regular"/>
+          <w:b w:val="0"/>
+          <w:i w:val="0"/>
+          <w:color w:val="000000"/>
+          <w:sz w:val="24"/>
+        </w:rPr>
+        <w:hyperlink r:id="rId17" w:history="1">
+          <w:r>
+            <w:rPr>
+              <w:rStyle w:val="Hyperlink"/>
+            </w:rPr>
+            <w:t>Lang, Sa</w:t>
+          </w:r>
+        </w:hyperlink>
+      </w:r>
+      <w:r>
+        <w:rPr>
+          <w:rFonts w:ascii="Charis SIL Regular" w:hAnsi="Charis SIL Regular" w:eastAsia="Charis SIL Regular"/>
+          <w:b w:val="0"/>
+          <w:i w:val="0"/>
+          <w:color w:val="000000"/>
+          <w:sz w:val="24"/>
+        </w:rPr>
+        <w:t xml:space="preserve">bine (ed.), </w:t>
       </w:r>
       <w:r>
         <w:rPr>
@@ -4721,7 +5001,90 @@
           <w:color w:val="000000"/>
           <w:sz w:val="24"/>
         </w:rPr>
-        <w:t>. 2nd Edition (German Museums Associatio</w:t>
+        <w:t>. 2nd Editio</w:t>
+      </w:r>
+      <w:r>
+        <w:rPr>
+          <w:u w:val="single" w:color="0000ff"/>
+          <w:rFonts w:ascii="Charis SIL Regular" w:hAnsi="Charis SIL Regular" w:eastAsia="Charis SIL Regular"/>
+          <w:b w:val="0"/>
+          <w:i w:val="0"/>
+          <w:color w:val="000000"/>
+          <w:sz w:val="24"/>
+        </w:rPr>
+        <w:hyperlink r:id="rId18" w:history="1">
+          <w:r>
+            <w:rPr>
+              <w:rStyle w:val="Hyperlink"/>
+            </w:rPr>
+            <w:t>n (Germa</w:t>
+          </w:r>
+        </w:hyperlink>
+      </w:r>
+      <w:r>
+        <w:rPr>
+          <w:u w:val="single" w:color="0000ff"/>
+          <w:rFonts w:ascii="Charis SIL Regular" w:hAnsi="Charis SIL Regular" w:eastAsia="Charis SIL Regular"/>
+          <w:b w:val="0"/>
+          <w:i w:val="0"/>
+          <w:color w:val="000000"/>
+          <w:sz w:val="24"/>
+        </w:rPr>
+        <w:hyperlink r:id="rId18" w:history="1">
+          <w:r>
+            <w:rPr>
+              <w:rStyle w:val="Hyperlink"/>
+            </w:rPr>
+            <w:t>n M</w:t>
+          </w:r>
+        </w:hyperlink>
+      </w:r>
+      <w:r>
+        <w:rPr>
+          <w:u w:val="single" w:color="0000ff"/>
+          <w:rFonts w:ascii="Charis SIL Regular" w:hAnsi="Charis SIL Regular" w:eastAsia="Charis SIL Regular"/>
+          <w:b w:val="0"/>
+          <w:i w:val="0"/>
+          <w:color w:val="000000"/>
+          <w:sz w:val="24"/>
+        </w:rPr>
+        <w:hyperlink r:id="rId18" w:history="1">
+          <w:r>
+            <w:rPr>
+              <w:rStyle w:val="Hyperlink"/>
+            </w:rPr>
+            <w:t>useums</w:t>
+          </w:r>
+        </w:hyperlink>
+      </w:r>
+      <w:r>
+        <w:rPr>
+          <w:u w:val="single" w:color="0000ff"/>
+          <w:rFonts w:ascii="Charis SIL Regular" w:hAnsi="Charis SIL Regular" w:eastAsia="Charis SIL Regular"/>
+          <w:b w:val="0"/>
+          <w:i w:val="0"/>
+          <w:color w:val="000000"/>
+          <w:sz w:val="24"/>
+        </w:rPr>
+        <w:t xml:space="preserve"> </w:t>
+      </w:r>
+      <w:r>
+        <w:rPr>
+          <w:u w:val="single" w:color="0000ff"/>
+          <w:rFonts w:ascii="Charis SIL Regular" w:hAnsi="Charis SIL Regular" w:eastAsia="Charis SIL Regular"/>
+          <w:b w:val="0"/>
+          <w:i w:val="0"/>
+          <w:color w:val="000000"/>
+          <w:sz w:val="24"/>
+        </w:rPr>
+        <w:hyperlink r:id="rId18" w:history="1">
+          <w:r>
+            <w:rPr>
+              <w:rStyle w:val="Hyperlink"/>
+            </w:rPr>
+            <w:t>Associatio</w:t>
+          </w:r>
+        </w:hyperlink>
       </w:r>
       <w:r>
         <w:rPr>

--- a/EXPORTS/DOCX/published/niveau1/Dutch/DoingResearch.docx
+++ b/EXPORTS/DOCX/published/niveau1/Dutch/DoingResearch.docx
@@ -337,7 +337,7 @@
             <w:rPr>
               <w:rStyle w:val="Hyperlink"/>
             </w:rPr>
-            <w:t>significanc</w:t>
+            <w:t>significan</w:t>
           </w:r>
         </w:hyperlink>
       </w:r>
@@ -349,6 +349,16 @@
           <w:color w:val="0000FF"/>
           <w:sz w:val="24"/>
           <w:u w:val="single"/>
+        </w:rPr>
+        <w:t>c</w:t>
+      </w:r>
+      <w:r>
+        <w:rPr>
+          <w:rFonts w:ascii="Charis SIL Italic" w:hAnsi="Charis SIL Italic" w:eastAsia="Charis SIL Italic"/>
+          <w:b w:val="0"/>
+          <w:i/>
+          <w:color w:val="0000FF"/>
+          <w:sz w:val="24"/>
         </w:rPr>
         <w:t>e</w:t>
       </w:r>
@@ -446,85 +456,8 @@
           <w:i/>
           <w:color w:val="0000FF"/>
           <w:sz w:val="24"/>
-          <w:u w:val="single"/>
-        </w:rPr>
-        <w:t xml:space="preserve"> </w:t>
-      </w:r>
-      <w:r>
-        <w:rPr>
-          <w:rFonts w:ascii="Charis SIL Italic" w:hAnsi="Charis SIL Italic" w:eastAsia="Charis SIL Italic"/>
-          <w:b w:val="0"/>
-          <w:i/>
-          <w:color w:val="0000FF"/>
-          <w:sz w:val="24"/>
-          <w:u w:val="single"/>
-        </w:rPr>
-        <w:hyperlink r:id="rId9" w:history="1">
-          <w:r>
-            <w:rPr>
-              <w:rStyle w:val="Hyperlink"/>
-            </w:rPr>
-            <w:t>and</w:t>
-          </w:r>
-        </w:hyperlink>
-      </w:r>
-      <w:r>
-        <w:rPr>
-          <w:rFonts w:ascii="Charis SIL Italic" w:hAnsi="Charis SIL Italic" w:eastAsia="Charis SIL Italic"/>
-          <w:b w:val="0"/>
-          <w:i/>
-          <w:color w:val="0000FF"/>
-          <w:sz w:val="24"/>
-          <w:u w:val="single"/>
-        </w:rPr>
-        <w:t xml:space="preserve"> </w:t>
-      </w:r>
-      <w:r>
-        <w:rPr>
-          <w:rFonts w:ascii="Charis SIL Italic" w:hAnsi="Charis SIL Italic" w:eastAsia="Charis SIL Italic"/>
-          <w:b w:val="0"/>
-          <w:i/>
-          <w:color w:val="0000FF"/>
-          <w:sz w:val="24"/>
-          <w:u w:val="single"/>
-        </w:rPr>
-        <w:hyperlink r:id="rId9" w:history="1">
-          <w:r>
-            <w:rPr>
-              <w:rStyle w:val="Hyperlink"/>
-            </w:rPr>
-            <w:t>collections</w:t>
-          </w:r>
-        </w:hyperlink>
-      </w:r>
-      <w:r>
-        <w:rPr>
-          <w:rFonts w:ascii="Charis SIL Italic" w:hAnsi="Charis SIL Italic" w:eastAsia="Charis SIL Italic"/>
-          <w:b w:val="0"/>
-          <w:i/>
-          <w:color w:val="0000FF"/>
-          <w:sz w:val="24"/>
-          <w:u w:val="single"/>
-        </w:rPr>
-        <w:t xml:space="preserve"> </w:t>
-      </w:r>
-      <w:r>
-        <w:rPr>
-          <w:rFonts w:ascii="Charis SIL Italic" w:hAnsi="Charis SIL Italic" w:eastAsia="Charis SIL Italic"/>
-          <w:b w:val="0"/>
-          <w:i/>
-          <w:color w:val="0000FF"/>
-          <w:sz w:val="24"/>
-          <w:u w:val="single"/>
-        </w:rPr>
-        <w:hyperlink r:id="rId9" w:history="1">
-          <w:r>
-            <w:rPr>
-              <w:rStyle w:val="Hyperlink"/>
-            </w:rPr>
-            <w:t>acquired</w:t>
-          </w:r>
-        </w:hyperlink>
+        </w:rPr>
+        <w:t xml:space="preserve"> and collections acquired</w:t>
       </w:r>
       <w:r>
         <w:rPr>
@@ -674,8 +607,16 @@
           <w:i/>
           <w:color w:val="0000FF"/>
           <w:sz w:val="24"/>
-        </w:rPr>
-        <w:t>s</w:t>
+          <w:u w:val="single"/>
+        </w:rPr>
+        <w:hyperlink r:id="rId9" w:history="1">
+          <w:r>
+            <w:rPr>
+              <w:rStyle w:val="Hyperlink"/>
+            </w:rPr>
+            <w:t>s</w:t>
+          </w:r>
+        </w:hyperlink>
       </w:r>
       <w:r>
         <w:rPr>
@@ -697,75 +638,13 @@
       </w:r>
       <w:r>
         <w:rPr>
-          <w:u w:val="single" w:color="0000ff"/>
           <w:rFonts w:ascii="Charis SIL Regular" w:hAnsi="Charis SIL Regular" w:eastAsia="Charis SIL Regular"/>
           <w:b w:val="0"/>
           <w:i w:val="0"/>
           <w:color w:val="000000"/>
           <w:sz w:val="24"/>
         </w:rPr>
-        <w:hyperlink r:id="rId9" w:history="1">
-          <w:r>
-            <w:rPr>
-              <w:rStyle w:val="Hyperlink"/>
-            </w:rPr>
-            <w:t>public</w:t>
-          </w:r>
-        </w:hyperlink>
-      </w:r>
-      <w:r>
-        <w:rPr>
-          <w:u w:val="single" w:color="0000ff"/>
-          <w:rFonts w:ascii="Charis SIL Regular" w:hAnsi="Charis SIL Regular" w:eastAsia="Charis SIL Regular"/>
-          <w:b w:val="0"/>
-          <w:i w:val="0"/>
-          <w:color w:val="000000"/>
-          <w:sz w:val="24"/>
-        </w:rPr>
-        <w:hyperlink r:id="rId9" w:history="1">
-          <w:r>
-            <w:rPr>
-              <w:rStyle w:val="Hyperlink"/>
-            </w:rPr>
-            <w:t>a</w:t>
-          </w:r>
-        </w:hyperlink>
-      </w:r>
-      <w:r>
-        <w:rPr>
-          <w:u w:val="single" w:color="0000ff"/>
-          <w:rFonts w:ascii="Charis SIL Regular" w:hAnsi="Charis SIL Regular" w:eastAsia="Charis SIL Regular"/>
-          <w:b w:val="0"/>
-          <w:i w:val="0"/>
-          <w:color w:val="000000"/>
-          <w:sz w:val="24"/>
-        </w:rPr>
-        <w:hyperlink r:id="rId9" w:history="1">
-          <w:r>
-            <w:rPr>
-              <w:rStyle w:val="Hyperlink"/>
-            </w:rPr>
-            <w:t xml:space="preserve">tie </w:t>
-          </w:r>
-        </w:hyperlink>
-      </w:r>
-      <w:r>
-        <w:rPr>
-          <w:u w:val="single" w:color="0000ff"/>
-          <w:rFonts w:ascii="Charis SIL Regular" w:hAnsi="Charis SIL Regular" w:eastAsia="Charis SIL Regular"/>
-          <w:b w:val="0"/>
-          <w:i w:val="0"/>
-          <w:color w:val="000000"/>
-          <w:sz w:val="24"/>
-        </w:rPr>
-        <w:hyperlink r:id="rId9" w:history="1">
-          <w:r>
-            <w:rPr>
-              <w:rStyle w:val="Hyperlink"/>
-            </w:rPr>
-            <w:t>_</w:t>
-          </w:r>
-        </w:hyperlink>
+        <w:t>publicatie _</w:t>
       </w:r>
       <w:r>
         <w:rPr>
@@ -774,16 +653,8 @@
           <w:i w:val="0"/>
           <w:color w:val="0000FF"/>
           <w:sz w:val="24"/>
-          <w:u w:val="single"/>
-        </w:rPr>
-        <w:hyperlink r:id="rId9" w:history="1">
-          <w:r>
-            <w:rPr>
-              <w:rStyle w:val="Hyperlink"/>
-            </w:rPr>
-            <w:t>Herkomsto</w:t>
-          </w:r>
-        </w:hyperlink>
+        </w:rPr>
+        <w:t>Herkomsto</w:t>
       </w:r>
       <w:r>
         <w:rPr>
@@ -989,7 +860,7 @@
           <w:sz w:val="24"/>
           <w:u w:val="single"/>
         </w:rPr>
-        <w:hyperlink r:id="rId10" w:history="1">
+        <w:hyperlink r:id="rId9" w:history="1">
           <w:r>
             <w:rPr>
               <w:rStyle w:val="Hyperlink"/>
@@ -1018,7 +889,7 @@
           <w:sz w:val="24"/>
           <w:u w:val="single"/>
         </w:rPr>
-        <w:hyperlink r:id="rId10" w:history="1">
+        <w:hyperlink r:id="rId9" w:history="1">
           <w:r>
             <w:rPr>
               <w:rStyle w:val="Hyperlink"/>
@@ -1047,7 +918,7 @@
           <w:sz w:val="24"/>
           <w:u w:val="single"/>
         </w:rPr>
-        <w:hyperlink r:id="rId9" w:history="1">
+        <w:hyperlink r:id="rId10" w:history="1">
           <w:r>
             <w:rPr>
               <w:rStyle w:val="Hyperlink"/>
@@ -1065,7 +936,7 @@
           <w:sz w:val="24"/>
           <w:u w:val="single"/>
         </w:rPr>
-        <w:hyperlink r:id="rId9" w:history="1">
+        <w:hyperlink r:id="rId10" w:history="1">
           <w:r>
             <w:rPr>
               <w:rStyle w:val="Hyperlink"/>
@@ -1081,27 +952,8 @@
           <w:i w:val="0"/>
           <w:color w:val="0000FF"/>
           <w:sz w:val="24"/>
-          <w:u w:val="single"/>
-        </w:rPr>
-        <w:t xml:space="preserve"> </w:t>
-      </w:r>
-      <w:r>
-        <w:rPr>
-          <w:rFonts w:ascii="Charis SIL Regular" w:hAnsi="Charis SIL Regular" w:eastAsia="Charis SIL Regular"/>
-          <w:b w:val="0"/>
-          <w:i w:val="0"/>
-          <w:color w:val="0000FF"/>
-          <w:sz w:val="24"/>
-          <w:u w:val="single"/>
-        </w:rPr>
-        <w:hyperlink r:id="rId9" w:history="1">
-          <w:r>
-            <w:rPr>
-              <w:rStyle w:val="Hyperlink"/>
-            </w:rPr>
-            <w:t>co</w:t>
-          </w:r>
-        </w:hyperlink>
+        </w:rPr>
+        <w:t xml:space="preserve"> co</w:t>
       </w:r>
       <w:r>
         <w:rPr>
@@ -2590,7 +2442,14 @@
           <w:color w:val="000000"/>
           <w:sz w:val="24"/>
         </w:rPr>
-        <w:t xml:space="preserve">de zoekhulp </w:t>
+        <w:hyperlink r:id="rId12" w:history="1">
+          <w:r>
+            <w:rPr>
+              <w:rStyle w:val="Hyperlink"/>
+            </w:rPr>
+            <w:t xml:space="preserve">de zoekhulp </w:t>
+          </w:r>
+        </w:hyperlink>
       </w:r>
       <w:r>
         <w:rPr>
@@ -2742,7 +2601,7 @@
           <w:sz w:val="24"/>
           <w:u w:val="single"/>
         </w:rPr>
-        <w:hyperlink r:id="rId12" w:history="1">
+        <w:hyperlink r:id="rId13" w:history="1">
           <w:r>
             <w:rPr>
               <w:rStyle w:val="Hyperlink"/>
@@ -2760,7 +2619,7 @@
           <w:sz w:val="24"/>
           <w:u w:val="single"/>
         </w:rPr>
-        <w:hyperlink r:id="rId12" w:history="1">
+        <w:hyperlink r:id="rId13" w:history="1">
           <w:r>
             <w:rPr>
               <w:rStyle w:val="Hyperlink"/>
@@ -2778,7 +2637,7 @@
           <w:sz w:val="24"/>
           <w:u w:val="single"/>
         </w:rPr>
-        <w:hyperlink r:id="rId12" w:history="1">
+        <w:hyperlink r:id="rId13" w:history="1">
           <w:r>
             <w:rPr>
               <w:rStyle w:val="Hyperlink"/>
@@ -2796,7 +2655,7 @@
           <w:sz w:val="24"/>
           <w:u w:val="single"/>
         </w:rPr>
-        <w:hyperlink r:id="rId12" w:history="1">
+        <w:hyperlink r:id="rId13" w:history="1">
           <w:r>
             <w:rPr>
               <w:rStyle w:val="Hyperlink"/>
@@ -2825,7 +2684,7 @@
           <w:sz w:val="24"/>
           <w:u w:val="single"/>
         </w:rPr>
-        <w:hyperlink r:id="rId12" w:history="1">
+        <w:hyperlink r:id="rId13" w:history="1">
           <w:r>
             <w:rPr>
               <w:rStyle w:val="Hyperlink"/>
@@ -3475,7 +3334,7 @@
             <w:rPr>
               <w:rStyle w:val="Hyperlink"/>
             </w:rPr>
-            <w:t>Significan</w:t>
+            <w:t>Significanc</w:t>
           </w:r>
         </w:hyperlink>
       </w:r>
@@ -3486,13 +3345,36 @@
           <w:i/>
           <w:color w:val="0000FF"/>
           <w:sz w:val="24"/>
+          <w:u w:val="single"/>
+        </w:rPr>
+        <w:t>e</w:t>
+      </w:r>
+      <w:r>
+        <w:rPr>
+          <w:rFonts w:ascii="Charis SIL Italic" w:hAnsi="Charis SIL Italic" w:eastAsia="Charis SIL Italic"/>
+          <w:b w:val="0"/>
+          <w:i/>
+          <w:color w:val="0000FF"/>
+          <w:sz w:val="24"/>
+          <w:u w:val="single"/>
+        </w:rPr>
+        <w:t xml:space="preserve"> </w:t>
+      </w:r>
+      <w:r>
+        <w:rPr>
+          <w:rFonts w:ascii="Charis SIL Italic" w:hAnsi="Charis SIL Italic" w:eastAsia="Charis SIL Italic"/>
+          <w:b w:val="0"/>
+          <w:i/>
+          <w:color w:val="0000FF"/>
+          <w:sz w:val="24"/>
+          <w:u w:val="single"/>
         </w:rPr>
         <w:hyperlink r:id="rId16" w:history="1">
           <w:r>
             <w:rPr>
               <w:rStyle w:val="Hyperlink"/>
             </w:rPr>
-            <w:t>c</w:t>
+            <w:t>o</w:t>
           </w:r>
         </w:hyperlink>
       </w:r>
@@ -3504,36 +3386,7 @@
           <w:color w:val="0000FF"/>
           <w:sz w:val="24"/>
         </w:rPr>
-        <w:t>e</w:t>
-      </w:r>
-      <w:r>
-        <w:rPr>
-          <w:rFonts w:ascii="Charis SIL Italic" w:hAnsi="Charis SIL Italic" w:eastAsia="Charis SIL Italic"/>
-          <w:b w:val="0"/>
-          <w:i/>
-          <w:color w:val="0000FF"/>
-          <w:sz w:val="24"/>
-          <w:u w:val="single"/>
-        </w:rPr>
-        <w:t xml:space="preserve"> </w:t>
-      </w:r>
-      <w:r>
-        <w:rPr>
-          <w:rFonts w:ascii="Charis SIL Italic" w:hAnsi="Charis SIL Italic" w:eastAsia="Charis SIL Italic"/>
-          <w:b w:val="0"/>
-          <w:i/>
-          <w:color w:val="0000FF"/>
-          <w:sz w:val="24"/>
-          <w:u w:val="single"/>
-        </w:rPr>
-        <w:hyperlink r:id="rId16" w:history="1">
-          <w:r>
-            <w:rPr>
-              <w:rStyle w:val="Hyperlink"/>
-            </w:rPr>
-            <w:t xml:space="preserve">of </w:t>
-          </w:r>
-        </w:hyperlink>
+        <w:t xml:space="preserve">f </w:t>
       </w:r>
       <w:r>
         <w:rPr>
@@ -4375,7 +4228,6 @@
       </w:r>
       <w:r>
         <w:rPr>
-          <w:u w:val="single" w:color="0000ff"/>
           <w:rFonts w:ascii="Charis SIL Regular" w:hAnsi="Charis SIL Regular" w:eastAsia="Charis SIL Regular"/>
           <w:b w:val="0"/>
           <w:i w:val="0"/>
@@ -5161,34 +5013,7 @@
           <w:color w:val="000000"/>
           <w:sz w:val="24"/>
         </w:rPr>
-        <w:t xml:space="preserve">•  </w:t>
-      </w:r>
-      <w:r>
-        <w:rPr>
-          <w:rFonts w:ascii="Charis SIL Regular" w:hAnsi="Charis SIL Regular" w:eastAsia="Charis SIL Regular"/>
-          <w:b w:val="0"/>
-          <w:i w:val="0"/>
-          <w:color w:val="000000"/>
-          <w:sz w:val="24"/>
-        </w:rPr>
-        <w:hyperlink r:id="rId18" w:history="1">
-          <w:r>
-            <w:rPr>
-              <w:rStyle w:val="Hyperlink"/>
-            </w:rPr>
-            <w:t xml:space="preserve">Deterts, </w:t>
-          </w:r>
-        </w:hyperlink>
-      </w:r>
-      <w:r>
-        <w:rPr>
-          <w:rFonts w:ascii="Charis SIL Regular" w:hAnsi="Charis SIL Regular" w:eastAsia="Charis SIL Regular"/>
-          <w:b w:val="0"/>
-          <w:i w:val="0"/>
-          <w:color w:val="000000"/>
-          <w:sz w:val="24"/>
-        </w:rPr>
-        <w:t xml:space="preserve">Dorothea (ed.), </w:t>
+        <w:t xml:space="preserve">•  Deterts, Dorothea (ed.), </w:t>
       </w:r>
       <w:r>
         <w:rPr>

--- a/EXPORTS/DOCX/published/niveau1/Dutch/DoingResearch.docx
+++ b/EXPORTS/DOCX/published/niveau1/Dutch/DoingResearch.docx
@@ -918,7 +918,7 @@
           <w:sz w:val="24"/>
           <w:u w:val="single"/>
         </w:rPr>
-        <w:hyperlink r:id="rId10" w:history="1">
+        <w:hyperlink r:id="rId9" w:history="1">
           <w:r>
             <w:rPr>
               <w:rStyle w:val="Hyperlink"/>
@@ -936,7 +936,7 @@
           <w:sz w:val="24"/>
           <w:u w:val="single"/>
         </w:rPr>
-        <w:hyperlink r:id="rId10" w:history="1">
+        <w:hyperlink r:id="rId9" w:history="1">
           <w:r>
             <w:rPr>
               <w:rStyle w:val="Hyperlink"/>
@@ -952,8 +952,27 @@
           <w:i w:val="0"/>
           <w:color w:val="0000FF"/>
           <w:sz w:val="24"/>
-        </w:rPr>
-        <w:t xml:space="preserve"> co</w:t>
+          <w:u w:val="single"/>
+        </w:rPr>
+        <w:t xml:space="preserve"> </w:t>
+      </w:r>
+      <w:r>
+        <w:rPr>
+          <w:rFonts w:ascii="Charis SIL Regular" w:hAnsi="Charis SIL Regular" w:eastAsia="Charis SIL Regular"/>
+          <w:b w:val="0"/>
+          <w:i w:val="0"/>
+          <w:color w:val="0000FF"/>
+          <w:sz w:val="24"/>
+          <w:u w:val="single"/>
+        </w:rPr>
+        <w:hyperlink r:id="rId10" w:history="1">
+          <w:r>
+            <w:rPr>
+              <w:rStyle w:val="Hyperlink"/>
+            </w:rPr>
+            <w:t>co</w:t>
+          </w:r>
+        </w:hyperlink>
       </w:r>
       <w:r>
         <w:rPr>
@@ -2460,7 +2479,7 @@
           <w:sz w:val="24"/>
           <w:u w:val="single"/>
         </w:rPr>
-        <w:hyperlink r:id="rId13" w:history="1">
+        <w:hyperlink r:id="rId12" w:history="1">
           <w:r>
             <w:rPr>
               <w:rStyle w:val="Hyperlink"/>
@@ -2478,7 +2497,7 @@
           <w:sz w:val="24"/>
           <w:u w:val="single"/>
         </w:rPr>
-        <w:hyperlink r:id="rId13" w:history="1">
+        <w:hyperlink r:id="rId12" w:history="1">
           <w:r>
             <w:rPr>
               <w:rStyle w:val="Hyperlink"/>
@@ -2496,7 +2515,7 @@
           <w:sz w:val="24"/>
           <w:u w:val="single"/>
         </w:rPr>
-        <w:hyperlink r:id="rId13" w:history="1">
+        <w:hyperlink r:id="rId12" w:history="1">
           <w:r>
             <w:rPr>
               <w:rStyle w:val="Hyperlink"/>
@@ -2525,7 +2544,7 @@
           <w:sz w:val="24"/>
           <w:u w:val="single"/>
         </w:rPr>
-        <w:hyperlink r:id="rId13" w:history="1">
+        <w:hyperlink r:id="rId12" w:history="1">
           <w:r>
             <w:rPr>
               <w:rStyle w:val="Hyperlink"/>
@@ -3334,7 +3353,7 @@
             <w:rPr>
               <w:rStyle w:val="Hyperlink"/>
             </w:rPr>
-            <w:t>Significanc</w:t>
+            <w:t>Significan</w:t>
           </w:r>
         </w:hyperlink>
       </w:r>
@@ -3345,36 +3364,13 @@
           <w:i/>
           <w:color w:val="0000FF"/>
           <w:sz w:val="24"/>
-          <w:u w:val="single"/>
-        </w:rPr>
-        <w:t>e</w:t>
-      </w:r>
-      <w:r>
-        <w:rPr>
-          <w:rFonts w:ascii="Charis SIL Italic" w:hAnsi="Charis SIL Italic" w:eastAsia="Charis SIL Italic"/>
-          <w:b w:val="0"/>
-          <w:i/>
-          <w:color w:val="0000FF"/>
-          <w:sz w:val="24"/>
-          <w:u w:val="single"/>
-        </w:rPr>
-        <w:t xml:space="preserve"> </w:t>
-      </w:r>
-      <w:r>
-        <w:rPr>
-          <w:rFonts w:ascii="Charis SIL Italic" w:hAnsi="Charis SIL Italic" w:eastAsia="Charis SIL Italic"/>
-          <w:b w:val="0"/>
-          <w:i/>
-          <w:color w:val="0000FF"/>
-          <w:sz w:val="24"/>
-          <w:u w:val="single"/>
         </w:rPr>
         <w:hyperlink r:id="rId16" w:history="1">
           <w:r>
             <w:rPr>
               <w:rStyle w:val="Hyperlink"/>
             </w:rPr>
-            <w:t>o</w:t>
+            <w:t>c</w:t>
           </w:r>
         </w:hyperlink>
       </w:r>
@@ -3386,7 +3382,36 @@
           <w:color w:val="0000FF"/>
           <w:sz w:val="24"/>
         </w:rPr>
-        <w:t xml:space="preserve">f </w:t>
+        <w:t>e</w:t>
+      </w:r>
+      <w:r>
+        <w:rPr>
+          <w:rFonts w:ascii="Charis SIL Italic" w:hAnsi="Charis SIL Italic" w:eastAsia="Charis SIL Italic"/>
+          <w:b w:val="0"/>
+          <w:i/>
+          <w:color w:val="0000FF"/>
+          <w:sz w:val="24"/>
+          <w:u w:val="single"/>
+        </w:rPr>
+        <w:t xml:space="preserve"> </w:t>
+      </w:r>
+      <w:r>
+        <w:rPr>
+          <w:rFonts w:ascii="Charis SIL Italic" w:hAnsi="Charis SIL Italic" w:eastAsia="Charis SIL Italic"/>
+          <w:b w:val="0"/>
+          <w:i/>
+          <w:color w:val="0000FF"/>
+          <w:sz w:val="24"/>
+          <w:u w:val="single"/>
+        </w:rPr>
+        <w:hyperlink r:id="rId16" w:history="1">
+          <w:r>
+            <w:rPr>
+              <w:rStyle w:val="Hyperlink"/>
+            </w:rPr>
+            <w:t xml:space="preserve">of </w:t>
+          </w:r>
+        </w:hyperlink>
       </w:r>
       <w:r>
         <w:rPr>
@@ -4228,6 +4253,7 @@
       </w:r>
       <w:r>
         <w:rPr>
+          <w:u w:val="single" w:color="0000ff"/>
           <w:rFonts w:ascii="Charis SIL Regular" w:hAnsi="Charis SIL Regular" w:eastAsia="Charis SIL Regular"/>
           <w:b w:val="0"/>
           <w:i w:val="0"/>
@@ -4548,34 +4574,7 @@
           <w:color w:val="000000"/>
           <w:sz w:val="24"/>
         </w:rPr>
-        <w:t xml:space="preserve">•  </w:t>
-      </w:r>
-      <w:r>
-        <w:rPr>
-          <w:rFonts w:ascii="Charis SIL Regular" w:hAnsi="Charis SIL Regular" w:eastAsia="Charis SIL Regular"/>
-          <w:b w:val="0"/>
-          <w:i w:val="0"/>
-          <w:color w:val="000000"/>
-          <w:sz w:val="24"/>
-        </w:rPr>
-        <w:hyperlink r:id="rId17" w:history="1">
-          <w:r>
-            <w:rPr>
-              <w:rStyle w:val="Hyperlink"/>
-            </w:rPr>
-            <w:t>Lang, Sa</w:t>
-          </w:r>
-        </w:hyperlink>
-      </w:r>
-      <w:r>
-        <w:rPr>
-          <w:rFonts w:ascii="Charis SIL Regular" w:hAnsi="Charis SIL Regular" w:eastAsia="Charis SIL Regular"/>
-          <w:b w:val="0"/>
-          <w:i w:val="0"/>
-          <w:color w:val="000000"/>
-          <w:sz w:val="24"/>
-        </w:rPr>
-        <w:t xml:space="preserve">bine (ed.), </w:t>
+        <w:t xml:space="preserve">•  Lang, Sabine (ed.), </w:t>
       </w:r>
       <w:r>
         <w:rPr>
@@ -5013,7 +5012,34 @@
           <w:color w:val="000000"/>
           <w:sz w:val="24"/>
         </w:rPr>
-        <w:t xml:space="preserve">•  Deterts, Dorothea (ed.), </w:t>
+        <w:t xml:space="preserve">•  </w:t>
+      </w:r>
+      <w:r>
+        <w:rPr>
+          <w:rFonts w:ascii="Charis SIL Regular" w:hAnsi="Charis SIL Regular" w:eastAsia="Charis SIL Regular"/>
+          <w:b w:val="0"/>
+          <w:i w:val="0"/>
+          <w:color w:val="000000"/>
+          <w:sz w:val="24"/>
+        </w:rPr>
+        <w:hyperlink r:id="rId18" w:history="1">
+          <w:r>
+            <w:rPr>
+              <w:rStyle w:val="Hyperlink"/>
+            </w:rPr>
+            <w:t xml:space="preserve">Deterts, </w:t>
+          </w:r>
+        </w:hyperlink>
+      </w:r>
+      <w:r>
+        <w:rPr>
+          <w:rFonts w:ascii="Charis SIL Regular" w:hAnsi="Charis SIL Regular" w:eastAsia="Charis SIL Regular"/>
+          <w:b w:val="0"/>
+          <w:i w:val="0"/>
+          <w:color w:val="000000"/>
+          <w:sz w:val="24"/>
+        </w:rPr>
+        <w:t xml:space="preserve">Dorothea (ed.), </w:t>
       </w:r>
       <w:r>
         <w:rPr>

--- a/EXPORTS/DOCX/published/niveau1/Dutch/DoingResearch.docx
+++ b/EXPORTS/DOCX/published/niveau1/Dutch/DoingResearch.docx
@@ -337,7 +337,7 @@
             <w:rPr>
               <w:rStyle w:val="Hyperlink"/>
             </w:rPr>
-            <w:t>significan</w:t>
+            <w:t>significanc</w:t>
           </w:r>
         </w:hyperlink>
       </w:r>
@@ -349,16 +349,6 @@
           <w:color w:val="0000FF"/>
           <w:sz w:val="24"/>
           <w:u w:val="single"/>
-        </w:rPr>
-        <w:t>c</w:t>
-      </w:r>
-      <w:r>
-        <w:rPr>
-          <w:rFonts w:ascii="Charis SIL Italic" w:hAnsi="Charis SIL Italic" w:eastAsia="Charis SIL Italic"/>
-          <w:b w:val="0"/>
-          <w:i/>
-          <w:color w:val="0000FF"/>
-          <w:sz w:val="24"/>
         </w:rPr>
         <w:t>e</w:t>
       </w:r>
@@ -398,7 +388,6 @@
           <w:i/>
           <w:color w:val="0000FF"/>
           <w:sz w:val="24"/>
-          <w:u w:val="single"/>
         </w:rPr>
         <w:t xml:space="preserve"> </w:t>
       </w:r>
@@ -456,8 +445,85 @@
           <w:i/>
           <w:color w:val="0000FF"/>
           <w:sz w:val="24"/>
-        </w:rPr>
-        <w:t xml:space="preserve"> and collections acquired</w:t>
+          <w:u w:val="single"/>
+        </w:rPr>
+        <w:t xml:space="preserve"> </w:t>
+      </w:r>
+      <w:r>
+        <w:rPr>
+          <w:rFonts w:ascii="Charis SIL Italic" w:hAnsi="Charis SIL Italic" w:eastAsia="Charis SIL Italic"/>
+          <w:b w:val="0"/>
+          <w:i/>
+          <w:color w:val="0000FF"/>
+          <w:sz w:val="24"/>
+          <w:u w:val="single"/>
+        </w:rPr>
+        <w:hyperlink r:id="rId9" w:history="1">
+          <w:r>
+            <w:rPr>
+              <w:rStyle w:val="Hyperlink"/>
+            </w:rPr>
+            <w:t>and</w:t>
+          </w:r>
+        </w:hyperlink>
+      </w:r>
+      <w:r>
+        <w:rPr>
+          <w:rFonts w:ascii="Charis SIL Italic" w:hAnsi="Charis SIL Italic" w:eastAsia="Charis SIL Italic"/>
+          <w:b w:val="0"/>
+          <w:i/>
+          <w:color w:val="0000FF"/>
+          <w:sz w:val="24"/>
+          <w:u w:val="single"/>
+        </w:rPr>
+        <w:t xml:space="preserve"> </w:t>
+      </w:r>
+      <w:r>
+        <w:rPr>
+          <w:rFonts w:ascii="Charis SIL Italic" w:hAnsi="Charis SIL Italic" w:eastAsia="Charis SIL Italic"/>
+          <w:b w:val="0"/>
+          <w:i/>
+          <w:color w:val="0000FF"/>
+          <w:sz w:val="24"/>
+          <w:u w:val="single"/>
+        </w:rPr>
+        <w:hyperlink r:id="rId9" w:history="1">
+          <w:r>
+            <w:rPr>
+              <w:rStyle w:val="Hyperlink"/>
+            </w:rPr>
+            <w:t>collections</w:t>
+          </w:r>
+        </w:hyperlink>
+      </w:r>
+      <w:r>
+        <w:rPr>
+          <w:rFonts w:ascii="Charis SIL Italic" w:hAnsi="Charis SIL Italic" w:eastAsia="Charis SIL Italic"/>
+          <w:b w:val="0"/>
+          <w:i/>
+          <w:color w:val="0000FF"/>
+          <w:sz w:val="24"/>
+          <w:u w:val="single"/>
+        </w:rPr>
+        <w:t xml:space="preserve"> </w:t>
+      </w:r>
+      <w:r>
+        <w:rPr>
+          <w:rFonts w:ascii="Charis SIL Italic" w:hAnsi="Charis SIL Italic" w:eastAsia="Charis SIL Italic"/>
+          <w:b w:val="0"/>
+          <w:i/>
+          <w:color w:val="0000FF"/>
+          <w:sz w:val="24"/>
+          <w:u w:val="single"/>
+        </w:rPr>
+        <w:hyperlink r:id="rId9" w:history="1">
+          <w:r>
+            <w:rPr>
+              <w:rStyle w:val="Hyperlink"/>
+            </w:rPr>
+            <w:t>acquired</w:t>
+          </w:r>
+        </w:hyperlink>
       </w:r>
       <w:r>
         <w:rPr>
@@ -638,13 +704,31 @@
       </w:r>
       <w:r>
         <w:rPr>
+          <w:u w:val="single" w:color="0000ff"/>
           <w:rFonts w:ascii="Charis SIL Regular" w:hAnsi="Charis SIL Regular" w:eastAsia="Charis SIL Regular"/>
           <w:b w:val="0"/>
           <w:i w:val="0"/>
           <w:color w:val="000000"/>
           <w:sz w:val="24"/>
         </w:rPr>
-        <w:t>publicatie _</w:t>
+        <w:hyperlink r:id="rId9" w:history="1">
+          <w:r>
+            <w:rPr>
+              <w:rStyle w:val="Hyperlink"/>
+            </w:rPr>
+            <w:t>public</w:t>
+          </w:r>
+        </w:hyperlink>
+      </w:r>
+      <w:r>
+        <w:rPr>
+          <w:rFonts w:ascii="Charis SIL Regular" w:hAnsi="Charis SIL Regular" w:eastAsia="Charis SIL Regular"/>
+          <w:b w:val="0"/>
+          <w:i w:val="0"/>
+          <w:color w:val="000000"/>
+          <w:sz w:val="24"/>
+        </w:rPr>
+        <w:t>atie _</w:t>
       </w:r>
       <w:r>
         <w:rPr>
@@ -653,8 +737,16 @@
           <w:i w:val="0"/>
           <w:color w:val="0000FF"/>
           <w:sz w:val="24"/>
-        </w:rPr>
-        <w:t>Herkomsto</w:t>
+          <w:u w:val="single"/>
+        </w:rPr>
+        <w:hyperlink r:id="rId10" w:history="1">
+          <w:r>
+            <w:rPr>
+              <w:rStyle w:val="Hyperlink"/>
+            </w:rPr>
+            <w:t>Herkomsto</w:t>
+          </w:r>
+        </w:hyperlink>
       </w:r>
       <w:r>
         <w:rPr>
@@ -665,7 +757,7 @@
           <w:sz w:val="24"/>
           <w:u w:val="single"/>
         </w:rPr>
-        <w:hyperlink r:id="rId9" w:history="1">
+        <w:hyperlink r:id="rId10" w:history="1">
           <w:r>
             <w:rPr>
               <w:rStyle w:val="Hyperlink"/>
@@ -683,7 +775,7 @@
           <w:sz w:val="24"/>
           <w:u w:val="single"/>
         </w:rPr>
-        <w:hyperlink r:id="rId9" w:history="1">
+        <w:hyperlink r:id="rId10" w:history="1">
           <w:r>
             <w:rPr>
               <w:rStyle w:val="Hyperlink"/>
@@ -983,7 +1075,7 @@
           <w:sz w:val="24"/>
           <w:u w:val="single"/>
         </w:rPr>
-        <w:hyperlink r:id="rId9" w:history="1">
+        <w:hyperlink r:id="rId10" w:history="1">
           <w:r>
             <w:rPr>
               <w:rStyle w:val="Hyperlink"/>
@@ -1012,7 +1104,7 @@
           <w:sz w:val="24"/>
           <w:u w:val="single"/>
         </w:rPr>
-        <w:hyperlink r:id="rId9" w:history="1">
+        <w:hyperlink r:id="rId10" w:history="1">
           <w:r>
             <w:rPr>
               <w:rStyle w:val="Hyperlink"/>
@@ -1030,7 +1122,7 @@
           <w:sz w:val="24"/>
           <w:u w:val="single"/>
         </w:rPr>
-        <w:hyperlink r:id="rId9" w:history="1">
+        <w:hyperlink r:id="rId10" w:history="1">
           <w:r>
             <w:rPr>
               <w:rStyle w:val="Hyperlink"/>
@@ -1048,7 +1140,7 @@
           <w:sz w:val="24"/>
           <w:u w:val="single"/>
         </w:rPr>
-        <w:hyperlink r:id="rId9" w:history="1">
+        <w:hyperlink r:id="rId10" w:history="1">
           <w:r>
             <w:rPr>
               <w:rStyle w:val="Hyperlink"/>
@@ -1077,7 +1169,7 @@
           <w:sz w:val="24"/>
           <w:u w:val="single"/>
         </w:rPr>
-        <w:hyperlink r:id="rId9" w:history="1">
+        <w:hyperlink r:id="rId10" w:history="1">
           <w:r>
             <w:rPr>
               <w:rStyle w:val="Hyperlink"/>
@@ -1122,241 +1214,7 @@
           <w:color w:val="000000"/>
           <w:sz w:val="24"/>
         </w:rPr>
-        <w:t>de Rijksdie</w:t>
-      </w:r>
-      <w:r>
-        <w:rPr>
-          <w:u w:val="single" w:color="0000ff"/>
-          <w:rFonts w:ascii="Charis SIL Regular" w:hAnsi="Charis SIL Regular" w:eastAsia="Charis SIL Regular"/>
-          <w:b w:val="0"/>
-          <w:i w:val="0"/>
-          <w:color w:val="000000"/>
-          <w:sz w:val="24"/>
-        </w:rPr>
-        <w:hyperlink r:id="rId10" w:history="1">
-          <w:r>
-            <w:rPr>
-              <w:rStyle w:val="Hyperlink"/>
-            </w:rPr>
-            <w:t>nst voor het Culture</w:t>
-          </w:r>
-        </w:hyperlink>
-      </w:r>
-      <w:r>
-        <w:rPr>
-          <w:u w:val="single" w:color="0000ff"/>
-          <w:rFonts w:ascii="Charis SIL Regular" w:hAnsi="Charis SIL Regular" w:eastAsia="Charis SIL Regular"/>
-          <w:b w:val="0"/>
-          <w:i w:val="0"/>
-          <w:color w:val="000000"/>
-          <w:sz w:val="24"/>
-        </w:rPr>
-        <w:hyperlink r:id="rId10" w:history="1">
-          <w:r>
-            <w:rPr>
-              <w:rStyle w:val="Hyperlink"/>
-            </w:rPr>
-            <w:t>e</w:t>
-          </w:r>
-        </w:hyperlink>
-      </w:r>
-      <w:r>
-        <w:rPr>
-          <w:u w:val="single" w:color="0000ff"/>
-          <w:rFonts w:ascii="Charis SIL Regular" w:hAnsi="Charis SIL Regular" w:eastAsia="Charis SIL Regular"/>
-          <w:b w:val="0"/>
-          <w:i w:val="0"/>
-          <w:color w:val="000000"/>
-          <w:sz w:val="24"/>
-        </w:rPr>
-        <w:hyperlink r:id="rId10" w:history="1">
-          <w:r>
-            <w:rPr>
-              <w:rStyle w:val="Hyperlink"/>
-            </w:rPr>
-            <w:t>l Erf</w:t>
-          </w:r>
-        </w:hyperlink>
-      </w:r>
-      <w:r>
-        <w:rPr>
-          <w:u w:val="single" w:color="0000ff"/>
-          <w:rFonts w:ascii="Charis SIL Regular" w:hAnsi="Charis SIL Regular" w:eastAsia="Charis SIL Regular"/>
-          <w:b w:val="0"/>
-          <w:i w:val="0"/>
-          <w:color w:val="000000"/>
-          <w:sz w:val="24"/>
-        </w:rPr>
-        <w:hyperlink r:id="rId10" w:history="1">
-          <w:r>
-            <w:rPr>
-              <w:rStyle w:val="Hyperlink"/>
-            </w:rPr>
-            <w:t>g</w:t>
-          </w:r>
-        </w:hyperlink>
-      </w:r>
-      <w:r>
-        <w:rPr>
-          <w:u w:val="single" w:color="0000ff"/>
-          <w:rFonts w:ascii="Charis SIL Regular" w:hAnsi="Charis SIL Regular" w:eastAsia="Charis SIL Regular"/>
-          <w:b w:val="0"/>
-          <w:i w:val="0"/>
-          <w:color w:val="000000"/>
-          <w:sz w:val="24"/>
-        </w:rPr>
-        <w:hyperlink r:id="rId10" w:history="1">
-          <w:r>
-            <w:rPr>
-              <w:rStyle w:val="Hyperlink"/>
-            </w:rPr>
-            <w:t>oed. On</w:t>
-          </w:r>
-        </w:hyperlink>
-      </w:r>
-      <w:r>
-        <w:rPr>
-          <w:u w:val="single" w:color="0000ff"/>
-          <w:rFonts w:ascii="Charis SIL Regular" w:hAnsi="Charis SIL Regular" w:eastAsia="Charis SIL Regular"/>
-          <w:b w:val="0"/>
-          <w:i w:val="0"/>
-          <w:color w:val="000000"/>
-          <w:sz w:val="24"/>
-        </w:rPr>
-        <w:hyperlink r:id="rId10" w:history="1">
-          <w:r>
-            <w:rPr>
-              <w:rStyle w:val="Hyperlink"/>
-            </w:rPr>
-            <w:t>d</w:t>
-          </w:r>
-        </w:hyperlink>
-      </w:r>
-      <w:r>
-        <w:rPr>
-          <w:u w:val="single" w:color="0000ff"/>
-          <w:rFonts w:ascii="Charis SIL Regular" w:hAnsi="Charis SIL Regular" w:eastAsia="Charis SIL Regular"/>
-          <w:b w:val="0"/>
-          <w:i w:val="0"/>
-          <w:color w:val="000000"/>
-          <w:sz w:val="24"/>
-        </w:rPr>
-        <w:hyperlink r:id="rId10" w:history="1">
-          <w:r>
-            <w:rPr>
-              <w:rStyle w:val="Hyperlink"/>
-            </w:rPr>
-            <w:t>er</w:t>
-          </w:r>
-        </w:hyperlink>
-      </w:r>
-      <w:r>
-        <w:rPr>
-          <w:u w:val="single" w:color="0000ff"/>
-          <w:rFonts w:ascii="Charis SIL Regular" w:hAnsi="Charis SIL Regular" w:eastAsia="Charis SIL Regular"/>
-          <w:b w:val="0"/>
-          <w:i w:val="0"/>
-          <w:color w:val="000000"/>
-          <w:sz w:val="24"/>
-        </w:rPr>
-        <w:hyperlink r:id="rId10" w:history="1">
-          <w:r>
-            <w:rPr>
-              <w:rStyle w:val="Hyperlink"/>
-            </w:rPr>
-            <w:t>a</w:t>
-          </w:r>
-        </w:hyperlink>
-      </w:r>
-      <w:r>
-        <w:rPr>
-          <w:u w:val="single" w:color="0000ff"/>
-          <w:rFonts w:ascii="Charis SIL Regular" w:hAnsi="Charis SIL Regular" w:eastAsia="Charis SIL Regular"/>
-          <w:b w:val="0"/>
-          <w:i w:val="0"/>
-          <w:color w:val="000000"/>
-          <w:sz w:val="24"/>
-        </w:rPr>
-        <w:hyperlink r:id="rId10" w:history="1">
-          <w:r>
-            <w:rPr>
-              <w:rStyle w:val="Hyperlink"/>
-            </w:rPr>
-            <w:t xml:space="preserve">an </w:t>
-          </w:r>
-        </w:hyperlink>
-      </w:r>
-      <w:r>
-        <w:rPr>
-          <w:u w:val="single" w:color="0000ff"/>
-          <w:rFonts w:ascii="Charis SIL Regular" w:hAnsi="Charis SIL Regular" w:eastAsia="Charis SIL Regular"/>
-          <w:b w:val="0"/>
-          <w:i w:val="0"/>
-          <w:color w:val="000000"/>
-          <w:sz w:val="24"/>
-        </w:rPr>
-        <w:hyperlink r:id="rId10" w:history="1">
-          <w:r>
-            <w:rPr>
-              <w:rStyle w:val="Hyperlink"/>
-            </w:rPr>
-            <w:t>d</w:t>
-          </w:r>
-        </w:hyperlink>
-      </w:r>
-      <w:r>
-        <w:rPr>
-          <w:u w:val="single" w:color="0000ff"/>
-          <w:rFonts w:ascii="Charis SIL Regular" w:hAnsi="Charis SIL Regular" w:eastAsia="Charis SIL Regular"/>
-          <w:b w:val="0"/>
-          <w:i w:val="0"/>
-          <w:color w:val="000000"/>
-          <w:sz w:val="24"/>
-        </w:rPr>
-        <w:hyperlink r:id="rId10" w:history="1">
-          <w:r>
-            <w:rPr>
-              <w:rStyle w:val="Hyperlink"/>
-            </w:rPr>
-            <w:t>eze zoek</w:t>
-          </w:r>
-        </w:hyperlink>
-      </w:r>
-      <w:r>
-        <w:rPr>
-          <w:u w:val="single" w:color="0000ff"/>
-          <w:rFonts w:ascii="Charis SIL Regular" w:hAnsi="Charis SIL Regular" w:eastAsia="Charis SIL Regular"/>
-          <w:b w:val="0"/>
-          <w:i w:val="0"/>
-          <w:color w:val="000000"/>
-          <w:sz w:val="24"/>
-        </w:rPr>
-        <w:hyperlink r:id="rId10" w:history="1">
-          <w:r>
-            <w:rPr>
-              <w:rStyle w:val="Hyperlink"/>
-            </w:rPr>
-            <w:t>h</w:t>
-          </w:r>
-        </w:hyperlink>
-      </w:r>
-      <w:r>
-        <w:rPr>
-          <w:u w:val="single" w:color="0000ff"/>
-          <w:rFonts w:ascii="Charis SIL Regular" w:hAnsi="Charis SIL Regular" w:eastAsia="Charis SIL Regular"/>
-          <w:b w:val="0"/>
-          <w:i w:val="0"/>
-          <w:color w:val="000000"/>
-          <w:sz w:val="24"/>
-        </w:rPr>
-        <w:hyperlink r:id="rId10" w:history="1">
-          <w:r>
-            <w:rPr>
-              <w:rStyle w:val="Hyperlink"/>
-            </w:rPr>
-            <w:t>ulp vind</w:t>
-          </w:r>
-        </w:hyperlink>
+        <w:t>de Rijksdienst voor het Cultureel Erfgoed. Onderaan deze zoekhulp vind</w:t>
       </w:r>
       <w:r>
         <w:rPr>
@@ -2544,7 +2402,7 @@
           <w:sz w:val="24"/>
           <w:u w:val="single"/>
         </w:rPr>
-        <w:hyperlink r:id="rId12" w:history="1">
+        <w:hyperlink r:id="rId13" w:history="1">
           <w:r>
             <w:rPr>
               <w:rStyle w:val="Hyperlink"/>
@@ -4253,7 +4111,6 @@
       </w:r>
       <w:r>
         <w:rPr>
-          <w:u w:val="single" w:color="0000ff"/>
           <w:rFonts w:ascii="Charis SIL Regular" w:hAnsi="Charis SIL Regular" w:eastAsia="Charis SIL Regular"/>
           <w:b w:val="0"/>
           <w:i w:val="0"/>
@@ -4574,7 +4431,34 @@
           <w:color w:val="000000"/>
           <w:sz w:val="24"/>
         </w:rPr>
-        <w:t xml:space="preserve">•  Lang, Sabine (ed.), </w:t>
+        <w:t xml:space="preserve">•  </w:t>
+      </w:r>
+      <w:r>
+        <w:rPr>
+          <w:rFonts w:ascii="Charis SIL Regular" w:hAnsi="Charis SIL Regular" w:eastAsia="Charis SIL Regular"/>
+          <w:b w:val="0"/>
+          <w:i w:val="0"/>
+          <w:color w:val="000000"/>
+          <w:sz w:val="24"/>
+        </w:rPr>
+        <w:hyperlink r:id="rId17" w:history="1">
+          <w:r>
+            <w:rPr>
+              <w:rStyle w:val="Hyperlink"/>
+            </w:rPr>
+            <w:t>Lang, Sa</w:t>
+          </w:r>
+        </w:hyperlink>
+      </w:r>
+      <w:r>
+        <w:rPr>
+          <w:rFonts w:ascii="Charis SIL Regular" w:hAnsi="Charis SIL Regular" w:eastAsia="Charis SIL Regular"/>
+          <w:b w:val="0"/>
+          <w:i w:val="0"/>
+          <w:color w:val="000000"/>
+          <w:sz w:val="24"/>
+        </w:rPr>
+        <w:t xml:space="preserve">bine (ed.), </w:t>
       </w:r>
       <w:r>
         <w:rPr>
@@ -5012,34 +4896,7 @@
           <w:color w:val="000000"/>
           <w:sz w:val="24"/>
         </w:rPr>
-        <w:t xml:space="preserve">•  </w:t>
-      </w:r>
-      <w:r>
-        <w:rPr>
-          <w:rFonts w:ascii="Charis SIL Regular" w:hAnsi="Charis SIL Regular" w:eastAsia="Charis SIL Regular"/>
-          <w:b w:val="0"/>
-          <w:i w:val="0"/>
-          <w:color w:val="000000"/>
-          <w:sz w:val="24"/>
-        </w:rPr>
-        <w:hyperlink r:id="rId18" w:history="1">
-          <w:r>
-            <w:rPr>
-              <w:rStyle w:val="Hyperlink"/>
-            </w:rPr>
-            <w:t xml:space="preserve">Deterts, </w:t>
-          </w:r>
-        </w:hyperlink>
-      </w:r>
-      <w:r>
-        <w:rPr>
-          <w:rFonts w:ascii="Charis SIL Regular" w:hAnsi="Charis SIL Regular" w:eastAsia="Charis SIL Regular"/>
-          <w:b w:val="0"/>
-          <w:i w:val="0"/>
-          <w:color w:val="000000"/>
-          <w:sz w:val="24"/>
-        </w:rPr>
-        <w:t xml:space="preserve">Dorothea (ed.), </w:t>
+        <w:t xml:space="preserve">•  Deterts, Dorothea (ed.), </w:t>
       </w:r>
       <w:r>
         <w:rPr>

--- a/EXPORTS/DOCX/published/niveau1/Dutch/DoingResearch.docx
+++ b/EXPORTS/DOCX/published/niveau1/Dutch/DoingResearch.docx
@@ -377,7 +377,7 @@
             <w:rPr>
               <w:rStyle w:val="Hyperlink"/>
             </w:rPr>
-            <w:t>of</w:t>
+            <w:t>o</w:t>
           </w:r>
         </w:hyperlink>
       </w:r>
@@ -388,6 +388,17 @@
           <w:i/>
           <w:color w:val="0000FF"/>
           <w:sz w:val="24"/>
+        </w:rPr>
+        <w:t>f</w:t>
+      </w:r>
+      <w:r>
+        <w:rPr>
+          <w:rFonts w:ascii="Charis SIL Italic" w:hAnsi="Charis SIL Italic" w:eastAsia="Charis SIL Italic"/>
+          <w:b w:val="0"/>
+          <w:i/>
+          <w:color w:val="0000FF"/>
+          <w:sz w:val="24"/>
+          <w:u w:val="single"/>
         </w:rPr>
         <w:t xml:space="preserve"> </w:t>
       </w:r>
@@ -579,7 +590,25 @@
             <w:rPr>
               <w:rStyle w:val="Hyperlink"/>
             </w:rPr>
-            <w:t>col</w:t>
+            <w:t>co</w:t>
+          </w:r>
+        </w:hyperlink>
+      </w:r>
+      <w:r>
+        <w:rPr>
+          <w:rFonts w:ascii="Charis SIL Italic" w:hAnsi="Charis SIL Italic" w:eastAsia="Charis SIL Italic"/>
+          <w:b w:val="0"/>
+          <w:i/>
+          <w:color w:val="0000FF"/>
+          <w:sz w:val="24"/>
+          <w:u w:val="single"/>
+        </w:rPr>
+        <w:hyperlink r:id="rId9" w:history="1">
+          <w:r>
+            <w:rPr>
+              <w:rStyle w:val="Hyperlink"/>
+            </w:rPr>
+            <w:t>l</w:t>
           </w:r>
         </w:hyperlink>
       </w:r>
@@ -704,31 +733,13 @@
       </w:r>
       <w:r>
         <w:rPr>
-          <w:u w:val="single" w:color="0000ff"/>
           <w:rFonts w:ascii="Charis SIL Regular" w:hAnsi="Charis SIL Regular" w:eastAsia="Charis SIL Regular"/>
           <w:b w:val="0"/>
           <w:i w:val="0"/>
           <w:color w:val="000000"/>
           <w:sz w:val="24"/>
         </w:rPr>
-        <w:hyperlink r:id="rId9" w:history="1">
-          <w:r>
-            <w:rPr>
-              <w:rStyle w:val="Hyperlink"/>
-            </w:rPr>
-            <w:t>public</w:t>
-          </w:r>
-        </w:hyperlink>
-      </w:r>
-      <w:r>
-        <w:rPr>
-          <w:rFonts w:ascii="Charis SIL Regular" w:hAnsi="Charis SIL Regular" w:eastAsia="Charis SIL Regular"/>
-          <w:b w:val="0"/>
-          <w:i w:val="0"/>
-          <w:color w:val="000000"/>
-          <w:sz w:val="24"/>
-        </w:rPr>
-        <w:t>atie _</w:t>
+        <w:t>publicatie _</w:t>
       </w:r>
       <w:r>
         <w:rPr>
@@ -775,6 +786,353 @@
           <w:sz w:val="24"/>
           <w:u w:val="single"/>
         </w:rPr>
+        <w:hyperlink r:id="rId9" w:history="1">
+          <w:r>
+            <w:rPr>
+              <w:rStyle w:val="Hyperlink"/>
+            </w:rPr>
+            <w:t>e</w:t>
+          </w:r>
+        </w:hyperlink>
+      </w:r>
+      <w:r>
+        <w:rPr>
+          <w:rFonts w:ascii="Charis SIL Regular" w:hAnsi="Charis SIL Regular" w:eastAsia="Charis SIL Regular"/>
+          <w:b w:val="0"/>
+          <w:i w:val="0"/>
+          <w:color w:val="0000FF"/>
+          <w:sz w:val="24"/>
+          <w:u w:val="single"/>
+        </w:rPr>
+        <w:hyperlink r:id="rId9" w:history="1">
+          <w:r>
+            <w:rPr>
+              <w:rStyle w:val="Hyperlink"/>
+            </w:rPr>
+            <w:t>rzoek</w:t>
+          </w:r>
+        </w:hyperlink>
+      </w:r>
+      <w:r>
+        <w:rPr>
+          <w:rFonts w:ascii="Charis SIL Regular" w:hAnsi="Charis SIL Regular" w:eastAsia="Charis SIL Regular"/>
+          <w:b w:val="0"/>
+          <w:i w:val="0"/>
+          <w:color w:val="0000FF"/>
+          <w:sz w:val="24"/>
+          <w:u w:val="single"/>
+        </w:rPr>
+        <w:t xml:space="preserve"> </w:t>
+      </w:r>
+      <w:r>
+        <w:rPr>
+          <w:rFonts w:ascii="Charis SIL Regular" w:hAnsi="Charis SIL Regular" w:eastAsia="Charis SIL Regular"/>
+          <w:b w:val="0"/>
+          <w:i w:val="0"/>
+          <w:color w:val="0000FF"/>
+          <w:sz w:val="24"/>
+          <w:u w:val="single"/>
+        </w:rPr>
+        <w:hyperlink r:id="rId9" w:history="1">
+          <w:r>
+            <w:rPr>
+              <w:rStyle w:val="Hyperlink"/>
+            </w:rPr>
+            <w:t>n</w:t>
+          </w:r>
+        </w:hyperlink>
+      </w:r>
+      <w:r>
+        <w:rPr>
+          <w:rFonts w:ascii="Charis SIL Regular" w:hAnsi="Charis SIL Regular" w:eastAsia="Charis SIL Regular"/>
+          <w:b w:val="0"/>
+          <w:i w:val="0"/>
+          <w:color w:val="0000FF"/>
+          <w:sz w:val="24"/>
+          <w:u w:val="single"/>
+        </w:rPr>
+        <w:hyperlink r:id="rId9" w:history="1">
+          <w:r>
+            <w:rPr>
+              <w:rStyle w:val="Hyperlink"/>
+            </w:rPr>
+            <w:t>aar</w:t>
+          </w:r>
+        </w:hyperlink>
+      </w:r>
+      <w:r>
+        <w:rPr>
+          <w:rFonts w:ascii="Charis SIL Regular" w:hAnsi="Charis SIL Regular" w:eastAsia="Charis SIL Regular"/>
+          <w:b w:val="0"/>
+          <w:i w:val="0"/>
+          <w:color w:val="0000FF"/>
+          <w:sz w:val="24"/>
+          <w:u w:val="single"/>
+        </w:rPr>
+        <w:t xml:space="preserve"> </w:t>
+      </w:r>
+      <w:r>
+        <w:rPr>
+          <w:rFonts w:ascii="Charis SIL Regular" w:hAnsi="Charis SIL Regular" w:eastAsia="Charis SIL Regular"/>
+          <w:b w:val="0"/>
+          <w:i w:val="0"/>
+          <w:color w:val="0000FF"/>
+          <w:sz w:val="24"/>
+          <w:u w:val="single"/>
+        </w:rPr>
+        <w:hyperlink r:id="rId9" w:history="1">
+          <w:r>
+            <w:rPr>
+              <w:rStyle w:val="Hyperlink"/>
+            </w:rPr>
+            <w:t>ob</w:t>
+          </w:r>
+        </w:hyperlink>
+      </w:r>
+      <w:r>
+        <w:rPr>
+          <w:rFonts w:ascii="Charis SIL Regular" w:hAnsi="Charis SIL Regular" w:eastAsia="Charis SIL Regular"/>
+          <w:b w:val="0"/>
+          <w:i w:val="0"/>
+          <w:color w:val="0000FF"/>
+          <w:sz w:val="24"/>
+          <w:u w:val="single"/>
+        </w:rPr>
+        <w:hyperlink r:id="rId9" w:history="1">
+          <w:r>
+            <w:rPr>
+              <w:rStyle w:val="Hyperlink"/>
+            </w:rPr>
+            <w:t>j</w:t>
+          </w:r>
+        </w:hyperlink>
+      </w:r>
+      <w:r>
+        <w:rPr>
+          <w:rFonts w:ascii="Charis SIL Regular" w:hAnsi="Charis SIL Regular" w:eastAsia="Charis SIL Regular"/>
+          <w:b w:val="0"/>
+          <w:i w:val="0"/>
+          <w:color w:val="0000FF"/>
+          <w:sz w:val="24"/>
+          <w:u w:val="single"/>
+        </w:rPr>
+        <w:hyperlink r:id="rId9" w:history="1">
+          <w:r>
+            <w:rPr>
+              <w:rStyle w:val="Hyperlink"/>
+            </w:rPr>
+            <w:t>ecte</w:t>
+          </w:r>
+        </w:hyperlink>
+      </w:r>
+      <w:r>
+        <w:rPr>
+          <w:rFonts w:ascii="Charis SIL Regular" w:hAnsi="Charis SIL Regular" w:eastAsia="Charis SIL Regular"/>
+          <w:b w:val="0"/>
+          <w:i w:val="0"/>
+          <w:color w:val="0000FF"/>
+          <w:sz w:val="24"/>
+          <w:u w:val="single"/>
+        </w:rPr>
+        <w:hyperlink r:id="rId10" w:history="1">
+          <w:r>
+            <w:rPr>
+              <w:rStyle w:val="Hyperlink"/>
+            </w:rPr>
+            <w:t>n</w:t>
+          </w:r>
+        </w:hyperlink>
+      </w:r>
+      <w:r>
+        <w:rPr>
+          <w:rFonts w:ascii="Charis SIL Regular" w:hAnsi="Charis SIL Regular" w:eastAsia="Charis SIL Regular"/>
+          <w:b w:val="0"/>
+          <w:i w:val="0"/>
+          <w:color w:val="0000FF"/>
+          <w:sz w:val="24"/>
+          <w:u w:val="single"/>
+        </w:rPr>
+        <w:t xml:space="preserve"> </w:t>
+      </w:r>
+      <w:r>
+        <w:rPr>
+          <w:rFonts w:ascii="Charis SIL Regular" w:hAnsi="Charis SIL Regular" w:eastAsia="Charis SIL Regular"/>
+          <w:b w:val="0"/>
+          <w:i w:val="0"/>
+          <w:color w:val="0000FF"/>
+          <w:sz w:val="24"/>
+          <w:u w:val="single"/>
+        </w:rPr>
+        <w:hyperlink r:id="rId9" w:history="1">
+          <w:r>
+            <w:rPr>
+              <w:rStyle w:val="Hyperlink"/>
+            </w:rPr>
+            <w:t>uit</w:t>
+          </w:r>
+        </w:hyperlink>
+      </w:r>
+      <w:r>
+        <w:rPr>
+          <w:rFonts w:ascii="Charis SIL Regular" w:hAnsi="Charis SIL Regular" w:eastAsia="Charis SIL Regular"/>
+          <w:b w:val="0"/>
+          <w:i w:val="0"/>
+          <w:color w:val="0000FF"/>
+          <w:sz w:val="24"/>
+          <w:u w:val="single"/>
+        </w:rPr>
+        <w:t xml:space="preserve"> </w:t>
+      </w:r>
+      <w:r>
+        <w:rPr>
+          <w:rFonts w:ascii="Charis SIL Regular" w:hAnsi="Charis SIL Regular" w:eastAsia="Charis SIL Regular"/>
+          <w:b w:val="0"/>
+          <w:i w:val="0"/>
+          <w:color w:val="0000FF"/>
+          <w:sz w:val="24"/>
+          <w:u w:val="single"/>
+        </w:rPr>
+        <w:hyperlink r:id="rId9" w:history="1">
+          <w:r>
+            <w:rPr>
+              <w:rStyle w:val="Hyperlink"/>
+            </w:rPr>
+            <w:t>een</w:t>
+          </w:r>
+        </w:hyperlink>
+      </w:r>
+      <w:r>
+        <w:rPr>
+          <w:rFonts w:ascii="Charis SIL Regular" w:hAnsi="Charis SIL Regular" w:eastAsia="Charis SIL Regular"/>
+          <w:b w:val="0"/>
+          <w:i w:val="0"/>
+          <w:color w:val="0000FF"/>
+          <w:sz w:val="24"/>
+          <w:u w:val="single"/>
+        </w:rPr>
+        <w:t xml:space="preserve"> </w:t>
+      </w:r>
+      <w:r>
+        <w:rPr>
+          <w:rFonts w:ascii="Charis SIL Regular" w:hAnsi="Charis SIL Regular" w:eastAsia="Charis SIL Regular"/>
+          <w:b w:val="0"/>
+          <w:i w:val="0"/>
+          <w:color w:val="0000FF"/>
+          <w:sz w:val="24"/>
+          <w:u w:val="single"/>
+        </w:rPr>
+        <w:hyperlink r:id="rId9" w:history="1">
+          <w:r>
+            <w:rPr>
+              <w:rStyle w:val="Hyperlink"/>
+            </w:rPr>
+            <w:t>k</w:t>
+          </w:r>
+        </w:hyperlink>
+      </w:r>
+      <w:r>
+        <w:rPr>
+          <w:rFonts w:ascii="Charis SIL Regular" w:hAnsi="Charis SIL Regular" w:eastAsia="Charis SIL Regular"/>
+          <w:b w:val="0"/>
+          <w:i w:val="0"/>
+          <w:color w:val="0000FF"/>
+          <w:sz w:val="24"/>
+          <w:u w:val="single"/>
+        </w:rPr>
+        <w:hyperlink r:id="rId9" w:history="1">
+          <w:r>
+            <w:rPr>
+              <w:rStyle w:val="Hyperlink"/>
+            </w:rPr>
+            <w:t>oloniale</w:t>
+          </w:r>
+        </w:hyperlink>
+      </w:r>
+      <w:r>
+        <w:rPr>
+          <w:rFonts w:ascii="Charis SIL Regular" w:hAnsi="Charis SIL Regular" w:eastAsia="Charis SIL Regular"/>
+          <w:b w:val="0"/>
+          <w:i w:val="0"/>
+          <w:color w:val="0000FF"/>
+          <w:sz w:val="24"/>
+          <w:u w:val="single"/>
+        </w:rPr>
+        <w:t xml:space="preserve"> </w:t>
+      </w:r>
+      <w:r>
+        <w:rPr>
+          <w:rFonts w:ascii="Charis SIL Regular" w:hAnsi="Charis SIL Regular" w:eastAsia="Charis SIL Regular"/>
+          <w:b w:val="0"/>
+          <w:i w:val="0"/>
+          <w:color w:val="0000FF"/>
+          <w:sz w:val="24"/>
+          <w:u w:val="single"/>
+        </w:rPr>
+        <w:hyperlink r:id="rId10" w:history="1">
+          <w:r>
+            <w:rPr>
+              <w:rStyle w:val="Hyperlink"/>
+            </w:rPr>
+            <w:t>co</w:t>
+          </w:r>
+        </w:hyperlink>
+      </w:r>
+      <w:r>
+        <w:rPr>
+          <w:rFonts w:ascii="Charis SIL Regular" w:hAnsi="Charis SIL Regular" w:eastAsia="Charis SIL Regular"/>
+          <w:b w:val="0"/>
+          <w:i w:val="0"/>
+          <w:color w:val="0000FF"/>
+          <w:sz w:val="24"/>
+          <w:u w:val="single"/>
+        </w:rPr>
+        <w:hyperlink r:id="rId10" w:history="1">
+          <w:r>
+            <w:rPr>
+              <w:rStyle w:val="Hyperlink"/>
+            </w:rPr>
+            <w:t>ntext.</w:t>
+          </w:r>
+        </w:hyperlink>
+      </w:r>
+      <w:r>
+        <w:rPr>
+          <w:rFonts w:ascii="Charis SIL Regular" w:hAnsi="Charis SIL Regular" w:eastAsia="Charis SIL Regular"/>
+          <w:b w:val="0"/>
+          <w:i w:val="0"/>
+          <w:color w:val="0000FF"/>
+          <w:sz w:val="24"/>
+          <w:u w:val="single"/>
+        </w:rPr>
+        <w:t xml:space="preserve"> </w:t>
+      </w:r>
+      <w:r>
+        <w:rPr>
+          <w:rFonts w:ascii="Charis SIL Regular" w:hAnsi="Charis SIL Regular" w:eastAsia="Charis SIL Regular"/>
+          <w:b w:val="0"/>
+          <w:i w:val="0"/>
+          <w:color w:val="0000FF"/>
+          <w:sz w:val="24"/>
+          <w:u w:val="single"/>
+        </w:rPr>
+        <w:hyperlink r:id="rId10" w:history="1">
+          <w:r>
+            <w:rPr>
+              <w:rStyle w:val="Hyperlink"/>
+            </w:rPr>
+            <w:t>E</w:t>
+          </w:r>
+        </w:hyperlink>
+      </w:r>
+      <w:r>
+        <w:rPr>
+          <w:rFonts w:ascii="Charis SIL Regular" w:hAnsi="Charis SIL Regular" w:eastAsia="Charis SIL Regular"/>
+          <w:b w:val="0"/>
+          <w:i w:val="0"/>
+          <w:color w:val="0000FF"/>
+          <w:sz w:val="24"/>
+          <w:u w:val="single"/>
+        </w:rPr>
         <w:hyperlink r:id="rId10" w:history="1">
           <w:r>
             <w:rPr>
@@ -798,7 +1156,7 @@
             <w:rPr>
               <w:rStyle w:val="Hyperlink"/>
             </w:rPr>
-            <w:t>rzoek</w:t>
+            <w:t>n</w:t>
           </w:r>
         </w:hyperlink>
       </w:r>
@@ -827,90 +1185,7 @@
             <w:rPr>
               <w:rStyle w:val="Hyperlink"/>
             </w:rPr>
-            <w:t>n</w:t>
-          </w:r>
-        </w:hyperlink>
-      </w:r>
-      <w:r>
-        <w:rPr>
-          <w:rFonts w:ascii="Charis SIL Regular" w:hAnsi="Charis SIL Regular" w:eastAsia="Charis SIL Regular"/>
-          <w:b w:val="0"/>
-          <w:i w:val="0"/>
-          <w:color w:val="0000FF"/>
-          <w:sz w:val="24"/>
-          <w:u w:val="single"/>
-        </w:rPr>
-        <w:hyperlink r:id="rId9" w:history="1">
-          <w:r>
-            <w:rPr>
-              <w:rStyle w:val="Hyperlink"/>
-            </w:rPr>
-            <w:t>aar</w:t>
-          </w:r>
-        </w:hyperlink>
-      </w:r>
-      <w:r>
-        <w:rPr>
-          <w:rFonts w:ascii="Charis SIL Regular" w:hAnsi="Charis SIL Regular" w:eastAsia="Charis SIL Regular"/>
-          <w:b w:val="0"/>
-          <w:i w:val="0"/>
-          <w:color w:val="0000FF"/>
-          <w:sz w:val="24"/>
-          <w:u w:val="single"/>
-        </w:rPr>
-        <w:t xml:space="preserve"> </w:t>
-      </w:r>
-      <w:r>
-        <w:rPr>
-          <w:rFonts w:ascii="Charis SIL Regular" w:hAnsi="Charis SIL Regular" w:eastAsia="Charis SIL Regular"/>
-          <w:b w:val="0"/>
-          <w:i w:val="0"/>
-          <w:color w:val="0000FF"/>
-          <w:sz w:val="24"/>
-          <w:u w:val="single"/>
-        </w:rPr>
-        <w:hyperlink r:id="rId9" w:history="1">
-          <w:r>
-            <w:rPr>
-              <w:rStyle w:val="Hyperlink"/>
-            </w:rPr>
-            <w:t>ob</w:t>
-          </w:r>
-        </w:hyperlink>
-      </w:r>
-      <w:r>
-        <w:rPr>
-          <w:rFonts w:ascii="Charis SIL Regular" w:hAnsi="Charis SIL Regular" w:eastAsia="Charis SIL Regular"/>
-          <w:b w:val="0"/>
-          <w:i w:val="0"/>
-          <w:color w:val="0000FF"/>
-          <w:sz w:val="24"/>
-          <w:u w:val="single"/>
-        </w:rPr>
-        <w:hyperlink r:id="rId9" w:history="1">
-          <w:r>
-            <w:rPr>
-              <w:rStyle w:val="Hyperlink"/>
-            </w:rPr>
-            <w:t>j</w:t>
-          </w:r>
-        </w:hyperlink>
-      </w:r>
-      <w:r>
-        <w:rPr>
-          <w:rFonts w:ascii="Charis SIL Regular" w:hAnsi="Charis SIL Regular" w:eastAsia="Charis SIL Regular"/>
-          <w:b w:val="0"/>
-          <w:i w:val="0"/>
-          <w:color w:val="0000FF"/>
-          <w:sz w:val="24"/>
-          <w:u w:val="single"/>
-        </w:rPr>
-        <w:hyperlink r:id="rId9" w:history="1">
-          <w:r>
-            <w:rPr>
-              <w:rStyle w:val="Hyperlink"/>
-            </w:rPr>
-            <w:t>ecte</w:t>
+            <w:t>handre</w:t>
           </w:r>
         </w:hyperlink>
       </w:r>
@@ -928,7 +1203,7 @@
             <w:rPr>
               <w:rStyle w:val="Hyperlink"/>
             </w:rPr>
-            <w:t>n</w:t>
+            <w:t>iking</w:t>
           </w:r>
         </w:hyperlink>
       </w:r>
@@ -937,190 +1212,47 @@
           <w:rFonts w:ascii="Charis SIL Regular" w:hAnsi="Charis SIL Regular" w:eastAsia="Charis SIL Regular"/>
           <w:b w:val="0"/>
           <w:i w:val="0"/>
-          <w:color w:val="0000FF"/>
-          <w:sz w:val="24"/>
-          <w:u w:val="single"/>
-        </w:rPr>
-        <w:t xml:space="preserve"> </w:t>
+          <w:color w:val="000000"/>
+          <w:sz w:val="24"/>
+        </w:rPr>
+        <w:t xml:space="preserve"> van </w:t>
       </w:r>
       <w:r>
         <w:rPr>
           <w:rFonts w:ascii="Charis SIL Regular" w:hAnsi="Charis SIL Regular" w:eastAsia="Charis SIL Regular"/>
           <w:b w:val="0"/>
           <w:i w:val="0"/>
-          <w:color w:val="0000FF"/>
-          <w:sz w:val="24"/>
-          <w:u w:val="single"/>
-        </w:rPr>
-        <w:hyperlink r:id="rId9" w:history="1">
-          <w:r>
-            <w:rPr>
-              <w:rStyle w:val="Hyperlink"/>
-            </w:rPr>
-            <w:t>uit</w:t>
-          </w:r>
-        </w:hyperlink>
-      </w:r>
-      <w:r>
-        <w:rPr>
+          <w:color w:val="000000"/>
+          <w:sz w:val="24"/>
+        </w:rPr>
+        <w:t>de Rijksdie</w:t>
+      </w:r>
+      <w:r>
+        <w:rPr>
+          <w:u w:val="single" w:color="0000ff"/>
           <w:rFonts w:ascii="Charis SIL Regular" w:hAnsi="Charis SIL Regular" w:eastAsia="Charis SIL Regular"/>
           <w:b w:val="0"/>
           <w:i w:val="0"/>
-          <w:color w:val="0000FF"/>
-          <w:sz w:val="24"/>
-          <w:u w:val="single"/>
-        </w:rPr>
-        <w:t xml:space="preserve"> </w:t>
-      </w:r>
-      <w:r>
-        <w:rPr>
-          <w:rFonts w:ascii="Charis SIL Regular" w:hAnsi="Charis SIL Regular" w:eastAsia="Charis SIL Regular"/>
-          <w:b w:val="0"/>
-          <w:i w:val="0"/>
-          <w:color w:val="0000FF"/>
-          <w:sz w:val="24"/>
-          <w:u w:val="single"/>
-        </w:rPr>
-        <w:hyperlink r:id="rId9" w:history="1">
-          <w:r>
-            <w:rPr>
-              <w:rStyle w:val="Hyperlink"/>
-            </w:rPr>
-            <w:t>een</w:t>
-          </w:r>
-        </w:hyperlink>
-      </w:r>
-      <w:r>
-        <w:rPr>
-          <w:rFonts w:ascii="Charis SIL Regular" w:hAnsi="Charis SIL Regular" w:eastAsia="Charis SIL Regular"/>
-          <w:b w:val="0"/>
-          <w:i w:val="0"/>
-          <w:color w:val="0000FF"/>
-          <w:sz w:val="24"/>
-          <w:u w:val="single"/>
-        </w:rPr>
-        <w:t xml:space="preserve"> </w:t>
-      </w:r>
-      <w:r>
-        <w:rPr>
-          <w:rFonts w:ascii="Charis SIL Regular" w:hAnsi="Charis SIL Regular" w:eastAsia="Charis SIL Regular"/>
-          <w:b w:val="0"/>
-          <w:i w:val="0"/>
-          <w:color w:val="0000FF"/>
-          <w:sz w:val="24"/>
-          <w:u w:val="single"/>
-        </w:rPr>
-        <w:hyperlink r:id="rId9" w:history="1">
-          <w:r>
-            <w:rPr>
-              <w:rStyle w:val="Hyperlink"/>
-            </w:rPr>
-            <w:t>k</w:t>
-          </w:r>
-        </w:hyperlink>
-      </w:r>
-      <w:r>
-        <w:rPr>
-          <w:rFonts w:ascii="Charis SIL Regular" w:hAnsi="Charis SIL Regular" w:eastAsia="Charis SIL Regular"/>
-          <w:b w:val="0"/>
-          <w:i w:val="0"/>
-          <w:color w:val="0000FF"/>
-          <w:sz w:val="24"/>
-          <w:u w:val="single"/>
-        </w:rPr>
-        <w:hyperlink r:id="rId9" w:history="1">
-          <w:r>
-            <w:rPr>
-              <w:rStyle w:val="Hyperlink"/>
-            </w:rPr>
-            <w:t>oloniale</w:t>
-          </w:r>
-        </w:hyperlink>
-      </w:r>
-      <w:r>
-        <w:rPr>
-          <w:rFonts w:ascii="Charis SIL Regular" w:hAnsi="Charis SIL Regular" w:eastAsia="Charis SIL Regular"/>
-          <w:b w:val="0"/>
-          <w:i w:val="0"/>
-          <w:color w:val="0000FF"/>
-          <w:sz w:val="24"/>
-          <w:u w:val="single"/>
-        </w:rPr>
-        <w:t xml:space="preserve"> </w:t>
-      </w:r>
-      <w:r>
-        <w:rPr>
-          <w:rFonts w:ascii="Charis SIL Regular" w:hAnsi="Charis SIL Regular" w:eastAsia="Charis SIL Regular"/>
-          <w:b w:val="0"/>
-          <w:i w:val="0"/>
-          <w:color w:val="0000FF"/>
-          <w:sz w:val="24"/>
-          <w:u w:val="single"/>
+          <w:color w:val="000000"/>
+          <w:sz w:val="24"/>
         </w:rPr>
         <w:hyperlink r:id="rId10" w:history="1">
           <w:r>
             <w:rPr>
               <w:rStyle w:val="Hyperlink"/>
             </w:rPr>
-            <w:t>co</w:t>
+            <w:t>nst voor het Culture</w:t>
           </w:r>
         </w:hyperlink>
       </w:r>
       <w:r>
         <w:rPr>
+          <w:u w:val="single" w:color="0000ff"/>
           <w:rFonts w:ascii="Charis SIL Regular" w:hAnsi="Charis SIL Regular" w:eastAsia="Charis SIL Regular"/>
           <w:b w:val="0"/>
           <w:i w:val="0"/>
-          <w:color w:val="0000FF"/>
-          <w:sz w:val="24"/>
-          <w:u w:val="single"/>
-        </w:rPr>
-        <w:hyperlink r:id="rId10" w:history="1">
-          <w:r>
-            <w:rPr>
-              <w:rStyle w:val="Hyperlink"/>
-            </w:rPr>
-            <w:t>ntext.</w:t>
-          </w:r>
-        </w:hyperlink>
-      </w:r>
-      <w:r>
-        <w:rPr>
-          <w:rFonts w:ascii="Charis SIL Regular" w:hAnsi="Charis SIL Regular" w:eastAsia="Charis SIL Regular"/>
-          <w:b w:val="0"/>
-          <w:i w:val="0"/>
-          <w:color w:val="0000FF"/>
-          <w:sz w:val="24"/>
-          <w:u w:val="single"/>
-        </w:rPr>
-        <w:t xml:space="preserve"> </w:t>
-      </w:r>
-      <w:r>
-        <w:rPr>
-          <w:rFonts w:ascii="Charis SIL Regular" w:hAnsi="Charis SIL Regular" w:eastAsia="Charis SIL Regular"/>
-          <w:b w:val="0"/>
-          <w:i w:val="0"/>
-          <w:color w:val="0000FF"/>
-          <w:sz w:val="24"/>
-          <w:u w:val="single"/>
-        </w:rPr>
-        <w:hyperlink r:id="rId10" w:history="1">
-          <w:r>
-            <w:rPr>
-              <w:rStyle w:val="Hyperlink"/>
-            </w:rPr>
-            <w:t>E</w:t>
-          </w:r>
-        </w:hyperlink>
-      </w:r>
-      <w:r>
-        <w:rPr>
-          <w:rFonts w:ascii="Charis SIL Regular" w:hAnsi="Charis SIL Regular" w:eastAsia="Charis SIL Regular"/>
-          <w:b w:val="0"/>
-          <w:i w:val="0"/>
-          <w:color w:val="0000FF"/>
-          <w:sz w:val="24"/>
-          <w:u w:val="single"/>
+          <w:color w:val="000000"/>
+          <w:sz w:val="24"/>
         </w:rPr>
         <w:hyperlink r:id="rId10" w:history="1">
           <w:r>
@@ -1133,88 +1265,201 @@
       </w:r>
       <w:r>
         <w:rPr>
+          <w:u w:val="single" w:color="0000ff"/>
           <w:rFonts w:ascii="Charis SIL Regular" w:hAnsi="Charis SIL Regular" w:eastAsia="Charis SIL Regular"/>
           <w:b w:val="0"/>
           <w:i w:val="0"/>
-          <w:color w:val="0000FF"/>
-          <w:sz w:val="24"/>
-          <w:u w:val="single"/>
+          <w:color w:val="000000"/>
+          <w:sz w:val="24"/>
         </w:rPr>
         <w:hyperlink r:id="rId10" w:history="1">
           <w:r>
             <w:rPr>
               <w:rStyle w:val="Hyperlink"/>
             </w:rPr>
-            <w:t>n</w:t>
+            <w:t>l Erf</w:t>
           </w:r>
         </w:hyperlink>
       </w:r>
       <w:r>
         <w:rPr>
+          <w:u w:val="single" w:color="0000ff"/>
           <w:rFonts w:ascii="Charis SIL Regular" w:hAnsi="Charis SIL Regular" w:eastAsia="Charis SIL Regular"/>
           <w:b w:val="0"/>
           <w:i w:val="0"/>
-          <w:color w:val="0000FF"/>
-          <w:sz w:val="24"/>
-          <w:u w:val="single"/>
-        </w:rPr>
-        <w:t xml:space="preserve"> </w:t>
-      </w:r>
-      <w:r>
-        <w:rPr>
-          <w:rFonts w:ascii="Charis SIL Regular" w:hAnsi="Charis SIL Regular" w:eastAsia="Charis SIL Regular"/>
-          <w:b w:val="0"/>
-          <w:i w:val="0"/>
-          <w:color w:val="0000FF"/>
-          <w:sz w:val="24"/>
-          <w:u w:val="single"/>
+          <w:color w:val="000000"/>
+          <w:sz w:val="24"/>
         </w:rPr>
         <w:hyperlink r:id="rId10" w:history="1">
           <w:r>
             <w:rPr>
               <w:rStyle w:val="Hyperlink"/>
             </w:rPr>
-            <w:t>handre</w:t>
+            <w:t>g</w:t>
           </w:r>
         </w:hyperlink>
       </w:r>
       <w:r>
         <w:rPr>
+          <w:u w:val="single" w:color="0000ff"/>
           <w:rFonts w:ascii="Charis SIL Regular" w:hAnsi="Charis SIL Regular" w:eastAsia="Charis SIL Regular"/>
           <w:b w:val="0"/>
           <w:i w:val="0"/>
-          <w:color w:val="0000FF"/>
-          <w:sz w:val="24"/>
-          <w:u w:val="single"/>
+          <w:color w:val="000000"/>
+          <w:sz w:val="24"/>
         </w:rPr>
         <w:hyperlink r:id="rId10" w:history="1">
           <w:r>
             <w:rPr>
               <w:rStyle w:val="Hyperlink"/>
             </w:rPr>
-            <w:t>iking</w:t>
+            <w:t>oed. On</w:t>
           </w:r>
         </w:hyperlink>
       </w:r>
       <w:r>
         <w:rPr>
+          <w:u w:val="single" w:color="0000ff"/>
           <w:rFonts w:ascii="Charis SIL Regular" w:hAnsi="Charis SIL Regular" w:eastAsia="Charis SIL Regular"/>
           <w:b w:val="0"/>
           <w:i w:val="0"/>
           <w:color w:val="000000"/>
           <w:sz w:val="24"/>
         </w:rPr>
-        <w:t xml:space="preserve"> van </w:t>
-      </w:r>
-      <w:r>
-        <w:rPr>
+        <w:hyperlink r:id="rId10" w:history="1">
+          <w:r>
+            <w:rPr>
+              <w:rStyle w:val="Hyperlink"/>
+            </w:rPr>
+            <w:t>d</w:t>
+          </w:r>
+        </w:hyperlink>
+      </w:r>
+      <w:r>
+        <w:rPr>
+          <w:u w:val="single" w:color="0000ff"/>
           <w:rFonts w:ascii="Charis SIL Regular" w:hAnsi="Charis SIL Regular" w:eastAsia="Charis SIL Regular"/>
           <w:b w:val="0"/>
           <w:i w:val="0"/>
           <w:color w:val="000000"/>
           <w:sz w:val="24"/>
         </w:rPr>
-        <w:t>de Rijksdienst voor het Cultureel Erfgoed. Onderaan deze zoekhulp vind</w:t>
+        <w:hyperlink r:id="rId10" w:history="1">
+          <w:r>
+            <w:rPr>
+              <w:rStyle w:val="Hyperlink"/>
+            </w:rPr>
+            <w:t>er</w:t>
+          </w:r>
+        </w:hyperlink>
+      </w:r>
+      <w:r>
+        <w:rPr>
+          <w:u w:val="single" w:color="0000ff"/>
+          <w:rFonts w:ascii="Charis SIL Regular" w:hAnsi="Charis SIL Regular" w:eastAsia="Charis SIL Regular"/>
+          <w:b w:val="0"/>
+          <w:i w:val="0"/>
+          <w:color w:val="000000"/>
+          <w:sz w:val="24"/>
+        </w:rPr>
+        <w:hyperlink r:id="rId10" w:history="1">
+          <w:r>
+            <w:rPr>
+              <w:rStyle w:val="Hyperlink"/>
+            </w:rPr>
+            <w:t>a</w:t>
+          </w:r>
+        </w:hyperlink>
+      </w:r>
+      <w:r>
+        <w:rPr>
+          <w:u w:val="single" w:color="0000ff"/>
+          <w:rFonts w:ascii="Charis SIL Regular" w:hAnsi="Charis SIL Regular" w:eastAsia="Charis SIL Regular"/>
+          <w:b w:val="0"/>
+          <w:i w:val="0"/>
+          <w:color w:val="000000"/>
+          <w:sz w:val="24"/>
+        </w:rPr>
+        <w:hyperlink r:id="rId10" w:history="1">
+          <w:r>
+            <w:rPr>
+              <w:rStyle w:val="Hyperlink"/>
+            </w:rPr>
+            <w:t xml:space="preserve">an </w:t>
+          </w:r>
+        </w:hyperlink>
+      </w:r>
+      <w:r>
+        <w:rPr>
+          <w:u w:val="single" w:color="0000ff"/>
+          <w:rFonts w:ascii="Charis SIL Regular" w:hAnsi="Charis SIL Regular" w:eastAsia="Charis SIL Regular"/>
+          <w:b w:val="0"/>
+          <w:i w:val="0"/>
+          <w:color w:val="000000"/>
+          <w:sz w:val="24"/>
+        </w:rPr>
+        <w:hyperlink r:id="rId10" w:history="1">
+          <w:r>
+            <w:rPr>
+              <w:rStyle w:val="Hyperlink"/>
+            </w:rPr>
+            <w:t>d</w:t>
+          </w:r>
+        </w:hyperlink>
+      </w:r>
+      <w:r>
+        <w:rPr>
+          <w:u w:val="single" w:color="0000ff"/>
+          <w:rFonts w:ascii="Charis SIL Regular" w:hAnsi="Charis SIL Regular" w:eastAsia="Charis SIL Regular"/>
+          <w:b w:val="0"/>
+          <w:i w:val="0"/>
+          <w:color w:val="000000"/>
+          <w:sz w:val="24"/>
+        </w:rPr>
+        <w:hyperlink r:id="rId10" w:history="1">
+          <w:r>
+            <w:rPr>
+              <w:rStyle w:val="Hyperlink"/>
+            </w:rPr>
+            <w:t>eze zoek</w:t>
+          </w:r>
+        </w:hyperlink>
+      </w:r>
+      <w:r>
+        <w:rPr>
+          <w:u w:val="single" w:color="0000ff"/>
+          <w:rFonts w:ascii="Charis SIL Regular" w:hAnsi="Charis SIL Regular" w:eastAsia="Charis SIL Regular"/>
+          <w:b w:val="0"/>
+          <w:i w:val="0"/>
+          <w:color w:val="000000"/>
+          <w:sz w:val="24"/>
+        </w:rPr>
+        <w:hyperlink r:id="rId10" w:history="1">
+          <w:r>
+            <w:rPr>
+              <w:rStyle w:val="Hyperlink"/>
+            </w:rPr>
+            <w:t>h</w:t>
+          </w:r>
+        </w:hyperlink>
+      </w:r>
+      <w:r>
+        <w:rPr>
+          <w:u w:val="single" w:color="0000ff"/>
+          <w:rFonts w:ascii="Charis SIL Regular" w:hAnsi="Charis SIL Regular" w:eastAsia="Charis SIL Regular"/>
+          <w:b w:val="0"/>
+          <w:i w:val="0"/>
+          <w:color w:val="000000"/>
+          <w:sz w:val="24"/>
+        </w:rPr>
+        <w:hyperlink r:id="rId10" w:history="1">
+          <w:r>
+            <w:rPr>
+              <w:rStyle w:val="Hyperlink"/>
+            </w:rPr>
+            <w:t>ulp vind</w:t>
+          </w:r>
+        </w:hyperlink>
       </w:r>
       <w:r>
         <w:rPr>
@@ -3211,7 +3456,7 @@
             <w:rPr>
               <w:rStyle w:val="Hyperlink"/>
             </w:rPr>
-            <w:t>Significan</w:t>
+            <w:t>Significanc</w:t>
           </w:r>
         </w:hyperlink>
       </w:r>
@@ -3222,13 +3467,36 @@
           <w:i/>
           <w:color w:val="0000FF"/>
           <w:sz w:val="24"/>
+          <w:u w:val="single"/>
+        </w:rPr>
+        <w:t>e</w:t>
+      </w:r>
+      <w:r>
+        <w:rPr>
+          <w:rFonts w:ascii="Charis SIL Italic" w:hAnsi="Charis SIL Italic" w:eastAsia="Charis SIL Italic"/>
+          <w:b w:val="0"/>
+          <w:i/>
+          <w:color w:val="0000FF"/>
+          <w:sz w:val="24"/>
+          <w:u w:val="single"/>
+        </w:rPr>
+        <w:t xml:space="preserve"> </w:t>
+      </w:r>
+      <w:r>
+        <w:rPr>
+          <w:rFonts w:ascii="Charis SIL Italic" w:hAnsi="Charis SIL Italic" w:eastAsia="Charis SIL Italic"/>
+          <w:b w:val="0"/>
+          <w:i/>
+          <w:color w:val="0000FF"/>
+          <w:sz w:val="24"/>
+          <w:u w:val="single"/>
         </w:rPr>
         <w:hyperlink r:id="rId16" w:history="1">
           <w:r>
             <w:rPr>
               <w:rStyle w:val="Hyperlink"/>
             </w:rPr>
-            <w:t>c</w:t>
+            <w:t>o</w:t>
           </w:r>
         </w:hyperlink>
       </w:r>
@@ -3240,7 +3508,7 @@
           <w:color w:val="0000FF"/>
           <w:sz w:val="24"/>
         </w:rPr>
-        <w:t>e</w:t>
+        <w:t xml:space="preserve">f </w:t>
       </w:r>
       <w:r>
         <w:rPr>
@@ -3251,130 +3519,7 @@
           <w:sz w:val="24"/>
           <w:u w:val="single"/>
         </w:rPr>
-        <w:t xml:space="preserve"> </w:t>
-      </w:r>
-      <w:r>
-        <w:rPr>
-          <w:rFonts w:ascii="Charis SIL Italic" w:hAnsi="Charis SIL Italic" w:eastAsia="Charis SIL Italic"/>
-          <w:b w:val="0"/>
-          <w:i/>
-          <w:color w:val="0000FF"/>
-          <w:sz w:val="24"/>
-          <w:u w:val="single"/>
-        </w:rPr>
-        <w:hyperlink r:id="rId16" w:history="1">
-          <w:r>
-            <w:rPr>
-              <w:rStyle w:val="Hyperlink"/>
-            </w:rPr>
-            <w:t xml:space="preserve">of </w:t>
-          </w:r>
-        </w:hyperlink>
-      </w:r>
-      <w:r>
-        <w:rPr>
-          <w:rFonts w:ascii="Charis SIL Italic" w:hAnsi="Charis SIL Italic" w:eastAsia="Charis SIL Italic"/>
-          <w:b w:val="0"/>
-          <w:i/>
-          <w:color w:val="0000FF"/>
-          <w:sz w:val="24"/>
-          <w:u w:val="single"/>
-        </w:rPr>
-        <w:hyperlink r:id="rId16" w:history="1">
-          <w:r>
-            <w:rPr>
-              <w:rStyle w:val="Hyperlink"/>
-            </w:rPr>
-            <w:t>Cultural</w:t>
-          </w:r>
-        </w:hyperlink>
-      </w:r>
-      <w:r>
-        <w:rPr>
-          <w:rFonts w:ascii="Charis SIL Italic" w:hAnsi="Charis SIL Italic" w:eastAsia="Charis SIL Italic"/>
-          <w:b w:val="0"/>
-          <w:i/>
-          <w:color w:val="0000FF"/>
-          <w:sz w:val="24"/>
-          <w:u w:val="single"/>
-        </w:rPr>
-        <w:t xml:space="preserve"> </w:t>
-      </w:r>
-      <w:r>
-        <w:rPr>
-          <w:rFonts w:ascii="Charis SIL Italic" w:hAnsi="Charis SIL Italic" w:eastAsia="Charis SIL Italic"/>
-          <w:b w:val="0"/>
-          <w:i/>
-          <w:color w:val="0000FF"/>
-          <w:sz w:val="24"/>
-          <w:u w:val="single"/>
-        </w:rPr>
-        <w:hyperlink r:id="rId16" w:history="1">
-          <w:r>
-            <w:rPr>
-              <w:rStyle w:val="Hyperlink"/>
-            </w:rPr>
-            <w:t>Objects</w:t>
-          </w:r>
-        </w:hyperlink>
-      </w:r>
-      <w:r>
-        <w:rPr>
-          <w:rFonts w:ascii="Charis SIL Italic" w:hAnsi="Charis SIL Italic" w:eastAsia="Charis SIL Italic"/>
-          <w:b w:val="0"/>
-          <w:i/>
-          <w:color w:val="0000FF"/>
-          <w:sz w:val="24"/>
-          <w:u w:val="single"/>
-        </w:rPr>
-        <w:t xml:space="preserve"> </w:t>
-      </w:r>
-      <w:r>
-        <w:rPr>
-          <w:rFonts w:ascii="Charis SIL Italic" w:hAnsi="Charis SIL Italic" w:eastAsia="Charis SIL Italic"/>
-          <w:b w:val="0"/>
-          <w:i/>
-          <w:color w:val="0000FF"/>
-          <w:sz w:val="24"/>
-          <w:u w:val="single"/>
-        </w:rPr>
-        <w:hyperlink r:id="rId16" w:history="1">
-          <w:r>
-            <w:rPr>
-              <w:rStyle w:val="Hyperlink"/>
-            </w:rPr>
-            <w:t>and</w:t>
-          </w:r>
-        </w:hyperlink>
-      </w:r>
-      <w:r>
-        <w:rPr>
-          <w:rFonts w:ascii="Charis SIL Italic" w:hAnsi="Charis SIL Italic" w:eastAsia="Charis SIL Italic"/>
-          <w:b w:val="0"/>
-          <w:i/>
-          <w:color w:val="0000FF"/>
-          <w:sz w:val="24"/>
-          <w:u w:val="single"/>
-        </w:rPr>
-        <w:t xml:space="preserve"> </w:t>
-      </w:r>
-      <w:r>
-        <w:rPr>
-          <w:rFonts w:ascii="Charis SIL Italic" w:hAnsi="Charis SIL Italic" w:eastAsia="Charis SIL Italic"/>
-          <w:b w:val="0"/>
-          <w:i/>
-          <w:color w:val="0000FF"/>
-          <w:sz w:val="24"/>
-          <w:u w:val="single"/>
-        </w:rPr>
-        <w:hyperlink r:id="rId16" w:history="1">
-          <w:r>
-            <w:rPr>
-              <w:rStyle w:val="Hyperlink"/>
-            </w:rPr>
-            <w:t>Collectio</w:t>
-          </w:r>
-        </w:hyperlink>
+        <w:t>Cultural Objects and Collectio</w:t>
       </w:r>
       <w:r>
         <w:rPr>

--- a/EXPORTS/DOCX/published/niveau1/Dutch/DoingResearch.docx
+++ b/EXPORTS/DOCX/published/niveau1/Dutch/DoingResearch.docx
@@ -359,7 +359,6 @@
           <w:i/>
           <w:color w:val="0000FF"/>
           <w:sz w:val="24"/>
-          <w:u w:val="single"/>
         </w:rPr>
         <w:t xml:space="preserve"> </w:t>
       </w:r>
@@ -377,19 +376,9 @@
             <w:rPr>
               <w:rStyle w:val="Hyperlink"/>
             </w:rPr>
-            <w:t>o</w:t>
+            <w:t>of</w:t>
           </w:r>
         </w:hyperlink>
-      </w:r>
-      <w:r>
-        <w:rPr>
-          <w:rFonts w:ascii="Charis SIL Italic" w:hAnsi="Charis SIL Italic" w:eastAsia="Charis SIL Italic"/>
-          <w:b w:val="0"/>
-          <w:i/>
-          <w:color w:val="0000FF"/>
-          <w:sz w:val="24"/>
-        </w:rPr>
-        <w:t>f</w:t>
       </w:r>
       <w:r>
         <w:rPr>
@@ -768,7 +757,7 @@
           <w:sz w:val="24"/>
           <w:u w:val="single"/>
         </w:rPr>
-        <w:hyperlink r:id="rId10" w:history="1">
+        <w:hyperlink r:id="rId9" w:history="1">
           <w:r>
             <w:rPr>
               <w:rStyle w:val="Hyperlink"/>
@@ -1086,7 +1075,7 @@
           <w:sz w:val="24"/>
           <w:u w:val="single"/>
         </w:rPr>
-        <w:hyperlink r:id="rId10" w:history="1">
+        <w:hyperlink r:id="rId9" w:history="1">
           <w:r>
             <w:rPr>
               <w:rStyle w:val="Hyperlink"/>
@@ -1115,7 +1104,7 @@
           <w:sz w:val="24"/>
           <w:u w:val="single"/>
         </w:rPr>
-        <w:hyperlink r:id="rId10" w:history="1">
+        <w:hyperlink r:id="rId9" w:history="1">
           <w:r>
             <w:rPr>
               <w:rStyle w:val="Hyperlink"/>
@@ -1133,7 +1122,7 @@
           <w:sz w:val="24"/>
           <w:u w:val="single"/>
         </w:rPr>
-        <w:hyperlink r:id="rId10" w:history="1">
+        <w:hyperlink r:id="rId9" w:history="1">
           <w:r>
             <w:rPr>
               <w:rStyle w:val="Hyperlink"/>
@@ -4256,6 +4245,7 @@
       </w:r>
       <w:r>
         <w:rPr>
+          <w:u w:val="single" w:color="0000ff"/>
           <w:rFonts w:ascii="Charis SIL Regular" w:hAnsi="Charis SIL Regular" w:eastAsia="Charis SIL Regular"/>
           <w:b w:val="0"/>
           <w:i w:val="0"/>
@@ -5041,7 +5031,34 @@
           <w:color w:val="000000"/>
           <w:sz w:val="24"/>
         </w:rPr>
-        <w:t xml:space="preserve">•  Deterts, Dorothea (ed.), </w:t>
+        <w:t xml:space="preserve">•  </w:t>
+      </w:r>
+      <w:r>
+        <w:rPr>
+          <w:rFonts w:ascii="Charis SIL Regular" w:hAnsi="Charis SIL Regular" w:eastAsia="Charis SIL Regular"/>
+          <w:b w:val="0"/>
+          <w:i w:val="0"/>
+          <w:color w:val="000000"/>
+          <w:sz w:val="24"/>
+        </w:rPr>
+        <w:hyperlink r:id="rId18" w:history="1">
+          <w:r>
+            <w:rPr>
+              <w:rStyle w:val="Hyperlink"/>
+            </w:rPr>
+            <w:t xml:space="preserve">Deterts, </w:t>
+          </w:r>
+        </w:hyperlink>
+      </w:r>
+      <w:r>
+        <w:rPr>
+          <w:rFonts w:ascii="Charis SIL Regular" w:hAnsi="Charis SIL Regular" w:eastAsia="Charis SIL Regular"/>
+          <w:b w:val="0"/>
+          <w:i w:val="0"/>
+          <w:color w:val="000000"/>
+          <w:sz w:val="24"/>
+        </w:rPr>
+        <w:t xml:space="preserve">Dorothea (ed.), </w:t>
       </w:r>
       <w:r>
         <w:rPr>

--- a/EXPORTS/DOCX/published/niveau1/Dutch/DoingResearch.docx
+++ b/EXPORTS/DOCX/published/niveau1/Dutch/DoingResearch.docx
@@ -359,6 +359,7 @@
           <w:i/>
           <w:color w:val="0000FF"/>
           <w:sz w:val="24"/>
+          <w:u w:val="single"/>
         </w:rPr>
         <w:t xml:space="preserve"> </w:t>
       </w:r>
@@ -387,7 +388,6 @@
           <w:i/>
           <w:color w:val="0000FF"/>
           <w:sz w:val="24"/>
-          <w:u w:val="single"/>
         </w:rPr>
         <w:t xml:space="preserve"> </w:t>
       </w:r>
@@ -579,25 +579,7 @@
             <w:rPr>
               <w:rStyle w:val="Hyperlink"/>
             </w:rPr>
-            <w:t>co</w:t>
-          </w:r>
-        </w:hyperlink>
-      </w:r>
-      <w:r>
-        <w:rPr>
-          <w:rFonts w:ascii="Charis SIL Italic" w:hAnsi="Charis SIL Italic" w:eastAsia="Charis SIL Italic"/>
-          <w:b w:val="0"/>
-          <w:i/>
-          <w:color w:val="0000FF"/>
-          <w:sz w:val="24"/>
-          <w:u w:val="single"/>
-        </w:rPr>
-        <w:hyperlink r:id="rId9" w:history="1">
-          <w:r>
-            <w:rPr>
-              <w:rStyle w:val="Hyperlink"/>
-            </w:rPr>
-            <w:t>l</w:t>
+            <w:t>col</w:t>
           </w:r>
         </w:hyperlink>
       </w:r>
@@ -722,13 +704,31 @@
       </w:r>
       <w:r>
         <w:rPr>
+          <w:u w:val="single" w:color="0000ff"/>
           <w:rFonts w:ascii="Charis SIL Regular" w:hAnsi="Charis SIL Regular" w:eastAsia="Charis SIL Regular"/>
           <w:b w:val="0"/>
           <w:i w:val="0"/>
           <w:color w:val="000000"/>
           <w:sz w:val="24"/>
         </w:rPr>
-        <w:t>publicatie _</w:t>
+        <w:hyperlink r:id="rId9" w:history="1">
+          <w:r>
+            <w:rPr>
+              <w:rStyle w:val="Hyperlink"/>
+            </w:rPr>
+            <w:t>public</w:t>
+          </w:r>
+        </w:hyperlink>
+      </w:r>
+      <w:r>
+        <w:rPr>
+          <w:rFonts w:ascii="Charis SIL Regular" w:hAnsi="Charis SIL Regular" w:eastAsia="Charis SIL Regular"/>
+          <w:b w:val="0"/>
+          <w:i w:val="0"/>
+          <w:color w:val="000000"/>
+          <w:sz w:val="24"/>
+        </w:rPr>
+        <w:t>atie _</w:t>
       </w:r>
       <w:r>
         <w:rPr>
@@ -757,7 +757,7 @@
           <w:sz w:val="24"/>
           <w:u w:val="single"/>
         </w:rPr>
-        <w:hyperlink r:id="rId9" w:history="1">
+        <w:hyperlink r:id="rId10" w:history="1">
           <w:r>
             <w:rPr>
               <w:rStyle w:val="Hyperlink"/>
@@ -775,7 +775,7 @@
           <w:sz w:val="24"/>
           <w:u w:val="single"/>
         </w:rPr>
-        <w:hyperlink r:id="rId9" w:history="1">
+        <w:hyperlink r:id="rId10" w:history="1">
           <w:r>
             <w:rPr>
               <w:rStyle w:val="Hyperlink"/>
@@ -1075,7 +1075,7 @@
           <w:sz w:val="24"/>
           <w:u w:val="single"/>
         </w:rPr>
-        <w:hyperlink r:id="rId9" w:history="1">
+        <w:hyperlink r:id="rId10" w:history="1">
           <w:r>
             <w:rPr>
               <w:rStyle w:val="Hyperlink"/>
@@ -1104,7 +1104,7 @@
           <w:sz w:val="24"/>
           <w:u w:val="single"/>
         </w:rPr>
-        <w:hyperlink r:id="rId9" w:history="1">
+        <w:hyperlink r:id="rId10" w:history="1">
           <w:r>
             <w:rPr>
               <w:rStyle w:val="Hyperlink"/>
@@ -1122,7 +1122,7 @@
           <w:sz w:val="24"/>
           <w:u w:val="single"/>
         </w:rPr>
-        <w:hyperlink r:id="rId9" w:history="1">
+        <w:hyperlink r:id="rId10" w:history="1">
           <w:r>
             <w:rPr>
               <w:rStyle w:val="Hyperlink"/>
@@ -1140,7 +1140,7 @@
           <w:sz w:val="24"/>
           <w:u w:val="single"/>
         </w:rPr>
-        <w:hyperlink r:id="rId9" w:history="1">
+        <w:hyperlink r:id="rId10" w:history="1">
           <w:r>
             <w:rPr>
               <w:rStyle w:val="Hyperlink"/>
@@ -1169,7 +1169,7 @@
           <w:sz w:val="24"/>
           <w:u w:val="single"/>
         </w:rPr>
-        <w:hyperlink r:id="rId9" w:history="1">
+        <w:hyperlink r:id="rId10" w:history="1">
           <w:r>
             <w:rPr>
               <w:rStyle w:val="Hyperlink"/>
@@ -1214,241 +1214,7 @@
           <w:color w:val="000000"/>
           <w:sz w:val="24"/>
         </w:rPr>
-        <w:t>de Rijksdie</w:t>
-      </w:r>
-      <w:r>
-        <w:rPr>
-          <w:u w:val="single" w:color="0000ff"/>
-          <w:rFonts w:ascii="Charis SIL Regular" w:hAnsi="Charis SIL Regular" w:eastAsia="Charis SIL Regular"/>
-          <w:b w:val="0"/>
-          <w:i w:val="0"/>
-          <w:color w:val="000000"/>
-          <w:sz w:val="24"/>
-        </w:rPr>
-        <w:hyperlink r:id="rId10" w:history="1">
-          <w:r>
-            <w:rPr>
-              <w:rStyle w:val="Hyperlink"/>
-            </w:rPr>
-            <w:t>nst voor het Culture</w:t>
-          </w:r>
-        </w:hyperlink>
-      </w:r>
-      <w:r>
-        <w:rPr>
-          <w:u w:val="single" w:color="0000ff"/>
-          <w:rFonts w:ascii="Charis SIL Regular" w:hAnsi="Charis SIL Regular" w:eastAsia="Charis SIL Regular"/>
-          <w:b w:val="0"/>
-          <w:i w:val="0"/>
-          <w:color w:val="000000"/>
-          <w:sz w:val="24"/>
-        </w:rPr>
-        <w:hyperlink r:id="rId10" w:history="1">
-          <w:r>
-            <w:rPr>
-              <w:rStyle w:val="Hyperlink"/>
-            </w:rPr>
-            <w:t>e</w:t>
-          </w:r>
-        </w:hyperlink>
-      </w:r>
-      <w:r>
-        <w:rPr>
-          <w:u w:val="single" w:color="0000ff"/>
-          <w:rFonts w:ascii="Charis SIL Regular" w:hAnsi="Charis SIL Regular" w:eastAsia="Charis SIL Regular"/>
-          <w:b w:val="0"/>
-          <w:i w:val="0"/>
-          <w:color w:val="000000"/>
-          <w:sz w:val="24"/>
-        </w:rPr>
-        <w:hyperlink r:id="rId10" w:history="1">
-          <w:r>
-            <w:rPr>
-              <w:rStyle w:val="Hyperlink"/>
-            </w:rPr>
-            <w:t>l Erf</w:t>
-          </w:r>
-        </w:hyperlink>
-      </w:r>
-      <w:r>
-        <w:rPr>
-          <w:u w:val="single" w:color="0000ff"/>
-          <w:rFonts w:ascii="Charis SIL Regular" w:hAnsi="Charis SIL Regular" w:eastAsia="Charis SIL Regular"/>
-          <w:b w:val="0"/>
-          <w:i w:val="0"/>
-          <w:color w:val="000000"/>
-          <w:sz w:val="24"/>
-        </w:rPr>
-        <w:hyperlink r:id="rId10" w:history="1">
-          <w:r>
-            <w:rPr>
-              <w:rStyle w:val="Hyperlink"/>
-            </w:rPr>
-            <w:t>g</w:t>
-          </w:r>
-        </w:hyperlink>
-      </w:r>
-      <w:r>
-        <w:rPr>
-          <w:u w:val="single" w:color="0000ff"/>
-          <w:rFonts w:ascii="Charis SIL Regular" w:hAnsi="Charis SIL Regular" w:eastAsia="Charis SIL Regular"/>
-          <w:b w:val="0"/>
-          <w:i w:val="0"/>
-          <w:color w:val="000000"/>
-          <w:sz w:val="24"/>
-        </w:rPr>
-        <w:hyperlink r:id="rId10" w:history="1">
-          <w:r>
-            <w:rPr>
-              <w:rStyle w:val="Hyperlink"/>
-            </w:rPr>
-            <w:t>oed. On</w:t>
-          </w:r>
-        </w:hyperlink>
-      </w:r>
-      <w:r>
-        <w:rPr>
-          <w:u w:val="single" w:color="0000ff"/>
-          <w:rFonts w:ascii="Charis SIL Regular" w:hAnsi="Charis SIL Regular" w:eastAsia="Charis SIL Regular"/>
-          <w:b w:val="0"/>
-          <w:i w:val="0"/>
-          <w:color w:val="000000"/>
-          <w:sz w:val="24"/>
-        </w:rPr>
-        <w:hyperlink r:id="rId10" w:history="1">
-          <w:r>
-            <w:rPr>
-              <w:rStyle w:val="Hyperlink"/>
-            </w:rPr>
-            <w:t>d</w:t>
-          </w:r>
-        </w:hyperlink>
-      </w:r>
-      <w:r>
-        <w:rPr>
-          <w:u w:val="single" w:color="0000ff"/>
-          <w:rFonts w:ascii="Charis SIL Regular" w:hAnsi="Charis SIL Regular" w:eastAsia="Charis SIL Regular"/>
-          <w:b w:val="0"/>
-          <w:i w:val="0"/>
-          <w:color w:val="000000"/>
-          <w:sz w:val="24"/>
-        </w:rPr>
-        <w:hyperlink r:id="rId10" w:history="1">
-          <w:r>
-            <w:rPr>
-              <w:rStyle w:val="Hyperlink"/>
-            </w:rPr>
-            <w:t>er</w:t>
-          </w:r>
-        </w:hyperlink>
-      </w:r>
-      <w:r>
-        <w:rPr>
-          <w:u w:val="single" w:color="0000ff"/>
-          <w:rFonts w:ascii="Charis SIL Regular" w:hAnsi="Charis SIL Regular" w:eastAsia="Charis SIL Regular"/>
-          <w:b w:val="0"/>
-          <w:i w:val="0"/>
-          <w:color w:val="000000"/>
-          <w:sz w:val="24"/>
-        </w:rPr>
-        <w:hyperlink r:id="rId10" w:history="1">
-          <w:r>
-            <w:rPr>
-              <w:rStyle w:val="Hyperlink"/>
-            </w:rPr>
-            <w:t>a</w:t>
-          </w:r>
-        </w:hyperlink>
-      </w:r>
-      <w:r>
-        <w:rPr>
-          <w:u w:val="single" w:color="0000ff"/>
-          <w:rFonts w:ascii="Charis SIL Regular" w:hAnsi="Charis SIL Regular" w:eastAsia="Charis SIL Regular"/>
-          <w:b w:val="0"/>
-          <w:i w:val="0"/>
-          <w:color w:val="000000"/>
-          <w:sz w:val="24"/>
-        </w:rPr>
-        <w:hyperlink r:id="rId10" w:history="1">
-          <w:r>
-            <w:rPr>
-              <w:rStyle w:val="Hyperlink"/>
-            </w:rPr>
-            <w:t xml:space="preserve">an </w:t>
-          </w:r>
-        </w:hyperlink>
-      </w:r>
-      <w:r>
-        <w:rPr>
-          <w:u w:val="single" w:color="0000ff"/>
-          <w:rFonts w:ascii="Charis SIL Regular" w:hAnsi="Charis SIL Regular" w:eastAsia="Charis SIL Regular"/>
-          <w:b w:val="0"/>
-          <w:i w:val="0"/>
-          <w:color w:val="000000"/>
-          <w:sz w:val="24"/>
-        </w:rPr>
-        <w:hyperlink r:id="rId10" w:history="1">
-          <w:r>
-            <w:rPr>
-              <w:rStyle w:val="Hyperlink"/>
-            </w:rPr>
-            <w:t>d</w:t>
-          </w:r>
-        </w:hyperlink>
-      </w:r>
-      <w:r>
-        <w:rPr>
-          <w:u w:val="single" w:color="0000ff"/>
-          <w:rFonts w:ascii="Charis SIL Regular" w:hAnsi="Charis SIL Regular" w:eastAsia="Charis SIL Regular"/>
-          <w:b w:val="0"/>
-          <w:i w:val="0"/>
-          <w:color w:val="000000"/>
-          <w:sz w:val="24"/>
-        </w:rPr>
-        <w:hyperlink r:id="rId10" w:history="1">
-          <w:r>
-            <w:rPr>
-              <w:rStyle w:val="Hyperlink"/>
-            </w:rPr>
-            <w:t>eze zoek</w:t>
-          </w:r>
-        </w:hyperlink>
-      </w:r>
-      <w:r>
-        <w:rPr>
-          <w:u w:val="single" w:color="0000ff"/>
-          <w:rFonts w:ascii="Charis SIL Regular" w:hAnsi="Charis SIL Regular" w:eastAsia="Charis SIL Regular"/>
-          <w:b w:val="0"/>
-          <w:i w:val="0"/>
-          <w:color w:val="000000"/>
-          <w:sz w:val="24"/>
-        </w:rPr>
-        <w:hyperlink r:id="rId10" w:history="1">
-          <w:r>
-            <w:rPr>
-              <w:rStyle w:val="Hyperlink"/>
-            </w:rPr>
-            <w:t>h</w:t>
-          </w:r>
-        </w:hyperlink>
-      </w:r>
-      <w:r>
-        <w:rPr>
-          <w:u w:val="single" w:color="0000ff"/>
-          <w:rFonts w:ascii="Charis SIL Regular" w:hAnsi="Charis SIL Regular" w:eastAsia="Charis SIL Regular"/>
-          <w:b w:val="0"/>
-          <w:i w:val="0"/>
-          <w:color w:val="000000"/>
-          <w:sz w:val="24"/>
-        </w:rPr>
-        <w:hyperlink r:id="rId10" w:history="1">
-          <w:r>
-            <w:rPr>
-              <w:rStyle w:val="Hyperlink"/>
-            </w:rPr>
-            <w:t>ulp vind</w:t>
-          </w:r>
-        </w:hyperlink>
+        <w:t>de Rijksdienst voor het Cultureel Erfgoed. Onderaan deze zoekhulp vind</w:t>
       </w:r>
       <w:r>
         <w:rPr>
@@ -2636,7 +2402,7 @@
           <w:sz w:val="24"/>
           <w:u w:val="single"/>
         </w:rPr>
-        <w:hyperlink r:id="rId13" w:history="1">
+        <w:hyperlink r:id="rId12" w:history="1">
           <w:r>
             <w:rPr>
               <w:rStyle w:val="Hyperlink"/>
@@ -3445,7 +3211,7 @@
             <w:rPr>
               <w:rStyle w:val="Hyperlink"/>
             </w:rPr>
-            <w:t>Significanc</w:t>
+            <w:t>Significan</w:t>
           </w:r>
         </w:hyperlink>
       </w:r>
@@ -3456,36 +3222,13 @@
           <w:i/>
           <w:color w:val="0000FF"/>
           <w:sz w:val="24"/>
-          <w:u w:val="single"/>
-        </w:rPr>
-        <w:t>e</w:t>
-      </w:r>
-      <w:r>
-        <w:rPr>
-          <w:rFonts w:ascii="Charis SIL Italic" w:hAnsi="Charis SIL Italic" w:eastAsia="Charis SIL Italic"/>
-          <w:b w:val="0"/>
-          <w:i/>
-          <w:color w:val="0000FF"/>
-          <w:sz w:val="24"/>
-          <w:u w:val="single"/>
-        </w:rPr>
-        <w:t xml:space="preserve"> </w:t>
-      </w:r>
-      <w:r>
-        <w:rPr>
-          <w:rFonts w:ascii="Charis SIL Italic" w:hAnsi="Charis SIL Italic" w:eastAsia="Charis SIL Italic"/>
-          <w:b w:val="0"/>
-          <w:i/>
-          <w:color w:val="0000FF"/>
-          <w:sz w:val="24"/>
-          <w:u w:val="single"/>
         </w:rPr>
         <w:hyperlink r:id="rId16" w:history="1">
           <w:r>
             <w:rPr>
               <w:rStyle w:val="Hyperlink"/>
             </w:rPr>
-            <w:t>o</w:t>
+            <w:t>c</w:t>
           </w:r>
         </w:hyperlink>
       </w:r>
@@ -3497,7 +3240,7 @@
           <w:color w:val="0000FF"/>
           <w:sz w:val="24"/>
         </w:rPr>
-        <w:t xml:space="preserve">f </w:t>
+        <w:t>e</w:t>
       </w:r>
       <w:r>
         <w:rPr>
@@ -3508,7 +3251,130 @@
           <w:sz w:val="24"/>
           <w:u w:val="single"/>
         </w:rPr>
-        <w:t>Cultural Objects and Collectio</w:t>
+        <w:t xml:space="preserve"> </w:t>
+      </w:r>
+      <w:r>
+        <w:rPr>
+          <w:rFonts w:ascii="Charis SIL Italic" w:hAnsi="Charis SIL Italic" w:eastAsia="Charis SIL Italic"/>
+          <w:b w:val="0"/>
+          <w:i/>
+          <w:color w:val="0000FF"/>
+          <w:sz w:val="24"/>
+          <w:u w:val="single"/>
+        </w:rPr>
+        <w:hyperlink r:id="rId16" w:history="1">
+          <w:r>
+            <w:rPr>
+              <w:rStyle w:val="Hyperlink"/>
+            </w:rPr>
+            <w:t xml:space="preserve">of </w:t>
+          </w:r>
+        </w:hyperlink>
+      </w:r>
+      <w:r>
+        <w:rPr>
+          <w:rFonts w:ascii="Charis SIL Italic" w:hAnsi="Charis SIL Italic" w:eastAsia="Charis SIL Italic"/>
+          <w:b w:val="0"/>
+          <w:i/>
+          <w:color w:val="0000FF"/>
+          <w:sz w:val="24"/>
+          <w:u w:val="single"/>
+        </w:rPr>
+        <w:hyperlink r:id="rId16" w:history="1">
+          <w:r>
+            <w:rPr>
+              <w:rStyle w:val="Hyperlink"/>
+            </w:rPr>
+            <w:t>Cultural</w:t>
+          </w:r>
+        </w:hyperlink>
+      </w:r>
+      <w:r>
+        <w:rPr>
+          <w:rFonts w:ascii="Charis SIL Italic" w:hAnsi="Charis SIL Italic" w:eastAsia="Charis SIL Italic"/>
+          <w:b w:val="0"/>
+          <w:i/>
+          <w:color w:val="0000FF"/>
+          <w:sz w:val="24"/>
+          <w:u w:val="single"/>
+        </w:rPr>
+        <w:t xml:space="preserve"> </w:t>
+      </w:r>
+      <w:r>
+        <w:rPr>
+          <w:rFonts w:ascii="Charis SIL Italic" w:hAnsi="Charis SIL Italic" w:eastAsia="Charis SIL Italic"/>
+          <w:b w:val="0"/>
+          <w:i/>
+          <w:color w:val="0000FF"/>
+          <w:sz w:val="24"/>
+          <w:u w:val="single"/>
+        </w:rPr>
+        <w:hyperlink r:id="rId16" w:history="1">
+          <w:r>
+            <w:rPr>
+              <w:rStyle w:val="Hyperlink"/>
+            </w:rPr>
+            <w:t>Objects</w:t>
+          </w:r>
+        </w:hyperlink>
+      </w:r>
+      <w:r>
+        <w:rPr>
+          <w:rFonts w:ascii="Charis SIL Italic" w:hAnsi="Charis SIL Italic" w:eastAsia="Charis SIL Italic"/>
+          <w:b w:val="0"/>
+          <w:i/>
+          <w:color w:val="0000FF"/>
+          <w:sz w:val="24"/>
+          <w:u w:val="single"/>
+        </w:rPr>
+        <w:t xml:space="preserve"> </w:t>
+      </w:r>
+      <w:r>
+        <w:rPr>
+          <w:rFonts w:ascii="Charis SIL Italic" w:hAnsi="Charis SIL Italic" w:eastAsia="Charis SIL Italic"/>
+          <w:b w:val="0"/>
+          <w:i/>
+          <w:color w:val="0000FF"/>
+          <w:sz w:val="24"/>
+          <w:u w:val="single"/>
+        </w:rPr>
+        <w:hyperlink r:id="rId16" w:history="1">
+          <w:r>
+            <w:rPr>
+              <w:rStyle w:val="Hyperlink"/>
+            </w:rPr>
+            <w:t>and</w:t>
+          </w:r>
+        </w:hyperlink>
+      </w:r>
+      <w:r>
+        <w:rPr>
+          <w:rFonts w:ascii="Charis SIL Italic" w:hAnsi="Charis SIL Italic" w:eastAsia="Charis SIL Italic"/>
+          <w:b w:val="0"/>
+          <w:i/>
+          <w:color w:val="0000FF"/>
+          <w:sz w:val="24"/>
+          <w:u w:val="single"/>
+        </w:rPr>
+        <w:t xml:space="preserve"> </w:t>
+      </w:r>
+      <w:r>
+        <w:rPr>
+          <w:rFonts w:ascii="Charis SIL Italic" w:hAnsi="Charis SIL Italic" w:eastAsia="Charis SIL Italic"/>
+          <w:b w:val="0"/>
+          <w:i/>
+          <w:color w:val="0000FF"/>
+          <w:sz w:val="24"/>
+          <w:u w:val="single"/>
+        </w:rPr>
+        <w:hyperlink r:id="rId16" w:history="1">
+          <w:r>
+            <w:rPr>
+              <w:rStyle w:val="Hyperlink"/>
+            </w:rPr>
+            <w:t>Collectio</w:t>
+          </w:r>
+        </w:hyperlink>
       </w:r>
       <w:r>
         <w:rPr>
@@ -4245,7 +4111,6 @@
       </w:r>
       <w:r>
         <w:rPr>
-          <w:u w:val="single" w:color="0000ff"/>
           <w:rFonts w:ascii="Charis SIL Regular" w:hAnsi="Charis SIL Regular" w:eastAsia="Charis SIL Regular"/>
           <w:b w:val="0"/>
           <w:i w:val="0"/>
@@ -5031,34 +4896,7 @@
           <w:color w:val="000000"/>
           <w:sz w:val="24"/>
         </w:rPr>
-        <w:t xml:space="preserve">•  </w:t>
-      </w:r>
-      <w:r>
-        <w:rPr>
-          <w:rFonts w:ascii="Charis SIL Regular" w:hAnsi="Charis SIL Regular" w:eastAsia="Charis SIL Regular"/>
-          <w:b w:val="0"/>
-          <w:i w:val="0"/>
-          <w:color w:val="000000"/>
-          <w:sz w:val="24"/>
-        </w:rPr>
-        <w:hyperlink r:id="rId18" w:history="1">
-          <w:r>
-            <w:rPr>
-              <w:rStyle w:val="Hyperlink"/>
-            </w:rPr>
-            <w:t xml:space="preserve">Deterts, </w:t>
-          </w:r>
-        </w:hyperlink>
-      </w:r>
-      <w:r>
-        <w:rPr>
-          <w:rFonts w:ascii="Charis SIL Regular" w:hAnsi="Charis SIL Regular" w:eastAsia="Charis SIL Regular"/>
-          <w:b w:val="0"/>
-          <w:i w:val="0"/>
-          <w:color w:val="000000"/>
-          <w:sz w:val="24"/>
-        </w:rPr>
-        <w:t xml:space="preserve">Dorothea (ed.), </w:t>
+        <w:t xml:space="preserve">•  Deterts, Dorothea (ed.), </w:t>
       </w:r>
       <w:r>
         <w:rPr>

--- a/EXPORTS/DOCX/published/niveau1/Dutch/DoingResearch.docx
+++ b/EXPORTS/DOCX/published/niveau1/Dutch/DoingResearch.docx
@@ -388,6 +388,7 @@
           <w:i/>
           <w:color w:val="0000FF"/>
           <w:sz w:val="24"/>
+          <w:u w:val="single"/>
         </w:rPr>
         <w:t xml:space="preserve"> </w:t>
       </w:r>
@@ -405,9 +406,19 @@
             <w:rPr>
               <w:rStyle w:val="Hyperlink"/>
             </w:rPr>
-            <w:t>cultural</w:t>
+            <w:t>cultura</w:t>
           </w:r>
         </w:hyperlink>
+      </w:r>
+      <w:r>
+        <w:rPr>
+          <w:rFonts w:ascii="Charis SIL Italic" w:hAnsi="Charis SIL Italic" w:eastAsia="Charis SIL Italic"/>
+          <w:b w:val="0"/>
+          <w:i/>
+          <w:color w:val="0000FF"/>
+          <w:sz w:val="24"/>
+        </w:rPr>
+        <w:t>l</w:t>
       </w:r>
       <w:r>
         <w:rPr>
@@ -704,31 +715,13 @@
       </w:r>
       <w:r>
         <w:rPr>
-          <w:u w:val="single" w:color="0000ff"/>
           <w:rFonts w:ascii="Charis SIL Regular" w:hAnsi="Charis SIL Regular" w:eastAsia="Charis SIL Regular"/>
           <w:b w:val="0"/>
           <w:i w:val="0"/>
           <w:color w:val="000000"/>
           <w:sz w:val="24"/>
         </w:rPr>
-        <w:hyperlink r:id="rId9" w:history="1">
-          <w:r>
-            <w:rPr>
-              <w:rStyle w:val="Hyperlink"/>
-            </w:rPr>
-            <w:t>public</w:t>
-          </w:r>
-        </w:hyperlink>
-      </w:r>
-      <w:r>
-        <w:rPr>
-          <w:rFonts w:ascii="Charis SIL Regular" w:hAnsi="Charis SIL Regular" w:eastAsia="Charis SIL Regular"/>
-          <w:b w:val="0"/>
-          <w:i w:val="0"/>
-          <w:color w:val="000000"/>
-          <w:sz w:val="24"/>
-        </w:rPr>
-        <w:t>atie _</w:t>
+        <w:t>publicatie _</w:t>
       </w:r>
       <w:r>
         <w:rPr>
@@ -793,7 +786,7 @@
           <w:sz w:val="24"/>
           <w:u w:val="single"/>
         </w:rPr>
-        <w:hyperlink r:id="rId9" w:history="1">
+        <w:hyperlink r:id="rId10" w:history="1">
           <w:r>
             <w:rPr>
               <w:rStyle w:val="Hyperlink"/>
@@ -1140,7 +1133,7 @@
           <w:sz w:val="24"/>
           <w:u w:val="single"/>
         </w:rPr>
-        <w:hyperlink r:id="rId10" w:history="1">
+        <w:hyperlink r:id="rId9" w:history="1">
           <w:r>
             <w:rPr>
               <w:rStyle w:val="Hyperlink"/>
@@ -1169,7 +1162,7 @@
           <w:sz w:val="24"/>
           <w:u w:val="single"/>
         </w:rPr>
-        <w:hyperlink r:id="rId10" w:history="1">
+        <w:hyperlink r:id="rId9" w:history="1">
           <w:r>
             <w:rPr>
               <w:rStyle w:val="Hyperlink"/>
@@ -3211,7 +3204,7 @@
             <w:rPr>
               <w:rStyle w:val="Hyperlink"/>
             </w:rPr>
-            <w:t>Significan</w:t>
+            <w:t>Significanc</w:t>
           </w:r>
         </w:hyperlink>
       </w:r>
@@ -3222,13 +3215,36 @@
           <w:i/>
           <w:color w:val="0000FF"/>
           <w:sz w:val="24"/>
+          <w:u w:val="single"/>
+        </w:rPr>
+        <w:t>e</w:t>
+      </w:r>
+      <w:r>
+        <w:rPr>
+          <w:rFonts w:ascii="Charis SIL Italic" w:hAnsi="Charis SIL Italic" w:eastAsia="Charis SIL Italic"/>
+          <w:b w:val="0"/>
+          <w:i/>
+          <w:color w:val="0000FF"/>
+          <w:sz w:val="24"/>
+          <w:u w:val="single"/>
+        </w:rPr>
+        <w:t xml:space="preserve"> </w:t>
+      </w:r>
+      <w:r>
+        <w:rPr>
+          <w:rFonts w:ascii="Charis SIL Italic" w:hAnsi="Charis SIL Italic" w:eastAsia="Charis SIL Italic"/>
+          <w:b w:val="0"/>
+          <w:i/>
+          <w:color w:val="0000FF"/>
+          <w:sz w:val="24"/>
+          <w:u w:val="single"/>
         </w:rPr>
         <w:hyperlink r:id="rId16" w:history="1">
           <w:r>
             <w:rPr>
               <w:rStyle w:val="Hyperlink"/>
             </w:rPr>
-            <w:t>c</w:t>
+            <w:t>o</w:t>
           </w:r>
         </w:hyperlink>
       </w:r>
@@ -3240,36 +3256,7 @@
           <w:color w:val="0000FF"/>
           <w:sz w:val="24"/>
         </w:rPr>
-        <w:t>e</w:t>
-      </w:r>
-      <w:r>
-        <w:rPr>
-          <w:rFonts w:ascii="Charis SIL Italic" w:hAnsi="Charis SIL Italic" w:eastAsia="Charis SIL Italic"/>
-          <w:b w:val="0"/>
-          <w:i/>
-          <w:color w:val="0000FF"/>
-          <w:sz w:val="24"/>
-          <w:u w:val="single"/>
-        </w:rPr>
-        <w:t xml:space="preserve"> </w:t>
-      </w:r>
-      <w:r>
-        <w:rPr>
-          <w:rFonts w:ascii="Charis SIL Italic" w:hAnsi="Charis SIL Italic" w:eastAsia="Charis SIL Italic"/>
-          <w:b w:val="0"/>
-          <w:i/>
-          <w:color w:val="0000FF"/>
-          <w:sz w:val="24"/>
-          <w:u w:val="single"/>
-        </w:rPr>
-        <w:hyperlink r:id="rId16" w:history="1">
-          <w:r>
-            <w:rPr>
-              <w:rStyle w:val="Hyperlink"/>
-            </w:rPr>
-            <w:t xml:space="preserve">of </w:t>
-          </w:r>
-        </w:hyperlink>
+        <w:t xml:space="preserve">f </w:t>
       </w:r>
       <w:r>
         <w:rPr>
@@ -3641,21 +3628,13 @@
       </w:r>
       <w:r>
         <w:rPr>
-          <w:u w:val="single" w:color="0000ff"/>
           <w:rFonts w:ascii="Charis SIL Regular" w:hAnsi="Charis SIL Regular" w:eastAsia="Charis SIL Regular"/>
           <w:b w:val="0"/>
           <w:i w:val="0"/>
           <w:color w:val="000000"/>
           <w:sz w:val="24"/>
         </w:rPr>
-        <w:hyperlink r:id="rId16" w:history="1">
-          <w:r>
-            <w:rPr>
-              <w:rStyle w:val="Hyperlink"/>
-            </w:rPr>
-            <w:t>Rijksmu</w:t>
-          </w:r>
-        </w:hyperlink>
+        <w:t>Rijksmu</w:t>
       </w:r>
       <w:r>
         <w:rPr>
@@ -4111,6 +4090,7 @@
       </w:r>
       <w:r>
         <w:rPr>
+          <w:u w:val="single" w:color="0000ff"/>
           <w:rFonts w:ascii="Charis SIL Regular" w:hAnsi="Charis SIL Regular" w:eastAsia="Charis SIL Regular"/>
           <w:b w:val="0"/>
           <w:i w:val="0"/>
@@ -4431,34 +4411,7 @@
           <w:color w:val="000000"/>
           <w:sz w:val="24"/>
         </w:rPr>
-        <w:t xml:space="preserve">•  </w:t>
-      </w:r>
-      <w:r>
-        <w:rPr>
-          <w:rFonts w:ascii="Charis SIL Regular" w:hAnsi="Charis SIL Regular" w:eastAsia="Charis SIL Regular"/>
-          <w:b w:val="0"/>
-          <w:i w:val="0"/>
-          <w:color w:val="000000"/>
-          <w:sz w:val="24"/>
-        </w:rPr>
-        <w:hyperlink r:id="rId17" w:history="1">
-          <w:r>
-            <w:rPr>
-              <w:rStyle w:val="Hyperlink"/>
-            </w:rPr>
-            <w:t>Lang, Sa</w:t>
-          </w:r>
-        </w:hyperlink>
-      </w:r>
-      <w:r>
-        <w:rPr>
-          <w:rFonts w:ascii="Charis SIL Regular" w:hAnsi="Charis SIL Regular" w:eastAsia="Charis SIL Regular"/>
-          <w:b w:val="0"/>
-          <w:i w:val="0"/>
-          <w:color w:val="000000"/>
-          <w:sz w:val="24"/>
-        </w:rPr>
-        <w:t xml:space="preserve">bine (ed.), </w:t>
+        <w:t xml:space="preserve">•  Lang, Sabine (ed.), </w:t>
       </w:r>
       <w:r>
         <w:rPr>
@@ -4896,7 +4849,34 @@
           <w:color w:val="000000"/>
           <w:sz w:val="24"/>
         </w:rPr>
-        <w:t xml:space="preserve">•  Deterts, Dorothea (ed.), </w:t>
+        <w:t xml:space="preserve">•  </w:t>
+      </w:r>
+      <w:r>
+        <w:rPr>
+          <w:rFonts w:ascii="Charis SIL Regular" w:hAnsi="Charis SIL Regular" w:eastAsia="Charis SIL Regular"/>
+          <w:b w:val="0"/>
+          <w:i w:val="0"/>
+          <w:color w:val="000000"/>
+          <w:sz w:val="24"/>
+        </w:rPr>
+        <w:hyperlink r:id="rId18" w:history="1">
+          <w:r>
+            <w:rPr>
+              <w:rStyle w:val="Hyperlink"/>
+            </w:rPr>
+            <w:t xml:space="preserve">Deterts, </w:t>
+          </w:r>
+        </w:hyperlink>
+      </w:r>
+      <w:r>
+        <w:rPr>
+          <w:rFonts w:ascii="Charis SIL Regular" w:hAnsi="Charis SIL Regular" w:eastAsia="Charis SIL Regular"/>
+          <w:b w:val="0"/>
+          <w:i w:val="0"/>
+          <w:color w:val="000000"/>
+          <w:sz w:val="24"/>
+        </w:rPr>
+        <w:t xml:space="preserve">Dorothea (ed.), </w:t>
       </w:r>
       <w:r>
         <w:rPr>

--- a/EXPORTS/DOCX/published/niveau1/Dutch/DoingResearch.docx
+++ b/EXPORTS/DOCX/published/niveau1/Dutch/DoingResearch.docx
@@ -406,19 +406,9 @@
             <w:rPr>
               <w:rStyle w:val="Hyperlink"/>
             </w:rPr>
-            <w:t>cultura</w:t>
+            <w:t>cultural</w:t>
           </w:r>
         </w:hyperlink>
-      </w:r>
-      <w:r>
-        <w:rPr>
-          <w:rFonts w:ascii="Charis SIL Italic" w:hAnsi="Charis SIL Italic" w:eastAsia="Charis SIL Italic"/>
-          <w:b w:val="0"/>
-          <w:i/>
-          <w:color w:val="0000FF"/>
-          <w:sz w:val="24"/>
-        </w:rPr>
-        <w:t>l</w:t>
       </w:r>
       <w:r>
         <w:rPr>
@@ -503,9 +493,19 @@
             <w:rPr>
               <w:rStyle w:val="Hyperlink"/>
             </w:rPr>
-            <w:t>collections</w:t>
+            <w:t>collection</w:t>
           </w:r>
         </w:hyperlink>
+      </w:r>
+      <w:r>
+        <w:rPr>
+          <w:rFonts w:ascii="Charis SIL Italic" w:hAnsi="Charis SIL Italic" w:eastAsia="Charis SIL Italic"/>
+          <w:b w:val="0"/>
+          <w:i/>
+          <w:color w:val="0000FF"/>
+          <w:sz w:val="24"/>
+        </w:rPr>
+        <w:t>s</w:t>
       </w:r>
       <w:r>
         <w:rPr>
@@ -732,7 +732,7 @@
           <w:sz w:val="24"/>
           <w:u w:val="single"/>
         </w:rPr>
-        <w:hyperlink r:id="rId10" w:history="1">
+        <w:hyperlink r:id="rId9" w:history="1">
           <w:r>
             <w:rPr>
               <w:rStyle w:val="Hyperlink"/>
@@ -750,7 +750,7 @@
           <w:sz w:val="24"/>
           <w:u w:val="single"/>
         </w:rPr>
-        <w:hyperlink r:id="rId10" w:history="1">
+        <w:hyperlink r:id="rId9" w:history="1">
           <w:r>
             <w:rPr>
               <w:rStyle w:val="Hyperlink"/>
@@ -767,6 +767,474 @@
           <w:color w:val="0000FF"/>
           <w:sz w:val="24"/>
           <w:u w:val="single"/>
+        </w:rPr>
+        <w:hyperlink r:id="rId9" w:history="1">
+          <w:r>
+            <w:rPr>
+              <w:rStyle w:val="Hyperlink"/>
+            </w:rPr>
+            <w:t>e</w:t>
+          </w:r>
+        </w:hyperlink>
+      </w:r>
+      <w:r>
+        <w:rPr>
+          <w:rFonts w:ascii="Charis SIL Regular" w:hAnsi="Charis SIL Regular" w:eastAsia="Charis SIL Regular"/>
+          <w:b w:val="0"/>
+          <w:i w:val="0"/>
+          <w:color w:val="0000FF"/>
+          <w:sz w:val="24"/>
+          <w:u w:val="single"/>
+        </w:rPr>
+        <w:hyperlink r:id="rId9" w:history="1">
+          <w:r>
+            <w:rPr>
+              <w:rStyle w:val="Hyperlink"/>
+            </w:rPr>
+            <w:t>rzoek</w:t>
+          </w:r>
+        </w:hyperlink>
+      </w:r>
+      <w:r>
+        <w:rPr>
+          <w:rFonts w:ascii="Charis SIL Regular" w:hAnsi="Charis SIL Regular" w:eastAsia="Charis SIL Regular"/>
+          <w:b w:val="0"/>
+          <w:i w:val="0"/>
+          <w:color w:val="0000FF"/>
+          <w:sz w:val="24"/>
+          <w:u w:val="single"/>
+        </w:rPr>
+        <w:t xml:space="preserve"> </w:t>
+      </w:r>
+      <w:r>
+        <w:rPr>
+          <w:rFonts w:ascii="Charis SIL Regular" w:hAnsi="Charis SIL Regular" w:eastAsia="Charis SIL Regular"/>
+          <w:b w:val="0"/>
+          <w:i w:val="0"/>
+          <w:color w:val="0000FF"/>
+          <w:sz w:val="24"/>
+          <w:u w:val="single"/>
+        </w:rPr>
+        <w:hyperlink r:id="rId9" w:history="1">
+          <w:r>
+            <w:rPr>
+              <w:rStyle w:val="Hyperlink"/>
+            </w:rPr>
+            <w:t>n</w:t>
+          </w:r>
+        </w:hyperlink>
+      </w:r>
+      <w:r>
+        <w:rPr>
+          <w:rFonts w:ascii="Charis SIL Regular" w:hAnsi="Charis SIL Regular" w:eastAsia="Charis SIL Regular"/>
+          <w:b w:val="0"/>
+          <w:i w:val="0"/>
+          <w:color w:val="0000FF"/>
+          <w:sz w:val="24"/>
+          <w:u w:val="single"/>
+        </w:rPr>
+        <w:hyperlink r:id="rId9" w:history="1">
+          <w:r>
+            <w:rPr>
+              <w:rStyle w:val="Hyperlink"/>
+            </w:rPr>
+            <w:t>aar</w:t>
+          </w:r>
+        </w:hyperlink>
+      </w:r>
+      <w:r>
+        <w:rPr>
+          <w:rFonts w:ascii="Charis SIL Regular" w:hAnsi="Charis SIL Regular" w:eastAsia="Charis SIL Regular"/>
+          <w:b w:val="0"/>
+          <w:i w:val="0"/>
+          <w:color w:val="0000FF"/>
+          <w:sz w:val="24"/>
+          <w:u w:val="single"/>
+        </w:rPr>
+        <w:t xml:space="preserve"> </w:t>
+      </w:r>
+      <w:r>
+        <w:rPr>
+          <w:rFonts w:ascii="Charis SIL Regular" w:hAnsi="Charis SIL Regular" w:eastAsia="Charis SIL Regular"/>
+          <w:b w:val="0"/>
+          <w:i w:val="0"/>
+          <w:color w:val="0000FF"/>
+          <w:sz w:val="24"/>
+          <w:u w:val="single"/>
+        </w:rPr>
+        <w:hyperlink r:id="rId9" w:history="1">
+          <w:r>
+            <w:rPr>
+              <w:rStyle w:val="Hyperlink"/>
+            </w:rPr>
+            <w:t>ob</w:t>
+          </w:r>
+        </w:hyperlink>
+      </w:r>
+      <w:r>
+        <w:rPr>
+          <w:rFonts w:ascii="Charis SIL Regular" w:hAnsi="Charis SIL Regular" w:eastAsia="Charis SIL Regular"/>
+          <w:b w:val="0"/>
+          <w:i w:val="0"/>
+          <w:color w:val="0000FF"/>
+          <w:sz w:val="24"/>
+          <w:u w:val="single"/>
+        </w:rPr>
+        <w:hyperlink r:id="rId9" w:history="1">
+          <w:r>
+            <w:rPr>
+              <w:rStyle w:val="Hyperlink"/>
+            </w:rPr>
+            <w:t>j</w:t>
+          </w:r>
+        </w:hyperlink>
+      </w:r>
+      <w:r>
+        <w:rPr>
+          <w:rFonts w:ascii="Charis SIL Regular" w:hAnsi="Charis SIL Regular" w:eastAsia="Charis SIL Regular"/>
+          <w:b w:val="0"/>
+          <w:i w:val="0"/>
+          <w:color w:val="0000FF"/>
+          <w:sz w:val="24"/>
+          <w:u w:val="single"/>
+        </w:rPr>
+        <w:hyperlink r:id="rId9" w:history="1">
+          <w:r>
+            <w:rPr>
+              <w:rStyle w:val="Hyperlink"/>
+            </w:rPr>
+            <w:t>ecte</w:t>
+          </w:r>
+        </w:hyperlink>
+      </w:r>
+      <w:r>
+        <w:rPr>
+          <w:rFonts w:ascii="Charis SIL Regular" w:hAnsi="Charis SIL Regular" w:eastAsia="Charis SIL Regular"/>
+          <w:b w:val="0"/>
+          <w:i w:val="0"/>
+          <w:color w:val="0000FF"/>
+          <w:sz w:val="24"/>
+          <w:u w:val="single"/>
+        </w:rPr>
+        <w:hyperlink r:id="rId10" w:history="1">
+          <w:r>
+            <w:rPr>
+              <w:rStyle w:val="Hyperlink"/>
+            </w:rPr>
+            <w:t>n</w:t>
+          </w:r>
+        </w:hyperlink>
+      </w:r>
+      <w:r>
+        <w:rPr>
+          <w:rFonts w:ascii="Charis SIL Regular" w:hAnsi="Charis SIL Regular" w:eastAsia="Charis SIL Regular"/>
+          <w:b w:val="0"/>
+          <w:i w:val="0"/>
+          <w:color w:val="0000FF"/>
+          <w:sz w:val="24"/>
+          <w:u w:val="single"/>
+        </w:rPr>
+        <w:t xml:space="preserve"> </w:t>
+      </w:r>
+      <w:r>
+        <w:rPr>
+          <w:rFonts w:ascii="Charis SIL Regular" w:hAnsi="Charis SIL Regular" w:eastAsia="Charis SIL Regular"/>
+          <w:b w:val="0"/>
+          <w:i w:val="0"/>
+          <w:color w:val="0000FF"/>
+          <w:sz w:val="24"/>
+          <w:u w:val="single"/>
+        </w:rPr>
+        <w:hyperlink r:id="rId9" w:history="1">
+          <w:r>
+            <w:rPr>
+              <w:rStyle w:val="Hyperlink"/>
+            </w:rPr>
+            <w:t>uit</w:t>
+          </w:r>
+        </w:hyperlink>
+      </w:r>
+      <w:r>
+        <w:rPr>
+          <w:rFonts w:ascii="Charis SIL Regular" w:hAnsi="Charis SIL Regular" w:eastAsia="Charis SIL Regular"/>
+          <w:b w:val="0"/>
+          <w:i w:val="0"/>
+          <w:color w:val="0000FF"/>
+          <w:sz w:val="24"/>
+          <w:u w:val="single"/>
+        </w:rPr>
+        <w:t xml:space="preserve"> </w:t>
+      </w:r>
+      <w:r>
+        <w:rPr>
+          <w:rFonts w:ascii="Charis SIL Regular" w:hAnsi="Charis SIL Regular" w:eastAsia="Charis SIL Regular"/>
+          <w:b w:val="0"/>
+          <w:i w:val="0"/>
+          <w:color w:val="0000FF"/>
+          <w:sz w:val="24"/>
+          <w:u w:val="single"/>
+        </w:rPr>
+        <w:hyperlink r:id="rId10" w:history="1">
+          <w:r>
+            <w:rPr>
+              <w:rStyle w:val="Hyperlink"/>
+            </w:rPr>
+            <w:t>een</w:t>
+          </w:r>
+        </w:hyperlink>
+      </w:r>
+      <w:r>
+        <w:rPr>
+          <w:rFonts w:ascii="Charis SIL Regular" w:hAnsi="Charis SIL Regular" w:eastAsia="Charis SIL Regular"/>
+          <w:b w:val="0"/>
+          <w:i w:val="0"/>
+          <w:color w:val="0000FF"/>
+          <w:sz w:val="24"/>
+          <w:u w:val="single"/>
+        </w:rPr>
+        <w:t xml:space="preserve"> </w:t>
+      </w:r>
+      <w:r>
+        <w:rPr>
+          <w:rFonts w:ascii="Charis SIL Regular" w:hAnsi="Charis SIL Regular" w:eastAsia="Charis SIL Regular"/>
+          <w:b w:val="0"/>
+          <w:i w:val="0"/>
+          <w:color w:val="0000FF"/>
+          <w:sz w:val="24"/>
+          <w:u w:val="single"/>
+        </w:rPr>
+        <w:hyperlink r:id="rId9" w:history="1">
+          <w:r>
+            <w:rPr>
+              <w:rStyle w:val="Hyperlink"/>
+            </w:rPr>
+            <w:t>k</w:t>
+          </w:r>
+        </w:hyperlink>
+      </w:r>
+      <w:r>
+        <w:rPr>
+          <w:rFonts w:ascii="Charis SIL Regular" w:hAnsi="Charis SIL Regular" w:eastAsia="Charis SIL Regular"/>
+          <w:b w:val="0"/>
+          <w:i w:val="0"/>
+          <w:color w:val="0000FF"/>
+          <w:sz w:val="24"/>
+          <w:u w:val="single"/>
+        </w:rPr>
+        <w:hyperlink r:id="rId9" w:history="1">
+          <w:r>
+            <w:rPr>
+              <w:rStyle w:val="Hyperlink"/>
+            </w:rPr>
+            <w:t>oloniale</w:t>
+          </w:r>
+        </w:hyperlink>
+      </w:r>
+      <w:r>
+        <w:rPr>
+          <w:rFonts w:ascii="Charis SIL Regular" w:hAnsi="Charis SIL Regular" w:eastAsia="Charis SIL Regular"/>
+          <w:b w:val="0"/>
+          <w:i w:val="0"/>
+          <w:color w:val="0000FF"/>
+          <w:sz w:val="24"/>
+          <w:u w:val="single"/>
+        </w:rPr>
+        <w:t xml:space="preserve"> </w:t>
+      </w:r>
+      <w:r>
+        <w:rPr>
+          <w:rFonts w:ascii="Charis SIL Regular" w:hAnsi="Charis SIL Regular" w:eastAsia="Charis SIL Regular"/>
+          <w:b w:val="0"/>
+          <w:i w:val="0"/>
+          <w:color w:val="0000FF"/>
+          <w:sz w:val="24"/>
+          <w:u w:val="single"/>
+        </w:rPr>
+        <w:hyperlink r:id="rId9" w:history="1">
+          <w:r>
+            <w:rPr>
+              <w:rStyle w:val="Hyperlink"/>
+            </w:rPr>
+            <w:t>co</w:t>
+          </w:r>
+        </w:hyperlink>
+      </w:r>
+      <w:r>
+        <w:rPr>
+          <w:rFonts w:ascii="Charis SIL Regular" w:hAnsi="Charis SIL Regular" w:eastAsia="Charis SIL Regular"/>
+          <w:b w:val="0"/>
+          <w:i w:val="0"/>
+          <w:color w:val="0000FF"/>
+          <w:sz w:val="24"/>
+          <w:u w:val="single"/>
+        </w:rPr>
+        <w:hyperlink r:id="rId9" w:history="1">
+          <w:r>
+            <w:rPr>
+              <w:rStyle w:val="Hyperlink"/>
+            </w:rPr>
+            <w:t>ntext.</w:t>
+          </w:r>
+        </w:hyperlink>
+      </w:r>
+      <w:r>
+        <w:rPr>
+          <w:rFonts w:ascii="Charis SIL Regular" w:hAnsi="Charis SIL Regular" w:eastAsia="Charis SIL Regular"/>
+          <w:b w:val="0"/>
+          <w:i w:val="0"/>
+          <w:color w:val="0000FF"/>
+          <w:sz w:val="24"/>
+          <w:u w:val="single"/>
+        </w:rPr>
+        <w:t xml:space="preserve"> </w:t>
+      </w:r>
+      <w:r>
+        <w:rPr>
+          <w:rFonts w:ascii="Charis SIL Regular" w:hAnsi="Charis SIL Regular" w:eastAsia="Charis SIL Regular"/>
+          <w:b w:val="0"/>
+          <w:i w:val="0"/>
+          <w:color w:val="0000FF"/>
+          <w:sz w:val="24"/>
+          <w:u w:val="single"/>
+        </w:rPr>
+        <w:hyperlink r:id="rId9" w:history="1">
+          <w:r>
+            <w:rPr>
+              <w:rStyle w:val="Hyperlink"/>
+            </w:rPr>
+            <w:t>E</w:t>
+          </w:r>
+        </w:hyperlink>
+      </w:r>
+      <w:r>
+        <w:rPr>
+          <w:rFonts w:ascii="Charis SIL Regular" w:hAnsi="Charis SIL Regular" w:eastAsia="Charis SIL Regular"/>
+          <w:b w:val="0"/>
+          <w:i w:val="0"/>
+          <w:color w:val="0000FF"/>
+          <w:sz w:val="24"/>
+          <w:u w:val="single"/>
+        </w:rPr>
+        <w:hyperlink r:id="rId9" w:history="1">
+          <w:r>
+            <w:rPr>
+              <w:rStyle w:val="Hyperlink"/>
+            </w:rPr>
+            <w:t>e</w:t>
+          </w:r>
+        </w:hyperlink>
+      </w:r>
+      <w:r>
+        <w:rPr>
+          <w:rFonts w:ascii="Charis SIL Regular" w:hAnsi="Charis SIL Regular" w:eastAsia="Charis SIL Regular"/>
+          <w:b w:val="0"/>
+          <w:i w:val="0"/>
+          <w:color w:val="0000FF"/>
+          <w:sz w:val="24"/>
+          <w:u w:val="single"/>
+        </w:rPr>
+        <w:hyperlink r:id="rId9" w:history="1">
+          <w:r>
+            <w:rPr>
+              <w:rStyle w:val="Hyperlink"/>
+            </w:rPr>
+            <w:t>n</w:t>
+          </w:r>
+        </w:hyperlink>
+      </w:r>
+      <w:r>
+        <w:rPr>
+          <w:rFonts w:ascii="Charis SIL Regular" w:hAnsi="Charis SIL Regular" w:eastAsia="Charis SIL Regular"/>
+          <w:b w:val="0"/>
+          <w:i w:val="0"/>
+          <w:color w:val="0000FF"/>
+          <w:sz w:val="24"/>
+          <w:u w:val="single"/>
+        </w:rPr>
+        <w:t xml:space="preserve"> </w:t>
+      </w:r>
+      <w:r>
+        <w:rPr>
+          <w:rFonts w:ascii="Charis SIL Regular" w:hAnsi="Charis SIL Regular" w:eastAsia="Charis SIL Regular"/>
+          <w:b w:val="0"/>
+          <w:i w:val="0"/>
+          <w:color w:val="0000FF"/>
+          <w:sz w:val="24"/>
+          <w:u w:val="single"/>
+        </w:rPr>
+        <w:hyperlink r:id="rId9" w:history="1">
+          <w:r>
+            <w:rPr>
+              <w:rStyle w:val="Hyperlink"/>
+            </w:rPr>
+            <w:t>handre</w:t>
+          </w:r>
+        </w:hyperlink>
+      </w:r>
+      <w:r>
+        <w:rPr>
+          <w:rFonts w:ascii="Charis SIL Regular" w:hAnsi="Charis SIL Regular" w:eastAsia="Charis SIL Regular"/>
+          <w:b w:val="0"/>
+          <w:i w:val="0"/>
+          <w:color w:val="0000FF"/>
+          <w:sz w:val="24"/>
+          <w:u w:val="single"/>
+        </w:rPr>
+        <w:hyperlink r:id="rId10" w:history="1">
+          <w:r>
+            <w:rPr>
+              <w:rStyle w:val="Hyperlink"/>
+            </w:rPr>
+            <w:t>iking</w:t>
+          </w:r>
+        </w:hyperlink>
+      </w:r>
+      <w:r>
+        <w:rPr>
+          <w:rFonts w:ascii="Charis SIL Regular" w:hAnsi="Charis SIL Regular" w:eastAsia="Charis SIL Regular"/>
+          <w:b w:val="0"/>
+          <w:i w:val="0"/>
+          <w:color w:val="000000"/>
+          <w:sz w:val="24"/>
+        </w:rPr>
+        <w:t xml:space="preserve"> van </w:t>
+      </w:r>
+      <w:r>
+        <w:rPr>
+          <w:rFonts w:ascii="Charis SIL Regular" w:hAnsi="Charis SIL Regular" w:eastAsia="Charis SIL Regular"/>
+          <w:b w:val="0"/>
+          <w:i w:val="0"/>
+          <w:color w:val="000000"/>
+          <w:sz w:val="24"/>
+        </w:rPr>
+        <w:t>de Rijksdie</w:t>
+      </w:r>
+      <w:r>
+        <w:rPr>
+          <w:u w:val="single" w:color="0000ff"/>
+          <w:rFonts w:ascii="Charis SIL Regular" w:hAnsi="Charis SIL Regular" w:eastAsia="Charis SIL Regular"/>
+          <w:b w:val="0"/>
+          <w:i w:val="0"/>
+          <w:color w:val="000000"/>
+          <w:sz w:val="24"/>
+        </w:rPr>
+        <w:hyperlink r:id="rId10" w:history="1">
+          <w:r>
+            <w:rPr>
+              <w:rStyle w:val="Hyperlink"/>
+            </w:rPr>
+            <w:t>nst voor het Culture</w:t>
+          </w:r>
+        </w:hyperlink>
+      </w:r>
+      <w:r>
+        <w:rPr>
+          <w:u w:val="single" w:color="0000ff"/>
+          <w:rFonts w:ascii="Charis SIL Regular" w:hAnsi="Charis SIL Regular" w:eastAsia="Charis SIL Regular"/>
+          <w:b w:val="0"/>
+          <w:i w:val="0"/>
+          <w:color w:val="000000"/>
+          <w:sz w:val="24"/>
         </w:rPr>
         <w:hyperlink r:id="rId10" w:history="1">
           <w:r>
@@ -779,435 +1247,201 @@
       </w:r>
       <w:r>
         <w:rPr>
+          <w:u w:val="single" w:color="0000ff"/>
           <w:rFonts w:ascii="Charis SIL Regular" w:hAnsi="Charis SIL Regular" w:eastAsia="Charis SIL Regular"/>
           <w:b w:val="0"/>
           <w:i w:val="0"/>
-          <w:color w:val="0000FF"/>
-          <w:sz w:val="24"/>
-          <w:u w:val="single"/>
+          <w:color w:val="000000"/>
+          <w:sz w:val="24"/>
         </w:rPr>
         <w:hyperlink r:id="rId10" w:history="1">
           <w:r>
             <w:rPr>
               <w:rStyle w:val="Hyperlink"/>
             </w:rPr>
-            <w:t>rzoek</w:t>
+            <w:t>l Erf</w:t>
           </w:r>
         </w:hyperlink>
       </w:r>
       <w:r>
         <w:rPr>
+          <w:u w:val="single" w:color="0000ff"/>
           <w:rFonts w:ascii="Charis SIL Regular" w:hAnsi="Charis SIL Regular" w:eastAsia="Charis SIL Regular"/>
           <w:b w:val="0"/>
           <w:i w:val="0"/>
-          <w:color w:val="0000FF"/>
-          <w:sz w:val="24"/>
-          <w:u w:val="single"/>
-        </w:rPr>
-        <w:t xml:space="preserve"> </w:t>
-      </w:r>
-      <w:r>
-        <w:rPr>
-          <w:rFonts w:ascii="Charis SIL Regular" w:hAnsi="Charis SIL Regular" w:eastAsia="Charis SIL Regular"/>
-          <w:b w:val="0"/>
-          <w:i w:val="0"/>
-          <w:color w:val="0000FF"/>
-          <w:sz w:val="24"/>
-          <w:u w:val="single"/>
-        </w:rPr>
-        <w:hyperlink r:id="rId9" w:history="1">
-          <w:r>
-            <w:rPr>
-              <w:rStyle w:val="Hyperlink"/>
-            </w:rPr>
-            <w:t>n</w:t>
-          </w:r>
-        </w:hyperlink>
-      </w:r>
-      <w:r>
-        <w:rPr>
-          <w:rFonts w:ascii="Charis SIL Regular" w:hAnsi="Charis SIL Regular" w:eastAsia="Charis SIL Regular"/>
-          <w:b w:val="0"/>
-          <w:i w:val="0"/>
-          <w:color w:val="0000FF"/>
-          <w:sz w:val="24"/>
-          <w:u w:val="single"/>
-        </w:rPr>
-        <w:hyperlink r:id="rId9" w:history="1">
-          <w:r>
-            <w:rPr>
-              <w:rStyle w:val="Hyperlink"/>
-            </w:rPr>
-            <w:t>aar</w:t>
-          </w:r>
-        </w:hyperlink>
-      </w:r>
-      <w:r>
-        <w:rPr>
-          <w:rFonts w:ascii="Charis SIL Regular" w:hAnsi="Charis SIL Regular" w:eastAsia="Charis SIL Regular"/>
-          <w:b w:val="0"/>
-          <w:i w:val="0"/>
-          <w:color w:val="0000FF"/>
-          <w:sz w:val="24"/>
-          <w:u w:val="single"/>
-        </w:rPr>
-        <w:t xml:space="preserve"> </w:t>
-      </w:r>
-      <w:r>
-        <w:rPr>
-          <w:rFonts w:ascii="Charis SIL Regular" w:hAnsi="Charis SIL Regular" w:eastAsia="Charis SIL Regular"/>
-          <w:b w:val="0"/>
-          <w:i w:val="0"/>
-          <w:color w:val="0000FF"/>
-          <w:sz w:val="24"/>
-          <w:u w:val="single"/>
-        </w:rPr>
-        <w:hyperlink r:id="rId9" w:history="1">
-          <w:r>
-            <w:rPr>
-              <w:rStyle w:val="Hyperlink"/>
-            </w:rPr>
-            <w:t>ob</w:t>
-          </w:r>
-        </w:hyperlink>
-      </w:r>
-      <w:r>
-        <w:rPr>
-          <w:rFonts w:ascii="Charis SIL Regular" w:hAnsi="Charis SIL Regular" w:eastAsia="Charis SIL Regular"/>
-          <w:b w:val="0"/>
-          <w:i w:val="0"/>
-          <w:color w:val="0000FF"/>
-          <w:sz w:val="24"/>
-          <w:u w:val="single"/>
-        </w:rPr>
-        <w:hyperlink r:id="rId9" w:history="1">
-          <w:r>
-            <w:rPr>
-              <w:rStyle w:val="Hyperlink"/>
-            </w:rPr>
-            <w:t>j</w:t>
-          </w:r>
-        </w:hyperlink>
-      </w:r>
-      <w:r>
-        <w:rPr>
-          <w:rFonts w:ascii="Charis SIL Regular" w:hAnsi="Charis SIL Regular" w:eastAsia="Charis SIL Regular"/>
-          <w:b w:val="0"/>
-          <w:i w:val="0"/>
-          <w:color w:val="0000FF"/>
-          <w:sz w:val="24"/>
-          <w:u w:val="single"/>
-        </w:rPr>
-        <w:hyperlink r:id="rId9" w:history="1">
-          <w:r>
-            <w:rPr>
-              <w:rStyle w:val="Hyperlink"/>
-            </w:rPr>
-            <w:t>ecte</w:t>
-          </w:r>
-        </w:hyperlink>
-      </w:r>
-      <w:r>
-        <w:rPr>
-          <w:rFonts w:ascii="Charis SIL Regular" w:hAnsi="Charis SIL Regular" w:eastAsia="Charis SIL Regular"/>
-          <w:b w:val="0"/>
-          <w:i w:val="0"/>
-          <w:color w:val="0000FF"/>
-          <w:sz w:val="24"/>
-          <w:u w:val="single"/>
+          <w:color w:val="000000"/>
+          <w:sz w:val="24"/>
         </w:rPr>
         <w:hyperlink r:id="rId10" w:history="1">
           <w:r>
             <w:rPr>
               <w:rStyle w:val="Hyperlink"/>
             </w:rPr>
-            <w:t>n</w:t>
+            <w:t>g</w:t>
           </w:r>
         </w:hyperlink>
       </w:r>
       <w:r>
         <w:rPr>
+          <w:u w:val="single" w:color="0000ff"/>
           <w:rFonts w:ascii="Charis SIL Regular" w:hAnsi="Charis SIL Regular" w:eastAsia="Charis SIL Regular"/>
           <w:b w:val="0"/>
           <w:i w:val="0"/>
-          <w:color w:val="0000FF"/>
-          <w:sz w:val="24"/>
-          <w:u w:val="single"/>
-        </w:rPr>
-        <w:t xml:space="preserve"> </w:t>
-      </w:r>
-      <w:r>
-        <w:rPr>
-          <w:rFonts w:ascii="Charis SIL Regular" w:hAnsi="Charis SIL Regular" w:eastAsia="Charis SIL Regular"/>
-          <w:b w:val="0"/>
-          <w:i w:val="0"/>
-          <w:color w:val="0000FF"/>
-          <w:sz w:val="24"/>
-          <w:u w:val="single"/>
-        </w:rPr>
-        <w:hyperlink r:id="rId9" w:history="1">
-          <w:r>
-            <w:rPr>
-              <w:rStyle w:val="Hyperlink"/>
-            </w:rPr>
-            <w:t>uit</w:t>
-          </w:r>
-        </w:hyperlink>
-      </w:r>
-      <w:r>
-        <w:rPr>
-          <w:rFonts w:ascii="Charis SIL Regular" w:hAnsi="Charis SIL Regular" w:eastAsia="Charis SIL Regular"/>
-          <w:b w:val="0"/>
-          <w:i w:val="0"/>
-          <w:color w:val="0000FF"/>
-          <w:sz w:val="24"/>
-          <w:u w:val="single"/>
-        </w:rPr>
-        <w:t xml:space="preserve"> </w:t>
-      </w:r>
-      <w:r>
-        <w:rPr>
-          <w:rFonts w:ascii="Charis SIL Regular" w:hAnsi="Charis SIL Regular" w:eastAsia="Charis SIL Regular"/>
-          <w:b w:val="0"/>
-          <w:i w:val="0"/>
-          <w:color w:val="0000FF"/>
-          <w:sz w:val="24"/>
-          <w:u w:val="single"/>
-        </w:rPr>
-        <w:hyperlink r:id="rId9" w:history="1">
-          <w:r>
-            <w:rPr>
-              <w:rStyle w:val="Hyperlink"/>
-            </w:rPr>
-            <w:t>een</w:t>
-          </w:r>
-        </w:hyperlink>
-      </w:r>
-      <w:r>
-        <w:rPr>
-          <w:rFonts w:ascii="Charis SIL Regular" w:hAnsi="Charis SIL Regular" w:eastAsia="Charis SIL Regular"/>
-          <w:b w:val="0"/>
-          <w:i w:val="0"/>
-          <w:color w:val="0000FF"/>
-          <w:sz w:val="24"/>
-          <w:u w:val="single"/>
-        </w:rPr>
-        <w:t xml:space="preserve"> </w:t>
-      </w:r>
-      <w:r>
-        <w:rPr>
-          <w:rFonts w:ascii="Charis SIL Regular" w:hAnsi="Charis SIL Regular" w:eastAsia="Charis SIL Regular"/>
-          <w:b w:val="0"/>
-          <w:i w:val="0"/>
-          <w:color w:val="0000FF"/>
-          <w:sz w:val="24"/>
-          <w:u w:val="single"/>
-        </w:rPr>
-        <w:hyperlink r:id="rId9" w:history="1">
-          <w:r>
-            <w:rPr>
-              <w:rStyle w:val="Hyperlink"/>
-            </w:rPr>
-            <w:t>k</w:t>
-          </w:r>
-        </w:hyperlink>
-      </w:r>
-      <w:r>
-        <w:rPr>
-          <w:rFonts w:ascii="Charis SIL Regular" w:hAnsi="Charis SIL Regular" w:eastAsia="Charis SIL Regular"/>
-          <w:b w:val="0"/>
-          <w:i w:val="0"/>
-          <w:color w:val="0000FF"/>
-          <w:sz w:val="24"/>
-          <w:u w:val="single"/>
-        </w:rPr>
-        <w:hyperlink r:id="rId9" w:history="1">
-          <w:r>
-            <w:rPr>
-              <w:rStyle w:val="Hyperlink"/>
-            </w:rPr>
-            <w:t>oloniale</w:t>
-          </w:r>
-        </w:hyperlink>
-      </w:r>
-      <w:r>
-        <w:rPr>
-          <w:rFonts w:ascii="Charis SIL Regular" w:hAnsi="Charis SIL Regular" w:eastAsia="Charis SIL Regular"/>
-          <w:b w:val="0"/>
-          <w:i w:val="0"/>
-          <w:color w:val="0000FF"/>
-          <w:sz w:val="24"/>
-          <w:u w:val="single"/>
-        </w:rPr>
-        <w:t xml:space="preserve"> </w:t>
-      </w:r>
-      <w:r>
-        <w:rPr>
-          <w:rFonts w:ascii="Charis SIL Regular" w:hAnsi="Charis SIL Regular" w:eastAsia="Charis SIL Regular"/>
-          <w:b w:val="0"/>
-          <w:i w:val="0"/>
-          <w:color w:val="0000FF"/>
-          <w:sz w:val="24"/>
-          <w:u w:val="single"/>
+          <w:color w:val="000000"/>
+          <w:sz w:val="24"/>
         </w:rPr>
         <w:hyperlink r:id="rId10" w:history="1">
           <w:r>
             <w:rPr>
               <w:rStyle w:val="Hyperlink"/>
             </w:rPr>
-            <w:t>co</w:t>
+            <w:t>oed. On</w:t>
           </w:r>
         </w:hyperlink>
       </w:r>
       <w:r>
         <w:rPr>
+          <w:u w:val="single" w:color="0000ff"/>
           <w:rFonts w:ascii="Charis SIL Regular" w:hAnsi="Charis SIL Regular" w:eastAsia="Charis SIL Regular"/>
           <w:b w:val="0"/>
           <w:i w:val="0"/>
-          <w:color w:val="0000FF"/>
-          <w:sz w:val="24"/>
-          <w:u w:val="single"/>
+          <w:color w:val="000000"/>
+          <w:sz w:val="24"/>
         </w:rPr>
         <w:hyperlink r:id="rId10" w:history="1">
           <w:r>
             <w:rPr>
               <w:rStyle w:val="Hyperlink"/>
             </w:rPr>
-            <w:t>ntext.</w:t>
+            <w:t>d</w:t>
           </w:r>
         </w:hyperlink>
       </w:r>
       <w:r>
         <w:rPr>
+          <w:u w:val="single" w:color="0000ff"/>
           <w:rFonts w:ascii="Charis SIL Regular" w:hAnsi="Charis SIL Regular" w:eastAsia="Charis SIL Regular"/>
           <w:b w:val="0"/>
           <w:i w:val="0"/>
-          <w:color w:val="0000FF"/>
-          <w:sz w:val="24"/>
-          <w:u w:val="single"/>
-        </w:rPr>
-        <w:t xml:space="preserve"> </w:t>
-      </w:r>
-      <w:r>
-        <w:rPr>
-          <w:rFonts w:ascii="Charis SIL Regular" w:hAnsi="Charis SIL Regular" w:eastAsia="Charis SIL Regular"/>
-          <w:b w:val="0"/>
-          <w:i w:val="0"/>
-          <w:color w:val="0000FF"/>
-          <w:sz w:val="24"/>
-          <w:u w:val="single"/>
+          <w:color w:val="000000"/>
+          <w:sz w:val="24"/>
         </w:rPr>
         <w:hyperlink r:id="rId10" w:history="1">
           <w:r>
             <w:rPr>
               <w:rStyle w:val="Hyperlink"/>
             </w:rPr>
-            <w:t>E</w:t>
+            <w:t>er</w:t>
           </w:r>
         </w:hyperlink>
       </w:r>
       <w:r>
         <w:rPr>
+          <w:u w:val="single" w:color="0000ff"/>
           <w:rFonts w:ascii="Charis SIL Regular" w:hAnsi="Charis SIL Regular" w:eastAsia="Charis SIL Regular"/>
           <w:b w:val="0"/>
           <w:i w:val="0"/>
-          <w:color w:val="0000FF"/>
-          <w:sz w:val="24"/>
-          <w:u w:val="single"/>
+          <w:color w:val="000000"/>
+          <w:sz w:val="24"/>
         </w:rPr>
         <w:hyperlink r:id="rId10" w:history="1">
           <w:r>
             <w:rPr>
               <w:rStyle w:val="Hyperlink"/>
             </w:rPr>
-            <w:t>e</w:t>
+            <w:t>a</w:t>
           </w:r>
         </w:hyperlink>
       </w:r>
       <w:r>
         <w:rPr>
+          <w:u w:val="single" w:color="0000ff"/>
           <w:rFonts w:ascii="Charis SIL Regular" w:hAnsi="Charis SIL Regular" w:eastAsia="Charis SIL Regular"/>
           <w:b w:val="0"/>
           <w:i w:val="0"/>
-          <w:color w:val="0000FF"/>
-          <w:sz w:val="24"/>
-          <w:u w:val="single"/>
-        </w:rPr>
-        <w:hyperlink r:id="rId9" w:history="1">
-          <w:r>
-            <w:rPr>
-              <w:rStyle w:val="Hyperlink"/>
-            </w:rPr>
-            <w:t>n</w:t>
-          </w:r>
-        </w:hyperlink>
-      </w:r>
-      <w:r>
-        <w:rPr>
-          <w:rFonts w:ascii="Charis SIL Regular" w:hAnsi="Charis SIL Regular" w:eastAsia="Charis SIL Regular"/>
-          <w:b w:val="0"/>
-          <w:i w:val="0"/>
-          <w:color w:val="0000FF"/>
-          <w:sz w:val="24"/>
-          <w:u w:val="single"/>
-        </w:rPr>
-        <w:t xml:space="preserve"> </w:t>
-      </w:r>
-      <w:r>
-        <w:rPr>
-          <w:rFonts w:ascii="Charis SIL Regular" w:hAnsi="Charis SIL Regular" w:eastAsia="Charis SIL Regular"/>
-          <w:b w:val="0"/>
-          <w:i w:val="0"/>
-          <w:color w:val="0000FF"/>
-          <w:sz w:val="24"/>
-          <w:u w:val="single"/>
-        </w:rPr>
-        <w:hyperlink r:id="rId9" w:history="1">
-          <w:r>
-            <w:rPr>
-              <w:rStyle w:val="Hyperlink"/>
-            </w:rPr>
-            <w:t>handre</w:t>
-          </w:r>
-        </w:hyperlink>
-      </w:r>
-      <w:r>
-        <w:rPr>
-          <w:rFonts w:ascii="Charis SIL Regular" w:hAnsi="Charis SIL Regular" w:eastAsia="Charis SIL Regular"/>
-          <w:b w:val="0"/>
-          <w:i w:val="0"/>
-          <w:color w:val="0000FF"/>
-          <w:sz w:val="24"/>
-          <w:u w:val="single"/>
+          <w:color w:val="000000"/>
+          <w:sz w:val="24"/>
         </w:rPr>
         <w:hyperlink r:id="rId10" w:history="1">
           <w:r>
             <w:rPr>
               <w:rStyle w:val="Hyperlink"/>
             </w:rPr>
-            <w:t>iking</w:t>
+            <w:t xml:space="preserve">an </w:t>
           </w:r>
         </w:hyperlink>
       </w:r>
       <w:r>
         <w:rPr>
+          <w:u w:val="single" w:color="0000ff"/>
           <w:rFonts w:ascii="Charis SIL Regular" w:hAnsi="Charis SIL Regular" w:eastAsia="Charis SIL Regular"/>
           <w:b w:val="0"/>
           <w:i w:val="0"/>
           <w:color w:val="000000"/>
           <w:sz w:val="24"/>
         </w:rPr>
-        <w:t xml:space="preserve"> van </w:t>
-      </w:r>
-      <w:r>
-        <w:rPr>
+        <w:hyperlink r:id="rId10" w:history="1">
+          <w:r>
+            <w:rPr>
+              <w:rStyle w:val="Hyperlink"/>
+            </w:rPr>
+            <w:t>d</w:t>
+          </w:r>
+        </w:hyperlink>
+      </w:r>
+      <w:r>
+        <w:rPr>
+          <w:u w:val="single" w:color="0000ff"/>
           <w:rFonts w:ascii="Charis SIL Regular" w:hAnsi="Charis SIL Regular" w:eastAsia="Charis SIL Regular"/>
           <w:b w:val="0"/>
           <w:i w:val="0"/>
           <w:color w:val="000000"/>
           <w:sz w:val="24"/>
         </w:rPr>
-        <w:t>de Rijksdienst voor het Cultureel Erfgoed. Onderaan deze zoekhulp vind</w:t>
+        <w:hyperlink r:id="rId10" w:history="1">
+          <w:r>
+            <w:rPr>
+              <w:rStyle w:val="Hyperlink"/>
+            </w:rPr>
+            <w:t>eze zoek</w:t>
+          </w:r>
+        </w:hyperlink>
+      </w:r>
+      <w:r>
+        <w:rPr>
+          <w:u w:val="single" w:color="0000ff"/>
+          <w:rFonts w:ascii="Charis SIL Regular" w:hAnsi="Charis SIL Regular" w:eastAsia="Charis SIL Regular"/>
+          <w:b w:val="0"/>
+          <w:i w:val="0"/>
+          <w:color w:val="000000"/>
+          <w:sz w:val="24"/>
+        </w:rPr>
+        <w:hyperlink r:id="rId10" w:history="1">
+          <w:r>
+            <w:rPr>
+              <w:rStyle w:val="Hyperlink"/>
+            </w:rPr>
+            <w:t>h</w:t>
+          </w:r>
+        </w:hyperlink>
+      </w:r>
+      <w:r>
+        <w:rPr>
+          <w:u w:val="single" w:color="0000ff"/>
+          <w:rFonts w:ascii="Charis SIL Regular" w:hAnsi="Charis SIL Regular" w:eastAsia="Charis SIL Regular"/>
+          <w:b w:val="0"/>
+          <w:i w:val="0"/>
+          <w:color w:val="000000"/>
+          <w:sz w:val="24"/>
+        </w:rPr>
+        <w:hyperlink r:id="rId10" w:history="1">
+          <w:r>
+            <w:rPr>
+              <w:rStyle w:val="Hyperlink"/>
+            </w:rPr>
+            <w:t>ulp vind</w:t>
+          </w:r>
+        </w:hyperlink>
       </w:r>
       <w:r>
         <w:rPr>
@@ -2301,25 +2535,7 @@
           <w:color w:val="000000"/>
           <w:sz w:val="24"/>
         </w:rPr>
-        <w:t xml:space="preserve">Haag is </w:t>
-      </w:r>
-      <w:r>
-        <w:rPr>
-          <w:u w:val="single" w:color="0000ff"/>
-          <w:rFonts w:ascii="Charis SIL Regular" w:hAnsi="Charis SIL Regular" w:eastAsia="Charis SIL Regular"/>
-          <w:b w:val="0"/>
-          <w:i w:val="0"/>
-          <w:color w:val="000000"/>
-          <w:sz w:val="24"/>
-        </w:rPr>
-        <w:hyperlink r:id="rId12" w:history="1">
-          <w:r>
-            <w:rPr>
-              <w:rStyle w:val="Hyperlink"/>
-            </w:rPr>
-            <w:t xml:space="preserve">de zoekhulp </w:t>
-          </w:r>
-        </w:hyperlink>
+        <w:t xml:space="preserve">Haag is de zoekhulp </w:t>
       </w:r>
       <w:r>
         <w:rPr>
@@ -2330,7 +2546,7 @@
           <w:sz w:val="24"/>
           <w:u w:val="single"/>
         </w:rPr>
-        <w:hyperlink r:id="rId12" w:history="1">
+        <w:hyperlink r:id="rId13" w:history="1">
           <w:r>
             <w:rPr>
               <w:rStyle w:val="Hyperlink"/>
@@ -2348,7 +2564,7 @@
           <w:sz w:val="24"/>
           <w:u w:val="single"/>
         </w:rPr>
-        <w:hyperlink r:id="rId12" w:history="1">
+        <w:hyperlink r:id="rId13" w:history="1">
           <w:r>
             <w:rPr>
               <w:rStyle w:val="Hyperlink"/>
@@ -2366,7 +2582,7 @@
           <w:sz w:val="24"/>
           <w:u w:val="single"/>
         </w:rPr>
-        <w:hyperlink r:id="rId12" w:history="1">
+        <w:hyperlink r:id="rId13" w:history="1">
           <w:r>
             <w:rPr>
               <w:rStyle w:val="Hyperlink"/>
@@ -2395,7 +2611,7 @@
           <w:sz w:val="24"/>
           <w:u w:val="single"/>
         </w:rPr>
-        <w:hyperlink r:id="rId12" w:history="1">
+        <w:hyperlink r:id="rId13" w:history="1">
           <w:r>
             <w:rPr>
               <w:rStyle w:val="Hyperlink"/>
@@ -2489,7 +2705,7 @@
           <w:sz w:val="24"/>
           <w:u w:val="single"/>
         </w:rPr>
-        <w:hyperlink r:id="rId13" w:history="1">
+        <w:hyperlink r:id="rId12" w:history="1">
           <w:r>
             <w:rPr>
               <w:rStyle w:val="Hyperlink"/>
@@ -2507,7 +2723,7 @@
           <w:sz w:val="24"/>
           <w:u w:val="single"/>
         </w:rPr>
-        <w:hyperlink r:id="rId13" w:history="1">
+        <w:hyperlink r:id="rId12" w:history="1">
           <w:r>
             <w:rPr>
               <w:rStyle w:val="Hyperlink"/>
@@ -2525,7 +2741,7 @@
           <w:sz w:val="24"/>
           <w:u w:val="single"/>
         </w:rPr>
-        <w:hyperlink r:id="rId13" w:history="1">
+        <w:hyperlink r:id="rId12" w:history="1">
           <w:r>
             <w:rPr>
               <w:rStyle w:val="Hyperlink"/>
@@ -2554,7 +2770,7 @@
           <w:sz w:val="24"/>
           <w:u w:val="single"/>
         </w:rPr>
-        <w:hyperlink r:id="rId13" w:history="1">
+        <w:hyperlink r:id="rId12" w:history="1">
           <w:r>
             <w:rPr>
               <w:rStyle w:val="Hyperlink"/>
@@ -3267,101 +3483,7 @@
           <w:sz w:val="24"/>
           <w:u w:val="single"/>
         </w:rPr>
-        <w:hyperlink r:id="rId16" w:history="1">
-          <w:r>
-            <w:rPr>
-              <w:rStyle w:val="Hyperlink"/>
-            </w:rPr>
-            <w:t>Cultural</w:t>
-          </w:r>
-        </w:hyperlink>
-      </w:r>
-      <w:r>
-        <w:rPr>
-          <w:rFonts w:ascii="Charis SIL Italic" w:hAnsi="Charis SIL Italic" w:eastAsia="Charis SIL Italic"/>
-          <w:b w:val="0"/>
-          <w:i/>
-          <w:color w:val="0000FF"/>
-          <w:sz w:val="24"/>
-          <w:u w:val="single"/>
-        </w:rPr>
-        <w:t xml:space="preserve"> </w:t>
-      </w:r>
-      <w:r>
-        <w:rPr>
-          <w:rFonts w:ascii="Charis SIL Italic" w:hAnsi="Charis SIL Italic" w:eastAsia="Charis SIL Italic"/>
-          <w:b w:val="0"/>
-          <w:i/>
-          <w:color w:val="0000FF"/>
-          <w:sz w:val="24"/>
-          <w:u w:val="single"/>
-        </w:rPr>
-        <w:hyperlink r:id="rId16" w:history="1">
-          <w:r>
-            <w:rPr>
-              <w:rStyle w:val="Hyperlink"/>
-            </w:rPr>
-            <w:t>Objects</w:t>
-          </w:r>
-        </w:hyperlink>
-      </w:r>
-      <w:r>
-        <w:rPr>
-          <w:rFonts w:ascii="Charis SIL Italic" w:hAnsi="Charis SIL Italic" w:eastAsia="Charis SIL Italic"/>
-          <w:b w:val="0"/>
-          <w:i/>
-          <w:color w:val="0000FF"/>
-          <w:sz w:val="24"/>
-          <w:u w:val="single"/>
-        </w:rPr>
-        <w:t xml:space="preserve"> </w:t>
-      </w:r>
-      <w:r>
-        <w:rPr>
-          <w:rFonts w:ascii="Charis SIL Italic" w:hAnsi="Charis SIL Italic" w:eastAsia="Charis SIL Italic"/>
-          <w:b w:val="0"/>
-          <w:i/>
-          <w:color w:val="0000FF"/>
-          <w:sz w:val="24"/>
-          <w:u w:val="single"/>
-        </w:rPr>
-        <w:hyperlink r:id="rId16" w:history="1">
-          <w:r>
-            <w:rPr>
-              <w:rStyle w:val="Hyperlink"/>
-            </w:rPr>
-            <w:t>and</w:t>
-          </w:r>
-        </w:hyperlink>
-      </w:r>
-      <w:r>
-        <w:rPr>
-          <w:rFonts w:ascii="Charis SIL Italic" w:hAnsi="Charis SIL Italic" w:eastAsia="Charis SIL Italic"/>
-          <w:b w:val="0"/>
-          <w:i/>
-          <w:color w:val="0000FF"/>
-          <w:sz w:val="24"/>
-          <w:u w:val="single"/>
-        </w:rPr>
-        <w:t xml:space="preserve"> </w:t>
-      </w:r>
-      <w:r>
-        <w:rPr>
-          <w:rFonts w:ascii="Charis SIL Italic" w:hAnsi="Charis SIL Italic" w:eastAsia="Charis SIL Italic"/>
-          <w:b w:val="0"/>
-          <w:i/>
-          <w:color w:val="0000FF"/>
-          <w:sz w:val="24"/>
-          <w:u w:val="single"/>
-        </w:rPr>
-        <w:hyperlink r:id="rId16" w:history="1">
-          <w:r>
-            <w:rPr>
-              <w:rStyle w:val="Hyperlink"/>
-            </w:rPr>
-            <w:t>Collectio</w:t>
-          </w:r>
-        </w:hyperlink>
+        <w:t>Cultural Objects and Collectio</w:t>
       </w:r>
       <w:r>
         <w:rPr>
@@ -3628,13 +3750,21 @@
       </w:r>
       <w:r>
         <w:rPr>
+          <w:u w:val="single" w:color="0000ff"/>
           <w:rFonts w:ascii="Charis SIL Regular" w:hAnsi="Charis SIL Regular" w:eastAsia="Charis SIL Regular"/>
           <w:b w:val="0"/>
           <w:i w:val="0"/>
           <w:color w:val="000000"/>
           <w:sz w:val="24"/>
         </w:rPr>
-        <w:t>Rijksmu</w:t>
+        <w:hyperlink r:id="rId16" w:history="1">
+          <w:r>
+            <w:rPr>
+              <w:rStyle w:val="Hyperlink"/>
+            </w:rPr>
+            <w:t>Rijksmu</w:t>
+          </w:r>
+        </w:hyperlink>
       </w:r>
       <w:r>
         <w:rPr>
@@ -4411,7 +4541,34 @@
           <w:color w:val="000000"/>
           <w:sz w:val="24"/>
         </w:rPr>
-        <w:t xml:space="preserve">•  Lang, Sabine (ed.), </w:t>
+        <w:t xml:space="preserve">•  </w:t>
+      </w:r>
+      <w:r>
+        <w:rPr>
+          <w:rFonts w:ascii="Charis SIL Regular" w:hAnsi="Charis SIL Regular" w:eastAsia="Charis SIL Regular"/>
+          <w:b w:val="0"/>
+          <w:i w:val="0"/>
+          <w:color w:val="000000"/>
+          <w:sz w:val="24"/>
+        </w:rPr>
+        <w:hyperlink r:id="rId17" w:history="1">
+          <w:r>
+            <w:rPr>
+              <w:rStyle w:val="Hyperlink"/>
+            </w:rPr>
+            <w:t>Lang, Sa</w:t>
+          </w:r>
+        </w:hyperlink>
+      </w:r>
+      <w:r>
+        <w:rPr>
+          <w:rFonts w:ascii="Charis SIL Regular" w:hAnsi="Charis SIL Regular" w:eastAsia="Charis SIL Regular"/>
+          <w:b w:val="0"/>
+          <w:i w:val="0"/>
+          <w:color w:val="000000"/>
+          <w:sz w:val="24"/>
+        </w:rPr>
+        <w:t xml:space="preserve">bine (ed.), </w:t>
       </w:r>
       <w:r>
         <w:rPr>

--- a/EXPORTS/DOCX/published/niveau1/Dutch/DoingResearch.docx
+++ b/EXPORTS/DOCX/published/niveau1/Dutch/DoingResearch.docx
@@ -359,7 +359,6 @@
           <w:i/>
           <w:color w:val="0000FF"/>
           <w:sz w:val="24"/>
-          <w:u w:val="single"/>
         </w:rPr>
         <w:t xml:space="preserve"> </w:t>
       </w:r>
@@ -493,19 +492,9 @@
             <w:rPr>
               <w:rStyle w:val="Hyperlink"/>
             </w:rPr>
-            <w:t>collection</w:t>
+            <w:t>collections</w:t>
           </w:r>
         </w:hyperlink>
-      </w:r>
-      <w:r>
-        <w:rPr>
-          <w:rFonts w:ascii="Charis SIL Italic" w:hAnsi="Charis SIL Italic" w:eastAsia="Charis SIL Italic"/>
-          <w:b w:val="0"/>
-          <w:i/>
-          <w:color w:val="0000FF"/>
-          <w:sz w:val="24"/>
-        </w:rPr>
-        <w:t>s</w:t>
       </w:r>
       <w:r>
         <w:rPr>
@@ -590,7 +579,25 @@
             <w:rPr>
               <w:rStyle w:val="Hyperlink"/>
             </w:rPr>
-            <w:t>col</w:t>
+            <w:t>co</w:t>
+          </w:r>
+        </w:hyperlink>
+      </w:r>
+      <w:r>
+        <w:rPr>
+          <w:rFonts w:ascii="Charis SIL Italic" w:hAnsi="Charis SIL Italic" w:eastAsia="Charis SIL Italic"/>
+          <w:b w:val="0"/>
+          <w:i/>
+          <w:color w:val="0000FF"/>
+          <w:sz w:val="24"/>
+          <w:u w:val="single"/>
+        </w:rPr>
+        <w:hyperlink r:id="rId9" w:history="1">
+          <w:r>
+            <w:rPr>
+              <w:rStyle w:val="Hyperlink"/>
+            </w:rPr>
+            <w:t>l</w:t>
           </w:r>
         </w:hyperlink>
       </w:r>
@@ -732,7 +739,7 @@
           <w:sz w:val="24"/>
           <w:u w:val="single"/>
         </w:rPr>
-        <w:hyperlink r:id="rId9" w:history="1">
+        <w:hyperlink r:id="rId10" w:history="1">
           <w:r>
             <w:rPr>
               <w:rStyle w:val="Hyperlink"/>
@@ -974,7 +981,7 @@
           <w:sz w:val="24"/>
           <w:u w:val="single"/>
         </w:rPr>
-        <w:hyperlink r:id="rId10" w:history="1">
+        <w:hyperlink r:id="rId9" w:history="1">
           <w:r>
             <w:rPr>
               <w:rStyle w:val="Hyperlink"/>
@@ -1003,7 +1010,7 @@
           <w:sz w:val="24"/>
           <w:u w:val="single"/>
         </w:rPr>
-        <w:hyperlink r:id="rId9" w:history="1">
+        <w:hyperlink r:id="rId10" w:history="1">
           <w:r>
             <w:rPr>
               <w:rStyle w:val="Hyperlink"/>
@@ -1021,7 +1028,7 @@
           <w:sz w:val="24"/>
           <w:u w:val="single"/>
         </w:rPr>
-        <w:hyperlink r:id="rId9" w:history="1">
+        <w:hyperlink r:id="rId10" w:history="1">
           <w:r>
             <w:rPr>
               <w:rStyle w:val="Hyperlink"/>
@@ -1050,7 +1057,7 @@
           <w:sz w:val="24"/>
           <w:u w:val="single"/>
         </w:rPr>
-        <w:hyperlink r:id="rId9" w:history="1">
+        <w:hyperlink r:id="rId10" w:history="1">
           <w:r>
             <w:rPr>
               <w:rStyle w:val="Hyperlink"/>
@@ -1068,7 +1075,7 @@
           <w:sz w:val="24"/>
           <w:u w:val="single"/>
         </w:rPr>
-        <w:hyperlink r:id="rId9" w:history="1">
+        <w:hyperlink r:id="rId10" w:history="1">
           <w:r>
             <w:rPr>
               <w:rStyle w:val="Hyperlink"/>
@@ -1097,7 +1104,7 @@
           <w:sz w:val="24"/>
           <w:u w:val="single"/>
         </w:rPr>
-        <w:hyperlink r:id="rId9" w:history="1">
+        <w:hyperlink r:id="rId10" w:history="1">
           <w:r>
             <w:rPr>
               <w:rStyle w:val="Hyperlink"/>
@@ -2535,7 +2542,25 @@
           <w:color w:val="000000"/>
           <w:sz w:val="24"/>
         </w:rPr>
-        <w:t xml:space="preserve">Haag is de zoekhulp </w:t>
+        <w:t xml:space="preserve">Haag is </w:t>
+      </w:r>
+      <w:r>
+        <w:rPr>
+          <w:u w:val="single" w:color="0000ff"/>
+          <w:rFonts w:ascii="Charis SIL Regular" w:hAnsi="Charis SIL Regular" w:eastAsia="Charis SIL Regular"/>
+          <w:b w:val="0"/>
+          <w:i w:val="0"/>
+          <w:color w:val="000000"/>
+          <w:sz w:val="24"/>
+        </w:rPr>
+        <w:hyperlink r:id="rId12" w:history="1">
+          <w:r>
+            <w:rPr>
+              <w:rStyle w:val="Hyperlink"/>
+            </w:rPr>
+            <w:t xml:space="preserve">de zoekhulp </w:t>
+          </w:r>
+        </w:hyperlink>
       </w:r>
       <w:r>
         <w:rPr>
@@ -2546,7 +2571,7 @@
           <w:sz w:val="24"/>
           <w:u w:val="single"/>
         </w:rPr>
-        <w:hyperlink r:id="rId13" w:history="1">
+        <w:hyperlink r:id="rId12" w:history="1">
           <w:r>
             <w:rPr>
               <w:rStyle w:val="Hyperlink"/>
@@ -2554,6 +2579,111 @@
             <w:t>H</w:t>
           </w:r>
         </w:hyperlink>
+      </w:r>
+      <w:r>
+        <w:rPr>
+          <w:rFonts w:ascii="Charis SIL Regular" w:hAnsi="Charis SIL Regular" w:eastAsia="Charis SIL Regular"/>
+          <w:b w:val="0"/>
+          <w:i w:val="0"/>
+          <w:color w:val="0000FF"/>
+          <w:sz w:val="24"/>
+          <w:u w:val="single"/>
+        </w:rPr>
+        <w:hyperlink r:id="rId12" w:history="1">
+          <w:r>
+            <w:rPr>
+              <w:rStyle w:val="Hyperlink"/>
+            </w:rPr>
+            <w:t>o</w:t>
+          </w:r>
+        </w:hyperlink>
+      </w:r>
+      <w:r>
+        <w:rPr>
+          <w:rFonts w:ascii="Charis SIL Regular" w:hAnsi="Charis SIL Regular" w:eastAsia="Charis SIL Regular"/>
+          <w:b w:val="0"/>
+          <w:i w:val="0"/>
+          <w:color w:val="0000FF"/>
+          <w:sz w:val="24"/>
+          <w:u w:val="single"/>
+        </w:rPr>
+        <w:hyperlink r:id="rId12" w:history="1">
+          <w:r>
+            <w:rPr>
+              <w:rStyle w:val="Hyperlink"/>
+            </w:rPr>
+            <w:t>e</w:t>
+          </w:r>
+        </w:hyperlink>
+      </w:r>
+      <w:r>
+        <w:rPr>
+          <w:rFonts w:ascii="Charis SIL Regular" w:hAnsi="Charis SIL Regular" w:eastAsia="Charis SIL Regular"/>
+          <w:b w:val="0"/>
+          <w:i w:val="0"/>
+          <w:color w:val="0000FF"/>
+          <w:sz w:val="24"/>
+          <w:u w:val="single"/>
+        </w:rPr>
+        <w:t xml:space="preserve"> </w:t>
+      </w:r>
+      <w:r>
+        <w:rPr>
+          <w:rFonts w:ascii="Charis SIL Regular" w:hAnsi="Charis SIL Regular" w:eastAsia="Charis SIL Regular"/>
+          <w:b w:val="0"/>
+          <w:i w:val="0"/>
+          <w:color w:val="0000FF"/>
+          <w:sz w:val="24"/>
+          <w:u w:val="single"/>
+        </w:rPr>
+        <w:hyperlink r:id="rId13" w:history="1">
+          <w:r>
+            <w:rPr>
+              <w:rStyle w:val="Hyperlink"/>
+            </w:rPr>
+            <w:t>doe</w:t>
+          </w:r>
+        </w:hyperlink>
+      </w:r>
+      <w:r>
+        <w:rPr>
+          <w:rFonts w:ascii="Charis SIL Regular" w:hAnsi="Charis SIL Regular" w:eastAsia="Charis SIL Regular"/>
+          <w:b w:val="0"/>
+          <w:i w:val="0"/>
+          <w:color w:val="0000FF"/>
+          <w:sz w:val="24"/>
+          <w:u w:val="single"/>
+        </w:rPr>
+        <w:t xml:space="preserve"> </w:t>
+      </w:r>
+      <w:r>
+        <w:rPr>
+          <w:rFonts w:ascii="Charis SIL Regular" w:hAnsi="Charis SIL Regular" w:eastAsia="Charis SIL Regular"/>
+          <w:b w:val="0"/>
+          <w:i w:val="0"/>
+          <w:color w:val="0000FF"/>
+          <w:sz w:val="24"/>
+          <w:u w:val="single"/>
+        </w:rPr>
+        <w:hyperlink r:id="rId13" w:history="1">
+          <w:r>
+            <w:rPr>
+              <w:rStyle w:val="Hyperlink"/>
+            </w:rPr>
+            <w:t>ik</w:t>
+          </w:r>
+        </w:hyperlink>
+      </w:r>
+      <w:r>
+        <w:rPr>
+          <w:rFonts w:ascii="Charis SIL Regular" w:hAnsi="Charis SIL Regular" w:eastAsia="Charis SIL Regular"/>
+          <w:b w:val="0"/>
+          <w:i w:val="0"/>
+          <w:color w:val="0000FF"/>
+          <w:sz w:val="24"/>
+          <w:u w:val="single"/>
+        </w:rPr>
+        <w:t xml:space="preserve"> </w:t>
       </w:r>
       <w:r>
         <w:rPr>
@@ -2587,111 +2717,6 @@
             <w:rPr>
               <w:rStyle w:val="Hyperlink"/>
             </w:rPr>
-            <w:t>e</w:t>
-          </w:r>
-        </w:hyperlink>
-      </w:r>
-      <w:r>
-        <w:rPr>
-          <w:rFonts w:ascii="Charis SIL Regular" w:hAnsi="Charis SIL Regular" w:eastAsia="Charis SIL Regular"/>
-          <w:b w:val="0"/>
-          <w:i w:val="0"/>
-          <w:color w:val="0000FF"/>
-          <w:sz w:val="24"/>
-          <w:u w:val="single"/>
-        </w:rPr>
-        <w:t xml:space="preserve"> </w:t>
-      </w:r>
-      <w:r>
-        <w:rPr>
-          <w:rFonts w:ascii="Charis SIL Regular" w:hAnsi="Charis SIL Regular" w:eastAsia="Charis SIL Regular"/>
-          <w:b w:val="0"/>
-          <w:i w:val="0"/>
-          <w:color w:val="0000FF"/>
-          <w:sz w:val="24"/>
-          <w:u w:val="single"/>
-        </w:rPr>
-        <w:hyperlink r:id="rId13" w:history="1">
-          <w:r>
-            <w:rPr>
-              <w:rStyle w:val="Hyperlink"/>
-            </w:rPr>
-            <w:t>doe</w:t>
-          </w:r>
-        </w:hyperlink>
-      </w:r>
-      <w:r>
-        <w:rPr>
-          <w:rFonts w:ascii="Charis SIL Regular" w:hAnsi="Charis SIL Regular" w:eastAsia="Charis SIL Regular"/>
-          <w:b w:val="0"/>
-          <w:i w:val="0"/>
-          <w:color w:val="0000FF"/>
-          <w:sz w:val="24"/>
-          <w:u w:val="single"/>
-        </w:rPr>
-        <w:t xml:space="preserve"> </w:t>
-      </w:r>
-      <w:r>
-        <w:rPr>
-          <w:rFonts w:ascii="Charis SIL Regular" w:hAnsi="Charis SIL Regular" w:eastAsia="Charis SIL Regular"/>
-          <w:b w:val="0"/>
-          <w:i w:val="0"/>
-          <w:color w:val="0000FF"/>
-          <w:sz w:val="24"/>
-          <w:u w:val="single"/>
-        </w:rPr>
-        <w:hyperlink r:id="rId13" w:history="1">
-          <w:r>
-            <w:rPr>
-              <w:rStyle w:val="Hyperlink"/>
-            </w:rPr>
-            <w:t>ik</w:t>
-          </w:r>
-        </w:hyperlink>
-      </w:r>
-      <w:r>
-        <w:rPr>
-          <w:rFonts w:ascii="Charis SIL Regular" w:hAnsi="Charis SIL Regular" w:eastAsia="Charis SIL Regular"/>
-          <w:b w:val="0"/>
-          <w:i w:val="0"/>
-          <w:color w:val="0000FF"/>
-          <w:sz w:val="24"/>
-          <w:u w:val="single"/>
-        </w:rPr>
-        <w:t xml:space="preserve"> </w:t>
-      </w:r>
-      <w:r>
-        <w:rPr>
-          <w:rFonts w:ascii="Charis SIL Regular" w:hAnsi="Charis SIL Regular" w:eastAsia="Charis SIL Regular"/>
-          <w:b w:val="0"/>
-          <w:i w:val="0"/>
-          <w:color w:val="0000FF"/>
-          <w:sz w:val="24"/>
-          <w:u w:val="single"/>
-        </w:rPr>
-        <w:hyperlink r:id="rId13" w:history="1">
-          <w:r>
-            <w:rPr>
-              <w:rStyle w:val="Hyperlink"/>
-            </w:rPr>
-            <w:t>o</w:t>
-          </w:r>
-        </w:hyperlink>
-      </w:r>
-      <w:r>
-        <w:rPr>
-          <w:rFonts w:ascii="Charis SIL Regular" w:hAnsi="Charis SIL Regular" w:eastAsia="Charis SIL Regular"/>
-          <w:b w:val="0"/>
-          <w:i w:val="0"/>
-          <w:color w:val="0000FF"/>
-          <w:sz w:val="24"/>
-          <w:u w:val="single"/>
-        </w:rPr>
-        <w:hyperlink r:id="rId13" w:history="1">
-          <w:r>
-            <w:rPr>
-              <w:rStyle w:val="Hyperlink"/>
-            </w:rPr>
             <w:t>n</w:t>
           </w:r>
         </w:hyperlink>
@@ -2705,7 +2730,7 @@
           <w:sz w:val="24"/>
           <w:u w:val="single"/>
         </w:rPr>
-        <w:hyperlink r:id="rId12" w:history="1">
+        <w:hyperlink r:id="rId13" w:history="1">
           <w:r>
             <w:rPr>
               <w:rStyle w:val="Hyperlink"/>
@@ -2723,7 +2748,7 @@
           <w:sz w:val="24"/>
           <w:u w:val="single"/>
         </w:rPr>
-        <w:hyperlink r:id="rId12" w:history="1">
+        <w:hyperlink r:id="rId13" w:history="1">
           <w:r>
             <w:rPr>
               <w:rStyle w:val="Hyperlink"/>
@@ -2741,7 +2766,7 @@
           <w:sz w:val="24"/>
           <w:u w:val="single"/>
         </w:rPr>
-        <w:hyperlink r:id="rId12" w:history="1">
+        <w:hyperlink r:id="rId13" w:history="1">
           <w:r>
             <w:rPr>
               <w:rStyle w:val="Hyperlink"/>
@@ -2770,7 +2795,7 @@
           <w:sz w:val="24"/>
           <w:u w:val="single"/>
         </w:rPr>
-        <w:hyperlink r:id="rId12" w:history="1">
+        <w:hyperlink r:id="rId13" w:history="1">
           <w:r>
             <w:rPr>
               <w:rStyle w:val="Hyperlink"/>
@@ -3483,7 +3508,101 @@
           <w:sz w:val="24"/>
           <w:u w:val="single"/>
         </w:rPr>
-        <w:t>Cultural Objects and Collectio</w:t>
+        <w:hyperlink r:id="rId16" w:history="1">
+          <w:r>
+            <w:rPr>
+              <w:rStyle w:val="Hyperlink"/>
+            </w:rPr>
+            <w:t>Cultural</w:t>
+          </w:r>
+        </w:hyperlink>
+      </w:r>
+      <w:r>
+        <w:rPr>
+          <w:rFonts w:ascii="Charis SIL Italic" w:hAnsi="Charis SIL Italic" w:eastAsia="Charis SIL Italic"/>
+          <w:b w:val="0"/>
+          <w:i/>
+          <w:color w:val="0000FF"/>
+          <w:sz w:val="24"/>
+          <w:u w:val="single"/>
+        </w:rPr>
+        <w:t xml:space="preserve"> </w:t>
+      </w:r>
+      <w:r>
+        <w:rPr>
+          <w:rFonts w:ascii="Charis SIL Italic" w:hAnsi="Charis SIL Italic" w:eastAsia="Charis SIL Italic"/>
+          <w:b w:val="0"/>
+          <w:i/>
+          <w:color w:val="0000FF"/>
+          <w:sz w:val="24"/>
+          <w:u w:val="single"/>
+        </w:rPr>
+        <w:hyperlink r:id="rId16" w:history="1">
+          <w:r>
+            <w:rPr>
+              <w:rStyle w:val="Hyperlink"/>
+            </w:rPr>
+            <w:t>Objects</w:t>
+          </w:r>
+        </w:hyperlink>
+      </w:r>
+      <w:r>
+        <w:rPr>
+          <w:rFonts w:ascii="Charis SIL Italic" w:hAnsi="Charis SIL Italic" w:eastAsia="Charis SIL Italic"/>
+          <w:b w:val="0"/>
+          <w:i/>
+          <w:color w:val="0000FF"/>
+          <w:sz w:val="24"/>
+          <w:u w:val="single"/>
+        </w:rPr>
+        <w:t xml:space="preserve"> </w:t>
+      </w:r>
+      <w:r>
+        <w:rPr>
+          <w:rFonts w:ascii="Charis SIL Italic" w:hAnsi="Charis SIL Italic" w:eastAsia="Charis SIL Italic"/>
+          <w:b w:val="0"/>
+          <w:i/>
+          <w:color w:val="0000FF"/>
+          <w:sz w:val="24"/>
+          <w:u w:val="single"/>
+        </w:rPr>
+        <w:hyperlink r:id="rId16" w:history="1">
+          <w:r>
+            <w:rPr>
+              <w:rStyle w:val="Hyperlink"/>
+            </w:rPr>
+            <w:t>and</w:t>
+          </w:r>
+        </w:hyperlink>
+      </w:r>
+      <w:r>
+        <w:rPr>
+          <w:rFonts w:ascii="Charis SIL Italic" w:hAnsi="Charis SIL Italic" w:eastAsia="Charis SIL Italic"/>
+          <w:b w:val="0"/>
+          <w:i/>
+          <w:color w:val="0000FF"/>
+          <w:sz w:val="24"/>
+          <w:u w:val="single"/>
+        </w:rPr>
+        <w:t xml:space="preserve"> </w:t>
+      </w:r>
+      <w:r>
+        <w:rPr>
+          <w:rFonts w:ascii="Charis SIL Italic" w:hAnsi="Charis SIL Italic" w:eastAsia="Charis SIL Italic"/>
+          <w:b w:val="0"/>
+          <w:i/>
+          <w:color w:val="0000FF"/>
+          <w:sz w:val="24"/>
+          <w:u w:val="single"/>
+        </w:rPr>
+        <w:hyperlink r:id="rId16" w:history="1">
+          <w:r>
+            <w:rPr>
+              <w:rStyle w:val="Hyperlink"/>
+            </w:rPr>
+            <w:t>Collectio</w:t>
+          </w:r>
+        </w:hyperlink>
       </w:r>
       <w:r>
         <w:rPr>
@@ -4220,7 +4339,6 @@
       </w:r>
       <w:r>
         <w:rPr>
-          <w:u w:val="single" w:color="0000ff"/>
           <w:rFonts w:ascii="Charis SIL Regular" w:hAnsi="Charis SIL Regular" w:eastAsia="Charis SIL Regular"/>
           <w:b w:val="0"/>
           <w:i w:val="0"/>
@@ -5006,34 +5124,7 @@
           <w:color w:val="000000"/>
           <w:sz w:val="24"/>
         </w:rPr>
-        <w:t xml:space="preserve">•  </w:t>
-      </w:r>
-      <w:r>
-        <w:rPr>
-          <w:rFonts w:ascii="Charis SIL Regular" w:hAnsi="Charis SIL Regular" w:eastAsia="Charis SIL Regular"/>
-          <w:b w:val="0"/>
-          <w:i w:val="0"/>
-          <w:color w:val="000000"/>
-          <w:sz w:val="24"/>
-        </w:rPr>
-        <w:hyperlink r:id="rId18" w:history="1">
-          <w:r>
-            <w:rPr>
-              <w:rStyle w:val="Hyperlink"/>
-            </w:rPr>
-            <w:t xml:space="preserve">Deterts, </w:t>
-          </w:r>
-        </w:hyperlink>
-      </w:r>
-      <w:r>
-        <w:rPr>
-          <w:rFonts w:ascii="Charis SIL Regular" w:hAnsi="Charis SIL Regular" w:eastAsia="Charis SIL Regular"/>
-          <w:b w:val="0"/>
-          <w:i w:val="0"/>
-          <w:color w:val="000000"/>
-          <w:sz w:val="24"/>
-        </w:rPr>
-        <w:t xml:space="preserve">Dorothea (ed.), </w:t>
+        <w:t xml:space="preserve">•  Deterts, Dorothea (ed.), </w:t>
       </w:r>
       <w:r>
         <w:rPr>

--- a/EXPORTS/DOCX/published/niveau1/Dutch/DoingResearch.docx
+++ b/EXPORTS/DOCX/published/niveau1/Dutch/DoingResearch.docx
@@ -348,15 +348,9 @@
           <w:i/>
           <w:color w:val="0000FF"/>
           <w:sz w:val="24"/>
-        </w:rPr>
-        <w:hyperlink r:id="rId9" w:history="1">
-          <w:r>
-            <w:rPr>
-              <w:rStyle w:val="Hyperlink"/>
-            </w:rPr>
-            <w:t>c</w:t>
-          </w:r>
-        </w:hyperlink>
+          <w:u w:val="single"/>
+        </w:rPr>
+        <w:t>c</w:t>
       </w:r>
       <w:r>
         <w:rPr>
@@ -444,102 +438,8 @@
           <w:i/>
           <w:color w:val="0000FF"/>
           <w:sz w:val="24"/>
-          <w:u w:val="single"/>
-        </w:rPr>
-        <w:hyperlink r:id="rId9" w:history="1">
-          <w:r>
-            <w:rPr>
-              <w:rStyle w:val="Hyperlink"/>
-            </w:rPr>
-            <w:t>objects</w:t>
-          </w:r>
-        </w:hyperlink>
-      </w:r>
-      <w:r>
-        <w:rPr>
-          <w:rFonts w:ascii="Charis SIL Italic" w:hAnsi="Charis SIL Italic" w:eastAsia="Charis SIL Italic"/>
-          <w:b w:val="0"/>
-          <w:i/>
-          <w:color w:val="0000FF"/>
-          <w:sz w:val="24"/>
-          <w:u w:val="single"/>
-        </w:rPr>
-        <w:t xml:space="preserve"> </w:t>
-      </w:r>
-      <w:r>
-        <w:rPr>
-          <w:rFonts w:ascii="Charis SIL Italic" w:hAnsi="Charis SIL Italic" w:eastAsia="Charis SIL Italic"/>
-          <w:b w:val="0"/>
-          <w:i/>
-          <w:color w:val="0000FF"/>
-          <w:sz w:val="24"/>
-          <w:u w:val="single"/>
-        </w:rPr>
-        <w:hyperlink r:id="rId9" w:history="1">
-          <w:r>
-            <w:rPr>
-              <w:rStyle w:val="Hyperlink"/>
-            </w:rPr>
-            <w:t>and</w:t>
-          </w:r>
-        </w:hyperlink>
-      </w:r>
-      <w:r>
-        <w:rPr>
-          <w:rFonts w:ascii="Charis SIL Italic" w:hAnsi="Charis SIL Italic" w:eastAsia="Charis SIL Italic"/>
-          <w:b w:val="0"/>
-          <w:i/>
-          <w:color w:val="0000FF"/>
-          <w:sz w:val="24"/>
-          <w:u w:val="single"/>
-        </w:rPr>
-        <w:t xml:space="preserve"> </w:t>
-      </w:r>
-      <w:r>
-        <w:rPr>
-          <w:rFonts w:ascii="Charis SIL Italic" w:hAnsi="Charis SIL Italic" w:eastAsia="Charis SIL Italic"/>
-          <w:b w:val="0"/>
-          <w:i/>
-          <w:color w:val="0000FF"/>
-          <w:sz w:val="24"/>
-          <w:u w:val="single"/>
-        </w:rPr>
-        <w:hyperlink r:id="rId9" w:history="1">
-          <w:r>
-            <w:rPr>
-              <w:rStyle w:val="Hyperlink"/>
-            </w:rPr>
-            <w:t>collections</w:t>
-          </w:r>
-        </w:hyperlink>
-      </w:r>
-      <w:r>
-        <w:rPr>
-          <w:rFonts w:ascii="Charis SIL Italic" w:hAnsi="Charis SIL Italic" w:eastAsia="Charis SIL Italic"/>
-          <w:b w:val="0"/>
-          <w:i/>
-          <w:color w:val="0000FF"/>
-          <w:sz w:val="24"/>
-          <w:u w:val="single"/>
-        </w:rPr>
-        <w:t xml:space="preserve"> </w:t>
-      </w:r>
-      <w:r>
-        <w:rPr>
-          <w:rFonts w:ascii="Charis SIL Italic" w:hAnsi="Charis SIL Italic" w:eastAsia="Charis SIL Italic"/>
-          <w:b w:val="0"/>
-          <w:i/>
-          <w:color w:val="0000FF"/>
-          <w:sz w:val="24"/>
-        </w:rPr>
-        <w:hyperlink r:id="rId9" w:history="1">
-          <w:r>
-            <w:rPr>
-              <w:rStyle w:val="Hyperlink"/>
-            </w:rPr>
-            <w:t>acquired</w:t>
-          </w:r>
-        </w:hyperlink>
+        </w:rPr>
+        <w:t>objects and collections acquired</w:t>
       </w:r>
       <w:r>
         <w:rPr>
@@ -720,74 +620,13 @@
       </w:r>
       <w:r>
         <w:rPr>
-          <w:u w:val="single" w:color="0000ff"/>
           <w:rFonts w:ascii="Charis SIL Regular" w:hAnsi="Charis SIL Regular" w:eastAsia="Charis SIL Regular"/>
           <w:b w:val="0"/>
           <w:i w:val="0"/>
           <w:color w:val="000000"/>
           <w:sz w:val="24"/>
         </w:rPr>
-        <w:hyperlink r:id="rId9" w:history="1">
-          <w:r>
-            <w:rPr>
-              <w:rStyle w:val="Hyperlink"/>
-            </w:rPr>
-            <w:t>public</w:t>
-          </w:r>
-        </w:hyperlink>
-      </w:r>
-      <w:r>
-        <w:rPr>
-          <w:u w:val="single" w:color="0000ff"/>
-          <w:rFonts w:ascii="Charis SIL Regular" w:hAnsi="Charis SIL Regular" w:eastAsia="Charis SIL Regular"/>
-          <w:b w:val="0"/>
-          <w:i w:val="0"/>
-          <w:color w:val="000000"/>
-          <w:sz w:val="24"/>
-        </w:rPr>
-        <w:hyperlink r:id="rId9" w:history="1">
-          <w:r>
-            <w:rPr>
-              <w:rStyle w:val="Hyperlink"/>
-            </w:rPr>
-            <w:t>a</w:t>
-          </w:r>
-        </w:hyperlink>
-      </w:r>
-      <w:r>
-        <w:rPr>
-          <w:u w:val="single" w:color="0000ff"/>
-          <w:rFonts w:ascii="Charis SIL Regular" w:hAnsi="Charis SIL Regular" w:eastAsia="Charis SIL Regular"/>
-          <w:b w:val="0"/>
-          <w:i w:val="0"/>
-          <w:color w:val="000000"/>
-          <w:sz w:val="24"/>
-        </w:rPr>
-        <w:hyperlink r:id="rId9" w:history="1">
-          <w:r>
-            <w:rPr>
-              <w:rStyle w:val="Hyperlink"/>
-            </w:rPr>
-            <w:t xml:space="preserve">tie </w:t>
-          </w:r>
-        </w:hyperlink>
-      </w:r>
-      <w:r>
-        <w:rPr>
-          <w:rFonts w:ascii="Charis SIL Regular" w:hAnsi="Charis SIL Regular" w:eastAsia="Charis SIL Regular"/>
-          <w:b w:val="0"/>
-          <w:i w:val="0"/>
-          <w:color w:val="000000"/>
-          <w:sz w:val="24"/>
-        </w:rPr>
-        <w:hyperlink r:id="rId9" w:history="1">
-          <w:r>
-            <w:rPr>
-              <w:rStyle w:val="Hyperlink"/>
-            </w:rPr>
-            <w:t>_</w:t>
-          </w:r>
-        </w:hyperlink>
+        <w:t>publicatie _</w:t>
       </w:r>
       <w:r>
         <w:rPr>
@@ -796,16 +635,8 @@
           <w:i w:val="0"/>
           <w:color w:val="0000FF"/>
           <w:sz w:val="24"/>
-          <w:u w:val="single"/>
-        </w:rPr>
-        <w:hyperlink r:id="rId9" w:history="1">
-          <w:r>
-            <w:rPr>
-              <w:rStyle w:val="Hyperlink"/>
-            </w:rPr>
-            <w:t>Herkomsto</w:t>
-          </w:r>
-        </w:hyperlink>
+        </w:rPr>
+        <w:t>Herkomsto</w:t>
       </w:r>
       <w:r>
         <w:rPr>
@@ -1011,7 +842,7 @@
           <w:sz w:val="24"/>
           <w:u w:val="single"/>
         </w:rPr>
-        <w:hyperlink r:id="rId10" w:history="1">
+        <w:hyperlink r:id="rId9" w:history="1">
           <w:r>
             <w:rPr>
               <w:rStyle w:val="Hyperlink"/>
@@ -1040,7 +871,7 @@
           <w:sz w:val="24"/>
           <w:u w:val="single"/>
         </w:rPr>
-        <w:hyperlink r:id="rId10" w:history="1">
+        <w:hyperlink r:id="rId9" w:history="1">
           <w:r>
             <w:rPr>
               <w:rStyle w:val="Hyperlink"/>
@@ -1087,7 +918,7 @@
           <w:sz w:val="24"/>
           <w:u w:val="single"/>
         </w:rPr>
-        <w:hyperlink r:id="rId9" w:history="1">
+        <w:hyperlink r:id="rId10" w:history="1">
           <w:r>
             <w:rPr>
               <w:rStyle w:val="Hyperlink"/>
@@ -2771,7 +2602,7 @@
           <w:sz w:val="24"/>
           <w:u w:val="single"/>
         </w:rPr>
-        <w:hyperlink r:id="rId12" w:history="1">
+        <w:hyperlink r:id="rId13" w:history="1">
           <w:r>
             <w:rPr>
               <w:rStyle w:val="Hyperlink"/>
@@ -2789,7 +2620,7 @@
           <w:sz w:val="24"/>
           <w:u w:val="single"/>
         </w:rPr>
-        <w:hyperlink r:id="rId12" w:history="1">
+        <w:hyperlink r:id="rId13" w:history="1">
           <w:r>
             <w:rPr>
               <w:rStyle w:val="Hyperlink"/>
@@ -3486,7 +3317,7 @@
             <w:rPr>
               <w:rStyle w:val="Hyperlink"/>
             </w:rPr>
-            <w:t>Significanc</w:t>
+            <w:t>Significan</w:t>
           </w:r>
         </w:hyperlink>
       </w:r>
@@ -3498,6 +3329,16 @@
           <w:color w:val="0000FF"/>
           <w:sz w:val="24"/>
           <w:u w:val="single"/>
+        </w:rPr>
+        <w:t>c</w:t>
+      </w:r>
+      <w:r>
+        <w:rPr>
+          <w:rFonts w:ascii="Charis SIL Italic" w:hAnsi="Charis SIL Italic" w:eastAsia="Charis SIL Italic"/>
+          <w:b w:val="0"/>
+          <w:i/>
+          <w:color w:val="0000FF"/>
+          <w:sz w:val="24"/>
         </w:rPr>
         <w:t>e</w:t>
       </w:r>
@@ -3526,7 +3367,7 @@
             <w:rPr>
               <w:rStyle w:val="Hyperlink"/>
             </w:rPr>
-            <w:t>o</w:t>
+            <w:t xml:space="preserve">of </w:t>
           </w:r>
         </w:hyperlink>
       </w:r>
@@ -3537,8 +3378,16 @@
           <w:i/>
           <w:color w:val="0000FF"/>
           <w:sz w:val="24"/>
-        </w:rPr>
-        <w:t xml:space="preserve">f </w:t>
+          <w:u w:val="single"/>
+        </w:rPr>
+        <w:hyperlink r:id="rId16" w:history="1">
+          <w:r>
+            <w:rPr>
+              <w:rStyle w:val="Hyperlink"/>
+            </w:rPr>
+            <w:t>Cultural</w:t>
+          </w:r>
+        </w:hyperlink>
       </w:r>
       <w:r>
         <w:rPr>
@@ -3549,7 +3398,83 @@
           <w:sz w:val="24"/>
           <w:u w:val="single"/>
         </w:rPr>
-        <w:t>Cultural Objects and Collectio</w:t>
+        <w:t xml:space="preserve"> </w:t>
+      </w:r>
+      <w:r>
+        <w:rPr>
+          <w:rFonts w:ascii="Charis SIL Italic" w:hAnsi="Charis SIL Italic" w:eastAsia="Charis SIL Italic"/>
+          <w:b w:val="0"/>
+          <w:i/>
+          <w:color w:val="0000FF"/>
+          <w:sz w:val="24"/>
+          <w:u w:val="single"/>
+        </w:rPr>
+        <w:hyperlink r:id="rId16" w:history="1">
+          <w:r>
+            <w:rPr>
+              <w:rStyle w:val="Hyperlink"/>
+            </w:rPr>
+            <w:t>Objects</w:t>
+          </w:r>
+        </w:hyperlink>
+      </w:r>
+      <w:r>
+        <w:rPr>
+          <w:rFonts w:ascii="Charis SIL Italic" w:hAnsi="Charis SIL Italic" w:eastAsia="Charis SIL Italic"/>
+          <w:b w:val="0"/>
+          <w:i/>
+          <w:color w:val="0000FF"/>
+          <w:sz w:val="24"/>
+          <w:u w:val="single"/>
+        </w:rPr>
+        <w:t xml:space="preserve"> </w:t>
+      </w:r>
+      <w:r>
+        <w:rPr>
+          <w:rFonts w:ascii="Charis SIL Italic" w:hAnsi="Charis SIL Italic" w:eastAsia="Charis SIL Italic"/>
+          <w:b w:val="0"/>
+          <w:i/>
+          <w:color w:val="0000FF"/>
+          <w:sz w:val="24"/>
+          <w:u w:val="single"/>
+        </w:rPr>
+        <w:hyperlink r:id="rId16" w:history="1">
+          <w:r>
+            <w:rPr>
+              <w:rStyle w:val="Hyperlink"/>
+            </w:rPr>
+            <w:t>and</w:t>
+          </w:r>
+        </w:hyperlink>
+      </w:r>
+      <w:r>
+        <w:rPr>
+          <w:rFonts w:ascii="Charis SIL Italic" w:hAnsi="Charis SIL Italic" w:eastAsia="Charis SIL Italic"/>
+          <w:b w:val="0"/>
+          <w:i/>
+          <w:color w:val="0000FF"/>
+          <w:sz w:val="24"/>
+          <w:u w:val="single"/>
+        </w:rPr>
+        <w:t xml:space="preserve"> </w:t>
+      </w:r>
+      <w:r>
+        <w:rPr>
+          <w:rFonts w:ascii="Charis SIL Italic" w:hAnsi="Charis SIL Italic" w:eastAsia="Charis SIL Italic"/>
+          <w:b w:val="0"/>
+          <w:i/>
+          <w:color w:val="0000FF"/>
+          <w:sz w:val="24"/>
+          <w:u w:val="single"/>
+        </w:rPr>
+        <w:hyperlink r:id="rId16" w:history="1">
+          <w:r>
+            <w:rPr>
+              <w:rStyle w:val="Hyperlink"/>
+            </w:rPr>
+            <w:t>Collectio</w:t>
+          </w:r>
+        </w:hyperlink>
       </w:r>
       <w:r>
         <w:rPr>
@@ -4607,34 +4532,7 @@
           <w:color w:val="000000"/>
           <w:sz w:val="24"/>
         </w:rPr>
-        <w:t xml:space="preserve">•  </w:t>
-      </w:r>
-      <w:r>
-        <w:rPr>
-          <w:rFonts w:ascii="Charis SIL Regular" w:hAnsi="Charis SIL Regular" w:eastAsia="Charis SIL Regular"/>
-          <w:b w:val="0"/>
-          <w:i w:val="0"/>
-          <w:color w:val="000000"/>
-          <w:sz w:val="24"/>
-        </w:rPr>
-        <w:hyperlink r:id="rId17" w:history="1">
-          <w:r>
-            <w:rPr>
-              <w:rStyle w:val="Hyperlink"/>
-            </w:rPr>
-            <w:t>Lang, Sa</w:t>
-          </w:r>
-        </w:hyperlink>
-      </w:r>
-      <w:r>
-        <w:rPr>
-          <w:rFonts w:ascii="Charis SIL Regular" w:hAnsi="Charis SIL Regular" w:eastAsia="Charis SIL Regular"/>
-          <w:b w:val="0"/>
-          <w:i w:val="0"/>
-          <w:color w:val="000000"/>
-          <w:sz w:val="24"/>
-        </w:rPr>
-        <w:t xml:space="preserve">bine (ed.), </w:t>
+        <w:t xml:space="preserve">•  Lang, Sabine (ed.), </w:t>
       </w:r>
       <w:r>
         <w:rPr>
@@ -5720,7 +5618,34 @@
           <w:color w:val="000000"/>
           <w:sz w:val="24"/>
         </w:rPr>
-        <w:t xml:space="preserve">•  Specifiek voor </w:t>
+        <w:t xml:space="preserve">•  </w:t>
+      </w:r>
+      <w:r>
+        <w:rPr>
+          <w:rFonts w:ascii="Charis SIL Regular" w:hAnsi="Charis SIL Regular" w:eastAsia="Charis SIL Regular"/>
+          <w:b w:val="0"/>
+          <w:i w:val="0"/>
+          <w:color w:val="000000"/>
+          <w:sz w:val="24"/>
+        </w:rPr>
+        <w:hyperlink r:id="rId20" w:history="1">
+          <w:r>
+            <w:rPr>
+              <w:rStyle w:val="Hyperlink"/>
+            </w:rPr>
+            <w:t>Specifiek voor</w:t>
+          </w:r>
+        </w:hyperlink>
+      </w:r>
+      <w:r>
+        <w:rPr>
+          <w:rFonts w:ascii="Charis SIL Regular" w:hAnsi="Charis SIL Regular" w:eastAsia="Charis SIL Regular"/>
+          <w:b w:val="0"/>
+          <w:i w:val="0"/>
+          <w:color w:val="000000"/>
+          <w:sz w:val="24"/>
+        </w:rPr>
+        <w:t xml:space="preserve"> </w:t>
       </w:r>
       <w:r>
         <w:rPr>

--- a/EXPORTS/DOCX/published/niveau1/Dutch/DoingResearch.docx
+++ b/EXPORTS/DOCX/published/niveau1/Dutch/DoingResearch.docx
@@ -435,19 +435,9 @@
             <w:rPr>
               <w:rStyle w:val="Hyperlink"/>
             </w:rPr>
-            <w:t>object</w:t>
+            <w:t>objects</w:t>
           </w:r>
         </w:hyperlink>
-      </w:r>
-      <w:r>
-        <w:rPr>
-          <w:rFonts w:ascii="Charis SIL Italic" w:hAnsi="Charis SIL Italic" w:eastAsia="Charis SIL Italic"/>
-          <w:b w:val="0"/>
-          <w:i/>
-          <w:color w:val="0000FF"/>
-          <w:sz w:val="24"/>
-        </w:rPr>
-        <w:t>s</w:t>
       </w:r>
       <w:r>
         <w:rPr>
@@ -485,7 +475,6 @@
           <w:i/>
           <w:color w:val="0000FF"/>
           <w:sz w:val="24"/>
-          <w:u w:val="single"/>
         </w:rPr>
         <w:t xml:space="preserve"> </w:t>
       </w:r>
@@ -750,7 +739,7 @@
           <w:sz w:val="24"/>
           <w:u w:val="single"/>
         </w:rPr>
-        <w:hyperlink r:id="rId10" w:history="1">
+        <w:hyperlink r:id="rId9" w:history="1">
           <w:r>
             <w:rPr>
               <w:rStyle w:val="Hyperlink"/>
@@ -767,6 +756,474 @@
           <w:color w:val="0000FF"/>
           <w:sz w:val="24"/>
           <w:u w:val="single"/>
+        </w:rPr>
+        <w:hyperlink r:id="rId9" w:history="1">
+          <w:r>
+            <w:rPr>
+              <w:rStyle w:val="Hyperlink"/>
+            </w:rPr>
+            <w:t>e</w:t>
+          </w:r>
+        </w:hyperlink>
+      </w:r>
+      <w:r>
+        <w:rPr>
+          <w:rFonts w:ascii="Charis SIL Regular" w:hAnsi="Charis SIL Regular" w:eastAsia="Charis SIL Regular"/>
+          <w:b w:val="0"/>
+          <w:i w:val="0"/>
+          <w:color w:val="0000FF"/>
+          <w:sz w:val="24"/>
+          <w:u w:val="single"/>
+        </w:rPr>
+        <w:hyperlink r:id="rId9" w:history="1">
+          <w:r>
+            <w:rPr>
+              <w:rStyle w:val="Hyperlink"/>
+            </w:rPr>
+            <w:t>rzoek</w:t>
+          </w:r>
+        </w:hyperlink>
+      </w:r>
+      <w:r>
+        <w:rPr>
+          <w:rFonts w:ascii="Charis SIL Regular" w:hAnsi="Charis SIL Regular" w:eastAsia="Charis SIL Regular"/>
+          <w:b w:val="0"/>
+          <w:i w:val="0"/>
+          <w:color w:val="0000FF"/>
+          <w:sz w:val="24"/>
+          <w:u w:val="single"/>
+        </w:rPr>
+        <w:t xml:space="preserve"> </w:t>
+      </w:r>
+      <w:r>
+        <w:rPr>
+          <w:rFonts w:ascii="Charis SIL Regular" w:hAnsi="Charis SIL Regular" w:eastAsia="Charis SIL Regular"/>
+          <w:b w:val="0"/>
+          <w:i w:val="0"/>
+          <w:color w:val="0000FF"/>
+          <w:sz w:val="24"/>
+          <w:u w:val="single"/>
+        </w:rPr>
+        <w:hyperlink r:id="rId9" w:history="1">
+          <w:r>
+            <w:rPr>
+              <w:rStyle w:val="Hyperlink"/>
+            </w:rPr>
+            <w:t>n</w:t>
+          </w:r>
+        </w:hyperlink>
+      </w:r>
+      <w:r>
+        <w:rPr>
+          <w:rFonts w:ascii="Charis SIL Regular" w:hAnsi="Charis SIL Regular" w:eastAsia="Charis SIL Regular"/>
+          <w:b w:val="0"/>
+          <w:i w:val="0"/>
+          <w:color w:val="0000FF"/>
+          <w:sz w:val="24"/>
+          <w:u w:val="single"/>
+        </w:rPr>
+        <w:hyperlink r:id="rId9" w:history="1">
+          <w:r>
+            <w:rPr>
+              <w:rStyle w:val="Hyperlink"/>
+            </w:rPr>
+            <w:t>aar</w:t>
+          </w:r>
+        </w:hyperlink>
+      </w:r>
+      <w:r>
+        <w:rPr>
+          <w:rFonts w:ascii="Charis SIL Regular" w:hAnsi="Charis SIL Regular" w:eastAsia="Charis SIL Regular"/>
+          <w:b w:val="0"/>
+          <w:i w:val="0"/>
+          <w:color w:val="0000FF"/>
+          <w:sz w:val="24"/>
+          <w:u w:val="single"/>
+        </w:rPr>
+        <w:t xml:space="preserve"> </w:t>
+      </w:r>
+      <w:r>
+        <w:rPr>
+          <w:rFonts w:ascii="Charis SIL Regular" w:hAnsi="Charis SIL Regular" w:eastAsia="Charis SIL Regular"/>
+          <w:b w:val="0"/>
+          <w:i w:val="0"/>
+          <w:color w:val="0000FF"/>
+          <w:sz w:val="24"/>
+          <w:u w:val="single"/>
+        </w:rPr>
+        <w:hyperlink r:id="rId9" w:history="1">
+          <w:r>
+            <w:rPr>
+              <w:rStyle w:val="Hyperlink"/>
+            </w:rPr>
+            <w:t>ob</w:t>
+          </w:r>
+        </w:hyperlink>
+      </w:r>
+      <w:r>
+        <w:rPr>
+          <w:rFonts w:ascii="Charis SIL Regular" w:hAnsi="Charis SIL Regular" w:eastAsia="Charis SIL Regular"/>
+          <w:b w:val="0"/>
+          <w:i w:val="0"/>
+          <w:color w:val="0000FF"/>
+          <w:sz w:val="24"/>
+          <w:u w:val="single"/>
+        </w:rPr>
+        <w:hyperlink r:id="rId9" w:history="1">
+          <w:r>
+            <w:rPr>
+              <w:rStyle w:val="Hyperlink"/>
+            </w:rPr>
+            <w:t>j</w:t>
+          </w:r>
+        </w:hyperlink>
+      </w:r>
+      <w:r>
+        <w:rPr>
+          <w:rFonts w:ascii="Charis SIL Regular" w:hAnsi="Charis SIL Regular" w:eastAsia="Charis SIL Regular"/>
+          <w:b w:val="0"/>
+          <w:i w:val="0"/>
+          <w:color w:val="0000FF"/>
+          <w:sz w:val="24"/>
+          <w:u w:val="single"/>
+        </w:rPr>
+        <w:hyperlink r:id="rId9" w:history="1">
+          <w:r>
+            <w:rPr>
+              <w:rStyle w:val="Hyperlink"/>
+            </w:rPr>
+            <w:t>ecte</w:t>
+          </w:r>
+        </w:hyperlink>
+      </w:r>
+      <w:r>
+        <w:rPr>
+          <w:rFonts w:ascii="Charis SIL Regular" w:hAnsi="Charis SIL Regular" w:eastAsia="Charis SIL Regular"/>
+          <w:b w:val="0"/>
+          <w:i w:val="0"/>
+          <w:color w:val="0000FF"/>
+          <w:sz w:val="24"/>
+          <w:u w:val="single"/>
+        </w:rPr>
+        <w:hyperlink r:id="rId9" w:history="1">
+          <w:r>
+            <w:rPr>
+              <w:rStyle w:val="Hyperlink"/>
+            </w:rPr>
+            <w:t>n</w:t>
+          </w:r>
+        </w:hyperlink>
+      </w:r>
+      <w:r>
+        <w:rPr>
+          <w:rFonts w:ascii="Charis SIL Regular" w:hAnsi="Charis SIL Regular" w:eastAsia="Charis SIL Regular"/>
+          <w:b w:val="0"/>
+          <w:i w:val="0"/>
+          <w:color w:val="0000FF"/>
+          <w:sz w:val="24"/>
+          <w:u w:val="single"/>
+        </w:rPr>
+        <w:t xml:space="preserve"> </w:t>
+      </w:r>
+      <w:r>
+        <w:rPr>
+          <w:rFonts w:ascii="Charis SIL Regular" w:hAnsi="Charis SIL Regular" w:eastAsia="Charis SIL Regular"/>
+          <w:b w:val="0"/>
+          <w:i w:val="0"/>
+          <w:color w:val="0000FF"/>
+          <w:sz w:val="24"/>
+          <w:u w:val="single"/>
+        </w:rPr>
+        <w:hyperlink r:id="rId9" w:history="1">
+          <w:r>
+            <w:rPr>
+              <w:rStyle w:val="Hyperlink"/>
+            </w:rPr>
+            <w:t>uit</w:t>
+          </w:r>
+        </w:hyperlink>
+      </w:r>
+      <w:r>
+        <w:rPr>
+          <w:rFonts w:ascii="Charis SIL Regular" w:hAnsi="Charis SIL Regular" w:eastAsia="Charis SIL Regular"/>
+          <w:b w:val="0"/>
+          <w:i w:val="0"/>
+          <w:color w:val="0000FF"/>
+          <w:sz w:val="24"/>
+          <w:u w:val="single"/>
+        </w:rPr>
+        <w:t xml:space="preserve"> </w:t>
+      </w:r>
+      <w:r>
+        <w:rPr>
+          <w:rFonts w:ascii="Charis SIL Regular" w:hAnsi="Charis SIL Regular" w:eastAsia="Charis SIL Regular"/>
+          <w:b w:val="0"/>
+          <w:i w:val="0"/>
+          <w:color w:val="0000FF"/>
+          <w:sz w:val="24"/>
+          <w:u w:val="single"/>
+        </w:rPr>
+        <w:hyperlink r:id="rId9" w:history="1">
+          <w:r>
+            <w:rPr>
+              <w:rStyle w:val="Hyperlink"/>
+            </w:rPr>
+            <w:t>een</w:t>
+          </w:r>
+        </w:hyperlink>
+      </w:r>
+      <w:r>
+        <w:rPr>
+          <w:rFonts w:ascii="Charis SIL Regular" w:hAnsi="Charis SIL Regular" w:eastAsia="Charis SIL Regular"/>
+          <w:b w:val="0"/>
+          <w:i w:val="0"/>
+          <w:color w:val="0000FF"/>
+          <w:sz w:val="24"/>
+          <w:u w:val="single"/>
+        </w:rPr>
+        <w:t xml:space="preserve"> </w:t>
+      </w:r>
+      <w:r>
+        <w:rPr>
+          <w:rFonts w:ascii="Charis SIL Regular" w:hAnsi="Charis SIL Regular" w:eastAsia="Charis SIL Regular"/>
+          <w:b w:val="0"/>
+          <w:i w:val="0"/>
+          <w:color w:val="0000FF"/>
+          <w:sz w:val="24"/>
+          <w:u w:val="single"/>
+        </w:rPr>
+        <w:hyperlink r:id="rId9" w:history="1">
+          <w:r>
+            <w:rPr>
+              <w:rStyle w:val="Hyperlink"/>
+            </w:rPr>
+            <w:t>k</w:t>
+          </w:r>
+        </w:hyperlink>
+      </w:r>
+      <w:r>
+        <w:rPr>
+          <w:rFonts w:ascii="Charis SIL Regular" w:hAnsi="Charis SIL Regular" w:eastAsia="Charis SIL Regular"/>
+          <w:b w:val="0"/>
+          <w:i w:val="0"/>
+          <w:color w:val="0000FF"/>
+          <w:sz w:val="24"/>
+          <w:u w:val="single"/>
+        </w:rPr>
+        <w:hyperlink r:id="rId9" w:history="1">
+          <w:r>
+            <w:rPr>
+              <w:rStyle w:val="Hyperlink"/>
+            </w:rPr>
+            <w:t>oloniale</w:t>
+          </w:r>
+        </w:hyperlink>
+      </w:r>
+      <w:r>
+        <w:rPr>
+          <w:rFonts w:ascii="Charis SIL Regular" w:hAnsi="Charis SIL Regular" w:eastAsia="Charis SIL Regular"/>
+          <w:b w:val="0"/>
+          <w:i w:val="0"/>
+          <w:color w:val="0000FF"/>
+          <w:sz w:val="24"/>
+          <w:u w:val="single"/>
+        </w:rPr>
+        <w:t xml:space="preserve"> </w:t>
+      </w:r>
+      <w:r>
+        <w:rPr>
+          <w:rFonts w:ascii="Charis SIL Regular" w:hAnsi="Charis SIL Regular" w:eastAsia="Charis SIL Regular"/>
+          <w:b w:val="0"/>
+          <w:i w:val="0"/>
+          <w:color w:val="0000FF"/>
+          <w:sz w:val="24"/>
+          <w:u w:val="single"/>
+        </w:rPr>
+        <w:hyperlink r:id="rId9" w:history="1">
+          <w:r>
+            <w:rPr>
+              <w:rStyle w:val="Hyperlink"/>
+            </w:rPr>
+            <w:t>co</w:t>
+          </w:r>
+        </w:hyperlink>
+      </w:r>
+      <w:r>
+        <w:rPr>
+          <w:rFonts w:ascii="Charis SIL Regular" w:hAnsi="Charis SIL Regular" w:eastAsia="Charis SIL Regular"/>
+          <w:b w:val="0"/>
+          <w:i w:val="0"/>
+          <w:color w:val="0000FF"/>
+          <w:sz w:val="24"/>
+          <w:u w:val="single"/>
+        </w:rPr>
+        <w:hyperlink r:id="rId9" w:history="1">
+          <w:r>
+            <w:rPr>
+              <w:rStyle w:val="Hyperlink"/>
+            </w:rPr>
+            <w:t>ntext.</w:t>
+          </w:r>
+        </w:hyperlink>
+      </w:r>
+      <w:r>
+        <w:rPr>
+          <w:rFonts w:ascii="Charis SIL Regular" w:hAnsi="Charis SIL Regular" w:eastAsia="Charis SIL Regular"/>
+          <w:b w:val="0"/>
+          <w:i w:val="0"/>
+          <w:color w:val="0000FF"/>
+          <w:sz w:val="24"/>
+          <w:u w:val="single"/>
+        </w:rPr>
+        <w:t xml:space="preserve"> </w:t>
+      </w:r>
+      <w:r>
+        <w:rPr>
+          <w:rFonts w:ascii="Charis SIL Regular" w:hAnsi="Charis SIL Regular" w:eastAsia="Charis SIL Regular"/>
+          <w:b w:val="0"/>
+          <w:i w:val="0"/>
+          <w:color w:val="0000FF"/>
+          <w:sz w:val="24"/>
+          <w:u w:val="single"/>
+        </w:rPr>
+        <w:hyperlink r:id="rId9" w:history="1">
+          <w:r>
+            <w:rPr>
+              <w:rStyle w:val="Hyperlink"/>
+            </w:rPr>
+            <w:t>E</w:t>
+          </w:r>
+        </w:hyperlink>
+      </w:r>
+      <w:r>
+        <w:rPr>
+          <w:rFonts w:ascii="Charis SIL Regular" w:hAnsi="Charis SIL Regular" w:eastAsia="Charis SIL Regular"/>
+          <w:b w:val="0"/>
+          <w:i w:val="0"/>
+          <w:color w:val="0000FF"/>
+          <w:sz w:val="24"/>
+          <w:u w:val="single"/>
+        </w:rPr>
+        <w:hyperlink r:id="rId9" w:history="1">
+          <w:r>
+            <w:rPr>
+              <w:rStyle w:val="Hyperlink"/>
+            </w:rPr>
+            <w:t>e</w:t>
+          </w:r>
+        </w:hyperlink>
+      </w:r>
+      <w:r>
+        <w:rPr>
+          <w:rFonts w:ascii="Charis SIL Regular" w:hAnsi="Charis SIL Regular" w:eastAsia="Charis SIL Regular"/>
+          <w:b w:val="0"/>
+          <w:i w:val="0"/>
+          <w:color w:val="0000FF"/>
+          <w:sz w:val="24"/>
+          <w:u w:val="single"/>
+        </w:rPr>
+        <w:hyperlink r:id="rId9" w:history="1">
+          <w:r>
+            <w:rPr>
+              <w:rStyle w:val="Hyperlink"/>
+            </w:rPr>
+            <w:t>n</w:t>
+          </w:r>
+        </w:hyperlink>
+      </w:r>
+      <w:r>
+        <w:rPr>
+          <w:rFonts w:ascii="Charis SIL Regular" w:hAnsi="Charis SIL Regular" w:eastAsia="Charis SIL Regular"/>
+          <w:b w:val="0"/>
+          <w:i w:val="0"/>
+          <w:color w:val="0000FF"/>
+          <w:sz w:val="24"/>
+          <w:u w:val="single"/>
+        </w:rPr>
+        <w:t xml:space="preserve"> </w:t>
+      </w:r>
+      <w:r>
+        <w:rPr>
+          <w:rFonts w:ascii="Charis SIL Regular" w:hAnsi="Charis SIL Regular" w:eastAsia="Charis SIL Regular"/>
+          <w:b w:val="0"/>
+          <w:i w:val="0"/>
+          <w:color w:val="0000FF"/>
+          <w:sz w:val="24"/>
+          <w:u w:val="single"/>
+        </w:rPr>
+        <w:hyperlink r:id="rId9" w:history="1">
+          <w:r>
+            <w:rPr>
+              <w:rStyle w:val="Hyperlink"/>
+            </w:rPr>
+            <w:t>handre</w:t>
+          </w:r>
+        </w:hyperlink>
+      </w:r>
+      <w:r>
+        <w:rPr>
+          <w:rFonts w:ascii="Charis SIL Regular" w:hAnsi="Charis SIL Regular" w:eastAsia="Charis SIL Regular"/>
+          <w:b w:val="0"/>
+          <w:i w:val="0"/>
+          <w:color w:val="0000FF"/>
+          <w:sz w:val="24"/>
+          <w:u w:val="single"/>
+        </w:rPr>
+        <w:hyperlink r:id="rId10" w:history="1">
+          <w:r>
+            <w:rPr>
+              <w:rStyle w:val="Hyperlink"/>
+            </w:rPr>
+            <w:t>iking</w:t>
+          </w:r>
+        </w:hyperlink>
+      </w:r>
+      <w:r>
+        <w:rPr>
+          <w:rFonts w:ascii="Charis SIL Regular" w:hAnsi="Charis SIL Regular" w:eastAsia="Charis SIL Regular"/>
+          <w:b w:val="0"/>
+          <w:i w:val="0"/>
+          <w:color w:val="000000"/>
+          <w:sz w:val="24"/>
+        </w:rPr>
+        <w:t xml:space="preserve"> van </w:t>
+      </w:r>
+      <w:r>
+        <w:rPr>
+          <w:rFonts w:ascii="Charis SIL Regular" w:hAnsi="Charis SIL Regular" w:eastAsia="Charis SIL Regular"/>
+          <w:b w:val="0"/>
+          <w:i w:val="0"/>
+          <w:color w:val="000000"/>
+          <w:sz w:val="24"/>
+        </w:rPr>
+        <w:t>de Rijksdie</w:t>
+      </w:r>
+      <w:r>
+        <w:rPr>
+          <w:u w:val="single" w:color="0000ff"/>
+          <w:rFonts w:ascii="Charis SIL Regular" w:hAnsi="Charis SIL Regular" w:eastAsia="Charis SIL Regular"/>
+          <w:b w:val="0"/>
+          <w:i w:val="0"/>
+          <w:color w:val="000000"/>
+          <w:sz w:val="24"/>
+        </w:rPr>
+        <w:hyperlink r:id="rId10" w:history="1">
+          <w:r>
+            <w:rPr>
+              <w:rStyle w:val="Hyperlink"/>
+            </w:rPr>
+            <w:t>nst voor het Culture</w:t>
+          </w:r>
+        </w:hyperlink>
+      </w:r>
+      <w:r>
+        <w:rPr>
+          <w:u w:val="single" w:color="0000ff"/>
+          <w:rFonts w:ascii="Charis SIL Regular" w:hAnsi="Charis SIL Regular" w:eastAsia="Charis SIL Regular"/>
+          <w:b w:val="0"/>
+          <w:i w:val="0"/>
+          <w:color w:val="000000"/>
+          <w:sz w:val="24"/>
         </w:rPr>
         <w:hyperlink r:id="rId10" w:history="1">
           <w:r>
@@ -779,474 +1236,6 @@
       </w:r>
       <w:r>
         <w:rPr>
-          <w:rFonts w:ascii="Charis SIL Regular" w:hAnsi="Charis SIL Regular" w:eastAsia="Charis SIL Regular"/>
-          <w:b w:val="0"/>
-          <w:i w:val="0"/>
-          <w:color w:val="0000FF"/>
-          <w:sz w:val="24"/>
-          <w:u w:val="single"/>
-        </w:rPr>
-        <w:hyperlink r:id="rId10" w:history="1">
-          <w:r>
-            <w:rPr>
-              <w:rStyle w:val="Hyperlink"/>
-            </w:rPr>
-            <w:t>rzoek</w:t>
-          </w:r>
-        </w:hyperlink>
-      </w:r>
-      <w:r>
-        <w:rPr>
-          <w:rFonts w:ascii="Charis SIL Regular" w:hAnsi="Charis SIL Regular" w:eastAsia="Charis SIL Regular"/>
-          <w:b w:val="0"/>
-          <w:i w:val="0"/>
-          <w:color w:val="0000FF"/>
-          <w:sz w:val="24"/>
-          <w:u w:val="single"/>
-        </w:rPr>
-        <w:t xml:space="preserve"> </w:t>
-      </w:r>
-      <w:r>
-        <w:rPr>
-          <w:rFonts w:ascii="Charis SIL Regular" w:hAnsi="Charis SIL Regular" w:eastAsia="Charis SIL Regular"/>
-          <w:b w:val="0"/>
-          <w:i w:val="0"/>
-          <w:color w:val="0000FF"/>
-          <w:sz w:val="24"/>
-          <w:u w:val="single"/>
-        </w:rPr>
-        <w:hyperlink r:id="rId10" w:history="1">
-          <w:r>
-            <w:rPr>
-              <w:rStyle w:val="Hyperlink"/>
-            </w:rPr>
-            <w:t>n</w:t>
-          </w:r>
-        </w:hyperlink>
-      </w:r>
-      <w:r>
-        <w:rPr>
-          <w:rFonts w:ascii="Charis SIL Regular" w:hAnsi="Charis SIL Regular" w:eastAsia="Charis SIL Regular"/>
-          <w:b w:val="0"/>
-          <w:i w:val="0"/>
-          <w:color w:val="0000FF"/>
-          <w:sz w:val="24"/>
-          <w:u w:val="single"/>
-        </w:rPr>
-        <w:hyperlink r:id="rId10" w:history="1">
-          <w:r>
-            <w:rPr>
-              <w:rStyle w:val="Hyperlink"/>
-            </w:rPr>
-            <w:t>aar</w:t>
-          </w:r>
-        </w:hyperlink>
-      </w:r>
-      <w:r>
-        <w:rPr>
-          <w:rFonts w:ascii="Charis SIL Regular" w:hAnsi="Charis SIL Regular" w:eastAsia="Charis SIL Regular"/>
-          <w:b w:val="0"/>
-          <w:i w:val="0"/>
-          <w:color w:val="0000FF"/>
-          <w:sz w:val="24"/>
-          <w:u w:val="single"/>
-        </w:rPr>
-        <w:t xml:space="preserve"> </w:t>
-      </w:r>
-      <w:r>
-        <w:rPr>
-          <w:rFonts w:ascii="Charis SIL Regular" w:hAnsi="Charis SIL Regular" w:eastAsia="Charis SIL Regular"/>
-          <w:b w:val="0"/>
-          <w:i w:val="0"/>
-          <w:color w:val="0000FF"/>
-          <w:sz w:val="24"/>
-          <w:u w:val="single"/>
-        </w:rPr>
-        <w:hyperlink r:id="rId10" w:history="1">
-          <w:r>
-            <w:rPr>
-              <w:rStyle w:val="Hyperlink"/>
-            </w:rPr>
-            <w:t>ob</w:t>
-          </w:r>
-        </w:hyperlink>
-      </w:r>
-      <w:r>
-        <w:rPr>
-          <w:rFonts w:ascii="Charis SIL Regular" w:hAnsi="Charis SIL Regular" w:eastAsia="Charis SIL Regular"/>
-          <w:b w:val="0"/>
-          <w:i w:val="0"/>
-          <w:color w:val="0000FF"/>
-          <w:sz w:val="24"/>
-          <w:u w:val="single"/>
-        </w:rPr>
-        <w:hyperlink r:id="rId9" w:history="1">
-          <w:r>
-            <w:rPr>
-              <w:rStyle w:val="Hyperlink"/>
-            </w:rPr>
-            <w:t>j</w:t>
-          </w:r>
-        </w:hyperlink>
-      </w:r>
-      <w:r>
-        <w:rPr>
-          <w:rFonts w:ascii="Charis SIL Regular" w:hAnsi="Charis SIL Regular" w:eastAsia="Charis SIL Regular"/>
-          <w:b w:val="0"/>
-          <w:i w:val="0"/>
-          <w:color w:val="0000FF"/>
-          <w:sz w:val="24"/>
-          <w:u w:val="single"/>
-        </w:rPr>
-        <w:hyperlink r:id="rId9" w:history="1">
-          <w:r>
-            <w:rPr>
-              <w:rStyle w:val="Hyperlink"/>
-            </w:rPr>
-            <w:t>ecte</w:t>
-          </w:r>
-        </w:hyperlink>
-      </w:r>
-      <w:r>
-        <w:rPr>
-          <w:rFonts w:ascii="Charis SIL Regular" w:hAnsi="Charis SIL Regular" w:eastAsia="Charis SIL Regular"/>
-          <w:b w:val="0"/>
-          <w:i w:val="0"/>
-          <w:color w:val="0000FF"/>
-          <w:sz w:val="24"/>
-          <w:u w:val="single"/>
-        </w:rPr>
-        <w:hyperlink r:id="rId10" w:history="1">
-          <w:r>
-            <w:rPr>
-              <w:rStyle w:val="Hyperlink"/>
-            </w:rPr>
-            <w:t>n</w:t>
-          </w:r>
-        </w:hyperlink>
-      </w:r>
-      <w:r>
-        <w:rPr>
-          <w:rFonts w:ascii="Charis SIL Regular" w:hAnsi="Charis SIL Regular" w:eastAsia="Charis SIL Regular"/>
-          <w:b w:val="0"/>
-          <w:i w:val="0"/>
-          <w:color w:val="0000FF"/>
-          <w:sz w:val="24"/>
-          <w:u w:val="single"/>
-        </w:rPr>
-        <w:t xml:space="preserve"> </w:t>
-      </w:r>
-      <w:r>
-        <w:rPr>
-          <w:rFonts w:ascii="Charis SIL Regular" w:hAnsi="Charis SIL Regular" w:eastAsia="Charis SIL Regular"/>
-          <w:b w:val="0"/>
-          <w:i w:val="0"/>
-          <w:color w:val="0000FF"/>
-          <w:sz w:val="24"/>
-          <w:u w:val="single"/>
-        </w:rPr>
-        <w:hyperlink r:id="rId9" w:history="1">
-          <w:r>
-            <w:rPr>
-              <w:rStyle w:val="Hyperlink"/>
-            </w:rPr>
-            <w:t>uit</w:t>
-          </w:r>
-        </w:hyperlink>
-      </w:r>
-      <w:r>
-        <w:rPr>
-          <w:rFonts w:ascii="Charis SIL Regular" w:hAnsi="Charis SIL Regular" w:eastAsia="Charis SIL Regular"/>
-          <w:b w:val="0"/>
-          <w:i w:val="0"/>
-          <w:color w:val="0000FF"/>
-          <w:sz w:val="24"/>
-          <w:u w:val="single"/>
-        </w:rPr>
-        <w:t xml:space="preserve"> </w:t>
-      </w:r>
-      <w:r>
-        <w:rPr>
-          <w:rFonts w:ascii="Charis SIL Regular" w:hAnsi="Charis SIL Regular" w:eastAsia="Charis SIL Regular"/>
-          <w:b w:val="0"/>
-          <w:i w:val="0"/>
-          <w:color w:val="0000FF"/>
-          <w:sz w:val="24"/>
-          <w:u w:val="single"/>
-        </w:rPr>
-        <w:hyperlink r:id="rId9" w:history="1">
-          <w:r>
-            <w:rPr>
-              <w:rStyle w:val="Hyperlink"/>
-            </w:rPr>
-            <w:t>een</w:t>
-          </w:r>
-        </w:hyperlink>
-      </w:r>
-      <w:r>
-        <w:rPr>
-          <w:rFonts w:ascii="Charis SIL Regular" w:hAnsi="Charis SIL Regular" w:eastAsia="Charis SIL Regular"/>
-          <w:b w:val="0"/>
-          <w:i w:val="0"/>
-          <w:color w:val="0000FF"/>
-          <w:sz w:val="24"/>
-          <w:u w:val="single"/>
-        </w:rPr>
-        <w:t xml:space="preserve"> </w:t>
-      </w:r>
-      <w:r>
-        <w:rPr>
-          <w:rFonts w:ascii="Charis SIL Regular" w:hAnsi="Charis SIL Regular" w:eastAsia="Charis SIL Regular"/>
-          <w:b w:val="0"/>
-          <w:i w:val="0"/>
-          <w:color w:val="0000FF"/>
-          <w:sz w:val="24"/>
-          <w:u w:val="single"/>
-        </w:rPr>
-        <w:hyperlink r:id="rId9" w:history="1">
-          <w:r>
-            <w:rPr>
-              <w:rStyle w:val="Hyperlink"/>
-            </w:rPr>
-            <w:t>k</w:t>
-          </w:r>
-        </w:hyperlink>
-      </w:r>
-      <w:r>
-        <w:rPr>
-          <w:rFonts w:ascii="Charis SIL Regular" w:hAnsi="Charis SIL Regular" w:eastAsia="Charis SIL Regular"/>
-          <w:b w:val="0"/>
-          <w:i w:val="0"/>
-          <w:color w:val="0000FF"/>
-          <w:sz w:val="24"/>
-          <w:u w:val="single"/>
-        </w:rPr>
-        <w:hyperlink r:id="rId9" w:history="1">
-          <w:r>
-            <w:rPr>
-              <w:rStyle w:val="Hyperlink"/>
-            </w:rPr>
-            <w:t>oloniale</w:t>
-          </w:r>
-        </w:hyperlink>
-      </w:r>
-      <w:r>
-        <w:rPr>
-          <w:rFonts w:ascii="Charis SIL Regular" w:hAnsi="Charis SIL Regular" w:eastAsia="Charis SIL Regular"/>
-          <w:b w:val="0"/>
-          <w:i w:val="0"/>
-          <w:color w:val="0000FF"/>
-          <w:sz w:val="24"/>
-          <w:u w:val="single"/>
-        </w:rPr>
-        <w:t xml:space="preserve"> </w:t>
-      </w:r>
-      <w:r>
-        <w:rPr>
-          <w:rFonts w:ascii="Charis SIL Regular" w:hAnsi="Charis SIL Regular" w:eastAsia="Charis SIL Regular"/>
-          <w:b w:val="0"/>
-          <w:i w:val="0"/>
-          <w:color w:val="0000FF"/>
-          <w:sz w:val="24"/>
-          <w:u w:val="single"/>
-        </w:rPr>
-        <w:hyperlink r:id="rId9" w:history="1">
-          <w:r>
-            <w:rPr>
-              <w:rStyle w:val="Hyperlink"/>
-            </w:rPr>
-            <w:t>co</w:t>
-          </w:r>
-        </w:hyperlink>
-      </w:r>
-      <w:r>
-        <w:rPr>
-          <w:rFonts w:ascii="Charis SIL Regular" w:hAnsi="Charis SIL Regular" w:eastAsia="Charis SIL Regular"/>
-          <w:b w:val="0"/>
-          <w:i w:val="0"/>
-          <w:color w:val="0000FF"/>
-          <w:sz w:val="24"/>
-          <w:u w:val="single"/>
-        </w:rPr>
-        <w:hyperlink r:id="rId9" w:history="1">
-          <w:r>
-            <w:rPr>
-              <w:rStyle w:val="Hyperlink"/>
-            </w:rPr>
-            <w:t>ntext.</w:t>
-          </w:r>
-        </w:hyperlink>
-      </w:r>
-      <w:r>
-        <w:rPr>
-          <w:rFonts w:ascii="Charis SIL Regular" w:hAnsi="Charis SIL Regular" w:eastAsia="Charis SIL Regular"/>
-          <w:b w:val="0"/>
-          <w:i w:val="0"/>
-          <w:color w:val="0000FF"/>
-          <w:sz w:val="24"/>
-          <w:u w:val="single"/>
-        </w:rPr>
-        <w:t xml:space="preserve"> </w:t>
-      </w:r>
-      <w:r>
-        <w:rPr>
-          <w:rFonts w:ascii="Charis SIL Regular" w:hAnsi="Charis SIL Regular" w:eastAsia="Charis SIL Regular"/>
-          <w:b w:val="0"/>
-          <w:i w:val="0"/>
-          <w:color w:val="0000FF"/>
-          <w:sz w:val="24"/>
-          <w:u w:val="single"/>
-        </w:rPr>
-        <w:hyperlink r:id="rId9" w:history="1">
-          <w:r>
-            <w:rPr>
-              <w:rStyle w:val="Hyperlink"/>
-            </w:rPr>
-            <w:t>E</w:t>
-          </w:r>
-        </w:hyperlink>
-      </w:r>
-      <w:r>
-        <w:rPr>
-          <w:rFonts w:ascii="Charis SIL Regular" w:hAnsi="Charis SIL Regular" w:eastAsia="Charis SIL Regular"/>
-          <w:b w:val="0"/>
-          <w:i w:val="0"/>
-          <w:color w:val="0000FF"/>
-          <w:sz w:val="24"/>
-          <w:u w:val="single"/>
-        </w:rPr>
-        <w:hyperlink r:id="rId9" w:history="1">
-          <w:r>
-            <w:rPr>
-              <w:rStyle w:val="Hyperlink"/>
-            </w:rPr>
-            <w:t>e</w:t>
-          </w:r>
-        </w:hyperlink>
-      </w:r>
-      <w:r>
-        <w:rPr>
-          <w:rFonts w:ascii="Charis SIL Regular" w:hAnsi="Charis SIL Regular" w:eastAsia="Charis SIL Regular"/>
-          <w:b w:val="0"/>
-          <w:i w:val="0"/>
-          <w:color w:val="0000FF"/>
-          <w:sz w:val="24"/>
-          <w:u w:val="single"/>
-        </w:rPr>
-        <w:hyperlink r:id="rId9" w:history="1">
-          <w:r>
-            <w:rPr>
-              <w:rStyle w:val="Hyperlink"/>
-            </w:rPr>
-            <w:t>n</w:t>
-          </w:r>
-        </w:hyperlink>
-      </w:r>
-      <w:r>
-        <w:rPr>
-          <w:rFonts w:ascii="Charis SIL Regular" w:hAnsi="Charis SIL Regular" w:eastAsia="Charis SIL Regular"/>
-          <w:b w:val="0"/>
-          <w:i w:val="0"/>
-          <w:color w:val="0000FF"/>
-          <w:sz w:val="24"/>
-          <w:u w:val="single"/>
-        </w:rPr>
-        <w:t xml:space="preserve"> </w:t>
-      </w:r>
-      <w:r>
-        <w:rPr>
-          <w:rFonts w:ascii="Charis SIL Regular" w:hAnsi="Charis SIL Regular" w:eastAsia="Charis SIL Regular"/>
-          <w:b w:val="0"/>
-          <w:i w:val="0"/>
-          <w:color w:val="0000FF"/>
-          <w:sz w:val="24"/>
-          <w:u w:val="single"/>
-        </w:rPr>
-        <w:hyperlink r:id="rId10" w:history="1">
-          <w:r>
-            <w:rPr>
-              <w:rStyle w:val="Hyperlink"/>
-            </w:rPr>
-            <w:t>handre</w:t>
-          </w:r>
-        </w:hyperlink>
-      </w:r>
-      <w:r>
-        <w:rPr>
-          <w:rFonts w:ascii="Charis SIL Regular" w:hAnsi="Charis SIL Regular" w:eastAsia="Charis SIL Regular"/>
-          <w:b w:val="0"/>
-          <w:i w:val="0"/>
-          <w:color w:val="0000FF"/>
-          <w:sz w:val="24"/>
-          <w:u w:val="single"/>
-        </w:rPr>
-        <w:hyperlink r:id="rId10" w:history="1">
-          <w:r>
-            <w:rPr>
-              <w:rStyle w:val="Hyperlink"/>
-            </w:rPr>
-            <w:t>iking</w:t>
-          </w:r>
-        </w:hyperlink>
-      </w:r>
-      <w:r>
-        <w:rPr>
-          <w:rFonts w:ascii="Charis SIL Regular" w:hAnsi="Charis SIL Regular" w:eastAsia="Charis SIL Regular"/>
-          <w:b w:val="0"/>
-          <w:i w:val="0"/>
-          <w:color w:val="000000"/>
-          <w:sz w:val="24"/>
-        </w:rPr>
-        <w:t xml:space="preserve"> van </w:t>
-      </w:r>
-      <w:r>
-        <w:rPr>
-          <w:rFonts w:ascii="Charis SIL Regular" w:hAnsi="Charis SIL Regular" w:eastAsia="Charis SIL Regular"/>
-          <w:b w:val="0"/>
-          <w:i w:val="0"/>
-          <w:color w:val="000000"/>
-          <w:sz w:val="24"/>
-        </w:rPr>
-        <w:t>de Rijksdie</w:t>
-      </w:r>
-      <w:r>
-        <w:rPr>
-          <w:u w:val="single" w:color="0000ff"/>
-          <w:rFonts w:ascii="Charis SIL Regular" w:hAnsi="Charis SIL Regular" w:eastAsia="Charis SIL Regular"/>
-          <w:b w:val="0"/>
-          <w:i w:val="0"/>
-          <w:color w:val="000000"/>
-          <w:sz w:val="24"/>
-        </w:rPr>
-        <w:hyperlink r:id="rId10" w:history="1">
-          <w:r>
-            <w:rPr>
-              <w:rStyle w:val="Hyperlink"/>
-            </w:rPr>
-            <w:t>nst voor het Culture</w:t>
-          </w:r>
-        </w:hyperlink>
-      </w:r>
-      <w:r>
-        <w:rPr>
-          <w:u w:val="single" w:color="0000ff"/>
-          <w:rFonts w:ascii="Charis SIL Regular" w:hAnsi="Charis SIL Regular" w:eastAsia="Charis SIL Regular"/>
-          <w:b w:val="0"/>
-          <w:i w:val="0"/>
-          <w:color w:val="000000"/>
-          <w:sz w:val="24"/>
-        </w:rPr>
-        <w:hyperlink r:id="rId10" w:history="1">
-          <w:r>
-            <w:rPr>
-              <w:rStyle w:val="Hyperlink"/>
-            </w:rPr>
-            <w:t>e</w:t>
-          </w:r>
-        </w:hyperlink>
-      </w:r>
-      <w:r>
-        <w:rPr>
           <w:u w:val="single" w:color="0000ff"/>
           <w:rFonts w:ascii="Charis SIL Regular" w:hAnsi="Charis SIL Regular" w:eastAsia="Charis SIL Regular"/>
           <w:b w:val="0"/>
@@ -1452,7 +1441,14 @@
           <w:color w:val="000000"/>
           <w:sz w:val="24"/>
         </w:rPr>
-        <w:t xml:space="preserve"> je e</w:t>
+        <w:hyperlink r:id="rId10" w:history="1">
+          <w:r>
+            <w:rPr>
+              <w:rStyle w:val="Hyperlink"/>
+            </w:rPr>
+            <w:t xml:space="preserve"> je e</w:t>
+          </w:r>
+        </w:hyperlink>
       </w:r>
       <w:r>
         <w:rPr>
@@ -2539,14 +2535,7 @@
           <w:color w:val="000000"/>
           <w:sz w:val="24"/>
         </w:rPr>
-        <w:hyperlink r:id="rId12" w:history="1">
-          <w:r>
-            <w:rPr>
-              <w:rStyle w:val="Hyperlink"/>
-            </w:rPr>
-            <w:t xml:space="preserve">de zoekhulp </w:t>
-          </w:r>
-        </w:hyperlink>
+        <w:t xml:space="preserve">de zoekhulp </w:t>
       </w:r>
       <w:r>
         <w:rPr>
@@ -2557,7 +2546,7 @@
           <w:sz w:val="24"/>
           <w:u w:val="single"/>
         </w:rPr>
-        <w:hyperlink r:id="rId12" w:history="1">
+        <w:hyperlink r:id="rId13" w:history="1">
           <w:r>
             <w:rPr>
               <w:rStyle w:val="Hyperlink"/>
@@ -2680,7 +2669,7 @@
           <w:sz w:val="24"/>
           <w:u w:val="single"/>
         </w:rPr>
-        <w:hyperlink r:id="rId13" w:history="1">
+        <w:hyperlink r:id="rId12" w:history="1">
           <w:r>
             <w:rPr>
               <w:rStyle w:val="Hyperlink"/>
@@ -2698,7 +2687,7 @@
           <w:sz w:val="24"/>
           <w:u w:val="single"/>
         </w:rPr>
-        <w:hyperlink r:id="rId13" w:history="1">
+        <w:hyperlink r:id="rId12" w:history="1">
           <w:r>
             <w:rPr>
               <w:rStyle w:val="Hyperlink"/>
@@ -2716,7 +2705,7 @@
           <w:sz w:val="24"/>
           <w:u w:val="single"/>
         </w:rPr>
-        <w:hyperlink r:id="rId13" w:history="1">
+        <w:hyperlink r:id="rId12" w:history="1">
           <w:r>
             <w:rPr>
               <w:rStyle w:val="Hyperlink"/>
@@ -2734,7 +2723,7 @@
           <w:sz w:val="24"/>
           <w:u w:val="single"/>
         </w:rPr>
-        <w:hyperlink r:id="rId13" w:history="1">
+        <w:hyperlink r:id="rId12" w:history="1">
           <w:r>
             <w:rPr>
               <w:rStyle w:val="Hyperlink"/>
@@ -2752,7 +2741,7 @@
           <w:sz w:val="24"/>
           <w:u w:val="single"/>
         </w:rPr>
-        <w:hyperlink r:id="rId13" w:history="1">
+        <w:hyperlink r:id="rId12" w:history="1">
           <w:r>
             <w:rPr>
               <w:rStyle w:val="Hyperlink"/>
@@ -2781,7 +2770,7 @@
           <w:sz w:val="24"/>
           <w:u w:val="single"/>
         </w:rPr>
-        <w:hyperlink r:id="rId13" w:history="1">
+        <w:hyperlink r:id="rId12" w:history="1">
           <w:r>
             <w:rPr>
               <w:rStyle w:val="Hyperlink"/>
@@ -3494,101 +3483,7 @@
           <w:sz w:val="24"/>
           <w:u w:val="single"/>
         </w:rPr>
-        <w:hyperlink r:id="rId16" w:history="1">
-          <w:r>
-            <w:rPr>
-              <w:rStyle w:val="Hyperlink"/>
-            </w:rPr>
-            <w:t>Cultural</w:t>
-          </w:r>
-        </w:hyperlink>
-      </w:r>
-      <w:r>
-        <w:rPr>
-          <w:rFonts w:ascii="Charis SIL Italic" w:hAnsi="Charis SIL Italic" w:eastAsia="Charis SIL Italic"/>
-          <w:b w:val="0"/>
-          <w:i/>
-          <w:color w:val="0000FF"/>
-          <w:sz w:val="24"/>
-          <w:u w:val="single"/>
-        </w:rPr>
-        <w:t xml:space="preserve"> </w:t>
-      </w:r>
-      <w:r>
-        <w:rPr>
-          <w:rFonts w:ascii="Charis SIL Italic" w:hAnsi="Charis SIL Italic" w:eastAsia="Charis SIL Italic"/>
-          <w:b w:val="0"/>
-          <w:i/>
-          <w:color w:val="0000FF"/>
-          <w:sz w:val="24"/>
-          <w:u w:val="single"/>
-        </w:rPr>
-        <w:hyperlink r:id="rId16" w:history="1">
-          <w:r>
-            <w:rPr>
-              <w:rStyle w:val="Hyperlink"/>
-            </w:rPr>
-            <w:t>Objects</w:t>
-          </w:r>
-        </w:hyperlink>
-      </w:r>
-      <w:r>
-        <w:rPr>
-          <w:rFonts w:ascii="Charis SIL Italic" w:hAnsi="Charis SIL Italic" w:eastAsia="Charis SIL Italic"/>
-          <w:b w:val="0"/>
-          <w:i/>
-          <w:color w:val="0000FF"/>
-          <w:sz w:val="24"/>
-          <w:u w:val="single"/>
-        </w:rPr>
-        <w:t xml:space="preserve"> </w:t>
-      </w:r>
-      <w:r>
-        <w:rPr>
-          <w:rFonts w:ascii="Charis SIL Italic" w:hAnsi="Charis SIL Italic" w:eastAsia="Charis SIL Italic"/>
-          <w:b w:val="0"/>
-          <w:i/>
-          <w:color w:val="0000FF"/>
-          <w:sz w:val="24"/>
-          <w:u w:val="single"/>
-        </w:rPr>
-        <w:hyperlink r:id="rId16" w:history="1">
-          <w:r>
-            <w:rPr>
-              <w:rStyle w:val="Hyperlink"/>
-            </w:rPr>
-            <w:t>and</w:t>
-          </w:r>
-        </w:hyperlink>
-      </w:r>
-      <w:r>
-        <w:rPr>
-          <w:rFonts w:ascii="Charis SIL Italic" w:hAnsi="Charis SIL Italic" w:eastAsia="Charis SIL Italic"/>
-          <w:b w:val="0"/>
-          <w:i/>
-          <w:color w:val="0000FF"/>
-          <w:sz w:val="24"/>
-          <w:u w:val="single"/>
-        </w:rPr>
-        <w:t xml:space="preserve"> </w:t>
-      </w:r>
-      <w:r>
-        <w:rPr>
-          <w:rFonts w:ascii="Charis SIL Italic" w:hAnsi="Charis SIL Italic" w:eastAsia="Charis SIL Italic"/>
-          <w:b w:val="0"/>
-          <w:i/>
-          <w:color w:val="0000FF"/>
-          <w:sz w:val="24"/>
-          <w:u w:val="single"/>
-        </w:rPr>
-        <w:hyperlink r:id="rId16" w:history="1">
-          <w:r>
-            <w:rPr>
-              <w:rStyle w:val="Hyperlink"/>
-            </w:rPr>
-            <w:t>Collectio</w:t>
-          </w:r>
-        </w:hyperlink>
+        <w:t>Cultural Objects and Collectio</w:t>
       </w:r>
       <w:r>
         <w:rPr>
@@ -4325,7 +4220,6 @@
       </w:r>
       <w:r>
         <w:rPr>
-          <w:u w:val="single" w:color="0000ff"/>
           <w:rFonts w:ascii="Charis SIL Regular" w:hAnsi="Charis SIL Regular" w:eastAsia="Charis SIL Regular"/>
           <w:b w:val="0"/>
           <w:i w:val="0"/>
@@ -5111,7 +5005,34 @@
           <w:color w:val="000000"/>
           <w:sz w:val="24"/>
         </w:rPr>
-        <w:t xml:space="preserve">•  Deterts, Dorothea (ed.), </w:t>
+        <w:t xml:space="preserve">•  </w:t>
+      </w:r>
+      <w:r>
+        <w:rPr>
+          <w:rFonts w:ascii="Charis SIL Regular" w:hAnsi="Charis SIL Regular" w:eastAsia="Charis SIL Regular"/>
+          <w:b w:val="0"/>
+          <w:i w:val="0"/>
+          <w:color w:val="000000"/>
+          <w:sz w:val="24"/>
+        </w:rPr>
+        <w:hyperlink r:id="rId18" w:history="1">
+          <w:r>
+            <w:rPr>
+              <w:rStyle w:val="Hyperlink"/>
+            </w:rPr>
+            <w:t xml:space="preserve">Deterts, </w:t>
+          </w:r>
+        </w:hyperlink>
+      </w:r>
+      <w:r>
+        <w:rPr>
+          <w:rFonts w:ascii="Charis SIL Regular" w:hAnsi="Charis SIL Regular" w:eastAsia="Charis SIL Regular"/>
+          <w:b w:val="0"/>
+          <w:i w:val="0"/>
+          <w:color w:val="000000"/>
+          <w:sz w:val="24"/>
+        </w:rPr>
+        <w:t xml:space="preserve">Dorothea (ed.), </w:t>
       </w:r>
       <w:r>
         <w:rPr>

--- a/EXPORTS/DOCX/published/niveau1/Dutch/DoingResearch.docx
+++ b/EXPORTS/DOCX/published/niveau1/Dutch/DoingResearch.docx
@@ -446,7 +446,6 @@
           <w:i/>
           <w:color w:val="0000FF"/>
           <w:sz w:val="24"/>
-          <w:u w:val="single"/>
         </w:rPr>
         <w:t xml:space="preserve"> </w:t>
       </w:r>
@@ -475,6 +474,7 @@
           <w:i/>
           <w:color w:val="0000FF"/>
           <w:sz w:val="24"/>
+          <w:u w:val="single"/>
         </w:rPr>
         <w:t xml:space="preserve"> </w:t>
       </w:r>
@@ -804,7 +804,7 @@
           <w:sz w:val="24"/>
           <w:u w:val="single"/>
         </w:rPr>
-        <w:hyperlink r:id="rId9" w:history="1">
+        <w:hyperlink r:id="rId10" w:history="1">
           <w:r>
             <w:rPr>
               <w:rStyle w:val="Hyperlink"/>
@@ -822,7 +822,7 @@
           <w:sz w:val="24"/>
           <w:u w:val="single"/>
         </w:rPr>
-        <w:hyperlink r:id="rId9" w:history="1">
+        <w:hyperlink r:id="rId10" w:history="1">
           <w:r>
             <w:rPr>
               <w:rStyle w:val="Hyperlink"/>
@@ -851,7 +851,7 @@
           <w:sz w:val="24"/>
           <w:u w:val="single"/>
         </w:rPr>
-        <w:hyperlink r:id="rId9" w:history="1">
+        <w:hyperlink r:id="rId10" w:history="1">
           <w:r>
             <w:rPr>
               <w:rStyle w:val="Hyperlink"/>
@@ -869,7 +869,7 @@
           <w:sz w:val="24"/>
           <w:u w:val="single"/>
         </w:rPr>
-        <w:hyperlink r:id="rId9" w:history="1">
+        <w:hyperlink r:id="rId10" w:history="1">
           <w:r>
             <w:rPr>
               <w:rStyle w:val="Hyperlink"/>
@@ -905,7 +905,7 @@
           <w:sz w:val="24"/>
           <w:u w:val="single"/>
         </w:rPr>
-        <w:hyperlink r:id="rId9" w:history="1">
+        <w:hyperlink r:id="rId10" w:history="1">
           <w:r>
             <w:rPr>
               <w:rStyle w:val="Hyperlink"/>
@@ -2524,18 +2524,7 @@
           <w:color w:val="000000"/>
           <w:sz w:val="24"/>
         </w:rPr>
-        <w:t xml:space="preserve">Haag is </w:t>
-      </w:r>
-      <w:r>
-        <w:rPr>
-          <w:u w:val="single" w:color="0000ff"/>
-          <w:rFonts w:ascii="Charis SIL Regular" w:hAnsi="Charis SIL Regular" w:eastAsia="Charis SIL Regular"/>
-          <w:b w:val="0"/>
-          <w:i w:val="0"/>
-          <w:color w:val="000000"/>
-          <w:sz w:val="24"/>
-        </w:rPr>
-        <w:t xml:space="preserve">de zoekhulp </w:t>
+        <w:t xml:space="preserve">Haag is de zoekhulp </w:t>
       </w:r>
       <w:r>
         <w:rPr>
@@ -2770,7 +2759,7 @@
           <w:sz w:val="24"/>
           <w:u w:val="single"/>
         </w:rPr>
-        <w:hyperlink r:id="rId12" w:history="1">
+        <w:hyperlink r:id="rId13" w:history="1">
           <w:r>
             <w:rPr>
               <w:rStyle w:val="Hyperlink"/>
@@ -3420,7 +3409,7 @@
             <w:rPr>
               <w:rStyle w:val="Hyperlink"/>
             </w:rPr>
-            <w:t>Significanc</w:t>
+            <w:t>Significan</w:t>
           </w:r>
         </w:hyperlink>
       </w:r>
@@ -3431,36 +3420,13 @@
           <w:i/>
           <w:color w:val="0000FF"/>
           <w:sz w:val="24"/>
-          <w:u w:val="single"/>
-        </w:rPr>
-        <w:t>e</w:t>
-      </w:r>
-      <w:r>
-        <w:rPr>
-          <w:rFonts w:ascii="Charis SIL Italic" w:hAnsi="Charis SIL Italic" w:eastAsia="Charis SIL Italic"/>
-          <w:b w:val="0"/>
-          <w:i/>
-          <w:color w:val="0000FF"/>
-          <w:sz w:val="24"/>
-          <w:u w:val="single"/>
-        </w:rPr>
-        <w:t xml:space="preserve"> </w:t>
-      </w:r>
-      <w:r>
-        <w:rPr>
-          <w:rFonts w:ascii="Charis SIL Italic" w:hAnsi="Charis SIL Italic" w:eastAsia="Charis SIL Italic"/>
-          <w:b w:val="0"/>
-          <w:i/>
-          <w:color w:val="0000FF"/>
-          <w:sz w:val="24"/>
-          <w:u w:val="single"/>
         </w:rPr>
         <w:hyperlink r:id="rId16" w:history="1">
           <w:r>
             <w:rPr>
               <w:rStyle w:val="Hyperlink"/>
             </w:rPr>
-            <w:t>o</w:t>
+            <w:t>c</w:t>
           </w:r>
         </w:hyperlink>
       </w:r>
@@ -3472,7 +3438,7 @@
           <w:color w:val="0000FF"/>
           <w:sz w:val="24"/>
         </w:rPr>
-        <w:t xml:space="preserve">f </w:t>
+        <w:t>e</w:t>
       </w:r>
       <w:r>
         <w:rPr>
@@ -3483,7 +3449,130 @@
           <w:sz w:val="24"/>
           <w:u w:val="single"/>
         </w:rPr>
-        <w:t>Cultural Objects and Collectio</w:t>
+        <w:t xml:space="preserve"> </w:t>
+      </w:r>
+      <w:r>
+        <w:rPr>
+          <w:rFonts w:ascii="Charis SIL Italic" w:hAnsi="Charis SIL Italic" w:eastAsia="Charis SIL Italic"/>
+          <w:b w:val="0"/>
+          <w:i/>
+          <w:color w:val="0000FF"/>
+          <w:sz w:val="24"/>
+          <w:u w:val="single"/>
+        </w:rPr>
+        <w:hyperlink r:id="rId16" w:history="1">
+          <w:r>
+            <w:rPr>
+              <w:rStyle w:val="Hyperlink"/>
+            </w:rPr>
+            <w:t xml:space="preserve">of </w:t>
+          </w:r>
+        </w:hyperlink>
+      </w:r>
+      <w:r>
+        <w:rPr>
+          <w:rFonts w:ascii="Charis SIL Italic" w:hAnsi="Charis SIL Italic" w:eastAsia="Charis SIL Italic"/>
+          <w:b w:val="0"/>
+          <w:i/>
+          <w:color w:val="0000FF"/>
+          <w:sz w:val="24"/>
+          <w:u w:val="single"/>
+        </w:rPr>
+        <w:hyperlink r:id="rId16" w:history="1">
+          <w:r>
+            <w:rPr>
+              <w:rStyle w:val="Hyperlink"/>
+            </w:rPr>
+            <w:t>Cultural</w:t>
+          </w:r>
+        </w:hyperlink>
+      </w:r>
+      <w:r>
+        <w:rPr>
+          <w:rFonts w:ascii="Charis SIL Italic" w:hAnsi="Charis SIL Italic" w:eastAsia="Charis SIL Italic"/>
+          <w:b w:val="0"/>
+          <w:i/>
+          <w:color w:val="0000FF"/>
+          <w:sz w:val="24"/>
+          <w:u w:val="single"/>
+        </w:rPr>
+        <w:t xml:space="preserve"> </w:t>
+      </w:r>
+      <w:r>
+        <w:rPr>
+          <w:rFonts w:ascii="Charis SIL Italic" w:hAnsi="Charis SIL Italic" w:eastAsia="Charis SIL Italic"/>
+          <w:b w:val="0"/>
+          <w:i/>
+          <w:color w:val="0000FF"/>
+          <w:sz w:val="24"/>
+          <w:u w:val="single"/>
+        </w:rPr>
+        <w:hyperlink r:id="rId16" w:history="1">
+          <w:r>
+            <w:rPr>
+              <w:rStyle w:val="Hyperlink"/>
+            </w:rPr>
+            <w:t>Objects</w:t>
+          </w:r>
+        </w:hyperlink>
+      </w:r>
+      <w:r>
+        <w:rPr>
+          <w:rFonts w:ascii="Charis SIL Italic" w:hAnsi="Charis SIL Italic" w:eastAsia="Charis SIL Italic"/>
+          <w:b w:val="0"/>
+          <w:i/>
+          <w:color w:val="0000FF"/>
+          <w:sz w:val="24"/>
+          <w:u w:val="single"/>
+        </w:rPr>
+        <w:t xml:space="preserve"> </w:t>
+      </w:r>
+      <w:r>
+        <w:rPr>
+          <w:rFonts w:ascii="Charis SIL Italic" w:hAnsi="Charis SIL Italic" w:eastAsia="Charis SIL Italic"/>
+          <w:b w:val="0"/>
+          <w:i/>
+          <w:color w:val="0000FF"/>
+          <w:sz w:val="24"/>
+          <w:u w:val="single"/>
+        </w:rPr>
+        <w:hyperlink r:id="rId16" w:history="1">
+          <w:r>
+            <w:rPr>
+              <w:rStyle w:val="Hyperlink"/>
+            </w:rPr>
+            <w:t>and</w:t>
+          </w:r>
+        </w:hyperlink>
+      </w:r>
+      <w:r>
+        <w:rPr>
+          <w:rFonts w:ascii="Charis SIL Italic" w:hAnsi="Charis SIL Italic" w:eastAsia="Charis SIL Italic"/>
+          <w:b w:val="0"/>
+          <w:i/>
+          <w:color w:val="0000FF"/>
+          <w:sz w:val="24"/>
+          <w:u w:val="single"/>
+        </w:rPr>
+        <w:t xml:space="preserve"> </w:t>
+      </w:r>
+      <w:r>
+        <w:rPr>
+          <w:rFonts w:ascii="Charis SIL Italic" w:hAnsi="Charis SIL Italic" w:eastAsia="Charis SIL Italic"/>
+          <w:b w:val="0"/>
+          <w:i/>
+          <w:color w:val="0000FF"/>
+          <w:sz w:val="24"/>
+          <w:u w:val="single"/>
+        </w:rPr>
+        <w:hyperlink r:id="rId16" w:history="1">
+          <w:r>
+            <w:rPr>
+              <w:rStyle w:val="Hyperlink"/>
+            </w:rPr>
+            <w:t>Collectio</w:t>
+          </w:r>
+        </w:hyperlink>
       </w:r>
       <w:r>
         <w:rPr>
@@ -3675,57 +3764,13 @@
       </w:r>
       <w:r>
         <w:rPr>
-          <w:u w:val="single" w:color="0000ff"/>
           <w:rFonts w:ascii="Charis SIL Regular" w:hAnsi="Charis SIL Regular" w:eastAsia="Charis SIL Regular"/>
           <w:b w:val="0"/>
           <w:i w:val="0"/>
           <w:color w:val="000000"/>
           <w:sz w:val="24"/>
         </w:rPr>
-        <w:hyperlink r:id="rId16" w:history="1">
-          <w:r>
-            <w:rPr>
-              <w:rStyle w:val="Hyperlink"/>
-            </w:rPr>
-            <w:t xml:space="preserve"> (Am</w:t>
-          </w:r>
-        </w:hyperlink>
-      </w:r>
-      <w:r>
-        <w:rPr>
-          <w:u w:val="single" w:color="0000ff"/>
-          <w:rFonts w:ascii="Charis SIL Regular" w:hAnsi="Charis SIL Regular" w:eastAsia="Charis SIL Regular"/>
-          <w:b w:val="0"/>
-          <w:i w:val="0"/>
-          <w:color w:val="000000"/>
-          <w:sz w:val="24"/>
-        </w:rPr>
-        <w:hyperlink r:id="rId16" w:history="1">
-          <w:r>
-            <w:rPr>
-              <w:rStyle w:val="Hyperlink"/>
-            </w:rPr>
-            <w:t>s</w:t>
-          </w:r>
-        </w:hyperlink>
-      </w:r>
-      <w:r>
-        <w:rPr>
-          <w:u w:val="single" w:color="0000ff"/>
-          <w:rFonts w:ascii="Charis SIL Regular" w:hAnsi="Charis SIL Regular" w:eastAsia="Charis SIL Regular"/>
-          <w:b w:val="0"/>
-          <w:i w:val="0"/>
-          <w:color w:val="000000"/>
-          <w:sz w:val="24"/>
-        </w:rPr>
-        <w:hyperlink r:id="rId16" w:history="1">
-          <w:r>
-            <w:rPr>
-              <w:rStyle w:val="Hyperlink"/>
-            </w:rPr>
-            <w:t>terd</w:t>
-          </w:r>
-        </w:hyperlink>
+        <w:t xml:space="preserve"> (Amsterd</w:t>
       </w:r>
       <w:r>
         <w:rPr>
@@ -4220,6 +4265,7 @@
       </w:r>
       <w:r>
         <w:rPr>
+          <w:u w:val="single" w:color="0000ff"/>
           <w:rFonts w:ascii="Charis SIL Regular" w:hAnsi="Charis SIL Regular" w:eastAsia="Charis SIL Regular"/>
           <w:b w:val="0"/>
           <w:i w:val="0"/>
@@ -4540,34 +4586,7 @@
           <w:color w:val="000000"/>
           <w:sz w:val="24"/>
         </w:rPr>
-        <w:t xml:space="preserve">•  </w:t>
-      </w:r>
-      <w:r>
-        <w:rPr>
-          <w:rFonts w:ascii="Charis SIL Regular" w:hAnsi="Charis SIL Regular" w:eastAsia="Charis SIL Regular"/>
-          <w:b w:val="0"/>
-          <w:i w:val="0"/>
-          <w:color w:val="000000"/>
-          <w:sz w:val="24"/>
-        </w:rPr>
-        <w:hyperlink r:id="rId17" w:history="1">
-          <w:r>
-            <w:rPr>
-              <w:rStyle w:val="Hyperlink"/>
-            </w:rPr>
-            <w:t>Lang, Sa</w:t>
-          </w:r>
-        </w:hyperlink>
-      </w:r>
-      <w:r>
-        <w:rPr>
-          <w:rFonts w:ascii="Charis SIL Regular" w:hAnsi="Charis SIL Regular" w:eastAsia="Charis SIL Regular"/>
-          <w:b w:val="0"/>
-          <w:i w:val="0"/>
-          <w:color w:val="000000"/>
-          <w:sz w:val="24"/>
-        </w:rPr>
-        <w:t xml:space="preserve">bine (ed.), </w:t>
+        <w:t xml:space="preserve">•  Lang, Sabine (ed.), </w:t>
       </w:r>
       <w:r>
         <w:rPr>
@@ -4845,126 +4864,7 @@
           <w:color w:val="000000"/>
           <w:sz w:val="24"/>
         </w:rPr>
-        <w:t>. 2nd Editio</w:t>
-      </w:r>
-      <w:r>
-        <w:rPr>
-          <w:u w:val="single" w:color="0000ff"/>
-          <w:rFonts w:ascii="Charis SIL Regular" w:hAnsi="Charis SIL Regular" w:eastAsia="Charis SIL Regular"/>
-          <w:b w:val="0"/>
-          <w:i w:val="0"/>
-          <w:color w:val="000000"/>
-          <w:sz w:val="24"/>
-        </w:rPr>
-        <w:hyperlink r:id="rId18" w:history="1">
-          <w:r>
-            <w:rPr>
-              <w:rStyle w:val="Hyperlink"/>
-            </w:rPr>
-            <w:t>n (Germa</w:t>
-          </w:r>
-        </w:hyperlink>
-      </w:r>
-      <w:r>
-        <w:rPr>
-          <w:u w:val="single" w:color="0000ff"/>
-          <w:rFonts w:ascii="Charis SIL Regular" w:hAnsi="Charis SIL Regular" w:eastAsia="Charis SIL Regular"/>
-          <w:b w:val="0"/>
-          <w:i w:val="0"/>
-          <w:color w:val="000000"/>
-          <w:sz w:val="24"/>
-        </w:rPr>
-        <w:hyperlink r:id="rId18" w:history="1">
-          <w:r>
-            <w:rPr>
-              <w:rStyle w:val="Hyperlink"/>
-            </w:rPr>
-            <w:t>n M</w:t>
-          </w:r>
-        </w:hyperlink>
-      </w:r>
-      <w:r>
-        <w:rPr>
-          <w:u w:val="single" w:color="0000ff"/>
-          <w:rFonts w:ascii="Charis SIL Regular" w:hAnsi="Charis SIL Regular" w:eastAsia="Charis SIL Regular"/>
-          <w:b w:val="0"/>
-          <w:i w:val="0"/>
-          <w:color w:val="000000"/>
-          <w:sz w:val="24"/>
-        </w:rPr>
-        <w:hyperlink r:id="rId18" w:history="1">
-          <w:r>
-            <w:rPr>
-              <w:rStyle w:val="Hyperlink"/>
-            </w:rPr>
-            <w:t>useums</w:t>
-          </w:r>
-        </w:hyperlink>
-      </w:r>
-      <w:r>
-        <w:rPr>
-          <w:u w:val="single" w:color="0000ff"/>
-          <w:rFonts w:ascii="Charis SIL Regular" w:hAnsi="Charis SIL Regular" w:eastAsia="Charis SIL Regular"/>
-          <w:b w:val="0"/>
-          <w:i w:val="0"/>
-          <w:color w:val="000000"/>
-          <w:sz w:val="24"/>
-        </w:rPr>
-        <w:t xml:space="preserve"> </w:t>
-      </w:r>
-      <w:r>
-        <w:rPr>
-          <w:u w:val="single" w:color="0000ff"/>
-          <w:rFonts w:ascii="Charis SIL Regular" w:hAnsi="Charis SIL Regular" w:eastAsia="Charis SIL Regular"/>
-          <w:b w:val="0"/>
-          <w:i w:val="0"/>
-          <w:color w:val="000000"/>
-          <w:sz w:val="24"/>
-        </w:rPr>
-        <w:hyperlink r:id="rId18" w:history="1">
-          <w:r>
-            <w:rPr>
-              <w:rStyle w:val="Hyperlink"/>
-            </w:rPr>
-            <w:t>Associatio</w:t>
-          </w:r>
-        </w:hyperlink>
-      </w:r>
-      <w:r>
-        <w:rPr>
-          <w:u w:val="single" w:color="0000ff"/>
-          <w:rFonts w:ascii="Charis SIL Regular" w:hAnsi="Charis SIL Regular" w:eastAsia="Charis SIL Regular"/>
-          <w:b w:val="0"/>
-          <w:i w:val="0"/>
-          <w:color w:val="000000"/>
-          <w:sz w:val="24"/>
-        </w:rPr>
-        <w:hyperlink r:id="rId18" w:history="1">
-          <w:r>
-            <w:rPr>
-              <w:rStyle w:val="Hyperlink"/>
-            </w:rPr>
-            <w:t>n, 20</w:t>
-          </w:r>
-        </w:hyperlink>
-      </w:r>
-      <w:r>
-        <w:rPr>
-          <w:u w:val="single" w:color="0000ff"/>
-          <w:rFonts w:ascii="Charis SIL Regular" w:hAnsi="Charis SIL Regular" w:eastAsia="Charis SIL Regular"/>
-          <w:b w:val="0"/>
-          <w:i w:val="0"/>
-          <w:color w:val="000000"/>
-          <w:sz w:val="24"/>
-        </w:rPr>
-        <w:hyperlink r:id="rId18" w:history="1">
-          <w:r>
-            <w:rPr>
-              <w:rStyle w:val="Hyperlink"/>
-            </w:rPr>
-            <w:t>19</w:t>
-          </w:r>
-        </w:hyperlink>
+        <w:t>. 2nd Edition (German Museums Association, 2019</w:t>
       </w:r>
       <w:r>
         <w:rPr>

--- a/EXPORTS/DOCX/published/niveau1/Dutch/DoingResearch.docx
+++ b/EXPORTS/DOCX/published/niveau1/Dutch/DoingResearch.docx
@@ -446,6 +446,7 @@
           <w:i/>
           <w:color w:val="0000FF"/>
           <w:sz w:val="24"/>
+          <w:u w:val="single"/>
         </w:rPr>
         <w:t xml:space="preserve"> </w:t>
       </w:r>
@@ -474,7 +475,6 @@
           <w:i/>
           <w:color w:val="0000FF"/>
           <w:sz w:val="24"/>
-          <w:u w:val="single"/>
         </w:rPr>
         <w:t xml:space="preserve"> </w:t>
       </w:r>
@@ -804,7 +804,7 @@
           <w:sz w:val="24"/>
           <w:u w:val="single"/>
         </w:rPr>
-        <w:hyperlink r:id="rId10" w:history="1">
+        <w:hyperlink r:id="rId9" w:history="1">
           <w:r>
             <w:rPr>
               <w:rStyle w:val="Hyperlink"/>
@@ -822,7 +822,7 @@
           <w:sz w:val="24"/>
           <w:u w:val="single"/>
         </w:rPr>
-        <w:hyperlink r:id="rId10" w:history="1">
+        <w:hyperlink r:id="rId9" w:history="1">
           <w:r>
             <w:rPr>
               <w:rStyle w:val="Hyperlink"/>
@@ -887,7 +887,7 @@
           <w:sz w:val="24"/>
           <w:u w:val="single"/>
         </w:rPr>
-        <w:hyperlink r:id="rId9" w:history="1">
+        <w:hyperlink r:id="rId10" w:history="1">
           <w:r>
             <w:rPr>
               <w:rStyle w:val="Hyperlink"/>
@@ -2553,7 +2553,7 @@
           <w:sz w:val="24"/>
           <w:u w:val="single"/>
         </w:rPr>
-        <w:hyperlink r:id="rId12" w:history="1">
+        <w:hyperlink r:id="rId13" w:history="1">
           <w:r>
             <w:rPr>
               <w:rStyle w:val="Hyperlink"/>
@@ -2571,7 +2571,7 @@
           <w:sz w:val="24"/>
           <w:u w:val="single"/>
         </w:rPr>
-        <w:hyperlink r:id="rId12" w:history="1">
+        <w:hyperlink r:id="rId13" w:history="1">
           <w:r>
             <w:rPr>
               <w:rStyle w:val="Hyperlink"/>
@@ -2600,7 +2600,7 @@
           <w:sz w:val="24"/>
           <w:u w:val="single"/>
         </w:rPr>
-        <w:hyperlink r:id="rId12" w:history="1">
+        <w:hyperlink r:id="rId13" w:history="1">
           <w:r>
             <w:rPr>
               <w:rStyle w:val="Hyperlink"/>
@@ -2629,7 +2629,7 @@
           <w:sz w:val="24"/>
           <w:u w:val="single"/>
         </w:rPr>
-        <w:hyperlink r:id="rId12" w:history="1">
+        <w:hyperlink r:id="rId13" w:history="1">
           <w:r>
             <w:rPr>
               <w:rStyle w:val="Hyperlink"/>
@@ -2658,7 +2658,7 @@
           <w:sz w:val="24"/>
           <w:u w:val="single"/>
         </w:rPr>
-        <w:hyperlink r:id="rId12" w:history="1">
+        <w:hyperlink r:id="rId13" w:history="1">
           <w:r>
             <w:rPr>
               <w:rStyle w:val="Hyperlink"/>
@@ -2676,7 +2676,7 @@
           <w:sz w:val="24"/>
           <w:u w:val="single"/>
         </w:rPr>
-        <w:hyperlink r:id="rId12" w:history="1">
+        <w:hyperlink r:id="rId13" w:history="1">
           <w:r>
             <w:rPr>
               <w:rStyle w:val="Hyperlink"/>
@@ -2759,7 +2759,7 @@
           <w:sz w:val="24"/>
           <w:u w:val="single"/>
         </w:rPr>
-        <w:hyperlink r:id="rId13" w:history="1">
+        <w:hyperlink r:id="rId12" w:history="1">
           <w:r>
             <w:rPr>
               <w:rStyle w:val="Hyperlink"/>
@@ -3409,7 +3409,7 @@
             <w:rPr>
               <w:rStyle w:val="Hyperlink"/>
             </w:rPr>
-            <w:t>Significan</w:t>
+            <w:t>Significanc</w:t>
           </w:r>
         </w:hyperlink>
       </w:r>
@@ -3420,13 +3420,36 @@
           <w:i/>
           <w:color w:val="0000FF"/>
           <w:sz w:val="24"/>
+          <w:u w:val="single"/>
+        </w:rPr>
+        <w:t>e</w:t>
+      </w:r>
+      <w:r>
+        <w:rPr>
+          <w:rFonts w:ascii="Charis SIL Italic" w:hAnsi="Charis SIL Italic" w:eastAsia="Charis SIL Italic"/>
+          <w:b w:val="0"/>
+          <w:i/>
+          <w:color w:val="0000FF"/>
+          <w:sz w:val="24"/>
+          <w:u w:val="single"/>
+        </w:rPr>
+        <w:t xml:space="preserve"> </w:t>
+      </w:r>
+      <w:r>
+        <w:rPr>
+          <w:rFonts w:ascii="Charis SIL Italic" w:hAnsi="Charis SIL Italic" w:eastAsia="Charis SIL Italic"/>
+          <w:b w:val="0"/>
+          <w:i/>
+          <w:color w:val="0000FF"/>
+          <w:sz w:val="24"/>
+          <w:u w:val="single"/>
         </w:rPr>
         <w:hyperlink r:id="rId16" w:history="1">
           <w:r>
             <w:rPr>
               <w:rStyle w:val="Hyperlink"/>
             </w:rPr>
-            <w:t>c</w:t>
+            <w:t>o</w:t>
           </w:r>
         </w:hyperlink>
       </w:r>
@@ -3438,36 +3461,7 @@
           <w:color w:val="0000FF"/>
           <w:sz w:val="24"/>
         </w:rPr>
-        <w:t>e</w:t>
-      </w:r>
-      <w:r>
-        <w:rPr>
-          <w:rFonts w:ascii="Charis SIL Italic" w:hAnsi="Charis SIL Italic" w:eastAsia="Charis SIL Italic"/>
-          <w:b w:val="0"/>
-          <w:i/>
-          <w:color w:val="0000FF"/>
-          <w:sz w:val="24"/>
-          <w:u w:val="single"/>
-        </w:rPr>
-        <w:t xml:space="preserve"> </w:t>
-      </w:r>
-      <w:r>
-        <w:rPr>
-          <w:rFonts w:ascii="Charis SIL Italic" w:hAnsi="Charis SIL Italic" w:eastAsia="Charis SIL Italic"/>
-          <w:b w:val="0"/>
-          <w:i/>
-          <w:color w:val="0000FF"/>
-          <w:sz w:val="24"/>
-          <w:u w:val="single"/>
-        </w:rPr>
-        <w:hyperlink r:id="rId16" w:history="1">
-          <w:r>
-            <w:rPr>
-              <w:rStyle w:val="Hyperlink"/>
-            </w:rPr>
-            <w:t xml:space="preserve">of </w:t>
-          </w:r>
-        </w:hyperlink>
+        <w:t xml:space="preserve">f </w:t>
       </w:r>
       <w:r>
         <w:rPr>
@@ -3764,13 +3758,57 @@
       </w:r>
       <w:r>
         <w:rPr>
+          <w:u w:val="single" w:color="0000ff"/>
           <w:rFonts w:ascii="Charis SIL Regular" w:hAnsi="Charis SIL Regular" w:eastAsia="Charis SIL Regular"/>
           <w:b w:val="0"/>
           <w:i w:val="0"/>
           <w:color w:val="000000"/>
           <w:sz w:val="24"/>
         </w:rPr>
-        <w:t xml:space="preserve"> (Amsterd</w:t>
+        <w:hyperlink r:id="rId16" w:history="1">
+          <w:r>
+            <w:rPr>
+              <w:rStyle w:val="Hyperlink"/>
+            </w:rPr>
+            <w:t xml:space="preserve"> (Am</w:t>
+          </w:r>
+        </w:hyperlink>
+      </w:r>
+      <w:r>
+        <w:rPr>
+          <w:u w:val="single" w:color="0000ff"/>
+          <w:rFonts w:ascii="Charis SIL Regular" w:hAnsi="Charis SIL Regular" w:eastAsia="Charis SIL Regular"/>
+          <w:b w:val="0"/>
+          <w:i w:val="0"/>
+          <w:color w:val="000000"/>
+          <w:sz w:val="24"/>
+        </w:rPr>
+        <w:hyperlink r:id="rId16" w:history="1">
+          <w:r>
+            <w:rPr>
+              <w:rStyle w:val="Hyperlink"/>
+            </w:rPr>
+            <w:t>s</w:t>
+          </w:r>
+        </w:hyperlink>
+      </w:r>
+      <w:r>
+        <w:rPr>
+          <w:u w:val="single" w:color="0000ff"/>
+          <w:rFonts w:ascii="Charis SIL Regular" w:hAnsi="Charis SIL Regular" w:eastAsia="Charis SIL Regular"/>
+          <w:b w:val="0"/>
+          <w:i w:val="0"/>
+          <w:color w:val="000000"/>
+          <w:sz w:val="24"/>
+        </w:rPr>
+        <w:hyperlink r:id="rId16" w:history="1">
+          <w:r>
+            <w:rPr>
+              <w:rStyle w:val="Hyperlink"/>
+            </w:rPr>
+            <w:t>terd</w:t>
+          </w:r>
+        </w:hyperlink>
       </w:r>
       <w:r>
         <w:rPr>
@@ -4265,7 +4303,6 @@
       </w:r>
       <w:r>
         <w:rPr>
-          <w:u w:val="single" w:color="0000ff"/>
           <w:rFonts w:ascii="Charis SIL Regular" w:hAnsi="Charis SIL Regular" w:eastAsia="Charis SIL Regular"/>
           <w:b w:val="0"/>
           <w:i w:val="0"/>
@@ -4586,7 +4623,34 @@
           <w:color w:val="000000"/>
           <w:sz w:val="24"/>
         </w:rPr>
-        <w:t xml:space="preserve">•  Lang, Sabine (ed.), </w:t>
+        <w:t xml:space="preserve">•  </w:t>
+      </w:r>
+      <w:r>
+        <w:rPr>
+          <w:rFonts w:ascii="Charis SIL Regular" w:hAnsi="Charis SIL Regular" w:eastAsia="Charis SIL Regular"/>
+          <w:b w:val="0"/>
+          <w:i w:val="0"/>
+          <w:color w:val="000000"/>
+          <w:sz w:val="24"/>
+        </w:rPr>
+        <w:hyperlink r:id="rId17" w:history="1">
+          <w:r>
+            <w:rPr>
+              <w:rStyle w:val="Hyperlink"/>
+            </w:rPr>
+            <w:t>Lang, Sa</w:t>
+          </w:r>
+        </w:hyperlink>
+      </w:r>
+      <w:r>
+        <w:rPr>
+          <w:rFonts w:ascii="Charis SIL Regular" w:hAnsi="Charis SIL Regular" w:eastAsia="Charis SIL Regular"/>
+          <w:b w:val="0"/>
+          <w:i w:val="0"/>
+          <w:color w:val="000000"/>
+          <w:sz w:val="24"/>
+        </w:rPr>
+        <w:t xml:space="preserve">bine (ed.), </w:t>
       </w:r>
       <w:r>
         <w:rPr>
@@ -4864,7 +4928,126 @@
           <w:color w:val="000000"/>
           <w:sz w:val="24"/>
         </w:rPr>
-        <w:t>. 2nd Edition (German Museums Association, 2019</w:t>
+        <w:t>. 2nd Editio</w:t>
+      </w:r>
+      <w:r>
+        <w:rPr>
+          <w:u w:val="single" w:color="0000ff"/>
+          <w:rFonts w:ascii="Charis SIL Regular" w:hAnsi="Charis SIL Regular" w:eastAsia="Charis SIL Regular"/>
+          <w:b w:val="0"/>
+          <w:i w:val="0"/>
+          <w:color w:val="000000"/>
+          <w:sz w:val="24"/>
+        </w:rPr>
+        <w:hyperlink r:id="rId18" w:history="1">
+          <w:r>
+            <w:rPr>
+              <w:rStyle w:val="Hyperlink"/>
+            </w:rPr>
+            <w:t>n (Germa</w:t>
+          </w:r>
+        </w:hyperlink>
+      </w:r>
+      <w:r>
+        <w:rPr>
+          <w:u w:val="single" w:color="0000ff"/>
+          <w:rFonts w:ascii="Charis SIL Regular" w:hAnsi="Charis SIL Regular" w:eastAsia="Charis SIL Regular"/>
+          <w:b w:val="0"/>
+          <w:i w:val="0"/>
+          <w:color w:val="000000"/>
+          <w:sz w:val="24"/>
+        </w:rPr>
+        <w:hyperlink r:id="rId18" w:history="1">
+          <w:r>
+            <w:rPr>
+              <w:rStyle w:val="Hyperlink"/>
+            </w:rPr>
+            <w:t>n M</w:t>
+          </w:r>
+        </w:hyperlink>
+      </w:r>
+      <w:r>
+        <w:rPr>
+          <w:u w:val="single" w:color="0000ff"/>
+          <w:rFonts w:ascii="Charis SIL Regular" w:hAnsi="Charis SIL Regular" w:eastAsia="Charis SIL Regular"/>
+          <w:b w:val="0"/>
+          <w:i w:val="0"/>
+          <w:color w:val="000000"/>
+          <w:sz w:val="24"/>
+        </w:rPr>
+        <w:hyperlink r:id="rId18" w:history="1">
+          <w:r>
+            <w:rPr>
+              <w:rStyle w:val="Hyperlink"/>
+            </w:rPr>
+            <w:t>useums</w:t>
+          </w:r>
+        </w:hyperlink>
+      </w:r>
+      <w:r>
+        <w:rPr>
+          <w:u w:val="single" w:color="0000ff"/>
+          <w:rFonts w:ascii="Charis SIL Regular" w:hAnsi="Charis SIL Regular" w:eastAsia="Charis SIL Regular"/>
+          <w:b w:val="0"/>
+          <w:i w:val="0"/>
+          <w:color w:val="000000"/>
+          <w:sz w:val="24"/>
+        </w:rPr>
+        <w:t xml:space="preserve"> </w:t>
+      </w:r>
+      <w:r>
+        <w:rPr>
+          <w:u w:val="single" w:color="0000ff"/>
+          <w:rFonts w:ascii="Charis SIL Regular" w:hAnsi="Charis SIL Regular" w:eastAsia="Charis SIL Regular"/>
+          <w:b w:val="0"/>
+          <w:i w:val="0"/>
+          <w:color w:val="000000"/>
+          <w:sz w:val="24"/>
+        </w:rPr>
+        <w:hyperlink r:id="rId18" w:history="1">
+          <w:r>
+            <w:rPr>
+              <w:rStyle w:val="Hyperlink"/>
+            </w:rPr>
+            <w:t>Associatio</w:t>
+          </w:r>
+        </w:hyperlink>
+      </w:r>
+      <w:r>
+        <w:rPr>
+          <w:u w:val="single" w:color="0000ff"/>
+          <w:rFonts w:ascii="Charis SIL Regular" w:hAnsi="Charis SIL Regular" w:eastAsia="Charis SIL Regular"/>
+          <w:b w:val="0"/>
+          <w:i w:val="0"/>
+          <w:color w:val="000000"/>
+          <w:sz w:val="24"/>
+        </w:rPr>
+        <w:hyperlink r:id="rId18" w:history="1">
+          <w:r>
+            <w:rPr>
+              <w:rStyle w:val="Hyperlink"/>
+            </w:rPr>
+            <w:t>n, 20</w:t>
+          </w:r>
+        </w:hyperlink>
+      </w:r>
+      <w:r>
+        <w:rPr>
+          <w:u w:val="single" w:color="0000ff"/>
+          <w:rFonts w:ascii="Charis SIL Regular" w:hAnsi="Charis SIL Regular" w:eastAsia="Charis SIL Regular"/>
+          <w:b w:val="0"/>
+          <w:i w:val="0"/>
+          <w:color w:val="000000"/>
+          <w:sz w:val="24"/>
+        </w:rPr>
+        <w:hyperlink r:id="rId18" w:history="1">
+          <w:r>
+            <w:rPr>
+              <w:rStyle w:val="Hyperlink"/>
+            </w:rPr>
+            <w:t>19</w:t>
+          </w:r>
+        </w:hyperlink>
       </w:r>
       <w:r>
         <w:rPr>
@@ -4905,34 +5088,7 @@
           <w:color w:val="000000"/>
           <w:sz w:val="24"/>
         </w:rPr>
-        <w:t xml:space="preserve">•  </w:t>
-      </w:r>
-      <w:r>
-        <w:rPr>
-          <w:rFonts w:ascii="Charis SIL Regular" w:hAnsi="Charis SIL Regular" w:eastAsia="Charis SIL Regular"/>
-          <w:b w:val="0"/>
-          <w:i w:val="0"/>
-          <w:color w:val="000000"/>
-          <w:sz w:val="24"/>
-        </w:rPr>
-        <w:hyperlink r:id="rId18" w:history="1">
-          <w:r>
-            <w:rPr>
-              <w:rStyle w:val="Hyperlink"/>
-            </w:rPr>
-            <w:t xml:space="preserve">Deterts, </w:t>
-          </w:r>
-        </w:hyperlink>
-      </w:r>
-      <w:r>
-        <w:rPr>
-          <w:rFonts w:ascii="Charis SIL Regular" w:hAnsi="Charis SIL Regular" w:eastAsia="Charis SIL Regular"/>
-          <w:b w:val="0"/>
-          <w:i w:val="0"/>
-          <w:color w:val="000000"/>
-          <w:sz w:val="24"/>
-        </w:rPr>
-        <w:t xml:space="preserve">Dorothea (ed.), </w:t>
+        <w:t xml:space="preserve">•  Deterts, Dorothea (ed.), </w:t>
       </w:r>
       <w:r>
         <w:rPr>

--- a/EXPORTS/DOCX/published/niveau1/Dutch/DoingResearch.docx
+++ b/EXPORTS/DOCX/published/niveau1/Dutch/DoingResearch.docx
@@ -388,7 +388,6 @@
           <w:i/>
           <w:color w:val="0000FF"/>
           <w:sz w:val="24"/>
-          <w:u w:val="single"/>
         </w:rPr>
         <w:t xml:space="preserve"> </w:t>
       </w:r>
@@ -475,6 +474,7 @@
           <w:i/>
           <w:color w:val="0000FF"/>
           <w:sz w:val="24"/>
+          <w:u w:val="single"/>
         </w:rPr>
         <w:t xml:space="preserve"> </w:t>
       </w:r>
@@ -704,13 +704,31 @@
       </w:r>
       <w:r>
         <w:rPr>
+          <w:u w:val="single" w:color="0000ff"/>
           <w:rFonts w:ascii="Charis SIL Regular" w:hAnsi="Charis SIL Regular" w:eastAsia="Charis SIL Regular"/>
           <w:b w:val="0"/>
           <w:i w:val="0"/>
           <w:color w:val="000000"/>
           <w:sz w:val="24"/>
         </w:rPr>
-        <w:t>publicatie _</w:t>
+        <w:hyperlink r:id="rId9" w:history="1">
+          <w:r>
+            <w:rPr>
+              <w:rStyle w:val="Hyperlink"/>
+            </w:rPr>
+            <w:t>public</w:t>
+          </w:r>
+        </w:hyperlink>
+      </w:r>
+      <w:r>
+        <w:rPr>
+          <w:rFonts w:ascii="Charis SIL Regular" w:hAnsi="Charis SIL Regular" w:eastAsia="Charis SIL Regular"/>
+          <w:b w:val="0"/>
+          <w:i w:val="0"/>
+          <w:color w:val="000000"/>
+          <w:sz w:val="24"/>
+        </w:rPr>
+        <w:t>atie _</w:t>
       </w:r>
       <w:r>
         <w:rPr>
@@ -721,7 +739,7 @@
           <w:sz w:val="24"/>
           <w:u w:val="single"/>
         </w:rPr>
-        <w:hyperlink r:id="rId9" w:history="1">
+        <w:hyperlink r:id="rId10" w:history="1">
           <w:r>
             <w:rPr>
               <w:rStyle w:val="Hyperlink"/>
@@ -739,7 +757,7 @@
           <w:sz w:val="24"/>
           <w:u w:val="single"/>
         </w:rPr>
-        <w:hyperlink r:id="rId9" w:history="1">
+        <w:hyperlink r:id="rId10" w:history="1">
           <w:r>
             <w:rPr>
               <w:rStyle w:val="Hyperlink"/>
@@ -757,7 +775,7 @@
           <w:sz w:val="24"/>
           <w:u w:val="single"/>
         </w:rPr>
-        <w:hyperlink r:id="rId9" w:history="1">
+        <w:hyperlink r:id="rId10" w:history="1">
           <w:r>
             <w:rPr>
               <w:rStyle w:val="Hyperlink"/>
@@ -851,7 +869,7 @@
           <w:sz w:val="24"/>
           <w:u w:val="single"/>
         </w:rPr>
-        <w:hyperlink r:id="rId10" w:history="1">
+        <w:hyperlink r:id="rId9" w:history="1">
           <w:r>
             <w:rPr>
               <w:rStyle w:val="Hyperlink"/>
@@ -869,7 +887,7 @@
           <w:sz w:val="24"/>
           <w:u w:val="single"/>
         </w:rPr>
-        <w:hyperlink r:id="rId10" w:history="1">
+        <w:hyperlink r:id="rId9" w:history="1">
           <w:r>
             <w:rPr>
               <w:rStyle w:val="Hyperlink"/>
@@ -887,7 +905,7 @@
           <w:sz w:val="24"/>
           <w:u w:val="single"/>
         </w:rPr>
-        <w:hyperlink r:id="rId10" w:history="1">
+        <w:hyperlink r:id="rId9" w:history="1">
           <w:r>
             <w:rPr>
               <w:rStyle w:val="Hyperlink"/>
@@ -1039,7 +1057,7 @@
           <w:sz w:val="24"/>
           <w:u w:val="single"/>
         </w:rPr>
-        <w:hyperlink r:id="rId9" w:history="1">
+        <w:hyperlink r:id="rId10" w:history="1">
           <w:r>
             <w:rPr>
               <w:rStyle w:val="Hyperlink"/>
@@ -1057,7 +1075,7 @@
           <w:sz w:val="24"/>
           <w:u w:val="single"/>
         </w:rPr>
-        <w:hyperlink r:id="rId9" w:history="1">
+        <w:hyperlink r:id="rId10" w:history="1">
           <w:r>
             <w:rPr>
               <w:rStyle w:val="Hyperlink"/>
@@ -1086,7 +1104,7 @@
           <w:sz w:val="24"/>
           <w:u w:val="single"/>
         </w:rPr>
-        <w:hyperlink r:id="rId9" w:history="1">
+        <w:hyperlink r:id="rId10" w:history="1">
           <w:r>
             <w:rPr>
               <w:rStyle w:val="Hyperlink"/>
@@ -1104,7 +1122,7 @@
           <w:sz w:val="24"/>
           <w:u w:val="single"/>
         </w:rPr>
-        <w:hyperlink r:id="rId9" w:history="1">
+        <w:hyperlink r:id="rId10" w:history="1">
           <w:r>
             <w:rPr>
               <w:rStyle w:val="Hyperlink"/>
@@ -1122,7 +1140,7 @@
           <w:sz w:val="24"/>
           <w:u w:val="single"/>
         </w:rPr>
-        <w:hyperlink r:id="rId9" w:history="1">
+        <w:hyperlink r:id="rId10" w:history="1">
           <w:r>
             <w:rPr>
               <w:rStyle w:val="Hyperlink"/>
@@ -1151,7 +1169,7 @@
           <w:sz w:val="24"/>
           <w:u w:val="single"/>
         </w:rPr>
-        <w:hyperlink r:id="rId9" w:history="1">
+        <w:hyperlink r:id="rId10" w:history="1">
           <w:r>
             <w:rPr>
               <w:rStyle w:val="Hyperlink"/>
@@ -1196,241 +1214,7 @@
           <w:color w:val="000000"/>
           <w:sz w:val="24"/>
         </w:rPr>
-        <w:t>de Rijksdie</w:t>
-      </w:r>
-      <w:r>
-        <w:rPr>
-          <w:u w:val="single" w:color="0000ff"/>
-          <w:rFonts w:ascii="Charis SIL Regular" w:hAnsi="Charis SIL Regular" w:eastAsia="Charis SIL Regular"/>
-          <w:b w:val="0"/>
-          <w:i w:val="0"/>
-          <w:color w:val="000000"/>
-          <w:sz w:val="24"/>
-        </w:rPr>
-        <w:hyperlink r:id="rId10" w:history="1">
-          <w:r>
-            <w:rPr>
-              <w:rStyle w:val="Hyperlink"/>
-            </w:rPr>
-            <w:t>nst voor het Culture</w:t>
-          </w:r>
-        </w:hyperlink>
-      </w:r>
-      <w:r>
-        <w:rPr>
-          <w:u w:val="single" w:color="0000ff"/>
-          <w:rFonts w:ascii="Charis SIL Regular" w:hAnsi="Charis SIL Regular" w:eastAsia="Charis SIL Regular"/>
-          <w:b w:val="0"/>
-          <w:i w:val="0"/>
-          <w:color w:val="000000"/>
-          <w:sz w:val="24"/>
-        </w:rPr>
-        <w:hyperlink r:id="rId10" w:history="1">
-          <w:r>
-            <w:rPr>
-              <w:rStyle w:val="Hyperlink"/>
-            </w:rPr>
-            <w:t>e</w:t>
-          </w:r>
-        </w:hyperlink>
-      </w:r>
-      <w:r>
-        <w:rPr>
-          <w:u w:val="single" w:color="0000ff"/>
-          <w:rFonts w:ascii="Charis SIL Regular" w:hAnsi="Charis SIL Regular" w:eastAsia="Charis SIL Regular"/>
-          <w:b w:val="0"/>
-          <w:i w:val="0"/>
-          <w:color w:val="000000"/>
-          <w:sz w:val="24"/>
-        </w:rPr>
-        <w:hyperlink r:id="rId10" w:history="1">
-          <w:r>
-            <w:rPr>
-              <w:rStyle w:val="Hyperlink"/>
-            </w:rPr>
-            <w:t>l Erf</w:t>
-          </w:r>
-        </w:hyperlink>
-      </w:r>
-      <w:r>
-        <w:rPr>
-          <w:u w:val="single" w:color="0000ff"/>
-          <w:rFonts w:ascii="Charis SIL Regular" w:hAnsi="Charis SIL Regular" w:eastAsia="Charis SIL Regular"/>
-          <w:b w:val="0"/>
-          <w:i w:val="0"/>
-          <w:color w:val="000000"/>
-          <w:sz w:val="24"/>
-        </w:rPr>
-        <w:hyperlink r:id="rId10" w:history="1">
-          <w:r>
-            <w:rPr>
-              <w:rStyle w:val="Hyperlink"/>
-            </w:rPr>
-            <w:t>g</w:t>
-          </w:r>
-        </w:hyperlink>
-      </w:r>
-      <w:r>
-        <w:rPr>
-          <w:u w:val="single" w:color="0000ff"/>
-          <w:rFonts w:ascii="Charis SIL Regular" w:hAnsi="Charis SIL Regular" w:eastAsia="Charis SIL Regular"/>
-          <w:b w:val="0"/>
-          <w:i w:val="0"/>
-          <w:color w:val="000000"/>
-          <w:sz w:val="24"/>
-        </w:rPr>
-        <w:hyperlink r:id="rId10" w:history="1">
-          <w:r>
-            <w:rPr>
-              <w:rStyle w:val="Hyperlink"/>
-            </w:rPr>
-            <w:t>oed. On</w:t>
-          </w:r>
-        </w:hyperlink>
-      </w:r>
-      <w:r>
-        <w:rPr>
-          <w:u w:val="single" w:color="0000ff"/>
-          <w:rFonts w:ascii="Charis SIL Regular" w:hAnsi="Charis SIL Regular" w:eastAsia="Charis SIL Regular"/>
-          <w:b w:val="0"/>
-          <w:i w:val="0"/>
-          <w:color w:val="000000"/>
-          <w:sz w:val="24"/>
-        </w:rPr>
-        <w:hyperlink r:id="rId10" w:history="1">
-          <w:r>
-            <w:rPr>
-              <w:rStyle w:val="Hyperlink"/>
-            </w:rPr>
-            <w:t>d</w:t>
-          </w:r>
-        </w:hyperlink>
-      </w:r>
-      <w:r>
-        <w:rPr>
-          <w:u w:val="single" w:color="0000ff"/>
-          <w:rFonts w:ascii="Charis SIL Regular" w:hAnsi="Charis SIL Regular" w:eastAsia="Charis SIL Regular"/>
-          <w:b w:val="0"/>
-          <w:i w:val="0"/>
-          <w:color w:val="000000"/>
-          <w:sz w:val="24"/>
-        </w:rPr>
-        <w:hyperlink r:id="rId10" w:history="1">
-          <w:r>
-            <w:rPr>
-              <w:rStyle w:val="Hyperlink"/>
-            </w:rPr>
-            <w:t>er</w:t>
-          </w:r>
-        </w:hyperlink>
-      </w:r>
-      <w:r>
-        <w:rPr>
-          <w:u w:val="single" w:color="0000ff"/>
-          <w:rFonts w:ascii="Charis SIL Regular" w:hAnsi="Charis SIL Regular" w:eastAsia="Charis SIL Regular"/>
-          <w:b w:val="0"/>
-          <w:i w:val="0"/>
-          <w:color w:val="000000"/>
-          <w:sz w:val="24"/>
-        </w:rPr>
-        <w:hyperlink r:id="rId10" w:history="1">
-          <w:r>
-            <w:rPr>
-              <w:rStyle w:val="Hyperlink"/>
-            </w:rPr>
-            <w:t>a</w:t>
-          </w:r>
-        </w:hyperlink>
-      </w:r>
-      <w:r>
-        <w:rPr>
-          <w:u w:val="single" w:color="0000ff"/>
-          <w:rFonts w:ascii="Charis SIL Regular" w:hAnsi="Charis SIL Regular" w:eastAsia="Charis SIL Regular"/>
-          <w:b w:val="0"/>
-          <w:i w:val="0"/>
-          <w:color w:val="000000"/>
-          <w:sz w:val="24"/>
-        </w:rPr>
-        <w:hyperlink r:id="rId10" w:history="1">
-          <w:r>
-            <w:rPr>
-              <w:rStyle w:val="Hyperlink"/>
-            </w:rPr>
-            <w:t xml:space="preserve">an </w:t>
-          </w:r>
-        </w:hyperlink>
-      </w:r>
-      <w:r>
-        <w:rPr>
-          <w:u w:val="single" w:color="0000ff"/>
-          <w:rFonts w:ascii="Charis SIL Regular" w:hAnsi="Charis SIL Regular" w:eastAsia="Charis SIL Regular"/>
-          <w:b w:val="0"/>
-          <w:i w:val="0"/>
-          <w:color w:val="000000"/>
-          <w:sz w:val="24"/>
-        </w:rPr>
-        <w:hyperlink r:id="rId10" w:history="1">
-          <w:r>
-            <w:rPr>
-              <w:rStyle w:val="Hyperlink"/>
-            </w:rPr>
-            <w:t>d</w:t>
-          </w:r>
-        </w:hyperlink>
-      </w:r>
-      <w:r>
-        <w:rPr>
-          <w:u w:val="single" w:color="0000ff"/>
-          <w:rFonts w:ascii="Charis SIL Regular" w:hAnsi="Charis SIL Regular" w:eastAsia="Charis SIL Regular"/>
-          <w:b w:val="0"/>
-          <w:i w:val="0"/>
-          <w:color w:val="000000"/>
-          <w:sz w:val="24"/>
-        </w:rPr>
-        <w:hyperlink r:id="rId10" w:history="1">
-          <w:r>
-            <w:rPr>
-              <w:rStyle w:val="Hyperlink"/>
-            </w:rPr>
-            <w:t>eze zoek</w:t>
-          </w:r>
-        </w:hyperlink>
-      </w:r>
-      <w:r>
-        <w:rPr>
-          <w:u w:val="single" w:color="0000ff"/>
-          <w:rFonts w:ascii="Charis SIL Regular" w:hAnsi="Charis SIL Regular" w:eastAsia="Charis SIL Regular"/>
-          <w:b w:val="0"/>
-          <w:i w:val="0"/>
-          <w:color w:val="000000"/>
-          <w:sz w:val="24"/>
-        </w:rPr>
-        <w:hyperlink r:id="rId10" w:history="1">
-          <w:r>
-            <w:rPr>
-              <w:rStyle w:val="Hyperlink"/>
-            </w:rPr>
-            <w:t>h</w:t>
-          </w:r>
-        </w:hyperlink>
-      </w:r>
-      <w:r>
-        <w:rPr>
-          <w:u w:val="single" w:color="0000ff"/>
-          <w:rFonts w:ascii="Charis SIL Regular" w:hAnsi="Charis SIL Regular" w:eastAsia="Charis SIL Regular"/>
-          <w:b w:val="0"/>
-          <w:i w:val="0"/>
-          <w:color w:val="000000"/>
-          <w:sz w:val="24"/>
-        </w:rPr>
-        <w:hyperlink r:id="rId10" w:history="1">
-          <w:r>
-            <w:rPr>
-              <w:rStyle w:val="Hyperlink"/>
-            </w:rPr>
-            <w:t>ulp vind</w:t>
-          </w:r>
-        </w:hyperlink>
+        <w:t>de Rijksdienst voor het Cultureel Erfgoed. Onderaan deze zoekhulp vind</w:t>
       </w:r>
       <w:r>
         <w:rPr>
@@ -2524,7 +2308,25 @@
           <w:color w:val="000000"/>
           <w:sz w:val="24"/>
         </w:rPr>
-        <w:t xml:space="preserve">Haag is de zoekhulp </w:t>
+        <w:t xml:space="preserve">Haag is </w:t>
+      </w:r>
+      <w:r>
+        <w:rPr>
+          <w:u w:val="single" w:color="0000ff"/>
+          <w:rFonts w:ascii="Charis SIL Regular" w:hAnsi="Charis SIL Regular" w:eastAsia="Charis SIL Regular"/>
+          <w:b w:val="0"/>
+          <w:i w:val="0"/>
+          <w:color w:val="000000"/>
+          <w:sz w:val="24"/>
+        </w:rPr>
+        <w:hyperlink r:id="rId12" w:history="1">
+          <w:r>
+            <w:rPr>
+              <w:rStyle w:val="Hyperlink"/>
+            </w:rPr>
+            <w:t xml:space="preserve">de zoekhulp </w:t>
+          </w:r>
+        </w:hyperlink>
       </w:r>
       <w:r>
         <w:rPr>
@@ -2535,7 +2337,7 @@
           <w:sz w:val="24"/>
           <w:u w:val="single"/>
         </w:rPr>
-        <w:hyperlink r:id="rId13" w:history="1">
+        <w:hyperlink r:id="rId12" w:history="1">
           <w:r>
             <w:rPr>
               <w:rStyle w:val="Hyperlink"/>
@@ -2543,6 +2345,111 @@
             <w:t>H</w:t>
           </w:r>
         </w:hyperlink>
+      </w:r>
+      <w:r>
+        <w:rPr>
+          <w:rFonts w:ascii="Charis SIL Regular" w:hAnsi="Charis SIL Regular" w:eastAsia="Charis SIL Regular"/>
+          <w:b w:val="0"/>
+          <w:i w:val="0"/>
+          <w:color w:val="0000FF"/>
+          <w:sz w:val="24"/>
+          <w:u w:val="single"/>
+        </w:rPr>
+        <w:hyperlink r:id="rId12" w:history="1">
+          <w:r>
+            <w:rPr>
+              <w:rStyle w:val="Hyperlink"/>
+            </w:rPr>
+            <w:t>o</w:t>
+          </w:r>
+        </w:hyperlink>
+      </w:r>
+      <w:r>
+        <w:rPr>
+          <w:rFonts w:ascii="Charis SIL Regular" w:hAnsi="Charis SIL Regular" w:eastAsia="Charis SIL Regular"/>
+          <w:b w:val="0"/>
+          <w:i w:val="0"/>
+          <w:color w:val="0000FF"/>
+          <w:sz w:val="24"/>
+          <w:u w:val="single"/>
+        </w:rPr>
+        <w:hyperlink r:id="rId12" w:history="1">
+          <w:r>
+            <w:rPr>
+              <w:rStyle w:val="Hyperlink"/>
+            </w:rPr>
+            <w:t>e</w:t>
+          </w:r>
+        </w:hyperlink>
+      </w:r>
+      <w:r>
+        <w:rPr>
+          <w:rFonts w:ascii="Charis SIL Regular" w:hAnsi="Charis SIL Regular" w:eastAsia="Charis SIL Regular"/>
+          <w:b w:val="0"/>
+          <w:i w:val="0"/>
+          <w:color w:val="0000FF"/>
+          <w:sz w:val="24"/>
+          <w:u w:val="single"/>
+        </w:rPr>
+        <w:t xml:space="preserve"> </w:t>
+      </w:r>
+      <w:r>
+        <w:rPr>
+          <w:rFonts w:ascii="Charis SIL Regular" w:hAnsi="Charis SIL Regular" w:eastAsia="Charis SIL Regular"/>
+          <w:b w:val="0"/>
+          <w:i w:val="0"/>
+          <w:color w:val="0000FF"/>
+          <w:sz w:val="24"/>
+          <w:u w:val="single"/>
+        </w:rPr>
+        <w:hyperlink r:id="rId12" w:history="1">
+          <w:r>
+            <w:rPr>
+              <w:rStyle w:val="Hyperlink"/>
+            </w:rPr>
+            <w:t>doe</w:t>
+          </w:r>
+        </w:hyperlink>
+      </w:r>
+      <w:r>
+        <w:rPr>
+          <w:rFonts w:ascii="Charis SIL Regular" w:hAnsi="Charis SIL Regular" w:eastAsia="Charis SIL Regular"/>
+          <w:b w:val="0"/>
+          <w:i w:val="0"/>
+          <w:color w:val="0000FF"/>
+          <w:sz w:val="24"/>
+          <w:u w:val="single"/>
+        </w:rPr>
+        <w:t xml:space="preserve"> </w:t>
+      </w:r>
+      <w:r>
+        <w:rPr>
+          <w:rFonts w:ascii="Charis SIL Regular" w:hAnsi="Charis SIL Regular" w:eastAsia="Charis SIL Regular"/>
+          <w:b w:val="0"/>
+          <w:i w:val="0"/>
+          <w:color w:val="0000FF"/>
+          <w:sz w:val="24"/>
+          <w:u w:val="single"/>
+        </w:rPr>
+        <w:hyperlink r:id="rId13" w:history="1">
+          <w:r>
+            <w:rPr>
+              <w:rStyle w:val="Hyperlink"/>
+            </w:rPr>
+            <w:t>ik</w:t>
+          </w:r>
+        </w:hyperlink>
+      </w:r>
+      <w:r>
+        <w:rPr>
+          <w:rFonts w:ascii="Charis SIL Regular" w:hAnsi="Charis SIL Regular" w:eastAsia="Charis SIL Regular"/>
+          <w:b w:val="0"/>
+          <w:i w:val="0"/>
+          <w:color w:val="0000FF"/>
+          <w:sz w:val="24"/>
+          <w:u w:val="single"/>
+        </w:rPr>
+        <w:t xml:space="preserve"> </w:t>
       </w:r>
       <w:r>
         <w:rPr>
@@ -2576,111 +2483,6 @@
             <w:rPr>
               <w:rStyle w:val="Hyperlink"/>
             </w:rPr>
-            <w:t>e</w:t>
-          </w:r>
-        </w:hyperlink>
-      </w:r>
-      <w:r>
-        <w:rPr>
-          <w:rFonts w:ascii="Charis SIL Regular" w:hAnsi="Charis SIL Regular" w:eastAsia="Charis SIL Regular"/>
-          <w:b w:val="0"/>
-          <w:i w:val="0"/>
-          <w:color w:val="0000FF"/>
-          <w:sz w:val="24"/>
-          <w:u w:val="single"/>
-        </w:rPr>
-        <w:t xml:space="preserve"> </w:t>
-      </w:r>
-      <w:r>
-        <w:rPr>
-          <w:rFonts w:ascii="Charis SIL Regular" w:hAnsi="Charis SIL Regular" w:eastAsia="Charis SIL Regular"/>
-          <w:b w:val="0"/>
-          <w:i w:val="0"/>
-          <w:color w:val="0000FF"/>
-          <w:sz w:val="24"/>
-          <w:u w:val="single"/>
-        </w:rPr>
-        <w:hyperlink r:id="rId13" w:history="1">
-          <w:r>
-            <w:rPr>
-              <w:rStyle w:val="Hyperlink"/>
-            </w:rPr>
-            <w:t>doe</w:t>
-          </w:r>
-        </w:hyperlink>
-      </w:r>
-      <w:r>
-        <w:rPr>
-          <w:rFonts w:ascii="Charis SIL Regular" w:hAnsi="Charis SIL Regular" w:eastAsia="Charis SIL Regular"/>
-          <w:b w:val="0"/>
-          <w:i w:val="0"/>
-          <w:color w:val="0000FF"/>
-          <w:sz w:val="24"/>
-          <w:u w:val="single"/>
-        </w:rPr>
-        <w:t xml:space="preserve"> </w:t>
-      </w:r>
-      <w:r>
-        <w:rPr>
-          <w:rFonts w:ascii="Charis SIL Regular" w:hAnsi="Charis SIL Regular" w:eastAsia="Charis SIL Regular"/>
-          <w:b w:val="0"/>
-          <w:i w:val="0"/>
-          <w:color w:val="0000FF"/>
-          <w:sz w:val="24"/>
-          <w:u w:val="single"/>
-        </w:rPr>
-        <w:hyperlink r:id="rId13" w:history="1">
-          <w:r>
-            <w:rPr>
-              <w:rStyle w:val="Hyperlink"/>
-            </w:rPr>
-            <w:t>ik</w:t>
-          </w:r>
-        </w:hyperlink>
-      </w:r>
-      <w:r>
-        <w:rPr>
-          <w:rFonts w:ascii="Charis SIL Regular" w:hAnsi="Charis SIL Regular" w:eastAsia="Charis SIL Regular"/>
-          <w:b w:val="0"/>
-          <w:i w:val="0"/>
-          <w:color w:val="0000FF"/>
-          <w:sz w:val="24"/>
-          <w:u w:val="single"/>
-        </w:rPr>
-        <w:t xml:space="preserve"> </w:t>
-      </w:r>
-      <w:r>
-        <w:rPr>
-          <w:rFonts w:ascii="Charis SIL Regular" w:hAnsi="Charis SIL Regular" w:eastAsia="Charis SIL Regular"/>
-          <w:b w:val="0"/>
-          <w:i w:val="0"/>
-          <w:color w:val="0000FF"/>
-          <w:sz w:val="24"/>
-          <w:u w:val="single"/>
-        </w:rPr>
-        <w:hyperlink r:id="rId13" w:history="1">
-          <w:r>
-            <w:rPr>
-              <w:rStyle w:val="Hyperlink"/>
-            </w:rPr>
-            <w:t>o</w:t>
-          </w:r>
-        </w:hyperlink>
-      </w:r>
-      <w:r>
-        <w:rPr>
-          <w:rFonts w:ascii="Charis SIL Regular" w:hAnsi="Charis SIL Regular" w:eastAsia="Charis SIL Regular"/>
-          <w:b w:val="0"/>
-          <w:i w:val="0"/>
-          <w:color w:val="0000FF"/>
-          <w:sz w:val="24"/>
-          <w:u w:val="single"/>
-        </w:rPr>
-        <w:hyperlink r:id="rId13" w:history="1">
-          <w:r>
-            <w:rPr>
-              <w:rStyle w:val="Hyperlink"/>
-            </w:rPr>
             <w:t>n</w:t>
           </w:r>
         </w:hyperlink>
@@ -2694,7 +2496,7 @@
           <w:sz w:val="24"/>
           <w:u w:val="single"/>
         </w:rPr>
-        <w:hyperlink r:id="rId12" w:history="1">
+        <w:hyperlink r:id="rId13" w:history="1">
           <w:r>
             <w:rPr>
               <w:rStyle w:val="Hyperlink"/>
@@ -2712,7 +2514,7 @@
           <w:sz w:val="24"/>
           <w:u w:val="single"/>
         </w:rPr>
-        <w:hyperlink r:id="rId12" w:history="1">
+        <w:hyperlink r:id="rId13" w:history="1">
           <w:r>
             <w:rPr>
               <w:rStyle w:val="Hyperlink"/>
@@ -2730,7 +2532,7 @@
           <w:sz w:val="24"/>
           <w:u w:val="single"/>
         </w:rPr>
-        <w:hyperlink r:id="rId12" w:history="1">
+        <w:hyperlink r:id="rId13" w:history="1">
           <w:r>
             <w:rPr>
               <w:rStyle w:val="Hyperlink"/>
@@ -2759,7 +2561,7 @@
           <w:sz w:val="24"/>
           <w:u w:val="single"/>
         </w:rPr>
-        <w:hyperlink r:id="rId12" w:history="1">
+        <w:hyperlink r:id="rId13" w:history="1">
           <w:r>
             <w:rPr>
               <w:rStyle w:val="Hyperlink"/>
@@ -3472,101 +3274,7 @@
           <w:sz w:val="24"/>
           <w:u w:val="single"/>
         </w:rPr>
-        <w:hyperlink r:id="rId16" w:history="1">
-          <w:r>
-            <w:rPr>
-              <w:rStyle w:val="Hyperlink"/>
-            </w:rPr>
-            <w:t>Cultural</w:t>
-          </w:r>
-        </w:hyperlink>
-      </w:r>
-      <w:r>
-        <w:rPr>
-          <w:rFonts w:ascii="Charis SIL Italic" w:hAnsi="Charis SIL Italic" w:eastAsia="Charis SIL Italic"/>
-          <w:b w:val="0"/>
-          <w:i/>
-          <w:color w:val="0000FF"/>
-          <w:sz w:val="24"/>
-          <w:u w:val="single"/>
-        </w:rPr>
-        <w:t xml:space="preserve"> </w:t>
-      </w:r>
-      <w:r>
-        <w:rPr>
-          <w:rFonts w:ascii="Charis SIL Italic" w:hAnsi="Charis SIL Italic" w:eastAsia="Charis SIL Italic"/>
-          <w:b w:val="0"/>
-          <w:i/>
-          <w:color w:val="0000FF"/>
-          <w:sz w:val="24"/>
-          <w:u w:val="single"/>
-        </w:rPr>
-        <w:hyperlink r:id="rId16" w:history="1">
-          <w:r>
-            <w:rPr>
-              <w:rStyle w:val="Hyperlink"/>
-            </w:rPr>
-            <w:t>Objects</w:t>
-          </w:r>
-        </w:hyperlink>
-      </w:r>
-      <w:r>
-        <w:rPr>
-          <w:rFonts w:ascii="Charis SIL Italic" w:hAnsi="Charis SIL Italic" w:eastAsia="Charis SIL Italic"/>
-          <w:b w:val="0"/>
-          <w:i/>
-          <w:color w:val="0000FF"/>
-          <w:sz w:val="24"/>
-          <w:u w:val="single"/>
-        </w:rPr>
-        <w:t xml:space="preserve"> </w:t>
-      </w:r>
-      <w:r>
-        <w:rPr>
-          <w:rFonts w:ascii="Charis SIL Italic" w:hAnsi="Charis SIL Italic" w:eastAsia="Charis SIL Italic"/>
-          <w:b w:val="0"/>
-          <w:i/>
-          <w:color w:val="0000FF"/>
-          <w:sz w:val="24"/>
-          <w:u w:val="single"/>
-        </w:rPr>
-        <w:hyperlink r:id="rId16" w:history="1">
-          <w:r>
-            <w:rPr>
-              <w:rStyle w:val="Hyperlink"/>
-            </w:rPr>
-            <w:t>and</w:t>
-          </w:r>
-        </w:hyperlink>
-      </w:r>
-      <w:r>
-        <w:rPr>
-          <w:rFonts w:ascii="Charis SIL Italic" w:hAnsi="Charis SIL Italic" w:eastAsia="Charis SIL Italic"/>
-          <w:b w:val="0"/>
-          <w:i/>
-          <w:color w:val="0000FF"/>
-          <w:sz w:val="24"/>
-          <w:u w:val="single"/>
-        </w:rPr>
-        <w:t xml:space="preserve"> </w:t>
-      </w:r>
-      <w:r>
-        <w:rPr>
-          <w:rFonts w:ascii="Charis SIL Italic" w:hAnsi="Charis SIL Italic" w:eastAsia="Charis SIL Italic"/>
-          <w:b w:val="0"/>
-          <w:i/>
-          <w:color w:val="0000FF"/>
-          <w:sz w:val="24"/>
-          <w:u w:val="single"/>
-        </w:rPr>
-        <w:hyperlink r:id="rId16" w:history="1">
-          <w:r>
-            <w:rPr>
-              <w:rStyle w:val="Hyperlink"/>
-            </w:rPr>
-            <w:t>Collectio</w:t>
-          </w:r>
-        </w:hyperlink>
+        <w:t>Cultural Objects and Collectio</w:t>
       </w:r>
       <w:r>
         <w:rPr>
@@ -5088,7 +4796,34 @@
           <w:color w:val="000000"/>
           <w:sz w:val="24"/>
         </w:rPr>
-        <w:t xml:space="preserve">•  Deterts, Dorothea (ed.), </w:t>
+        <w:t xml:space="preserve">•  </w:t>
+      </w:r>
+      <w:r>
+        <w:rPr>
+          <w:rFonts w:ascii="Charis SIL Regular" w:hAnsi="Charis SIL Regular" w:eastAsia="Charis SIL Regular"/>
+          <w:b w:val="0"/>
+          <w:i w:val="0"/>
+          <w:color w:val="000000"/>
+          <w:sz w:val="24"/>
+        </w:rPr>
+        <w:hyperlink r:id="rId18" w:history="1">
+          <w:r>
+            <w:rPr>
+              <w:rStyle w:val="Hyperlink"/>
+            </w:rPr>
+            <w:t xml:space="preserve">Deterts, </w:t>
+          </w:r>
+        </w:hyperlink>
+      </w:r>
+      <w:r>
+        <w:rPr>
+          <w:rFonts w:ascii="Charis SIL Regular" w:hAnsi="Charis SIL Regular" w:eastAsia="Charis SIL Regular"/>
+          <w:b w:val="0"/>
+          <w:i w:val="0"/>
+          <w:color w:val="000000"/>
+          <w:sz w:val="24"/>
+        </w:rPr>
+        <w:t xml:space="preserve">Dorothea (ed.), </w:t>
       </w:r>
       <w:r>
         <w:rPr>

--- a/EXPORTS/DOCX/published/niveau1/Dutch/DoingResearch.docx
+++ b/EXPORTS/DOCX/published/niveau1/Dutch/DoingResearch.docx
@@ -388,6 +388,7 @@
           <w:i/>
           <w:color w:val="0000FF"/>
           <w:sz w:val="24"/>
+          <w:u w:val="single"/>
         </w:rPr>
         <w:t xml:space="preserve"> </w:t>
       </w:r>
@@ -673,16 +674,8 @@
           <w:i/>
           <w:color w:val="0000FF"/>
           <w:sz w:val="24"/>
-          <w:u w:val="single"/>
-        </w:rPr>
-        <w:hyperlink r:id="rId9" w:history="1">
-          <w:r>
-            <w:rPr>
-              <w:rStyle w:val="Hyperlink"/>
-            </w:rPr>
-            <w:t>s</w:t>
-          </w:r>
-        </w:hyperlink>
+        </w:rPr>
+        <w:t>s</w:t>
       </w:r>
       <w:r>
         <w:rPr>
@@ -722,13 +715,57 @@
       </w:r>
       <w:r>
         <w:rPr>
+          <w:u w:val="single" w:color="0000ff"/>
           <w:rFonts w:ascii="Charis SIL Regular" w:hAnsi="Charis SIL Regular" w:eastAsia="Charis SIL Regular"/>
           <w:b w:val="0"/>
           <w:i w:val="0"/>
           <w:color w:val="000000"/>
           <w:sz w:val="24"/>
         </w:rPr>
-        <w:t>atie _</w:t>
+        <w:hyperlink r:id="rId9" w:history="1">
+          <w:r>
+            <w:rPr>
+              <w:rStyle w:val="Hyperlink"/>
+            </w:rPr>
+            <w:t>a</w:t>
+          </w:r>
+        </w:hyperlink>
+      </w:r>
+      <w:r>
+        <w:rPr>
+          <w:u w:val="single" w:color="0000ff"/>
+          <w:rFonts w:ascii="Charis SIL Regular" w:hAnsi="Charis SIL Regular" w:eastAsia="Charis SIL Regular"/>
+          <w:b w:val="0"/>
+          <w:i w:val="0"/>
+          <w:color w:val="000000"/>
+          <w:sz w:val="24"/>
+        </w:rPr>
+        <w:hyperlink r:id="rId9" w:history="1">
+          <w:r>
+            <w:rPr>
+              <w:rStyle w:val="Hyperlink"/>
+            </w:rPr>
+            <w:t xml:space="preserve">tie </w:t>
+          </w:r>
+        </w:hyperlink>
+      </w:r>
+      <w:r>
+        <w:rPr>
+          <w:u w:val="single" w:color="0000ff"/>
+          <w:rFonts w:ascii="Charis SIL Regular" w:hAnsi="Charis SIL Regular" w:eastAsia="Charis SIL Regular"/>
+          <w:b w:val="0"/>
+          <w:i w:val="0"/>
+          <w:color w:val="000000"/>
+          <w:sz w:val="24"/>
+        </w:rPr>
+        <w:hyperlink r:id="rId9" w:history="1">
+          <w:r>
+            <w:rPr>
+              <w:rStyle w:val="Hyperlink"/>
+            </w:rPr>
+            <w:t>_</w:t>
+          </w:r>
+        </w:hyperlink>
       </w:r>
       <w:r>
         <w:rPr>
@@ -739,7 +776,7 @@
           <w:sz w:val="24"/>
           <w:u w:val="single"/>
         </w:rPr>
-        <w:hyperlink r:id="rId10" w:history="1">
+        <w:hyperlink r:id="rId9" w:history="1">
           <w:r>
             <w:rPr>
               <w:rStyle w:val="Hyperlink"/>
@@ -757,7 +794,7 @@
           <w:sz w:val="24"/>
           <w:u w:val="single"/>
         </w:rPr>
-        <w:hyperlink r:id="rId10" w:history="1">
+        <w:hyperlink r:id="rId9" w:history="1">
           <w:r>
             <w:rPr>
               <w:rStyle w:val="Hyperlink"/>
@@ -774,6 +811,474 @@
           <w:color w:val="0000FF"/>
           <w:sz w:val="24"/>
           <w:u w:val="single"/>
+        </w:rPr>
+        <w:hyperlink r:id="rId9" w:history="1">
+          <w:r>
+            <w:rPr>
+              <w:rStyle w:val="Hyperlink"/>
+            </w:rPr>
+            <w:t>e</w:t>
+          </w:r>
+        </w:hyperlink>
+      </w:r>
+      <w:r>
+        <w:rPr>
+          <w:rFonts w:ascii="Charis SIL Regular" w:hAnsi="Charis SIL Regular" w:eastAsia="Charis SIL Regular"/>
+          <w:b w:val="0"/>
+          <w:i w:val="0"/>
+          <w:color w:val="0000FF"/>
+          <w:sz w:val="24"/>
+          <w:u w:val="single"/>
+        </w:rPr>
+        <w:hyperlink r:id="rId9" w:history="1">
+          <w:r>
+            <w:rPr>
+              <w:rStyle w:val="Hyperlink"/>
+            </w:rPr>
+            <w:t>rzoek</w:t>
+          </w:r>
+        </w:hyperlink>
+      </w:r>
+      <w:r>
+        <w:rPr>
+          <w:rFonts w:ascii="Charis SIL Regular" w:hAnsi="Charis SIL Regular" w:eastAsia="Charis SIL Regular"/>
+          <w:b w:val="0"/>
+          <w:i w:val="0"/>
+          <w:color w:val="0000FF"/>
+          <w:sz w:val="24"/>
+          <w:u w:val="single"/>
+        </w:rPr>
+        <w:t xml:space="preserve"> </w:t>
+      </w:r>
+      <w:r>
+        <w:rPr>
+          <w:rFonts w:ascii="Charis SIL Regular" w:hAnsi="Charis SIL Regular" w:eastAsia="Charis SIL Regular"/>
+          <w:b w:val="0"/>
+          <w:i w:val="0"/>
+          <w:color w:val="0000FF"/>
+          <w:sz w:val="24"/>
+          <w:u w:val="single"/>
+        </w:rPr>
+        <w:hyperlink r:id="rId9" w:history="1">
+          <w:r>
+            <w:rPr>
+              <w:rStyle w:val="Hyperlink"/>
+            </w:rPr>
+            <w:t>n</w:t>
+          </w:r>
+        </w:hyperlink>
+      </w:r>
+      <w:r>
+        <w:rPr>
+          <w:rFonts w:ascii="Charis SIL Regular" w:hAnsi="Charis SIL Regular" w:eastAsia="Charis SIL Regular"/>
+          <w:b w:val="0"/>
+          <w:i w:val="0"/>
+          <w:color w:val="0000FF"/>
+          <w:sz w:val="24"/>
+          <w:u w:val="single"/>
+        </w:rPr>
+        <w:hyperlink r:id="rId9" w:history="1">
+          <w:r>
+            <w:rPr>
+              <w:rStyle w:val="Hyperlink"/>
+            </w:rPr>
+            <w:t>aar</w:t>
+          </w:r>
+        </w:hyperlink>
+      </w:r>
+      <w:r>
+        <w:rPr>
+          <w:rFonts w:ascii="Charis SIL Regular" w:hAnsi="Charis SIL Regular" w:eastAsia="Charis SIL Regular"/>
+          <w:b w:val="0"/>
+          <w:i w:val="0"/>
+          <w:color w:val="0000FF"/>
+          <w:sz w:val="24"/>
+          <w:u w:val="single"/>
+        </w:rPr>
+        <w:t xml:space="preserve"> </w:t>
+      </w:r>
+      <w:r>
+        <w:rPr>
+          <w:rFonts w:ascii="Charis SIL Regular" w:hAnsi="Charis SIL Regular" w:eastAsia="Charis SIL Regular"/>
+          <w:b w:val="0"/>
+          <w:i w:val="0"/>
+          <w:color w:val="0000FF"/>
+          <w:sz w:val="24"/>
+          <w:u w:val="single"/>
+        </w:rPr>
+        <w:hyperlink r:id="rId9" w:history="1">
+          <w:r>
+            <w:rPr>
+              <w:rStyle w:val="Hyperlink"/>
+            </w:rPr>
+            <w:t>ob</w:t>
+          </w:r>
+        </w:hyperlink>
+      </w:r>
+      <w:r>
+        <w:rPr>
+          <w:rFonts w:ascii="Charis SIL Regular" w:hAnsi="Charis SIL Regular" w:eastAsia="Charis SIL Regular"/>
+          <w:b w:val="0"/>
+          <w:i w:val="0"/>
+          <w:color w:val="0000FF"/>
+          <w:sz w:val="24"/>
+          <w:u w:val="single"/>
+        </w:rPr>
+        <w:hyperlink r:id="rId9" w:history="1">
+          <w:r>
+            <w:rPr>
+              <w:rStyle w:val="Hyperlink"/>
+            </w:rPr>
+            <w:t>j</w:t>
+          </w:r>
+        </w:hyperlink>
+      </w:r>
+      <w:r>
+        <w:rPr>
+          <w:rFonts w:ascii="Charis SIL Regular" w:hAnsi="Charis SIL Regular" w:eastAsia="Charis SIL Regular"/>
+          <w:b w:val="0"/>
+          <w:i w:val="0"/>
+          <w:color w:val="0000FF"/>
+          <w:sz w:val="24"/>
+          <w:u w:val="single"/>
+        </w:rPr>
+        <w:hyperlink r:id="rId9" w:history="1">
+          <w:r>
+            <w:rPr>
+              <w:rStyle w:val="Hyperlink"/>
+            </w:rPr>
+            <w:t>ecte</w:t>
+          </w:r>
+        </w:hyperlink>
+      </w:r>
+      <w:r>
+        <w:rPr>
+          <w:rFonts w:ascii="Charis SIL Regular" w:hAnsi="Charis SIL Regular" w:eastAsia="Charis SIL Regular"/>
+          <w:b w:val="0"/>
+          <w:i w:val="0"/>
+          <w:color w:val="0000FF"/>
+          <w:sz w:val="24"/>
+          <w:u w:val="single"/>
+        </w:rPr>
+        <w:hyperlink r:id="rId10" w:history="1">
+          <w:r>
+            <w:rPr>
+              <w:rStyle w:val="Hyperlink"/>
+            </w:rPr>
+            <w:t>n</w:t>
+          </w:r>
+        </w:hyperlink>
+      </w:r>
+      <w:r>
+        <w:rPr>
+          <w:rFonts w:ascii="Charis SIL Regular" w:hAnsi="Charis SIL Regular" w:eastAsia="Charis SIL Regular"/>
+          <w:b w:val="0"/>
+          <w:i w:val="0"/>
+          <w:color w:val="0000FF"/>
+          <w:sz w:val="24"/>
+          <w:u w:val="single"/>
+        </w:rPr>
+        <w:t xml:space="preserve"> </w:t>
+      </w:r>
+      <w:r>
+        <w:rPr>
+          <w:rFonts w:ascii="Charis SIL Regular" w:hAnsi="Charis SIL Regular" w:eastAsia="Charis SIL Regular"/>
+          <w:b w:val="0"/>
+          <w:i w:val="0"/>
+          <w:color w:val="0000FF"/>
+          <w:sz w:val="24"/>
+          <w:u w:val="single"/>
+        </w:rPr>
+        <w:hyperlink r:id="rId10" w:history="1">
+          <w:r>
+            <w:rPr>
+              <w:rStyle w:val="Hyperlink"/>
+            </w:rPr>
+            <w:t>uit</w:t>
+          </w:r>
+        </w:hyperlink>
+      </w:r>
+      <w:r>
+        <w:rPr>
+          <w:rFonts w:ascii="Charis SIL Regular" w:hAnsi="Charis SIL Regular" w:eastAsia="Charis SIL Regular"/>
+          <w:b w:val="0"/>
+          <w:i w:val="0"/>
+          <w:color w:val="0000FF"/>
+          <w:sz w:val="24"/>
+          <w:u w:val="single"/>
+        </w:rPr>
+        <w:t xml:space="preserve"> </w:t>
+      </w:r>
+      <w:r>
+        <w:rPr>
+          <w:rFonts w:ascii="Charis SIL Regular" w:hAnsi="Charis SIL Regular" w:eastAsia="Charis SIL Regular"/>
+          <w:b w:val="0"/>
+          <w:i w:val="0"/>
+          <w:color w:val="0000FF"/>
+          <w:sz w:val="24"/>
+          <w:u w:val="single"/>
+        </w:rPr>
+        <w:hyperlink r:id="rId10" w:history="1">
+          <w:r>
+            <w:rPr>
+              <w:rStyle w:val="Hyperlink"/>
+            </w:rPr>
+            <w:t>een</w:t>
+          </w:r>
+        </w:hyperlink>
+      </w:r>
+      <w:r>
+        <w:rPr>
+          <w:rFonts w:ascii="Charis SIL Regular" w:hAnsi="Charis SIL Regular" w:eastAsia="Charis SIL Regular"/>
+          <w:b w:val="0"/>
+          <w:i w:val="0"/>
+          <w:color w:val="0000FF"/>
+          <w:sz w:val="24"/>
+          <w:u w:val="single"/>
+        </w:rPr>
+        <w:t xml:space="preserve"> </w:t>
+      </w:r>
+      <w:r>
+        <w:rPr>
+          <w:rFonts w:ascii="Charis SIL Regular" w:hAnsi="Charis SIL Regular" w:eastAsia="Charis SIL Regular"/>
+          <w:b w:val="0"/>
+          <w:i w:val="0"/>
+          <w:color w:val="0000FF"/>
+          <w:sz w:val="24"/>
+          <w:u w:val="single"/>
+        </w:rPr>
+        <w:hyperlink r:id="rId10" w:history="1">
+          <w:r>
+            <w:rPr>
+              <w:rStyle w:val="Hyperlink"/>
+            </w:rPr>
+            <w:t>k</w:t>
+          </w:r>
+        </w:hyperlink>
+      </w:r>
+      <w:r>
+        <w:rPr>
+          <w:rFonts w:ascii="Charis SIL Regular" w:hAnsi="Charis SIL Regular" w:eastAsia="Charis SIL Regular"/>
+          <w:b w:val="0"/>
+          <w:i w:val="0"/>
+          <w:color w:val="0000FF"/>
+          <w:sz w:val="24"/>
+          <w:u w:val="single"/>
+        </w:rPr>
+        <w:hyperlink r:id="rId9" w:history="1">
+          <w:r>
+            <w:rPr>
+              <w:rStyle w:val="Hyperlink"/>
+            </w:rPr>
+            <w:t>oloniale</w:t>
+          </w:r>
+        </w:hyperlink>
+      </w:r>
+      <w:r>
+        <w:rPr>
+          <w:rFonts w:ascii="Charis SIL Regular" w:hAnsi="Charis SIL Regular" w:eastAsia="Charis SIL Regular"/>
+          <w:b w:val="0"/>
+          <w:i w:val="0"/>
+          <w:color w:val="0000FF"/>
+          <w:sz w:val="24"/>
+          <w:u w:val="single"/>
+        </w:rPr>
+        <w:t xml:space="preserve"> </w:t>
+      </w:r>
+      <w:r>
+        <w:rPr>
+          <w:rFonts w:ascii="Charis SIL Regular" w:hAnsi="Charis SIL Regular" w:eastAsia="Charis SIL Regular"/>
+          <w:b w:val="0"/>
+          <w:i w:val="0"/>
+          <w:color w:val="0000FF"/>
+          <w:sz w:val="24"/>
+          <w:u w:val="single"/>
+        </w:rPr>
+        <w:hyperlink r:id="rId9" w:history="1">
+          <w:r>
+            <w:rPr>
+              <w:rStyle w:val="Hyperlink"/>
+            </w:rPr>
+            <w:t>co</w:t>
+          </w:r>
+        </w:hyperlink>
+      </w:r>
+      <w:r>
+        <w:rPr>
+          <w:rFonts w:ascii="Charis SIL Regular" w:hAnsi="Charis SIL Regular" w:eastAsia="Charis SIL Regular"/>
+          <w:b w:val="0"/>
+          <w:i w:val="0"/>
+          <w:color w:val="0000FF"/>
+          <w:sz w:val="24"/>
+          <w:u w:val="single"/>
+        </w:rPr>
+        <w:hyperlink r:id="rId9" w:history="1">
+          <w:r>
+            <w:rPr>
+              <w:rStyle w:val="Hyperlink"/>
+            </w:rPr>
+            <w:t>ntext.</w:t>
+          </w:r>
+        </w:hyperlink>
+      </w:r>
+      <w:r>
+        <w:rPr>
+          <w:rFonts w:ascii="Charis SIL Regular" w:hAnsi="Charis SIL Regular" w:eastAsia="Charis SIL Regular"/>
+          <w:b w:val="0"/>
+          <w:i w:val="0"/>
+          <w:color w:val="0000FF"/>
+          <w:sz w:val="24"/>
+          <w:u w:val="single"/>
+        </w:rPr>
+        <w:t xml:space="preserve"> </w:t>
+      </w:r>
+      <w:r>
+        <w:rPr>
+          <w:rFonts w:ascii="Charis SIL Regular" w:hAnsi="Charis SIL Regular" w:eastAsia="Charis SIL Regular"/>
+          <w:b w:val="0"/>
+          <w:i w:val="0"/>
+          <w:color w:val="0000FF"/>
+          <w:sz w:val="24"/>
+          <w:u w:val="single"/>
+        </w:rPr>
+        <w:hyperlink r:id="rId9" w:history="1">
+          <w:r>
+            <w:rPr>
+              <w:rStyle w:val="Hyperlink"/>
+            </w:rPr>
+            <w:t>E</w:t>
+          </w:r>
+        </w:hyperlink>
+      </w:r>
+      <w:r>
+        <w:rPr>
+          <w:rFonts w:ascii="Charis SIL Regular" w:hAnsi="Charis SIL Regular" w:eastAsia="Charis SIL Regular"/>
+          <w:b w:val="0"/>
+          <w:i w:val="0"/>
+          <w:color w:val="0000FF"/>
+          <w:sz w:val="24"/>
+          <w:u w:val="single"/>
+        </w:rPr>
+        <w:hyperlink r:id="rId9" w:history="1">
+          <w:r>
+            <w:rPr>
+              <w:rStyle w:val="Hyperlink"/>
+            </w:rPr>
+            <w:t>e</w:t>
+          </w:r>
+        </w:hyperlink>
+      </w:r>
+      <w:r>
+        <w:rPr>
+          <w:rFonts w:ascii="Charis SIL Regular" w:hAnsi="Charis SIL Regular" w:eastAsia="Charis SIL Regular"/>
+          <w:b w:val="0"/>
+          <w:i w:val="0"/>
+          <w:color w:val="0000FF"/>
+          <w:sz w:val="24"/>
+          <w:u w:val="single"/>
+        </w:rPr>
+        <w:hyperlink r:id="rId9" w:history="1">
+          <w:r>
+            <w:rPr>
+              <w:rStyle w:val="Hyperlink"/>
+            </w:rPr>
+            <w:t>n</w:t>
+          </w:r>
+        </w:hyperlink>
+      </w:r>
+      <w:r>
+        <w:rPr>
+          <w:rFonts w:ascii="Charis SIL Regular" w:hAnsi="Charis SIL Regular" w:eastAsia="Charis SIL Regular"/>
+          <w:b w:val="0"/>
+          <w:i w:val="0"/>
+          <w:color w:val="0000FF"/>
+          <w:sz w:val="24"/>
+          <w:u w:val="single"/>
+        </w:rPr>
+        <w:t xml:space="preserve"> </w:t>
+      </w:r>
+      <w:r>
+        <w:rPr>
+          <w:rFonts w:ascii="Charis SIL Regular" w:hAnsi="Charis SIL Regular" w:eastAsia="Charis SIL Regular"/>
+          <w:b w:val="0"/>
+          <w:i w:val="0"/>
+          <w:color w:val="0000FF"/>
+          <w:sz w:val="24"/>
+          <w:u w:val="single"/>
+        </w:rPr>
+        <w:hyperlink r:id="rId9" w:history="1">
+          <w:r>
+            <w:rPr>
+              <w:rStyle w:val="Hyperlink"/>
+            </w:rPr>
+            <w:t>handre</w:t>
+          </w:r>
+        </w:hyperlink>
+      </w:r>
+      <w:r>
+        <w:rPr>
+          <w:rFonts w:ascii="Charis SIL Regular" w:hAnsi="Charis SIL Regular" w:eastAsia="Charis SIL Regular"/>
+          <w:b w:val="0"/>
+          <w:i w:val="0"/>
+          <w:color w:val="0000FF"/>
+          <w:sz w:val="24"/>
+          <w:u w:val="single"/>
+        </w:rPr>
+        <w:hyperlink r:id="rId10" w:history="1">
+          <w:r>
+            <w:rPr>
+              <w:rStyle w:val="Hyperlink"/>
+            </w:rPr>
+            <w:t>iking</w:t>
+          </w:r>
+        </w:hyperlink>
+      </w:r>
+      <w:r>
+        <w:rPr>
+          <w:rFonts w:ascii="Charis SIL Regular" w:hAnsi="Charis SIL Regular" w:eastAsia="Charis SIL Regular"/>
+          <w:b w:val="0"/>
+          <w:i w:val="0"/>
+          <w:color w:val="000000"/>
+          <w:sz w:val="24"/>
+        </w:rPr>
+        <w:t xml:space="preserve"> van </w:t>
+      </w:r>
+      <w:r>
+        <w:rPr>
+          <w:rFonts w:ascii="Charis SIL Regular" w:hAnsi="Charis SIL Regular" w:eastAsia="Charis SIL Regular"/>
+          <w:b w:val="0"/>
+          <w:i w:val="0"/>
+          <w:color w:val="000000"/>
+          <w:sz w:val="24"/>
+        </w:rPr>
+        <w:t>de Rijksdie</w:t>
+      </w:r>
+      <w:r>
+        <w:rPr>
+          <w:u w:val="single" w:color="0000ff"/>
+          <w:rFonts w:ascii="Charis SIL Regular" w:hAnsi="Charis SIL Regular" w:eastAsia="Charis SIL Regular"/>
+          <w:b w:val="0"/>
+          <w:i w:val="0"/>
+          <w:color w:val="000000"/>
+          <w:sz w:val="24"/>
+        </w:rPr>
+        <w:hyperlink r:id="rId10" w:history="1">
+          <w:r>
+            <w:rPr>
+              <w:rStyle w:val="Hyperlink"/>
+            </w:rPr>
+            <w:t>nst voor het Culture</w:t>
+          </w:r>
+        </w:hyperlink>
+      </w:r>
+      <w:r>
+        <w:rPr>
+          <w:u w:val="single" w:color="0000ff"/>
+          <w:rFonts w:ascii="Charis SIL Regular" w:hAnsi="Charis SIL Regular" w:eastAsia="Charis SIL Regular"/>
+          <w:b w:val="0"/>
+          <w:i w:val="0"/>
+          <w:color w:val="000000"/>
+          <w:sz w:val="24"/>
         </w:rPr>
         <w:hyperlink r:id="rId10" w:history="1">
           <w:r>
@@ -786,435 +1291,201 @@
       </w:r>
       <w:r>
         <w:rPr>
+          <w:u w:val="single" w:color="0000ff"/>
           <w:rFonts w:ascii="Charis SIL Regular" w:hAnsi="Charis SIL Regular" w:eastAsia="Charis SIL Regular"/>
           <w:b w:val="0"/>
           <w:i w:val="0"/>
-          <w:color w:val="0000FF"/>
-          <w:sz w:val="24"/>
-          <w:u w:val="single"/>
-        </w:rPr>
-        <w:hyperlink r:id="rId9" w:history="1">
-          <w:r>
-            <w:rPr>
-              <w:rStyle w:val="Hyperlink"/>
-            </w:rPr>
-            <w:t>rzoek</w:t>
-          </w:r>
-        </w:hyperlink>
-      </w:r>
-      <w:r>
-        <w:rPr>
-          <w:rFonts w:ascii="Charis SIL Regular" w:hAnsi="Charis SIL Regular" w:eastAsia="Charis SIL Regular"/>
-          <w:b w:val="0"/>
-          <w:i w:val="0"/>
-          <w:color w:val="0000FF"/>
-          <w:sz w:val="24"/>
-          <w:u w:val="single"/>
-        </w:rPr>
-        <w:t xml:space="preserve"> </w:t>
-      </w:r>
-      <w:r>
-        <w:rPr>
-          <w:rFonts w:ascii="Charis SIL Regular" w:hAnsi="Charis SIL Regular" w:eastAsia="Charis SIL Regular"/>
-          <w:b w:val="0"/>
-          <w:i w:val="0"/>
-          <w:color w:val="0000FF"/>
-          <w:sz w:val="24"/>
-          <w:u w:val="single"/>
-        </w:rPr>
-        <w:hyperlink r:id="rId9" w:history="1">
-          <w:r>
-            <w:rPr>
-              <w:rStyle w:val="Hyperlink"/>
-            </w:rPr>
-            <w:t>n</w:t>
-          </w:r>
-        </w:hyperlink>
-      </w:r>
-      <w:r>
-        <w:rPr>
-          <w:rFonts w:ascii="Charis SIL Regular" w:hAnsi="Charis SIL Regular" w:eastAsia="Charis SIL Regular"/>
-          <w:b w:val="0"/>
-          <w:i w:val="0"/>
-          <w:color w:val="0000FF"/>
-          <w:sz w:val="24"/>
-          <w:u w:val="single"/>
-        </w:rPr>
-        <w:hyperlink r:id="rId9" w:history="1">
-          <w:r>
-            <w:rPr>
-              <w:rStyle w:val="Hyperlink"/>
-            </w:rPr>
-            <w:t>aar</w:t>
-          </w:r>
-        </w:hyperlink>
-      </w:r>
-      <w:r>
-        <w:rPr>
-          <w:rFonts w:ascii="Charis SIL Regular" w:hAnsi="Charis SIL Regular" w:eastAsia="Charis SIL Regular"/>
-          <w:b w:val="0"/>
-          <w:i w:val="0"/>
-          <w:color w:val="0000FF"/>
-          <w:sz w:val="24"/>
-          <w:u w:val="single"/>
-        </w:rPr>
-        <w:t xml:space="preserve"> </w:t>
-      </w:r>
-      <w:r>
-        <w:rPr>
-          <w:rFonts w:ascii="Charis SIL Regular" w:hAnsi="Charis SIL Regular" w:eastAsia="Charis SIL Regular"/>
-          <w:b w:val="0"/>
-          <w:i w:val="0"/>
-          <w:color w:val="0000FF"/>
-          <w:sz w:val="24"/>
-          <w:u w:val="single"/>
-        </w:rPr>
-        <w:hyperlink r:id="rId9" w:history="1">
-          <w:r>
-            <w:rPr>
-              <w:rStyle w:val="Hyperlink"/>
-            </w:rPr>
-            <w:t>ob</w:t>
-          </w:r>
-        </w:hyperlink>
-      </w:r>
-      <w:r>
-        <w:rPr>
-          <w:rFonts w:ascii="Charis SIL Regular" w:hAnsi="Charis SIL Regular" w:eastAsia="Charis SIL Regular"/>
-          <w:b w:val="0"/>
-          <w:i w:val="0"/>
-          <w:color w:val="0000FF"/>
-          <w:sz w:val="24"/>
-          <w:u w:val="single"/>
-        </w:rPr>
-        <w:hyperlink r:id="rId9" w:history="1">
-          <w:r>
-            <w:rPr>
-              <w:rStyle w:val="Hyperlink"/>
-            </w:rPr>
-            <w:t>j</w:t>
-          </w:r>
-        </w:hyperlink>
-      </w:r>
-      <w:r>
-        <w:rPr>
-          <w:rFonts w:ascii="Charis SIL Regular" w:hAnsi="Charis SIL Regular" w:eastAsia="Charis SIL Regular"/>
-          <w:b w:val="0"/>
-          <w:i w:val="0"/>
-          <w:color w:val="0000FF"/>
-          <w:sz w:val="24"/>
-          <w:u w:val="single"/>
-        </w:rPr>
-        <w:hyperlink r:id="rId9" w:history="1">
-          <w:r>
-            <w:rPr>
-              <w:rStyle w:val="Hyperlink"/>
-            </w:rPr>
-            <w:t>ecte</w:t>
-          </w:r>
-        </w:hyperlink>
-      </w:r>
-      <w:r>
-        <w:rPr>
-          <w:rFonts w:ascii="Charis SIL Regular" w:hAnsi="Charis SIL Regular" w:eastAsia="Charis SIL Regular"/>
-          <w:b w:val="0"/>
-          <w:i w:val="0"/>
-          <w:color w:val="0000FF"/>
-          <w:sz w:val="24"/>
-          <w:u w:val="single"/>
+          <w:color w:val="000000"/>
+          <w:sz w:val="24"/>
         </w:rPr>
         <w:hyperlink r:id="rId10" w:history="1">
           <w:r>
             <w:rPr>
               <w:rStyle w:val="Hyperlink"/>
             </w:rPr>
-            <w:t>n</w:t>
+            <w:t>l Erf</w:t>
           </w:r>
         </w:hyperlink>
       </w:r>
       <w:r>
         <w:rPr>
+          <w:u w:val="single" w:color="0000ff"/>
           <w:rFonts w:ascii="Charis SIL Regular" w:hAnsi="Charis SIL Regular" w:eastAsia="Charis SIL Regular"/>
           <w:b w:val="0"/>
           <w:i w:val="0"/>
-          <w:color w:val="0000FF"/>
-          <w:sz w:val="24"/>
-          <w:u w:val="single"/>
-        </w:rPr>
-        <w:t xml:space="preserve"> </w:t>
-      </w:r>
-      <w:r>
-        <w:rPr>
-          <w:rFonts w:ascii="Charis SIL Regular" w:hAnsi="Charis SIL Regular" w:eastAsia="Charis SIL Regular"/>
-          <w:b w:val="0"/>
-          <w:i w:val="0"/>
-          <w:color w:val="0000FF"/>
-          <w:sz w:val="24"/>
-          <w:u w:val="single"/>
-        </w:rPr>
-        <w:hyperlink r:id="rId9" w:history="1">
-          <w:r>
-            <w:rPr>
-              <w:rStyle w:val="Hyperlink"/>
-            </w:rPr>
-            <w:t>uit</w:t>
-          </w:r>
-        </w:hyperlink>
-      </w:r>
-      <w:r>
-        <w:rPr>
-          <w:rFonts w:ascii="Charis SIL Regular" w:hAnsi="Charis SIL Regular" w:eastAsia="Charis SIL Regular"/>
-          <w:b w:val="0"/>
-          <w:i w:val="0"/>
-          <w:color w:val="0000FF"/>
-          <w:sz w:val="24"/>
-          <w:u w:val="single"/>
-        </w:rPr>
-        <w:t xml:space="preserve"> </w:t>
-      </w:r>
-      <w:r>
-        <w:rPr>
-          <w:rFonts w:ascii="Charis SIL Regular" w:hAnsi="Charis SIL Regular" w:eastAsia="Charis SIL Regular"/>
-          <w:b w:val="0"/>
-          <w:i w:val="0"/>
-          <w:color w:val="0000FF"/>
-          <w:sz w:val="24"/>
-          <w:u w:val="single"/>
-        </w:rPr>
-        <w:hyperlink r:id="rId9" w:history="1">
-          <w:r>
-            <w:rPr>
-              <w:rStyle w:val="Hyperlink"/>
-            </w:rPr>
-            <w:t>een</w:t>
-          </w:r>
-        </w:hyperlink>
-      </w:r>
-      <w:r>
-        <w:rPr>
-          <w:rFonts w:ascii="Charis SIL Regular" w:hAnsi="Charis SIL Regular" w:eastAsia="Charis SIL Regular"/>
-          <w:b w:val="0"/>
-          <w:i w:val="0"/>
-          <w:color w:val="0000FF"/>
-          <w:sz w:val="24"/>
-          <w:u w:val="single"/>
-        </w:rPr>
-        <w:t xml:space="preserve"> </w:t>
-      </w:r>
-      <w:r>
-        <w:rPr>
-          <w:rFonts w:ascii="Charis SIL Regular" w:hAnsi="Charis SIL Regular" w:eastAsia="Charis SIL Regular"/>
-          <w:b w:val="0"/>
-          <w:i w:val="0"/>
-          <w:color w:val="0000FF"/>
-          <w:sz w:val="24"/>
-          <w:u w:val="single"/>
-        </w:rPr>
-        <w:hyperlink r:id="rId9" w:history="1">
-          <w:r>
-            <w:rPr>
-              <w:rStyle w:val="Hyperlink"/>
-            </w:rPr>
-            <w:t>k</w:t>
-          </w:r>
-        </w:hyperlink>
-      </w:r>
-      <w:r>
-        <w:rPr>
-          <w:rFonts w:ascii="Charis SIL Regular" w:hAnsi="Charis SIL Regular" w:eastAsia="Charis SIL Regular"/>
-          <w:b w:val="0"/>
-          <w:i w:val="0"/>
-          <w:color w:val="0000FF"/>
-          <w:sz w:val="24"/>
-          <w:u w:val="single"/>
-        </w:rPr>
-        <w:hyperlink r:id="rId9" w:history="1">
-          <w:r>
-            <w:rPr>
-              <w:rStyle w:val="Hyperlink"/>
-            </w:rPr>
-            <w:t>oloniale</w:t>
-          </w:r>
-        </w:hyperlink>
-      </w:r>
-      <w:r>
-        <w:rPr>
-          <w:rFonts w:ascii="Charis SIL Regular" w:hAnsi="Charis SIL Regular" w:eastAsia="Charis SIL Regular"/>
-          <w:b w:val="0"/>
-          <w:i w:val="0"/>
-          <w:color w:val="0000FF"/>
-          <w:sz w:val="24"/>
-          <w:u w:val="single"/>
-        </w:rPr>
-        <w:t xml:space="preserve"> </w:t>
-      </w:r>
-      <w:r>
-        <w:rPr>
-          <w:rFonts w:ascii="Charis SIL Regular" w:hAnsi="Charis SIL Regular" w:eastAsia="Charis SIL Regular"/>
-          <w:b w:val="0"/>
-          <w:i w:val="0"/>
-          <w:color w:val="0000FF"/>
-          <w:sz w:val="24"/>
-          <w:u w:val="single"/>
+          <w:color w:val="000000"/>
+          <w:sz w:val="24"/>
         </w:rPr>
         <w:hyperlink r:id="rId10" w:history="1">
           <w:r>
             <w:rPr>
               <w:rStyle w:val="Hyperlink"/>
             </w:rPr>
-            <w:t>co</w:t>
+            <w:t>g</w:t>
           </w:r>
         </w:hyperlink>
       </w:r>
       <w:r>
         <w:rPr>
+          <w:u w:val="single" w:color="0000ff"/>
           <w:rFonts w:ascii="Charis SIL Regular" w:hAnsi="Charis SIL Regular" w:eastAsia="Charis SIL Regular"/>
           <w:b w:val="0"/>
           <w:i w:val="0"/>
-          <w:color w:val="0000FF"/>
-          <w:sz w:val="24"/>
-          <w:u w:val="single"/>
+          <w:color w:val="000000"/>
+          <w:sz w:val="24"/>
         </w:rPr>
         <w:hyperlink r:id="rId10" w:history="1">
           <w:r>
             <w:rPr>
               <w:rStyle w:val="Hyperlink"/>
             </w:rPr>
-            <w:t>ntext.</w:t>
+            <w:t>oed. On</w:t>
           </w:r>
         </w:hyperlink>
       </w:r>
       <w:r>
         <w:rPr>
+          <w:u w:val="single" w:color="0000ff"/>
           <w:rFonts w:ascii="Charis SIL Regular" w:hAnsi="Charis SIL Regular" w:eastAsia="Charis SIL Regular"/>
           <w:b w:val="0"/>
           <w:i w:val="0"/>
-          <w:color w:val="0000FF"/>
-          <w:sz w:val="24"/>
-          <w:u w:val="single"/>
-        </w:rPr>
-        <w:t xml:space="preserve"> </w:t>
-      </w:r>
-      <w:r>
-        <w:rPr>
-          <w:rFonts w:ascii="Charis SIL Regular" w:hAnsi="Charis SIL Regular" w:eastAsia="Charis SIL Regular"/>
-          <w:b w:val="0"/>
-          <w:i w:val="0"/>
-          <w:color w:val="0000FF"/>
-          <w:sz w:val="24"/>
-          <w:u w:val="single"/>
+          <w:color w:val="000000"/>
+          <w:sz w:val="24"/>
         </w:rPr>
         <w:hyperlink r:id="rId10" w:history="1">
           <w:r>
             <w:rPr>
               <w:rStyle w:val="Hyperlink"/>
             </w:rPr>
-            <w:t>E</w:t>
+            <w:t>d</w:t>
           </w:r>
         </w:hyperlink>
       </w:r>
       <w:r>
         <w:rPr>
+          <w:u w:val="single" w:color="0000ff"/>
           <w:rFonts w:ascii="Charis SIL Regular" w:hAnsi="Charis SIL Regular" w:eastAsia="Charis SIL Regular"/>
           <w:b w:val="0"/>
           <w:i w:val="0"/>
-          <w:color w:val="0000FF"/>
-          <w:sz w:val="24"/>
-          <w:u w:val="single"/>
+          <w:color w:val="000000"/>
+          <w:sz w:val="24"/>
         </w:rPr>
         <w:hyperlink r:id="rId10" w:history="1">
           <w:r>
             <w:rPr>
               <w:rStyle w:val="Hyperlink"/>
             </w:rPr>
-            <w:t>e</w:t>
+            <w:t>er</w:t>
           </w:r>
         </w:hyperlink>
       </w:r>
       <w:r>
         <w:rPr>
+          <w:u w:val="single" w:color="0000ff"/>
           <w:rFonts w:ascii="Charis SIL Regular" w:hAnsi="Charis SIL Regular" w:eastAsia="Charis SIL Regular"/>
           <w:b w:val="0"/>
           <w:i w:val="0"/>
-          <w:color w:val="0000FF"/>
-          <w:sz w:val="24"/>
-          <w:u w:val="single"/>
+          <w:color w:val="000000"/>
+          <w:sz w:val="24"/>
         </w:rPr>
         <w:hyperlink r:id="rId10" w:history="1">
           <w:r>
             <w:rPr>
               <w:rStyle w:val="Hyperlink"/>
             </w:rPr>
-            <w:t>n</w:t>
+            <w:t>a</w:t>
           </w:r>
         </w:hyperlink>
       </w:r>
       <w:r>
         <w:rPr>
+          <w:u w:val="single" w:color="0000ff"/>
           <w:rFonts w:ascii="Charis SIL Regular" w:hAnsi="Charis SIL Regular" w:eastAsia="Charis SIL Regular"/>
           <w:b w:val="0"/>
           <w:i w:val="0"/>
-          <w:color w:val="0000FF"/>
-          <w:sz w:val="24"/>
-          <w:u w:val="single"/>
-        </w:rPr>
-        <w:t xml:space="preserve"> </w:t>
-      </w:r>
-      <w:r>
-        <w:rPr>
-          <w:rFonts w:ascii="Charis SIL Regular" w:hAnsi="Charis SIL Regular" w:eastAsia="Charis SIL Regular"/>
-          <w:b w:val="0"/>
-          <w:i w:val="0"/>
-          <w:color w:val="0000FF"/>
-          <w:sz w:val="24"/>
-          <w:u w:val="single"/>
+          <w:color w:val="000000"/>
+          <w:sz w:val="24"/>
         </w:rPr>
         <w:hyperlink r:id="rId10" w:history="1">
           <w:r>
             <w:rPr>
               <w:rStyle w:val="Hyperlink"/>
             </w:rPr>
-            <w:t>handre</w:t>
+            <w:t xml:space="preserve">an </w:t>
           </w:r>
         </w:hyperlink>
       </w:r>
       <w:r>
         <w:rPr>
+          <w:u w:val="single" w:color="0000ff"/>
           <w:rFonts w:ascii="Charis SIL Regular" w:hAnsi="Charis SIL Regular" w:eastAsia="Charis SIL Regular"/>
           <w:b w:val="0"/>
           <w:i w:val="0"/>
-          <w:color w:val="0000FF"/>
-          <w:sz w:val="24"/>
-          <w:u w:val="single"/>
+          <w:color w:val="000000"/>
+          <w:sz w:val="24"/>
         </w:rPr>
         <w:hyperlink r:id="rId10" w:history="1">
           <w:r>
             <w:rPr>
               <w:rStyle w:val="Hyperlink"/>
             </w:rPr>
-            <w:t>iking</w:t>
+            <w:t>d</w:t>
           </w:r>
         </w:hyperlink>
       </w:r>
       <w:r>
         <w:rPr>
+          <w:u w:val="single" w:color="0000ff"/>
           <w:rFonts w:ascii="Charis SIL Regular" w:hAnsi="Charis SIL Regular" w:eastAsia="Charis SIL Regular"/>
           <w:b w:val="0"/>
           <w:i w:val="0"/>
           <w:color w:val="000000"/>
           <w:sz w:val="24"/>
         </w:rPr>
-        <w:t xml:space="preserve"> van </w:t>
-      </w:r>
-      <w:r>
-        <w:rPr>
+        <w:hyperlink r:id="rId10" w:history="1">
+          <w:r>
+            <w:rPr>
+              <w:rStyle w:val="Hyperlink"/>
+            </w:rPr>
+            <w:t>eze zoek</w:t>
+          </w:r>
+        </w:hyperlink>
+      </w:r>
+      <w:r>
+        <w:rPr>
+          <w:u w:val="single" w:color="0000ff"/>
           <w:rFonts w:ascii="Charis SIL Regular" w:hAnsi="Charis SIL Regular" w:eastAsia="Charis SIL Regular"/>
           <w:b w:val="0"/>
           <w:i w:val="0"/>
           <w:color w:val="000000"/>
           <w:sz w:val="24"/>
         </w:rPr>
-        <w:t>de Rijksdienst voor het Cultureel Erfgoed. Onderaan deze zoekhulp vind</w:t>
+        <w:hyperlink r:id="rId10" w:history="1">
+          <w:r>
+            <w:rPr>
+              <w:rStyle w:val="Hyperlink"/>
+            </w:rPr>
+            <w:t>h</w:t>
+          </w:r>
+        </w:hyperlink>
+      </w:r>
+      <w:r>
+        <w:rPr>
+          <w:u w:val="single" w:color="0000ff"/>
+          <w:rFonts w:ascii="Charis SIL Regular" w:hAnsi="Charis SIL Regular" w:eastAsia="Charis SIL Regular"/>
+          <w:b w:val="0"/>
+          <w:i w:val="0"/>
+          <w:color w:val="000000"/>
+          <w:sz w:val="24"/>
+        </w:rPr>
+        <w:hyperlink r:id="rId10" w:history="1">
+          <w:r>
+            <w:rPr>
+              <w:rStyle w:val="Hyperlink"/>
+            </w:rPr>
+            <w:t>ulp vind</w:t>
+          </w:r>
+        </w:hyperlink>
       </w:r>
       <w:r>
         <w:rPr>
@@ -2308,25 +2579,7 @@
           <w:color w:val="000000"/>
           <w:sz w:val="24"/>
         </w:rPr>
-        <w:t xml:space="preserve">Haag is </w:t>
-      </w:r>
-      <w:r>
-        <w:rPr>
-          <w:u w:val="single" w:color="0000ff"/>
-          <w:rFonts w:ascii="Charis SIL Regular" w:hAnsi="Charis SIL Regular" w:eastAsia="Charis SIL Regular"/>
-          <w:b w:val="0"/>
-          <w:i w:val="0"/>
-          <w:color w:val="000000"/>
-          <w:sz w:val="24"/>
-        </w:rPr>
-        <w:hyperlink r:id="rId12" w:history="1">
-          <w:r>
-            <w:rPr>
-              <w:rStyle w:val="Hyperlink"/>
-            </w:rPr>
-            <w:t xml:space="preserve">de zoekhulp </w:t>
-          </w:r>
-        </w:hyperlink>
+        <w:t xml:space="preserve">Haag is de zoekhulp </w:t>
       </w:r>
       <w:r>
         <w:rPr>
@@ -2337,7 +2590,7 @@
           <w:sz w:val="24"/>
           <w:u w:val="single"/>
         </w:rPr>
-        <w:hyperlink r:id="rId12" w:history="1">
+        <w:hyperlink r:id="rId13" w:history="1">
           <w:r>
             <w:rPr>
               <w:rStyle w:val="Hyperlink"/>
@@ -2355,7 +2608,7 @@
           <w:sz w:val="24"/>
           <w:u w:val="single"/>
         </w:rPr>
-        <w:hyperlink r:id="rId12" w:history="1">
+        <w:hyperlink r:id="rId13" w:history="1">
           <w:r>
             <w:rPr>
               <w:rStyle w:val="Hyperlink"/>
@@ -2373,7 +2626,7 @@
           <w:sz w:val="24"/>
           <w:u w:val="single"/>
         </w:rPr>
-        <w:hyperlink r:id="rId12" w:history="1">
+        <w:hyperlink r:id="rId13" w:history="1">
           <w:r>
             <w:rPr>
               <w:rStyle w:val="Hyperlink"/>
@@ -2402,7 +2655,7 @@
           <w:sz w:val="24"/>
           <w:u w:val="single"/>
         </w:rPr>
-        <w:hyperlink r:id="rId12" w:history="1">
+        <w:hyperlink r:id="rId13" w:history="1">
           <w:r>
             <w:rPr>
               <w:rStyle w:val="Hyperlink"/>
@@ -2478,7 +2731,7 @@
           <w:sz w:val="24"/>
           <w:u w:val="single"/>
         </w:rPr>
-        <w:hyperlink r:id="rId13" w:history="1">
+        <w:hyperlink r:id="rId12" w:history="1">
           <w:r>
             <w:rPr>
               <w:rStyle w:val="Hyperlink"/>
@@ -2496,7 +2749,7 @@
           <w:sz w:val="24"/>
           <w:u w:val="single"/>
         </w:rPr>
-        <w:hyperlink r:id="rId13" w:history="1">
+        <w:hyperlink r:id="rId12" w:history="1">
           <w:r>
             <w:rPr>
               <w:rStyle w:val="Hyperlink"/>
@@ -2514,7 +2767,7 @@
           <w:sz w:val="24"/>
           <w:u w:val="single"/>
         </w:rPr>
-        <w:hyperlink r:id="rId13" w:history="1">
+        <w:hyperlink r:id="rId12" w:history="1">
           <w:r>
             <w:rPr>
               <w:rStyle w:val="Hyperlink"/>
@@ -2532,7 +2785,7 @@
           <w:sz w:val="24"/>
           <w:u w:val="single"/>
         </w:rPr>
-        <w:hyperlink r:id="rId13" w:history="1">
+        <w:hyperlink r:id="rId12" w:history="1">
           <w:r>
             <w:rPr>
               <w:rStyle w:val="Hyperlink"/>
@@ -2561,7 +2814,7 @@
           <w:sz w:val="24"/>
           <w:u w:val="single"/>
         </w:rPr>
-        <w:hyperlink r:id="rId13" w:history="1">
+        <w:hyperlink r:id="rId12" w:history="1">
           <w:r>
             <w:rPr>
               <w:rStyle w:val="Hyperlink"/>
@@ -3274,7 +3527,101 @@
           <w:sz w:val="24"/>
           <w:u w:val="single"/>
         </w:rPr>
-        <w:t>Cultural Objects and Collectio</w:t>
+        <w:hyperlink r:id="rId16" w:history="1">
+          <w:r>
+            <w:rPr>
+              <w:rStyle w:val="Hyperlink"/>
+            </w:rPr>
+            <w:t>Cultural</w:t>
+          </w:r>
+        </w:hyperlink>
+      </w:r>
+      <w:r>
+        <w:rPr>
+          <w:rFonts w:ascii="Charis SIL Italic" w:hAnsi="Charis SIL Italic" w:eastAsia="Charis SIL Italic"/>
+          <w:b w:val="0"/>
+          <w:i/>
+          <w:color w:val="0000FF"/>
+          <w:sz w:val="24"/>
+          <w:u w:val="single"/>
+        </w:rPr>
+        <w:t xml:space="preserve"> </w:t>
+      </w:r>
+      <w:r>
+        <w:rPr>
+          <w:rFonts w:ascii="Charis SIL Italic" w:hAnsi="Charis SIL Italic" w:eastAsia="Charis SIL Italic"/>
+          <w:b w:val="0"/>
+          <w:i/>
+          <w:color w:val="0000FF"/>
+          <w:sz w:val="24"/>
+          <w:u w:val="single"/>
+        </w:rPr>
+        <w:hyperlink r:id="rId16" w:history="1">
+          <w:r>
+            <w:rPr>
+              <w:rStyle w:val="Hyperlink"/>
+            </w:rPr>
+            <w:t>Objects</w:t>
+          </w:r>
+        </w:hyperlink>
+      </w:r>
+      <w:r>
+        <w:rPr>
+          <w:rFonts w:ascii="Charis SIL Italic" w:hAnsi="Charis SIL Italic" w:eastAsia="Charis SIL Italic"/>
+          <w:b w:val="0"/>
+          <w:i/>
+          <w:color w:val="0000FF"/>
+          <w:sz w:val="24"/>
+          <w:u w:val="single"/>
+        </w:rPr>
+        <w:t xml:space="preserve"> </w:t>
+      </w:r>
+      <w:r>
+        <w:rPr>
+          <w:rFonts w:ascii="Charis SIL Italic" w:hAnsi="Charis SIL Italic" w:eastAsia="Charis SIL Italic"/>
+          <w:b w:val="0"/>
+          <w:i/>
+          <w:color w:val="0000FF"/>
+          <w:sz w:val="24"/>
+          <w:u w:val="single"/>
+        </w:rPr>
+        <w:hyperlink r:id="rId16" w:history="1">
+          <w:r>
+            <w:rPr>
+              <w:rStyle w:val="Hyperlink"/>
+            </w:rPr>
+            <w:t>and</w:t>
+          </w:r>
+        </w:hyperlink>
+      </w:r>
+      <w:r>
+        <w:rPr>
+          <w:rFonts w:ascii="Charis SIL Italic" w:hAnsi="Charis SIL Italic" w:eastAsia="Charis SIL Italic"/>
+          <w:b w:val="0"/>
+          <w:i/>
+          <w:color w:val="0000FF"/>
+          <w:sz w:val="24"/>
+          <w:u w:val="single"/>
+        </w:rPr>
+        <w:t xml:space="preserve"> </w:t>
+      </w:r>
+      <w:r>
+        <w:rPr>
+          <w:rFonts w:ascii="Charis SIL Italic" w:hAnsi="Charis SIL Italic" w:eastAsia="Charis SIL Italic"/>
+          <w:b w:val="0"/>
+          <w:i/>
+          <w:color w:val="0000FF"/>
+          <w:sz w:val="24"/>
+          <w:u w:val="single"/>
+        </w:rPr>
+        <w:hyperlink r:id="rId16" w:history="1">
+          <w:r>
+            <w:rPr>
+              <w:rStyle w:val="Hyperlink"/>
+            </w:rPr>
+            <w:t>Collectio</w:t>
+          </w:r>
+        </w:hyperlink>
       </w:r>
       <w:r>
         <w:rPr>
@@ -4796,34 +5143,7 @@
           <w:color w:val="000000"/>
           <w:sz w:val="24"/>
         </w:rPr>
-        <w:t xml:space="preserve">•  </w:t>
-      </w:r>
-      <w:r>
-        <w:rPr>
-          <w:rFonts w:ascii="Charis SIL Regular" w:hAnsi="Charis SIL Regular" w:eastAsia="Charis SIL Regular"/>
-          <w:b w:val="0"/>
-          <w:i w:val="0"/>
-          <w:color w:val="000000"/>
-          <w:sz w:val="24"/>
-        </w:rPr>
-        <w:hyperlink r:id="rId18" w:history="1">
-          <w:r>
-            <w:rPr>
-              <w:rStyle w:val="Hyperlink"/>
-            </w:rPr>
-            <w:t xml:space="preserve">Deterts, </w:t>
-          </w:r>
-        </w:hyperlink>
-      </w:r>
-      <w:r>
-        <w:rPr>
-          <w:rFonts w:ascii="Charis SIL Regular" w:hAnsi="Charis SIL Regular" w:eastAsia="Charis SIL Regular"/>
-          <w:b w:val="0"/>
-          <w:i w:val="0"/>
-          <w:color w:val="000000"/>
-          <w:sz w:val="24"/>
-        </w:rPr>
-        <w:t xml:space="preserve">Dorothea (ed.), </w:t>
+        <w:t xml:space="preserve">•  Deterts, Dorothea (ed.), </w:t>
       </w:r>
       <w:r>
         <w:rPr>

--- a/EXPORTS/DOCX/published/niveau1/Dutch/DoingResearch.docx
+++ b/EXPORTS/DOCX/published/niveau1/Dutch/DoingResearch.docx
@@ -330,201 +330,8 @@
           <w:i/>
           <w:color w:val="0000FF"/>
           <w:sz w:val="24"/>
-          <w:u w:val="single"/>
-        </w:rPr>
-        <w:hyperlink r:id="rId9" w:history="1">
-          <w:r>
-            <w:rPr>
-              <w:rStyle w:val="Hyperlink"/>
-            </w:rPr>
-            <w:t>significanc</w:t>
-          </w:r>
-        </w:hyperlink>
-      </w:r>
-      <w:r>
-        <w:rPr>
-          <w:rFonts w:ascii="Charis SIL Italic" w:hAnsi="Charis SIL Italic" w:eastAsia="Charis SIL Italic"/>
-          <w:b w:val="0"/>
-          <w:i/>
-          <w:color w:val="0000FF"/>
-          <w:sz w:val="24"/>
-          <w:u w:val="single"/>
-        </w:rPr>
-        <w:t>e</w:t>
-      </w:r>
-      <w:r>
-        <w:rPr>
-          <w:rFonts w:ascii="Charis SIL Italic" w:hAnsi="Charis SIL Italic" w:eastAsia="Charis SIL Italic"/>
-          <w:b w:val="0"/>
-          <w:i/>
-          <w:color w:val="0000FF"/>
-          <w:sz w:val="24"/>
-          <w:u w:val="single"/>
-        </w:rPr>
-        <w:t xml:space="preserve"> </w:t>
-      </w:r>
-      <w:r>
-        <w:rPr>
-          <w:rFonts w:ascii="Charis SIL Italic" w:hAnsi="Charis SIL Italic" w:eastAsia="Charis SIL Italic"/>
-          <w:b w:val="0"/>
-          <w:i/>
-          <w:color w:val="0000FF"/>
-          <w:sz w:val="24"/>
-          <w:u w:val="single"/>
-        </w:rPr>
-        <w:hyperlink r:id="rId9" w:history="1">
-          <w:r>
-            <w:rPr>
-              <w:rStyle w:val="Hyperlink"/>
-            </w:rPr>
-            <w:t>of</w:t>
-          </w:r>
-        </w:hyperlink>
-      </w:r>
-      <w:r>
-        <w:rPr>
-          <w:rFonts w:ascii="Charis SIL Italic" w:hAnsi="Charis SIL Italic" w:eastAsia="Charis SIL Italic"/>
-          <w:b w:val="0"/>
-          <w:i/>
-          <w:color w:val="0000FF"/>
-          <w:sz w:val="24"/>
-          <w:u w:val="single"/>
-        </w:rPr>
-        <w:t xml:space="preserve"> </w:t>
-      </w:r>
-      <w:r>
-        <w:rPr>
-          <w:rFonts w:ascii="Charis SIL Italic" w:hAnsi="Charis SIL Italic" w:eastAsia="Charis SIL Italic"/>
-          <w:b w:val="0"/>
-          <w:i/>
-          <w:color w:val="0000FF"/>
-          <w:sz w:val="24"/>
-          <w:u w:val="single"/>
-        </w:rPr>
-        <w:hyperlink r:id="rId9" w:history="1">
-          <w:r>
-            <w:rPr>
-              <w:rStyle w:val="Hyperlink"/>
-            </w:rPr>
-            <w:t>cultural</w:t>
-          </w:r>
-        </w:hyperlink>
-      </w:r>
-      <w:r>
-        <w:rPr>
-          <w:rFonts w:ascii="Charis SIL Italic" w:hAnsi="Charis SIL Italic" w:eastAsia="Charis SIL Italic"/>
-          <w:b w:val="0"/>
-          <w:i/>
-          <w:color w:val="0000FF"/>
-          <w:sz w:val="24"/>
-          <w:u w:val="single"/>
-        </w:rPr>
-        <w:t xml:space="preserve"> </w:t>
-      </w:r>
-      <w:r>
-        <w:rPr>
-          <w:rFonts w:ascii="Charis SIL Italic" w:hAnsi="Charis SIL Italic" w:eastAsia="Charis SIL Italic"/>
-          <w:b w:val="0"/>
-          <w:i/>
-          <w:color w:val="0000FF"/>
-          <w:sz w:val="24"/>
-          <w:u w:val="single"/>
-        </w:rPr>
-        <w:hyperlink r:id="rId9" w:history="1">
-          <w:r>
-            <w:rPr>
-              <w:rStyle w:val="Hyperlink"/>
-            </w:rPr>
-            <w:t>objects</w:t>
-          </w:r>
-        </w:hyperlink>
-      </w:r>
-      <w:r>
-        <w:rPr>
-          <w:rFonts w:ascii="Charis SIL Italic" w:hAnsi="Charis SIL Italic" w:eastAsia="Charis SIL Italic"/>
-          <w:b w:val="0"/>
-          <w:i/>
-          <w:color w:val="0000FF"/>
-          <w:sz w:val="24"/>
-          <w:u w:val="single"/>
-        </w:rPr>
-        <w:t xml:space="preserve"> </w:t>
-      </w:r>
-      <w:r>
-        <w:rPr>
-          <w:rFonts w:ascii="Charis SIL Italic" w:hAnsi="Charis SIL Italic" w:eastAsia="Charis SIL Italic"/>
-          <w:b w:val="0"/>
-          <w:i/>
-          <w:color w:val="0000FF"/>
-          <w:sz w:val="24"/>
-          <w:u w:val="single"/>
-        </w:rPr>
-        <w:hyperlink r:id="rId9" w:history="1">
-          <w:r>
-            <w:rPr>
-              <w:rStyle w:val="Hyperlink"/>
-            </w:rPr>
-            <w:t>and</w:t>
-          </w:r>
-        </w:hyperlink>
-      </w:r>
-      <w:r>
-        <w:rPr>
-          <w:rFonts w:ascii="Charis SIL Italic" w:hAnsi="Charis SIL Italic" w:eastAsia="Charis SIL Italic"/>
-          <w:b w:val="0"/>
-          <w:i/>
-          <w:color w:val="0000FF"/>
-          <w:sz w:val="24"/>
-          <w:u w:val="single"/>
-        </w:rPr>
-        <w:t xml:space="preserve"> </w:t>
-      </w:r>
-      <w:r>
-        <w:rPr>
-          <w:rFonts w:ascii="Charis SIL Italic" w:hAnsi="Charis SIL Italic" w:eastAsia="Charis SIL Italic"/>
-          <w:b w:val="0"/>
-          <w:i/>
-          <w:color w:val="0000FF"/>
-          <w:sz w:val="24"/>
-          <w:u w:val="single"/>
-        </w:rPr>
-        <w:hyperlink r:id="rId9" w:history="1">
-          <w:r>
-            <w:rPr>
-              <w:rStyle w:val="Hyperlink"/>
-            </w:rPr>
-            <w:t>collections</w:t>
-          </w:r>
-        </w:hyperlink>
-      </w:r>
-      <w:r>
-        <w:rPr>
-          <w:rFonts w:ascii="Charis SIL Italic" w:hAnsi="Charis SIL Italic" w:eastAsia="Charis SIL Italic"/>
-          <w:b w:val="0"/>
-          <w:i/>
-          <w:color w:val="0000FF"/>
-          <w:sz w:val="24"/>
-          <w:u w:val="single"/>
-        </w:rPr>
-        <w:t xml:space="preserve"> </w:t>
-      </w:r>
-      <w:r>
-        <w:rPr>
-          <w:rFonts w:ascii="Charis SIL Italic" w:hAnsi="Charis SIL Italic" w:eastAsia="Charis SIL Italic"/>
-          <w:b w:val="0"/>
-          <w:i/>
-          <w:color w:val="0000FF"/>
-          <w:sz w:val="24"/>
-          <w:u w:val="single"/>
-        </w:rPr>
-        <w:hyperlink r:id="rId9" w:history="1">
-          <w:r>
-            <w:rPr>
-              <w:rStyle w:val="Hyperlink"/>
-            </w:rPr>
-            <w:t>acquired</w:t>
-          </w:r>
-        </w:hyperlink>
+        </w:rPr>
+        <w:t>significance of cultural objects and collections acquired</w:t>
       </w:r>
       <w:r>
         <w:rPr>
@@ -674,8 +481,16 @@
           <w:i/>
           <w:color w:val="0000FF"/>
           <w:sz w:val="24"/>
-        </w:rPr>
-        <w:t>s</w:t>
+          <w:u w:val="single"/>
+        </w:rPr>
+        <w:hyperlink r:id="rId9" w:history="1">
+          <w:r>
+            <w:rPr>
+              <w:rStyle w:val="Hyperlink"/>
+            </w:rPr>
+            <w:t>s</w:t>
+          </w:r>
+        </w:hyperlink>
       </w:r>
       <w:r>
         <w:rPr>
@@ -1065,7 +880,7 @@
           <w:sz w:val="24"/>
           <w:u w:val="single"/>
         </w:rPr>
-        <w:hyperlink r:id="rId9" w:history="1">
+        <w:hyperlink r:id="rId10" w:history="1">
           <w:r>
             <w:rPr>
               <w:rStyle w:val="Hyperlink"/>
@@ -2731,7 +2546,7 @@
           <w:sz w:val="24"/>
           <w:u w:val="single"/>
         </w:rPr>
-        <w:hyperlink r:id="rId12" w:history="1">
+        <w:hyperlink r:id="rId13" w:history="1">
           <w:r>
             <w:rPr>
               <w:rStyle w:val="Hyperlink"/>

--- a/EXPORTS/DOCX/published/niveau1/Dutch/DoingResearch.docx
+++ b/EXPORTS/DOCX/published/niveau1/Dutch/DoingResearch.docx
@@ -330,8 +330,200 @@
           <w:i/>
           <w:color w:val="0000FF"/>
           <w:sz w:val="24"/>
-        </w:rPr>
-        <w:t>significance of cultural objects and collections acquired</w:t>
+          <w:u w:val="single"/>
+        </w:rPr>
+        <w:hyperlink r:id="rId9" w:history="1">
+          <w:r>
+            <w:rPr>
+              <w:rStyle w:val="Hyperlink"/>
+            </w:rPr>
+            <w:t>significanc</w:t>
+          </w:r>
+        </w:hyperlink>
+      </w:r>
+      <w:r>
+        <w:rPr>
+          <w:rFonts w:ascii="Charis SIL Italic" w:hAnsi="Charis SIL Italic" w:eastAsia="Charis SIL Italic"/>
+          <w:b w:val="0"/>
+          <w:i/>
+          <w:color w:val="0000FF"/>
+          <w:sz w:val="24"/>
+          <w:u w:val="single"/>
+        </w:rPr>
+        <w:t>e</w:t>
+      </w:r>
+      <w:r>
+        <w:rPr>
+          <w:rFonts w:ascii="Charis SIL Italic" w:hAnsi="Charis SIL Italic" w:eastAsia="Charis SIL Italic"/>
+          <w:b w:val="0"/>
+          <w:i/>
+          <w:color w:val="0000FF"/>
+          <w:sz w:val="24"/>
+          <w:u w:val="single"/>
+        </w:rPr>
+        <w:t xml:space="preserve"> </w:t>
+      </w:r>
+      <w:r>
+        <w:rPr>
+          <w:rFonts w:ascii="Charis SIL Italic" w:hAnsi="Charis SIL Italic" w:eastAsia="Charis SIL Italic"/>
+          <w:b w:val="0"/>
+          <w:i/>
+          <w:color w:val="0000FF"/>
+          <w:sz w:val="24"/>
+          <w:u w:val="single"/>
+        </w:rPr>
+        <w:hyperlink r:id="rId9" w:history="1">
+          <w:r>
+            <w:rPr>
+              <w:rStyle w:val="Hyperlink"/>
+            </w:rPr>
+            <w:t>of</w:t>
+          </w:r>
+        </w:hyperlink>
+      </w:r>
+      <w:r>
+        <w:rPr>
+          <w:rFonts w:ascii="Charis SIL Italic" w:hAnsi="Charis SIL Italic" w:eastAsia="Charis SIL Italic"/>
+          <w:b w:val="0"/>
+          <w:i/>
+          <w:color w:val="0000FF"/>
+          <w:sz w:val="24"/>
+          <w:u w:val="single"/>
+        </w:rPr>
+        <w:t xml:space="preserve"> </w:t>
+      </w:r>
+      <w:r>
+        <w:rPr>
+          <w:rFonts w:ascii="Charis SIL Italic" w:hAnsi="Charis SIL Italic" w:eastAsia="Charis SIL Italic"/>
+          <w:b w:val="0"/>
+          <w:i/>
+          <w:color w:val="0000FF"/>
+          <w:sz w:val="24"/>
+          <w:u w:val="single"/>
+        </w:rPr>
+        <w:hyperlink r:id="rId9" w:history="1">
+          <w:r>
+            <w:rPr>
+              <w:rStyle w:val="Hyperlink"/>
+            </w:rPr>
+            <w:t>cultural</w:t>
+          </w:r>
+        </w:hyperlink>
+      </w:r>
+      <w:r>
+        <w:rPr>
+          <w:rFonts w:ascii="Charis SIL Italic" w:hAnsi="Charis SIL Italic" w:eastAsia="Charis SIL Italic"/>
+          <w:b w:val="0"/>
+          <w:i/>
+          <w:color w:val="0000FF"/>
+          <w:sz w:val="24"/>
+          <w:u w:val="single"/>
+        </w:rPr>
+        <w:t xml:space="preserve"> </w:t>
+      </w:r>
+      <w:r>
+        <w:rPr>
+          <w:rFonts w:ascii="Charis SIL Italic" w:hAnsi="Charis SIL Italic" w:eastAsia="Charis SIL Italic"/>
+          <w:b w:val="0"/>
+          <w:i/>
+          <w:color w:val="0000FF"/>
+          <w:sz w:val="24"/>
+          <w:u w:val="single"/>
+        </w:rPr>
+        <w:hyperlink r:id="rId9" w:history="1">
+          <w:r>
+            <w:rPr>
+              <w:rStyle w:val="Hyperlink"/>
+            </w:rPr>
+            <w:t>objects</w:t>
+          </w:r>
+        </w:hyperlink>
+      </w:r>
+      <w:r>
+        <w:rPr>
+          <w:rFonts w:ascii="Charis SIL Italic" w:hAnsi="Charis SIL Italic" w:eastAsia="Charis SIL Italic"/>
+          <w:b w:val="0"/>
+          <w:i/>
+          <w:color w:val="0000FF"/>
+          <w:sz w:val="24"/>
+          <w:u w:val="single"/>
+        </w:rPr>
+        <w:t xml:space="preserve"> </w:t>
+      </w:r>
+      <w:r>
+        <w:rPr>
+          <w:rFonts w:ascii="Charis SIL Italic" w:hAnsi="Charis SIL Italic" w:eastAsia="Charis SIL Italic"/>
+          <w:b w:val="0"/>
+          <w:i/>
+          <w:color w:val="0000FF"/>
+          <w:sz w:val="24"/>
+          <w:u w:val="single"/>
+        </w:rPr>
+        <w:hyperlink r:id="rId9" w:history="1">
+          <w:r>
+            <w:rPr>
+              <w:rStyle w:val="Hyperlink"/>
+            </w:rPr>
+            <w:t>and</w:t>
+          </w:r>
+        </w:hyperlink>
+      </w:r>
+      <w:r>
+        <w:rPr>
+          <w:rFonts w:ascii="Charis SIL Italic" w:hAnsi="Charis SIL Italic" w:eastAsia="Charis SIL Italic"/>
+          <w:b w:val="0"/>
+          <w:i/>
+          <w:color w:val="0000FF"/>
+          <w:sz w:val="24"/>
+        </w:rPr>
+        <w:t xml:space="preserve"> </w:t>
+      </w:r>
+      <w:r>
+        <w:rPr>
+          <w:rFonts w:ascii="Charis SIL Italic" w:hAnsi="Charis SIL Italic" w:eastAsia="Charis SIL Italic"/>
+          <w:b w:val="0"/>
+          <w:i/>
+          <w:color w:val="0000FF"/>
+          <w:sz w:val="24"/>
+          <w:u w:val="single"/>
+        </w:rPr>
+        <w:hyperlink r:id="rId9" w:history="1">
+          <w:r>
+            <w:rPr>
+              <w:rStyle w:val="Hyperlink"/>
+            </w:rPr>
+            <w:t>collections</w:t>
+          </w:r>
+        </w:hyperlink>
+      </w:r>
+      <w:r>
+        <w:rPr>
+          <w:rFonts w:ascii="Charis SIL Italic" w:hAnsi="Charis SIL Italic" w:eastAsia="Charis SIL Italic"/>
+          <w:b w:val="0"/>
+          <w:i/>
+          <w:color w:val="0000FF"/>
+          <w:sz w:val="24"/>
+          <w:u w:val="single"/>
+        </w:rPr>
+        <w:t xml:space="preserve"> </w:t>
+      </w:r>
+      <w:r>
+        <w:rPr>
+          <w:rFonts w:ascii="Charis SIL Italic" w:hAnsi="Charis SIL Italic" w:eastAsia="Charis SIL Italic"/>
+          <w:b w:val="0"/>
+          <w:i/>
+          <w:color w:val="0000FF"/>
+          <w:sz w:val="24"/>
+          <w:u w:val="single"/>
+        </w:rPr>
+        <w:hyperlink r:id="rId9" w:history="1">
+          <w:r>
+            <w:rPr>
+              <w:rStyle w:val="Hyperlink"/>
+            </w:rPr>
+            <w:t>acquired</w:t>
+          </w:r>
+        </w:hyperlink>
       </w:r>
       <w:r>
         <w:rPr>
@@ -512,75 +704,13 @@
       </w:r>
       <w:r>
         <w:rPr>
-          <w:u w:val="single" w:color="0000ff"/>
           <w:rFonts w:ascii="Charis SIL Regular" w:hAnsi="Charis SIL Regular" w:eastAsia="Charis SIL Regular"/>
           <w:b w:val="0"/>
           <w:i w:val="0"/>
           <w:color w:val="000000"/>
           <w:sz w:val="24"/>
         </w:rPr>
-        <w:hyperlink r:id="rId9" w:history="1">
-          <w:r>
-            <w:rPr>
-              <w:rStyle w:val="Hyperlink"/>
-            </w:rPr>
-            <w:t>public</w:t>
-          </w:r>
-        </w:hyperlink>
-      </w:r>
-      <w:r>
-        <w:rPr>
-          <w:u w:val="single" w:color="0000ff"/>
-          <w:rFonts w:ascii="Charis SIL Regular" w:hAnsi="Charis SIL Regular" w:eastAsia="Charis SIL Regular"/>
-          <w:b w:val="0"/>
-          <w:i w:val="0"/>
-          <w:color w:val="000000"/>
-          <w:sz w:val="24"/>
-        </w:rPr>
-        <w:hyperlink r:id="rId9" w:history="1">
-          <w:r>
-            <w:rPr>
-              <w:rStyle w:val="Hyperlink"/>
-            </w:rPr>
-            <w:t>a</w:t>
-          </w:r>
-        </w:hyperlink>
-      </w:r>
-      <w:r>
-        <w:rPr>
-          <w:u w:val="single" w:color="0000ff"/>
-          <w:rFonts w:ascii="Charis SIL Regular" w:hAnsi="Charis SIL Regular" w:eastAsia="Charis SIL Regular"/>
-          <w:b w:val="0"/>
-          <w:i w:val="0"/>
-          <w:color w:val="000000"/>
-          <w:sz w:val="24"/>
-        </w:rPr>
-        <w:hyperlink r:id="rId9" w:history="1">
-          <w:r>
-            <w:rPr>
-              <w:rStyle w:val="Hyperlink"/>
-            </w:rPr>
-            <w:t xml:space="preserve">tie </w:t>
-          </w:r>
-        </w:hyperlink>
-      </w:r>
-      <w:r>
-        <w:rPr>
-          <w:u w:val="single" w:color="0000ff"/>
-          <w:rFonts w:ascii="Charis SIL Regular" w:hAnsi="Charis SIL Regular" w:eastAsia="Charis SIL Regular"/>
-          <w:b w:val="0"/>
-          <w:i w:val="0"/>
-          <w:color w:val="000000"/>
-          <w:sz w:val="24"/>
-        </w:rPr>
-        <w:hyperlink r:id="rId9" w:history="1">
-          <w:r>
-            <w:rPr>
-              <w:rStyle w:val="Hyperlink"/>
-            </w:rPr>
-            <w:t>_</w:t>
-          </w:r>
-        </w:hyperlink>
+        <w:t>publicatie _</w:t>
       </w:r>
       <w:r>
         <w:rPr>
@@ -721,7 +851,7 @@
           <w:sz w:val="24"/>
           <w:u w:val="single"/>
         </w:rPr>
-        <w:hyperlink r:id="rId9" w:history="1">
+        <w:hyperlink r:id="rId10" w:history="1">
           <w:r>
             <w:rPr>
               <w:rStyle w:val="Hyperlink"/>
@@ -739,7 +869,7 @@
           <w:sz w:val="24"/>
           <w:u w:val="single"/>
         </w:rPr>
-        <w:hyperlink r:id="rId9" w:history="1">
+        <w:hyperlink r:id="rId10" w:history="1">
           <w:r>
             <w:rPr>
               <w:rStyle w:val="Hyperlink"/>
@@ -757,7 +887,7 @@
           <w:sz w:val="24"/>
           <w:u w:val="single"/>
         </w:rPr>
-        <w:hyperlink r:id="rId9" w:history="1">
+        <w:hyperlink r:id="rId10" w:history="1">
           <w:r>
             <w:rPr>
               <w:rStyle w:val="Hyperlink"/>
@@ -804,7 +934,7 @@
           <w:sz w:val="24"/>
           <w:u w:val="single"/>
         </w:rPr>
-        <w:hyperlink r:id="rId10" w:history="1">
+        <w:hyperlink r:id="rId9" w:history="1">
           <w:r>
             <w:rPr>
               <w:rStyle w:val="Hyperlink"/>
@@ -833,7 +963,7 @@
           <w:sz w:val="24"/>
           <w:u w:val="single"/>
         </w:rPr>
-        <w:hyperlink r:id="rId10" w:history="1">
+        <w:hyperlink r:id="rId9" w:history="1">
           <w:r>
             <w:rPr>
               <w:rStyle w:val="Hyperlink"/>
@@ -862,7 +992,7 @@
           <w:sz w:val="24"/>
           <w:u w:val="single"/>
         </w:rPr>
-        <w:hyperlink r:id="rId10" w:history="1">
+        <w:hyperlink r:id="rId9" w:history="1">
           <w:r>
             <w:rPr>
               <w:rStyle w:val="Hyperlink"/>
@@ -880,7 +1010,7 @@
           <w:sz w:val="24"/>
           <w:u w:val="single"/>
         </w:rPr>
-        <w:hyperlink r:id="rId10" w:history="1">
+        <w:hyperlink r:id="rId9" w:history="1">
           <w:r>
             <w:rPr>
               <w:rStyle w:val="Hyperlink"/>

--- a/EXPORTS/DOCX/published/niveau1/Dutch/DoingResearch.docx
+++ b/EXPORTS/DOCX/published/niveau1/Dutch/DoingResearch.docx
@@ -337,7 +337,7 @@
             <w:rPr>
               <w:rStyle w:val="Hyperlink"/>
             </w:rPr>
-            <w:t>significanc</w:t>
+            <w:t>significan</w:t>
           </w:r>
         </w:hyperlink>
       </w:r>
@@ -348,36 +348,13 @@
           <w:i/>
           <w:color w:val="0000FF"/>
           <w:sz w:val="24"/>
-          <w:u w:val="single"/>
-        </w:rPr>
-        <w:t>e</w:t>
-      </w:r>
-      <w:r>
-        <w:rPr>
-          <w:rFonts w:ascii="Charis SIL Italic" w:hAnsi="Charis SIL Italic" w:eastAsia="Charis SIL Italic"/>
-          <w:b w:val="0"/>
-          <w:i/>
-          <w:color w:val="0000FF"/>
-          <w:sz w:val="24"/>
-          <w:u w:val="single"/>
-        </w:rPr>
-        <w:t xml:space="preserve"> </w:t>
-      </w:r>
-      <w:r>
-        <w:rPr>
-          <w:rFonts w:ascii="Charis SIL Italic" w:hAnsi="Charis SIL Italic" w:eastAsia="Charis SIL Italic"/>
-          <w:b w:val="0"/>
-          <w:i/>
-          <w:color w:val="0000FF"/>
-          <w:sz w:val="24"/>
-          <w:u w:val="single"/>
         </w:rPr>
         <w:hyperlink r:id="rId9" w:history="1">
           <w:r>
             <w:rPr>
               <w:rStyle w:val="Hyperlink"/>
             </w:rPr>
-            <w:t>of</w:t>
+            <w:t>c</w:t>
           </w:r>
         </w:hyperlink>
       </w:r>
@@ -388,9 +365,8 @@
           <w:i/>
           <w:color w:val="0000FF"/>
           <w:sz w:val="24"/>
-          <w:u w:val="single"/>
-        </w:rPr>
-        <w:t xml:space="preserve"> </w:t>
+        </w:rPr>
+        <w:t>e</w:t>
       </w:r>
       <w:r>
         <w:rPr>
@@ -401,14 +377,7 @@
           <w:sz w:val="24"/>
           <w:u w:val="single"/>
         </w:rPr>
-        <w:hyperlink r:id="rId9" w:history="1">
-          <w:r>
-            <w:rPr>
-              <w:rStyle w:val="Hyperlink"/>
-            </w:rPr>
-            <w:t>cultural</w:t>
-          </w:r>
-        </w:hyperlink>
+        <w:t xml:space="preserve"> </w:t>
       </w:r>
       <w:r>
         <w:rPr>
@@ -417,113 +386,8 @@
           <w:i/>
           <w:color w:val="0000FF"/>
           <w:sz w:val="24"/>
-          <w:u w:val="single"/>
-        </w:rPr>
-        <w:t xml:space="preserve"> </w:t>
-      </w:r>
-      <w:r>
-        <w:rPr>
-          <w:rFonts w:ascii="Charis SIL Italic" w:hAnsi="Charis SIL Italic" w:eastAsia="Charis SIL Italic"/>
-          <w:b w:val="0"/>
-          <w:i/>
-          <w:color w:val="0000FF"/>
-          <w:sz w:val="24"/>
-          <w:u w:val="single"/>
-        </w:rPr>
-        <w:hyperlink r:id="rId9" w:history="1">
-          <w:r>
-            <w:rPr>
-              <w:rStyle w:val="Hyperlink"/>
-            </w:rPr>
-            <w:t>objects</w:t>
-          </w:r>
-        </w:hyperlink>
-      </w:r>
-      <w:r>
-        <w:rPr>
-          <w:rFonts w:ascii="Charis SIL Italic" w:hAnsi="Charis SIL Italic" w:eastAsia="Charis SIL Italic"/>
-          <w:b w:val="0"/>
-          <w:i/>
-          <w:color w:val="0000FF"/>
-          <w:sz w:val="24"/>
-          <w:u w:val="single"/>
-        </w:rPr>
-        <w:t xml:space="preserve"> </w:t>
-      </w:r>
-      <w:r>
-        <w:rPr>
-          <w:rFonts w:ascii="Charis SIL Italic" w:hAnsi="Charis SIL Italic" w:eastAsia="Charis SIL Italic"/>
-          <w:b w:val="0"/>
-          <w:i/>
-          <w:color w:val="0000FF"/>
-          <w:sz w:val="24"/>
-          <w:u w:val="single"/>
-        </w:rPr>
-        <w:hyperlink r:id="rId9" w:history="1">
-          <w:r>
-            <w:rPr>
-              <w:rStyle w:val="Hyperlink"/>
-            </w:rPr>
-            <w:t>and</w:t>
-          </w:r>
-        </w:hyperlink>
-      </w:r>
-      <w:r>
-        <w:rPr>
-          <w:rFonts w:ascii="Charis SIL Italic" w:hAnsi="Charis SIL Italic" w:eastAsia="Charis SIL Italic"/>
-          <w:b w:val="0"/>
-          <w:i/>
-          <w:color w:val="0000FF"/>
-          <w:sz w:val="24"/>
-        </w:rPr>
-        <w:t xml:space="preserve"> </w:t>
-      </w:r>
-      <w:r>
-        <w:rPr>
-          <w:rFonts w:ascii="Charis SIL Italic" w:hAnsi="Charis SIL Italic" w:eastAsia="Charis SIL Italic"/>
-          <w:b w:val="0"/>
-          <w:i/>
-          <w:color w:val="0000FF"/>
-          <w:sz w:val="24"/>
-          <w:u w:val="single"/>
-        </w:rPr>
-        <w:hyperlink r:id="rId9" w:history="1">
-          <w:r>
-            <w:rPr>
-              <w:rStyle w:val="Hyperlink"/>
-            </w:rPr>
-            <w:t>collections</w:t>
-          </w:r>
-        </w:hyperlink>
-      </w:r>
-      <w:r>
-        <w:rPr>
-          <w:rFonts w:ascii="Charis SIL Italic" w:hAnsi="Charis SIL Italic" w:eastAsia="Charis SIL Italic"/>
-          <w:b w:val="0"/>
-          <w:i/>
-          <w:color w:val="0000FF"/>
-          <w:sz w:val="24"/>
-          <w:u w:val="single"/>
-        </w:rPr>
-        <w:t xml:space="preserve"> </w:t>
-      </w:r>
-      <w:r>
-        <w:rPr>
-          <w:rFonts w:ascii="Charis SIL Italic" w:hAnsi="Charis SIL Italic" w:eastAsia="Charis SIL Italic"/>
-          <w:b w:val="0"/>
-          <w:i/>
-          <w:color w:val="0000FF"/>
-          <w:sz w:val="24"/>
-          <w:u w:val="single"/>
-        </w:rPr>
-        <w:hyperlink r:id="rId9" w:history="1">
-          <w:r>
-            <w:rPr>
-              <w:rStyle w:val="Hyperlink"/>
-            </w:rPr>
-            <w:t>acquired</w:t>
-          </w:r>
-        </w:hyperlink>
+        </w:rPr>
+        <w:t>of cultural objects and collections acquired</w:t>
       </w:r>
       <w:r>
         <w:rPr>
@@ -851,7 +715,7 @@
           <w:sz w:val="24"/>
           <w:u w:val="single"/>
         </w:rPr>
-        <w:hyperlink r:id="rId10" w:history="1">
+        <w:hyperlink r:id="rId9" w:history="1">
           <w:r>
             <w:rPr>
               <w:rStyle w:val="Hyperlink"/>
@@ -869,7 +733,7 @@
           <w:sz w:val="24"/>
           <w:u w:val="single"/>
         </w:rPr>
-        <w:hyperlink r:id="rId10" w:history="1">
+        <w:hyperlink r:id="rId9" w:history="1">
           <w:r>
             <w:rPr>
               <w:rStyle w:val="Hyperlink"/>
@@ -887,7 +751,7 @@
           <w:sz w:val="24"/>
           <w:u w:val="single"/>
         </w:rPr>
-        <w:hyperlink r:id="rId10" w:history="1">
+        <w:hyperlink r:id="rId9" w:history="1">
           <w:r>
             <w:rPr>
               <w:rStyle w:val="Hyperlink"/>
@@ -963,7 +827,7 @@
           <w:sz w:val="24"/>
           <w:u w:val="single"/>
         </w:rPr>
-        <w:hyperlink r:id="rId9" w:history="1">
+        <w:hyperlink r:id="rId10" w:history="1">
           <w:r>
             <w:rPr>
               <w:rStyle w:val="Hyperlink"/>
@@ -992,7 +856,7 @@
           <w:sz w:val="24"/>
           <w:u w:val="single"/>
         </w:rPr>
-        <w:hyperlink r:id="rId9" w:history="1">
+        <w:hyperlink r:id="rId10" w:history="1">
           <w:r>
             <w:rPr>
               <w:rStyle w:val="Hyperlink"/>
@@ -1010,7 +874,7 @@
           <w:sz w:val="24"/>
           <w:u w:val="single"/>
         </w:rPr>
-        <w:hyperlink r:id="rId9" w:history="1">
+        <w:hyperlink r:id="rId10" w:history="1">
           <w:r>
             <w:rPr>
               <w:rStyle w:val="Hyperlink"/>
@@ -1026,27 +890,8 @@
           <w:i w:val="0"/>
           <w:color w:val="0000FF"/>
           <w:sz w:val="24"/>
-          <w:u w:val="single"/>
-        </w:rPr>
-        <w:t xml:space="preserve"> </w:t>
-      </w:r>
-      <w:r>
-        <w:rPr>
-          <w:rFonts w:ascii="Charis SIL Regular" w:hAnsi="Charis SIL Regular" w:eastAsia="Charis SIL Regular"/>
-          <w:b w:val="0"/>
-          <w:i w:val="0"/>
-          <w:color w:val="0000FF"/>
-          <w:sz w:val="24"/>
-          <w:u w:val="single"/>
-        </w:rPr>
-        <w:hyperlink r:id="rId9" w:history="1">
-          <w:r>
-            <w:rPr>
-              <w:rStyle w:val="Hyperlink"/>
-            </w:rPr>
-            <w:t>co</w:t>
-          </w:r>
-        </w:hyperlink>
+        </w:rPr>
+        <w:t xml:space="preserve"> co</w:t>
       </w:r>
       <w:r>
         <w:rPr>
@@ -2524,7 +2369,25 @@
           <w:color w:val="000000"/>
           <w:sz w:val="24"/>
         </w:rPr>
-        <w:t xml:space="preserve">Haag is de zoekhulp </w:t>
+        <w:t xml:space="preserve">Haag is </w:t>
+      </w:r>
+      <w:r>
+        <w:rPr>
+          <w:u w:val="single" w:color="0000ff"/>
+          <w:rFonts w:ascii="Charis SIL Regular" w:hAnsi="Charis SIL Regular" w:eastAsia="Charis SIL Regular"/>
+          <w:b w:val="0"/>
+          <w:i w:val="0"/>
+          <w:color w:val="000000"/>
+          <w:sz w:val="24"/>
+        </w:rPr>
+        <w:hyperlink r:id="rId12" w:history="1">
+          <w:r>
+            <w:rPr>
+              <w:rStyle w:val="Hyperlink"/>
+            </w:rPr>
+            <w:t xml:space="preserve">de zoekhulp </w:t>
+          </w:r>
+        </w:hyperlink>
       </w:r>
       <w:r>
         <w:rPr>
@@ -2535,7 +2398,7 @@
           <w:sz w:val="24"/>
           <w:u w:val="single"/>
         </w:rPr>
-        <w:hyperlink r:id="rId13" w:history="1">
+        <w:hyperlink r:id="rId12" w:history="1">
           <w:r>
             <w:rPr>
               <w:rStyle w:val="Hyperlink"/>
@@ -2543,6 +2406,111 @@
             <w:t>H</w:t>
           </w:r>
         </w:hyperlink>
+      </w:r>
+      <w:r>
+        <w:rPr>
+          <w:rFonts w:ascii="Charis SIL Regular" w:hAnsi="Charis SIL Regular" w:eastAsia="Charis SIL Regular"/>
+          <w:b w:val="0"/>
+          <w:i w:val="0"/>
+          <w:color w:val="0000FF"/>
+          <w:sz w:val="24"/>
+          <w:u w:val="single"/>
+        </w:rPr>
+        <w:hyperlink r:id="rId12" w:history="1">
+          <w:r>
+            <w:rPr>
+              <w:rStyle w:val="Hyperlink"/>
+            </w:rPr>
+            <w:t>o</w:t>
+          </w:r>
+        </w:hyperlink>
+      </w:r>
+      <w:r>
+        <w:rPr>
+          <w:rFonts w:ascii="Charis SIL Regular" w:hAnsi="Charis SIL Regular" w:eastAsia="Charis SIL Regular"/>
+          <w:b w:val="0"/>
+          <w:i w:val="0"/>
+          <w:color w:val="0000FF"/>
+          <w:sz w:val="24"/>
+          <w:u w:val="single"/>
+        </w:rPr>
+        <w:hyperlink r:id="rId12" w:history="1">
+          <w:r>
+            <w:rPr>
+              <w:rStyle w:val="Hyperlink"/>
+            </w:rPr>
+            <w:t>e</w:t>
+          </w:r>
+        </w:hyperlink>
+      </w:r>
+      <w:r>
+        <w:rPr>
+          <w:rFonts w:ascii="Charis SIL Regular" w:hAnsi="Charis SIL Regular" w:eastAsia="Charis SIL Regular"/>
+          <w:b w:val="0"/>
+          <w:i w:val="0"/>
+          <w:color w:val="0000FF"/>
+          <w:sz w:val="24"/>
+          <w:u w:val="single"/>
+        </w:rPr>
+        <w:t xml:space="preserve"> </w:t>
+      </w:r>
+      <w:r>
+        <w:rPr>
+          <w:rFonts w:ascii="Charis SIL Regular" w:hAnsi="Charis SIL Regular" w:eastAsia="Charis SIL Regular"/>
+          <w:b w:val="0"/>
+          <w:i w:val="0"/>
+          <w:color w:val="0000FF"/>
+          <w:sz w:val="24"/>
+          <w:u w:val="single"/>
+        </w:rPr>
+        <w:hyperlink r:id="rId13" w:history="1">
+          <w:r>
+            <w:rPr>
+              <w:rStyle w:val="Hyperlink"/>
+            </w:rPr>
+            <w:t>doe</w:t>
+          </w:r>
+        </w:hyperlink>
+      </w:r>
+      <w:r>
+        <w:rPr>
+          <w:rFonts w:ascii="Charis SIL Regular" w:hAnsi="Charis SIL Regular" w:eastAsia="Charis SIL Regular"/>
+          <w:b w:val="0"/>
+          <w:i w:val="0"/>
+          <w:color w:val="0000FF"/>
+          <w:sz w:val="24"/>
+          <w:u w:val="single"/>
+        </w:rPr>
+        <w:t xml:space="preserve"> </w:t>
+      </w:r>
+      <w:r>
+        <w:rPr>
+          <w:rFonts w:ascii="Charis SIL Regular" w:hAnsi="Charis SIL Regular" w:eastAsia="Charis SIL Regular"/>
+          <w:b w:val="0"/>
+          <w:i w:val="0"/>
+          <w:color w:val="0000FF"/>
+          <w:sz w:val="24"/>
+          <w:u w:val="single"/>
+        </w:rPr>
+        <w:hyperlink r:id="rId13" w:history="1">
+          <w:r>
+            <w:rPr>
+              <w:rStyle w:val="Hyperlink"/>
+            </w:rPr>
+            <w:t>ik</w:t>
+          </w:r>
+        </w:hyperlink>
+      </w:r>
+      <w:r>
+        <w:rPr>
+          <w:rFonts w:ascii="Charis SIL Regular" w:hAnsi="Charis SIL Regular" w:eastAsia="Charis SIL Regular"/>
+          <w:b w:val="0"/>
+          <w:i w:val="0"/>
+          <w:color w:val="0000FF"/>
+          <w:sz w:val="24"/>
+          <w:u w:val="single"/>
+        </w:rPr>
+        <w:t xml:space="preserve"> </w:t>
       </w:r>
       <w:r>
         <w:rPr>
@@ -2576,111 +2544,6 @@
             <w:rPr>
               <w:rStyle w:val="Hyperlink"/>
             </w:rPr>
-            <w:t>e</w:t>
-          </w:r>
-        </w:hyperlink>
-      </w:r>
-      <w:r>
-        <w:rPr>
-          <w:rFonts w:ascii="Charis SIL Regular" w:hAnsi="Charis SIL Regular" w:eastAsia="Charis SIL Regular"/>
-          <w:b w:val="0"/>
-          <w:i w:val="0"/>
-          <w:color w:val="0000FF"/>
-          <w:sz w:val="24"/>
-          <w:u w:val="single"/>
-        </w:rPr>
-        <w:t xml:space="preserve"> </w:t>
-      </w:r>
-      <w:r>
-        <w:rPr>
-          <w:rFonts w:ascii="Charis SIL Regular" w:hAnsi="Charis SIL Regular" w:eastAsia="Charis SIL Regular"/>
-          <w:b w:val="0"/>
-          <w:i w:val="0"/>
-          <w:color w:val="0000FF"/>
-          <w:sz w:val="24"/>
-          <w:u w:val="single"/>
-        </w:rPr>
-        <w:hyperlink r:id="rId13" w:history="1">
-          <w:r>
-            <w:rPr>
-              <w:rStyle w:val="Hyperlink"/>
-            </w:rPr>
-            <w:t>doe</w:t>
-          </w:r>
-        </w:hyperlink>
-      </w:r>
-      <w:r>
-        <w:rPr>
-          <w:rFonts w:ascii="Charis SIL Regular" w:hAnsi="Charis SIL Regular" w:eastAsia="Charis SIL Regular"/>
-          <w:b w:val="0"/>
-          <w:i w:val="0"/>
-          <w:color w:val="0000FF"/>
-          <w:sz w:val="24"/>
-          <w:u w:val="single"/>
-        </w:rPr>
-        <w:t xml:space="preserve"> </w:t>
-      </w:r>
-      <w:r>
-        <w:rPr>
-          <w:rFonts w:ascii="Charis SIL Regular" w:hAnsi="Charis SIL Regular" w:eastAsia="Charis SIL Regular"/>
-          <w:b w:val="0"/>
-          <w:i w:val="0"/>
-          <w:color w:val="0000FF"/>
-          <w:sz w:val="24"/>
-          <w:u w:val="single"/>
-        </w:rPr>
-        <w:hyperlink r:id="rId13" w:history="1">
-          <w:r>
-            <w:rPr>
-              <w:rStyle w:val="Hyperlink"/>
-            </w:rPr>
-            <w:t>ik</w:t>
-          </w:r>
-        </w:hyperlink>
-      </w:r>
-      <w:r>
-        <w:rPr>
-          <w:rFonts w:ascii="Charis SIL Regular" w:hAnsi="Charis SIL Regular" w:eastAsia="Charis SIL Regular"/>
-          <w:b w:val="0"/>
-          <w:i w:val="0"/>
-          <w:color w:val="0000FF"/>
-          <w:sz w:val="24"/>
-          <w:u w:val="single"/>
-        </w:rPr>
-        <w:t xml:space="preserve"> </w:t>
-      </w:r>
-      <w:r>
-        <w:rPr>
-          <w:rFonts w:ascii="Charis SIL Regular" w:hAnsi="Charis SIL Regular" w:eastAsia="Charis SIL Regular"/>
-          <w:b w:val="0"/>
-          <w:i w:val="0"/>
-          <w:color w:val="0000FF"/>
-          <w:sz w:val="24"/>
-          <w:u w:val="single"/>
-        </w:rPr>
-        <w:hyperlink r:id="rId13" w:history="1">
-          <w:r>
-            <w:rPr>
-              <w:rStyle w:val="Hyperlink"/>
-            </w:rPr>
-            <w:t>o</w:t>
-          </w:r>
-        </w:hyperlink>
-      </w:r>
-      <w:r>
-        <w:rPr>
-          <w:rFonts w:ascii="Charis SIL Regular" w:hAnsi="Charis SIL Regular" w:eastAsia="Charis SIL Regular"/>
-          <w:b w:val="0"/>
-          <w:i w:val="0"/>
-          <w:color w:val="0000FF"/>
-          <w:sz w:val="24"/>
-          <w:u w:val="single"/>
-        </w:rPr>
-        <w:hyperlink r:id="rId13" w:history="1">
-          <w:r>
-            <w:rPr>
-              <w:rStyle w:val="Hyperlink"/>
-            </w:rPr>
             <w:t>n</w:t>
           </w:r>
         </w:hyperlink>
@@ -2694,7 +2557,7 @@
           <w:sz w:val="24"/>
           <w:u w:val="single"/>
         </w:rPr>
-        <w:hyperlink r:id="rId12" w:history="1">
+        <w:hyperlink r:id="rId13" w:history="1">
           <w:r>
             <w:rPr>
               <w:rStyle w:val="Hyperlink"/>
@@ -2712,7 +2575,7 @@
           <w:sz w:val="24"/>
           <w:u w:val="single"/>
         </w:rPr>
-        <w:hyperlink r:id="rId12" w:history="1">
+        <w:hyperlink r:id="rId13" w:history="1">
           <w:r>
             <w:rPr>
               <w:rStyle w:val="Hyperlink"/>
@@ -2730,7 +2593,7 @@
           <w:sz w:val="24"/>
           <w:u w:val="single"/>
         </w:rPr>
-        <w:hyperlink r:id="rId12" w:history="1">
+        <w:hyperlink r:id="rId13" w:history="1">
           <w:r>
             <w:rPr>
               <w:rStyle w:val="Hyperlink"/>
@@ -2759,7 +2622,7 @@
           <w:sz w:val="24"/>
           <w:u w:val="single"/>
         </w:rPr>
-        <w:hyperlink r:id="rId12" w:history="1">
+        <w:hyperlink r:id="rId13" w:history="1">
           <w:r>
             <w:rPr>
               <w:rStyle w:val="Hyperlink"/>
@@ -3409,7 +3272,7 @@
             <w:rPr>
               <w:rStyle w:val="Hyperlink"/>
             </w:rPr>
-            <w:t>Significanc</w:t>
+            <w:t>Significan</w:t>
           </w:r>
         </w:hyperlink>
       </w:r>
@@ -3420,36 +3283,13 @@
           <w:i/>
           <w:color w:val="0000FF"/>
           <w:sz w:val="24"/>
-          <w:u w:val="single"/>
-        </w:rPr>
-        <w:t>e</w:t>
-      </w:r>
-      <w:r>
-        <w:rPr>
-          <w:rFonts w:ascii="Charis SIL Italic" w:hAnsi="Charis SIL Italic" w:eastAsia="Charis SIL Italic"/>
-          <w:b w:val="0"/>
-          <w:i/>
-          <w:color w:val="0000FF"/>
-          <w:sz w:val="24"/>
-          <w:u w:val="single"/>
-        </w:rPr>
-        <w:t xml:space="preserve"> </w:t>
-      </w:r>
-      <w:r>
-        <w:rPr>
-          <w:rFonts w:ascii="Charis SIL Italic" w:hAnsi="Charis SIL Italic" w:eastAsia="Charis SIL Italic"/>
-          <w:b w:val="0"/>
-          <w:i/>
-          <w:color w:val="0000FF"/>
-          <w:sz w:val="24"/>
-          <w:u w:val="single"/>
         </w:rPr>
         <w:hyperlink r:id="rId16" w:history="1">
           <w:r>
             <w:rPr>
               <w:rStyle w:val="Hyperlink"/>
             </w:rPr>
-            <w:t>o</w:t>
+            <w:t>c</w:t>
           </w:r>
         </w:hyperlink>
       </w:r>
@@ -3461,7 +3301,36 @@
           <w:color w:val="0000FF"/>
           <w:sz w:val="24"/>
         </w:rPr>
-        <w:t xml:space="preserve">f </w:t>
+        <w:t>e</w:t>
+      </w:r>
+      <w:r>
+        <w:rPr>
+          <w:rFonts w:ascii="Charis SIL Italic" w:hAnsi="Charis SIL Italic" w:eastAsia="Charis SIL Italic"/>
+          <w:b w:val="0"/>
+          <w:i/>
+          <w:color w:val="0000FF"/>
+          <w:sz w:val="24"/>
+          <w:u w:val="single"/>
+        </w:rPr>
+        <w:t xml:space="preserve"> </w:t>
+      </w:r>
+      <w:r>
+        <w:rPr>
+          <w:rFonts w:ascii="Charis SIL Italic" w:hAnsi="Charis SIL Italic" w:eastAsia="Charis SIL Italic"/>
+          <w:b w:val="0"/>
+          <w:i/>
+          <w:color w:val="0000FF"/>
+          <w:sz w:val="24"/>
+          <w:u w:val="single"/>
+        </w:rPr>
+        <w:hyperlink r:id="rId16" w:history="1">
+          <w:r>
+            <w:rPr>
+              <w:rStyle w:val="Hyperlink"/>
+            </w:rPr>
+            <w:t xml:space="preserve">of </w:t>
+          </w:r>
+        </w:hyperlink>
       </w:r>
       <w:r>
         <w:rPr>

--- a/EXPORTS/DOCX/published/niveau1/Dutch/DoingResearch.docx
+++ b/EXPORTS/DOCX/published/niveau1/Dutch/DoingResearch.docx
@@ -365,6 +365,7 @@
           <w:i/>
           <w:color w:val="0000FF"/>
           <w:sz w:val="24"/>
+          <w:u w:val="single"/>
         </w:rPr>
         <w:t>e</w:t>
       </w:r>
@@ -386,8 +387,161 @@
           <w:i/>
           <w:color w:val="0000FF"/>
           <w:sz w:val="24"/>
-        </w:rPr>
-        <w:t>of cultural objects and collections acquired</w:t>
+          <w:u w:val="single"/>
+        </w:rPr>
+        <w:hyperlink r:id="rId9" w:history="1">
+          <w:r>
+            <w:rPr>
+              <w:rStyle w:val="Hyperlink"/>
+            </w:rPr>
+            <w:t>of</w:t>
+          </w:r>
+        </w:hyperlink>
+      </w:r>
+      <w:r>
+        <w:rPr>
+          <w:rFonts w:ascii="Charis SIL Italic" w:hAnsi="Charis SIL Italic" w:eastAsia="Charis SIL Italic"/>
+          <w:b w:val="0"/>
+          <w:i/>
+          <w:color w:val="0000FF"/>
+          <w:sz w:val="24"/>
+          <w:u w:val="single"/>
+        </w:rPr>
+        <w:t xml:space="preserve"> </w:t>
+      </w:r>
+      <w:r>
+        <w:rPr>
+          <w:rFonts w:ascii="Charis SIL Italic" w:hAnsi="Charis SIL Italic" w:eastAsia="Charis SIL Italic"/>
+          <w:b w:val="0"/>
+          <w:i/>
+          <w:color w:val="0000FF"/>
+          <w:sz w:val="24"/>
+          <w:u w:val="single"/>
+        </w:rPr>
+        <w:hyperlink r:id="rId9" w:history="1">
+          <w:r>
+            <w:rPr>
+              <w:rStyle w:val="Hyperlink"/>
+            </w:rPr>
+            <w:t>cultural</w:t>
+          </w:r>
+        </w:hyperlink>
+      </w:r>
+      <w:r>
+        <w:rPr>
+          <w:rFonts w:ascii="Charis SIL Italic" w:hAnsi="Charis SIL Italic" w:eastAsia="Charis SIL Italic"/>
+          <w:b w:val="0"/>
+          <w:i/>
+          <w:color w:val="0000FF"/>
+          <w:sz w:val="24"/>
+          <w:u w:val="single"/>
+        </w:rPr>
+        <w:t xml:space="preserve"> </w:t>
+      </w:r>
+      <w:r>
+        <w:rPr>
+          <w:rFonts w:ascii="Charis SIL Italic" w:hAnsi="Charis SIL Italic" w:eastAsia="Charis SIL Italic"/>
+          <w:b w:val="0"/>
+          <w:i/>
+          <w:color w:val="0000FF"/>
+          <w:sz w:val="24"/>
+          <w:u w:val="single"/>
+        </w:rPr>
+        <w:hyperlink r:id="rId9" w:history="1">
+          <w:r>
+            <w:rPr>
+              <w:rStyle w:val="Hyperlink"/>
+            </w:rPr>
+            <w:t>objects</w:t>
+          </w:r>
+        </w:hyperlink>
+      </w:r>
+      <w:r>
+        <w:rPr>
+          <w:rFonts w:ascii="Charis SIL Italic" w:hAnsi="Charis SIL Italic" w:eastAsia="Charis SIL Italic"/>
+          <w:b w:val="0"/>
+          <w:i/>
+          <w:color w:val="0000FF"/>
+          <w:sz w:val="24"/>
+          <w:u w:val="single"/>
+        </w:rPr>
+        <w:t xml:space="preserve"> </w:t>
+      </w:r>
+      <w:r>
+        <w:rPr>
+          <w:rFonts w:ascii="Charis SIL Italic" w:hAnsi="Charis SIL Italic" w:eastAsia="Charis SIL Italic"/>
+          <w:b w:val="0"/>
+          <w:i/>
+          <w:color w:val="0000FF"/>
+          <w:sz w:val="24"/>
+          <w:u w:val="single"/>
+        </w:rPr>
+        <w:hyperlink r:id="rId9" w:history="1">
+          <w:r>
+            <w:rPr>
+              <w:rStyle w:val="Hyperlink"/>
+            </w:rPr>
+            <w:t>and</w:t>
+          </w:r>
+        </w:hyperlink>
+      </w:r>
+      <w:r>
+        <w:rPr>
+          <w:rFonts w:ascii="Charis SIL Italic" w:hAnsi="Charis SIL Italic" w:eastAsia="Charis SIL Italic"/>
+          <w:b w:val="0"/>
+          <w:i/>
+          <w:color w:val="0000FF"/>
+          <w:sz w:val="24"/>
+          <w:u w:val="single"/>
+        </w:rPr>
+        <w:t xml:space="preserve"> </w:t>
+      </w:r>
+      <w:r>
+        <w:rPr>
+          <w:rFonts w:ascii="Charis SIL Italic" w:hAnsi="Charis SIL Italic" w:eastAsia="Charis SIL Italic"/>
+          <w:b w:val="0"/>
+          <w:i/>
+          <w:color w:val="0000FF"/>
+          <w:sz w:val="24"/>
+          <w:u w:val="single"/>
+        </w:rPr>
+        <w:hyperlink r:id="rId9" w:history="1">
+          <w:r>
+            <w:rPr>
+              <w:rStyle w:val="Hyperlink"/>
+            </w:rPr>
+            <w:t>collections</w:t>
+          </w:r>
+        </w:hyperlink>
+      </w:r>
+      <w:r>
+        <w:rPr>
+          <w:rFonts w:ascii="Charis SIL Italic" w:hAnsi="Charis SIL Italic" w:eastAsia="Charis SIL Italic"/>
+          <w:b w:val="0"/>
+          <w:i/>
+          <w:color w:val="0000FF"/>
+          <w:sz w:val="24"/>
+          <w:u w:val="single"/>
+        </w:rPr>
+        <w:t xml:space="preserve"> </w:t>
+      </w:r>
+      <w:r>
+        <w:rPr>
+          <w:rFonts w:ascii="Charis SIL Italic" w:hAnsi="Charis SIL Italic" w:eastAsia="Charis SIL Italic"/>
+          <w:b w:val="0"/>
+          <w:i/>
+          <w:color w:val="0000FF"/>
+          <w:sz w:val="24"/>
+          <w:u w:val="single"/>
+        </w:rPr>
+        <w:hyperlink r:id="rId9" w:history="1">
+          <w:r>
+            <w:rPr>
+              <w:rStyle w:val="Hyperlink"/>
+            </w:rPr>
+            <w:t>acquired</w:t>
+          </w:r>
+        </w:hyperlink>
       </w:r>
       <w:r>
         <w:rPr>
@@ -568,13 +722,75 @@
       </w:r>
       <w:r>
         <w:rPr>
+          <w:u w:val="single" w:color="0000ff"/>
           <w:rFonts w:ascii="Charis SIL Regular" w:hAnsi="Charis SIL Regular" w:eastAsia="Charis SIL Regular"/>
           <w:b w:val="0"/>
           <w:i w:val="0"/>
           <w:color w:val="000000"/>
           <w:sz w:val="24"/>
         </w:rPr>
-        <w:t>publicatie _</w:t>
+        <w:hyperlink r:id="rId9" w:history="1">
+          <w:r>
+            <w:rPr>
+              <w:rStyle w:val="Hyperlink"/>
+            </w:rPr>
+            <w:t>public</w:t>
+          </w:r>
+        </w:hyperlink>
+      </w:r>
+      <w:r>
+        <w:rPr>
+          <w:u w:val="single" w:color="0000ff"/>
+          <w:rFonts w:ascii="Charis SIL Regular" w:hAnsi="Charis SIL Regular" w:eastAsia="Charis SIL Regular"/>
+          <w:b w:val="0"/>
+          <w:i w:val="0"/>
+          <w:color w:val="000000"/>
+          <w:sz w:val="24"/>
+        </w:rPr>
+        <w:hyperlink r:id="rId9" w:history="1">
+          <w:r>
+            <w:rPr>
+              <w:rStyle w:val="Hyperlink"/>
+            </w:rPr>
+            <w:t>a</w:t>
+          </w:r>
+        </w:hyperlink>
+      </w:r>
+      <w:r>
+        <w:rPr>
+          <w:u w:val="single" w:color="0000ff"/>
+          <w:rFonts w:ascii="Charis SIL Regular" w:hAnsi="Charis SIL Regular" w:eastAsia="Charis SIL Regular"/>
+          <w:b w:val="0"/>
+          <w:i w:val="0"/>
+          <w:color w:val="000000"/>
+          <w:sz w:val="24"/>
+        </w:rPr>
+        <w:hyperlink r:id="rId9" w:history="1">
+          <w:r>
+            <w:rPr>
+              <w:rStyle w:val="Hyperlink"/>
+            </w:rPr>
+            <w:t xml:space="preserve">tie </w:t>
+          </w:r>
+        </w:hyperlink>
+      </w:r>
+      <w:r>
+        <w:rPr>
+          <w:u w:val="single" w:color="0000ff"/>
+          <w:rFonts w:ascii="Charis SIL Regular" w:hAnsi="Charis SIL Regular" w:eastAsia="Charis SIL Regular"/>
+          <w:b w:val="0"/>
+          <w:i w:val="0"/>
+          <w:color w:val="000000"/>
+          <w:sz w:val="24"/>
+        </w:rPr>
+        <w:hyperlink r:id="rId9" w:history="1">
+          <w:r>
+            <w:rPr>
+              <w:rStyle w:val="Hyperlink"/>
+            </w:rPr>
+            <w:t>_</w:t>
+          </w:r>
+        </w:hyperlink>
       </w:r>
       <w:r>
         <w:rPr>
@@ -798,7 +1014,7 @@
           <w:sz w:val="24"/>
           <w:u w:val="single"/>
         </w:rPr>
-        <w:hyperlink r:id="rId9" w:history="1">
+        <w:hyperlink r:id="rId10" w:history="1">
           <w:r>
             <w:rPr>
               <w:rStyle w:val="Hyperlink"/>
@@ -856,7 +1072,7 @@
           <w:sz w:val="24"/>
           <w:u w:val="single"/>
         </w:rPr>
-        <w:hyperlink r:id="rId10" w:history="1">
+        <w:hyperlink r:id="rId9" w:history="1">
           <w:r>
             <w:rPr>
               <w:rStyle w:val="Hyperlink"/>
@@ -874,7 +1090,7 @@
           <w:sz w:val="24"/>
           <w:u w:val="single"/>
         </w:rPr>
-        <w:hyperlink r:id="rId10" w:history="1">
+        <w:hyperlink r:id="rId9" w:history="1">
           <w:r>
             <w:rPr>
               <w:rStyle w:val="Hyperlink"/>
@@ -890,8 +1106,27 @@
           <w:i w:val="0"/>
           <w:color w:val="0000FF"/>
           <w:sz w:val="24"/>
-        </w:rPr>
-        <w:t xml:space="preserve"> co</w:t>
+          <w:u w:val="single"/>
+        </w:rPr>
+        <w:t xml:space="preserve"> </w:t>
+      </w:r>
+      <w:r>
+        <w:rPr>
+          <w:rFonts w:ascii="Charis SIL Regular" w:hAnsi="Charis SIL Regular" w:eastAsia="Charis SIL Regular"/>
+          <w:b w:val="0"/>
+          <w:i w:val="0"/>
+          <w:color w:val="0000FF"/>
+          <w:sz w:val="24"/>
+          <w:u w:val="single"/>
+        </w:rPr>
+        <w:hyperlink r:id="rId9" w:history="1">
+          <w:r>
+            <w:rPr>
+              <w:rStyle w:val="Hyperlink"/>
+            </w:rPr>
+            <w:t>co</w:t>
+          </w:r>
+        </w:hyperlink>
       </w:r>
       <w:r>
         <w:rPr>
@@ -2369,25 +2604,7 @@
           <w:color w:val="000000"/>
           <w:sz w:val="24"/>
         </w:rPr>
-        <w:t xml:space="preserve">Haag is </w:t>
-      </w:r>
-      <w:r>
-        <w:rPr>
-          <w:u w:val="single" w:color="0000ff"/>
-          <w:rFonts w:ascii="Charis SIL Regular" w:hAnsi="Charis SIL Regular" w:eastAsia="Charis SIL Regular"/>
-          <w:b w:val="0"/>
-          <w:i w:val="0"/>
-          <w:color w:val="000000"/>
-          <w:sz w:val="24"/>
-        </w:rPr>
-        <w:hyperlink r:id="rId12" w:history="1">
-          <w:r>
-            <w:rPr>
-              <w:rStyle w:val="Hyperlink"/>
-            </w:rPr>
-            <w:t xml:space="preserve">de zoekhulp </w:t>
-          </w:r>
-        </w:hyperlink>
+        <w:t xml:space="preserve">Haag is de zoekhulp </w:t>
       </w:r>
       <w:r>
         <w:rPr>
@@ -2398,7 +2615,7 @@
           <w:sz w:val="24"/>
           <w:u w:val="single"/>
         </w:rPr>
-        <w:hyperlink r:id="rId12" w:history="1">
+        <w:hyperlink r:id="rId13" w:history="1">
           <w:r>
             <w:rPr>
               <w:rStyle w:val="Hyperlink"/>
@@ -2416,7 +2633,7 @@
           <w:sz w:val="24"/>
           <w:u w:val="single"/>
         </w:rPr>
-        <w:hyperlink r:id="rId12" w:history="1">
+        <w:hyperlink r:id="rId13" w:history="1">
           <w:r>
             <w:rPr>
               <w:rStyle w:val="Hyperlink"/>
@@ -2434,7 +2651,7 @@
           <w:sz w:val="24"/>
           <w:u w:val="single"/>
         </w:rPr>
-        <w:hyperlink r:id="rId12" w:history="1">
+        <w:hyperlink r:id="rId13" w:history="1">
           <w:r>
             <w:rPr>
               <w:rStyle w:val="Hyperlink"/>
@@ -2575,7 +2792,7 @@
           <w:sz w:val="24"/>
           <w:u w:val="single"/>
         </w:rPr>
-        <w:hyperlink r:id="rId13" w:history="1">
+        <w:hyperlink r:id="rId12" w:history="1">
           <w:r>
             <w:rPr>
               <w:rStyle w:val="Hyperlink"/>
@@ -2593,7 +2810,7 @@
           <w:sz w:val="24"/>
           <w:u w:val="single"/>
         </w:rPr>
-        <w:hyperlink r:id="rId13" w:history="1">
+        <w:hyperlink r:id="rId12" w:history="1">
           <w:r>
             <w:rPr>
               <w:rStyle w:val="Hyperlink"/>
@@ -2622,7 +2839,7 @@
           <w:sz w:val="24"/>
           <w:u w:val="single"/>
         </w:rPr>
-        <w:hyperlink r:id="rId13" w:history="1">
+        <w:hyperlink r:id="rId12" w:history="1">
           <w:r>
             <w:rPr>
               <w:rStyle w:val="Hyperlink"/>
@@ -3272,7 +3489,7 @@
             <w:rPr>
               <w:rStyle w:val="Hyperlink"/>
             </w:rPr>
-            <w:t>Significan</w:t>
+            <w:t>Significanc</w:t>
           </w:r>
         </w:hyperlink>
       </w:r>
@@ -3283,13 +3500,36 @@
           <w:i/>
           <w:color w:val="0000FF"/>
           <w:sz w:val="24"/>
+          <w:u w:val="single"/>
+        </w:rPr>
+        <w:t>e</w:t>
+      </w:r>
+      <w:r>
+        <w:rPr>
+          <w:rFonts w:ascii="Charis SIL Italic" w:hAnsi="Charis SIL Italic" w:eastAsia="Charis SIL Italic"/>
+          <w:b w:val="0"/>
+          <w:i/>
+          <w:color w:val="0000FF"/>
+          <w:sz w:val="24"/>
+          <w:u w:val="single"/>
+        </w:rPr>
+        <w:t xml:space="preserve"> </w:t>
+      </w:r>
+      <w:r>
+        <w:rPr>
+          <w:rFonts w:ascii="Charis SIL Italic" w:hAnsi="Charis SIL Italic" w:eastAsia="Charis SIL Italic"/>
+          <w:b w:val="0"/>
+          <w:i/>
+          <w:color w:val="0000FF"/>
+          <w:sz w:val="24"/>
+          <w:u w:val="single"/>
         </w:rPr>
         <w:hyperlink r:id="rId16" w:history="1">
           <w:r>
             <w:rPr>
               <w:rStyle w:val="Hyperlink"/>
             </w:rPr>
-            <w:t>c</w:t>
+            <w:t>o</w:t>
           </w:r>
         </w:hyperlink>
       </w:r>
@@ -3301,36 +3541,7 @@
           <w:color w:val="0000FF"/>
           <w:sz w:val="24"/>
         </w:rPr>
-        <w:t>e</w:t>
-      </w:r>
-      <w:r>
-        <w:rPr>
-          <w:rFonts w:ascii="Charis SIL Italic" w:hAnsi="Charis SIL Italic" w:eastAsia="Charis SIL Italic"/>
-          <w:b w:val="0"/>
-          <w:i/>
-          <w:color w:val="0000FF"/>
-          <w:sz w:val="24"/>
-          <w:u w:val="single"/>
-        </w:rPr>
-        <w:t xml:space="preserve"> </w:t>
-      </w:r>
-      <w:r>
-        <w:rPr>
-          <w:rFonts w:ascii="Charis SIL Italic" w:hAnsi="Charis SIL Italic" w:eastAsia="Charis SIL Italic"/>
-          <w:b w:val="0"/>
-          <w:i/>
-          <w:color w:val="0000FF"/>
-          <w:sz w:val="24"/>
-          <w:u w:val="single"/>
-        </w:rPr>
-        <w:hyperlink r:id="rId16" w:history="1">
-          <w:r>
-            <w:rPr>
-              <w:rStyle w:val="Hyperlink"/>
-            </w:rPr>
-            <w:t xml:space="preserve">of </w:t>
-          </w:r>
-        </w:hyperlink>
+        <w:t xml:space="preserve">f </w:t>
       </w:r>
       <w:r>
         <w:rPr>
@@ -4172,6 +4383,7 @@
       </w:r>
       <w:r>
         <w:rPr>
+          <w:u w:val="single" w:color="0000ff"/>
           <w:rFonts w:ascii="Charis SIL Regular" w:hAnsi="Charis SIL Regular" w:eastAsia="Charis SIL Regular"/>
           <w:b w:val="0"/>
           <w:i w:val="0"/>
@@ -4492,34 +4704,7 @@
           <w:color w:val="000000"/>
           <w:sz w:val="24"/>
         </w:rPr>
-        <w:t xml:space="preserve">•  </w:t>
-      </w:r>
-      <w:r>
-        <w:rPr>
-          <w:rFonts w:ascii="Charis SIL Regular" w:hAnsi="Charis SIL Regular" w:eastAsia="Charis SIL Regular"/>
-          <w:b w:val="0"/>
-          <w:i w:val="0"/>
-          <w:color w:val="000000"/>
-          <w:sz w:val="24"/>
-        </w:rPr>
-        <w:hyperlink r:id="rId17" w:history="1">
-          <w:r>
-            <w:rPr>
-              <w:rStyle w:val="Hyperlink"/>
-            </w:rPr>
-            <w:t>Lang, Sa</w:t>
-          </w:r>
-        </w:hyperlink>
-      </w:r>
-      <w:r>
-        <w:rPr>
-          <w:rFonts w:ascii="Charis SIL Regular" w:hAnsi="Charis SIL Regular" w:eastAsia="Charis SIL Regular"/>
-          <w:b w:val="0"/>
-          <w:i w:val="0"/>
-          <w:color w:val="000000"/>
-          <w:sz w:val="24"/>
-        </w:rPr>
-        <w:t xml:space="preserve">bine (ed.), </w:t>
+        <w:t xml:space="preserve">•  Lang, Sabine (ed.), </w:t>
       </w:r>
       <w:r>
         <w:rPr>
@@ -4957,7 +5142,34 @@
           <w:color w:val="000000"/>
           <w:sz w:val="24"/>
         </w:rPr>
-        <w:t xml:space="preserve">•  Deterts, Dorothea (ed.), </w:t>
+        <w:t xml:space="preserve">•  </w:t>
+      </w:r>
+      <w:r>
+        <w:rPr>
+          <w:rFonts w:ascii="Charis SIL Regular" w:hAnsi="Charis SIL Regular" w:eastAsia="Charis SIL Regular"/>
+          <w:b w:val="0"/>
+          <w:i w:val="0"/>
+          <w:color w:val="000000"/>
+          <w:sz w:val="24"/>
+        </w:rPr>
+        <w:hyperlink r:id="rId18" w:history="1">
+          <w:r>
+            <w:rPr>
+              <w:rStyle w:val="Hyperlink"/>
+            </w:rPr>
+            <w:t xml:space="preserve">Deterts, </w:t>
+          </w:r>
+        </w:hyperlink>
+      </w:r>
+      <w:r>
+        <w:rPr>
+          <w:rFonts w:ascii="Charis SIL Regular" w:hAnsi="Charis SIL Regular" w:eastAsia="Charis SIL Regular"/>
+          <w:b w:val="0"/>
+          <w:i w:val="0"/>
+          <w:color w:val="000000"/>
+          <w:sz w:val="24"/>
+        </w:rPr>
+        <w:t xml:space="preserve">Dorothea (ed.), </w:t>
       </w:r>
       <w:r>
         <w:rPr>

--- a/EXPORTS/DOCX/published/niveau1/Dutch/DoingResearch.docx
+++ b/EXPORTS/DOCX/published/niveau1/Dutch/DoingResearch.docx
@@ -337,7 +337,7 @@
             <w:rPr>
               <w:rStyle w:val="Hyperlink"/>
             </w:rPr>
-            <w:t>significan</w:t>
+            <w:t>significanc</w:t>
           </w:r>
         </w:hyperlink>
       </w:r>
@@ -348,15 +348,9 @@
           <w:i/>
           <w:color w:val="0000FF"/>
           <w:sz w:val="24"/>
-        </w:rPr>
-        <w:hyperlink r:id="rId9" w:history="1">
-          <w:r>
-            <w:rPr>
-              <w:rStyle w:val="Hyperlink"/>
-            </w:rPr>
-            <w:t>c</w:t>
-          </w:r>
-        </w:hyperlink>
+          <w:u w:val="single"/>
+        </w:rPr>
+        <w:t>e</w:t>
       </w:r>
       <w:r>
         <w:rPr>
@@ -365,18 +359,6 @@
           <w:i/>
           <w:color w:val="0000FF"/>
           <w:sz w:val="24"/>
-          <w:u w:val="single"/>
-        </w:rPr>
-        <w:t>e</w:t>
-      </w:r>
-      <w:r>
-        <w:rPr>
-          <w:rFonts w:ascii="Charis SIL Italic" w:hAnsi="Charis SIL Italic" w:eastAsia="Charis SIL Italic"/>
-          <w:b w:val="0"/>
-          <w:i/>
-          <w:color w:val="0000FF"/>
-          <w:sz w:val="24"/>
-          <w:u w:val="single"/>
         </w:rPr>
         <w:t xml:space="preserve"> </w:t>
       </w:r>
@@ -597,7 +579,25 @@
             <w:rPr>
               <w:rStyle w:val="Hyperlink"/>
             </w:rPr>
-            <w:t>col</w:t>
+            <w:t>co</w:t>
+          </w:r>
+        </w:hyperlink>
+      </w:r>
+      <w:r>
+        <w:rPr>
+          <w:rFonts w:ascii="Charis SIL Italic" w:hAnsi="Charis SIL Italic" w:eastAsia="Charis SIL Italic"/>
+          <w:b w:val="0"/>
+          <w:i/>
+          <w:color w:val="0000FF"/>
+          <w:sz w:val="24"/>
+          <w:u w:val="single"/>
+        </w:rPr>
+        <w:hyperlink r:id="rId9" w:history="1">
+          <w:r>
+            <w:rPr>
+              <w:rStyle w:val="Hyperlink"/>
+            </w:rPr>
+            <w:t>l</w:t>
           </w:r>
         </w:hyperlink>
       </w:r>
@@ -722,75 +722,13 @@
       </w:r>
       <w:r>
         <w:rPr>
-          <w:u w:val="single" w:color="0000ff"/>
           <w:rFonts w:ascii="Charis SIL Regular" w:hAnsi="Charis SIL Regular" w:eastAsia="Charis SIL Regular"/>
           <w:b w:val="0"/>
           <w:i w:val="0"/>
           <w:color w:val="000000"/>
           <w:sz w:val="24"/>
         </w:rPr>
-        <w:hyperlink r:id="rId9" w:history="1">
-          <w:r>
-            <w:rPr>
-              <w:rStyle w:val="Hyperlink"/>
-            </w:rPr>
-            <w:t>public</w:t>
-          </w:r>
-        </w:hyperlink>
-      </w:r>
-      <w:r>
-        <w:rPr>
-          <w:u w:val="single" w:color="0000ff"/>
-          <w:rFonts w:ascii="Charis SIL Regular" w:hAnsi="Charis SIL Regular" w:eastAsia="Charis SIL Regular"/>
-          <w:b w:val="0"/>
-          <w:i w:val="0"/>
-          <w:color w:val="000000"/>
-          <w:sz w:val="24"/>
-        </w:rPr>
-        <w:hyperlink r:id="rId9" w:history="1">
-          <w:r>
-            <w:rPr>
-              <w:rStyle w:val="Hyperlink"/>
-            </w:rPr>
-            <w:t>a</w:t>
-          </w:r>
-        </w:hyperlink>
-      </w:r>
-      <w:r>
-        <w:rPr>
-          <w:u w:val="single" w:color="0000ff"/>
-          <w:rFonts w:ascii="Charis SIL Regular" w:hAnsi="Charis SIL Regular" w:eastAsia="Charis SIL Regular"/>
-          <w:b w:val="0"/>
-          <w:i w:val="0"/>
-          <w:color w:val="000000"/>
-          <w:sz w:val="24"/>
-        </w:rPr>
-        <w:hyperlink r:id="rId9" w:history="1">
-          <w:r>
-            <w:rPr>
-              <w:rStyle w:val="Hyperlink"/>
-            </w:rPr>
-            <w:t xml:space="preserve">tie </w:t>
-          </w:r>
-        </w:hyperlink>
-      </w:r>
-      <w:r>
-        <w:rPr>
-          <w:u w:val="single" w:color="0000ff"/>
-          <w:rFonts w:ascii="Charis SIL Regular" w:hAnsi="Charis SIL Regular" w:eastAsia="Charis SIL Regular"/>
-          <w:b w:val="0"/>
-          <w:i w:val="0"/>
-          <w:color w:val="000000"/>
-          <w:sz w:val="24"/>
-        </w:rPr>
-        <w:hyperlink r:id="rId9" w:history="1">
-          <w:r>
-            <w:rPr>
-              <w:rStyle w:val="Hyperlink"/>
-            </w:rPr>
-            <w:t>_</w:t>
-          </w:r>
-        </w:hyperlink>
+        <w:t>publicatie _</w:t>
       </w:r>
       <w:r>
         <w:rPr>
@@ -801,7 +739,7 @@
           <w:sz w:val="24"/>
           <w:u w:val="single"/>
         </w:rPr>
-        <w:hyperlink r:id="rId9" w:history="1">
+        <w:hyperlink r:id="rId10" w:history="1">
           <w:r>
             <w:rPr>
               <w:rStyle w:val="Hyperlink"/>
@@ -1014,7 +952,7 @@
           <w:sz w:val="24"/>
           <w:u w:val="single"/>
         </w:rPr>
-        <w:hyperlink r:id="rId10" w:history="1">
+        <w:hyperlink r:id="rId9" w:history="1">
           <w:r>
             <w:rPr>
               <w:rStyle w:val="Hyperlink"/>
@@ -1043,7 +981,7 @@
           <w:sz w:val="24"/>
           <w:u w:val="single"/>
         </w:rPr>
-        <w:hyperlink r:id="rId10" w:history="1">
+        <w:hyperlink r:id="rId9" w:history="1">
           <w:r>
             <w:rPr>
               <w:rStyle w:val="Hyperlink"/>
@@ -1072,7 +1010,7 @@
           <w:sz w:val="24"/>
           <w:u w:val="single"/>
         </w:rPr>
-        <w:hyperlink r:id="rId9" w:history="1">
+        <w:hyperlink r:id="rId10" w:history="1">
           <w:r>
             <w:rPr>
               <w:rStyle w:val="Hyperlink"/>
@@ -1090,7 +1028,7 @@
           <w:sz w:val="24"/>
           <w:u w:val="single"/>
         </w:rPr>
-        <w:hyperlink r:id="rId9" w:history="1">
+        <w:hyperlink r:id="rId10" w:history="1">
           <w:r>
             <w:rPr>
               <w:rStyle w:val="Hyperlink"/>
@@ -1119,7 +1057,7 @@
           <w:sz w:val="24"/>
           <w:u w:val="single"/>
         </w:rPr>
-        <w:hyperlink r:id="rId9" w:history="1">
+        <w:hyperlink r:id="rId10" w:history="1">
           <w:r>
             <w:rPr>
               <w:rStyle w:val="Hyperlink"/>
@@ -1137,7 +1075,7 @@
           <w:sz w:val="24"/>
           <w:u w:val="single"/>
         </w:rPr>
-        <w:hyperlink r:id="rId9" w:history="1">
+        <w:hyperlink r:id="rId10" w:history="1">
           <w:r>
             <w:rPr>
               <w:rStyle w:val="Hyperlink"/>
@@ -1166,7 +1104,7 @@
           <w:sz w:val="24"/>
           <w:u w:val="single"/>
         </w:rPr>
-        <w:hyperlink r:id="rId9" w:history="1">
+        <w:hyperlink r:id="rId10" w:history="1">
           <w:r>
             <w:rPr>
               <w:rStyle w:val="Hyperlink"/>
@@ -2604,7 +2542,25 @@
           <w:color w:val="000000"/>
           <w:sz w:val="24"/>
         </w:rPr>
-        <w:t xml:space="preserve">Haag is de zoekhulp </w:t>
+        <w:t xml:space="preserve">Haag is </w:t>
+      </w:r>
+      <w:r>
+        <w:rPr>
+          <w:u w:val="single" w:color="0000ff"/>
+          <w:rFonts w:ascii="Charis SIL Regular" w:hAnsi="Charis SIL Regular" w:eastAsia="Charis SIL Regular"/>
+          <w:b w:val="0"/>
+          <w:i w:val="0"/>
+          <w:color w:val="000000"/>
+          <w:sz w:val="24"/>
+        </w:rPr>
+        <w:hyperlink r:id="rId12" w:history="1">
+          <w:r>
+            <w:rPr>
+              <w:rStyle w:val="Hyperlink"/>
+            </w:rPr>
+            <w:t xml:space="preserve">de zoekhulp </w:t>
+          </w:r>
+        </w:hyperlink>
       </w:r>
       <w:r>
         <w:rPr>
@@ -2615,7 +2571,7 @@
           <w:sz w:val="24"/>
           <w:u w:val="single"/>
         </w:rPr>
-        <w:hyperlink r:id="rId13" w:history="1">
+        <w:hyperlink r:id="rId12" w:history="1">
           <w:r>
             <w:rPr>
               <w:rStyle w:val="Hyperlink"/>
@@ -2623,6 +2579,111 @@
             <w:t>H</w:t>
           </w:r>
         </w:hyperlink>
+      </w:r>
+      <w:r>
+        <w:rPr>
+          <w:rFonts w:ascii="Charis SIL Regular" w:hAnsi="Charis SIL Regular" w:eastAsia="Charis SIL Regular"/>
+          <w:b w:val="0"/>
+          <w:i w:val="0"/>
+          <w:color w:val="0000FF"/>
+          <w:sz w:val="24"/>
+          <w:u w:val="single"/>
+        </w:rPr>
+        <w:hyperlink r:id="rId12" w:history="1">
+          <w:r>
+            <w:rPr>
+              <w:rStyle w:val="Hyperlink"/>
+            </w:rPr>
+            <w:t>o</w:t>
+          </w:r>
+        </w:hyperlink>
+      </w:r>
+      <w:r>
+        <w:rPr>
+          <w:rFonts w:ascii="Charis SIL Regular" w:hAnsi="Charis SIL Regular" w:eastAsia="Charis SIL Regular"/>
+          <w:b w:val="0"/>
+          <w:i w:val="0"/>
+          <w:color w:val="0000FF"/>
+          <w:sz w:val="24"/>
+          <w:u w:val="single"/>
+        </w:rPr>
+        <w:hyperlink r:id="rId12" w:history="1">
+          <w:r>
+            <w:rPr>
+              <w:rStyle w:val="Hyperlink"/>
+            </w:rPr>
+            <w:t>e</w:t>
+          </w:r>
+        </w:hyperlink>
+      </w:r>
+      <w:r>
+        <w:rPr>
+          <w:rFonts w:ascii="Charis SIL Regular" w:hAnsi="Charis SIL Regular" w:eastAsia="Charis SIL Regular"/>
+          <w:b w:val="0"/>
+          <w:i w:val="0"/>
+          <w:color w:val="0000FF"/>
+          <w:sz w:val="24"/>
+          <w:u w:val="single"/>
+        </w:rPr>
+        <w:t xml:space="preserve"> </w:t>
+      </w:r>
+      <w:r>
+        <w:rPr>
+          <w:rFonts w:ascii="Charis SIL Regular" w:hAnsi="Charis SIL Regular" w:eastAsia="Charis SIL Regular"/>
+          <w:b w:val="0"/>
+          <w:i w:val="0"/>
+          <w:color w:val="0000FF"/>
+          <w:sz w:val="24"/>
+          <w:u w:val="single"/>
+        </w:rPr>
+        <w:hyperlink r:id="rId13" w:history="1">
+          <w:r>
+            <w:rPr>
+              <w:rStyle w:val="Hyperlink"/>
+            </w:rPr>
+            <w:t>doe</w:t>
+          </w:r>
+        </w:hyperlink>
+      </w:r>
+      <w:r>
+        <w:rPr>
+          <w:rFonts w:ascii="Charis SIL Regular" w:hAnsi="Charis SIL Regular" w:eastAsia="Charis SIL Regular"/>
+          <w:b w:val="0"/>
+          <w:i w:val="0"/>
+          <w:color w:val="0000FF"/>
+          <w:sz w:val="24"/>
+          <w:u w:val="single"/>
+        </w:rPr>
+        <w:t xml:space="preserve"> </w:t>
+      </w:r>
+      <w:r>
+        <w:rPr>
+          <w:rFonts w:ascii="Charis SIL Regular" w:hAnsi="Charis SIL Regular" w:eastAsia="Charis SIL Regular"/>
+          <w:b w:val="0"/>
+          <w:i w:val="0"/>
+          <w:color w:val="0000FF"/>
+          <w:sz w:val="24"/>
+          <w:u w:val="single"/>
+        </w:rPr>
+        <w:hyperlink r:id="rId13" w:history="1">
+          <w:r>
+            <w:rPr>
+              <w:rStyle w:val="Hyperlink"/>
+            </w:rPr>
+            <w:t>ik</w:t>
+          </w:r>
+        </w:hyperlink>
+      </w:r>
+      <w:r>
+        <w:rPr>
+          <w:rFonts w:ascii="Charis SIL Regular" w:hAnsi="Charis SIL Regular" w:eastAsia="Charis SIL Regular"/>
+          <w:b w:val="0"/>
+          <w:i w:val="0"/>
+          <w:color w:val="0000FF"/>
+          <w:sz w:val="24"/>
+          <w:u w:val="single"/>
+        </w:rPr>
+        <w:t xml:space="preserve"> </w:t>
       </w:r>
       <w:r>
         <w:rPr>
@@ -2656,111 +2717,6 @@
             <w:rPr>
               <w:rStyle w:val="Hyperlink"/>
             </w:rPr>
-            <w:t>e</w:t>
-          </w:r>
-        </w:hyperlink>
-      </w:r>
-      <w:r>
-        <w:rPr>
-          <w:rFonts w:ascii="Charis SIL Regular" w:hAnsi="Charis SIL Regular" w:eastAsia="Charis SIL Regular"/>
-          <w:b w:val="0"/>
-          <w:i w:val="0"/>
-          <w:color w:val="0000FF"/>
-          <w:sz w:val="24"/>
-          <w:u w:val="single"/>
-        </w:rPr>
-        <w:t xml:space="preserve"> </w:t>
-      </w:r>
-      <w:r>
-        <w:rPr>
-          <w:rFonts w:ascii="Charis SIL Regular" w:hAnsi="Charis SIL Regular" w:eastAsia="Charis SIL Regular"/>
-          <w:b w:val="0"/>
-          <w:i w:val="0"/>
-          <w:color w:val="0000FF"/>
-          <w:sz w:val="24"/>
-          <w:u w:val="single"/>
-        </w:rPr>
-        <w:hyperlink r:id="rId13" w:history="1">
-          <w:r>
-            <w:rPr>
-              <w:rStyle w:val="Hyperlink"/>
-            </w:rPr>
-            <w:t>doe</w:t>
-          </w:r>
-        </w:hyperlink>
-      </w:r>
-      <w:r>
-        <w:rPr>
-          <w:rFonts w:ascii="Charis SIL Regular" w:hAnsi="Charis SIL Regular" w:eastAsia="Charis SIL Regular"/>
-          <w:b w:val="0"/>
-          <w:i w:val="0"/>
-          <w:color w:val="0000FF"/>
-          <w:sz w:val="24"/>
-          <w:u w:val="single"/>
-        </w:rPr>
-        <w:t xml:space="preserve"> </w:t>
-      </w:r>
-      <w:r>
-        <w:rPr>
-          <w:rFonts w:ascii="Charis SIL Regular" w:hAnsi="Charis SIL Regular" w:eastAsia="Charis SIL Regular"/>
-          <w:b w:val="0"/>
-          <w:i w:val="0"/>
-          <w:color w:val="0000FF"/>
-          <w:sz w:val="24"/>
-          <w:u w:val="single"/>
-        </w:rPr>
-        <w:hyperlink r:id="rId13" w:history="1">
-          <w:r>
-            <w:rPr>
-              <w:rStyle w:val="Hyperlink"/>
-            </w:rPr>
-            <w:t>ik</w:t>
-          </w:r>
-        </w:hyperlink>
-      </w:r>
-      <w:r>
-        <w:rPr>
-          <w:rFonts w:ascii="Charis SIL Regular" w:hAnsi="Charis SIL Regular" w:eastAsia="Charis SIL Regular"/>
-          <w:b w:val="0"/>
-          <w:i w:val="0"/>
-          <w:color w:val="0000FF"/>
-          <w:sz w:val="24"/>
-          <w:u w:val="single"/>
-        </w:rPr>
-        <w:t xml:space="preserve"> </w:t>
-      </w:r>
-      <w:r>
-        <w:rPr>
-          <w:rFonts w:ascii="Charis SIL Regular" w:hAnsi="Charis SIL Regular" w:eastAsia="Charis SIL Regular"/>
-          <w:b w:val="0"/>
-          <w:i w:val="0"/>
-          <w:color w:val="0000FF"/>
-          <w:sz w:val="24"/>
-          <w:u w:val="single"/>
-        </w:rPr>
-        <w:hyperlink r:id="rId13" w:history="1">
-          <w:r>
-            <w:rPr>
-              <w:rStyle w:val="Hyperlink"/>
-            </w:rPr>
-            <w:t>o</w:t>
-          </w:r>
-        </w:hyperlink>
-      </w:r>
-      <w:r>
-        <w:rPr>
-          <w:rFonts w:ascii="Charis SIL Regular" w:hAnsi="Charis SIL Regular" w:eastAsia="Charis SIL Regular"/>
-          <w:b w:val="0"/>
-          <w:i w:val="0"/>
-          <w:color w:val="0000FF"/>
-          <w:sz w:val="24"/>
-          <w:u w:val="single"/>
-        </w:rPr>
-        <w:hyperlink r:id="rId13" w:history="1">
-          <w:r>
-            <w:rPr>
-              <w:rStyle w:val="Hyperlink"/>
-            </w:rPr>
             <w:t>n</w:t>
           </w:r>
         </w:hyperlink>
@@ -2792,7 +2748,7 @@
           <w:sz w:val="24"/>
           <w:u w:val="single"/>
         </w:rPr>
-        <w:hyperlink r:id="rId12" w:history="1">
+        <w:hyperlink r:id="rId13" w:history="1">
           <w:r>
             <w:rPr>
               <w:rStyle w:val="Hyperlink"/>
@@ -2810,7 +2766,7 @@
           <w:sz w:val="24"/>
           <w:u w:val="single"/>
         </w:rPr>
-        <w:hyperlink r:id="rId12" w:history="1">
+        <w:hyperlink r:id="rId13" w:history="1">
           <w:r>
             <w:rPr>
               <w:rStyle w:val="Hyperlink"/>
@@ -2839,7 +2795,7 @@
           <w:sz w:val="24"/>
           <w:u w:val="single"/>
         </w:rPr>
-        <w:hyperlink r:id="rId12" w:history="1">
+        <w:hyperlink r:id="rId13" w:history="1">
           <w:r>
             <w:rPr>
               <w:rStyle w:val="Hyperlink"/>
@@ -3489,7 +3445,7 @@
             <w:rPr>
               <w:rStyle w:val="Hyperlink"/>
             </w:rPr>
-            <w:t>Significanc</w:t>
+            <w:t>Significan</w:t>
           </w:r>
         </w:hyperlink>
       </w:r>
@@ -3500,36 +3456,13 @@
           <w:i/>
           <w:color w:val="0000FF"/>
           <w:sz w:val="24"/>
-          <w:u w:val="single"/>
-        </w:rPr>
-        <w:t>e</w:t>
-      </w:r>
-      <w:r>
-        <w:rPr>
-          <w:rFonts w:ascii="Charis SIL Italic" w:hAnsi="Charis SIL Italic" w:eastAsia="Charis SIL Italic"/>
-          <w:b w:val="0"/>
-          <w:i/>
-          <w:color w:val="0000FF"/>
-          <w:sz w:val="24"/>
-          <w:u w:val="single"/>
-        </w:rPr>
-        <w:t xml:space="preserve"> </w:t>
-      </w:r>
-      <w:r>
-        <w:rPr>
-          <w:rFonts w:ascii="Charis SIL Italic" w:hAnsi="Charis SIL Italic" w:eastAsia="Charis SIL Italic"/>
-          <w:b w:val="0"/>
-          <w:i/>
-          <w:color w:val="0000FF"/>
-          <w:sz w:val="24"/>
-          <w:u w:val="single"/>
         </w:rPr>
         <w:hyperlink r:id="rId16" w:history="1">
           <w:r>
             <w:rPr>
               <w:rStyle w:val="Hyperlink"/>
             </w:rPr>
-            <w:t>o</w:t>
+            <w:t>c</w:t>
           </w:r>
         </w:hyperlink>
       </w:r>
@@ -3541,7 +3474,36 @@
           <w:color w:val="0000FF"/>
           <w:sz w:val="24"/>
         </w:rPr>
-        <w:t xml:space="preserve">f </w:t>
+        <w:t>e</w:t>
+      </w:r>
+      <w:r>
+        <w:rPr>
+          <w:rFonts w:ascii="Charis SIL Italic" w:hAnsi="Charis SIL Italic" w:eastAsia="Charis SIL Italic"/>
+          <w:b w:val="0"/>
+          <w:i/>
+          <w:color w:val="0000FF"/>
+          <w:sz w:val="24"/>
+          <w:u w:val="single"/>
+        </w:rPr>
+        <w:t xml:space="preserve"> </w:t>
+      </w:r>
+      <w:r>
+        <w:rPr>
+          <w:rFonts w:ascii="Charis SIL Italic" w:hAnsi="Charis SIL Italic" w:eastAsia="Charis SIL Italic"/>
+          <w:b w:val="0"/>
+          <w:i/>
+          <w:color w:val="0000FF"/>
+          <w:sz w:val="24"/>
+          <w:u w:val="single"/>
+        </w:rPr>
+        <w:hyperlink r:id="rId16" w:history="1">
+          <w:r>
+            <w:rPr>
+              <w:rStyle w:val="Hyperlink"/>
+            </w:rPr>
+            <w:t xml:space="preserve">of </w:t>
+          </w:r>
+        </w:hyperlink>
       </w:r>
       <w:r>
         <w:rPr>
@@ -4383,7 +4345,6 @@
       </w:r>
       <w:r>
         <w:rPr>
-          <w:u w:val="single" w:color="0000ff"/>
           <w:rFonts w:ascii="Charis SIL Regular" w:hAnsi="Charis SIL Regular" w:eastAsia="Charis SIL Regular"/>
           <w:b w:val="0"/>
           <w:i w:val="0"/>
@@ -4704,7 +4665,34 @@
           <w:color w:val="000000"/>
           <w:sz w:val="24"/>
         </w:rPr>
-        <w:t xml:space="preserve">•  Lang, Sabine (ed.), </w:t>
+        <w:t xml:space="preserve">•  </w:t>
+      </w:r>
+      <w:r>
+        <w:rPr>
+          <w:rFonts w:ascii="Charis SIL Regular" w:hAnsi="Charis SIL Regular" w:eastAsia="Charis SIL Regular"/>
+          <w:b w:val="0"/>
+          <w:i w:val="0"/>
+          <w:color w:val="000000"/>
+          <w:sz w:val="24"/>
+        </w:rPr>
+        <w:hyperlink r:id="rId17" w:history="1">
+          <w:r>
+            <w:rPr>
+              <w:rStyle w:val="Hyperlink"/>
+            </w:rPr>
+            <w:t>Lang, Sa</w:t>
+          </w:r>
+        </w:hyperlink>
+      </w:r>
+      <w:r>
+        <w:rPr>
+          <w:rFonts w:ascii="Charis SIL Regular" w:hAnsi="Charis SIL Regular" w:eastAsia="Charis SIL Regular"/>
+          <w:b w:val="0"/>
+          <w:i w:val="0"/>
+          <w:color w:val="000000"/>
+          <w:sz w:val="24"/>
+        </w:rPr>
+        <w:t xml:space="preserve">bine (ed.), </w:t>
       </w:r>
       <w:r>
         <w:rPr>
@@ -5142,34 +5130,7 @@
           <w:color w:val="000000"/>
           <w:sz w:val="24"/>
         </w:rPr>
-        <w:t xml:space="preserve">•  </w:t>
-      </w:r>
-      <w:r>
-        <w:rPr>
-          <w:rFonts w:ascii="Charis SIL Regular" w:hAnsi="Charis SIL Regular" w:eastAsia="Charis SIL Regular"/>
-          <w:b w:val="0"/>
-          <w:i w:val="0"/>
-          <w:color w:val="000000"/>
-          <w:sz w:val="24"/>
-        </w:rPr>
-        <w:hyperlink r:id="rId18" w:history="1">
-          <w:r>
-            <w:rPr>
-              <w:rStyle w:val="Hyperlink"/>
-            </w:rPr>
-            <w:t xml:space="preserve">Deterts, </w:t>
-          </w:r>
-        </w:hyperlink>
-      </w:r>
-      <w:r>
-        <w:rPr>
-          <w:rFonts w:ascii="Charis SIL Regular" w:hAnsi="Charis SIL Regular" w:eastAsia="Charis SIL Regular"/>
-          <w:b w:val="0"/>
-          <w:i w:val="0"/>
-          <w:color w:val="000000"/>
-          <w:sz w:val="24"/>
-        </w:rPr>
-        <w:t xml:space="preserve">Dorothea (ed.), </w:t>
+        <w:t xml:space="preserve">•  Deterts, Dorothea (ed.), </w:t>
       </w:r>
       <w:r>
         <w:rPr>

--- a/EXPORTS/DOCX/published/niveau1/Dutch/DoingResearch.docx
+++ b/EXPORTS/DOCX/published/niveau1/Dutch/DoingResearch.docx
@@ -337,7 +337,7 @@
             <w:rPr>
               <w:rStyle w:val="Hyperlink"/>
             </w:rPr>
-            <w:t>significanc</w:t>
+            <w:t>significan</w:t>
           </w:r>
         </w:hyperlink>
       </w:r>
@@ -348,35 +348,13 @@
           <w:i/>
           <w:color w:val="0000FF"/>
           <w:sz w:val="24"/>
-          <w:u w:val="single"/>
-        </w:rPr>
-        <w:t>e</w:t>
-      </w:r>
-      <w:r>
-        <w:rPr>
-          <w:rFonts w:ascii="Charis SIL Italic" w:hAnsi="Charis SIL Italic" w:eastAsia="Charis SIL Italic"/>
-          <w:b w:val="0"/>
-          <w:i/>
-          <w:color w:val="0000FF"/>
-          <w:sz w:val="24"/>
-        </w:rPr>
-        <w:t xml:space="preserve"> </w:t>
-      </w:r>
-      <w:r>
-        <w:rPr>
-          <w:rFonts w:ascii="Charis SIL Italic" w:hAnsi="Charis SIL Italic" w:eastAsia="Charis SIL Italic"/>
-          <w:b w:val="0"/>
-          <w:i/>
-          <w:color w:val="0000FF"/>
-          <w:sz w:val="24"/>
-          <w:u w:val="single"/>
         </w:rPr>
         <w:hyperlink r:id="rId9" w:history="1">
           <w:r>
             <w:rPr>
               <w:rStyle w:val="Hyperlink"/>
             </w:rPr>
-            <w:t>of</w:t>
+            <w:t>c</w:t>
           </w:r>
         </w:hyperlink>
       </w:r>
@@ -387,143 +365,8 @@
           <w:i/>
           <w:color w:val="0000FF"/>
           <w:sz w:val="24"/>
-          <w:u w:val="single"/>
-        </w:rPr>
-        <w:t xml:space="preserve"> </w:t>
-      </w:r>
-      <w:r>
-        <w:rPr>
-          <w:rFonts w:ascii="Charis SIL Italic" w:hAnsi="Charis SIL Italic" w:eastAsia="Charis SIL Italic"/>
-          <w:b w:val="0"/>
-          <w:i/>
-          <w:color w:val="0000FF"/>
-          <w:sz w:val="24"/>
-          <w:u w:val="single"/>
-        </w:rPr>
-        <w:hyperlink r:id="rId9" w:history="1">
-          <w:r>
-            <w:rPr>
-              <w:rStyle w:val="Hyperlink"/>
-            </w:rPr>
-            <w:t>cultural</w:t>
-          </w:r>
-        </w:hyperlink>
-      </w:r>
-      <w:r>
-        <w:rPr>
-          <w:rFonts w:ascii="Charis SIL Italic" w:hAnsi="Charis SIL Italic" w:eastAsia="Charis SIL Italic"/>
-          <w:b w:val="0"/>
-          <w:i/>
-          <w:color w:val="0000FF"/>
-          <w:sz w:val="24"/>
-          <w:u w:val="single"/>
-        </w:rPr>
-        <w:t xml:space="preserve"> </w:t>
-      </w:r>
-      <w:r>
-        <w:rPr>
-          <w:rFonts w:ascii="Charis SIL Italic" w:hAnsi="Charis SIL Italic" w:eastAsia="Charis SIL Italic"/>
-          <w:b w:val="0"/>
-          <w:i/>
-          <w:color w:val="0000FF"/>
-          <w:sz w:val="24"/>
-          <w:u w:val="single"/>
-        </w:rPr>
-        <w:hyperlink r:id="rId9" w:history="1">
-          <w:r>
-            <w:rPr>
-              <w:rStyle w:val="Hyperlink"/>
-            </w:rPr>
-            <w:t>objects</w:t>
-          </w:r>
-        </w:hyperlink>
-      </w:r>
-      <w:r>
-        <w:rPr>
-          <w:rFonts w:ascii="Charis SIL Italic" w:hAnsi="Charis SIL Italic" w:eastAsia="Charis SIL Italic"/>
-          <w:b w:val="0"/>
-          <w:i/>
-          <w:color w:val="0000FF"/>
-          <w:sz w:val="24"/>
-          <w:u w:val="single"/>
-        </w:rPr>
-        <w:t xml:space="preserve"> </w:t>
-      </w:r>
-      <w:r>
-        <w:rPr>
-          <w:rFonts w:ascii="Charis SIL Italic" w:hAnsi="Charis SIL Italic" w:eastAsia="Charis SIL Italic"/>
-          <w:b w:val="0"/>
-          <w:i/>
-          <w:color w:val="0000FF"/>
-          <w:sz w:val="24"/>
-          <w:u w:val="single"/>
-        </w:rPr>
-        <w:hyperlink r:id="rId9" w:history="1">
-          <w:r>
-            <w:rPr>
-              <w:rStyle w:val="Hyperlink"/>
-            </w:rPr>
-            <w:t>and</w:t>
-          </w:r>
-        </w:hyperlink>
-      </w:r>
-      <w:r>
-        <w:rPr>
-          <w:rFonts w:ascii="Charis SIL Italic" w:hAnsi="Charis SIL Italic" w:eastAsia="Charis SIL Italic"/>
-          <w:b w:val="0"/>
-          <w:i/>
-          <w:color w:val="0000FF"/>
-          <w:sz w:val="24"/>
-          <w:u w:val="single"/>
-        </w:rPr>
-        <w:t xml:space="preserve"> </w:t>
-      </w:r>
-      <w:r>
-        <w:rPr>
-          <w:rFonts w:ascii="Charis SIL Italic" w:hAnsi="Charis SIL Italic" w:eastAsia="Charis SIL Italic"/>
-          <w:b w:val="0"/>
-          <w:i/>
-          <w:color w:val="0000FF"/>
-          <w:sz w:val="24"/>
-          <w:u w:val="single"/>
-        </w:rPr>
-        <w:hyperlink r:id="rId9" w:history="1">
-          <w:r>
-            <w:rPr>
-              <w:rStyle w:val="Hyperlink"/>
-            </w:rPr>
-            <w:t>collections</w:t>
-          </w:r>
-        </w:hyperlink>
-      </w:r>
-      <w:r>
-        <w:rPr>
-          <w:rFonts w:ascii="Charis SIL Italic" w:hAnsi="Charis SIL Italic" w:eastAsia="Charis SIL Italic"/>
-          <w:b w:val="0"/>
-          <w:i/>
-          <w:color w:val="0000FF"/>
-          <w:sz w:val="24"/>
-          <w:u w:val="single"/>
-        </w:rPr>
-        <w:t xml:space="preserve"> </w:t>
-      </w:r>
-      <w:r>
-        <w:rPr>
-          <w:rFonts w:ascii="Charis SIL Italic" w:hAnsi="Charis SIL Italic" w:eastAsia="Charis SIL Italic"/>
-          <w:b w:val="0"/>
-          <w:i/>
-          <w:color w:val="0000FF"/>
-          <w:sz w:val="24"/>
-          <w:u w:val="single"/>
-        </w:rPr>
-        <w:hyperlink r:id="rId9" w:history="1">
-          <w:r>
-            <w:rPr>
-              <w:rStyle w:val="Hyperlink"/>
-            </w:rPr>
-            <w:t>acquired</w:t>
-          </w:r>
-        </w:hyperlink>
+        </w:rPr>
+        <w:t>e of cultural objects and collections acquired</w:t>
       </w:r>
       <w:r>
         <w:rPr>
@@ -579,25 +422,7 @@
             <w:rPr>
               <w:rStyle w:val="Hyperlink"/>
             </w:rPr>
-            <w:t>co</w:t>
-          </w:r>
-        </w:hyperlink>
-      </w:r>
-      <w:r>
-        <w:rPr>
-          <w:rFonts w:ascii="Charis SIL Italic" w:hAnsi="Charis SIL Italic" w:eastAsia="Charis SIL Italic"/>
-          <w:b w:val="0"/>
-          <w:i/>
-          <w:color w:val="0000FF"/>
-          <w:sz w:val="24"/>
-          <w:u w:val="single"/>
-        </w:rPr>
-        <w:hyperlink r:id="rId9" w:history="1">
-          <w:r>
-            <w:rPr>
-              <w:rStyle w:val="Hyperlink"/>
-            </w:rPr>
-            <w:t>l</w:t>
+            <w:t>col</w:t>
           </w:r>
         </w:hyperlink>
       </w:r>
@@ -722,13 +547,75 @@
       </w:r>
       <w:r>
         <w:rPr>
+          <w:u w:val="single" w:color="0000ff"/>
           <w:rFonts w:ascii="Charis SIL Regular" w:hAnsi="Charis SIL Regular" w:eastAsia="Charis SIL Regular"/>
           <w:b w:val="0"/>
           <w:i w:val="0"/>
           <w:color w:val="000000"/>
           <w:sz w:val="24"/>
         </w:rPr>
-        <w:t>publicatie _</w:t>
+        <w:hyperlink r:id="rId9" w:history="1">
+          <w:r>
+            <w:rPr>
+              <w:rStyle w:val="Hyperlink"/>
+            </w:rPr>
+            <w:t>public</w:t>
+          </w:r>
+        </w:hyperlink>
+      </w:r>
+      <w:r>
+        <w:rPr>
+          <w:u w:val="single" w:color="0000ff"/>
+          <w:rFonts w:ascii="Charis SIL Regular" w:hAnsi="Charis SIL Regular" w:eastAsia="Charis SIL Regular"/>
+          <w:b w:val="0"/>
+          <w:i w:val="0"/>
+          <w:color w:val="000000"/>
+          <w:sz w:val="24"/>
+        </w:rPr>
+        <w:hyperlink r:id="rId9" w:history="1">
+          <w:r>
+            <w:rPr>
+              <w:rStyle w:val="Hyperlink"/>
+            </w:rPr>
+            <w:t>a</w:t>
+          </w:r>
+        </w:hyperlink>
+      </w:r>
+      <w:r>
+        <w:rPr>
+          <w:u w:val="single" w:color="0000ff"/>
+          <w:rFonts w:ascii="Charis SIL Regular" w:hAnsi="Charis SIL Regular" w:eastAsia="Charis SIL Regular"/>
+          <w:b w:val="0"/>
+          <w:i w:val="0"/>
+          <w:color w:val="000000"/>
+          <w:sz w:val="24"/>
+        </w:rPr>
+        <w:hyperlink r:id="rId9" w:history="1">
+          <w:r>
+            <w:rPr>
+              <w:rStyle w:val="Hyperlink"/>
+            </w:rPr>
+            <w:t xml:space="preserve">tie </w:t>
+          </w:r>
+        </w:hyperlink>
+      </w:r>
+      <w:r>
+        <w:rPr>
+          <w:u w:val="single" w:color="0000ff"/>
+          <w:rFonts w:ascii="Charis SIL Regular" w:hAnsi="Charis SIL Regular" w:eastAsia="Charis SIL Regular"/>
+          <w:b w:val="0"/>
+          <w:i w:val="0"/>
+          <w:color w:val="000000"/>
+          <w:sz w:val="24"/>
+        </w:rPr>
+        <w:hyperlink r:id="rId9" w:history="1">
+          <w:r>
+            <w:rPr>
+              <w:rStyle w:val="Hyperlink"/>
+            </w:rPr>
+            <w:t>_</w:t>
+          </w:r>
+        </w:hyperlink>
       </w:r>
       <w:r>
         <w:rPr>
@@ -739,7 +626,7 @@
           <w:sz w:val="24"/>
           <w:u w:val="single"/>
         </w:rPr>
-        <w:hyperlink r:id="rId10" w:history="1">
+        <w:hyperlink r:id="rId9" w:history="1">
           <w:r>
             <w:rPr>
               <w:rStyle w:val="Hyperlink"/>
@@ -952,7 +839,7 @@
           <w:sz w:val="24"/>
           <w:u w:val="single"/>
         </w:rPr>
-        <w:hyperlink r:id="rId9" w:history="1">
+        <w:hyperlink r:id="rId10" w:history="1">
           <w:r>
             <w:rPr>
               <w:rStyle w:val="Hyperlink"/>
@@ -981,7 +868,7 @@
           <w:sz w:val="24"/>
           <w:u w:val="single"/>
         </w:rPr>
-        <w:hyperlink r:id="rId9" w:history="1">
+        <w:hyperlink r:id="rId10" w:history="1">
           <w:r>
             <w:rPr>
               <w:rStyle w:val="Hyperlink"/>
@@ -1057,7 +944,7 @@
           <w:sz w:val="24"/>
           <w:u w:val="single"/>
         </w:rPr>
-        <w:hyperlink r:id="rId10" w:history="1">
+        <w:hyperlink r:id="rId9" w:history="1">
           <w:r>
             <w:rPr>
               <w:rStyle w:val="Hyperlink"/>
@@ -1075,7 +962,7 @@
           <w:sz w:val="24"/>
           <w:u w:val="single"/>
         </w:rPr>
-        <w:hyperlink r:id="rId10" w:history="1">
+        <w:hyperlink r:id="rId9" w:history="1">
           <w:r>
             <w:rPr>
               <w:rStyle w:val="Hyperlink"/>
@@ -1104,7 +991,7 @@
           <w:sz w:val="24"/>
           <w:u w:val="single"/>
         </w:rPr>
-        <w:hyperlink r:id="rId10" w:history="1">
+        <w:hyperlink r:id="rId9" w:history="1">
           <w:r>
             <w:rPr>
               <w:rStyle w:val="Hyperlink"/>
@@ -2542,25 +2429,7 @@
           <w:color w:val="000000"/>
           <w:sz w:val="24"/>
         </w:rPr>
-        <w:t xml:space="preserve">Haag is </w:t>
-      </w:r>
-      <w:r>
-        <w:rPr>
-          <w:u w:val="single" w:color="0000ff"/>
-          <w:rFonts w:ascii="Charis SIL Regular" w:hAnsi="Charis SIL Regular" w:eastAsia="Charis SIL Regular"/>
-          <w:b w:val="0"/>
-          <w:i w:val="0"/>
-          <w:color w:val="000000"/>
-          <w:sz w:val="24"/>
-        </w:rPr>
-        <w:hyperlink r:id="rId12" w:history="1">
-          <w:r>
-            <w:rPr>
-              <w:rStyle w:val="Hyperlink"/>
-            </w:rPr>
-            <w:t xml:space="preserve">de zoekhulp </w:t>
-          </w:r>
-        </w:hyperlink>
+        <w:t xml:space="preserve">Haag is de zoekhulp </w:t>
       </w:r>
       <w:r>
         <w:rPr>
@@ -2571,7 +2440,7 @@
           <w:sz w:val="24"/>
           <w:u w:val="single"/>
         </w:rPr>
-        <w:hyperlink r:id="rId12" w:history="1">
+        <w:hyperlink r:id="rId13" w:history="1">
           <w:r>
             <w:rPr>
               <w:rStyle w:val="Hyperlink"/>
@@ -2589,7 +2458,7 @@
           <w:sz w:val="24"/>
           <w:u w:val="single"/>
         </w:rPr>
-        <w:hyperlink r:id="rId12" w:history="1">
+        <w:hyperlink r:id="rId13" w:history="1">
           <w:r>
             <w:rPr>
               <w:rStyle w:val="Hyperlink"/>
@@ -2607,7 +2476,7 @@
           <w:sz w:val="24"/>
           <w:u w:val="single"/>
         </w:rPr>
-        <w:hyperlink r:id="rId12" w:history="1">
+        <w:hyperlink r:id="rId13" w:history="1">
           <w:r>
             <w:rPr>
               <w:rStyle w:val="Hyperlink"/>
@@ -2748,7 +2617,7 @@
           <w:sz w:val="24"/>
           <w:u w:val="single"/>
         </w:rPr>
-        <w:hyperlink r:id="rId13" w:history="1">
+        <w:hyperlink r:id="rId12" w:history="1">
           <w:r>
             <w:rPr>
               <w:rStyle w:val="Hyperlink"/>
@@ -2766,7 +2635,7 @@
           <w:sz w:val="24"/>
           <w:u w:val="single"/>
         </w:rPr>
-        <w:hyperlink r:id="rId13" w:history="1">
+        <w:hyperlink r:id="rId12" w:history="1">
           <w:r>
             <w:rPr>
               <w:rStyle w:val="Hyperlink"/>
@@ -2795,7 +2664,7 @@
           <w:sz w:val="24"/>
           <w:u w:val="single"/>
         </w:rPr>
-        <w:hyperlink r:id="rId13" w:history="1">
+        <w:hyperlink r:id="rId12" w:history="1">
           <w:r>
             <w:rPr>
               <w:rStyle w:val="Hyperlink"/>
@@ -3445,7 +3314,7 @@
             <w:rPr>
               <w:rStyle w:val="Hyperlink"/>
             </w:rPr>
-            <w:t>Significan</w:t>
+            <w:t>Significanc</w:t>
           </w:r>
         </w:hyperlink>
       </w:r>
@@ -3456,13 +3325,36 @@
           <w:i/>
           <w:color w:val="0000FF"/>
           <w:sz w:val="24"/>
+          <w:u w:val="single"/>
+        </w:rPr>
+        <w:t>e</w:t>
+      </w:r>
+      <w:r>
+        <w:rPr>
+          <w:rFonts w:ascii="Charis SIL Italic" w:hAnsi="Charis SIL Italic" w:eastAsia="Charis SIL Italic"/>
+          <w:b w:val="0"/>
+          <w:i/>
+          <w:color w:val="0000FF"/>
+          <w:sz w:val="24"/>
+          <w:u w:val="single"/>
+        </w:rPr>
+        <w:t xml:space="preserve"> </w:t>
+      </w:r>
+      <w:r>
+        <w:rPr>
+          <w:rFonts w:ascii="Charis SIL Italic" w:hAnsi="Charis SIL Italic" w:eastAsia="Charis SIL Italic"/>
+          <w:b w:val="0"/>
+          <w:i/>
+          <w:color w:val="0000FF"/>
+          <w:sz w:val="24"/>
+          <w:u w:val="single"/>
         </w:rPr>
         <w:hyperlink r:id="rId16" w:history="1">
           <w:r>
             <w:rPr>
               <w:rStyle w:val="Hyperlink"/>
             </w:rPr>
-            <w:t>c</w:t>
+            <w:t>o</w:t>
           </w:r>
         </w:hyperlink>
       </w:r>
@@ -3474,36 +3366,7 @@
           <w:color w:val="0000FF"/>
           <w:sz w:val="24"/>
         </w:rPr>
-        <w:t>e</w:t>
-      </w:r>
-      <w:r>
-        <w:rPr>
-          <w:rFonts w:ascii="Charis SIL Italic" w:hAnsi="Charis SIL Italic" w:eastAsia="Charis SIL Italic"/>
-          <w:b w:val="0"/>
-          <w:i/>
-          <w:color w:val="0000FF"/>
-          <w:sz w:val="24"/>
-          <w:u w:val="single"/>
-        </w:rPr>
-        <w:t xml:space="preserve"> </w:t>
-      </w:r>
-      <w:r>
-        <w:rPr>
-          <w:rFonts w:ascii="Charis SIL Italic" w:hAnsi="Charis SIL Italic" w:eastAsia="Charis SIL Italic"/>
-          <w:b w:val="0"/>
-          <w:i/>
-          <w:color w:val="0000FF"/>
-          <w:sz w:val="24"/>
-          <w:u w:val="single"/>
-        </w:rPr>
-        <w:hyperlink r:id="rId16" w:history="1">
-          <w:r>
-            <w:rPr>
-              <w:rStyle w:val="Hyperlink"/>
-            </w:rPr>
-            <w:t xml:space="preserve">of </w:t>
-          </w:r>
-        </w:hyperlink>
+        <w:t xml:space="preserve">f </w:t>
       </w:r>
       <w:r>
         <w:rPr>

--- a/EXPORTS/DOCX/published/niveau1/Dutch/DoingResearch.docx
+++ b/EXPORTS/DOCX/published/niveau1/Dutch/DoingResearch.docx
@@ -337,7 +337,7 @@
             <w:rPr>
               <w:rStyle w:val="Hyperlink"/>
             </w:rPr>
-            <w:t>significan</w:t>
+            <w:t>significanc</w:t>
           </w:r>
         </w:hyperlink>
       </w:r>
@@ -348,13 +348,36 @@
           <w:i/>
           <w:color w:val="0000FF"/>
           <w:sz w:val="24"/>
+          <w:u w:val="single"/>
+        </w:rPr>
+        <w:t>e</w:t>
+      </w:r>
+      <w:r>
+        <w:rPr>
+          <w:rFonts w:ascii="Charis SIL Italic" w:hAnsi="Charis SIL Italic" w:eastAsia="Charis SIL Italic"/>
+          <w:b w:val="0"/>
+          <w:i/>
+          <w:color w:val="0000FF"/>
+          <w:sz w:val="24"/>
+          <w:u w:val="single"/>
+        </w:rPr>
+        <w:t xml:space="preserve"> </w:t>
+      </w:r>
+      <w:r>
+        <w:rPr>
+          <w:rFonts w:ascii="Charis SIL Italic" w:hAnsi="Charis SIL Italic" w:eastAsia="Charis SIL Italic"/>
+          <w:b w:val="0"/>
+          <w:i/>
+          <w:color w:val="0000FF"/>
+          <w:sz w:val="24"/>
+          <w:u w:val="single"/>
         </w:rPr>
         <w:hyperlink r:id="rId9" w:history="1">
           <w:r>
             <w:rPr>
               <w:rStyle w:val="Hyperlink"/>
             </w:rPr>
-            <w:t>c</w:t>
+            <w:t>of</w:t>
           </w:r>
         </w:hyperlink>
       </w:r>
@@ -365,8 +388,143 @@
           <w:i/>
           <w:color w:val="0000FF"/>
           <w:sz w:val="24"/>
-        </w:rPr>
-        <w:t>e of cultural objects and collections acquired</w:t>
+          <w:u w:val="single"/>
+        </w:rPr>
+        <w:t xml:space="preserve"> </w:t>
+      </w:r>
+      <w:r>
+        <w:rPr>
+          <w:rFonts w:ascii="Charis SIL Italic" w:hAnsi="Charis SIL Italic" w:eastAsia="Charis SIL Italic"/>
+          <w:b w:val="0"/>
+          <w:i/>
+          <w:color w:val="0000FF"/>
+          <w:sz w:val="24"/>
+          <w:u w:val="single"/>
+        </w:rPr>
+        <w:hyperlink r:id="rId9" w:history="1">
+          <w:r>
+            <w:rPr>
+              <w:rStyle w:val="Hyperlink"/>
+            </w:rPr>
+            <w:t>cultural</w:t>
+          </w:r>
+        </w:hyperlink>
+      </w:r>
+      <w:r>
+        <w:rPr>
+          <w:rFonts w:ascii="Charis SIL Italic" w:hAnsi="Charis SIL Italic" w:eastAsia="Charis SIL Italic"/>
+          <w:b w:val="0"/>
+          <w:i/>
+          <w:color w:val="0000FF"/>
+          <w:sz w:val="24"/>
+          <w:u w:val="single"/>
+        </w:rPr>
+        <w:t xml:space="preserve"> </w:t>
+      </w:r>
+      <w:r>
+        <w:rPr>
+          <w:rFonts w:ascii="Charis SIL Italic" w:hAnsi="Charis SIL Italic" w:eastAsia="Charis SIL Italic"/>
+          <w:b w:val="0"/>
+          <w:i/>
+          <w:color w:val="0000FF"/>
+          <w:sz w:val="24"/>
+          <w:u w:val="single"/>
+        </w:rPr>
+        <w:hyperlink r:id="rId9" w:history="1">
+          <w:r>
+            <w:rPr>
+              <w:rStyle w:val="Hyperlink"/>
+            </w:rPr>
+            <w:t>objects</w:t>
+          </w:r>
+        </w:hyperlink>
+      </w:r>
+      <w:r>
+        <w:rPr>
+          <w:rFonts w:ascii="Charis SIL Italic" w:hAnsi="Charis SIL Italic" w:eastAsia="Charis SIL Italic"/>
+          <w:b w:val="0"/>
+          <w:i/>
+          <w:color w:val="0000FF"/>
+          <w:sz w:val="24"/>
+          <w:u w:val="single"/>
+        </w:rPr>
+        <w:t xml:space="preserve"> </w:t>
+      </w:r>
+      <w:r>
+        <w:rPr>
+          <w:rFonts w:ascii="Charis SIL Italic" w:hAnsi="Charis SIL Italic" w:eastAsia="Charis SIL Italic"/>
+          <w:b w:val="0"/>
+          <w:i/>
+          <w:color w:val="0000FF"/>
+          <w:sz w:val="24"/>
+          <w:u w:val="single"/>
+        </w:rPr>
+        <w:hyperlink r:id="rId9" w:history="1">
+          <w:r>
+            <w:rPr>
+              <w:rStyle w:val="Hyperlink"/>
+            </w:rPr>
+            <w:t>and</w:t>
+          </w:r>
+        </w:hyperlink>
+      </w:r>
+      <w:r>
+        <w:rPr>
+          <w:rFonts w:ascii="Charis SIL Italic" w:hAnsi="Charis SIL Italic" w:eastAsia="Charis SIL Italic"/>
+          <w:b w:val="0"/>
+          <w:i/>
+          <w:color w:val="0000FF"/>
+          <w:sz w:val="24"/>
+          <w:u w:val="single"/>
+        </w:rPr>
+        <w:t xml:space="preserve"> </w:t>
+      </w:r>
+      <w:r>
+        <w:rPr>
+          <w:rFonts w:ascii="Charis SIL Italic" w:hAnsi="Charis SIL Italic" w:eastAsia="Charis SIL Italic"/>
+          <w:b w:val="0"/>
+          <w:i/>
+          <w:color w:val="0000FF"/>
+          <w:sz w:val="24"/>
+          <w:u w:val="single"/>
+        </w:rPr>
+        <w:hyperlink r:id="rId9" w:history="1">
+          <w:r>
+            <w:rPr>
+              <w:rStyle w:val="Hyperlink"/>
+            </w:rPr>
+            <w:t>collections</w:t>
+          </w:r>
+        </w:hyperlink>
+      </w:r>
+      <w:r>
+        <w:rPr>
+          <w:rFonts w:ascii="Charis SIL Italic" w:hAnsi="Charis SIL Italic" w:eastAsia="Charis SIL Italic"/>
+          <w:b w:val="0"/>
+          <w:i/>
+          <w:color w:val="0000FF"/>
+          <w:sz w:val="24"/>
+          <w:u w:val="single"/>
+        </w:rPr>
+        <w:t xml:space="preserve"> </w:t>
+      </w:r>
+      <w:r>
+        <w:rPr>
+          <w:rFonts w:ascii="Charis SIL Italic" w:hAnsi="Charis SIL Italic" w:eastAsia="Charis SIL Italic"/>
+          <w:b w:val="0"/>
+          <w:i/>
+          <w:color w:val="0000FF"/>
+          <w:sz w:val="24"/>
+          <w:u w:val="single"/>
+        </w:rPr>
+        <w:hyperlink r:id="rId9" w:history="1">
+          <w:r>
+            <w:rPr>
+              <w:rStyle w:val="Hyperlink"/>
+            </w:rPr>
+            <w:t>acquired</w:t>
+          </w:r>
+        </w:hyperlink>
       </w:r>
       <w:r>
         <w:rPr>
@@ -516,16 +674,8 @@
           <w:i/>
           <w:color w:val="0000FF"/>
           <w:sz w:val="24"/>
-          <w:u w:val="single"/>
-        </w:rPr>
-        <w:hyperlink r:id="rId9" w:history="1">
-          <w:r>
-            <w:rPr>
-              <w:rStyle w:val="Hyperlink"/>
-            </w:rPr>
-            <w:t>s</w:t>
-          </w:r>
-        </w:hyperlink>
+        </w:rPr>
+        <w:t>s</w:t>
       </w:r>
       <w:r>
         <w:rPr>
@@ -897,7 +1047,7 @@
           <w:sz w:val="24"/>
           <w:u w:val="single"/>
         </w:rPr>
-        <w:hyperlink r:id="rId10" w:history="1">
+        <w:hyperlink r:id="rId9" w:history="1">
           <w:r>
             <w:rPr>
               <w:rStyle w:val="Hyperlink"/>
@@ -915,7 +1065,7 @@
           <w:sz w:val="24"/>
           <w:u w:val="single"/>
         </w:rPr>
-        <w:hyperlink r:id="rId10" w:history="1">
+        <w:hyperlink r:id="rId9" w:history="1">
           <w:r>
             <w:rPr>
               <w:rStyle w:val="Hyperlink"/>
@@ -2429,7 +2579,25 @@
           <w:color w:val="000000"/>
           <w:sz w:val="24"/>
         </w:rPr>
-        <w:t xml:space="preserve">Haag is de zoekhulp </w:t>
+        <w:t xml:space="preserve">Haag is </w:t>
+      </w:r>
+      <w:r>
+        <w:rPr>
+          <w:u w:val="single" w:color="0000ff"/>
+          <w:rFonts w:ascii="Charis SIL Regular" w:hAnsi="Charis SIL Regular" w:eastAsia="Charis SIL Regular"/>
+          <w:b w:val="0"/>
+          <w:i w:val="0"/>
+          <w:color w:val="000000"/>
+          <w:sz w:val="24"/>
+        </w:rPr>
+        <w:hyperlink r:id="rId12" w:history="1">
+          <w:r>
+            <w:rPr>
+              <w:rStyle w:val="Hyperlink"/>
+            </w:rPr>
+            <w:t xml:space="preserve">de zoekhulp </w:t>
+          </w:r>
+        </w:hyperlink>
       </w:r>
       <w:r>
         <w:rPr>
@@ -2617,7 +2785,7 @@
           <w:sz w:val="24"/>
           <w:u w:val="single"/>
         </w:rPr>
-        <w:hyperlink r:id="rId12" w:history="1">
+        <w:hyperlink r:id="rId13" w:history="1">
           <w:r>
             <w:rPr>
               <w:rStyle w:val="Hyperlink"/>
@@ -2635,7 +2803,7 @@
           <w:sz w:val="24"/>
           <w:u w:val="single"/>
         </w:rPr>
-        <w:hyperlink r:id="rId12" w:history="1">
+        <w:hyperlink r:id="rId13" w:history="1">
           <w:r>
             <w:rPr>
               <w:rStyle w:val="Hyperlink"/>
@@ -2664,7 +2832,7 @@
           <w:sz w:val="24"/>
           <w:u w:val="single"/>
         </w:rPr>
-        <w:hyperlink r:id="rId12" w:history="1">
+        <w:hyperlink r:id="rId13" w:history="1">
           <w:r>
             <w:rPr>
               <w:rStyle w:val="Hyperlink"/>
@@ -3314,7 +3482,7 @@
             <w:rPr>
               <w:rStyle w:val="Hyperlink"/>
             </w:rPr>
-            <w:t>Significanc</w:t>
+            <w:t>Significan</w:t>
           </w:r>
         </w:hyperlink>
       </w:r>
@@ -3325,36 +3493,13 @@
           <w:i/>
           <w:color w:val="0000FF"/>
           <w:sz w:val="24"/>
-          <w:u w:val="single"/>
-        </w:rPr>
-        <w:t>e</w:t>
-      </w:r>
-      <w:r>
-        <w:rPr>
-          <w:rFonts w:ascii="Charis SIL Italic" w:hAnsi="Charis SIL Italic" w:eastAsia="Charis SIL Italic"/>
-          <w:b w:val="0"/>
-          <w:i/>
-          <w:color w:val="0000FF"/>
-          <w:sz w:val="24"/>
-          <w:u w:val="single"/>
-        </w:rPr>
-        <w:t xml:space="preserve"> </w:t>
-      </w:r>
-      <w:r>
-        <w:rPr>
-          <w:rFonts w:ascii="Charis SIL Italic" w:hAnsi="Charis SIL Italic" w:eastAsia="Charis SIL Italic"/>
-          <w:b w:val="0"/>
-          <w:i/>
-          <w:color w:val="0000FF"/>
-          <w:sz w:val="24"/>
-          <w:u w:val="single"/>
         </w:rPr>
         <w:hyperlink r:id="rId16" w:history="1">
           <w:r>
             <w:rPr>
               <w:rStyle w:val="Hyperlink"/>
             </w:rPr>
-            <w:t>o</w:t>
+            <w:t>c</w:t>
           </w:r>
         </w:hyperlink>
       </w:r>
@@ -3366,7 +3511,36 @@
           <w:color w:val="0000FF"/>
           <w:sz w:val="24"/>
         </w:rPr>
-        <w:t xml:space="preserve">f </w:t>
+        <w:t>e</w:t>
+      </w:r>
+      <w:r>
+        <w:rPr>
+          <w:rFonts w:ascii="Charis SIL Italic" w:hAnsi="Charis SIL Italic" w:eastAsia="Charis SIL Italic"/>
+          <w:b w:val="0"/>
+          <w:i/>
+          <w:color w:val="0000FF"/>
+          <w:sz w:val="24"/>
+          <w:u w:val="single"/>
+        </w:rPr>
+        <w:t xml:space="preserve"> </w:t>
+      </w:r>
+      <w:r>
+        <w:rPr>
+          <w:rFonts w:ascii="Charis SIL Italic" w:hAnsi="Charis SIL Italic" w:eastAsia="Charis SIL Italic"/>
+          <w:b w:val="0"/>
+          <w:i/>
+          <w:color w:val="0000FF"/>
+          <w:sz w:val="24"/>
+          <w:u w:val="single"/>
+        </w:rPr>
+        <w:hyperlink r:id="rId16" w:history="1">
+          <w:r>
+            <w:rPr>
+              <w:rStyle w:val="Hyperlink"/>
+            </w:rPr>
+            <w:t xml:space="preserve">of </w:t>
+          </w:r>
+        </w:hyperlink>
       </w:r>
       <w:r>
         <w:rPr>

--- a/EXPORTS/DOCX/published/niveau1/Dutch/DoingResearch.docx
+++ b/EXPORTS/DOCX/published/niveau1/Dutch/DoingResearch.docx
@@ -697,75 +697,13 @@
       </w:r>
       <w:r>
         <w:rPr>
-          <w:u w:val="single" w:color="0000ff"/>
           <w:rFonts w:ascii="Charis SIL Regular" w:hAnsi="Charis SIL Regular" w:eastAsia="Charis SIL Regular"/>
           <w:b w:val="0"/>
           <w:i w:val="0"/>
           <w:color w:val="000000"/>
           <w:sz w:val="24"/>
         </w:rPr>
-        <w:hyperlink r:id="rId9" w:history="1">
-          <w:r>
-            <w:rPr>
-              <w:rStyle w:val="Hyperlink"/>
-            </w:rPr>
-            <w:t>public</w:t>
-          </w:r>
-        </w:hyperlink>
-      </w:r>
-      <w:r>
-        <w:rPr>
-          <w:u w:val="single" w:color="0000ff"/>
-          <w:rFonts w:ascii="Charis SIL Regular" w:hAnsi="Charis SIL Regular" w:eastAsia="Charis SIL Regular"/>
-          <w:b w:val="0"/>
-          <w:i w:val="0"/>
-          <w:color w:val="000000"/>
-          <w:sz w:val="24"/>
-        </w:rPr>
-        <w:hyperlink r:id="rId9" w:history="1">
-          <w:r>
-            <w:rPr>
-              <w:rStyle w:val="Hyperlink"/>
-            </w:rPr>
-            <w:t>a</w:t>
-          </w:r>
-        </w:hyperlink>
-      </w:r>
-      <w:r>
-        <w:rPr>
-          <w:u w:val="single" w:color="0000ff"/>
-          <w:rFonts w:ascii="Charis SIL Regular" w:hAnsi="Charis SIL Regular" w:eastAsia="Charis SIL Regular"/>
-          <w:b w:val="0"/>
-          <w:i w:val="0"/>
-          <w:color w:val="000000"/>
-          <w:sz w:val="24"/>
-        </w:rPr>
-        <w:hyperlink r:id="rId9" w:history="1">
-          <w:r>
-            <w:rPr>
-              <w:rStyle w:val="Hyperlink"/>
-            </w:rPr>
-            <w:t xml:space="preserve">tie </w:t>
-          </w:r>
-        </w:hyperlink>
-      </w:r>
-      <w:r>
-        <w:rPr>
-          <w:u w:val="single" w:color="0000ff"/>
-          <w:rFonts w:ascii="Charis SIL Regular" w:hAnsi="Charis SIL Regular" w:eastAsia="Charis SIL Regular"/>
-          <w:b w:val="0"/>
-          <w:i w:val="0"/>
-          <w:color w:val="000000"/>
-          <w:sz w:val="24"/>
-        </w:rPr>
-        <w:hyperlink r:id="rId9" w:history="1">
-          <w:r>
-            <w:rPr>
-              <w:rStyle w:val="Hyperlink"/>
-            </w:rPr>
-            <w:t>_</w:t>
-          </w:r>
-        </w:hyperlink>
+        <w:t>publicatie _</w:t>
       </w:r>
       <w:r>
         <w:rPr>
@@ -906,7 +844,7 @@
           <w:sz w:val="24"/>
           <w:u w:val="single"/>
         </w:rPr>
-        <w:hyperlink r:id="rId9" w:history="1">
+        <w:hyperlink r:id="rId10" w:history="1">
           <w:r>
             <w:rPr>
               <w:rStyle w:val="Hyperlink"/>
@@ -924,7 +862,7 @@
           <w:sz w:val="24"/>
           <w:u w:val="single"/>
         </w:rPr>
-        <w:hyperlink r:id="rId9" w:history="1">
+        <w:hyperlink r:id="rId10" w:history="1">
           <w:r>
             <w:rPr>
               <w:rStyle w:val="Hyperlink"/>
@@ -942,7 +880,7 @@
           <w:sz w:val="24"/>
           <w:u w:val="single"/>
         </w:rPr>
-        <w:hyperlink r:id="rId9" w:history="1">
+        <w:hyperlink r:id="rId10" w:history="1">
           <w:r>
             <w:rPr>
               <w:rStyle w:val="Hyperlink"/>
@@ -2579,25 +2517,7 @@
           <w:color w:val="000000"/>
           <w:sz w:val="24"/>
         </w:rPr>
-        <w:t xml:space="preserve">Haag is </w:t>
-      </w:r>
-      <w:r>
-        <w:rPr>
-          <w:u w:val="single" w:color="0000ff"/>
-          <w:rFonts w:ascii="Charis SIL Regular" w:hAnsi="Charis SIL Regular" w:eastAsia="Charis SIL Regular"/>
-          <w:b w:val="0"/>
-          <w:i w:val="0"/>
-          <w:color w:val="000000"/>
-          <w:sz w:val="24"/>
-        </w:rPr>
-        <w:hyperlink r:id="rId12" w:history="1">
-          <w:r>
-            <w:rPr>
-              <w:rStyle w:val="Hyperlink"/>
-            </w:rPr>
-            <w:t xml:space="preserve">de zoekhulp </w:t>
-          </w:r>
-        </w:hyperlink>
+        <w:t xml:space="preserve">Haag is de zoekhulp </w:t>
       </w:r>
       <w:r>
         <w:rPr>
@@ -2785,7 +2705,7 @@
           <w:sz w:val="24"/>
           <w:u w:val="single"/>
         </w:rPr>
-        <w:hyperlink r:id="rId13" w:history="1">
+        <w:hyperlink r:id="rId12" w:history="1">
           <w:r>
             <w:rPr>
               <w:rStyle w:val="Hyperlink"/>
@@ -2803,7 +2723,7 @@
           <w:sz w:val="24"/>
           <w:u w:val="single"/>
         </w:rPr>
-        <w:hyperlink r:id="rId13" w:history="1">
+        <w:hyperlink r:id="rId12" w:history="1">
           <w:r>
             <w:rPr>
               <w:rStyle w:val="Hyperlink"/>
@@ -2832,7 +2752,7 @@
           <w:sz w:val="24"/>
           <w:u w:val="single"/>
         </w:rPr>
-        <w:hyperlink r:id="rId13" w:history="1">
+        <w:hyperlink r:id="rId12" w:history="1">
           <w:r>
             <w:rPr>
               <w:rStyle w:val="Hyperlink"/>
@@ -3482,7 +3402,7 @@
             <w:rPr>
               <w:rStyle w:val="Hyperlink"/>
             </w:rPr>
-            <w:t>Significan</w:t>
+            <w:t>Significanc</w:t>
           </w:r>
         </w:hyperlink>
       </w:r>
@@ -3493,13 +3413,36 @@
           <w:i/>
           <w:color w:val="0000FF"/>
           <w:sz w:val="24"/>
+          <w:u w:val="single"/>
+        </w:rPr>
+        <w:t>e</w:t>
+      </w:r>
+      <w:r>
+        <w:rPr>
+          <w:rFonts w:ascii="Charis SIL Italic" w:hAnsi="Charis SIL Italic" w:eastAsia="Charis SIL Italic"/>
+          <w:b w:val="0"/>
+          <w:i/>
+          <w:color w:val="0000FF"/>
+          <w:sz w:val="24"/>
+          <w:u w:val="single"/>
+        </w:rPr>
+        <w:t xml:space="preserve"> </w:t>
+      </w:r>
+      <w:r>
+        <w:rPr>
+          <w:rFonts w:ascii="Charis SIL Italic" w:hAnsi="Charis SIL Italic" w:eastAsia="Charis SIL Italic"/>
+          <w:b w:val="0"/>
+          <w:i/>
+          <w:color w:val="0000FF"/>
+          <w:sz w:val="24"/>
+          <w:u w:val="single"/>
         </w:rPr>
         <w:hyperlink r:id="rId16" w:history="1">
           <w:r>
             <w:rPr>
               <w:rStyle w:val="Hyperlink"/>
             </w:rPr>
-            <w:t>c</w:t>
+            <w:t>o</w:t>
           </w:r>
         </w:hyperlink>
       </w:r>
@@ -3511,36 +3454,7 @@
           <w:color w:val="0000FF"/>
           <w:sz w:val="24"/>
         </w:rPr>
-        <w:t>e</w:t>
-      </w:r>
-      <w:r>
-        <w:rPr>
-          <w:rFonts w:ascii="Charis SIL Italic" w:hAnsi="Charis SIL Italic" w:eastAsia="Charis SIL Italic"/>
-          <w:b w:val="0"/>
-          <w:i/>
-          <w:color w:val="0000FF"/>
-          <w:sz w:val="24"/>
-          <w:u w:val="single"/>
-        </w:rPr>
-        <w:t xml:space="preserve"> </w:t>
-      </w:r>
-      <w:r>
-        <w:rPr>
-          <w:rFonts w:ascii="Charis SIL Italic" w:hAnsi="Charis SIL Italic" w:eastAsia="Charis SIL Italic"/>
-          <w:b w:val="0"/>
-          <w:i/>
-          <w:color w:val="0000FF"/>
-          <w:sz w:val="24"/>
-          <w:u w:val="single"/>
-        </w:rPr>
-        <w:hyperlink r:id="rId16" w:history="1">
-          <w:r>
-            <w:rPr>
-              <w:rStyle w:val="Hyperlink"/>
-            </w:rPr>
-            <w:t xml:space="preserve">of </w:t>
-          </w:r>
-        </w:hyperlink>
+        <w:t xml:space="preserve">f </w:t>
       </w:r>
       <w:r>
         <w:rPr>

--- a/EXPORTS/DOCX/published/niveau1/Dutch/DoingResearch.docx
+++ b/EXPORTS/DOCX/published/niveau1/Dutch/DoingResearch.docx
@@ -464,9 +464,19 @@
             <w:rPr>
               <w:rStyle w:val="Hyperlink"/>
             </w:rPr>
-            <w:t>and</w:t>
+            <w:t>an</w:t>
           </w:r>
         </w:hyperlink>
+      </w:r>
+      <w:r>
+        <w:rPr>
+          <w:rFonts w:ascii="Charis SIL Italic" w:hAnsi="Charis SIL Italic" w:eastAsia="Charis SIL Italic"/>
+          <w:b w:val="0"/>
+          <w:i/>
+          <w:color w:val="0000FF"/>
+          <w:sz w:val="24"/>
+        </w:rPr>
+        <w:t>d</w:t>
       </w:r>
       <w:r>
         <w:rPr>
@@ -674,8 +684,16 @@
           <w:i/>
           <w:color w:val="0000FF"/>
           <w:sz w:val="24"/>
-        </w:rPr>
-        <w:t>s</w:t>
+          <w:u w:val="single"/>
+        </w:rPr>
+        <w:hyperlink r:id="rId9" w:history="1">
+          <w:r>
+            <w:rPr>
+              <w:rStyle w:val="Hyperlink"/>
+            </w:rPr>
+            <w:t>s</w:t>
+          </w:r>
+        </w:hyperlink>
       </w:r>
       <w:r>
         <w:rPr>
@@ -697,13 +715,31 @@
       </w:r>
       <w:r>
         <w:rPr>
+          <w:u w:val="single" w:color="0000ff"/>
           <w:rFonts w:ascii="Charis SIL Regular" w:hAnsi="Charis SIL Regular" w:eastAsia="Charis SIL Regular"/>
           <w:b w:val="0"/>
           <w:i w:val="0"/>
           <w:color w:val="000000"/>
           <w:sz w:val="24"/>
         </w:rPr>
-        <w:t>publicatie _</w:t>
+        <w:hyperlink r:id="rId9" w:history="1">
+          <w:r>
+            <w:rPr>
+              <w:rStyle w:val="Hyperlink"/>
+            </w:rPr>
+            <w:t>public</w:t>
+          </w:r>
+        </w:hyperlink>
+      </w:r>
+      <w:r>
+        <w:rPr>
+          <w:rFonts w:ascii="Charis SIL Regular" w:hAnsi="Charis SIL Regular" w:eastAsia="Charis SIL Regular"/>
+          <w:b w:val="0"/>
+          <w:i w:val="0"/>
+          <w:color w:val="000000"/>
+          <w:sz w:val="24"/>
+        </w:rPr>
+        <w:t>atie _</w:t>
       </w:r>
       <w:r>
         <w:rPr>
@@ -797,6 +833,288 @@
           <w:sz w:val="24"/>
           <w:u w:val="single"/>
         </w:rPr>
+        <w:hyperlink r:id="rId10" w:history="1">
+          <w:r>
+            <w:rPr>
+              <w:rStyle w:val="Hyperlink"/>
+            </w:rPr>
+            <w:t>n</w:t>
+          </w:r>
+        </w:hyperlink>
+      </w:r>
+      <w:r>
+        <w:rPr>
+          <w:rFonts w:ascii="Charis SIL Regular" w:hAnsi="Charis SIL Regular" w:eastAsia="Charis SIL Regular"/>
+          <w:b w:val="0"/>
+          <w:i w:val="0"/>
+          <w:color w:val="0000FF"/>
+          <w:sz w:val="24"/>
+          <w:u w:val="single"/>
+        </w:rPr>
+        <w:hyperlink r:id="rId10" w:history="1">
+          <w:r>
+            <w:rPr>
+              <w:rStyle w:val="Hyperlink"/>
+            </w:rPr>
+            <w:t>aar</w:t>
+          </w:r>
+        </w:hyperlink>
+      </w:r>
+      <w:r>
+        <w:rPr>
+          <w:rFonts w:ascii="Charis SIL Regular" w:hAnsi="Charis SIL Regular" w:eastAsia="Charis SIL Regular"/>
+          <w:b w:val="0"/>
+          <w:i w:val="0"/>
+          <w:color w:val="0000FF"/>
+          <w:sz w:val="24"/>
+          <w:u w:val="single"/>
+        </w:rPr>
+        <w:t xml:space="preserve"> </w:t>
+      </w:r>
+      <w:r>
+        <w:rPr>
+          <w:rFonts w:ascii="Charis SIL Regular" w:hAnsi="Charis SIL Regular" w:eastAsia="Charis SIL Regular"/>
+          <w:b w:val="0"/>
+          <w:i w:val="0"/>
+          <w:color w:val="0000FF"/>
+          <w:sz w:val="24"/>
+          <w:u w:val="single"/>
+        </w:rPr>
+        <w:hyperlink r:id="rId10" w:history="1">
+          <w:r>
+            <w:rPr>
+              <w:rStyle w:val="Hyperlink"/>
+            </w:rPr>
+            <w:t>objecte</w:t>
+          </w:r>
+        </w:hyperlink>
+      </w:r>
+      <w:r>
+        <w:rPr>
+          <w:rFonts w:ascii="Charis SIL Regular" w:hAnsi="Charis SIL Regular" w:eastAsia="Charis SIL Regular"/>
+          <w:b w:val="0"/>
+          <w:i w:val="0"/>
+          <w:color w:val="0000FF"/>
+          <w:sz w:val="24"/>
+          <w:u w:val="single"/>
+        </w:rPr>
+        <w:hyperlink r:id="rId10" w:history="1">
+          <w:r>
+            <w:rPr>
+              <w:rStyle w:val="Hyperlink"/>
+            </w:rPr>
+            <w:t>n</w:t>
+          </w:r>
+        </w:hyperlink>
+      </w:r>
+      <w:r>
+        <w:rPr>
+          <w:rFonts w:ascii="Charis SIL Regular" w:hAnsi="Charis SIL Regular" w:eastAsia="Charis SIL Regular"/>
+          <w:b w:val="0"/>
+          <w:i w:val="0"/>
+          <w:color w:val="0000FF"/>
+          <w:sz w:val="24"/>
+          <w:u w:val="single"/>
+        </w:rPr>
+        <w:t xml:space="preserve"> </w:t>
+      </w:r>
+      <w:r>
+        <w:rPr>
+          <w:rFonts w:ascii="Charis SIL Regular" w:hAnsi="Charis SIL Regular" w:eastAsia="Charis SIL Regular"/>
+          <w:b w:val="0"/>
+          <w:i w:val="0"/>
+          <w:color w:val="0000FF"/>
+          <w:sz w:val="24"/>
+          <w:u w:val="single"/>
+        </w:rPr>
+        <w:hyperlink r:id="rId9" w:history="1">
+          <w:r>
+            <w:rPr>
+              <w:rStyle w:val="Hyperlink"/>
+            </w:rPr>
+            <w:t>uit</w:t>
+          </w:r>
+        </w:hyperlink>
+      </w:r>
+      <w:r>
+        <w:rPr>
+          <w:rFonts w:ascii="Charis SIL Regular" w:hAnsi="Charis SIL Regular" w:eastAsia="Charis SIL Regular"/>
+          <w:b w:val="0"/>
+          <w:i w:val="0"/>
+          <w:color w:val="0000FF"/>
+          <w:sz w:val="24"/>
+          <w:u w:val="single"/>
+        </w:rPr>
+        <w:t xml:space="preserve"> </w:t>
+      </w:r>
+      <w:r>
+        <w:rPr>
+          <w:rFonts w:ascii="Charis SIL Regular" w:hAnsi="Charis SIL Regular" w:eastAsia="Charis SIL Regular"/>
+          <w:b w:val="0"/>
+          <w:i w:val="0"/>
+          <w:color w:val="0000FF"/>
+          <w:sz w:val="24"/>
+          <w:u w:val="single"/>
+        </w:rPr>
+        <w:hyperlink r:id="rId9" w:history="1">
+          <w:r>
+            <w:rPr>
+              <w:rStyle w:val="Hyperlink"/>
+            </w:rPr>
+            <w:t>een</w:t>
+          </w:r>
+        </w:hyperlink>
+      </w:r>
+      <w:r>
+        <w:rPr>
+          <w:rFonts w:ascii="Charis SIL Regular" w:hAnsi="Charis SIL Regular" w:eastAsia="Charis SIL Regular"/>
+          <w:b w:val="0"/>
+          <w:i w:val="0"/>
+          <w:color w:val="0000FF"/>
+          <w:sz w:val="24"/>
+          <w:u w:val="single"/>
+        </w:rPr>
+        <w:t xml:space="preserve"> </w:t>
+      </w:r>
+      <w:r>
+        <w:rPr>
+          <w:rFonts w:ascii="Charis SIL Regular" w:hAnsi="Charis SIL Regular" w:eastAsia="Charis SIL Regular"/>
+          <w:b w:val="0"/>
+          <w:i w:val="0"/>
+          <w:color w:val="0000FF"/>
+          <w:sz w:val="24"/>
+          <w:u w:val="single"/>
+        </w:rPr>
+        <w:hyperlink r:id="rId9" w:history="1">
+          <w:r>
+            <w:rPr>
+              <w:rStyle w:val="Hyperlink"/>
+            </w:rPr>
+            <w:t>k</w:t>
+          </w:r>
+        </w:hyperlink>
+      </w:r>
+      <w:r>
+        <w:rPr>
+          <w:rFonts w:ascii="Charis SIL Regular" w:hAnsi="Charis SIL Regular" w:eastAsia="Charis SIL Regular"/>
+          <w:b w:val="0"/>
+          <w:i w:val="0"/>
+          <w:color w:val="0000FF"/>
+          <w:sz w:val="24"/>
+          <w:u w:val="single"/>
+        </w:rPr>
+        <w:hyperlink r:id="rId9" w:history="1">
+          <w:r>
+            <w:rPr>
+              <w:rStyle w:val="Hyperlink"/>
+            </w:rPr>
+            <w:t>oloniale</w:t>
+          </w:r>
+        </w:hyperlink>
+      </w:r>
+      <w:r>
+        <w:rPr>
+          <w:rFonts w:ascii="Charis SIL Regular" w:hAnsi="Charis SIL Regular" w:eastAsia="Charis SIL Regular"/>
+          <w:b w:val="0"/>
+          <w:i w:val="0"/>
+          <w:color w:val="0000FF"/>
+          <w:sz w:val="24"/>
+          <w:u w:val="single"/>
+        </w:rPr>
+        <w:t xml:space="preserve"> </w:t>
+      </w:r>
+      <w:r>
+        <w:rPr>
+          <w:rFonts w:ascii="Charis SIL Regular" w:hAnsi="Charis SIL Regular" w:eastAsia="Charis SIL Regular"/>
+          <w:b w:val="0"/>
+          <w:i w:val="0"/>
+          <w:color w:val="0000FF"/>
+          <w:sz w:val="24"/>
+          <w:u w:val="single"/>
+        </w:rPr>
+        <w:hyperlink r:id="rId9" w:history="1">
+          <w:r>
+            <w:rPr>
+              <w:rStyle w:val="Hyperlink"/>
+            </w:rPr>
+            <w:t>co</w:t>
+          </w:r>
+        </w:hyperlink>
+      </w:r>
+      <w:r>
+        <w:rPr>
+          <w:rFonts w:ascii="Charis SIL Regular" w:hAnsi="Charis SIL Regular" w:eastAsia="Charis SIL Regular"/>
+          <w:b w:val="0"/>
+          <w:i w:val="0"/>
+          <w:color w:val="0000FF"/>
+          <w:sz w:val="24"/>
+          <w:u w:val="single"/>
+        </w:rPr>
+        <w:hyperlink r:id="rId9" w:history="1">
+          <w:r>
+            <w:rPr>
+              <w:rStyle w:val="Hyperlink"/>
+            </w:rPr>
+            <w:t>ntext.</w:t>
+          </w:r>
+        </w:hyperlink>
+      </w:r>
+      <w:r>
+        <w:rPr>
+          <w:rFonts w:ascii="Charis SIL Regular" w:hAnsi="Charis SIL Regular" w:eastAsia="Charis SIL Regular"/>
+          <w:b w:val="0"/>
+          <w:i w:val="0"/>
+          <w:color w:val="0000FF"/>
+          <w:sz w:val="24"/>
+          <w:u w:val="single"/>
+        </w:rPr>
+        <w:t xml:space="preserve"> </w:t>
+      </w:r>
+      <w:r>
+        <w:rPr>
+          <w:rFonts w:ascii="Charis SIL Regular" w:hAnsi="Charis SIL Regular" w:eastAsia="Charis SIL Regular"/>
+          <w:b w:val="0"/>
+          <w:i w:val="0"/>
+          <w:color w:val="0000FF"/>
+          <w:sz w:val="24"/>
+          <w:u w:val="single"/>
+        </w:rPr>
+        <w:hyperlink r:id="rId9" w:history="1">
+          <w:r>
+            <w:rPr>
+              <w:rStyle w:val="Hyperlink"/>
+            </w:rPr>
+            <w:t>E</w:t>
+          </w:r>
+        </w:hyperlink>
+      </w:r>
+      <w:r>
+        <w:rPr>
+          <w:rFonts w:ascii="Charis SIL Regular" w:hAnsi="Charis SIL Regular" w:eastAsia="Charis SIL Regular"/>
+          <w:b w:val="0"/>
+          <w:i w:val="0"/>
+          <w:color w:val="0000FF"/>
+          <w:sz w:val="24"/>
+          <w:u w:val="single"/>
+        </w:rPr>
+        <w:hyperlink r:id="rId9" w:history="1">
+          <w:r>
+            <w:rPr>
+              <w:rStyle w:val="Hyperlink"/>
+            </w:rPr>
+            <w:t>e</w:t>
+          </w:r>
+        </w:hyperlink>
+      </w:r>
+      <w:r>
+        <w:rPr>
+          <w:rFonts w:ascii="Charis SIL Regular" w:hAnsi="Charis SIL Regular" w:eastAsia="Charis SIL Regular"/>
+          <w:b w:val="0"/>
+          <w:i w:val="0"/>
+          <w:color w:val="0000FF"/>
+          <w:sz w:val="24"/>
+          <w:u w:val="single"/>
+        </w:rPr>
         <w:hyperlink r:id="rId9" w:history="1">
           <w:r>
             <w:rPr>
@@ -815,14 +1133,7 @@
           <w:sz w:val="24"/>
           <w:u w:val="single"/>
         </w:rPr>
-        <w:hyperlink r:id="rId9" w:history="1">
-          <w:r>
-            <w:rPr>
-              <w:rStyle w:val="Hyperlink"/>
-            </w:rPr>
-            <w:t>aar</w:t>
-          </w:r>
-        </w:hyperlink>
+        <w:t xml:space="preserve"> </w:t>
       </w:r>
       <w:r>
         <w:rPr>
@@ -833,318 +1144,7 @@
           <w:sz w:val="24"/>
           <w:u w:val="single"/>
         </w:rPr>
-        <w:t xml:space="preserve"> </w:t>
-      </w:r>
-      <w:r>
-        <w:rPr>
-          <w:rFonts w:ascii="Charis SIL Regular" w:hAnsi="Charis SIL Regular" w:eastAsia="Charis SIL Regular"/>
-          <w:b w:val="0"/>
-          <w:i w:val="0"/>
-          <w:color w:val="0000FF"/>
-          <w:sz w:val="24"/>
-          <w:u w:val="single"/>
-        </w:rPr>
         <w:hyperlink r:id="rId10" w:history="1">
-          <w:r>
-            <w:rPr>
-              <w:rStyle w:val="Hyperlink"/>
-            </w:rPr>
-            <w:t>ob</w:t>
-          </w:r>
-        </w:hyperlink>
-      </w:r>
-      <w:r>
-        <w:rPr>
-          <w:rFonts w:ascii="Charis SIL Regular" w:hAnsi="Charis SIL Regular" w:eastAsia="Charis SIL Regular"/>
-          <w:b w:val="0"/>
-          <w:i w:val="0"/>
-          <w:color w:val="0000FF"/>
-          <w:sz w:val="24"/>
-          <w:u w:val="single"/>
-        </w:rPr>
-        <w:hyperlink r:id="rId10" w:history="1">
-          <w:r>
-            <w:rPr>
-              <w:rStyle w:val="Hyperlink"/>
-            </w:rPr>
-            <w:t>j</w:t>
-          </w:r>
-        </w:hyperlink>
-      </w:r>
-      <w:r>
-        <w:rPr>
-          <w:rFonts w:ascii="Charis SIL Regular" w:hAnsi="Charis SIL Regular" w:eastAsia="Charis SIL Regular"/>
-          <w:b w:val="0"/>
-          <w:i w:val="0"/>
-          <w:color w:val="0000FF"/>
-          <w:sz w:val="24"/>
-          <w:u w:val="single"/>
-        </w:rPr>
-        <w:hyperlink r:id="rId10" w:history="1">
-          <w:r>
-            <w:rPr>
-              <w:rStyle w:val="Hyperlink"/>
-            </w:rPr>
-            <w:t>ecte</w:t>
-          </w:r>
-        </w:hyperlink>
-      </w:r>
-      <w:r>
-        <w:rPr>
-          <w:rFonts w:ascii="Charis SIL Regular" w:hAnsi="Charis SIL Regular" w:eastAsia="Charis SIL Regular"/>
-          <w:b w:val="0"/>
-          <w:i w:val="0"/>
-          <w:color w:val="0000FF"/>
-          <w:sz w:val="24"/>
-          <w:u w:val="single"/>
-        </w:rPr>
-        <w:hyperlink r:id="rId10" w:history="1">
-          <w:r>
-            <w:rPr>
-              <w:rStyle w:val="Hyperlink"/>
-            </w:rPr>
-            <w:t>n</w:t>
-          </w:r>
-        </w:hyperlink>
-      </w:r>
-      <w:r>
-        <w:rPr>
-          <w:rFonts w:ascii="Charis SIL Regular" w:hAnsi="Charis SIL Regular" w:eastAsia="Charis SIL Regular"/>
-          <w:b w:val="0"/>
-          <w:i w:val="0"/>
-          <w:color w:val="0000FF"/>
-          <w:sz w:val="24"/>
-          <w:u w:val="single"/>
-        </w:rPr>
-        <w:t xml:space="preserve"> </w:t>
-      </w:r>
-      <w:r>
-        <w:rPr>
-          <w:rFonts w:ascii="Charis SIL Regular" w:hAnsi="Charis SIL Regular" w:eastAsia="Charis SIL Regular"/>
-          <w:b w:val="0"/>
-          <w:i w:val="0"/>
-          <w:color w:val="0000FF"/>
-          <w:sz w:val="24"/>
-          <w:u w:val="single"/>
-        </w:rPr>
-        <w:hyperlink r:id="rId10" w:history="1">
-          <w:r>
-            <w:rPr>
-              <w:rStyle w:val="Hyperlink"/>
-            </w:rPr>
-            <w:t>uit</w:t>
-          </w:r>
-        </w:hyperlink>
-      </w:r>
-      <w:r>
-        <w:rPr>
-          <w:rFonts w:ascii="Charis SIL Regular" w:hAnsi="Charis SIL Regular" w:eastAsia="Charis SIL Regular"/>
-          <w:b w:val="0"/>
-          <w:i w:val="0"/>
-          <w:color w:val="0000FF"/>
-          <w:sz w:val="24"/>
-          <w:u w:val="single"/>
-        </w:rPr>
-        <w:t xml:space="preserve"> </w:t>
-      </w:r>
-      <w:r>
-        <w:rPr>
-          <w:rFonts w:ascii="Charis SIL Regular" w:hAnsi="Charis SIL Regular" w:eastAsia="Charis SIL Regular"/>
-          <w:b w:val="0"/>
-          <w:i w:val="0"/>
-          <w:color w:val="0000FF"/>
-          <w:sz w:val="24"/>
-          <w:u w:val="single"/>
-        </w:rPr>
-        <w:hyperlink r:id="rId10" w:history="1">
-          <w:r>
-            <w:rPr>
-              <w:rStyle w:val="Hyperlink"/>
-            </w:rPr>
-            <w:t>een</w:t>
-          </w:r>
-        </w:hyperlink>
-      </w:r>
-      <w:r>
-        <w:rPr>
-          <w:rFonts w:ascii="Charis SIL Regular" w:hAnsi="Charis SIL Regular" w:eastAsia="Charis SIL Regular"/>
-          <w:b w:val="0"/>
-          <w:i w:val="0"/>
-          <w:color w:val="0000FF"/>
-          <w:sz w:val="24"/>
-          <w:u w:val="single"/>
-        </w:rPr>
-        <w:t xml:space="preserve"> </w:t>
-      </w:r>
-      <w:r>
-        <w:rPr>
-          <w:rFonts w:ascii="Charis SIL Regular" w:hAnsi="Charis SIL Regular" w:eastAsia="Charis SIL Regular"/>
-          <w:b w:val="0"/>
-          <w:i w:val="0"/>
-          <w:color w:val="0000FF"/>
-          <w:sz w:val="24"/>
-          <w:u w:val="single"/>
-        </w:rPr>
-        <w:hyperlink r:id="rId9" w:history="1">
-          <w:r>
-            <w:rPr>
-              <w:rStyle w:val="Hyperlink"/>
-            </w:rPr>
-            <w:t>k</w:t>
-          </w:r>
-        </w:hyperlink>
-      </w:r>
-      <w:r>
-        <w:rPr>
-          <w:rFonts w:ascii="Charis SIL Regular" w:hAnsi="Charis SIL Regular" w:eastAsia="Charis SIL Regular"/>
-          <w:b w:val="0"/>
-          <w:i w:val="0"/>
-          <w:color w:val="0000FF"/>
-          <w:sz w:val="24"/>
-          <w:u w:val="single"/>
-        </w:rPr>
-        <w:hyperlink r:id="rId9" w:history="1">
-          <w:r>
-            <w:rPr>
-              <w:rStyle w:val="Hyperlink"/>
-            </w:rPr>
-            <w:t>oloniale</w:t>
-          </w:r>
-        </w:hyperlink>
-      </w:r>
-      <w:r>
-        <w:rPr>
-          <w:rFonts w:ascii="Charis SIL Regular" w:hAnsi="Charis SIL Regular" w:eastAsia="Charis SIL Regular"/>
-          <w:b w:val="0"/>
-          <w:i w:val="0"/>
-          <w:color w:val="0000FF"/>
-          <w:sz w:val="24"/>
-          <w:u w:val="single"/>
-        </w:rPr>
-        <w:t xml:space="preserve"> </w:t>
-      </w:r>
-      <w:r>
-        <w:rPr>
-          <w:rFonts w:ascii="Charis SIL Regular" w:hAnsi="Charis SIL Regular" w:eastAsia="Charis SIL Regular"/>
-          <w:b w:val="0"/>
-          <w:i w:val="0"/>
-          <w:color w:val="0000FF"/>
-          <w:sz w:val="24"/>
-          <w:u w:val="single"/>
-        </w:rPr>
-        <w:hyperlink r:id="rId9" w:history="1">
-          <w:r>
-            <w:rPr>
-              <w:rStyle w:val="Hyperlink"/>
-            </w:rPr>
-            <w:t>co</w:t>
-          </w:r>
-        </w:hyperlink>
-      </w:r>
-      <w:r>
-        <w:rPr>
-          <w:rFonts w:ascii="Charis SIL Regular" w:hAnsi="Charis SIL Regular" w:eastAsia="Charis SIL Regular"/>
-          <w:b w:val="0"/>
-          <w:i w:val="0"/>
-          <w:color w:val="0000FF"/>
-          <w:sz w:val="24"/>
-          <w:u w:val="single"/>
-        </w:rPr>
-        <w:hyperlink r:id="rId9" w:history="1">
-          <w:r>
-            <w:rPr>
-              <w:rStyle w:val="Hyperlink"/>
-            </w:rPr>
-            <w:t>ntext.</w:t>
-          </w:r>
-        </w:hyperlink>
-      </w:r>
-      <w:r>
-        <w:rPr>
-          <w:rFonts w:ascii="Charis SIL Regular" w:hAnsi="Charis SIL Regular" w:eastAsia="Charis SIL Regular"/>
-          <w:b w:val="0"/>
-          <w:i w:val="0"/>
-          <w:color w:val="0000FF"/>
-          <w:sz w:val="24"/>
-          <w:u w:val="single"/>
-        </w:rPr>
-        <w:t xml:space="preserve"> </w:t>
-      </w:r>
-      <w:r>
-        <w:rPr>
-          <w:rFonts w:ascii="Charis SIL Regular" w:hAnsi="Charis SIL Regular" w:eastAsia="Charis SIL Regular"/>
-          <w:b w:val="0"/>
-          <w:i w:val="0"/>
-          <w:color w:val="0000FF"/>
-          <w:sz w:val="24"/>
-          <w:u w:val="single"/>
-        </w:rPr>
-        <w:hyperlink r:id="rId9" w:history="1">
-          <w:r>
-            <w:rPr>
-              <w:rStyle w:val="Hyperlink"/>
-            </w:rPr>
-            <w:t>E</w:t>
-          </w:r>
-        </w:hyperlink>
-      </w:r>
-      <w:r>
-        <w:rPr>
-          <w:rFonts w:ascii="Charis SIL Regular" w:hAnsi="Charis SIL Regular" w:eastAsia="Charis SIL Regular"/>
-          <w:b w:val="0"/>
-          <w:i w:val="0"/>
-          <w:color w:val="0000FF"/>
-          <w:sz w:val="24"/>
-          <w:u w:val="single"/>
-        </w:rPr>
-        <w:hyperlink r:id="rId9" w:history="1">
-          <w:r>
-            <w:rPr>
-              <w:rStyle w:val="Hyperlink"/>
-            </w:rPr>
-            <w:t>e</w:t>
-          </w:r>
-        </w:hyperlink>
-      </w:r>
-      <w:r>
-        <w:rPr>
-          <w:rFonts w:ascii="Charis SIL Regular" w:hAnsi="Charis SIL Regular" w:eastAsia="Charis SIL Regular"/>
-          <w:b w:val="0"/>
-          <w:i w:val="0"/>
-          <w:color w:val="0000FF"/>
-          <w:sz w:val="24"/>
-          <w:u w:val="single"/>
-        </w:rPr>
-        <w:hyperlink r:id="rId9" w:history="1">
-          <w:r>
-            <w:rPr>
-              <w:rStyle w:val="Hyperlink"/>
-            </w:rPr>
-            <w:t>n</w:t>
-          </w:r>
-        </w:hyperlink>
-      </w:r>
-      <w:r>
-        <w:rPr>
-          <w:rFonts w:ascii="Charis SIL Regular" w:hAnsi="Charis SIL Regular" w:eastAsia="Charis SIL Regular"/>
-          <w:b w:val="0"/>
-          <w:i w:val="0"/>
-          <w:color w:val="0000FF"/>
-          <w:sz w:val="24"/>
-          <w:u w:val="single"/>
-        </w:rPr>
-        <w:t xml:space="preserve"> </w:t>
-      </w:r>
-      <w:r>
-        <w:rPr>
-          <w:rFonts w:ascii="Charis SIL Regular" w:hAnsi="Charis SIL Regular" w:eastAsia="Charis SIL Regular"/>
-          <w:b w:val="0"/>
-          <w:i w:val="0"/>
-          <w:color w:val="0000FF"/>
-          <w:sz w:val="24"/>
-          <w:u w:val="single"/>
-        </w:rPr>
-        <w:hyperlink r:id="rId9" w:history="1">
           <w:r>
             <w:rPr>
               <w:rStyle w:val="Hyperlink"/>
@@ -2517,7 +2517,18 @@
           <w:color w:val="000000"/>
           <w:sz w:val="24"/>
         </w:rPr>
-        <w:t xml:space="preserve">Haag is de zoekhulp </w:t>
+        <w:t xml:space="preserve">Haag is </w:t>
+      </w:r>
+      <w:r>
+        <w:rPr>
+          <w:u w:val="single" w:color="0000ff"/>
+          <w:rFonts w:ascii="Charis SIL Regular" w:hAnsi="Charis SIL Regular" w:eastAsia="Charis SIL Regular"/>
+          <w:b w:val="0"/>
+          <w:i w:val="0"/>
+          <w:color w:val="000000"/>
+          <w:sz w:val="24"/>
+        </w:rPr>
+        <w:t xml:space="preserve">de zoekhulp </w:t>
       </w:r>
       <w:r>
         <w:rPr>
@@ -2546,7 +2557,7 @@
           <w:sz w:val="24"/>
           <w:u w:val="single"/>
         </w:rPr>
-        <w:hyperlink r:id="rId13" w:history="1">
+        <w:hyperlink r:id="rId12" w:history="1">
           <w:r>
             <w:rPr>
               <w:rStyle w:val="Hyperlink"/>
@@ -2564,7 +2575,7 @@
           <w:sz w:val="24"/>
           <w:u w:val="single"/>
         </w:rPr>
-        <w:hyperlink r:id="rId13" w:history="1">
+        <w:hyperlink r:id="rId12" w:history="1">
           <w:r>
             <w:rPr>
               <w:rStyle w:val="Hyperlink"/>
@@ -2593,7 +2604,7 @@
           <w:sz w:val="24"/>
           <w:u w:val="single"/>
         </w:rPr>
-        <w:hyperlink r:id="rId13" w:history="1">
+        <w:hyperlink r:id="rId12" w:history="1">
           <w:r>
             <w:rPr>
               <w:rStyle w:val="Hyperlink"/>
@@ -2622,7 +2633,7 @@
           <w:sz w:val="24"/>
           <w:u w:val="single"/>
         </w:rPr>
-        <w:hyperlink r:id="rId13" w:history="1">
+        <w:hyperlink r:id="rId12" w:history="1">
           <w:r>
             <w:rPr>
               <w:rStyle w:val="Hyperlink"/>
@@ -2651,7 +2662,7 @@
           <w:sz w:val="24"/>
           <w:u w:val="single"/>
         </w:rPr>
-        <w:hyperlink r:id="rId13" w:history="1">
+        <w:hyperlink r:id="rId12" w:history="1">
           <w:r>
             <w:rPr>
               <w:rStyle w:val="Hyperlink"/>
@@ -2669,7 +2680,7 @@
           <w:sz w:val="24"/>
           <w:u w:val="single"/>
         </w:rPr>
-        <w:hyperlink r:id="rId13" w:history="1">
+        <w:hyperlink r:id="rId12" w:history="1">
           <w:r>
             <w:rPr>
               <w:rStyle w:val="Hyperlink"/>
@@ -2687,7 +2698,7 @@
           <w:sz w:val="24"/>
           <w:u w:val="single"/>
         </w:rPr>
-        <w:hyperlink r:id="rId13" w:history="1">
+        <w:hyperlink r:id="rId12" w:history="1">
           <w:r>
             <w:rPr>
               <w:rStyle w:val="Hyperlink"/>
@@ -2752,7 +2763,7 @@
           <w:sz w:val="24"/>
           <w:u w:val="single"/>
         </w:rPr>
-        <w:hyperlink r:id="rId12" w:history="1">
+        <w:hyperlink r:id="rId13" w:history="1">
           <w:r>
             <w:rPr>
               <w:rStyle w:val="Hyperlink"/>

--- a/EXPORTS/DOCX/published/niveau1/Dutch/DoingResearch.docx
+++ b/EXPORTS/DOCX/published/niveau1/Dutch/DoingResearch.docx
@@ -464,19 +464,9 @@
             <w:rPr>
               <w:rStyle w:val="Hyperlink"/>
             </w:rPr>
-            <w:t>an</w:t>
+            <w:t>and</w:t>
           </w:r>
         </w:hyperlink>
-      </w:r>
-      <w:r>
-        <w:rPr>
-          <w:rFonts w:ascii="Charis SIL Italic" w:hAnsi="Charis SIL Italic" w:eastAsia="Charis SIL Italic"/>
-          <w:b w:val="0"/>
-          <w:i/>
-          <w:color w:val="0000FF"/>
-          <w:sz w:val="24"/>
-        </w:rPr>
-        <w:t>d</w:t>
       </w:r>
       <w:r>
         <w:rPr>
@@ -684,16 +674,8 @@
           <w:i/>
           <w:color w:val="0000FF"/>
           <w:sz w:val="24"/>
-          <w:u w:val="single"/>
-        </w:rPr>
-        <w:hyperlink r:id="rId9" w:history="1">
-          <w:r>
-            <w:rPr>
-              <w:rStyle w:val="Hyperlink"/>
-            </w:rPr>
-            <w:t>s</w:t>
-          </w:r>
-        </w:hyperlink>
+        </w:rPr>
+        <w:t>s</w:t>
       </w:r>
       <w:r>
         <w:rPr>
@@ -733,13 +715,57 @@
       </w:r>
       <w:r>
         <w:rPr>
+          <w:u w:val="single" w:color="0000ff"/>
           <w:rFonts w:ascii="Charis SIL Regular" w:hAnsi="Charis SIL Regular" w:eastAsia="Charis SIL Regular"/>
           <w:b w:val="0"/>
           <w:i w:val="0"/>
           <w:color w:val="000000"/>
           <w:sz w:val="24"/>
         </w:rPr>
-        <w:t>atie _</w:t>
+        <w:hyperlink r:id="rId9" w:history="1">
+          <w:r>
+            <w:rPr>
+              <w:rStyle w:val="Hyperlink"/>
+            </w:rPr>
+            <w:t>a</w:t>
+          </w:r>
+        </w:hyperlink>
+      </w:r>
+      <w:r>
+        <w:rPr>
+          <w:u w:val="single" w:color="0000ff"/>
+          <w:rFonts w:ascii="Charis SIL Regular" w:hAnsi="Charis SIL Regular" w:eastAsia="Charis SIL Regular"/>
+          <w:b w:val="0"/>
+          <w:i w:val="0"/>
+          <w:color w:val="000000"/>
+          <w:sz w:val="24"/>
+        </w:rPr>
+        <w:hyperlink r:id="rId9" w:history="1">
+          <w:r>
+            <w:rPr>
+              <w:rStyle w:val="Hyperlink"/>
+            </w:rPr>
+            <w:t xml:space="preserve">tie </w:t>
+          </w:r>
+        </w:hyperlink>
+      </w:r>
+      <w:r>
+        <w:rPr>
+          <w:u w:val="single" w:color="0000ff"/>
+          <w:rFonts w:ascii="Charis SIL Regular" w:hAnsi="Charis SIL Regular" w:eastAsia="Charis SIL Regular"/>
+          <w:b w:val="0"/>
+          <w:i w:val="0"/>
+          <w:color w:val="000000"/>
+          <w:sz w:val="24"/>
+        </w:rPr>
+        <w:hyperlink r:id="rId9" w:history="1">
+          <w:r>
+            <w:rPr>
+              <w:rStyle w:val="Hyperlink"/>
+            </w:rPr>
+            <w:t>_</w:t>
+          </w:r>
+        </w:hyperlink>
       </w:r>
       <w:r>
         <w:rPr>
@@ -833,6 +859,107 @@
           <w:sz w:val="24"/>
           <w:u w:val="single"/>
         </w:rPr>
+        <w:hyperlink r:id="rId9" w:history="1">
+          <w:r>
+            <w:rPr>
+              <w:rStyle w:val="Hyperlink"/>
+            </w:rPr>
+            <w:t>n</w:t>
+          </w:r>
+        </w:hyperlink>
+      </w:r>
+      <w:r>
+        <w:rPr>
+          <w:rFonts w:ascii="Charis SIL Regular" w:hAnsi="Charis SIL Regular" w:eastAsia="Charis SIL Regular"/>
+          <w:b w:val="0"/>
+          <w:i w:val="0"/>
+          <w:color w:val="0000FF"/>
+          <w:sz w:val="24"/>
+          <w:u w:val="single"/>
+        </w:rPr>
+        <w:hyperlink r:id="rId9" w:history="1">
+          <w:r>
+            <w:rPr>
+              <w:rStyle w:val="Hyperlink"/>
+            </w:rPr>
+            <w:t>aar</w:t>
+          </w:r>
+        </w:hyperlink>
+      </w:r>
+      <w:r>
+        <w:rPr>
+          <w:rFonts w:ascii="Charis SIL Regular" w:hAnsi="Charis SIL Regular" w:eastAsia="Charis SIL Regular"/>
+          <w:b w:val="0"/>
+          <w:i w:val="0"/>
+          <w:color w:val="0000FF"/>
+          <w:sz w:val="24"/>
+          <w:u w:val="single"/>
+        </w:rPr>
+        <w:t xml:space="preserve"> </w:t>
+      </w:r>
+      <w:r>
+        <w:rPr>
+          <w:rFonts w:ascii="Charis SIL Regular" w:hAnsi="Charis SIL Regular" w:eastAsia="Charis SIL Regular"/>
+          <w:b w:val="0"/>
+          <w:i w:val="0"/>
+          <w:color w:val="0000FF"/>
+          <w:sz w:val="24"/>
+          <w:u w:val="single"/>
+        </w:rPr>
+        <w:hyperlink r:id="rId9" w:history="1">
+          <w:r>
+            <w:rPr>
+              <w:rStyle w:val="Hyperlink"/>
+            </w:rPr>
+            <w:t>ob</w:t>
+          </w:r>
+        </w:hyperlink>
+      </w:r>
+      <w:r>
+        <w:rPr>
+          <w:rFonts w:ascii="Charis SIL Regular" w:hAnsi="Charis SIL Regular" w:eastAsia="Charis SIL Regular"/>
+          <w:b w:val="0"/>
+          <w:i w:val="0"/>
+          <w:color w:val="0000FF"/>
+          <w:sz w:val="24"/>
+          <w:u w:val="single"/>
+        </w:rPr>
+        <w:hyperlink r:id="rId9" w:history="1">
+          <w:r>
+            <w:rPr>
+              <w:rStyle w:val="Hyperlink"/>
+            </w:rPr>
+            <w:t>j</w:t>
+          </w:r>
+        </w:hyperlink>
+      </w:r>
+      <w:r>
+        <w:rPr>
+          <w:rFonts w:ascii="Charis SIL Regular" w:hAnsi="Charis SIL Regular" w:eastAsia="Charis SIL Regular"/>
+          <w:b w:val="0"/>
+          <w:i w:val="0"/>
+          <w:color w:val="0000FF"/>
+          <w:sz w:val="24"/>
+          <w:u w:val="single"/>
+        </w:rPr>
+        <w:hyperlink r:id="rId9" w:history="1">
+          <w:r>
+            <w:rPr>
+              <w:rStyle w:val="Hyperlink"/>
+            </w:rPr>
+            <w:t>ecte</w:t>
+          </w:r>
+        </w:hyperlink>
+      </w:r>
+      <w:r>
+        <w:rPr>
+          <w:rFonts w:ascii="Charis SIL Regular" w:hAnsi="Charis SIL Regular" w:eastAsia="Charis SIL Regular"/>
+          <w:b w:val="0"/>
+          <w:i w:val="0"/>
+          <w:color w:val="0000FF"/>
+          <w:sz w:val="24"/>
+          <w:u w:val="single"/>
+        </w:rPr>
         <w:hyperlink r:id="rId10" w:history="1">
           <w:r>
             <w:rPr>
@@ -851,14 +978,7 @@
           <w:sz w:val="24"/>
           <w:u w:val="single"/>
         </w:rPr>
-        <w:hyperlink r:id="rId10" w:history="1">
-          <w:r>
-            <w:rPr>
-              <w:rStyle w:val="Hyperlink"/>
-            </w:rPr>
-            <w:t>aar</w:t>
-          </w:r>
-        </w:hyperlink>
+        <w:t xml:space="preserve"> </w:t>
       </w:r>
       <w:r>
         <w:rPr>
@@ -869,65 +989,7 @@
           <w:sz w:val="24"/>
           <w:u w:val="single"/>
         </w:rPr>
-        <w:t xml:space="preserve"> </w:t>
-      </w:r>
-      <w:r>
-        <w:rPr>
-          <w:rFonts w:ascii="Charis SIL Regular" w:hAnsi="Charis SIL Regular" w:eastAsia="Charis SIL Regular"/>
-          <w:b w:val="0"/>
-          <w:i w:val="0"/>
-          <w:color w:val="0000FF"/>
-          <w:sz w:val="24"/>
-          <w:u w:val="single"/>
-        </w:rPr>
         <w:hyperlink r:id="rId10" w:history="1">
-          <w:r>
-            <w:rPr>
-              <w:rStyle w:val="Hyperlink"/>
-            </w:rPr>
-            <w:t>objecte</w:t>
-          </w:r>
-        </w:hyperlink>
-      </w:r>
-      <w:r>
-        <w:rPr>
-          <w:rFonts w:ascii="Charis SIL Regular" w:hAnsi="Charis SIL Regular" w:eastAsia="Charis SIL Regular"/>
-          <w:b w:val="0"/>
-          <w:i w:val="0"/>
-          <w:color w:val="0000FF"/>
-          <w:sz w:val="24"/>
-          <w:u w:val="single"/>
-        </w:rPr>
-        <w:hyperlink r:id="rId10" w:history="1">
-          <w:r>
-            <w:rPr>
-              <w:rStyle w:val="Hyperlink"/>
-            </w:rPr>
-            <w:t>n</w:t>
-          </w:r>
-        </w:hyperlink>
-      </w:r>
-      <w:r>
-        <w:rPr>
-          <w:rFonts w:ascii="Charis SIL Regular" w:hAnsi="Charis SIL Regular" w:eastAsia="Charis SIL Regular"/>
-          <w:b w:val="0"/>
-          <w:i w:val="0"/>
-          <w:color w:val="0000FF"/>
-          <w:sz w:val="24"/>
-          <w:u w:val="single"/>
-        </w:rPr>
-        <w:t xml:space="preserve"> </w:t>
-      </w:r>
-      <w:r>
-        <w:rPr>
-          <w:rFonts w:ascii="Charis SIL Regular" w:hAnsi="Charis SIL Regular" w:eastAsia="Charis SIL Regular"/>
-          <w:b w:val="0"/>
-          <w:i w:val="0"/>
-          <w:color w:val="0000FF"/>
-          <w:sz w:val="24"/>
-          <w:u w:val="single"/>
-        </w:rPr>
-        <w:hyperlink r:id="rId9" w:history="1">
           <w:r>
             <w:rPr>
               <w:rStyle w:val="Hyperlink"/>
@@ -956,7 +1018,7 @@
           <w:sz w:val="24"/>
           <w:u w:val="single"/>
         </w:rPr>
-        <w:hyperlink r:id="rId9" w:history="1">
+        <w:hyperlink r:id="rId10" w:history="1">
           <w:r>
             <w:rPr>
               <w:rStyle w:val="Hyperlink"/>
@@ -1144,7 +1206,7 @@
           <w:sz w:val="24"/>
           <w:u w:val="single"/>
         </w:rPr>
-        <w:hyperlink r:id="rId10" w:history="1">
+        <w:hyperlink r:id="rId9" w:history="1">
           <w:r>
             <w:rPr>
               <w:rStyle w:val="Hyperlink"/>
@@ -2517,18 +2579,7 @@
           <w:color w:val="000000"/>
           <w:sz w:val="24"/>
         </w:rPr>
-        <w:t xml:space="preserve">Haag is </w:t>
-      </w:r>
-      <w:r>
-        <w:rPr>
-          <w:u w:val="single" w:color="0000ff"/>
-          <w:rFonts w:ascii="Charis SIL Regular" w:hAnsi="Charis SIL Regular" w:eastAsia="Charis SIL Regular"/>
-          <w:b w:val="0"/>
-          <w:i w:val="0"/>
-          <w:color w:val="000000"/>
-          <w:sz w:val="24"/>
-        </w:rPr>
-        <w:t xml:space="preserve">de zoekhulp </w:t>
+        <w:t xml:space="preserve">Haag is de zoekhulp </w:t>
       </w:r>
       <w:r>
         <w:rPr>
@@ -2557,7 +2608,7 @@
           <w:sz w:val="24"/>
           <w:u w:val="single"/>
         </w:rPr>
-        <w:hyperlink r:id="rId12" w:history="1">
+        <w:hyperlink r:id="rId13" w:history="1">
           <w:r>
             <w:rPr>
               <w:rStyle w:val="Hyperlink"/>
@@ -2575,7 +2626,7 @@
           <w:sz w:val="24"/>
           <w:u w:val="single"/>
         </w:rPr>
-        <w:hyperlink r:id="rId12" w:history="1">
+        <w:hyperlink r:id="rId13" w:history="1">
           <w:r>
             <w:rPr>
               <w:rStyle w:val="Hyperlink"/>
@@ -2604,7 +2655,7 @@
           <w:sz w:val="24"/>
           <w:u w:val="single"/>
         </w:rPr>
-        <w:hyperlink r:id="rId12" w:history="1">
+        <w:hyperlink r:id="rId13" w:history="1">
           <w:r>
             <w:rPr>
               <w:rStyle w:val="Hyperlink"/>
@@ -2633,7 +2684,7 @@
           <w:sz w:val="24"/>
           <w:u w:val="single"/>
         </w:rPr>
-        <w:hyperlink r:id="rId12" w:history="1">
+        <w:hyperlink r:id="rId13" w:history="1">
           <w:r>
             <w:rPr>
               <w:rStyle w:val="Hyperlink"/>
@@ -2662,7 +2713,7 @@
           <w:sz w:val="24"/>
           <w:u w:val="single"/>
         </w:rPr>
-        <w:hyperlink r:id="rId12" w:history="1">
+        <w:hyperlink r:id="rId13" w:history="1">
           <w:r>
             <w:rPr>
               <w:rStyle w:val="Hyperlink"/>
@@ -2763,7 +2814,7 @@
           <w:sz w:val="24"/>
           <w:u w:val="single"/>
         </w:rPr>
-        <w:hyperlink r:id="rId13" w:history="1">
+        <w:hyperlink r:id="rId12" w:history="1">
           <w:r>
             <w:rPr>
               <w:rStyle w:val="Hyperlink"/>
@@ -3413,7 +3464,7 @@
             <w:rPr>
               <w:rStyle w:val="Hyperlink"/>
             </w:rPr>
-            <w:t>Significanc</w:t>
+            <w:t>Significan</w:t>
           </w:r>
         </w:hyperlink>
       </w:r>
@@ -3424,36 +3475,13 @@
           <w:i/>
           <w:color w:val="0000FF"/>
           <w:sz w:val="24"/>
-          <w:u w:val="single"/>
-        </w:rPr>
-        <w:t>e</w:t>
-      </w:r>
-      <w:r>
-        <w:rPr>
-          <w:rFonts w:ascii="Charis SIL Italic" w:hAnsi="Charis SIL Italic" w:eastAsia="Charis SIL Italic"/>
-          <w:b w:val="0"/>
-          <w:i/>
-          <w:color w:val="0000FF"/>
-          <w:sz w:val="24"/>
-          <w:u w:val="single"/>
-        </w:rPr>
-        <w:t xml:space="preserve"> </w:t>
-      </w:r>
-      <w:r>
-        <w:rPr>
-          <w:rFonts w:ascii="Charis SIL Italic" w:hAnsi="Charis SIL Italic" w:eastAsia="Charis SIL Italic"/>
-          <w:b w:val="0"/>
-          <w:i/>
-          <w:color w:val="0000FF"/>
-          <w:sz w:val="24"/>
-          <w:u w:val="single"/>
         </w:rPr>
         <w:hyperlink r:id="rId16" w:history="1">
           <w:r>
             <w:rPr>
               <w:rStyle w:val="Hyperlink"/>
             </w:rPr>
-            <w:t>o</w:t>
+            <w:t>c</w:t>
           </w:r>
         </w:hyperlink>
       </w:r>
@@ -3465,7 +3493,36 @@
           <w:color w:val="0000FF"/>
           <w:sz w:val="24"/>
         </w:rPr>
-        <w:t xml:space="preserve">f </w:t>
+        <w:t>e</w:t>
+      </w:r>
+      <w:r>
+        <w:rPr>
+          <w:rFonts w:ascii="Charis SIL Italic" w:hAnsi="Charis SIL Italic" w:eastAsia="Charis SIL Italic"/>
+          <w:b w:val="0"/>
+          <w:i/>
+          <w:color w:val="0000FF"/>
+          <w:sz w:val="24"/>
+          <w:u w:val="single"/>
+        </w:rPr>
+        <w:t xml:space="preserve"> </w:t>
+      </w:r>
+      <w:r>
+        <w:rPr>
+          <w:rFonts w:ascii="Charis SIL Italic" w:hAnsi="Charis SIL Italic" w:eastAsia="Charis SIL Italic"/>
+          <w:b w:val="0"/>
+          <w:i/>
+          <w:color w:val="0000FF"/>
+          <w:sz w:val="24"/>
+          <w:u w:val="single"/>
+        </w:rPr>
+        <w:hyperlink r:id="rId16" w:history="1">
+          <w:r>
+            <w:rPr>
+              <w:rStyle w:val="Hyperlink"/>
+            </w:rPr>
+            <w:t xml:space="preserve">of </w:t>
+          </w:r>
+        </w:hyperlink>
       </w:r>
       <w:r>
         <w:rPr>
@@ -4307,6 +4364,7 @@
       </w:r>
       <w:r>
         <w:rPr>
+          <w:u w:val="single" w:color="0000ff"/>
           <w:rFonts w:ascii="Charis SIL Regular" w:hAnsi="Charis SIL Regular" w:eastAsia="Charis SIL Regular"/>
           <w:b w:val="0"/>
           <w:i w:val="0"/>
@@ -4627,34 +4685,7 @@
           <w:color w:val="000000"/>
           <w:sz w:val="24"/>
         </w:rPr>
-        <w:t xml:space="preserve">•  </w:t>
-      </w:r>
-      <w:r>
-        <w:rPr>
-          <w:rFonts w:ascii="Charis SIL Regular" w:hAnsi="Charis SIL Regular" w:eastAsia="Charis SIL Regular"/>
-          <w:b w:val="0"/>
-          <w:i w:val="0"/>
-          <w:color w:val="000000"/>
-          <w:sz w:val="24"/>
-        </w:rPr>
-        <w:hyperlink r:id="rId17" w:history="1">
-          <w:r>
-            <w:rPr>
-              <w:rStyle w:val="Hyperlink"/>
-            </w:rPr>
-            <w:t>Lang, Sa</w:t>
-          </w:r>
-        </w:hyperlink>
-      </w:r>
-      <w:r>
-        <w:rPr>
-          <w:rFonts w:ascii="Charis SIL Regular" w:hAnsi="Charis SIL Regular" w:eastAsia="Charis SIL Regular"/>
-          <w:b w:val="0"/>
-          <w:i w:val="0"/>
-          <w:color w:val="000000"/>
-          <w:sz w:val="24"/>
-        </w:rPr>
-        <w:t xml:space="preserve">bine (ed.), </w:t>
+        <w:t xml:space="preserve">•  Lang, Sabine (ed.), </w:t>
       </w:r>
       <w:r>
         <w:rPr>
@@ -5092,7 +5123,34 @@
           <w:color w:val="000000"/>
           <w:sz w:val="24"/>
         </w:rPr>
-        <w:t xml:space="preserve">•  Deterts, Dorothea (ed.), </w:t>
+        <w:t xml:space="preserve">•  </w:t>
+      </w:r>
+      <w:r>
+        <w:rPr>
+          <w:rFonts w:ascii="Charis SIL Regular" w:hAnsi="Charis SIL Regular" w:eastAsia="Charis SIL Regular"/>
+          <w:b w:val="0"/>
+          <w:i w:val="0"/>
+          <w:color w:val="000000"/>
+          <w:sz w:val="24"/>
+        </w:rPr>
+        <w:hyperlink r:id="rId18" w:history="1">
+          <w:r>
+            <w:rPr>
+              <w:rStyle w:val="Hyperlink"/>
+            </w:rPr>
+            <w:t xml:space="preserve">Deterts, </w:t>
+          </w:r>
+        </w:hyperlink>
+      </w:r>
+      <w:r>
+        <w:rPr>
+          <w:rFonts w:ascii="Charis SIL Regular" w:hAnsi="Charis SIL Regular" w:eastAsia="Charis SIL Regular"/>
+          <w:b w:val="0"/>
+          <w:i w:val="0"/>
+          <w:color w:val="000000"/>
+          <w:sz w:val="24"/>
+        </w:rPr>
+        <w:t xml:space="preserve">Dorothea (ed.), </w:t>
       </w:r>
       <w:r>
         <w:rPr>

--- a/EXPORTS/DOCX/published/niveau1/Dutch/DoingResearch.docx
+++ b/EXPORTS/DOCX/published/niveau1/Dutch/DoingResearch.docx
@@ -337,7 +337,7 @@
             <w:rPr>
               <w:rStyle w:val="Hyperlink"/>
             </w:rPr>
-            <w:t>significanc</w:t>
+            <w:t>significan</w:t>
           </w:r>
         </w:hyperlink>
       </w:r>
@@ -348,7 +348,23 @@
           <w:i/>
           <w:color w:val="0000FF"/>
           <w:sz w:val="24"/>
-          <w:u w:val="single"/>
+        </w:rPr>
+        <w:hyperlink r:id="rId9" w:history="1">
+          <w:r>
+            <w:rPr>
+              <w:rStyle w:val="Hyperlink"/>
+            </w:rPr>
+            <w:t>c</w:t>
+          </w:r>
+        </w:hyperlink>
+      </w:r>
+      <w:r>
+        <w:rPr>
+          <w:rFonts w:ascii="Charis SIL Italic" w:hAnsi="Charis SIL Italic" w:eastAsia="Charis SIL Italic"/>
+          <w:b w:val="0"/>
+          <w:i/>
+          <w:color w:val="0000FF"/>
+          <w:sz w:val="24"/>
         </w:rPr>
         <w:t>e</w:t>
       </w:r>
@@ -517,14 +533,7 @@
           <w:sz w:val="24"/>
           <w:u w:val="single"/>
         </w:rPr>
-        <w:hyperlink r:id="rId9" w:history="1">
-          <w:r>
-            <w:rPr>
-              <w:rStyle w:val="Hyperlink"/>
-            </w:rPr>
-            <w:t>acquired</w:t>
-          </w:r>
-        </w:hyperlink>
+        <w:t>acquired</w:t>
       </w:r>
       <w:r>
         <w:rPr>
@@ -674,8 +683,16 @@
           <w:i/>
           <w:color w:val="0000FF"/>
           <w:sz w:val="24"/>
-        </w:rPr>
-        <w:t>s</w:t>
+          <w:u w:val="single"/>
+        </w:rPr>
+        <w:hyperlink r:id="rId9" w:history="1">
+          <w:r>
+            <w:rPr>
+              <w:rStyle w:val="Hyperlink"/>
+            </w:rPr>
+            <w:t>s</w:t>
+          </w:r>
+        </w:hyperlink>
       </w:r>
       <w:r>
         <w:rPr>
@@ -697,75 +714,13 @@
       </w:r>
       <w:r>
         <w:rPr>
-          <w:u w:val="single" w:color="0000ff"/>
           <w:rFonts w:ascii="Charis SIL Regular" w:hAnsi="Charis SIL Regular" w:eastAsia="Charis SIL Regular"/>
           <w:b w:val="0"/>
           <w:i w:val="0"/>
           <w:color w:val="000000"/>
           <w:sz w:val="24"/>
         </w:rPr>
-        <w:hyperlink r:id="rId9" w:history="1">
-          <w:r>
-            <w:rPr>
-              <w:rStyle w:val="Hyperlink"/>
-            </w:rPr>
-            <w:t>public</w:t>
-          </w:r>
-        </w:hyperlink>
-      </w:r>
-      <w:r>
-        <w:rPr>
-          <w:u w:val="single" w:color="0000ff"/>
-          <w:rFonts w:ascii="Charis SIL Regular" w:hAnsi="Charis SIL Regular" w:eastAsia="Charis SIL Regular"/>
-          <w:b w:val="0"/>
-          <w:i w:val="0"/>
-          <w:color w:val="000000"/>
-          <w:sz w:val="24"/>
-        </w:rPr>
-        <w:hyperlink r:id="rId9" w:history="1">
-          <w:r>
-            <w:rPr>
-              <w:rStyle w:val="Hyperlink"/>
-            </w:rPr>
-            <w:t>a</w:t>
-          </w:r>
-        </w:hyperlink>
-      </w:r>
-      <w:r>
-        <w:rPr>
-          <w:u w:val="single" w:color="0000ff"/>
-          <w:rFonts w:ascii="Charis SIL Regular" w:hAnsi="Charis SIL Regular" w:eastAsia="Charis SIL Regular"/>
-          <w:b w:val="0"/>
-          <w:i w:val="0"/>
-          <w:color w:val="000000"/>
-          <w:sz w:val="24"/>
-        </w:rPr>
-        <w:hyperlink r:id="rId9" w:history="1">
-          <w:r>
-            <w:rPr>
-              <w:rStyle w:val="Hyperlink"/>
-            </w:rPr>
-            <w:t xml:space="preserve">tie </w:t>
-          </w:r>
-        </w:hyperlink>
-      </w:r>
-      <w:r>
-        <w:rPr>
-          <w:u w:val="single" w:color="0000ff"/>
-          <w:rFonts w:ascii="Charis SIL Regular" w:hAnsi="Charis SIL Regular" w:eastAsia="Charis SIL Regular"/>
-          <w:b w:val="0"/>
-          <w:i w:val="0"/>
-          <w:color w:val="000000"/>
-          <w:sz w:val="24"/>
-        </w:rPr>
-        <w:hyperlink r:id="rId9" w:history="1">
-          <w:r>
-            <w:rPr>
-              <w:rStyle w:val="Hyperlink"/>
-            </w:rPr>
-            <w:t>_</w:t>
-          </w:r>
-        </w:hyperlink>
+        <w:t>publicatie _</w:t>
       </w:r>
       <w:r>
         <w:rPr>
@@ -989,7 +944,7 @@
           <w:sz w:val="24"/>
           <w:u w:val="single"/>
         </w:rPr>
-        <w:hyperlink r:id="rId10" w:history="1">
+        <w:hyperlink r:id="rId9" w:history="1">
           <w:r>
             <w:rPr>
               <w:rStyle w:val="Hyperlink"/>
@@ -1018,7 +973,7 @@
           <w:sz w:val="24"/>
           <w:u w:val="single"/>
         </w:rPr>
-        <w:hyperlink r:id="rId10" w:history="1">
+        <w:hyperlink r:id="rId9" w:history="1">
           <w:r>
             <w:rPr>
               <w:rStyle w:val="Hyperlink"/>
@@ -1047,7 +1002,7 @@
           <w:sz w:val="24"/>
           <w:u w:val="single"/>
         </w:rPr>
-        <w:hyperlink r:id="rId9" w:history="1">
+        <w:hyperlink r:id="rId10" w:history="1">
           <w:r>
             <w:rPr>
               <w:rStyle w:val="Hyperlink"/>
@@ -1065,7 +1020,7 @@
           <w:sz w:val="24"/>
           <w:u w:val="single"/>
         </w:rPr>
-        <w:hyperlink r:id="rId9" w:history="1">
+        <w:hyperlink r:id="rId10" w:history="1">
           <w:r>
             <w:rPr>
               <w:rStyle w:val="Hyperlink"/>
@@ -2579,7 +2534,18 @@
           <w:color w:val="000000"/>
           <w:sz w:val="24"/>
         </w:rPr>
-        <w:t xml:space="preserve">Haag is de zoekhulp </w:t>
+        <w:t xml:space="preserve">Haag is </w:t>
+      </w:r>
+      <w:r>
+        <w:rPr>
+          <w:u w:val="single" w:color="0000ff"/>
+          <w:rFonts w:ascii="Charis SIL Regular" w:hAnsi="Charis SIL Regular" w:eastAsia="Charis SIL Regular"/>
+          <w:b w:val="0"/>
+          <w:i w:val="0"/>
+          <w:color w:val="000000"/>
+          <w:sz w:val="24"/>
+        </w:rPr>
+        <w:t xml:space="preserve">de zoekhulp </w:t>
       </w:r>
       <w:r>
         <w:rPr>
@@ -2608,7 +2574,7 @@
           <w:sz w:val="24"/>
           <w:u w:val="single"/>
         </w:rPr>
-        <w:hyperlink r:id="rId13" w:history="1">
+        <w:hyperlink r:id="rId12" w:history="1">
           <w:r>
             <w:rPr>
               <w:rStyle w:val="Hyperlink"/>
@@ -2626,7 +2592,7 @@
           <w:sz w:val="24"/>
           <w:u w:val="single"/>
         </w:rPr>
-        <w:hyperlink r:id="rId13" w:history="1">
+        <w:hyperlink r:id="rId12" w:history="1">
           <w:r>
             <w:rPr>
               <w:rStyle w:val="Hyperlink"/>
@@ -2655,7 +2621,7 @@
           <w:sz w:val="24"/>
           <w:u w:val="single"/>
         </w:rPr>
-        <w:hyperlink r:id="rId13" w:history="1">
+        <w:hyperlink r:id="rId12" w:history="1">
           <w:r>
             <w:rPr>
               <w:rStyle w:val="Hyperlink"/>
@@ -2684,7 +2650,7 @@
           <w:sz w:val="24"/>
           <w:u w:val="single"/>
         </w:rPr>
-        <w:hyperlink r:id="rId13" w:history="1">
+        <w:hyperlink r:id="rId12" w:history="1">
           <w:r>
             <w:rPr>
               <w:rStyle w:val="Hyperlink"/>
@@ -2713,7 +2679,7 @@
           <w:sz w:val="24"/>
           <w:u w:val="single"/>
         </w:rPr>
-        <w:hyperlink r:id="rId13" w:history="1">
+        <w:hyperlink r:id="rId12" w:history="1">
           <w:r>
             <w:rPr>
               <w:rStyle w:val="Hyperlink"/>
@@ -2814,7 +2780,7 @@
           <w:sz w:val="24"/>
           <w:u w:val="single"/>
         </w:rPr>
-        <w:hyperlink r:id="rId12" w:history="1">
+        <w:hyperlink r:id="rId13" w:history="1">
           <w:r>
             <w:rPr>
               <w:rStyle w:val="Hyperlink"/>
@@ -3464,7 +3430,7 @@
             <w:rPr>
               <w:rStyle w:val="Hyperlink"/>
             </w:rPr>
-            <w:t>Significan</w:t>
+            <w:t>Significanc</w:t>
           </w:r>
         </w:hyperlink>
       </w:r>
@@ -3475,13 +3441,36 @@
           <w:i/>
           <w:color w:val="0000FF"/>
           <w:sz w:val="24"/>
+          <w:u w:val="single"/>
+        </w:rPr>
+        <w:t>e</w:t>
+      </w:r>
+      <w:r>
+        <w:rPr>
+          <w:rFonts w:ascii="Charis SIL Italic" w:hAnsi="Charis SIL Italic" w:eastAsia="Charis SIL Italic"/>
+          <w:b w:val="0"/>
+          <w:i/>
+          <w:color w:val="0000FF"/>
+          <w:sz w:val="24"/>
+          <w:u w:val="single"/>
+        </w:rPr>
+        <w:t xml:space="preserve"> </w:t>
+      </w:r>
+      <w:r>
+        <w:rPr>
+          <w:rFonts w:ascii="Charis SIL Italic" w:hAnsi="Charis SIL Italic" w:eastAsia="Charis SIL Italic"/>
+          <w:b w:val="0"/>
+          <w:i/>
+          <w:color w:val="0000FF"/>
+          <w:sz w:val="24"/>
+          <w:u w:val="single"/>
         </w:rPr>
         <w:hyperlink r:id="rId16" w:history="1">
           <w:r>
             <w:rPr>
               <w:rStyle w:val="Hyperlink"/>
             </w:rPr>
-            <w:t>c</w:t>
+            <w:t>o</w:t>
           </w:r>
         </w:hyperlink>
       </w:r>
@@ -3493,36 +3482,7 @@
           <w:color w:val="0000FF"/>
           <w:sz w:val="24"/>
         </w:rPr>
-        <w:t>e</w:t>
-      </w:r>
-      <w:r>
-        <w:rPr>
-          <w:rFonts w:ascii="Charis SIL Italic" w:hAnsi="Charis SIL Italic" w:eastAsia="Charis SIL Italic"/>
-          <w:b w:val="0"/>
-          <w:i/>
-          <w:color w:val="0000FF"/>
-          <w:sz w:val="24"/>
-          <w:u w:val="single"/>
-        </w:rPr>
-        <w:t xml:space="preserve"> </w:t>
-      </w:r>
-      <w:r>
-        <w:rPr>
-          <w:rFonts w:ascii="Charis SIL Italic" w:hAnsi="Charis SIL Italic" w:eastAsia="Charis SIL Italic"/>
-          <w:b w:val="0"/>
-          <w:i/>
-          <w:color w:val="0000FF"/>
-          <w:sz w:val="24"/>
-          <w:u w:val="single"/>
-        </w:rPr>
-        <w:hyperlink r:id="rId16" w:history="1">
-          <w:r>
-            <w:rPr>
-              <w:rStyle w:val="Hyperlink"/>
-            </w:rPr>
-            <w:t xml:space="preserve">of </w:t>
-          </w:r>
-        </w:hyperlink>
+        <w:t xml:space="preserve">f </w:t>
       </w:r>
       <w:r>
         <w:rPr>
@@ -4364,7 +4324,6 @@
       </w:r>
       <w:r>
         <w:rPr>
-          <w:u w:val="single" w:color="0000ff"/>
           <w:rFonts w:ascii="Charis SIL Regular" w:hAnsi="Charis SIL Regular" w:eastAsia="Charis SIL Regular"/>
           <w:b w:val="0"/>
           <w:i w:val="0"/>
@@ -4529,7 +4488,24 @@
           <w:color w:val="000000"/>
           <w:sz w:val="24"/>
         </w:rPr>
-        <w:t xml:space="preserve">y, Konstantin Akinsha and Amy L. Walsh, </w:t>
+        <w:hyperlink r:id="rId10" w:history="1">
+          <w:r>
+            <w:rPr>
+              <w:rStyle w:val="Hyperlink"/>
+            </w:rPr>
+            <w:t>y, Konstant</w:t>
+          </w:r>
+        </w:hyperlink>
+      </w:r>
+      <w:r>
+        <w:rPr>
+          <w:rFonts w:ascii="Charis SIL Regular" w:hAnsi="Charis SIL Regular" w:eastAsia="Charis SIL Regular"/>
+          <w:b w:val="0"/>
+          <w:i w:val="0"/>
+          <w:color w:val="000000"/>
+          <w:sz w:val="24"/>
+        </w:rPr>
+        <w:t xml:space="preserve">in Akinsha and Amy L. Walsh, </w:t>
       </w:r>
       <w:r>
         <w:rPr>
@@ -4685,7 +4661,34 @@
           <w:color w:val="000000"/>
           <w:sz w:val="24"/>
         </w:rPr>
-        <w:t xml:space="preserve">•  Lang, Sabine (ed.), </w:t>
+        <w:t xml:space="preserve">•  </w:t>
+      </w:r>
+      <w:r>
+        <w:rPr>
+          <w:rFonts w:ascii="Charis SIL Regular" w:hAnsi="Charis SIL Regular" w:eastAsia="Charis SIL Regular"/>
+          <w:b w:val="0"/>
+          <w:i w:val="0"/>
+          <w:color w:val="000000"/>
+          <w:sz w:val="24"/>
+        </w:rPr>
+        <w:hyperlink r:id="rId17" w:history="1">
+          <w:r>
+            <w:rPr>
+              <w:rStyle w:val="Hyperlink"/>
+            </w:rPr>
+            <w:t>Lang, Sa</w:t>
+          </w:r>
+        </w:hyperlink>
+      </w:r>
+      <w:r>
+        <w:rPr>
+          <w:rFonts w:ascii="Charis SIL Regular" w:hAnsi="Charis SIL Regular" w:eastAsia="Charis SIL Regular"/>
+          <w:b w:val="0"/>
+          <w:i w:val="0"/>
+          <w:color w:val="000000"/>
+          <w:sz w:val="24"/>
+        </w:rPr>
+        <w:t xml:space="preserve">bine (ed.), </w:t>
       </w:r>
       <w:r>
         <w:rPr>
@@ -5123,34 +5126,7 @@
           <w:color w:val="000000"/>
           <w:sz w:val="24"/>
         </w:rPr>
-        <w:t xml:space="preserve">•  </w:t>
-      </w:r>
-      <w:r>
-        <w:rPr>
-          <w:rFonts w:ascii="Charis SIL Regular" w:hAnsi="Charis SIL Regular" w:eastAsia="Charis SIL Regular"/>
-          <w:b w:val="0"/>
-          <w:i w:val="0"/>
-          <w:color w:val="000000"/>
-          <w:sz w:val="24"/>
-        </w:rPr>
-        <w:hyperlink r:id="rId18" w:history="1">
-          <w:r>
-            <w:rPr>
-              <w:rStyle w:val="Hyperlink"/>
-            </w:rPr>
-            <w:t xml:space="preserve">Deterts, </w:t>
-          </w:r>
-        </w:hyperlink>
-      </w:r>
-      <w:r>
-        <w:rPr>
-          <w:rFonts w:ascii="Charis SIL Regular" w:hAnsi="Charis SIL Regular" w:eastAsia="Charis SIL Regular"/>
-          <w:b w:val="0"/>
-          <w:i w:val="0"/>
-          <w:color w:val="000000"/>
-          <w:sz w:val="24"/>
-        </w:rPr>
-        <w:t xml:space="preserve">Dorothea (ed.), </w:t>
+        <w:t xml:space="preserve">•  Deterts, Dorothea (ed.), </w:t>
       </w:r>
       <w:r>
         <w:rPr>

--- a/EXPORTS/DOCX/published/niveau1/Dutch/DoingResearch.docx
+++ b/EXPORTS/DOCX/published/niveau1/Dutch/DoingResearch.docx
@@ -337,7 +337,7 @@
             <w:rPr>
               <w:rStyle w:val="Hyperlink"/>
             </w:rPr>
-            <w:t>significan</w:t>
+            <w:t>significanc</w:t>
           </w:r>
         </w:hyperlink>
       </w:r>
@@ -348,23 +348,7 @@
           <w:i/>
           <w:color w:val="0000FF"/>
           <w:sz w:val="24"/>
-        </w:rPr>
-        <w:hyperlink r:id="rId9" w:history="1">
-          <w:r>
-            <w:rPr>
-              <w:rStyle w:val="Hyperlink"/>
-            </w:rPr>
-            <w:t>c</w:t>
-          </w:r>
-        </w:hyperlink>
-      </w:r>
-      <w:r>
-        <w:rPr>
-          <w:rFonts w:ascii="Charis SIL Italic" w:hAnsi="Charis SIL Italic" w:eastAsia="Charis SIL Italic"/>
-          <w:b w:val="0"/>
-          <w:i/>
-          <w:color w:val="0000FF"/>
-          <w:sz w:val="24"/>
+          <w:u w:val="single"/>
         </w:rPr>
         <w:t>e</w:t>
       </w:r>
@@ -491,7 +475,6 @@
           <w:i/>
           <w:color w:val="0000FF"/>
           <w:sz w:val="24"/>
-          <w:u w:val="single"/>
         </w:rPr>
         <w:t xml:space="preserve"> </w:t>
       </w:r>
@@ -533,7 +516,14 @@
           <w:sz w:val="24"/>
           <w:u w:val="single"/>
         </w:rPr>
-        <w:t>acquired</w:t>
+        <w:hyperlink r:id="rId9" w:history="1">
+          <w:r>
+            <w:rPr>
+              <w:rStyle w:val="Hyperlink"/>
+            </w:rPr>
+            <w:t>acquired</w:t>
+          </w:r>
+        </w:hyperlink>
       </w:r>
       <w:r>
         <w:rPr>
@@ -915,7 +905,7 @@
           <w:sz w:val="24"/>
           <w:u w:val="single"/>
         </w:rPr>
-        <w:hyperlink r:id="rId10" w:history="1">
+        <w:hyperlink r:id="rId9" w:history="1">
           <w:r>
             <w:rPr>
               <w:rStyle w:val="Hyperlink"/>
@@ -1002,7 +992,7 @@
           <w:sz w:val="24"/>
           <w:u w:val="single"/>
         </w:rPr>
-        <w:hyperlink r:id="rId10" w:history="1">
+        <w:hyperlink r:id="rId9" w:history="1">
           <w:r>
             <w:rPr>
               <w:rStyle w:val="Hyperlink"/>
@@ -1020,7 +1010,7 @@
           <w:sz w:val="24"/>
           <w:u w:val="single"/>
         </w:rPr>
-        <w:hyperlink r:id="rId10" w:history="1">
+        <w:hyperlink r:id="rId9" w:history="1">
           <w:r>
             <w:rPr>
               <w:rStyle w:val="Hyperlink"/>
@@ -2545,7 +2535,14 @@
           <w:color w:val="000000"/>
           <w:sz w:val="24"/>
         </w:rPr>
-        <w:t xml:space="preserve">de zoekhulp </w:t>
+        <w:hyperlink r:id="rId12" w:history="1">
+          <w:r>
+            <w:rPr>
+              <w:rStyle w:val="Hyperlink"/>
+            </w:rPr>
+            <w:t xml:space="preserve">de zoekhulp </w:t>
+          </w:r>
+        </w:hyperlink>
       </w:r>
       <w:r>
         <w:rPr>
@@ -2556,7 +2553,7 @@
           <w:sz w:val="24"/>
           <w:u w:val="single"/>
         </w:rPr>
-        <w:hyperlink r:id="rId13" w:history="1">
+        <w:hyperlink r:id="rId12" w:history="1">
           <w:r>
             <w:rPr>
               <w:rStyle w:val="Hyperlink"/>
@@ -2621,7 +2618,7 @@
           <w:sz w:val="24"/>
           <w:u w:val="single"/>
         </w:rPr>
-        <w:hyperlink r:id="rId12" w:history="1">
+        <w:hyperlink r:id="rId13" w:history="1">
           <w:r>
             <w:rPr>
               <w:rStyle w:val="Hyperlink"/>
@@ -2650,7 +2647,7 @@
           <w:sz w:val="24"/>
           <w:u w:val="single"/>
         </w:rPr>
-        <w:hyperlink r:id="rId12" w:history="1">
+        <w:hyperlink r:id="rId13" w:history="1">
           <w:r>
             <w:rPr>
               <w:rStyle w:val="Hyperlink"/>
@@ -2679,7 +2676,7 @@
           <w:sz w:val="24"/>
           <w:u w:val="single"/>
         </w:rPr>
-        <w:hyperlink r:id="rId12" w:history="1">
+        <w:hyperlink r:id="rId13" w:history="1">
           <w:r>
             <w:rPr>
               <w:rStyle w:val="Hyperlink"/>
@@ -2697,7 +2694,7 @@
           <w:sz w:val="24"/>
           <w:u w:val="single"/>
         </w:rPr>
-        <w:hyperlink r:id="rId12" w:history="1">
+        <w:hyperlink r:id="rId13" w:history="1">
           <w:r>
             <w:rPr>
               <w:rStyle w:val="Hyperlink"/>
@@ -2715,7 +2712,7 @@
           <w:sz w:val="24"/>
           <w:u w:val="single"/>
         </w:rPr>
-        <w:hyperlink r:id="rId12" w:history="1">
+        <w:hyperlink r:id="rId13" w:history="1">
           <w:r>
             <w:rPr>
               <w:rStyle w:val="Hyperlink"/>
@@ -2733,7 +2730,7 @@
           <w:sz w:val="24"/>
           <w:u w:val="single"/>
         </w:rPr>
-        <w:hyperlink r:id="rId12" w:history="1">
+        <w:hyperlink r:id="rId13" w:history="1">
           <w:r>
             <w:rPr>
               <w:rStyle w:val="Hyperlink"/>
@@ -2751,7 +2748,7 @@
           <w:sz w:val="24"/>
           <w:u w:val="single"/>
         </w:rPr>
-        <w:hyperlink r:id="rId12" w:history="1">
+        <w:hyperlink r:id="rId13" w:history="1">
           <w:r>
             <w:rPr>
               <w:rStyle w:val="Hyperlink"/>
@@ -3430,7 +3427,7 @@
             <w:rPr>
               <w:rStyle w:val="Hyperlink"/>
             </w:rPr>
-            <w:t>Significanc</w:t>
+            <w:t>Significan</w:t>
           </w:r>
         </w:hyperlink>
       </w:r>
@@ -3441,36 +3438,13 @@
           <w:i/>
           <w:color w:val="0000FF"/>
           <w:sz w:val="24"/>
-          <w:u w:val="single"/>
-        </w:rPr>
-        <w:t>e</w:t>
-      </w:r>
-      <w:r>
-        <w:rPr>
-          <w:rFonts w:ascii="Charis SIL Italic" w:hAnsi="Charis SIL Italic" w:eastAsia="Charis SIL Italic"/>
-          <w:b w:val="0"/>
-          <w:i/>
-          <w:color w:val="0000FF"/>
-          <w:sz w:val="24"/>
-          <w:u w:val="single"/>
-        </w:rPr>
-        <w:t xml:space="preserve"> </w:t>
-      </w:r>
-      <w:r>
-        <w:rPr>
-          <w:rFonts w:ascii="Charis SIL Italic" w:hAnsi="Charis SIL Italic" w:eastAsia="Charis SIL Italic"/>
-          <w:b w:val="0"/>
-          <w:i/>
-          <w:color w:val="0000FF"/>
-          <w:sz w:val="24"/>
-          <w:u w:val="single"/>
         </w:rPr>
         <w:hyperlink r:id="rId16" w:history="1">
           <w:r>
             <w:rPr>
               <w:rStyle w:val="Hyperlink"/>
             </w:rPr>
-            <w:t>o</w:t>
+            <w:t>c</w:t>
           </w:r>
         </w:hyperlink>
       </w:r>
@@ -3482,7 +3456,36 @@
           <w:color w:val="0000FF"/>
           <w:sz w:val="24"/>
         </w:rPr>
-        <w:t xml:space="preserve">f </w:t>
+        <w:t>e</w:t>
+      </w:r>
+      <w:r>
+        <w:rPr>
+          <w:rFonts w:ascii="Charis SIL Italic" w:hAnsi="Charis SIL Italic" w:eastAsia="Charis SIL Italic"/>
+          <w:b w:val="0"/>
+          <w:i/>
+          <w:color w:val="0000FF"/>
+          <w:sz w:val="24"/>
+          <w:u w:val="single"/>
+        </w:rPr>
+        <w:t xml:space="preserve"> </w:t>
+      </w:r>
+      <w:r>
+        <w:rPr>
+          <w:rFonts w:ascii="Charis SIL Italic" w:hAnsi="Charis SIL Italic" w:eastAsia="Charis SIL Italic"/>
+          <w:b w:val="0"/>
+          <w:i/>
+          <w:color w:val="0000FF"/>
+          <w:sz w:val="24"/>
+          <w:u w:val="single"/>
+        </w:rPr>
+        <w:hyperlink r:id="rId16" w:history="1">
+          <w:r>
+            <w:rPr>
+              <w:rStyle w:val="Hyperlink"/>
+            </w:rPr>
+            <w:t xml:space="preserve">of </w:t>
+          </w:r>
+        </w:hyperlink>
       </w:r>
       <w:r>
         <w:rPr>
@@ -4324,6 +4327,7 @@
       </w:r>
       <w:r>
         <w:rPr>
+          <w:u w:val="single" w:color="0000ff"/>
           <w:rFonts w:ascii="Charis SIL Regular" w:hAnsi="Charis SIL Regular" w:eastAsia="Charis SIL Regular"/>
           <w:b w:val="0"/>
           <w:i w:val="0"/>
@@ -4488,24 +4492,7 @@
           <w:color w:val="000000"/>
           <w:sz w:val="24"/>
         </w:rPr>
-        <w:hyperlink r:id="rId10" w:history="1">
-          <w:r>
-            <w:rPr>
-              <w:rStyle w:val="Hyperlink"/>
-            </w:rPr>
-            <w:t>y, Konstant</w:t>
-          </w:r>
-        </w:hyperlink>
-      </w:r>
-      <w:r>
-        <w:rPr>
-          <w:rFonts w:ascii="Charis SIL Regular" w:hAnsi="Charis SIL Regular" w:eastAsia="Charis SIL Regular"/>
-          <w:b w:val="0"/>
-          <w:i w:val="0"/>
-          <w:color w:val="000000"/>
-          <w:sz w:val="24"/>
-        </w:rPr>
-        <w:t xml:space="preserve">in Akinsha and Amy L. Walsh, </w:t>
+        <w:t xml:space="preserve">y, Konstantin Akinsha and Amy L. Walsh, </w:t>
       </w:r>
       <w:r>
         <w:rPr>
@@ -5126,7 +5113,34 @@
           <w:color w:val="000000"/>
           <w:sz w:val="24"/>
         </w:rPr>
-        <w:t xml:space="preserve">•  Deterts, Dorothea (ed.), </w:t>
+        <w:t xml:space="preserve">•  </w:t>
+      </w:r>
+      <w:r>
+        <w:rPr>
+          <w:rFonts w:ascii="Charis SIL Regular" w:hAnsi="Charis SIL Regular" w:eastAsia="Charis SIL Regular"/>
+          <w:b w:val="0"/>
+          <w:i w:val="0"/>
+          <w:color w:val="000000"/>
+          <w:sz w:val="24"/>
+        </w:rPr>
+        <w:hyperlink r:id="rId18" w:history="1">
+          <w:r>
+            <w:rPr>
+              <w:rStyle w:val="Hyperlink"/>
+            </w:rPr>
+            <w:t xml:space="preserve">Deterts, </w:t>
+          </w:r>
+        </w:hyperlink>
+      </w:r>
+      <w:r>
+        <w:rPr>
+          <w:rFonts w:ascii="Charis SIL Regular" w:hAnsi="Charis SIL Regular" w:eastAsia="Charis SIL Regular"/>
+          <w:b w:val="0"/>
+          <w:i w:val="0"/>
+          <w:color w:val="000000"/>
+          <w:sz w:val="24"/>
+        </w:rPr>
+        <w:t xml:space="preserve">Dorothea (ed.), </w:t>
       </w:r>
       <w:r>
         <w:rPr>

--- a/EXPORTS/DOCX/published/niveau1/Dutch/DoingResearch.docx
+++ b/EXPORTS/DOCX/published/niveau1/Dutch/DoingResearch.docx
@@ -337,7 +337,7 @@
             <w:rPr>
               <w:rStyle w:val="Hyperlink"/>
             </w:rPr>
-            <w:t>significanc</w:t>
+            <w:t>significan</w:t>
           </w:r>
         </w:hyperlink>
       </w:r>
@@ -348,7 +348,23 @@
           <w:i/>
           <w:color w:val="0000FF"/>
           <w:sz w:val="24"/>
-          <w:u w:val="single"/>
+        </w:rPr>
+        <w:hyperlink r:id="rId9" w:history="1">
+          <w:r>
+            <w:rPr>
+              <w:rStyle w:val="Hyperlink"/>
+            </w:rPr>
+            <w:t>c</w:t>
+          </w:r>
+        </w:hyperlink>
+      </w:r>
+      <w:r>
+        <w:rPr>
+          <w:rFonts w:ascii="Charis SIL Italic" w:hAnsi="Charis SIL Italic" w:eastAsia="Charis SIL Italic"/>
+          <w:b w:val="0"/>
+          <w:i/>
+          <w:color w:val="0000FF"/>
+          <w:sz w:val="24"/>
         </w:rPr>
         <w:t>e</w:t>
       </w:r>
@@ -475,6 +491,7 @@
           <w:i/>
           <w:color w:val="0000FF"/>
           <w:sz w:val="24"/>
+          <w:u w:val="single"/>
         </w:rPr>
         <w:t xml:space="preserve"> </w:t>
       </w:r>
@@ -514,7 +531,6 @@
           <w:i/>
           <w:color w:val="0000FF"/>
           <w:sz w:val="24"/>
-          <w:u w:val="single"/>
         </w:rPr>
         <w:hyperlink r:id="rId9" w:history="1">
           <w:r>
@@ -704,13 +720,74 @@
       </w:r>
       <w:r>
         <w:rPr>
+          <w:u w:val="single" w:color="0000ff"/>
           <w:rFonts w:ascii="Charis SIL Regular" w:hAnsi="Charis SIL Regular" w:eastAsia="Charis SIL Regular"/>
           <w:b w:val="0"/>
           <w:i w:val="0"/>
           <w:color w:val="000000"/>
           <w:sz w:val="24"/>
         </w:rPr>
-        <w:t>publicatie _</w:t>
+        <w:hyperlink r:id="rId9" w:history="1">
+          <w:r>
+            <w:rPr>
+              <w:rStyle w:val="Hyperlink"/>
+            </w:rPr>
+            <w:t>public</w:t>
+          </w:r>
+        </w:hyperlink>
+      </w:r>
+      <w:r>
+        <w:rPr>
+          <w:u w:val="single" w:color="0000ff"/>
+          <w:rFonts w:ascii="Charis SIL Regular" w:hAnsi="Charis SIL Regular" w:eastAsia="Charis SIL Regular"/>
+          <w:b w:val="0"/>
+          <w:i w:val="0"/>
+          <w:color w:val="000000"/>
+          <w:sz w:val="24"/>
+        </w:rPr>
+        <w:hyperlink r:id="rId9" w:history="1">
+          <w:r>
+            <w:rPr>
+              <w:rStyle w:val="Hyperlink"/>
+            </w:rPr>
+            <w:t>a</w:t>
+          </w:r>
+        </w:hyperlink>
+      </w:r>
+      <w:r>
+        <w:rPr>
+          <w:u w:val="single" w:color="0000ff"/>
+          <w:rFonts w:ascii="Charis SIL Regular" w:hAnsi="Charis SIL Regular" w:eastAsia="Charis SIL Regular"/>
+          <w:b w:val="0"/>
+          <w:i w:val="0"/>
+          <w:color w:val="000000"/>
+          <w:sz w:val="24"/>
+        </w:rPr>
+        <w:hyperlink r:id="rId9" w:history="1">
+          <w:r>
+            <w:rPr>
+              <w:rStyle w:val="Hyperlink"/>
+            </w:rPr>
+            <w:t xml:space="preserve">tie </w:t>
+          </w:r>
+        </w:hyperlink>
+      </w:r>
+      <w:r>
+        <w:rPr>
+          <w:rFonts w:ascii="Charis SIL Regular" w:hAnsi="Charis SIL Regular" w:eastAsia="Charis SIL Regular"/>
+          <w:b w:val="0"/>
+          <w:i w:val="0"/>
+          <w:color w:val="000000"/>
+          <w:sz w:val="24"/>
+        </w:rPr>
+        <w:hyperlink r:id="rId9" w:history="1">
+          <w:r>
+            <w:rPr>
+              <w:rStyle w:val="Hyperlink"/>
+            </w:rPr>
+            <w:t>_</w:t>
+          </w:r>
+        </w:hyperlink>
       </w:r>
       <w:r>
         <w:rPr>
@@ -905,7 +982,7 @@
           <w:sz w:val="24"/>
           <w:u w:val="single"/>
         </w:rPr>
-        <w:hyperlink r:id="rId9" w:history="1">
+        <w:hyperlink r:id="rId10" w:history="1">
           <w:r>
             <w:rPr>
               <w:rStyle w:val="Hyperlink"/>
@@ -934,7 +1011,7 @@
           <w:sz w:val="24"/>
           <w:u w:val="single"/>
         </w:rPr>
-        <w:hyperlink r:id="rId9" w:history="1">
+        <w:hyperlink r:id="rId10" w:history="1">
           <w:r>
             <w:rPr>
               <w:rStyle w:val="Hyperlink"/>
@@ -963,7 +1040,7 @@
           <w:sz w:val="24"/>
           <w:u w:val="single"/>
         </w:rPr>
-        <w:hyperlink r:id="rId9" w:history="1">
+        <w:hyperlink r:id="rId10" w:history="1">
           <w:r>
             <w:rPr>
               <w:rStyle w:val="Hyperlink"/>
@@ -2618,7 +2695,7 @@
           <w:sz w:val="24"/>
           <w:u w:val="single"/>
         </w:rPr>
-        <w:hyperlink r:id="rId13" w:history="1">
+        <w:hyperlink r:id="rId12" w:history="1">
           <w:r>
             <w:rPr>
               <w:rStyle w:val="Hyperlink"/>

--- a/EXPORTS/DOCX/published/niveau1/Dutch/DoingResearch.docx
+++ b/EXPORTS/DOCX/published/niveau1/Dutch/DoingResearch.docx
@@ -337,7 +337,7 @@
             <w:rPr>
               <w:rStyle w:val="Hyperlink"/>
             </w:rPr>
-            <w:t>significan</w:t>
+            <w:t>significanc</w:t>
           </w:r>
         </w:hyperlink>
       </w:r>
@@ -348,23 +348,7 @@
           <w:i/>
           <w:color w:val="0000FF"/>
           <w:sz w:val="24"/>
-        </w:rPr>
-        <w:hyperlink r:id="rId9" w:history="1">
-          <w:r>
-            <w:rPr>
-              <w:rStyle w:val="Hyperlink"/>
-            </w:rPr>
-            <w:t>c</w:t>
-          </w:r>
-        </w:hyperlink>
-      </w:r>
-      <w:r>
-        <w:rPr>
-          <w:rFonts w:ascii="Charis SIL Italic" w:hAnsi="Charis SIL Italic" w:eastAsia="Charis SIL Italic"/>
-          <w:b w:val="0"/>
-          <w:i/>
-          <w:color w:val="0000FF"/>
-          <w:sz w:val="24"/>
+          <w:u w:val="single"/>
         </w:rPr>
         <w:t>e</w:t>
       </w:r>
@@ -451,9 +435,19 @@
             <w:rPr>
               <w:rStyle w:val="Hyperlink"/>
             </w:rPr>
-            <w:t>objects</w:t>
+            <w:t>object</w:t>
           </w:r>
         </w:hyperlink>
+      </w:r>
+      <w:r>
+        <w:rPr>
+          <w:rFonts w:ascii="Charis SIL Italic" w:hAnsi="Charis SIL Italic" w:eastAsia="Charis SIL Italic"/>
+          <w:b w:val="0"/>
+          <w:i/>
+          <w:color w:val="0000FF"/>
+          <w:sz w:val="24"/>
+        </w:rPr>
+        <w:t>s</w:t>
       </w:r>
       <w:r>
         <w:rPr>
@@ -531,6 +525,7 @@
           <w:i/>
           <w:color w:val="0000FF"/>
           <w:sz w:val="24"/>
+          <w:u w:val="single"/>
         </w:rPr>
         <w:hyperlink r:id="rId9" w:history="1">
           <w:r>
@@ -720,74 +715,13 @@
       </w:r>
       <w:r>
         <w:rPr>
-          <w:u w:val="single" w:color="0000ff"/>
           <w:rFonts w:ascii="Charis SIL Regular" w:hAnsi="Charis SIL Regular" w:eastAsia="Charis SIL Regular"/>
           <w:b w:val="0"/>
           <w:i w:val="0"/>
           <w:color w:val="000000"/>
           <w:sz w:val="24"/>
         </w:rPr>
-        <w:hyperlink r:id="rId9" w:history="1">
-          <w:r>
-            <w:rPr>
-              <w:rStyle w:val="Hyperlink"/>
-            </w:rPr>
-            <w:t>public</w:t>
-          </w:r>
-        </w:hyperlink>
-      </w:r>
-      <w:r>
-        <w:rPr>
-          <w:u w:val="single" w:color="0000ff"/>
-          <w:rFonts w:ascii="Charis SIL Regular" w:hAnsi="Charis SIL Regular" w:eastAsia="Charis SIL Regular"/>
-          <w:b w:val="0"/>
-          <w:i w:val="0"/>
-          <w:color w:val="000000"/>
-          <w:sz w:val="24"/>
-        </w:rPr>
-        <w:hyperlink r:id="rId9" w:history="1">
-          <w:r>
-            <w:rPr>
-              <w:rStyle w:val="Hyperlink"/>
-            </w:rPr>
-            <w:t>a</w:t>
-          </w:r>
-        </w:hyperlink>
-      </w:r>
-      <w:r>
-        <w:rPr>
-          <w:u w:val="single" w:color="0000ff"/>
-          <w:rFonts w:ascii="Charis SIL Regular" w:hAnsi="Charis SIL Regular" w:eastAsia="Charis SIL Regular"/>
-          <w:b w:val="0"/>
-          <w:i w:val="0"/>
-          <w:color w:val="000000"/>
-          <w:sz w:val="24"/>
-        </w:rPr>
-        <w:hyperlink r:id="rId9" w:history="1">
-          <w:r>
-            <w:rPr>
-              <w:rStyle w:val="Hyperlink"/>
-            </w:rPr>
-            <w:t xml:space="preserve">tie </w:t>
-          </w:r>
-        </w:hyperlink>
-      </w:r>
-      <w:r>
-        <w:rPr>
-          <w:rFonts w:ascii="Charis SIL Regular" w:hAnsi="Charis SIL Regular" w:eastAsia="Charis SIL Regular"/>
-          <w:b w:val="0"/>
-          <w:i w:val="0"/>
-          <w:color w:val="000000"/>
-          <w:sz w:val="24"/>
-        </w:rPr>
-        <w:hyperlink r:id="rId9" w:history="1">
-          <w:r>
-            <w:rPr>
-              <w:rStyle w:val="Hyperlink"/>
-            </w:rPr>
-            <w:t>_</w:t>
-          </w:r>
-        </w:hyperlink>
+        <w:t>publicatie _</w:t>
       </w:r>
       <w:r>
         <w:rPr>
@@ -881,6 +815,324 @@
           <w:sz w:val="24"/>
           <w:u w:val="single"/>
         </w:rPr>
+        <w:hyperlink r:id="rId10" w:history="1">
+          <w:r>
+            <w:rPr>
+              <w:rStyle w:val="Hyperlink"/>
+            </w:rPr>
+            <w:t>n</w:t>
+          </w:r>
+        </w:hyperlink>
+      </w:r>
+      <w:r>
+        <w:rPr>
+          <w:rFonts w:ascii="Charis SIL Regular" w:hAnsi="Charis SIL Regular" w:eastAsia="Charis SIL Regular"/>
+          <w:b w:val="0"/>
+          <w:i w:val="0"/>
+          <w:color w:val="0000FF"/>
+          <w:sz w:val="24"/>
+          <w:u w:val="single"/>
+        </w:rPr>
+        <w:hyperlink r:id="rId10" w:history="1">
+          <w:r>
+            <w:rPr>
+              <w:rStyle w:val="Hyperlink"/>
+            </w:rPr>
+            <w:t>aar</w:t>
+          </w:r>
+        </w:hyperlink>
+      </w:r>
+      <w:r>
+        <w:rPr>
+          <w:rFonts w:ascii="Charis SIL Regular" w:hAnsi="Charis SIL Regular" w:eastAsia="Charis SIL Regular"/>
+          <w:b w:val="0"/>
+          <w:i w:val="0"/>
+          <w:color w:val="0000FF"/>
+          <w:sz w:val="24"/>
+          <w:u w:val="single"/>
+        </w:rPr>
+        <w:t xml:space="preserve"> </w:t>
+      </w:r>
+      <w:r>
+        <w:rPr>
+          <w:rFonts w:ascii="Charis SIL Regular" w:hAnsi="Charis SIL Regular" w:eastAsia="Charis SIL Regular"/>
+          <w:b w:val="0"/>
+          <w:i w:val="0"/>
+          <w:color w:val="0000FF"/>
+          <w:sz w:val="24"/>
+          <w:u w:val="single"/>
+        </w:rPr>
+        <w:hyperlink r:id="rId10" w:history="1">
+          <w:r>
+            <w:rPr>
+              <w:rStyle w:val="Hyperlink"/>
+            </w:rPr>
+            <w:t>ob</w:t>
+          </w:r>
+        </w:hyperlink>
+      </w:r>
+      <w:r>
+        <w:rPr>
+          <w:rFonts w:ascii="Charis SIL Regular" w:hAnsi="Charis SIL Regular" w:eastAsia="Charis SIL Regular"/>
+          <w:b w:val="0"/>
+          <w:i w:val="0"/>
+          <w:color w:val="0000FF"/>
+          <w:sz w:val="24"/>
+          <w:u w:val="single"/>
+        </w:rPr>
+        <w:hyperlink r:id="rId9" w:history="1">
+          <w:r>
+            <w:rPr>
+              <w:rStyle w:val="Hyperlink"/>
+            </w:rPr>
+            <w:t>j</w:t>
+          </w:r>
+        </w:hyperlink>
+      </w:r>
+      <w:r>
+        <w:rPr>
+          <w:rFonts w:ascii="Charis SIL Regular" w:hAnsi="Charis SIL Regular" w:eastAsia="Charis SIL Regular"/>
+          <w:b w:val="0"/>
+          <w:i w:val="0"/>
+          <w:color w:val="0000FF"/>
+          <w:sz w:val="24"/>
+          <w:u w:val="single"/>
+        </w:rPr>
+        <w:hyperlink r:id="rId9" w:history="1">
+          <w:r>
+            <w:rPr>
+              <w:rStyle w:val="Hyperlink"/>
+            </w:rPr>
+            <w:t>ecte</w:t>
+          </w:r>
+        </w:hyperlink>
+      </w:r>
+      <w:r>
+        <w:rPr>
+          <w:rFonts w:ascii="Charis SIL Regular" w:hAnsi="Charis SIL Regular" w:eastAsia="Charis SIL Regular"/>
+          <w:b w:val="0"/>
+          <w:i w:val="0"/>
+          <w:color w:val="0000FF"/>
+          <w:sz w:val="24"/>
+          <w:u w:val="single"/>
+        </w:rPr>
+        <w:hyperlink r:id="rId10" w:history="1">
+          <w:r>
+            <w:rPr>
+              <w:rStyle w:val="Hyperlink"/>
+            </w:rPr>
+            <w:t>n</w:t>
+          </w:r>
+        </w:hyperlink>
+      </w:r>
+      <w:r>
+        <w:rPr>
+          <w:rFonts w:ascii="Charis SIL Regular" w:hAnsi="Charis SIL Regular" w:eastAsia="Charis SIL Regular"/>
+          <w:b w:val="0"/>
+          <w:i w:val="0"/>
+          <w:color w:val="0000FF"/>
+          <w:sz w:val="24"/>
+          <w:u w:val="single"/>
+        </w:rPr>
+        <w:t xml:space="preserve"> </w:t>
+      </w:r>
+      <w:r>
+        <w:rPr>
+          <w:rFonts w:ascii="Charis SIL Regular" w:hAnsi="Charis SIL Regular" w:eastAsia="Charis SIL Regular"/>
+          <w:b w:val="0"/>
+          <w:i w:val="0"/>
+          <w:color w:val="0000FF"/>
+          <w:sz w:val="24"/>
+          <w:u w:val="single"/>
+        </w:rPr>
+        <w:hyperlink r:id="rId9" w:history="1">
+          <w:r>
+            <w:rPr>
+              <w:rStyle w:val="Hyperlink"/>
+            </w:rPr>
+            <w:t>uit</w:t>
+          </w:r>
+        </w:hyperlink>
+      </w:r>
+      <w:r>
+        <w:rPr>
+          <w:rFonts w:ascii="Charis SIL Regular" w:hAnsi="Charis SIL Regular" w:eastAsia="Charis SIL Regular"/>
+          <w:b w:val="0"/>
+          <w:i w:val="0"/>
+          <w:color w:val="0000FF"/>
+          <w:sz w:val="24"/>
+          <w:u w:val="single"/>
+        </w:rPr>
+        <w:t xml:space="preserve"> </w:t>
+      </w:r>
+      <w:r>
+        <w:rPr>
+          <w:rFonts w:ascii="Charis SIL Regular" w:hAnsi="Charis SIL Regular" w:eastAsia="Charis SIL Regular"/>
+          <w:b w:val="0"/>
+          <w:i w:val="0"/>
+          <w:color w:val="0000FF"/>
+          <w:sz w:val="24"/>
+          <w:u w:val="single"/>
+        </w:rPr>
+        <w:hyperlink r:id="rId9" w:history="1">
+          <w:r>
+            <w:rPr>
+              <w:rStyle w:val="Hyperlink"/>
+            </w:rPr>
+            <w:t>een</w:t>
+          </w:r>
+        </w:hyperlink>
+      </w:r>
+      <w:r>
+        <w:rPr>
+          <w:rFonts w:ascii="Charis SIL Regular" w:hAnsi="Charis SIL Regular" w:eastAsia="Charis SIL Regular"/>
+          <w:b w:val="0"/>
+          <w:i w:val="0"/>
+          <w:color w:val="0000FF"/>
+          <w:sz w:val="24"/>
+          <w:u w:val="single"/>
+        </w:rPr>
+        <w:t xml:space="preserve"> </w:t>
+      </w:r>
+      <w:r>
+        <w:rPr>
+          <w:rFonts w:ascii="Charis SIL Regular" w:hAnsi="Charis SIL Regular" w:eastAsia="Charis SIL Regular"/>
+          <w:b w:val="0"/>
+          <w:i w:val="0"/>
+          <w:color w:val="0000FF"/>
+          <w:sz w:val="24"/>
+          <w:u w:val="single"/>
+        </w:rPr>
+        <w:hyperlink r:id="rId9" w:history="1">
+          <w:r>
+            <w:rPr>
+              <w:rStyle w:val="Hyperlink"/>
+            </w:rPr>
+            <w:t>k</w:t>
+          </w:r>
+        </w:hyperlink>
+      </w:r>
+      <w:r>
+        <w:rPr>
+          <w:rFonts w:ascii="Charis SIL Regular" w:hAnsi="Charis SIL Regular" w:eastAsia="Charis SIL Regular"/>
+          <w:b w:val="0"/>
+          <w:i w:val="0"/>
+          <w:color w:val="0000FF"/>
+          <w:sz w:val="24"/>
+          <w:u w:val="single"/>
+        </w:rPr>
+        <w:hyperlink r:id="rId9" w:history="1">
+          <w:r>
+            <w:rPr>
+              <w:rStyle w:val="Hyperlink"/>
+            </w:rPr>
+            <w:t>oloniale</w:t>
+          </w:r>
+        </w:hyperlink>
+      </w:r>
+      <w:r>
+        <w:rPr>
+          <w:rFonts w:ascii="Charis SIL Regular" w:hAnsi="Charis SIL Regular" w:eastAsia="Charis SIL Regular"/>
+          <w:b w:val="0"/>
+          <w:i w:val="0"/>
+          <w:color w:val="0000FF"/>
+          <w:sz w:val="24"/>
+          <w:u w:val="single"/>
+        </w:rPr>
+        <w:t xml:space="preserve"> </w:t>
+      </w:r>
+      <w:r>
+        <w:rPr>
+          <w:rFonts w:ascii="Charis SIL Regular" w:hAnsi="Charis SIL Regular" w:eastAsia="Charis SIL Regular"/>
+          <w:b w:val="0"/>
+          <w:i w:val="0"/>
+          <w:color w:val="0000FF"/>
+          <w:sz w:val="24"/>
+          <w:u w:val="single"/>
+        </w:rPr>
+        <w:hyperlink r:id="rId9" w:history="1">
+          <w:r>
+            <w:rPr>
+              <w:rStyle w:val="Hyperlink"/>
+            </w:rPr>
+            <w:t>co</w:t>
+          </w:r>
+        </w:hyperlink>
+      </w:r>
+      <w:r>
+        <w:rPr>
+          <w:rFonts w:ascii="Charis SIL Regular" w:hAnsi="Charis SIL Regular" w:eastAsia="Charis SIL Regular"/>
+          <w:b w:val="0"/>
+          <w:i w:val="0"/>
+          <w:color w:val="0000FF"/>
+          <w:sz w:val="24"/>
+          <w:u w:val="single"/>
+        </w:rPr>
+        <w:hyperlink r:id="rId9" w:history="1">
+          <w:r>
+            <w:rPr>
+              <w:rStyle w:val="Hyperlink"/>
+            </w:rPr>
+            <w:t>ntext.</w:t>
+          </w:r>
+        </w:hyperlink>
+      </w:r>
+      <w:r>
+        <w:rPr>
+          <w:rFonts w:ascii="Charis SIL Regular" w:hAnsi="Charis SIL Regular" w:eastAsia="Charis SIL Regular"/>
+          <w:b w:val="0"/>
+          <w:i w:val="0"/>
+          <w:color w:val="0000FF"/>
+          <w:sz w:val="24"/>
+          <w:u w:val="single"/>
+        </w:rPr>
+        <w:t xml:space="preserve"> </w:t>
+      </w:r>
+      <w:r>
+        <w:rPr>
+          <w:rFonts w:ascii="Charis SIL Regular" w:hAnsi="Charis SIL Regular" w:eastAsia="Charis SIL Regular"/>
+          <w:b w:val="0"/>
+          <w:i w:val="0"/>
+          <w:color w:val="0000FF"/>
+          <w:sz w:val="24"/>
+          <w:u w:val="single"/>
+        </w:rPr>
+        <w:hyperlink r:id="rId9" w:history="1">
+          <w:r>
+            <w:rPr>
+              <w:rStyle w:val="Hyperlink"/>
+            </w:rPr>
+            <w:t>E</w:t>
+          </w:r>
+        </w:hyperlink>
+      </w:r>
+      <w:r>
+        <w:rPr>
+          <w:rFonts w:ascii="Charis SIL Regular" w:hAnsi="Charis SIL Regular" w:eastAsia="Charis SIL Regular"/>
+          <w:b w:val="0"/>
+          <w:i w:val="0"/>
+          <w:color w:val="0000FF"/>
+          <w:sz w:val="24"/>
+          <w:u w:val="single"/>
+        </w:rPr>
+        <w:hyperlink r:id="rId9" w:history="1">
+          <w:r>
+            <w:rPr>
+              <w:rStyle w:val="Hyperlink"/>
+            </w:rPr>
+            <w:t>e</w:t>
+          </w:r>
+        </w:hyperlink>
+      </w:r>
+      <w:r>
+        <w:rPr>
+          <w:rFonts w:ascii="Charis SIL Regular" w:hAnsi="Charis SIL Regular" w:eastAsia="Charis SIL Regular"/>
+          <w:b w:val="0"/>
+          <w:i w:val="0"/>
+          <w:color w:val="0000FF"/>
+          <w:sz w:val="24"/>
+          <w:u w:val="single"/>
+        </w:rPr>
         <w:hyperlink r:id="rId9" w:history="1">
           <w:r>
             <w:rPr>
@@ -899,14 +1151,7 @@
           <w:sz w:val="24"/>
           <w:u w:val="single"/>
         </w:rPr>
-        <w:hyperlink r:id="rId9" w:history="1">
-          <w:r>
-            <w:rPr>
-              <w:rStyle w:val="Hyperlink"/>
-            </w:rPr>
-            <w:t>aar</w:t>
-          </w:r>
-        </w:hyperlink>
+        <w:t xml:space="preserve"> </w:t>
       </w:r>
       <w:r>
         <w:rPr>
@@ -917,318 +1162,7 @@
           <w:sz w:val="24"/>
           <w:u w:val="single"/>
         </w:rPr>
-        <w:t xml:space="preserve"> </w:t>
-      </w:r>
-      <w:r>
-        <w:rPr>
-          <w:rFonts w:ascii="Charis SIL Regular" w:hAnsi="Charis SIL Regular" w:eastAsia="Charis SIL Regular"/>
-          <w:b w:val="0"/>
-          <w:i w:val="0"/>
-          <w:color w:val="0000FF"/>
-          <w:sz w:val="24"/>
-          <w:u w:val="single"/>
-        </w:rPr>
-        <w:hyperlink r:id="rId9" w:history="1">
-          <w:r>
-            <w:rPr>
-              <w:rStyle w:val="Hyperlink"/>
-            </w:rPr>
-            <w:t>ob</w:t>
-          </w:r>
-        </w:hyperlink>
-      </w:r>
-      <w:r>
-        <w:rPr>
-          <w:rFonts w:ascii="Charis SIL Regular" w:hAnsi="Charis SIL Regular" w:eastAsia="Charis SIL Regular"/>
-          <w:b w:val="0"/>
-          <w:i w:val="0"/>
-          <w:color w:val="0000FF"/>
-          <w:sz w:val="24"/>
-          <w:u w:val="single"/>
-        </w:rPr>
-        <w:hyperlink r:id="rId9" w:history="1">
-          <w:r>
-            <w:rPr>
-              <w:rStyle w:val="Hyperlink"/>
-            </w:rPr>
-            <w:t>j</w:t>
-          </w:r>
-        </w:hyperlink>
-      </w:r>
-      <w:r>
-        <w:rPr>
-          <w:rFonts w:ascii="Charis SIL Regular" w:hAnsi="Charis SIL Regular" w:eastAsia="Charis SIL Regular"/>
-          <w:b w:val="0"/>
-          <w:i w:val="0"/>
-          <w:color w:val="0000FF"/>
-          <w:sz w:val="24"/>
-          <w:u w:val="single"/>
-        </w:rPr>
-        <w:hyperlink r:id="rId9" w:history="1">
-          <w:r>
-            <w:rPr>
-              <w:rStyle w:val="Hyperlink"/>
-            </w:rPr>
-            <w:t>ecte</w:t>
-          </w:r>
-        </w:hyperlink>
-      </w:r>
-      <w:r>
-        <w:rPr>
-          <w:rFonts w:ascii="Charis SIL Regular" w:hAnsi="Charis SIL Regular" w:eastAsia="Charis SIL Regular"/>
-          <w:b w:val="0"/>
-          <w:i w:val="0"/>
-          <w:color w:val="0000FF"/>
-          <w:sz w:val="24"/>
-          <w:u w:val="single"/>
-        </w:rPr>
         <w:hyperlink r:id="rId10" w:history="1">
-          <w:r>
-            <w:rPr>
-              <w:rStyle w:val="Hyperlink"/>
-            </w:rPr>
-            <w:t>n</w:t>
-          </w:r>
-        </w:hyperlink>
-      </w:r>
-      <w:r>
-        <w:rPr>
-          <w:rFonts w:ascii="Charis SIL Regular" w:hAnsi="Charis SIL Regular" w:eastAsia="Charis SIL Regular"/>
-          <w:b w:val="0"/>
-          <w:i w:val="0"/>
-          <w:color w:val="0000FF"/>
-          <w:sz w:val="24"/>
-          <w:u w:val="single"/>
-        </w:rPr>
-        <w:t xml:space="preserve"> </w:t>
-      </w:r>
-      <w:r>
-        <w:rPr>
-          <w:rFonts w:ascii="Charis SIL Regular" w:hAnsi="Charis SIL Regular" w:eastAsia="Charis SIL Regular"/>
-          <w:b w:val="0"/>
-          <w:i w:val="0"/>
-          <w:color w:val="0000FF"/>
-          <w:sz w:val="24"/>
-          <w:u w:val="single"/>
-        </w:rPr>
-        <w:hyperlink r:id="rId10" w:history="1">
-          <w:r>
-            <w:rPr>
-              <w:rStyle w:val="Hyperlink"/>
-            </w:rPr>
-            <w:t>uit</w:t>
-          </w:r>
-        </w:hyperlink>
-      </w:r>
-      <w:r>
-        <w:rPr>
-          <w:rFonts w:ascii="Charis SIL Regular" w:hAnsi="Charis SIL Regular" w:eastAsia="Charis SIL Regular"/>
-          <w:b w:val="0"/>
-          <w:i w:val="0"/>
-          <w:color w:val="0000FF"/>
-          <w:sz w:val="24"/>
-          <w:u w:val="single"/>
-        </w:rPr>
-        <w:t xml:space="preserve"> </w:t>
-      </w:r>
-      <w:r>
-        <w:rPr>
-          <w:rFonts w:ascii="Charis SIL Regular" w:hAnsi="Charis SIL Regular" w:eastAsia="Charis SIL Regular"/>
-          <w:b w:val="0"/>
-          <w:i w:val="0"/>
-          <w:color w:val="0000FF"/>
-          <w:sz w:val="24"/>
-          <w:u w:val="single"/>
-        </w:rPr>
-        <w:hyperlink r:id="rId10" w:history="1">
-          <w:r>
-            <w:rPr>
-              <w:rStyle w:val="Hyperlink"/>
-            </w:rPr>
-            <w:t>een</w:t>
-          </w:r>
-        </w:hyperlink>
-      </w:r>
-      <w:r>
-        <w:rPr>
-          <w:rFonts w:ascii="Charis SIL Regular" w:hAnsi="Charis SIL Regular" w:eastAsia="Charis SIL Regular"/>
-          <w:b w:val="0"/>
-          <w:i w:val="0"/>
-          <w:color w:val="0000FF"/>
-          <w:sz w:val="24"/>
-          <w:u w:val="single"/>
-        </w:rPr>
-        <w:t xml:space="preserve"> </w:t>
-      </w:r>
-      <w:r>
-        <w:rPr>
-          <w:rFonts w:ascii="Charis SIL Regular" w:hAnsi="Charis SIL Regular" w:eastAsia="Charis SIL Regular"/>
-          <w:b w:val="0"/>
-          <w:i w:val="0"/>
-          <w:color w:val="0000FF"/>
-          <w:sz w:val="24"/>
-          <w:u w:val="single"/>
-        </w:rPr>
-        <w:hyperlink r:id="rId9" w:history="1">
-          <w:r>
-            <w:rPr>
-              <w:rStyle w:val="Hyperlink"/>
-            </w:rPr>
-            <w:t>k</w:t>
-          </w:r>
-        </w:hyperlink>
-      </w:r>
-      <w:r>
-        <w:rPr>
-          <w:rFonts w:ascii="Charis SIL Regular" w:hAnsi="Charis SIL Regular" w:eastAsia="Charis SIL Regular"/>
-          <w:b w:val="0"/>
-          <w:i w:val="0"/>
-          <w:color w:val="0000FF"/>
-          <w:sz w:val="24"/>
-          <w:u w:val="single"/>
-        </w:rPr>
-        <w:hyperlink r:id="rId9" w:history="1">
-          <w:r>
-            <w:rPr>
-              <w:rStyle w:val="Hyperlink"/>
-            </w:rPr>
-            <w:t>oloniale</w:t>
-          </w:r>
-        </w:hyperlink>
-      </w:r>
-      <w:r>
-        <w:rPr>
-          <w:rFonts w:ascii="Charis SIL Regular" w:hAnsi="Charis SIL Regular" w:eastAsia="Charis SIL Regular"/>
-          <w:b w:val="0"/>
-          <w:i w:val="0"/>
-          <w:color w:val="0000FF"/>
-          <w:sz w:val="24"/>
-          <w:u w:val="single"/>
-        </w:rPr>
-        <w:t xml:space="preserve"> </w:t>
-      </w:r>
-      <w:r>
-        <w:rPr>
-          <w:rFonts w:ascii="Charis SIL Regular" w:hAnsi="Charis SIL Regular" w:eastAsia="Charis SIL Regular"/>
-          <w:b w:val="0"/>
-          <w:i w:val="0"/>
-          <w:color w:val="0000FF"/>
-          <w:sz w:val="24"/>
-          <w:u w:val="single"/>
-        </w:rPr>
-        <w:hyperlink r:id="rId9" w:history="1">
-          <w:r>
-            <w:rPr>
-              <w:rStyle w:val="Hyperlink"/>
-            </w:rPr>
-            <w:t>co</w:t>
-          </w:r>
-        </w:hyperlink>
-      </w:r>
-      <w:r>
-        <w:rPr>
-          <w:rFonts w:ascii="Charis SIL Regular" w:hAnsi="Charis SIL Regular" w:eastAsia="Charis SIL Regular"/>
-          <w:b w:val="0"/>
-          <w:i w:val="0"/>
-          <w:color w:val="0000FF"/>
-          <w:sz w:val="24"/>
-          <w:u w:val="single"/>
-        </w:rPr>
-        <w:hyperlink r:id="rId9" w:history="1">
-          <w:r>
-            <w:rPr>
-              <w:rStyle w:val="Hyperlink"/>
-            </w:rPr>
-            <w:t>ntext.</w:t>
-          </w:r>
-        </w:hyperlink>
-      </w:r>
-      <w:r>
-        <w:rPr>
-          <w:rFonts w:ascii="Charis SIL Regular" w:hAnsi="Charis SIL Regular" w:eastAsia="Charis SIL Regular"/>
-          <w:b w:val="0"/>
-          <w:i w:val="0"/>
-          <w:color w:val="0000FF"/>
-          <w:sz w:val="24"/>
-          <w:u w:val="single"/>
-        </w:rPr>
-        <w:t xml:space="preserve"> </w:t>
-      </w:r>
-      <w:r>
-        <w:rPr>
-          <w:rFonts w:ascii="Charis SIL Regular" w:hAnsi="Charis SIL Regular" w:eastAsia="Charis SIL Regular"/>
-          <w:b w:val="0"/>
-          <w:i w:val="0"/>
-          <w:color w:val="0000FF"/>
-          <w:sz w:val="24"/>
-          <w:u w:val="single"/>
-        </w:rPr>
-        <w:hyperlink r:id="rId9" w:history="1">
-          <w:r>
-            <w:rPr>
-              <w:rStyle w:val="Hyperlink"/>
-            </w:rPr>
-            <w:t>E</w:t>
-          </w:r>
-        </w:hyperlink>
-      </w:r>
-      <w:r>
-        <w:rPr>
-          <w:rFonts w:ascii="Charis SIL Regular" w:hAnsi="Charis SIL Regular" w:eastAsia="Charis SIL Regular"/>
-          <w:b w:val="0"/>
-          <w:i w:val="0"/>
-          <w:color w:val="0000FF"/>
-          <w:sz w:val="24"/>
-          <w:u w:val="single"/>
-        </w:rPr>
-        <w:hyperlink r:id="rId9" w:history="1">
-          <w:r>
-            <w:rPr>
-              <w:rStyle w:val="Hyperlink"/>
-            </w:rPr>
-            <w:t>e</w:t>
-          </w:r>
-        </w:hyperlink>
-      </w:r>
-      <w:r>
-        <w:rPr>
-          <w:rFonts w:ascii="Charis SIL Regular" w:hAnsi="Charis SIL Regular" w:eastAsia="Charis SIL Regular"/>
-          <w:b w:val="0"/>
-          <w:i w:val="0"/>
-          <w:color w:val="0000FF"/>
-          <w:sz w:val="24"/>
-          <w:u w:val="single"/>
-        </w:rPr>
-        <w:hyperlink r:id="rId9" w:history="1">
-          <w:r>
-            <w:rPr>
-              <w:rStyle w:val="Hyperlink"/>
-            </w:rPr>
-            <w:t>n</w:t>
-          </w:r>
-        </w:hyperlink>
-      </w:r>
-      <w:r>
-        <w:rPr>
-          <w:rFonts w:ascii="Charis SIL Regular" w:hAnsi="Charis SIL Regular" w:eastAsia="Charis SIL Regular"/>
-          <w:b w:val="0"/>
-          <w:i w:val="0"/>
-          <w:color w:val="0000FF"/>
-          <w:sz w:val="24"/>
-          <w:u w:val="single"/>
-        </w:rPr>
-        <w:t xml:space="preserve"> </w:t>
-      </w:r>
-      <w:r>
-        <w:rPr>
-          <w:rFonts w:ascii="Charis SIL Regular" w:hAnsi="Charis SIL Regular" w:eastAsia="Charis SIL Regular"/>
-          <w:b w:val="0"/>
-          <w:i w:val="0"/>
-          <w:color w:val="0000FF"/>
-          <w:sz w:val="24"/>
-          <w:u w:val="single"/>
-        </w:rPr>
-        <w:hyperlink r:id="rId9" w:history="1">
           <w:r>
             <w:rPr>
               <w:rStyle w:val="Hyperlink"/>
@@ -2601,25 +2535,7 @@
           <w:color w:val="000000"/>
           <w:sz w:val="24"/>
         </w:rPr>
-        <w:t xml:space="preserve">Haag is </w:t>
-      </w:r>
-      <w:r>
-        <w:rPr>
-          <w:u w:val="single" w:color="0000ff"/>
-          <w:rFonts w:ascii="Charis SIL Regular" w:hAnsi="Charis SIL Regular" w:eastAsia="Charis SIL Regular"/>
-          <w:b w:val="0"/>
-          <w:i w:val="0"/>
-          <w:color w:val="000000"/>
-          <w:sz w:val="24"/>
-        </w:rPr>
-        <w:hyperlink r:id="rId12" w:history="1">
-          <w:r>
-            <w:rPr>
-              <w:rStyle w:val="Hyperlink"/>
-            </w:rPr>
-            <w:t xml:space="preserve">de zoekhulp </w:t>
-          </w:r>
-        </w:hyperlink>
+        <w:t xml:space="preserve">Haag is de zoekhulp </w:t>
       </w:r>
       <w:r>
         <w:rPr>
@@ -2630,7 +2546,7 @@
           <w:sz w:val="24"/>
           <w:u w:val="single"/>
         </w:rPr>
-        <w:hyperlink r:id="rId12" w:history="1">
+        <w:hyperlink r:id="rId13" w:history="1">
           <w:r>
             <w:rPr>
               <w:rStyle w:val="Hyperlink"/>
@@ -2648,7 +2564,7 @@
           <w:sz w:val="24"/>
           <w:u w:val="single"/>
         </w:rPr>
-        <w:hyperlink r:id="rId12" w:history="1">
+        <w:hyperlink r:id="rId13" w:history="1">
           <w:r>
             <w:rPr>
               <w:rStyle w:val="Hyperlink"/>
@@ -2666,7 +2582,7 @@
           <w:sz w:val="24"/>
           <w:u w:val="single"/>
         </w:rPr>
-        <w:hyperlink r:id="rId12" w:history="1">
+        <w:hyperlink r:id="rId13" w:history="1">
           <w:r>
             <w:rPr>
               <w:rStyle w:val="Hyperlink"/>
@@ -2695,7 +2611,7 @@
           <w:sz w:val="24"/>
           <w:u w:val="single"/>
         </w:rPr>
-        <w:hyperlink r:id="rId12" w:history="1">
+        <w:hyperlink r:id="rId13" w:history="1">
           <w:r>
             <w:rPr>
               <w:rStyle w:val="Hyperlink"/>
@@ -2825,7 +2741,7 @@
           <w:sz w:val="24"/>
           <w:u w:val="single"/>
         </w:rPr>
-        <w:hyperlink r:id="rId13" w:history="1">
+        <w:hyperlink r:id="rId12" w:history="1">
           <w:r>
             <w:rPr>
               <w:rStyle w:val="Hyperlink"/>
@@ -2854,7 +2770,7 @@
           <w:sz w:val="24"/>
           <w:u w:val="single"/>
         </w:rPr>
-        <w:hyperlink r:id="rId13" w:history="1">
+        <w:hyperlink r:id="rId12" w:history="1">
           <w:r>
             <w:rPr>
               <w:rStyle w:val="Hyperlink"/>
@@ -4404,7 +4320,6 @@
       </w:r>
       <w:r>
         <w:rPr>
-          <w:u w:val="single" w:color="0000ff"/>
           <w:rFonts w:ascii="Charis SIL Regular" w:hAnsi="Charis SIL Regular" w:eastAsia="Charis SIL Regular"/>
           <w:b w:val="0"/>
           <w:i w:val="0"/>
@@ -4569,7 +4484,24 @@
           <w:color w:val="000000"/>
           <w:sz w:val="24"/>
         </w:rPr>
-        <w:t xml:space="preserve">y, Konstantin Akinsha and Amy L. Walsh, </w:t>
+        <w:hyperlink r:id="rId10" w:history="1">
+          <w:r>
+            <w:rPr>
+              <w:rStyle w:val="Hyperlink"/>
+            </w:rPr>
+            <w:t>y, Konstant</w:t>
+          </w:r>
+        </w:hyperlink>
+      </w:r>
+      <w:r>
+        <w:rPr>
+          <w:rFonts w:ascii="Charis SIL Regular" w:hAnsi="Charis SIL Regular" w:eastAsia="Charis SIL Regular"/>
+          <w:b w:val="0"/>
+          <w:i w:val="0"/>
+          <w:color w:val="000000"/>
+          <w:sz w:val="24"/>
+        </w:rPr>
+        <w:t xml:space="preserve">in Akinsha and Amy L. Walsh, </w:t>
       </w:r>
       <w:r>
         <w:rPr>
@@ -5190,34 +5122,7 @@
           <w:color w:val="000000"/>
           <w:sz w:val="24"/>
         </w:rPr>
-        <w:t xml:space="preserve">•  </w:t>
-      </w:r>
-      <w:r>
-        <w:rPr>
-          <w:rFonts w:ascii="Charis SIL Regular" w:hAnsi="Charis SIL Regular" w:eastAsia="Charis SIL Regular"/>
-          <w:b w:val="0"/>
-          <w:i w:val="0"/>
-          <w:color w:val="000000"/>
-          <w:sz w:val="24"/>
-        </w:rPr>
-        <w:hyperlink r:id="rId18" w:history="1">
-          <w:r>
-            <w:rPr>
-              <w:rStyle w:val="Hyperlink"/>
-            </w:rPr>
-            <w:t xml:space="preserve">Deterts, </w:t>
-          </w:r>
-        </w:hyperlink>
-      </w:r>
-      <w:r>
-        <w:rPr>
-          <w:rFonts w:ascii="Charis SIL Regular" w:hAnsi="Charis SIL Regular" w:eastAsia="Charis SIL Regular"/>
-          <w:b w:val="0"/>
-          <w:i w:val="0"/>
-          <w:color w:val="000000"/>
-          <w:sz w:val="24"/>
-        </w:rPr>
-        <w:t xml:space="preserve">Dorothea (ed.), </w:t>
+        <w:t xml:space="preserve">•  Deterts, Dorothea (ed.), </w:t>
       </w:r>
       <w:r>
         <w:rPr>

--- a/EXPORTS/DOCX/published/niveau1/Dutch/DoingResearch.docx
+++ b/EXPORTS/DOCX/published/niveau1/Dutch/DoingResearch.docx
@@ -406,9 +406,19 @@
             <w:rPr>
               <w:rStyle w:val="Hyperlink"/>
             </w:rPr>
-            <w:t>cultural</w:t>
+            <w:t>cultura</w:t>
           </w:r>
         </w:hyperlink>
+      </w:r>
+      <w:r>
+        <w:rPr>
+          <w:rFonts w:ascii="Charis SIL Italic" w:hAnsi="Charis SIL Italic" w:eastAsia="Charis SIL Italic"/>
+          <w:b w:val="0"/>
+          <w:i/>
+          <w:color w:val="0000FF"/>
+          <w:sz w:val="24"/>
+        </w:rPr>
+        <w:t>l</w:t>
       </w:r>
       <w:r>
         <w:rPr>
@@ -435,19 +445,9 @@
             <w:rPr>
               <w:rStyle w:val="Hyperlink"/>
             </w:rPr>
-            <w:t>object</w:t>
+            <w:t>objects</w:t>
           </w:r>
         </w:hyperlink>
-      </w:r>
-      <w:r>
-        <w:rPr>
-          <w:rFonts w:ascii="Charis SIL Italic" w:hAnsi="Charis SIL Italic" w:eastAsia="Charis SIL Italic"/>
-          <w:b w:val="0"/>
-          <w:i/>
-          <w:color w:val="0000FF"/>
-          <w:sz w:val="24"/>
-        </w:rPr>
-        <w:t>s</w:t>
       </w:r>
       <w:r>
         <w:rPr>
@@ -815,6 +815,107 @@
           <w:sz w:val="24"/>
           <w:u w:val="single"/>
         </w:rPr>
+        <w:hyperlink r:id="rId9" w:history="1">
+          <w:r>
+            <w:rPr>
+              <w:rStyle w:val="Hyperlink"/>
+            </w:rPr>
+            <w:t>n</w:t>
+          </w:r>
+        </w:hyperlink>
+      </w:r>
+      <w:r>
+        <w:rPr>
+          <w:rFonts w:ascii="Charis SIL Regular" w:hAnsi="Charis SIL Regular" w:eastAsia="Charis SIL Regular"/>
+          <w:b w:val="0"/>
+          <w:i w:val="0"/>
+          <w:color w:val="0000FF"/>
+          <w:sz w:val="24"/>
+          <w:u w:val="single"/>
+        </w:rPr>
+        <w:hyperlink r:id="rId9" w:history="1">
+          <w:r>
+            <w:rPr>
+              <w:rStyle w:val="Hyperlink"/>
+            </w:rPr>
+            <w:t>aar</w:t>
+          </w:r>
+        </w:hyperlink>
+      </w:r>
+      <w:r>
+        <w:rPr>
+          <w:rFonts w:ascii="Charis SIL Regular" w:hAnsi="Charis SIL Regular" w:eastAsia="Charis SIL Regular"/>
+          <w:b w:val="0"/>
+          <w:i w:val="0"/>
+          <w:color w:val="0000FF"/>
+          <w:sz w:val="24"/>
+          <w:u w:val="single"/>
+        </w:rPr>
+        <w:t xml:space="preserve"> </w:t>
+      </w:r>
+      <w:r>
+        <w:rPr>
+          <w:rFonts w:ascii="Charis SIL Regular" w:hAnsi="Charis SIL Regular" w:eastAsia="Charis SIL Regular"/>
+          <w:b w:val="0"/>
+          <w:i w:val="0"/>
+          <w:color w:val="0000FF"/>
+          <w:sz w:val="24"/>
+          <w:u w:val="single"/>
+        </w:rPr>
+        <w:hyperlink r:id="rId9" w:history="1">
+          <w:r>
+            <w:rPr>
+              <w:rStyle w:val="Hyperlink"/>
+            </w:rPr>
+            <w:t>ob</w:t>
+          </w:r>
+        </w:hyperlink>
+      </w:r>
+      <w:r>
+        <w:rPr>
+          <w:rFonts w:ascii="Charis SIL Regular" w:hAnsi="Charis SIL Regular" w:eastAsia="Charis SIL Regular"/>
+          <w:b w:val="0"/>
+          <w:i w:val="0"/>
+          <w:color w:val="0000FF"/>
+          <w:sz w:val="24"/>
+          <w:u w:val="single"/>
+        </w:rPr>
+        <w:hyperlink r:id="rId9" w:history="1">
+          <w:r>
+            <w:rPr>
+              <w:rStyle w:val="Hyperlink"/>
+            </w:rPr>
+            <w:t>j</w:t>
+          </w:r>
+        </w:hyperlink>
+      </w:r>
+      <w:r>
+        <w:rPr>
+          <w:rFonts w:ascii="Charis SIL Regular" w:hAnsi="Charis SIL Regular" w:eastAsia="Charis SIL Regular"/>
+          <w:b w:val="0"/>
+          <w:i w:val="0"/>
+          <w:color w:val="0000FF"/>
+          <w:sz w:val="24"/>
+          <w:u w:val="single"/>
+        </w:rPr>
+        <w:hyperlink r:id="rId9" w:history="1">
+          <w:r>
+            <w:rPr>
+              <w:rStyle w:val="Hyperlink"/>
+            </w:rPr>
+            <w:t>ecte</w:t>
+          </w:r>
+        </w:hyperlink>
+      </w:r>
+      <w:r>
+        <w:rPr>
+          <w:rFonts w:ascii="Charis SIL Regular" w:hAnsi="Charis SIL Regular" w:eastAsia="Charis SIL Regular"/>
+          <w:b w:val="0"/>
+          <w:i w:val="0"/>
+          <w:color w:val="0000FF"/>
+          <w:sz w:val="24"/>
+          <w:u w:val="single"/>
+        </w:rPr>
         <w:hyperlink r:id="rId10" w:history="1">
           <w:r>
             <w:rPr>
@@ -833,107 +934,6 @@
           <w:sz w:val="24"/>
           <w:u w:val="single"/>
         </w:rPr>
-        <w:hyperlink r:id="rId10" w:history="1">
-          <w:r>
-            <w:rPr>
-              <w:rStyle w:val="Hyperlink"/>
-            </w:rPr>
-            <w:t>aar</w:t>
-          </w:r>
-        </w:hyperlink>
-      </w:r>
-      <w:r>
-        <w:rPr>
-          <w:rFonts w:ascii="Charis SIL Regular" w:hAnsi="Charis SIL Regular" w:eastAsia="Charis SIL Regular"/>
-          <w:b w:val="0"/>
-          <w:i w:val="0"/>
-          <w:color w:val="0000FF"/>
-          <w:sz w:val="24"/>
-          <w:u w:val="single"/>
-        </w:rPr>
-        <w:t xml:space="preserve"> </w:t>
-      </w:r>
-      <w:r>
-        <w:rPr>
-          <w:rFonts w:ascii="Charis SIL Regular" w:hAnsi="Charis SIL Regular" w:eastAsia="Charis SIL Regular"/>
-          <w:b w:val="0"/>
-          <w:i w:val="0"/>
-          <w:color w:val="0000FF"/>
-          <w:sz w:val="24"/>
-          <w:u w:val="single"/>
-        </w:rPr>
-        <w:hyperlink r:id="rId10" w:history="1">
-          <w:r>
-            <w:rPr>
-              <w:rStyle w:val="Hyperlink"/>
-            </w:rPr>
-            <w:t>ob</w:t>
-          </w:r>
-        </w:hyperlink>
-      </w:r>
-      <w:r>
-        <w:rPr>
-          <w:rFonts w:ascii="Charis SIL Regular" w:hAnsi="Charis SIL Regular" w:eastAsia="Charis SIL Regular"/>
-          <w:b w:val="0"/>
-          <w:i w:val="0"/>
-          <w:color w:val="0000FF"/>
-          <w:sz w:val="24"/>
-          <w:u w:val="single"/>
-        </w:rPr>
-        <w:hyperlink r:id="rId9" w:history="1">
-          <w:r>
-            <w:rPr>
-              <w:rStyle w:val="Hyperlink"/>
-            </w:rPr>
-            <w:t>j</w:t>
-          </w:r>
-        </w:hyperlink>
-      </w:r>
-      <w:r>
-        <w:rPr>
-          <w:rFonts w:ascii="Charis SIL Regular" w:hAnsi="Charis SIL Regular" w:eastAsia="Charis SIL Regular"/>
-          <w:b w:val="0"/>
-          <w:i w:val="0"/>
-          <w:color w:val="0000FF"/>
-          <w:sz w:val="24"/>
-          <w:u w:val="single"/>
-        </w:rPr>
-        <w:hyperlink r:id="rId9" w:history="1">
-          <w:r>
-            <w:rPr>
-              <w:rStyle w:val="Hyperlink"/>
-            </w:rPr>
-            <w:t>ecte</w:t>
-          </w:r>
-        </w:hyperlink>
-      </w:r>
-      <w:r>
-        <w:rPr>
-          <w:rFonts w:ascii="Charis SIL Regular" w:hAnsi="Charis SIL Regular" w:eastAsia="Charis SIL Regular"/>
-          <w:b w:val="0"/>
-          <w:i w:val="0"/>
-          <w:color w:val="0000FF"/>
-          <w:sz w:val="24"/>
-          <w:u w:val="single"/>
-        </w:rPr>
-        <w:hyperlink r:id="rId10" w:history="1">
-          <w:r>
-            <w:rPr>
-              <w:rStyle w:val="Hyperlink"/>
-            </w:rPr>
-            <w:t>n</w:t>
-          </w:r>
-        </w:hyperlink>
-      </w:r>
-      <w:r>
-        <w:rPr>
-          <w:rFonts w:ascii="Charis SIL Regular" w:hAnsi="Charis SIL Regular" w:eastAsia="Charis SIL Regular"/>
-          <w:b w:val="0"/>
-          <w:i w:val="0"/>
-          <w:color w:val="0000FF"/>
-          <w:sz w:val="24"/>
-          <w:u w:val="single"/>
-        </w:rPr>
         <w:t xml:space="preserve"> </w:t>
       </w:r>
       <w:r>
@@ -1207,259 +1207,7 @@
           <w:color w:val="000000"/>
           <w:sz w:val="24"/>
         </w:rPr>
-        <w:t>de Rijksdie</w:t>
-      </w:r>
-      <w:r>
-        <w:rPr>
-          <w:u w:val="single" w:color="0000ff"/>
-          <w:rFonts w:ascii="Charis SIL Regular" w:hAnsi="Charis SIL Regular" w:eastAsia="Charis SIL Regular"/>
-          <w:b w:val="0"/>
-          <w:i w:val="0"/>
-          <w:color w:val="000000"/>
-          <w:sz w:val="24"/>
-        </w:rPr>
-        <w:hyperlink r:id="rId10" w:history="1">
-          <w:r>
-            <w:rPr>
-              <w:rStyle w:val="Hyperlink"/>
-            </w:rPr>
-            <w:t>nst voor het Culture</w:t>
-          </w:r>
-        </w:hyperlink>
-      </w:r>
-      <w:r>
-        <w:rPr>
-          <w:u w:val="single" w:color="0000ff"/>
-          <w:rFonts w:ascii="Charis SIL Regular" w:hAnsi="Charis SIL Regular" w:eastAsia="Charis SIL Regular"/>
-          <w:b w:val="0"/>
-          <w:i w:val="0"/>
-          <w:color w:val="000000"/>
-          <w:sz w:val="24"/>
-        </w:rPr>
-        <w:hyperlink r:id="rId10" w:history="1">
-          <w:r>
-            <w:rPr>
-              <w:rStyle w:val="Hyperlink"/>
-            </w:rPr>
-            <w:t>e</w:t>
-          </w:r>
-        </w:hyperlink>
-      </w:r>
-      <w:r>
-        <w:rPr>
-          <w:u w:val="single" w:color="0000ff"/>
-          <w:rFonts w:ascii="Charis SIL Regular" w:hAnsi="Charis SIL Regular" w:eastAsia="Charis SIL Regular"/>
-          <w:b w:val="0"/>
-          <w:i w:val="0"/>
-          <w:color w:val="000000"/>
-          <w:sz w:val="24"/>
-        </w:rPr>
-        <w:hyperlink r:id="rId10" w:history="1">
-          <w:r>
-            <w:rPr>
-              <w:rStyle w:val="Hyperlink"/>
-            </w:rPr>
-            <w:t>l Erf</w:t>
-          </w:r>
-        </w:hyperlink>
-      </w:r>
-      <w:r>
-        <w:rPr>
-          <w:u w:val="single" w:color="0000ff"/>
-          <w:rFonts w:ascii="Charis SIL Regular" w:hAnsi="Charis SIL Regular" w:eastAsia="Charis SIL Regular"/>
-          <w:b w:val="0"/>
-          <w:i w:val="0"/>
-          <w:color w:val="000000"/>
-          <w:sz w:val="24"/>
-        </w:rPr>
-        <w:hyperlink r:id="rId10" w:history="1">
-          <w:r>
-            <w:rPr>
-              <w:rStyle w:val="Hyperlink"/>
-            </w:rPr>
-            <w:t>g</w:t>
-          </w:r>
-        </w:hyperlink>
-      </w:r>
-      <w:r>
-        <w:rPr>
-          <w:u w:val="single" w:color="0000ff"/>
-          <w:rFonts w:ascii="Charis SIL Regular" w:hAnsi="Charis SIL Regular" w:eastAsia="Charis SIL Regular"/>
-          <w:b w:val="0"/>
-          <w:i w:val="0"/>
-          <w:color w:val="000000"/>
-          <w:sz w:val="24"/>
-        </w:rPr>
-        <w:hyperlink r:id="rId10" w:history="1">
-          <w:r>
-            <w:rPr>
-              <w:rStyle w:val="Hyperlink"/>
-            </w:rPr>
-            <w:t>oed. On</w:t>
-          </w:r>
-        </w:hyperlink>
-      </w:r>
-      <w:r>
-        <w:rPr>
-          <w:u w:val="single" w:color="0000ff"/>
-          <w:rFonts w:ascii="Charis SIL Regular" w:hAnsi="Charis SIL Regular" w:eastAsia="Charis SIL Regular"/>
-          <w:b w:val="0"/>
-          <w:i w:val="0"/>
-          <w:color w:val="000000"/>
-          <w:sz w:val="24"/>
-        </w:rPr>
-        <w:hyperlink r:id="rId10" w:history="1">
-          <w:r>
-            <w:rPr>
-              <w:rStyle w:val="Hyperlink"/>
-            </w:rPr>
-            <w:t>d</w:t>
-          </w:r>
-        </w:hyperlink>
-      </w:r>
-      <w:r>
-        <w:rPr>
-          <w:u w:val="single" w:color="0000ff"/>
-          <w:rFonts w:ascii="Charis SIL Regular" w:hAnsi="Charis SIL Regular" w:eastAsia="Charis SIL Regular"/>
-          <w:b w:val="0"/>
-          <w:i w:val="0"/>
-          <w:color w:val="000000"/>
-          <w:sz w:val="24"/>
-        </w:rPr>
-        <w:hyperlink r:id="rId10" w:history="1">
-          <w:r>
-            <w:rPr>
-              <w:rStyle w:val="Hyperlink"/>
-            </w:rPr>
-            <w:t>er</w:t>
-          </w:r>
-        </w:hyperlink>
-      </w:r>
-      <w:r>
-        <w:rPr>
-          <w:u w:val="single" w:color="0000ff"/>
-          <w:rFonts w:ascii="Charis SIL Regular" w:hAnsi="Charis SIL Regular" w:eastAsia="Charis SIL Regular"/>
-          <w:b w:val="0"/>
-          <w:i w:val="0"/>
-          <w:color w:val="000000"/>
-          <w:sz w:val="24"/>
-        </w:rPr>
-        <w:hyperlink r:id="rId10" w:history="1">
-          <w:r>
-            <w:rPr>
-              <w:rStyle w:val="Hyperlink"/>
-            </w:rPr>
-            <w:t>a</w:t>
-          </w:r>
-        </w:hyperlink>
-      </w:r>
-      <w:r>
-        <w:rPr>
-          <w:u w:val="single" w:color="0000ff"/>
-          <w:rFonts w:ascii="Charis SIL Regular" w:hAnsi="Charis SIL Regular" w:eastAsia="Charis SIL Regular"/>
-          <w:b w:val="0"/>
-          <w:i w:val="0"/>
-          <w:color w:val="000000"/>
-          <w:sz w:val="24"/>
-        </w:rPr>
-        <w:hyperlink r:id="rId10" w:history="1">
-          <w:r>
-            <w:rPr>
-              <w:rStyle w:val="Hyperlink"/>
-            </w:rPr>
-            <w:t xml:space="preserve">an </w:t>
-          </w:r>
-        </w:hyperlink>
-      </w:r>
-      <w:r>
-        <w:rPr>
-          <w:u w:val="single" w:color="0000ff"/>
-          <w:rFonts w:ascii="Charis SIL Regular" w:hAnsi="Charis SIL Regular" w:eastAsia="Charis SIL Regular"/>
-          <w:b w:val="0"/>
-          <w:i w:val="0"/>
-          <w:color w:val="000000"/>
-          <w:sz w:val="24"/>
-        </w:rPr>
-        <w:hyperlink r:id="rId10" w:history="1">
-          <w:r>
-            <w:rPr>
-              <w:rStyle w:val="Hyperlink"/>
-            </w:rPr>
-            <w:t>d</w:t>
-          </w:r>
-        </w:hyperlink>
-      </w:r>
-      <w:r>
-        <w:rPr>
-          <w:u w:val="single" w:color="0000ff"/>
-          <w:rFonts w:ascii="Charis SIL Regular" w:hAnsi="Charis SIL Regular" w:eastAsia="Charis SIL Regular"/>
-          <w:b w:val="0"/>
-          <w:i w:val="0"/>
-          <w:color w:val="000000"/>
-          <w:sz w:val="24"/>
-        </w:rPr>
-        <w:hyperlink r:id="rId10" w:history="1">
-          <w:r>
-            <w:rPr>
-              <w:rStyle w:val="Hyperlink"/>
-            </w:rPr>
-            <w:t>eze zoek</w:t>
-          </w:r>
-        </w:hyperlink>
-      </w:r>
-      <w:r>
-        <w:rPr>
-          <w:u w:val="single" w:color="0000ff"/>
-          <w:rFonts w:ascii="Charis SIL Regular" w:hAnsi="Charis SIL Regular" w:eastAsia="Charis SIL Regular"/>
-          <w:b w:val="0"/>
-          <w:i w:val="0"/>
-          <w:color w:val="000000"/>
-          <w:sz w:val="24"/>
-        </w:rPr>
-        <w:hyperlink r:id="rId10" w:history="1">
-          <w:r>
-            <w:rPr>
-              <w:rStyle w:val="Hyperlink"/>
-            </w:rPr>
-            <w:t>h</w:t>
-          </w:r>
-        </w:hyperlink>
-      </w:r>
-      <w:r>
-        <w:rPr>
-          <w:u w:val="single" w:color="0000ff"/>
-          <w:rFonts w:ascii="Charis SIL Regular" w:hAnsi="Charis SIL Regular" w:eastAsia="Charis SIL Regular"/>
-          <w:b w:val="0"/>
-          <w:i w:val="0"/>
-          <w:color w:val="000000"/>
-          <w:sz w:val="24"/>
-        </w:rPr>
-        <w:hyperlink r:id="rId10" w:history="1">
-          <w:r>
-            <w:rPr>
-              <w:rStyle w:val="Hyperlink"/>
-            </w:rPr>
-            <w:t>ulp vind</w:t>
-          </w:r>
-        </w:hyperlink>
-      </w:r>
-      <w:r>
-        <w:rPr>
-          <w:u w:val="single" w:color="0000ff"/>
-          <w:rFonts w:ascii="Charis SIL Regular" w:hAnsi="Charis SIL Regular" w:eastAsia="Charis SIL Regular"/>
-          <w:b w:val="0"/>
-          <w:i w:val="0"/>
-          <w:color w:val="000000"/>
-          <w:sz w:val="24"/>
-        </w:rPr>
-        <w:hyperlink r:id="rId10" w:history="1">
-          <w:r>
-            <w:rPr>
-              <w:rStyle w:val="Hyperlink"/>
-            </w:rPr>
-            <w:t xml:space="preserve"> je e</w:t>
-          </w:r>
-        </w:hyperlink>
+        <w:t>de Rijksdienst voor het Cultureel Erfgoed. Onderaan deze zoekhulp vind je e</w:t>
       </w:r>
       <w:r>
         <w:rPr>
@@ -2723,7 +2471,7 @@
           <w:sz w:val="24"/>
           <w:u w:val="single"/>
         </w:rPr>
-        <w:hyperlink r:id="rId13" w:history="1">
+        <w:hyperlink r:id="rId12" w:history="1">
           <w:r>
             <w:rPr>
               <w:rStyle w:val="Hyperlink"/>
@@ -4208,97 +3956,7 @@
           <w:color w:val="000000"/>
           <w:sz w:val="24"/>
         </w:rPr>
-        <w:t xml:space="preserve"> (Amersfo</w:t>
-      </w:r>
-      <w:r>
-        <w:rPr>
-          <w:u w:val="single" w:color="0000ff"/>
-          <w:rFonts w:ascii="Charis SIL Regular" w:hAnsi="Charis SIL Regular" w:eastAsia="Charis SIL Regular"/>
-          <w:b w:val="0"/>
-          <w:i w:val="0"/>
-          <w:color w:val="000000"/>
-          <w:sz w:val="24"/>
-        </w:rPr>
-        <w:hyperlink r:id="rId10" w:history="1">
-          <w:r>
-            <w:rPr>
-              <w:rStyle w:val="Hyperlink"/>
-            </w:rPr>
-            <w:t>ort: Rijksdienst vo</w:t>
-          </w:r>
-        </w:hyperlink>
-      </w:r>
-      <w:r>
-        <w:rPr>
-          <w:u w:val="single" w:color="0000ff"/>
-          <w:rFonts w:ascii="Charis SIL Regular" w:hAnsi="Charis SIL Regular" w:eastAsia="Charis SIL Regular"/>
-          <w:b w:val="0"/>
-          <w:i w:val="0"/>
-          <w:color w:val="000000"/>
-          <w:sz w:val="24"/>
-        </w:rPr>
-        <w:hyperlink r:id="rId10" w:history="1">
-          <w:r>
-            <w:rPr>
-              <w:rStyle w:val="Hyperlink"/>
-            </w:rPr>
-            <w:t>o</w:t>
-          </w:r>
-        </w:hyperlink>
-      </w:r>
-      <w:r>
-        <w:rPr>
-          <w:u w:val="single" w:color="0000ff"/>
-          <w:rFonts w:ascii="Charis SIL Regular" w:hAnsi="Charis SIL Regular" w:eastAsia="Charis SIL Regular"/>
-          <w:b w:val="0"/>
-          <w:i w:val="0"/>
-          <w:color w:val="000000"/>
-          <w:sz w:val="24"/>
-        </w:rPr>
-        <w:hyperlink r:id="rId10" w:history="1">
-          <w:r>
-            <w:rPr>
-              <w:rStyle w:val="Hyperlink"/>
-            </w:rPr>
-            <w:t>r he</w:t>
-          </w:r>
-        </w:hyperlink>
-      </w:r>
-      <w:r>
-        <w:rPr>
-          <w:u w:val="single" w:color="0000ff"/>
-          <w:rFonts w:ascii="Charis SIL Regular" w:hAnsi="Charis SIL Regular" w:eastAsia="Charis SIL Regular"/>
-          <w:b w:val="0"/>
-          <w:i w:val="0"/>
-          <w:color w:val="000000"/>
-          <w:sz w:val="24"/>
-        </w:rPr>
-        <w:hyperlink r:id="rId10" w:history="1">
-          <w:r>
-            <w:rPr>
-              <w:rStyle w:val="Hyperlink"/>
-            </w:rPr>
-            <w:t>t</w:t>
-          </w:r>
-        </w:hyperlink>
-      </w:r>
-      <w:r>
-        <w:rPr>
-          <w:u w:val="single" w:color="0000ff"/>
-          <w:rFonts w:ascii="Charis SIL Regular" w:hAnsi="Charis SIL Regular" w:eastAsia="Charis SIL Regular"/>
-          <w:b w:val="0"/>
-          <w:i w:val="0"/>
-          <w:color w:val="000000"/>
-          <w:sz w:val="24"/>
-        </w:rPr>
-        <w:hyperlink r:id="rId10" w:history="1">
-          <w:r>
-            <w:rPr>
-              <w:rStyle w:val="Hyperlink"/>
-            </w:rPr>
-            <w:t xml:space="preserve"> Culture</w:t>
-          </w:r>
-        </w:hyperlink>
+        <w:t xml:space="preserve"> (Amersfoort: Rijksdienst voor het Culture</w:t>
       </w:r>
       <w:r>
         <w:rPr>
@@ -4484,24 +4142,7 @@
           <w:color w:val="000000"/>
           <w:sz w:val="24"/>
         </w:rPr>
-        <w:hyperlink r:id="rId10" w:history="1">
-          <w:r>
-            <w:rPr>
-              <w:rStyle w:val="Hyperlink"/>
-            </w:rPr>
-            <w:t>y, Konstant</w:t>
-          </w:r>
-        </w:hyperlink>
-      </w:r>
-      <w:r>
-        <w:rPr>
-          <w:rFonts w:ascii="Charis SIL Regular" w:hAnsi="Charis SIL Regular" w:eastAsia="Charis SIL Regular"/>
-          <w:b w:val="0"/>
-          <w:i w:val="0"/>
-          <w:color w:val="000000"/>
-          <w:sz w:val="24"/>
-        </w:rPr>
-        <w:t xml:space="preserve">in Akinsha and Amy L. Walsh, </w:t>
+        <w:t xml:space="preserve">y, Konstantin Akinsha and Amy L. Walsh, </w:t>
       </w:r>
       <w:r>
         <w:rPr>
@@ -5122,7 +4763,34 @@
           <w:color w:val="000000"/>
           <w:sz w:val="24"/>
         </w:rPr>
-        <w:t xml:space="preserve">•  Deterts, Dorothea (ed.), </w:t>
+        <w:t xml:space="preserve">•  </w:t>
+      </w:r>
+      <w:r>
+        <w:rPr>
+          <w:rFonts w:ascii="Charis SIL Regular" w:hAnsi="Charis SIL Regular" w:eastAsia="Charis SIL Regular"/>
+          <w:b w:val="0"/>
+          <w:i w:val="0"/>
+          <w:color w:val="000000"/>
+          <w:sz w:val="24"/>
+        </w:rPr>
+        <w:hyperlink r:id="rId18" w:history="1">
+          <w:r>
+            <w:rPr>
+              <w:rStyle w:val="Hyperlink"/>
+            </w:rPr>
+            <w:t xml:space="preserve">Deterts, </w:t>
+          </w:r>
+        </w:hyperlink>
+      </w:r>
+      <w:r>
+        <w:rPr>
+          <w:rFonts w:ascii="Charis SIL Regular" w:hAnsi="Charis SIL Regular" w:eastAsia="Charis SIL Regular"/>
+          <w:b w:val="0"/>
+          <w:i w:val="0"/>
+          <w:color w:val="000000"/>
+          <w:sz w:val="24"/>
+        </w:rPr>
+        <w:t xml:space="preserve">Dorothea (ed.), </w:t>
       </w:r>
       <w:r>
         <w:rPr>

--- a/EXPORTS/DOCX/published/niveau1/Dutch/DoingResearch.docx
+++ b/EXPORTS/DOCX/published/niveau1/Dutch/DoingResearch.docx
@@ -406,19 +406,9 @@
             <w:rPr>
               <w:rStyle w:val="Hyperlink"/>
             </w:rPr>
-            <w:t>cultura</w:t>
+            <w:t>cultural</w:t>
           </w:r>
         </w:hyperlink>
-      </w:r>
-      <w:r>
-        <w:rPr>
-          <w:rFonts w:ascii="Charis SIL Italic" w:hAnsi="Charis SIL Italic" w:eastAsia="Charis SIL Italic"/>
-          <w:b w:val="0"/>
-          <w:i/>
-          <w:color w:val="0000FF"/>
-          <w:sz w:val="24"/>
-        </w:rPr>
-        <w:t>l</w:t>
       </w:r>
       <w:r>
         <w:rPr>
@@ -485,7 +475,6 @@
           <w:i/>
           <w:color w:val="0000FF"/>
           <w:sz w:val="24"/>
-          <w:u w:val="single"/>
         </w:rPr>
         <w:t xml:space="preserve"> </w:t>
       </w:r>
@@ -916,7 +905,7 @@
           <w:sz w:val="24"/>
           <w:u w:val="single"/>
         </w:rPr>
-        <w:hyperlink r:id="rId10" w:history="1">
+        <w:hyperlink r:id="rId9" w:history="1">
           <w:r>
             <w:rPr>
               <w:rStyle w:val="Hyperlink"/>
@@ -1162,7 +1151,7 @@
           <w:sz w:val="24"/>
           <w:u w:val="single"/>
         </w:rPr>
-        <w:hyperlink r:id="rId10" w:history="1">
+        <w:hyperlink r:id="rId9" w:history="1">
           <w:r>
             <w:rPr>
               <w:rStyle w:val="Hyperlink"/>
@@ -1207,7 +1196,259 @@
           <w:color w:val="000000"/>
           <w:sz w:val="24"/>
         </w:rPr>
-        <w:t>de Rijksdienst voor het Cultureel Erfgoed. Onderaan deze zoekhulp vind je e</w:t>
+        <w:t>de Rijksdie</w:t>
+      </w:r>
+      <w:r>
+        <w:rPr>
+          <w:u w:val="single" w:color="0000ff"/>
+          <w:rFonts w:ascii="Charis SIL Regular" w:hAnsi="Charis SIL Regular" w:eastAsia="Charis SIL Regular"/>
+          <w:b w:val="0"/>
+          <w:i w:val="0"/>
+          <w:color w:val="000000"/>
+          <w:sz w:val="24"/>
+        </w:rPr>
+        <w:hyperlink r:id="rId10" w:history="1">
+          <w:r>
+            <w:rPr>
+              <w:rStyle w:val="Hyperlink"/>
+            </w:rPr>
+            <w:t>nst voor het Culture</w:t>
+          </w:r>
+        </w:hyperlink>
+      </w:r>
+      <w:r>
+        <w:rPr>
+          <w:u w:val="single" w:color="0000ff"/>
+          <w:rFonts w:ascii="Charis SIL Regular" w:hAnsi="Charis SIL Regular" w:eastAsia="Charis SIL Regular"/>
+          <w:b w:val="0"/>
+          <w:i w:val="0"/>
+          <w:color w:val="000000"/>
+          <w:sz w:val="24"/>
+        </w:rPr>
+        <w:hyperlink r:id="rId10" w:history="1">
+          <w:r>
+            <w:rPr>
+              <w:rStyle w:val="Hyperlink"/>
+            </w:rPr>
+            <w:t>e</w:t>
+          </w:r>
+        </w:hyperlink>
+      </w:r>
+      <w:r>
+        <w:rPr>
+          <w:u w:val="single" w:color="0000ff"/>
+          <w:rFonts w:ascii="Charis SIL Regular" w:hAnsi="Charis SIL Regular" w:eastAsia="Charis SIL Regular"/>
+          <w:b w:val="0"/>
+          <w:i w:val="0"/>
+          <w:color w:val="000000"/>
+          <w:sz w:val="24"/>
+        </w:rPr>
+        <w:hyperlink r:id="rId10" w:history="1">
+          <w:r>
+            <w:rPr>
+              <w:rStyle w:val="Hyperlink"/>
+            </w:rPr>
+            <w:t>l Erf</w:t>
+          </w:r>
+        </w:hyperlink>
+      </w:r>
+      <w:r>
+        <w:rPr>
+          <w:u w:val="single" w:color="0000ff"/>
+          <w:rFonts w:ascii="Charis SIL Regular" w:hAnsi="Charis SIL Regular" w:eastAsia="Charis SIL Regular"/>
+          <w:b w:val="0"/>
+          <w:i w:val="0"/>
+          <w:color w:val="000000"/>
+          <w:sz w:val="24"/>
+        </w:rPr>
+        <w:hyperlink r:id="rId10" w:history="1">
+          <w:r>
+            <w:rPr>
+              <w:rStyle w:val="Hyperlink"/>
+            </w:rPr>
+            <w:t>g</w:t>
+          </w:r>
+        </w:hyperlink>
+      </w:r>
+      <w:r>
+        <w:rPr>
+          <w:u w:val="single" w:color="0000ff"/>
+          <w:rFonts w:ascii="Charis SIL Regular" w:hAnsi="Charis SIL Regular" w:eastAsia="Charis SIL Regular"/>
+          <w:b w:val="0"/>
+          <w:i w:val="0"/>
+          <w:color w:val="000000"/>
+          <w:sz w:val="24"/>
+        </w:rPr>
+        <w:hyperlink r:id="rId10" w:history="1">
+          <w:r>
+            <w:rPr>
+              <w:rStyle w:val="Hyperlink"/>
+            </w:rPr>
+            <w:t>oed. On</w:t>
+          </w:r>
+        </w:hyperlink>
+      </w:r>
+      <w:r>
+        <w:rPr>
+          <w:u w:val="single" w:color="0000ff"/>
+          <w:rFonts w:ascii="Charis SIL Regular" w:hAnsi="Charis SIL Regular" w:eastAsia="Charis SIL Regular"/>
+          <w:b w:val="0"/>
+          <w:i w:val="0"/>
+          <w:color w:val="000000"/>
+          <w:sz w:val="24"/>
+        </w:rPr>
+        <w:hyperlink r:id="rId10" w:history="1">
+          <w:r>
+            <w:rPr>
+              <w:rStyle w:val="Hyperlink"/>
+            </w:rPr>
+            <w:t>d</w:t>
+          </w:r>
+        </w:hyperlink>
+      </w:r>
+      <w:r>
+        <w:rPr>
+          <w:u w:val="single" w:color="0000ff"/>
+          <w:rFonts w:ascii="Charis SIL Regular" w:hAnsi="Charis SIL Regular" w:eastAsia="Charis SIL Regular"/>
+          <w:b w:val="0"/>
+          <w:i w:val="0"/>
+          <w:color w:val="000000"/>
+          <w:sz w:val="24"/>
+        </w:rPr>
+        <w:hyperlink r:id="rId10" w:history="1">
+          <w:r>
+            <w:rPr>
+              <w:rStyle w:val="Hyperlink"/>
+            </w:rPr>
+            <w:t>er</w:t>
+          </w:r>
+        </w:hyperlink>
+      </w:r>
+      <w:r>
+        <w:rPr>
+          <w:u w:val="single" w:color="0000ff"/>
+          <w:rFonts w:ascii="Charis SIL Regular" w:hAnsi="Charis SIL Regular" w:eastAsia="Charis SIL Regular"/>
+          <w:b w:val="0"/>
+          <w:i w:val="0"/>
+          <w:color w:val="000000"/>
+          <w:sz w:val="24"/>
+        </w:rPr>
+        <w:hyperlink r:id="rId10" w:history="1">
+          <w:r>
+            <w:rPr>
+              <w:rStyle w:val="Hyperlink"/>
+            </w:rPr>
+            <w:t>a</w:t>
+          </w:r>
+        </w:hyperlink>
+      </w:r>
+      <w:r>
+        <w:rPr>
+          <w:u w:val="single" w:color="0000ff"/>
+          <w:rFonts w:ascii="Charis SIL Regular" w:hAnsi="Charis SIL Regular" w:eastAsia="Charis SIL Regular"/>
+          <w:b w:val="0"/>
+          <w:i w:val="0"/>
+          <w:color w:val="000000"/>
+          <w:sz w:val="24"/>
+        </w:rPr>
+        <w:hyperlink r:id="rId10" w:history="1">
+          <w:r>
+            <w:rPr>
+              <w:rStyle w:val="Hyperlink"/>
+            </w:rPr>
+            <w:t xml:space="preserve">an </w:t>
+          </w:r>
+        </w:hyperlink>
+      </w:r>
+      <w:r>
+        <w:rPr>
+          <w:u w:val="single" w:color="0000ff"/>
+          <w:rFonts w:ascii="Charis SIL Regular" w:hAnsi="Charis SIL Regular" w:eastAsia="Charis SIL Regular"/>
+          <w:b w:val="0"/>
+          <w:i w:val="0"/>
+          <w:color w:val="000000"/>
+          <w:sz w:val="24"/>
+        </w:rPr>
+        <w:hyperlink r:id="rId10" w:history="1">
+          <w:r>
+            <w:rPr>
+              <w:rStyle w:val="Hyperlink"/>
+            </w:rPr>
+            <w:t>d</w:t>
+          </w:r>
+        </w:hyperlink>
+      </w:r>
+      <w:r>
+        <w:rPr>
+          <w:u w:val="single" w:color="0000ff"/>
+          <w:rFonts w:ascii="Charis SIL Regular" w:hAnsi="Charis SIL Regular" w:eastAsia="Charis SIL Regular"/>
+          <w:b w:val="0"/>
+          <w:i w:val="0"/>
+          <w:color w:val="000000"/>
+          <w:sz w:val="24"/>
+        </w:rPr>
+        <w:hyperlink r:id="rId10" w:history="1">
+          <w:r>
+            <w:rPr>
+              <w:rStyle w:val="Hyperlink"/>
+            </w:rPr>
+            <w:t>eze zoek</w:t>
+          </w:r>
+        </w:hyperlink>
+      </w:r>
+      <w:r>
+        <w:rPr>
+          <w:u w:val="single" w:color="0000ff"/>
+          <w:rFonts w:ascii="Charis SIL Regular" w:hAnsi="Charis SIL Regular" w:eastAsia="Charis SIL Regular"/>
+          <w:b w:val="0"/>
+          <w:i w:val="0"/>
+          <w:color w:val="000000"/>
+          <w:sz w:val="24"/>
+        </w:rPr>
+        <w:hyperlink r:id="rId10" w:history="1">
+          <w:r>
+            <w:rPr>
+              <w:rStyle w:val="Hyperlink"/>
+            </w:rPr>
+            <w:t>h</w:t>
+          </w:r>
+        </w:hyperlink>
+      </w:r>
+      <w:r>
+        <w:rPr>
+          <w:u w:val="single" w:color="0000ff"/>
+          <w:rFonts w:ascii="Charis SIL Regular" w:hAnsi="Charis SIL Regular" w:eastAsia="Charis SIL Regular"/>
+          <w:b w:val="0"/>
+          <w:i w:val="0"/>
+          <w:color w:val="000000"/>
+          <w:sz w:val="24"/>
+        </w:rPr>
+        <w:hyperlink r:id="rId10" w:history="1">
+          <w:r>
+            <w:rPr>
+              <w:rStyle w:val="Hyperlink"/>
+            </w:rPr>
+            <w:t>ulp vind</w:t>
+          </w:r>
+        </w:hyperlink>
+      </w:r>
+      <w:r>
+        <w:rPr>
+          <w:u w:val="single" w:color="0000ff"/>
+          <w:rFonts w:ascii="Charis SIL Regular" w:hAnsi="Charis SIL Regular" w:eastAsia="Charis SIL Regular"/>
+          <w:b w:val="0"/>
+          <w:i w:val="0"/>
+          <w:color w:val="000000"/>
+          <w:sz w:val="24"/>
+        </w:rPr>
+        <w:hyperlink r:id="rId10" w:history="1">
+          <w:r>
+            <w:rPr>
+              <w:rStyle w:val="Hyperlink"/>
+            </w:rPr>
+            <w:t xml:space="preserve"> je e</w:t>
+          </w:r>
+        </w:hyperlink>
       </w:r>
       <w:r>
         <w:rPr>
@@ -2283,7 +2524,25 @@
           <w:color w:val="000000"/>
           <w:sz w:val="24"/>
         </w:rPr>
-        <w:t xml:space="preserve">Haag is de zoekhulp </w:t>
+        <w:t xml:space="preserve">Haag is </w:t>
+      </w:r>
+      <w:r>
+        <w:rPr>
+          <w:u w:val="single" w:color="0000ff"/>
+          <w:rFonts w:ascii="Charis SIL Regular" w:hAnsi="Charis SIL Regular" w:eastAsia="Charis SIL Regular"/>
+          <w:b w:val="0"/>
+          <w:i w:val="0"/>
+          <w:color w:val="000000"/>
+          <w:sz w:val="24"/>
+        </w:rPr>
+        <w:hyperlink r:id="rId12" w:history="1">
+          <w:r>
+            <w:rPr>
+              <w:rStyle w:val="Hyperlink"/>
+            </w:rPr>
+            <w:t xml:space="preserve">de zoekhulp </w:t>
+          </w:r>
+        </w:hyperlink>
       </w:r>
       <w:r>
         <w:rPr>
@@ -2294,7 +2553,7 @@
           <w:sz w:val="24"/>
           <w:u w:val="single"/>
         </w:rPr>
-        <w:hyperlink r:id="rId13" w:history="1">
+        <w:hyperlink r:id="rId12" w:history="1">
           <w:r>
             <w:rPr>
               <w:rStyle w:val="Hyperlink"/>
@@ -2302,6 +2561,111 @@
             <w:t>H</w:t>
           </w:r>
         </w:hyperlink>
+      </w:r>
+      <w:r>
+        <w:rPr>
+          <w:rFonts w:ascii="Charis SIL Regular" w:hAnsi="Charis SIL Regular" w:eastAsia="Charis SIL Regular"/>
+          <w:b w:val="0"/>
+          <w:i w:val="0"/>
+          <w:color w:val="0000FF"/>
+          <w:sz w:val="24"/>
+          <w:u w:val="single"/>
+        </w:rPr>
+        <w:hyperlink r:id="rId12" w:history="1">
+          <w:r>
+            <w:rPr>
+              <w:rStyle w:val="Hyperlink"/>
+            </w:rPr>
+            <w:t>o</w:t>
+          </w:r>
+        </w:hyperlink>
+      </w:r>
+      <w:r>
+        <w:rPr>
+          <w:rFonts w:ascii="Charis SIL Regular" w:hAnsi="Charis SIL Regular" w:eastAsia="Charis SIL Regular"/>
+          <w:b w:val="0"/>
+          <w:i w:val="0"/>
+          <w:color w:val="0000FF"/>
+          <w:sz w:val="24"/>
+          <w:u w:val="single"/>
+        </w:rPr>
+        <w:hyperlink r:id="rId12" w:history="1">
+          <w:r>
+            <w:rPr>
+              <w:rStyle w:val="Hyperlink"/>
+            </w:rPr>
+            <w:t>e</w:t>
+          </w:r>
+        </w:hyperlink>
+      </w:r>
+      <w:r>
+        <w:rPr>
+          <w:rFonts w:ascii="Charis SIL Regular" w:hAnsi="Charis SIL Regular" w:eastAsia="Charis SIL Regular"/>
+          <w:b w:val="0"/>
+          <w:i w:val="0"/>
+          <w:color w:val="0000FF"/>
+          <w:sz w:val="24"/>
+          <w:u w:val="single"/>
+        </w:rPr>
+        <w:t xml:space="preserve"> </w:t>
+      </w:r>
+      <w:r>
+        <w:rPr>
+          <w:rFonts w:ascii="Charis SIL Regular" w:hAnsi="Charis SIL Regular" w:eastAsia="Charis SIL Regular"/>
+          <w:b w:val="0"/>
+          <w:i w:val="0"/>
+          <w:color w:val="0000FF"/>
+          <w:sz w:val="24"/>
+          <w:u w:val="single"/>
+        </w:rPr>
+        <w:hyperlink r:id="rId12" w:history="1">
+          <w:r>
+            <w:rPr>
+              <w:rStyle w:val="Hyperlink"/>
+            </w:rPr>
+            <w:t>doe</w:t>
+          </w:r>
+        </w:hyperlink>
+      </w:r>
+      <w:r>
+        <w:rPr>
+          <w:rFonts w:ascii="Charis SIL Regular" w:hAnsi="Charis SIL Regular" w:eastAsia="Charis SIL Regular"/>
+          <w:b w:val="0"/>
+          <w:i w:val="0"/>
+          <w:color w:val="0000FF"/>
+          <w:sz w:val="24"/>
+          <w:u w:val="single"/>
+        </w:rPr>
+        <w:t xml:space="preserve"> </w:t>
+      </w:r>
+      <w:r>
+        <w:rPr>
+          <w:rFonts w:ascii="Charis SIL Regular" w:hAnsi="Charis SIL Regular" w:eastAsia="Charis SIL Regular"/>
+          <w:b w:val="0"/>
+          <w:i w:val="0"/>
+          <w:color w:val="0000FF"/>
+          <w:sz w:val="24"/>
+          <w:u w:val="single"/>
+        </w:rPr>
+        <w:hyperlink r:id="rId13" w:history="1">
+          <w:r>
+            <w:rPr>
+              <w:rStyle w:val="Hyperlink"/>
+            </w:rPr>
+            <w:t>ik</w:t>
+          </w:r>
+        </w:hyperlink>
+      </w:r>
+      <w:r>
+        <w:rPr>
+          <w:rFonts w:ascii="Charis SIL Regular" w:hAnsi="Charis SIL Regular" w:eastAsia="Charis SIL Regular"/>
+          <w:b w:val="0"/>
+          <w:i w:val="0"/>
+          <w:color w:val="0000FF"/>
+          <w:sz w:val="24"/>
+          <w:u w:val="single"/>
+        </w:rPr>
+        <w:t xml:space="preserve"> </w:t>
       </w:r>
       <w:r>
         <w:rPr>
@@ -2335,111 +2699,6 @@
             <w:rPr>
               <w:rStyle w:val="Hyperlink"/>
             </w:rPr>
-            <w:t>e</w:t>
-          </w:r>
-        </w:hyperlink>
-      </w:r>
-      <w:r>
-        <w:rPr>
-          <w:rFonts w:ascii="Charis SIL Regular" w:hAnsi="Charis SIL Regular" w:eastAsia="Charis SIL Regular"/>
-          <w:b w:val="0"/>
-          <w:i w:val="0"/>
-          <w:color w:val="0000FF"/>
-          <w:sz w:val="24"/>
-          <w:u w:val="single"/>
-        </w:rPr>
-        <w:t xml:space="preserve"> </w:t>
-      </w:r>
-      <w:r>
-        <w:rPr>
-          <w:rFonts w:ascii="Charis SIL Regular" w:hAnsi="Charis SIL Regular" w:eastAsia="Charis SIL Regular"/>
-          <w:b w:val="0"/>
-          <w:i w:val="0"/>
-          <w:color w:val="0000FF"/>
-          <w:sz w:val="24"/>
-          <w:u w:val="single"/>
-        </w:rPr>
-        <w:hyperlink r:id="rId13" w:history="1">
-          <w:r>
-            <w:rPr>
-              <w:rStyle w:val="Hyperlink"/>
-            </w:rPr>
-            <w:t>doe</w:t>
-          </w:r>
-        </w:hyperlink>
-      </w:r>
-      <w:r>
-        <w:rPr>
-          <w:rFonts w:ascii="Charis SIL Regular" w:hAnsi="Charis SIL Regular" w:eastAsia="Charis SIL Regular"/>
-          <w:b w:val="0"/>
-          <w:i w:val="0"/>
-          <w:color w:val="0000FF"/>
-          <w:sz w:val="24"/>
-          <w:u w:val="single"/>
-        </w:rPr>
-        <w:t xml:space="preserve"> </w:t>
-      </w:r>
-      <w:r>
-        <w:rPr>
-          <w:rFonts w:ascii="Charis SIL Regular" w:hAnsi="Charis SIL Regular" w:eastAsia="Charis SIL Regular"/>
-          <w:b w:val="0"/>
-          <w:i w:val="0"/>
-          <w:color w:val="0000FF"/>
-          <w:sz w:val="24"/>
-          <w:u w:val="single"/>
-        </w:rPr>
-        <w:hyperlink r:id="rId13" w:history="1">
-          <w:r>
-            <w:rPr>
-              <w:rStyle w:val="Hyperlink"/>
-            </w:rPr>
-            <w:t>ik</w:t>
-          </w:r>
-        </w:hyperlink>
-      </w:r>
-      <w:r>
-        <w:rPr>
-          <w:rFonts w:ascii="Charis SIL Regular" w:hAnsi="Charis SIL Regular" w:eastAsia="Charis SIL Regular"/>
-          <w:b w:val="0"/>
-          <w:i w:val="0"/>
-          <w:color w:val="0000FF"/>
-          <w:sz w:val="24"/>
-          <w:u w:val="single"/>
-        </w:rPr>
-        <w:t xml:space="preserve"> </w:t>
-      </w:r>
-      <w:r>
-        <w:rPr>
-          <w:rFonts w:ascii="Charis SIL Regular" w:hAnsi="Charis SIL Regular" w:eastAsia="Charis SIL Regular"/>
-          <w:b w:val="0"/>
-          <w:i w:val="0"/>
-          <w:color w:val="0000FF"/>
-          <w:sz w:val="24"/>
-          <w:u w:val="single"/>
-        </w:rPr>
-        <w:hyperlink r:id="rId13" w:history="1">
-          <w:r>
-            <w:rPr>
-              <w:rStyle w:val="Hyperlink"/>
-            </w:rPr>
-            <w:t>o</w:t>
-          </w:r>
-        </w:hyperlink>
-      </w:r>
-      <w:r>
-        <w:rPr>
-          <w:rFonts w:ascii="Charis SIL Regular" w:hAnsi="Charis SIL Regular" w:eastAsia="Charis SIL Regular"/>
-          <w:b w:val="0"/>
-          <w:i w:val="0"/>
-          <w:color w:val="0000FF"/>
-          <w:sz w:val="24"/>
-          <w:u w:val="single"/>
-        </w:rPr>
-        <w:hyperlink r:id="rId13" w:history="1">
-          <w:r>
-            <w:rPr>
-              <w:rStyle w:val="Hyperlink"/>
-            </w:rPr>
             <w:t>n</w:t>
           </w:r>
         </w:hyperlink>
@@ -2471,7 +2730,7 @@
           <w:sz w:val="24"/>
           <w:u w:val="single"/>
         </w:rPr>
-        <w:hyperlink r:id="rId12" w:history="1">
+        <w:hyperlink r:id="rId13" w:history="1">
           <w:r>
             <w:rPr>
               <w:rStyle w:val="Hyperlink"/>
@@ -2489,7 +2748,7 @@
           <w:sz w:val="24"/>
           <w:u w:val="single"/>
         </w:rPr>
-        <w:hyperlink r:id="rId12" w:history="1">
+        <w:hyperlink r:id="rId13" w:history="1">
           <w:r>
             <w:rPr>
               <w:rStyle w:val="Hyperlink"/>
@@ -2518,7 +2777,7 @@
           <w:sz w:val="24"/>
           <w:u w:val="single"/>
         </w:rPr>
-        <w:hyperlink r:id="rId12" w:history="1">
+        <w:hyperlink r:id="rId13" w:history="1">
           <w:r>
             <w:rPr>
               <w:rStyle w:val="Hyperlink"/>
@@ -3168,7 +3427,7 @@
             <w:rPr>
               <w:rStyle w:val="Hyperlink"/>
             </w:rPr>
-            <w:t>Significan</w:t>
+            <w:t>Significanc</w:t>
           </w:r>
         </w:hyperlink>
       </w:r>
@@ -3179,13 +3438,36 @@
           <w:i/>
           <w:color w:val="0000FF"/>
           <w:sz w:val="24"/>
+          <w:u w:val="single"/>
+        </w:rPr>
+        <w:t>e</w:t>
+      </w:r>
+      <w:r>
+        <w:rPr>
+          <w:rFonts w:ascii="Charis SIL Italic" w:hAnsi="Charis SIL Italic" w:eastAsia="Charis SIL Italic"/>
+          <w:b w:val="0"/>
+          <w:i/>
+          <w:color w:val="0000FF"/>
+          <w:sz w:val="24"/>
+          <w:u w:val="single"/>
+        </w:rPr>
+        <w:t xml:space="preserve"> </w:t>
+      </w:r>
+      <w:r>
+        <w:rPr>
+          <w:rFonts w:ascii="Charis SIL Italic" w:hAnsi="Charis SIL Italic" w:eastAsia="Charis SIL Italic"/>
+          <w:b w:val="0"/>
+          <w:i/>
+          <w:color w:val="0000FF"/>
+          <w:sz w:val="24"/>
+          <w:u w:val="single"/>
         </w:rPr>
         <w:hyperlink r:id="rId16" w:history="1">
           <w:r>
             <w:rPr>
               <w:rStyle w:val="Hyperlink"/>
             </w:rPr>
-            <w:t>c</w:t>
+            <w:t>o</w:t>
           </w:r>
         </w:hyperlink>
       </w:r>
@@ -3197,7 +3479,7 @@
           <w:color w:val="0000FF"/>
           <w:sz w:val="24"/>
         </w:rPr>
-        <w:t>e</w:t>
+        <w:t xml:space="preserve">f </w:t>
       </w:r>
       <w:r>
         <w:rPr>
@@ -3208,130 +3490,7 @@
           <w:sz w:val="24"/>
           <w:u w:val="single"/>
         </w:rPr>
-        <w:t xml:space="preserve"> </w:t>
-      </w:r>
-      <w:r>
-        <w:rPr>
-          <w:rFonts w:ascii="Charis SIL Italic" w:hAnsi="Charis SIL Italic" w:eastAsia="Charis SIL Italic"/>
-          <w:b w:val="0"/>
-          <w:i/>
-          <w:color w:val="0000FF"/>
-          <w:sz w:val="24"/>
-          <w:u w:val="single"/>
-        </w:rPr>
-        <w:hyperlink r:id="rId16" w:history="1">
-          <w:r>
-            <w:rPr>
-              <w:rStyle w:val="Hyperlink"/>
-            </w:rPr>
-            <w:t xml:space="preserve">of </w:t>
-          </w:r>
-        </w:hyperlink>
-      </w:r>
-      <w:r>
-        <w:rPr>
-          <w:rFonts w:ascii="Charis SIL Italic" w:hAnsi="Charis SIL Italic" w:eastAsia="Charis SIL Italic"/>
-          <w:b w:val="0"/>
-          <w:i/>
-          <w:color w:val="0000FF"/>
-          <w:sz w:val="24"/>
-          <w:u w:val="single"/>
-        </w:rPr>
-        <w:hyperlink r:id="rId16" w:history="1">
-          <w:r>
-            <w:rPr>
-              <w:rStyle w:val="Hyperlink"/>
-            </w:rPr>
-            <w:t>Cultural</w:t>
-          </w:r>
-        </w:hyperlink>
-      </w:r>
-      <w:r>
-        <w:rPr>
-          <w:rFonts w:ascii="Charis SIL Italic" w:hAnsi="Charis SIL Italic" w:eastAsia="Charis SIL Italic"/>
-          <w:b w:val="0"/>
-          <w:i/>
-          <w:color w:val="0000FF"/>
-          <w:sz w:val="24"/>
-          <w:u w:val="single"/>
-        </w:rPr>
-        <w:t xml:space="preserve"> </w:t>
-      </w:r>
-      <w:r>
-        <w:rPr>
-          <w:rFonts w:ascii="Charis SIL Italic" w:hAnsi="Charis SIL Italic" w:eastAsia="Charis SIL Italic"/>
-          <w:b w:val="0"/>
-          <w:i/>
-          <w:color w:val="0000FF"/>
-          <w:sz w:val="24"/>
-          <w:u w:val="single"/>
-        </w:rPr>
-        <w:hyperlink r:id="rId16" w:history="1">
-          <w:r>
-            <w:rPr>
-              <w:rStyle w:val="Hyperlink"/>
-            </w:rPr>
-            <w:t>Objects</w:t>
-          </w:r>
-        </w:hyperlink>
-      </w:r>
-      <w:r>
-        <w:rPr>
-          <w:rFonts w:ascii="Charis SIL Italic" w:hAnsi="Charis SIL Italic" w:eastAsia="Charis SIL Italic"/>
-          <w:b w:val="0"/>
-          <w:i/>
-          <w:color w:val="0000FF"/>
-          <w:sz w:val="24"/>
-          <w:u w:val="single"/>
-        </w:rPr>
-        <w:t xml:space="preserve"> </w:t>
-      </w:r>
-      <w:r>
-        <w:rPr>
-          <w:rFonts w:ascii="Charis SIL Italic" w:hAnsi="Charis SIL Italic" w:eastAsia="Charis SIL Italic"/>
-          <w:b w:val="0"/>
-          <w:i/>
-          <w:color w:val="0000FF"/>
-          <w:sz w:val="24"/>
-          <w:u w:val="single"/>
-        </w:rPr>
-        <w:hyperlink r:id="rId16" w:history="1">
-          <w:r>
-            <w:rPr>
-              <w:rStyle w:val="Hyperlink"/>
-            </w:rPr>
-            <w:t>and</w:t>
-          </w:r>
-        </w:hyperlink>
-      </w:r>
-      <w:r>
-        <w:rPr>
-          <w:rFonts w:ascii="Charis SIL Italic" w:hAnsi="Charis SIL Italic" w:eastAsia="Charis SIL Italic"/>
-          <w:b w:val="0"/>
-          <w:i/>
-          <w:color w:val="0000FF"/>
-          <w:sz w:val="24"/>
-          <w:u w:val="single"/>
-        </w:rPr>
-        <w:t xml:space="preserve"> </w:t>
-      </w:r>
-      <w:r>
-        <w:rPr>
-          <w:rFonts w:ascii="Charis SIL Italic" w:hAnsi="Charis SIL Italic" w:eastAsia="Charis SIL Italic"/>
-          <w:b w:val="0"/>
-          <w:i/>
-          <w:color w:val="0000FF"/>
-          <w:sz w:val="24"/>
-          <w:u w:val="single"/>
-        </w:rPr>
-        <w:hyperlink r:id="rId16" w:history="1">
-          <w:r>
-            <w:rPr>
-              <w:rStyle w:val="Hyperlink"/>
-            </w:rPr>
-            <w:t>Collectio</w:t>
-          </w:r>
-        </w:hyperlink>
+        <w:t>Cultural Objects and Collectio</w:t>
       </w:r>
       <w:r>
         <w:rPr>
@@ -3956,7 +4115,97 @@
           <w:color w:val="000000"/>
           <w:sz w:val="24"/>
         </w:rPr>
-        <w:t xml:space="preserve"> (Amersfoort: Rijksdienst voor het Culture</w:t>
+        <w:t xml:space="preserve"> (Amersfo</w:t>
+      </w:r>
+      <w:r>
+        <w:rPr>
+          <w:u w:val="single" w:color="0000ff"/>
+          <w:rFonts w:ascii="Charis SIL Regular" w:hAnsi="Charis SIL Regular" w:eastAsia="Charis SIL Regular"/>
+          <w:b w:val="0"/>
+          <w:i w:val="0"/>
+          <w:color w:val="000000"/>
+          <w:sz w:val="24"/>
+        </w:rPr>
+        <w:hyperlink r:id="rId10" w:history="1">
+          <w:r>
+            <w:rPr>
+              <w:rStyle w:val="Hyperlink"/>
+            </w:rPr>
+            <w:t>ort: Rijksdienst vo</w:t>
+          </w:r>
+        </w:hyperlink>
+      </w:r>
+      <w:r>
+        <w:rPr>
+          <w:u w:val="single" w:color="0000ff"/>
+          <w:rFonts w:ascii="Charis SIL Regular" w:hAnsi="Charis SIL Regular" w:eastAsia="Charis SIL Regular"/>
+          <w:b w:val="0"/>
+          <w:i w:val="0"/>
+          <w:color w:val="000000"/>
+          <w:sz w:val="24"/>
+        </w:rPr>
+        <w:hyperlink r:id="rId10" w:history="1">
+          <w:r>
+            <w:rPr>
+              <w:rStyle w:val="Hyperlink"/>
+            </w:rPr>
+            <w:t>o</w:t>
+          </w:r>
+        </w:hyperlink>
+      </w:r>
+      <w:r>
+        <w:rPr>
+          <w:u w:val="single" w:color="0000ff"/>
+          <w:rFonts w:ascii="Charis SIL Regular" w:hAnsi="Charis SIL Regular" w:eastAsia="Charis SIL Regular"/>
+          <w:b w:val="0"/>
+          <w:i w:val="0"/>
+          <w:color w:val="000000"/>
+          <w:sz w:val="24"/>
+        </w:rPr>
+        <w:hyperlink r:id="rId10" w:history="1">
+          <w:r>
+            <w:rPr>
+              <w:rStyle w:val="Hyperlink"/>
+            </w:rPr>
+            <w:t>r he</w:t>
+          </w:r>
+        </w:hyperlink>
+      </w:r>
+      <w:r>
+        <w:rPr>
+          <w:u w:val="single" w:color="0000ff"/>
+          <w:rFonts w:ascii="Charis SIL Regular" w:hAnsi="Charis SIL Regular" w:eastAsia="Charis SIL Regular"/>
+          <w:b w:val="0"/>
+          <w:i w:val="0"/>
+          <w:color w:val="000000"/>
+          <w:sz w:val="24"/>
+        </w:rPr>
+        <w:hyperlink r:id="rId10" w:history="1">
+          <w:r>
+            <w:rPr>
+              <w:rStyle w:val="Hyperlink"/>
+            </w:rPr>
+            <w:t>t</w:t>
+          </w:r>
+        </w:hyperlink>
+      </w:r>
+      <w:r>
+        <w:rPr>
+          <w:u w:val="single" w:color="0000ff"/>
+          <w:rFonts w:ascii="Charis SIL Regular" w:hAnsi="Charis SIL Regular" w:eastAsia="Charis SIL Regular"/>
+          <w:b w:val="0"/>
+          <w:i w:val="0"/>
+          <w:color w:val="000000"/>
+          <w:sz w:val="24"/>
+        </w:rPr>
+        <w:hyperlink r:id="rId10" w:history="1">
+          <w:r>
+            <w:rPr>
+              <w:rStyle w:val="Hyperlink"/>
+            </w:rPr>
+            <w:t xml:space="preserve"> Culture</w:t>
+          </w:r>
+        </w:hyperlink>
       </w:r>
       <w:r>
         <w:rPr>
@@ -4763,34 +5012,7 @@
           <w:color w:val="000000"/>
           <w:sz w:val="24"/>
         </w:rPr>
-        <w:t xml:space="preserve">•  </w:t>
-      </w:r>
-      <w:r>
-        <w:rPr>
-          <w:rFonts w:ascii="Charis SIL Regular" w:hAnsi="Charis SIL Regular" w:eastAsia="Charis SIL Regular"/>
-          <w:b w:val="0"/>
-          <w:i w:val="0"/>
-          <w:color w:val="000000"/>
-          <w:sz w:val="24"/>
-        </w:rPr>
-        <w:hyperlink r:id="rId18" w:history="1">
-          <w:r>
-            <w:rPr>
-              <w:rStyle w:val="Hyperlink"/>
-            </w:rPr>
-            <w:t xml:space="preserve">Deterts, </w:t>
-          </w:r>
-        </w:hyperlink>
-      </w:r>
-      <w:r>
-        <w:rPr>
-          <w:rFonts w:ascii="Charis SIL Regular" w:hAnsi="Charis SIL Regular" w:eastAsia="Charis SIL Regular"/>
-          <w:b w:val="0"/>
-          <w:i w:val="0"/>
-          <w:color w:val="000000"/>
-          <w:sz w:val="24"/>
-        </w:rPr>
-        <w:t xml:space="preserve">Dorothea (ed.), </w:t>
+        <w:t xml:space="preserve">•  Deterts, Dorothea (ed.), </w:t>
       </w:r>
       <w:r>
         <w:rPr>

--- a/EXPORTS/DOCX/published/niveau1/Dutch/DoingResearch.docx
+++ b/EXPORTS/DOCX/published/niveau1/Dutch/DoingResearch.docx
@@ -388,7 +388,6 @@
           <w:i/>
           <w:color w:val="0000FF"/>
           <w:sz w:val="24"/>
-          <w:u w:val="single"/>
         </w:rPr>
         <w:t xml:space="preserve"> </w:t>
       </w:r>
@@ -475,6 +474,7 @@
           <w:i/>
           <w:color w:val="0000FF"/>
           <w:sz w:val="24"/>
+          <w:u w:val="single"/>
         </w:rPr>
         <w:t xml:space="preserve"> </w:t>
       </w:r>
@@ -721,7 +721,7 @@
           <w:sz w:val="24"/>
           <w:u w:val="single"/>
         </w:rPr>
-        <w:hyperlink r:id="rId9" w:history="1">
+        <w:hyperlink r:id="rId10" w:history="1">
           <w:r>
             <w:rPr>
               <w:rStyle w:val="Hyperlink"/>
@@ -739,7 +739,7 @@
           <w:sz w:val="24"/>
           <w:u w:val="single"/>
         </w:rPr>
-        <w:hyperlink r:id="rId9" w:history="1">
+        <w:hyperlink r:id="rId10" w:history="1">
           <w:r>
             <w:rPr>
               <w:rStyle w:val="Hyperlink"/>
@@ -757,7 +757,7 @@
           <w:sz w:val="24"/>
           <w:u w:val="single"/>
         </w:rPr>
-        <w:hyperlink r:id="rId9" w:history="1">
+        <w:hyperlink r:id="rId10" w:history="1">
           <w:r>
             <w:rPr>
               <w:rStyle w:val="Hyperlink"/>
@@ -905,6 +905,223 @@
           <w:sz w:val="24"/>
           <w:u w:val="single"/>
         </w:rPr>
+        <w:hyperlink r:id="rId10" w:history="1">
+          <w:r>
+            <w:rPr>
+              <w:rStyle w:val="Hyperlink"/>
+            </w:rPr>
+            <w:t>n</w:t>
+          </w:r>
+        </w:hyperlink>
+      </w:r>
+      <w:r>
+        <w:rPr>
+          <w:rFonts w:ascii="Charis SIL Regular" w:hAnsi="Charis SIL Regular" w:eastAsia="Charis SIL Regular"/>
+          <w:b w:val="0"/>
+          <w:i w:val="0"/>
+          <w:color w:val="0000FF"/>
+          <w:sz w:val="24"/>
+          <w:u w:val="single"/>
+        </w:rPr>
+        <w:t xml:space="preserve"> </w:t>
+      </w:r>
+      <w:r>
+        <w:rPr>
+          <w:rFonts w:ascii="Charis SIL Regular" w:hAnsi="Charis SIL Regular" w:eastAsia="Charis SIL Regular"/>
+          <w:b w:val="0"/>
+          <w:i w:val="0"/>
+          <w:color w:val="0000FF"/>
+          <w:sz w:val="24"/>
+          <w:u w:val="single"/>
+        </w:rPr>
+        <w:hyperlink r:id="rId9" w:history="1">
+          <w:r>
+            <w:rPr>
+              <w:rStyle w:val="Hyperlink"/>
+            </w:rPr>
+            <w:t>uit</w:t>
+          </w:r>
+        </w:hyperlink>
+      </w:r>
+      <w:r>
+        <w:rPr>
+          <w:rFonts w:ascii="Charis SIL Regular" w:hAnsi="Charis SIL Regular" w:eastAsia="Charis SIL Regular"/>
+          <w:b w:val="0"/>
+          <w:i w:val="0"/>
+          <w:color w:val="0000FF"/>
+          <w:sz w:val="24"/>
+          <w:u w:val="single"/>
+        </w:rPr>
+        <w:t xml:space="preserve"> </w:t>
+      </w:r>
+      <w:r>
+        <w:rPr>
+          <w:rFonts w:ascii="Charis SIL Regular" w:hAnsi="Charis SIL Regular" w:eastAsia="Charis SIL Regular"/>
+          <w:b w:val="0"/>
+          <w:i w:val="0"/>
+          <w:color w:val="0000FF"/>
+          <w:sz w:val="24"/>
+          <w:u w:val="single"/>
+        </w:rPr>
+        <w:hyperlink r:id="rId9" w:history="1">
+          <w:r>
+            <w:rPr>
+              <w:rStyle w:val="Hyperlink"/>
+            </w:rPr>
+            <w:t>een</w:t>
+          </w:r>
+        </w:hyperlink>
+      </w:r>
+      <w:r>
+        <w:rPr>
+          <w:rFonts w:ascii="Charis SIL Regular" w:hAnsi="Charis SIL Regular" w:eastAsia="Charis SIL Regular"/>
+          <w:b w:val="0"/>
+          <w:i w:val="0"/>
+          <w:color w:val="0000FF"/>
+          <w:sz w:val="24"/>
+          <w:u w:val="single"/>
+        </w:rPr>
+        <w:t xml:space="preserve"> </w:t>
+      </w:r>
+      <w:r>
+        <w:rPr>
+          <w:rFonts w:ascii="Charis SIL Regular" w:hAnsi="Charis SIL Regular" w:eastAsia="Charis SIL Regular"/>
+          <w:b w:val="0"/>
+          <w:i w:val="0"/>
+          <w:color w:val="0000FF"/>
+          <w:sz w:val="24"/>
+          <w:u w:val="single"/>
+        </w:rPr>
+        <w:hyperlink r:id="rId9" w:history="1">
+          <w:r>
+            <w:rPr>
+              <w:rStyle w:val="Hyperlink"/>
+            </w:rPr>
+            <w:t>k</w:t>
+          </w:r>
+        </w:hyperlink>
+      </w:r>
+      <w:r>
+        <w:rPr>
+          <w:rFonts w:ascii="Charis SIL Regular" w:hAnsi="Charis SIL Regular" w:eastAsia="Charis SIL Regular"/>
+          <w:b w:val="0"/>
+          <w:i w:val="0"/>
+          <w:color w:val="0000FF"/>
+          <w:sz w:val="24"/>
+          <w:u w:val="single"/>
+        </w:rPr>
+        <w:hyperlink r:id="rId9" w:history="1">
+          <w:r>
+            <w:rPr>
+              <w:rStyle w:val="Hyperlink"/>
+            </w:rPr>
+            <w:t>oloniale</w:t>
+          </w:r>
+        </w:hyperlink>
+      </w:r>
+      <w:r>
+        <w:rPr>
+          <w:rFonts w:ascii="Charis SIL Regular" w:hAnsi="Charis SIL Regular" w:eastAsia="Charis SIL Regular"/>
+          <w:b w:val="0"/>
+          <w:i w:val="0"/>
+          <w:color w:val="0000FF"/>
+          <w:sz w:val="24"/>
+          <w:u w:val="single"/>
+        </w:rPr>
+        <w:t xml:space="preserve"> </w:t>
+      </w:r>
+      <w:r>
+        <w:rPr>
+          <w:rFonts w:ascii="Charis SIL Regular" w:hAnsi="Charis SIL Regular" w:eastAsia="Charis SIL Regular"/>
+          <w:b w:val="0"/>
+          <w:i w:val="0"/>
+          <w:color w:val="0000FF"/>
+          <w:sz w:val="24"/>
+          <w:u w:val="single"/>
+        </w:rPr>
+        <w:hyperlink r:id="rId9" w:history="1">
+          <w:r>
+            <w:rPr>
+              <w:rStyle w:val="Hyperlink"/>
+            </w:rPr>
+            <w:t>co</w:t>
+          </w:r>
+        </w:hyperlink>
+      </w:r>
+      <w:r>
+        <w:rPr>
+          <w:rFonts w:ascii="Charis SIL Regular" w:hAnsi="Charis SIL Regular" w:eastAsia="Charis SIL Regular"/>
+          <w:b w:val="0"/>
+          <w:i w:val="0"/>
+          <w:color w:val="0000FF"/>
+          <w:sz w:val="24"/>
+          <w:u w:val="single"/>
+        </w:rPr>
+        <w:hyperlink r:id="rId9" w:history="1">
+          <w:r>
+            <w:rPr>
+              <w:rStyle w:val="Hyperlink"/>
+            </w:rPr>
+            <w:t>ntext.</w:t>
+          </w:r>
+        </w:hyperlink>
+      </w:r>
+      <w:r>
+        <w:rPr>
+          <w:rFonts w:ascii="Charis SIL Regular" w:hAnsi="Charis SIL Regular" w:eastAsia="Charis SIL Regular"/>
+          <w:b w:val="0"/>
+          <w:i w:val="0"/>
+          <w:color w:val="0000FF"/>
+          <w:sz w:val="24"/>
+          <w:u w:val="single"/>
+        </w:rPr>
+        <w:t xml:space="preserve"> </w:t>
+      </w:r>
+      <w:r>
+        <w:rPr>
+          <w:rFonts w:ascii="Charis SIL Regular" w:hAnsi="Charis SIL Regular" w:eastAsia="Charis SIL Regular"/>
+          <w:b w:val="0"/>
+          <w:i w:val="0"/>
+          <w:color w:val="0000FF"/>
+          <w:sz w:val="24"/>
+          <w:u w:val="single"/>
+        </w:rPr>
+        <w:hyperlink r:id="rId10" w:history="1">
+          <w:r>
+            <w:rPr>
+              <w:rStyle w:val="Hyperlink"/>
+            </w:rPr>
+            <w:t>E</w:t>
+          </w:r>
+        </w:hyperlink>
+      </w:r>
+      <w:r>
+        <w:rPr>
+          <w:rFonts w:ascii="Charis SIL Regular" w:hAnsi="Charis SIL Regular" w:eastAsia="Charis SIL Regular"/>
+          <w:b w:val="0"/>
+          <w:i w:val="0"/>
+          <w:color w:val="0000FF"/>
+          <w:sz w:val="24"/>
+          <w:u w:val="single"/>
+        </w:rPr>
+        <w:hyperlink r:id="rId10" w:history="1">
+          <w:r>
+            <w:rPr>
+              <w:rStyle w:val="Hyperlink"/>
+            </w:rPr>
+            <w:t>e</w:t>
+          </w:r>
+        </w:hyperlink>
+      </w:r>
+      <w:r>
+        <w:rPr>
+          <w:rFonts w:ascii="Charis SIL Regular" w:hAnsi="Charis SIL Regular" w:eastAsia="Charis SIL Regular"/>
+          <w:b w:val="0"/>
+          <w:i w:val="0"/>
+          <w:color w:val="0000FF"/>
+          <w:sz w:val="24"/>
+          <w:u w:val="single"/>
+        </w:rPr>
         <w:hyperlink r:id="rId9" w:history="1">
           <w:r>
             <w:rPr>
@@ -939,223 +1156,6 @@
             <w:rPr>
               <w:rStyle w:val="Hyperlink"/>
             </w:rPr>
-            <w:t>uit</w:t>
-          </w:r>
-        </w:hyperlink>
-      </w:r>
-      <w:r>
-        <w:rPr>
-          <w:rFonts w:ascii="Charis SIL Regular" w:hAnsi="Charis SIL Regular" w:eastAsia="Charis SIL Regular"/>
-          <w:b w:val="0"/>
-          <w:i w:val="0"/>
-          <w:color w:val="0000FF"/>
-          <w:sz w:val="24"/>
-          <w:u w:val="single"/>
-        </w:rPr>
-        <w:t xml:space="preserve"> </w:t>
-      </w:r>
-      <w:r>
-        <w:rPr>
-          <w:rFonts w:ascii="Charis SIL Regular" w:hAnsi="Charis SIL Regular" w:eastAsia="Charis SIL Regular"/>
-          <w:b w:val="0"/>
-          <w:i w:val="0"/>
-          <w:color w:val="0000FF"/>
-          <w:sz w:val="24"/>
-          <w:u w:val="single"/>
-        </w:rPr>
-        <w:hyperlink r:id="rId9" w:history="1">
-          <w:r>
-            <w:rPr>
-              <w:rStyle w:val="Hyperlink"/>
-            </w:rPr>
-            <w:t>een</w:t>
-          </w:r>
-        </w:hyperlink>
-      </w:r>
-      <w:r>
-        <w:rPr>
-          <w:rFonts w:ascii="Charis SIL Regular" w:hAnsi="Charis SIL Regular" w:eastAsia="Charis SIL Regular"/>
-          <w:b w:val="0"/>
-          <w:i w:val="0"/>
-          <w:color w:val="0000FF"/>
-          <w:sz w:val="24"/>
-          <w:u w:val="single"/>
-        </w:rPr>
-        <w:t xml:space="preserve"> </w:t>
-      </w:r>
-      <w:r>
-        <w:rPr>
-          <w:rFonts w:ascii="Charis SIL Regular" w:hAnsi="Charis SIL Regular" w:eastAsia="Charis SIL Regular"/>
-          <w:b w:val="0"/>
-          <w:i w:val="0"/>
-          <w:color w:val="0000FF"/>
-          <w:sz w:val="24"/>
-          <w:u w:val="single"/>
-        </w:rPr>
-        <w:hyperlink r:id="rId9" w:history="1">
-          <w:r>
-            <w:rPr>
-              <w:rStyle w:val="Hyperlink"/>
-            </w:rPr>
-            <w:t>k</w:t>
-          </w:r>
-        </w:hyperlink>
-      </w:r>
-      <w:r>
-        <w:rPr>
-          <w:rFonts w:ascii="Charis SIL Regular" w:hAnsi="Charis SIL Regular" w:eastAsia="Charis SIL Regular"/>
-          <w:b w:val="0"/>
-          <w:i w:val="0"/>
-          <w:color w:val="0000FF"/>
-          <w:sz w:val="24"/>
-          <w:u w:val="single"/>
-        </w:rPr>
-        <w:hyperlink r:id="rId9" w:history="1">
-          <w:r>
-            <w:rPr>
-              <w:rStyle w:val="Hyperlink"/>
-            </w:rPr>
-            <w:t>oloniale</w:t>
-          </w:r>
-        </w:hyperlink>
-      </w:r>
-      <w:r>
-        <w:rPr>
-          <w:rFonts w:ascii="Charis SIL Regular" w:hAnsi="Charis SIL Regular" w:eastAsia="Charis SIL Regular"/>
-          <w:b w:val="0"/>
-          <w:i w:val="0"/>
-          <w:color w:val="0000FF"/>
-          <w:sz w:val="24"/>
-          <w:u w:val="single"/>
-        </w:rPr>
-        <w:t xml:space="preserve"> </w:t>
-      </w:r>
-      <w:r>
-        <w:rPr>
-          <w:rFonts w:ascii="Charis SIL Regular" w:hAnsi="Charis SIL Regular" w:eastAsia="Charis SIL Regular"/>
-          <w:b w:val="0"/>
-          <w:i w:val="0"/>
-          <w:color w:val="0000FF"/>
-          <w:sz w:val="24"/>
-          <w:u w:val="single"/>
-        </w:rPr>
-        <w:hyperlink r:id="rId9" w:history="1">
-          <w:r>
-            <w:rPr>
-              <w:rStyle w:val="Hyperlink"/>
-            </w:rPr>
-            <w:t>co</w:t>
-          </w:r>
-        </w:hyperlink>
-      </w:r>
-      <w:r>
-        <w:rPr>
-          <w:rFonts w:ascii="Charis SIL Regular" w:hAnsi="Charis SIL Regular" w:eastAsia="Charis SIL Regular"/>
-          <w:b w:val="0"/>
-          <w:i w:val="0"/>
-          <w:color w:val="0000FF"/>
-          <w:sz w:val="24"/>
-          <w:u w:val="single"/>
-        </w:rPr>
-        <w:hyperlink r:id="rId9" w:history="1">
-          <w:r>
-            <w:rPr>
-              <w:rStyle w:val="Hyperlink"/>
-            </w:rPr>
-            <w:t>ntext.</w:t>
-          </w:r>
-        </w:hyperlink>
-      </w:r>
-      <w:r>
-        <w:rPr>
-          <w:rFonts w:ascii="Charis SIL Regular" w:hAnsi="Charis SIL Regular" w:eastAsia="Charis SIL Regular"/>
-          <w:b w:val="0"/>
-          <w:i w:val="0"/>
-          <w:color w:val="0000FF"/>
-          <w:sz w:val="24"/>
-          <w:u w:val="single"/>
-        </w:rPr>
-        <w:t xml:space="preserve"> </w:t>
-      </w:r>
-      <w:r>
-        <w:rPr>
-          <w:rFonts w:ascii="Charis SIL Regular" w:hAnsi="Charis SIL Regular" w:eastAsia="Charis SIL Regular"/>
-          <w:b w:val="0"/>
-          <w:i w:val="0"/>
-          <w:color w:val="0000FF"/>
-          <w:sz w:val="24"/>
-          <w:u w:val="single"/>
-        </w:rPr>
-        <w:hyperlink r:id="rId9" w:history="1">
-          <w:r>
-            <w:rPr>
-              <w:rStyle w:val="Hyperlink"/>
-            </w:rPr>
-            <w:t>E</w:t>
-          </w:r>
-        </w:hyperlink>
-      </w:r>
-      <w:r>
-        <w:rPr>
-          <w:rFonts w:ascii="Charis SIL Regular" w:hAnsi="Charis SIL Regular" w:eastAsia="Charis SIL Regular"/>
-          <w:b w:val="0"/>
-          <w:i w:val="0"/>
-          <w:color w:val="0000FF"/>
-          <w:sz w:val="24"/>
-          <w:u w:val="single"/>
-        </w:rPr>
-        <w:hyperlink r:id="rId9" w:history="1">
-          <w:r>
-            <w:rPr>
-              <w:rStyle w:val="Hyperlink"/>
-            </w:rPr>
-            <w:t>e</w:t>
-          </w:r>
-        </w:hyperlink>
-      </w:r>
-      <w:r>
-        <w:rPr>
-          <w:rFonts w:ascii="Charis SIL Regular" w:hAnsi="Charis SIL Regular" w:eastAsia="Charis SIL Regular"/>
-          <w:b w:val="0"/>
-          <w:i w:val="0"/>
-          <w:color w:val="0000FF"/>
-          <w:sz w:val="24"/>
-          <w:u w:val="single"/>
-        </w:rPr>
-        <w:hyperlink r:id="rId9" w:history="1">
-          <w:r>
-            <w:rPr>
-              <w:rStyle w:val="Hyperlink"/>
-            </w:rPr>
-            <w:t>n</w:t>
-          </w:r>
-        </w:hyperlink>
-      </w:r>
-      <w:r>
-        <w:rPr>
-          <w:rFonts w:ascii="Charis SIL Regular" w:hAnsi="Charis SIL Regular" w:eastAsia="Charis SIL Regular"/>
-          <w:b w:val="0"/>
-          <w:i w:val="0"/>
-          <w:color w:val="0000FF"/>
-          <w:sz w:val="24"/>
-          <w:u w:val="single"/>
-        </w:rPr>
-        <w:t xml:space="preserve"> </w:t>
-      </w:r>
-      <w:r>
-        <w:rPr>
-          <w:rFonts w:ascii="Charis SIL Regular" w:hAnsi="Charis SIL Regular" w:eastAsia="Charis SIL Regular"/>
-          <w:b w:val="0"/>
-          <w:i w:val="0"/>
-          <w:color w:val="0000FF"/>
-          <w:sz w:val="24"/>
-          <w:u w:val="single"/>
-        </w:rPr>
-        <w:hyperlink r:id="rId9" w:history="1">
-          <w:r>
-            <w:rPr>
-              <w:rStyle w:val="Hyperlink"/>
-            </w:rPr>
             <w:t>handre</w:t>
           </w:r>
         </w:hyperlink>
@@ -1196,241 +1196,7 @@
           <w:color w:val="000000"/>
           <w:sz w:val="24"/>
         </w:rPr>
-        <w:t>de Rijksdie</w:t>
-      </w:r>
-      <w:r>
-        <w:rPr>
-          <w:u w:val="single" w:color="0000ff"/>
-          <w:rFonts w:ascii="Charis SIL Regular" w:hAnsi="Charis SIL Regular" w:eastAsia="Charis SIL Regular"/>
-          <w:b w:val="0"/>
-          <w:i w:val="0"/>
-          <w:color w:val="000000"/>
-          <w:sz w:val="24"/>
-        </w:rPr>
-        <w:hyperlink r:id="rId10" w:history="1">
-          <w:r>
-            <w:rPr>
-              <w:rStyle w:val="Hyperlink"/>
-            </w:rPr>
-            <w:t>nst voor het Culture</w:t>
-          </w:r>
-        </w:hyperlink>
-      </w:r>
-      <w:r>
-        <w:rPr>
-          <w:u w:val="single" w:color="0000ff"/>
-          <w:rFonts w:ascii="Charis SIL Regular" w:hAnsi="Charis SIL Regular" w:eastAsia="Charis SIL Regular"/>
-          <w:b w:val="0"/>
-          <w:i w:val="0"/>
-          <w:color w:val="000000"/>
-          <w:sz w:val="24"/>
-        </w:rPr>
-        <w:hyperlink r:id="rId10" w:history="1">
-          <w:r>
-            <w:rPr>
-              <w:rStyle w:val="Hyperlink"/>
-            </w:rPr>
-            <w:t>e</w:t>
-          </w:r>
-        </w:hyperlink>
-      </w:r>
-      <w:r>
-        <w:rPr>
-          <w:u w:val="single" w:color="0000ff"/>
-          <w:rFonts w:ascii="Charis SIL Regular" w:hAnsi="Charis SIL Regular" w:eastAsia="Charis SIL Regular"/>
-          <w:b w:val="0"/>
-          <w:i w:val="0"/>
-          <w:color w:val="000000"/>
-          <w:sz w:val="24"/>
-        </w:rPr>
-        <w:hyperlink r:id="rId10" w:history="1">
-          <w:r>
-            <w:rPr>
-              <w:rStyle w:val="Hyperlink"/>
-            </w:rPr>
-            <w:t>l Erf</w:t>
-          </w:r>
-        </w:hyperlink>
-      </w:r>
-      <w:r>
-        <w:rPr>
-          <w:u w:val="single" w:color="0000ff"/>
-          <w:rFonts w:ascii="Charis SIL Regular" w:hAnsi="Charis SIL Regular" w:eastAsia="Charis SIL Regular"/>
-          <w:b w:val="0"/>
-          <w:i w:val="0"/>
-          <w:color w:val="000000"/>
-          <w:sz w:val="24"/>
-        </w:rPr>
-        <w:hyperlink r:id="rId10" w:history="1">
-          <w:r>
-            <w:rPr>
-              <w:rStyle w:val="Hyperlink"/>
-            </w:rPr>
-            <w:t>g</w:t>
-          </w:r>
-        </w:hyperlink>
-      </w:r>
-      <w:r>
-        <w:rPr>
-          <w:u w:val="single" w:color="0000ff"/>
-          <w:rFonts w:ascii="Charis SIL Regular" w:hAnsi="Charis SIL Regular" w:eastAsia="Charis SIL Regular"/>
-          <w:b w:val="0"/>
-          <w:i w:val="0"/>
-          <w:color w:val="000000"/>
-          <w:sz w:val="24"/>
-        </w:rPr>
-        <w:hyperlink r:id="rId10" w:history="1">
-          <w:r>
-            <w:rPr>
-              <w:rStyle w:val="Hyperlink"/>
-            </w:rPr>
-            <w:t>oed. On</w:t>
-          </w:r>
-        </w:hyperlink>
-      </w:r>
-      <w:r>
-        <w:rPr>
-          <w:u w:val="single" w:color="0000ff"/>
-          <w:rFonts w:ascii="Charis SIL Regular" w:hAnsi="Charis SIL Regular" w:eastAsia="Charis SIL Regular"/>
-          <w:b w:val="0"/>
-          <w:i w:val="0"/>
-          <w:color w:val="000000"/>
-          <w:sz w:val="24"/>
-        </w:rPr>
-        <w:hyperlink r:id="rId10" w:history="1">
-          <w:r>
-            <w:rPr>
-              <w:rStyle w:val="Hyperlink"/>
-            </w:rPr>
-            <w:t>d</w:t>
-          </w:r>
-        </w:hyperlink>
-      </w:r>
-      <w:r>
-        <w:rPr>
-          <w:u w:val="single" w:color="0000ff"/>
-          <w:rFonts w:ascii="Charis SIL Regular" w:hAnsi="Charis SIL Regular" w:eastAsia="Charis SIL Regular"/>
-          <w:b w:val="0"/>
-          <w:i w:val="0"/>
-          <w:color w:val="000000"/>
-          <w:sz w:val="24"/>
-        </w:rPr>
-        <w:hyperlink r:id="rId10" w:history="1">
-          <w:r>
-            <w:rPr>
-              <w:rStyle w:val="Hyperlink"/>
-            </w:rPr>
-            <w:t>er</w:t>
-          </w:r>
-        </w:hyperlink>
-      </w:r>
-      <w:r>
-        <w:rPr>
-          <w:u w:val="single" w:color="0000ff"/>
-          <w:rFonts w:ascii="Charis SIL Regular" w:hAnsi="Charis SIL Regular" w:eastAsia="Charis SIL Regular"/>
-          <w:b w:val="0"/>
-          <w:i w:val="0"/>
-          <w:color w:val="000000"/>
-          <w:sz w:val="24"/>
-        </w:rPr>
-        <w:hyperlink r:id="rId10" w:history="1">
-          <w:r>
-            <w:rPr>
-              <w:rStyle w:val="Hyperlink"/>
-            </w:rPr>
-            <w:t>a</w:t>
-          </w:r>
-        </w:hyperlink>
-      </w:r>
-      <w:r>
-        <w:rPr>
-          <w:u w:val="single" w:color="0000ff"/>
-          <w:rFonts w:ascii="Charis SIL Regular" w:hAnsi="Charis SIL Regular" w:eastAsia="Charis SIL Regular"/>
-          <w:b w:val="0"/>
-          <w:i w:val="0"/>
-          <w:color w:val="000000"/>
-          <w:sz w:val="24"/>
-        </w:rPr>
-        <w:hyperlink r:id="rId10" w:history="1">
-          <w:r>
-            <w:rPr>
-              <w:rStyle w:val="Hyperlink"/>
-            </w:rPr>
-            <w:t xml:space="preserve">an </w:t>
-          </w:r>
-        </w:hyperlink>
-      </w:r>
-      <w:r>
-        <w:rPr>
-          <w:u w:val="single" w:color="0000ff"/>
-          <w:rFonts w:ascii="Charis SIL Regular" w:hAnsi="Charis SIL Regular" w:eastAsia="Charis SIL Regular"/>
-          <w:b w:val="0"/>
-          <w:i w:val="0"/>
-          <w:color w:val="000000"/>
-          <w:sz w:val="24"/>
-        </w:rPr>
-        <w:hyperlink r:id="rId10" w:history="1">
-          <w:r>
-            <w:rPr>
-              <w:rStyle w:val="Hyperlink"/>
-            </w:rPr>
-            <w:t>d</w:t>
-          </w:r>
-        </w:hyperlink>
-      </w:r>
-      <w:r>
-        <w:rPr>
-          <w:u w:val="single" w:color="0000ff"/>
-          <w:rFonts w:ascii="Charis SIL Regular" w:hAnsi="Charis SIL Regular" w:eastAsia="Charis SIL Regular"/>
-          <w:b w:val="0"/>
-          <w:i w:val="0"/>
-          <w:color w:val="000000"/>
-          <w:sz w:val="24"/>
-        </w:rPr>
-        <w:hyperlink r:id="rId10" w:history="1">
-          <w:r>
-            <w:rPr>
-              <w:rStyle w:val="Hyperlink"/>
-            </w:rPr>
-            <w:t>eze zoek</w:t>
-          </w:r>
-        </w:hyperlink>
-      </w:r>
-      <w:r>
-        <w:rPr>
-          <w:u w:val="single" w:color="0000ff"/>
-          <w:rFonts w:ascii="Charis SIL Regular" w:hAnsi="Charis SIL Regular" w:eastAsia="Charis SIL Regular"/>
-          <w:b w:val="0"/>
-          <w:i w:val="0"/>
-          <w:color w:val="000000"/>
-          <w:sz w:val="24"/>
-        </w:rPr>
-        <w:hyperlink r:id="rId10" w:history="1">
-          <w:r>
-            <w:rPr>
-              <w:rStyle w:val="Hyperlink"/>
-            </w:rPr>
-            <w:t>h</w:t>
-          </w:r>
-        </w:hyperlink>
-      </w:r>
-      <w:r>
-        <w:rPr>
-          <w:u w:val="single" w:color="0000ff"/>
-          <w:rFonts w:ascii="Charis SIL Regular" w:hAnsi="Charis SIL Regular" w:eastAsia="Charis SIL Regular"/>
-          <w:b w:val="0"/>
-          <w:i w:val="0"/>
-          <w:color w:val="000000"/>
-          <w:sz w:val="24"/>
-        </w:rPr>
-        <w:hyperlink r:id="rId10" w:history="1">
-          <w:r>
-            <w:rPr>
-              <w:rStyle w:val="Hyperlink"/>
-            </w:rPr>
-            <w:t>ulp vind</w:t>
-          </w:r>
-        </w:hyperlink>
+        <w:t>de Rijksdienst voor het Cultureel Erfgoed. Onderaan deze zoekhulp vind</w:t>
       </w:r>
       <w:r>
         <w:rPr>
@@ -2535,14 +2301,7 @@
           <w:color w:val="000000"/>
           <w:sz w:val="24"/>
         </w:rPr>
-        <w:hyperlink r:id="rId12" w:history="1">
-          <w:r>
-            <w:rPr>
-              <w:rStyle w:val="Hyperlink"/>
-            </w:rPr>
-            <w:t xml:space="preserve">de zoekhulp </w:t>
-          </w:r>
-        </w:hyperlink>
+        <w:t xml:space="preserve">de zoekhulp </w:t>
       </w:r>
       <w:r>
         <w:rPr>
@@ -2553,7 +2312,7 @@
           <w:sz w:val="24"/>
           <w:u w:val="single"/>
         </w:rPr>
-        <w:hyperlink r:id="rId12" w:history="1">
+        <w:hyperlink r:id="rId13" w:history="1">
           <w:r>
             <w:rPr>
               <w:rStyle w:val="Hyperlink"/>
@@ -2571,7 +2330,7 @@
           <w:sz w:val="24"/>
           <w:u w:val="single"/>
         </w:rPr>
-        <w:hyperlink r:id="rId12" w:history="1">
+        <w:hyperlink r:id="rId13" w:history="1">
           <w:r>
             <w:rPr>
               <w:rStyle w:val="Hyperlink"/>
@@ -2589,7 +2348,7 @@
           <w:sz w:val="24"/>
           <w:u w:val="single"/>
         </w:rPr>
-        <w:hyperlink r:id="rId12" w:history="1">
+        <w:hyperlink r:id="rId13" w:history="1">
           <w:r>
             <w:rPr>
               <w:rStyle w:val="Hyperlink"/>
@@ -2618,7 +2377,7 @@
           <w:sz w:val="24"/>
           <w:u w:val="single"/>
         </w:rPr>
-        <w:hyperlink r:id="rId12" w:history="1">
+        <w:hyperlink r:id="rId13" w:history="1">
           <w:r>
             <w:rPr>
               <w:rStyle w:val="Hyperlink"/>
@@ -2694,7 +2453,7 @@
           <w:sz w:val="24"/>
           <w:u w:val="single"/>
         </w:rPr>
-        <w:hyperlink r:id="rId13" w:history="1">
+        <w:hyperlink r:id="rId12" w:history="1">
           <w:r>
             <w:rPr>
               <w:rStyle w:val="Hyperlink"/>
@@ -2712,7 +2471,7 @@
           <w:sz w:val="24"/>
           <w:u w:val="single"/>
         </w:rPr>
-        <w:hyperlink r:id="rId13" w:history="1">
+        <w:hyperlink r:id="rId12" w:history="1">
           <w:r>
             <w:rPr>
               <w:rStyle w:val="Hyperlink"/>
@@ -2730,7 +2489,7 @@
           <w:sz w:val="24"/>
           <w:u w:val="single"/>
         </w:rPr>
-        <w:hyperlink r:id="rId13" w:history="1">
+        <w:hyperlink r:id="rId12" w:history="1">
           <w:r>
             <w:rPr>
               <w:rStyle w:val="Hyperlink"/>
@@ -2748,7 +2507,7 @@
           <w:sz w:val="24"/>
           <w:u w:val="single"/>
         </w:rPr>
-        <w:hyperlink r:id="rId13" w:history="1">
+        <w:hyperlink r:id="rId12" w:history="1">
           <w:r>
             <w:rPr>
               <w:rStyle w:val="Hyperlink"/>
@@ -2777,7 +2536,7 @@
           <w:sz w:val="24"/>
           <w:u w:val="single"/>
         </w:rPr>
-        <w:hyperlink r:id="rId13" w:history="1">
+        <w:hyperlink r:id="rId12" w:history="1">
           <w:r>
             <w:rPr>
               <w:rStyle w:val="Hyperlink"/>
@@ -4391,7 +4150,24 @@
           <w:color w:val="000000"/>
           <w:sz w:val="24"/>
         </w:rPr>
-        <w:t xml:space="preserve">y, Konstantin Akinsha and Amy L. Walsh, </w:t>
+        <w:hyperlink r:id="rId10" w:history="1">
+          <w:r>
+            <w:rPr>
+              <w:rStyle w:val="Hyperlink"/>
+            </w:rPr>
+            <w:t>y, Konstant</w:t>
+          </w:r>
+        </w:hyperlink>
+      </w:r>
+      <w:r>
+        <w:rPr>
+          <w:rFonts w:ascii="Charis SIL Regular" w:hAnsi="Charis SIL Regular" w:eastAsia="Charis SIL Regular"/>
+          <w:b w:val="0"/>
+          <w:i w:val="0"/>
+          <w:color w:val="000000"/>
+          <w:sz w:val="24"/>
+        </w:rPr>
+        <w:t xml:space="preserve">in Akinsha and Amy L. Walsh, </w:t>
       </w:r>
       <w:r>
         <w:rPr>

--- a/EXPORTS/DOCX/published/niveau1/Dutch/DoingResearch.docx
+++ b/EXPORTS/DOCX/published/niveau1/Dutch/DoingResearch.docx
@@ -3249,7 +3249,101 @@
           <w:sz w:val="24"/>
           <w:u w:val="single"/>
         </w:rPr>
-        <w:t>Cultural Objects and Collectio</w:t>
+        <w:hyperlink r:id="rId16" w:history="1">
+          <w:r>
+            <w:rPr>
+              <w:rStyle w:val="Hyperlink"/>
+            </w:rPr>
+            <w:t>Cultural</w:t>
+          </w:r>
+        </w:hyperlink>
+      </w:r>
+      <w:r>
+        <w:rPr>
+          <w:rFonts w:ascii="Charis SIL Italic" w:hAnsi="Charis SIL Italic" w:eastAsia="Charis SIL Italic"/>
+          <w:b w:val="0"/>
+          <w:i/>
+          <w:color w:val="0000FF"/>
+          <w:sz w:val="24"/>
+          <w:u w:val="single"/>
+        </w:rPr>
+        <w:t xml:space="preserve"> </w:t>
+      </w:r>
+      <w:r>
+        <w:rPr>
+          <w:rFonts w:ascii="Charis SIL Italic" w:hAnsi="Charis SIL Italic" w:eastAsia="Charis SIL Italic"/>
+          <w:b w:val="0"/>
+          <w:i/>
+          <w:color w:val="0000FF"/>
+          <w:sz w:val="24"/>
+          <w:u w:val="single"/>
+        </w:rPr>
+        <w:hyperlink r:id="rId16" w:history="1">
+          <w:r>
+            <w:rPr>
+              <w:rStyle w:val="Hyperlink"/>
+            </w:rPr>
+            <w:t>Objects</w:t>
+          </w:r>
+        </w:hyperlink>
+      </w:r>
+      <w:r>
+        <w:rPr>
+          <w:rFonts w:ascii="Charis SIL Italic" w:hAnsi="Charis SIL Italic" w:eastAsia="Charis SIL Italic"/>
+          <w:b w:val="0"/>
+          <w:i/>
+          <w:color w:val="0000FF"/>
+          <w:sz w:val="24"/>
+          <w:u w:val="single"/>
+        </w:rPr>
+        <w:t xml:space="preserve"> </w:t>
+      </w:r>
+      <w:r>
+        <w:rPr>
+          <w:rFonts w:ascii="Charis SIL Italic" w:hAnsi="Charis SIL Italic" w:eastAsia="Charis SIL Italic"/>
+          <w:b w:val="0"/>
+          <w:i/>
+          <w:color w:val="0000FF"/>
+          <w:sz w:val="24"/>
+          <w:u w:val="single"/>
+        </w:rPr>
+        <w:hyperlink r:id="rId16" w:history="1">
+          <w:r>
+            <w:rPr>
+              <w:rStyle w:val="Hyperlink"/>
+            </w:rPr>
+            <w:t>and</w:t>
+          </w:r>
+        </w:hyperlink>
+      </w:r>
+      <w:r>
+        <w:rPr>
+          <w:rFonts w:ascii="Charis SIL Italic" w:hAnsi="Charis SIL Italic" w:eastAsia="Charis SIL Italic"/>
+          <w:b w:val="0"/>
+          <w:i/>
+          <w:color w:val="0000FF"/>
+          <w:sz w:val="24"/>
+          <w:u w:val="single"/>
+        </w:rPr>
+        <w:t xml:space="preserve"> </w:t>
+      </w:r>
+      <w:r>
+        <w:rPr>
+          <w:rFonts w:ascii="Charis SIL Italic" w:hAnsi="Charis SIL Italic" w:eastAsia="Charis SIL Italic"/>
+          <w:b w:val="0"/>
+          <w:i/>
+          <w:color w:val="0000FF"/>
+          <w:sz w:val="24"/>
+          <w:u w:val="single"/>
+        </w:rPr>
+        <w:hyperlink r:id="rId16" w:history="1">
+          <w:r>
+            <w:rPr>
+              <w:rStyle w:val="Hyperlink"/>
+            </w:rPr>
+            <w:t>Collectio</w:t>
+          </w:r>
+        </w:hyperlink>
       </w:r>
       <w:r>
         <w:rPr>

--- a/EXPORTS/DOCX/published/niveau1/Dutch/DoingResearch.docx
+++ b/EXPORTS/DOCX/published/niveau1/Dutch/DoingResearch.docx
@@ -337,7 +337,7 @@
             <w:rPr>
               <w:rStyle w:val="Hyperlink"/>
             </w:rPr>
-            <w:t>significanc</w:t>
+            <w:t>significan</w:t>
           </w:r>
         </w:hyperlink>
       </w:r>
@@ -348,7 +348,23 @@
           <w:i/>
           <w:color w:val="0000FF"/>
           <w:sz w:val="24"/>
-          <w:u w:val="single"/>
+        </w:rPr>
+        <w:hyperlink r:id="rId9" w:history="1">
+          <w:r>
+            <w:rPr>
+              <w:rStyle w:val="Hyperlink"/>
+            </w:rPr>
+            <w:t>c</w:t>
+          </w:r>
+        </w:hyperlink>
+      </w:r>
+      <w:r>
+        <w:rPr>
+          <w:rFonts w:ascii="Charis SIL Italic" w:hAnsi="Charis SIL Italic" w:eastAsia="Charis SIL Italic"/>
+          <w:b w:val="0"/>
+          <w:i/>
+          <w:color w:val="0000FF"/>
+          <w:sz w:val="24"/>
         </w:rPr>
         <w:t>e</w:t>
       </w:r>
@@ -388,6 +404,7 @@
           <w:i/>
           <w:color w:val="0000FF"/>
           <w:sz w:val="24"/>
+          <w:u w:val="single"/>
         </w:rPr>
         <w:t xml:space="preserve"> </w:t>
       </w:r>
@@ -721,7 +738,7 @@
           <w:sz w:val="24"/>
           <w:u w:val="single"/>
         </w:rPr>
-        <w:hyperlink r:id="rId10" w:history="1">
+        <w:hyperlink r:id="rId9" w:history="1">
           <w:r>
             <w:rPr>
               <w:rStyle w:val="Hyperlink"/>
@@ -739,7 +756,7 @@
           <w:sz w:val="24"/>
           <w:u w:val="single"/>
         </w:rPr>
-        <w:hyperlink r:id="rId10" w:history="1">
+        <w:hyperlink r:id="rId9" w:history="1">
           <w:r>
             <w:rPr>
               <w:rStyle w:val="Hyperlink"/>
@@ -756,6 +773,474 @@
           <w:color w:val="0000FF"/>
           <w:sz w:val="24"/>
           <w:u w:val="single"/>
+        </w:rPr>
+        <w:hyperlink r:id="rId9" w:history="1">
+          <w:r>
+            <w:rPr>
+              <w:rStyle w:val="Hyperlink"/>
+            </w:rPr>
+            <w:t>e</w:t>
+          </w:r>
+        </w:hyperlink>
+      </w:r>
+      <w:r>
+        <w:rPr>
+          <w:rFonts w:ascii="Charis SIL Regular" w:hAnsi="Charis SIL Regular" w:eastAsia="Charis SIL Regular"/>
+          <w:b w:val="0"/>
+          <w:i w:val="0"/>
+          <w:color w:val="0000FF"/>
+          <w:sz w:val="24"/>
+          <w:u w:val="single"/>
+        </w:rPr>
+        <w:hyperlink r:id="rId9" w:history="1">
+          <w:r>
+            <w:rPr>
+              <w:rStyle w:val="Hyperlink"/>
+            </w:rPr>
+            <w:t>rzoek</w:t>
+          </w:r>
+        </w:hyperlink>
+      </w:r>
+      <w:r>
+        <w:rPr>
+          <w:rFonts w:ascii="Charis SIL Regular" w:hAnsi="Charis SIL Regular" w:eastAsia="Charis SIL Regular"/>
+          <w:b w:val="0"/>
+          <w:i w:val="0"/>
+          <w:color w:val="0000FF"/>
+          <w:sz w:val="24"/>
+          <w:u w:val="single"/>
+        </w:rPr>
+        <w:t xml:space="preserve"> </w:t>
+      </w:r>
+      <w:r>
+        <w:rPr>
+          <w:rFonts w:ascii="Charis SIL Regular" w:hAnsi="Charis SIL Regular" w:eastAsia="Charis SIL Regular"/>
+          <w:b w:val="0"/>
+          <w:i w:val="0"/>
+          <w:color w:val="0000FF"/>
+          <w:sz w:val="24"/>
+          <w:u w:val="single"/>
+        </w:rPr>
+        <w:hyperlink r:id="rId9" w:history="1">
+          <w:r>
+            <w:rPr>
+              <w:rStyle w:val="Hyperlink"/>
+            </w:rPr>
+            <w:t>n</w:t>
+          </w:r>
+        </w:hyperlink>
+      </w:r>
+      <w:r>
+        <w:rPr>
+          <w:rFonts w:ascii="Charis SIL Regular" w:hAnsi="Charis SIL Regular" w:eastAsia="Charis SIL Regular"/>
+          <w:b w:val="0"/>
+          <w:i w:val="0"/>
+          <w:color w:val="0000FF"/>
+          <w:sz w:val="24"/>
+          <w:u w:val="single"/>
+        </w:rPr>
+        <w:hyperlink r:id="rId9" w:history="1">
+          <w:r>
+            <w:rPr>
+              <w:rStyle w:val="Hyperlink"/>
+            </w:rPr>
+            <w:t>aar</w:t>
+          </w:r>
+        </w:hyperlink>
+      </w:r>
+      <w:r>
+        <w:rPr>
+          <w:rFonts w:ascii="Charis SIL Regular" w:hAnsi="Charis SIL Regular" w:eastAsia="Charis SIL Regular"/>
+          <w:b w:val="0"/>
+          <w:i w:val="0"/>
+          <w:color w:val="0000FF"/>
+          <w:sz w:val="24"/>
+          <w:u w:val="single"/>
+        </w:rPr>
+        <w:t xml:space="preserve"> </w:t>
+      </w:r>
+      <w:r>
+        <w:rPr>
+          <w:rFonts w:ascii="Charis SIL Regular" w:hAnsi="Charis SIL Regular" w:eastAsia="Charis SIL Regular"/>
+          <w:b w:val="0"/>
+          <w:i w:val="0"/>
+          <w:color w:val="0000FF"/>
+          <w:sz w:val="24"/>
+          <w:u w:val="single"/>
+        </w:rPr>
+        <w:hyperlink r:id="rId9" w:history="1">
+          <w:r>
+            <w:rPr>
+              <w:rStyle w:val="Hyperlink"/>
+            </w:rPr>
+            <w:t>ob</w:t>
+          </w:r>
+        </w:hyperlink>
+      </w:r>
+      <w:r>
+        <w:rPr>
+          <w:rFonts w:ascii="Charis SIL Regular" w:hAnsi="Charis SIL Regular" w:eastAsia="Charis SIL Regular"/>
+          <w:b w:val="0"/>
+          <w:i w:val="0"/>
+          <w:color w:val="0000FF"/>
+          <w:sz w:val="24"/>
+          <w:u w:val="single"/>
+        </w:rPr>
+        <w:hyperlink r:id="rId9" w:history="1">
+          <w:r>
+            <w:rPr>
+              <w:rStyle w:val="Hyperlink"/>
+            </w:rPr>
+            <w:t>j</w:t>
+          </w:r>
+        </w:hyperlink>
+      </w:r>
+      <w:r>
+        <w:rPr>
+          <w:rFonts w:ascii="Charis SIL Regular" w:hAnsi="Charis SIL Regular" w:eastAsia="Charis SIL Regular"/>
+          <w:b w:val="0"/>
+          <w:i w:val="0"/>
+          <w:color w:val="0000FF"/>
+          <w:sz w:val="24"/>
+          <w:u w:val="single"/>
+        </w:rPr>
+        <w:hyperlink r:id="rId9" w:history="1">
+          <w:r>
+            <w:rPr>
+              <w:rStyle w:val="Hyperlink"/>
+            </w:rPr>
+            <w:t>ecte</w:t>
+          </w:r>
+        </w:hyperlink>
+      </w:r>
+      <w:r>
+        <w:rPr>
+          <w:rFonts w:ascii="Charis SIL Regular" w:hAnsi="Charis SIL Regular" w:eastAsia="Charis SIL Regular"/>
+          <w:b w:val="0"/>
+          <w:i w:val="0"/>
+          <w:color w:val="0000FF"/>
+          <w:sz w:val="24"/>
+          <w:u w:val="single"/>
+        </w:rPr>
+        <w:hyperlink r:id="rId10" w:history="1">
+          <w:r>
+            <w:rPr>
+              <w:rStyle w:val="Hyperlink"/>
+            </w:rPr>
+            <w:t>n</w:t>
+          </w:r>
+        </w:hyperlink>
+      </w:r>
+      <w:r>
+        <w:rPr>
+          <w:rFonts w:ascii="Charis SIL Regular" w:hAnsi="Charis SIL Regular" w:eastAsia="Charis SIL Regular"/>
+          <w:b w:val="0"/>
+          <w:i w:val="0"/>
+          <w:color w:val="0000FF"/>
+          <w:sz w:val="24"/>
+          <w:u w:val="single"/>
+        </w:rPr>
+        <w:t xml:space="preserve"> </w:t>
+      </w:r>
+      <w:r>
+        <w:rPr>
+          <w:rFonts w:ascii="Charis SIL Regular" w:hAnsi="Charis SIL Regular" w:eastAsia="Charis SIL Regular"/>
+          <w:b w:val="0"/>
+          <w:i w:val="0"/>
+          <w:color w:val="0000FF"/>
+          <w:sz w:val="24"/>
+          <w:u w:val="single"/>
+        </w:rPr>
+        <w:hyperlink r:id="rId9" w:history="1">
+          <w:r>
+            <w:rPr>
+              <w:rStyle w:val="Hyperlink"/>
+            </w:rPr>
+            <w:t>uit</w:t>
+          </w:r>
+        </w:hyperlink>
+      </w:r>
+      <w:r>
+        <w:rPr>
+          <w:rFonts w:ascii="Charis SIL Regular" w:hAnsi="Charis SIL Regular" w:eastAsia="Charis SIL Regular"/>
+          <w:b w:val="0"/>
+          <w:i w:val="0"/>
+          <w:color w:val="0000FF"/>
+          <w:sz w:val="24"/>
+          <w:u w:val="single"/>
+        </w:rPr>
+        <w:t xml:space="preserve"> </w:t>
+      </w:r>
+      <w:r>
+        <w:rPr>
+          <w:rFonts w:ascii="Charis SIL Regular" w:hAnsi="Charis SIL Regular" w:eastAsia="Charis SIL Regular"/>
+          <w:b w:val="0"/>
+          <w:i w:val="0"/>
+          <w:color w:val="0000FF"/>
+          <w:sz w:val="24"/>
+          <w:u w:val="single"/>
+        </w:rPr>
+        <w:hyperlink r:id="rId9" w:history="1">
+          <w:r>
+            <w:rPr>
+              <w:rStyle w:val="Hyperlink"/>
+            </w:rPr>
+            <w:t>een</w:t>
+          </w:r>
+        </w:hyperlink>
+      </w:r>
+      <w:r>
+        <w:rPr>
+          <w:rFonts w:ascii="Charis SIL Regular" w:hAnsi="Charis SIL Regular" w:eastAsia="Charis SIL Regular"/>
+          <w:b w:val="0"/>
+          <w:i w:val="0"/>
+          <w:color w:val="0000FF"/>
+          <w:sz w:val="24"/>
+          <w:u w:val="single"/>
+        </w:rPr>
+        <w:t xml:space="preserve"> </w:t>
+      </w:r>
+      <w:r>
+        <w:rPr>
+          <w:rFonts w:ascii="Charis SIL Regular" w:hAnsi="Charis SIL Regular" w:eastAsia="Charis SIL Regular"/>
+          <w:b w:val="0"/>
+          <w:i w:val="0"/>
+          <w:color w:val="0000FF"/>
+          <w:sz w:val="24"/>
+          <w:u w:val="single"/>
+        </w:rPr>
+        <w:hyperlink r:id="rId10" w:history="1">
+          <w:r>
+            <w:rPr>
+              <w:rStyle w:val="Hyperlink"/>
+            </w:rPr>
+            <w:t>k</w:t>
+          </w:r>
+        </w:hyperlink>
+      </w:r>
+      <w:r>
+        <w:rPr>
+          <w:rFonts w:ascii="Charis SIL Regular" w:hAnsi="Charis SIL Regular" w:eastAsia="Charis SIL Regular"/>
+          <w:b w:val="0"/>
+          <w:i w:val="0"/>
+          <w:color w:val="0000FF"/>
+          <w:sz w:val="24"/>
+          <w:u w:val="single"/>
+        </w:rPr>
+        <w:hyperlink r:id="rId10" w:history="1">
+          <w:r>
+            <w:rPr>
+              <w:rStyle w:val="Hyperlink"/>
+            </w:rPr>
+            <w:t>oloniale</w:t>
+          </w:r>
+        </w:hyperlink>
+      </w:r>
+      <w:r>
+        <w:rPr>
+          <w:rFonts w:ascii="Charis SIL Regular" w:hAnsi="Charis SIL Regular" w:eastAsia="Charis SIL Regular"/>
+          <w:b w:val="0"/>
+          <w:i w:val="0"/>
+          <w:color w:val="0000FF"/>
+          <w:sz w:val="24"/>
+          <w:u w:val="single"/>
+        </w:rPr>
+        <w:t xml:space="preserve"> </w:t>
+      </w:r>
+      <w:r>
+        <w:rPr>
+          <w:rFonts w:ascii="Charis SIL Regular" w:hAnsi="Charis SIL Regular" w:eastAsia="Charis SIL Regular"/>
+          <w:b w:val="0"/>
+          <w:i w:val="0"/>
+          <w:color w:val="0000FF"/>
+          <w:sz w:val="24"/>
+          <w:u w:val="single"/>
+        </w:rPr>
+        <w:hyperlink r:id="rId9" w:history="1">
+          <w:r>
+            <w:rPr>
+              <w:rStyle w:val="Hyperlink"/>
+            </w:rPr>
+            <w:t>co</w:t>
+          </w:r>
+        </w:hyperlink>
+      </w:r>
+      <w:r>
+        <w:rPr>
+          <w:rFonts w:ascii="Charis SIL Regular" w:hAnsi="Charis SIL Regular" w:eastAsia="Charis SIL Regular"/>
+          <w:b w:val="0"/>
+          <w:i w:val="0"/>
+          <w:color w:val="0000FF"/>
+          <w:sz w:val="24"/>
+          <w:u w:val="single"/>
+        </w:rPr>
+        <w:hyperlink r:id="rId9" w:history="1">
+          <w:r>
+            <w:rPr>
+              <w:rStyle w:val="Hyperlink"/>
+            </w:rPr>
+            <w:t>ntext.</w:t>
+          </w:r>
+        </w:hyperlink>
+      </w:r>
+      <w:r>
+        <w:rPr>
+          <w:rFonts w:ascii="Charis SIL Regular" w:hAnsi="Charis SIL Regular" w:eastAsia="Charis SIL Regular"/>
+          <w:b w:val="0"/>
+          <w:i w:val="0"/>
+          <w:color w:val="0000FF"/>
+          <w:sz w:val="24"/>
+          <w:u w:val="single"/>
+        </w:rPr>
+        <w:t xml:space="preserve"> </w:t>
+      </w:r>
+      <w:r>
+        <w:rPr>
+          <w:rFonts w:ascii="Charis SIL Regular" w:hAnsi="Charis SIL Regular" w:eastAsia="Charis SIL Regular"/>
+          <w:b w:val="0"/>
+          <w:i w:val="0"/>
+          <w:color w:val="0000FF"/>
+          <w:sz w:val="24"/>
+          <w:u w:val="single"/>
+        </w:rPr>
+        <w:hyperlink r:id="rId9" w:history="1">
+          <w:r>
+            <w:rPr>
+              <w:rStyle w:val="Hyperlink"/>
+            </w:rPr>
+            <w:t>E</w:t>
+          </w:r>
+        </w:hyperlink>
+      </w:r>
+      <w:r>
+        <w:rPr>
+          <w:rFonts w:ascii="Charis SIL Regular" w:hAnsi="Charis SIL Regular" w:eastAsia="Charis SIL Regular"/>
+          <w:b w:val="0"/>
+          <w:i w:val="0"/>
+          <w:color w:val="0000FF"/>
+          <w:sz w:val="24"/>
+          <w:u w:val="single"/>
+        </w:rPr>
+        <w:hyperlink r:id="rId9" w:history="1">
+          <w:r>
+            <w:rPr>
+              <w:rStyle w:val="Hyperlink"/>
+            </w:rPr>
+            <w:t>e</w:t>
+          </w:r>
+        </w:hyperlink>
+      </w:r>
+      <w:r>
+        <w:rPr>
+          <w:rFonts w:ascii="Charis SIL Regular" w:hAnsi="Charis SIL Regular" w:eastAsia="Charis SIL Regular"/>
+          <w:b w:val="0"/>
+          <w:i w:val="0"/>
+          <w:color w:val="0000FF"/>
+          <w:sz w:val="24"/>
+          <w:u w:val="single"/>
+        </w:rPr>
+        <w:hyperlink r:id="rId9" w:history="1">
+          <w:r>
+            <w:rPr>
+              <w:rStyle w:val="Hyperlink"/>
+            </w:rPr>
+            <w:t>n</w:t>
+          </w:r>
+        </w:hyperlink>
+      </w:r>
+      <w:r>
+        <w:rPr>
+          <w:rFonts w:ascii="Charis SIL Regular" w:hAnsi="Charis SIL Regular" w:eastAsia="Charis SIL Regular"/>
+          <w:b w:val="0"/>
+          <w:i w:val="0"/>
+          <w:color w:val="0000FF"/>
+          <w:sz w:val="24"/>
+          <w:u w:val="single"/>
+        </w:rPr>
+        <w:t xml:space="preserve"> </w:t>
+      </w:r>
+      <w:r>
+        <w:rPr>
+          <w:rFonts w:ascii="Charis SIL Regular" w:hAnsi="Charis SIL Regular" w:eastAsia="Charis SIL Regular"/>
+          <w:b w:val="0"/>
+          <w:i w:val="0"/>
+          <w:color w:val="0000FF"/>
+          <w:sz w:val="24"/>
+          <w:u w:val="single"/>
+        </w:rPr>
+        <w:hyperlink r:id="rId9" w:history="1">
+          <w:r>
+            <w:rPr>
+              <w:rStyle w:val="Hyperlink"/>
+            </w:rPr>
+            <w:t>handre</w:t>
+          </w:r>
+        </w:hyperlink>
+      </w:r>
+      <w:r>
+        <w:rPr>
+          <w:rFonts w:ascii="Charis SIL Regular" w:hAnsi="Charis SIL Regular" w:eastAsia="Charis SIL Regular"/>
+          <w:b w:val="0"/>
+          <w:i w:val="0"/>
+          <w:color w:val="0000FF"/>
+          <w:sz w:val="24"/>
+          <w:u w:val="single"/>
+        </w:rPr>
+        <w:hyperlink r:id="rId10" w:history="1">
+          <w:r>
+            <w:rPr>
+              <w:rStyle w:val="Hyperlink"/>
+            </w:rPr>
+            <w:t>iking</w:t>
+          </w:r>
+        </w:hyperlink>
+      </w:r>
+      <w:r>
+        <w:rPr>
+          <w:rFonts w:ascii="Charis SIL Regular" w:hAnsi="Charis SIL Regular" w:eastAsia="Charis SIL Regular"/>
+          <w:b w:val="0"/>
+          <w:i w:val="0"/>
+          <w:color w:val="000000"/>
+          <w:sz w:val="24"/>
+        </w:rPr>
+        <w:t xml:space="preserve"> van </w:t>
+      </w:r>
+      <w:r>
+        <w:rPr>
+          <w:rFonts w:ascii="Charis SIL Regular" w:hAnsi="Charis SIL Regular" w:eastAsia="Charis SIL Regular"/>
+          <w:b w:val="0"/>
+          <w:i w:val="0"/>
+          <w:color w:val="000000"/>
+          <w:sz w:val="24"/>
+        </w:rPr>
+        <w:t>de Rijksdie</w:t>
+      </w:r>
+      <w:r>
+        <w:rPr>
+          <w:u w:val="single" w:color="0000ff"/>
+          <w:rFonts w:ascii="Charis SIL Regular" w:hAnsi="Charis SIL Regular" w:eastAsia="Charis SIL Regular"/>
+          <w:b w:val="0"/>
+          <w:i w:val="0"/>
+          <w:color w:val="000000"/>
+          <w:sz w:val="24"/>
+        </w:rPr>
+        <w:hyperlink r:id="rId10" w:history="1">
+          <w:r>
+            <w:rPr>
+              <w:rStyle w:val="Hyperlink"/>
+            </w:rPr>
+            <w:t>nst voor het Culture</w:t>
+          </w:r>
+        </w:hyperlink>
+      </w:r>
+      <w:r>
+        <w:rPr>
+          <w:u w:val="single" w:color="0000ff"/>
+          <w:rFonts w:ascii="Charis SIL Regular" w:hAnsi="Charis SIL Regular" w:eastAsia="Charis SIL Regular"/>
+          <w:b w:val="0"/>
+          <w:i w:val="0"/>
+          <w:color w:val="000000"/>
+          <w:sz w:val="24"/>
         </w:rPr>
         <w:hyperlink r:id="rId10" w:history="1">
           <w:r>
@@ -768,435 +1253,201 @@
       </w:r>
       <w:r>
         <w:rPr>
+          <w:u w:val="single" w:color="0000ff"/>
           <w:rFonts w:ascii="Charis SIL Regular" w:hAnsi="Charis SIL Regular" w:eastAsia="Charis SIL Regular"/>
           <w:b w:val="0"/>
           <w:i w:val="0"/>
-          <w:color w:val="0000FF"/>
-          <w:sz w:val="24"/>
-          <w:u w:val="single"/>
-        </w:rPr>
-        <w:hyperlink r:id="rId9" w:history="1">
-          <w:r>
-            <w:rPr>
-              <w:rStyle w:val="Hyperlink"/>
-            </w:rPr>
-            <w:t>rzoek</w:t>
-          </w:r>
-        </w:hyperlink>
-      </w:r>
-      <w:r>
-        <w:rPr>
-          <w:rFonts w:ascii="Charis SIL Regular" w:hAnsi="Charis SIL Regular" w:eastAsia="Charis SIL Regular"/>
-          <w:b w:val="0"/>
-          <w:i w:val="0"/>
-          <w:color w:val="0000FF"/>
-          <w:sz w:val="24"/>
-          <w:u w:val="single"/>
-        </w:rPr>
-        <w:t xml:space="preserve"> </w:t>
-      </w:r>
-      <w:r>
-        <w:rPr>
-          <w:rFonts w:ascii="Charis SIL Regular" w:hAnsi="Charis SIL Regular" w:eastAsia="Charis SIL Regular"/>
-          <w:b w:val="0"/>
-          <w:i w:val="0"/>
-          <w:color w:val="0000FF"/>
-          <w:sz w:val="24"/>
-          <w:u w:val="single"/>
-        </w:rPr>
-        <w:hyperlink r:id="rId9" w:history="1">
-          <w:r>
-            <w:rPr>
-              <w:rStyle w:val="Hyperlink"/>
-            </w:rPr>
-            <w:t>n</w:t>
-          </w:r>
-        </w:hyperlink>
-      </w:r>
-      <w:r>
-        <w:rPr>
-          <w:rFonts w:ascii="Charis SIL Regular" w:hAnsi="Charis SIL Regular" w:eastAsia="Charis SIL Regular"/>
-          <w:b w:val="0"/>
-          <w:i w:val="0"/>
-          <w:color w:val="0000FF"/>
-          <w:sz w:val="24"/>
-          <w:u w:val="single"/>
-        </w:rPr>
-        <w:hyperlink r:id="rId9" w:history="1">
-          <w:r>
-            <w:rPr>
-              <w:rStyle w:val="Hyperlink"/>
-            </w:rPr>
-            <w:t>aar</w:t>
-          </w:r>
-        </w:hyperlink>
-      </w:r>
-      <w:r>
-        <w:rPr>
-          <w:rFonts w:ascii="Charis SIL Regular" w:hAnsi="Charis SIL Regular" w:eastAsia="Charis SIL Regular"/>
-          <w:b w:val="0"/>
-          <w:i w:val="0"/>
-          <w:color w:val="0000FF"/>
-          <w:sz w:val="24"/>
-          <w:u w:val="single"/>
-        </w:rPr>
-        <w:t xml:space="preserve"> </w:t>
-      </w:r>
-      <w:r>
-        <w:rPr>
-          <w:rFonts w:ascii="Charis SIL Regular" w:hAnsi="Charis SIL Regular" w:eastAsia="Charis SIL Regular"/>
-          <w:b w:val="0"/>
-          <w:i w:val="0"/>
-          <w:color w:val="0000FF"/>
-          <w:sz w:val="24"/>
-          <w:u w:val="single"/>
-        </w:rPr>
-        <w:hyperlink r:id="rId9" w:history="1">
-          <w:r>
-            <w:rPr>
-              <w:rStyle w:val="Hyperlink"/>
-            </w:rPr>
-            <w:t>ob</w:t>
-          </w:r>
-        </w:hyperlink>
-      </w:r>
-      <w:r>
-        <w:rPr>
-          <w:rFonts w:ascii="Charis SIL Regular" w:hAnsi="Charis SIL Regular" w:eastAsia="Charis SIL Regular"/>
-          <w:b w:val="0"/>
-          <w:i w:val="0"/>
-          <w:color w:val="0000FF"/>
-          <w:sz w:val="24"/>
-          <w:u w:val="single"/>
-        </w:rPr>
-        <w:hyperlink r:id="rId9" w:history="1">
-          <w:r>
-            <w:rPr>
-              <w:rStyle w:val="Hyperlink"/>
-            </w:rPr>
-            <w:t>j</w:t>
-          </w:r>
-        </w:hyperlink>
-      </w:r>
-      <w:r>
-        <w:rPr>
-          <w:rFonts w:ascii="Charis SIL Regular" w:hAnsi="Charis SIL Regular" w:eastAsia="Charis SIL Regular"/>
-          <w:b w:val="0"/>
-          <w:i w:val="0"/>
-          <w:color w:val="0000FF"/>
-          <w:sz w:val="24"/>
-          <w:u w:val="single"/>
-        </w:rPr>
-        <w:hyperlink r:id="rId9" w:history="1">
-          <w:r>
-            <w:rPr>
-              <w:rStyle w:val="Hyperlink"/>
-            </w:rPr>
-            <w:t>ecte</w:t>
-          </w:r>
-        </w:hyperlink>
-      </w:r>
-      <w:r>
-        <w:rPr>
-          <w:rFonts w:ascii="Charis SIL Regular" w:hAnsi="Charis SIL Regular" w:eastAsia="Charis SIL Regular"/>
-          <w:b w:val="0"/>
-          <w:i w:val="0"/>
-          <w:color w:val="0000FF"/>
-          <w:sz w:val="24"/>
-          <w:u w:val="single"/>
+          <w:color w:val="000000"/>
+          <w:sz w:val="24"/>
         </w:rPr>
         <w:hyperlink r:id="rId10" w:history="1">
           <w:r>
             <w:rPr>
               <w:rStyle w:val="Hyperlink"/>
             </w:rPr>
-            <w:t>n</w:t>
+            <w:t>l Erf</w:t>
           </w:r>
         </w:hyperlink>
       </w:r>
       <w:r>
         <w:rPr>
+          <w:u w:val="single" w:color="0000ff"/>
           <w:rFonts w:ascii="Charis SIL Regular" w:hAnsi="Charis SIL Regular" w:eastAsia="Charis SIL Regular"/>
           <w:b w:val="0"/>
           <w:i w:val="0"/>
-          <w:color w:val="0000FF"/>
-          <w:sz w:val="24"/>
-          <w:u w:val="single"/>
-        </w:rPr>
-        <w:t xml:space="preserve"> </w:t>
-      </w:r>
-      <w:r>
-        <w:rPr>
-          <w:rFonts w:ascii="Charis SIL Regular" w:hAnsi="Charis SIL Regular" w:eastAsia="Charis SIL Regular"/>
-          <w:b w:val="0"/>
-          <w:i w:val="0"/>
-          <w:color w:val="0000FF"/>
-          <w:sz w:val="24"/>
-          <w:u w:val="single"/>
-        </w:rPr>
-        <w:hyperlink r:id="rId9" w:history="1">
-          <w:r>
-            <w:rPr>
-              <w:rStyle w:val="Hyperlink"/>
-            </w:rPr>
-            <w:t>uit</w:t>
-          </w:r>
-        </w:hyperlink>
-      </w:r>
-      <w:r>
-        <w:rPr>
-          <w:rFonts w:ascii="Charis SIL Regular" w:hAnsi="Charis SIL Regular" w:eastAsia="Charis SIL Regular"/>
-          <w:b w:val="0"/>
-          <w:i w:val="0"/>
-          <w:color w:val="0000FF"/>
-          <w:sz w:val="24"/>
-          <w:u w:val="single"/>
-        </w:rPr>
-        <w:t xml:space="preserve"> </w:t>
-      </w:r>
-      <w:r>
-        <w:rPr>
-          <w:rFonts w:ascii="Charis SIL Regular" w:hAnsi="Charis SIL Regular" w:eastAsia="Charis SIL Regular"/>
-          <w:b w:val="0"/>
-          <w:i w:val="0"/>
-          <w:color w:val="0000FF"/>
-          <w:sz w:val="24"/>
-          <w:u w:val="single"/>
-        </w:rPr>
-        <w:hyperlink r:id="rId9" w:history="1">
-          <w:r>
-            <w:rPr>
-              <w:rStyle w:val="Hyperlink"/>
-            </w:rPr>
-            <w:t>een</w:t>
-          </w:r>
-        </w:hyperlink>
-      </w:r>
-      <w:r>
-        <w:rPr>
-          <w:rFonts w:ascii="Charis SIL Regular" w:hAnsi="Charis SIL Regular" w:eastAsia="Charis SIL Regular"/>
-          <w:b w:val="0"/>
-          <w:i w:val="0"/>
-          <w:color w:val="0000FF"/>
-          <w:sz w:val="24"/>
-          <w:u w:val="single"/>
-        </w:rPr>
-        <w:t xml:space="preserve"> </w:t>
-      </w:r>
-      <w:r>
-        <w:rPr>
-          <w:rFonts w:ascii="Charis SIL Regular" w:hAnsi="Charis SIL Regular" w:eastAsia="Charis SIL Regular"/>
-          <w:b w:val="0"/>
-          <w:i w:val="0"/>
-          <w:color w:val="0000FF"/>
-          <w:sz w:val="24"/>
-          <w:u w:val="single"/>
-        </w:rPr>
-        <w:hyperlink r:id="rId9" w:history="1">
-          <w:r>
-            <w:rPr>
-              <w:rStyle w:val="Hyperlink"/>
-            </w:rPr>
-            <w:t>k</w:t>
-          </w:r>
-        </w:hyperlink>
-      </w:r>
-      <w:r>
-        <w:rPr>
-          <w:rFonts w:ascii="Charis SIL Regular" w:hAnsi="Charis SIL Regular" w:eastAsia="Charis SIL Regular"/>
-          <w:b w:val="0"/>
-          <w:i w:val="0"/>
-          <w:color w:val="0000FF"/>
-          <w:sz w:val="24"/>
-          <w:u w:val="single"/>
-        </w:rPr>
-        <w:hyperlink r:id="rId9" w:history="1">
-          <w:r>
-            <w:rPr>
-              <w:rStyle w:val="Hyperlink"/>
-            </w:rPr>
-            <w:t>oloniale</w:t>
-          </w:r>
-        </w:hyperlink>
-      </w:r>
-      <w:r>
-        <w:rPr>
-          <w:rFonts w:ascii="Charis SIL Regular" w:hAnsi="Charis SIL Regular" w:eastAsia="Charis SIL Regular"/>
-          <w:b w:val="0"/>
-          <w:i w:val="0"/>
-          <w:color w:val="0000FF"/>
-          <w:sz w:val="24"/>
-          <w:u w:val="single"/>
-        </w:rPr>
-        <w:t xml:space="preserve"> </w:t>
-      </w:r>
-      <w:r>
-        <w:rPr>
-          <w:rFonts w:ascii="Charis SIL Regular" w:hAnsi="Charis SIL Regular" w:eastAsia="Charis SIL Regular"/>
-          <w:b w:val="0"/>
-          <w:i w:val="0"/>
-          <w:color w:val="0000FF"/>
-          <w:sz w:val="24"/>
-          <w:u w:val="single"/>
-        </w:rPr>
-        <w:hyperlink r:id="rId9" w:history="1">
-          <w:r>
-            <w:rPr>
-              <w:rStyle w:val="Hyperlink"/>
-            </w:rPr>
-            <w:t>co</w:t>
-          </w:r>
-        </w:hyperlink>
-      </w:r>
-      <w:r>
-        <w:rPr>
-          <w:rFonts w:ascii="Charis SIL Regular" w:hAnsi="Charis SIL Regular" w:eastAsia="Charis SIL Regular"/>
-          <w:b w:val="0"/>
-          <w:i w:val="0"/>
-          <w:color w:val="0000FF"/>
-          <w:sz w:val="24"/>
-          <w:u w:val="single"/>
-        </w:rPr>
-        <w:hyperlink r:id="rId9" w:history="1">
-          <w:r>
-            <w:rPr>
-              <w:rStyle w:val="Hyperlink"/>
-            </w:rPr>
-            <w:t>ntext.</w:t>
-          </w:r>
-        </w:hyperlink>
-      </w:r>
-      <w:r>
-        <w:rPr>
-          <w:rFonts w:ascii="Charis SIL Regular" w:hAnsi="Charis SIL Regular" w:eastAsia="Charis SIL Regular"/>
-          <w:b w:val="0"/>
-          <w:i w:val="0"/>
-          <w:color w:val="0000FF"/>
-          <w:sz w:val="24"/>
-          <w:u w:val="single"/>
-        </w:rPr>
-        <w:t xml:space="preserve"> </w:t>
-      </w:r>
-      <w:r>
-        <w:rPr>
-          <w:rFonts w:ascii="Charis SIL Regular" w:hAnsi="Charis SIL Regular" w:eastAsia="Charis SIL Regular"/>
-          <w:b w:val="0"/>
-          <w:i w:val="0"/>
-          <w:color w:val="0000FF"/>
-          <w:sz w:val="24"/>
-          <w:u w:val="single"/>
+          <w:color w:val="000000"/>
+          <w:sz w:val="24"/>
         </w:rPr>
         <w:hyperlink r:id="rId10" w:history="1">
           <w:r>
             <w:rPr>
               <w:rStyle w:val="Hyperlink"/>
             </w:rPr>
-            <w:t>E</w:t>
+            <w:t>g</w:t>
           </w:r>
         </w:hyperlink>
       </w:r>
       <w:r>
         <w:rPr>
+          <w:u w:val="single" w:color="0000ff"/>
           <w:rFonts w:ascii="Charis SIL Regular" w:hAnsi="Charis SIL Regular" w:eastAsia="Charis SIL Regular"/>
           <w:b w:val="0"/>
           <w:i w:val="0"/>
-          <w:color w:val="0000FF"/>
-          <w:sz w:val="24"/>
-          <w:u w:val="single"/>
+          <w:color w:val="000000"/>
+          <w:sz w:val="24"/>
         </w:rPr>
         <w:hyperlink r:id="rId10" w:history="1">
           <w:r>
             <w:rPr>
               <w:rStyle w:val="Hyperlink"/>
             </w:rPr>
-            <w:t>e</w:t>
+            <w:t>oed. On</w:t>
           </w:r>
         </w:hyperlink>
       </w:r>
       <w:r>
         <w:rPr>
+          <w:u w:val="single" w:color="0000ff"/>
           <w:rFonts w:ascii="Charis SIL Regular" w:hAnsi="Charis SIL Regular" w:eastAsia="Charis SIL Regular"/>
           <w:b w:val="0"/>
           <w:i w:val="0"/>
-          <w:color w:val="0000FF"/>
-          <w:sz w:val="24"/>
-          <w:u w:val="single"/>
-        </w:rPr>
-        <w:hyperlink r:id="rId9" w:history="1">
-          <w:r>
-            <w:rPr>
-              <w:rStyle w:val="Hyperlink"/>
-            </w:rPr>
-            <w:t>n</w:t>
-          </w:r>
-        </w:hyperlink>
-      </w:r>
-      <w:r>
-        <w:rPr>
-          <w:rFonts w:ascii="Charis SIL Regular" w:hAnsi="Charis SIL Regular" w:eastAsia="Charis SIL Regular"/>
-          <w:b w:val="0"/>
-          <w:i w:val="0"/>
-          <w:color w:val="0000FF"/>
-          <w:sz w:val="24"/>
-          <w:u w:val="single"/>
-        </w:rPr>
-        <w:t xml:space="preserve"> </w:t>
-      </w:r>
-      <w:r>
-        <w:rPr>
-          <w:rFonts w:ascii="Charis SIL Regular" w:hAnsi="Charis SIL Regular" w:eastAsia="Charis SIL Regular"/>
-          <w:b w:val="0"/>
-          <w:i w:val="0"/>
-          <w:color w:val="0000FF"/>
-          <w:sz w:val="24"/>
-          <w:u w:val="single"/>
-        </w:rPr>
-        <w:hyperlink r:id="rId9" w:history="1">
-          <w:r>
-            <w:rPr>
-              <w:rStyle w:val="Hyperlink"/>
-            </w:rPr>
-            <w:t>handre</w:t>
-          </w:r>
-        </w:hyperlink>
-      </w:r>
-      <w:r>
-        <w:rPr>
-          <w:rFonts w:ascii="Charis SIL Regular" w:hAnsi="Charis SIL Regular" w:eastAsia="Charis SIL Regular"/>
-          <w:b w:val="0"/>
-          <w:i w:val="0"/>
-          <w:color w:val="0000FF"/>
-          <w:sz w:val="24"/>
-          <w:u w:val="single"/>
+          <w:color w:val="000000"/>
+          <w:sz w:val="24"/>
         </w:rPr>
         <w:hyperlink r:id="rId10" w:history="1">
           <w:r>
             <w:rPr>
               <w:rStyle w:val="Hyperlink"/>
             </w:rPr>
-            <w:t>iking</w:t>
+            <w:t>d</w:t>
           </w:r>
         </w:hyperlink>
       </w:r>
       <w:r>
         <w:rPr>
+          <w:u w:val="single" w:color="0000ff"/>
           <w:rFonts w:ascii="Charis SIL Regular" w:hAnsi="Charis SIL Regular" w:eastAsia="Charis SIL Regular"/>
           <w:b w:val="0"/>
           <w:i w:val="0"/>
           <w:color w:val="000000"/>
           <w:sz w:val="24"/>
         </w:rPr>
-        <w:t xml:space="preserve"> van </w:t>
-      </w:r>
-      <w:r>
-        <w:rPr>
+        <w:hyperlink r:id="rId10" w:history="1">
+          <w:r>
+            <w:rPr>
+              <w:rStyle w:val="Hyperlink"/>
+            </w:rPr>
+            <w:t>er</w:t>
+          </w:r>
+        </w:hyperlink>
+      </w:r>
+      <w:r>
+        <w:rPr>
+          <w:u w:val="single" w:color="0000ff"/>
           <w:rFonts w:ascii="Charis SIL Regular" w:hAnsi="Charis SIL Regular" w:eastAsia="Charis SIL Regular"/>
           <w:b w:val="0"/>
           <w:i w:val="0"/>
           <w:color w:val="000000"/>
           <w:sz w:val="24"/>
         </w:rPr>
-        <w:t>de Rijksdienst voor het Cultureel Erfgoed. Onderaan deze zoekhulp vind</w:t>
+        <w:hyperlink r:id="rId10" w:history="1">
+          <w:r>
+            <w:rPr>
+              <w:rStyle w:val="Hyperlink"/>
+            </w:rPr>
+            <w:t>a</w:t>
+          </w:r>
+        </w:hyperlink>
+      </w:r>
+      <w:r>
+        <w:rPr>
+          <w:u w:val="single" w:color="0000ff"/>
+          <w:rFonts w:ascii="Charis SIL Regular" w:hAnsi="Charis SIL Regular" w:eastAsia="Charis SIL Regular"/>
+          <w:b w:val="0"/>
+          <w:i w:val="0"/>
+          <w:color w:val="000000"/>
+          <w:sz w:val="24"/>
+        </w:rPr>
+        <w:hyperlink r:id="rId10" w:history="1">
+          <w:r>
+            <w:rPr>
+              <w:rStyle w:val="Hyperlink"/>
+            </w:rPr>
+            <w:t xml:space="preserve">an </w:t>
+          </w:r>
+        </w:hyperlink>
+      </w:r>
+      <w:r>
+        <w:rPr>
+          <w:u w:val="single" w:color="0000ff"/>
+          <w:rFonts w:ascii="Charis SIL Regular" w:hAnsi="Charis SIL Regular" w:eastAsia="Charis SIL Regular"/>
+          <w:b w:val="0"/>
+          <w:i w:val="0"/>
+          <w:color w:val="000000"/>
+          <w:sz w:val="24"/>
+        </w:rPr>
+        <w:hyperlink r:id="rId10" w:history="1">
+          <w:r>
+            <w:rPr>
+              <w:rStyle w:val="Hyperlink"/>
+            </w:rPr>
+            <w:t>d</w:t>
+          </w:r>
+        </w:hyperlink>
+      </w:r>
+      <w:r>
+        <w:rPr>
+          <w:u w:val="single" w:color="0000ff"/>
+          <w:rFonts w:ascii="Charis SIL Regular" w:hAnsi="Charis SIL Regular" w:eastAsia="Charis SIL Regular"/>
+          <w:b w:val="0"/>
+          <w:i w:val="0"/>
+          <w:color w:val="000000"/>
+          <w:sz w:val="24"/>
+        </w:rPr>
+        <w:hyperlink r:id="rId10" w:history="1">
+          <w:r>
+            <w:rPr>
+              <w:rStyle w:val="Hyperlink"/>
+            </w:rPr>
+            <w:t>eze zoek</w:t>
+          </w:r>
+        </w:hyperlink>
+      </w:r>
+      <w:r>
+        <w:rPr>
+          <w:u w:val="single" w:color="0000ff"/>
+          <w:rFonts w:ascii="Charis SIL Regular" w:hAnsi="Charis SIL Regular" w:eastAsia="Charis SIL Regular"/>
+          <w:b w:val="0"/>
+          <w:i w:val="0"/>
+          <w:color w:val="000000"/>
+          <w:sz w:val="24"/>
+        </w:rPr>
+        <w:hyperlink r:id="rId10" w:history="1">
+          <w:r>
+            <w:rPr>
+              <w:rStyle w:val="Hyperlink"/>
+            </w:rPr>
+            <w:t>h</w:t>
+          </w:r>
+        </w:hyperlink>
+      </w:r>
+      <w:r>
+        <w:rPr>
+          <w:u w:val="single" w:color="0000ff"/>
+          <w:rFonts w:ascii="Charis SIL Regular" w:hAnsi="Charis SIL Regular" w:eastAsia="Charis SIL Regular"/>
+          <w:b w:val="0"/>
+          <w:i w:val="0"/>
+          <w:color w:val="000000"/>
+          <w:sz w:val="24"/>
+        </w:rPr>
+        <w:hyperlink r:id="rId10" w:history="1">
+          <w:r>
+            <w:rPr>
+              <w:rStyle w:val="Hyperlink"/>
+            </w:rPr>
+            <w:t>ulp vind</w:t>
+          </w:r>
+        </w:hyperlink>
       </w:r>
       <w:r>
         <w:rPr>
@@ -2330,7 +2581,7 @@
           <w:sz w:val="24"/>
           <w:u w:val="single"/>
         </w:rPr>
-        <w:hyperlink r:id="rId13" w:history="1">
+        <w:hyperlink r:id="rId12" w:history="1">
           <w:r>
             <w:rPr>
               <w:rStyle w:val="Hyperlink"/>
@@ -2348,7 +2599,7 @@
           <w:sz w:val="24"/>
           <w:u w:val="single"/>
         </w:rPr>
-        <w:hyperlink r:id="rId13" w:history="1">
+        <w:hyperlink r:id="rId12" w:history="1">
           <w:r>
             <w:rPr>
               <w:rStyle w:val="Hyperlink"/>
@@ -2377,7 +2628,7 @@
           <w:sz w:val="24"/>
           <w:u w:val="single"/>
         </w:rPr>
-        <w:hyperlink r:id="rId13" w:history="1">
+        <w:hyperlink r:id="rId12" w:history="1">
           <w:r>
             <w:rPr>
               <w:rStyle w:val="Hyperlink"/>
@@ -2406,7 +2657,7 @@
           <w:sz w:val="24"/>
           <w:u w:val="single"/>
         </w:rPr>
-        <w:hyperlink r:id="rId13" w:history="1">
+        <w:hyperlink r:id="rId12" w:history="1">
           <w:r>
             <w:rPr>
               <w:rStyle w:val="Hyperlink"/>
@@ -2435,7 +2686,7 @@
           <w:sz w:val="24"/>
           <w:u w:val="single"/>
         </w:rPr>
-        <w:hyperlink r:id="rId13" w:history="1">
+        <w:hyperlink r:id="rId12" w:history="1">
           <w:r>
             <w:rPr>
               <w:rStyle w:val="Hyperlink"/>
@@ -2536,7 +2787,7 @@
           <w:sz w:val="24"/>
           <w:u w:val="single"/>
         </w:rPr>
-        <w:hyperlink r:id="rId12" w:history="1">
+        <w:hyperlink r:id="rId13" w:history="1">
           <w:r>
             <w:rPr>
               <w:rStyle w:val="Hyperlink"/>
@@ -3186,7 +3437,7 @@
             <w:rPr>
               <w:rStyle w:val="Hyperlink"/>
             </w:rPr>
-            <w:t>Significanc</w:t>
+            <w:t>Significan</w:t>
           </w:r>
         </w:hyperlink>
       </w:r>
@@ -3197,36 +3448,13 @@
           <w:i/>
           <w:color w:val="0000FF"/>
           <w:sz w:val="24"/>
-          <w:u w:val="single"/>
-        </w:rPr>
-        <w:t>e</w:t>
-      </w:r>
-      <w:r>
-        <w:rPr>
-          <w:rFonts w:ascii="Charis SIL Italic" w:hAnsi="Charis SIL Italic" w:eastAsia="Charis SIL Italic"/>
-          <w:b w:val="0"/>
-          <w:i/>
-          <w:color w:val="0000FF"/>
-          <w:sz w:val="24"/>
-          <w:u w:val="single"/>
-        </w:rPr>
-        <w:t xml:space="preserve"> </w:t>
-      </w:r>
-      <w:r>
-        <w:rPr>
-          <w:rFonts w:ascii="Charis SIL Italic" w:hAnsi="Charis SIL Italic" w:eastAsia="Charis SIL Italic"/>
-          <w:b w:val="0"/>
-          <w:i/>
-          <w:color w:val="0000FF"/>
-          <w:sz w:val="24"/>
-          <w:u w:val="single"/>
         </w:rPr>
         <w:hyperlink r:id="rId16" w:history="1">
           <w:r>
             <w:rPr>
               <w:rStyle w:val="Hyperlink"/>
             </w:rPr>
-            <w:t>o</w:t>
+            <w:t>c</w:t>
           </w:r>
         </w:hyperlink>
       </w:r>
@@ -3238,7 +3466,36 @@
           <w:color w:val="0000FF"/>
           <w:sz w:val="24"/>
         </w:rPr>
-        <w:t xml:space="preserve">f </w:t>
+        <w:t>e</w:t>
+      </w:r>
+      <w:r>
+        <w:rPr>
+          <w:rFonts w:ascii="Charis SIL Italic" w:hAnsi="Charis SIL Italic" w:eastAsia="Charis SIL Italic"/>
+          <w:b w:val="0"/>
+          <w:i/>
+          <w:color w:val="0000FF"/>
+          <w:sz w:val="24"/>
+          <w:u w:val="single"/>
+        </w:rPr>
+        <w:t xml:space="preserve"> </w:t>
+      </w:r>
+      <w:r>
+        <w:rPr>
+          <w:rFonts w:ascii="Charis SIL Italic" w:hAnsi="Charis SIL Italic" w:eastAsia="Charis SIL Italic"/>
+          <w:b w:val="0"/>
+          <w:i/>
+          <w:color w:val="0000FF"/>
+          <w:sz w:val="24"/>
+          <w:u w:val="single"/>
+        </w:rPr>
+        <w:hyperlink r:id="rId16" w:history="1">
+          <w:r>
+            <w:rPr>
+              <w:rStyle w:val="Hyperlink"/>
+            </w:rPr>
+            <w:t xml:space="preserve">of </w:t>
+          </w:r>
+        </w:hyperlink>
       </w:r>
       <w:r>
         <w:rPr>
@@ -4244,24 +4501,7 @@
           <w:color w:val="000000"/>
           <w:sz w:val="24"/>
         </w:rPr>
-        <w:hyperlink r:id="rId10" w:history="1">
-          <w:r>
-            <w:rPr>
-              <w:rStyle w:val="Hyperlink"/>
-            </w:rPr>
-            <w:t>y, Konstant</w:t>
-          </w:r>
-        </w:hyperlink>
-      </w:r>
-      <w:r>
-        <w:rPr>
-          <w:rFonts w:ascii="Charis SIL Regular" w:hAnsi="Charis SIL Regular" w:eastAsia="Charis SIL Regular"/>
-          <w:b w:val="0"/>
-          <w:i w:val="0"/>
-          <w:color w:val="000000"/>
-          <w:sz w:val="24"/>
-        </w:rPr>
-        <w:t xml:space="preserve">in Akinsha and Amy L. Walsh, </w:t>
+        <w:t xml:space="preserve">y, Konstantin Akinsha and Amy L. Walsh, </w:t>
       </w:r>
       <w:r>
         <w:rPr>
